--- a/Documentación/ProyectoIS 2026 CAJAL-FERNANDEZ_2daEntrega.docx
+++ b/Documentación/ProyectoIS 2026 CAJAL-FERNANDEZ_2daEntrega.docx
@@ -382,7 +382,7 @@
             </w:rPr>
             <w:fldChar w:fldCharType="separate"/>
           </w:r>
-          <w:hyperlink w:anchor="_Toc228301996" w:history="1">
+          <w:hyperlink w:anchor="_Toc229047015" w:history="1">
             <w:r>
               <w:rPr>
                 <w:rStyle w:val="Hipervnculo"/>
@@ -410,7 +410,7 @@
                 <w:noProof/>
                 <w:webHidden/>
               </w:rPr>
-              <w:instrText xml:space="preserve"> PAGEREF _Toc228301996 \h </w:instrText>
+              <w:instrText xml:space="preserve"> PAGEREF _Toc229047015 \h </w:instrText>
             </w:r>
             <w:r>
               <w:rPr>
@@ -430,7 +430,7 @@
                 <w:noProof/>
                 <w:webHidden/>
               </w:rPr>
-              <w:t>5</w:t>
+              <w:t>6</w:t>
             </w:r>
             <w:r>
               <w:rPr>
@@ -454,7 +454,7 @@
               <w14:ligatures w14:val="standardContextual"/>
             </w:rPr>
           </w:pPr>
-          <w:hyperlink w:anchor="_Toc228301997" w:history="1">
+          <w:hyperlink w:anchor="_Toc229047016" w:history="1">
             <w:r>
               <w:rPr>
                 <w:rStyle w:val="Hipervnculo"/>
@@ -482,7 +482,7 @@
                 <w:noProof/>
                 <w:webHidden/>
               </w:rPr>
-              <w:instrText xml:space="preserve"> PAGEREF _Toc228301997 \h </w:instrText>
+              <w:instrText xml:space="preserve"> PAGEREF _Toc229047016 \h </w:instrText>
             </w:r>
             <w:r>
               <w:rPr>
@@ -502,7 +502,7 @@
                 <w:noProof/>
                 <w:webHidden/>
               </w:rPr>
-              <w:t>5</w:t>
+              <w:t>6</w:t>
             </w:r>
             <w:r>
               <w:rPr>
@@ -526,7 +526,7 @@
               <w14:ligatures w14:val="standardContextual"/>
             </w:rPr>
           </w:pPr>
-          <w:hyperlink w:anchor="_Toc228301998" w:history="1">
+          <w:hyperlink w:anchor="_Toc229047017" w:history="1">
             <w:r>
               <w:rPr>
                 <w:rStyle w:val="Hipervnculo"/>
@@ -554,7 +554,7 @@
                 <w:noProof/>
                 <w:webHidden/>
               </w:rPr>
-              <w:instrText xml:space="preserve"> PAGEREF _Toc228301998 \h </w:instrText>
+              <w:instrText xml:space="preserve"> PAGEREF _Toc229047017 \h </w:instrText>
             </w:r>
             <w:r>
               <w:rPr>
@@ -574,7 +574,7 @@
                 <w:noProof/>
                 <w:webHidden/>
               </w:rPr>
-              <w:t>5</w:t>
+              <w:t>6</w:t>
             </w:r>
             <w:r>
               <w:rPr>
@@ -598,7 +598,7 @@
               <w14:ligatures w14:val="standardContextual"/>
             </w:rPr>
           </w:pPr>
-          <w:hyperlink w:anchor="_Toc228301999" w:history="1">
+          <w:hyperlink w:anchor="_Toc229047018" w:history="1">
             <w:r>
               <w:rPr>
                 <w:rStyle w:val="Hipervnculo"/>
@@ -626,7 +626,7 @@
                 <w:noProof/>
                 <w:webHidden/>
               </w:rPr>
-              <w:instrText xml:space="preserve"> PAGEREF _Toc228301999 \h </w:instrText>
+              <w:instrText xml:space="preserve"> PAGEREF _Toc229047018 \h </w:instrText>
             </w:r>
             <w:r>
               <w:rPr>
@@ -646,7 +646,7 @@
                 <w:noProof/>
                 <w:webHidden/>
               </w:rPr>
-              <w:t>5</w:t>
+              <w:t>6</w:t>
             </w:r>
             <w:r>
               <w:rPr>
@@ -670,7 +670,7 @@
               <w14:ligatures w14:val="standardContextual"/>
             </w:rPr>
           </w:pPr>
-          <w:hyperlink w:anchor="_Toc228302000" w:history="1">
+          <w:hyperlink w:anchor="_Toc229047019" w:history="1">
             <w:r>
               <w:rPr>
                 <w:rStyle w:val="Hipervnculo"/>
@@ -698,7 +698,7 @@
                 <w:noProof/>
                 <w:webHidden/>
               </w:rPr>
-              <w:instrText xml:space="preserve"> PAGEREF _Toc228302000 \h </w:instrText>
+              <w:instrText xml:space="preserve"> PAGEREF _Toc229047019 \h </w:instrText>
             </w:r>
             <w:r>
               <w:rPr>
@@ -718,7 +718,7 @@
                 <w:noProof/>
                 <w:webHidden/>
               </w:rPr>
-              <w:t>6</w:t>
+              <w:t>7</w:t>
             </w:r>
             <w:r>
               <w:rPr>
@@ -742,7 +742,7 @@
               <w14:ligatures w14:val="standardContextual"/>
             </w:rPr>
           </w:pPr>
-          <w:hyperlink w:anchor="_Toc228302001" w:history="1">
+          <w:hyperlink w:anchor="_Toc229047020" w:history="1">
             <w:r>
               <w:rPr>
                 <w:rStyle w:val="Hipervnculo"/>
@@ -770,7 +770,7 @@
                 <w:noProof/>
                 <w:webHidden/>
               </w:rPr>
-              <w:instrText xml:space="preserve"> PAGEREF _Toc228302001 \h </w:instrText>
+              <w:instrText xml:space="preserve"> PAGEREF _Toc229047020 \h </w:instrText>
             </w:r>
             <w:r>
               <w:rPr>
@@ -790,7 +790,7 @@
                 <w:noProof/>
                 <w:webHidden/>
               </w:rPr>
-              <w:t>6</w:t>
+              <w:t>7</w:t>
             </w:r>
             <w:r>
               <w:rPr>
@@ -814,7 +814,7 @@
               <w14:ligatures w14:val="standardContextual"/>
             </w:rPr>
           </w:pPr>
-          <w:hyperlink w:anchor="_Toc228302002" w:history="1">
+          <w:hyperlink w:anchor="_Toc229047021" w:history="1">
             <w:r>
               <w:rPr>
                 <w:rStyle w:val="Hipervnculo"/>
@@ -842,7 +842,7 @@
                 <w:noProof/>
                 <w:webHidden/>
               </w:rPr>
-              <w:instrText xml:space="preserve"> PAGEREF _Toc228302002 \h </w:instrText>
+              <w:instrText xml:space="preserve"> PAGEREF _Toc229047021 \h </w:instrText>
             </w:r>
             <w:r>
               <w:rPr>
@@ -862,7 +862,7 @@
                 <w:noProof/>
                 <w:webHidden/>
               </w:rPr>
-              <w:t>7</w:t>
+              <w:t>8</w:t>
             </w:r>
             <w:r>
               <w:rPr>
@@ -886,7 +886,7 @@
               <w14:ligatures w14:val="standardContextual"/>
             </w:rPr>
           </w:pPr>
-          <w:hyperlink w:anchor="_Toc228302003" w:history="1">
+          <w:hyperlink w:anchor="_Toc229047022" w:history="1">
             <w:r>
               <w:rPr>
                 <w:rStyle w:val="Hipervnculo"/>
@@ -914,7 +914,7 @@
                 <w:noProof/>
                 <w:webHidden/>
               </w:rPr>
-              <w:instrText xml:space="preserve"> PAGEREF _Toc228302003 \h </w:instrText>
+              <w:instrText xml:space="preserve"> PAGEREF _Toc229047022 \h </w:instrText>
             </w:r>
             <w:r>
               <w:rPr>
@@ -934,7 +934,7 @@
                 <w:noProof/>
                 <w:webHidden/>
               </w:rPr>
-              <w:t>7</w:t>
+              <w:t>8</w:t>
             </w:r>
             <w:r>
               <w:rPr>
@@ -958,7 +958,7 @@
               <w14:ligatures w14:val="standardContextual"/>
             </w:rPr>
           </w:pPr>
-          <w:hyperlink w:anchor="_Toc228302004" w:history="1">
+          <w:hyperlink w:anchor="_Toc229047023" w:history="1">
             <w:r>
               <w:rPr>
                 <w:rStyle w:val="Hipervnculo"/>
@@ -986,7 +986,7 @@
                 <w:noProof/>
                 <w:webHidden/>
               </w:rPr>
-              <w:instrText xml:space="preserve"> PAGEREF _Toc228302004 \h </w:instrText>
+              <w:instrText xml:space="preserve"> PAGEREF _Toc229047023 \h </w:instrText>
             </w:r>
             <w:r>
               <w:rPr>
@@ -1006,7 +1006,7 @@
                 <w:noProof/>
                 <w:webHidden/>
               </w:rPr>
-              <w:t>8</w:t>
+              <w:t>9</w:t>
             </w:r>
             <w:r>
               <w:rPr>
@@ -1030,7 +1030,7 @@
               <w14:ligatures w14:val="standardContextual"/>
             </w:rPr>
           </w:pPr>
-          <w:hyperlink w:anchor="_Toc228302005" w:history="1">
+          <w:hyperlink w:anchor="_Toc229047024" w:history="1">
             <w:r>
               <w:rPr>
                 <w:rStyle w:val="Hipervnculo"/>
@@ -1058,7 +1058,7 @@
                 <w:noProof/>
                 <w:webHidden/>
               </w:rPr>
-              <w:instrText xml:space="preserve"> PAGEREF _Toc228302005 \h </w:instrText>
+              <w:instrText xml:space="preserve"> PAGEREF _Toc229047024 \h </w:instrText>
             </w:r>
             <w:r>
               <w:rPr>
@@ -1078,7 +1078,7 @@
                 <w:noProof/>
                 <w:webHidden/>
               </w:rPr>
-              <w:t>8</w:t>
+              <w:t>9</w:t>
             </w:r>
             <w:r>
               <w:rPr>
@@ -1102,7 +1102,7 @@
               <w14:ligatures w14:val="standardContextual"/>
             </w:rPr>
           </w:pPr>
-          <w:hyperlink w:anchor="_Toc228302006" w:history="1">
+          <w:hyperlink w:anchor="_Toc229047025" w:history="1">
             <w:r>
               <w:rPr>
                 <w:rStyle w:val="Hipervnculo"/>
@@ -1130,7 +1130,7 @@
                 <w:noProof/>
                 <w:webHidden/>
               </w:rPr>
-              <w:instrText xml:space="preserve"> PAGEREF _Toc228302006 \h </w:instrText>
+              <w:instrText xml:space="preserve"> PAGEREF _Toc229047025 \h </w:instrText>
             </w:r>
             <w:r>
               <w:rPr>
@@ -1150,7 +1150,7 @@
                 <w:noProof/>
                 <w:webHidden/>
               </w:rPr>
-              <w:t>8</w:t>
+              <w:t>9</w:t>
             </w:r>
             <w:r>
               <w:rPr>
@@ -1174,7 +1174,7 @@
               <w14:ligatures w14:val="standardContextual"/>
             </w:rPr>
           </w:pPr>
-          <w:hyperlink w:anchor="_Toc228302007" w:history="1">
+          <w:hyperlink w:anchor="_Toc229047026" w:history="1">
             <w:r>
               <w:rPr>
                 <w:rStyle w:val="Hipervnculo"/>
@@ -1202,7 +1202,7 @@
                 <w:noProof/>
                 <w:webHidden/>
               </w:rPr>
-              <w:instrText xml:space="preserve"> PAGEREF _Toc228302007 \h </w:instrText>
+              <w:instrText xml:space="preserve"> PAGEREF _Toc229047026 \h </w:instrText>
             </w:r>
             <w:r>
               <w:rPr>
@@ -1222,7 +1222,7 @@
                 <w:noProof/>
                 <w:webHidden/>
               </w:rPr>
-              <w:t>9</w:t>
+              <w:t>10</w:t>
             </w:r>
             <w:r>
               <w:rPr>
@@ -1246,7 +1246,7 @@
               <w14:ligatures w14:val="standardContextual"/>
             </w:rPr>
           </w:pPr>
-          <w:hyperlink w:anchor="_Toc228302008" w:history="1">
+          <w:hyperlink w:anchor="_Toc229047027" w:history="1">
             <w:r>
               <w:rPr>
                 <w:rStyle w:val="Hipervnculo"/>
@@ -1274,7 +1274,7 @@
                 <w:noProof/>
                 <w:webHidden/>
               </w:rPr>
-              <w:instrText xml:space="preserve"> PAGEREF _Toc228302008 \h </w:instrText>
+              <w:instrText xml:space="preserve"> PAGEREF _Toc229047027 \h </w:instrText>
             </w:r>
             <w:r>
               <w:rPr>
@@ -1294,7 +1294,7 @@
                 <w:noProof/>
                 <w:webHidden/>
               </w:rPr>
-              <w:t>9</w:t>
+              <w:t>10</w:t>
             </w:r>
             <w:r>
               <w:rPr>
@@ -1318,7 +1318,7 @@
               <w14:ligatures w14:val="standardContextual"/>
             </w:rPr>
           </w:pPr>
-          <w:hyperlink w:anchor="_Toc228302009" w:history="1">
+          <w:hyperlink w:anchor="_Toc229047028" w:history="1">
             <w:r>
               <w:rPr>
                 <w:rStyle w:val="Hipervnculo"/>
@@ -1346,7 +1346,7 @@
                 <w:noProof/>
                 <w:webHidden/>
               </w:rPr>
-              <w:instrText xml:space="preserve"> PAGEREF _Toc228302009 \h </w:instrText>
+              <w:instrText xml:space="preserve"> PAGEREF _Toc229047028 \h </w:instrText>
             </w:r>
             <w:r>
               <w:rPr>
@@ -1366,7 +1366,7 @@
                 <w:noProof/>
                 <w:webHidden/>
               </w:rPr>
-              <w:t>10</w:t>
+              <w:t>11</w:t>
             </w:r>
             <w:r>
               <w:rPr>
@@ -1390,7 +1390,7 @@
               <w14:ligatures w14:val="standardContextual"/>
             </w:rPr>
           </w:pPr>
-          <w:hyperlink w:anchor="_Toc228302010" w:history="1">
+          <w:hyperlink w:anchor="_Toc229047029" w:history="1">
             <w:r>
               <w:rPr>
                 <w:rStyle w:val="Hipervnculo"/>
@@ -1418,7 +1418,7 @@
                 <w:noProof/>
                 <w:webHidden/>
               </w:rPr>
-              <w:instrText xml:space="preserve"> PAGEREF _Toc228302010 \h </w:instrText>
+              <w:instrText xml:space="preserve"> PAGEREF _Toc229047029 \h </w:instrText>
             </w:r>
             <w:r>
               <w:rPr>
@@ -1438,7 +1438,7 @@
                 <w:noProof/>
                 <w:webHidden/>
               </w:rPr>
-              <w:t>10</w:t>
+              <w:t>11</w:t>
             </w:r>
             <w:r>
               <w:rPr>
@@ -1462,7 +1462,7 @@
               <w14:ligatures w14:val="standardContextual"/>
             </w:rPr>
           </w:pPr>
-          <w:hyperlink w:anchor="_Toc228302011" w:history="1">
+          <w:hyperlink w:anchor="_Toc229047030" w:history="1">
             <w:r>
               <w:rPr>
                 <w:rStyle w:val="Hipervnculo"/>
@@ -1490,7 +1490,7 @@
                 <w:noProof/>
                 <w:webHidden/>
               </w:rPr>
-              <w:instrText xml:space="preserve"> PAGEREF _Toc228302011 \h </w:instrText>
+              <w:instrText xml:space="preserve"> PAGEREF _Toc229047030 \h </w:instrText>
             </w:r>
             <w:r>
               <w:rPr>
@@ -1510,7 +1510,7 @@
                 <w:noProof/>
                 <w:webHidden/>
               </w:rPr>
-              <w:t>11</w:t>
+              <w:t>12</w:t>
             </w:r>
             <w:r>
               <w:rPr>
@@ -1534,7 +1534,7 @@
               <w14:ligatures w14:val="standardContextual"/>
             </w:rPr>
           </w:pPr>
-          <w:hyperlink w:anchor="_Toc228302012" w:history="1">
+          <w:hyperlink w:anchor="_Toc229047031" w:history="1">
             <w:r>
               <w:rPr>
                 <w:rStyle w:val="Hipervnculo"/>
@@ -1562,7 +1562,7 @@
                 <w:noProof/>
                 <w:webHidden/>
               </w:rPr>
-              <w:instrText xml:space="preserve"> PAGEREF _Toc228302012 \h </w:instrText>
+              <w:instrText xml:space="preserve"> PAGEREF _Toc229047031 \h </w:instrText>
             </w:r>
             <w:r>
               <w:rPr>
@@ -1582,7 +1582,7 @@
                 <w:noProof/>
                 <w:webHidden/>
               </w:rPr>
-              <w:t>11</w:t>
+              <w:t>12</w:t>
             </w:r>
             <w:r>
               <w:rPr>
@@ -1606,7 +1606,7 @@
               <w14:ligatures w14:val="standardContextual"/>
             </w:rPr>
           </w:pPr>
-          <w:hyperlink w:anchor="_Toc228302013" w:history="1">
+          <w:hyperlink w:anchor="_Toc229047032" w:history="1">
             <w:r>
               <w:rPr>
                 <w:rStyle w:val="Hipervnculo"/>
@@ -1634,7 +1634,7 @@
                 <w:noProof/>
                 <w:webHidden/>
               </w:rPr>
-              <w:instrText xml:space="preserve"> PAGEREF _Toc228302013 \h </w:instrText>
+              <w:instrText xml:space="preserve"> PAGEREF _Toc229047032 \h </w:instrText>
             </w:r>
             <w:r>
               <w:rPr>
@@ -1654,7 +1654,7 @@
                 <w:noProof/>
                 <w:webHidden/>
               </w:rPr>
-              <w:t>11</w:t>
+              <w:t>12</w:t>
             </w:r>
             <w:r>
               <w:rPr>
@@ -1678,7 +1678,7 @@
               <w14:ligatures w14:val="standardContextual"/>
             </w:rPr>
           </w:pPr>
-          <w:hyperlink w:anchor="_Toc228302014" w:history="1">
+          <w:hyperlink w:anchor="_Toc229047033" w:history="1">
             <w:r>
               <w:rPr>
                 <w:rStyle w:val="Hipervnculo"/>
@@ -1706,7 +1706,7 @@
                 <w:noProof/>
                 <w:webHidden/>
               </w:rPr>
-              <w:instrText xml:space="preserve"> PAGEREF _Toc228302014 \h </w:instrText>
+              <w:instrText xml:space="preserve"> PAGEREF _Toc229047033 \h </w:instrText>
             </w:r>
             <w:r>
               <w:rPr>
@@ -1726,7 +1726,7 @@
                 <w:noProof/>
                 <w:webHidden/>
               </w:rPr>
-              <w:t>12</w:t>
+              <w:t>13</w:t>
             </w:r>
             <w:r>
               <w:rPr>
@@ -1750,7 +1750,7 @@
               <w14:ligatures w14:val="standardContextual"/>
             </w:rPr>
           </w:pPr>
-          <w:hyperlink w:anchor="_Toc228302015" w:history="1">
+          <w:hyperlink w:anchor="_Toc229047034" w:history="1">
             <w:r>
               <w:rPr>
                 <w:rStyle w:val="Hipervnculo"/>
@@ -1778,7 +1778,7 @@
                 <w:noProof/>
                 <w:webHidden/>
               </w:rPr>
-              <w:instrText xml:space="preserve"> PAGEREF _Toc228302015 \h </w:instrText>
+              <w:instrText xml:space="preserve"> PAGEREF _Toc229047034 \h </w:instrText>
             </w:r>
             <w:r>
               <w:rPr>
@@ -1798,7 +1798,7 @@
                 <w:noProof/>
                 <w:webHidden/>
               </w:rPr>
-              <w:t>12</w:t>
+              <w:t>13</w:t>
             </w:r>
             <w:r>
               <w:rPr>
@@ -1822,7 +1822,7 @@
               <w14:ligatures w14:val="standardContextual"/>
             </w:rPr>
           </w:pPr>
-          <w:hyperlink w:anchor="_Toc228302016" w:history="1">
+          <w:hyperlink w:anchor="_Toc229047035" w:history="1">
             <w:r>
               <w:rPr>
                 <w:rStyle w:val="Hipervnculo"/>
@@ -1850,7 +1850,7 @@
                 <w:noProof/>
                 <w:webHidden/>
               </w:rPr>
-              <w:instrText xml:space="preserve"> PAGEREF _Toc228302016 \h </w:instrText>
+              <w:instrText xml:space="preserve"> PAGEREF _Toc229047035 \h </w:instrText>
             </w:r>
             <w:r>
               <w:rPr>
@@ -1870,7 +1870,7 @@
                 <w:noProof/>
                 <w:webHidden/>
               </w:rPr>
-              <w:t>12</w:t>
+              <w:t>13</w:t>
             </w:r>
             <w:r>
               <w:rPr>
@@ -1894,7 +1894,7 @@
               <w14:ligatures w14:val="standardContextual"/>
             </w:rPr>
           </w:pPr>
-          <w:hyperlink w:anchor="_Toc228302017" w:history="1">
+          <w:hyperlink w:anchor="_Toc229047036" w:history="1">
             <w:r>
               <w:rPr>
                 <w:rStyle w:val="Hipervnculo"/>
@@ -1922,7 +1922,7 @@
                 <w:noProof/>
                 <w:webHidden/>
               </w:rPr>
-              <w:instrText xml:space="preserve"> PAGEREF _Toc228302017 \h </w:instrText>
+              <w:instrText xml:space="preserve"> PAGEREF _Toc229047036 \h </w:instrText>
             </w:r>
             <w:r>
               <w:rPr>
@@ -1942,7 +1942,7 @@
                 <w:noProof/>
                 <w:webHidden/>
               </w:rPr>
-              <w:t>14</w:t>
+              <w:t>15</w:t>
             </w:r>
             <w:r>
               <w:rPr>
@@ -1966,7 +1966,7 @@
               <w14:ligatures w14:val="standardContextual"/>
             </w:rPr>
           </w:pPr>
-          <w:hyperlink w:anchor="_Toc228302018" w:history="1">
+          <w:hyperlink w:anchor="_Toc229047037" w:history="1">
             <w:r>
               <w:rPr>
                 <w:rStyle w:val="Hipervnculo"/>
@@ -1994,7 +1994,7 @@
                 <w:noProof/>
                 <w:webHidden/>
               </w:rPr>
-              <w:instrText xml:space="preserve"> PAGEREF _Toc228302018 \h </w:instrText>
+              <w:instrText xml:space="preserve"> PAGEREF _Toc229047037 \h </w:instrText>
             </w:r>
             <w:r>
               <w:rPr>
@@ -2014,7 +2014,7 @@
                 <w:noProof/>
                 <w:webHidden/>
               </w:rPr>
-              <w:t>15</w:t>
+              <w:t>16</w:t>
             </w:r>
             <w:r>
               <w:rPr>
@@ -2038,7 +2038,7 @@
               <w14:ligatures w14:val="standardContextual"/>
             </w:rPr>
           </w:pPr>
-          <w:hyperlink w:anchor="_Toc228302019" w:history="1">
+          <w:hyperlink w:anchor="_Toc229047038" w:history="1">
             <w:r>
               <w:rPr>
                 <w:rStyle w:val="Hipervnculo"/>
@@ -2066,7 +2066,7 @@
                 <w:noProof/>
                 <w:webHidden/>
               </w:rPr>
-              <w:instrText xml:space="preserve"> PAGEREF _Toc228302019 \h </w:instrText>
+              <w:instrText xml:space="preserve"> PAGEREF _Toc229047038 \h </w:instrText>
             </w:r>
             <w:r>
               <w:rPr>
@@ -2086,7 +2086,7 @@
                 <w:noProof/>
                 <w:webHidden/>
               </w:rPr>
-              <w:t>15</w:t>
+              <w:t>16</w:t>
             </w:r>
             <w:r>
               <w:rPr>
@@ -2110,7 +2110,7 @@
               <w14:ligatures w14:val="standardContextual"/>
             </w:rPr>
           </w:pPr>
-          <w:hyperlink w:anchor="_Toc228302020" w:history="1">
+          <w:hyperlink w:anchor="_Toc229047039" w:history="1">
             <w:r>
               <w:rPr>
                 <w:rStyle w:val="Hipervnculo"/>
@@ -2138,7 +2138,7 @@
                 <w:noProof/>
                 <w:webHidden/>
               </w:rPr>
-              <w:instrText xml:space="preserve"> PAGEREF _Toc228302020 \h </w:instrText>
+              <w:instrText xml:space="preserve"> PAGEREF _Toc229047039 \h </w:instrText>
             </w:r>
             <w:r>
               <w:rPr>
@@ -2158,7 +2158,7 @@
                 <w:noProof/>
                 <w:webHidden/>
               </w:rPr>
-              <w:t>16</w:t>
+              <w:t>17</w:t>
             </w:r>
             <w:r>
               <w:rPr>
@@ -2182,7 +2182,7 @@
               <w14:ligatures w14:val="standardContextual"/>
             </w:rPr>
           </w:pPr>
-          <w:hyperlink w:anchor="_Toc228302021" w:history="1">
+          <w:hyperlink w:anchor="_Toc229047040" w:history="1">
             <w:r>
               <w:rPr>
                 <w:rStyle w:val="Hipervnculo"/>
@@ -2210,7 +2210,7 @@
                 <w:noProof/>
                 <w:webHidden/>
               </w:rPr>
-              <w:instrText xml:space="preserve"> PAGEREF _Toc228302021 \h </w:instrText>
+              <w:instrText xml:space="preserve"> PAGEREF _Toc229047040 \h </w:instrText>
             </w:r>
             <w:r>
               <w:rPr>
@@ -2230,7 +2230,7 @@
                 <w:noProof/>
                 <w:webHidden/>
               </w:rPr>
-              <w:t>16</w:t>
+              <w:t>17</w:t>
             </w:r>
             <w:r>
               <w:rPr>
@@ -2254,7 +2254,7 @@
               <w14:ligatures w14:val="standardContextual"/>
             </w:rPr>
           </w:pPr>
-          <w:hyperlink w:anchor="_Toc228302022" w:history="1">
+          <w:hyperlink w:anchor="_Toc229047041" w:history="1">
             <w:r>
               <w:rPr>
                 <w:rStyle w:val="Hipervnculo"/>
@@ -2282,7 +2282,7 @@
                 <w:noProof/>
                 <w:webHidden/>
               </w:rPr>
-              <w:instrText xml:space="preserve"> PAGEREF _Toc228302022 \h </w:instrText>
+              <w:instrText xml:space="preserve"> PAGEREF _Toc229047041 \h </w:instrText>
             </w:r>
             <w:r>
               <w:rPr>
@@ -2302,7 +2302,7 @@
                 <w:noProof/>
                 <w:webHidden/>
               </w:rPr>
-              <w:t>16</w:t>
+              <w:t>17</w:t>
             </w:r>
             <w:r>
               <w:rPr>
@@ -2326,7 +2326,7 @@
               <w14:ligatures w14:val="standardContextual"/>
             </w:rPr>
           </w:pPr>
-          <w:hyperlink w:anchor="_Toc228302023" w:history="1">
+          <w:hyperlink w:anchor="_Toc229047042" w:history="1">
             <w:r>
               <w:rPr>
                 <w:rStyle w:val="Hipervnculo"/>
@@ -2354,7 +2354,7 @@
                 <w:noProof/>
                 <w:webHidden/>
               </w:rPr>
-              <w:instrText xml:space="preserve"> PAGEREF _Toc228302023 \h </w:instrText>
+              <w:instrText xml:space="preserve"> PAGEREF _Toc229047042 \h </w:instrText>
             </w:r>
             <w:r>
               <w:rPr>
@@ -2374,7 +2374,7 @@
                 <w:noProof/>
                 <w:webHidden/>
               </w:rPr>
-              <w:t>16</w:t>
+              <w:t>17</w:t>
             </w:r>
             <w:r>
               <w:rPr>
@@ -2398,7 +2398,7 @@
               <w14:ligatures w14:val="standardContextual"/>
             </w:rPr>
           </w:pPr>
-          <w:hyperlink w:anchor="_Toc228302024" w:history="1">
+          <w:hyperlink w:anchor="_Toc229047043" w:history="1">
             <w:r>
               <w:rPr>
                 <w:rStyle w:val="Hipervnculo"/>
@@ -2426,7 +2426,7 @@
                 <w:noProof/>
                 <w:webHidden/>
               </w:rPr>
-              <w:instrText xml:space="preserve"> PAGEREF _Toc228302024 \h </w:instrText>
+              <w:instrText xml:space="preserve"> PAGEREF _Toc229047043 \h </w:instrText>
             </w:r>
             <w:r>
               <w:rPr>
@@ -2446,7 +2446,7 @@
                 <w:noProof/>
                 <w:webHidden/>
               </w:rPr>
-              <w:t>18</w:t>
+              <w:t>19</w:t>
             </w:r>
             <w:r>
               <w:rPr>
@@ -2470,7 +2470,7 @@
               <w14:ligatures w14:val="standardContextual"/>
             </w:rPr>
           </w:pPr>
-          <w:hyperlink w:anchor="_Toc228302025" w:history="1">
+          <w:hyperlink w:anchor="_Toc229047044" w:history="1">
             <w:r>
               <w:rPr>
                 <w:rStyle w:val="Hipervnculo"/>
@@ -2498,7 +2498,7 @@
                 <w:noProof/>
                 <w:webHidden/>
               </w:rPr>
-              <w:instrText xml:space="preserve"> PAGEREF _Toc228302025 \h </w:instrText>
+              <w:instrText xml:space="preserve"> PAGEREF _Toc229047044 \h </w:instrText>
             </w:r>
             <w:r>
               <w:rPr>
@@ -2518,7 +2518,7 @@
                 <w:noProof/>
                 <w:webHidden/>
               </w:rPr>
-              <w:t>19</w:t>
+              <w:t>20</w:t>
             </w:r>
             <w:r>
               <w:rPr>
@@ -2542,7 +2542,7 @@
               <w14:ligatures w14:val="standardContextual"/>
             </w:rPr>
           </w:pPr>
-          <w:hyperlink w:anchor="_Toc228302026" w:history="1">
+          <w:hyperlink w:anchor="_Toc229047045" w:history="1">
             <w:r>
               <w:rPr>
                 <w:rStyle w:val="Hipervnculo"/>
@@ -2570,7 +2570,7 @@
                 <w:noProof/>
                 <w:webHidden/>
               </w:rPr>
-              <w:instrText xml:space="preserve"> PAGEREF _Toc228302026 \h </w:instrText>
+              <w:instrText xml:space="preserve"> PAGEREF _Toc229047045 \h </w:instrText>
             </w:r>
             <w:r>
               <w:rPr>
@@ -2590,7 +2590,7 @@
                 <w:noProof/>
                 <w:webHidden/>
               </w:rPr>
-              <w:t>19</w:t>
+              <w:t>20</w:t>
             </w:r>
             <w:r>
               <w:rPr>
@@ -2614,7 +2614,7 @@
               <w14:ligatures w14:val="standardContextual"/>
             </w:rPr>
           </w:pPr>
-          <w:hyperlink w:anchor="_Toc228302027" w:history="1">
+          <w:hyperlink w:anchor="_Toc229047046" w:history="1">
             <w:r>
               <w:rPr>
                 <w:rStyle w:val="Hipervnculo"/>
@@ -2642,7 +2642,7 @@
                 <w:noProof/>
                 <w:webHidden/>
               </w:rPr>
-              <w:instrText xml:space="preserve"> PAGEREF _Toc228302027 \h </w:instrText>
+              <w:instrText xml:space="preserve"> PAGEREF _Toc229047046 \h </w:instrText>
             </w:r>
             <w:r>
               <w:rPr>
@@ -2662,7 +2662,7 @@
                 <w:noProof/>
                 <w:webHidden/>
               </w:rPr>
-              <w:t>20</w:t>
+              <w:t>21</w:t>
             </w:r>
             <w:r>
               <w:rPr>
@@ -2686,7 +2686,7 @@
               <w14:ligatures w14:val="standardContextual"/>
             </w:rPr>
           </w:pPr>
-          <w:hyperlink w:anchor="_Toc228302028" w:history="1">
+          <w:hyperlink w:anchor="_Toc229047047" w:history="1">
             <w:r>
               <w:rPr>
                 <w:rStyle w:val="Hipervnculo"/>
@@ -2714,7 +2714,7 @@
                 <w:noProof/>
                 <w:webHidden/>
               </w:rPr>
-              <w:instrText xml:space="preserve"> PAGEREF _Toc228302028 \h </w:instrText>
+              <w:instrText xml:space="preserve"> PAGEREF _Toc229047047 \h </w:instrText>
             </w:r>
             <w:r>
               <w:rPr>
@@ -2734,7 +2734,7 @@
                 <w:noProof/>
                 <w:webHidden/>
               </w:rPr>
-              <w:t>21</w:t>
+              <w:t>22</w:t>
             </w:r>
             <w:r>
               <w:rPr>
@@ -2758,7 +2758,7 @@
               <w14:ligatures w14:val="standardContextual"/>
             </w:rPr>
           </w:pPr>
-          <w:hyperlink w:anchor="_Toc228302029" w:history="1">
+          <w:hyperlink w:anchor="_Toc229047048" w:history="1">
             <w:r>
               <w:rPr>
                 <w:rStyle w:val="Hipervnculo"/>
@@ -2786,7 +2786,7 @@
                 <w:noProof/>
                 <w:webHidden/>
               </w:rPr>
-              <w:instrText xml:space="preserve"> PAGEREF _Toc228302029 \h </w:instrText>
+              <w:instrText xml:space="preserve"> PAGEREF _Toc229047048 \h </w:instrText>
             </w:r>
             <w:r>
               <w:rPr>
@@ -2806,7 +2806,7 @@
                 <w:noProof/>
                 <w:webHidden/>
               </w:rPr>
-              <w:t>21</w:t>
+              <w:t>22</w:t>
             </w:r>
             <w:r>
               <w:rPr>
@@ -2830,7 +2830,7 @@
               <w14:ligatures w14:val="standardContextual"/>
             </w:rPr>
           </w:pPr>
-          <w:hyperlink w:anchor="_Toc228302030" w:history="1">
+          <w:hyperlink w:anchor="_Toc229047049" w:history="1">
             <w:r>
               <w:rPr>
                 <w:rStyle w:val="Hipervnculo"/>
@@ -2858,7 +2858,7 @@
                 <w:noProof/>
                 <w:webHidden/>
               </w:rPr>
-              <w:instrText xml:space="preserve"> PAGEREF _Toc228302030 \h </w:instrText>
+              <w:instrText xml:space="preserve"> PAGEREF _Toc229047049 \h </w:instrText>
             </w:r>
             <w:r>
               <w:rPr>
@@ -2878,7 +2878,7 @@
                 <w:noProof/>
                 <w:webHidden/>
               </w:rPr>
-              <w:t>21</w:t>
+              <w:t>22</w:t>
             </w:r>
             <w:r>
               <w:rPr>
@@ -2902,7 +2902,7 @@
               <w14:ligatures w14:val="standardContextual"/>
             </w:rPr>
           </w:pPr>
-          <w:hyperlink w:anchor="_Toc228302031" w:history="1">
+          <w:hyperlink w:anchor="_Toc229047050" w:history="1">
             <w:r>
               <w:rPr>
                 <w:rStyle w:val="Hipervnculo"/>
@@ -2930,7 +2930,7 @@
                 <w:noProof/>
                 <w:webHidden/>
               </w:rPr>
-              <w:instrText xml:space="preserve"> PAGEREF _Toc228302031 \h </w:instrText>
+              <w:instrText xml:space="preserve"> PAGEREF _Toc229047050 \h </w:instrText>
             </w:r>
             <w:r>
               <w:rPr>
@@ -2950,7 +2950,7 @@
                 <w:noProof/>
                 <w:webHidden/>
               </w:rPr>
-              <w:t>22</w:t>
+              <w:t>23</w:t>
             </w:r>
             <w:r>
               <w:rPr>
@@ -2974,7 +2974,7 @@
               <w14:ligatures w14:val="standardContextual"/>
             </w:rPr>
           </w:pPr>
-          <w:hyperlink w:anchor="_Toc228302032" w:history="1">
+          <w:hyperlink w:anchor="_Toc229047051" w:history="1">
             <w:r>
               <w:rPr>
                 <w:rStyle w:val="Hipervnculo"/>
@@ -3002,7 +3002,7 @@
                 <w:noProof/>
                 <w:webHidden/>
               </w:rPr>
-              <w:instrText xml:space="preserve"> PAGEREF _Toc228302032 \h </w:instrText>
+              <w:instrText xml:space="preserve"> PAGEREF _Toc229047051 \h </w:instrText>
             </w:r>
             <w:r>
               <w:rPr>
@@ -3022,7 +3022,7 @@
                 <w:noProof/>
                 <w:webHidden/>
               </w:rPr>
-              <w:t>22</w:t>
+              <w:t>23</w:t>
             </w:r>
             <w:r>
               <w:rPr>
@@ -3046,7 +3046,7 @@
               <w14:ligatures w14:val="standardContextual"/>
             </w:rPr>
           </w:pPr>
-          <w:hyperlink w:anchor="_Toc228302033" w:history="1">
+          <w:hyperlink w:anchor="_Toc229047052" w:history="1">
             <w:r>
               <w:rPr>
                 <w:rStyle w:val="Hipervnculo"/>
@@ -3074,7 +3074,7 @@
                 <w:noProof/>
                 <w:webHidden/>
               </w:rPr>
-              <w:instrText xml:space="preserve"> PAGEREF _Toc228302033 \h </w:instrText>
+              <w:instrText xml:space="preserve"> PAGEREF _Toc229047052 \h </w:instrText>
             </w:r>
             <w:r>
               <w:rPr>
@@ -3094,7 +3094,7 @@
                 <w:noProof/>
                 <w:webHidden/>
               </w:rPr>
-              <w:t>23</w:t>
+              <w:t>24</w:t>
             </w:r>
             <w:r>
               <w:rPr>
@@ -3118,7 +3118,7 @@
               <w14:ligatures w14:val="standardContextual"/>
             </w:rPr>
           </w:pPr>
-          <w:hyperlink w:anchor="_Toc228302034" w:history="1">
+          <w:hyperlink w:anchor="_Toc229047053" w:history="1">
             <w:r>
               <w:rPr>
                 <w:rStyle w:val="Hipervnculo"/>
@@ -3146,7 +3146,7 @@
                 <w:noProof/>
                 <w:webHidden/>
               </w:rPr>
-              <w:instrText xml:space="preserve"> PAGEREF _Toc228302034 \h </w:instrText>
+              <w:instrText xml:space="preserve"> PAGEREF _Toc229047053 \h </w:instrText>
             </w:r>
             <w:r>
               <w:rPr>
@@ -3166,7 +3166,7 @@
                 <w:noProof/>
                 <w:webHidden/>
               </w:rPr>
-              <w:t>23</w:t>
+              <w:t>24</w:t>
             </w:r>
             <w:r>
               <w:rPr>
@@ -3190,7 +3190,7 @@
               <w14:ligatures w14:val="standardContextual"/>
             </w:rPr>
           </w:pPr>
-          <w:hyperlink w:anchor="_Toc228302035" w:history="1">
+          <w:hyperlink w:anchor="_Toc229047054" w:history="1">
             <w:r>
               <w:rPr>
                 <w:rStyle w:val="Hipervnculo"/>
@@ -3218,7 +3218,7 @@
                 <w:noProof/>
                 <w:webHidden/>
               </w:rPr>
-              <w:instrText xml:space="preserve"> PAGEREF _Toc228302035 \h </w:instrText>
+              <w:instrText xml:space="preserve"> PAGEREF _Toc229047054 \h </w:instrText>
             </w:r>
             <w:r>
               <w:rPr>
@@ -3238,7 +3238,7 @@
                 <w:noProof/>
                 <w:webHidden/>
               </w:rPr>
-              <w:t>23</w:t>
+              <w:t>24</w:t>
             </w:r>
             <w:r>
               <w:rPr>
@@ -3262,7 +3262,7 @@
               <w14:ligatures w14:val="standardContextual"/>
             </w:rPr>
           </w:pPr>
-          <w:hyperlink w:anchor="_Toc228302036" w:history="1">
+          <w:hyperlink w:anchor="_Toc229047055" w:history="1">
             <w:r>
               <w:rPr>
                 <w:rStyle w:val="Hipervnculo"/>
@@ -3290,7 +3290,7 @@
                 <w:noProof/>
                 <w:webHidden/>
               </w:rPr>
-              <w:instrText xml:space="preserve"> PAGEREF _Toc228302036 \h </w:instrText>
+              <w:instrText xml:space="preserve"> PAGEREF _Toc229047055 \h </w:instrText>
             </w:r>
             <w:r>
               <w:rPr>
@@ -3310,7 +3310,7 @@
                 <w:noProof/>
                 <w:webHidden/>
               </w:rPr>
-              <w:t>24</w:t>
+              <w:t>25</w:t>
             </w:r>
             <w:r>
               <w:rPr>
@@ -3334,14 +3334,14 @@
               <w14:ligatures w14:val="standardContextual"/>
             </w:rPr>
           </w:pPr>
-          <w:hyperlink w:anchor="_Toc228302037" w:history="1">
+          <w:hyperlink w:anchor="_Toc229047056" w:history="1">
             <w:r>
               <w:rPr>
                 <w:rStyle w:val="Hipervnculo"/>
                 <w:rFonts w:ascii="Times New Roman" w:eastAsia="Times New Roman" w:hAnsi="Times New Roman" w:cs="Times New Roman"/>
                 <w:noProof/>
               </w:rPr>
-              <w:t>3.7 CU004 Borrar Usuario</w:t>
+              <w:t>3.7 CU004 Eliminar Usuario</w:t>
             </w:r>
             <w:r>
               <w:rPr>
@@ -3362,7 +3362,7 @@
                 <w:noProof/>
                 <w:webHidden/>
               </w:rPr>
-              <w:instrText xml:space="preserve"> PAGEREF _Toc228302037 \h </w:instrText>
+              <w:instrText xml:space="preserve"> PAGEREF _Toc229047056 \h </w:instrText>
             </w:r>
             <w:r>
               <w:rPr>
@@ -3382,7 +3382,7 @@
                 <w:noProof/>
                 <w:webHidden/>
               </w:rPr>
-              <w:t>24</w:t>
+              <w:t>25</w:t>
             </w:r>
             <w:r>
               <w:rPr>
@@ -3406,7 +3406,7 @@
               <w14:ligatures w14:val="standardContextual"/>
             </w:rPr>
           </w:pPr>
-          <w:hyperlink w:anchor="_Toc228302038" w:history="1">
+          <w:hyperlink w:anchor="_Toc229047057" w:history="1">
             <w:r>
               <w:rPr>
                 <w:rStyle w:val="Hipervnculo"/>
@@ -3434,7 +3434,7 @@
                 <w:noProof/>
                 <w:webHidden/>
               </w:rPr>
-              <w:instrText xml:space="preserve"> PAGEREF _Toc228302038 \h </w:instrText>
+              <w:instrText xml:space="preserve"> PAGEREF _Toc229047057 \h </w:instrText>
             </w:r>
             <w:r>
               <w:rPr>
@@ -3454,7 +3454,7 @@
                 <w:noProof/>
                 <w:webHidden/>
               </w:rPr>
-              <w:t>24</w:t>
+              <w:t>25</w:t>
             </w:r>
             <w:r>
               <w:rPr>
@@ -3478,7 +3478,7 @@
               <w14:ligatures w14:val="standardContextual"/>
             </w:rPr>
           </w:pPr>
-          <w:hyperlink w:anchor="_Toc228302039" w:history="1">
+          <w:hyperlink w:anchor="_Toc229047058" w:history="1">
             <w:r>
               <w:rPr>
                 <w:rStyle w:val="Hipervnculo"/>
@@ -3506,7 +3506,7 @@
                 <w:noProof/>
                 <w:webHidden/>
               </w:rPr>
-              <w:instrText xml:space="preserve"> PAGEREF _Toc228302039 \h </w:instrText>
+              <w:instrText xml:space="preserve"> PAGEREF _Toc229047058 \h </w:instrText>
             </w:r>
             <w:r>
               <w:rPr>
@@ -3526,7 +3526,7 @@
                 <w:noProof/>
                 <w:webHidden/>
               </w:rPr>
-              <w:t>25</w:t>
+              <w:t>26</w:t>
             </w:r>
             <w:r>
               <w:rPr>
@@ -3550,14 +3550,14 @@
               <w14:ligatures w14:val="standardContextual"/>
             </w:rPr>
           </w:pPr>
-          <w:hyperlink w:anchor="_Toc228302040" w:history="1">
+          <w:hyperlink w:anchor="_Toc229047059" w:history="1">
             <w:r>
               <w:rPr>
                 <w:rStyle w:val="Hipervnculo"/>
                 <w:rFonts w:ascii="Times New Roman" w:eastAsia="Times New Roman" w:hAnsi="Times New Roman" w:cs="Times New Roman"/>
                 <w:noProof/>
               </w:rPr>
-              <w:t>3.8 CU005 Modificación Usuario</w:t>
+              <w:t>3.8 CU005 Modificar Usuario</w:t>
             </w:r>
             <w:r>
               <w:rPr>
@@ -3578,7 +3578,7 @@
                 <w:noProof/>
                 <w:webHidden/>
               </w:rPr>
-              <w:instrText xml:space="preserve"> PAGEREF _Toc228302040 \h </w:instrText>
+              <w:instrText xml:space="preserve"> PAGEREF _Toc229047059 \h </w:instrText>
             </w:r>
             <w:r>
               <w:rPr>
@@ -3598,7 +3598,7 @@
                 <w:noProof/>
                 <w:webHidden/>
               </w:rPr>
-              <w:t>25</w:t>
+              <w:t>26</w:t>
             </w:r>
             <w:r>
               <w:rPr>
@@ -3622,7 +3622,7 @@
               <w14:ligatures w14:val="standardContextual"/>
             </w:rPr>
           </w:pPr>
-          <w:hyperlink w:anchor="_Toc228302041" w:history="1">
+          <w:hyperlink w:anchor="_Toc229047060" w:history="1">
             <w:r>
               <w:rPr>
                 <w:rStyle w:val="Hipervnculo"/>
@@ -3650,7 +3650,7 @@
                 <w:noProof/>
                 <w:webHidden/>
               </w:rPr>
-              <w:instrText xml:space="preserve"> PAGEREF _Toc228302041 \h </w:instrText>
+              <w:instrText xml:space="preserve"> PAGEREF _Toc229047060 \h </w:instrText>
             </w:r>
             <w:r>
               <w:rPr>
@@ -3670,7 +3670,7 @@
                 <w:noProof/>
                 <w:webHidden/>
               </w:rPr>
-              <w:t>25</w:t>
+              <w:t>26</w:t>
             </w:r>
             <w:r>
               <w:rPr>
@@ -3694,7 +3694,7 @@
               <w14:ligatures w14:val="standardContextual"/>
             </w:rPr>
           </w:pPr>
-          <w:hyperlink w:anchor="_Toc228302042" w:history="1">
+          <w:hyperlink w:anchor="_Toc229047061" w:history="1">
             <w:r>
               <w:rPr>
                 <w:rStyle w:val="Hipervnculo"/>
@@ -3722,7 +3722,7 @@
                 <w:noProof/>
                 <w:webHidden/>
               </w:rPr>
-              <w:instrText xml:space="preserve"> PAGEREF _Toc228302042 \h </w:instrText>
+              <w:instrText xml:space="preserve"> PAGEREF _Toc229047061 \h </w:instrText>
             </w:r>
             <w:r>
               <w:rPr>
@@ -3742,7 +3742,7 @@
                 <w:noProof/>
                 <w:webHidden/>
               </w:rPr>
-              <w:t>26</w:t>
+              <w:t>27</w:t>
             </w:r>
             <w:r>
               <w:rPr>
@@ -3766,7 +3766,7 @@
               <w14:ligatures w14:val="standardContextual"/>
             </w:rPr>
           </w:pPr>
-          <w:hyperlink w:anchor="_Toc228302043" w:history="1">
+          <w:hyperlink w:anchor="_Toc229047062" w:history="1">
             <w:r>
               <w:rPr>
                 <w:rStyle w:val="Hipervnculo"/>
@@ -3794,7 +3794,7 @@
                 <w:noProof/>
                 <w:webHidden/>
               </w:rPr>
-              <w:instrText xml:space="preserve"> PAGEREF _Toc228302043 \h </w:instrText>
+              <w:instrText xml:space="preserve"> PAGEREF _Toc229047062 \h </w:instrText>
             </w:r>
             <w:r>
               <w:rPr>
@@ -3814,7 +3814,7 @@
                 <w:noProof/>
                 <w:webHidden/>
               </w:rPr>
-              <w:t>26</w:t>
+              <w:t>27</w:t>
             </w:r>
             <w:r>
               <w:rPr>
@@ -3838,7 +3838,7 @@
               <w14:ligatures w14:val="standardContextual"/>
             </w:rPr>
           </w:pPr>
-          <w:hyperlink w:anchor="_Toc228302044" w:history="1">
+          <w:hyperlink w:anchor="_Toc229047063" w:history="1">
             <w:r>
               <w:rPr>
                 <w:rStyle w:val="Hipervnculo"/>
@@ -3866,7 +3866,7 @@
                 <w:noProof/>
                 <w:webHidden/>
               </w:rPr>
-              <w:instrText xml:space="preserve"> PAGEREF _Toc228302044 \h </w:instrText>
+              <w:instrText xml:space="preserve"> PAGEREF _Toc229047063 \h </w:instrText>
             </w:r>
             <w:r>
               <w:rPr>
@@ -3886,7 +3886,7 @@
                 <w:noProof/>
                 <w:webHidden/>
               </w:rPr>
-              <w:t>26</w:t>
+              <w:t>27</w:t>
             </w:r>
             <w:r>
               <w:rPr>
@@ -3910,14 +3910,14 @@
               <w14:ligatures w14:val="standardContextual"/>
             </w:rPr>
           </w:pPr>
-          <w:hyperlink w:anchor="_Toc228302045" w:history="1">
+          <w:hyperlink w:anchor="_Toc229047064" w:history="1">
             <w:r>
               <w:rPr>
                 <w:rStyle w:val="Hipervnculo"/>
                 <w:rFonts w:ascii="Times New Roman" w:eastAsia="Times New Roman" w:hAnsi="Times New Roman" w:cs="Times New Roman"/>
                 <w:noProof/>
               </w:rPr>
-              <w:t>4.1.1 Descripción</w:t>
+              <w:t>4.1.1 Objetivo General</w:t>
             </w:r>
             <w:r>
               <w:rPr>
@@ -3938,7 +3938,7 @@
                 <w:noProof/>
                 <w:webHidden/>
               </w:rPr>
-              <w:instrText xml:space="preserve"> PAGEREF _Toc228302045 \h </w:instrText>
+              <w:instrText xml:space="preserve"> PAGEREF _Toc229047064 \h </w:instrText>
             </w:r>
             <w:r>
               <w:rPr>
@@ -3958,7 +3958,7 @@
                 <w:noProof/>
                 <w:webHidden/>
               </w:rPr>
-              <w:t>26</w:t>
+              <w:t>27</w:t>
             </w:r>
             <w:r>
               <w:rPr>
@@ -3982,7 +3982,7 @@
               <w14:ligatures w14:val="standardContextual"/>
             </w:rPr>
           </w:pPr>
-          <w:hyperlink w:anchor="_Toc228302046" w:history="1">
+          <w:hyperlink w:anchor="_Toc229047065" w:history="1">
             <w:r>
               <w:rPr>
                 <w:rStyle w:val="Hipervnculo"/>
@@ -4010,7 +4010,7 @@
                 <w:noProof/>
                 <w:webHidden/>
               </w:rPr>
-              <w:instrText xml:space="preserve"> PAGEREF _Toc228302046 \h </w:instrText>
+              <w:instrText xml:space="preserve"> PAGEREF _Toc229047065 \h </w:instrText>
             </w:r>
             <w:r>
               <w:rPr>
@@ -4030,7 +4030,7 @@
                 <w:noProof/>
                 <w:webHidden/>
               </w:rPr>
-              <w:t>27</w:t>
+              <w:t>28</w:t>
             </w:r>
             <w:r>
               <w:rPr>
@@ -4054,7 +4054,7 @@
               <w14:ligatures w14:val="standardContextual"/>
             </w:rPr>
           </w:pPr>
-          <w:hyperlink w:anchor="_Toc228302047" w:history="1">
+          <w:hyperlink w:anchor="_Toc229047066" w:history="1">
             <w:r>
               <w:rPr>
                 <w:rStyle w:val="Hipervnculo"/>
@@ -4082,7 +4082,7 @@
                 <w:noProof/>
                 <w:webHidden/>
               </w:rPr>
-              <w:instrText xml:space="preserve"> PAGEREF _Toc228302047 \h </w:instrText>
+              <w:instrText xml:space="preserve"> PAGEREF _Toc229047066 \h </w:instrText>
             </w:r>
             <w:r>
               <w:rPr>
@@ -4102,7 +4102,7 @@
                 <w:noProof/>
                 <w:webHidden/>
               </w:rPr>
-              <w:t>27</w:t>
+              <w:t>28</w:t>
             </w:r>
             <w:r>
               <w:rPr>
@@ -4126,7 +4126,7 @@
               <w14:ligatures w14:val="standardContextual"/>
             </w:rPr>
           </w:pPr>
-          <w:hyperlink w:anchor="_Toc228302048" w:history="1">
+          <w:hyperlink w:anchor="_Toc229047067" w:history="1">
             <w:r>
               <w:rPr>
                 <w:rStyle w:val="Hipervnculo"/>
@@ -4154,7 +4154,7 @@
                 <w:noProof/>
                 <w:webHidden/>
               </w:rPr>
-              <w:instrText xml:space="preserve"> PAGEREF _Toc228302048 \h </w:instrText>
+              <w:instrText xml:space="preserve"> PAGEREF _Toc229047067 \h </w:instrText>
             </w:r>
             <w:r>
               <w:rPr>
@@ -4174,7 +4174,7 @@
                 <w:noProof/>
                 <w:webHidden/>
               </w:rPr>
-              <w:t>27</w:t>
+              <w:t>28</w:t>
             </w:r>
             <w:r>
               <w:rPr>
@@ -4198,7 +4198,7 @@
               <w14:ligatures w14:val="standardContextual"/>
             </w:rPr>
           </w:pPr>
-          <w:hyperlink w:anchor="_Toc228302049" w:history="1">
+          <w:hyperlink w:anchor="_Toc229047068" w:history="1">
             <w:r>
               <w:rPr>
                 <w:rStyle w:val="Hipervnculo"/>
@@ -4226,7 +4226,7 @@
                 <w:noProof/>
                 <w:webHidden/>
               </w:rPr>
-              <w:instrText xml:space="preserve"> PAGEREF _Toc228302049 \h </w:instrText>
+              <w:instrText xml:space="preserve"> PAGEREF _Toc229047068 \h </w:instrText>
             </w:r>
             <w:r>
               <w:rPr>
@@ -4246,7 +4246,7 @@
                 <w:noProof/>
                 <w:webHidden/>
               </w:rPr>
-              <w:t>28</w:t>
+              <w:t>29</w:t>
             </w:r>
             <w:r>
               <w:rPr>
@@ -4270,7 +4270,7 @@
               <w14:ligatures w14:val="standardContextual"/>
             </w:rPr>
           </w:pPr>
-          <w:hyperlink w:anchor="_Toc228302050" w:history="1">
+          <w:hyperlink w:anchor="_Toc229047069" w:history="1">
             <w:r>
               <w:rPr>
                 <w:rStyle w:val="Hipervnculo"/>
@@ -4298,7 +4298,7 @@
                 <w:noProof/>
                 <w:webHidden/>
               </w:rPr>
-              <w:instrText xml:space="preserve"> PAGEREF _Toc228302050 \h </w:instrText>
+              <w:instrText xml:space="preserve"> PAGEREF _Toc229047069 \h </w:instrText>
             </w:r>
             <w:r>
               <w:rPr>
@@ -4318,7 +4318,7 @@
                 <w:noProof/>
                 <w:webHidden/>
               </w:rPr>
-              <w:t>29</w:t>
+              <w:t>30</w:t>
             </w:r>
             <w:r>
               <w:rPr>
@@ -4342,7 +4342,7 @@
               <w14:ligatures w14:val="standardContextual"/>
             </w:rPr>
           </w:pPr>
-          <w:hyperlink w:anchor="_Toc228302051" w:history="1">
+          <w:hyperlink w:anchor="_Toc229047070" w:history="1">
             <w:r>
               <w:rPr>
                 <w:rStyle w:val="Hipervnculo"/>
@@ -4370,7 +4370,7 @@
                 <w:noProof/>
                 <w:webHidden/>
               </w:rPr>
-              <w:instrText xml:space="preserve"> PAGEREF _Toc228302051 \h </w:instrText>
+              <w:instrText xml:space="preserve"> PAGEREF _Toc229047070 \h </w:instrText>
             </w:r>
             <w:r>
               <w:rPr>
@@ -4390,7 +4390,7 @@
                 <w:noProof/>
                 <w:webHidden/>
               </w:rPr>
-              <w:t>29</w:t>
+              <w:t>30</w:t>
             </w:r>
             <w:r>
               <w:rPr>
@@ -4414,7 +4414,7 @@
               <w14:ligatures w14:val="standardContextual"/>
             </w:rPr>
           </w:pPr>
-          <w:hyperlink w:anchor="_Toc228302052" w:history="1">
+          <w:hyperlink w:anchor="_Toc229047071" w:history="1">
             <w:r>
               <w:rPr>
                 <w:rStyle w:val="Hipervnculo"/>
@@ -4442,7 +4442,7 @@
                 <w:noProof/>
                 <w:webHidden/>
               </w:rPr>
-              <w:instrText xml:space="preserve"> PAGEREF _Toc228302052 \h </w:instrText>
+              <w:instrText xml:space="preserve"> PAGEREF _Toc229047071 \h </w:instrText>
             </w:r>
             <w:r>
               <w:rPr>
@@ -4462,7 +4462,7 @@
                 <w:noProof/>
                 <w:webHidden/>
               </w:rPr>
-              <w:t>29</w:t>
+              <w:t>30</w:t>
             </w:r>
             <w:r>
               <w:rPr>
@@ -4486,7 +4486,7 @@
               <w14:ligatures w14:val="standardContextual"/>
             </w:rPr>
           </w:pPr>
-          <w:hyperlink w:anchor="_Toc228302053" w:history="1">
+          <w:hyperlink w:anchor="_Toc229047072" w:history="1">
             <w:r>
               <w:rPr>
                 <w:rStyle w:val="Hipervnculo"/>
@@ -4514,7 +4514,7 @@
                 <w:noProof/>
                 <w:webHidden/>
               </w:rPr>
-              <w:instrText xml:space="preserve"> PAGEREF _Toc228302053 \h </w:instrText>
+              <w:instrText xml:space="preserve"> PAGEREF _Toc229047072 \h </w:instrText>
             </w:r>
             <w:r>
               <w:rPr>
@@ -4534,7 +4534,7 @@
                 <w:noProof/>
                 <w:webHidden/>
               </w:rPr>
-              <w:t>29</w:t>
+              <w:t>30</w:t>
             </w:r>
             <w:r>
               <w:rPr>
@@ -4558,7 +4558,7 @@
               <w14:ligatures w14:val="standardContextual"/>
             </w:rPr>
           </w:pPr>
-          <w:hyperlink w:anchor="_Toc228302054" w:history="1">
+          <w:hyperlink w:anchor="_Toc229047073" w:history="1">
             <w:r>
               <w:rPr>
                 <w:rStyle w:val="Hipervnculo"/>
@@ -4586,7 +4586,7 @@
                 <w:noProof/>
                 <w:webHidden/>
               </w:rPr>
-              <w:instrText xml:space="preserve"> PAGEREF _Toc228302054 \h </w:instrText>
+              <w:instrText xml:space="preserve"> PAGEREF _Toc229047073 \h </w:instrText>
             </w:r>
             <w:r>
               <w:rPr>
@@ -4606,7 +4606,7 @@
                 <w:noProof/>
                 <w:webHidden/>
               </w:rPr>
-              <w:t>30</w:t>
+              <w:t>31</w:t>
             </w:r>
             <w:r>
               <w:rPr>
@@ -4630,7 +4630,7 @@
               <w14:ligatures w14:val="standardContextual"/>
             </w:rPr>
           </w:pPr>
-          <w:hyperlink w:anchor="_Toc228302055" w:history="1">
+          <w:hyperlink w:anchor="_Toc229047074" w:history="1">
             <w:r>
               <w:rPr>
                 <w:rStyle w:val="Hipervnculo"/>
@@ -4658,7 +4658,7 @@
                 <w:noProof/>
                 <w:webHidden/>
               </w:rPr>
-              <w:instrText xml:space="preserve"> PAGEREF _Toc228302055 \h </w:instrText>
+              <w:instrText xml:space="preserve"> PAGEREF _Toc229047074 \h </w:instrText>
             </w:r>
             <w:r>
               <w:rPr>
@@ -4678,7 +4678,7 @@
                 <w:noProof/>
                 <w:webHidden/>
               </w:rPr>
-              <w:t>30</w:t>
+              <w:t>31</w:t>
             </w:r>
             <w:r>
               <w:rPr>
@@ -4702,7 +4702,7 @@
               <w14:ligatures w14:val="standardContextual"/>
             </w:rPr>
           </w:pPr>
-          <w:hyperlink w:anchor="_Toc228302056" w:history="1">
+          <w:hyperlink w:anchor="_Toc229047075" w:history="1">
             <w:r>
               <w:rPr>
                 <w:rStyle w:val="Hipervnculo"/>
@@ -4730,7 +4730,7 @@
                 <w:noProof/>
                 <w:webHidden/>
               </w:rPr>
-              <w:instrText xml:space="preserve"> PAGEREF _Toc228302056 \h </w:instrText>
+              <w:instrText xml:space="preserve"> PAGEREF _Toc229047075 \h </w:instrText>
             </w:r>
             <w:r>
               <w:rPr>
@@ -4750,7 +4750,7 @@
                 <w:noProof/>
                 <w:webHidden/>
               </w:rPr>
-              <w:t>30</w:t>
+              <w:t>31</w:t>
             </w:r>
             <w:r>
               <w:rPr>
@@ -4774,7 +4774,7 @@
               <w14:ligatures w14:val="standardContextual"/>
             </w:rPr>
           </w:pPr>
-          <w:hyperlink w:anchor="_Toc228302057" w:history="1">
+          <w:hyperlink w:anchor="_Toc229047076" w:history="1">
             <w:r>
               <w:rPr>
                 <w:rStyle w:val="Hipervnculo"/>
@@ -4802,7 +4802,7 @@
                 <w:noProof/>
                 <w:webHidden/>
               </w:rPr>
-              <w:instrText xml:space="preserve"> PAGEREF _Toc228302057 \h </w:instrText>
+              <w:instrText xml:space="preserve"> PAGEREF _Toc229047076 \h </w:instrText>
             </w:r>
             <w:r>
               <w:rPr>
@@ -4822,7 +4822,7 @@
                 <w:noProof/>
                 <w:webHidden/>
               </w:rPr>
-              <w:t>30</w:t>
+              <w:t>31</w:t>
             </w:r>
             <w:r>
               <w:rPr>
@@ -4846,7 +4846,7 @@
               <w14:ligatures w14:val="standardContextual"/>
             </w:rPr>
           </w:pPr>
-          <w:hyperlink w:anchor="_Toc228302058" w:history="1">
+          <w:hyperlink w:anchor="_Toc229047077" w:history="1">
             <w:r>
               <w:rPr>
                 <w:rStyle w:val="Hipervnculo"/>
@@ -4874,7 +4874,7 @@
                 <w:noProof/>
                 <w:webHidden/>
               </w:rPr>
-              <w:instrText xml:space="preserve"> PAGEREF _Toc228302058 \h </w:instrText>
+              <w:instrText xml:space="preserve"> PAGEREF _Toc229047077 \h </w:instrText>
             </w:r>
             <w:r>
               <w:rPr>
@@ -4894,7 +4894,7 @@
                 <w:noProof/>
                 <w:webHidden/>
               </w:rPr>
-              <w:t>30</w:t>
+              <w:t>32</w:t>
             </w:r>
             <w:r>
               <w:rPr>
@@ -4918,7 +4918,7 @@
               <w14:ligatures w14:val="standardContextual"/>
             </w:rPr>
           </w:pPr>
-          <w:hyperlink w:anchor="_Toc228302059" w:history="1">
+          <w:hyperlink w:anchor="_Toc229047078" w:history="1">
             <w:r>
               <w:rPr>
                 <w:rStyle w:val="Hipervnculo"/>
@@ -4946,7 +4946,7 @@
                 <w:noProof/>
                 <w:webHidden/>
               </w:rPr>
-              <w:instrText xml:space="preserve"> PAGEREF _Toc228302059 \h </w:instrText>
+              <w:instrText xml:space="preserve"> PAGEREF _Toc229047078 \h </w:instrText>
             </w:r>
             <w:r>
               <w:rPr>
@@ -4966,7 +4966,7 @@
                 <w:noProof/>
                 <w:webHidden/>
               </w:rPr>
-              <w:t>31</w:t>
+              <w:t>32</w:t>
             </w:r>
             <w:r>
               <w:rPr>
@@ -4990,14 +4990,14 @@
               <w14:ligatures w14:val="standardContextual"/>
             </w:rPr>
           </w:pPr>
-          <w:hyperlink w:anchor="_Toc228302060" w:history="1">
+          <w:hyperlink w:anchor="_Toc229047079" w:history="1">
             <w:r>
               <w:rPr>
                 <w:rStyle w:val="Hipervnculo"/>
                 <w:rFonts w:ascii="Times New Roman" w:eastAsia="Times New Roman" w:hAnsi="Times New Roman" w:cs="Times New Roman"/>
                 <w:noProof/>
               </w:rPr>
-              <w:t>6.5 CU006 Alta Producto</w:t>
+              <w:t>6.5 CU006 Insertar Producto</w:t>
             </w:r>
             <w:r>
               <w:rPr>
@@ -5018,7 +5018,7 @@
                 <w:noProof/>
                 <w:webHidden/>
               </w:rPr>
-              <w:instrText xml:space="preserve"> PAGEREF _Toc228302060 \h </w:instrText>
+              <w:instrText xml:space="preserve"> PAGEREF _Toc229047079 \h </w:instrText>
             </w:r>
             <w:r>
               <w:rPr>
@@ -5038,7 +5038,7 @@
                 <w:noProof/>
                 <w:webHidden/>
               </w:rPr>
-              <w:t>31</w:t>
+              <w:t>32</w:t>
             </w:r>
             <w:r>
               <w:rPr>
@@ -5062,7 +5062,7 @@
               <w14:ligatures w14:val="standardContextual"/>
             </w:rPr>
           </w:pPr>
-          <w:hyperlink w:anchor="_Toc228302061" w:history="1">
+          <w:hyperlink w:anchor="_Toc229047080" w:history="1">
             <w:r>
               <w:rPr>
                 <w:rStyle w:val="Hipervnculo"/>
@@ -5090,7 +5090,7 @@
                 <w:noProof/>
                 <w:webHidden/>
               </w:rPr>
-              <w:instrText xml:space="preserve"> PAGEREF _Toc228302061 \h </w:instrText>
+              <w:instrText xml:space="preserve"> PAGEREF _Toc229047080 \h </w:instrText>
             </w:r>
             <w:r>
               <w:rPr>
@@ -5110,7 +5110,7 @@
                 <w:noProof/>
                 <w:webHidden/>
               </w:rPr>
-              <w:t>31</w:t>
+              <w:t>32</w:t>
             </w:r>
             <w:r>
               <w:rPr>
@@ -5134,7 +5134,7 @@
               <w14:ligatures w14:val="standardContextual"/>
             </w:rPr>
           </w:pPr>
-          <w:hyperlink w:anchor="_Toc228302062" w:history="1">
+          <w:hyperlink w:anchor="_Toc229047081" w:history="1">
             <w:r>
               <w:rPr>
                 <w:rStyle w:val="Hipervnculo"/>
@@ -5162,7 +5162,7 @@
                 <w:noProof/>
                 <w:webHidden/>
               </w:rPr>
-              <w:instrText xml:space="preserve"> PAGEREF _Toc228302062 \h </w:instrText>
+              <w:instrText xml:space="preserve"> PAGEREF _Toc229047081 \h </w:instrText>
             </w:r>
             <w:r>
               <w:rPr>
@@ -5182,7 +5182,7 @@
                 <w:noProof/>
                 <w:webHidden/>
               </w:rPr>
-              <w:t>32</w:t>
+              <w:t>33</w:t>
             </w:r>
             <w:r>
               <w:rPr>
@@ -5206,14 +5206,14 @@
               <w14:ligatures w14:val="standardContextual"/>
             </w:rPr>
           </w:pPr>
-          <w:hyperlink w:anchor="_Toc228302063" w:history="1">
+          <w:hyperlink w:anchor="_Toc229047082" w:history="1">
             <w:r>
               <w:rPr>
                 <w:rStyle w:val="Hipervnculo"/>
                 <w:rFonts w:ascii="Times New Roman" w:eastAsia="Times New Roman" w:hAnsi="Times New Roman" w:cs="Times New Roman"/>
                 <w:noProof/>
               </w:rPr>
-              <w:t>6.6 CU007 Baja Producto</w:t>
+              <w:t>6.6 CU007 Eliminar Producto</w:t>
             </w:r>
             <w:r>
               <w:rPr>
@@ -5234,7 +5234,7 @@
                 <w:noProof/>
                 <w:webHidden/>
               </w:rPr>
-              <w:instrText xml:space="preserve"> PAGEREF _Toc228302063 \h </w:instrText>
+              <w:instrText xml:space="preserve"> PAGEREF _Toc229047082 \h </w:instrText>
             </w:r>
             <w:r>
               <w:rPr>
@@ -5254,7 +5254,7 @@
                 <w:noProof/>
                 <w:webHidden/>
               </w:rPr>
-              <w:t>32</w:t>
+              <w:t>33</w:t>
             </w:r>
             <w:r>
               <w:rPr>
@@ -5278,7 +5278,7 @@
               <w14:ligatures w14:val="standardContextual"/>
             </w:rPr>
           </w:pPr>
-          <w:hyperlink w:anchor="_Toc228302064" w:history="1">
+          <w:hyperlink w:anchor="_Toc229047083" w:history="1">
             <w:r>
               <w:rPr>
                 <w:rStyle w:val="Hipervnculo"/>
@@ -5306,7 +5306,7 @@
                 <w:noProof/>
                 <w:webHidden/>
               </w:rPr>
-              <w:instrText xml:space="preserve"> PAGEREF _Toc228302064 \h </w:instrText>
+              <w:instrText xml:space="preserve"> PAGEREF _Toc229047083 \h </w:instrText>
             </w:r>
             <w:r>
               <w:rPr>
@@ -5326,7 +5326,7 @@
                 <w:noProof/>
                 <w:webHidden/>
               </w:rPr>
-              <w:t>32</w:t>
+              <w:t>33</w:t>
             </w:r>
             <w:r>
               <w:rPr>
@@ -5350,7 +5350,7 @@
               <w14:ligatures w14:val="standardContextual"/>
             </w:rPr>
           </w:pPr>
-          <w:hyperlink w:anchor="_Toc228302065" w:history="1">
+          <w:hyperlink w:anchor="_Toc229047084" w:history="1">
             <w:r>
               <w:rPr>
                 <w:rStyle w:val="Hipervnculo"/>
@@ -5378,7 +5378,7 @@
                 <w:noProof/>
                 <w:webHidden/>
               </w:rPr>
-              <w:instrText xml:space="preserve"> PAGEREF _Toc228302065 \h </w:instrText>
+              <w:instrText xml:space="preserve"> PAGEREF _Toc229047084 \h </w:instrText>
             </w:r>
             <w:r>
               <w:rPr>
@@ -5398,7 +5398,7 @@
                 <w:noProof/>
                 <w:webHidden/>
               </w:rPr>
-              <w:t>33</w:t>
+              <w:t>34</w:t>
             </w:r>
             <w:r>
               <w:rPr>
@@ -5422,14 +5422,14 @@
               <w14:ligatures w14:val="standardContextual"/>
             </w:rPr>
           </w:pPr>
-          <w:hyperlink w:anchor="_Toc228302066" w:history="1">
+          <w:hyperlink w:anchor="_Toc229047085" w:history="1">
             <w:r>
               <w:rPr>
                 <w:rStyle w:val="Hipervnculo"/>
                 <w:rFonts w:ascii="Times New Roman" w:eastAsia="Times New Roman" w:hAnsi="Times New Roman" w:cs="Times New Roman"/>
                 <w:noProof/>
               </w:rPr>
-              <w:t>6.7 CU008 Modificación Producto</w:t>
+              <w:t>6.7 CU008 Modificar Producto</w:t>
             </w:r>
             <w:r>
               <w:rPr>
@@ -5450,7 +5450,7 @@
                 <w:noProof/>
                 <w:webHidden/>
               </w:rPr>
-              <w:instrText xml:space="preserve"> PAGEREF _Toc228302066 \h </w:instrText>
+              <w:instrText xml:space="preserve"> PAGEREF _Toc229047085 \h </w:instrText>
             </w:r>
             <w:r>
               <w:rPr>
@@ -5470,7 +5470,7 @@
                 <w:noProof/>
                 <w:webHidden/>
               </w:rPr>
-              <w:t>33</w:t>
+              <w:t>34</w:t>
             </w:r>
             <w:r>
               <w:rPr>
@@ -5494,7 +5494,7 @@
               <w14:ligatures w14:val="standardContextual"/>
             </w:rPr>
           </w:pPr>
-          <w:hyperlink w:anchor="_Toc228302067" w:history="1">
+          <w:hyperlink w:anchor="_Toc229047086" w:history="1">
             <w:r>
               <w:rPr>
                 <w:rStyle w:val="Hipervnculo"/>
@@ -5522,7 +5522,7 @@
                 <w:noProof/>
                 <w:webHidden/>
               </w:rPr>
-              <w:instrText xml:space="preserve"> PAGEREF _Toc228302067 \h </w:instrText>
+              <w:instrText xml:space="preserve"> PAGEREF _Toc229047086 \h </w:instrText>
             </w:r>
             <w:r>
               <w:rPr>
@@ -5542,7 +5542,7 @@
                 <w:noProof/>
                 <w:webHidden/>
               </w:rPr>
-              <w:t>33</w:t>
+              <w:t>34</w:t>
             </w:r>
             <w:r>
               <w:rPr>
@@ -5566,7 +5566,7 @@
               <w14:ligatures w14:val="standardContextual"/>
             </w:rPr>
           </w:pPr>
-          <w:hyperlink w:anchor="_Toc228302068" w:history="1">
+          <w:hyperlink w:anchor="_Toc229047087" w:history="1">
             <w:r>
               <w:rPr>
                 <w:rStyle w:val="Hipervnculo"/>
@@ -5594,7 +5594,7 @@
                 <w:noProof/>
                 <w:webHidden/>
               </w:rPr>
-              <w:instrText xml:space="preserve"> PAGEREF _Toc228302068 \h </w:instrText>
+              <w:instrText xml:space="preserve"> PAGEREF _Toc229047087 \h </w:instrText>
             </w:r>
             <w:r>
               <w:rPr>
@@ -5614,7 +5614,2455 @@
                 <w:noProof/>
                 <w:webHidden/>
               </w:rPr>
-              <w:t>34</w:t>
+              <w:t>35</w:t>
+            </w:r>
+            <w:r>
+              <w:rPr>
+                <w:noProof/>
+                <w:webHidden/>
+              </w:rPr>
+              <w:fldChar w:fldCharType="end"/>
+            </w:r>
+          </w:hyperlink>
+        </w:p>
+        <w:p>
+          <w:pPr>
+            <w:pStyle w:val="TDC1"/>
+            <w:tabs>
+              <w:tab w:val="right" w:leader="dot" w:pos="8494"/>
+            </w:tabs>
+            <w:rPr>
+              <w:rFonts w:asciiTheme="minorHAnsi" w:eastAsiaTheme="minorEastAsia" w:hAnsiTheme="minorHAnsi" w:cstheme="minorBidi"/>
+              <w:noProof/>
+              <w:kern w:val="2"/>
+              <w14:ligatures w14:val="standardContextual"/>
+            </w:rPr>
+          </w:pPr>
+          <w:hyperlink w:anchor="_Toc229047088" w:history="1">
+            <w:r>
+              <w:rPr>
+                <w:rStyle w:val="Hipervnculo"/>
+                <w:rFonts w:ascii="Times New Roman" w:eastAsia="Times New Roman" w:hAnsi="Times New Roman" w:cs="Times New Roman"/>
+                <w:noProof/>
+              </w:rPr>
+              <w:t>7. GESTIÓN DE DIGITO VERIFICADOR</w:t>
+            </w:r>
+            <w:r>
+              <w:rPr>
+                <w:noProof/>
+                <w:webHidden/>
+              </w:rPr>
+              <w:tab/>
+            </w:r>
+            <w:r>
+              <w:rPr>
+                <w:noProof/>
+                <w:webHidden/>
+              </w:rPr>
+              <w:fldChar w:fldCharType="begin"/>
+            </w:r>
+            <w:r>
+              <w:rPr>
+                <w:noProof/>
+                <w:webHidden/>
+              </w:rPr>
+              <w:instrText xml:space="preserve"> PAGEREF _Toc229047088 \h </w:instrText>
+            </w:r>
+            <w:r>
+              <w:rPr>
+                <w:noProof/>
+                <w:webHidden/>
+              </w:rPr>
+            </w:r>
+            <w:r>
+              <w:rPr>
+                <w:noProof/>
+                <w:webHidden/>
+              </w:rPr>
+              <w:fldChar w:fldCharType="separate"/>
+            </w:r>
+            <w:r>
+              <w:rPr>
+                <w:noProof/>
+                <w:webHidden/>
+              </w:rPr>
+              <w:t>35</w:t>
+            </w:r>
+            <w:r>
+              <w:rPr>
+                <w:noProof/>
+                <w:webHidden/>
+              </w:rPr>
+              <w:fldChar w:fldCharType="end"/>
+            </w:r>
+          </w:hyperlink>
+        </w:p>
+        <w:p>
+          <w:pPr>
+            <w:pStyle w:val="TDC2"/>
+            <w:tabs>
+              <w:tab w:val="right" w:leader="dot" w:pos="8494"/>
+            </w:tabs>
+            <w:rPr>
+              <w:rFonts w:asciiTheme="minorHAnsi" w:eastAsiaTheme="minorEastAsia" w:hAnsiTheme="minorHAnsi" w:cstheme="minorBidi"/>
+              <w:noProof/>
+              <w:kern w:val="2"/>
+              <w14:ligatures w14:val="standardContextual"/>
+            </w:rPr>
+          </w:pPr>
+          <w:hyperlink w:anchor="_Toc229047089" w:history="1">
+            <w:r>
+              <w:rPr>
+                <w:rStyle w:val="Hipervnculo"/>
+                <w:rFonts w:ascii="Times New Roman" w:eastAsia="Times New Roman" w:hAnsi="Times New Roman" w:cs="Times New Roman"/>
+                <w:noProof/>
+              </w:rPr>
+              <w:t>7.1 Objetivo General</w:t>
+            </w:r>
+            <w:r>
+              <w:rPr>
+                <w:noProof/>
+                <w:webHidden/>
+              </w:rPr>
+              <w:tab/>
+            </w:r>
+            <w:r>
+              <w:rPr>
+                <w:noProof/>
+                <w:webHidden/>
+              </w:rPr>
+              <w:fldChar w:fldCharType="begin"/>
+            </w:r>
+            <w:r>
+              <w:rPr>
+                <w:noProof/>
+                <w:webHidden/>
+              </w:rPr>
+              <w:instrText xml:space="preserve"> PAGEREF _Toc229047089 \h </w:instrText>
+            </w:r>
+            <w:r>
+              <w:rPr>
+                <w:noProof/>
+                <w:webHidden/>
+              </w:rPr>
+            </w:r>
+            <w:r>
+              <w:rPr>
+                <w:noProof/>
+                <w:webHidden/>
+              </w:rPr>
+              <w:fldChar w:fldCharType="separate"/>
+            </w:r>
+            <w:r>
+              <w:rPr>
+                <w:noProof/>
+                <w:webHidden/>
+              </w:rPr>
+              <w:t>35</w:t>
+            </w:r>
+            <w:r>
+              <w:rPr>
+                <w:noProof/>
+                <w:webHidden/>
+              </w:rPr>
+              <w:fldChar w:fldCharType="end"/>
+            </w:r>
+          </w:hyperlink>
+        </w:p>
+        <w:p>
+          <w:pPr>
+            <w:pStyle w:val="TDC1"/>
+            <w:tabs>
+              <w:tab w:val="right" w:leader="dot" w:pos="8494"/>
+            </w:tabs>
+            <w:rPr>
+              <w:rFonts w:asciiTheme="minorHAnsi" w:eastAsiaTheme="minorEastAsia" w:hAnsiTheme="minorHAnsi" w:cstheme="minorBidi"/>
+              <w:noProof/>
+              <w:kern w:val="2"/>
+              <w14:ligatures w14:val="standardContextual"/>
+            </w:rPr>
+          </w:pPr>
+          <w:hyperlink w:anchor="_Toc229047090" w:history="1">
+            <w:r>
+              <w:rPr>
+                <w:rStyle w:val="Hipervnculo"/>
+                <w:rFonts w:ascii="Times New Roman" w:eastAsia="Times New Roman" w:hAnsi="Times New Roman" w:cs="Times New Roman"/>
+                <w:noProof/>
+              </w:rPr>
+              <w:t>8. GESTIÓN DE PERFILES DE USUARIO</w:t>
+            </w:r>
+            <w:r>
+              <w:rPr>
+                <w:noProof/>
+                <w:webHidden/>
+              </w:rPr>
+              <w:tab/>
+            </w:r>
+            <w:r>
+              <w:rPr>
+                <w:noProof/>
+                <w:webHidden/>
+              </w:rPr>
+              <w:fldChar w:fldCharType="begin"/>
+            </w:r>
+            <w:r>
+              <w:rPr>
+                <w:noProof/>
+                <w:webHidden/>
+              </w:rPr>
+              <w:instrText xml:space="preserve"> PAGEREF _Toc229047090 \h </w:instrText>
+            </w:r>
+            <w:r>
+              <w:rPr>
+                <w:noProof/>
+                <w:webHidden/>
+              </w:rPr>
+            </w:r>
+            <w:r>
+              <w:rPr>
+                <w:noProof/>
+                <w:webHidden/>
+              </w:rPr>
+              <w:fldChar w:fldCharType="separate"/>
+            </w:r>
+            <w:r>
+              <w:rPr>
+                <w:noProof/>
+                <w:webHidden/>
+              </w:rPr>
+              <w:t>35</w:t>
+            </w:r>
+            <w:r>
+              <w:rPr>
+                <w:noProof/>
+                <w:webHidden/>
+              </w:rPr>
+              <w:fldChar w:fldCharType="end"/>
+            </w:r>
+          </w:hyperlink>
+        </w:p>
+        <w:p>
+          <w:pPr>
+            <w:pStyle w:val="TDC2"/>
+            <w:tabs>
+              <w:tab w:val="right" w:leader="dot" w:pos="8494"/>
+            </w:tabs>
+            <w:rPr>
+              <w:rFonts w:asciiTheme="minorHAnsi" w:eastAsiaTheme="minorEastAsia" w:hAnsiTheme="minorHAnsi" w:cstheme="minorBidi"/>
+              <w:noProof/>
+              <w:kern w:val="2"/>
+              <w14:ligatures w14:val="standardContextual"/>
+            </w:rPr>
+          </w:pPr>
+          <w:hyperlink w:anchor="_Toc229047091" w:history="1">
+            <w:r>
+              <w:rPr>
+                <w:rStyle w:val="Hipervnculo"/>
+                <w:rFonts w:ascii="Times New Roman" w:eastAsia="Times New Roman" w:hAnsi="Times New Roman" w:cs="Times New Roman"/>
+                <w:noProof/>
+              </w:rPr>
+              <w:t>8.1 Objetivo General</w:t>
+            </w:r>
+            <w:r>
+              <w:rPr>
+                <w:noProof/>
+                <w:webHidden/>
+              </w:rPr>
+              <w:tab/>
+            </w:r>
+            <w:r>
+              <w:rPr>
+                <w:noProof/>
+                <w:webHidden/>
+              </w:rPr>
+              <w:fldChar w:fldCharType="begin"/>
+            </w:r>
+            <w:r>
+              <w:rPr>
+                <w:noProof/>
+                <w:webHidden/>
+              </w:rPr>
+              <w:instrText xml:space="preserve"> PAGEREF _Toc229047091 \h </w:instrText>
+            </w:r>
+            <w:r>
+              <w:rPr>
+                <w:noProof/>
+                <w:webHidden/>
+              </w:rPr>
+            </w:r>
+            <w:r>
+              <w:rPr>
+                <w:noProof/>
+                <w:webHidden/>
+              </w:rPr>
+              <w:fldChar w:fldCharType="separate"/>
+            </w:r>
+            <w:r>
+              <w:rPr>
+                <w:noProof/>
+                <w:webHidden/>
+              </w:rPr>
+              <w:t>35</w:t>
+            </w:r>
+            <w:r>
+              <w:rPr>
+                <w:noProof/>
+                <w:webHidden/>
+              </w:rPr>
+              <w:fldChar w:fldCharType="end"/>
+            </w:r>
+          </w:hyperlink>
+        </w:p>
+        <w:p>
+          <w:pPr>
+            <w:pStyle w:val="TDC2"/>
+            <w:tabs>
+              <w:tab w:val="right" w:leader="dot" w:pos="8494"/>
+            </w:tabs>
+            <w:rPr>
+              <w:rFonts w:asciiTheme="minorHAnsi" w:eastAsiaTheme="minorEastAsia" w:hAnsiTheme="minorHAnsi" w:cstheme="minorBidi"/>
+              <w:noProof/>
+              <w:kern w:val="2"/>
+              <w14:ligatures w14:val="standardContextual"/>
+            </w:rPr>
+          </w:pPr>
+          <w:hyperlink w:anchor="_Toc229047092" w:history="1">
+            <w:r>
+              <w:rPr>
+                <w:rStyle w:val="Hipervnculo"/>
+                <w:rFonts w:ascii="Times New Roman" w:eastAsia="Times New Roman" w:hAnsi="Times New Roman" w:cs="Times New Roman"/>
+                <w:noProof/>
+              </w:rPr>
+              <w:t>8.2 Diagrama de Clases</w:t>
+            </w:r>
+            <w:r>
+              <w:rPr>
+                <w:noProof/>
+                <w:webHidden/>
+              </w:rPr>
+              <w:tab/>
+            </w:r>
+            <w:r>
+              <w:rPr>
+                <w:noProof/>
+                <w:webHidden/>
+              </w:rPr>
+              <w:fldChar w:fldCharType="begin"/>
+            </w:r>
+            <w:r>
+              <w:rPr>
+                <w:noProof/>
+                <w:webHidden/>
+              </w:rPr>
+              <w:instrText xml:space="preserve"> PAGEREF _Toc229047092 \h </w:instrText>
+            </w:r>
+            <w:r>
+              <w:rPr>
+                <w:noProof/>
+                <w:webHidden/>
+              </w:rPr>
+            </w:r>
+            <w:r>
+              <w:rPr>
+                <w:noProof/>
+                <w:webHidden/>
+              </w:rPr>
+              <w:fldChar w:fldCharType="separate"/>
+            </w:r>
+            <w:r>
+              <w:rPr>
+                <w:noProof/>
+                <w:webHidden/>
+              </w:rPr>
+              <w:t>36</w:t>
+            </w:r>
+            <w:r>
+              <w:rPr>
+                <w:noProof/>
+                <w:webHidden/>
+              </w:rPr>
+              <w:fldChar w:fldCharType="end"/>
+            </w:r>
+          </w:hyperlink>
+        </w:p>
+        <w:p>
+          <w:pPr>
+            <w:pStyle w:val="TDC2"/>
+            <w:tabs>
+              <w:tab w:val="right" w:leader="dot" w:pos="8494"/>
+            </w:tabs>
+            <w:rPr>
+              <w:rFonts w:asciiTheme="minorHAnsi" w:eastAsiaTheme="minorEastAsia" w:hAnsiTheme="minorHAnsi" w:cstheme="minorBidi"/>
+              <w:noProof/>
+              <w:kern w:val="2"/>
+              <w14:ligatures w14:val="standardContextual"/>
+            </w:rPr>
+          </w:pPr>
+          <w:hyperlink w:anchor="_Toc229047093" w:history="1">
+            <w:r>
+              <w:rPr>
+                <w:rStyle w:val="Hipervnculo"/>
+                <w:rFonts w:ascii="Times New Roman" w:eastAsia="Times New Roman" w:hAnsi="Times New Roman" w:cs="Times New Roman"/>
+                <w:noProof/>
+              </w:rPr>
+              <w:t>8.3 Der</w:t>
+            </w:r>
+            <w:r>
+              <w:rPr>
+                <w:noProof/>
+                <w:webHidden/>
+              </w:rPr>
+              <w:tab/>
+            </w:r>
+            <w:r>
+              <w:rPr>
+                <w:noProof/>
+                <w:webHidden/>
+              </w:rPr>
+              <w:fldChar w:fldCharType="begin"/>
+            </w:r>
+            <w:r>
+              <w:rPr>
+                <w:noProof/>
+                <w:webHidden/>
+              </w:rPr>
+              <w:instrText xml:space="preserve"> PAGEREF _Toc229047093 \h </w:instrText>
+            </w:r>
+            <w:r>
+              <w:rPr>
+                <w:noProof/>
+                <w:webHidden/>
+              </w:rPr>
+            </w:r>
+            <w:r>
+              <w:rPr>
+                <w:noProof/>
+                <w:webHidden/>
+              </w:rPr>
+              <w:fldChar w:fldCharType="separate"/>
+            </w:r>
+            <w:r>
+              <w:rPr>
+                <w:noProof/>
+                <w:webHidden/>
+              </w:rPr>
+              <w:t>36</w:t>
+            </w:r>
+            <w:r>
+              <w:rPr>
+                <w:noProof/>
+                <w:webHidden/>
+              </w:rPr>
+              <w:fldChar w:fldCharType="end"/>
+            </w:r>
+          </w:hyperlink>
+        </w:p>
+        <w:p>
+          <w:pPr>
+            <w:pStyle w:val="TDC2"/>
+            <w:tabs>
+              <w:tab w:val="right" w:leader="dot" w:pos="8494"/>
+            </w:tabs>
+            <w:rPr>
+              <w:rFonts w:asciiTheme="minorHAnsi" w:eastAsiaTheme="minorEastAsia" w:hAnsiTheme="minorHAnsi" w:cstheme="minorBidi"/>
+              <w:noProof/>
+              <w:kern w:val="2"/>
+              <w14:ligatures w14:val="standardContextual"/>
+            </w:rPr>
+          </w:pPr>
+          <w:hyperlink w:anchor="_Toc229047094" w:history="1">
+            <w:r>
+              <w:rPr>
+                <w:rStyle w:val="Hipervnculo"/>
+                <w:rFonts w:ascii="Times New Roman" w:eastAsia="Times New Roman" w:hAnsi="Times New Roman" w:cs="Times New Roman"/>
+                <w:noProof/>
+              </w:rPr>
+              <w:t>8.4 Diagrama Perfiles de Usuario</w:t>
+            </w:r>
+            <w:r>
+              <w:rPr>
+                <w:noProof/>
+                <w:webHidden/>
+              </w:rPr>
+              <w:tab/>
+            </w:r>
+            <w:r>
+              <w:rPr>
+                <w:noProof/>
+                <w:webHidden/>
+              </w:rPr>
+              <w:fldChar w:fldCharType="begin"/>
+            </w:r>
+            <w:r>
+              <w:rPr>
+                <w:noProof/>
+                <w:webHidden/>
+              </w:rPr>
+              <w:instrText xml:space="preserve"> PAGEREF _Toc229047094 \h </w:instrText>
+            </w:r>
+            <w:r>
+              <w:rPr>
+                <w:noProof/>
+                <w:webHidden/>
+              </w:rPr>
+            </w:r>
+            <w:r>
+              <w:rPr>
+                <w:noProof/>
+                <w:webHidden/>
+              </w:rPr>
+              <w:fldChar w:fldCharType="separate"/>
+            </w:r>
+            <w:r>
+              <w:rPr>
+                <w:noProof/>
+                <w:webHidden/>
+              </w:rPr>
+              <w:t>36</w:t>
+            </w:r>
+            <w:r>
+              <w:rPr>
+                <w:noProof/>
+                <w:webHidden/>
+              </w:rPr>
+              <w:fldChar w:fldCharType="end"/>
+            </w:r>
+          </w:hyperlink>
+        </w:p>
+        <w:p>
+          <w:pPr>
+            <w:pStyle w:val="TDC2"/>
+            <w:tabs>
+              <w:tab w:val="right" w:leader="dot" w:pos="8494"/>
+            </w:tabs>
+            <w:rPr>
+              <w:rFonts w:asciiTheme="minorHAnsi" w:eastAsiaTheme="minorEastAsia" w:hAnsiTheme="minorHAnsi" w:cstheme="minorBidi"/>
+              <w:noProof/>
+              <w:kern w:val="2"/>
+              <w14:ligatures w14:val="standardContextual"/>
+            </w:rPr>
+          </w:pPr>
+          <w:hyperlink w:anchor="_Toc229047095" w:history="1">
+            <w:r>
+              <w:rPr>
+                <w:rStyle w:val="Hipervnculo"/>
+                <w:rFonts w:ascii="Times New Roman" w:eastAsia="Times New Roman" w:hAnsi="Times New Roman" w:cs="Times New Roman"/>
+                <w:noProof/>
+              </w:rPr>
+              <w:t>8.5 Pantalla Gestión de Perfiles de Usuario</w:t>
+            </w:r>
+            <w:r>
+              <w:rPr>
+                <w:noProof/>
+                <w:webHidden/>
+              </w:rPr>
+              <w:tab/>
+            </w:r>
+            <w:r>
+              <w:rPr>
+                <w:noProof/>
+                <w:webHidden/>
+              </w:rPr>
+              <w:fldChar w:fldCharType="begin"/>
+            </w:r>
+            <w:r>
+              <w:rPr>
+                <w:noProof/>
+                <w:webHidden/>
+              </w:rPr>
+              <w:instrText xml:space="preserve"> PAGEREF _Toc229047095 \h </w:instrText>
+            </w:r>
+            <w:r>
+              <w:rPr>
+                <w:noProof/>
+                <w:webHidden/>
+              </w:rPr>
+            </w:r>
+            <w:r>
+              <w:rPr>
+                <w:noProof/>
+                <w:webHidden/>
+              </w:rPr>
+              <w:fldChar w:fldCharType="separate"/>
+            </w:r>
+            <w:r>
+              <w:rPr>
+                <w:noProof/>
+                <w:webHidden/>
+              </w:rPr>
+              <w:t>36</w:t>
+            </w:r>
+            <w:r>
+              <w:rPr>
+                <w:noProof/>
+                <w:webHidden/>
+              </w:rPr>
+              <w:fldChar w:fldCharType="end"/>
+            </w:r>
+          </w:hyperlink>
+        </w:p>
+        <w:p>
+          <w:pPr>
+            <w:pStyle w:val="TDC2"/>
+            <w:tabs>
+              <w:tab w:val="right" w:leader="dot" w:pos="8494"/>
+            </w:tabs>
+            <w:rPr>
+              <w:rFonts w:asciiTheme="minorHAnsi" w:eastAsiaTheme="minorEastAsia" w:hAnsiTheme="minorHAnsi" w:cstheme="minorBidi"/>
+              <w:noProof/>
+              <w:kern w:val="2"/>
+              <w14:ligatures w14:val="standardContextual"/>
+            </w:rPr>
+          </w:pPr>
+          <w:hyperlink w:anchor="_Toc229047096" w:history="1">
+            <w:r>
+              <w:rPr>
+                <w:rStyle w:val="Hipervnculo"/>
+                <w:rFonts w:ascii="Times New Roman" w:eastAsia="Times New Roman" w:hAnsi="Times New Roman" w:cs="Times New Roman"/>
+                <w:noProof/>
+              </w:rPr>
+              <w:t>8.6 Alta de Permiso</w:t>
+            </w:r>
+            <w:r>
+              <w:rPr>
+                <w:noProof/>
+                <w:webHidden/>
+              </w:rPr>
+              <w:tab/>
+            </w:r>
+            <w:r>
+              <w:rPr>
+                <w:noProof/>
+                <w:webHidden/>
+              </w:rPr>
+              <w:fldChar w:fldCharType="begin"/>
+            </w:r>
+            <w:r>
+              <w:rPr>
+                <w:noProof/>
+                <w:webHidden/>
+              </w:rPr>
+              <w:instrText xml:space="preserve"> PAGEREF _Toc229047096 \h </w:instrText>
+            </w:r>
+            <w:r>
+              <w:rPr>
+                <w:noProof/>
+                <w:webHidden/>
+              </w:rPr>
+            </w:r>
+            <w:r>
+              <w:rPr>
+                <w:noProof/>
+                <w:webHidden/>
+              </w:rPr>
+              <w:fldChar w:fldCharType="separate"/>
+            </w:r>
+            <w:r>
+              <w:rPr>
+                <w:noProof/>
+                <w:webHidden/>
+              </w:rPr>
+              <w:t>36</w:t>
+            </w:r>
+            <w:r>
+              <w:rPr>
+                <w:noProof/>
+                <w:webHidden/>
+              </w:rPr>
+              <w:fldChar w:fldCharType="end"/>
+            </w:r>
+          </w:hyperlink>
+        </w:p>
+        <w:p>
+          <w:pPr>
+            <w:pStyle w:val="TDC3"/>
+            <w:tabs>
+              <w:tab w:val="right" w:leader="dot" w:pos="8494"/>
+            </w:tabs>
+            <w:rPr>
+              <w:rFonts w:asciiTheme="minorHAnsi" w:eastAsiaTheme="minorEastAsia" w:hAnsiTheme="minorHAnsi" w:cstheme="minorBidi"/>
+              <w:noProof/>
+              <w:kern w:val="2"/>
+              <w14:ligatures w14:val="standardContextual"/>
+            </w:rPr>
+          </w:pPr>
+          <w:hyperlink w:anchor="_Toc229047097" w:history="1">
+            <w:r>
+              <w:rPr>
+                <w:rStyle w:val="Hipervnculo"/>
+                <w:rFonts w:ascii="Times New Roman" w:eastAsia="Times New Roman" w:hAnsi="Times New Roman" w:cs="Times New Roman"/>
+                <w:noProof/>
+              </w:rPr>
+              <w:t>8.6.1 Especificación CU</w:t>
+            </w:r>
+            <w:r>
+              <w:rPr>
+                <w:noProof/>
+                <w:webHidden/>
+              </w:rPr>
+              <w:tab/>
+            </w:r>
+            <w:r>
+              <w:rPr>
+                <w:noProof/>
+                <w:webHidden/>
+              </w:rPr>
+              <w:fldChar w:fldCharType="begin"/>
+            </w:r>
+            <w:r>
+              <w:rPr>
+                <w:noProof/>
+                <w:webHidden/>
+              </w:rPr>
+              <w:instrText xml:space="preserve"> PAGEREF _Toc229047097 \h </w:instrText>
+            </w:r>
+            <w:r>
+              <w:rPr>
+                <w:noProof/>
+                <w:webHidden/>
+              </w:rPr>
+            </w:r>
+            <w:r>
+              <w:rPr>
+                <w:noProof/>
+                <w:webHidden/>
+              </w:rPr>
+              <w:fldChar w:fldCharType="separate"/>
+            </w:r>
+            <w:r>
+              <w:rPr>
+                <w:noProof/>
+                <w:webHidden/>
+              </w:rPr>
+              <w:t>36</w:t>
+            </w:r>
+            <w:r>
+              <w:rPr>
+                <w:noProof/>
+                <w:webHidden/>
+              </w:rPr>
+              <w:fldChar w:fldCharType="end"/>
+            </w:r>
+          </w:hyperlink>
+        </w:p>
+        <w:p>
+          <w:pPr>
+            <w:pStyle w:val="TDC3"/>
+            <w:tabs>
+              <w:tab w:val="right" w:leader="dot" w:pos="8494"/>
+            </w:tabs>
+            <w:rPr>
+              <w:rFonts w:asciiTheme="minorHAnsi" w:eastAsiaTheme="minorEastAsia" w:hAnsiTheme="minorHAnsi" w:cstheme="minorBidi"/>
+              <w:noProof/>
+              <w:kern w:val="2"/>
+              <w14:ligatures w14:val="standardContextual"/>
+            </w:rPr>
+          </w:pPr>
+          <w:hyperlink w:anchor="_Toc229047098" w:history="1">
+            <w:r>
+              <w:rPr>
+                <w:rStyle w:val="Hipervnculo"/>
+                <w:rFonts w:ascii="Times New Roman" w:eastAsia="Times New Roman" w:hAnsi="Times New Roman" w:cs="Times New Roman"/>
+                <w:noProof/>
+              </w:rPr>
+              <w:t>8.6.2 Diagrama Secuencia Sistema</w:t>
+            </w:r>
+            <w:r>
+              <w:rPr>
+                <w:noProof/>
+                <w:webHidden/>
+              </w:rPr>
+              <w:tab/>
+            </w:r>
+            <w:r>
+              <w:rPr>
+                <w:noProof/>
+                <w:webHidden/>
+              </w:rPr>
+              <w:fldChar w:fldCharType="begin"/>
+            </w:r>
+            <w:r>
+              <w:rPr>
+                <w:noProof/>
+                <w:webHidden/>
+              </w:rPr>
+              <w:instrText xml:space="preserve"> PAGEREF _Toc229047098 \h </w:instrText>
+            </w:r>
+            <w:r>
+              <w:rPr>
+                <w:noProof/>
+                <w:webHidden/>
+              </w:rPr>
+            </w:r>
+            <w:r>
+              <w:rPr>
+                <w:noProof/>
+                <w:webHidden/>
+              </w:rPr>
+              <w:fldChar w:fldCharType="separate"/>
+            </w:r>
+            <w:r>
+              <w:rPr>
+                <w:noProof/>
+                <w:webHidden/>
+              </w:rPr>
+              <w:t>36</w:t>
+            </w:r>
+            <w:r>
+              <w:rPr>
+                <w:noProof/>
+                <w:webHidden/>
+              </w:rPr>
+              <w:fldChar w:fldCharType="end"/>
+            </w:r>
+          </w:hyperlink>
+        </w:p>
+        <w:p>
+          <w:pPr>
+            <w:pStyle w:val="TDC2"/>
+            <w:tabs>
+              <w:tab w:val="right" w:leader="dot" w:pos="8494"/>
+            </w:tabs>
+            <w:rPr>
+              <w:rFonts w:asciiTheme="minorHAnsi" w:eastAsiaTheme="minorEastAsia" w:hAnsiTheme="minorHAnsi" w:cstheme="minorBidi"/>
+              <w:noProof/>
+              <w:kern w:val="2"/>
+              <w14:ligatures w14:val="standardContextual"/>
+            </w:rPr>
+          </w:pPr>
+          <w:hyperlink w:anchor="_Toc229047099" w:history="1">
+            <w:r>
+              <w:rPr>
+                <w:rStyle w:val="Hipervnculo"/>
+                <w:rFonts w:ascii="Times New Roman" w:eastAsia="Times New Roman" w:hAnsi="Times New Roman" w:cs="Times New Roman"/>
+                <w:noProof/>
+              </w:rPr>
+              <w:t>8.7 Asignar Permiso a Usuario</w:t>
+            </w:r>
+            <w:r>
+              <w:rPr>
+                <w:noProof/>
+                <w:webHidden/>
+              </w:rPr>
+              <w:tab/>
+            </w:r>
+            <w:r>
+              <w:rPr>
+                <w:noProof/>
+                <w:webHidden/>
+              </w:rPr>
+              <w:fldChar w:fldCharType="begin"/>
+            </w:r>
+            <w:r>
+              <w:rPr>
+                <w:noProof/>
+                <w:webHidden/>
+              </w:rPr>
+              <w:instrText xml:space="preserve"> PAGEREF _Toc229047099 \h </w:instrText>
+            </w:r>
+            <w:r>
+              <w:rPr>
+                <w:noProof/>
+                <w:webHidden/>
+              </w:rPr>
+            </w:r>
+            <w:r>
+              <w:rPr>
+                <w:noProof/>
+                <w:webHidden/>
+              </w:rPr>
+              <w:fldChar w:fldCharType="separate"/>
+            </w:r>
+            <w:r>
+              <w:rPr>
+                <w:noProof/>
+                <w:webHidden/>
+              </w:rPr>
+              <w:t>36</w:t>
+            </w:r>
+            <w:r>
+              <w:rPr>
+                <w:noProof/>
+                <w:webHidden/>
+              </w:rPr>
+              <w:fldChar w:fldCharType="end"/>
+            </w:r>
+          </w:hyperlink>
+        </w:p>
+        <w:p>
+          <w:pPr>
+            <w:pStyle w:val="TDC3"/>
+            <w:tabs>
+              <w:tab w:val="right" w:leader="dot" w:pos="8494"/>
+            </w:tabs>
+            <w:rPr>
+              <w:rFonts w:asciiTheme="minorHAnsi" w:eastAsiaTheme="minorEastAsia" w:hAnsiTheme="minorHAnsi" w:cstheme="minorBidi"/>
+              <w:noProof/>
+              <w:kern w:val="2"/>
+              <w14:ligatures w14:val="standardContextual"/>
+            </w:rPr>
+          </w:pPr>
+          <w:hyperlink w:anchor="_Toc229047100" w:history="1">
+            <w:r>
+              <w:rPr>
+                <w:rStyle w:val="Hipervnculo"/>
+                <w:rFonts w:ascii="Times New Roman" w:eastAsia="Times New Roman" w:hAnsi="Times New Roman" w:cs="Times New Roman"/>
+                <w:noProof/>
+              </w:rPr>
+              <w:t>8.7.1 Especificación CU</w:t>
+            </w:r>
+            <w:r>
+              <w:rPr>
+                <w:noProof/>
+                <w:webHidden/>
+              </w:rPr>
+              <w:tab/>
+            </w:r>
+            <w:r>
+              <w:rPr>
+                <w:noProof/>
+                <w:webHidden/>
+              </w:rPr>
+              <w:fldChar w:fldCharType="begin"/>
+            </w:r>
+            <w:r>
+              <w:rPr>
+                <w:noProof/>
+                <w:webHidden/>
+              </w:rPr>
+              <w:instrText xml:space="preserve"> PAGEREF _Toc229047100 \h </w:instrText>
+            </w:r>
+            <w:r>
+              <w:rPr>
+                <w:noProof/>
+                <w:webHidden/>
+              </w:rPr>
+            </w:r>
+            <w:r>
+              <w:rPr>
+                <w:noProof/>
+                <w:webHidden/>
+              </w:rPr>
+              <w:fldChar w:fldCharType="separate"/>
+            </w:r>
+            <w:r>
+              <w:rPr>
+                <w:noProof/>
+                <w:webHidden/>
+              </w:rPr>
+              <w:t>36</w:t>
+            </w:r>
+            <w:r>
+              <w:rPr>
+                <w:noProof/>
+                <w:webHidden/>
+              </w:rPr>
+              <w:fldChar w:fldCharType="end"/>
+            </w:r>
+          </w:hyperlink>
+        </w:p>
+        <w:p>
+          <w:pPr>
+            <w:pStyle w:val="TDC3"/>
+            <w:tabs>
+              <w:tab w:val="right" w:leader="dot" w:pos="8494"/>
+            </w:tabs>
+            <w:rPr>
+              <w:rFonts w:asciiTheme="minorHAnsi" w:eastAsiaTheme="minorEastAsia" w:hAnsiTheme="minorHAnsi" w:cstheme="minorBidi"/>
+              <w:noProof/>
+              <w:kern w:val="2"/>
+              <w14:ligatures w14:val="standardContextual"/>
+            </w:rPr>
+          </w:pPr>
+          <w:hyperlink w:anchor="_Toc229047101" w:history="1">
+            <w:r>
+              <w:rPr>
+                <w:rStyle w:val="Hipervnculo"/>
+                <w:rFonts w:ascii="Times New Roman" w:eastAsia="Times New Roman" w:hAnsi="Times New Roman" w:cs="Times New Roman"/>
+                <w:noProof/>
+              </w:rPr>
+              <w:t>8.7.2 Diagrama Secuencia Sistema</w:t>
+            </w:r>
+            <w:r>
+              <w:rPr>
+                <w:noProof/>
+                <w:webHidden/>
+              </w:rPr>
+              <w:tab/>
+            </w:r>
+            <w:r>
+              <w:rPr>
+                <w:noProof/>
+                <w:webHidden/>
+              </w:rPr>
+              <w:fldChar w:fldCharType="begin"/>
+            </w:r>
+            <w:r>
+              <w:rPr>
+                <w:noProof/>
+                <w:webHidden/>
+              </w:rPr>
+              <w:instrText xml:space="preserve"> PAGEREF _Toc229047101 \h </w:instrText>
+            </w:r>
+            <w:r>
+              <w:rPr>
+                <w:noProof/>
+                <w:webHidden/>
+              </w:rPr>
+            </w:r>
+            <w:r>
+              <w:rPr>
+                <w:noProof/>
+                <w:webHidden/>
+              </w:rPr>
+              <w:fldChar w:fldCharType="separate"/>
+            </w:r>
+            <w:r>
+              <w:rPr>
+                <w:noProof/>
+                <w:webHidden/>
+              </w:rPr>
+              <w:t>36</w:t>
+            </w:r>
+            <w:r>
+              <w:rPr>
+                <w:noProof/>
+                <w:webHidden/>
+              </w:rPr>
+              <w:fldChar w:fldCharType="end"/>
+            </w:r>
+          </w:hyperlink>
+        </w:p>
+        <w:p>
+          <w:pPr>
+            <w:pStyle w:val="TDC2"/>
+            <w:tabs>
+              <w:tab w:val="right" w:leader="dot" w:pos="8494"/>
+            </w:tabs>
+            <w:rPr>
+              <w:rFonts w:asciiTheme="minorHAnsi" w:eastAsiaTheme="minorEastAsia" w:hAnsiTheme="minorHAnsi" w:cstheme="minorBidi"/>
+              <w:noProof/>
+              <w:kern w:val="2"/>
+              <w14:ligatures w14:val="standardContextual"/>
+            </w:rPr>
+          </w:pPr>
+          <w:hyperlink w:anchor="_Toc229047102" w:history="1">
+            <w:r>
+              <w:rPr>
+                <w:rStyle w:val="Hipervnculo"/>
+                <w:rFonts w:ascii="Times New Roman" w:eastAsia="Times New Roman" w:hAnsi="Times New Roman" w:cs="Times New Roman"/>
+                <w:noProof/>
+              </w:rPr>
+              <w:t>8.8 Configurar Grupo Permiso</w:t>
+            </w:r>
+            <w:r>
+              <w:rPr>
+                <w:noProof/>
+                <w:webHidden/>
+              </w:rPr>
+              <w:tab/>
+            </w:r>
+            <w:r>
+              <w:rPr>
+                <w:noProof/>
+                <w:webHidden/>
+              </w:rPr>
+              <w:fldChar w:fldCharType="begin"/>
+            </w:r>
+            <w:r>
+              <w:rPr>
+                <w:noProof/>
+                <w:webHidden/>
+              </w:rPr>
+              <w:instrText xml:space="preserve"> PAGEREF _Toc229047102 \h </w:instrText>
+            </w:r>
+            <w:r>
+              <w:rPr>
+                <w:noProof/>
+                <w:webHidden/>
+              </w:rPr>
+            </w:r>
+            <w:r>
+              <w:rPr>
+                <w:noProof/>
+                <w:webHidden/>
+              </w:rPr>
+              <w:fldChar w:fldCharType="separate"/>
+            </w:r>
+            <w:r>
+              <w:rPr>
+                <w:noProof/>
+                <w:webHidden/>
+              </w:rPr>
+              <w:t>36</w:t>
+            </w:r>
+            <w:r>
+              <w:rPr>
+                <w:noProof/>
+                <w:webHidden/>
+              </w:rPr>
+              <w:fldChar w:fldCharType="end"/>
+            </w:r>
+          </w:hyperlink>
+        </w:p>
+        <w:p>
+          <w:pPr>
+            <w:pStyle w:val="TDC1"/>
+            <w:tabs>
+              <w:tab w:val="right" w:leader="dot" w:pos="8494"/>
+            </w:tabs>
+            <w:rPr>
+              <w:rFonts w:asciiTheme="minorHAnsi" w:eastAsiaTheme="minorEastAsia" w:hAnsiTheme="minorHAnsi" w:cstheme="minorBidi"/>
+              <w:noProof/>
+              <w:kern w:val="2"/>
+              <w14:ligatures w14:val="standardContextual"/>
+            </w:rPr>
+          </w:pPr>
+          <w:hyperlink w:anchor="_Toc229047103" w:history="1">
+            <w:r>
+              <w:rPr>
+                <w:rStyle w:val="Hipervnculo"/>
+                <w:rFonts w:ascii="Times New Roman" w:eastAsia="Times New Roman" w:hAnsi="Times New Roman" w:cs="Times New Roman"/>
+                <w:noProof/>
+              </w:rPr>
+              <w:t>9. GESTIÓN DE CAMBIOS</w:t>
+            </w:r>
+            <w:r>
+              <w:rPr>
+                <w:noProof/>
+                <w:webHidden/>
+              </w:rPr>
+              <w:tab/>
+            </w:r>
+            <w:r>
+              <w:rPr>
+                <w:noProof/>
+                <w:webHidden/>
+              </w:rPr>
+              <w:fldChar w:fldCharType="begin"/>
+            </w:r>
+            <w:r>
+              <w:rPr>
+                <w:noProof/>
+                <w:webHidden/>
+              </w:rPr>
+              <w:instrText xml:space="preserve"> PAGEREF _Toc229047103 \h </w:instrText>
+            </w:r>
+            <w:r>
+              <w:rPr>
+                <w:noProof/>
+                <w:webHidden/>
+              </w:rPr>
+            </w:r>
+            <w:r>
+              <w:rPr>
+                <w:noProof/>
+                <w:webHidden/>
+              </w:rPr>
+              <w:fldChar w:fldCharType="separate"/>
+            </w:r>
+            <w:r>
+              <w:rPr>
+                <w:noProof/>
+                <w:webHidden/>
+              </w:rPr>
+              <w:t>37</w:t>
+            </w:r>
+            <w:r>
+              <w:rPr>
+                <w:noProof/>
+                <w:webHidden/>
+              </w:rPr>
+              <w:fldChar w:fldCharType="end"/>
+            </w:r>
+          </w:hyperlink>
+        </w:p>
+        <w:p>
+          <w:pPr>
+            <w:pStyle w:val="TDC2"/>
+            <w:tabs>
+              <w:tab w:val="right" w:leader="dot" w:pos="8494"/>
+            </w:tabs>
+            <w:rPr>
+              <w:rFonts w:asciiTheme="minorHAnsi" w:eastAsiaTheme="minorEastAsia" w:hAnsiTheme="minorHAnsi" w:cstheme="minorBidi"/>
+              <w:noProof/>
+              <w:kern w:val="2"/>
+              <w14:ligatures w14:val="standardContextual"/>
+            </w:rPr>
+          </w:pPr>
+          <w:hyperlink w:anchor="_Toc229047104" w:history="1">
+            <w:r>
+              <w:rPr>
+                <w:rStyle w:val="Hipervnculo"/>
+                <w:rFonts w:ascii="Times New Roman" w:eastAsia="Times New Roman" w:hAnsi="Times New Roman" w:cs="Times New Roman"/>
+                <w:noProof/>
+              </w:rPr>
+              <w:t>9.1 Objetivo General</w:t>
+            </w:r>
+            <w:r>
+              <w:rPr>
+                <w:noProof/>
+                <w:webHidden/>
+              </w:rPr>
+              <w:tab/>
+            </w:r>
+            <w:r>
+              <w:rPr>
+                <w:noProof/>
+                <w:webHidden/>
+              </w:rPr>
+              <w:fldChar w:fldCharType="begin"/>
+            </w:r>
+            <w:r>
+              <w:rPr>
+                <w:noProof/>
+                <w:webHidden/>
+              </w:rPr>
+              <w:instrText xml:space="preserve"> PAGEREF _Toc229047104 \h </w:instrText>
+            </w:r>
+            <w:r>
+              <w:rPr>
+                <w:noProof/>
+                <w:webHidden/>
+              </w:rPr>
+            </w:r>
+            <w:r>
+              <w:rPr>
+                <w:noProof/>
+                <w:webHidden/>
+              </w:rPr>
+              <w:fldChar w:fldCharType="separate"/>
+            </w:r>
+            <w:r>
+              <w:rPr>
+                <w:noProof/>
+                <w:webHidden/>
+              </w:rPr>
+              <w:t>37</w:t>
+            </w:r>
+            <w:r>
+              <w:rPr>
+                <w:noProof/>
+                <w:webHidden/>
+              </w:rPr>
+              <w:fldChar w:fldCharType="end"/>
+            </w:r>
+          </w:hyperlink>
+        </w:p>
+        <w:p>
+          <w:pPr>
+            <w:pStyle w:val="TDC2"/>
+            <w:tabs>
+              <w:tab w:val="right" w:leader="dot" w:pos="8494"/>
+            </w:tabs>
+            <w:rPr>
+              <w:rFonts w:asciiTheme="minorHAnsi" w:eastAsiaTheme="minorEastAsia" w:hAnsiTheme="minorHAnsi" w:cstheme="minorBidi"/>
+              <w:noProof/>
+              <w:kern w:val="2"/>
+              <w14:ligatures w14:val="standardContextual"/>
+            </w:rPr>
+          </w:pPr>
+          <w:hyperlink w:anchor="_Toc229047105" w:history="1">
+            <w:r>
+              <w:rPr>
+                <w:rStyle w:val="Hipervnculo"/>
+                <w:rFonts w:ascii="Times New Roman" w:eastAsia="Times New Roman" w:hAnsi="Times New Roman" w:cs="Times New Roman"/>
+                <w:noProof/>
+              </w:rPr>
+              <w:t>9.2 Diagrama de Clases</w:t>
+            </w:r>
+            <w:r>
+              <w:rPr>
+                <w:noProof/>
+                <w:webHidden/>
+              </w:rPr>
+              <w:tab/>
+            </w:r>
+            <w:r>
+              <w:rPr>
+                <w:noProof/>
+                <w:webHidden/>
+              </w:rPr>
+              <w:fldChar w:fldCharType="begin"/>
+            </w:r>
+            <w:r>
+              <w:rPr>
+                <w:noProof/>
+                <w:webHidden/>
+              </w:rPr>
+              <w:instrText xml:space="preserve"> PAGEREF _Toc229047105 \h </w:instrText>
+            </w:r>
+            <w:r>
+              <w:rPr>
+                <w:noProof/>
+                <w:webHidden/>
+              </w:rPr>
+            </w:r>
+            <w:r>
+              <w:rPr>
+                <w:noProof/>
+                <w:webHidden/>
+              </w:rPr>
+              <w:fldChar w:fldCharType="separate"/>
+            </w:r>
+            <w:r>
+              <w:rPr>
+                <w:noProof/>
+                <w:webHidden/>
+              </w:rPr>
+              <w:t>37</w:t>
+            </w:r>
+            <w:r>
+              <w:rPr>
+                <w:noProof/>
+                <w:webHidden/>
+              </w:rPr>
+              <w:fldChar w:fldCharType="end"/>
+            </w:r>
+          </w:hyperlink>
+        </w:p>
+        <w:p>
+          <w:pPr>
+            <w:pStyle w:val="TDC2"/>
+            <w:tabs>
+              <w:tab w:val="right" w:leader="dot" w:pos="8494"/>
+            </w:tabs>
+            <w:rPr>
+              <w:rFonts w:asciiTheme="minorHAnsi" w:eastAsiaTheme="minorEastAsia" w:hAnsiTheme="minorHAnsi" w:cstheme="minorBidi"/>
+              <w:noProof/>
+              <w:kern w:val="2"/>
+              <w14:ligatures w14:val="standardContextual"/>
+            </w:rPr>
+          </w:pPr>
+          <w:hyperlink w:anchor="_Toc229047106" w:history="1">
+            <w:r>
+              <w:rPr>
+                <w:rStyle w:val="Hipervnculo"/>
+                <w:rFonts w:ascii="Times New Roman" w:eastAsia="Times New Roman" w:hAnsi="Times New Roman" w:cs="Times New Roman"/>
+                <w:noProof/>
+              </w:rPr>
+              <w:t>9.3 Der</w:t>
+            </w:r>
+            <w:r>
+              <w:rPr>
+                <w:noProof/>
+                <w:webHidden/>
+              </w:rPr>
+              <w:tab/>
+            </w:r>
+            <w:r>
+              <w:rPr>
+                <w:noProof/>
+                <w:webHidden/>
+              </w:rPr>
+              <w:fldChar w:fldCharType="begin"/>
+            </w:r>
+            <w:r>
+              <w:rPr>
+                <w:noProof/>
+                <w:webHidden/>
+              </w:rPr>
+              <w:instrText xml:space="preserve"> PAGEREF _Toc229047106 \h </w:instrText>
+            </w:r>
+            <w:r>
+              <w:rPr>
+                <w:noProof/>
+                <w:webHidden/>
+              </w:rPr>
+            </w:r>
+            <w:r>
+              <w:rPr>
+                <w:noProof/>
+                <w:webHidden/>
+              </w:rPr>
+              <w:fldChar w:fldCharType="separate"/>
+            </w:r>
+            <w:r>
+              <w:rPr>
+                <w:noProof/>
+                <w:webHidden/>
+              </w:rPr>
+              <w:t>37</w:t>
+            </w:r>
+            <w:r>
+              <w:rPr>
+                <w:noProof/>
+                <w:webHidden/>
+              </w:rPr>
+              <w:fldChar w:fldCharType="end"/>
+            </w:r>
+          </w:hyperlink>
+        </w:p>
+        <w:p>
+          <w:pPr>
+            <w:pStyle w:val="TDC2"/>
+            <w:tabs>
+              <w:tab w:val="right" w:leader="dot" w:pos="8494"/>
+            </w:tabs>
+            <w:rPr>
+              <w:rFonts w:asciiTheme="minorHAnsi" w:eastAsiaTheme="minorEastAsia" w:hAnsiTheme="minorHAnsi" w:cstheme="minorBidi"/>
+              <w:noProof/>
+              <w:kern w:val="2"/>
+              <w14:ligatures w14:val="standardContextual"/>
+            </w:rPr>
+          </w:pPr>
+          <w:hyperlink w:anchor="_Toc229047107" w:history="1">
+            <w:r>
+              <w:rPr>
+                <w:rStyle w:val="Hipervnculo"/>
+                <w:rFonts w:ascii="Times New Roman" w:eastAsia="Times New Roman" w:hAnsi="Times New Roman" w:cs="Times New Roman"/>
+                <w:noProof/>
+              </w:rPr>
+              <w:t>9.4 Diagrama Gestión de Cambios</w:t>
+            </w:r>
+            <w:r>
+              <w:rPr>
+                <w:noProof/>
+                <w:webHidden/>
+              </w:rPr>
+              <w:tab/>
+            </w:r>
+            <w:r>
+              <w:rPr>
+                <w:noProof/>
+                <w:webHidden/>
+              </w:rPr>
+              <w:fldChar w:fldCharType="begin"/>
+            </w:r>
+            <w:r>
+              <w:rPr>
+                <w:noProof/>
+                <w:webHidden/>
+              </w:rPr>
+              <w:instrText xml:space="preserve"> PAGEREF _Toc229047107 \h </w:instrText>
+            </w:r>
+            <w:r>
+              <w:rPr>
+                <w:noProof/>
+                <w:webHidden/>
+              </w:rPr>
+            </w:r>
+            <w:r>
+              <w:rPr>
+                <w:noProof/>
+                <w:webHidden/>
+              </w:rPr>
+              <w:fldChar w:fldCharType="separate"/>
+            </w:r>
+            <w:r>
+              <w:rPr>
+                <w:noProof/>
+                <w:webHidden/>
+              </w:rPr>
+              <w:t>37</w:t>
+            </w:r>
+            <w:r>
+              <w:rPr>
+                <w:noProof/>
+                <w:webHidden/>
+              </w:rPr>
+              <w:fldChar w:fldCharType="end"/>
+            </w:r>
+          </w:hyperlink>
+        </w:p>
+        <w:p>
+          <w:pPr>
+            <w:pStyle w:val="TDC2"/>
+            <w:tabs>
+              <w:tab w:val="right" w:leader="dot" w:pos="8494"/>
+            </w:tabs>
+            <w:rPr>
+              <w:rFonts w:asciiTheme="minorHAnsi" w:eastAsiaTheme="minorEastAsia" w:hAnsiTheme="minorHAnsi" w:cstheme="minorBidi"/>
+              <w:noProof/>
+              <w:kern w:val="2"/>
+              <w14:ligatures w14:val="standardContextual"/>
+            </w:rPr>
+          </w:pPr>
+          <w:hyperlink w:anchor="_Toc229047108" w:history="1">
+            <w:r>
+              <w:rPr>
+                <w:rStyle w:val="Hipervnculo"/>
+                <w:rFonts w:ascii="Times New Roman" w:eastAsia="Times New Roman" w:hAnsi="Times New Roman" w:cs="Times New Roman"/>
+                <w:noProof/>
+              </w:rPr>
+              <w:t>9.5 Pantalla Gestión de Cambios</w:t>
+            </w:r>
+            <w:r>
+              <w:rPr>
+                <w:noProof/>
+                <w:webHidden/>
+              </w:rPr>
+              <w:tab/>
+            </w:r>
+            <w:r>
+              <w:rPr>
+                <w:noProof/>
+                <w:webHidden/>
+              </w:rPr>
+              <w:fldChar w:fldCharType="begin"/>
+            </w:r>
+            <w:r>
+              <w:rPr>
+                <w:noProof/>
+                <w:webHidden/>
+              </w:rPr>
+              <w:instrText xml:space="preserve"> PAGEREF _Toc229047108 \h </w:instrText>
+            </w:r>
+            <w:r>
+              <w:rPr>
+                <w:noProof/>
+                <w:webHidden/>
+              </w:rPr>
+            </w:r>
+            <w:r>
+              <w:rPr>
+                <w:noProof/>
+                <w:webHidden/>
+              </w:rPr>
+              <w:fldChar w:fldCharType="separate"/>
+            </w:r>
+            <w:r>
+              <w:rPr>
+                <w:noProof/>
+                <w:webHidden/>
+              </w:rPr>
+              <w:t>37</w:t>
+            </w:r>
+            <w:r>
+              <w:rPr>
+                <w:noProof/>
+                <w:webHidden/>
+              </w:rPr>
+              <w:fldChar w:fldCharType="end"/>
+            </w:r>
+          </w:hyperlink>
+        </w:p>
+        <w:p>
+          <w:pPr>
+            <w:pStyle w:val="TDC2"/>
+            <w:tabs>
+              <w:tab w:val="right" w:leader="dot" w:pos="8494"/>
+            </w:tabs>
+            <w:rPr>
+              <w:rFonts w:asciiTheme="minorHAnsi" w:eastAsiaTheme="minorEastAsia" w:hAnsiTheme="minorHAnsi" w:cstheme="minorBidi"/>
+              <w:noProof/>
+              <w:kern w:val="2"/>
+              <w14:ligatures w14:val="standardContextual"/>
+            </w:rPr>
+          </w:pPr>
+          <w:hyperlink w:anchor="_Toc229047109" w:history="1">
+            <w:r>
+              <w:rPr>
+                <w:rStyle w:val="Hipervnculo"/>
+                <w:rFonts w:ascii="Times New Roman" w:eastAsia="Times New Roman" w:hAnsi="Times New Roman" w:cs="Times New Roman"/>
+                <w:noProof/>
+              </w:rPr>
+              <w:t>9.6 Revertir Cambios</w:t>
+            </w:r>
+            <w:r>
+              <w:rPr>
+                <w:noProof/>
+                <w:webHidden/>
+              </w:rPr>
+              <w:tab/>
+            </w:r>
+            <w:r>
+              <w:rPr>
+                <w:noProof/>
+                <w:webHidden/>
+              </w:rPr>
+              <w:fldChar w:fldCharType="begin"/>
+            </w:r>
+            <w:r>
+              <w:rPr>
+                <w:noProof/>
+                <w:webHidden/>
+              </w:rPr>
+              <w:instrText xml:space="preserve"> PAGEREF _Toc229047109 \h </w:instrText>
+            </w:r>
+            <w:r>
+              <w:rPr>
+                <w:noProof/>
+                <w:webHidden/>
+              </w:rPr>
+            </w:r>
+            <w:r>
+              <w:rPr>
+                <w:noProof/>
+                <w:webHidden/>
+              </w:rPr>
+              <w:fldChar w:fldCharType="separate"/>
+            </w:r>
+            <w:r>
+              <w:rPr>
+                <w:noProof/>
+                <w:webHidden/>
+              </w:rPr>
+              <w:t>37</w:t>
+            </w:r>
+            <w:r>
+              <w:rPr>
+                <w:noProof/>
+                <w:webHidden/>
+              </w:rPr>
+              <w:fldChar w:fldCharType="end"/>
+            </w:r>
+          </w:hyperlink>
+        </w:p>
+        <w:p>
+          <w:pPr>
+            <w:pStyle w:val="TDC3"/>
+            <w:tabs>
+              <w:tab w:val="right" w:leader="dot" w:pos="8494"/>
+            </w:tabs>
+            <w:rPr>
+              <w:rFonts w:asciiTheme="minorHAnsi" w:eastAsiaTheme="minorEastAsia" w:hAnsiTheme="minorHAnsi" w:cstheme="minorBidi"/>
+              <w:noProof/>
+              <w:kern w:val="2"/>
+              <w14:ligatures w14:val="standardContextual"/>
+            </w:rPr>
+          </w:pPr>
+          <w:hyperlink w:anchor="_Toc229047110" w:history="1">
+            <w:r>
+              <w:rPr>
+                <w:rStyle w:val="Hipervnculo"/>
+                <w:rFonts w:ascii="Times New Roman" w:eastAsia="Times New Roman" w:hAnsi="Times New Roman" w:cs="Times New Roman"/>
+                <w:noProof/>
+              </w:rPr>
+              <w:t>9.6.1 Especificación CU</w:t>
+            </w:r>
+            <w:r>
+              <w:rPr>
+                <w:noProof/>
+                <w:webHidden/>
+              </w:rPr>
+              <w:tab/>
+            </w:r>
+            <w:r>
+              <w:rPr>
+                <w:noProof/>
+                <w:webHidden/>
+              </w:rPr>
+              <w:fldChar w:fldCharType="begin"/>
+            </w:r>
+            <w:r>
+              <w:rPr>
+                <w:noProof/>
+                <w:webHidden/>
+              </w:rPr>
+              <w:instrText xml:space="preserve"> PAGEREF _Toc229047110 \h </w:instrText>
+            </w:r>
+            <w:r>
+              <w:rPr>
+                <w:noProof/>
+                <w:webHidden/>
+              </w:rPr>
+            </w:r>
+            <w:r>
+              <w:rPr>
+                <w:noProof/>
+                <w:webHidden/>
+              </w:rPr>
+              <w:fldChar w:fldCharType="separate"/>
+            </w:r>
+            <w:r>
+              <w:rPr>
+                <w:noProof/>
+                <w:webHidden/>
+              </w:rPr>
+              <w:t>37</w:t>
+            </w:r>
+            <w:r>
+              <w:rPr>
+                <w:noProof/>
+                <w:webHidden/>
+              </w:rPr>
+              <w:fldChar w:fldCharType="end"/>
+            </w:r>
+          </w:hyperlink>
+        </w:p>
+        <w:p>
+          <w:pPr>
+            <w:pStyle w:val="TDC3"/>
+            <w:tabs>
+              <w:tab w:val="right" w:leader="dot" w:pos="8494"/>
+            </w:tabs>
+            <w:rPr>
+              <w:rFonts w:asciiTheme="minorHAnsi" w:eastAsiaTheme="minorEastAsia" w:hAnsiTheme="minorHAnsi" w:cstheme="minorBidi"/>
+              <w:noProof/>
+              <w:kern w:val="2"/>
+              <w14:ligatures w14:val="standardContextual"/>
+            </w:rPr>
+          </w:pPr>
+          <w:hyperlink w:anchor="_Toc229047111" w:history="1">
+            <w:r>
+              <w:rPr>
+                <w:rStyle w:val="Hipervnculo"/>
+                <w:rFonts w:ascii="Times New Roman" w:eastAsia="Times New Roman" w:hAnsi="Times New Roman" w:cs="Times New Roman"/>
+                <w:noProof/>
+              </w:rPr>
+              <w:t>9.6.2 Diagrama Secuencia Sistema</w:t>
+            </w:r>
+            <w:r>
+              <w:rPr>
+                <w:noProof/>
+                <w:webHidden/>
+              </w:rPr>
+              <w:tab/>
+            </w:r>
+            <w:r>
+              <w:rPr>
+                <w:noProof/>
+                <w:webHidden/>
+              </w:rPr>
+              <w:fldChar w:fldCharType="begin"/>
+            </w:r>
+            <w:r>
+              <w:rPr>
+                <w:noProof/>
+                <w:webHidden/>
+              </w:rPr>
+              <w:instrText xml:space="preserve"> PAGEREF _Toc229047111 \h </w:instrText>
+            </w:r>
+            <w:r>
+              <w:rPr>
+                <w:noProof/>
+                <w:webHidden/>
+              </w:rPr>
+            </w:r>
+            <w:r>
+              <w:rPr>
+                <w:noProof/>
+                <w:webHidden/>
+              </w:rPr>
+              <w:fldChar w:fldCharType="separate"/>
+            </w:r>
+            <w:r>
+              <w:rPr>
+                <w:noProof/>
+                <w:webHidden/>
+              </w:rPr>
+              <w:t>37</w:t>
+            </w:r>
+            <w:r>
+              <w:rPr>
+                <w:noProof/>
+                <w:webHidden/>
+              </w:rPr>
+              <w:fldChar w:fldCharType="end"/>
+            </w:r>
+          </w:hyperlink>
+        </w:p>
+        <w:p>
+          <w:pPr>
+            <w:pStyle w:val="TDC1"/>
+            <w:tabs>
+              <w:tab w:val="right" w:leader="dot" w:pos="8494"/>
+            </w:tabs>
+            <w:rPr>
+              <w:rFonts w:asciiTheme="minorHAnsi" w:eastAsiaTheme="minorEastAsia" w:hAnsiTheme="minorHAnsi" w:cstheme="minorBidi"/>
+              <w:noProof/>
+              <w:kern w:val="2"/>
+              <w14:ligatures w14:val="standardContextual"/>
+            </w:rPr>
+          </w:pPr>
+          <w:hyperlink w:anchor="_Toc229047112" w:history="1">
+            <w:r>
+              <w:rPr>
+                <w:rStyle w:val="Hipervnculo"/>
+                <w:rFonts w:ascii="Times New Roman" w:eastAsia="Times New Roman" w:hAnsi="Times New Roman" w:cs="Times New Roman"/>
+                <w:noProof/>
+              </w:rPr>
+              <w:t>10. GESTIÓN DE MÚLTIPLES IDIOMAS</w:t>
+            </w:r>
+            <w:r>
+              <w:rPr>
+                <w:noProof/>
+                <w:webHidden/>
+              </w:rPr>
+              <w:tab/>
+            </w:r>
+            <w:r>
+              <w:rPr>
+                <w:noProof/>
+                <w:webHidden/>
+              </w:rPr>
+              <w:fldChar w:fldCharType="begin"/>
+            </w:r>
+            <w:r>
+              <w:rPr>
+                <w:noProof/>
+                <w:webHidden/>
+              </w:rPr>
+              <w:instrText xml:space="preserve"> PAGEREF _Toc229047112 \h </w:instrText>
+            </w:r>
+            <w:r>
+              <w:rPr>
+                <w:noProof/>
+                <w:webHidden/>
+              </w:rPr>
+            </w:r>
+            <w:r>
+              <w:rPr>
+                <w:noProof/>
+                <w:webHidden/>
+              </w:rPr>
+              <w:fldChar w:fldCharType="separate"/>
+            </w:r>
+            <w:r>
+              <w:rPr>
+                <w:noProof/>
+                <w:webHidden/>
+              </w:rPr>
+              <w:t>37</w:t>
+            </w:r>
+            <w:r>
+              <w:rPr>
+                <w:noProof/>
+                <w:webHidden/>
+              </w:rPr>
+              <w:fldChar w:fldCharType="end"/>
+            </w:r>
+          </w:hyperlink>
+        </w:p>
+        <w:p>
+          <w:pPr>
+            <w:pStyle w:val="TDC2"/>
+            <w:tabs>
+              <w:tab w:val="right" w:leader="dot" w:pos="8494"/>
+            </w:tabs>
+            <w:rPr>
+              <w:rFonts w:asciiTheme="minorHAnsi" w:eastAsiaTheme="minorEastAsia" w:hAnsiTheme="minorHAnsi" w:cstheme="minorBidi"/>
+              <w:noProof/>
+              <w:kern w:val="2"/>
+              <w14:ligatures w14:val="standardContextual"/>
+            </w:rPr>
+          </w:pPr>
+          <w:hyperlink w:anchor="_Toc229047113" w:history="1">
+            <w:r>
+              <w:rPr>
+                <w:rStyle w:val="Hipervnculo"/>
+                <w:rFonts w:ascii="Times New Roman" w:eastAsia="Times New Roman" w:hAnsi="Times New Roman" w:cs="Times New Roman"/>
+                <w:noProof/>
+              </w:rPr>
+              <w:t>10.1 Objetivo General</w:t>
+            </w:r>
+            <w:r>
+              <w:rPr>
+                <w:noProof/>
+                <w:webHidden/>
+              </w:rPr>
+              <w:tab/>
+            </w:r>
+            <w:r>
+              <w:rPr>
+                <w:noProof/>
+                <w:webHidden/>
+              </w:rPr>
+              <w:fldChar w:fldCharType="begin"/>
+            </w:r>
+            <w:r>
+              <w:rPr>
+                <w:noProof/>
+                <w:webHidden/>
+              </w:rPr>
+              <w:instrText xml:space="preserve"> PAGEREF _Toc229047113 \h </w:instrText>
+            </w:r>
+            <w:r>
+              <w:rPr>
+                <w:noProof/>
+                <w:webHidden/>
+              </w:rPr>
+            </w:r>
+            <w:r>
+              <w:rPr>
+                <w:noProof/>
+                <w:webHidden/>
+              </w:rPr>
+              <w:fldChar w:fldCharType="separate"/>
+            </w:r>
+            <w:r>
+              <w:rPr>
+                <w:noProof/>
+                <w:webHidden/>
+              </w:rPr>
+              <w:t>37</w:t>
+            </w:r>
+            <w:r>
+              <w:rPr>
+                <w:noProof/>
+                <w:webHidden/>
+              </w:rPr>
+              <w:fldChar w:fldCharType="end"/>
+            </w:r>
+          </w:hyperlink>
+        </w:p>
+        <w:p>
+          <w:pPr>
+            <w:pStyle w:val="TDC2"/>
+            <w:tabs>
+              <w:tab w:val="right" w:leader="dot" w:pos="8494"/>
+            </w:tabs>
+            <w:rPr>
+              <w:rFonts w:asciiTheme="minorHAnsi" w:eastAsiaTheme="minorEastAsia" w:hAnsiTheme="minorHAnsi" w:cstheme="minorBidi"/>
+              <w:noProof/>
+              <w:kern w:val="2"/>
+              <w14:ligatures w14:val="standardContextual"/>
+            </w:rPr>
+          </w:pPr>
+          <w:hyperlink w:anchor="_Toc229047114" w:history="1">
+            <w:r>
+              <w:rPr>
+                <w:rStyle w:val="Hipervnculo"/>
+                <w:rFonts w:ascii="Times New Roman" w:eastAsia="Times New Roman" w:hAnsi="Times New Roman" w:cs="Times New Roman"/>
+                <w:noProof/>
+              </w:rPr>
+              <w:t>10.2 Diagrama de Clases</w:t>
+            </w:r>
+            <w:r>
+              <w:rPr>
+                <w:noProof/>
+                <w:webHidden/>
+              </w:rPr>
+              <w:tab/>
+            </w:r>
+            <w:r>
+              <w:rPr>
+                <w:noProof/>
+                <w:webHidden/>
+              </w:rPr>
+              <w:fldChar w:fldCharType="begin"/>
+            </w:r>
+            <w:r>
+              <w:rPr>
+                <w:noProof/>
+                <w:webHidden/>
+              </w:rPr>
+              <w:instrText xml:space="preserve"> PAGEREF _Toc229047114 \h </w:instrText>
+            </w:r>
+            <w:r>
+              <w:rPr>
+                <w:noProof/>
+                <w:webHidden/>
+              </w:rPr>
+            </w:r>
+            <w:r>
+              <w:rPr>
+                <w:noProof/>
+                <w:webHidden/>
+              </w:rPr>
+              <w:fldChar w:fldCharType="separate"/>
+            </w:r>
+            <w:r>
+              <w:rPr>
+                <w:noProof/>
+                <w:webHidden/>
+              </w:rPr>
+              <w:t>38</w:t>
+            </w:r>
+            <w:r>
+              <w:rPr>
+                <w:noProof/>
+                <w:webHidden/>
+              </w:rPr>
+              <w:fldChar w:fldCharType="end"/>
+            </w:r>
+          </w:hyperlink>
+        </w:p>
+        <w:p>
+          <w:pPr>
+            <w:pStyle w:val="TDC2"/>
+            <w:tabs>
+              <w:tab w:val="right" w:leader="dot" w:pos="8494"/>
+            </w:tabs>
+            <w:rPr>
+              <w:rFonts w:asciiTheme="minorHAnsi" w:eastAsiaTheme="minorEastAsia" w:hAnsiTheme="minorHAnsi" w:cstheme="minorBidi"/>
+              <w:noProof/>
+              <w:kern w:val="2"/>
+              <w14:ligatures w14:val="standardContextual"/>
+            </w:rPr>
+          </w:pPr>
+          <w:hyperlink w:anchor="_Toc229047115" w:history="1">
+            <w:r>
+              <w:rPr>
+                <w:rStyle w:val="Hipervnculo"/>
+                <w:rFonts w:ascii="Times New Roman" w:eastAsia="Times New Roman" w:hAnsi="Times New Roman" w:cs="Times New Roman"/>
+                <w:noProof/>
+              </w:rPr>
+              <w:t>10.3 Der</w:t>
+            </w:r>
+            <w:r>
+              <w:rPr>
+                <w:noProof/>
+                <w:webHidden/>
+              </w:rPr>
+              <w:tab/>
+            </w:r>
+            <w:r>
+              <w:rPr>
+                <w:noProof/>
+                <w:webHidden/>
+              </w:rPr>
+              <w:fldChar w:fldCharType="begin"/>
+            </w:r>
+            <w:r>
+              <w:rPr>
+                <w:noProof/>
+                <w:webHidden/>
+              </w:rPr>
+              <w:instrText xml:space="preserve"> PAGEREF _Toc229047115 \h </w:instrText>
+            </w:r>
+            <w:r>
+              <w:rPr>
+                <w:noProof/>
+                <w:webHidden/>
+              </w:rPr>
+            </w:r>
+            <w:r>
+              <w:rPr>
+                <w:noProof/>
+                <w:webHidden/>
+              </w:rPr>
+              <w:fldChar w:fldCharType="separate"/>
+            </w:r>
+            <w:r>
+              <w:rPr>
+                <w:noProof/>
+                <w:webHidden/>
+              </w:rPr>
+              <w:t>38</w:t>
+            </w:r>
+            <w:r>
+              <w:rPr>
+                <w:noProof/>
+                <w:webHidden/>
+              </w:rPr>
+              <w:fldChar w:fldCharType="end"/>
+            </w:r>
+          </w:hyperlink>
+        </w:p>
+        <w:p>
+          <w:pPr>
+            <w:pStyle w:val="TDC2"/>
+            <w:tabs>
+              <w:tab w:val="right" w:leader="dot" w:pos="8494"/>
+            </w:tabs>
+            <w:rPr>
+              <w:rFonts w:asciiTheme="minorHAnsi" w:eastAsiaTheme="minorEastAsia" w:hAnsiTheme="minorHAnsi" w:cstheme="minorBidi"/>
+              <w:noProof/>
+              <w:kern w:val="2"/>
+              <w14:ligatures w14:val="standardContextual"/>
+            </w:rPr>
+          </w:pPr>
+          <w:hyperlink w:anchor="_Toc229047116" w:history="1">
+            <w:r>
+              <w:rPr>
+                <w:rStyle w:val="Hipervnculo"/>
+                <w:rFonts w:ascii="Times New Roman" w:eastAsia="Times New Roman" w:hAnsi="Times New Roman" w:cs="Times New Roman"/>
+                <w:noProof/>
+              </w:rPr>
+              <w:t>10.6 Cambiar Idioma</w:t>
+            </w:r>
+            <w:r>
+              <w:rPr>
+                <w:noProof/>
+                <w:webHidden/>
+              </w:rPr>
+              <w:tab/>
+            </w:r>
+            <w:r>
+              <w:rPr>
+                <w:noProof/>
+                <w:webHidden/>
+              </w:rPr>
+              <w:fldChar w:fldCharType="begin"/>
+            </w:r>
+            <w:r>
+              <w:rPr>
+                <w:noProof/>
+                <w:webHidden/>
+              </w:rPr>
+              <w:instrText xml:space="preserve"> PAGEREF _Toc229047116 \h </w:instrText>
+            </w:r>
+            <w:r>
+              <w:rPr>
+                <w:noProof/>
+                <w:webHidden/>
+              </w:rPr>
+            </w:r>
+            <w:r>
+              <w:rPr>
+                <w:noProof/>
+                <w:webHidden/>
+              </w:rPr>
+              <w:fldChar w:fldCharType="separate"/>
+            </w:r>
+            <w:r>
+              <w:rPr>
+                <w:noProof/>
+                <w:webHidden/>
+              </w:rPr>
+              <w:t>38</w:t>
+            </w:r>
+            <w:r>
+              <w:rPr>
+                <w:noProof/>
+                <w:webHidden/>
+              </w:rPr>
+              <w:fldChar w:fldCharType="end"/>
+            </w:r>
+          </w:hyperlink>
+        </w:p>
+        <w:p>
+          <w:pPr>
+            <w:pStyle w:val="TDC3"/>
+            <w:tabs>
+              <w:tab w:val="right" w:leader="dot" w:pos="8494"/>
+            </w:tabs>
+            <w:rPr>
+              <w:rFonts w:asciiTheme="minorHAnsi" w:eastAsiaTheme="minorEastAsia" w:hAnsiTheme="minorHAnsi" w:cstheme="minorBidi"/>
+              <w:noProof/>
+              <w:kern w:val="2"/>
+              <w14:ligatures w14:val="standardContextual"/>
+            </w:rPr>
+          </w:pPr>
+          <w:hyperlink w:anchor="_Toc229047117" w:history="1">
+            <w:r>
+              <w:rPr>
+                <w:rStyle w:val="Hipervnculo"/>
+                <w:rFonts w:ascii="Times New Roman" w:eastAsia="Times New Roman" w:hAnsi="Times New Roman" w:cs="Times New Roman"/>
+                <w:noProof/>
+              </w:rPr>
+              <w:t>10.6.1 Especificación CU</w:t>
+            </w:r>
+            <w:r>
+              <w:rPr>
+                <w:noProof/>
+                <w:webHidden/>
+              </w:rPr>
+              <w:tab/>
+            </w:r>
+            <w:r>
+              <w:rPr>
+                <w:noProof/>
+                <w:webHidden/>
+              </w:rPr>
+              <w:fldChar w:fldCharType="begin"/>
+            </w:r>
+            <w:r>
+              <w:rPr>
+                <w:noProof/>
+                <w:webHidden/>
+              </w:rPr>
+              <w:instrText xml:space="preserve"> PAGEREF _Toc229047117 \h </w:instrText>
+            </w:r>
+            <w:r>
+              <w:rPr>
+                <w:noProof/>
+                <w:webHidden/>
+              </w:rPr>
+            </w:r>
+            <w:r>
+              <w:rPr>
+                <w:noProof/>
+                <w:webHidden/>
+              </w:rPr>
+              <w:fldChar w:fldCharType="separate"/>
+            </w:r>
+            <w:r>
+              <w:rPr>
+                <w:noProof/>
+                <w:webHidden/>
+              </w:rPr>
+              <w:t>38</w:t>
+            </w:r>
+            <w:r>
+              <w:rPr>
+                <w:noProof/>
+                <w:webHidden/>
+              </w:rPr>
+              <w:fldChar w:fldCharType="end"/>
+            </w:r>
+          </w:hyperlink>
+        </w:p>
+        <w:p>
+          <w:pPr>
+            <w:pStyle w:val="TDC3"/>
+            <w:tabs>
+              <w:tab w:val="right" w:leader="dot" w:pos="8494"/>
+            </w:tabs>
+            <w:rPr>
+              <w:rFonts w:asciiTheme="minorHAnsi" w:eastAsiaTheme="minorEastAsia" w:hAnsiTheme="minorHAnsi" w:cstheme="minorBidi"/>
+              <w:noProof/>
+              <w:kern w:val="2"/>
+              <w14:ligatures w14:val="standardContextual"/>
+            </w:rPr>
+          </w:pPr>
+          <w:hyperlink w:anchor="_Toc229047118" w:history="1">
+            <w:r>
+              <w:rPr>
+                <w:rStyle w:val="Hipervnculo"/>
+                <w:rFonts w:ascii="Times New Roman" w:eastAsia="Times New Roman" w:hAnsi="Times New Roman" w:cs="Times New Roman"/>
+                <w:noProof/>
+              </w:rPr>
+              <w:t>10.6.2 Diagrama Secuencia Sistema</w:t>
+            </w:r>
+            <w:r>
+              <w:rPr>
+                <w:noProof/>
+                <w:webHidden/>
+              </w:rPr>
+              <w:tab/>
+            </w:r>
+            <w:r>
+              <w:rPr>
+                <w:noProof/>
+                <w:webHidden/>
+              </w:rPr>
+              <w:fldChar w:fldCharType="begin"/>
+            </w:r>
+            <w:r>
+              <w:rPr>
+                <w:noProof/>
+                <w:webHidden/>
+              </w:rPr>
+              <w:instrText xml:space="preserve"> PAGEREF _Toc229047118 \h </w:instrText>
+            </w:r>
+            <w:r>
+              <w:rPr>
+                <w:noProof/>
+                <w:webHidden/>
+              </w:rPr>
+            </w:r>
+            <w:r>
+              <w:rPr>
+                <w:noProof/>
+                <w:webHidden/>
+              </w:rPr>
+              <w:fldChar w:fldCharType="separate"/>
+            </w:r>
+            <w:r>
+              <w:rPr>
+                <w:noProof/>
+                <w:webHidden/>
+              </w:rPr>
+              <w:t>38</w:t>
+            </w:r>
+            <w:r>
+              <w:rPr>
+                <w:noProof/>
+                <w:webHidden/>
+              </w:rPr>
+              <w:fldChar w:fldCharType="end"/>
+            </w:r>
+          </w:hyperlink>
+        </w:p>
+        <w:p>
+          <w:pPr>
+            <w:pStyle w:val="TDC2"/>
+            <w:tabs>
+              <w:tab w:val="right" w:leader="dot" w:pos="8494"/>
+            </w:tabs>
+            <w:rPr>
+              <w:rFonts w:asciiTheme="minorHAnsi" w:eastAsiaTheme="minorEastAsia" w:hAnsiTheme="minorHAnsi" w:cstheme="minorBidi"/>
+              <w:noProof/>
+              <w:kern w:val="2"/>
+              <w14:ligatures w14:val="standardContextual"/>
+            </w:rPr>
+          </w:pPr>
+          <w:hyperlink w:anchor="_Toc229047119" w:history="1">
+            <w:r>
+              <w:rPr>
+                <w:rStyle w:val="Hipervnculo"/>
+                <w:rFonts w:ascii="Times New Roman" w:eastAsia="Times New Roman" w:hAnsi="Times New Roman" w:cs="Times New Roman"/>
+                <w:noProof/>
+              </w:rPr>
+              <w:t>10.7 Registrar Idioma</w:t>
+            </w:r>
+            <w:r>
+              <w:rPr>
+                <w:noProof/>
+                <w:webHidden/>
+              </w:rPr>
+              <w:tab/>
+            </w:r>
+            <w:r>
+              <w:rPr>
+                <w:noProof/>
+                <w:webHidden/>
+              </w:rPr>
+              <w:fldChar w:fldCharType="begin"/>
+            </w:r>
+            <w:r>
+              <w:rPr>
+                <w:noProof/>
+                <w:webHidden/>
+              </w:rPr>
+              <w:instrText xml:space="preserve"> PAGEREF _Toc229047119 \h </w:instrText>
+            </w:r>
+            <w:r>
+              <w:rPr>
+                <w:noProof/>
+                <w:webHidden/>
+              </w:rPr>
+            </w:r>
+            <w:r>
+              <w:rPr>
+                <w:noProof/>
+                <w:webHidden/>
+              </w:rPr>
+              <w:fldChar w:fldCharType="separate"/>
+            </w:r>
+            <w:r>
+              <w:rPr>
+                <w:noProof/>
+                <w:webHidden/>
+              </w:rPr>
+              <w:t>38</w:t>
+            </w:r>
+            <w:r>
+              <w:rPr>
+                <w:noProof/>
+                <w:webHidden/>
+              </w:rPr>
+              <w:fldChar w:fldCharType="end"/>
+            </w:r>
+          </w:hyperlink>
+        </w:p>
+        <w:p>
+          <w:pPr>
+            <w:pStyle w:val="TDC3"/>
+            <w:tabs>
+              <w:tab w:val="right" w:leader="dot" w:pos="8494"/>
+            </w:tabs>
+            <w:rPr>
+              <w:rFonts w:asciiTheme="minorHAnsi" w:eastAsiaTheme="minorEastAsia" w:hAnsiTheme="minorHAnsi" w:cstheme="minorBidi"/>
+              <w:noProof/>
+              <w:kern w:val="2"/>
+              <w14:ligatures w14:val="standardContextual"/>
+            </w:rPr>
+          </w:pPr>
+          <w:hyperlink w:anchor="_Toc229047120" w:history="1">
+            <w:r>
+              <w:rPr>
+                <w:rStyle w:val="Hipervnculo"/>
+                <w:rFonts w:ascii="Times New Roman" w:eastAsia="Times New Roman" w:hAnsi="Times New Roman" w:cs="Times New Roman"/>
+                <w:noProof/>
+              </w:rPr>
+              <w:t>10.7.1 Especificación CU</w:t>
+            </w:r>
+            <w:r>
+              <w:rPr>
+                <w:noProof/>
+                <w:webHidden/>
+              </w:rPr>
+              <w:tab/>
+            </w:r>
+            <w:r>
+              <w:rPr>
+                <w:noProof/>
+                <w:webHidden/>
+              </w:rPr>
+              <w:fldChar w:fldCharType="begin"/>
+            </w:r>
+            <w:r>
+              <w:rPr>
+                <w:noProof/>
+                <w:webHidden/>
+              </w:rPr>
+              <w:instrText xml:space="preserve"> PAGEREF _Toc229047120 \h </w:instrText>
+            </w:r>
+            <w:r>
+              <w:rPr>
+                <w:noProof/>
+                <w:webHidden/>
+              </w:rPr>
+            </w:r>
+            <w:r>
+              <w:rPr>
+                <w:noProof/>
+                <w:webHidden/>
+              </w:rPr>
+              <w:fldChar w:fldCharType="separate"/>
+            </w:r>
+            <w:r>
+              <w:rPr>
+                <w:noProof/>
+                <w:webHidden/>
+              </w:rPr>
+              <w:t>38</w:t>
+            </w:r>
+            <w:r>
+              <w:rPr>
+                <w:noProof/>
+                <w:webHidden/>
+              </w:rPr>
+              <w:fldChar w:fldCharType="end"/>
+            </w:r>
+          </w:hyperlink>
+        </w:p>
+        <w:p>
+          <w:pPr>
+            <w:pStyle w:val="TDC3"/>
+            <w:tabs>
+              <w:tab w:val="right" w:leader="dot" w:pos="8494"/>
+            </w:tabs>
+            <w:rPr>
+              <w:rFonts w:asciiTheme="minorHAnsi" w:eastAsiaTheme="minorEastAsia" w:hAnsiTheme="minorHAnsi" w:cstheme="minorBidi"/>
+              <w:noProof/>
+              <w:kern w:val="2"/>
+              <w14:ligatures w14:val="standardContextual"/>
+            </w:rPr>
+          </w:pPr>
+          <w:hyperlink w:anchor="_Toc229047121" w:history="1">
+            <w:r>
+              <w:rPr>
+                <w:rStyle w:val="Hipervnculo"/>
+                <w:rFonts w:ascii="Times New Roman" w:eastAsia="Times New Roman" w:hAnsi="Times New Roman" w:cs="Times New Roman"/>
+                <w:noProof/>
+              </w:rPr>
+              <w:t>10.7.2 Diagrama Secuencia Sistema</w:t>
+            </w:r>
+            <w:r>
+              <w:rPr>
+                <w:noProof/>
+                <w:webHidden/>
+              </w:rPr>
+              <w:tab/>
+            </w:r>
+            <w:r>
+              <w:rPr>
+                <w:noProof/>
+                <w:webHidden/>
+              </w:rPr>
+              <w:fldChar w:fldCharType="begin"/>
+            </w:r>
+            <w:r>
+              <w:rPr>
+                <w:noProof/>
+                <w:webHidden/>
+              </w:rPr>
+              <w:instrText xml:space="preserve"> PAGEREF _Toc229047121 \h </w:instrText>
+            </w:r>
+            <w:r>
+              <w:rPr>
+                <w:noProof/>
+                <w:webHidden/>
+              </w:rPr>
+            </w:r>
+            <w:r>
+              <w:rPr>
+                <w:noProof/>
+                <w:webHidden/>
+              </w:rPr>
+              <w:fldChar w:fldCharType="separate"/>
+            </w:r>
+            <w:r>
+              <w:rPr>
+                <w:noProof/>
+                <w:webHidden/>
+              </w:rPr>
+              <w:t>38</w:t>
             </w:r>
             <w:r>
               <w:rPr>
@@ -5667,7 +8115,7 @@
           <w:rFonts w:ascii="Times New Roman" w:eastAsia="Times New Roman" w:hAnsi="Times New Roman" w:cs="Times New Roman"/>
         </w:rPr>
       </w:pPr>
-      <w:bookmarkStart w:id="0" w:name="_Toc228301996"/>
+      <w:bookmarkStart w:id="0" w:name="_Toc229047015"/>
       <w:r>
         <w:rPr>
           <w:rFonts w:ascii="Times New Roman" w:eastAsia="Times New Roman" w:hAnsi="Times New Roman" w:cs="Times New Roman"/>
@@ -5692,7 +8140,7 @@
           <w:szCs w:val="30"/>
         </w:rPr>
       </w:pPr>
-      <w:bookmarkStart w:id="1" w:name="_Toc228301997"/>
+      <w:bookmarkStart w:id="1" w:name="_Toc229047016"/>
       <w:r>
         <w:rPr>
           <w:rFonts w:ascii="Times New Roman" w:eastAsia="Times New Roman" w:hAnsi="Times New Roman" w:cs="Times New Roman"/>
@@ -5783,17 +8231,8 @@
           <w:rFonts w:ascii="Times New Roman" w:eastAsia="Times New Roman" w:hAnsi="Times New Roman" w:cs="Times New Roman"/>
           <w:color w:val="000000"/>
         </w:rPr>
-        <w:t>Registro/</w:t>
-      </w:r>
-      <w:proofErr w:type="spellStart"/>
-      <w:r>
-        <w:rPr>
-          <w:rFonts w:ascii="Times New Roman" w:eastAsia="Times New Roman" w:hAnsi="Times New Roman" w:cs="Times New Roman"/>
-          <w:color w:val="000000"/>
-        </w:rPr>
-        <w:t>LogIn-Out</w:t>
-      </w:r>
-      <w:proofErr w:type="spellEnd"/>
+        <w:t>Registro/LogIn-Out</w:t>
+      </w:r>
       <w:r>
         <w:rPr>
           <w:rFonts w:ascii="Times New Roman" w:eastAsia="Times New Roman" w:hAnsi="Times New Roman" w:cs="Times New Roman"/>
@@ -5857,7 +8296,7 @@
           <w:szCs w:val="30"/>
         </w:rPr>
       </w:pPr>
-      <w:bookmarkStart w:id="2" w:name="_Toc228301998"/>
+      <w:bookmarkStart w:id="2" w:name="_Toc229047017"/>
       <w:r>
         <w:rPr>
           <w:rFonts w:ascii="Times New Roman" w:eastAsia="Times New Roman" w:hAnsi="Times New Roman" w:cs="Times New Roman"/>
@@ -5887,7 +8326,7 @@
           <w:szCs w:val="30"/>
         </w:rPr>
       </w:pPr>
-      <w:bookmarkStart w:id="3" w:name="_Toc228301999"/>
+      <w:bookmarkStart w:id="3" w:name="_Toc229047018"/>
       <w:r>
         <w:rPr>
           <w:rFonts w:ascii="Times New Roman" w:eastAsia="Times New Roman" w:hAnsi="Times New Roman" w:cs="Times New Roman"/>
@@ -6073,6 +8512,13 @@
                 <w:rFonts w:ascii="Times New Roman" w:hAnsi="Times New Roman" w:cs="Times New Roman"/>
               </w:rPr>
               <w:br/>
+              <w:t>Gestión Producto</w:t>
+            </w:r>
+            <w:r>
+              <w:rPr>
+                <w:rFonts w:ascii="Times New Roman" w:hAnsi="Times New Roman" w:cs="Times New Roman"/>
+              </w:rPr>
+              <w:br/>
               <w:t>Gestión Bitácora</w:t>
             </w:r>
           </w:p>
@@ -6124,7 +8570,7 @@
         </w:rPr>
       </w:pPr>
       <w:bookmarkStart w:id="5" w:name="_heading=h.3016uksryk99" w:colFirst="0" w:colLast="0"/>
-      <w:bookmarkStart w:id="6" w:name="_Toc228302000"/>
+      <w:bookmarkStart w:id="6" w:name="_Toc229047019"/>
       <w:bookmarkEnd w:id="5"/>
       <w:r>
         <w:rPr>
@@ -6246,7 +8692,7 @@
           <w:rFonts w:ascii="Times New Roman" w:eastAsia="Times New Roman" w:hAnsi="Times New Roman" w:cs="Times New Roman"/>
         </w:rPr>
       </w:pPr>
-      <w:bookmarkStart w:id="7" w:name="_Toc228302001"/>
+      <w:bookmarkStart w:id="7" w:name="_Toc229047020"/>
       <w:r>
         <w:rPr>
           <w:rFonts w:ascii="Times New Roman" w:eastAsia="Times New Roman" w:hAnsi="Times New Roman" w:cs="Times New Roman"/>
@@ -6515,7 +8961,7 @@
           <w:rFonts w:ascii="Times New Roman" w:eastAsia="Times New Roman" w:hAnsi="Times New Roman" w:cs="Times New Roman"/>
         </w:rPr>
       </w:pPr>
-      <w:bookmarkStart w:id="8" w:name="_Toc228302002"/>
+      <w:bookmarkStart w:id="8" w:name="_Toc229047021"/>
       <w:r>
         <w:rPr>
           <w:rFonts w:ascii="Times New Roman" w:eastAsia="Times New Roman" w:hAnsi="Times New Roman" w:cs="Times New Roman"/>
@@ -6616,7 +9062,7 @@
         </w:rPr>
       </w:pPr>
       <w:bookmarkStart w:id="9" w:name="_heading=h.5twoj81j1gka" w:colFirst="0" w:colLast="0"/>
-      <w:bookmarkStart w:id="10" w:name="_Toc228302003"/>
+      <w:bookmarkStart w:id="10" w:name="_Toc229047022"/>
       <w:bookmarkEnd w:id="9"/>
       <w:r>
         <w:rPr>
@@ -6679,6 +9125,7 @@
       <w:r>
         <w:rPr>
           <w:rFonts w:ascii="Times New Roman" w:eastAsia="Times New Roman" w:hAnsi="Times New Roman" w:cs="Times New Roman"/>
+          <w:noProof/>
           <w:sz w:val="30"/>
           <w:szCs w:val="30"/>
         </w:rPr>
@@ -6741,7 +9188,7 @@
           <w:szCs w:val="30"/>
         </w:rPr>
       </w:pPr>
-      <w:bookmarkStart w:id="11" w:name="_Toc228302004"/>
+      <w:bookmarkStart w:id="11" w:name="_Toc229047023"/>
       <w:r>
         <w:rPr>
           <w:rFonts w:ascii="Times New Roman" w:eastAsia="Times New Roman" w:hAnsi="Times New Roman" w:cs="Times New Roman"/>
@@ -6807,10 +9254,10 @@
           <w:noProof/>
         </w:rPr>
         <w:drawing>
-          <wp:inline distT="0" distB="0" distL="0" distR="0" wp14:anchorId="294802A3" wp14:editId="601523BE">
-            <wp:extent cx="4213860" cy="4436742"/>
-            <wp:effectExtent l="0" t="0" r="0" b="2540"/>
-            <wp:docPr id="1836568615" name="Imagen 3"/>
+          <wp:inline distT="0" distB="0" distL="0" distR="0" wp14:anchorId="48CBFFF0" wp14:editId="77044361">
+            <wp:extent cx="4128654" cy="4287318"/>
+            <wp:effectExtent l="0" t="0" r="5715" b="0"/>
+            <wp:docPr id="1466648346" name="Imagen 18"/>
             <wp:cNvGraphicFramePr>
               <a:graphicFrameLocks xmlns:a="http://schemas.openxmlformats.org/drawingml/2006/main" noChangeAspect="1"/>
             </wp:cNvGraphicFramePr>
@@ -6818,7 +9265,7 @@
               <a:graphicData uri="http://schemas.openxmlformats.org/drawingml/2006/picture">
                 <pic:pic xmlns:pic="http://schemas.openxmlformats.org/drawingml/2006/picture">
                   <pic:nvPicPr>
-                    <pic:cNvPr id="0" name="Picture 3"/>
+                    <pic:cNvPr id="0" name="Picture 18"/>
                     <pic:cNvPicPr>
                       <a:picLocks noChangeAspect="1" noChangeArrowheads="1"/>
                     </pic:cNvPicPr>
@@ -6839,7 +9286,7 @@
                   <pic:spPr bwMode="auto">
                     <a:xfrm>
                       <a:off x="0" y="0"/>
-                      <a:ext cx="4218185" cy="4441296"/>
+                      <a:ext cx="4133684" cy="4292541"/>
                     </a:xfrm>
                     <a:prstGeom prst="rect">
                       <a:avLst/>
@@ -6865,7 +9312,7 @@
           <w:szCs w:val="30"/>
         </w:rPr>
       </w:pPr>
-      <w:bookmarkStart w:id="13" w:name="_Toc228302005"/>
+      <w:bookmarkStart w:id="13" w:name="_Toc229047024"/>
       <w:r>
         <w:rPr>
           <w:rFonts w:ascii="Times New Roman" w:eastAsia="Times New Roman" w:hAnsi="Times New Roman" w:cs="Times New Roman"/>
@@ -6915,7 +9362,7 @@
           <w:rFonts w:ascii="Times New Roman" w:eastAsia="Times New Roman" w:hAnsi="Times New Roman" w:cs="Times New Roman"/>
         </w:rPr>
       </w:pPr>
-      <w:bookmarkStart w:id="14" w:name="_Toc228302006"/>
+      <w:bookmarkStart w:id="14" w:name="_Toc229047025"/>
       <w:r>
         <w:rPr>
           <w:rFonts w:ascii="Times New Roman" w:eastAsia="Times New Roman" w:hAnsi="Times New Roman" w:cs="Times New Roman"/>
@@ -6948,10 +9395,10 @@
           <w:noProof/>
         </w:rPr>
         <w:drawing>
-          <wp:inline distT="0" distB="0" distL="0" distR="0" wp14:anchorId="6FCE6D94" wp14:editId="5FD675A8">
-            <wp:extent cx="4617720" cy="1424940"/>
-            <wp:effectExtent l="0" t="0" r="0" b="3810"/>
-            <wp:docPr id="1214838070" name="Imagen 4"/>
+          <wp:inline distT="0" distB="0" distL="0" distR="0" wp14:anchorId="519D97CA" wp14:editId="216D539B">
+            <wp:extent cx="3686830" cy="2105891"/>
+            <wp:effectExtent l="0" t="0" r="8890" b="8890"/>
+            <wp:docPr id="611214739" name="Imagen 8"/>
             <wp:cNvGraphicFramePr>
               <a:graphicFrameLocks xmlns:a="http://schemas.openxmlformats.org/drawingml/2006/main" noChangeAspect="1"/>
             </wp:cNvGraphicFramePr>
@@ -6959,7 +9406,7 @@
               <a:graphicData uri="http://schemas.openxmlformats.org/drawingml/2006/picture">
                 <pic:pic xmlns:pic="http://schemas.openxmlformats.org/drawingml/2006/picture">
                   <pic:nvPicPr>
-                    <pic:cNvPr id="0" name="Picture 9"/>
+                    <pic:cNvPr id="0" name="Picture 8"/>
                     <pic:cNvPicPr>
                       <a:picLocks noChangeAspect="1" noChangeArrowheads="1"/>
                     </pic:cNvPicPr>
@@ -6980,7 +9427,7 @@
                   <pic:spPr bwMode="auto">
                     <a:xfrm>
                       <a:off x="0" y="0"/>
-                      <a:ext cx="4617720" cy="1424940"/>
+                      <a:ext cx="3698656" cy="2112646"/>
                     </a:xfrm>
                     <a:prstGeom prst="rect">
                       <a:avLst/>
@@ -7004,7 +9451,7 @@
           <w:rFonts w:ascii="Times New Roman" w:eastAsia="Times New Roman" w:hAnsi="Times New Roman" w:cs="Times New Roman"/>
         </w:rPr>
       </w:pPr>
-      <w:bookmarkStart w:id="15" w:name="_Toc228302007"/>
+      <w:bookmarkStart w:id="15" w:name="_Toc229047026"/>
       <w:r>
         <w:rPr>
           <w:rFonts w:ascii="Times New Roman" w:eastAsia="Times New Roman" w:hAnsi="Times New Roman" w:cs="Times New Roman"/>
@@ -7038,10 +9485,10 @@
           <w:noProof/>
         </w:rPr>
         <w:drawing>
-          <wp:inline distT="0" distB="0" distL="0" distR="0" wp14:anchorId="75FD7AE9" wp14:editId="2BAC8B35">
-            <wp:extent cx="3710940" cy="1820461"/>
-            <wp:effectExtent l="0" t="0" r="3810" b="8890"/>
-            <wp:docPr id="1450649016" name="Imagen 2"/>
+          <wp:inline distT="0" distB="0" distL="0" distR="0" wp14:anchorId="4B4CE8AF" wp14:editId="3CD53C81">
+            <wp:extent cx="3726815" cy="2029460"/>
+            <wp:effectExtent l="0" t="0" r="6985" b="8890"/>
+            <wp:docPr id="130292949" name="Imagen 7"/>
             <wp:cNvGraphicFramePr>
               <a:graphicFrameLocks xmlns:a="http://schemas.openxmlformats.org/drawingml/2006/main" noChangeAspect="1"/>
             </wp:cNvGraphicFramePr>
@@ -7049,7 +9496,7 @@
               <a:graphicData uri="http://schemas.openxmlformats.org/drawingml/2006/picture">
                 <pic:pic xmlns:pic="http://schemas.openxmlformats.org/drawingml/2006/picture">
                   <pic:nvPicPr>
-                    <pic:cNvPr id="0" name="Picture 2"/>
+                    <pic:cNvPr id="0" name="Picture 7"/>
                     <pic:cNvPicPr>
                       <a:picLocks noChangeAspect="1" noChangeArrowheads="1"/>
                     </pic:cNvPicPr>
@@ -7070,7 +9517,7 @@
                   <pic:spPr bwMode="auto">
                     <a:xfrm>
                       <a:off x="0" y="0"/>
-                      <a:ext cx="3714733" cy="1822322"/>
+                      <a:ext cx="3726815" cy="2029460"/>
                     </a:xfrm>
                     <a:prstGeom prst="rect">
                       <a:avLst/>
@@ -7094,7 +9541,7 @@
           <w:rFonts w:ascii="Times New Roman" w:hAnsi="Times New Roman" w:cs="Times New Roman"/>
         </w:rPr>
       </w:pPr>
-      <w:bookmarkStart w:id="16" w:name="_Toc228302008"/>
+      <w:bookmarkStart w:id="16" w:name="_Toc229047027"/>
       <w:r>
         <w:rPr>
           <w:rFonts w:ascii="Times New Roman" w:eastAsia="Times New Roman" w:hAnsi="Times New Roman" w:cs="Times New Roman"/>
@@ -7127,10 +9574,10 @@
           <w:noProof/>
         </w:rPr>
         <w:drawing>
-          <wp:inline distT="0" distB="0" distL="0" distR="0" wp14:anchorId="12BFB9E8" wp14:editId="6F543DBE">
-            <wp:extent cx="3779520" cy="2435551"/>
-            <wp:effectExtent l="0" t="0" r="0" b="3175"/>
-            <wp:docPr id="479997330" name="Imagen 1"/>
+          <wp:inline distT="0" distB="0" distL="0" distR="0" wp14:anchorId="02B5B980" wp14:editId="45C3345F">
+            <wp:extent cx="3567430" cy="3207385"/>
+            <wp:effectExtent l="0" t="0" r="0" b="0"/>
+            <wp:docPr id="1217187809" name="Imagen 6"/>
             <wp:cNvGraphicFramePr>
               <a:graphicFrameLocks xmlns:a="http://schemas.openxmlformats.org/drawingml/2006/main" noChangeAspect="1"/>
             </wp:cNvGraphicFramePr>
@@ -7138,7 +9585,7 @@
               <a:graphicData uri="http://schemas.openxmlformats.org/drawingml/2006/picture">
                 <pic:pic xmlns:pic="http://schemas.openxmlformats.org/drawingml/2006/picture">
                   <pic:nvPicPr>
-                    <pic:cNvPr id="0" name="Picture 1"/>
+                    <pic:cNvPr id="0" name="Picture 6"/>
                     <pic:cNvPicPr>
                       <a:picLocks noChangeAspect="1" noChangeArrowheads="1"/>
                     </pic:cNvPicPr>
@@ -7159,7 +9606,7 @@
                   <pic:spPr bwMode="auto">
                     <a:xfrm>
                       <a:off x="0" y="0"/>
-                      <a:ext cx="3804619" cy="2451725"/>
+                      <a:ext cx="3567430" cy="3207385"/>
                     </a:xfrm>
                     <a:prstGeom prst="rect">
                       <a:avLst/>
@@ -7183,7 +9630,7 @@
           <w:rFonts w:ascii="Times New Roman" w:eastAsia="Times New Roman" w:hAnsi="Times New Roman" w:cs="Times New Roman"/>
         </w:rPr>
       </w:pPr>
-      <w:bookmarkStart w:id="17" w:name="_Toc228302009"/>
+      <w:bookmarkStart w:id="17" w:name="_Toc229047028"/>
       <w:r>
         <w:rPr>
           <w:rFonts w:ascii="Times New Roman" w:eastAsia="Times New Roman" w:hAnsi="Times New Roman" w:cs="Times New Roman"/>
@@ -7275,7 +9722,7 @@
           <w:szCs w:val="30"/>
         </w:rPr>
       </w:pPr>
-      <w:bookmarkStart w:id="18" w:name="_Toc228302010"/>
+      <w:bookmarkStart w:id="18" w:name="_Toc229047029"/>
       <w:r>
         <w:rPr>
           <w:rFonts w:ascii="Times New Roman" w:eastAsia="Times New Roman" w:hAnsi="Times New Roman" w:cs="Times New Roman"/>
@@ -7322,10 +9769,10 @@
           <w:noProof/>
         </w:rPr>
         <w:drawing>
-          <wp:inline distT="0" distB="0" distL="0" distR="0" wp14:anchorId="0A7971C9" wp14:editId="79F58D60">
-            <wp:extent cx="3429000" cy="4015740"/>
-            <wp:effectExtent l="0" t="0" r="0" b="3810"/>
-            <wp:docPr id="425832091" name="Imagen 7"/>
+          <wp:inline distT="0" distB="0" distL="0" distR="0" wp14:anchorId="3261B909" wp14:editId="108F2408">
+            <wp:extent cx="3671570" cy="3990340"/>
+            <wp:effectExtent l="0" t="0" r="5080" b="0"/>
+            <wp:docPr id="1732571405" name="Imagen 9"/>
             <wp:cNvGraphicFramePr>
               <a:graphicFrameLocks xmlns:a="http://schemas.openxmlformats.org/drawingml/2006/main" noChangeAspect="1"/>
             </wp:cNvGraphicFramePr>
@@ -7333,7 +9780,7 @@
               <a:graphicData uri="http://schemas.openxmlformats.org/drawingml/2006/picture">
                 <pic:pic xmlns:pic="http://schemas.openxmlformats.org/drawingml/2006/picture">
                   <pic:nvPicPr>
-                    <pic:cNvPr id="0" name="Picture 7"/>
+                    <pic:cNvPr id="0" name="Picture 9"/>
                     <pic:cNvPicPr>
                       <a:picLocks noChangeAspect="1" noChangeArrowheads="1"/>
                     </pic:cNvPicPr>
@@ -7354,7 +9801,7 @@
                   <pic:spPr bwMode="auto">
                     <a:xfrm>
                       <a:off x="0" y="0"/>
-                      <a:ext cx="3429000" cy="4015740"/>
+                      <a:ext cx="3671570" cy="3990340"/>
                     </a:xfrm>
                     <a:prstGeom prst="rect">
                       <a:avLst/>
@@ -7379,7 +9826,7 @@
         </w:rPr>
       </w:pPr>
       <w:bookmarkStart w:id="19" w:name="_heading=h.bgzivhm4o7hc" w:colFirst="0" w:colLast="0"/>
-      <w:bookmarkStart w:id="20" w:name="_Toc228302011"/>
+      <w:bookmarkStart w:id="20" w:name="_Toc229047030"/>
       <w:bookmarkEnd w:id="19"/>
       <w:r>
         <w:rPr>
@@ -7406,7 +9853,7 @@
           <w:szCs w:val="30"/>
         </w:rPr>
       </w:pPr>
-      <w:bookmarkStart w:id="21" w:name="_Toc228302012"/>
+      <w:bookmarkStart w:id="21" w:name="_Toc229047031"/>
       <w:r>
         <w:rPr>
           <w:rFonts w:ascii="Times New Roman" w:eastAsia="Times New Roman" w:hAnsi="Times New Roman" w:cs="Times New Roman"/>
@@ -7451,7 +9898,7 @@
           <w:szCs w:val="30"/>
         </w:rPr>
       </w:pPr>
-      <w:bookmarkStart w:id="22" w:name="_Toc228302013"/>
+      <w:bookmarkStart w:id="22" w:name="_Toc229047032"/>
       <w:r>
         <w:rPr>
           <w:rFonts w:ascii="Times New Roman" w:eastAsia="Times New Roman" w:hAnsi="Times New Roman" w:cs="Times New Roman"/>
@@ -7540,23 +9987,7 @@
           <w:rFonts w:ascii="Times New Roman" w:eastAsia="Times New Roman" w:hAnsi="Times New Roman" w:cs="Times New Roman"/>
           <w:color w:val="000000"/>
         </w:rPr>
-        <w:t xml:space="preserve"> Al iniciar el sistema, se carga la interfaz de </w:t>
-      </w:r>
-      <w:proofErr w:type="spellStart"/>
-      <w:r>
-        <w:rPr>
-          <w:rFonts w:ascii="Times New Roman" w:eastAsia="Times New Roman" w:hAnsi="Times New Roman" w:cs="Times New Roman"/>
-          <w:color w:val="000000"/>
-        </w:rPr>
-        <w:t>LogIn</w:t>
-      </w:r>
-      <w:proofErr w:type="spellEnd"/>
-      <w:r>
-        <w:rPr>
-          <w:rFonts w:ascii="Times New Roman" w:eastAsia="Times New Roman" w:hAnsi="Times New Roman" w:cs="Times New Roman"/>
-          <w:color w:val="000000"/>
-        </w:rPr>
-        <w:t xml:space="preserve"> y se presenta al usuario como pantalla principal. En esta etapa no hay ninguna sesión activa ni conexión abierta con la base de datos. Por el momento no se realiza ninguna validación de permisos hasta que el usuario intenta autenticarse. Este enfoque busca minimizar el uso de recursos y mantener la seguridad hasta que se confirme la identidad del usuario. </w:t>
+        <w:t xml:space="preserve"> Al iniciar el sistema, se carga la interfaz de LogIn y se presenta al usuario como pantalla principal. En esta etapa no hay ninguna sesión activa ni conexión abierta con la base de datos. Por el momento no se realiza ninguna validación de permisos hasta que el usuario intenta autenticarse. Este enfoque busca minimizar el uso de recursos y mantener la seguridad hasta que se confirme la identidad del usuario. </w:t>
       </w:r>
     </w:p>
     <w:p>
@@ -7804,56 +10235,15 @@
           <w:rFonts w:ascii="Times New Roman" w:eastAsia="Times New Roman" w:hAnsi="Times New Roman" w:cs="Times New Roman"/>
           <w:color w:val="000000"/>
         </w:rPr>
-        <w:t xml:space="preserve">A su vez en la pantalla del </w:t>
-      </w:r>
-      <w:proofErr w:type="spellStart"/>
+        <w:t xml:space="preserve">A su vez en la pantalla del LogIn presentamos un botón “mostrar” para que si el usuario quiere revisar la contraseña ingresada antes de presionar el botón LogIn pueda hacerlo. Para ello debemos setear la propiedad </w:t>
+      </w:r>
       <w:r>
         <w:rPr>
           <w:rFonts w:ascii="Times New Roman" w:eastAsia="Times New Roman" w:hAnsi="Times New Roman" w:cs="Times New Roman"/>
           <w:color w:val="000000"/>
         </w:rPr>
-        <w:t>LogIn</w:t>
-      </w:r>
-      <w:proofErr w:type="spellEnd"/>
-      <w:r>
-        <w:rPr>
-          <w:rFonts w:ascii="Times New Roman" w:eastAsia="Times New Roman" w:hAnsi="Times New Roman" w:cs="Times New Roman"/>
-          <w:color w:val="000000"/>
-        </w:rPr>
-        <w:t xml:space="preserve"> presentamos un botón “mostrar” para que si el usuario quiere revisar la contraseña ingresada antes de presionar el botón </w:t>
-      </w:r>
-      <w:proofErr w:type="spellStart"/>
-      <w:r>
-        <w:rPr>
-          <w:rFonts w:ascii="Times New Roman" w:eastAsia="Times New Roman" w:hAnsi="Times New Roman" w:cs="Times New Roman"/>
-          <w:color w:val="000000"/>
-        </w:rPr>
-        <w:t>LogIn</w:t>
-      </w:r>
-      <w:proofErr w:type="spellEnd"/>
-      <w:r>
-        <w:rPr>
-          <w:rFonts w:ascii="Times New Roman" w:eastAsia="Times New Roman" w:hAnsi="Times New Roman" w:cs="Times New Roman"/>
-          <w:color w:val="000000"/>
-        </w:rPr>
-        <w:t xml:space="preserve"> pueda hacerlo. Para ello debemos setear la propiedad </w:t>
-      </w:r>
-      <w:proofErr w:type="spellStart"/>
-      <w:r>
-        <w:rPr>
-          <w:rFonts w:ascii="Times New Roman" w:eastAsia="Times New Roman" w:hAnsi="Times New Roman" w:cs="Times New Roman"/>
-          <w:color w:val="000000"/>
-        </w:rPr>
         <w:lastRenderedPageBreak/>
-        <w:t>PasswordChar</w:t>
-      </w:r>
-      <w:proofErr w:type="spellEnd"/>
-      <w:r>
-        <w:rPr>
-          <w:rFonts w:ascii="Times New Roman" w:eastAsia="Times New Roman" w:hAnsi="Times New Roman" w:cs="Times New Roman"/>
-          <w:color w:val="000000"/>
-        </w:rPr>
-        <w:t xml:space="preserve"> del TextBox en donde el usuario ingresa la contraseña como “*” por default.</w:t>
+        <w:t>PasswordChar del TextBox en donde el usuario ingresa la contraseña como “*” por default.</w:t>
       </w:r>
     </w:p>
     <w:p>
@@ -7924,27 +10314,7 @@
           <w:bCs/>
           <w:color w:val="000000"/>
         </w:rPr>
-        <w:t>Proceso de Log-</w:t>
-      </w:r>
-      <w:proofErr w:type="spellStart"/>
-      <w:r>
-        <w:rPr>
-          <w:rFonts w:ascii="Times New Roman" w:eastAsia="Times New Roman" w:hAnsi="Times New Roman" w:cs="Times New Roman"/>
-          <w:b/>
-          <w:bCs/>
-          <w:color w:val="000000"/>
-        </w:rPr>
-        <w:t>Out</w:t>
-      </w:r>
-      <w:proofErr w:type="spellEnd"/>
-      <w:r>
-        <w:rPr>
-          <w:rFonts w:ascii="Times New Roman" w:eastAsia="Times New Roman" w:hAnsi="Times New Roman" w:cs="Times New Roman"/>
-          <w:b/>
-          <w:bCs/>
-          <w:color w:val="000000"/>
-        </w:rPr>
-        <w:t>:</w:t>
+        <w:t>Proceso de Log-Out:</w:t>
       </w:r>
       <w:r>
         <w:rPr>
@@ -7981,44 +10351,16 @@
           <w:szCs w:val="30"/>
         </w:rPr>
       </w:pPr>
-      <w:bookmarkStart w:id="23" w:name="_Toc228302014"/>
+      <w:bookmarkStart w:id="23" w:name="_Toc229047033"/>
       <w:r>
         <w:rPr>
           <w:rFonts w:ascii="Times New Roman" w:eastAsia="Times New Roman" w:hAnsi="Times New Roman" w:cs="Times New Roman"/>
           <w:sz w:val="30"/>
           <w:szCs w:val="30"/>
         </w:rPr>
-        <w:t xml:space="preserve">2.3 </w:t>
-      </w:r>
-      <w:proofErr w:type="spellStart"/>
-      <w:r>
-        <w:rPr>
-          <w:rFonts w:ascii="Times New Roman" w:eastAsia="Times New Roman" w:hAnsi="Times New Roman" w:cs="Times New Roman"/>
-          <w:sz w:val="30"/>
-          <w:szCs w:val="30"/>
-        </w:rPr>
-        <w:t>LogIn</w:t>
-      </w:r>
-      <w:proofErr w:type="spellEnd"/>
-      <w:r>
-        <w:rPr>
-          <w:rFonts w:ascii="Times New Roman" w:eastAsia="Times New Roman" w:hAnsi="Times New Roman" w:cs="Times New Roman"/>
-          <w:sz w:val="30"/>
-          <w:szCs w:val="30"/>
-        </w:rPr>
-        <w:t xml:space="preserve"> – CU001 </w:t>
-      </w:r>
-      <w:proofErr w:type="spellStart"/>
-      <w:r>
-        <w:rPr>
-          <w:rFonts w:ascii="Times New Roman" w:eastAsia="Times New Roman" w:hAnsi="Times New Roman" w:cs="Times New Roman"/>
-          <w:sz w:val="30"/>
-          <w:szCs w:val="30"/>
-        </w:rPr>
-        <w:t>LogIn</w:t>
+        <w:t>2.3 LogIn – CU001 LogIn</w:t>
       </w:r>
       <w:bookmarkEnd w:id="23"/>
-      <w:proofErr w:type="spellEnd"/>
     </w:p>
     <w:p>
       <w:pPr>
@@ -8027,7 +10369,7 @@
           <w:rFonts w:ascii="Times New Roman" w:eastAsia="Times New Roman" w:hAnsi="Times New Roman" w:cs="Times New Roman"/>
         </w:rPr>
       </w:pPr>
-      <w:bookmarkStart w:id="24" w:name="_Toc228302015"/>
+      <w:bookmarkStart w:id="24" w:name="_Toc229047034"/>
       <w:r>
         <w:rPr>
           <w:rFonts w:ascii="Times New Roman" w:eastAsia="Times New Roman" w:hAnsi="Times New Roman" w:cs="Times New Roman"/>
@@ -8044,14 +10386,7 @@
         <w:rPr>
           <w:rFonts w:ascii="Times New Roman" w:eastAsia="Times New Roman" w:hAnsi="Times New Roman" w:cs="Times New Roman"/>
         </w:rPr>
-        <w:t xml:space="preserve"> Diagrama </w:t>
-      </w:r>
-      <w:proofErr w:type="spellStart"/>
-      <w:r>
-        <w:rPr>
-          <w:rFonts w:ascii="Times New Roman" w:eastAsia="Times New Roman" w:hAnsi="Times New Roman" w:cs="Times New Roman"/>
-        </w:rPr>
-        <w:t>LogI</w:t>
+        <w:t xml:space="preserve"> Diagrama LogI</w:t>
       </w:r>
       <w:r>
         <w:rPr>
@@ -8060,7 +10395,6 @@
         <w:t>n</w:t>
       </w:r>
       <w:bookmarkEnd w:id="24"/>
-      <w:proofErr w:type="spellEnd"/>
     </w:p>
     <w:p>
       <w:pPr>
@@ -8130,7 +10464,7 @@
           <w:rFonts w:ascii="Times New Roman" w:eastAsia="Times New Roman" w:hAnsi="Times New Roman" w:cs="Times New Roman"/>
         </w:rPr>
       </w:pPr>
-      <w:bookmarkStart w:id="25" w:name="_Toc228302016"/>
+      <w:bookmarkStart w:id="25" w:name="_Toc229047035"/>
       <w:r>
         <w:rPr>
           <w:rFonts w:ascii="Times New Roman" w:eastAsia="Times New Roman" w:hAnsi="Times New Roman" w:cs="Times New Roman"/>
@@ -8203,17 +10537,8 @@
                 <w:rFonts w:ascii="Times New Roman" w:eastAsia="Times New Roman" w:hAnsi="Times New Roman" w:cs="Times New Roman"/>
                 <w:color w:val="000000"/>
               </w:rPr>
-              <w:t xml:space="preserve">CU 001 – </w:t>
-            </w:r>
-            <w:proofErr w:type="spellStart"/>
-            <w:r>
-              <w:rPr>
-                <w:rFonts w:ascii="Times New Roman" w:eastAsia="Times New Roman" w:hAnsi="Times New Roman" w:cs="Times New Roman"/>
-                <w:color w:val="000000"/>
-              </w:rPr>
-              <w:t>LogIn</w:t>
-            </w:r>
-            <w:proofErr w:type="spellEnd"/>
+              <w:t>CU 001 – LogIn</w:t>
+            </w:r>
             <w:r>
               <w:rPr>
                 <w:rFonts w:ascii="Times New Roman" w:eastAsia="Times New Roman" w:hAnsi="Times New Roman" w:cs="Times New Roman"/>
@@ -8629,27 +10954,7 @@
                 <w:sz w:val="22"/>
                 <w:szCs w:val="22"/>
               </w:rPr>
-              <w:t>El usuario ingresa al sistema y se le presenta la pantalla principal del mismo “</w:t>
-            </w:r>
-            <w:proofErr w:type="spellStart"/>
-            <w:r>
-              <w:rPr>
-                <w:rFonts w:ascii="Times New Roman" w:eastAsia="Times New Roman" w:hAnsi="Times New Roman" w:cs="Times New Roman"/>
-                <w:color w:val="000000"/>
-                <w:sz w:val="22"/>
-                <w:szCs w:val="22"/>
-              </w:rPr>
-              <w:t>LogIn</w:t>
-            </w:r>
-            <w:proofErr w:type="spellEnd"/>
-            <w:r>
-              <w:rPr>
-                <w:rFonts w:ascii="Times New Roman" w:eastAsia="Times New Roman" w:hAnsi="Times New Roman" w:cs="Times New Roman"/>
-                <w:color w:val="000000"/>
-                <w:sz w:val="22"/>
-                <w:szCs w:val="22"/>
-              </w:rPr>
-              <w:t>”.</w:t>
+              <w:t>El usuario ingresa al sistema y se le presenta la pantalla principal del mismo “LogIn”.</w:t>
             </w:r>
           </w:p>
           <w:p>
@@ -9243,23 +11548,7 @@
                 <w:rFonts w:ascii="Times New Roman" w:eastAsia="Times New Roman" w:hAnsi="Times New Roman" w:cs="Times New Roman"/>
                 <w:color w:val="000000"/>
               </w:rPr>
-              <w:t xml:space="preserve">El usuario queda autenticado en el sistema e inicia su sesión, se registran los permisos </w:t>
-            </w:r>
-            <w:proofErr w:type="gramStart"/>
-            <w:r>
-              <w:rPr>
-                <w:rFonts w:ascii="Times New Roman" w:eastAsia="Times New Roman" w:hAnsi="Times New Roman" w:cs="Times New Roman"/>
-                <w:color w:val="000000"/>
-              </w:rPr>
-              <w:t>del mismo</w:t>
-            </w:r>
-            <w:proofErr w:type="gramEnd"/>
-            <w:r>
-              <w:rPr>
-                <w:rFonts w:ascii="Times New Roman" w:eastAsia="Times New Roman" w:hAnsi="Times New Roman" w:cs="Times New Roman"/>
-                <w:color w:val="000000"/>
-              </w:rPr>
-              <w:t>.</w:t>
+              <w:t>El usuario queda autenticado en el sistema e inicia su sesión, se registran los permisos del mismo.</w:t>
             </w:r>
           </w:p>
         </w:tc>
@@ -9272,7 +11561,7 @@
           <w:rFonts w:ascii="Times New Roman" w:eastAsia="Times New Roman" w:hAnsi="Times New Roman" w:cs="Times New Roman"/>
         </w:rPr>
       </w:pPr>
-      <w:bookmarkStart w:id="26" w:name="_Toc228302017"/>
+      <w:bookmarkStart w:id="26" w:name="_Toc229047036"/>
       <w:r>
         <w:rPr>
           <w:rFonts w:ascii="Times New Roman" w:eastAsia="Times New Roman" w:hAnsi="Times New Roman" w:cs="Times New Roman"/>
@@ -9368,7 +11657,7 @@
           <w:rFonts w:ascii="Times New Roman" w:eastAsia="Times New Roman" w:hAnsi="Times New Roman" w:cs="Times New Roman"/>
         </w:rPr>
       </w:pPr>
-      <w:bookmarkStart w:id="27" w:name="_Toc228302018"/>
+      <w:bookmarkStart w:id="27" w:name="_Toc229047037"/>
       <w:r>
         <w:rPr>
           <w:rFonts w:ascii="Times New Roman" w:eastAsia="Times New Roman" w:hAnsi="Times New Roman" w:cs="Times New Roman"/>
@@ -9402,10 +11691,10 @@
           <w:noProof/>
         </w:rPr>
         <w:drawing>
-          <wp:inline distT="0" distB="0" distL="0" distR="0" wp14:anchorId="5756F843" wp14:editId="048DB4B7">
-            <wp:extent cx="3390300" cy="3569622"/>
-            <wp:effectExtent l="0" t="0" r="635" b="0"/>
-            <wp:docPr id="1393417997" name="Imagen 3"/>
+          <wp:inline distT="0" distB="0" distL="0" distR="0" wp14:anchorId="23CA1E2C" wp14:editId="7266C50C">
+            <wp:extent cx="3191894" cy="3359727"/>
+            <wp:effectExtent l="0" t="0" r="8890" b="0"/>
+            <wp:docPr id="1275430105" name="Imagen 10"/>
             <wp:cNvGraphicFramePr>
               <a:graphicFrameLocks xmlns:a="http://schemas.openxmlformats.org/drawingml/2006/main" noChangeAspect="1"/>
             </wp:cNvGraphicFramePr>
@@ -9413,13 +11702,13 @@
               <a:graphicData uri="http://schemas.openxmlformats.org/drawingml/2006/picture">
                 <pic:pic xmlns:pic="http://schemas.openxmlformats.org/drawingml/2006/picture">
                   <pic:nvPicPr>
-                    <pic:cNvPr id="0" name="Picture 3"/>
+                    <pic:cNvPr id="0" name="Picture 10"/>
                     <pic:cNvPicPr>
                       <a:picLocks noChangeAspect="1" noChangeArrowheads="1"/>
                     </pic:cNvPicPr>
                   </pic:nvPicPr>
                   <pic:blipFill>
-                    <a:blip r:embed="rId14">
+                    <a:blip r:embed="rId22">
                       <a:extLst>
                         <a:ext uri="{28A0092B-C50C-407E-A947-70E740481C1C}">
                           <a14:useLocalDpi xmlns:a14="http://schemas.microsoft.com/office/drawing/2010/main" val="0"/>
@@ -9434,7 +11723,7 @@
                   <pic:spPr bwMode="auto">
                     <a:xfrm>
                       <a:off x="0" y="0"/>
-                      <a:ext cx="3405408" cy="3585529"/>
+                      <a:ext cx="3198236" cy="3366402"/>
                     </a:xfrm>
                     <a:prstGeom prst="rect">
                       <a:avLst/>
@@ -9458,7 +11747,7 @@
           <w:rFonts w:ascii="Times New Roman" w:eastAsia="Times New Roman" w:hAnsi="Times New Roman" w:cs="Times New Roman"/>
         </w:rPr>
       </w:pPr>
-      <w:bookmarkStart w:id="28" w:name="_Toc228302019"/>
+      <w:bookmarkStart w:id="28" w:name="_Toc229047038"/>
       <w:r>
         <w:rPr>
           <w:rFonts w:ascii="Times New Roman" w:eastAsia="Times New Roman" w:hAnsi="Times New Roman" w:cs="Times New Roman"/>
@@ -9503,7 +11792,7 @@
                     </pic:cNvPicPr>
                   </pic:nvPicPr>
                   <pic:blipFill>
-                    <a:blip r:embed="rId19">
+                    <a:blip r:embed="rId23">
                       <a:extLst>
                         <a:ext uri="{28A0092B-C50C-407E-A947-70E740481C1C}">
                           <a14:useLocalDpi xmlns:a14="http://schemas.microsoft.com/office/drawing/2010/main" val="0"/>
@@ -9542,7 +11831,7 @@
           <w:rFonts w:ascii="Times New Roman" w:eastAsia="Times New Roman" w:hAnsi="Times New Roman" w:cs="Times New Roman"/>
         </w:rPr>
       </w:pPr>
-      <w:bookmarkStart w:id="29" w:name="_Toc228302020"/>
+      <w:bookmarkStart w:id="29" w:name="_Toc229047039"/>
       <w:r>
         <w:rPr>
           <w:rFonts w:ascii="Times New Roman" w:eastAsia="Times New Roman" w:hAnsi="Times New Roman" w:cs="Times New Roman"/>
@@ -9591,7 +11880,7 @@
                     <pic:cNvPicPr/>
                   </pic:nvPicPr>
                   <pic:blipFill>
-                    <a:blip r:embed="rId22"/>
+                    <a:blip r:embed="rId24"/>
                     <a:stretch>
                       <a:fillRect/>
                     </a:stretch>
@@ -9622,7 +11911,7 @@
           <w:szCs w:val="30"/>
         </w:rPr>
       </w:pPr>
-      <w:bookmarkStart w:id="30" w:name="_Toc228302021"/>
+      <w:bookmarkStart w:id="30" w:name="_Toc229047040"/>
       <w:r>
         <w:rPr>
           <w:rFonts w:ascii="Times New Roman" w:eastAsia="Times New Roman" w:hAnsi="Times New Roman" w:cs="Times New Roman"/>
@@ -9640,7 +11929,7 @@
           <w:rFonts w:ascii="Times New Roman" w:eastAsia="Times New Roman" w:hAnsi="Times New Roman" w:cs="Times New Roman"/>
         </w:rPr>
       </w:pPr>
-      <w:bookmarkStart w:id="31" w:name="_Toc228302022"/>
+      <w:bookmarkStart w:id="31" w:name="_Toc229047041"/>
       <w:r>
         <w:rPr>
           <w:rFonts w:ascii="Times New Roman" w:eastAsia="Times New Roman" w:hAnsi="Times New Roman" w:cs="Times New Roman"/>
@@ -9690,7 +11979,7 @@
                     </pic:cNvPicPr>
                   </pic:nvPicPr>
                   <pic:blipFill>
-                    <a:blip r:embed="rId23">
+                    <a:blip r:embed="rId25">
                       <a:extLst>
                         <a:ext uri="{28A0092B-C50C-407E-A947-70E740481C1C}">
                           <a14:useLocalDpi xmlns:a14="http://schemas.microsoft.com/office/drawing/2010/main" val="0"/>
@@ -9729,7 +12018,7 @@
           <w:rFonts w:ascii="Times New Roman" w:eastAsia="Times New Roman" w:hAnsi="Times New Roman" w:cs="Times New Roman"/>
         </w:rPr>
       </w:pPr>
-      <w:bookmarkStart w:id="32" w:name="_Toc228302023"/>
+      <w:bookmarkStart w:id="32" w:name="_Toc229047042"/>
       <w:r>
         <w:rPr>
           <w:rFonts w:ascii="Times New Roman" w:eastAsia="Times New Roman" w:hAnsi="Times New Roman" w:cs="Times New Roman"/>
@@ -10509,7 +12798,7 @@
           <w:rFonts w:ascii="Times New Roman" w:eastAsia="Times New Roman" w:hAnsi="Times New Roman" w:cs="Times New Roman"/>
         </w:rPr>
       </w:pPr>
-      <w:bookmarkStart w:id="33" w:name="_Toc228302024"/>
+      <w:bookmarkStart w:id="33" w:name="_Toc229047043"/>
       <w:r>
         <w:rPr>
           <w:rFonts w:ascii="Times New Roman" w:eastAsia="Times New Roman" w:hAnsi="Times New Roman" w:cs="Times New Roman"/>
@@ -10566,7 +12855,7 @@
                     </pic:cNvPicPr>
                   </pic:nvPicPr>
                   <pic:blipFill>
-                    <a:blip r:embed="rId24">
+                    <a:blip r:embed="rId26">
                       <a:extLst>
                         <a:ext uri="{28A0092B-C50C-407E-A947-70E740481C1C}">
                           <a14:useLocalDpi xmlns:a14="http://schemas.microsoft.com/office/drawing/2010/main" val="0"/>
@@ -10605,7 +12894,7 @@
           <w:rFonts w:ascii="Times New Roman" w:eastAsia="Times New Roman" w:hAnsi="Times New Roman" w:cs="Times New Roman"/>
         </w:rPr>
       </w:pPr>
-      <w:bookmarkStart w:id="34" w:name="_Toc228302025"/>
+      <w:bookmarkStart w:id="34" w:name="_Toc229047044"/>
       <w:r>
         <w:rPr>
           <w:rFonts w:ascii="Times New Roman" w:eastAsia="Times New Roman" w:hAnsi="Times New Roman" w:cs="Times New Roman"/>
@@ -10639,10 +12928,10 @@
           <w:noProof/>
         </w:rPr>
         <w:drawing>
-          <wp:inline distT="0" distB="0" distL="0" distR="0" wp14:anchorId="30FE83FE" wp14:editId="00998E75">
-            <wp:extent cx="3886200" cy="4014670"/>
-            <wp:effectExtent l="0" t="0" r="0" b="5080"/>
-            <wp:docPr id="1804708162" name="Imagen 4"/>
+          <wp:inline distT="0" distB="0" distL="0" distR="0" wp14:anchorId="5286978D" wp14:editId="6BD5BB9E">
+            <wp:extent cx="3844636" cy="4046790"/>
+            <wp:effectExtent l="0" t="0" r="3810" b="0"/>
+            <wp:docPr id="744862416" name="Imagen 12"/>
             <wp:cNvGraphicFramePr>
               <a:graphicFrameLocks xmlns:a="http://schemas.openxmlformats.org/drawingml/2006/main" noChangeAspect="1"/>
             </wp:cNvGraphicFramePr>
@@ -10650,13 +12939,13 @@
               <a:graphicData uri="http://schemas.openxmlformats.org/drawingml/2006/picture">
                 <pic:pic xmlns:pic="http://schemas.openxmlformats.org/drawingml/2006/picture">
                   <pic:nvPicPr>
-                    <pic:cNvPr id="0" name="Picture 4"/>
+                    <pic:cNvPr id="0" name="Picture 12"/>
                     <pic:cNvPicPr>
                       <a:picLocks noChangeAspect="1" noChangeArrowheads="1"/>
                     </pic:cNvPicPr>
                   </pic:nvPicPr>
                   <pic:blipFill>
-                    <a:blip r:embed="rId25">
+                    <a:blip r:embed="rId22">
                       <a:extLst>
                         <a:ext uri="{28A0092B-C50C-407E-A947-70E740481C1C}">
                           <a14:useLocalDpi xmlns:a14="http://schemas.microsoft.com/office/drawing/2010/main" val="0"/>
@@ -10671,7 +12960,7 @@
                   <pic:spPr bwMode="auto">
                     <a:xfrm>
                       <a:off x="0" y="0"/>
-                      <a:ext cx="3894052" cy="4022781"/>
+                      <a:ext cx="3845660" cy="4047868"/>
                     </a:xfrm>
                     <a:prstGeom prst="rect">
                       <a:avLst/>
@@ -10695,7 +12984,7 @@
           <w:rFonts w:ascii="Times New Roman" w:eastAsia="Times New Roman" w:hAnsi="Times New Roman" w:cs="Times New Roman"/>
         </w:rPr>
       </w:pPr>
-      <w:bookmarkStart w:id="35" w:name="_Toc228302026"/>
+      <w:bookmarkStart w:id="35" w:name="_Toc229047045"/>
       <w:r>
         <w:rPr>
           <w:rFonts w:ascii="Times New Roman" w:eastAsia="Times New Roman" w:hAnsi="Times New Roman" w:cs="Times New Roman"/>
@@ -10740,7 +13029,7 @@
                     </pic:cNvPicPr>
                   </pic:nvPicPr>
                   <pic:blipFill>
-                    <a:blip r:embed="rId19">
+                    <a:blip r:embed="rId23">
                       <a:extLst>
                         <a:ext uri="{28A0092B-C50C-407E-A947-70E740481C1C}">
                           <a14:useLocalDpi xmlns:a14="http://schemas.microsoft.com/office/drawing/2010/main" val="0"/>
@@ -10780,7 +13069,7 @@
           <w:color w:val="000000"/>
         </w:rPr>
       </w:pPr>
-      <w:bookmarkStart w:id="36" w:name="_Toc228302027"/>
+      <w:bookmarkStart w:id="36" w:name="_Toc229047046"/>
       <w:r>
         <w:rPr>
           <w:rFonts w:ascii="Times New Roman" w:eastAsia="Times New Roman" w:hAnsi="Times New Roman" w:cs="Times New Roman"/>
@@ -10845,7 +13134,7 @@
                     <pic:cNvPicPr/>
                   </pic:nvPicPr>
                   <pic:blipFill>
-                    <a:blip r:embed="rId26"/>
+                    <a:blip r:embed="rId27"/>
                     <a:stretch>
                       <a:fillRect/>
                     </a:stretch>
@@ -10874,7 +13163,7 @@
         </w:rPr>
       </w:pPr>
       <w:bookmarkStart w:id="37" w:name="_heading=h.j92yilbr9zt7" w:colFirst="0" w:colLast="0"/>
-      <w:bookmarkStart w:id="38" w:name="_Toc228302028"/>
+      <w:bookmarkStart w:id="38" w:name="_Toc229047047"/>
       <w:bookmarkEnd w:id="37"/>
       <w:r>
         <w:rPr>
@@ -10912,7 +13201,7 @@
           <w:szCs w:val="30"/>
         </w:rPr>
       </w:pPr>
-      <w:bookmarkStart w:id="39" w:name="_Toc228302029"/>
+      <w:bookmarkStart w:id="39" w:name="_Toc229047048"/>
       <w:r>
         <w:rPr>
           <w:rFonts w:ascii="Times New Roman" w:eastAsia="Times New Roman" w:hAnsi="Times New Roman" w:cs="Times New Roman"/>
@@ -10932,7 +13221,7 @@
           <w:szCs w:val="30"/>
         </w:rPr>
       </w:pPr>
-      <w:bookmarkStart w:id="40" w:name="_Toc228302030"/>
+      <w:bookmarkStart w:id="40" w:name="_Toc229047049"/>
       <w:r>
         <w:rPr>
           <w:rFonts w:ascii="Times New Roman" w:eastAsia="Times New Roman" w:hAnsi="Times New Roman" w:cs="Times New Roman"/>
@@ -10949,10 +13238,10 @@
           <w:noProof/>
         </w:rPr>
         <w:drawing>
-          <wp:inline distT="0" distB="0" distL="0" distR="0" wp14:anchorId="1CB05C65" wp14:editId="52FD9B72">
-            <wp:extent cx="3215640" cy="3321943"/>
-            <wp:effectExtent l="0" t="0" r="3810" b="0"/>
-            <wp:docPr id="323891194" name="Imagen 4"/>
+          <wp:inline distT="0" distB="0" distL="0" distR="0" wp14:anchorId="13B8C036" wp14:editId="402C4FD2">
+            <wp:extent cx="3731554" cy="3927763"/>
+            <wp:effectExtent l="0" t="0" r="2540" b="0"/>
+            <wp:docPr id="1652423167" name="Imagen 13"/>
             <wp:cNvGraphicFramePr>
               <a:graphicFrameLocks xmlns:a="http://schemas.openxmlformats.org/drawingml/2006/main" noChangeAspect="1"/>
             </wp:cNvGraphicFramePr>
@@ -10960,13 +13249,13 @@
               <a:graphicData uri="http://schemas.openxmlformats.org/drawingml/2006/picture">
                 <pic:pic xmlns:pic="http://schemas.openxmlformats.org/drawingml/2006/picture">
                   <pic:nvPicPr>
-                    <pic:cNvPr id="0" name="Picture 4"/>
+                    <pic:cNvPr id="0" name="Picture 13"/>
                     <pic:cNvPicPr>
                       <a:picLocks noChangeAspect="1" noChangeArrowheads="1"/>
                     </pic:cNvPicPr>
                   </pic:nvPicPr>
                   <pic:blipFill>
-                    <a:blip r:embed="rId25">
+                    <a:blip r:embed="rId22">
                       <a:extLst>
                         <a:ext uri="{28A0092B-C50C-407E-A947-70E740481C1C}">
                           <a14:useLocalDpi xmlns:a14="http://schemas.microsoft.com/office/drawing/2010/main" val="0"/>
@@ -10981,7 +13270,7 @@
                   <pic:spPr bwMode="auto">
                     <a:xfrm>
                       <a:off x="0" y="0"/>
-                      <a:ext cx="3219438" cy="3325866"/>
+                      <a:ext cx="3744035" cy="3940900"/>
                     </a:xfrm>
                     <a:prstGeom prst="rect">
                       <a:avLst/>
@@ -11010,7 +13299,7 @@
           <w:szCs w:val="30"/>
         </w:rPr>
       </w:pPr>
-      <w:bookmarkStart w:id="41" w:name="_Toc228302031"/>
+      <w:bookmarkStart w:id="41" w:name="_Toc229047050"/>
       <w:r>
         <w:rPr>
           <w:rFonts w:ascii="Times New Roman" w:eastAsia="Times New Roman" w:hAnsi="Times New Roman" w:cs="Times New Roman"/>
@@ -11062,7 +13351,7 @@
                     </pic:cNvPicPr>
                   </pic:nvPicPr>
                   <pic:blipFill>
-                    <a:blip r:embed="rId19">
+                    <a:blip r:embed="rId23">
                       <a:extLst>
                         <a:ext uri="{28A0092B-C50C-407E-A947-70E740481C1C}">
                           <a14:useLocalDpi xmlns:a14="http://schemas.microsoft.com/office/drawing/2010/main" val="0"/>
@@ -11103,7 +13392,7 @@
           <w:szCs w:val="30"/>
         </w:rPr>
       </w:pPr>
-      <w:bookmarkStart w:id="42" w:name="_Toc228302032"/>
+      <w:bookmarkStart w:id="42" w:name="_Toc229047051"/>
       <w:r>
         <w:rPr>
           <w:rFonts w:ascii="Times New Roman" w:eastAsia="Times New Roman" w:hAnsi="Times New Roman" w:cs="Times New Roman"/>
@@ -11154,10 +13443,10 @@
           <w:szCs w:val="30"/>
         </w:rPr>
         <w:drawing>
-          <wp:inline distT="0" distB="0" distL="0" distR="0" wp14:anchorId="50EC7E12" wp14:editId="0F0C0113">
-            <wp:extent cx="2415540" cy="2316480"/>
-            <wp:effectExtent l="0" t="0" r="3810" b="7620"/>
-            <wp:docPr id="24293654" name="Imagen 1"/>
+          <wp:inline distT="0" distB="0" distL="0" distR="0" wp14:anchorId="75ADD84F" wp14:editId="62B52E98">
+            <wp:extent cx="2417445" cy="2313940"/>
+            <wp:effectExtent l="0" t="0" r="1905" b="0"/>
+            <wp:docPr id="1475808142" name="Imagen 1"/>
             <wp:cNvGraphicFramePr>
               <a:graphicFrameLocks xmlns:a="http://schemas.openxmlformats.org/drawingml/2006/main" noChangeAspect="1"/>
             </wp:cNvGraphicFramePr>
@@ -11171,7 +13460,7 @@
                     </pic:cNvPicPr>
                   </pic:nvPicPr>
                   <pic:blipFill>
-                    <a:blip r:embed="rId27">
+                    <a:blip r:embed="rId28">
                       <a:extLst>
                         <a:ext uri="{28A0092B-C50C-407E-A947-70E740481C1C}">
                           <a14:useLocalDpi xmlns:a14="http://schemas.microsoft.com/office/drawing/2010/main" val="0"/>
@@ -11186,7 +13475,7 @@
                   <pic:spPr bwMode="auto">
                     <a:xfrm>
                       <a:off x="0" y="0"/>
-                      <a:ext cx="2415540" cy="2316480"/>
+                      <a:ext cx="2417445" cy="2313940"/>
                     </a:xfrm>
                     <a:prstGeom prst="rect">
                       <a:avLst/>
@@ -11212,7 +13501,7 @@
           <w:szCs w:val="30"/>
         </w:rPr>
       </w:pPr>
-      <w:bookmarkStart w:id="43" w:name="_Toc228302033"/>
+      <w:bookmarkStart w:id="43" w:name="_Toc229047052"/>
       <w:r>
         <w:rPr>
           <w:rFonts w:ascii="Times New Roman" w:eastAsia="Times New Roman" w:hAnsi="Times New Roman" w:cs="Times New Roman"/>
@@ -11267,7 +13556,7 @@
                     <pic:cNvPicPr/>
                   </pic:nvPicPr>
                   <pic:blipFill>
-                    <a:blip r:embed="rId28"/>
+                    <a:blip r:embed="rId29"/>
                     <a:stretch>
                       <a:fillRect/>
                     </a:stretch>
@@ -11297,7 +13586,7 @@
           <w:szCs w:val="30"/>
         </w:rPr>
       </w:pPr>
-      <w:bookmarkStart w:id="44" w:name="_Toc228302034"/>
+      <w:bookmarkStart w:id="44" w:name="_Toc229047053"/>
       <w:r>
         <w:rPr>
           <w:rFonts w:ascii="Times New Roman" w:eastAsia="Times New Roman" w:hAnsi="Times New Roman" w:cs="Times New Roman"/>
@@ -11347,7 +13636,7 @@
           <w:rFonts w:ascii="Times New Roman" w:eastAsia="Times New Roman" w:hAnsi="Times New Roman" w:cs="Times New Roman"/>
         </w:rPr>
       </w:pPr>
-      <w:bookmarkStart w:id="45" w:name="_Toc228302035"/>
+      <w:bookmarkStart w:id="45" w:name="_Toc229047054"/>
       <w:r>
         <w:rPr>
           <w:rFonts w:ascii="Times New Roman" w:eastAsia="Times New Roman" w:hAnsi="Times New Roman" w:cs="Times New Roman"/>
@@ -11857,7 +14146,16 @@
                 <w:sz w:val="22"/>
                 <w:szCs w:val="22"/>
               </w:rPr>
-              <w:t>“Gestión Usuarios</w:t>
+              <w:t>“</w:t>
+            </w:r>
+            <w:r>
+              <w:rPr>
+                <w:rFonts w:ascii="Times New Roman" w:eastAsia="Times New Roman" w:hAnsi="Times New Roman" w:cs="Times New Roman"/>
+                <w:color w:val="000000"/>
+                <w:sz w:val="22"/>
+                <w:szCs w:val="22"/>
+              </w:rPr>
+              <w:t>Formulario Usuarios</w:t>
             </w:r>
             <w:r>
               <w:rPr>
@@ -12188,7 +14486,7 @@
           <w:rFonts w:ascii="Times New Roman" w:eastAsia="Times New Roman" w:hAnsi="Times New Roman" w:cs="Times New Roman"/>
         </w:rPr>
       </w:pPr>
-      <w:bookmarkStart w:id="46" w:name="_Toc228302036"/>
+      <w:bookmarkStart w:id="46" w:name="_Toc229047055"/>
       <w:r>
         <w:rPr>
           <w:rFonts w:ascii="Times New Roman" w:eastAsia="Times New Roman" w:hAnsi="Times New Roman" w:cs="Times New Roman"/>
@@ -12259,7 +14557,7 @@
                     </pic:cNvPicPr>
                   </pic:nvPicPr>
                   <pic:blipFill>
-                    <a:blip r:embed="rId29">
+                    <a:blip r:embed="rId30">
                       <a:extLst>
                         <a:ext uri="{28A0092B-C50C-407E-A947-70E740481C1C}">
                           <a14:useLocalDpi xmlns:a14="http://schemas.microsoft.com/office/drawing/2010/main" val="0"/>
@@ -12300,7 +14598,7 @@
           <w:szCs w:val="30"/>
         </w:rPr>
       </w:pPr>
-      <w:bookmarkStart w:id="47" w:name="_Toc228302037"/>
+      <w:bookmarkStart w:id="47" w:name="_Toc229047056"/>
       <w:r>
         <w:rPr>
           <w:rFonts w:ascii="Times New Roman" w:eastAsia="Times New Roman" w:hAnsi="Times New Roman" w:cs="Times New Roman"/>
@@ -12331,7 +14629,15 @@
           <w:sz w:val="30"/>
           <w:szCs w:val="30"/>
         </w:rPr>
-        <w:t>Borrar</w:t>
+        <w:t>Elimina</w:t>
+      </w:r>
+      <w:r>
+        <w:rPr>
+          <w:rFonts w:ascii="Times New Roman" w:eastAsia="Times New Roman" w:hAnsi="Times New Roman" w:cs="Times New Roman"/>
+          <w:sz w:val="30"/>
+          <w:szCs w:val="30"/>
+        </w:rPr>
+        <w:t>r</w:t>
       </w:r>
       <w:r>
         <w:rPr>
@@ -12350,7 +14656,7 @@
           <w:rFonts w:ascii="Times New Roman" w:eastAsia="Times New Roman" w:hAnsi="Times New Roman" w:cs="Times New Roman"/>
         </w:rPr>
       </w:pPr>
-      <w:bookmarkStart w:id="48" w:name="_Toc228302038"/>
+      <w:bookmarkStart w:id="48" w:name="_Toc229047057"/>
       <w:r>
         <w:rPr>
           <w:rFonts w:ascii="Times New Roman" w:eastAsia="Times New Roman" w:hAnsi="Times New Roman" w:cs="Times New Roman"/>
@@ -12441,14 +14747,14 @@
                 <w:rFonts w:ascii="Times New Roman" w:eastAsia="Times New Roman" w:hAnsi="Times New Roman" w:cs="Times New Roman"/>
                 <w:color w:val="000000"/>
               </w:rPr>
-              <w:t>CU 004 – B</w:t>
-            </w:r>
-            <w:r>
-              <w:rPr>
-                <w:rFonts w:ascii="Times New Roman" w:eastAsia="Times New Roman" w:hAnsi="Times New Roman" w:cs="Times New Roman"/>
-                <w:color w:val="000000"/>
-              </w:rPr>
-              <w:t>orrar</w:t>
+              <w:t xml:space="preserve">CU 004 – </w:t>
+            </w:r>
+            <w:r>
+              <w:rPr>
+                <w:rFonts w:ascii="Times New Roman" w:eastAsia="Times New Roman" w:hAnsi="Times New Roman" w:cs="Times New Roman"/>
+                <w:color w:val="000000"/>
+              </w:rPr>
+              <w:t>Eliminar</w:t>
             </w:r>
             <w:r>
               <w:rPr>
@@ -12867,7 +15173,7 @@
                 <w:sz w:val="22"/>
                 <w:szCs w:val="22"/>
               </w:rPr>
-              <w:t xml:space="preserve">El administrador selecciona la sección </w:t>
+              <w:t>El administrador se dirige a la sección “</w:t>
             </w:r>
             <w:r>
               <w:rPr>
@@ -12876,7 +15182,7 @@
                 <w:sz w:val="22"/>
                 <w:szCs w:val="22"/>
               </w:rPr>
-              <w:t>Gestión Usuarios</w:t>
+              <w:t>Formulario Usuarios</w:t>
             </w:r>
             <w:r>
               <w:rPr>
@@ -12885,7 +15191,25 @@
                 <w:sz w:val="22"/>
                 <w:szCs w:val="22"/>
               </w:rPr>
-              <w:t xml:space="preserve"> del menú principal del sistema.</w:t>
+              <w:t xml:space="preserve">” en el menú principal del sistema y selecciona </w:t>
+            </w:r>
+            <w:r>
+              <w:rPr>
+                <w:rFonts w:ascii="Times New Roman" w:eastAsia="Times New Roman" w:hAnsi="Times New Roman" w:cs="Times New Roman"/>
+                <w:color w:val="000000"/>
+                <w:sz w:val="22"/>
+                <w:szCs w:val="22"/>
+              </w:rPr>
+              <w:t>borrar</w:t>
+            </w:r>
+            <w:r>
+              <w:rPr>
+                <w:rFonts w:ascii="Times New Roman" w:eastAsia="Times New Roman" w:hAnsi="Times New Roman" w:cs="Times New Roman"/>
+                <w:color w:val="000000"/>
+                <w:sz w:val="22"/>
+                <w:szCs w:val="22"/>
+              </w:rPr>
+              <w:t xml:space="preserve"> usuario.</w:t>
             </w:r>
           </w:p>
           <w:p>
@@ -13194,7 +15518,7 @@
           <w:rFonts w:ascii="Times New Roman" w:eastAsia="Times New Roman" w:hAnsi="Times New Roman" w:cs="Times New Roman"/>
         </w:rPr>
       </w:pPr>
-      <w:bookmarkStart w:id="49" w:name="_Toc228302039"/>
+      <w:bookmarkStart w:id="49" w:name="_Toc229047058"/>
       <w:r>
         <w:rPr>
           <w:rFonts w:ascii="Times New Roman" w:eastAsia="Times New Roman" w:hAnsi="Times New Roman" w:cs="Times New Roman"/>
@@ -13249,7 +15573,7 @@
           <w:szCs w:val="30"/>
         </w:rPr>
       </w:pPr>
-      <w:bookmarkStart w:id="50" w:name="_Toc228302040"/>
+      <w:bookmarkStart w:id="50" w:name="_Toc229047059"/>
       <w:r>
         <w:rPr>
           <w:rFonts w:ascii="Times New Roman" w:eastAsia="Times New Roman" w:hAnsi="Times New Roman" w:cs="Times New Roman"/>
@@ -13272,7 +15596,23 @@
           <w:sz w:val="30"/>
           <w:szCs w:val="30"/>
         </w:rPr>
-        <w:t xml:space="preserve"> CU005 Modificación Usuario</w:t>
+        <w:t xml:space="preserve"> CU005 Modifica</w:t>
+      </w:r>
+      <w:r>
+        <w:rPr>
+          <w:rFonts w:ascii="Times New Roman" w:eastAsia="Times New Roman" w:hAnsi="Times New Roman" w:cs="Times New Roman"/>
+          <w:sz w:val="30"/>
+          <w:szCs w:val="30"/>
+        </w:rPr>
+        <w:t>r</w:t>
+      </w:r>
+      <w:r>
+        <w:rPr>
+          <w:rFonts w:ascii="Times New Roman" w:eastAsia="Times New Roman" w:hAnsi="Times New Roman" w:cs="Times New Roman"/>
+          <w:sz w:val="30"/>
+          <w:szCs w:val="30"/>
+        </w:rPr>
+        <w:t xml:space="preserve"> Usuario</w:t>
       </w:r>
       <w:bookmarkEnd w:id="50"/>
     </w:p>
@@ -13283,7 +15623,7 @@
           <w:rFonts w:ascii="Times New Roman" w:eastAsia="Times New Roman" w:hAnsi="Times New Roman" w:cs="Times New Roman"/>
         </w:rPr>
       </w:pPr>
-      <w:bookmarkStart w:id="51" w:name="_Toc228302041"/>
+      <w:bookmarkStart w:id="51" w:name="_Toc229047060"/>
       <w:r>
         <w:rPr>
           <w:rFonts w:ascii="Times New Roman" w:eastAsia="Times New Roman" w:hAnsi="Times New Roman" w:cs="Times New Roman"/>
@@ -13786,7 +16126,7 @@
                 <w:sz w:val="22"/>
                 <w:szCs w:val="22"/>
               </w:rPr>
-              <w:t xml:space="preserve">El administrador selecciona la sección </w:t>
+              <w:t>El administrador se dirige a la sección “</w:t>
             </w:r>
             <w:r>
               <w:rPr>
@@ -13795,7 +16135,7 @@
                 <w:sz w:val="22"/>
                 <w:szCs w:val="22"/>
               </w:rPr>
-              <w:t>Gestión Usuarios</w:t>
+              <w:t>Formulario Usuarios</w:t>
             </w:r>
             <w:r>
               <w:rPr>
@@ -13804,7 +16144,25 @@
                 <w:sz w:val="22"/>
                 <w:szCs w:val="22"/>
               </w:rPr>
-              <w:t xml:space="preserve"> del menú principal del sistema.</w:t>
+              <w:t xml:space="preserve">” en el menú principal del sistema y selecciona </w:t>
+            </w:r>
+            <w:r>
+              <w:rPr>
+                <w:rFonts w:ascii="Times New Roman" w:eastAsia="Times New Roman" w:hAnsi="Times New Roman" w:cs="Times New Roman"/>
+                <w:color w:val="000000"/>
+                <w:sz w:val="22"/>
+                <w:szCs w:val="22"/>
+              </w:rPr>
+              <w:t>modificar</w:t>
+            </w:r>
+            <w:r>
+              <w:rPr>
+                <w:rFonts w:ascii="Times New Roman" w:eastAsia="Times New Roman" w:hAnsi="Times New Roman" w:cs="Times New Roman"/>
+                <w:color w:val="000000"/>
+                <w:sz w:val="22"/>
+                <w:szCs w:val="22"/>
+              </w:rPr>
+              <w:t xml:space="preserve"> usuario.</w:t>
             </w:r>
           </w:p>
           <w:p>
@@ -14223,7 +16581,7 @@
           <w:rFonts w:ascii="Times New Roman" w:eastAsia="Times New Roman" w:hAnsi="Times New Roman" w:cs="Times New Roman"/>
         </w:rPr>
       </w:pPr>
-      <w:bookmarkStart w:id="52" w:name="_Toc228302042"/>
+      <w:bookmarkStart w:id="52" w:name="_Toc229047061"/>
       <w:r>
         <w:rPr>
           <w:rFonts w:ascii="Times New Roman" w:eastAsia="Times New Roman" w:hAnsi="Times New Roman" w:cs="Times New Roman"/>
@@ -14271,7 +16629,7 @@
         </w:rPr>
       </w:pPr>
       <w:bookmarkStart w:id="53" w:name="_heading=h.n4iuualoax76" w:colFirst="0" w:colLast="0"/>
-      <w:bookmarkStart w:id="54" w:name="_Toc228302043"/>
+      <w:bookmarkStart w:id="54" w:name="_Toc229047062"/>
       <w:bookmarkEnd w:id="53"/>
       <w:r>
         <w:rPr>
@@ -14290,7 +16648,7 @@
           <w:szCs w:val="30"/>
         </w:rPr>
       </w:pPr>
-      <w:bookmarkStart w:id="55" w:name="_Toc228302044"/>
+      <w:bookmarkStart w:id="55" w:name="_Toc229047063"/>
       <w:r>
         <w:rPr>
           <w:rFonts w:ascii="Times New Roman" w:eastAsia="Times New Roman" w:hAnsi="Times New Roman" w:cs="Times New Roman"/>
@@ -14340,7 +16698,7 @@
           <w:rFonts w:ascii="Times New Roman" w:eastAsia="Times New Roman" w:hAnsi="Times New Roman" w:cs="Times New Roman"/>
         </w:rPr>
       </w:pPr>
-      <w:bookmarkStart w:id="56" w:name="_Toc228302045"/>
+      <w:bookmarkStart w:id="56" w:name="_Toc229047064"/>
       <w:r>
         <w:rPr>
           <w:rFonts w:ascii="Times New Roman" w:eastAsia="Times New Roman" w:hAnsi="Times New Roman" w:cs="Times New Roman"/>
@@ -14365,13 +16723,13 @@
         </w:rPr>
         <w:t xml:space="preserve">.1 </w:t>
       </w:r>
+      <w:r>
+        <w:rPr>
+          <w:rFonts w:ascii="Times New Roman" w:eastAsia="Times New Roman" w:hAnsi="Times New Roman" w:cs="Times New Roman"/>
+        </w:rPr>
+        <w:t>Objetivo General</w:t>
+      </w:r>
       <w:bookmarkEnd w:id="56"/>
-      <w:r>
-        <w:rPr>
-          <w:rFonts w:ascii="Times New Roman" w:eastAsia="Times New Roman" w:hAnsi="Times New Roman" w:cs="Times New Roman"/>
-        </w:rPr>
-        <w:t>Objetivo General</w:t>
-      </w:r>
       <w:r>
         <w:rPr>
           <w:rFonts w:ascii="Times New Roman" w:eastAsia="Times New Roman" w:hAnsi="Times New Roman" w:cs="Times New Roman"/>
@@ -14389,21 +16747,7 @@
         <w:rPr>
           <w:rFonts w:ascii="Times New Roman" w:hAnsi="Times New Roman" w:cs="Times New Roman"/>
         </w:rPr>
-        <w:t xml:space="preserve">La utilización de la bitácora nos permite llevar un registro de las acciones realizadas dentro del sistema por parte de un usuario </w:t>
-      </w:r>
-      <w:proofErr w:type="gramStart"/>
-      <w:r>
-        <w:rPr>
-          <w:rFonts w:ascii="Times New Roman" w:hAnsi="Times New Roman" w:cs="Times New Roman"/>
-        </w:rPr>
-        <w:t>del mismo</w:t>
-      </w:r>
-      <w:proofErr w:type="gramEnd"/>
-      <w:r>
-        <w:rPr>
-          <w:rFonts w:ascii="Times New Roman" w:hAnsi="Times New Roman" w:cs="Times New Roman"/>
-        </w:rPr>
-        <w:t>. Cada evento registrado en la bitácora va a tener la fecha y hora en la que se realizó, el correo electrónico del usuario de quien la llevo a cabo, la actividad y la información asociada.</w:t>
+        <w:t>La utilización de la bitácora nos permite llevar un registro de las acciones realizadas dentro del sistema por parte de un usuario del mismo. Cada evento registrado en la bitácora va a tener la fecha y hora en la que se realizó, el correo electrónico del usuario de quien la llevo a cabo, la actividad y la información asociada.</w:t>
       </w:r>
     </w:p>
     <w:p>
@@ -14476,21 +16820,7 @@
           <w:rFonts w:ascii="Times New Roman" w:hAnsi="Times New Roman" w:cs="Times New Roman"/>
         </w:rPr>
         <w:lastRenderedPageBreak/>
-        <w:t>Información asociada: Leyenda del hecho (Ej: El usuario “x</w:t>
-      </w:r>
-      <w:proofErr w:type="gramStart"/>
-      <w:r>
-        <w:rPr>
-          <w:rFonts w:ascii="Times New Roman" w:hAnsi="Times New Roman" w:cs="Times New Roman"/>
-        </w:rPr>
-        <w:t>”….</w:t>
-      </w:r>
-      <w:proofErr w:type="gramEnd"/>
-      <w:r>
-        <w:rPr>
-          <w:rFonts w:ascii="Times New Roman" w:hAnsi="Times New Roman" w:cs="Times New Roman"/>
-        </w:rPr>
-        <w:t>. tal actividad)</w:t>
+        <w:t>Información asociada: Leyenda del hecho (Ej: El usuario “x”….. tal actividad)</w:t>
       </w:r>
     </w:p>
     <w:p>
@@ -14500,7 +16830,7 @@
           <w:rFonts w:ascii="Times New Roman" w:eastAsia="Times New Roman" w:hAnsi="Times New Roman" w:cs="Times New Roman"/>
         </w:rPr>
       </w:pPr>
-      <w:bookmarkStart w:id="57" w:name="_Toc228302046"/>
+      <w:bookmarkStart w:id="57" w:name="_Toc229047065"/>
       <w:r>
         <w:rPr>
           <w:rFonts w:ascii="Times New Roman" w:eastAsia="Times New Roman" w:hAnsi="Times New Roman" w:cs="Times New Roman"/>
@@ -14521,10 +16851,10 @@
           <w:noProof/>
         </w:rPr>
         <w:drawing>
-          <wp:inline distT="0" distB="0" distL="0" distR="0" wp14:anchorId="2C2F1C98" wp14:editId="2DFAE7E5">
-            <wp:extent cx="4194719" cy="1135380"/>
-            <wp:effectExtent l="0" t="0" r="0" b="7620"/>
-            <wp:docPr id="771302977" name="Imagen 3"/>
+          <wp:inline distT="0" distB="0" distL="0" distR="0" wp14:anchorId="20643687" wp14:editId="3EA22F6C">
+            <wp:extent cx="2881630" cy="1489075"/>
+            <wp:effectExtent l="0" t="0" r="0" b="0"/>
+            <wp:docPr id="1492606887" name="Imagen 15"/>
             <wp:cNvGraphicFramePr>
               <a:graphicFrameLocks xmlns:a="http://schemas.openxmlformats.org/drawingml/2006/main" noChangeAspect="1"/>
             </wp:cNvGraphicFramePr>
@@ -14532,20 +16862,20 @@
               <a:graphicData uri="http://schemas.openxmlformats.org/drawingml/2006/picture">
                 <pic:pic xmlns:pic="http://schemas.openxmlformats.org/drawingml/2006/picture">
                   <pic:nvPicPr>
-                    <pic:cNvPr id="0" name="Picture 3"/>
+                    <pic:cNvPr id="0" name="Picture 15"/>
                     <pic:cNvPicPr>
                       <a:picLocks noChangeAspect="1" noChangeArrowheads="1"/>
                     </pic:cNvPicPr>
                   </pic:nvPicPr>
-                  <pic:blipFill rotWithShape="1">
-                    <a:blip r:embed="rId14">
+                  <pic:blipFill>
+                    <a:blip r:embed="rId31">
                       <a:extLst>
                         <a:ext uri="{28A0092B-C50C-407E-A947-70E740481C1C}">
                           <a14:useLocalDpi xmlns:a14="http://schemas.microsoft.com/office/drawing/2010/main" val="0"/>
                         </a:ext>
                       </a:extLst>
                     </a:blip>
-                    <a:srcRect t="74293"/>
+                    <a:srcRect/>
                     <a:stretch>
                       <a:fillRect/>
                     </a:stretch>
@@ -14553,7 +16883,7 @@
                   <pic:spPr bwMode="auto">
                     <a:xfrm>
                       <a:off x="0" y="0"/>
-                      <a:ext cx="4247254" cy="1149600"/>
+                      <a:ext cx="2881630" cy="1489075"/>
                     </a:xfrm>
                     <a:prstGeom prst="rect">
                       <a:avLst/>
@@ -14562,11 +16892,6 @@
                     <a:ln>
                       <a:noFill/>
                     </a:ln>
-                    <a:extLst>
-                      <a:ext uri="{53640926-AAD7-44D8-BBD7-CCE9431645EC}">
-                        <a14:shadowObscured xmlns:a14="http://schemas.microsoft.com/office/drawing/2010/main"/>
-                      </a:ext>
-                    </a:extLst>
                   </pic:spPr>
                 </pic:pic>
               </a:graphicData>
@@ -14582,7 +16907,7 @@
           <w:rFonts w:ascii="Times New Roman" w:eastAsia="Times New Roman" w:hAnsi="Times New Roman" w:cs="Times New Roman"/>
         </w:rPr>
       </w:pPr>
-      <w:bookmarkStart w:id="58" w:name="_Toc228302047"/>
+      <w:bookmarkStart w:id="58" w:name="_Toc229047066"/>
       <w:r>
         <w:rPr>
           <w:rFonts w:ascii="Times New Roman" w:eastAsia="Times New Roman" w:hAnsi="Times New Roman" w:cs="Times New Roman"/>
@@ -14603,10 +16928,10 @@
           <w:noProof/>
         </w:rPr>
         <w:drawing>
-          <wp:inline distT="0" distB="0" distL="0" distR="0" wp14:anchorId="78F0BE04" wp14:editId="042C1B4F">
-            <wp:extent cx="3162300" cy="1728724"/>
-            <wp:effectExtent l="0" t="0" r="0" b="5080"/>
-            <wp:docPr id="1072421604" name="Imagen 7"/>
+          <wp:inline distT="0" distB="0" distL="0" distR="0" wp14:anchorId="5A4D9547" wp14:editId="3DB4502C">
+            <wp:extent cx="1877060" cy="2126615"/>
+            <wp:effectExtent l="0" t="0" r="8890" b="6985"/>
+            <wp:docPr id="45691513" name="Imagen 14"/>
             <wp:cNvGraphicFramePr>
               <a:graphicFrameLocks xmlns:a="http://schemas.openxmlformats.org/drawingml/2006/main" noChangeAspect="1"/>
             </wp:cNvGraphicFramePr>
@@ -14614,20 +16939,20 @@
               <a:graphicData uri="http://schemas.openxmlformats.org/drawingml/2006/picture">
                 <pic:pic xmlns:pic="http://schemas.openxmlformats.org/drawingml/2006/picture">
                   <pic:nvPicPr>
-                    <pic:cNvPr id="0" name="Picture 7"/>
+                    <pic:cNvPr id="0" name="Picture 14"/>
                     <pic:cNvPicPr>
                       <a:picLocks noChangeAspect="1" noChangeArrowheads="1"/>
                     </pic:cNvPicPr>
                   </pic:nvPicPr>
-                  <pic:blipFill rotWithShape="1">
-                    <a:blip r:embed="rId19">
+                  <pic:blipFill>
+                    <a:blip r:embed="rId32">
                       <a:extLst>
                         <a:ext uri="{28A0092B-C50C-407E-A947-70E740481C1C}">
                           <a14:useLocalDpi xmlns:a14="http://schemas.microsoft.com/office/drawing/2010/main" val="0"/>
                         </a:ext>
                       </a:extLst>
                     </a:blip>
-                    <a:srcRect t="53321"/>
+                    <a:srcRect/>
                     <a:stretch>
                       <a:fillRect/>
                     </a:stretch>
@@ -14635,7 +16960,7 @@
                   <pic:spPr bwMode="auto">
                     <a:xfrm>
                       <a:off x="0" y="0"/>
-                      <a:ext cx="3165130" cy="1730271"/>
+                      <a:ext cx="1877060" cy="2126615"/>
                     </a:xfrm>
                     <a:prstGeom prst="rect">
                       <a:avLst/>
@@ -14644,11 +16969,6 @@
                     <a:ln>
                       <a:noFill/>
                     </a:ln>
-                    <a:extLst>
-                      <a:ext uri="{53640926-AAD7-44D8-BBD7-CCE9431645EC}">
-                        <a14:shadowObscured xmlns:a14="http://schemas.microsoft.com/office/drawing/2010/main"/>
-                      </a:ext>
-                    </a:extLst>
                   </pic:spPr>
                 </pic:pic>
               </a:graphicData>
@@ -14664,7 +16984,7 @@
           <w:rFonts w:ascii="Times New Roman" w:eastAsia="Times New Roman" w:hAnsi="Times New Roman" w:cs="Times New Roman"/>
         </w:rPr>
       </w:pPr>
-      <w:bookmarkStart w:id="59" w:name="_Toc228302048"/>
+      <w:bookmarkStart w:id="59" w:name="_Toc229047067"/>
       <w:r>
         <w:rPr>
           <w:rFonts w:ascii="Times New Roman" w:eastAsia="Times New Roman" w:hAnsi="Times New Roman" w:cs="Times New Roman"/>
@@ -14746,7 +17066,7 @@
                     </pic:cNvPicPr>
                   </pic:nvPicPr>
                   <pic:blipFill>
-                    <a:blip r:embed="rId30">
+                    <a:blip r:embed="rId33">
                       <a:extLst>
                         <a:ext uri="{28A0092B-C50C-407E-A947-70E740481C1C}">
                           <a14:useLocalDpi xmlns:a14="http://schemas.microsoft.com/office/drawing/2010/main" val="0"/>
@@ -14785,7 +17105,7 @@
           <w:rFonts w:ascii="Times New Roman" w:eastAsia="Times New Roman" w:hAnsi="Times New Roman" w:cs="Times New Roman"/>
         </w:rPr>
       </w:pPr>
-      <w:bookmarkStart w:id="60" w:name="_Toc228302049"/>
+      <w:bookmarkStart w:id="60" w:name="_Toc229047068"/>
       <w:r>
         <w:rPr>
           <w:rFonts w:ascii="Times New Roman" w:eastAsia="Times New Roman" w:hAnsi="Times New Roman" w:cs="Times New Roman"/>
@@ -14851,7 +17171,7 @@
                     <pic:cNvPicPr/>
                   </pic:nvPicPr>
                   <pic:blipFill>
-                    <a:blip r:embed="rId31"/>
+                    <a:blip r:embed="rId34"/>
                     <a:stretch>
                       <a:fillRect/>
                     </a:stretch>
@@ -14886,7 +17206,7 @@
           <w:rFonts w:ascii="Times New Roman" w:eastAsia="Times New Roman" w:hAnsi="Times New Roman" w:cs="Times New Roman"/>
         </w:rPr>
       </w:pPr>
-      <w:bookmarkStart w:id="61" w:name="_Toc228302050"/>
+      <w:bookmarkStart w:id="61" w:name="_Toc229047069"/>
       <w:r>
         <w:rPr>
           <w:rFonts w:ascii="Times New Roman" w:eastAsia="Times New Roman" w:hAnsi="Times New Roman" w:cs="Times New Roman"/>
@@ -14911,7 +17231,7 @@
           <w:szCs w:val="30"/>
         </w:rPr>
       </w:pPr>
-      <w:bookmarkStart w:id="62" w:name="_Toc228302051"/>
+      <w:bookmarkStart w:id="62" w:name="_Toc229047070"/>
       <w:r>
         <w:rPr>
           <w:rFonts w:ascii="Times New Roman" w:eastAsia="Times New Roman" w:hAnsi="Times New Roman" w:cs="Times New Roman"/>
@@ -14961,7 +17281,7 @@
           <w:rFonts w:ascii="Times New Roman" w:hAnsi="Times New Roman" w:cs="Times New Roman"/>
         </w:rPr>
       </w:pPr>
-      <w:bookmarkStart w:id="63" w:name="_Toc228302052"/>
+      <w:bookmarkStart w:id="63" w:name="_Toc229047071"/>
       <w:r>
         <w:rPr>
           <w:rFonts w:ascii="Times New Roman" w:hAnsi="Times New Roman" w:cs="Times New Roman"/>
@@ -14998,21 +17318,7 @@
         <w:rPr>
           <w:rFonts w:ascii="Times New Roman" w:hAnsi="Times New Roman" w:cs="Times New Roman"/>
         </w:rPr>
-        <w:t xml:space="preserve">Con el objetivo de garantizar la seguridad de las contraseñas de los usuarios, en este proyecto se aplica el algoritmo SHA-256, encargado de transformar una cadena de texto en un valor de longitud determinado, denominado "hash". Este es un algoritmo de </w:t>
-      </w:r>
-      <w:proofErr w:type="spellStart"/>
-      <w:r>
-        <w:rPr>
-          <w:rFonts w:ascii="Times New Roman" w:hAnsi="Times New Roman" w:cs="Times New Roman"/>
-        </w:rPr>
-        <w:t>hashing</w:t>
-      </w:r>
-      <w:proofErr w:type="spellEnd"/>
-      <w:r>
-        <w:rPr>
-          <w:rFonts w:ascii="Times New Roman" w:hAnsi="Times New Roman" w:cs="Times New Roman"/>
-        </w:rPr>
-        <w:t xml:space="preserve"> unidireccional, lo que significa que no es posible desencriptar el hash para obtener la contraseña original. </w:t>
+        <w:t xml:space="preserve">Con el objetivo de garantizar la seguridad de las contraseñas de los usuarios, en este proyecto se aplica el algoritmo SHA-256, encargado de transformar una cadena de texto en un valor de longitud determinado, denominado "hash". Este es un algoritmo de hashing unidireccional, lo que significa que no es posible desencriptar el hash para obtener la contraseña original. </w:t>
       </w:r>
     </w:p>
     <w:p>
@@ -15025,35 +17331,7 @@
         <w:rPr>
           <w:rFonts w:ascii="Times New Roman" w:hAnsi="Times New Roman" w:cs="Times New Roman"/>
         </w:rPr>
-        <w:t xml:space="preserve">Tanto para la creación de usuarios como para el logueo en el sistema de estos mismos, se deberá ingresar una clave. Esta clave será </w:t>
-      </w:r>
-      <w:proofErr w:type="spellStart"/>
-      <w:r>
-        <w:rPr>
-          <w:rFonts w:ascii="Times New Roman" w:hAnsi="Times New Roman" w:cs="Times New Roman"/>
-        </w:rPr>
-        <w:t>hasheada</w:t>
-      </w:r>
-      <w:proofErr w:type="spellEnd"/>
-      <w:r>
-        <w:rPr>
-          <w:rFonts w:ascii="Times New Roman" w:hAnsi="Times New Roman" w:cs="Times New Roman"/>
-        </w:rPr>
-        <w:t xml:space="preserve"> por el algoritmo SHA-256 y será guardada en la base de datos. Un usuario que requiera iniciar sesión deberá ingresar su clave, en la interfaz de Inicio de sesión, el valor que coloque como clave, al seleccionar “Iniciar Sesión” será </w:t>
-      </w:r>
-      <w:proofErr w:type="spellStart"/>
-      <w:r>
-        <w:rPr>
-          <w:rFonts w:ascii="Times New Roman" w:hAnsi="Times New Roman" w:cs="Times New Roman"/>
-        </w:rPr>
-        <w:t>hasheado</w:t>
-      </w:r>
-      <w:proofErr w:type="spellEnd"/>
-      <w:r>
-        <w:rPr>
-          <w:rFonts w:ascii="Times New Roman" w:hAnsi="Times New Roman" w:cs="Times New Roman"/>
-        </w:rPr>
-        <w:t xml:space="preserve"> y comparado con el valor que se encuentre en la base de datos. Si estos valores coinciden, la sesión es iniciada, en el caso contrario donde no coincidan, se mostrará al usuario un error de contraseña incorrecta. </w:t>
+        <w:t xml:space="preserve">Tanto para la creación de usuarios como para el logueo en el sistema de estos mismos, se deberá ingresar una clave. Esta clave será hasheada por el algoritmo SHA-256 y será guardada en la base de datos. Un usuario que requiera iniciar sesión deberá ingresar su clave, en la interfaz de Inicio de sesión, el valor que coloque como clave, al seleccionar “Iniciar Sesión” será hasheado y comparado con el valor que se encuentre en la base de datos. Si estos valores coinciden, la sesión es iniciada, en el caso contrario donde no coincidan, se mostrará al usuario un error de contraseña incorrecta. </w:t>
       </w:r>
     </w:p>
     <w:p>
@@ -15075,25 +17353,7 @@
           <w:b/>
           <w:bCs/>
         </w:rPr>
-        <w:t xml:space="preserve">Método de la clase </w:t>
-      </w:r>
-      <w:proofErr w:type="spellStart"/>
-      <w:r>
-        <w:rPr>
-          <w:rFonts w:ascii="Times New Roman" w:hAnsi="Times New Roman" w:cs="Times New Roman"/>
-          <w:b/>
-          <w:bCs/>
-        </w:rPr>
-        <w:t>Encriptador</w:t>
-      </w:r>
-      <w:proofErr w:type="spellEnd"/>
-      <w:r>
-        <w:rPr>
-          <w:rFonts w:ascii="Times New Roman" w:hAnsi="Times New Roman" w:cs="Times New Roman"/>
-          <w:b/>
-          <w:bCs/>
-        </w:rPr>
-        <w:t xml:space="preserve">: </w:t>
+        <w:t xml:space="preserve">Método de la clase Encriptador: </w:t>
       </w:r>
     </w:p>
     <w:p>
@@ -15106,21 +17366,7 @@
         <w:rPr>
           <w:rFonts w:ascii="Times New Roman" w:hAnsi="Times New Roman" w:cs="Times New Roman"/>
         </w:rPr>
-        <w:t>Hash (</w:t>
-      </w:r>
-      <w:proofErr w:type="spellStart"/>
-      <w:r>
-        <w:rPr>
-          <w:rFonts w:ascii="Times New Roman" w:hAnsi="Times New Roman" w:cs="Times New Roman"/>
-        </w:rPr>
-        <w:t>string</w:t>
-      </w:r>
-      <w:proofErr w:type="spellEnd"/>
-      <w:r>
-        <w:rPr>
-          <w:rFonts w:ascii="Times New Roman" w:hAnsi="Times New Roman" w:cs="Times New Roman"/>
-        </w:rPr>
-        <w:t xml:space="preserve"> input): Este método toma una cadena de texto (como una contraseña en texto plano) y la convierte en un hash de 256 bits utilizando el algoritmo SHA-256. </w:t>
+        <w:t xml:space="preserve">Hash (string input): Este método toma una cadena de texto (como una contraseña en texto plano) y la convierte en un hash de 256 bits utilizando el algoritmo SHA-256. </w:t>
       </w:r>
     </w:p>
     <w:p>
@@ -15143,7 +17389,7 @@
           <w:rFonts w:ascii="Times New Roman" w:hAnsi="Times New Roman" w:cs="Times New Roman"/>
         </w:rPr>
       </w:pPr>
-      <w:bookmarkStart w:id="64" w:name="_Toc228302053"/>
+      <w:bookmarkStart w:id="64" w:name="_Toc229047072"/>
       <w:r>
         <w:rPr>
           <w:rFonts w:ascii="Times New Roman" w:hAnsi="Times New Roman" w:cs="Times New Roman"/>
@@ -15210,7 +17456,7 @@
                     <pic:cNvPicPr/>
                   </pic:nvPicPr>
                   <pic:blipFill rotWithShape="1">
-                    <a:blip r:embed="rId32"/>
+                    <a:blip r:embed="rId35"/>
                     <a:srcRect r="10537" b="-2954"/>
                     <a:stretch>
                       <a:fillRect/>
@@ -15247,7 +17493,7 @@
           <w:rFonts w:ascii="Times New Roman" w:hAnsi="Times New Roman" w:cs="Times New Roman"/>
         </w:rPr>
       </w:pPr>
-      <w:bookmarkStart w:id="65" w:name="_Toc228302054"/>
+      <w:bookmarkStart w:id="65" w:name="_Toc229047073"/>
       <w:r>
         <w:rPr>
           <w:rFonts w:ascii="Times New Roman" w:hAnsi="Times New Roman" w:cs="Times New Roman"/>
@@ -15281,7 +17527,7 @@
                     </pic:cNvPicPr>
                   </pic:nvPicPr>
                   <pic:blipFill rotWithShape="1">
-                    <a:blip r:embed="rId14">
+                    <a:blip r:embed="rId36">
                       <a:extLst>
                         <a:ext uri="{28A0092B-C50C-407E-A947-70E740481C1C}">
                           <a14:useLocalDpi xmlns:a14="http://schemas.microsoft.com/office/drawing/2010/main" val="0"/>
@@ -15318,7 +17564,6 @@
         </w:drawing>
       </w:r>
     </w:p>
-    <w:p/>
     <w:p>
       <w:pPr>
         <w:rPr>
@@ -15346,7 +17591,7 @@
           <w:rFonts w:ascii="Times New Roman" w:eastAsia="Times New Roman" w:hAnsi="Times New Roman" w:cs="Times New Roman"/>
         </w:rPr>
       </w:pPr>
-      <w:bookmarkStart w:id="66" w:name="_Toc228302055"/>
+      <w:bookmarkStart w:id="66" w:name="_Toc229047074"/>
       <w:r>
         <w:rPr>
           <w:rFonts w:ascii="Times New Roman" w:eastAsia="Times New Roman" w:hAnsi="Times New Roman" w:cs="Times New Roman"/>
@@ -15370,7 +17615,7 @@
           <w:szCs w:val="30"/>
         </w:rPr>
       </w:pPr>
-      <w:bookmarkStart w:id="67" w:name="_Toc228302056"/>
+      <w:bookmarkStart w:id="67" w:name="_Toc229047075"/>
       <w:r>
         <w:rPr>
           <w:rFonts w:ascii="Times New Roman" w:eastAsia="Times New Roman" w:hAnsi="Times New Roman" w:cs="Times New Roman"/>
@@ -15398,7 +17643,7 @@
           <w:szCs w:val="30"/>
         </w:rPr>
       </w:pPr>
-      <w:bookmarkStart w:id="68" w:name="_Toc228302057"/>
+      <w:bookmarkStart w:id="68" w:name="_Toc229047076"/>
       <w:r>
         <w:rPr>
           <w:rFonts w:ascii="Times New Roman" w:eastAsia="Times New Roman" w:hAnsi="Times New Roman" w:cs="Times New Roman"/>
@@ -15418,51 +17663,15 @@
       <w:bookmarkEnd w:id="68"/>
     </w:p>
     <w:p>
-      <w:pPr>
-        <w:pStyle w:val="Ttulo2"/>
-        <w:rPr>
-          <w:rFonts w:ascii="Times New Roman" w:eastAsia="Times New Roman" w:hAnsi="Times New Roman" w:cs="Times New Roman"/>
-          <w:sz w:val="30"/>
-          <w:szCs w:val="30"/>
-        </w:rPr>
-      </w:pPr>
-      <w:bookmarkStart w:id="69" w:name="_Toc228302058"/>
-      <w:r>
-        <w:rPr>
-          <w:rFonts w:ascii="Times New Roman" w:eastAsia="Times New Roman" w:hAnsi="Times New Roman" w:cs="Times New Roman"/>
-          <w:sz w:val="30"/>
-          <w:szCs w:val="30"/>
-        </w:rPr>
-        <w:t>6</w:t>
-      </w:r>
-      <w:r>
-        <w:rPr>
-          <w:rFonts w:ascii="Times New Roman" w:eastAsia="Times New Roman" w:hAnsi="Times New Roman" w:cs="Times New Roman"/>
-          <w:sz w:val="30"/>
-          <w:szCs w:val="30"/>
-        </w:rPr>
-        <w:t>.3 Diagrama ABM Producto</w:t>
-      </w:r>
-      <w:bookmarkEnd w:id="69"/>
-    </w:p>
-    <w:p>
-      <w:pPr>
-        <w:rPr>
-          <w:rFonts w:ascii="Times New Roman" w:hAnsi="Times New Roman" w:cs="Times New Roman"/>
-        </w:rPr>
-      </w:pPr>
-      <w:r>
-        <w:rPr>
-          <w:rFonts w:ascii="Times New Roman" w:eastAsia="Times New Roman" w:hAnsi="Times New Roman" w:cs="Times New Roman"/>
+      <w:r>
+        <w:rPr>
           <w:noProof/>
-          <w:sz w:val="30"/>
-          <w:szCs w:val="30"/>
         </w:rPr>
         <w:drawing>
-          <wp:inline distT="0" distB="0" distL="0" distR="0" wp14:anchorId="33D94F2E" wp14:editId="32BF75AC">
-            <wp:extent cx="2301240" cy="2209800"/>
-            <wp:effectExtent l="0" t="0" r="3810" b="0"/>
-            <wp:docPr id="1661738252" name="Imagen 2"/>
+          <wp:inline distT="0" distB="0" distL="0" distR="0" wp14:anchorId="41756F6F" wp14:editId="3B6E34D7">
+            <wp:extent cx="1766570" cy="1884045"/>
+            <wp:effectExtent l="0" t="0" r="5080" b="1905"/>
+            <wp:docPr id="1517249422" name="Imagen 16"/>
             <wp:cNvGraphicFramePr>
               <a:graphicFrameLocks xmlns:a="http://schemas.openxmlformats.org/drawingml/2006/main" noChangeAspect="1"/>
             </wp:cNvGraphicFramePr>
@@ -15470,13 +17679,13 @@
               <a:graphicData uri="http://schemas.openxmlformats.org/drawingml/2006/picture">
                 <pic:pic xmlns:pic="http://schemas.openxmlformats.org/drawingml/2006/picture">
                   <pic:nvPicPr>
-                    <pic:cNvPr id="0" name="Picture 2"/>
+                    <pic:cNvPr id="0" name="Picture 16"/>
                     <pic:cNvPicPr>
                       <a:picLocks noChangeAspect="1" noChangeArrowheads="1"/>
                     </pic:cNvPicPr>
                   </pic:nvPicPr>
                   <pic:blipFill>
-                    <a:blip r:embed="rId33">
+                    <a:blip r:embed="rId37">
                       <a:extLst>
                         <a:ext uri="{28A0092B-C50C-407E-A947-70E740481C1C}">
                           <a14:useLocalDpi xmlns:a14="http://schemas.microsoft.com/office/drawing/2010/main" val="0"/>
@@ -15491,7 +17700,7 @@
                   <pic:spPr bwMode="auto">
                     <a:xfrm>
                       <a:off x="0" y="0"/>
-                      <a:ext cx="2301240" cy="2209800"/>
+                      <a:ext cx="1766570" cy="1884045"/>
                     </a:xfrm>
                     <a:prstGeom prst="rect">
                       <a:avLst/>
@@ -15507,52 +17716,15 @@
           </wp:inline>
         </w:drawing>
       </w:r>
-    </w:p>
-    <w:p>
-      <w:pPr>
-        <w:pStyle w:val="Ttulo2"/>
-        <w:rPr>
-          <w:rFonts w:ascii="Times New Roman" w:eastAsia="Times New Roman" w:hAnsi="Times New Roman" w:cs="Times New Roman"/>
-          <w:sz w:val="30"/>
-          <w:szCs w:val="30"/>
-        </w:rPr>
-      </w:pPr>
-      <w:bookmarkStart w:id="70" w:name="_Toc228302059"/>
-      <w:r>
-        <w:rPr>
-          <w:rFonts w:ascii="Times New Roman" w:eastAsia="Times New Roman" w:hAnsi="Times New Roman" w:cs="Times New Roman"/>
-          <w:sz w:val="30"/>
-          <w:szCs w:val="30"/>
-        </w:rPr>
-        <w:lastRenderedPageBreak/>
-        <w:t>6</w:t>
-      </w:r>
-      <w:r>
-        <w:rPr>
-          <w:rFonts w:ascii="Times New Roman" w:eastAsia="Times New Roman" w:hAnsi="Times New Roman" w:cs="Times New Roman"/>
-          <w:sz w:val="30"/>
-          <w:szCs w:val="30"/>
-        </w:rPr>
-        <w:t>.4 Pantalla GIU</w:t>
-      </w:r>
-      <w:bookmarkEnd w:id="70"/>
-    </w:p>
-    <w:p>
-      <w:pPr>
-        <w:rPr>
-          <w:rFonts w:ascii="Times New Roman" w:hAnsi="Times New Roman" w:cs="Times New Roman"/>
-        </w:rPr>
-      </w:pPr>
-      <w:r>
-        <w:rPr>
-          <w:rFonts w:ascii="Times New Roman" w:hAnsi="Times New Roman" w:cs="Times New Roman"/>
+      <w:r>
+        <w:rPr>
           <w:noProof/>
         </w:rPr>
         <w:drawing>
-          <wp:inline distT="0" distB="0" distL="0" distR="0" wp14:anchorId="6B1D7522" wp14:editId="7371D2B6">
-            <wp:extent cx="6324704" cy="2171700"/>
-            <wp:effectExtent l="0" t="0" r="0" b="0"/>
-            <wp:docPr id="672444020" name="Imagen 1"/>
+          <wp:inline distT="0" distB="0" distL="0" distR="0" wp14:anchorId="21221A91" wp14:editId="1BBE89A3">
+            <wp:extent cx="1745615" cy="1849755"/>
+            <wp:effectExtent l="0" t="0" r="6985" b="0"/>
+            <wp:docPr id="37166312" name="Imagen 17"/>
             <wp:cNvGraphicFramePr>
               <a:graphicFrameLocks xmlns:a="http://schemas.openxmlformats.org/drawingml/2006/main" noChangeAspect="1"/>
             </wp:cNvGraphicFramePr>
@@ -15560,11 +17732,190 @@
               <a:graphicData uri="http://schemas.openxmlformats.org/drawingml/2006/picture">
                 <pic:pic xmlns:pic="http://schemas.openxmlformats.org/drawingml/2006/picture">
                   <pic:nvPicPr>
-                    <pic:cNvPr id="672444020" name=""/>
+                    <pic:cNvPr id="0" name="Picture 17"/>
+                    <pic:cNvPicPr>
+                      <a:picLocks noChangeAspect="1" noChangeArrowheads="1"/>
+                    </pic:cNvPicPr>
+                  </pic:nvPicPr>
+                  <pic:blipFill>
+                    <a:blip r:embed="rId38">
+                      <a:extLst>
+                        <a:ext uri="{28A0092B-C50C-407E-A947-70E740481C1C}">
+                          <a14:useLocalDpi xmlns:a14="http://schemas.microsoft.com/office/drawing/2010/main" val="0"/>
+                        </a:ext>
+                      </a:extLst>
+                    </a:blip>
+                    <a:srcRect/>
+                    <a:stretch>
+                      <a:fillRect/>
+                    </a:stretch>
+                  </pic:blipFill>
+                  <pic:spPr bwMode="auto">
+                    <a:xfrm>
+                      <a:off x="0" y="0"/>
+                      <a:ext cx="1745615" cy="1849755"/>
+                    </a:xfrm>
+                    <a:prstGeom prst="rect">
+                      <a:avLst/>
+                    </a:prstGeom>
+                    <a:noFill/>
+                    <a:ln>
+                      <a:noFill/>
+                    </a:ln>
+                  </pic:spPr>
+                </pic:pic>
+              </a:graphicData>
+            </a:graphic>
+          </wp:inline>
+        </w:drawing>
+      </w:r>
+    </w:p>
+    <w:p>
+      <w:pPr>
+        <w:pStyle w:val="Ttulo2"/>
+        <w:rPr>
+          <w:rFonts w:ascii="Times New Roman" w:eastAsia="Times New Roman" w:hAnsi="Times New Roman" w:cs="Times New Roman"/>
+          <w:sz w:val="30"/>
+          <w:szCs w:val="30"/>
+        </w:rPr>
+      </w:pPr>
+      <w:bookmarkStart w:id="69" w:name="_Toc229047077"/>
+      <w:r>
+        <w:rPr>
+          <w:rFonts w:ascii="Times New Roman" w:eastAsia="Times New Roman" w:hAnsi="Times New Roman" w:cs="Times New Roman"/>
+          <w:sz w:val="30"/>
+          <w:szCs w:val="30"/>
+        </w:rPr>
+        <w:lastRenderedPageBreak/>
+        <w:t>6</w:t>
+      </w:r>
+      <w:r>
+        <w:rPr>
+          <w:rFonts w:ascii="Times New Roman" w:eastAsia="Times New Roman" w:hAnsi="Times New Roman" w:cs="Times New Roman"/>
+          <w:sz w:val="30"/>
+          <w:szCs w:val="30"/>
+        </w:rPr>
+        <w:t>.3 Diagrama ABM Producto</w:t>
+      </w:r>
+      <w:bookmarkEnd w:id="69"/>
+    </w:p>
+    <w:p>
+      <w:pPr>
+        <w:rPr>
+          <w:rFonts w:ascii="Times New Roman" w:hAnsi="Times New Roman" w:cs="Times New Roman"/>
+        </w:rPr>
+      </w:pPr>
+      <w:r>
+        <w:rPr>
+          <w:rFonts w:ascii="Times New Roman" w:hAnsi="Times New Roman" w:cs="Times New Roman"/>
+          <w:noProof/>
+        </w:rPr>
+        <w:drawing>
+          <wp:inline distT="0" distB="0" distL="0" distR="0" wp14:anchorId="60E5D148" wp14:editId="04A08986">
+            <wp:extent cx="2757054" cy="2302507"/>
+            <wp:effectExtent l="0" t="0" r="5715" b="3175"/>
+            <wp:docPr id="1617939964" name="Imagen 2"/>
+            <wp:cNvGraphicFramePr>
+              <a:graphicFrameLocks xmlns:a="http://schemas.openxmlformats.org/drawingml/2006/main" noChangeAspect="1"/>
+            </wp:cNvGraphicFramePr>
+            <a:graphic xmlns:a="http://schemas.openxmlformats.org/drawingml/2006/main">
+              <a:graphicData uri="http://schemas.openxmlformats.org/drawingml/2006/picture">
+                <pic:pic xmlns:pic="http://schemas.openxmlformats.org/drawingml/2006/picture">
+                  <pic:nvPicPr>
+                    <pic:cNvPr id="0" name="Picture 2"/>
+                    <pic:cNvPicPr>
+                      <a:picLocks noChangeAspect="1" noChangeArrowheads="1"/>
+                    </pic:cNvPicPr>
+                  </pic:nvPicPr>
+                  <pic:blipFill>
+                    <a:blip r:embed="rId39">
+                      <a:extLst>
+                        <a:ext uri="{28A0092B-C50C-407E-A947-70E740481C1C}">
+                          <a14:useLocalDpi xmlns:a14="http://schemas.microsoft.com/office/drawing/2010/main" val="0"/>
+                        </a:ext>
+                      </a:extLst>
+                    </a:blip>
+                    <a:srcRect/>
+                    <a:stretch>
+                      <a:fillRect/>
+                    </a:stretch>
+                  </pic:blipFill>
+                  <pic:spPr bwMode="auto">
+                    <a:xfrm>
+                      <a:off x="0" y="0"/>
+                      <a:ext cx="2759254" cy="2304345"/>
+                    </a:xfrm>
+                    <a:prstGeom prst="rect">
+                      <a:avLst/>
+                    </a:prstGeom>
+                    <a:noFill/>
+                    <a:ln>
+                      <a:noFill/>
+                    </a:ln>
+                  </pic:spPr>
+                </pic:pic>
+              </a:graphicData>
+            </a:graphic>
+          </wp:inline>
+        </w:drawing>
+      </w:r>
+    </w:p>
+    <w:p>
+      <w:pPr>
+        <w:pStyle w:val="Ttulo2"/>
+        <w:rPr>
+          <w:rFonts w:ascii="Times New Roman" w:eastAsia="Times New Roman" w:hAnsi="Times New Roman" w:cs="Times New Roman"/>
+          <w:sz w:val="30"/>
+          <w:szCs w:val="30"/>
+        </w:rPr>
+      </w:pPr>
+      <w:bookmarkStart w:id="70" w:name="_Toc229047078"/>
+      <w:r>
+        <w:rPr>
+          <w:rFonts w:ascii="Times New Roman" w:eastAsia="Times New Roman" w:hAnsi="Times New Roman" w:cs="Times New Roman"/>
+          <w:sz w:val="30"/>
+          <w:szCs w:val="30"/>
+        </w:rPr>
+        <w:t>6</w:t>
+      </w:r>
+      <w:r>
+        <w:rPr>
+          <w:rFonts w:ascii="Times New Roman" w:eastAsia="Times New Roman" w:hAnsi="Times New Roman" w:cs="Times New Roman"/>
+          <w:sz w:val="30"/>
+          <w:szCs w:val="30"/>
+        </w:rPr>
+        <w:t>.4 Pantalla GIU</w:t>
+      </w:r>
+      <w:bookmarkEnd w:id="70"/>
+    </w:p>
+    <w:p>
+      <w:pPr>
+        <w:rPr>
+          <w:rFonts w:ascii="Times New Roman" w:hAnsi="Times New Roman" w:cs="Times New Roman"/>
+        </w:rPr>
+      </w:pPr>
+      <w:r>
+        <w:rPr>
+          <w:rFonts w:ascii="Times New Roman" w:hAnsi="Times New Roman" w:cs="Times New Roman"/>
+          <w:noProof/>
+        </w:rPr>
+        <w:drawing>
+          <wp:inline distT="0" distB="0" distL="0" distR="0" wp14:anchorId="14DD7699" wp14:editId="5349FFFC">
+            <wp:extent cx="5400040" cy="2106930"/>
+            <wp:effectExtent l="0" t="0" r="0" b="7620"/>
+            <wp:docPr id="1062332032" name="Imagen 1"/>
+            <wp:cNvGraphicFramePr>
+              <a:graphicFrameLocks xmlns:a="http://schemas.openxmlformats.org/drawingml/2006/main" noChangeAspect="1"/>
+            </wp:cNvGraphicFramePr>
+            <a:graphic xmlns:a="http://schemas.openxmlformats.org/drawingml/2006/main">
+              <a:graphicData uri="http://schemas.openxmlformats.org/drawingml/2006/picture">
+                <pic:pic xmlns:pic="http://schemas.openxmlformats.org/drawingml/2006/picture">
+                  <pic:nvPicPr>
+                    <pic:cNvPr id="1062332032" name=""/>
                     <pic:cNvPicPr/>
                   </pic:nvPicPr>
                   <pic:blipFill>
-                    <a:blip r:embed="rId34"/>
+                    <a:blip r:embed="rId40"/>
                     <a:stretch>
                       <a:fillRect/>
                     </a:stretch>
@@ -15572,7 +17923,7 @@
                   <pic:spPr>
                     <a:xfrm>
                       <a:off x="0" y="0"/>
-                      <a:ext cx="6330382" cy="2173650"/>
+                      <a:ext cx="5400040" cy="2106930"/>
                     </a:xfrm>
                     <a:prstGeom prst="rect">
                       <a:avLst/>
@@ -15594,7 +17945,7 @@
           <w:szCs w:val="30"/>
         </w:rPr>
       </w:pPr>
-      <w:bookmarkStart w:id="71" w:name="_Toc228302060"/>
+      <w:bookmarkStart w:id="71" w:name="_Toc229047079"/>
       <w:r>
         <w:rPr>
           <w:rFonts w:ascii="Times New Roman" w:eastAsia="Times New Roman" w:hAnsi="Times New Roman" w:cs="Times New Roman"/>
@@ -15625,7 +17976,23 @@
           <w:sz w:val="30"/>
           <w:szCs w:val="30"/>
         </w:rPr>
-        <w:t xml:space="preserve"> Alta Producto</w:t>
+        <w:t xml:space="preserve"> </w:t>
+      </w:r>
+      <w:r>
+        <w:rPr>
+          <w:rFonts w:ascii="Times New Roman" w:eastAsia="Times New Roman" w:hAnsi="Times New Roman" w:cs="Times New Roman"/>
+          <w:sz w:val="30"/>
+          <w:szCs w:val="30"/>
+        </w:rPr>
+        <w:t>Insertar</w:t>
+      </w:r>
+      <w:r>
+        <w:rPr>
+          <w:rFonts w:ascii="Times New Roman" w:eastAsia="Times New Roman" w:hAnsi="Times New Roman" w:cs="Times New Roman"/>
+          <w:sz w:val="30"/>
+          <w:szCs w:val="30"/>
+        </w:rPr>
+        <w:t xml:space="preserve"> Producto</w:t>
       </w:r>
       <w:bookmarkEnd w:id="71"/>
     </w:p>
@@ -15636,7 +18003,7 @@
           <w:rFonts w:ascii="Times New Roman" w:eastAsia="Times New Roman" w:hAnsi="Times New Roman" w:cs="Times New Roman"/>
         </w:rPr>
       </w:pPr>
-      <w:bookmarkStart w:id="72" w:name="_Toc228302061"/>
+      <w:bookmarkStart w:id="72" w:name="_Toc229047080"/>
       <w:r>
         <w:rPr>
           <w:rFonts w:ascii="Times New Roman" w:eastAsia="Times New Roman" w:hAnsi="Times New Roman" w:cs="Times New Roman"/>
@@ -15733,7 +18100,21 @@
                 <w:rFonts w:ascii="Times New Roman" w:eastAsia="Times New Roman" w:hAnsi="Times New Roman" w:cs="Times New Roman"/>
                 <w:color w:val="000000"/>
               </w:rPr>
-              <w:t>CU 006 – Alta Producto</w:t>
+              <w:t xml:space="preserve">CU 006 – </w:t>
+            </w:r>
+            <w:r>
+              <w:rPr>
+                <w:rFonts w:ascii="Times New Roman" w:eastAsia="Times New Roman" w:hAnsi="Times New Roman" w:cs="Times New Roman"/>
+                <w:color w:val="000000"/>
+              </w:rPr>
+              <w:t>Insertar</w:t>
+            </w:r>
+            <w:r>
+              <w:rPr>
+                <w:rFonts w:ascii="Times New Roman" w:eastAsia="Times New Roman" w:hAnsi="Times New Roman" w:cs="Times New Roman"/>
+                <w:color w:val="000000"/>
+              </w:rPr>
+              <w:t xml:space="preserve"> Producto</w:t>
             </w:r>
           </w:p>
         </w:tc>
@@ -15825,7 +18206,21 @@
                 <w:rFonts w:ascii="Times New Roman" w:eastAsia="Times New Roman" w:hAnsi="Times New Roman" w:cs="Times New Roman"/>
                 <w:color w:val="000000"/>
               </w:rPr>
-              <w:t>El caso de uso permitirá registrar un producto en el sistema</w:t>
+              <w:t xml:space="preserve">El caso de uso permitirá </w:t>
+            </w:r>
+            <w:r>
+              <w:rPr>
+                <w:rFonts w:ascii="Times New Roman" w:eastAsia="Times New Roman" w:hAnsi="Times New Roman" w:cs="Times New Roman"/>
+                <w:color w:val="000000"/>
+              </w:rPr>
+              <w:t>agregar</w:t>
+            </w:r>
+            <w:r>
+              <w:rPr>
+                <w:rFonts w:ascii="Times New Roman" w:eastAsia="Times New Roman" w:hAnsi="Times New Roman" w:cs="Times New Roman"/>
+                <w:color w:val="000000"/>
+              </w:rPr>
+              <w:t xml:space="preserve"> un producto en el sistema</w:t>
             </w:r>
             <w:r>
               <w:rPr>
@@ -15983,6 +18378,7 @@
                 <w:rFonts w:ascii="Times New Roman" w:eastAsia="Times New Roman" w:hAnsi="Times New Roman" w:cs="Times New Roman"/>
                 <w:color w:val="000000"/>
               </w:rPr>
+              <w:lastRenderedPageBreak/>
               <w:t>.</w:t>
             </w:r>
             <w:r>
@@ -16046,6 +18442,7 @@
                 <w:bCs/>
                 <w:color w:val="000000"/>
               </w:rPr>
+              <w:lastRenderedPageBreak/>
               <w:t xml:space="preserve">PUNTOS DE EXTENSIÓN: </w:t>
             </w:r>
             <w:r>
@@ -16099,7 +18496,7 @@
       </w:tr>
       <w:tr>
         <w:trPr>
-          <w:trHeight w:val="2484"/>
+          <w:trHeight w:val="2166"/>
         </w:trPr>
         <w:tc>
           <w:tcPr>
@@ -16173,7 +18570,7 @@
                 <w:sz w:val="22"/>
                 <w:szCs w:val="22"/>
               </w:rPr>
-              <w:t xml:space="preserve"> selecciona la sección </w:t>
+              <w:t xml:space="preserve"> se dirige a la sección “</w:t>
             </w:r>
             <w:r>
               <w:rPr>
@@ -16182,7 +18579,7 @@
                 <w:sz w:val="22"/>
                 <w:szCs w:val="22"/>
               </w:rPr>
-              <w:t>Gestión Productos</w:t>
+              <w:t xml:space="preserve">Formulario </w:t>
             </w:r>
             <w:r>
               <w:rPr>
@@ -16191,7 +18588,61 @@
                 <w:sz w:val="22"/>
                 <w:szCs w:val="22"/>
               </w:rPr>
-              <w:t xml:space="preserve"> del menú principal del sistema.</w:t>
+              <w:t>Producto</w:t>
+            </w:r>
+            <w:r>
+              <w:rPr>
+                <w:rFonts w:ascii="Times New Roman" w:eastAsia="Times New Roman" w:hAnsi="Times New Roman" w:cs="Times New Roman"/>
+                <w:color w:val="000000"/>
+                <w:sz w:val="22"/>
+                <w:szCs w:val="22"/>
+              </w:rPr>
+              <w:t>s</w:t>
+            </w:r>
+            <w:r>
+              <w:rPr>
+                <w:rFonts w:ascii="Times New Roman" w:eastAsia="Times New Roman" w:hAnsi="Times New Roman" w:cs="Times New Roman"/>
+                <w:color w:val="000000"/>
+                <w:sz w:val="22"/>
+                <w:szCs w:val="22"/>
+              </w:rPr>
+              <w:t xml:space="preserve">” en el menú principal del sistema y selecciona </w:t>
+            </w:r>
+            <w:r>
+              <w:rPr>
+                <w:rFonts w:ascii="Times New Roman" w:eastAsia="Times New Roman" w:hAnsi="Times New Roman" w:cs="Times New Roman"/>
+                <w:color w:val="000000"/>
+                <w:sz w:val="22"/>
+                <w:szCs w:val="22"/>
+              </w:rPr>
+              <w:t>agregar</w:t>
+            </w:r>
+            <w:r>
+              <w:rPr>
+                <w:rFonts w:ascii="Times New Roman" w:eastAsia="Times New Roman" w:hAnsi="Times New Roman" w:cs="Times New Roman"/>
+                <w:color w:val="000000"/>
+                <w:sz w:val="22"/>
+                <w:szCs w:val="22"/>
+              </w:rPr>
+              <w:t xml:space="preserve"> </w:t>
+            </w:r>
+            <w:r>
+              <w:rPr>
+                <w:rFonts w:ascii="Times New Roman" w:eastAsia="Times New Roman" w:hAnsi="Times New Roman" w:cs="Times New Roman"/>
+                <w:color w:val="000000"/>
+                <w:sz w:val="22"/>
+                <w:szCs w:val="22"/>
+              </w:rPr>
+              <w:t>producto</w:t>
+            </w:r>
+            <w:r>
+              <w:rPr>
+                <w:rFonts w:ascii="Times New Roman" w:eastAsia="Times New Roman" w:hAnsi="Times New Roman" w:cs="Times New Roman"/>
+                <w:color w:val="000000"/>
+                <w:sz w:val="22"/>
+                <w:szCs w:val="22"/>
+              </w:rPr>
+              <w:t>.</w:t>
             </w:r>
           </w:p>
           <w:p>
@@ -16215,7 +18666,25 @@
                 <w:sz w:val="22"/>
                 <w:szCs w:val="22"/>
               </w:rPr>
-              <w:t>El sistema solicita el ingreso de los datos (Nombre, Precio, Tipo, Descripción, Cantidad).</w:t>
+              <w:t>El sistema solicita el ingreso de los datos (Nombre, Precio, Tipo, Descripción, Cantidad</w:t>
+            </w:r>
+            <w:r>
+              <w:rPr>
+                <w:rFonts w:ascii="Times New Roman" w:eastAsia="Times New Roman" w:hAnsi="Times New Roman" w:cs="Times New Roman"/>
+                <w:color w:val="000000"/>
+                <w:sz w:val="22"/>
+                <w:szCs w:val="22"/>
+              </w:rPr>
+              <w:t>, Código</w:t>
+            </w:r>
+            <w:r>
+              <w:rPr>
+                <w:rFonts w:ascii="Times New Roman" w:eastAsia="Times New Roman" w:hAnsi="Times New Roman" w:cs="Times New Roman"/>
+                <w:color w:val="000000"/>
+                <w:sz w:val="22"/>
+                <w:szCs w:val="22"/>
+              </w:rPr>
+              <w:t>).</w:t>
             </w:r>
           </w:p>
           <w:p>
@@ -16320,7 +18789,6 @@
                 <w:bCs/>
                 <w:color w:val="000000"/>
               </w:rPr>
-              <w:lastRenderedPageBreak/>
               <w:t>FLUJOS ALTERNATIVO: </w:t>
             </w:r>
           </w:p>
@@ -16472,7 +18940,7 @@
           <w:rFonts w:ascii="Times New Roman" w:eastAsia="Times New Roman" w:hAnsi="Times New Roman" w:cs="Times New Roman"/>
         </w:rPr>
       </w:pPr>
-      <w:bookmarkStart w:id="73" w:name="_Toc228302062"/>
+      <w:bookmarkStart w:id="73" w:name="_Toc229047081"/>
       <w:r>
         <w:rPr>
           <w:rFonts w:ascii="Times New Roman" w:eastAsia="Times New Roman" w:hAnsi="Times New Roman" w:cs="Times New Roman"/>
@@ -16533,7 +19001,7 @@
           <w:szCs w:val="30"/>
         </w:rPr>
       </w:pPr>
-      <w:bookmarkStart w:id="74" w:name="_Toc228302063"/>
+      <w:bookmarkStart w:id="74" w:name="_Toc229047082"/>
       <w:r>
         <w:rPr>
           <w:rFonts w:ascii="Times New Roman" w:eastAsia="Times New Roman" w:hAnsi="Times New Roman" w:cs="Times New Roman"/>
@@ -16564,7 +19032,23 @@
           <w:sz w:val="30"/>
           <w:szCs w:val="30"/>
         </w:rPr>
-        <w:t xml:space="preserve"> Baja Producto</w:t>
+        <w:t xml:space="preserve"> </w:t>
+      </w:r>
+      <w:r>
+        <w:rPr>
+          <w:rFonts w:ascii="Times New Roman" w:eastAsia="Times New Roman" w:hAnsi="Times New Roman" w:cs="Times New Roman"/>
+          <w:sz w:val="30"/>
+          <w:szCs w:val="30"/>
+        </w:rPr>
+        <w:t>Eliminar</w:t>
+      </w:r>
+      <w:r>
+        <w:rPr>
+          <w:rFonts w:ascii="Times New Roman" w:eastAsia="Times New Roman" w:hAnsi="Times New Roman" w:cs="Times New Roman"/>
+          <w:sz w:val="30"/>
+          <w:szCs w:val="30"/>
+        </w:rPr>
+        <w:t xml:space="preserve"> Producto</w:t>
       </w:r>
       <w:bookmarkEnd w:id="74"/>
     </w:p>
@@ -16575,7 +19059,7 @@
           <w:rFonts w:ascii="Times New Roman" w:eastAsia="Times New Roman" w:hAnsi="Times New Roman" w:cs="Times New Roman"/>
         </w:rPr>
       </w:pPr>
-      <w:bookmarkStart w:id="75" w:name="_Toc228302064"/>
+      <w:bookmarkStart w:id="75" w:name="_Toc229047083"/>
       <w:r>
         <w:rPr>
           <w:rFonts w:ascii="Times New Roman" w:eastAsia="Times New Roman" w:hAnsi="Times New Roman" w:cs="Times New Roman"/>
@@ -16660,7 +19144,21 @@
                 <w:rFonts w:ascii="Times New Roman" w:eastAsia="Times New Roman" w:hAnsi="Times New Roman" w:cs="Times New Roman"/>
                 <w:color w:val="000000"/>
               </w:rPr>
-              <w:t>CU 007 – Baja Producto</w:t>
+              <w:t xml:space="preserve">CU 007 – </w:t>
+            </w:r>
+            <w:r>
+              <w:rPr>
+                <w:rFonts w:ascii="Times New Roman" w:eastAsia="Times New Roman" w:hAnsi="Times New Roman" w:cs="Times New Roman"/>
+                <w:color w:val="000000"/>
+              </w:rPr>
+              <w:t>Eliminar</w:t>
+            </w:r>
+            <w:r>
+              <w:rPr>
+                <w:rFonts w:ascii="Times New Roman" w:eastAsia="Times New Roman" w:hAnsi="Times New Roman" w:cs="Times New Roman"/>
+                <w:color w:val="000000"/>
+              </w:rPr>
+              <w:t xml:space="preserve"> Producto</w:t>
             </w:r>
           </w:p>
         </w:tc>
@@ -17065,6 +19563,7 @@
                 <w:bCs/>
                 <w:color w:val="000000"/>
               </w:rPr>
+              <w:lastRenderedPageBreak/>
               <w:t>ESCENARIO PRINCIPAL: </w:t>
             </w:r>
           </w:p>
@@ -17107,7 +19606,7 @@
                 <w:sz w:val="22"/>
                 <w:szCs w:val="22"/>
               </w:rPr>
-              <w:t xml:space="preserve"> selecciona la sección </w:t>
+              <w:t xml:space="preserve"> se dirige a la sección “</w:t>
             </w:r>
             <w:r>
               <w:rPr>
@@ -17116,7 +19615,7 @@
                 <w:sz w:val="22"/>
                 <w:szCs w:val="22"/>
               </w:rPr>
-              <w:t>Gestión Productos</w:t>
+              <w:t xml:space="preserve">Formulario </w:t>
             </w:r>
             <w:r>
               <w:rPr>
@@ -17125,7 +19624,52 @@
                 <w:sz w:val="22"/>
                 <w:szCs w:val="22"/>
               </w:rPr>
-              <w:t xml:space="preserve"> del menú principal del sistema.</w:t>
+              <w:t>Productos</w:t>
+            </w:r>
+            <w:r>
+              <w:rPr>
+                <w:rFonts w:ascii="Times New Roman" w:eastAsia="Times New Roman" w:hAnsi="Times New Roman" w:cs="Times New Roman"/>
+                <w:color w:val="000000"/>
+                <w:sz w:val="22"/>
+                <w:szCs w:val="22"/>
+              </w:rPr>
+              <w:t xml:space="preserve">” en el menú principal del sistema y selecciona </w:t>
+            </w:r>
+            <w:r>
+              <w:rPr>
+                <w:rFonts w:ascii="Times New Roman" w:eastAsia="Times New Roman" w:hAnsi="Times New Roman" w:cs="Times New Roman"/>
+                <w:color w:val="000000"/>
+                <w:sz w:val="22"/>
+                <w:szCs w:val="22"/>
+              </w:rPr>
+              <w:t>borrar</w:t>
+            </w:r>
+            <w:r>
+              <w:rPr>
+                <w:rFonts w:ascii="Times New Roman" w:eastAsia="Times New Roman" w:hAnsi="Times New Roman" w:cs="Times New Roman"/>
+                <w:color w:val="000000"/>
+                <w:sz w:val="22"/>
+                <w:szCs w:val="22"/>
+              </w:rPr>
+              <w:t xml:space="preserve"> </w:t>
+            </w:r>
+            <w:r>
+              <w:rPr>
+                <w:rFonts w:ascii="Times New Roman" w:eastAsia="Times New Roman" w:hAnsi="Times New Roman" w:cs="Times New Roman"/>
+                <w:color w:val="000000"/>
+                <w:sz w:val="22"/>
+                <w:szCs w:val="22"/>
+              </w:rPr>
+              <w:t>producto</w:t>
+            </w:r>
+            <w:r>
+              <w:rPr>
+                <w:rFonts w:ascii="Times New Roman" w:eastAsia="Times New Roman" w:hAnsi="Times New Roman" w:cs="Times New Roman"/>
+                <w:color w:val="000000"/>
+                <w:sz w:val="22"/>
+                <w:szCs w:val="22"/>
+              </w:rPr>
+              <w:t>.</w:t>
             </w:r>
           </w:p>
           <w:p>
@@ -17415,12 +19959,11 @@
           <w:rFonts w:ascii="Times New Roman" w:eastAsia="Times New Roman" w:hAnsi="Times New Roman" w:cs="Times New Roman"/>
         </w:rPr>
       </w:pPr>
-      <w:bookmarkStart w:id="76" w:name="_Toc228302065"/>
-      <w:r>
-        <w:rPr>
-          <w:rFonts w:ascii="Times New Roman" w:eastAsia="Times New Roman" w:hAnsi="Times New Roman" w:cs="Times New Roman"/>
-        </w:rPr>
-        <w:lastRenderedPageBreak/>
+      <w:bookmarkStart w:id="76" w:name="_Toc229047084"/>
+      <w:r>
+        <w:rPr>
+          <w:rFonts w:ascii="Times New Roman" w:eastAsia="Times New Roman" w:hAnsi="Times New Roman" w:cs="Times New Roman"/>
+        </w:rPr>
         <w:t>6</w:t>
       </w:r>
       <w:r>
@@ -17465,7 +20008,7 @@
           <w:szCs w:val="30"/>
         </w:rPr>
       </w:pPr>
-      <w:bookmarkStart w:id="77" w:name="_Toc228302066"/>
+      <w:bookmarkStart w:id="77" w:name="_Toc229047085"/>
       <w:r>
         <w:rPr>
           <w:rFonts w:ascii="Times New Roman" w:eastAsia="Times New Roman" w:hAnsi="Times New Roman" w:cs="Times New Roman"/>
@@ -17496,7 +20039,23 @@
           <w:sz w:val="30"/>
           <w:szCs w:val="30"/>
         </w:rPr>
-        <w:t xml:space="preserve"> Modificación Producto</w:t>
+        <w:t xml:space="preserve"> Modifica</w:t>
+      </w:r>
+      <w:r>
+        <w:rPr>
+          <w:rFonts w:ascii="Times New Roman" w:eastAsia="Times New Roman" w:hAnsi="Times New Roman" w:cs="Times New Roman"/>
+          <w:sz w:val="30"/>
+          <w:szCs w:val="30"/>
+        </w:rPr>
+        <w:t>r</w:t>
+      </w:r>
+      <w:r>
+        <w:rPr>
+          <w:rFonts w:ascii="Times New Roman" w:eastAsia="Times New Roman" w:hAnsi="Times New Roman" w:cs="Times New Roman"/>
+          <w:sz w:val="30"/>
+          <w:szCs w:val="30"/>
+        </w:rPr>
+        <w:t xml:space="preserve"> Producto</w:t>
       </w:r>
       <w:bookmarkEnd w:id="77"/>
     </w:p>
@@ -17507,7 +20066,7 @@
           <w:rFonts w:ascii="Times New Roman" w:eastAsia="Times New Roman" w:hAnsi="Times New Roman" w:cs="Times New Roman"/>
         </w:rPr>
       </w:pPr>
-      <w:bookmarkStart w:id="78" w:name="_Toc228302067"/>
+      <w:bookmarkStart w:id="78" w:name="_Toc229047086"/>
       <w:r>
         <w:rPr>
           <w:rFonts w:ascii="Times New Roman" w:eastAsia="Times New Roman" w:hAnsi="Times New Roman" w:cs="Times New Roman"/>
@@ -17592,7 +20151,21 @@
                 <w:rFonts w:ascii="Times New Roman" w:eastAsia="Times New Roman" w:hAnsi="Times New Roman" w:cs="Times New Roman"/>
                 <w:color w:val="000000"/>
               </w:rPr>
-              <w:t>CU 008 – Modificación Producto</w:t>
+              <w:t>CU 008 – Modifica</w:t>
+            </w:r>
+            <w:r>
+              <w:rPr>
+                <w:rFonts w:ascii="Times New Roman" w:eastAsia="Times New Roman" w:hAnsi="Times New Roman" w:cs="Times New Roman"/>
+                <w:color w:val="000000"/>
+              </w:rPr>
+              <w:t>r</w:t>
+            </w:r>
+            <w:r>
+              <w:rPr>
+                <w:rFonts w:ascii="Times New Roman" w:eastAsia="Times New Roman" w:hAnsi="Times New Roman" w:cs="Times New Roman"/>
+                <w:color w:val="000000"/>
+              </w:rPr>
+              <w:t xml:space="preserve"> Producto</w:t>
             </w:r>
           </w:p>
         </w:tc>
@@ -18039,7 +20612,7 @@
                 <w:sz w:val="22"/>
                 <w:szCs w:val="22"/>
               </w:rPr>
-              <w:t xml:space="preserve"> selecciona la sección </w:t>
+              <w:t xml:space="preserve"> se dirige a la sección “</w:t>
             </w:r>
             <w:r>
               <w:rPr>
@@ -18048,7 +20621,7 @@
                 <w:sz w:val="22"/>
                 <w:szCs w:val="22"/>
               </w:rPr>
-              <w:t>Gestión Usuarios</w:t>
+              <w:t xml:space="preserve">Formulario </w:t>
             </w:r>
             <w:r>
               <w:rPr>
@@ -18057,7 +20630,52 @@
                 <w:sz w:val="22"/>
                 <w:szCs w:val="22"/>
               </w:rPr>
-              <w:t xml:space="preserve"> del menú principal del sistema.</w:t>
+              <w:t>Productos</w:t>
+            </w:r>
+            <w:r>
+              <w:rPr>
+                <w:rFonts w:ascii="Times New Roman" w:eastAsia="Times New Roman" w:hAnsi="Times New Roman" w:cs="Times New Roman"/>
+                <w:color w:val="000000"/>
+                <w:sz w:val="22"/>
+                <w:szCs w:val="22"/>
+              </w:rPr>
+              <w:t xml:space="preserve">” en el menú principal del sistema y selecciona </w:t>
+            </w:r>
+            <w:r>
+              <w:rPr>
+                <w:rFonts w:ascii="Times New Roman" w:eastAsia="Times New Roman" w:hAnsi="Times New Roman" w:cs="Times New Roman"/>
+                <w:color w:val="000000"/>
+                <w:sz w:val="22"/>
+                <w:szCs w:val="22"/>
+              </w:rPr>
+              <w:t>modificar</w:t>
+            </w:r>
+            <w:r>
+              <w:rPr>
+                <w:rFonts w:ascii="Times New Roman" w:eastAsia="Times New Roman" w:hAnsi="Times New Roman" w:cs="Times New Roman"/>
+                <w:color w:val="000000"/>
+                <w:sz w:val="22"/>
+                <w:szCs w:val="22"/>
+              </w:rPr>
+              <w:t xml:space="preserve"> </w:t>
+            </w:r>
+            <w:r>
+              <w:rPr>
+                <w:rFonts w:ascii="Times New Roman" w:eastAsia="Times New Roman" w:hAnsi="Times New Roman" w:cs="Times New Roman"/>
+                <w:color w:val="000000"/>
+                <w:sz w:val="22"/>
+                <w:szCs w:val="22"/>
+              </w:rPr>
+              <w:t>producto</w:t>
+            </w:r>
+            <w:r>
+              <w:rPr>
+                <w:rFonts w:ascii="Times New Roman" w:eastAsia="Times New Roman" w:hAnsi="Times New Roman" w:cs="Times New Roman"/>
+                <w:color w:val="000000"/>
+                <w:sz w:val="22"/>
+                <w:szCs w:val="22"/>
+              </w:rPr>
+              <w:t>.</w:t>
             </w:r>
           </w:p>
           <w:p>
@@ -18147,6 +20765,7 @@
                 <w:sz w:val="22"/>
                 <w:szCs w:val="22"/>
               </w:rPr>
+              <w:lastRenderedPageBreak/>
               <w:t xml:space="preserve">El sistema presenta </w:t>
             </w:r>
             <w:r>
@@ -18312,6 +20931,7 @@
                 <w:bCs/>
                 <w:color w:val="000000"/>
               </w:rPr>
+              <w:lastRenderedPageBreak/>
               <w:t>FLUJOS ALTERNATIVO: </w:t>
             </w:r>
           </w:p>
@@ -18497,12 +21117,11 @@
           <w:rFonts w:ascii="Times New Roman" w:eastAsia="Times New Roman" w:hAnsi="Times New Roman" w:cs="Times New Roman"/>
         </w:rPr>
       </w:pPr>
-      <w:bookmarkStart w:id="79" w:name="_Toc228302068"/>
-      <w:r>
-        <w:rPr>
-          <w:rFonts w:ascii="Times New Roman" w:eastAsia="Times New Roman" w:hAnsi="Times New Roman" w:cs="Times New Roman"/>
-        </w:rPr>
-        <w:lastRenderedPageBreak/>
+      <w:bookmarkStart w:id="79" w:name="_Toc229047087"/>
+      <w:r>
+        <w:rPr>
+          <w:rFonts w:ascii="Times New Roman" w:eastAsia="Times New Roman" w:hAnsi="Times New Roman" w:cs="Times New Roman"/>
+        </w:rPr>
         <w:t>6</w:t>
       </w:r>
       <w:r>
@@ -18546,6 +21165,7 @@
         </w:rPr>
       </w:pPr>
       <w:bookmarkStart w:id="80" w:name="_heading=h.1i76v4y45w99" w:colFirst="0" w:colLast="0"/>
+      <w:bookmarkStart w:id="81" w:name="_Toc229047088"/>
       <w:bookmarkEnd w:id="80"/>
       <w:r>
         <w:rPr>
@@ -18553,6 +21173,7 @@
         </w:rPr>
         <w:t>7. GESTIÓN DE DIGITO VERIFICADOR</w:t>
       </w:r>
+      <w:bookmarkEnd w:id="81"/>
     </w:p>
     <w:p>
       <w:pPr>
@@ -18563,6 +21184,7 @@
           <w:szCs w:val="30"/>
         </w:rPr>
       </w:pPr>
+      <w:bookmarkStart w:id="82" w:name="_Toc229047089"/>
       <w:r>
         <w:rPr>
           <w:rFonts w:ascii="Times New Roman" w:eastAsia="Times New Roman" w:hAnsi="Times New Roman" w:cs="Times New Roman"/>
@@ -18579,16 +21201,11 @@
         </w:rPr>
         <w:t xml:space="preserve"> General</w:t>
       </w:r>
+      <w:bookmarkEnd w:id="82"/>
     </w:p>
     <w:p>
       <w:r>
-        <w:t xml:space="preserve">La función de los dígitos verificadores es la de permitir comprobar la integridad de los </w:t>
-      </w:r>
-      <w:r>
-        <w:t>datos almacenados</w:t>
-      </w:r>
-      <w:r>
-        <w:t xml:space="preserve"> en la base de datos. Se desea poder detectar dos cosas</w:t>
+        <w:t>La función de los dígitos verificadores es la de permitir comprobar la integridad de los datos almacenados en la base de datos. Se desea poder detectar dos cosas</w:t>
       </w:r>
       <w:r>
         <w:t>:</w:t>
@@ -18606,13 +21223,7 @@
         <w:t>S</w:t>
       </w:r>
       <w:r>
-        <w:t xml:space="preserve">i se han </w:t>
-      </w:r>
-      <w:r>
-        <w:t>agregado o</w:t>
-      </w:r>
-      <w:r>
-        <w:t xml:space="preserve"> quitado datos de la base de datos por fuera del sistema</w:t>
+        <w:t>i se han agregado o quitado datos de la base de datos por fuera del sistema</w:t>
       </w:r>
       <w:r>
         <w:t>.</w:t>
@@ -18630,25 +21241,7 @@
         <w:t xml:space="preserve">Si </w:t>
       </w:r>
       <w:r>
-        <w:t xml:space="preserve">se han </w:t>
-      </w:r>
-      <w:r>
-        <w:t>intercambiado datos</w:t>
-      </w:r>
-      <w:r>
-        <w:t xml:space="preserve"> de posición. Para esto último es importante, al momento de determinar el algoritmo de </w:t>
-      </w:r>
-      <w:r>
-        <w:t>cálculo a</w:t>
-      </w:r>
-      <w:r>
-        <w:t xml:space="preserve"> emplear, que en el cálculo no sólo participe el contenido del atributo sino también la posición </w:t>
-      </w:r>
-      <w:r>
-        <w:t>del carácter</w:t>
-      </w:r>
-      <w:r>
-        <w:t xml:space="preserve"> y la posición del atributo dentro de la entidad.  </w:t>
+        <w:t xml:space="preserve">se han intercambiado datos de posición. Para esto último es importante, al momento de determinar el algoritmo de cálculo a emplear, que en el cálculo no sólo participe el contenido del atributo sino también la posición del carácter y la posición del atributo dentro de la entidad.  </w:t>
       </w:r>
     </w:p>
     <w:p>
@@ -18658,12 +21251,15 @@
           <w:rFonts w:ascii="Times New Roman" w:eastAsia="Times New Roman" w:hAnsi="Times New Roman" w:cs="Times New Roman"/>
         </w:rPr>
       </w:pPr>
-      <w:r>
-        <w:rPr>
-          <w:rFonts w:ascii="Times New Roman" w:eastAsia="Times New Roman" w:hAnsi="Times New Roman" w:cs="Times New Roman"/>
-        </w:rPr>
+      <w:bookmarkStart w:id="83" w:name="_Toc229047090"/>
+      <w:r>
+        <w:rPr>
+          <w:rFonts w:ascii="Times New Roman" w:eastAsia="Times New Roman" w:hAnsi="Times New Roman" w:cs="Times New Roman"/>
+        </w:rPr>
+        <w:lastRenderedPageBreak/>
         <w:t>8. GESTIÓN DE PERFILES DE USUARIO</w:t>
       </w:r>
+      <w:bookmarkEnd w:id="83"/>
     </w:p>
     <w:p>
       <w:pPr>
@@ -18674,6 +21270,7 @@
           <w:szCs w:val="30"/>
         </w:rPr>
       </w:pPr>
+      <w:bookmarkStart w:id="84" w:name="_Toc229047091"/>
       <w:r>
         <w:rPr>
           <w:rFonts w:ascii="Times New Roman" w:eastAsia="Times New Roman" w:hAnsi="Times New Roman" w:cs="Times New Roman"/>
@@ -18682,6 +21279,7 @@
         </w:rPr>
         <w:t>8.1 Objetivo General</w:t>
       </w:r>
+      <w:bookmarkEnd w:id="84"/>
     </w:p>
     <w:p>
       <w:pPr>
@@ -18693,19 +21291,7 @@
         <w:rPr>
           <w:rFonts w:ascii="Times New Roman" w:hAnsi="Times New Roman" w:cs="Times New Roman"/>
         </w:rPr>
-        <w:t>El objetivo principal</w:t>
-      </w:r>
-      <w:r>
-        <w:rPr>
-          <w:rFonts w:ascii="Times New Roman" w:hAnsi="Times New Roman" w:cs="Times New Roman"/>
-        </w:rPr>
-        <w:t xml:space="preserve"> </w:t>
-      </w:r>
-      <w:r>
-        <w:rPr>
-          <w:rFonts w:ascii="Times New Roman" w:hAnsi="Times New Roman" w:cs="Times New Roman"/>
-        </w:rPr>
-        <w:t xml:space="preserve">es implementar un sistema robusto y flexible para la asignación y verificación de permisos, permitiendo que las funcionalidades del sistema sean controladas de forma granular. </w:t>
+        <w:t xml:space="preserve">El objetivo principal es implementar un sistema robusto y flexible para la asignación y verificación de permisos, permitiendo que las funcionalidades del sistema sean controladas de forma granular. </w:t>
       </w:r>
     </w:p>
     <w:p>
@@ -18718,31 +21304,7 @@
         <w:rPr>
           <w:rFonts w:ascii="Times New Roman" w:hAnsi="Times New Roman" w:cs="Times New Roman"/>
         </w:rPr>
-        <w:t xml:space="preserve">Esto implica la capacidad de definir permisos atómicos (funcionalidades específicas) y de </w:t>
-      </w:r>
-      <w:r>
-        <w:rPr>
-          <w:rFonts w:ascii="Times New Roman" w:hAnsi="Times New Roman" w:cs="Times New Roman"/>
-        </w:rPr>
-        <w:t xml:space="preserve">poder </w:t>
-      </w:r>
-      <w:r>
-        <w:rPr>
-          <w:rFonts w:ascii="Times New Roman" w:hAnsi="Times New Roman" w:cs="Times New Roman"/>
-        </w:rPr>
-        <w:t>agrupar estos permisos en estructuras compuestas (roles o perfiles de usuario), los cuales pueden ser asignados</w:t>
-      </w:r>
-      <w:r>
-        <w:rPr>
-          <w:rFonts w:ascii="Times New Roman" w:hAnsi="Times New Roman" w:cs="Times New Roman"/>
-        </w:rPr>
-        <w:t xml:space="preserve"> </w:t>
-      </w:r>
-      <w:r>
-        <w:rPr>
-          <w:rFonts w:ascii="Times New Roman" w:hAnsi="Times New Roman" w:cs="Times New Roman"/>
-        </w:rPr>
-        <w:t>a usuarios o anidados dentro de otros grupos de permisos. Se busca facilitar la gestión de acceso desde el propio sistema, garantizando que el acceso a las funcionalidades pueda adaptarse dinámicamente a las necesidades del negocio y a la jerarquía organizacional.</w:t>
+        <w:t>Esto implica la capacidad de definir permisos atómicos (funcionalidades específicas) y de poder agrupar estos permisos en estructuras compuestas (roles o perfiles de usuario), los cuales pueden ser asignados a usuarios o anidados dentro de otros grupos de permisos. Se busca facilitar la gestión de acceso desde el propio sistema, garantizando que el acceso a las funcionalidades pueda adaptarse dinámicamente a las necesidades del negocio y a la jerarquía organizacional.</w:t>
       </w:r>
     </w:p>
     <w:p>
@@ -18754,15 +21316,16 @@
           <w:szCs w:val="30"/>
         </w:rPr>
       </w:pPr>
+      <w:bookmarkStart w:id="85" w:name="_Toc229047092"/>
       <w:r>
         <w:rPr>
           <w:rFonts w:ascii="Times New Roman" w:eastAsia="Times New Roman" w:hAnsi="Times New Roman" w:cs="Times New Roman"/>
           <w:sz w:val="30"/>
           <w:szCs w:val="30"/>
         </w:rPr>
-        <w:lastRenderedPageBreak/>
         <w:t>8.2 Diagrama de Clases</w:t>
       </w:r>
+      <w:bookmarkEnd w:id="85"/>
     </w:p>
     <w:p>
       <w:pPr>
@@ -18773,6 +21336,7 @@
           <w:szCs w:val="30"/>
         </w:rPr>
       </w:pPr>
+      <w:bookmarkStart w:id="86" w:name="_Toc229047093"/>
       <w:r>
         <w:rPr>
           <w:rFonts w:ascii="Times New Roman" w:eastAsia="Times New Roman" w:hAnsi="Times New Roman" w:cs="Times New Roman"/>
@@ -18781,6 +21345,7 @@
         </w:rPr>
         <w:t>8.3 Der</w:t>
       </w:r>
+      <w:bookmarkEnd w:id="86"/>
     </w:p>
     <w:p>
       <w:pPr>
@@ -18791,6 +21356,7 @@
           <w:szCs w:val="30"/>
         </w:rPr>
       </w:pPr>
+      <w:bookmarkStart w:id="87" w:name="_Toc229047094"/>
       <w:r>
         <w:rPr>
           <w:rFonts w:ascii="Times New Roman" w:eastAsia="Times New Roman" w:hAnsi="Times New Roman" w:cs="Times New Roman"/>
@@ -18815,6 +21381,7 @@
         </w:rPr>
         <w:t xml:space="preserve"> Diagrama Perfiles de Usuario</w:t>
       </w:r>
+      <w:bookmarkEnd w:id="87"/>
     </w:p>
     <w:p>
       <w:pPr>
@@ -18825,6 +21392,7 @@
           <w:szCs w:val="30"/>
         </w:rPr>
       </w:pPr>
+      <w:bookmarkStart w:id="88" w:name="_Toc229047095"/>
       <w:r>
         <w:rPr>
           <w:rFonts w:ascii="Times New Roman" w:eastAsia="Times New Roman" w:hAnsi="Times New Roman" w:cs="Times New Roman"/>
@@ -18857,6 +21425,7 @@
         </w:rPr>
         <w:t>Gestión de Perfiles de Usuario</w:t>
       </w:r>
+      <w:bookmarkEnd w:id="88"/>
     </w:p>
     <w:p>
       <w:pPr>
@@ -18867,6 +21436,7 @@
           <w:szCs w:val="30"/>
         </w:rPr>
       </w:pPr>
+      <w:bookmarkStart w:id="89" w:name="_Toc229047096"/>
       <w:r>
         <w:rPr>
           <w:rFonts w:ascii="Times New Roman" w:eastAsia="Times New Roman" w:hAnsi="Times New Roman" w:cs="Times New Roman"/>
@@ -18875,6 +21445,7 @@
         </w:rPr>
         <w:t>8.6 Alta de Permiso</w:t>
       </w:r>
+      <w:bookmarkEnd w:id="89"/>
     </w:p>
     <w:p>
       <w:pPr>
@@ -18883,12 +21454,14 @@
           <w:rFonts w:ascii="Times New Roman" w:eastAsia="Times New Roman" w:hAnsi="Times New Roman" w:cs="Times New Roman"/>
         </w:rPr>
       </w:pPr>
+      <w:bookmarkStart w:id="90" w:name="_Toc229047097"/>
       <w:r>
         <w:rPr>
           <w:rFonts w:ascii="Times New Roman" w:eastAsia="Times New Roman" w:hAnsi="Times New Roman" w:cs="Times New Roman"/>
         </w:rPr>
         <w:t>8.6.1 Especificación CU</w:t>
       </w:r>
+      <w:bookmarkEnd w:id="90"/>
     </w:p>
     <w:p>
       <w:pPr>
@@ -18897,12 +21470,14 @@
           <w:rFonts w:ascii="Times New Roman" w:eastAsia="Times New Roman" w:hAnsi="Times New Roman" w:cs="Times New Roman"/>
         </w:rPr>
       </w:pPr>
+      <w:bookmarkStart w:id="91" w:name="_Toc229047098"/>
       <w:r>
         <w:rPr>
           <w:rFonts w:ascii="Times New Roman" w:eastAsia="Times New Roman" w:hAnsi="Times New Roman" w:cs="Times New Roman"/>
         </w:rPr>
         <w:t>8.6.2 Diagrama Secuencia Sistema</w:t>
       </w:r>
+      <w:bookmarkEnd w:id="91"/>
     </w:p>
     <w:p/>
     <w:p>
@@ -18914,6 +21489,7 @@
           <w:szCs w:val="30"/>
         </w:rPr>
       </w:pPr>
+      <w:bookmarkStart w:id="92" w:name="_Toc229047099"/>
       <w:r>
         <w:rPr>
           <w:rFonts w:ascii="Times New Roman" w:eastAsia="Times New Roman" w:hAnsi="Times New Roman" w:cs="Times New Roman"/>
@@ -18922,6 +21498,7 @@
         </w:rPr>
         <w:t>8.7 Asignar Permiso a Usuario</w:t>
       </w:r>
+      <w:bookmarkEnd w:id="92"/>
     </w:p>
     <w:p>
       <w:pPr>
@@ -18930,12 +21507,14 @@
           <w:rFonts w:ascii="Times New Roman" w:eastAsia="Times New Roman" w:hAnsi="Times New Roman" w:cs="Times New Roman"/>
         </w:rPr>
       </w:pPr>
+      <w:bookmarkStart w:id="93" w:name="_Toc229047100"/>
       <w:r>
         <w:rPr>
           <w:rFonts w:ascii="Times New Roman" w:eastAsia="Times New Roman" w:hAnsi="Times New Roman" w:cs="Times New Roman"/>
         </w:rPr>
         <w:t>8.7.1 Especificación CU</w:t>
       </w:r>
+      <w:bookmarkEnd w:id="93"/>
     </w:p>
     <w:p>
       <w:pPr>
@@ -18944,12 +21523,14 @@
           <w:rFonts w:ascii="Times New Roman" w:eastAsia="Times New Roman" w:hAnsi="Times New Roman" w:cs="Times New Roman"/>
         </w:rPr>
       </w:pPr>
+      <w:bookmarkStart w:id="94" w:name="_Toc229047101"/>
       <w:r>
         <w:rPr>
           <w:rFonts w:ascii="Times New Roman" w:eastAsia="Times New Roman" w:hAnsi="Times New Roman" w:cs="Times New Roman"/>
         </w:rPr>
         <w:t>8.7.2 Diagrama Secuencia Sistema</w:t>
       </w:r>
+      <w:bookmarkEnd w:id="94"/>
     </w:p>
     <w:p/>
     <w:p>
@@ -18961,6 +21542,7 @@
           <w:szCs w:val="30"/>
         </w:rPr>
       </w:pPr>
+      <w:bookmarkStart w:id="95" w:name="_Toc229047102"/>
       <w:r>
         <w:rPr>
           <w:rFonts w:ascii="Times New Roman" w:eastAsia="Times New Roman" w:hAnsi="Times New Roman" w:cs="Times New Roman"/>
@@ -18969,6 +21551,7 @@
         </w:rPr>
         <w:t>8.8 Configurar Grupo Permiso</w:t>
       </w:r>
+      <w:bookmarkEnd w:id="95"/>
     </w:p>
     <w:p>
       <w:pPr>
@@ -18997,6 +21580,7 @@
           <w:sz w:val="28"/>
           <w:szCs w:val="28"/>
         </w:rPr>
+        <w:lastRenderedPageBreak/>
         <w:t>8.8.2 Diagrama Secuencia Sistema</w:t>
       </w:r>
     </w:p>
@@ -19007,12 +21591,14 @@
           <w:rFonts w:ascii="Times New Roman" w:eastAsia="Times New Roman" w:hAnsi="Times New Roman" w:cs="Times New Roman"/>
         </w:rPr>
       </w:pPr>
+      <w:bookmarkStart w:id="96" w:name="_Toc229047103"/>
       <w:r>
         <w:rPr>
           <w:rFonts w:ascii="Times New Roman" w:eastAsia="Times New Roman" w:hAnsi="Times New Roman" w:cs="Times New Roman"/>
         </w:rPr>
         <w:t>9. GESTIÓN DE CAMBIOS</w:t>
       </w:r>
+      <w:bookmarkEnd w:id="96"/>
     </w:p>
     <w:p>
       <w:pPr>
@@ -19023,6 +21609,7 @@
           <w:szCs w:val="30"/>
         </w:rPr>
       </w:pPr>
+      <w:bookmarkStart w:id="97" w:name="_Toc229047104"/>
       <w:r>
         <w:rPr>
           <w:rFonts w:ascii="Times New Roman" w:eastAsia="Times New Roman" w:hAnsi="Times New Roman" w:cs="Times New Roman"/>
@@ -19031,6 +21618,7 @@
         </w:rPr>
         <w:t>9.1 Objetivo General</w:t>
       </w:r>
+      <w:bookmarkEnd w:id="97"/>
     </w:p>
     <w:p>
       <w:pPr>
@@ -19041,6 +21629,7 @@
           <w:szCs w:val="30"/>
         </w:rPr>
       </w:pPr>
+      <w:bookmarkStart w:id="98" w:name="_Toc229047105"/>
       <w:r>
         <w:rPr>
           <w:rFonts w:ascii="Times New Roman" w:eastAsia="Times New Roman" w:hAnsi="Times New Roman" w:cs="Times New Roman"/>
@@ -19049,6 +21638,7 @@
         </w:rPr>
         <w:t>9.2 Diagrama de Clases</w:t>
       </w:r>
+      <w:bookmarkEnd w:id="98"/>
     </w:p>
     <w:p>
       <w:pPr>
@@ -19059,6 +21649,7 @@
           <w:szCs w:val="30"/>
         </w:rPr>
       </w:pPr>
+      <w:bookmarkStart w:id="99" w:name="_Toc229047106"/>
       <w:r>
         <w:rPr>
           <w:rFonts w:ascii="Times New Roman" w:eastAsia="Times New Roman" w:hAnsi="Times New Roman" w:cs="Times New Roman"/>
@@ -19067,6 +21658,7 @@
         </w:rPr>
         <w:t>9.3 Der</w:t>
       </w:r>
+      <w:bookmarkEnd w:id="99"/>
     </w:p>
     <w:p>
       <w:pPr>
@@ -19077,6 +21669,7 @@
           <w:szCs w:val="30"/>
         </w:rPr>
       </w:pPr>
+      <w:bookmarkStart w:id="100" w:name="_Toc229047107"/>
       <w:r>
         <w:rPr>
           <w:rFonts w:ascii="Times New Roman" w:eastAsia="Times New Roman" w:hAnsi="Times New Roman" w:cs="Times New Roman"/>
@@ -19085,6 +21678,7 @@
         </w:rPr>
         <w:t>9.4 Diagrama Gestión de Cambios</w:t>
       </w:r>
+      <w:bookmarkEnd w:id="100"/>
     </w:p>
     <w:p>
       <w:pPr>
@@ -19095,6 +21689,7 @@
           <w:szCs w:val="30"/>
         </w:rPr>
       </w:pPr>
+      <w:bookmarkStart w:id="101" w:name="_Toc229047108"/>
       <w:r>
         <w:rPr>
           <w:rFonts w:ascii="Times New Roman" w:eastAsia="Times New Roman" w:hAnsi="Times New Roman" w:cs="Times New Roman"/>
@@ -19119,6 +21714,7 @@
         </w:rPr>
         <w:t xml:space="preserve"> Pantalla Gestión de Cambios</w:t>
       </w:r>
+      <w:bookmarkEnd w:id="101"/>
     </w:p>
     <w:p/>
     <w:p>
@@ -19130,13 +21726,13 @@
           <w:szCs w:val="30"/>
         </w:rPr>
       </w:pPr>
+      <w:bookmarkStart w:id="102" w:name="_Toc229047109"/>
       <w:r>
         <w:rPr>
           <w:rFonts w:ascii="Times New Roman" w:eastAsia="Times New Roman" w:hAnsi="Times New Roman" w:cs="Times New Roman"/>
           <w:sz w:val="30"/>
           <w:szCs w:val="30"/>
         </w:rPr>
-        <w:lastRenderedPageBreak/>
         <w:t>9</w:t>
       </w:r>
       <w:r>
@@ -19169,24 +21765,9 @@
           <w:sz w:val="30"/>
           <w:szCs w:val="30"/>
         </w:rPr>
-        <w:t>Revertir</w:t>
-      </w:r>
-      <w:r>
-        <w:rPr>
-          <w:rFonts w:ascii="Times New Roman" w:eastAsia="Times New Roman" w:hAnsi="Times New Roman" w:cs="Times New Roman"/>
-          <w:sz w:val="30"/>
-          <w:szCs w:val="30"/>
-        </w:rPr>
-        <w:t xml:space="preserve"> </w:t>
-      </w:r>
-      <w:r>
-        <w:rPr>
-          <w:rFonts w:ascii="Times New Roman" w:eastAsia="Times New Roman" w:hAnsi="Times New Roman" w:cs="Times New Roman"/>
-          <w:sz w:val="30"/>
-          <w:szCs w:val="30"/>
-        </w:rPr>
-        <w:t>Cambios</w:t>
-      </w:r>
+        <w:t>Revertir Cambios</w:t>
+      </w:r>
+      <w:bookmarkEnd w:id="102"/>
     </w:p>
     <w:p>
       <w:pPr>
@@ -19195,6 +21776,7 @@
           <w:rFonts w:ascii="Times New Roman" w:eastAsia="Times New Roman" w:hAnsi="Times New Roman" w:cs="Times New Roman"/>
         </w:rPr>
       </w:pPr>
+      <w:bookmarkStart w:id="103" w:name="_Toc229047110"/>
       <w:r>
         <w:rPr>
           <w:rFonts w:ascii="Times New Roman" w:eastAsia="Times New Roman" w:hAnsi="Times New Roman" w:cs="Times New Roman"/>
@@ -19219,6 +21801,7 @@
         </w:rPr>
         <w:t>.1 Especificación CU</w:t>
       </w:r>
+      <w:bookmarkEnd w:id="103"/>
     </w:p>
     <w:p>
       <w:pPr>
@@ -19227,6 +21810,7 @@
           <w:rFonts w:ascii="Times New Roman" w:eastAsia="Times New Roman" w:hAnsi="Times New Roman" w:cs="Times New Roman"/>
         </w:rPr>
       </w:pPr>
+      <w:bookmarkStart w:id="104" w:name="_Toc229047111"/>
       <w:r>
         <w:rPr>
           <w:rFonts w:ascii="Times New Roman" w:eastAsia="Times New Roman" w:hAnsi="Times New Roman" w:cs="Times New Roman"/>
@@ -19251,6 +21835,7 @@
         </w:rPr>
         <w:t>.2 Diagrama Secuencia Sistema</w:t>
       </w:r>
+      <w:bookmarkEnd w:id="104"/>
     </w:p>
     <w:p/>
     <w:p/>
@@ -19261,12 +21846,14 @@
           <w:rFonts w:ascii="Times New Roman" w:eastAsia="Times New Roman" w:hAnsi="Times New Roman" w:cs="Times New Roman"/>
         </w:rPr>
       </w:pPr>
+      <w:bookmarkStart w:id="105" w:name="_Toc229047112"/>
       <w:r>
         <w:rPr>
           <w:rFonts w:ascii="Times New Roman" w:eastAsia="Times New Roman" w:hAnsi="Times New Roman" w:cs="Times New Roman"/>
         </w:rPr>
         <w:t>10. GESTIÓN DE MÚLTIPLES IDIOMAS</w:t>
       </w:r>
+      <w:bookmarkEnd w:id="105"/>
     </w:p>
     <w:p>
       <w:pPr>
@@ -19277,6 +21864,7 @@
           <w:szCs w:val="30"/>
         </w:rPr>
       </w:pPr>
+      <w:bookmarkStart w:id="106" w:name="_Toc229047113"/>
       <w:r>
         <w:rPr>
           <w:rFonts w:ascii="Times New Roman" w:eastAsia="Times New Roman" w:hAnsi="Times New Roman" w:cs="Times New Roman"/>
@@ -19285,6 +21873,7 @@
         </w:rPr>
         <w:t>10.1 Objetivo General</w:t>
       </w:r>
+      <w:bookmarkEnd w:id="106"/>
     </w:p>
     <w:p>
       <w:pPr>
@@ -19309,19 +21898,7 @@
         <w:rPr>
           <w:rFonts w:ascii="Times New Roman" w:eastAsia="Times New Roman" w:hAnsi="Times New Roman" w:cs="Times New Roman"/>
         </w:rPr>
-        <w:t xml:space="preserve">Utilizando el patrón Observer, cada componente visual que contenga leyendas o títulos se suscribirá a los cambios de idioma garantizando </w:t>
-      </w:r>
-      <w:r>
-        <w:rPr>
-          <w:rFonts w:ascii="Times New Roman" w:eastAsia="Times New Roman" w:hAnsi="Times New Roman" w:cs="Times New Roman"/>
-        </w:rPr>
-        <w:t>que,</w:t>
-      </w:r>
-      <w:r>
-        <w:rPr>
-          <w:rFonts w:ascii="Times New Roman" w:eastAsia="Times New Roman" w:hAnsi="Times New Roman" w:cs="Times New Roman"/>
-        </w:rPr>
-        <w:t xml:space="preserve"> al realizar una modificación, todas las interfaces se actualicen automáticamente sin necesidad de reiniciar la aplicación o recargar formularios. Esto mejora significativamente la usabilidad y accesibilidad del sistema, especialmente en entornos donde interactúan usuarios con diferentes lenguas.</w:t>
+        <w:t>Utilizando el patrón Observer, cada componente visual que contenga leyendas o títulos se suscribirá a los cambios de idioma garantizando que, al realizar una modificación, todas las interfaces se actualicen automáticamente sin necesidad de reiniciar la aplicación o recargar formularios. Esto mejora significativamente la usabilidad y accesibilidad del sistema, especialmente en entornos donde interactúan usuarios con diferentes lenguas.</w:t>
       </w:r>
     </w:p>
     <w:p>
@@ -19333,14 +21910,17 @@
           <w:szCs w:val="30"/>
         </w:rPr>
       </w:pPr>
+      <w:bookmarkStart w:id="107" w:name="_Toc229047114"/>
       <w:r>
         <w:rPr>
           <w:rFonts w:ascii="Times New Roman" w:eastAsia="Times New Roman" w:hAnsi="Times New Roman" w:cs="Times New Roman"/>
           <w:sz w:val="30"/>
           <w:szCs w:val="30"/>
         </w:rPr>
+        <w:lastRenderedPageBreak/>
         <w:t>10.2 Diagrama de Clases</w:t>
       </w:r>
+      <w:bookmarkEnd w:id="107"/>
     </w:p>
     <w:p>
       <w:pPr>
@@ -19351,6 +21931,7 @@
           <w:szCs w:val="30"/>
         </w:rPr>
       </w:pPr>
+      <w:bookmarkStart w:id="108" w:name="_Toc229047115"/>
       <w:r>
         <w:rPr>
           <w:rFonts w:ascii="Times New Roman" w:eastAsia="Times New Roman" w:hAnsi="Times New Roman" w:cs="Times New Roman"/>
@@ -19359,6 +21940,7 @@
         </w:rPr>
         <w:t>10.3 Der</w:t>
       </w:r>
+      <w:bookmarkEnd w:id="108"/>
     </w:p>
     <w:p>
       <w:pPr>
@@ -19454,13 +22036,13 @@
           <w:szCs w:val="30"/>
         </w:rPr>
       </w:pPr>
+      <w:bookmarkStart w:id="109" w:name="_Toc229047116"/>
       <w:r>
         <w:rPr>
           <w:rFonts w:ascii="Times New Roman" w:eastAsia="Times New Roman" w:hAnsi="Times New Roman" w:cs="Times New Roman"/>
           <w:sz w:val="30"/>
           <w:szCs w:val="30"/>
         </w:rPr>
-        <w:lastRenderedPageBreak/>
         <w:t>10</w:t>
       </w:r>
       <w:r>
@@ -19479,6 +22061,7 @@
         </w:rPr>
         <w:t>Cambiar Idioma</w:t>
       </w:r>
+      <w:bookmarkEnd w:id="109"/>
     </w:p>
     <w:p>
       <w:pPr>
@@ -19487,6 +22070,7 @@
           <w:rFonts w:ascii="Times New Roman" w:eastAsia="Times New Roman" w:hAnsi="Times New Roman" w:cs="Times New Roman"/>
         </w:rPr>
       </w:pPr>
+      <w:bookmarkStart w:id="110" w:name="_Toc229047117"/>
       <w:r>
         <w:rPr>
           <w:rFonts w:ascii="Times New Roman" w:eastAsia="Times New Roman" w:hAnsi="Times New Roman" w:cs="Times New Roman"/>
@@ -19499,6 +22083,7 @@
         </w:rPr>
         <w:t>.6.1 Especificación CU</w:t>
       </w:r>
+      <w:bookmarkEnd w:id="110"/>
     </w:p>
     <w:p>
       <w:pPr>
@@ -19507,6 +22092,7 @@
           <w:rFonts w:ascii="Times New Roman" w:eastAsia="Times New Roman" w:hAnsi="Times New Roman" w:cs="Times New Roman"/>
         </w:rPr>
       </w:pPr>
+      <w:bookmarkStart w:id="111" w:name="_Toc229047118"/>
       <w:r>
         <w:rPr>
           <w:rFonts w:ascii="Times New Roman" w:eastAsia="Times New Roman" w:hAnsi="Times New Roman" w:cs="Times New Roman"/>
@@ -19519,6 +22105,7 @@
         </w:rPr>
         <w:t>.6.2 Diagrama Secuencia Sistema</w:t>
       </w:r>
+      <w:bookmarkEnd w:id="111"/>
     </w:p>
     <w:p/>
     <w:p>
@@ -19530,6 +22117,7 @@
           <w:szCs w:val="30"/>
         </w:rPr>
       </w:pPr>
+      <w:bookmarkStart w:id="112" w:name="_Toc229047119"/>
       <w:r>
         <w:rPr>
           <w:rFonts w:ascii="Times New Roman" w:eastAsia="Times New Roman" w:hAnsi="Times New Roman" w:cs="Times New Roman"/>
@@ -19568,16 +22156,9 @@
           <w:sz w:val="30"/>
           <w:szCs w:val="30"/>
         </w:rPr>
-        <w:t>Registrar</w:t>
-      </w:r>
-      <w:r>
-        <w:rPr>
-          <w:rFonts w:ascii="Times New Roman" w:eastAsia="Times New Roman" w:hAnsi="Times New Roman" w:cs="Times New Roman"/>
-          <w:sz w:val="30"/>
-          <w:szCs w:val="30"/>
-        </w:rPr>
-        <w:t xml:space="preserve"> Idioma</w:t>
-      </w:r>
+        <w:t>Registrar Idioma</w:t>
+      </w:r>
+      <w:bookmarkEnd w:id="112"/>
     </w:p>
     <w:p>
       <w:pPr>
@@ -19586,6 +22167,7 @@
           <w:rFonts w:ascii="Times New Roman" w:eastAsia="Times New Roman" w:hAnsi="Times New Roman" w:cs="Times New Roman"/>
         </w:rPr>
       </w:pPr>
+      <w:bookmarkStart w:id="113" w:name="_Toc229047120"/>
       <w:r>
         <w:rPr>
           <w:rFonts w:ascii="Times New Roman" w:eastAsia="Times New Roman" w:hAnsi="Times New Roman" w:cs="Times New Roman"/>
@@ -19610,6 +22192,7 @@
         </w:rPr>
         <w:t>.1 Especificación CU</w:t>
       </w:r>
+      <w:bookmarkEnd w:id="113"/>
     </w:p>
     <w:p>
       <w:pPr>
@@ -19618,6 +22201,7 @@
           <w:rFonts w:ascii="Times New Roman" w:eastAsia="Times New Roman" w:hAnsi="Times New Roman" w:cs="Times New Roman"/>
         </w:rPr>
       </w:pPr>
+      <w:bookmarkStart w:id="114" w:name="_Toc229047121"/>
       <w:r>
         <w:rPr>
           <w:rFonts w:ascii="Times New Roman" w:eastAsia="Times New Roman" w:hAnsi="Times New Roman" w:cs="Times New Roman"/>
@@ -19642,11 +22226,12 @@
         </w:rPr>
         <w:t>.2 Diagrama Secuencia Sistema</w:t>
       </w:r>
+      <w:bookmarkEnd w:id="114"/>
     </w:p>
     <w:p/>
     <w:sectPr>
-      <w:headerReference w:type="default" r:id="rId35"/>
-      <w:footerReference w:type="default" r:id="rId36"/>
+      <w:headerReference w:type="default" r:id="rId41"/>
+      <w:footerReference w:type="default" r:id="rId42"/>
       <w:pgSz w:w="11906" w:h="16838"/>
       <w:pgMar w:top="1417" w:right="1701" w:bottom="1417" w:left="1701" w:header="708" w:footer="708" w:gutter="0"/>
       <w:pgNumType w:start="1"/>
@@ -23260,7 +25845,7 @@
   <w:style w:type="paragraph" w:default="1" w:styleId="Normal">
     <w:name w:val="Normal"/>
     <w:qFormat/>
-    <w:rsid w:val="00810510"/>
+    <w:rsid w:val="00260630"/>
   </w:style>
   <w:style w:type="paragraph" w:styleId="Ttulo1">
     <w:name w:val="heading 1"/>
@@ -23383,6 +25968,7 @@
   <w:style w:type="character" w:default="1" w:styleId="Fuentedeprrafopredeter">
     <w:name w:val="Default Paragraph Font"/>
     <w:uiPriority w:val="1"/>
+    <w:semiHidden/>
     <w:unhideWhenUsed/>
   </w:style>
   <w:style w:type="table" w:default="1" w:styleId="Tablanormal">
@@ -23728,6 +26314,126 @@
       <w:szCs w:val="28"/>
     </w:rPr>
   </w:style>
+  <w:style w:type="paragraph" w:styleId="TDC4">
+    <w:name w:val="toc 4"/>
+    <w:basedOn w:val="Normal"/>
+    <w:next w:val="Normal"/>
+    <w:autoRedefine/>
+    <w:uiPriority w:val="39"/>
+    <w:unhideWhenUsed/>
+    <w:rsid w:val="00260630"/>
+    <w:pPr>
+      <w:spacing w:after="100"/>
+      <w:ind w:left="720"/>
+    </w:pPr>
+    <w:rPr>
+      <w:rFonts w:asciiTheme="minorHAnsi" w:eastAsiaTheme="minorEastAsia" w:hAnsiTheme="minorHAnsi" w:cstheme="minorBidi"/>
+      <w:kern w:val="2"/>
+      <w14:ligatures w14:val="standardContextual"/>
+    </w:rPr>
+  </w:style>
+  <w:style w:type="paragraph" w:styleId="TDC5">
+    <w:name w:val="toc 5"/>
+    <w:basedOn w:val="Normal"/>
+    <w:next w:val="Normal"/>
+    <w:autoRedefine/>
+    <w:uiPriority w:val="39"/>
+    <w:unhideWhenUsed/>
+    <w:rsid w:val="00260630"/>
+    <w:pPr>
+      <w:spacing w:after="100"/>
+      <w:ind w:left="960"/>
+    </w:pPr>
+    <w:rPr>
+      <w:rFonts w:asciiTheme="minorHAnsi" w:eastAsiaTheme="minorEastAsia" w:hAnsiTheme="minorHAnsi" w:cstheme="minorBidi"/>
+      <w:kern w:val="2"/>
+      <w14:ligatures w14:val="standardContextual"/>
+    </w:rPr>
+  </w:style>
+  <w:style w:type="paragraph" w:styleId="TDC6">
+    <w:name w:val="toc 6"/>
+    <w:basedOn w:val="Normal"/>
+    <w:next w:val="Normal"/>
+    <w:autoRedefine/>
+    <w:uiPriority w:val="39"/>
+    <w:unhideWhenUsed/>
+    <w:rsid w:val="00260630"/>
+    <w:pPr>
+      <w:spacing w:after="100"/>
+      <w:ind w:left="1200"/>
+    </w:pPr>
+    <w:rPr>
+      <w:rFonts w:asciiTheme="minorHAnsi" w:eastAsiaTheme="minorEastAsia" w:hAnsiTheme="minorHAnsi" w:cstheme="minorBidi"/>
+      <w:kern w:val="2"/>
+      <w14:ligatures w14:val="standardContextual"/>
+    </w:rPr>
+  </w:style>
+  <w:style w:type="paragraph" w:styleId="TDC7">
+    <w:name w:val="toc 7"/>
+    <w:basedOn w:val="Normal"/>
+    <w:next w:val="Normal"/>
+    <w:autoRedefine/>
+    <w:uiPriority w:val="39"/>
+    <w:unhideWhenUsed/>
+    <w:rsid w:val="00260630"/>
+    <w:pPr>
+      <w:spacing w:after="100"/>
+      <w:ind w:left="1440"/>
+    </w:pPr>
+    <w:rPr>
+      <w:rFonts w:asciiTheme="minorHAnsi" w:eastAsiaTheme="minorEastAsia" w:hAnsiTheme="minorHAnsi" w:cstheme="minorBidi"/>
+      <w:kern w:val="2"/>
+      <w14:ligatures w14:val="standardContextual"/>
+    </w:rPr>
+  </w:style>
+  <w:style w:type="paragraph" w:styleId="TDC8">
+    <w:name w:val="toc 8"/>
+    <w:basedOn w:val="Normal"/>
+    <w:next w:val="Normal"/>
+    <w:autoRedefine/>
+    <w:uiPriority w:val="39"/>
+    <w:unhideWhenUsed/>
+    <w:rsid w:val="00260630"/>
+    <w:pPr>
+      <w:spacing w:after="100"/>
+      <w:ind w:left="1680"/>
+    </w:pPr>
+    <w:rPr>
+      <w:rFonts w:asciiTheme="minorHAnsi" w:eastAsiaTheme="minorEastAsia" w:hAnsiTheme="minorHAnsi" w:cstheme="minorBidi"/>
+      <w:kern w:val="2"/>
+      <w14:ligatures w14:val="standardContextual"/>
+    </w:rPr>
+  </w:style>
+  <w:style w:type="paragraph" w:styleId="TDC9">
+    <w:name w:val="toc 9"/>
+    <w:basedOn w:val="Normal"/>
+    <w:next w:val="Normal"/>
+    <w:autoRedefine/>
+    <w:uiPriority w:val="39"/>
+    <w:unhideWhenUsed/>
+    <w:rsid w:val="00260630"/>
+    <w:pPr>
+      <w:spacing w:after="100"/>
+      <w:ind w:left="1920"/>
+    </w:pPr>
+    <w:rPr>
+      <w:rFonts w:asciiTheme="minorHAnsi" w:eastAsiaTheme="minorEastAsia" w:hAnsiTheme="minorHAnsi" w:cstheme="minorBidi"/>
+      <w:kern w:val="2"/>
+      <w14:ligatures w14:val="standardContextual"/>
+    </w:rPr>
+  </w:style>
+  <w:style w:type="character" w:styleId="Mencinsinresolver">
+    <w:name w:val="Unresolved Mention"/>
+    <w:basedOn w:val="Fuentedeprrafopredeter"/>
+    <w:uiPriority w:val="99"/>
+    <w:semiHidden/>
+    <w:unhideWhenUsed/>
+    <w:rsid w:val="00260630"/>
+    <w:rPr>
+      <w:color w:val="605E5C"/>
+      <w:shd w:val="clear" w:color="auto" w:fill="E1DFDD"/>
+    </w:rPr>
+  </w:style>
 </w:styles>
 </file>
 
@@ -24052,28 +26758,28 @@
 </file>
 
 <file path=customXml/item1.xml><?xml version="1.0" encoding="utf-8"?>
-<b:Sources xmlns:b="http://schemas.openxmlformats.org/officeDocument/2006/bibliography" xmlns="http://schemas.openxmlformats.org/officeDocument/2006/bibliography" SelectedStyle="\APASixthEditionOfficeOnline.xsl" StyleName="APA" Version="6"/>
-</file>
-
-<file path=customXml/item2.xml><?xml version="1.0" encoding="utf-8"?>
 <go:gDocsCustomXmlDataStorage xmlns:go="http://customooxmlschemas.google.com/" xmlns:r="http://schemas.openxmlformats.org/officeDocument/2006/relationships" uri="GoogleDocsCustomDataVersion2">
   <go:docsCustomData xmlns:go="http://customooxmlschemas.google.com/" roundtripDataSignature="AMtx7mg9ViIy0TFX1PbiokUHW0+gEHD0DQ==">CgMxLjAyDmgueXB0b3ptdnN5YWhpMg5oLjMwMTZ1a3NyeWs5OTIOaC41dHdvajgxajFna2EyDmguajh3ZGR4ZWVnZ3R3Mg5oLmJneml2aG00bzdoYzIOaC5qOTJ5aWxicjl6dDcyDmgubjRpdXVhbG9heDc2Mg5oLjFpNzZ2NHk0NXc5OTIOaC5oaHFvaTRybTJzYjEyDmgubGF1ZXZ5aGhzMG5uMg5oLjI5Nmd4eXhiYnYwbTgAciExNlVkVkNiWlZIdUNvcHFuMnNIenVkMWZoTjV5TjIzLW4=</go:docsCustomData>
 </go:gDocsCustomXmlDataStorage>
 </file>
 
-<file path=customXml/itemProps1.xml><?xml version="1.0" encoding="utf-8"?>
-<ds:datastoreItem xmlns:ds="http://schemas.openxmlformats.org/officeDocument/2006/customXml" ds:itemID="{98C402C2-0B0B-45E1-8B8A-FD895BAD112E}">
-  <ds:schemaRefs>
-    <ds:schemaRef ds:uri="http://schemas.openxmlformats.org/officeDocument/2006/bibliography"/>
-  </ds:schemaRefs>
-</ds:datastoreItem>
+<file path=customXml/item2.xml><?xml version="1.0" encoding="utf-8"?>
+<b:Sources xmlns:b="http://schemas.openxmlformats.org/officeDocument/2006/bibliography" xmlns="http://schemas.openxmlformats.org/officeDocument/2006/bibliography" SelectedStyle="\APASixthEditionOfficeOnline.xsl" StyleName="APA" Version="6"/>
 </file>
 
-<file path=customXml/itemProps2.xml><?xml version="1.0" encoding="utf-8"?>
+<file path=customXml/itemProps1.xml><?xml version="1.0" encoding="utf-8"?>
 <ds:datastoreItem xmlns:ds="http://schemas.openxmlformats.org/officeDocument/2006/customXml" ds:itemID="{11111111-1234-1234-1234-123412341234}">
   <ds:schemaRefs>
     <ds:schemaRef ds:uri="http://customooxmlschemas.google.com/"/>
     <ds:schemaRef ds:uri="http://schemas.openxmlformats.org/officeDocument/2006/relationships"/>
   </ds:schemaRefs>
 </ds:datastoreItem>
+</file>
+
+<file path=customXml/itemProps2.xml><?xml version="1.0" encoding="utf-8"?>
+<ds:datastoreItem xmlns:ds="http://schemas.openxmlformats.org/officeDocument/2006/customXml" ds:itemID="{98C402C2-0B0B-45E1-8B8A-FD895BAD112E}">
+  <ds:schemaRefs>
+    <ds:schemaRef ds:uri="http://schemas.openxmlformats.org/officeDocument/2006/bibliography"/>
+  </ds:schemaRefs>
+</ds:datastoreItem>
 </file>
--- a/Documentación/ProyectoIS 2026 CAJAL-FERNANDEZ_2daEntrega.docx
+++ b/Documentación/ProyectoIS 2026 CAJAL-FERNANDEZ_2daEntrega.docx
@@ -8429,6 +8429,12 @@
               </w:rPr>
               <w:t>Usuario</w:t>
             </w:r>
+            <w:r>
+              <w:rPr>
+                <w:rFonts w:ascii="Times New Roman" w:hAnsi="Times New Roman" w:cs="Times New Roman"/>
+              </w:rPr>
+              <w:t xml:space="preserve"> “Vendedor”</w:t>
+            </w:r>
           </w:p>
         </w:tc>
         <w:tc>
@@ -8447,6 +8453,12 @@
                 <w:rFonts w:ascii="Times New Roman" w:hAnsi="Times New Roman" w:cs="Times New Roman"/>
               </w:rPr>
               <w:t>Login</w:t>
+            </w:r>
+            <w:r>
+              <w:rPr>
+                <w:rFonts w:ascii="Times New Roman" w:hAnsi="Times New Roman" w:cs="Times New Roman"/>
+              </w:rPr>
+              <w:t xml:space="preserve"> </w:t>
             </w:r>
           </w:p>
         </w:tc>
@@ -8511,6 +8523,12 @@
               <w:rPr>
                 <w:rFonts w:ascii="Times New Roman" w:hAnsi="Times New Roman" w:cs="Times New Roman"/>
               </w:rPr>
+              <w:t>(ABM)</w:t>
+            </w:r>
+            <w:r>
+              <w:rPr>
+                <w:rFonts w:ascii="Times New Roman" w:hAnsi="Times New Roman" w:cs="Times New Roman"/>
+              </w:rPr>
               <w:br/>
               <w:t>Gestión Producto</w:t>
             </w:r>
@@ -8518,8 +8536,20 @@
               <w:rPr>
                 <w:rFonts w:ascii="Times New Roman" w:hAnsi="Times New Roman" w:cs="Times New Roman"/>
               </w:rPr>
+              <w:t xml:space="preserve"> (ABM)</w:t>
+            </w:r>
+            <w:r>
+              <w:rPr>
+                <w:rFonts w:ascii="Times New Roman" w:hAnsi="Times New Roman" w:cs="Times New Roman"/>
+              </w:rPr>
               <w:br/>
               <w:t>Gestión Bitácora</w:t>
+            </w:r>
+            <w:r>
+              <w:rPr>
+                <w:rFonts w:ascii="Times New Roman" w:hAnsi="Times New Roman" w:cs="Times New Roman"/>
+              </w:rPr>
+              <w:t xml:space="preserve"> (Buscar-Limpiar)</w:t>
             </w:r>
           </w:p>
         </w:tc>
@@ -11548,7 +11578,23 @@
                 <w:rFonts w:ascii="Times New Roman" w:eastAsia="Times New Roman" w:hAnsi="Times New Roman" w:cs="Times New Roman"/>
                 <w:color w:val="000000"/>
               </w:rPr>
-              <w:t>El usuario queda autenticado en el sistema e inicia su sesión, se registran los permisos del mismo.</w:t>
+              <w:t xml:space="preserve">El usuario queda autenticado en el sistema e inicia su sesión, se registran los permisos </w:t>
+            </w:r>
+            <w:proofErr w:type="gramStart"/>
+            <w:r>
+              <w:rPr>
+                <w:rFonts w:ascii="Times New Roman" w:eastAsia="Times New Roman" w:hAnsi="Times New Roman" w:cs="Times New Roman"/>
+                <w:color w:val="000000"/>
+              </w:rPr>
+              <w:t>del mismo</w:t>
+            </w:r>
+            <w:proofErr w:type="gramEnd"/>
+            <w:r>
+              <w:rPr>
+                <w:rFonts w:ascii="Times New Roman" w:eastAsia="Times New Roman" w:hAnsi="Times New Roman" w:cs="Times New Roman"/>
+                <w:color w:val="000000"/>
+              </w:rPr>
+              <w:t>.</w:t>
             </w:r>
           </w:p>
         </w:tc>
@@ -14164,7 +14210,7 @@
                 <w:sz w:val="22"/>
                 <w:szCs w:val="22"/>
               </w:rPr>
-              <w:t>” en el menú principal del sistema y selecciona registrar usuario</w:t>
+              <w:t>” en el menú principal del sistema</w:t>
             </w:r>
             <w:r>
               <w:rPr>
@@ -14197,7 +14243,7 @@
                 <w:sz w:val="22"/>
                 <w:szCs w:val="22"/>
               </w:rPr>
-              <w:t>El sistema muestra en pantalla formulario de alta</w:t>
+              <w:t xml:space="preserve">El sistema muestra en pantalla </w:t>
             </w:r>
             <w:r>
               <w:rPr>
@@ -14206,7 +14252,7 @@
                 <w:sz w:val="22"/>
                 <w:szCs w:val="22"/>
               </w:rPr>
-              <w:t xml:space="preserve"> de usuario</w:t>
+              <w:t>una lista con los usuarios dados de alta</w:t>
             </w:r>
             <w:r>
               <w:rPr>
@@ -14276,6 +14322,15 @@
                 <w:szCs w:val="22"/>
               </w:rPr>
               <w:t>)</w:t>
+            </w:r>
+            <w:r>
+              <w:rPr>
+                <w:rFonts w:ascii="Times New Roman" w:eastAsia="Times New Roman" w:hAnsi="Times New Roman" w:cs="Times New Roman"/>
+                <w:color w:val="000000"/>
+                <w:sz w:val="22"/>
+                <w:szCs w:val="22"/>
+              </w:rPr>
+              <w:t xml:space="preserve"> y presiona el botón registrar.</w:t>
             </w:r>
           </w:p>
           <w:p>
@@ -14430,6 +14485,90 @@
               <w:t xml:space="preserve"> Vuelve al punto 3 del Escenario Principal.</w:t>
             </w:r>
           </w:p>
+          <w:p>
+            <w:pPr>
+              <w:spacing w:after="0" w:line="240" w:lineRule="auto"/>
+              <w:rPr>
+                <w:rFonts w:ascii="Times New Roman" w:eastAsia="Times New Roman" w:hAnsi="Times New Roman" w:cs="Times New Roman"/>
+                <w:b/>
+                <w:bCs/>
+                <w:color w:val="000000"/>
+              </w:rPr>
+            </w:pPr>
+            <w:r>
+              <w:rPr>
+                <w:rFonts w:ascii="Times New Roman" w:eastAsia="Times New Roman" w:hAnsi="Times New Roman" w:cs="Times New Roman"/>
+                <w:b/>
+                <w:bCs/>
+                <w:color w:val="000000"/>
+              </w:rPr>
+              <w:t>FA2 – Ya existe un usuario con ese Correo Electrónico – DNI</w:t>
+            </w:r>
+          </w:p>
+          <w:p>
+            <w:pPr>
+              <w:spacing w:after="0" w:line="240" w:lineRule="auto"/>
+              <w:rPr>
+                <w:rFonts w:ascii="Times New Roman" w:eastAsia="Times New Roman" w:hAnsi="Times New Roman" w:cs="Times New Roman"/>
+                <w:color w:val="000000"/>
+              </w:rPr>
+            </w:pPr>
+            <w:r>
+              <w:rPr>
+                <w:rFonts w:ascii="Times New Roman" w:eastAsia="Times New Roman" w:hAnsi="Times New Roman" w:cs="Times New Roman"/>
+                <w:b/>
+                <w:bCs/>
+                <w:color w:val="000000"/>
+              </w:rPr>
+              <w:t>4.1.1</w:t>
+            </w:r>
+            <w:r>
+              <w:rPr>
+                <w:rFonts w:ascii="Times New Roman" w:eastAsia="Times New Roman" w:hAnsi="Times New Roman" w:cs="Times New Roman"/>
+                <w:color w:val="000000"/>
+              </w:rPr>
+              <w:t xml:space="preserve"> </w:t>
+            </w:r>
+            <w:r>
+              <w:rPr>
+                <w:rFonts w:ascii="Times New Roman" w:eastAsia="Times New Roman" w:hAnsi="Times New Roman" w:cs="Times New Roman"/>
+                <w:color w:val="000000"/>
+              </w:rPr>
+              <w:t>El sistema solicita al administrador que vuelva a ingresar los datos requeridos.</w:t>
+            </w:r>
+          </w:p>
+          <w:p>
+            <w:pPr>
+              <w:spacing w:after="0" w:line="240" w:lineRule="auto"/>
+              <w:rPr>
+                <w:rFonts w:ascii="Times New Roman" w:eastAsia="Times New Roman" w:hAnsi="Times New Roman" w:cs="Times New Roman"/>
+                <w:color w:val="000000"/>
+              </w:rPr>
+            </w:pPr>
+            <w:r>
+              <w:rPr>
+                <w:rFonts w:ascii="Times New Roman" w:eastAsia="Times New Roman" w:hAnsi="Times New Roman" w:cs="Times New Roman"/>
+                <w:b/>
+                <w:bCs/>
+                <w:color w:val="000000"/>
+              </w:rPr>
+              <w:t>4.1.2</w:t>
+            </w:r>
+            <w:r>
+              <w:rPr>
+                <w:rFonts w:ascii="Times New Roman" w:eastAsia="Times New Roman" w:hAnsi="Times New Roman" w:cs="Times New Roman"/>
+                <w:color w:val="000000"/>
+              </w:rPr>
+              <w:t xml:space="preserve"> </w:t>
+            </w:r>
+            <w:r>
+              <w:rPr>
+                <w:rFonts w:ascii="Times New Roman" w:eastAsia="Times New Roman" w:hAnsi="Times New Roman" w:cs="Times New Roman"/>
+                <w:color w:val="000000"/>
+              </w:rPr>
+              <w:t>Vuelve al punto 3 del Escenario Principal.</w:t>
+            </w:r>
+          </w:p>
         </w:tc>
       </w:tr>
       <w:tr>
@@ -14540,10 +14679,10 @@
           <w:noProof/>
         </w:rPr>
         <w:drawing>
-          <wp:inline distT="0" distB="0" distL="0" distR="0" wp14:anchorId="13660E2F" wp14:editId="5A68F94D">
-            <wp:extent cx="5400040" cy="3719830"/>
+          <wp:inline distT="0" distB="0" distL="0" distR="0" wp14:anchorId="057C8194" wp14:editId="768156D9">
+            <wp:extent cx="5400040" cy="4669790"/>
             <wp:effectExtent l="0" t="0" r="0" b="0"/>
-            <wp:docPr id="1992154255" name="Imagen 5"/>
+            <wp:docPr id="208995094" name="Imagen 11"/>
             <wp:cNvGraphicFramePr>
               <a:graphicFrameLocks xmlns:a="http://schemas.openxmlformats.org/drawingml/2006/main" noChangeAspect="1"/>
             </wp:cNvGraphicFramePr>
@@ -14551,7 +14690,7 @@
               <a:graphicData uri="http://schemas.openxmlformats.org/drawingml/2006/picture">
                 <pic:pic xmlns:pic="http://schemas.openxmlformats.org/drawingml/2006/picture">
                   <pic:nvPicPr>
-                    <pic:cNvPr id="0" name="Picture 5"/>
+                    <pic:cNvPr id="0" name="Picture 11"/>
                     <pic:cNvPicPr>
                       <a:picLocks noChangeAspect="1" noChangeArrowheads="1"/>
                     </pic:cNvPicPr>
@@ -14572,7 +14711,7 @@
                   <pic:spPr bwMode="auto">
                     <a:xfrm>
                       <a:off x="0" y="0"/>
-                      <a:ext cx="5400040" cy="3719830"/>
+                      <a:ext cx="5400040" cy="4669790"/>
                     </a:xfrm>
                     <a:prstGeom prst="rect">
                       <a:avLst/>
@@ -14605,6 +14744,7 @@
           <w:sz w:val="30"/>
           <w:szCs w:val="30"/>
         </w:rPr>
+        <w:lastRenderedPageBreak/>
         <w:t>3.</w:t>
       </w:r>
       <w:r>
@@ -14984,7 +15124,6 @@
                 <w:bCs/>
                 <w:color w:val="000000"/>
               </w:rPr>
-              <w:lastRenderedPageBreak/>
               <w:t xml:space="preserve">PRECONDICIONES: </w:t>
             </w:r>
             <w:r>
@@ -15191,25 +15330,7 @@
                 <w:sz w:val="22"/>
                 <w:szCs w:val="22"/>
               </w:rPr>
-              <w:t xml:space="preserve">” en el menú principal del sistema y selecciona </w:t>
-            </w:r>
-            <w:r>
-              <w:rPr>
-                <w:rFonts w:ascii="Times New Roman" w:eastAsia="Times New Roman" w:hAnsi="Times New Roman" w:cs="Times New Roman"/>
-                <w:color w:val="000000"/>
-                <w:sz w:val="22"/>
-                <w:szCs w:val="22"/>
-              </w:rPr>
-              <w:t>borrar</w:t>
-            </w:r>
-            <w:r>
-              <w:rPr>
-                <w:rFonts w:ascii="Times New Roman" w:eastAsia="Times New Roman" w:hAnsi="Times New Roman" w:cs="Times New Roman"/>
-                <w:color w:val="000000"/>
-                <w:sz w:val="22"/>
-                <w:szCs w:val="22"/>
-              </w:rPr>
-              <w:t xml:space="preserve"> usuario.</w:t>
+              <w:t>” en el menú principal del sistema.</w:t>
             </w:r>
           </w:p>
           <w:p>
@@ -15257,7 +15378,61 @@
                 <w:sz w:val="22"/>
                 <w:szCs w:val="22"/>
               </w:rPr>
-              <w:t>El administrador selecciona el usuario que quiere dar de baja.</w:t>
+              <w:t>El administrador selecciona el usuario que quiere dar de baja</w:t>
+            </w:r>
+            <w:r>
+              <w:rPr>
+                <w:rFonts w:ascii="Times New Roman" w:eastAsia="Times New Roman" w:hAnsi="Times New Roman" w:cs="Times New Roman"/>
+                <w:color w:val="000000"/>
+                <w:sz w:val="22"/>
+                <w:szCs w:val="22"/>
+              </w:rPr>
+              <w:t xml:space="preserve"> de la lista y</w:t>
+            </w:r>
+            <w:r>
+              <w:rPr>
+                <w:rFonts w:ascii="Times New Roman" w:eastAsia="Times New Roman" w:hAnsi="Times New Roman" w:cs="Times New Roman"/>
+                <w:color w:val="000000"/>
+                <w:sz w:val="22"/>
+                <w:szCs w:val="22"/>
+              </w:rPr>
+              <w:t xml:space="preserve"> </w:t>
+            </w:r>
+            <w:r>
+              <w:rPr>
+                <w:rFonts w:ascii="Times New Roman" w:eastAsia="Times New Roman" w:hAnsi="Times New Roman" w:cs="Times New Roman"/>
+                <w:color w:val="000000"/>
+                <w:sz w:val="22"/>
+                <w:szCs w:val="22"/>
+              </w:rPr>
+              <w:t>presiona</w:t>
+            </w:r>
+            <w:r>
+              <w:rPr>
+                <w:rFonts w:ascii="Times New Roman" w:eastAsia="Times New Roman" w:hAnsi="Times New Roman" w:cs="Times New Roman"/>
+                <w:color w:val="000000"/>
+                <w:sz w:val="22"/>
+                <w:szCs w:val="22"/>
+              </w:rPr>
+              <w:t xml:space="preserve"> </w:t>
+            </w:r>
+            <w:r>
+              <w:rPr>
+                <w:rFonts w:ascii="Times New Roman" w:eastAsia="Times New Roman" w:hAnsi="Times New Roman" w:cs="Times New Roman"/>
+                <w:color w:val="000000"/>
+                <w:sz w:val="22"/>
+                <w:szCs w:val="22"/>
+              </w:rPr>
+              <w:t>el botón borrar</w:t>
+            </w:r>
+            <w:r>
+              <w:rPr>
+                <w:rFonts w:ascii="Times New Roman" w:eastAsia="Times New Roman" w:hAnsi="Times New Roman" w:cs="Times New Roman"/>
+                <w:color w:val="000000"/>
+                <w:sz w:val="22"/>
+                <w:szCs w:val="22"/>
+              </w:rPr>
+              <w:t>.</w:t>
             </w:r>
           </w:p>
           <w:p>
@@ -15523,6 +15698,7 @@
         <w:rPr>
           <w:rFonts w:ascii="Times New Roman" w:eastAsia="Times New Roman" w:hAnsi="Times New Roman" w:cs="Times New Roman"/>
         </w:rPr>
+        <w:lastRenderedPageBreak/>
         <w:t>3.</w:t>
       </w:r>
       <w:r>
@@ -15563,6 +15739,60 @@
           <w:rFonts w:ascii="Times New Roman" w:eastAsia="Times New Roman" w:hAnsi="Times New Roman" w:cs="Times New Roman"/>
         </w:rPr>
       </w:pPr>
+      <w:r>
+        <w:rPr>
+          <w:rFonts w:ascii="Times New Roman" w:eastAsia="Times New Roman" w:hAnsi="Times New Roman" w:cs="Times New Roman"/>
+          <w:noProof/>
+        </w:rPr>
+        <w:drawing>
+          <wp:inline distT="0" distB="0" distL="0" distR="0" wp14:anchorId="3BA0624F" wp14:editId="6E742C46">
+            <wp:extent cx="5400040" cy="4197350"/>
+            <wp:effectExtent l="0" t="0" r="0" b="0"/>
+            <wp:docPr id="307395089" name="Imagen 8"/>
+            <wp:cNvGraphicFramePr>
+              <a:graphicFrameLocks xmlns:a="http://schemas.openxmlformats.org/drawingml/2006/main" noChangeAspect="1"/>
+            </wp:cNvGraphicFramePr>
+            <a:graphic xmlns:a="http://schemas.openxmlformats.org/drawingml/2006/main">
+              <a:graphicData uri="http://schemas.openxmlformats.org/drawingml/2006/picture">
+                <pic:pic xmlns:pic="http://schemas.openxmlformats.org/drawingml/2006/picture">
+                  <pic:nvPicPr>
+                    <pic:cNvPr id="0" name="Picture 8"/>
+                    <pic:cNvPicPr>
+                      <a:picLocks noChangeAspect="1" noChangeArrowheads="1"/>
+                    </pic:cNvPicPr>
+                  </pic:nvPicPr>
+                  <pic:blipFill>
+                    <a:blip r:embed="rId31">
+                      <a:extLst>
+                        <a:ext uri="{28A0092B-C50C-407E-A947-70E740481C1C}">
+                          <a14:useLocalDpi xmlns:a14="http://schemas.microsoft.com/office/drawing/2010/main" val="0"/>
+                        </a:ext>
+                      </a:extLst>
+                    </a:blip>
+                    <a:srcRect/>
+                    <a:stretch>
+                      <a:fillRect/>
+                    </a:stretch>
+                  </pic:blipFill>
+                  <pic:spPr bwMode="auto">
+                    <a:xfrm>
+                      <a:off x="0" y="0"/>
+                      <a:ext cx="5400040" cy="4197350"/>
+                    </a:xfrm>
+                    <a:prstGeom prst="rect">
+                      <a:avLst/>
+                    </a:prstGeom>
+                    <a:noFill/>
+                    <a:ln>
+                      <a:noFill/>
+                    </a:ln>
+                  </pic:spPr>
+                </pic:pic>
+              </a:graphicData>
+            </a:graphic>
+          </wp:inline>
+        </w:drawing>
+      </w:r>
     </w:p>
     <w:p>
       <w:pPr>
@@ -16016,6 +16246,7 @@
                 <w:bCs/>
                 <w:color w:val="000000"/>
               </w:rPr>
+              <w:lastRenderedPageBreak/>
               <w:t xml:space="preserve">PUNTOS DE EXTENSIÓN: </w:t>
             </w:r>
             <w:r>
@@ -16101,7 +16332,6 @@
                 <w:bCs/>
                 <w:color w:val="000000"/>
               </w:rPr>
-              <w:lastRenderedPageBreak/>
               <w:t>ESCENARIO PRINCIPAL: </w:t>
             </w:r>
           </w:p>
@@ -16144,25 +16374,7 @@
                 <w:sz w:val="22"/>
                 <w:szCs w:val="22"/>
               </w:rPr>
-              <w:t xml:space="preserve">” en el menú principal del sistema y selecciona </w:t>
-            </w:r>
-            <w:r>
-              <w:rPr>
-                <w:rFonts w:ascii="Times New Roman" w:eastAsia="Times New Roman" w:hAnsi="Times New Roman" w:cs="Times New Roman"/>
-                <w:color w:val="000000"/>
-                <w:sz w:val="22"/>
-                <w:szCs w:val="22"/>
-              </w:rPr>
-              <w:t>modificar</w:t>
-            </w:r>
-            <w:r>
-              <w:rPr>
-                <w:rFonts w:ascii="Times New Roman" w:eastAsia="Times New Roman" w:hAnsi="Times New Roman" w:cs="Times New Roman"/>
-                <w:color w:val="000000"/>
-                <w:sz w:val="22"/>
-                <w:szCs w:val="22"/>
-              </w:rPr>
-              <w:t xml:space="preserve"> usuario.</w:t>
+              <w:t>” en el menú principal del sistema.</w:t>
             </w:r>
           </w:p>
           <w:p>
@@ -16210,23 +16422,17 @@
                 <w:sz w:val="22"/>
                 <w:szCs w:val="22"/>
               </w:rPr>
-              <w:t>El administrador selecciona el usuario que quiere modificar.</w:t>
-            </w:r>
-          </w:p>
-          <w:p>
-            <w:pPr>
-              <w:numPr>
-                <w:ilvl w:val="0"/>
-                <w:numId w:val="9"/>
-              </w:numPr>
-              <w:spacing w:after="0" w:line="240" w:lineRule="auto"/>
+              <w:t>El administrador selecciona el usuario que quiere modificar</w:t>
+            </w:r>
+            <w:r>
               <w:rPr>
                 <w:rFonts w:ascii="Times New Roman" w:eastAsia="Times New Roman" w:hAnsi="Times New Roman" w:cs="Times New Roman"/>
                 <w:color w:val="000000"/>
                 <w:sz w:val="22"/>
                 <w:szCs w:val="22"/>
               </w:rPr>
-            </w:pPr>
+              <w:t xml:space="preserve">, </w:t>
+            </w:r>
             <w:r>
               <w:rPr>
                 <w:rFonts w:ascii="Times New Roman" w:eastAsia="Times New Roman" w:hAnsi="Times New Roman" w:cs="Times New Roman"/>
@@ -16234,23 +16440,17 @@
                 <w:sz w:val="22"/>
                 <w:szCs w:val="22"/>
               </w:rPr>
-              <w:t>El sistema presenta ese usuario con sus respectivos datos y solicita ingresar los datos que quiera modificar.</w:t>
-            </w:r>
-          </w:p>
-          <w:p>
-            <w:pPr>
-              <w:numPr>
-                <w:ilvl w:val="0"/>
-                <w:numId w:val="9"/>
-              </w:numPr>
-              <w:spacing w:after="0" w:line="240" w:lineRule="auto"/>
+              <w:t>completa los campos que desea modificar</w:t>
+            </w:r>
+            <w:r>
               <w:rPr>
                 <w:rFonts w:ascii="Times New Roman" w:eastAsia="Times New Roman" w:hAnsi="Times New Roman" w:cs="Times New Roman"/>
                 <w:color w:val="000000"/>
                 <w:sz w:val="22"/>
                 <w:szCs w:val="22"/>
               </w:rPr>
-            </w:pPr>
+              <w:t xml:space="preserve"> y presiona botón modificar</w:t>
+            </w:r>
             <w:r>
               <w:rPr>
                 <w:rFonts w:ascii="Times New Roman" w:eastAsia="Times New Roman" w:hAnsi="Times New Roman" w:cs="Times New Roman"/>
@@ -16258,7 +16458,7 @@
                 <w:sz w:val="22"/>
                 <w:szCs w:val="22"/>
               </w:rPr>
-              <w:t>El administrador ingresa los datos requeridos.</w:t>
+              <w:t>.</w:t>
             </w:r>
           </w:p>
           <w:p>
@@ -16392,7 +16592,25 @@
                 <w:bCs/>
                 <w:color w:val="000000"/>
               </w:rPr>
-              <w:t>FA1- Datos Incorrectos</w:t>
+              <w:t>FA</w:t>
+            </w:r>
+            <w:r>
+              <w:rPr>
+                <w:rFonts w:ascii="Times New Roman" w:eastAsia="Times New Roman" w:hAnsi="Times New Roman" w:cs="Times New Roman"/>
+                <w:b/>
+                <w:bCs/>
+                <w:color w:val="000000"/>
+              </w:rPr>
+              <w:t>1</w:t>
+            </w:r>
+            <w:r>
+              <w:rPr>
+                <w:rFonts w:ascii="Times New Roman" w:eastAsia="Times New Roman" w:hAnsi="Times New Roman" w:cs="Times New Roman"/>
+                <w:b/>
+                <w:bCs/>
+                <w:color w:val="000000"/>
+              </w:rPr>
+              <w:t>- Arrepentimiento de modificación</w:t>
             </w:r>
           </w:p>
           <w:p>
@@ -16410,7 +16628,7 @@
                 <w:bCs/>
                 <w:color w:val="000000"/>
               </w:rPr>
-              <w:t>6</w:t>
+              <w:t>5</w:t>
             </w:r>
             <w:r>
               <w:rPr>
@@ -16426,7 +16644,7 @@
                 <w:rFonts w:ascii="Times New Roman" w:eastAsia="Times New Roman" w:hAnsi="Times New Roman" w:cs="Times New Roman"/>
                 <w:color w:val="000000"/>
               </w:rPr>
-              <w:t>El sistema solicita al administrador que vuelva a ingresar los datos requeridos.</w:t>
+              <w:t>El administrador rechaza la acción.</w:t>
             </w:r>
           </w:p>
           <w:p>
@@ -16434,40 +16652,9 @@
               <w:spacing w:after="0" w:line="240" w:lineRule="auto"/>
               <w:rPr>
                 <w:rFonts w:ascii="Times New Roman" w:eastAsia="Times New Roman" w:hAnsi="Times New Roman" w:cs="Times New Roman"/>
-                <w:color w:val="000000"/>
-              </w:rPr>
-            </w:pPr>
-            <w:r>
-              <w:rPr>
-                <w:rFonts w:ascii="Times New Roman" w:eastAsia="Times New Roman" w:hAnsi="Times New Roman" w:cs="Times New Roman"/>
                 <w:b/>
                 <w:bCs/>
                 <w:color w:val="000000"/>
-              </w:rPr>
-              <w:t>6</w:t>
-            </w:r>
-            <w:r>
-              <w:rPr>
-                <w:rFonts w:ascii="Times New Roman" w:eastAsia="Times New Roman" w:hAnsi="Times New Roman" w:cs="Times New Roman"/>
-                <w:b/>
-                <w:bCs/>
-                <w:color w:val="000000"/>
-              </w:rPr>
-              <w:t>.2</w:t>
-            </w:r>
-            <w:r>
-              <w:rPr>
-                <w:rFonts w:ascii="Times New Roman" w:eastAsia="Times New Roman" w:hAnsi="Times New Roman" w:cs="Times New Roman"/>
-                <w:color w:val="000000"/>
-              </w:rPr>
-              <w:t xml:space="preserve"> Vuelve al punto 4 del Escenario Principal.</w:t>
-            </w:r>
-          </w:p>
-          <w:p>
-            <w:pPr>
-              <w:spacing w:after="0" w:line="240" w:lineRule="auto"/>
-              <w:rPr>
-                <w:rFonts w:ascii="Times New Roman" w:eastAsia="Times New Roman" w:hAnsi="Times New Roman" w:cs="Times New Roman"/>
               </w:rPr>
             </w:pPr>
           </w:p>
@@ -16488,7 +16675,25 @@
                 <w:bCs/>
                 <w:color w:val="000000"/>
               </w:rPr>
-              <w:t>FA2- Arrepentimiento de modificación</w:t>
+              <w:t>FA</w:t>
+            </w:r>
+            <w:r>
+              <w:rPr>
+                <w:rFonts w:ascii="Times New Roman" w:eastAsia="Times New Roman" w:hAnsi="Times New Roman" w:cs="Times New Roman"/>
+                <w:b/>
+                <w:bCs/>
+                <w:color w:val="000000"/>
+              </w:rPr>
+              <w:t>2</w:t>
+            </w:r>
+            <w:r>
+              <w:rPr>
+                <w:rFonts w:ascii="Times New Roman" w:eastAsia="Times New Roman" w:hAnsi="Times New Roman" w:cs="Times New Roman"/>
+                <w:b/>
+                <w:bCs/>
+                <w:color w:val="000000"/>
+              </w:rPr>
+              <w:t>- Datos Incorrectos</w:t>
             </w:r>
           </w:p>
           <w:p>
@@ -16496,11 +16701,18 @@
               <w:spacing w:after="0" w:line="240" w:lineRule="auto"/>
               <w:rPr>
                 <w:rFonts w:ascii="Times New Roman" w:eastAsia="Times New Roman" w:hAnsi="Times New Roman" w:cs="Times New Roman"/>
+                <w:color w:val="000000"/>
+              </w:rPr>
+            </w:pPr>
+            <w:r>
+              <w:rPr>
+                <w:rFonts w:ascii="Times New Roman" w:eastAsia="Times New Roman" w:hAnsi="Times New Roman" w:cs="Times New Roman"/>
                 <w:b/>
                 <w:bCs/>
                 <w:color w:val="000000"/>
               </w:rPr>
-            </w:pPr>
+              <w:t>6</w:t>
+            </w:r>
             <w:r>
               <w:rPr>
                 <w:rFonts w:ascii="Times New Roman" w:eastAsia="Times New Roman" w:hAnsi="Times New Roman" w:cs="Times New Roman"/>
@@ -16508,14 +16720,48 @@
                 <w:bCs/>
                 <w:color w:val="000000"/>
               </w:rPr>
-              <w:t xml:space="preserve">8.1 </w:t>
-            </w:r>
-            <w:r>
-              <w:rPr>
-                <w:rFonts w:ascii="Times New Roman" w:eastAsia="Times New Roman" w:hAnsi="Times New Roman" w:cs="Times New Roman"/>
-                <w:color w:val="000000"/>
-              </w:rPr>
-              <w:t>El administrador rechaza la acción.</w:t>
+              <w:t xml:space="preserve">.1 </w:t>
+            </w:r>
+            <w:r>
+              <w:rPr>
+                <w:rFonts w:ascii="Times New Roman" w:eastAsia="Times New Roman" w:hAnsi="Times New Roman" w:cs="Times New Roman"/>
+                <w:color w:val="000000"/>
+              </w:rPr>
+              <w:t>El sistema solicita al administrador que vuelva a ingresar los datos requeridos.</w:t>
+            </w:r>
+          </w:p>
+          <w:p>
+            <w:pPr>
+              <w:spacing w:after="0" w:line="240" w:lineRule="auto"/>
+              <w:rPr>
+                <w:rFonts w:ascii="Times New Roman" w:eastAsia="Times New Roman" w:hAnsi="Times New Roman" w:cs="Times New Roman"/>
+                <w:color w:val="000000"/>
+              </w:rPr>
+            </w:pPr>
+            <w:r>
+              <w:rPr>
+                <w:rFonts w:ascii="Times New Roman" w:eastAsia="Times New Roman" w:hAnsi="Times New Roman" w:cs="Times New Roman"/>
+                <w:b/>
+                <w:bCs/>
+                <w:color w:val="000000"/>
+              </w:rPr>
+              <w:t>6</w:t>
+            </w:r>
+            <w:r>
+              <w:rPr>
+                <w:rFonts w:ascii="Times New Roman" w:eastAsia="Times New Roman" w:hAnsi="Times New Roman" w:cs="Times New Roman"/>
+                <w:b/>
+                <w:bCs/>
+                <w:color w:val="000000"/>
+              </w:rPr>
+              <w:t>.2</w:t>
+            </w:r>
+            <w:r>
+              <w:rPr>
+                <w:rFonts w:ascii="Times New Roman" w:eastAsia="Times New Roman" w:hAnsi="Times New Roman" w:cs="Times New Roman"/>
+                <w:color w:val="000000"/>
+              </w:rPr>
+              <w:t xml:space="preserve"> Vuelve al punto 4 del Escenario Principal.</w:t>
             </w:r>
           </w:p>
         </w:tc>
@@ -16569,58 +16815,106 @@
     </w:tbl>
     <w:p>
       <w:pPr>
-        <w:rPr>
-          <w:rFonts w:ascii="Times New Roman" w:hAnsi="Times New Roman" w:cs="Times New Roman"/>
-        </w:rPr>
-      </w:pPr>
+        <w:pStyle w:val="Ttulo3"/>
+        <w:rPr>
+          <w:rFonts w:ascii="Times New Roman" w:eastAsia="Times New Roman" w:hAnsi="Times New Roman" w:cs="Times New Roman"/>
+        </w:rPr>
+      </w:pPr>
+      <w:bookmarkStart w:id="52" w:name="_Toc229047061"/>
+      <w:r>
+        <w:rPr>
+          <w:rFonts w:ascii="Times New Roman" w:eastAsia="Times New Roman" w:hAnsi="Times New Roman" w:cs="Times New Roman"/>
+        </w:rPr>
+        <w:lastRenderedPageBreak/>
+        <w:t>3.</w:t>
+      </w:r>
+      <w:r>
+        <w:rPr>
+          <w:rFonts w:ascii="Times New Roman" w:eastAsia="Times New Roman" w:hAnsi="Times New Roman" w:cs="Times New Roman"/>
+        </w:rPr>
+        <w:t>8</w:t>
+      </w:r>
+      <w:r>
+        <w:rPr>
+          <w:rFonts w:ascii="Times New Roman" w:eastAsia="Times New Roman" w:hAnsi="Times New Roman" w:cs="Times New Roman"/>
+        </w:rPr>
+        <w:t>.</w:t>
+      </w:r>
+      <w:r>
+        <w:rPr>
+          <w:rFonts w:ascii="Times New Roman" w:eastAsia="Times New Roman" w:hAnsi="Times New Roman" w:cs="Times New Roman"/>
+        </w:rPr>
+        <w:t>2</w:t>
+      </w:r>
+      <w:r>
+        <w:rPr>
+          <w:rFonts w:ascii="Times New Roman" w:eastAsia="Times New Roman" w:hAnsi="Times New Roman" w:cs="Times New Roman"/>
+        </w:rPr>
+        <w:t xml:space="preserve"> Diagrama Secuencia Sistema</w:t>
+      </w:r>
+      <w:bookmarkEnd w:id="52"/>
+      <w:r>
+        <w:rPr>
+          <w:rFonts w:ascii="Times New Roman" w:eastAsia="Times New Roman" w:hAnsi="Times New Roman" w:cs="Times New Roman"/>
+        </w:rPr>
+        <w:t xml:space="preserve"> </w:t>
+      </w:r>
     </w:p>
     <w:p>
-      <w:pPr>
-        <w:pStyle w:val="Ttulo3"/>
-        <w:rPr>
-          <w:rFonts w:ascii="Times New Roman" w:eastAsia="Times New Roman" w:hAnsi="Times New Roman" w:cs="Times New Roman"/>
-        </w:rPr>
-      </w:pPr>
-      <w:bookmarkStart w:id="52" w:name="_Toc229047061"/>
-      <w:r>
-        <w:rPr>
-          <w:rFonts w:ascii="Times New Roman" w:eastAsia="Times New Roman" w:hAnsi="Times New Roman" w:cs="Times New Roman"/>
-        </w:rPr>
-        <w:t>3.</w:t>
-      </w:r>
-      <w:r>
-        <w:rPr>
-          <w:rFonts w:ascii="Times New Roman" w:eastAsia="Times New Roman" w:hAnsi="Times New Roman" w:cs="Times New Roman"/>
-        </w:rPr>
-        <w:t>8</w:t>
-      </w:r>
-      <w:r>
-        <w:rPr>
-          <w:rFonts w:ascii="Times New Roman" w:eastAsia="Times New Roman" w:hAnsi="Times New Roman" w:cs="Times New Roman"/>
-        </w:rPr>
-        <w:t>.</w:t>
-      </w:r>
-      <w:r>
-        <w:rPr>
-          <w:rFonts w:ascii="Times New Roman" w:eastAsia="Times New Roman" w:hAnsi="Times New Roman" w:cs="Times New Roman"/>
-        </w:rPr>
-        <w:t>2</w:t>
-      </w:r>
-      <w:r>
-        <w:rPr>
-          <w:rFonts w:ascii="Times New Roman" w:eastAsia="Times New Roman" w:hAnsi="Times New Roman" w:cs="Times New Roman"/>
-        </w:rPr>
-        <w:t xml:space="preserve"> Diagrama Secuencia Sistema</w:t>
-      </w:r>
-      <w:bookmarkEnd w:id="52"/>
-      <w:r>
-        <w:rPr>
-          <w:rFonts w:ascii="Times New Roman" w:eastAsia="Times New Roman" w:hAnsi="Times New Roman" w:cs="Times New Roman"/>
-        </w:rPr>
-        <w:t xml:space="preserve"> </w:t>
+      <w:r>
+        <w:rPr>
+          <w:noProof/>
+        </w:rPr>
+        <w:drawing>
+          <wp:inline distT="0" distB="0" distL="0" distR="0" wp14:anchorId="6DB8EDA8" wp14:editId="123D6372">
+            <wp:extent cx="5400040" cy="5154295"/>
+            <wp:effectExtent l="0" t="0" r="0" b="8255"/>
+            <wp:docPr id="2026212749" name="Imagen 12"/>
+            <wp:cNvGraphicFramePr>
+              <a:graphicFrameLocks xmlns:a="http://schemas.openxmlformats.org/drawingml/2006/main" noChangeAspect="1"/>
+            </wp:cNvGraphicFramePr>
+            <a:graphic xmlns:a="http://schemas.openxmlformats.org/drawingml/2006/main">
+              <a:graphicData uri="http://schemas.openxmlformats.org/drawingml/2006/picture">
+                <pic:pic xmlns:pic="http://schemas.openxmlformats.org/drawingml/2006/picture">
+                  <pic:nvPicPr>
+                    <pic:cNvPr id="0" name="Picture 12"/>
+                    <pic:cNvPicPr>
+                      <a:picLocks noChangeAspect="1" noChangeArrowheads="1"/>
+                    </pic:cNvPicPr>
+                  </pic:nvPicPr>
+                  <pic:blipFill>
+                    <a:blip r:embed="rId32">
+                      <a:extLst>
+                        <a:ext uri="{28A0092B-C50C-407E-A947-70E740481C1C}">
+                          <a14:useLocalDpi xmlns:a14="http://schemas.microsoft.com/office/drawing/2010/main" val="0"/>
+                        </a:ext>
+                      </a:extLst>
+                    </a:blip>
+                    <a:srcRect/>
+                    <a:stretch>
+                      <a:fillRect/>
+                    </a:stretch>
+                  </pic:blipFill>
+                  <pic:spPr bwMode="auto">
+                    <a:xfrm>
+                      <a:off x="0" y="0"/>
+                      <a:ext cx="5400040" cy="5154295"/>
+                    </a:xfrm>
+                    <a:prstGeom prst="rect">
+                      <a:avLst/>
+                    </a:prstGeom>
+                    <a:noFill/>
+                    <a:ln>
+                      <a:noFill/>
+                    </a:ln>
+                  </pic:spPr>
+                </pic:pic>
+              </a:graphicData>
+            </a:graphic>
+          </wp:inline>
+        </w:drawing>
       </w:r>
     </w:p>
-    <w:p/>
     <w:p>
       <w:pPr>
         <w:pStyle w:val="Ttulo1"/>
@@ -16747,7 +17041,28 @@
         <w:rPr>
           <w:rFonts w:ascii="Times New Roman" w:hAnsi="Times New Roman" w:cs="Times New Roman"/>
         </w:rPr>
-        <w:t>La utilización de la bitácora nos permite llevar un registro de las acciones realizadas dentro del sistema por parte de un usuario del mismo. Cada evento registrado en la bitácora va a tener la fecha y hora en la que se realizó, el correo electrónico del usuario de quien la llevo a cabo, la actividad y la información asociada.</w:t>
+        <w:t xml:space="preserve">La utilización de la bitácora nos permite llevar un registro de las acciones realizadas dentro del sistema por parte de un usuario </w:t>
+      </w:r>
+      <w:proofErr w:type="gramStart"/>
+      <w:r>
+        <w:rPr>
+          <w:rFonts w:ascii="Times New Roman" w:hAnsi="Times New Roman" w:cs="Times New Roman"/>
+        </w:rPr>
+        <w:t>del mismo</w:t>
+      </w:r>
+      <w:proofErr w:type="gramEnd"/>
+      <w:r>
+        <w:rPr>
+          <w:rFonts w:ascii="Times New Roman" w:hAnsi="Times New Roman" w:cs="Times New Roman"/>
+        </w:rPr>
+        <w:t xml:space="preserve">. Cada evento registrado en la </w:t>
+      </w:r>
+      <w:r>
+        <w:rPr>
+          <w:rFonts w:ascii="Times New Roman" w:hAnsi="Times New Roman" w:cs="Times New Roman"/>
+        </w:rPr>
+        <w:lastRenderedPageBreak/>
+        <w:t>bitácora va a tener la fecha y hora en la que se realizó, el correo electrónico del usuario de quien la llevo a cabo, la actividad y la información asociada.</w:t>
       </w:r>
     </w:p>
     <w:p>
@@ -16819,8 +17134,21 @@
         <w:rPr>
           <w:rFonts w:ascii="Times New Roman" w:hAnsi="Times New Roman" w:cs="Times New Roman"/>
         </w:rPr>
-        <w:lastRenderedPageBreak/>
-        <w:t>Información asociada: Leyenda del hecho (Ej: El usuario “x”….. tal actividad)</w:t>
+        <w:t>Información asociada: Leyenda del hecho (Ej: El usuario “x</w:t>
+      </w:r>
+      <w:proofErr w:type="gramStart"/>
+      <w:r>
+        <w:rPr>
+          <w:rFonts w:ascii="Times New Roman" w:hAnsi="Times New Roman" w:cs="Times New Roman"/>
+        </w:rPr>
+        <w:t>”….</w:t>
+      </w:r>
+      <w:proofErr w:type="gramEnd"/>
+      <w:r>
+        <w:rPr>
+          <w:rFonts w:ascii="Times New Roman" w:hAnsi="Times New Roman" w:cs="Times New Roman"/>
+        </w:rPr>
+        <w:t>. tal actividad)</w:t>
       </w:r>
     </w:p>
     <w:p>
@@ -16868,7 +17196,7 @@
                     </pic:cNvPicPr>
                   </pic:nvPicPr>
                   <pic:blipFill>
-                    <a:blip r:embed="rId31">
+                    <a:blip r:embed="rId33">
                       <a:extLst>
                         <a:ext uri="{28A0092B-C50C-407E-A947-70E740481C1C}">
                           <a14:useLocalDpi xmlns:a14="http://schemas.microsoft.com/office/drawing/2010/main" val="0"/>
@@ -16945,7 +17273,7 @@
                     </pic:cNvPicPr>
                   </pic:nvPicPr>
                   <pic:blipFill>
-                    <a:blip r:embed="rId32">
+                    <a:blip r:embed="rId34">
                       <a:extLst>
                         <a:ext uri="{28A0092B-C50C-407E-A947-70E740481C1C}">
                           <a14:useLocalDpi xmlns:a14="http://schemas.microsoft.com/office/drawing/2010/main" val="0"/>
@@ -17049,10 +17377,10 @@
         </w:rPr>
         <w:lastRenderedPageBreak/>
         <w:drawing>
-          <wp:inline distT="0" distB="0" distL="0" distR="0" wp14:anchorId="2F29AF94" wp14:editId="6D41980E">
-            <wp:extent cx="5400040" cy="3038475"/>
-            <wp:effectExtent l="0" t="0" r="0" b="9525"/>
-            <wp:docPr id="1187074565" name="Imagen 5"/>
+          <wp:inline distT="0" distB="0" distL="0" distR="0" wp14:anchorId="309BB058" wp14:editId="17412BE0">
+            <wp:extent cx="5400040" cy="2917825"/>
+            <wp:effectExtent l="0" t="0" r="0" b="0"/>
+            <wp:docPr id="760302292" name="Imagen 13"/>
             <wp:cNvGraphicFramePr>
               <a:graphicFrameLocks xmlns:a="http://schemas.openxmlformats.org/drawingml/2006/main" noChangeAspect="1"/>
             </wp:cNvGraphicFramePr>
@@ -17060,13 +17388,13 @@
               <a:graphicData uri="http://schemas.openxmlformats.org/drawingml/2006/picture">
                 <pic:pic xmlns:pic="http://schemas.openxmlformats.org/drawingml/2006/picture">
                   <pic:nvPicPr>
-                    <pic:cNvPr id="0" name="Picture 5"/>
+                    <pic:cNvPr id="0" name="Picture 13"/>
                     <pic:cNvPicPr>
                       <a:picLocks noChangeAspect="1" noChangeArrowheads="1"/>
                     </pic:cNvPicPr>
                   </pic:nvPicPr>
                   <pic:blipFill>
-                    <a:blip r:embed="rId33">
+                    <a:blip r:embed="rId35">
                       <a:extLst>
                         <a:ext uri="{28A0092B-C50C-407E-A947-70E740481C1C}">
                           <a14:useLocalDpi xmlns:a14="http://schemas.microsoft.com/office/drawing/2010/main" val="0"/>
@@ -17081,7 +17409,7 @@
                   <pic:spPr bwMode="auto">
                     <a:xfrm>
                       <a:off x="0" y="0"/>
-                      <a:ext cx="5400040" cy="3038475"/>
+                      <a:ext cx="5400040" cy="2917825"/>
                     </a:xfrm>
                     <a:prstGeom prst="rect">
                       <a:avLst/>
@@ -17171,7 +17499,7 @@
                     <pic:cNvPicPr/>
                   </pic:nvPicPr>
                   <pic:blipFill>
-                    <a:blip r:embed="rId34"/>
+                    <a:blip r:embed="rId36"/>
                     <a:stretch>
                       <a:fillRect/>
                     </a:stretch>
@@ -17456,7 +17784,7 @@
                     <pic:cNvPicPr/>
                   </pic:nvPicPr>
                   <pic:blipFill rotWithShape="1">
-                    <a:blip r:embed="rId35"/>
+                    <a:blip r:embed="rId37"/>
                     <a:srcRect r="10537" b="-2954"/>
                     <a:stretch>
                       <a:fillRect/>
@@ -17527,7 +17855,7 @@
                     </pic:cNvPicPr>
                   </pic:nvPicPr>
                   <pic:blipFill rotWithShape="1">
-                    <a:blip r:embed="rId36">
+                    <a:blip r:embed="rId38">
                       <a:extLst>
                         <a:ext uri="{28A0092B-C50C-407E-A947-70E740481C1C}">
                           <a14:useLocalDpi xmlns:a14="http://schemas.microsoft.com/office/drawing/2010/main" val="0"/>
@@ -17685,7 +18013,7 @@
                     </pic:cNvPicPr>
                   </pic:nvPicPr>
                   <pic:blipFill>
-                    <a:blip r:embed="rId37">
+                    <a:blip r:embed="rId39">
                       <a:extLst>
                         <a:ext uri="{28A0092B-C50C-407E-A947-70E740481C1C}">
                           <a14:useLocalDpi xmlns:a14="http://schemas.microsoft.com/office/drawing/2010/main" val="0"/>
@@ -17738,7 +18066,7 @@
                     </pic:cNvPicPr>
                   </pic:nvPicPr>
                   <pic:blipFill>
-                    <a:blip r:embed="rId38">
+                    <a:blip r:embed="rId40">
                       <a:extLst>
                         <a:ext uri="{28A0092B-C50C-407E-A947-70E740481C1C}">
                           <a14:useLocalDpi xmlns:a14="http://schemas.microsoft.com/office/drawing/2010/main" val="0"/>
@@ -17828,7 +18156,7 @@
                     </pic:cNvPicPr>
                   </pic:nvPicPr>
                   <pic:blipFill>
-                    <a:blip r:embed="rId39">
+                    <a:blip r:embed="rId41">
                       <a:extLst>
                         <a:ext uri="{28A0092B-C50C-407E-A947-70E740481C1C}">
                           <a14:useLocalDpi xmlns:a14="http://schemas.microsoft.com/office/drawing/2010/main" val="0"/>
@@ -17915,7 +18243,7 @@
                     <pic:cNvPicPr/>
                   </pic:nvPicPr>
                   <pic:blipFill>
-                    <a:blip r:embed="rId40"/>
+                    <a:blip r:embed="rId42"/>
                     <a:stretch>
                       <a:fillRect/>
                     </a:stretch>
@@ -18268,14 +18596,23 @@
                 <w:bCs/>
                 <w:color w:val="000000"/>
               </w:rPr>
-              <w:t xml:space="preserve">ACTOR PRINCIPAL: </w:t>
-            </w:r>
-            <w:r>
-              <w:rPr>
-                <w:rFonts w:ascii="Times New Roman" w:eastAsia="Times New Roman" w:hAnsi="Times New Roman" w:cs="Times New Roman"/>
-                <w:color w:val="000000"/>
-              </w:rPr>
-              <w:t>Usuario</w:t>
+              <w:t>ACTOR PRINCIPAL:</w:t>
+            </w:r>
+            <w:r>
+              <w:rPr>
+                <w:rFonts w:ascii="Times New Roman" w:eastAsia="Times New Roman" w:hAnsi="Times New Roman" w:cs="Times New Roman"/>
+                <w:b/>
+                <w:bCs/>
+                <w:color w:val="000000"/>
+              </w:rPr>
+              <w:t xml:space="preserve"> </w:t>
+            </w:r>
+            <w:r>
+              <w:rPr>
+                <w:rFonts w:ascii="Times New Roman" w:eastAsia="Times New Roman" w:hAnsi="Times New Roman" w:cs="Times New Roman"/>
+                <w:color w:val="000000"/>
+              </w:rPr>
+              <w:t>Administrador</w:t>
             </w:r>
           </w:p>
         </w:tc>
@@ -18395,7 +18732,21 @@
                 <w:rFonts w:ascii="Times New Roman" w:eastAsia="Times New Roman" w:hAnsi="Times New Roman" w:cs="Times New Roman"/>
                 <w:color w:val="000000"/>
               </w:rPr>
-              <w:t>El usuario debió haberse logueado con éxito previamente en el sistema.</w:t>
+              <w:t xml:space="preserve">El </w:t>
+            </w:r>
+            <w:r>
+              <w:rPr>
+                <w:rFonts w:ascii="Times New Roman" w:eastAsia="Times New Roman" w:hAnsi="Times New Roman" w:cs="Times New Roman"/>
+                <w:color w:val="000000"/>
+              </w:rPr>
+              <w:t>Administrador</w:t>
+            </w:r>
+            <w:r>
+              <w:rPr>
+                <w:rFonts w:ascii="Times New Roman" w:eastAsia="Times New Roman" w:hAnsi="Times New Roman" w:cs="Times New Roman"/>
+                <w:color w:val="000000"/>
+              </w:rPr>
+              <w:t xml:space="preserve"> debió haberse logueado con éxito previamente en el sistema.</w:t>
             </w:r>
             <w:r>
               <w:rPr>
@@ -18403,7 +18754,21 @@
                 <w:color w:val="000000"/>
               </w:rPr>
               <w:br/>
-              <w:t>. El usuario debe tener permisos para hacer un control de los productos.</w:t>
+              <w:t xml:space="preserve">. El </w:t>
+            </w:r>
+            <w:r>
+              <w:rPr>
+                <w:rFonts w:ascii="Times New Roman" w:eastAsia="Times New Roman" w:hAnsi="Times New Roman" w:cs="Times New Roman"/>
+                <w:color w:val="000000"/>
+              </w:rPr>
+              <w:t>Administrador</w:t>
+            </w:r>
+            <w:r>
+              <w:rPr>
+                <w:rFonts w:ascii="Times New Roman" w:eastAsia="Times New Roman" w:hAnsi="Times New Roman" w:cs="Times New Roman"/>
+                <w:color w:val="000000"/>
+              </w:rPr>
+              <w:t xml:space="preserve"> debe tener permisos para hacer un control de los productos.</w:t>
             </w:r>
           </w:p>
         </w:tc>
@@ -18561,7 +18926,7 @@
                 <w:sz w:val="22"/>
                 <w:szCs w:val="22"/>
               </w:rPr>
-              <w:t>usuario</w:t>
+              <w:t>administrador</w:t>
             </w:r>
             <w:r>
               <w:rPr>
@@ -18579,7 +18944,7 @@
                 <w:sz w:val="22"/>
                 <w:szCs w:val="22"/>
               </w:rPr>
-              <w:t xml:space="preserve">Formulario </w:t>
+              <w:t>Formulario Productos</w:t>
             </w:r>
             <w:r>
               <w:rPr>
@@ -18588,61 +18953,7 @@
                 <w:sz w:val="22"/>
                 <w:szCs w:val="22"/>
               </w:rPr>
-              <w:t>Producto</w:t>
-            </w:r>
-            <w:r>
-              <w:rPr>
-                <w:rFonts w:ascii="Times New Roman" w:eastAsia="Times New Roman" w:hAnsi="Times New Roman" w:cs="Times New Roman"/>
-                <w:color w:val="000000"/>
-                <w:sz w:val="22"/>
-                <w:szCs w:val="22"/>
-              </w:rPr>
-              <w:t>s</w:t>
-            </w:r>
-            <w:r>
-              <w:rPr>
-                <w:rFonts w:ascii="Times New Roman" w:eastAsia="Times New Roman" w:hAnsi="Times New Roman" w:cs="Times New Roman"/>
-                <w:color w:val="000000"/>
-                <w:sz w:val="22"/>
-                <w:szCs w:val="22"/>
-              </w:rPr>
-              <w:t xml:space="preserve">” en el menú principal del sistema y selecciona </w:t>
-            </w:r>
-            <w:r>
-              <w:rPr>
-                <w:rFonts w:ascii="Times New Roman" w:eastAsia="Times New Roman" w:hAnsi="Times New Roman" w:cs="Times New Roman"/>
-                <w:color w:val="000000"/>
-                <w:sz w:val="22"/>
-                <w:szCs w:val="22"/>
-              </w:rPr>
-              <w:t>agregar</w:t>
-            </w:r>
-            <w:r>
-              <w:rPr>
-                <w:rFonts w:ascii="Times New Roman" w:eastAsia="Times New Roman" w:hAnsi="Times New Roman" w:cs="Times New Roman"/>
-                <w:color w:val="000000"/>
-                <w:sz w:val="22"/>
-                <w:szCs w:val="22"/>
-              </w:rPr>
-              <w:t xml:space="preserve"> </w:t>
-            </w:r>
-            <w:r>
-              <w:rPr>
-                <w:rFonts w:ascii="Times New Roman" w:eastAsia="Times New Roman" w:hAnsi="Times New Roman" w:cs="Times New Roman"/>
-                <w:color w:val="000000"/>
-                <w:sz w:val="22"/>
-                <w:szCs w:val="22"/>
-              </w:rPr>
-              <w:t>producto</w:t>
-            </w:r>
-            <w:r>
-              <w:rPr>
-                <w:rFonts w:ascii="Times New Roman" w:eastAsia="Times New Roman" w:hAnsi="Times New Roman" w:cs="Times New Roman"/>
-                <w:color w:val="000000"/>
-                <w:sz w:val="22"/>
-                <w:szCs w:val="22"/>
-              </w:rPr>
-              <w:t>.</w:t>
+              <w:t>” en el menú principal del sistema.</w:t>
             </w:r>
           </w:p>
           <w:p>
@@ -18666,25 +18977,7 @@
                 <w:sz w:val="22"/>
                 <w:szCs w:val="22"/>
               </w:rPr>
-              <w:t>El sistema solicita el ingreso de los datos (Nombre, Precio, Tipo, Descripción, Cantidad</w:t>
-            </w:r>
-            <w:r>
-              <w:rPr>
-                <w:rFonts w:ascii="Times New Roman" w:eastAsia="Times New Roman" w:hAnsi="Times New Roman" w:cs="Times New Roman"/>
-                <w:color w:val="000000"/>
-                <w:sz w:val="22"/>
-                <w:szCs w:val="22"/>
-              </w:rPr>
-              <w:t>, Código</w:t>
-            </w:r>
-            <w:r>
-              <w:rPr>
-                <w:rFonts w:ascii="Times New Roman" w:eastAsia="Times New Roman" w:hAnsi="Times New Roman" w:cs="Times New Roman"/>
-                <w:color w:val="000000"/>
-                <w:sz w:val="22"/>
-                <w:szCs w:val="22"/>
-              </w:rPr>
-              <w:t>).</w:t>
+              <w:t xml:space="preserve">El sistema solicita el ingreso de los datos </w:t>
             </w:r>
           </w:p>
           <w:p>
@@ -18708,7 +19001,79 @@
                 <w:sz w:val="22"/>
                 <w:szCs w:val="22"/>
               </w:rPr>
-              <w:t>El usuario ingresa los datos requeridos.</w:t>
+              <w:t xml:space="preserve">El </w:t>
+            </w:r>
+            <w:r>
+              <w:rPr>
+                <w:rFonts w:ascii="Times New Roman" w:eastAsia="Times New Roman" w:hAnsi="Times New Roman" w:cs="Times New Roman"/>
+                <w:color w:val="000000"/>
+                <w:sz w:val="22"/>
+                <w:szCs w:val="22"/>
+              </w:rPr>
+              <w:t>administrador</w:t>
+            </w:r>
+            <w:r>
+              <w:rPr>
+                <w:rFonts w:ascii="Times New Roman" w:eastAsia="Times New Roman" w:hAnsi="Times New Roman" w:cs="Times New Roman"/>
+                <w:color w:val="000000"/>
+                <w:sz w:val="22"/>
+                <w:szCs w:val="22"/>
+              </w:rPr>
+              <w:t xml:space="preserve"> ingresa los datos requeridos</w:t>
+            </w:r>
+            <w:r>
+              <w:rPr>
+                <w:rFonts w:ascii="Times New Roman" w:eastAsia="Times New Roman" w:hAnsi="Times New Roman" w:cs="Times New Roman"/>
+                <w:color w:val="000000"/>
+                <w:sz w:val="22"/>
+                <w:szCs w:val="22"/>
+              </w:rPr>
+              <w:t xml:space="preserve"> </w:t>
+            </w:r>
+            <w:r>
+              <w:rPr>
+                <w:rFonts w:ascii="Times New Roman" w:eastAsia="Times New Roman" w:hAnsi="Times New Roman" w:cs="Times New Roman"/>
+                <w:color w:val="000000"/>
+                <w:sz w:val="22"/>
+                <w:szCs w:val="22"/>
+              </w:rPr>
+              <w:t>(Nombre, Precio, Tipo, Descripción, Cantidad</w:t>
+            </w:r>
+            <w:r>
+              <w:rPr>
+                <w:rFonts w:ascii="Times New Roman" w:eastAsia="Times New Roman" w:hAnsi="Times New Roman" w:cs="Times New Roman"/>
+                <w:color w:val="000000"/>
+                <w:sz w:val="22"/>
+                <w:szCs w:val="22"/>
+              </w:rPr>
+              <w:t>, Código</w:t>
+            </w:r>
+            <w:r>
+              <w:rPr>
+                <w:rFonts w:ascii="Times New Roman" w:eastAsia="Times New Roman" w:hAnsi="Times New Roman" w:cs="Times New Roman"/>
+                <w:color w:val="000000"/>
+                <w:sz w:val="22"/>
+                <w:szCs w:val="22"/>
+              </w:rPr>
+              <w:t>)</w:t>
+            </w:r>
+            <w:r>
+              <w:rPr>
+                <w:rFonts w:ascii="Times New Roman" w:eastAsia="Times New Roman" w:hAnsi="Times New Roman" w:cs="Times New Roman"/>
+                <w:color w:val="000000"/>
+                <w:sz w:val="22"/>
+                <w:szCs w:val="22"/>
+              </w:rPr>
+              <w:t xml:space="preserve"> y presiona el botón agregar</w:t>
+            </w:r>
+            <w:r>
+              <w:rPr>
+                <w:rFonts w:ascii="Times New Roman" w:eastAsia="Times New Roman" w:hAnsi="Times New Roman" w:cs="Times New Roman"/>
+                <w:color w:val="000000"/>
+                <w:sz w:val="22"/>
+                <w:szCs w:val="22"/>
+              </w:rPr>
+              <w:t>.</w:t>
             </w:r>
           </w:p>
           <w:p>
@@ -18741,7 +19106,25 @@
                 <w:sz w:val="22"/>
                 <w:szCs w:val="22"/>
               </w:rPr>
-              <w:t xml:space="preserve"> e informa al usuario </w:t>
+              <w:t xml:space="preserve"> e informa al </w:t>
+            </w:r>
+            <w:r>
+              <w:rPr>
+                <w:rFonts w:ascii="Times New Roman" w:eastAsia="Times New Roman" w:hAnsi="Times New Roman" w:cs="Times New Roman"/>
+                <w:color w:val="000000"/>
+                <w:sz w:val="22"/>
+                <w:szCs w:val="22"/>
+              </w:rPr>
+              <w:t>administrador</w:t>
+            </w:r>
+            <w:r>
+              <w:rPr>
+                <w:rFonts w:ascii="Times New Roman" w:eastAsia="Times New Roman" w:hAnsi="Times New Roman" w:cs="Times New Roman"/>
+                <w:color w:val="000000"/>
+                <w:sz w:val="22"/>
+                <w:szCs w:val="22"/>
+              </w:rPr>
+              <w:t xml:space="preserve"> </w:t>
             </w:r>
             <w:r>
               <w:rPr>
@@ -18845,7 +19228,21 @@
                 <w:rFonts w:ascii="Times New Roman" w:eastAsia="Times New Roman" w:hAnsi="Times New Roman" w:cs="Times New Roman"/>
                 <w:color w:val="000000"/>
               </w:rPr>
-              <w:t>El sistema solicita al usuario que vuelva a ingresar los datos requeridos.</w:t>
+              <w:t xml:space="preserve">El sistema solicita al </w:t>
+            </w:r>
+            <w:r>
+              <w:rPr>
+                <w:rFonts w:ascii="Times New Roman" w:eastAsia="Times New Roman" w:hAnsi="Times New Roman" w:cs="Times New Roman"/>
+                <w:color w:val="000000"/>
+              </w:rPr>
+              <w:t>administrador</w:t>
+            </w:r>
+            <w:r>
+              <w:rPr>
+                <w:rFonts w:ascii="Times New Roman" w:eastAsia="Times New Roman" w:hAnsi="Times New Roman" w:cs="Times New Roman"/>
+                <w:color w:val="000000"/>
+              </w:rPr>
+              <w:t xml:space="preserve"> que vuelva a ingresar los datos requeridos.</w:t>
             </w:r>
           </w:p>
           <w:p>
@@ -18853,11 +19250,18 @@
               <w:spacing w:after="0" w:line="240" w:lineRule="auto"/>
               <w:rPr>
                 <w:rFonts w:ascii="Times New Roman" w:eastAsia="Times New Roman" w:hAnsi="Times New Roman" w:cs="Times New Roman"/>
+                <w:color w:val="000000"/>
+              </w:rPr>
+            </w:pPr>
+            <w:r>
+              <w:rPr>
+                <w:rFonts w:ascii="Times New Roman" w:eastAsia="Times New Roman" w:hAnsi="Times New Roman" w:cs="Times New Roman"/>
                 <w:b/>
                 <w:bCs/>
                 <w:color w:val="000000"/>
               </w:rPr>
-            </w:pPr>
+              <w:t>4</w:t>
+            </w:r>
             <w:r>
               <w:rPr>
                 <w:rFonts w:ascii="Times New Roman" w:eastAsia="Times New Roman" w:hAnsi="Times New Roman" w:cs="Times New Roman"/>
@@ -18865,16 +19269,156 @@
                 <w:bCs/>
                 <w:color w:val="000000"/>
               </w:rPr>
-              <w:t>4</w:t>
-            </w:r>
-            <w:r>
+              <w:t xml:space="preserve">.2 </w:t>
+            </w:r>
+            <w:r>
+              <w:rPr>
+                <w:rFonts w:ascii="Times New Roman" w:eastAsia="Times New Roman" w:hAnsi="Times New Roman" w:cs="Times New Roman"/>
+                <w:color w:val="000000"/>
+              </w:rPr>
+              <w:t>Vuelve al punto 3 del Escenario Principal.</w:t>
+            </w:r>
+          </w:p>
+          <w:p>
+            <w:pPr>
+              <w:spacing w:after="0" w:line="240" w:lineRule="auto"/>
+              <w:rPr>
+                <w:rFonts w:ascii="Times New Roman" w:eastAsia="Times New Roman" w:hAnsi="Times New Roman" w:cs="Times New Roman"/>
+                <w:color w:val="000000"/>
+              </w:rPr>
+            </w:pPr>
+          </w:p>
+          <w:p>
+            <w:pPr>
+              <w:spacing w:after="0" w:line="240" w:lineRule="auto"/>
               <w:rPr>
                 <w:rFonts w:ascii="Times New Roman" w:eastAsia="Times New Roman" w:hAnsi="Times New Roman" w:cs="Times New Roman"/>
                 <w:b/>
                 <w:bCs/>
                 <w:color w:val="000000"/>
               </w:rPr>
-              <w:t xml:space="preserve">.2 </w:t>
+            </w:pPr>
+            <w:r>
+              <w:rPr>
+                <w:rFonts w:ascii="Times New Roman" w:eastAsia="Times New Roman" w:hAnsi="Times New Roman" w:cs="Times New Roman"/>
+                <w:b/>
+                <w:bCs/>
+                <w:color w:val="000000"/>
+              </w:rPr>
+              <w:t>FA</w:t>
+            </w:r>
+            <w:r>
+              <w:rPr>
+                <w:rFonts w:ascii="Times New Roman" w:eastAsia="Times New Roman" w:hAnsi="Times New Roman" w:cs="Times New Roman"/>
+                <w:b/>
+                <w:bCs/>
+                <w:color w:val="000000"/>
+              </w:rPr>
+              <w:t>2</w:t>
+            </w:r>
+            <w:r>
+              <w:rPr>
+                <w:rFonts w:ascii="Times New Roman" w:eastAsia="Times New Roman" w:hAnsi="Times New Roman" w:cs="Times New Roman"/>
+                <w:b/>
+                <w:bCs/>
+                <w:color w:val="000000"/>
+              </w:rPr>
+              <w:t xml:space="preserve">- </w:t>
+            </w:r>
+            <w:r>
+              <w:rPr>
+                <w:rFonts w:ascii="Times New Roman" w:eastAsia="Times New Roman" w:hAnsi="Times New Roman" w:cs="Times New Roman"/>
+                <w:b/>
+                <w:bCs/>
+                <w:color w:val="000000"/>
+              </w:rPr>
+              <w:t>Ya existe un producto con ese código</w:t>
+            </w:r>
+          </w:p>
+          <w:p>
+            <w:pPr>
+              <w:spacing w:after="0" w:line="240" w:lineRule="auto"/>
+              <w:rPr>
+                <w:rFonts w:ascii="Times New Roman" w:eastAsia="Times New Roman" w:hAnsi="Times New Roman" w:cs="Times New Roman"/>
+                <w:b/>
+                <w:bCs/>
+                <w:color w:val="000000"/>
+              </w:rPr>
+            </w:pPr>
+            <w:r>
+              <w:rPr>
+                <w:rFonts w:ascii="Times New Roman" w:eastAsia="Times New Roman" w:hAnsi="Times New Roman" w:cs="Times New Roman"/>
+                <w:b/>
+                <w:bCs/>
+                <w:color w:val="000000"/>
+              </w:rPr>
+              <w:t xml:space="preserve">4.1.1 </w:t>
+            </w:r>
+            <w:r>
+              <w:rPr>
+                <w:rFonts w:ascii="Times New Roman" w:eastAsia="Times New Roman" w:hAnsi="Times New Roman" w:cs="Times New Roman"/>
+                <w:color w:val="000000"/>
+              </w:rPr>
+              <w:t xml:space="preserve">El sistema solicita al </w:t>
+            </w:r>
+            <w:r>
+              <w:rPr>
+                <w:rFonts w:ascii="Times New Roman" w:eastAsia="Times New Roman" w:hAnsi="Times New Roman" w:cs="Times New Roman"/>
+                <w:color w:val="000000"/>
+              </w:rPr>
+              <w:t>administrador</w:t>
+            </w:r>
+            <w:r>
+              <w:rPr>
+                <w:rFonts w:ascii="Times New Roman" w:eastAsia="Times New Roman" w:hAnsi="Times New Roman" w:cs="Times New Roman"/>
+                <w:color w:val="000000"/>
+              </w:rPr>
+              <w:t xml:space="preserve"> que vuelva a ingresar los datos requeridos.</w:t>
+            </w:r>
+          </w:p>
+          <w:p>
+            <w:pPr>
+              <w:spacing w:after="0" w:line="240" w:lineRule="auto"/>
+              <w:rPr>
+                <w:rFonts w:ascii="Times New Roman" w:eastAsia="Times New Roman" w:hAnsi="Times New Roman" w:cs="Times New Roman"/>
+                <w:color w:val="000000"/>
+              </w:rPr>
+            </w:pPr>
+            <w:r>
+              <w:rPr>
+                <w:rFonts w:ascii="Times New Roman" w:eastAsia="Times New Roman" w:hAnsi="Times New Roman" w:cs="Times New Roman"/>
+                <w:b/>
+                <w:bCs/>
+                <w:color w:val="000000"/>
+              </w:rPr>
+              <w:t>4</w:t>
+            </w:r>
+            <w:r>
+              <w:rPr>
+                <w:rFonts w:ascii="Times New Roman" w:eastAsia="Times New Roman" w:hAnsi="Times New Roman" w:cs="Times New Roman"/>
+                <w:b/>
+                <w:bCs/>
+                <w:color w:val="000000"/>
+              </w:rPr>
+              <w:t>.</w:t>
+            </w:r>
+            <w:r>
+              <w:rPr>
+                <w:rFonts w:ascii="Times New Roman" w:eastAsia="Times New Roman" w:hAnsi="Times New Roman" w:cs="Times New Roman"/>
+                <w:b/>
+                <w:bCs/>
+                <w:color w:val="000000"/>
+              </w:rPr>
+              <w:t>1.</w:t>
+            </w:r>
+            <w:r>
+              <w:rPr>
+                <w:rFonts w:ascii="Times New Roman" w:eastAsia="Times New Roman" w:hAnsi="Times New Roman" w:cs="Times New Roman"/>
+                <w:b/>
+                <w:bCs/>
+                <w:color w:val="000000"/>
+              </w:rPr>
+              <w:t xml:space="preserve">2 </w:t>
             </w:r>
             <w:r>
               <w:rPr>
@@ -18945,6 +19489,7 @@
         <w:rPr>
           <w:rFonts w:ascii="Times New Roman" w:eastAsia="Times New Roman" w:hAnsi="Times New Roman" w:cs="Times New Roman"/>
         </w:rPr>
+        <w:lastRenderedPageBreak/>
         <w:t>6</w:t>
       </w:r>
       <w:r>
@@ -18991,6 +19536,60 @@
           <w:rFonts w:ascii="Times New Roman" w:hAnsi="Times New Roman" w:cs="Times New Roman"/>
         </w:rPr>
       </w:pPr>
+      <w:r>
+        <w:rPr>
+          <w:rFonts w:ascii="Times New Roman" w:hAnsi="Times New Roman" w:cs="Times New Roman"/>
+          <w:noProof/>
+        </w:rPr>
+        <w:drawing>
+          <wp:inline distT="0" distB="0" distL="0" distR="0" wp14:anchorId="091C9D8E" wp14:editId="707F5AC8">
+            <wp:extent cx="5400040" cy="5364480"/>
+            <wp:effectExtent l="0" t="0" r="0" b="7620"/>
+            <wp:docPr id="1720397315" name="Imagen 14"/>
+            <wp:cNvGraphicFramePr>
+              <a:graphicFrameLocks xmlns:a="http://schemas.openxmlformats.org/drawingml/2006/main" noChangeAspect="1"/>
+            </wp:cNvGraphicFramePr>
+            <a:graphic xmlns:a="http://schemas.openxmlformats.org/drawingml/2006/main">
+              <a:graphicData uri="http://schemas.openxmlformats.org/drawingml/2006/picture">
+                <pic:pic xmlns:pic="http://schemas.openxmlformats.org/drawingml/2006/picture">
+                  <pic:nvPicPr>
+                    <pic:cNvPr id="0" name="Picture 14"/>
+                    <pic:cNvPicPr>
+                      <a:picLocks noChangeAspect="1" noChangeArrowheads="1"/>
+                    </pic:cNvPicPr>
+                  </pic:nvPicPr>
+                  <pic:blipFill>
+                    <a:blip r:embed="rId43">
+                      <a:extLst>
+                        <a:ext uri="{28A0092B-C50C-407E-A947-70E740481C1C}">
+                          <a14:useLocalDpi xmlns:a14="http://schemas.microsoft.com/office/drawing/2010/main" val="0"/>
+                        </a:ext>
+                      </a:extLst>
+                    </a:blip>
+                    <a:srcRect/>
+                    <a:stretch>
+                      <a:fillRect/>
+                    </a:stretch>
+                  </pic:blipFill>
+                  <pic:spPr bwMode="auto">
+                    <a:xfrm>
+                      <a:off x="0" y="0"/>
+                      <a:ext cx="5400040" cy="5364480"/>
+                    </a:xfrm>
+                    <a:prstGeom prst="rect">
+                      <a:avLst/>
+                    </a:prstGeom>
+                    <a:noFill/>
+                    <a:ln>
+                      <a:noFill/>
+                    </a:ln>
+                  </pic:spPr>
+                </pic:pic>
+              </a:graphicData>
+            </a:graphic>
+          </wp:inline>
+        </w:drawing>
+      </w:r>
     </w:p>
     <w:p>
       <w:pPr>
@@ -19250,7 +19849,21 @@
                 <w:rFonts w:ascii="Times New Roman" w:eastAsia="Times New Roman" w:hAnsi="Times New Roman" w:cs="Times New Roman"/>
                 <w:color w:val="000000"/>
               </w:rPr>
-              <w:t>El caso de uso permitirá al usuario dar de baja un producto existente en el sistema.</w:t>
+              <w:t xml:space="preserve">El caso de uso permitirá al </w:t>
+            </w:r>
+            <w:r>
+              <w:rPr>
+                <w:rFonts w:ascii="Times New Roman" w:eastAsia="Times New Roman" w:hAnsi="Times New Roman" w:cs="Times New Roman"/>
+                <w:color w:val="000000"/>
+              </w:rPr>
+              <w:t>administrador</w:t>
+            </w:r>
+            <w:r>
+              <w:rPr>
+                <w:rFonts w:ascii="Times New Roman" w:eastAsia="Times New Roman" w:hAnsi="Times New Roman" w:cs="Times New Roman"/>
+                <w:color w:val="000000"/>
+              </w:rPr>
+              <w:t xml:space="preserve"> dar de baja un producto existente en el sistema.</w:t>
             </w:r>
           </w:p>
         </w:tc>
@@ -19289,6 +19902,7 @@
                 <w:bCs/>
                 <w:color w:val="000000"/>
               </w:rPr>
+              <w:lastRenderedPageBreak/>
               <w:t xml:space="preserve">ACTOR PRINCIPAL: </w:t>
             </w:r>
             <w:r>
@@ -19296,7 +19910,7 @@
                 <w:rFonts w:ascii="Times New Roman" w:eastAsia="Times New Roman" w:hAnsi="Times New Roman" w:cs="Times New Roman"/>
                 <w:color w:val="000000"/>
               </w:rPr>
-              <w:t>Usuario</w:t>
+              <w:t>Administrador</w:t>
             </w:r>
           </w:p>
         </w:tc>
@@ -19416,7 +20030,21 @@
                 <w:rFonts w:ascii="Times New Roman" w:eastAsia="Times New Roman" w:hAnsi="Times New Roman" w:cs="Times New Roman"/>
                 <w:color w:val="000000"/>
               </w:rPr>
-              <w:t>El usuario debió haberse logueado con éxito previamente en el sistema.</w:t>
+              <w:t xml:space="preserve">El </w:t>
+            </w:r>
+            <w:r>
+              <w:rPr>
+                <w:rFonts w:ascii="Times New Roman" w:eastAsia="Times New Roman" w:hAnsi="Times New Roman" w:cs="Times New Roman"/>
+                <w:color w:val="000000"/>
+              </w:rPr>
+              <w:t>administrador</w:t>
+            </w:r>
+            <w:r>
+              <w:rPr>
+                <w:rFonts w:ascii="Times New Roman" w:eastAsia="Times New Roman" w:hAnsi="Times New Roman" w:cs="Times New Roman"/>
+                <w:color w:val="000000"/>
+              </w:rPr>
+              <w:t xml:space="preserve"> debió haberse logueado con éxito previamente en el sistema.</w:t>
             </w:r>
             <w:r>
               <w:rPr>
@@ -19424,7 +20052,21 @@
                 <w:color w:val="000000"/>
               </w:rPr>
               <w:br/>
-              <w:t>. El usuario debe tener permisos para hacer un control de los productos.</w:t>
+              <w:t xml:space="preserve">. El </w:t>
+            </w:r>
+            <w:r>
+              <w:rPr>
+                <w:rFonts w:ascii="Times New Roman" w:eastAsia="Times New Roman" w:hAnsi="Times New Roman" w:cs="Times New Roman"/>
+                <w:color w:val="000000"/>
+              </w:rPr>
+              <w:t>administrador</w:t>
+            </w:r>
+            <w:r>
+              <w:rPr>
+                <w:rFonts w:ascii="Times New Roman" w:eastAsia="Times New Roman" w:hAnsi="Times New Roman" w:cs="Times New Roman"/>
+                <w:color w:val="000000"/>
+              </w:rPr>
+              <w:t xml:space="preserve"> debe tener permisos para hacer un control de los productos.</w:t>
             </w:r>
           </w:p>
           <w:p>
@@ -19563,7 +20205,6 @@
                 <w:bCs/>
                 <w:color w:val="000000"/>
               </w:rPr>
-              <w:lastRenderedPageBreak/>
               <w:t>ESCENARIO PRINCIPAL: </w:t>
             </w:r>
           </w:p>
@@ -19597,7 +20238,7 @@
                 <w:sz w:val="22"/>
                 <w:szCs w:val="22"/>
               </w:rPr>
-              <w:t>usuario</w:t>
+              <w:t>administrador</w:t>
             </w:r>
             <w:r>
               <w:rPr>
@@ -19615,16 +20256,7 @@
                 <w:sz w:val="22"/>
                 <w:szCs w:val="22"/>
               </w:rPr>
-              <w:t xml:space="preserve">Formulario </w:t>
-            </w:r>
-            <w:r>
-              <w:rPr>
-                <w:rFonts w:ascii="Times New Roman" w:eastAsia="Times New Roman" w:hAnsi="Times New Roman" w:cs="Times New Roman"/>
-                <w:color w:val="000000"/>
-                <w:sz w:val="22"/>
-                <w:szCs w:val="22"/>
-              </w:rPr>
-              <w:t>Productos</w:t>
+              <w:t>Formulario Productos</w:t>
             </w:r>
             <w:r>
               <w:rPr>
@@ -19735,7 +20367,25 @@
                 <w:sz w:val="22"/>
                 <w:szCs w:val="22"/>
               </w:rPr>
-              <w:t>El usuario selecciona el producto que quiere dar de baja.</w:t>
+              <w:t xml:space="preserve">El </w:t>
+            </w:r>
+            <w:r>
+              <w:rPr>
+                <w:rFonts w:ascii="Times New Roman" w:eastAsia="Times New Roman" w:hAnsi="Times New Roman" w:cs="Times New Roman"/>
+                <w:color w:val="000000"/>
+                <w:sz w:val="22"/>
+                <w:szCs w:val="22"/>
+              </w:rPr>
+              <w:t>administrador</w:t>
+            </w:r>
+            <w:r>
+              <w:rPr>
+                <w:rFonts w:ascii="Times New Roman" w:eastAsia="Times New Roman" w:hAnsi="Times New Roman" w:cs="Times New Roman"/>
+                <w:color w:val="000000"/>
+                <w:sz w:val="22"/>
+                <w:szCs w:val="22"/>
+              </w:rPr>
+              <w:t xml:space="preserve"> selecciona el producto que quiere dar de baja.</w:t>
             </w:r>
           </w:p>
           <w:p>
@@ -19783,7 +20433,25 @@
                 <w:sz w:val="22"/>
                 <w:szCs w:val="22"/>
               </w:rPr>
-              <w:t>El usuario confirma baja.</w:t>
+              <w:t xml:space="preserve">El </w:t>
+            </w:r>
+            <w:r>
+              <w:rPr>
+                <w:rFonts w:ascii="Times New Roman" w:eastAsia="Times New Roman" w:hAnsi="Times New Roman" w:cs="Times New Roman"/>
+                <w:color w:val="000000"/>
+                <w:sz w:val="22"/>
+                <w:szCs w:val="22"/>
+              </w:rPr>
+              <w:t>administrador</w:t>
+            </w:r>
+            <w:r>
+              <w:rPr>
+                <w:rFonts w:ascii="Times New Roman" w:eastAsia="Times New Roman" w:hAnsi="Times New Roman" w:cs="Times New Roman"/>
+                <w:color w:val="000000"/>
+                <w:sz w:val="22"/>
+                <w:szCs w:val="22"/>
+              </w:rPr>
+              <w:t xml:space="preserve"> confirma baja.</w:t>
             </w:r>
           </w:p>
           <w:p>
@@ -19814,7 +20482,25 @@
                 <w:sz w:val="22"/>
                 <w:szCs w:val="22"/>
               </w:rPr>
-              <w:t>El sistema informa al usuario con un mensaje en pantalla “Baja exitosa”.</w:t>
+              <w:t xml:space="preserve">El sistema informa al </w:t>
+            </w:r>
+            <w:r>
+              <w:rPr>
+                <w:rFonts w:ascii="Times New Roman" w:eastAsia="Times New Roman" w:hAnsi="Times New Roman" w:cs="Times New Roman"/>
+                <w:color w:val="000000"/>
+                <w:sz w:val="22"/>
+                <w:szCs w:val="22"/>
+              </w:rPr>
+              <w:t>administrador</w:t>
+            </w:r>
+            <w:r>
+              <w:rPr>
+                <w:rFonts w:ascii="Times New Roman" w:eastAsia="Times New Roman" w:hAnsi="Times New Roman" w:cs="Times New Roman"/>
+                <w:color w:val="000000"/>
+                <w:sz w:val="22"/>
+                <w:szCs w:val="22"/>
+              </w:rPr>
+              <w:t xml:space="preserve"> con un mensaje en pantalla “Baja exitosa”.</w:t>
             </w:r>
           </w:p>
         </w:tc>
@@ -19873,7 +20559,16 @@
                 <w:bCs/>
                 <w:color w:val="000000"/>
               </w:rPr>
-              <w:t>FA1- Arrepentimiento de baja</w:t>
+              <w:t xml:space="preserve">FA1- </w:t>
+            </w:r>
+            <w:r>
+              <w:rPr>
+                <w:rFonts w:ascii="Times New Roman" w:eastAsia="Times New Roman" w:hAnsi="Times New Roman" w:cs="Times New Roman"/>
+                <w:b/>
+                <w:bCs/>
+                <w:color w:val="000000"/>
+              </w:rPr>
+              <w:t>Arrepentimiento de baja</w:t>
             </w:r>
           </w:p>
           <w:p>
@@ -19900,7 +20595,21 @@
                 <w:rFonts w:ascii="Times New Roman" w:eastAsia="Times New Roman" w:hAnsi="Times New Roman" w:cs="Times New Roman"/>
                 <w:color w:val="000000"/>
               </w:rPr>
-              <w:t>El usuario rechaza la acción.</w:t>
+              <w:t xml:space="preserve">El </w:t>
+            </w:r>
+            <w:r>
+              <w:rPr>
+                <w:rFonts w:ascii="Times New Roman" w:eastAsia="Times New Roman" w:hAnsi="Times New Roman" w:cs="Times New Roman"/>
+                <w:color w:val="000000"/>
+              </w:rPr>
+              <w:t>administrador</w:t>
+            </w:r>
+            <w:r>
+              <w:rPr>
+                <w:rFonts w:ascii="Times New Roman" w:eastAsia="Times New Roman" w:hAnsi="Times New Roman" w:cs="Times New Roman"/>
+                <w:color w:val="000000"/>
+              </w:rPr>
+              <w:t xml:space="preserve"> rechaza la acción.</w:t>
             </w:r>
           </w:p>
         </w:tc>
@@ -19946,7 +20655,35 @@
                 <w:rFonts w:ascii="Times New Roman" w:eastAsia="Times New Roman" w:hAnsi="Times New Roman" w:cs="Times New Roman"/>
                 <w:color w:val="000000"/>
               </w:rPr>
-              <w:t>El usuario da de baja con éxito un usuario del sistema.</w:t>
+              <w:t xml:space="preserve">El </w:t>
+            </w:r>
+            <w:r>
+              <w:rPr>
+                <w:rFonts w:ascii="Times New Roman" w:eastAsia="Times New Roman" w:hAnsi="Times New Roman" w:cs="Times New Roman"/>
+                <w:color w:val="000000"/>
+              </w:rPr>
+              <w:t>administrador</w:t>
+            </w:r>
+            <w:r>
+              <w:rPr>
+                <w:rFonts w:ascii="Times New Roman" w:eastAsia="Times New Roman" w:hAnsi="Times New Roman" w:cs="Times New Roman"/>
+                <w:color w:val="000000"/>
+              </w:rPr>
+              <w:t xml:space="preserve"> da de baja con éxito un </w:t>
+            </w:r>
+            <w:r>
+              <w:rPr>
+                <w:rFonts w:ascii="Times New Roman" w:eastAsia="Times New Roman" w:hAnsi="Times New Roman" w:cs="Times New Roman"/>
+                <w:color w:val="000000"/>
+              </w:rPr>
+              <w:t>producto</w:t>
+            </w:r>
+            <w:r>
+              <w:rPr>
+                <w:rFonts w:ascii="Times New Roman" w:eastAsia="Times New Roman" w:hAnsi="Times New Roman" w:cs="Times New Roman"/>
+                <w:color w:val="000000"/>
+              </w:rPr>
+              <w:t xml:space="preserve"> del sistema.</w:t>
             </w:r>
           </w:p>
         </w:tc>
@@ -20257,7 +20994,21 @@
                 <w:rFonts w:ascii="Times New Roman" w:eastAsia="Times New Roman" w:hAnsi="Times New Roman" w:cs="Times New Roman"/>
                 <w:color w:val="000000"/>
               </w:rPr>
-              <w:t>El caso de uso permitirá al usuario modificar los datos de un producto existente en el sistema.</w:t>
+              <w:t xml:space="preserve">El caso de uso permitirá al </w:t>
+            </w:r>
+            <w:r>
+              <w:rPr>
+                <w:rFonts w:ascii="Times New Roman" w:eastAsia="Times New Roman" w:hAnsi="Times New Roman" w:cs="Times New Roman"/>
+                <w:color w:val="000000"/>
+              </w:rPr>
+              <w:t>administrador</w:t>
+            </w:r>
+            <w:r>
+              <w:rPr>
+                <w:rFonts w:ascii="Times New Roman" w:eastAsia="Times New Roman" w:hAnsi="Times New Roman" w:cs="Times New Roman"/>
+                <w:color w:val="000000"/>
+              </w:rPr>
+              <w:t xml:space="preserve"> modificar los datos de un producto existente en el sistema.</w:t>
             </w:r>
           </w:p>
         </w:tc>
@@ -20303,7 +21054,7 @@
                 <w:rFonts w:ascii="Times New Roman" w:eastAsia="Times New Roman" w:hAnsi="Times New Roman" w:cs="Times New Roman"/>
                 <w:color w:val="000000"/>
               </w:rPr>
-              <w:t>Usuario</w:t>
+              <w:t>Administrador</w:t>
             </w:r>
           </w:p>
         </w:tc>
@@ -20423,7 +21174,21 @@
                 <w:rFonts w:ascii="Times New Roman" w:eastAsia="Times New Roman" w:hAnsi="Times New Roman" w:cs="Times New Roman"/>
                 <w:color w:val="000000"/>
               </w:rPr>
-              <w:t>El usuario debió haberse logueado con éxito previamente en el sistema.</w:t>
+              <w:t xml:space="preserve">El </w:t>
+            </w:r>
+            <w:r>
+              <w:rPr>
+                <w:rFonts w:ascii="Times New Roman" w:eastAsia="Times New Roman" w:hAnsi="Times New Roman" w:cs="Times New Roman"/>
+                <w:color w:val="000000"/>
+              </w:rPr>
+              <w:t>administrador</w:t>
+            </w:r>
+            <w:r>
+              <w:rPr>
+                <w:rFonts w:ascii="Times New Roman" w:eastAsia="Times New Roman" w:hAnsi="Times New Roman" w:cs="Times New Roman"/>
+                <w:color w:val="000000"/>
+              </w:rPr>
+              <w:t xml:space="preserve"> debió haberse logueado con éxito previamente en el sistema.</w:t>
             </w:r>
             <w:r>
               <w:rPr>
@@ -20431,7 +21196,21 @@
                 <w:color w:val="000000"/>
               </w:rPr>
               <w:br/>
-              <w:t>. El usuario debe tener permisos para hacer un control de los productos.</w:t>
+              <w:t xml:space="preserve">. El </w:t>
+            </w:r>
+            <w:r>
+              <w:rPr>
+                <w:rFonts w:ascii="Times New Roman" w:eastAsia="Times New Roman" w:hAnsi="Times New Roman" w:cs="Times New Roman"/>
+                <w:color w:val="000000"/>
+              </w:rPr>
+              <w:t>administrador</w:t>
+            </w:r>
+            <w:r>
+              <w:rPr>
+                <w:rFonts w:ascii="Times New Roman" w:eastAsia="Times New Roman" w:hAnsi="Times New Roman" w:cs="Times New Roman"/>
+                <w:color w:val="000000"/>
+              </w:rPr>
+              <w:t xml:space="preserve"> debe tener permisos para hacer un control de los productos.</w:t>
             </w:r>
           </w:p>
           <w:p>
@@ -20446,6 +21225,7 @@
                 <w:rFonts w:ascii="Times New Roman" w:eastAsia="Times New Roman" w:hAnsi="Times New Roman" w:cs="Times New Roman"/>
                 <w:color w:val="000000"/>
               </w:rPr>
+              <w:lastRenderedPageBreak/>
               <w:t>. Debe de haber por lo menos un producto registrado en el sistema.</w:t>
             </w:r>
           </w:p>
@@ -20485,6 +21265,7 @@
                 <w:bCs/>
                 <w:color w:val="000000"/>
               </w:rPr>
+              <w:lastRenderedPageBreak/>
               <w:t xml:space="preserve">PUNTOS DE EXTENSIÓN: </w:t>
             </w:r>
             <w:r>
@@ -20603,7 +21384,7 @@
                 <w:sz w:val="22"/>
                 <w:szCs w:val="22"/>
               </w:rPr>
-              <w:t>usuario</w:t>
+              <w:t>administrador</w:t>
             </w:r>
             <w:r>
               <w:rPr>
@@ -20621,16 +21402,7 @@
                 <w:sz w:val="22"/>
                 <w:szCs w:val="22"/>
               </w:rPr>
-              <w:t xml:space="preserve">Formulario </w:t>
-            </w:r>
-            <w:r>
-              <w:rPr>
-                <w:rFonts w:ascii="Times New Roman" w:eastAsia="Times New Roman" w:hAnsi="Times New Roman" w:cs="Times New Roman"/>
-                <w:color w:val="000000"/>
-                <w:sz w:val="22"/>
-                <w:szCs w:val="22"/>
-              </w:rPr>
-              <w:t>Productos</w:t>
+              <w:t>Formulario Productos</w:t>
             </w:r>
             <w:r>
               <w:rPr>
@@ -20741,7 +21513,25 @@
                 <w:sz w:val="22"/>
                 <w:szCs w:val="22"/>
               </w:rPr>
-              <w:t>El usuario selecciona el producto que quiere modificar.</w:t>
+              <w:t xml:space="preserve">El </w:t>
+            </w:r>
+            <w:r>
+              <w:rPr>
+                <w:rFonts w:ascii="Times New Roman" w:eastAsia="Times New Roman" w:hAnsi="Times New Roman" w:cs="Times New Roman"/>
+                <w:color w:val="000000"/>
+                <w:sz w:val="22"/>
+                <w:szCs w:val="22"/>
+              </w:rPr>
+              <w:t>administrador</w:t>
+            </w:r>
+            <w:r>
+              <w:rPr>
+                <w:rFonts w:ascii="Times New Roman" w:eastAsia="Times New Roman" w:hAnsi="Times New Roman" w:cs="Times New Roman"/>
+                <w:color w:val="000000"/>
+                <w:sz w:val="22"/>
+                <w:szCs w:val="22"/>
+              </w:rPr>
+              <w:t xml:space="preserve"> selecciona el producto que quiere modificar.</w:t>
             </w:r>
           </w:p>
           <w:p>
@@ -20765,7 +21555,6 @@
                 <w:sz w:val="22"/>
                 <w:szCs w:val="22"/>
               </w:rPr>
-              <w:lastRenderedPageBreak/>
               <w:t xml:space="preserve">El sistema presenta </w:t>
             </w:r>
             <w:r>
@@ -20808,7 +21597,25 @@
                 <w:sz w:val="22"/>
                 <w:szCs w:val="22"/>
               </w:rPr>
-              <w:t>El usuario ingresa los datos requeridos.</w:t>
+              <w:t xml:space="preserve">El </w:t>
+            </w:r>
+            <w:r>
+              <w:rPr>
+                <w:rFonts w:ascii="Times New Roman" w:eastAsia="Times New Roman" w:hAnsi="Times New Roman" w:cs="Times New Roman"/>
+                <w:color w:val="000000"/>
+                <w:sz w:val="22"/>
+                <w:szCs w:val="22"/>
+              </w:rPr>
+              <w:t>administrador</w:t>
+            </w:r>
+            <w:r>
+              <w:rPr>
+                <w:rFonts w:ascii="Times New Roman" w:eastAsia="Times New Roman" w:hAnsi="Times New Roman" w:cs="Times New Roman"/>
+                <w:color w:val="000000"/>
+                <w:sz w:val="22"/>
+                <w:szCs w:val="22"/>
+              </w:rPr>
+              <w:t xml:space="preserve"> ingresa los datos requeridos.</w:t>
             </w:r>
           </w:p>
           <w:p>
@@ -20856,7 +21663,25 @@
                 <w:sz w:val="22"/>
                 <w:szCs w:val="22"/>
               </w:rPr>
-              <w:t>El usuario confirma modificación.</w:t>
+              <w:t xml:space="preserve">El </w:t>
+            </w:r>
+            <w:r>
+              <w:rPr>
+                <w:rFonts w:ascii="Times New Roman" w:eastAsia="Times New Roman" w:hAnsi="Times New Roman" w:cs="Times New Roman"/>
+                <w:color w:val="000000"/>
+                <w:sz w:val="22"/>
+                <w:szCs w:val="22"/>
+              </w:rPr>
+              <w:t>administrador</w:t>
+            </w:r>
+            <w:r>
+              <w:rPr>
+                <w:rFonts w:ascii="Times New Roman" w:eastAsia="Times New Roman" w:hAnsi="Times New Roman" w:cs="Times New Roman"/>
+                <w:color w:val="000000"/>
+                <w:sz w:val="22"/>
+                <w:szCs w:val="22"/>
+              </w:rPr>
+              <w:t xml:space="preserve"> confirma modificación.</w:t>
             </w:r>
           </w:p>
           <w:p>
@@ -20931,7 +21756,6 @@
                 <w:bCs/>
                 <w:color w:val="000000"/>
               </w:rPr>
-              <w:lastRenderedPageBreak/>
               <w:t>FLUJOS ALTERNATIVO: </w:t>
             </w:r>
           </w:p>
@@ -21241,7 +22065,11 @@
         <w:t xml:space="preserve">Si </w:t>
       </w:r>
       <w:r>
-        <w:t xml:space="preserve">se han intercambiado datos de posición. Para esto último es importante, al momento de determinar el algoritmo de cálculo a emplear, que en el cálculo no sólo participe el contenido del atributo sino también la posición del carácter y la posición del atributo dentro de la entidad.  </w:t>
+        <w:t xml:space="preserve">se han intercambiado datos de posición. Para esto último es importante, al momento de determinar el algoritmo de cálculo a </w:t>
+      </w:r>
+      <w:r>
+        <w:lastRenderedPageBreak/>
+        <w:t xml:space="preserve">emplear, que en el cálculo no sólo participe el contenido del atributo sino también la posición del carácter y la posición del atributo dentro de la entidad.  </w:t>
       </w:r>
     </w:p>
     <w:p>
@@ -21256,7 +22084,6 @@
         <w:rPr>
           <w:rFonts w:ascii="Times New Roman" w:eastAsia="Times New Roman" w:hAnsi="Times New Roman" w:cs="Times New Roman"/>
         </w:rPr>
-        <w:lastRenderedPageBreak/>
         <w:t>8. GESTIÓN DE PERFILES DE USUARIO</w:t>
       </w:r>
       <w:bookmarkEnd w:id="83"/>
@@ -21496,6 +22323,7 @@
           <w:sz w:val="30"/>
           <w:szCs w:val="30"/>
         </w:rPr>
+        <w:lastRenderedPageBreak/>
         <w:t>8.7 Asignar Permiso a Usuario</w:t>
       </w:r>
       <w:bookmarkEnd w:id="92"/>
@@ -21580,7 +22408,6 @@
           <w:sz w:val="28"/>
           <w:szCs w:val="28"/>
         </w:rPr>
-        <w:lastRenderedPageBreak/>
         <w:t>8.8.2 Diagrama Secuencia Sistema</w:t>
       </w:r>
     </w:p>
@@ -21716,7 +22543,6 @@
       </w:r>
       <w:bookmarkEnd w:id="101"/>
     </w:p>
-    <w:p/>
     <w:p>
       <w:pPr>
         <w:pStyle w:val="Ttulo2"/>
@@ -21803,6 +22629,935 @@
       </w:r>
       <w:bookmarkEnd w:id="103"/>
     </w:p>
+    <w:tbl>
+      <w:tblPr>
+        <w:tblW w:w="8500" w:type="dxa"/>
+        <w:tblLayout w:type="fixed"/>
+        <w:tblLook w:val="0400" w:firstRow="0" w:lastRow="0" w:firstColumn="0" w:lastColumn="0" w:noHBand="0" w:noVBand="1"/>
+      </w:tblPr>
+      <w:tblGrid>
+        <w:gridCol w:w="8500"/>
+      </w:tblGrid>
+      <w:tr>
+        <w:trPr>
+          <w:trHeight w:val="371"/>
+        </w:trPr>
+        <w:tc>
+          <w:tcPr>
+            <w:tcW w:w="8500" w:type="dxa"/>
+            <w:tcBorders>
+              <w:top w:val="single" w:sz="8" w:space="0" w:color="000000"/>
+              <w:left w:val="single" w:sz="4" w:space="0" w:color="000000"/>
+              <w:bottom w:val="single" w:sz="4" w:space="0" w:color="000000"/>
+              <w:right w:val="single" w:sz="4" w:space="0" w:color="000000"/>
+            </w:tcBorders>
+            <w:tcMar>
+              <w:top w:w="14" w:type="dxa"/>
+              <w:left w:w="115" w:type="dxa"/>
+              <w:bottom w:w="0" w:type="dxa"/>
+              <w:right w:w="115" w:type="dxa"/>
+            </w:tcMar>
+          </w:tcPr>
+          <w:p>
+            <w:pPr>
+              <w:spacing w:after="0" w:line="240" w:lineRule="auto"/>
+              <w:rPr>
+                <w:rFonts w:ascii="Times New Roman" w:eastAsia="Times New Roman" w:hAnsi="Times New Roman" w:cs="Times New Roman"/>
+              </w:rPr>
+            </w:pPr>
+            <w:r>
+              <w:rPr>
+                <w:rFonts w:ascii="Times New Roman" w:eastAsia="Times New Roman" w:hAnsi="Times New Roman" w:cs="Times New Roman"/>
+                <w:b/>
+                <w:bCs/>
+                <w:color w:val="000000"/>
+              </w:rPr>
+              <w:t xml:space="preserve">ID Y NOMBRE: </w:t>
+            </w:r>
+            <w:r>
+              <w:rPr>
+                <w:rFonts w:ascii="Times New Roman" w:eastAsia="Times New Roman" w:hAnsi="Times New Roman" w:cs="Times New Roman"/>
+                <w:color w:val="000000"/>
+              </w:rPr>
+              <w:t xml:space="preserve">CU 00 – </w:t>
+            </w:r>
+            <w:r>
+              <w:rPr>
+                <w:rFonts w:ascii="Times New Roman" w:eastAsia="Times New Roman" w:hAnsi="Times New Roman" w:cs="Times New Roman"/>
+                <w:color w:val="000000"/>
+              </w:rPr>
+              <w:t>Revertir Cambios</w:t>
+            </w:r>
+          </w:p>
+        </w:tc>
+      </w:tr>
+      <w:tr>
+        <w:trPr>
+          <w:trHeight w:val="371"/>
+        </w:trPr>
+        <w:tc>
+          <w:tcPr>
+            <w:tcW w:w="8500" w:type="dxa"/>
+            <w:tcBorders>
+              <w:top w:val="single" w:sz="4" w:space="0" w:color="000000"/>
+              <w:left w:val="single" w:sz="4" w:space="0" w:color="000000"/>
+              <w:bottom w:val="single" w:sz="8" w:space="0" w:color="000000"/>
+              <w:right w:val="single" w:sz="4" w:space="0" w:color="000000"/>
+            </w:tcBorders>
+            <w:tcMar>
+              <w:top w:w="14" w:type="dxa"/>
+              <w:left w:w="115" w:type="dxa"/>
+              <w:bottom w:w="0" w:type="dxa"/>
+              <w:right w:w="115" w:type="dxa"/>
+            </w:tcMar>
+          </w:tcPr>
+          <w:p>
+            <w:pPr>
+              <w:spacing w:after="0" w:line="240" w:lineRule="auto"/>
+              <w:rPr>
+                <w:rFonts w:ascii="Times New Roman" w:eastAsia="Times New Roman" w:hAnsi="Times New Roman" w:cs="Times New Roman"/>
+              </w:rPr>
+            </w:pPr>
+            <w:r>
+              <w:rPr>
+                <w:rFonts w:ascii="Times New Roman" w:eastAsia="Times New Roman" w:hAnsi="Times New Roman" w:cs="Times New Roman"/>
+                <w:b/>
+                <w:bCs/>
+                <w:color w:val="000000"/>
+              </w:rPr>
+              <w:t>ESTADO:</w:t>
+            </w:r>
+            <w:r>
+              <w:rPr>
+                <w:rFonts w:ascii="Times New Roman" w:eastAsia="Times New Roman" w:hAnsi="Times New Roman" w:cs="Times New Roman"/>
+                <w:color w:val="000000"/>
+              </w:rPr>
+              <w:t> </w:t>
+            </w:r>
+          </w:p>
+        </w:tc>
+      </w:tr>
+      <w:tr>
+        <w:trPr>
+          <w:trHeight w:val="373"/>
+        </w:trPr>
+        <w:tc>
+          <w:tcPr>
+            <w:tcW w:w="8500" w:type="dxa"/>
+            <w:tcBorders>
+              <w:top w:val="single" w:sz="8" w:space="0" w:color="000000"/>
+              <w:left w:val="single" w:sz="4" w:space="0" w:color="000000"/>
+              <w:bottom w:val="single" w:sz="8" w:space="0" w:color="000000"/>
+              <w:right w:val="single" w:sz="4" w:space="0" w:color="000000"/>
+            </w:tcBorders>
+            <w:tcMar>
+              <w:top w:w="14" w:type="dxa"/>
+              <w:left w:w="115" w:type="dxa"/>
+              <w:bottom w:w="0" w:type="dxa"/>
+              <w:right w:w="115" w:type="dxa"/>
+            </w:tcMar>
+          </w:tcPr>
+          <w:p>
+            <w:pPr>
+              <w:spacing w:after="0" w:line="240" w:lineRule="auto"/>
+              <w:rPr>
+                <w:rFonts w:ascii="Times New Roman" w:eastAsia="Times New Roman" w:hAnsi="Times New Roman" w:cs="Times New Roman"/>
+              </w:rPr>
+            </w:pPr>
+            <w:r>
+              <w:rPr>
+                <w:rFonts w:ascii="Times New Roman" w:eastAsia="Times New Roman" w:hAnsi="Times New Roman" w:cs="Times New Roman"/>
+                <w:b/>
+                <w:bCs/>
+                <w:color w:val="000000"/>
+              </w:rPr>
+              <w:t xml:space="preserve">DESCRIPCIÓN: </w:t>
+            </w:r>
+            <w:r>
+              <w:rPr>
+                <w:rFonts w:ascii="Times New Roman" w:eastAsia="Times New Roman" w:hAnsi="Times New Roman" w:cs="Times New Roman"/>
+                <w:color w:val="000000"/>
+              </w:rPr>
+              <w:t xml:space="preserve">El caso de uso </w:t>
+            </w:r>
+            <w:r>
+              <w:rPr>
+                <w:rFonts w:ascii="Times New Roman" w:eastAsia="Times New Roman" w:hAnsi="Times New Roman" w:cs="Times New Roman"/>
+                <w:color w:val="000000"/>
+              </w:rPr>
+              <w:t>permitirá</w:t>
+            </w:r>
+            <w:r>
+              <w:rPr>
+                <w:rFonts w:ascii="Times New Roman" w:eastAsia="Times New Roman" w:hAnsi="Times New Roman" w:cs="Times New Roman"/>
+                <w:color w:val="000000"/>
+              </w:rPr>
+              <w:t xml:space="preserve"> al usuario visualizar la lista de productos existentes y, posteriormente, registrar la acción de reversión de cambios de un producto específico, asegurando la trazabilidad de la operación en el sistema. Implica la consulta inicial de productos y el posterior registro del control de cambios.</w:t>
+            </w:r>
+          </w:p>
+        </w:tc>
+      </w:tr>
+      <w:tr>
+        <w:trPr>
+          <w:trHeight w:val="370"/>
+        </w:trPr>
+        <w:tc>
+          <w:tcPr>
+            <w:tcW w:w="8500" w:type="dxa"/>
+            <w:tcBorders>
+              <w:top w:val="single" w:sz="8" w:space="0" w:color="000000"/>
+              <w:left w:val="single" w:sz="4" w:space="0" w:color="000000"/>
+              <w:bottom w:val="single" w:sz="8" w:space="0" w:color="000000"/>
+              <w:right w:val="single" w:sz="4" w:space="0" w:color="000000"/>
+            </w:tcBorders>
+            <w:tcMar>
+              <w:top w:w="14" w:type="dxa"/>
+              <w:left w:w="115" w:type="dxa"/>
+              <w:bottom w:w="0" w:type="dxa"/>
+              <w:right w:w="115" w:type="dxa"/>
+            </w:tcMar>
+          </w:tcPr>
+          <w:p>
+            <w:pPr>
+              <w:spacing w:after="0" w:line="240" w:lineRule="auto"/>
+              <w:rPr>
+                <w:rFonts w:ascii="Times New Roman" w:eastAsia="Times New Roman" w:hAnsi="Times New Roman" w:cs="Times New Roman"/>
+              </w:rPr>
+            </w:pPr>
+            <w:r>
+              <w:rPr>
+                <w:rFonts w:ascii="Times New Roman" w:eastAsia="Times New Roman" w:hAnsi="Times New Roman" w:cs="Times New Roman"/>
+                <w:b/>
+                <w:bCs/>
+                <w:color w:val="000000"/>
+              </w:rPr>
+              <w:t xml:space="preserve">ACTOR PRINCIPAL: </w:t>
+            </w:r>
+            <w:r>
+              <w:rPr>
+                <w:rFonts w:ascii="Times New Roman" w:eastAsia="Times New Roman" w:hAnsi="Times New Roman" w:cs="Times New Roman"/>
+                <w:color w:val="000000"/>
+              </w:rPr>
+              <w:t>Usuario</w:t>
+            </w:r>
+          </w:p>
+        </w:tc>
+      </w:tr>
+      <w:tr>
+        <w:trPr>
+          <w:trHeight w:val="367"/>
+        </w:trPr>
+        <w:tc>
+          <w:tcPr>
+            <w:tcW w:w="8500" w:type="dxa"/>
+            <w:tcBorders>
+              <w:top w:val="single" w:sz="8" w:space="0" w:color="000000"/>
+              <w:left w:val="single" w:sz="4" w:space="0" w:color="000000"/>
+              <w:bottom w:val="single" w:sz="4" w:space="0" w:color="000000"/>
+              <w:right w:val="single" w:sz="4" w:space="0" w:color="000000"/>
+            </w:tcBorders>
+            <w:tcMar>
+              <w:top w:w="14" w:type="dxa"/>
+              <w:left w:w="115" w:type="dxa"/>
+              <w:bottom w:w="0" w:type="dxa"/>
+              <w:right w:w="115" w:type="dxa"/>
+            </w:tcMar>
+          </w:tcPr>
+          <w:p>
+            <w:pPr>
+              <w:spacing w:after="0" w:line="240" w:lineRule="auto"/>
+              <w:rPr>
+                <w:rFonts w:ascii="Times New Roman" w:eastAsia="Times New Roman" w:hAnsi="Times New Roman" w:cs="Times New Roman"/>
+              </w:rPr>
+            </w:pPr>
+            <w:r>
+              <w:rPr>
+                <w:rFonts w:ascii="Times New Roman" w:eastAsia="Times New Roman" w:hAnsi="Times New Roman" w:cs="Times New Roman"/>
+                <w:b/>
+                <w:bCs/>
+                <w:color w:val="000000"/>
+              </w:rPr>
+              <w:t xml:space="preserve">ACTORES SECUNDARIOS: </w:t>
+            </w:r>
+            <w:r>
+              <w:rPr>
+                <w:rFonts w:ascii="Times New Roman" w:eastAsia="Times New Roman" w:hAnsi="Times New Roman" w:cs="Times New Roman"/>
+                <w:color w:val="000000"/>
+              </w:rPr>
+              <w:t> </w:t>
+            </w:r>
+          </w:p>
+        </w:tc>
+      </w:tr>
+      <w:tr>
+        <w:trPr>
+          <w:trHeight w:val="338"/>
+        </w:trPr>
+        <w:tc>
+          <w:tcPr>
+            <w:tcW w:w="8500" w:type="dxa"/>
+            <w:tcBorders>
+              <w:top w:val="single" w:sz="4" w:space="0" w:color="000000"/>
+              <w:left w:val="single" w:sz="4" w:space="0" w:color="000000"/>
+              <w:bottom w:val="single" w:sz="8" w:space="0" w:color="000000"/>
+              <w:right w:val="single" w:sz="4" w:space="0" w:color="000000"/>
+            </w:tcBorders>
+            <w:tcMar>
+              <w:top w:w="14" w:type="dxa"/>
+              <w:left w:w="115" w:type="dxa"/>
+              <w:bottom w:w="0" w:type="dxa"/>
+              <w:right w:w="115" w:type="dxa"/>
+            </w:tcMar>
+          </w:tcPr>
+          <w:p>
+            <w:pPr>
+              <w:spacing w:after="0" w:line="240" w:lineRule="auto"/>
+              <w:rPr>
+                <w:rFonts w:ascii="Times New Roman" w:eastAsia="Times New Roman" w:hAnsi="Times New Roman" w:cs="Times New Roman"/>
+                <w:b/>
+                <w:bCs/>
+                <w:color w:val="000000"/>
+              </w:rPr>
+            </w:pPr>
+            <w:r>
+              <w:rPr>
+                <w:rFonts w:ascii="Times New Roman" w:eastAsia="Times New Roman" w:hAnsi="Times New Roman" w:cs="Times New Roman"/>
+                <w:b/>
+                <w:bCs/>
+                <w:color w:val="000000"/>
+              </w:rPr>
+              <w:t xml:space="preserve">PRECONDICIONES: </w:t>
+            </w:r>
+          </w:p>
+          <w:p>
+            <w:pPr>
+              <w:rPr>
+                <w:rFonts w:ascii="Times New Roman" w:eastAsia="Times New Roman" w:hAnsi="Times New Roman" w:cs="Times New Roman"/>
+                <w:color w:val="000000"/>
+              </w:rPr>
+            </w:pPr>
+            <w:r>
+              <w:rPr>
+                <w:rFonts w:ascii="Times New Roman" w:eastAsia="Times New Roman" w:hAnsi="Times New Roman" w:cs="Times New Roman"/>
+                <w:color w:val="000000"/>
+              </w:rPr>
+              <w:lastRenderedPageBreak/>
+              <w:t>. El sistema debe estar operativo y con conexión a la base de datos.</w:t>
+            </w:r>
+          </w:p>
+          <w:p>
+            <w:pPr>
+              <w:rPr>
+                <w:rFonts w:ascii="Times New Roman" w:eastAsia="Times New Roman" w:hAnsi="Times New Roman" w:cs="Times New Roman"/>
+                <w:color w:val="000000"/>
+              </w:rPr>
+            </w:pPr>
+            <w:r>
+              <w:rPr>
+                <w:rFonts w:ascii="Times New Roman" w:eastAsia="Times New Roman" w:hAnsi="Times New Roman" w:cs="Times New Roman"/>
+                <w:color w:val="000000"/>
+              </w:rPr>
+              <w:t>. El usuario debe contar con permisos para acceder a la funcionalidad de reversión de cambios.</w:t>
+            </w:r>
+          </w:p>
+          <w:p>
+            <w:pPr>
+              <w:rPr>
+                <w:rFonts w:ascii="Times New Roman" w:eastAsia="Times New Roman" w:hAnsi="Times New Roman" w:cs="Times New Roman"/>
+                <w:color w:val="000000"/>
+              </w:rPr>
+            </w:pPr>
+            <w:r>
+              <w:rPr>
+                <w:rFonts w:ascii="Times New Roman" w:eastAsia="Times New Roman" w:hAnsi="Times New Roman" w:cs="Times New Roman"/>
+                <w:color w:val="000000"/>
+              </w:rPr>
+              <w:t>. Debe existir al menos un producto registrado en la base de datos para la consulta.</w:t>
+            </w:r>
+          </w:p>
+        </w:tc>
+      </w:tr>
+      <w:tr>
+        <w:trPr>
+          <w:trHeight w:val="482"/>
+        </w:trPr>
+        <w:tc>
+          <w:tcPr>
+            <w:tcW w:w="8500" w:type="dxa"/>
+            <w:tcBorders>
+              <w:top w:val="single" w:sz="8" w:space="0" w:color="000000"/>
+              <w:left w:val="single" w:sz="4" w:space="0" w:color="000000"/>
+              <w:bottom w:val="single" w:sz="8" w:space="0" w:color="000000"/>
+              <w:right w:val="single" w:sz="4" w:space="0" w:color="000000"/>
+            </w:tcBorders>
+            <w:tcMar>
+              <w:top w:w="14" w:type="dxa"/>
+              <w:left w:w="115" w:type="dxa"/>
+              <w:bottom w:w="0" w:type="dxa"/>
+              <w:right w:w="115" w:type="dxa"/>
+            </w:tcMar>
+          </w:tcPr>
+          <w:p>
+            <w:pPr>
+              <w:spacing w:after="0" w:line="240" w:lineRule="auto"/>
+              <w:rPr>
+                <w:rFonts w:ascii="Times New Roman" w:eastAsia="Times New Roman" w:hAnsi="Times New Roman" w:cs="Times New Roman"/>
+              </w:rPr>
+            </w:pPr>
+            <w:r>
+              <w:rPr>
+                <w:rFonts w:ascii="Times New Roman" w:eastAsia="Times New Roman" w:hAnsi="Times New Roman" w:cs="Times New Roman"/>
+                <w:b/>
+                <w:bCs/>
+                <w:color w:val="000000"/>
+              </w:rPr>
+              <w:lastRenderedPageBreak/>
+              <w:t xml:space="preserve">PUNTOS DE EXTENSIÓN: </w:t>
+            </w:r>
+            <w:r>
+              <w:rPr>
+                <w:rFonts w:ascii="Times New Roman" w:eastAsia="Times New Roman" w:hAnsi="Times New Roman" w:cs="Times New Roman"/>
+                <w:color w:val="000000"/>
+              </w:rPr>
+              <w:t> </w:t>
+            </w:r>
+          </w:p>
+        </w:tc>
+      </w:tr>
+      <w:tr>
+        <w:trPr>
+          <w:trHeight w:val="317"/>
+        </w:trPr>
+        <w:tc>
+          <w:tcPr>
+            <w:tcW w:w="8500" w:type="dxa"/>
+            <w:tcBorders>
+              <w:top w:val="single" w:sz="8" w:space="0" w:color="000000"/>
+              <w:left w:val="single" w:sz="4" w:space="0" w:color="000000"/>
+              <w:bottom w:val="single" w:sz="8" w:space="0" w:color="000000"/>
+              <w:right w:val="single" w:sz="4" w:space="0" w:color="000000"/>
+            </w:tcBorders>
+            <w:tcMar>
+              <w:top w:w="14" w:type="dxa"/>
+              <w:left w:w="115" w:type="dxa"/>
+              <w:bottom w:w="0" w:type="dxa"/>
+              <w:right w:w="115" w:type="dxa"/>
+            </w:tcMar>
+          </w:tcPr>
+          <w:p>
+            <w:pPr>
+              <w:spacing w:after="0" w:line="240" w:lineRule="auto"/>
+              <w:rPr>
+                <w:rFonts w:ascii="Times New Roman" w:eastAsia="Times New Roman" w:hAnsi="Times New Roman" w:cs="Times New Roman"/>
+              </w:rPr>
+            </w:pPr>
+            <w:r>
+              <w:rPr>
+                <w:rFonts w:ascii="Times New Roman" w:eastAsia="Times New Roman" w:hAnsi="Times New Roman" w:cs="Times New Roman"/>
+                <w:b/>
+                <w:bCs/>
+                <w:color w:val="000000"/>
+              </w:rPr>
+              <w:t>CONDICIÓN:</w:t>
+            </w:r>
+            <w:r>
+              <w:rPr>
+                <w:rFonts w:ascii="Times New Roman" w:eastAsia="Times New Roman" w:hAnsi="Times New Roman" w:cs="Times New Roman"/>
+                <w:b/>
+                <w:bCs/>
+                <w:color w:val="000000"/>
+              </w:rPr>
+              <w:t xml:space="preserve"> </w:t>
+            </w:r>
+            <w:r>
+              <w:rPr>
+                <w:rFonts w:ascii="Times New Roman" w:eastAsia="Times New Roman" w:hAnsi="Times New Roman" w:cs="Times New Roman"/>
+                <w:color w:val="000000"/>
+              </w:rPr>
+              <w:t>El usuario ha seleccionado la opción de Revertir Cambios.</w:t>
+            </w:r>
+          </w:p>
+        </w:tc>
+      </w:tr>
+      <w:tr>
+        <w:trPr>
+          <w:trHeight w:val="1905"/>
+        </w:trPr>
+        <w:tc>
+          <w:tcPr>
+            <w:tcW w:w="8500" w:type="dxa"/>
+            <w:tcBorders>
+              <w:top w:val="single" w:sz="8" w:space="0" w:color="000000"/>
+              <w:left w:val="single" w:sz="4" w:space="0" w:color="000000"/>
+              <w:bottom w:val="single" w:sz="8" w:space="0" w:color="000000"/>
+              <w:right w:val="single" w:sz="4" w:space="0" w:color="000000"/>
+            </w:tcBorders>
+            <w:tcMar>
+              <w:top w:w="14" w:type="dxa"/>
+              <w:left w:w="115" w:type="dxa"/>
+              <w:bottom w:w="0" w:type="dxa"/>
+              <w:right w:w="115" w:type="dxa"/>
+            </w:tcMar>
+          </w:tcPr>
+          <w:p>
+            <w:pPr>
+              <w:spacing w:after="0" w:line="240" w:lineRule="auto"/>
+              <w:rPr>
+                <w:rFonts w:ascii="Times New Roman" w:eastAsia="Times New Roman" w:hAnsi="Times New Roman" w:cs="Times New Roman"/>
+              </w:rPr>
+            </w:pPr>
+            <w:r>
+              <w:rPr>
+                <w:rFonts w:ascii="Times New Roman" w:eastAsia="Times New Roman" w:hAnsi="Times New Roman" w:cs="Times New Roman"/>
+                <w:b/>
+                <w:bCs/>
+                <w:color w:val="000000"/>
+              </w:rPr>
+              <w:t>ESCENARIO PRINCIPAL: </w:t>
+            </w:r>
+          </w:p>
+          <w:p>
+            <w:pPr>
+              <w:numPr>
+                <w:ilvl w:val="0"/>
+                <w:numId w:val="24"/>
+              </w:numPr>
+              <w:spacing w:after="0" w:line="240" w:lineRule="auto"/>
+              <w:rPr>
+                <w:rFonts w:ascii="Times New Roman" w:eastAsia="Times New Roman" w:hAnsi="Times New Roman" w:cs="Times New Roman"/>
+                <w:color w:val="000000"/>
+                <w:sz w:val="22"/>
+                <w:szCs w:val="22"/>
+              </w:rPr>
+            </w:pPr>
+            <w:r>
+              <w:rPr>
+                <w:rFonts w:ascii="Times New Roman" w:eastAsia="Times New Roman" w:hAnsi="Times New Roman" w:cs="Times New Roman"/>
+                <w:color w:val="000000"/>
+                <w:sz w:val="22"/>
+                <w:szCs w:val="22"/>
+              </w:rPr>
+              <w:t>El usuario selecciona la opción "Revertir</w:t>
+            </w:r>
+            <w:r>
+              <w:rPr>
+                <w:rFonts w:ascii="Times New Roman" w:eastAsia="Times New Roman" w:hAnsi="Times New Roman" w:cs="Times New Roman"/>
+                <w:color w:val="000000"/>
+                <w:sz w:val="22"/>
+                <w:szCs w:val="22"/>
+              </w:rPr>
+              <w:t xml:space="preserve"> </w:t>
+            </w:r>
+            <w:r>
+              <w:rPr>
+                <w:rFonts w:ascii="Times New Roman" w:eastAsia="Times New Roman" w:hAnsi="Times New Roman" w:cs="Times New Roman"/>
+                <w:color w:val="000000"/>
+                <w:sz w:val="22"/>
+                <w:szCs w:val="22"/>
+              </w:rPr>
+              <w:t>Cambios" desde la interfaz del sistema.</w:t>
+            </w:r>
+          </w:p>
+          <w:p>
+            <w:pPr>
+              <w:numPr>
+                <w:ilvl w:val="0"/>
+                <w:numId w:val="24"/>
+              </w:numPr>
+              <w:spacing w:after="0" w:line="240" w:lineRule="auto"/>
+              <w:rPr>
+                <w:rFonts w:ascii="Times New Roman" w:eastAsia="Times New Roman" w:hAnsi="Times New Roman" w:cs="Times New Roman"/>
+                <w:color w:val="000000"/>
+                <w:sz w:val="22"/>
+                <w:szCs w:val="22"/>
+              </w:rPr>
+            </w:pPr>
+            <w:r>
+              <w:rPr>
+                <w:rFonts w:ascii="Times New Roman" w:eastAsia="Times New Roman" w:hAnsi="Times New Roman" w:cs="Times New Roman"/>
+                <w:color w:val="000000"/>
+                <w:sz w:val="22"/>
+                <w:szCs w:val="22"/>
+              </w:rPr>
+              <w:t>El sistema presenta la lista de los productos para su visualización.</w:t>
+            </w:r>
+          </w:p>
+          <w:p>
+            <w:pPr>
+              <w:numPr>
+                <w:ilvl w:val="0"/>
+                <w:numId w:val="24"/>
+              </w:numPr>
+              <w:spacing w:after="0" w:line="240" w:lineRule="auto"/>
+              <w:rPr>
+                <w:rFonts w:ascii="Times New Roman" w:eastAsia="Times New Roman" w:hAnsi="Times New Roman" w:cs="Times New Roman"/>
+                <w:color w:val="000000"/>
+                <w:sz w:val="22"/>
+                <w:szCs w:val="22"/>
+              </w:rPr>
+            </w:pPr>
+            <w:r>
+              <w:rPr>
+                <w:rFonts w:ascii="Times New Roman" w:eastAsia="Times New Roman" w:hAnsi="Times New Roman" w:cs="Times New Roman"/>
+                <w:color w:val="000000"/>
+                <w:sz w:val="22"/>
+                <w:szCs w:val="22"/>
+              </w:rPr>
+              <w:t>El usuario selecciona el producto y confirma la acción de reversión.</w:t>
+            </w:r>
+          </w:p>
+          <w:p>
+            <w:pPr>
+              <w:numPr>
+                <w:ilvl w:val="0"/>
+                <w:numId w:val="24"/>
+              </w:numPr>
+              <w:spacing w:after="0" w:line="240" w:lineRule="auto"/>
+              <w:rPr>
+                <w:rFonts w:ascii="Times New Roman" w:eastAsia="Times New Roman" w:hAnsi="Times New Roman" w:cs="Times New Roman"/>
+                <w:color w:val="000000"/>
+                <w:sz w:val="22"/>
+                <w:szCs w:val="22"/>
+              </w:rPr>
+            </w:pPr>
+            <w:r>
+              <w:rPr>
+                <w:rFonts w:ascii="Times New Roman" w:eastAsia="Times New Roman" w:hAnsi="Times New Roman" w:cs="Times New Roman"/>
+                <w:color w:val="000000"/>
+                <w:sz w:val="22"/>
+                <w:szCs w:val="22"/>
+              </w:rPr>
+              <w:t>El sistema registra la solicitud de grabar el control de cambios (el evento de reversión).</w:t>
+            </w:r>
+          </w:p>
+          <w:p>
+            <w:pPr>
+              <w:numPr>
+                <w:ilvl w:val="0"/>
+                <w:numId w:val="24"/>
+              </w:numPr>
+              <w:spacing w:after="0" w:line="240" w:lineRule="auto"/>
+              <w:rPr>
+                <w:rFonts w:ascii="Times New Roman" w:eastAsia="Times New Roman" w:hAnsi="Times New Roman" w:cs="Times New Roman"/>
+                <w:color w:val="000000"/>
+                <w:sz w:val="22"/>
+                <w:szCs w:val="22"/>
+              </w:rPr>
+            </w:pPr>
+            <w:r>
+              <w:rPr>
+                <w:rFonts w:ascii="Times New Roman" w:eastAsia="Times New Roman" w:hAnsi="Times New Roman" w:cs="Times New Roman"/>
+                <w:color w:val="000000"/>
+                <w:sz w:val="22"/>
+                <w:szCs w:val="22"/>
+              </w:rPr>
+              <w:t>El sistema confirma que la operación de registro se ejecutó correctamente.</w:t>
+            </w:r>
+          </w:p>
+        </w:tc>
+      </w:tr>
+      <w:tr>
+        <w:trPr>
+          <w:trHeight w:val="1102"/>
+        </w:trPr>
+        <w:tc>
+          <w:tcPr>
+            <w:tcW w:w="8500" w:type="dxa"/>
+            <w:tcBorders>
+              <w:top w:val="single" w:sz="8" w:space="0" w:color="000000"/>
+              <w:left w:val="single" w:sz="4" w:space="0" w:color="000000"/>
+              <w:bottom w:val="single" w:sz="8" w:space="0" w:color="000000"/>
+              <w:right w:val="single" w:sz="4" w:space="0" w:color="000000"/>
+            </w:tcBorders>
+            <w:tcMar>
+              <w:top w:w="14" w:type="dxa"/>
+              <w:left w:w="115" w:type="dxa"/>
+              <w:bottom w:w="0" w:type="dxa"/>
+              <w:right w:w="115" w:type="dxa"/>
+            </w:tcMar>
+          </w:tcPr>
+          <w:p>
+            <w:pPr>
+              <w:spacing w:after="0" w:line="240" w:lineRule="auto"/>
+              <w:rPr>
+                <w:rFonts w:ascii="Times New Roman" w:eastAsia="Times New Roman" w:hAnsi="Times New Roman" w:cs="Times New Roman"/>
+              </w:rPr>
+            </w:pPr>
+            <w:r>
+              <w:rPr>
+                <w:rFonts w:ascii="Times New Roman" w:eastAsia="Times New Roman" w:hAnsi="Times New Roman" w:cs="Times New Roman"/>
+                <w:b/>
+                <w:bCs/>
+                <w:color w:val="000000"/>
+              </w:rPr>
+              <w:t>FLUJOS ALTERNATIVO: </w:t>
+            </w:r>
+          </w:p>
+          <w:p>
+            <w:pPr>
+              <w:spacing w:after="0" w:line="240" w:lineRule="auto"/>
+              <w:rPr>
+                <w:rFonts w:ascii="Times New Roman" w:eastAsia="Times New Roman" w:hAnsi="Times New Roman" w:cs="Times New Roman"/>
+                <w:b/>
+                <w:bCs/>
+                <w:color w:val="000000"/>
+              </w:rPr>
+            </w:pPr>
+            <w:r>
+              <w:rPr>
+                <w:rFonts w:ascii="Times New Roman" w:eastAsia="Times New Roman" w:hAnsi="Times New Roman" w:cs="Times New Roman"/>
+                <w:b/>
+                <w:bCs/>
+                <w:color w:val="000000"/>
+              </w:rPr>
+              <w:t xml:space="preserve">FA1- </w:t>
+            </w:r>
+            <w:r>
+              <w:rPr>
+                <w:rFonts w:ascii="Times New Roman" w:eastAsia="Times New Roman" w:hAnsi="Times New Roman" w:cs="Times New Roman"/>
+                <w:b/>
+                <w:bCs/>
+                <w:color w:val="000000"/>
+              </w:rPr>
+              <w:t>Fallo en la obtención de la lista de productos:</w:t>
+            </w:r>
+            <w:r>
+              <w:rPr>
+                <w:rFonts w:ascii="Times New Roman" w:eastAsia="Times New Roman" w:hAnsi="Times New Roman" w:cs="Times New Roman"/>
+                <w:color w:val="000000"/>
+              </w:rPr>
+              <w:t xml:space="preserve"> Si la lista de productos no puede ser recuperada (por error de conexión, consulta, o no hay productos):</w:t>
+            </w:r>
+          </w:p>
+          <w:p>
+            <w:pPr>
+              <w:spacing w:after="0" w:line="240" w:lineRule="auto"/>
+              <w:rPr>
+                <w:rFonts w:ascii="Times New Roman" w:eastAsia="Times New Roman" w:hAnsi="Times New Roman" w:cs="Times New Roman"/>
+                <w:b/>
+                <w:bCs/>
+                <w:color w:val="000000"/>
+              </w:rPr>
+            </w:pPr>
+            <w:r>
+              <w:rPr>
+                <w:rFonts w:ascii="Times New Roman" w:eastAsia="Times New Roman" w:hAnsi="Times New Roman" w:cs="Times New Roman"/>
+                <w:b/>
+                <w:bCs/>
+                <w:color w:val="000000"/>
+              </w:rPr>
+              <w:t xml:space="preserve">2.1 </w:t>
+            </w:r>
+            <w:r>
+              <w:rPr>
+                <w:rFonts w:ascii="Times New Roman" w:eastAsia="Times New Roman" w:hAnsi="Times New Roman" w:cs="Times New Roman"/>
+                <w:color w:val="000000"/>
+              </w:rPr>
+              <w:t>La operación de listado se detiene.</w:t>
+            </w:r>
+          </w:p>
+          <w:p>
+            <w:pPr>
+              <w:spacing w:after="0" w:line="240" w:lineRule="auto"/>
+              <w:rPr>
+                <w:rFonts w:ascii="Times New Roman" w:eastAsia="Times New Roman" w:hAnsi="Times New Roman" w:cs="Times New Roman"/>
+                <w:color w:val="000000"/>
+              </w:rPr>
+            </w:pPr>
+            <w:r>
+              <w:rPr>
+                <w:rFonts w:ascii="Times New Roman" w:eastAsia="Times New Roman" w:hAnsi="Times New Roman" w:cs="Times New Roman"/>
+                <w:b/>
+                <w:bCs/>
+                <w:color w:val="000000"/>
+              </w:rPr>
+              <w:t xml:space="preserve">2.2 </w:t>
+            </w:r>
+            <w:r>
+              <w:rPr>
+                <w:rFonts w:ascii="Times New Roman" w:eastAsia="Times New Roman" w:hAnsi="Times New Roman" w:cs="Times New Roman"/>
+                <w:color w:val="000000"/>
+              </w:rPr>
+              <w:t>El sistema muestra un mensaje de error como "No se pudo obtener la lista de productos" o "Base de datos no disponible".</w:t>
+            </w:r>
+          </w:p>
+          <w:p>
+            <w:pPr>
+              <w:spacing w:after="0" w:line="240" w:lineRule="auto"/>
+              <w:rPr>
+                <w:rFonts w:ascii="Times New Roman" w:eastAsia="Times New Roman" w:hAnsi="Times New Roman" w:cs="Times New Roman"/>
+                <w:color w:val="000000"/>
+              </w:rPr>
+            </w:pPr>
+          </w:p>
+          <w:p>
+            <w:pPr>
+              <w:spacing w:after="0" w:line="240" w:lineRule="auto"/>
+              <w:rPr>
+                <w:rFonts w:ascii="Times New Roman" w:eastAsia="Times New Roman" w:hAnsi="Times New Roman" w:cs="Times New Roman"/>
+                <w:color w:val="000000"/>
+              </w:rPr>
+            </w:pPr>
+            <w:r>
+              <w:rPr>
+                <w:rFonts w:ascii="Times New Roman" w:eastAsia="Times New Roman" w:hAnsi="Times New Roman" w:cs="Times New Roman"/>
+                <w:b/>
+                <w:bCs/>
+                <w:color w:val="000000"/>
+              </w:rPr>
+              <w:t>FA2 – Fallo en la grabación de Control de Cambios:</w:t>
+            </w:r>
+            <w:r>
+              <w:rPr>
+                <w:rFonts w:ascii="Times New Roman" w:eastAsia="Times New Roman" w:hAnsi="Times New Roman" w:cs="Times New Roman"/>
+                <w:color w:val="000000"/>
+              </w:rPr>
+              <w:t xml:space="preserve"> </w:t>
+            </w:r>
+            <w:r>
+              <w:rPr>
+                <w:rFonts w:ascii="Times New Roman" w:eastAsia="Times New Roman" w:hAnsi="Times New Roman" w:cs="Times New Roman"/>
+                <w:color w:val="000000"/>
+              </w:rPr>
+              <w:t>Si ocurre un error durante la inserción del registro de control de cambios (problema de conexión, datos inválidos, permisos insuficientes)</w:t>
+            </w:r>
+          </w:p>
+          <w:p>
+            <w:pPr>
+              <w:spacing w:after="0" w:line="240" w:lineRule="auto"/>
+              <w:rPr>
+                <w:rFonts w:ascii="Times New Roman" w:eastAsia="Times New Roman" w:hAnsi="Times New Roman" w:cs="Times New Roman"/>
+                <w:color w:val="000000"/>
+              </w:rPr>
+            </w:pPr>
+            <w:r>
+              <w:rPr>
+                <w:rFonts w:ascii="Times New Roman" w:eastAsia="Times New Roman" w:hAnsi="Times New Roman" w:cs="Times New Roman"/>
+                <w:b/>
+                <w:bCs/>
+                <w:color w:val="000000"/>
+              </w:rPr>
+              <w:t>4.1</w:t>
+            </w:r>
+            <w:r>
+              <w:rPr>
+                <w:rFonts w:ascii="Times New Roman" w:eastAsia="Times New Roman" w:hAnsi="Times New Roman" w:cs="Times New Roman"/>
+                <w:color w:val="000000"/>
+              </w:rPr>
+              <w:t xml:space="preserve"> La operación de inserción se detiene.</w:t>
+            </w:r>
+          </w:p>
+          <w:p>
+            <w:pPr>
+              <w:spacing w:after="0" w:line="240" w:lineRule="auto"/>
+              <w:rPr>
+                <w:rFonts w:ascii="Times New Roman" w:eastAsia="Times New Roman" w:hAnsi="Times New Roman" w:cs="Times New Roman"/>
+                <w:color w:val="000000"/>
+              </w:rPr>
+            </w:pPr>
+            <w:r>
+              <w:rPr>
+                <w:rFonts w:ascii="Times New Roman" w:eastAsia="Times New Roman" w:hAnsi="Times New Roman" w:cs="Times New Roman"/>
+                <w:b/>
+                <w:bCs/>
+                <w:color w:val="000000"/>
+              </w:rPr>
+              <w:t>4.2</w:t>
+            </w:r>
+            <w:r>
+              <w:rPr>
+                <w:rFonts w:ascii="Times New Roman" w:eastAsia="Times New Roman" w:hAnsi="Times New Roman" w:cs="Times New Roman"/>
+                <w:color w:val="000000"/>
+              </w:rPr>
+              <w:t xml:space="preserve"> Si la conexión está abierta, el sistema la cierra.</w:t>
+            </w:r>
+          </w:p>
+          <w:p>
+            <w:pPr>
+              <w:spacing w:after="0" w:line="240" w:lineRule="auto"/>
+              <w:rPr>
+                <w:rFonts w:ascii="Times New Roman" w:eastAsia="Times New Roman" w:hAnsi="Times New Roman" w:cs="Times New Roman"/>
+                <w:color w:val="000000"/>
+              </w:rPr>
+            </w:pPr>
+            <w:r>
+              <w:rPr>
+                <w:rFonts w:ascii="Times New Roman" w:eastAsia="Times New Roman" w:hAnsi="Times New Roman" w:cs="Times New Roman"/>
+                <w:b/>
+                <w:bCs/>
+                <w:color w:val="000000"/>
+              </w:rPr>
+              <w:t>4.3</w:t>
+            </w:r>
+            <w:r>
+              <w:rPr>
+                <w:rFonts w:ascii="Times New Roman" w:eastAsia="Times New Roman" w:hAnsi="Times New Roman" w:cs="Times New Roman"/>
+                <w:color w:val="000000"/>
+              </w:rPr>
+              <w:t xml:space="preserve"> El sistema muestra un mensaje de error como "El registro de reversión no pudo completarse exitosamente".</w:t>
+            </w:r>
+          </w:p>
+          <w:p>
+            <w:pPr>
+              <w:spacing w:after="0" w:line="240" w:lineRule="auto"/>
+              <w:rPr>
+                <w:rFonts w:ascii="Times New Roman" w:eastAsia="Times New Roman" w:hAnsi="Times New Roman" w:cs="Times New Roman"/>
+                <w:b/>
+                <w:bCs/>
+                <w:color w:val="000000"/>
+              </w:rPr>
+            </w:pPr>
+          </w:p>
+        </w:tc>
+      </w:tr>
+      <w:tr>
+        <w:trPr>
+          <w:trHeight w:val="365"/>
+        </w:trPr>
+        <w:tc>
+          <w:tcPr>
+            <w:tcW w:w="8500" w:type="dxa"/>
+            <w:tcBorders>
+              <w:top w:val="single" w:sz="8" w:space="0" w:color="000000"/>
+              <w:left w:val="single" w:sz="4" w:space="0" w:color="000000"/>
+              <w:bottom w:val="single" w:sz="4" w:space="0" w:color="000000"/>
+              <w:right w:val="single" w:sz="4" w:space="0" w:color="000000"/>
+            </w:tcBorders>
+            <w:tcMar>
+              <w:top w:w="14" w:type="dxa"/>
+              <w:left w:w="115" w:type="dxa"/>
+              <w:bottom w:w="0" w:type="dxa"/>
+              <w:right w:w="115" w:type="dxa"/>
+            </w:tcMar>
+          </w:tcPr>
+          <w:p>
+            <w:pPr>
+              <w:spacing w:after="0" w:line="240" w:lineRule="auto"/>
+              <w:rPr>
+                <w:rFonts w:ascii="Times New Roman" w:eastAsia="Times New Roman" w:hAnsi="Times New Roman" w:cs="Times New Roman"/>
+              </w:rPr>
+            </w:pPr>
+            <w:r>
+              <w:rPr>
+                <w:rFonts w:ascii="Times New Roman" w:eastAsia="Times New Roman" w:hAnsi="Times New Roman" w:cs="Times New Roman"/>
+                <w:b/>
+                <w:bCs/>
+                <w:color w:val="000000"/>
+              </w:rPr>
+              <w:t>POSTCONDICIONES:</w:t>
+            </w:r>
+            <w:r>
+              <w:rPr>
+                <w:rFonts w:ascii="Times New Roman" w:eastAsia="Times New Roman" w:hAnsi="Times New Roman" w:cs="Times New Roman"/>
+                <w:color w:val="000000"/>
+              </w:rPr>
+              <w:t xml:space="preserve"> El cambio es revertido con éxito.</w:t>
+            </w:r>
+          </w:p>
+        </w:tc>
+      </w:tr>
+    </w:tbl>
+    <w:p/>
     <w:p>
       <w:pPr>
         <w:pStyle w:val="Ttulo3"/>
@@ -21851,6 +23606,7 @@
         <w:rPr>
           <w:rFonts w:ascii="Times New Roman" w:eastAsia="Times New Roman" w:hAnsi="Times New Roman" w:cs="Times New Roman"/>
         </w:rPr>
+        <w:lastRenderedPageBreak/>
         <w:t>10. GESTIÓN DE MÚLTIPLES IDIOMAS</w:t>
       </w:r>
       <w:bookmarkEnd w:id="105"/>
@@ -21917,7 +23673,6 @@
           <w:sz w:val="30"/>
           <w:szCs w:val="30"/>
         </w:rPr>
-        <w:lastRenderedPageBreak/>
         <w:t>10.2 Diagrama de Clases</w:t>
       </w:r>
       <w:bookmarkEnd w:id="107"/>
@@ -22230,8 +23985,8 @@
     </w:p>
     <w:p/>
     <w:sectPr>
-      <w:headerReference w:type="default" r:id="rId41"/>
-      <w:footerReference w:type="default" r:id="rId42"/>
+      <w:headerReference w:type="default" r:id="rId44"/>
+      <w:footerReference w:type="default" r:id="rId45"/>
       <w:pgSz w:w="11906" w:h="16838"/>
       <w:pgMar w:top="1417" w:right="1701" w:bottom="1417" w:left="1701" w:header="708" w:footer="708" w:gutter="0"/>
       <w:pgNumType w:start="1"/>
@@ -23328,6 +25083,119 @@
 <file path=word/numbering.xml><?xml version="1.0" encoding="utf-8"?>
 <w:numbering xmlns:wpc="http://schemas.microsoft.com/office/word/2010/wordprocessingCanvas" xmlns:cx="http://schemas.microsoft.com/office/drawing/2014/chartex" xmlns:cx1="http://schemas.microsoft.com/office/drawing/2015/9/8/chartex" xmlns:cx2="http://schemas.microsoft.com/office/drawing/2015/10/21/chartex" xmlns:cx3="http://schemas.microsoft.com/office/drawing/2016/5/9/chartex" xmlns:cx4="http://schemas.microsoft.com/office/drawing/2016/5/10/chartex" xmlns:cx5="http://schemas.microsoft.com/office/drawing/2016/5/11/chartex" xmlns:cx6="http://schemas.microsoft.com/office/drawing/2016/5/12/chartex" xmlns:cx7="http://schemas.microsoft.com/office/drawing/2016/5/13/chartex" xmlns:cx8="http://schemas.microsoft.com/office/drawing/2016/5/14/chartex" xmlns:mc="http://schemas.openxmlformats.org/markup-compatibility/2006" xmlns:aink="http://schemas.microsoft.com/office/drawing/2016/ink" xmlns:am3d="http://schemas.microsoft.com/office/drawing/2017/model3d" xmlns:o="urn:schemas-microsoft-com:office:office" xmlns:oel="http://schemas.microsoft.com/office/2019/extlst" xmlns:r="http://schemas.openxmlformats.org/officeDocument/2006/relationships" xmlns:m="http://schemas.openxmlformats.org/officeDocument/2006/math" xmlns:v="urn:schemas-microsoft-com:vml" xmlns:wp14="http://schemas.microsoft.com/office/word/2010/wordprocessingDrawing" xmlns:wp="http://schemas.openxmlformats.org/drawingml/2006/wordprocessingDrawing" xmlns:w10="urn:schemas-microsoft-com:office:word" xmlns:w="http://schemas.openxmlformats.org/wordprocessingml/2006/main" xmlns:w14="http://schemas.microsoft.com/office/word/2010/wordml" xmlns:w15="http://schemas.microsoft.com/office/word/2012/wordml" xmlns:w16cex="http://schemas.microsoft.com/office/word/2018/wordml/cex" xmlns:w16cid="http://schemas.microsoft.com/office/word/2016/wordml/cid" xmlns:w16="http://schemas.microsoft.com/office/word/2018/wordml" xmlns:w16du="http://schemas.microsoft.com/office/word/2023/wordml/word16du" xmlns:w16sdtdh="http://schemas.microsoft.com/office/word/2020/wordml/sdtdatahash" xmlns:w16sdtfl="http://schemas.microsoft.com/office/word/2024/wordml/sdtformatlock" xmlns:w16se="http://schemas.microsoft.com/office/word/2015/wordml/symex" xmlns:wpg="http://schemas.microsoft.com/office/word/2010/wordprocessingGroup" xmlns:wpi="http://schemas.microsoft.com/office/word/2010/wordprocessingInk" xmlns:wne="http://schemas.microsoft.com/office/word/2006/wordml" xmlns:wps="http://schemas.microsoft.com/office/word/2010/wordprocessingShape" mc:Ignorable="w14 w15 w16se w16cid w16 w16cex w16sdtdh w16sdtfl w16du wp14">
   <w:abstractNum w:abstractNumId="0" w15:restartNumberingAfterBreak="0">
+    <w:nsid w:val="159D5AAE"/>
+    <w:multiLevelType w:val="multilevel"/>
+    <w:tmpl w:val="41360DB8"/>
+    <w:lvl w:ilvl="0">
+      <w:start w:val="1"/>
+      <w:numFmt w:val="bullet"/>
+      <w:lvlText w:val="●"/>
+      <w:lvlJc w:val="left"/>
+      <w:pPr>
+        <w:ind w:left="720" w:hanging="360"/>
+      </w:pPr>
+      <w:rPr>
+        <w:u w:val="none"/>
+      </w:rPr>
+    </w:lvl>
+    <w:lvl w:ilvl="1">
+      <w:start w:val="1"/>
+      <w:numFmt w:val="bullet"/>
+      <w:lvlText w:val="○"/>
+      <w:lvlJc w:val="left"/>
+      <w:pPr>
+        <w:ind w:left="1440" w:hanging="360"/>
+      </w:pPr>
+      <w:rPr>
+        <w:u w:val="none"/>
+      </w:rPr>
+    </w:lvl>
+    <w:lvl w:ilvl="2">
+      <w:start w:val="1"/>
+      <w:numFmt w:val="bullet"/>
+      <w:lvlText w:val="■"/>
+      <w:lvlJc w:val="left"/>
+      <w:pPr>
+        <w:ind w:left="2160" w:hanging="360"/>
+      </w:pPr>
+      <w:rPr>
+        <w:u w:val="none"/>
+      </w:rPr>
+    </w:lvl>
+    <w:lvl w:ilvl="3">
+      <w:start w:val="1"/>
+      <w:numFmt w:val="bullet"/>
+      <w:lvlText w:val="●"/>
+      <w:lvlJc w:val="left"/>
+      <w:pPr>
+        <w:ind w:left="2880" w:hanging="360"/>
+      </w:pPr>
+      <w:rPr>
+        <w:u w:val="none"/>
+      </w:rPr>
+    </w:lvl>
+    <w:lvl w:ilvl="4">
+      <w:start w:val="1"/>
+      <w:numFmt w:val="bullet"/>
+      <w:lvlText w:val="○"/>
+      <w:lvlJc w:val="left"/>
+      <w:pPr>
+        <w:ind w:left="3600" w:hanging="360"/>
+      </w:pPr>
+      <w:rPr>
+        <w:u w:val="none"/>
+      </w:rPr>
+    </w:lvl>
+    <w:lvl w:ilvl="5">
+      <w:start w:val="1"/>
+      <w:numFmt w:val="bullet"/>
+      <w:lvlText w:val="■"/>
+      <w:lvlJc w:val="left"/>
+      <w:pPr>
+        <w:ind w:left="4320" w:hanging="360"/>
+      </w:pPr>
+      <w:rPr>
+        <w:u w:val="none"/>
+      </w:rPr>
+    </w:lvl>
+    <w:lvl w:ilvl="6">
+      <w:start w:val="1"/>
+      <w:numFmt w:val="bullet"/>
+      <w:lvlText w:val="●"/>
+      <w:lvlJc w:val="left"/>
+      <w:pPr>
+        <w:ind w:left="5040" w:hanging="360"/>
+      </w:pPr>
+      <w:rPr>
+        <w:u w:val="none"/>
+      </w:rPr>
+    </w:lvl>
+    <w:lvl w:ilvl="7">
+      <w:start w:val="1"/>
+      <w:numFmt w:val="bullet"/>
+      <w:lvlText w:val="○"/>
+      <w:lvlJc w:val="left"/>
+      <w:pPr>
+        <w:ind w:left="5760" w:hanging="360"/>
+      </w:pPr>
+      <w:rPr>
+        <w:u w:val="none"/>
+      </w:rPr>
+    </w:lvl>
+    <w:lvl w:ilvl="8">
+      <w:start w:val="1"/>
+      <w:numFmt w:val="bullet"/>
+      <w:lvlText w:val="■"/>
+      <w:lvlJc w:val="left"/>
+      <w:pPr>
+        <w:ind w:left="6480" w:hanging="360"/>
+      </w:pPr>
+      <w:rPr>
+        <w:u w:val="none"/>
+      </w:rPr>
+    </w:lvl>
+  </w:abstractNum>
+  <w:abstractNum w:abstractNumId="1" w15:restartNumberingAfterBreak="0">
     <w:nsid w:val="1C150E4C"/>
     <w:multiLevelType w:val="multilevel"/>
     <w:tmpl w:val="3B601E4C"/>
@@ -23440,7 +25308,7 @@
       </w:rPr>
     </w:lvl>
   </w:abstractNum>
-  <w:abstractNum w:abstractNumId="1" w15:restartNumberingAfterBreak="0">
+  <w:abstractNum w:abstractNumId="2" w15:restartNumberingAfterBreak="0">
     <w:nsid w:val="1C23217E"/>
     <w:multiLevelType w:val="multilevel"/>
     <w:tmpl w:val="17BE2B94"/>
@@ -23530,7 +25398,7 @@
       </w:pPr>
     </w:lvl>
   </w:abstractNum>
-  <w:abstractNum w:abstractNumId="2" w15:restartNumberingAfterBreak="0">
+  <w:abstractNum w:abstractNumId="3" w15:restartNumberingAfterBreak="0">
     <w:nsid w:val="1CB8057D"/>
     <w:multiLevelType w:val="multilevel"/>
     <w:tmpl w:val="00CA9450"/>
@@ -23624,7 +25492,7 @@
       </w:pPr>
     </w:lvl>
   </w:abstractNum>
-  <w:abstractNum w:abstractNumId="3" w15:restartNumberingAfterBreak="0">
+  <w:abstractNum w:abstractNumId="4" w15:restartNumberingAfterBreak="0">
     <w:nsid w:val="1F397EDD"/>
     <w:multiLevelType w:val="multilevel"/>
     <w:tmpl w:val="1FB017B2"/>
@@ -23737,7 +25605,7 @@
       </w:rPr>
     </w:lvl>
   </w:abstractNum>
-  <w:abstractNum w:abstractNumId="4" w15:restartNumberingAfterBreak="0">
+  <w:abstractNum w:abstractNumId="5" w15:restartNumberingAfterBreak="0">
     <w:nsid w:val="1F471004"/>
     <w:multiLevelType w:val="multilevel"/>
     <w:tmpl w:val="12DAA352"/>
@@ -23850,7 +25718,7 @@
       </w:rPr>
     </w:lvl>
   </w:abstractNum>
-  <w:abstractNum w:abstractNumId="5" w15:restartNumberingAfterBreak="0">
+  <w:abstractNum w:abstractNumId="6" w15:restartNumberingAfterBreak="0">
     <w:nsid w:val="20EB7E4C"/>
     <w:multiLevelType w:val="hybridMultilevel"/>
     <w:tmpl w:val="D52E027E"/>
@@ -23963,7 +25831,7 @@
       </w:rPr>
     </w:lvl>
   </w:abstractNum>
-  <w:abstractNum w:abstractNumId="6" w15:restartNumberingAfterBreak="0">
+  <w:abstractNum w:abstractNumId="7" w15:restartNumberingAfterBreak="0">
     <w:nsid w:val="24C84FF2"/>
     <w:multiLevelType w:val="multilevel"/>
     <w:tmpl w:val="72E41FFE"/>
@@ -24076,7 +25944,7 @@
       </w:rPr>
     </w:lvl>
   </w:abstractNum>
-  <w:abstractNum w:abstractNumId="7" w15:restartNumberingAfterBreak="0">
+  <w:abstractNum w:abstractNumId="8" w15:restartNumberingAfterBreak="0">
     <w:nsid w:val="273F489B"/>
     <w:multiLevelType w:val="multilevel"/>
     <w:tmpl w:val="44FCE85C"/>
@@ -24189,7 +26057,7 @@
       </w:rPr>
     </w:lvl>
   </w:abstractNum>
-  <w:abstractNum w:abstractNumId="8" w15:restartNumberingAfterBreak="0">
+  <w:abstractNum w:abstractNumId="9" w15:restartNumberingAfterBreak="0">
     <w:nsid w:val="292B085E"/>
     <w:multiLevelType w:val="multilevel"/>
     <w:tmpl w:val="72A22ADA"/>
@@ -24279,7 +26147,235 @@
       </w:pPr>
     </w:lvl>
   </w:abstractNum>
-  <w:abstractNum w:abstractNumId="9" w15:restartNumberingAfterBreak="0">
+  <w:abstractNum w:abstractNumId="10" w15:restartNumberingAfterBreak="0">
+    <w:nsid w:val="29E44E31"/>
+    <w:multiLevelType w:val="multilevel"/>
+    <w:tmpl w:val="C32E3EB2"/>
+    <w:lvl w:ilvl="0">
+      <w:start w:val="1"/>
+      <w:numFmt w:val="bullet"/>
+      <w:lvlText w:val="●"/>
+      <w:lvlJc w:val="left"/>
+      <w:pPr>
+        <w:ind w:left="720" w:hanging="360"/>
+      </w:pPr>
+      <w:rPr>
+        <w:u w:val="none"/>
+      </w:rPr>
+    </w:lvl>
+    <w:lvl w:ilvl="1">
+      <w:start w:val="1"/>
+      <w:numFmt w:val="bullet"/>
+      <w:lvlText w:val="○"/>
+      <w:lvlJc w:val="left"/>
+      <w:pPr>
+        <w:ind w:left="1440" w:hanging="360"/>
+      </w:pPr>
+      <w:rPr>
+        <w:u w:val="none"/>
+      </w:rPr>
+    </w:lvl>
+    <w:lvl w:ilvl="2">
+      <w:start w:val="1"/>
+      <w:numFmt w:val="bullet"/>
+      <w:lvlText w:val="■"/>
+      <w:lvlJc w:val="left"/>
+      <w:pPr>
+        <w:ind w:left="2160" w:hanging="360"/>
+      </w:pPr>
+      <w:rPr>
+        <w:u w:val="none"/>
+      </w:rPr>
+    </w:lvl>
+    <w:lvl w:ilvl="3">
+      <w:start w:val="1"/>
+      <w:numFmt w:val="bullet"/>
+      <w:lvlText w:val="●"/>
+      <w:lvlJc w:val="left"/>
+      <w:pPr>
+        <w:ind w:left="2880" w:hanging="360"/>
+      </w:pPr>
+      <w:rPr>
+        <w:u w:val="none"/>
+      </w:rPr>
+    </w:lvl>
+    <w:lvl w:ilvl="4">
+      <w:start w:val="1"/>
+      <w:numFmt w:val="bullet"/>
+      <w:lvlText w:val="○"/>
+      <w:lvlJc w:val="left"/>
+      <w:pPr>
+        <w:ind w:left="3600" w:hanging="360"/>
+      </w:pPr>
+      <w:rPr>
+        <w:u w:val="none"/>
+      </w:rPr>
+    </w:lvl>
+    <w:lvl w:ilvl="5">
+      <w:start w:val="1"/>
+      <w:numFmt w:val="bullet"/>
+      <w:lvlText w:val="■"/>
+      <w:lvlJc w:val="left"/>
+      <w:pPr>
+        <w:ind w:left="4320" w:hanging="360"/>
+      </w:pPr>
+      <w:rPr>
+        <w:u w:val="none"/>
+      </w:rPr>
+    </w:lvl>
+    <w:lvl w:ilvl="6">
+      <w:start w:val="1"/>
+      <w:numFmt w:val="bullet"/>
+      <w:lvlText w:val="●"/>
+      <w:lvlJc w:val="left"/>
+      <w:pPr>
+        <w:ind w:left="5040" w:hanging="360"/>
+      </w:pPr>
+      <w:rPr>
+        <w:u w:val="none"/>
+      </w:rPr>
+    </w:lvl>
+    <w:lvl w:ilvl="7">
+      <w:start w:val="1"/>
+      <w:numFmt w:val="bullet"/>
+      <w:lvlText w:val="○"/>
+      <w:lvlJc w:val="left"/>
+      <w:pPr>
+        <w:ind w:left="5760" w:hanging="360"/>
+      </w:pPr>
+      <w:rPr>
+        <w:u w:val="none"/>
+      </w:rPr>
+    </w:lvl>
+    <w:lvl w:ilvl="8">
+      <w:start w:val="1"/>
+      <w:numFmt w:val="bullet"/>
+      <w:lvlText w:val="■"/>
+      <w:lvlJc w:val="left"/>
+      <w:pPr>
+        <w:ind w:left="6480" w:hanging="360"/>
+      </w:pPr>
+      <w:rPr>
+        <w:u w:val="none"/>
+      </w:rPr>
+    </w:lvl>
+  </w:abstractNum>
+  <w:abstractNum w:abstractNumId="11" w15:restartNumberingAfterBreak="0">
+    <w:nsid w:val="2A025459"/>
+    <w:multiLevelType w:val="multilevel"/>
+    <w:tmpl w:val="B178B5FE"/>
+    <w:lvl w:ilvl="0">
+      <w:start w:val="1"/>
+      <w:numFmt w:val="decimal"/>
+      <w:lvlText w:val="%1."/>
+      <w:lvlJc w:val="left"/>
+      <w:pPr>
+        <w:ind w:left="720" w:hanging="360"/>
+      </w:pPr>
+      <w:rPr>
+        <w:rFonts w:hint="default"/>
+        <w:b/>
+        <w:bCs/>
+      </w:rPr>
+    </w:lvl>
+    <w:lvl w:ilvl="1">
+      <w:start w:val="1"/>
+      <w:numFmt w:val="decimal"/>
+      <w:lvlText w:val="%2."/>
+      <w:lvlJc w:val="left"/>
+      <w:pPr>
+        <w:ind w:left="1440" w:hanging="360"/>
+      </w:pPr>
+      <w:rPr>
+        <w:rFonts w:hint="default"/>
+      </w:rPr>
+    </w:lvl>
+    <w:lvl w:ilvl="2">
+      <w:start w:val="1"/>
+      <w:numFmt w:val="decimal"/>
+      <w:lvlText w:val="%3."/>
+      <w:lvlJc w:val="left"/>
+      <w:pPr>
+        <w:ind w:left="2160" w:hanging="360"/>
+      </w:pPr>
+      <w:rPr>
+        <w:rFonts w:hint="default"/>
+      </w:rPr>
+    </w:lvl>
+    <w:lvl w:ilvl="3">
+      <w:start w:val="1"/>
+      <w:numFmt w:val="decimal"/>
+      <w:lvlText w:val="%4."/>
+      <w:lvlJc w:val="left"/>
+      <w:pPr>
+        <w:ind w:left="2880" w:hanging="360"/>
+      </w:pPr>
+      <w:rPr>
+        <w:rFonts w:hint="default"/>
+      </w:rPr>
+    </w:lvl>
+    <w:lvl w:ilvl="4">
+      <w:start w:val="1"/>
+      <w:numFmt w:val="decimal"/>
+      <w:lvlText w:val="%5."/>
+      <w:lvlJc w:val="left"/>
+      <w:pPr>
+        <w:ind w:left="3600" w:hanging="360"/>
+      </w:pPr>
+      <w:rPr>
+        <w:rFonts w:hint="default"/>
+      </w:rPr>
+    </w:lvl>
+    <w:lvl w:ilvl="5">
+      <w:start w:val="1"/>
+      <w:numFmt w:val="decimal"/>
+      <w:lvlText w:val="%6."/>
+      <w:lvlJc w:val="left"/>
+      <w:pPr>
+        <w:ind w:left="4320" w:hanging="360"/>
+      </w:pPr>
+      <w:rPr>
+        <w:rFonts w:hint="default"/>
+      </w:rPr>
+    </w:lvl>
+    <w:lvl w:ilvl="6">
+      <w:start w:val="1"/>
+      <w:numFmt w:val="decimal"/>
+      <w:lvlText w:val="%7."/>
+      <w:lvlJc w:val="left"/>
+      <w:pPr>
+        <w:ind w:left="5040" w:hanging="360"/>
+      </w:pPr>
+      <w:rPr>
+        <w:rFonts w:hint="default"/>
+      </w:rPr>
+    </w:lvl>
+    <w:lvl w:ilvl="7">
+      <w:start w:val="1"/>
+      <w:numFmt w:val="decimal"/>
+      <w:lvlText w:val="%8."/>
+      <w:lvlJc w:val="left"/>
+      <w:pPr>
+        <w:ind w:left="5760" w:hanging="360"/>
+      </w:pPr>
+      <w:rPr>
+        <w:rFonts w:hint="default"/>
+      </w:rPr>
+    </w:lvl>
+    <w:lvl w:ilvl="8">
+      <w:start w:val="1"/>
+      <w:numFmt w:val="decimal"/>
+      <w:lvlText w:val="%9."/>
+      <w:lvlJc w:val="left"/>
+      <w:pPr>
+        <w:ind w:left="6480" w:hanging="360"/>
+      </w:pPr>
+      <w:rPr>
+        <w:rFonts w:hint="default"/>
+      </w:rPr>
+    </w:lvl>
+  </w:abstractNum>
+  <w:abstractNum w:abstractNumId="12" w15:restartNumberingAfterBreak="0">
     <w:nsid w:val="39C509A6"/>
     <w:multiLevelType w:val="multilevel"/>
     <w:tmpl w:val="8BCC9C0A"/>
@@ -24369,7 +26465,7 @@
       </w:pPr>
     </w:lvl>
   </w:abstractNum>
-  <w:abstractNum w:abstractNumId="10" w15:restartNumberingAfterBreak="0">
+  <w:abstractNum w:abstractNumId="13" w15:restartNumberingAfterBreak="0">
     <w:nsid w:val="39F35BF8"/>
     <w:multiLevelType w:val="multilevel"/>
     <w:tmpl w:val="2190F670"/>
@@ -24459,7 +26555,7 @@
       </w:pPr>
     </w:lvl>
   </w:abstractNum>
-  <w:abstractNum w:abstractNumId="11" w15:restartNumberingAfterBreak="0">
+  <w:abstractNum w:abstractNumId="14" w15:restartNumberingAfterBreak="0">
     <w:nsid w:val="3EA04283"/>
     <w:multiLevelType w:val="multilevel"/>
     <w:tmpl w:val="C840C568"/>
@@ -24549,7 +26645,7 @@
       </w:pPr>
     </w:lvl>
   </w:abstractNum>
-  <w:abstractNum w:abstractNumId="12" w15:restartNumberingAfterBreak="0">
+  <w:abstractNum w:abstractNumId="15" w15:restartNumberingAfterBreak="0">
     <w:nsid w:val="44972425"/>
     <w:multiLevelType w:val="multilevel"/>
     <w:tmpl w:val="A69C4584"/>
@@ -24662,7 +26758,7 @@
       </w:rPr>
     </w:lvl>
   </w:abstractNum>
-  <w:abstractNum w:abstractNumId="13" w15:restartNumberingAfterBreak="0">
+  <w:abstractNum w:abstractNumId="16" w15:restartNumberingAfterBreak="0">
     <w:nsid w:val="465A2690"/>
     <w:multiLevelType w:val="multilevel"/>
     <w:tmpl w:val="2CE4AB62"/>
@@ -24752,7 +26848,7 @@
       </w:pPr>
     </w:lvl>
   </w:abstractNum>
-  <w:abstractNum w:abstractNumId="14" w15:restartNumberingAfterBreak="0">
+  <w:abstractNum w:abstractNumId="17" w15:restartNumberingAfterBreak="0">
     <w:nsid w:val="471667BB"/>
     <w:multiLevelType w:val="multilevel"/>
     <w:tmpl w:val="944A6AA8"/>
@@ -24865,7 +26961,7 @@
       </w:rPr>
     </w:lvl>
   </w:abstractNum>
-  <w:abstractNum w:abstractNumId="15" w15:restartNumberingAfterBreak="0">
+  <w:abstractNum w:abstractNumId="18" w15:restartNumberingAfterBreak="0">
     <w:nsid w:val="4C201EA1"/>
     <w:multiLevelType w:val="hybridMultilevel"/>
     <w:tmpl w:val="8AA2DAD6"/>
@@ -24978,10 +27074,10 @@
       </w:rPr>
     </w:lvl>
   </w:abstractNum>
-  <w:abstractNum w:abstractNumId="16" w15:restartNumberingAfterBreak="0">
-    <w:nsid w:val="5B28511A"/>
+  <w:abstractNum w:abstractNumId="19" w15:restartNumberingAfterBreak="0">
+    <w:nsid w:val="4F81444D"/>
     <w:multiLevelType w:val="multilevel"/>
-    <w:tmpl w:val="3B440B54"/>
+    <w:tmpl w:val="2CE4AB62"/>
     <w:lvl w:ilvl="0">
       <w:start w:val="1"/>
       <w:numFmt w:val="decimal"/>
@@ -25068,236 +27164,10 @@
       </w:pPr>
     </w:lvl>
   </w:abstractNum>
-  <w:abstractNum w:abstractNumId="17" w15:restartNumberingAfterBreak="0">
-    <w:nsid w:val="62C615B1"/>
-    <w:multiLevelType w:val="hybridMultilevel"/>
-    <w:tmpl w:val="69AC4796"/>
-    <w:lvl w:ilvl="0" w:tplc="2C0A0001">
-      <w:start w:val="1"/>
-      <w:numFmt w:val="bullet"/>
-      <w:lvlText w:val=""/>
-      <w:lvlJc w:val="left"/>
-      <w:pPr>
-        <w:ind w:left="720" w:hanging="360"/>
-      </w:pPr>
-      <w:rPr>
-        <w:rFonts w:ascii="Symbol" w:hAnsi="Symbol" w:hint="default"/>
-      </w:rPr>
-    </w:lvl>
-    <w:lvl w:ilvl="1" w:tplc="2C0A0003" w:tentative="1">
-      <w:start w:val="1"/>
-      <w:numFmt w:val="bullet"/>
-      <w:lvlText w:val="o"/>
-      <w:lvlJc w:val="left"/>
-      <w:pPr>
-        <w:ind w:left="1440" w:hanging="360"/>
-      </w:pPr>
-      <w:rPr>
-        <w:rFonts w:ascii="Courier New" w:hAnsi="Courier New" w:cs="Courier New" w:hint="default"/>
-      </w:rPr>
-    </w:lvl>
-    <w:lvl w:ilvl="2" w:tplc="2C0A0005" w:tentative="1">
-      <w:start w:val="1"/>
-      <w:numFmt w:val="bullet"/>
-      <w:lvlText w:val=""/>
-      <w:lvlJc w:val="left"/>
-      <w:pPr>
-        <w:ind w:left="2160" w:hanging="360"/>
-      </w:pPr>
-      <w:rPr>
-        <w:rFonts w:ascii="Wingdings" w:hAnsi="Wingdings" w:hint="default"/>
-      </w:rPr>
-    </w:lvl>
-    <w:lvl w:ilvl="3" w:tplc="2C0A0001" w:tentative="1">
-      <w:start w:val="1"/>
-      <w:numFmt w:val="bullet"/>
-      <w:lvlText w:val=""/>
-      <w:lvlJc w:val="left"/>
-      <w:pPr>
-        <w:ind w:left="2880" w:hanging="360"/>
-      </w:pPr>
-      <w:rPr>
-        <w:rFonts w:ascii="Symbol" w:hAnsi="Symbol" w:hint="default"/>
-      </w:rPr>
-    </w:lvl>
-    <w:lvl w:ilvl="4" w:tplc="2C0A0003" w:tentative="1">
-      <w:start w:val="1"/>
-      <w:numFmt w:val="bullet"/>
-      <w:lvlText w:val="o"/>
-      <w:lvlJc w:val="left"/>
-      <w:pPr>
-        <w:ind w:left="3600" w:hanging="360"/>
-      </w:pPr>
-      <w:rPr>
-        <w:rFonts w:ascii="Courier New" w:hAnsi="Courier New" w:cs="Courier New" w:hint="default"/>
-      </w:rPr>
-    </w:lvl>
-    <w:lvl w:ilvl="5" w:tplc="2C0A0005" w:tentative="1">
-      <w:start w:val="1"/>
-      <w:numFmt w:val="bullet"/>
-      <w:lvlText w:val=""/>
-      <w:lvlJc w:val="left"/>
-      <w:pPr>
-        <w:ind w:left="4320" w:hanging="360"/>
-      </w:pPr>
-      <w:rPr>
-        <w:rFonts w:ascii="Wingdings" w:hAnsi="Wingdings" w:hint="default"/>
-      </w:rPr>
-    </w:lvl>
-    <w:lvl w:ilvl="6" w:tplc="2C0A0001" w:tentative="1">
-      <w:start w:val="1"/>
-      <w:numFmt w:val="bullet"/>
-      <w:lvlText w:val=""/>
-      <w:lvlJc w:val="left"/>
-      <w:pPr>
-        <w:ind w:left="5040" w:hanging="360"/>
-      </w:pPr>
-      <w:rPr>
-        <w:rFonts w:ascii="Symbol" w:hAnsi="Symbol" w:hint="default"/>
-      </w:rPr>
-    </w:lvl>
-    <w:lvl w:ilvl="7" w:tplc="2C0A0003" w:tentative="1">
-      <w:start w:val="1"/>
-      <w:numFmt w:val="bullet"/>
-      <w:lvlText w:val="o"/>
-      <w:lvlJc w:val="left"/>
-      <w:pPr>
-        <w:ind w:left="5760" w:hanging="360"/>
-      </w:pPr>
-      <w:rPr>
-        <w:rFonts w:ascii="Courier New" w:hAnsi="Courier New" w:cs="Courier New" w:hint="default"/>
-      </w:rPr>
-    </w:lvl>
-    <w:lvl w:ilvl="8" w:tplc="2C0A0005" w:tentative="1">
-      <w:start w:val="1"/>
-      <w:numFmt w:val="bullet"/>
-      <w:lvlText w:val=""/>
-      <w:lvlJc w:val="left"/>
-      <w:pPr>
-        <w:ind w:left="6480" w:hanging="360"/>
-      </w:pPr>
-      <w:rPr>
-        <w:rFonts w:ascii="Wingdings" w:hAnsi="Wingdings" w:hint="default"/>
-      </w:rPr>
-    </w:lvl>
-  </w:abstractNum>
-  <w:abstractNum w:abstractNumId="18" w15:restartNumberingAfterBreak="0">
-    <w:nsid w:val="721D01EF"/>
+  <w:abstractNum w:abstractNumId="20" w15:restartNumberingAfterBreak="0">
+    <w:nsid w:val="5B28511A"/>
     <w:multiLevelType w:val="multilevel"/>
-    <w:tmpl w:val="AADC35FA"/>
-    <w:lvl w:ilvl="0">
-      <w:start w:val="1"/>
-      <w:numFmt w:val="bullet"/>
-      <w:lvlText w:val="-"/>
-      <w:lvlJc w:val="left"/>
-      <w:pPr>
-        <w:ind w:left="720" w:hanging="360"/>
-      </w:pPr>
-      <w:rPr>
-        <w:rFonts w:ascii="Aptos" w:eastAsia="Aptos" w:hAnsi="Aptos" w:cs="Aptos"/>
-      </w:rPr>
-    </w:lvl>
-    <w:lvl w:ilvl="1">
-      <w:start w:val="1"/>
-      <w:numFmt w:val="bullet"/>
-      <w:lvlText w:val="●"/>
-      <w:lvlJc w:val="left"/>
-      <w:pPr>
-        <w:ind w:left="1440" w:hanging="360"/>
-      </w:pPr>
-      <w:rPr>
-        <w:rFonts w:ascii="Noto Sans Symbols" w:eastAsia="Noto Sans Symbols" w:hAnsi="Noto Sans Symbols" w:cs="Noto Sans Symbols"/>
-      </w:rPr>
-    </w:lvl>
-    <w:lvl w:ilvl="2">
-      <w:start w:val="1"/>
-      <w:numFmt w:val="bullet"/>
-      <w:lvlText w:val="▪"/>
-      <w:lvlJc w:val="left"/>
-      <w:pPr>
-        <w:ind w:left="2160" w:hanging="360"/>
-      </w:pPr>
-      <w:rPr>
-        <w:rFonts w:ascii="Noto Sans Symbols" w:eastAsia="Noto Sans Symbols" w:hAnsi="Noto Sans Symbols" w:cs="Noto Sans Symbols"/>
-      </w:rPr>
-    </w:lvl>
-    <w:lvl w:ilvl="3">
-      <w:start w:val="1"/>
-      <w:numFmt w:val="bullet"/>
-      <w:lvlText w:val="●"/>
-      <w:lvlJc w:val="left"/>
-      <w:pPr>
-        <w:ind w:left="2880" w:hanging="360"/>
-      </w:pPr>
-      <w:rPr>
-        <w:rFonts w:ascii="Noto Sans Symbols" w:eastAsia="Noto Sans Symbols" w:hAnsi="Noto Sans Symbols" w:cs="Noto Sans Symbols"/>
-      </w:rPr>
-    </w:lvl>
-    <w:lvl w:ilvl="4">
-      <w:start w:val="1"/>
-      <w:numFmt w:val="bullet"/>
-      <w:lvlText w:val="o"/>
-      <w:lvlJc w:val="left"/>
-      <w:pPr>
-        <w:ind w:left="3600" w:hanging="360"/>
-      </w:pPr>
-      <w:rPr>
-        <w:rFonts w:ascii="Courier New" w:eastAsia="Courier New" w:hAnsi="Courier New" w:cs="Courier New"/>
-      </w:rPr>
-    </w:lvl>
-    <w:lvl w:ilvl="5">
-      <w:start w:val="1"/>
-      <w:numFmt w:val="bullet"/>
-      <w:lvlText w:val="▪"/>
-      <w:lvlJc w:val="left"/>
-      <w:pPr>
-        <w:ind w:left="4320" w:hanging="360"/>
-      </w:pPr>
-      <w:rPr>
-        <w:rFonts w:ascii="Noto Sans Symbols" w:eastAsia="Noto Sans Symbols" w:hAnsi="Noto Sans Symbols" w:cs="Noto Sans Symbols"/>
-      </w:rPr>
-    </w:lvl>
-    <w:lvl w:ilvl="6">
-      <w:start w:val="1"/>
-      <w:numFmt w:val="bullet"/>
-      <w:lvlText w:val="●"/>
-      <w:lvlJc w:val="left"/>
-      <w:pPr>
-        <w:ind w:left="5040" w:hanging="360"/>
-      </w:pPr>
-      <w:rPr>
-        <w:rFonts w:ascii="Noto Sans Symbols" w:eastAsia="Noto Sans Symbols" w:hAnsi="Noto Sans Symbols" w:cs="Noto Sans Symbols"/>
-      </w:rPr>
-    </w:lvl>
-    <w:lvl w:ilvl="7">
-      <w:start w:val="1"/>
-      <w:numFmt w:val="bullet"/>
-      <w:lvlText w:val="o"/>
-      <w:lvlJc w:val="left"/>
-      <w:pPr>
-        <w:ind w:left="5760" w:hanging="360"/>
-      </w:pPr>
-      <w:rPr>
-        <w:rFonts w:ascii="Courier New" w:eastAsia="Courier New" w:hAnsi="Courier New" w:cs="Courier New"/>
-      </w:rPr>
-    </w:lvl>
-    <w:lvl w:ilvl="8">
-      <w:start w:val="1"/>
-      <w:numFmt w:val="bullet"/>
-      <w:lvlText w:val="▪"/>
-      <w:lvlJc w:val="left"/>
-      <w:pPr>
-        <w:ind w:left="6480" w:hanging="360"/>
-      </w:pPr>
-      <w:rPr>
-        <w:rFonts w:ascii="Noto Sans Symbols" w:eastAsia="Noto Sans Symbols" w:hAnsi="Noto Sans Symbols" w:cs="Noto Sans Symbols"/>
-      </w:rPr>
-    </w:lvl>
-  </w:abstractNum>
-  <w:abstractNum w:abstractNumId="19" w15:restartNumberingAfterBreak="0">
-    <w:nsid w:val="73776D94"/>
-    <w:multiLevelType w:val="multilevel"/>
-    <w:tmpl w:val="3940D936"/>
+    <w:tmpl w:val="3B440B54"/>
     <w:lvl w:ilvl="0">
       <w:start w:val="1"/>
       <w:numFmt w:val="decimal"/>
@@ -25384,65 +27254,509 @@
       </w:pPr>
     </w:lvl>
   </w:abstractNum>
+  <w:abstractNum w:abstractNumId="21" w15:restartNumberingAfterBreak="0">
+    <w:nsid w:val="62C615B1"/>
+    <w:multiLevelType w:val="hybridMultilevel"/>
+    <w:tmpl w:val="69AC4796"/>
+    <w:lvl w:ilvl="0" w:tplc="2C0A0001">
+      <w:start w:val="1"/>
+      <w:numFmt w:val="bullet"/>
+      <w:lvlText w:val=""/>
+      <w:lvlJc w:val="left"/>
+      <w:pPr>
+        <w:ind w:left="720" w:hanging="360"/>
+      </w:pPr>
+      <w:rPr>
+        <w:rFonts w:ascii="Symbol" w:hAnsi="Symbol" w:hint="default"/>
+      </w:rPr>
+    </w:lvl>
+    <w:lvl w:ilvl="1" w:tplc="2C0A0003" w:tentative="1">
+      <w:start w:val="1"/>
+      <w:numFmt w:val="bullet"/>
+      <w:lvlText w:val="o"/>
+      <w:lvlJc w:val="left"/>
+      <w:pPr>
+        <w:ind w:left="1440" w:hanging="360"/>
+      </w:pPr>
+      <w:rPr>
+        <w:rFonts w:ascii="Courier New" w:hAnsi="Courier New" w:cs="Courier New" w:hint="default"/>
+      </w:rPr>
+    </w:lvl>
+    <w:lvl w:ilvl="2" w:tplc="2C0A0005" w:tentative="1">
+      <w:start w:val="1"/>
+      <w:numFmt w:val="bullet"/>
+      <w:lvlText w:val=""/>
+      <w:lvlJc w:val="left"/>
+      <w:pPr>
+        <w:ind w:left="2160" w:hanging="360"/>
+      </w:pPr>
+      <w:rPr>
+        <w:rFonts w:ascii="Wingdings" w:hAnsi="Wingdings" w:hint="default"/>
+      </w:rPr>
+    </w:lvl>
+    <w:lvl w:ilvl="3" w:tplc="2C0A0001" w:tentative="1">
+      <w:start w:val="1"/>
+      <w:numFmt w:val="bullet"/>
+      <w:lvlText w:val=""/>
+      <w:lvlJc w:val="left"/>
+      <w:pPr>
+        <w:ind w:left="2880" w:hanging="360"/>
+      </w:pPr>
+      <w:rPr>
+        <w:rFonts w:ascii="Symbol" w:hAnsi="Symbol" w:hint="default"/>
+      </w:rPr>
+    </w:lvl>
+    <w:lvl w:ilvl="4" w:tplc="2C0A0003" w:tentative="1">
+      <w:start w:val="1"/>
+      <w:numFmt w:val="bullet"/>
+      <w:lvlText w:val="o"/>
+      <w:lvlJc w:val="left"/>
+      <w:pPr>
+        <w:ind w:left="3600" w:hanging="360"/>
+      </w:pPr>
+      <w:rPr>
+        <w:rFonts w:ascii="Courier New" w:hAnsi="Courier New" w:cs="Courier New" w:hint="default"/>
+      </w:rPr>
+    </w:lvl>
+    <w:lvl w:ilvl="5" w:tplc="2C0A0005" w:tentative="1">
+      <w:start w:val="1"/>
+      <w:numFmt w:val="bullet"/>
+      <w:lvlText w:val=""/>
+      <w:lvlJc w:val="left"/>
+      <w:pPr>
+        <w:ind w:left="4320" w:hanging="360"/>
+      </w:pPr>
+      <w:rPr>
+        <w:rFonts w:ascii="Wingdings" w:hAnsi="Wingdings" w:hint="default"/>
+      </w:rPr>
+    </w:lvl>
+    <w:lvl w:ilvl="6" w:tplc="2C0A0001" w:tentative="1">
+      <w:start w:val="1"/>
+      <w:numFmt w:val="bullet"/>
+      <w:lvlText w:val=""/>
+      <w:lvlJc w:val="left"/>
+      <w:pPr>
+        <w:ind w:left="5040" w:hanging="360"/>
+      </w:pPr>
+      <w:rPr>
+        <w:rFonts w:ascii="Symbol" w:hAnsi="Symbol" w:hint="default"/>
+      </w:rPr>
+    </w:lvl>
+    <w:lvl w:ilvl="7" w:tplc="2C0A0003" w:tentative="1">
+      <w:start w:val="1"/>
+      <w:numFmt w:val="bullet"/>
+      <w:lvlText w:val="o"/>
+      <w:lvlJc w:val="left"/>
+      <w:pPr>
+        <w:ind w:left="5760" w:hanging="360"/>
+      </w:pPr>
+      <w:rPr>
+        <w:rFonts w:ascii="Courier New" w:hAnsi="Courier New" w:cs="Courier New" w:hint="default"/>
+      </w:rPr>
+    </w:lvl>
+    <w:lvl w:ilvl="8" w:tplc="2C0A0005" w:tentative="1">
+      <w:start w:val="1"/>
+      <w:numFmt w:val="bullet"/>
+      <w:lvlText w:val=""/>
+      <w:lvlJc w:val="left"/>
+      <w:pPr>
+        <w:ind w:left="6480" w:hanging="360"/>
+      </w:pPr>
+      <w:rPr>
+        <w:rFonts w:ascii="Wingdings" w:hAnsi="Wingdings" w:hint="default"/>
+      </w:rPr>
+    </w:lvl>
+  </w:abstractNum>
+  <w:abstractNum w:abstractNumId="22" w15:restartNumberingAfterBreak="0">
+    <w:nsid w:val="721D01EF"/>
+    <w:multiLevelType w:val="multilevel"/>
+    <w:tmpl w:val="AADC35FA"/>
+    <w:lvl w:ilvl="0">
+      <w:start w:val="1"/>
+      <w:numFmt w:val="bullet"/>
+      <w:lvlText w:val="-"/>
+      <w:lvlJc w:val="left"/>
+      <w:pPr>
+        <w:ind w:left="720" w:hanging="360"/>
+      </w:pPr>
+      <w:rPr>
+        <w:rFonts w:ascii="Aptos" w:eastAsia="Aptos" w:hAnsi="Aptos" w:cs="Aptos"/>
+      </w:rPr>
+    </w:lvl>
+    <w:lvl w:ilvl="1">
+      <w:start w:val="1"/>
+      <w:numFmt w:val="bullet"/>
+      <w:lvlText w:val="●"/>
+      <w:lvlJc w:val="left"/>
+      <w:pPr>
+        <w:ind w:left="1440" w:hanging="360"/>
+      </w:pPr>
+      <w:rPr>
+        <w:rFonts w:ascii="Noto Sans Symbols" w:eastAsia="Noto Sans Symbols" w:hAnsi="Noto Sans Symbols" w:cs="Noto Sans Symbols"/>
+      </w:rPr>
+    </w:lvl>
+    <w:lvl w:ilvl="2">
+      <w:start w:val="1"/>
+      <w:numFmt w:val="bullet"/>
+      <w:lvlText w:val="▪"/>
+      <w:lvlJc w:val="left"/>
+      <w:pPr>
+        <w:ind w:left="2160" w:hanging="360"/>
+      </w:pPr>
+      <w:rPr>
+        <w:rFonts w:ascii="Noto Sans Symbols" w:eastAsia="Noto Sans Symbols" w:hAnsi="Noto Sans Symbols" w:cs="Noto Sans Symbols"/>
+      </w:rPr>
+    </w:lvl>
+    <w:lvl w:ilvl="3">
+      <w:start w:val="1"/>
+      <w:numFmt w:val="bullet"/>
+      <w:lvlText w:val="●"/>
+      <w:lvlJc w:val="left"/>
+      <w:pPr>
+        <w:ind w:left="2880" w:hanging="360"/>
+      </w:pPr>
+      <w:rPr>
+        <w:rFonts w:ascii="Noto Sans Symbols" w:eastAsia="Noto Sans Symbols" w:hAnsi="Noto Sans Symbols" w:cs="Noto Sans Symbols"/>
+      </w:rPr>
+    </w:lvl>
+    <w:lvl w:ilvl="4">
+      <w:start w:val="1"/>
+      <w:numFmt w:val="bullet"/>
+      <w:lvlText w:val="o"/>
+      <w:lvlJc w:val="left"/>
+      <w:pPr>
+        <w:ind w:left="3600" w:hanging="360"/>
+      </w:pPr>
+      <w:rPr>
+        <w:rFonts w:ascii="Courier New" w:eastAsia="Courier New" w:hAnsi="Courier New" w:cs="Courier New"/>
+      </w:rPr>
+    </w:lvl>
+    <w:lvl w:ilvl="5">
+      <w:start w:val="1"/>
+      <w:numFmt w:val="bullet"/>
+      <w:lvlText w:val="▪"/>
+      <w:lvlJc w:val="left"/>
+      <w:pPr>
+        <w:ind w:left="4320" w:hanging="360"/>
+      </w:pPr>
+      <w:rPr>
+        <w:rFonts w:ascii="Noto Sans Symbols" w:eastAsia="Noto Sans Symbols" w:hAnsi="Noto Sans Symbols" w:cs="Noto Sans Symbols"/>
+      </w:rPr>
+    </w:lvl>
+    <w:lvl w:ilvl="6">
+      <w:start w:val="1"/>
+      <w:numFmt w:val="bullet"/>
+      <w:lvlText w:val="●"/>
+      <w:lvlJc w:val="left"/>
+      <w:pPr>
+        <w:ind w:left="5040" w:hanging="360"/>
+      </w:pPr>
+      <w:rPr>
+        <w:rFonts w:ascii="Noto Sans Symbols" w:eastAsia="Noto Sans Symbols" w:hAnsi="Noto Sans Symbols" w:cs="Noto Sans Symbols"/>
+      </w:rPr>
+    </w:lvl>
+    <w:lvl w:ilvl="7">
+      <w:start w:val="1"/>
+      <w:numFmt w:val="bullet"/>
+      <w:lvlText w:val="o"/>
+      <w:lvlJc w:val="left"/>
+      <w:pPr>
+        <w:ind w:left="5760" w:hanging="360"/>
+      </w:pPr>
+      <w:rPr>
+        <w:rFonts w:ascii="Courier New" w:eastAsia="Courier New" w:hAnsi="Courier New" w:cs="Courier New"/>
+      </w:rPr>
+    </w:lvl>
+    <w:lvl w:ilvl="8">
+      <w:start w:val="1"/>
+      <w:numFmt w:val="bullet"/>
+      <w:lvlText w:val="▪"/>
+      <w:lvlJc w:val="left"/>
+      <w:pPr>
+        <w:ind w:left="6480" w:hanging="360"/>
+      </w:pPr>
+      <w:rPr>
+        <w:rFonts w:ascii="Noto Sans Symbols" w:eastAsia="Noto Sans Symbols" w:hAnsi="Noto Sans Symbols" w:cs="Noto Sans Symbols"/>
+      </w:rPr>
+    </w:lvl>
+  </w:abstractNum>
+  <w:abstractNum w:abstractNumId="23" w15:restartNumberingAfterBreak="0">
+    <w:nsid w:val="73776D94"/>
+    <w:multiLevelType w:val="multilevel"/>
+    <w:tmpl w:val="3940D936"/>
+    <w:lvl w:ilvl="0">
+      <w:start w:val="1"/>
+      <w:numFmt w:val="decimal"/>
+      <w:lvlText w:val="%1."/>
+      <w:lvlJc w:val="left"/>
+      <w:pPr>
+        <w:ind w:left="720" w:hanging="360"/>
+      </w:pPr>
+      <w:rPr>
+        <w:b/>
+        <w:bCs/>
+      </w:rPr>
+    </w:lvl>
+    <w:lvl w:ilvl="1">
+      <w:start w:val="1"/>
+      <w:numFmt w:val="decimal"/>
+      <w:lvlText w:val="%2."/>
+      <w:lvlJc w:val="left"/>
+      <w:pPr>
+        <w:ind w:left="1440" w:hanging="360"/>
+      </w:pPr>
+    </w:lvl>
+    <w:lvl w:ilvl="2">
+      <w:start w:val="1"/>
+      <w:numFmt w:val="decimal"/>
+      <w:lvlText w:val="%3."/>
+      <w:lvlJc w:val="left"/>
+      <w:pPr>
+        <w:ind w:left="2160" w:hanging="360"/>
+      </w:pPr>
+    </w:lvl>
+    <w:lvl w:ilvl="3">
+      <w:start w:val="1"/>
+      <w:numFmt w:val="decimal"/>
+      <w:lvlText w:val="%4."/>
+      <w:lvlJc w:val="left"/>
+      <w:pPr>
+        <w:ind w:left="2880" w:hanging="360"/>
+      </w:pPr>
+    </w:lvl>
+    <w:lvl w:ilvl="4">
+      <w:start w:val="1"/>
+      <w:numFmt w:val="decimal"/>
+      <w:lvlText w:val="%5."/>
+      <w:lvlJc w:val="left"/>
+      <w:pPr>
+        <w:ind w:left="3600" w:hanging="360"/>
+      </w:pPr>
+    </w:lvl>
+    <w:lvl w:ilvl="5">
+      <w:start w:val="1"/>
+      <w:numFmt w:val="decimal"/>
+      <w:lvlText w:val="%6."/>
+      <w:lvlJc w:val="left"/>
+      <w:pPr>
+        <w:ind w:left="4320" w:hanging="360"/>
+      </w:pPr>
+    </w:lvl>
+    <w:lvl w:ilvl="6">
+      <w:start w:val="1"/>
+      <w:numFmt w:val="decimal"/>
+      <w:lvlText w:val="%7."/>
+      <w:lvlJc w:val="left"/>
+      <w:pPr>
+        <w:ind w:left="5040" w:hanging="360"/>
+      </w:pPr>
+    </w:lvl>
+    <w:lvl w:ilvl="7">
+      <w:start w:val="1"/>
+      <w:numFmt w:val="decimal"/>
+      <w:lvlText w:val="%8."/>
+      <w:lvlJc w:val="left"/>
+      <w:pPr>
+        <w:ind w:left="5760" w:hanging="360"/>
+      </w:pPr>
+    </w:lvl>
+    <w:lvl w:ilvl="8">
+      <w:start w:val="1"/>
+      <w:numFmt w:val="decimal"/>
+      <w:lvlText w:val="%9."/>
+      <w:lvlJc w:val="left"/>
+      <w:pPr>
+        <w:ind w:left="6480" w:hanging="360"/>
+      </w:pPr>
+    </w:lvl>
+  </w:abstractNum>
+  <w:abstractNum w:abstractNumId="24" w15:restartNumberingAfterBreak="0">
+    <w:nsid w:val="7B0825C5"/>
+    <w:multiLevelType w:val="multilevel"/>
+    <w:tmpl w:val="E62824EC"/>
+    <w:lvl w:ilvl="0">
+      <w:start w:val="1"/>
+      <w:numFmt w:val="decimal"/>
+      <w:lvlText w:val="%1."/>
+      <w:lvlJc w:val="left"/>
+      <w:pPr>
+        <w:ind w:left="720" w:hanging="360"/>
+      </w:pPr>
+      <w:rPr>
+        <w:u w:val="none"/>
+      </w:rPr>
+    </w:lvl>
+    <w:lvl w:ilvl="1">
+      <w:start w:val="1"/>
+      <w:numFmt w:val="lowerLetter"/>
+      <w:lvlText w:val="%2."/>
+      <w:lvlJc w:val="left"/>
+      <w:pPr>
+        <w:ind w:left="1440" w:hanging="360"/>
+      </w:pPr>
+      <w:rPr>
+        <w:u w:val="none"/>
+      </w:rPr>
+    </w:lvl>
+    <w:lvl w:ilvl="2">
+      <w:start w:val="1"/>
+      <w:numFmt w:val="lowerRoman"/>
+      <w:lvlText w:val="%3."/>
+      <w:lvlJc w:val="right"/>
+      <w:pPr>
+        <w:ind w:left="2160" w:hanging="360"/>
+      </w:pPr>
+      <w:rPr>
+        <w:u w:val="none"/>
+      </w:rPr>
+    </w:lvl>
+    <w:lvl w:ilvl="3">
+      <w:start w:val="1"/>
+      <w:numFmt w:val="decimal"/>
+      <w:lvlText w:val="%4."/>
+      <w:lvlJc w:val="left"/>
+      <w:pPr>
+        <w:ind w:left="2880" w:hanging="360"/>
+      </w:pPr>
+      <w:rPr>
+        <w:u w:val="none"/>
+      </w:rPr>
+    </w:lvl>
+    <w:lvl w:ilvl="4">
+      <w:start w:val="1"/>
+      <w:numFmt w:val="lowerLetter"/>
+      <w:lvlText w:val="%5."/>
+      <w:lvlJc w:val="left"/>
+      <w:pPr>
+        <w:ind w:left="3600" w:hanging="360"/>
+      </w:pPr>
+      <w:rPr>
+        <w:u w:val="none"/>
+      </w:rPr>
+    </w:lvl>
+    <w:lvl w:ilvl="5">
+      <w:start w:val="1"/>
+      <w:numFmt w:val="lowerRoman"/>
+      <w:lvlText w:val="%6."/>
+      <w:lvlJc w:val="right"/>
+      <w:pPr>
+        <w:ind w:left="4320" w:hanging="360"/>
+      </w:pPr>
+      <w:rPr>
+        <w:u w:val="none"/>
+      </w:rPr>
+    </w:lvl>
+    <w:lvl w:ilvl="6">
+      <w:start w:val="1"/>
+      <w:numFmt w:val="decimal"/>
+      <w:lvlText w:val="%7."/>
+      <w:lvlJc w:val="left"/>
+      <w:pPr>
+        <w:ind w:left="5040" w:hanging="360"/>
+      </w:pPr>
+      <w:rPr>
+        <w:u w:val="none"/>
+      </w:rPr>
+    </w:lvl>
+    <w:lvl w:ilvl="7">
+      <w:start w:val="1"/>
+      <w:numFmt w:val="lowerLetter"/>
+      <w:lvlText w:val="%8."/>
+      <w:lvlJc w:val="left"/>
+      <w:pPr>
+        <w:ind w:left="5760" w:hanging="360"/>
+      </w:pPr>
+      <w:rPr>
+        <w:u w:val="none"/>
+      </w:rPr>
+    </w:lvl>
+    <w:lvl w:ilvl="8">
+      <w:start w:val="1"/>
+      <w:numFmt w:val="lowerRoman"/>
+      <w:lvlText w:val="%9."/>
+      <w:lvlJc w:val="right"/>
+      <w:pPr>
+        <w:ind w:left="6480" w:hanging="360"/>
+      </w:pPr>
+      <w:rPr>
+        <w:u w:val="none"/>
+      </w:rPr>
+    </w:lvl>
+  </w:abstractNum>
   <w:num w:numId="1" w16cid:durableId="1003820479">
+    <w:abstractNumId w:val="17"/>
+  </w:num>
+  <w:num w:numId="2" w16cid:durableId="959841925">
+    <w:abstractNumId w:val="2"/>
+  </w:num>
+  <w:num w:numId="3" w16cid:durableId="1279489412">
+    <w:abstractNumId w:val="13"/>
+  </w:num>
+  <w:num w:numId="4" w16cid:durableId="73673050">
+    <w:abstractNumId w:val="22"/>
+  </w:num>
+  <w:num w:numId="5" w16cid:durableId="335158926">
+    <w:abstractNumId w:val="1"/>
+  </w:num>
+  <w:num w:numId="6" w16cid:durableId="22680917">
     <w:abstractNumId w:val="14"/>
   </w:num>
-  <w:num w:numId="2" w16cid:durableId="959841925">
-    <w:abstractNumId w:val="1"/>
+  <w:num w:numId="7" w16cid:durableId="356194859">
+    <w:abstractNumId w:val="23"/>
   </w:num>
-  <w:num w:numId="3" w16cid:durableId="1279489412">
+  <w:num w:numId="8" w16cid:durableId="1683049771">
+    <w:abstractNumId w:val="9"/>
+  </w:num>
+  <w:num w:numId="9" w16cid:durableId="533082093">
+    <w:abstractNumId w:val="20"/>
+  </w:num>
+  <w:num w:numId="10" w16cid:durableId="338847162">
+    <w:abstractNumId w:val="16"/>
+  </w:num>
+  <w:num w:numId="11" w16cid:durableId="735468304">
+    <w:abstractNumId w:val="3"/>
+  </w:num>
+  <w:num w:numId="12" w16cid:durableId="1651904012">
+    <w:abstractNumId w:val="12"/>
+  </w:num>
+  <w:num w:numId="13" w16cid:durableId="1435318471">
+    <w:abstractNumId w:val="7"/>
+  </w:num>
+  <w:num w:numId="14" w16cid:durableId="538128944">
+    <w:abstractNumId w:val="4"/>
+  </w:num>
+  <w:num w:numId="15" w16cid:durableId="334890023">
+    <w:abstractNumId w:val="5"/>
+  </w:num>
+  <w:num w:numId="16" w16cid:durableId="1311444191">
+    <w:abstractNumId w:val="8"/>
+  </w:num>
+  <w:num w:numId="17" w16cid:durableId="428624901">
+    <w:abstractNumId w:val="6"/>
+  </w:num>
+  <w:num w:numId="18" w16cid:durableId="44764715">
+    <w:abstractNumId w:val="18"/>
+  </w:num>
+  <w:num w:numId="19" w16cid:durableId="1035933899">
+    <w:abstractNumId w:val="21"/>
+  </w:num>
+  <w:num w:numId="20" w16cid:durableId="795104101">
+    <w:abstractNumId w:val="15"/>
+  </w:num>
+  <w:num w:numId="21" w16cid:durableId="1902398725">
+    <w:abstractNumId w:val="19"/>
+  </w:num>
+  <w:num w:numId="22" w16cid:durableId="2137947010">
+    <w:abstractNumId w:val="24"/>
+  </w:num>
+  <w:num w:numId="23" w16cid:durableId="1079642873">
     <w:abstractNumId w:val="10"/>
   </w:num>
-  <w:num w:numId="4" w16cid:durableId="73673050">
-    <w:abstractNumId w:val="18"/>
-  </w:num>
-  <w:num w:numId="5" w16cid:durableId="335158926">
-    <w:abstractNumId w:val="0"/>
-  </w:num>
-  <w:num w:numId="6" w16cid:durableId="22680917">
+  <w:num w:numId="24" w16cid:durableId="895315625">
     <w:abstractNumId w:val="11"/>
   </w:num>
-  <w:num w:numId="7" w16cid:durableId="356194859">
-    <w:abstractNumId w:val="19"/>
-  </w:num>
-  <w:num w:numId="8" w16cid:durableId="1683049771">
-    <w:abstractNumId w:val="8"/>
-  </w:num>
-  <w:num w:numId="9" w16cid:durableId="533082093">
-    <w:abstractNumId w:val="16"/>
-  </w:num>
-  <w:num w:numId="10" w16cid:durableId="338847162">
-    <w:abstractNumId w:val="13"/>
-  </w:num>
-  <w:num w:numId="11" w16cid:durableId="735468304">
-    <w:abstractNumId w:val="2"/>
-  </w:num>
-  <w:num w:numId="12" w16cid:durableId="1651904012">
-    <w:abstractNumId w:val="9"/>
-  </w:num>
-  <w:num w:numId="13" w16cid:durableId="1435318471">
-    <w:abstractNumId w:val="6"/>
-  </w:num>
-  <w:num w:numId="14" w16cid:durableId="538128944">
-    <w:abstractNumId w:val="3"/>
-  </w:num>
-  <w:num w:numId="15" w16cid:durableId="334890023">
-    <w:abstractNumId w:val="4"/>
-  </w:num>
-  <w:num w:numId="16" w16cid:durableId="1311444191">
-    <w:abstractNumId w:val="7"/>
-  </w:num>
-  <w:num w:numId="17" w16cid:durableId="428624901">
-    <w:abstractNumId w:val="5"/>
-  </w:num>
-  <w:num w:numId="18" w16cid:durableId="44764715">
-    <w:abstractNumId w:val="15"/>
-  </w:num>
-  <w:num w:numId="19" w16cid:durableId="1035933899">
-    <w:abstractNumId w:val="17"/>
-  </w:num>
-  <w:num w:numId="20" w16cid:durableId="795104101">
-    <w:abstractNumId w:val="12"/>
+  <w:num w:numId="25" w16cid:durableId="549073225">
+    <w:abstractNumId w:val="0"/>
   </w:num>
 </w:numbering>
 </file>
@@ -25845,7 +28159,7 @@
   <w:style w:type="paragraph" w:default="1" w:styleId="Normal">
     <w:name w:val="Normal"/>
     <w:qFormat/>
-    <w:rsid w:val="00260630"/>
+    <w:rsid w:val="000A02F8"/>
   </w:style>
   <w:style w:type="paragraph" w:styleId="Ttulo1">
     <w:name w:val="heading 1"/>
@@ -26758,28 +29072,28 @@
 </file>
 
 <file path=customXml/item1.xml><?xml version="1.0" encoding="utf-8"?>
+<b:Sources xmlns:b="http://schemas.openxmlformats.org/officeDocument/2006/bibliography" xmlns="http://schemas.openxmlformats.org/officeDocument/2006/bibliography" SelectedStyle="\APASixthEditionOfficeOnline.xsl" StyleName="APA" Version="6"/>
+</file>
+
+<file path=customXml/item2.xml><?xml version="1.0" encoding="utf-8"?>
 <go:gDocsCustomXmlDataStorage xmlns:go="http://customooxmlschemas.google.com/" xmlns:r="http://schemas.openxmlformats.org/officeDocument/2006/relationships" uri="GoogleDocsCustomDataVersion2">
   <go:docsCustomData xmlns:go="http://customooxmlschemas.google.com/" roundtripDataSignature="AMtx7mg9ViIy0TFX1PbiokUHW0+gEHD0DQ==">CgMxLjAyDmgueXB0b3ptdnN5YWhpMg5oLjMwMTZ1a3NyeWs5OTIOaC41dHdvajgxajFna2EyDmguajh3ZGR4ZWVnZ3R3Mg5oLmJneml2aG00bzdoYzIOaC5qOTJ5aWxicjl6dDcyDmgubjRpdXVhbG9heDc2Mg5oLjFpNzZ2NHk0NXc5OTIOaC5oaHFvaTRybTJzYjEyDmgubGF1ZXZ5aGhzMG5uMg5oLjI5Nmd4eXhiYnYwbTgAciExNlVkVkNiWlZIdUNvcHFuMnNIenVkMWZoTjV5TjIzLW4=</go:docsCustomData>
 </go:gDocsCustomXmlDataStorage>
 </file>
 
-<file path=customXml/item2.xml><?xml version="1.0" encoding="utf-8"?>
-<b:Sources xmlns:b="http://schemas.openxmlformats.org/officeDocument/2006/bibliography" xmlns="http://schemas.openxmlformats.org/officeDocument/2006/bibliography" SelectedStyle="\APASixthEditionOfficeOnline.xsl" StyleName="APA" Version="6"/>
+<file path=customXml/itemProps1.xml><?xml version="1.0" encoding="utf-8"?>
+<ds:datastoreItem xmlns:ds="http://schemas.openxmlformats.org/officeDocument/2006/customXml" ds:itemID="{98C402C2-0B0B-45E1-8B8A-FD895BAD112E}">
+  <ds:schemaRefs>
+    <ds:schemaRef ds:uri="http://schemas.openxmlformats.org/officeDocument/2006/bibliography"/>
+  </ds:schemaRefs>
+</ds:datastoreItem>
 </file>
 
-<file path=customXml/itemProps1.xml><?xml version="1.0" encoding="utf-8"?>
+<file path=customXml/itemProps2.xml><?xml version="1.0" encoding="utf-8"?>
 <ds:datastoreItem xmlns:ds="http://schemas.openxmlformats.org/officeDocument/2006/customXml" ds:itemID="{11111111-1234-1234-1234-123412341234}">
   <ds:schemaRefs>
     <ds:schemaRef ds:uri="http://customooxmlschemas.google.com/"/>
     <ds:schemaRef ds:uri="http://schemas.openxmlformats.org/officeDocument/2006/relationships"/>
   </ds:schemaRefs>
 </ds:datastoreItem>
-</file>
-
-<file path=customXml/itemProps2.xml><?xml version="1.0" encoding="utf-8"?>
-<ds:datastoreItem xmlns:ds="http://schemas.openxmlformats.org/officeDocument/2006/customXml" ds:itemID="{98C402C2-0B0B-45E1-8B8A-FD895BAD112E}">
-  <ds:schemaRefs>
-    <ds:schemaRef ds:uri="http://schemas.openxmlformats.org/officeDocument/2006/bibliography"/>
-  </ds:schemaRefs>
-</ds:datastoreItem>
 </file>
--- a/Documentación/ProyectoIS 2026 CAJAL-FERNANDEZ_2daEntrega.docx
+++ b/Documentación/ProyectoIS 2026 CAJAL-FERNANDEZ_2daEntrega.docx
@@ -11578,23 +11578,7 @@
                 <w:rFonts w:ascii="Times New Roman" w:eastAsia="Times New Roman" w:hAnsi="Times New Roman" w:cs="Times New Roman"/>
                 <w:color w:val="000000"/>
               </w:rPr>
-              <w:t xml:space="preserve">El usuario queda autenticado en el sistema e inicia su sesión, se registran los permisos </w:t>
-            </w:r>
-            <w:proofErr w:type="gramStart"/>
-            <w:r>
-              <w:rPr>
-                <w:rFonts w:ascii="Times New Roman" w:eastAsia="Times New Roman" w:hAnsi="Times New Roman" w:cs="Times New Roman"/>
-                <w:color w:val="000000"/>
-              </w:rPr>
-              <w:t>del mismo</w:t>
-            </w:r>
-            <w:proofErr w:type="gramEnd"/>
-            <w:r>
-              <w:rPr>
-                <w:rFonts w:ascii="Times New Roman" w:eastAsia="Times New Roman" w:hAnsi="Times New Roman" w:cs="Times New Roman"/>
-                <w:color w:val="000000"/>
-              </w:rPr>
-              <w:t>.</w:t>
+              <w:t>El usuario queda autenticado en el sistema e inicia su sesión, se registran los permisos del mismo.</w:t>
             </w:r>
           </w:p>
         </w:tc>
@@ -17041,21 +17025,7 @@
         <w:rPr>
           <w:rFonts w:ascii="Times New Roman" w:hAnsi="Times New Roman" w:cs="Times New Roman"/>
         </w:rPr>
-        <w:t xml:space="preserve">La utilización de la bitácora nos permite llevar un registro de las acciones realizadas dentro del sistema por parte de un usuario </w:t>
-      </w:r>
-      <w:proofErr w:type="gramStart"/>
-      <w:r>
-        <w:rPr>
-          <w:rFonts w:ascii="Times New Roman" w:hAnsi="Times New Roman" w:cs="Times New Roman"/>
-        </w:rPr>
-        <w:t>del mismo</w:t>
-      </w:r>
-      <w:proofErr w:type="gramEnd"/>
-      <w:r>
-        <w:rPr>
-          <w:rFonts w:ascii="Times New Roman" w:hAnsi="Times New Roman" w:cs="Times New Roman"/>
-        </w:rPr>
-        <w:t xml:space="preserve">. Cada evento registrado en la </w:t>
+        <w:t xml:space="preserve">La utilización de la bitácora nos permite llevar un registro de las acciones realizadas dentro del sistema por parte de un usuario del mismo. Cada evento registrado en la </w:t>
       </w:r>
       <w:r>
         <w:rPr>
@@ -17134,21 +17104,7 @@
         <w:rPr>
           <w:rFonts w:ascii="Times New Roman" w:hAnsi="Times New Roman" w:cs="Times New Roman"/>
         </w:rPr>
-        <w:t>Información asociada: Leyenda del hecho (Ej: El usuario “x</w:t>
-      </w:r>
-      <w:proofErr w:type="gramStart"/>
-      <w:r>
-        <w:rPr>
-          <w:rFonts w:ascii="Times New Roman" w:hAnsi="Times New Roman" w:cs="Times New Roman"/>
-        </w:rPr>
-        <w:t>”….</w:t>
-      </w:r>
-      <w:proofErr w:type="gramEnd"/>
-      <w:r>
-        <w:rPr>
-          <w:rFonts w:ascii="Times New Roman" w:hAnsi="Times New Roman" w:cs="Times New Roman"/>
-        </w:rPr>
-        <w:t>. tal actividad)</w:t>
+        <w:t>Información asociada: Leyenda del hecho (Ej: El usuario “x”….. tal actividad)</w:t>
       </w:r>
     </w:p>
     <w:p>
@@ -20530,6 +20486,9 @@
               <w:spacing w:after="0" w:line="240" w:lineRule="auto"/>
               <w:rPr>
                 <w:rFonts w:ascii="Times New Roman" w:eastAsia="Times New Roman" w:hAnsi="Times New Roman" w:cs="Times New Roman"/>
+                <w:b/>
+                <w:bCs/>
+                <w:color w:val="000000"/>
               </w:rPr>
             </w:pPr>
             <w:r>
@@ -20559,7 +20518,25 @@
                 <w:bCs/>
                 <w:color w:val="000000"/>
               </w:rPr>
-              <w:t xml:space="preserve">FA1- </w:t>
+              <w:t>FA</w:t>
+            </w:r>
+            <w:r>
+              <w:rPr>
+                <w:rFonts w:ascii="Times New Roman" w:eastAsia="Times New Roman" w:hAnsi="Times New Roman" w:cs="Times New Roman"/>
+                <w:b/>
+                <w:bCs/>
+                <w:color w:val="000000"/>
+              </w:rPr>
+              <w:t>1</w:t>
+            </w:r>
+            <w:r>
+              <w:rPr>
+                <w:rFonts w:ascii="Times New Roman" w:eastAsia="Times New Roman" w:hAnsi="Times New Roman" w:cs="Times New Roman"/>
+                <w:b/>
+                <w:bCs/>
+                <w:color w:val="000000"/>
+              </w:rPr>
+              <w:t xml:space="preserve">- </w:t>
             </w:r>
             <w:r>
               <w:rPr>
@@ -20701,6 +20678,7 @@
         <w:rPr>
           <w:rFonts w:ascii="Times New Roman" w:eastAsia="Times New Roman" w:hAnsi="Times New Roman" w:cs="Times New Roman"/>
         </w:rPr>
+        <w:lastRenderedPageBreak/>
         <w:t>6</w:t>
       </w:r>
       <w:r>
@@ -20735,6 +20713,60 @@
           <w:rFonts w:ascii="Times New Roman" w:hAnsi="Times New Roman" w:cs="Times New Roman"/>
         </w:rPr>
       </w:pPr>
+      <w:r>
+        <w:rPr>
+          <w:rFonts w:ascii="Times New Roman" w:hAnsi="Times New Roman" w:cs="Times New Roman"/>
+          <w:noProof/>
+        </w:rPr>
+        <w:drawing>
+          <wp:inline distT="0" distB="0" distL="0" distR="0" wp14:anchorId="7A49A31D" wp14:editId="14B52C43">
+            <wp:extent cx="5400040" cy="5669280"/>
+            <wp:effectExtent l="0" t="0" r="0" b="7620"/>
+            <wp:docPr id="2028827685" name="Imagen 3"/>
+            <wp:cNvGraphicFramePr>
+              <a:graphicFrameLocks xmlns:a="http://schemas.openxmlformats.org/drawingml/2006/main" noChangeAspect="1"/>
+            </wp:cNvGraphicFramePr>
+            <a:graphic xmlns:a="http://schemas.openxmlformats.org/drawingml/2006/main">
+              <a:graphicData uri="http://schemas.openxmlformats.org/drawingml/2006/picture">
+                <pic:pic xmlns:pic="http://schemas.openxmlformats.org/drawingml/2006/picture">
+                  <pic:nvPicPr>
+                    <pic:cNvPr id="0" name="Picture 3"/>
+                    <pic:cNvPicPr>
+                      <a:picLocks noChangeAspect="1" noChangeArrowheads="1"/>
+                    </pic:cNvPicPr>
+                  </pic:nvPicPr>
+                  <pic:blipFill>
+                    <a:blip r:embed="rId44">
+                      <a:extLst>
+                        <a:ext uri="{28A0092B-C50C-407E-A947-70E740481C1C}">
+                          <a14:useLocalDpi xmlns:a14="http://schemas.microsoft.com/office/drawing/2010/main" val="0"/>
+                        </a:ext>
+                      </a:extLst>
+                    </a:blip>
+                    <a:srcRect/>
+                    <a:stretch>
+                      <a:fillRect/>
+                    </a:stretch>
+                  </pic:blipFill>
+                  <pic:spPr bwMode="auto">
+                    <a:xfrm>
+                      <a:off x="0" y="0"/>
+                      <a:ext cx="5400040" cy="5669280"/>
+                    </a:xfrm>
+                    <a:prstGeom prst="rect">
+                      <a:avLst/>
+                    </a:prstGeom>
+                    <a:noFill/>
+                    <a:ln>
+                      <a:noFill/>
+                    </a:ln>
+                  </pic:spPr>
+                </pic:pic>
+              </a:graphicData>
+            </a:graphic>
+          </wp:inline>
+        </w:drawing>
+      </w:r>
     </w:p>
     <w:p>
       <w:pPr>
@@ -20987,6 +21019,7 @@
                 <w:bCs/>
                 <w:color w:val="000000"/>
               </w:rPr>
+              <w:lastRenderedPageBreak/>
               <w:t xml:space="preserve">DESCRIPCIÓN: </w:t>
             </w:r>
             <w:r>
@@ -21225,7 +21258,6 @@
                 <w:rFonts w:ascii="Times New Roman" w:eastAsia="Times New Roman" w:hAnsi="Times New Roman" w:cs="Times New Roman"/>
                 <w:color w:val="000000"/>
               </w:rPr>
-              <w:lastRenderedPageBreak/>
               <w:t>. Debe de haber por lo menos un producto registrado en el sistema.</w:t>
             </w:r>
           </w:p>
@@ -21265,7 +21297,6 @@
                 <w:bCs/>
                 <w:color w:val="000000"/>
               </w:rPr>
-              <w:lastRenderedPageBreak/>
               <w:t xml:space="preserve">PUNTOS DE EXTENSIÓN: </w:t>
             </w:r>
             <w:r>
@@ -21532,48 +21563,6 @@
                 <w:szCs w:val="22"/>
               </w:rPr>
               <w:t xml:space="preserve"> selecciona el producto que quiere modificar.</w:t>
-            </w:r>
-          </w:p>
-          <w:p>
-            <w:pPr>
-              <w:numPr>
-                <w:ilvl w:val="0"/>
-                <w:numId w:val="11"/>
-              </w:numPr>
-              <w:spacing w:after="0" w:line="240" w:lineRule="auto"/>
-              <w:rPr>
-                <w:rFonts w:ascii="Times New Roman" w:eastAsia="Times New Roman" w:hAnsi="Times New Roman" w:cs="Times New Roman"/>
-                <w:color w:val="000000"/>
-                <w:sz w:val="22"/>
-                <w:szCs w:val="22"/>
-              </w:rPr>
-            </w:pPr>
-            <w:r>
-              <w:rPr>
-                <w:rFonts w:ascii="Times New Roman" w:eastAsia="Times New Roman" w:hAnsi="Times New Roman" w:cs="Times New Roman"/>
-                <w:color w:val="000000"/>
-                <w:sz w:val="22"/>
-                <w:szCs w:val="22"/>
-              </w:rPr>
-              <w:t xml:space="preserve">El sistema presenta </w:t>
-            </w:r>
-            <w:r>
-              <w:rPr>
-                <w:rFonts w:ascii="Times New Roman" w:eastAsia="Times New Roman" w:hAnsi="Times New Roman" w:cs="Times New Roman"/>
-                <w:color w:val="000000"/>
-                <w:sz w:val="22"/>
-                <w:szCs w:val="22"/>
-              </w:rPr>
-              <w:t>el</w:t>
-            </w:r>
-            <w:r>
-              <w:rPr>
-                <w:rFonts w:ascii="Times New Roman" w:eastAsia="Times New Roman" w:hAnsi="Times New Roman" w:cs="Times New Roman"/>
-                <w:color w:val="000000"/>
-                <w:sz w:val="22"/>
-                <w:szCs w:val="22"/>
-              </w:rPr>
-              <w:t xml:space="preserve"> producto con sus respectivos datos y solicita ingresar los datos que quiera modificar.</w:t>
             </w:r>
           </w:p>
           <w:p>
@@ -21794,7 +21783,16 @@
                 <w:bCs/>
                 <w:color w:val="000000"/>
               </w:rPr>
-              <w:t xml:space="preserve">6.1 </w:t>
+              <w:t>5</w:t>
+            </w:r>
+            <w:r>
+              <w:rPr>
+                <w:rFonts w:ascii="Times New Roman" w:eastAsia="Times New Roman" w:hAnsi="Times New Roman" w:cs="Times New Roman"/>
+                <w:b/>
+                <w:bCs/>
+                <w:color w:val="000000"/>
+              </w:rPr>
+              <w:t xml:space="preserve">.1 </w:t>
             </w:r>
             <w:r>
               <w:rPr>
@@ -21819,7 +21817,16 @@
                 <w:bCs/>
                 <w:color w:val="000000"/>
               </w:rPr>
-              <w:t>6.2</w:t>
+              <w:t>5</w:t>
+            </w:r>
+            <w:r>
+              <w:rPr>
+                <w:rFonts w:ascii="Times New Roman" w:eastAsia="Times New Roman" w:hAnsi="Times New Roman" w:cs="Times New Roman"/>
+                <w:b/>
+                <w:bCs/>
+                <w:color w:val="000000"/>
+              </w:rPr>
+              <w:t>.2</w:t>
             </w:r>
             <w:r>
               <w:rPr>
@@ -21875,7 +21882,16 @@
                 <w:bCs/>
                 <w:color w:val="000000"/>
               </w:rPr>
-              <w:t xml:space="preserve">7.1 </w:t>
+              <w:t>6</w:t>
+            </w:r>
+            <w:r>
+              <w:rPr>
+                <w:rFonts w:ascii="Times New Roman" w:eastAsia="Times New Roman" w:hAnsi="Times New Roman" w:cs="Times New Roman"/>
+                <w:b/>
+                <w:bCs/>
+                <w:color w:val="000000"/>
+              </w:rPr>
+              <w:t xml:space="preserve">.1 </w:t>
             </w:r>
             <w:r>
               <w:rPr>
@@ -21946,6 +21962,7 @@
         <w:rPr>
           <w:rFonts w:ascii="Times New Roman" w:eastAsia="Times New Roman" w:hAnsi="Times New Roman" w:cs="Times New Roman"/>
         </w:rPr>
+        <w:lastRenderedPageBreak/>
         <w:t>6</w:t>
       </w:r>
       <w:r>
@@ -21980,6 +21997,60 @@
           <w:rFonts w:ascii="Times New Roman" w:eastAsia="Times New Roman" w:hAnsi="Times New Roman" w:cs="Times New Roman"/>
         </w:rPr>
       </w:pPr>
+      <w:r>
+        <w:rPr>
+          <w:rFonts w:ascii="Times New Roman" w:eastAsia="Times New Roman" w:hAnsi="Times New Roman" w:cs="Times New Roman"/>
+          <w:noProof/>
+        </w:rPr>
+        <w:drawing>
+          <wp:inline distT="0" distB="0" distL="0" distR="0" wp14:anchorId="17BC827E" wp14:editId="404A69F7">
+            <wp:extent cx="5400040" cy="5723255"/>
+            <wp:effectExtent l="0" t="0" r="0" b="0"/>
+            <wp:docPr id="163750502" name="Imagen 4"/>
+            <wp:cNvGraphicFramePr>
+              <a:graphicFrameLocks xmlns:a="http://schemas.openxmlformats.org/drawingml/2006/main" noChangeAspect="1"/>
+            </wp:cNvGraphicFramePr>
+            <a:graphic xmlns:a="http://schemas.openxmlformats.org/drawingml/2006/main">
+              <a:graphicData uri="http://schemas.openxmlformats.org/drawingml/2006/picture">
+                <pic:pic xmlns:pic="http://schemas.openxmlformats.org/drawingml/2006/picture">
+                  <pic:nvPicPr>
+                    <pic:cNvPr id="0" name="Picture 4"/>
+                    <pic:cNvPicPr>
+                      <a:picLocks noChangeAspect="1" noChangeArrowheads="1"/>
+                    </pic:cNvPicPr>
+                  </pic:nvPicPr>
+                  <pic:blipFill>
+                    <a:blip r:embed="rId45">
+                      <a:extLst>
+                        <a:ext uri="{28A0092B-C50C-407E-A947-70E740481C1C}">
+                          <a14:useLocalDpi xmlns:a14="http://schemas.microsoft.com/office/drawing/2010/main" val="0"/>
+                        </a:ext>
+                      </a:extLst>
+                    </a:blip>
+                    <a:srcRect/>
+                    <a:stretch>
+                      <a:fillRect/>
+                    </a:stretch>
+                  </pic:blipFill>
+                  <pic:spPr bwMode="auto">
+                    <a:xfrm>
+                      <a:off x="0" y="0"/>
+                      <a:ext cx="5400040" cy="5723255"/>
+                    </a:xfrm>
+                    <a:prstGeom prst="rect">
+                      <a:avLst/>
+                    </a:prstGeom>
+                    <a:noFill/>
+                    <a:ln>
+                      <a:noFill/>
+                    </a:ln>
+                  </pic:spPr>
+                </pic:pic>
+              </a:graphicData>
+            </a:graphic>
+          </wp:inline>
+        </w:drawing>
+      </w:r>
     </w:p>
     <w:p>
       <w:pPr>
@@ -22044,6 +22115,7 @@
         </w:numPr>
       </w:pPr>
       <w:r>
+        <w:lastRenderedPageBreak/>
         <w:t>S</w:t>
       </w:r>
       <w:r>
@@ -22065,11 +22137,7 @@
         <w:t xml:space="preserve">Si </w:t>
       </w:r>
       <w:r>
-        <w:t xml:space="preserve">se han intercambiado datos de posición. Para esto último es importante, al momento de determinar el algoritmo de cálculo a </w:t>
-      </w:r>
-      <w:r>
-        <w:lastRenderedPageBreak/>
-        <w:t xml:space="preserve">emplear, que en el cálculo no sólo participe el contenido del atributo sino también la posición del carácter y la posición del atributo dentro de la entidad.  </w:t>
+        <w:t xml:space="preserve">se han intercambiado datos de posición. Para esto último es importante, al momento de determinar el algoritmo de cálculo a emplear, que en el cálculo no sólo participe el contenido del atributo sino también la posición del carácter y la posición del atributo dentro de la entidad.  </w:t>
       </w:r>
     </w:p>
     <w:p>
@@ -23985,8 +24053,8 @@
     </w:p>
     <w:p/>
     <w:sectPr>
-      <w:headerReference w:type="default" r:id="rId44"/>
-      <w:footerReference w:type="default" r:id="rId45"/>
+      <w:headerReference w:type="default" r:id="rId46"/>
+      <w:footerReference w:type="default" r:id="rId47"/>
       <w:pgSz w:w="11906" w:h="16838"/>
       <w:pgMar w:top="1417" w:right="1701" w:bottom="1417" w:left="1701" w:header="708" w:footer="708" w:gutter="0"/>
       <w:pgNumType w:start="1"/>
@@ -29072,28 +29140,28 @@
 </file>
 
 <file path=customXml/item1.xml><?xml version="1.0" encoding="utf-8"?>
-<b:Sources xmlns:b="http://schemas.openxmlformats.org/officeDocument/2006/bibliography" xmlns="http://schemas.openxmlformats.org/officeDocument/2006/bibliography" SelectedStyle="\APASixthEditionOfficeOnline.xsl" StyleName="APA" Version="6"/>
-</file>
-
-<file path=customXml/item2.xml><?xml version="1.0" encoding="utf-8"?>
 <go:gDocsCustomXmlDataStorage xmlns:go="http://customooxmlschemas.google.com/" xmlns:r="http://schemas.openxmlformats.org/officeDocument/2006/relationships" uri="GoogleDocsCustomDataVersion2">
   <go:docsCustomData xmlns:go="http://customooxmlschemas.google.com/" roundtripDataSignature="AMtx7mg9ViIy0TFX1PbiokUHW0+gEHD0DQ==">CgMxLjAyDmgueXB0b3ptdnN5YWhpMg5oLjMwMTZ1a3NyeWs5OTIOaC41dHdvajgxajFna2EyDmguajh3ZGR4ZWVnZ3R3Mg5oLmJneml2aG00bzdoYzIOaC5qOTJ5aWxicjl6dDcyDmgubjRpdXVhbG9heDc2Mg5oLjFpNzZ2NHk0NXc5OTIOaC5oaHFvaTRybTJzYjEyDmgubGF1ZXZ5aGhzMG5uMg5oLjI5Nmd4eXhiYnYwbTgAciExNlVkVkNiWlZIdUNvcHFuMnNIenVkMWZoTjV5TjIzLW4=</go:docsCustomData>
 </go:gDocsCustomXmlDataStorage>
 </file>
 
-<file path=customXml/itemProps1.xml><?xml version="1.0" encoding="utf-8"?>
-<ds:datastoreItem xmlns:ds="http://schemas.openxmlformats.org/officeDocument/2006/customXml" ds:itemID="{98C402C2-0B0B-45E1-8B8A-FD895BAD112E}">
-  <ds:schemaRefs>
-    <ds:schemaRef ds:uri="http://schemas.openxmlformats.org/officeDocument/2006/bibliography"/>
-  </ds:schemaRefs>
-</ds:datastoreItem>
+<file path=customXml/item2.xml><?xml version="1.0" encoding="utf-8"?>
+<b:Sources xmlns:b="http://schemas.openxmlformats.org/officeDocument/2006/bibliography" xmlns="http://schemas.openxmlformats.org/officeDocument/2006/bibliography" SelectedStyle="\APASixthEditionOfficeOnline.xsl" StyleName="APA" Version="6"/>
 </file>
 
-<file path=customXml/itemProps2.xml><?xml version="1.0" encoding="utf-8"?>
+<file path=customXml/itemProps1.xml><?xml version="1.0" encoding="utf-8"?>
 <ds:datastoreItem xmlns:ds="http://schemas.openxmlformats.org/officeDocument/2006/customXml" ds:itemID="{11111111-1234-1234-1234-123412341234}">
   <ds:schemaRefs>
     <ds:schemaRef ds:uri="http://customooxmlschemas.google.com/"/>
     <ds:schemaRef ds:uri="http://schemas.openxmlformats.org/officeDocument/2006/relationships"/>
   </ds:schemaRefs>
 </ds:datastoreItem>
+</file>
+
+<file path=customXml/itemProps2.xml><?xml version="1.0" encoding="utf-8"?>
+<ds:datastoreItem xmlns:ds="http://schemas.openxmlformats.org/officeDocument/2006/customXml" ds:itemID="{98C402C2-0B0B-45E1-8B8A-FD895BAD112E}">
+  <ds:schemaRefs>
+    <ds:schemaRef ds:uri="http://schemas.openxmlformats.org/officeDocument/2006/bibliography"/>
+  </ds:schemaRefs>
+</ds:datastoreItem>
 </file>
--- a/Documentación/ProyectoIS 2026 CAJAL-FERNANDEZ_2daEntrega.docx
+++ b/Documentación/ProyectoIS 2026 CAJAL-FERNANDEZ_2daEntrega.docx
@@ -8238,7 +8238,21 @@
           <w:rFonts w:ascii="Times New Roman" w:eastAsia="Times New Roman" w:hAnsi="Times New Roman" w:cs="Times New Roman"/>
           <w:color w:val="000000"/>
         </w:rPr>
-        <w:t>/BM)</w:t>
+        <w:t>/BM</w:t>
+      </w:r>
+      <w:r>
+        <w:rPr>
+          <w:rFonts w:ascii="Times New Roman" w:eastAsia="Times New Roman" w:hAnsi="Times New Roman" w:cs="Times New Roman"/>
+          <w:color w:val="000000"/>
+        </w:rPr>
+        <w:t>L</w:t>
+      </w:r>
+      <w:r>
+        <w:rPr>
+          <w:rFonts w:ascii="Times New Roman" w:eastAsia="Times New Roman" w:hAnsi="Times New Roman" w:cs="Times New Roman"/>
+          <w:color w:val="000000"/>
+        </w:rPr>
+        <w:t>)</w:t>
       </w:r>
       <w:r>
         <w:rPr>
@@ -8269,6 +8283,32 @@
       <w:r>
         <w:rPr>
           <w:rFonts w:ascii="Times New Roman" w:eastAsia="Times New Roman" w:hAnsi="Times New Roman" w:cs="Times New Roman"/>
+          <w:color w:val="000000"/>
+        </w:rPr>
+        <w:t>Gestión de productos (ABML)</w:t>
+      </w:r>
+    </w:p>
+    <w:p>
+      <w:pPr>
+        <w:numPr>
+          <w:ilvl w:val="1"/>
+          <w:numId w:val="4"/>
+        </w:numPr>
+        <w:pBdr>
+          <w:top w:val="nil"/>
+          <w:left w:val="nil"/>
+          <w:bottom w:val="nil"/>
+          <w:right w:val="nil"/>
+          <w:between w:val="nil"/>
+        </w:pBdr>
+        <w:spacing w:after="0"/>
+        <w:rPr>
+          <w:rFonts w:ascii="Times New Roman" w:eastAsia="Times New Roman" w:hAnsi="Times New Roman" w:cs="Times New Roman"/>
+        </w:rPr>
+      </w:pPr>
+      <w:r>
+        <w:rPr>
+          <w:rFonts w:ascii="Times New Roman" w:eastAsia="Times New Roman" w:hAnsi="Times New Roman" w:cs="Times New Roman"/>
         </w:rPr>
         <w:t>Auditoría</w:t>
       </w:r>
@@ -8285,6 +8325,58 @@
           <w:color w:val="000000"/>
         </w:rPr>
         <w:t>mediante gestión de Bitácora</w:t>
+      </w:r>
+    </w:p>
+    <w:p>
+      <w:pPr>
+        <w:numPr>
+          <w:ilvl w:val="1"/>
+          <w:numId w:val="4"/>
+        </w:numPr>
+        <w:pBdr>
+          <w:top w:val="nil"/>
+          <w:left w:val="nil"/>
+          <w:bottom w:val="nil"/>
+          <w:right w:val="nil"/>
+          <w:between w:val="nil"/>
+        </w:pBdr>
+        <w:spacing w:after="0"/>
+        <w:rPr>
+          <w:rFonts w:ascii="Times New Roman" w:eastAsia="Times New Roman" w:hAnsi="Times New Roman" w:cs="Times New Roman"/>
+        </w:rPr>
+      </w:pPr>
+      <w:r>
+        <w:rPr>
+          <w:rFonts w:ascii="Times New Roman" w:eastAsia="Times New Roman" w:hAnsi="Times New Roman" w:cs="Times New Roman"/>
+          <w:color w:val="000000"/>
+        </w:rPr>
+        <w:t xml:space="preserve">Gestión de Múltiples idiomas </w:t>
+      </w:r>
+    </w:p>
+    <w:p>
+      <w:pPr>
+        <w:numPr>
+          <w:ilvl w:val="1"/>
+          <w:numId w:val="4"/>
+        </w:numPr>
+        <w:pBdr>
+          <w:top w:val="nil"/>
+          <w:left w:val="nil"/>
+          <w:bottom w:val="nil"/>
+          <w:right w:val="nil"/>
+          <w:between w:val="nil"/>
+        </w:pBdr>
+        <w:spacing w:after="0"/>
+        <w:rPr>
+          <w:rFonts w:ascii="Times New Roman" w:eastAsia="Times New Roman" w:hAnsi="Times New Roman" w:cs="Times New Roman"/>
+        </w:rPr>
+      </w:pPr>
+      <w:r>
+        <w:rPr>
+          <w:rFonts w:ascii="Times New Roman" w:eastAsia="Times New Roman" w:hAnsi="Times New Roman" w:cs="Times New Roman"/>
+          <w:color w:val="000000"/>
+        </w:rPr>
+        <w:t>Gestión de roles y permisos</w:t>
       </w:r>
     </w:p>
     <w:p>
@@ -9160,10 +9252,10 @@
           <w:szCs w:val="30"/>
         </w:rPr>
         <w:drawing>
-          <wp:inline distT="0" distB="0" distL="0" distR="0" wp14:anchorId="2BFD9F65" wp14:editId="57B517A5">
-            <wp:extent cx="6282164" cy="2880360"/>
-            <wp:effectExtent l="0" t="0" r="4445" b="0"/>
-            <wp:docPr id="66128946" name="Imagen 2"/>
+          <wp:inline distT="0" distB="0" distL="0" distR="0" wp14:anchorId="71ED3192" wp14:editId="1F36694E">
+            <wp:extent cx="6380018" cy="2410691"/>
+            <wp:effectExtent l="0" t="0" r="1905" b="0"/>
+            <wp:docPr id="1143311943" name="Imagen 2"/>
             <wp:cNvGraphicFramePr>
               <a:graphicFrameLocks xmlns:a="http://schemas.openxmlformats.org/drawingml/2006/main" noChangeAspect="1"/>
             </wp:cNvGraphicFramePr>
@@ -9192,7 +9284,7 @@
                   <pic:spPr bwMode="auto">
                     <a:xfrm>
                       <a:off x="0" y="0"/>
-                      <a:ext cx="6289978" cy="2883943"/>
+                      <a:ext cx="6395894" cy="2416690"/>
                     </a:xfrm>
                     <a:prstGeom prst="rect">
                       <a:avLst/>
@@ -9211,6 +9303,15 @@
     </w:p>
     <w:p>
       <w:pPr>
+        <w:rPr>
+          <w:rFonts w:ascii="Times New Roman" w:eastAsia="Times New Roman" w:hAnsi="Times New Roman" w:cs="Times New Roman"/>
+          <w:sz w:val="30"/>
+          <w:szCs w:val="30"/>
+        </w:rPr>
+      </w:pPr>
+    </w:p>
+    <w:p>
+      <w:pPr>
         <w:pStyle w:val="Ttulo2"/>
         <w:rPr>
           <w:rFonts w:ascii="Times New Roman" w:eastAsia="Times New Roman" w:hAnsi="Times New Roman" w:cs="Times New Roman"/>
@@ -9284,10 +9385,10 @@
           <w:noProof/>
         </w:rPr>
         <w:drawing>
-          <wp:inline distT="0" distB="0" distL="0" distR="0" wp14:anchorId="48CBFFF0" wp14:editId="77044361">
-            <wp:extent cx="4128654" cy="4287318"/>
-            <wp:effectExtent l="0" t="0" r="5715" b="0"/>
-            <wp:docPr id="1466648346" name="Imagen 18"/>
+          <wp:inline distT="0" distB="0" distL="0" distR="0" wp14:anchorId="1391F0C4" wp14:editId="414C13FF">
+            <wp:extent cx="6096000" cy="3017176"/>
+            <wp:effectExtent l="0" t="0" r="0" b="0"/>
+            <wp:docPr id="937830118" name="Imagen 2"/>
             <wp:cNvGraphicFramePr>
               <a:graphicFrameLocks xmlns:a="http://schemas.openxmlformats.org/drawingml/2006/main" noChangeAspect="1"/>
             </wp:cNvGraphicFramePr>
@@ -9295,7 +9396,7 @@
               <a:graphicData uri="http://schemas.openxmlformats.org/drawingml/2006/picture">
                 <pic:pic xmlns:pic="http://schemas.openxmlformats.org/drawingml/2006/picture">
                   <pic:nvPicPr>
-                    <pic:cNvPr id="0" name="Picture 18"/>
+                    <pic:cNvPr id="0" name="Picture 2"/>
                     <pic:cNvPicPr>
                       <a:picLocks noChangeAspect="1" noChangeArrowheads="1"/>
                     </pic:cNvPicPr>
@@ -9316,7 +9417,7 @@
                   <pic:spPr bwMode="auto">
                     <a:xfrm>
                       <a:off x="0" y="0"/>
-                      <a:ext cx="4133684" cy="4292541"/>
+                      <a:ext cx="6098613" cy="3018469"/>
                     </a:xfrm>
                     <a:prstGeom prst="rect">
                       <a:avLst/>
@@ -11578,7 +11679,23 @@
                 <w:rFonts w:ascii="Times New Roman" w:eastAsia="Times New Roman" w:hAnsi="Times New Roman" w:cs="Times New Roman"/>
                 <w:color w:val="000000"/>
               </w:rPr>
-              <w:t>El usuario queda autenticado en el sistema e inicia su sesión, se registran los permisos del mismo.</w:t>
+              <w:t xml:space="preserve">El usuario queda autenticado en el sistema e inicia su sesión, se registran los permisos </w:t>
+            </w:r>
+            <w:proofErr w:type="gramStart"/>
+            <w:r>
+              <w:rPr>
+                <w:rFonts w:ascii="Times New Roman" w:eastAsia="Times New Roman" w:hAnsi="Times New Roman" w:cs="Times New Roman"/>
+                <w:color w:val="000000"/>
+              </w:rPr>
+              <w:t>del mismo</w:t>
+            </w:r>
+            <w:proofErr w:type="gramEnd"/>
+            <w:r>
+              <w:rPr>
+                <w:rFonts w:ascii="Times New Roman" w:eastAsia="Times New Roman" w:hAnsi="Times New Roman" w:cs="Times New Roman"/>
+                <w:color w:val="000000"/>
+              </w:rPr>
+              <w:t>.</w:t>
             </w:r>
           </w:p>
         </w:tc>
@@ -17025,7 +17142,21 @@
         <w:rPr>
           <w:rFonts w:ascii="Times New Roman" w:hAnsi="Times New Roman" w:cs="Times New Roman"/>
         </w:rPr>
-        <w:t xml:space="preserve">La utilización de la bitácora nos permite llevar un registro de las acciones realizadas dentro del sistema por parte de un usuario del mismo. Cada evento registrado en la </w:t>
+        <w:t xml:space="preserve">La utilización de la bitácora nos permite llevar un registro de las acciones realizadas dentro del sistema por parte de un usuario </w:t>
+      </w:r>
+      <w:proofErr w:type="gramStart"/>
+      <w:r>
+        <w:rPr>
+          <w:rFonts w:ascii="Times New Roman" w:hAnsi="Times New Roman" w:cs="Times New Roman"/>
+        </w:rPr>
+        <w:t>del mismo</w:t>
+      </w:r>
+      <w:proofErr w:type="gramEnd"/>
+      <w:r>
+        <w:rPr>
+          <w:rFonts w:ascii="Times New Roman" w:hAnsi="Times New Roman" w:cs="Times New Roman"/>
+        </w:rPr>
+        <w:t xml:space="preserve">. Cada evento registrado en la </w:t>
       </w:r>
       <w:r>
         <w:rPr>
@@ -17104,7 +17235,21 @@
         <w:rPr>
           <w:rFonts w:ascii="Times New Roman" w:hAnsi="Times New Roman" w:cs="Times New Roman"/>
         </w:rPr>
-        <w:t>Información asociada: Leyenda del hecho (Ej: El usuario “x”….. tal actividad)</w:t>
+        <w:t>Información asociada: Leyenda del hecho (Ej: El usuario “x</w:t>
+      </w:r>
+      <w:proofErr w:type="gramStart"/>
+      <w:r>
+        <w:rPr>
+          <w:rFonts w:ascii="Times New Roman" w:hAnsi="Times New Roman" w:cs="Times New Roman"/>
+        </w:rPr>
+        <w:t>”….</w:t>
+      </w:r>
+      <w:proofErr w:type="gramEnd"/>
+      <w:r>
+        <w:rPr>
+          <w:rFonts w:ascii="Times New Roman" w:hAnsi="Times New Roman" w:cs="Times New Roman"/>
+        </w:rPr>
+        <w:t>. tal actividad)</w:t>
       </w:r>
     </w:p>
     <w:p>
@@ -17857,19 +18002,6 @@
     </w:p>
     <w:p>
       <w:pPr>
-        <w:rPr>
-          <w:rFonts w:ascii="Times New Roman" w:eastAsia="Times New Roman" w:hAnsi="Times New Roman" w:cs="Times New Roman"/>
-        </w:rPr>
-      </w:pPr>
-      <w:r>
-        <w:rPr>
-          <w:rFonts w:ascii="Times New Roman" w:eastAsia="Times New Roman" w:hAnsi="Times New Roman" w:cs="Times New Roman"/>
-        </w:rPr>
-        <w:t>----------------------- DE ACA PARA ABAJO 2DA ENTREGA ------------------------------</w:t>
-      </w:r>
-    </w:p>
-    <w:p>
-      <w:pPr>
         <w:pStyle w:val="Ttulo1"/>
         <w:rPr>
           <w:rFonts w:ascii="Times New Roman" w:eastAsia="Times New Roman" w:hAnsi="Times New Roman" w:cs="Times New Roman"/>
@@ -22142,6 +22274,127 @@
     </w:p>
     <w:p>
       <w:pPr>
+        <w:spacing w:after="3" w:line="257" w:lineRule="auto"/>
+        <w:ind w:right="76" w:hanging="10"/>
+        <w:jc w:val="both"/>
+      </w:pPr>
+      <w:r>
+        <w:t xml:space="preserve">Se implementó un </w:t>
+      </w:r>
+      <w:r>
+        <w:rPr>
+          <w:b/>
+          <w:bCs/>
+        </w:rPr>
+        <w:t>mecanismo de verificación de dígito</w:t>
+      </w:r>
+      <w:r>
+        <w:t xml:space="preserve"> (DVH y DVV) en la tabla </w:t>
+      </w:r>
+      <w:r>
+        <w:rPr>
+          <w:b/>
+          <w:bCs/>
+        </w:rPr>
+        <w:t>Producto</w:t>
+      </w:r>
+      <w:r>
+        <w:t xml:space="preserve">, utilizando el algoritmo de </w:t>
+      </w:r>
+      <w:r>
+        <w:rPr>
+          <w:b/>
+          <w:bCs/>
+        </w:rPr>
+        <w:t>hash SHA-256</w:t>
+      </w:r>
+      <w:r>
+        <w:t xml:space="preserve">. </w:t>
+      </w:r>
+    </w:p>
+    <w:p>
+      <w:pPr>
+        <w:spacing w:after="239" w:line="257" w:lineRule="auto"/>
+        <w:ind w:right="76" w:hanging="10"/>
+        <w:jc w:val="both"/>
+      </w:pPr>
+      <w:r>
+        <w:t xml:space="preserve"> El propósito de esta técnica es </w:t>
+      </w:r>
+      <w:r>
+        <w:rPr>
+          <w:b/>
+          <w:bCs/>
+        </w:rPr>
+        <w:t>garantizar la integridad de los datos almacenados</w:t>
+      </w:r>
+      <w:r>
+        <w:t xml:space="preserve">, asegurando que los registros no hayan sido alterados de manera intencional o accidental. </w:t>
+      </w:r>
+    </w:p>
+    <w:p>
+      <w:pPr>
+        <w:spacing w:after="239" w:line="257" w:lineRule="auto"/>
+        <w:ind w:right="76" w:hanging="10"/>
+        <w:jc w:val="both"/>
+      </w:pPr>
+      <w:r>
+        <w:t xml:space="preserve">Cada registro de Producto posee un </w:t>
+      </w:r>
+      <w:r>
+        <w:rPr>
+          <w:b/>
+          <w:bCs/>
+        </w:rPr>
+        <w:t>DVH (Dígito Verificador Horizontal)</w:t>
+      </w:r>
+      <w:r>
+        <w:t xml:space="preserve"> calculado a partir de la concatenación de sus campos relevantes (IDProducto, Nombre, Precio, Tipo, Descripción, Cantidad, Código)</w:t>
+      </w:r>
+      <w:r>
+        <w:rPr>
+          <w:rFonts w:ascii="Times New Roman" w:eastAsia="Times New Roman" w:hAnsi="Times New Roman" w:cs="Times New Roman"/>
+          <w:color w:val="000000"/>
+          <w:sz w:val="22"/>
+          <w:szCs w:val="22"/>
+        </w:rPr>
+        <w:t>.</w:t>
+      </w:r>
+      <w:r>
+        <w:t xml:space="preserve"> </w:t>
+      </w:r>
+    </w:p>
+    <w:p>
+      <w:pPr>
+        <w:spacing w:after="298"/>
+        <w:ind w:hanging="10"/>
+      </w:pPr>
+      <w:r>
+        <w:t xml:space="preserve">El algoritmo </w:t>
+      </w:r>
+      <w:r>
+        <w:rPr>
+          <w:b/>
+          <w:bCs/>
+        </w:rPr>
+        <w:t>SHA-256</w:t>
+      </w:r>
+      <w:r>
+        <w:t xml:space="preserve"> fue seleccionado por su </w:t>
+      </w:r>
+      <w:r>
+        <w:rPr>
+          <w:b/>
+          <w:bCs/>
+        </w:rPr>
+        <w:t>mayor nivel de seguridad y resistencia a colisiones</w:t>
+      </w:r>
+      <w:r>
+        <w:t xml:space="preserve"> respecto a otros métodos como MD5, garantizando una protección más robusta ante manipulaciones no autorizadas de los datos. </w:t>
+      </w:r>
+    </w:p>
+    <w:p>
+      <w:pPr>
         <w:pStyle w:val="Ttulo1"/>
         <w:rPr>
           <w:rFonts w:ascii="Times New Roman" w:eastAsia="Times New Roman" w:hAnsi="Times New Roman" w:cs="Times New Roman"/>
@@ -22218,11 +22471,32 @@
           <w:sz w:val="30"/>
           <w:szCs w:val="30"/>
         </w:rPr>
+        <w:lastRenderedPageBreak/>
         <w:t>8.2 Diagrama de Clases</w:t>
       </w:r>
       <w:bookmarkEnd w:id="85"/>
     </w:p>
     <w:p>
+      <w:r>
+        <w:t>UsuarioBE &gt;&gt;&gt;&gt; Permiso Composite &lt; (Permiso Atomico y Permiso Component)</w:t>
+      </w:r>
+    </w:p>
+    <w:p>
+      <w:r>
+        <w:tab/>
+      </w:r>
+      <w:r>
+        <w:tab/>
+      </w:r>
+      <w:r>
+        <w:tab/>
+      </w:r>
+      <w:r>
+        <w:tab/>
+        <w:t xml:space="preserve">                   &lt; Mapper Permiso</w:t>
+      </w:r>
+    </w:p>
+    <w:p>
       <w:pPr>
         <w:pStyle w:val="Ttulo2"/>
         <w:rPr>
@@ -22241,6 +22515,48 @@
         <w:t>8.3 Der</w:t>
       </w:r>
       <w:bookmarkEnd w:id="86"/>
+    </w:p>
+    <w:p>
+      <w:r>
+        <w:rPr>
+          <w:noProof/>
+        </w:rPr>
+        <w:drawing>
+          <wp:inline distT="0" distB="0" distL="0" distR="0" wp14:anchorId="6450334C" wp14:editId="1370AEAE">
+            <wp:extent cx="5400040" cy="2965450"/>
+            <wp:effectExtent l="0" t="0" r="0" b="6350"/>
+            <wp:docPr id="1937052823" name="Imagen 1"/>
+            <wp:cNvGraphicFramePr>
+              <a:graphicFrameLocks xmlns:a="http://schemas.openxmlformats.org/drawingml/2006/main" noChangeAspect="1"/>
+            </wp:cNvGraphicFramePr>
+            <a:graphic xmlns:a="http://schemas.openxmlformats.org/drawingml/2006/main">
+              <a:graphicData uri="http://schemas.openxmlformats.org/drawingml/2006/picture">
+                <pic:pic xmlns:pic="http://schemas.openxmlformats.org/drawingml/2006/picture">
+                  <pic:nvPicPr>
+                    <pic:cNvPr id="1937052823" name=""/>
+                    <pic:cNvPicPr/>
+                  </pic:nvPicPr>
+                  <pic:blipFill>
+                    <a:blip r:embed="rId46"/>
+                    <a:stretch>
+                      <a:fillRect/>
+                    </a:stretch>
+                  </pic:blipFill>
+                  <pic:spPr>
+                    <a:xfrm>
+                      <a:off x="0" y="0"/>
+                      <a:ext cx="5400040" cy="2965450"/>
+                    </a:xfrm>
+                    <a:prstGeom prst="rect">
+                      <a:avLst/>
+                    </a:prstGeom>
+                  </pic:spPr>
+                </pic:pic>
+              </a:graphicData>
+            </a:graphic>
+          </wp:inline>
+        </w:drawing>
+      </w:r>
     </w:p>
     <w:p>
       <w:pPr>
@@ -24053,8 +24369,8 @@
     </w:p>
     <w:p/>
     <w:sectPr>
-      <w:headerReference w:type="default" r:id="rId46"/>
-      <w:footerReference w:type="default" r:id="rId47"/>
+      <w:headerReference w:type="default" r:id="rId47"/>
+      <w:footerReference w:type="default" r:id="rId48"/>
       <w:pgSz w:w="11906" w:h="16838"/>
       <w:pgMar w:top="1417" w:right="1701" w:bottom="1417" w:left="1701" w:header="708" w:footer="708" w:gutter="0"/>
       <w:pgNumType w:start="1"/>
@@ -28350,7 +28666,6 @@
   <w:style w:type="character" w:default="1" w:styleId="Fuentedeprrafopredeter">
     <w:name w:val="Default Paragraph Font"/>
     <w:uiPriority w:val="1"/>
-    <w:semiHidden/>
     <w:unhideWhenUsed/>
   </w:style>
   <w:style w:type="table" w:default="1" w:styleId="Tablanormal">

--- a/Documentación/ProyectoIS 2026 CAJAL-FERNANDEZ_2daEntrega.docx
+++ b/Documentación/ProyectoIS 2026 CAJAL-FERNANDEZ_2daEntrega.docx
@@ -8525,7 +8525,19 @@
               <w:rPr>
                 <w:rFonts w:ascii="Times New Roman" w:hAnsi="Times New Roman" w:cs="Times New Roman"/>
               </w:rPr>
-              <w:t xml:space="preserve"> “Vendedor”</w:t>
+              <w:t xml:space="preserve"> “</w:t>
+            </w:r>
+            <w:r>
+              <w:rPr>
+                <w:rFonts w:ascii="Times New Roman" w:hAnsi="Times New Roman" w:cs="Times New Roman"/>
+              </w:rPr>
+              <w:t>Cliente</w:t>
+            </w:r>
+            <w:r>
+              <w:rPr>
+                <w:rFonts w:ascii="Times New Roman" w:hAnsi="Times New Roman" w:cs="Times New Roman"/>
+              </w:rPr>
+              <w:t>”</w:t>
             </w:r>
           </w:p>
         </w:tc>
@@ -8551,6 +8563,20 @@
                 <w:rFonts w:ascii="Times New Roman" w:hAnsi="Times New Roman" w:cs="Times New Roman"/>
               </w:rPr>
               <w:t xml:space="preserve"> </w:t>
+            </w:r>
+          </w:p>
+          <w:p>
+            <w:pPr>
+              <w:jc w:val="center"/>
+              <w:rPr>
+                <w:rFonts w:ascii="Times New Roman" w:hAnsi="Times New Roman" w:cs="Times New Roman"/>
+              </w:rPr>
+            </w:pPr>
+            <w:r>
+              <w:rPr>
+                <w:rFonts w:ascii="Times New Roman" w:hAnsi="Times New Roman" w:cs="Times New Roman"/>
+              </w:rPr>
+              <w:t>Gestión Idiomas</w:t>
             </w:r>
           </w:p>
         </w:tc>
@@ -8571,7 +8597,7 @@
               <w:rPr>
                 <w:rFonts w:ascii="Times New Roman" w:hAnsi="Times New Roman" w:cs="Times New Roman"/>
               </w:rPr>
-              <w:t>Administrador</w:t>
+              <w:t>Usuario “Gerente”</w:t>
             </w:r>
           </w:p>
         </w:tc>
@@ -8615,12 +8641,6 @@
               <w:rPr>
                 <w:rFonts w:ascii="Times New Roman" w:hAnsi="Times New Roman" w:cs="Times New Roman"/>
               </w:rPr>
-              <w:t>(ABM)</w:t>
-            </w:r>
-            <w:r>
-              <w:rPr>
-                <w:rFonts w:ascii="Times New Roman" w:hAnsi="Times New Roman" w:cs="Times New Roman"/>
-              </w:rPr>
               <w:br/>
               <w:t>Gestión Producto</w:t>
             </w:r>
@@ -8628,7 +8648,28 @@
               <w:rPr>
                 <w:rFonts w:ascii="Times New Roman" w:hAnsi="Times New Roman" w:cs="Times New Roman"/>
               </w:rPr>
-              <w:t xml:space="preserve"> (ABM)</w:t>
+              <w:t xml:space="preserve"> </w:t>
+            </w:r>
+          </w:p>
+          <w:p>
+            <w:pPr>
+              <w:jc w:val="center"/>
+              <w:rPr>
+                <w:rFonts w:ascii="Times New Roman" w:hAnsi="Times New Roman" w:cs="Times New Roman"/>
+              </w:rPr>
+            </w:pPr>
+            <w:r>
+              <w:rPr>
+                <w:rFonts w:ascii="Times New Roman" w:hAnsi="Times New Roman" w:cs="Times New Roman"/>
+              </w:rPr>
+              <w:t>Gestión Roles y Permisos</w:t>
+            </w:r>
+            <w:r>
+              <w:rPr>
+                <w:rFonts w:ascii="Times New Roman" w:hAnsi="Times New Roman" w:cs="Times New Roman"/>
+              </w:rPr>
+              <w:br/>
+              <w:t>Gestión Idiomas</w:t>
             </w:r>
             <w:r>
               <w:rPr>
@@ -8642,6 +8683,20 @@
                 <w:rFonts w:ascii="Times New Roman" w:hAnsi="Times New Roman" w:cs="Times New Roman"/>
               </w:rPr>
               <w:t xml:space="preserve"> (Buscar-Limpiar)</w:t>
+            </w:r>
+          </w:p>
+          <w:p>
+            <w:pPr>
+              <w:jc w:val="center"/>
+              <w:rPr>
+                <w:rFonts w:ascii="Times New Roman" w:hAnsi="Times New Roman" w:cs="Times New Roman"/>
+              </w:rPr>
+            </w:pPr>
+            <w:r>
+              <w:rPr>
+                <w:rFonts w:ascii="Times New Roman" w:hAnsi="Times New Roman" w:cs="Times New Roman"/>
+              </w:rPr>
+              <w:t>BackUp</w:t>
             </w:r>
           </w:p>
         </w:tc>
@@ -11679,23 +11734,7 @@
                 <w:rFonts w:ascii="Times New Roman" w:eastAsia="Times New Roman" w:hAnsi="Times New Roman" w:cs="Times New Roman"/>
                 <w:color w:val="000000"/>
               </w:rPr>
-              <w:t xml:space="preserve">El usuario queda autenticado en el sistema e inicia su sesión, se registran los permisos </w:t>
-            </w:r>
-            <w:proofErr w:type="gramStart"/>
-            <w:r>
-              <w:rPr>
-                <w:rFonts w:ascii="Times New Roman" w:eastAsia="Times New Roman" w:hAnsi="Times New Roman" w:cs="Times New Roman"/>
-                <w:color w:val="000000"/>
-              </w:rPr>
-              <w:t>del mismo</w:t>
-            </w:r>
-            <w:proofErr w:type="gramEnd"/>
-            <w:r>
-              <w:rPr>
-                <w:rFonts w:ascii="Times New Roman" w:eastAsia="Times New Roman" w:hAnsi="Times New Roman" w:cs="Times New Roman"/>
-                <w:color w:val="000000"/>
-              </w:rPr>
-              <w:t>.</w:t>
+              <w:t>El usuario queda autenticado en el sistema e inicia su sesión, se registran los permisos del mismo.</w:t>
             </w:r>
           </w:p>
         </w:tc>
@@ -17142,21 +17181,7 @@
         <w:rPr>
           <w:rFonts w:ascii="Times New Roman" w:hAnsi="Times New Roman" w:cs="Times New Roman"/>
         </w:rPr>
-        <w:t xml:space="preserve">La utilización de la bitácora nos permite llevar un registro de las acciones realizadas dentro del sistema por parte de un usuario </w:t>
-      </w:r>
-      <w:proofErr w:type="gramStart"/>
-      <w:r>
-        <w:rPr>
-          <w:rFonts w:ascii="Times New Roman" w:hAnsi="Times New Roman" w:cs="Times New Roman"/>
-        </w:rPr>
-        <w:t>del mismo</w:t>
-      </w:r>
-      <w:proofErr w:type="gramEnd"/>
-      <w:r>
-        <w:rPr>
-          <w:rFonts w:ascii="Times New Roman" w:hAnsi="Times New Roman" w:cs="Times New Roman"/>
-        </w:rPr>
-        <w:t xml:space="preserve">. Cada evento registrado en la </w:t>
+        <w:t xml:space="preserve">La utilización de la bitácora nos permite llevar un registro de las acciones realizadas dentro del sistema por parte de un usuario del mismo. Cada evento registrado en la </w:t>
       </w:r>
       <w:r>
         <w:rPr>
@@ -17235,21 +17260,7 @@
         <w:rPr>
           <w:rFonts w:ascii="Times New Roman" w:hAnsi="Times New Roman" w:cs="Times New Roman"/>
         </w:rPr>
-        <w:t>Información asociada: Leyenda del hecho (Ej: El usuario “x</w:t>
-      </w:r>
-      <w:proofErr w:type="gramStart"/>
-      <w:r>
-        <w:rPr>
-          <w:rFonts w:ascii="Times New Roman" w:hAnsi="Times New Roman" w:cs="Times New Roman"/>
-        </w:rPr>
-        <w:t>”….</w:t>
-      </w:r>
-      <w:proofErr w:type="gramEnd"/>
-      <w:r>
-        <w:rPr>
-          <w:rFonts w:ascii="Times New Roman" w:hAnsi="Times New Roman" w:cs="Times New Roman"/>
-        </w:rPr>
-        <w:t>. tal actividad)</w:t>
+        <w:t>Información asociada: Leyenda del hecho (Ej: El usuario “x”….. tal actividad)</w:t>
       </w:r>
     </w:p>
     <w:p>
@@ -22457,6 +22468,143 @@
     </w:p>
     <w:p>
       <w:pPr>
+        <w:rPr>
+          <w:rFonts w:ascii="Times New Roman" w:hAnsi="Times New Roman" w:cs="Times New Roman"/>
+        </w:rPr>
+      </w:pPr>
+      <w:r>
+        <w:rPr>
+          <w:rFonts w:ascii="Times New Roman" w:hAnsi="Times New Roman" w:cs="Times New Roman"/>
+        </w:rPr>
+        <w:t>Para lo mencionado anteriormente hacemos uso del Patrón Composite.</w:t>
+      </w:r>
+    </w:p>
+    <w:p>
+      <w:pPr>
+        <w:pStyle w:val="Prrafodelista"/>
+        <w:numPr>
+          <w:ilvl w:val="0"/>
+          <w:numId w:val="19"/>
+        </w:numPr>
+        <w:rPr>
+          <w:rFonts w:ascii="Times New Roman" w:hAnsi="Times New Roman" w:cs="Times New Roman"/>
+          <w:b/>
+          <w:bCs/>
+        </w:rPr>
+      </w:pPr>
+      <w:r>
+        <w:rPr>
+          <w:rFonts w:ascii="Times New Roman" w:hAnsi="Times New Roman" w:cs="Times New Roman"/>
+          <w:b/>
+          <w:bCs/>
+        </w:rPr>
+        <w:lastRenderedPageBreak/>
+        <w:t xml:space="preserve">Usuarios cargados en sistema </w:t>
+      </w:r>
+    </w:p>
+    <w:p>
+      <w:pPr>
+        <w:rPr>
+          <w:rFonts w:ascii="Times New Roman" w:hAnsi="Times New Roman" w:cs="Times New Roman"/>
+        </w:rPr>
+      </w:pPr>
+      <w:r>
+        <w:rPr>
+          <w:rFonts w:ascii="Times New Roman" w:hAnsi="Times New Roman" w:cs="Times New Roman"/>
+          <w:b/>
+          <w:bCs/>
+        </w:rPr>
+        <w:t>Usuario 1</w:t>
+      </w:r>
+      <w:r>
+        <w:rPr>
+          <w:rFonts w:ascii="Times New Roman" w:hAnsi="Times New Roman" w:cs="Times New Roman"/>
+        </w:rPr>
+        <w:t xml:space="preserve"> = Gerente (IdUsuario, IdPermiso) &gt;&gt; </w:t>
+      </w:r>
+      <w:hyperlink r:id="rId46" w:history="1">
+        <w:r>
+          <w:rPr>
+            <w:rStyle w:val="Hipervnculo"/>
+            <w:rFonts w:ascii="Times New Roman" w:hAnsi="Times New Roman" w:cs="Times New Roman"/>
+          </w:rPr>
+          <w:t>test@test.com</w:t>
+        </w:r>
+      </w:hyperlink>
+      <w:r>
+        <w:rPr>
+          <w:rFonts w:ascii="Times New Roman" w:hAnsi="Times New Roman" w:cs="Times New Roman"/>
+        </w:rPr>
+        <w:t xml:space="preserve">    </w:t>
+      </w:r>
+      <w:r>
+        <w:rPr>
+          <w:rFonts w:ascii="Times New Roman" w:hAnsi="Times New Roman" w:cs="Times New Roman"/>
+        </w:rPr>
+        <w:t xml:space="preserve"> -------</w:t>
+      </w:r>
+      <w:r>
+        <w:rPr>
+          <w:rFonts w:ascii="Times New Roman" w:hAnsi="Times New Roman" w:cs="Times New Roman"/>
+        </w:rPr>
+        <w:t xml:space="preserve"> test</w:t>
+      </w:r>
+      <w:r>
+        <w:rPr>
+          <w:rFonts w:ascii="Times New Roman" w:hAnsi="Times New Roman" w:cs="Times New Roman"/>
+        </w:rPr>
+        <w:br/>
+      </w:r>
+      <w:r>
+        <w:rPr>
+          <w:rFonts w:ascii="Times New Roman" w:hAnsi="Times New Roman" w:cs="Times New Roman"/>
+          <w:b/>
+          <w:bCs/>
+        </w:rPr>
+        <w:t>Usuario 2</w:t>
+      </w:r>
+      <w:r>
+        <w:rPr>
+          <w:rFonts w:ascii="Times New Roman" w:hAnsi="Times New Roman" w:cs="Times New Roman"/>
+        </w:rPr>
+        <w:t xml:space="preserve"> = Cliente (IdUsuario, IdPermiso) &gt;&gt;</w:t>
+      </w:r>
+      <w:r>
+        <w:rPr>
+          <w:rFonts w:ascii="Times New Roman" w:hAnsi="Times New Roman" w:cs="Times New Roman"/>
+        </w:rPr>
+        <w:t xml:space="preserve"> </w:t>
+      </w:r>
+      <w:hyperlink r:id="rId47" w:history="1">
+        <w:r>
+          <w:rPr>
+            <w:rStyle w:val="Hipervnculo"/>
+            <w:rFonts w:ascii="Times New Roman" w:hAnsi="Times New Roman" w:cs="Times New Roman"/>
+          </w:rPr>
+          <w:t>mario@cajal.com</w:t>
+        </w:r>
+      </w:hyperlink>
+      <w:r>
+        <w:rPr>
+          <w:rFonts w:ascii="Times New Roman" w:hAnsi="Times New Roman" w:cs="Times New Roman"/>
+        </w:rPr>
+        <w:t xml:space="preserve"> </w:t>
+      </w:r>
+      <w:r>
+        <w:rPr>
+          <w:rFonts w:ascii="Times New Roman" w:hAnsi="Times New Roman" w:cs="Times New Roman"/>
+        </w:rPr>
+        <w:t xml:space="preserve">------- </w:t>
+      </w:r>
+      <w:r>
+        <w:rPr>
+          <w:rFonts w:ascii="Times New Roman" w:hAnsi="Times New Roman" w:cs="Times New Roman"/>
+        </w:rPr>
+        <w:t>river</w:t>
+      </w:r>
+    </w:p>
+    <w:p>
+      <w:pPr>
         <w:pStyle w:val="Ttulo2"/>
         <w:rPr>
           <w:rFonts w:ascii="Times New Roman" w:eastAsia="Times New Roman" w:hAnsi="Times New Roman" w:cs="Times New Roman"/>
@@ -22471,29 +22619,63 @@
           <w:sz w:val="30"/>
           <w:szCs w:val="30"/>
         </w:rPr>
-        <w:lastRenderedPageBreak/>
         <w:t>8.2 Diagrama de Clases</w:t>
       </w:r>
       <w:bookmarkEnd w:id="85"/>
     </w:p>
     <w:p>
       <w:r>
-        <w:t>UsuarioBE &gt;&gt;&gt;&gt; Permiso Composite &lt; (Permiso Atomico y Permiso Component)</w:t>
-      </w:r>
-    </w:p>
-    <w:p>
-      <w:r>
-        <w:tab/>
-      </w:r>
-      <w:r>
-        <w:tab/>
-      </w:r>
-      <w:r>
-        <w:tab/>
-      </w:r>
-      <w:r>
-        <w:tab/>
-        <w:t xml:space="preserve">                   &lt; Mapper Permiso</w:t>
+        <w:rPr>
+          <w:noProof/>
+        </w:rPr>
+        <w:drawing>
+          <wp:inline distT="0" distB="0" distL="0" distR="0" wp14:anchorId="514A39C3" wp14:editId="124A0F10">
+            <wp:extent cx="5400040" cy="2083435"/>
+            <wp:effectExtent l="0" t="0" r="0" b="0"/>
+            <wp:docPr id="1108555781" name="Imagen 1"/>
+            <wp:cNvGraphicFramePr>
+              <a:graphicFrameLocks xmlns:a="http://schemas.openxmlformats.org/drawingml/2006/main" noChangeAspect="1"/>
+            </wp:cNvGraphicFramePr>
+            <a:graphic xmlns:a="http://schemas.openxmlformats.org/drawingml/2006/main">
+              <a:graphicData uri="http://schemas.openxmlformats.org/drawingml/2006/picture">
+                <pic:pic xmlns:pic="http://schemas.openxmlformats.org/drawingml/2006/picture">
+                  <pic:nvPicPr>
+                    <pic:cNvPr id="0" name="Picture 1"/>
+                    <pic:cNvPicPr>
+                      <a:picLocks noChangeAspect="1" noChangeArrowheads="1"/>
+                    </pic:cNvPicPr>
+                  </pic:nvPicPr>
+                  <pic:blipFill>
+                    <a:blip r:embed="rId48">
+                      <a:extLst>
+                        <a:ext uri="{28A0092B-C50C-407E-A947-70E740481C1C}">
+                          <a14:useLocalDpi xmlns:a14="http://schemas.microsoft.com/office/drawing/2010/main" val="0"/>
+                        </a:ext>
+                      </a:extLst>
+                    </a:blip>
+                    <a:srcRect/>
+                    <a:stretch>
+                      <a:fillRect/>
+                    </a:stretch>
+                  </pic:blipFill>
+                  <pic:spPr bwMode="auto">
+                    <a:xfrm>
+                      <a:off x="0" y="0"/>
+                      <a:ext cx="5400040" cy="2083435"/>
+                    </a:xfrm>
+                    <a:prstGeom prst="rect">
+                      <a:avLst/>
+                    </a:prstGeom>
+                    <a:noFill/>
+                    <a:ln>
+                      <a:noFill/>
+                    </a:ln>
+                  </pic:spPr>
+                </pic:pic>
+              </a:graphicData>
+            </a:graphic>
+          </wp:inline>
+        </w:drawing>
       </w:r>
     </w:p>
     <w:p>
@@ -22537,7 +22719,7 @@
                     <pic:cNvPicPr/>
                   </pic:nvPicPr>
                   <pic:blipFill>
-                    <a:blip r:embed="rId46"/>
+                    <a:blip r:embed="rId49"/>
                     <a:stretch>
                       <a:fillRect/>
                     </a:stretch>
@@ -22567,13 +22749,14 @@
           <w:szCs w:val="30"/>
         </w:rPr>
       </w:pPr>
-      <w:bookmarkStart w:id="87" w:name="_Toc229047094"/>
+      <w:bookmarkStart w:id="87" w:name="_Toc229047095"/>
       <w:r>
         <w:rPr>
           <w:rFonts w:ascii="Times New Roman" w:eastAsia="Times New Roman" w:hAnsi="Times New Roman" w:cs="Times New Roman"/>
           <w:sz w:val="30"/>
           <w:szCs w:val="30"/>
         </w:rPr>
+        <w:lastRenderedPageBreak/>
         <w:t>8.</w:t>
       </w:r>
       <w:r>
@@ -22590,11 +22773,58 @@
           <w:sz w:val="30"/>
           <w:szCs w:val="30"/>
         </w:rPr>
-        <w:t xml:space="preserve"> Diagrama Perfiles de Usuario</w:t>
+        <w:t xml:space="preserve"> Pantalla </w:t>
+      </w:r>
+      <w:r>
+        <w:rPr>
+          <w:rFonts w:ascii="Times New Roman" w:eastAsia="Times New Roman" w:hAnsi="Times New Roman" w:cs="Times New Roman"/>
+          <w:sz w:val="30"/>
+          <w:szCs w:val="30"/>
+        </w:rPr>
+        <w:t>Gestión de Perfiles de Usuario</w:t>
       </w:r>
       <w:bookmarkEnd w:id="87"/>
     </w:p>
     <w:p>
+      <w:r>
+        <w:drawing>
+          <wp:inline distT="0" distB="0" distL="0" distR="0" wp14:anchorId="35E61C01" wp14:editId="3309C29A">
+            <wp:extent cx="5400040" cy="2981960"/>
+            <wp:effectExtent l="0" t="0" r="0" b="8890"/>
+            <wp:docPr id="352708035" name="Imagen 1"/>
+            <wp:cNvGraphicFramePr>
+              <a:graphicFrameLocks xmlns:a="http://schemas.openxmlformats.org/drawingml/2006/main" noChangeAspect="1"/>
+            </wp:cNvGraphicFramePr>
+            <a:graphic xmlns:a="http://schemas.openxmlformats.org/drawingml/2006/main">
+              <a:graphicData uri="http://schemas.openxmlformats.org/drawingml/2006/picture">
+                <pic:pic xmlns:pic="http://schemas.openxmlformats.org/drawingml/2006/picture">
+                  <pic:nvPicPr>
+                    <pic:cNvPr id="352708035" name=""/>
+                    <pic:cNvPicPr/>
+                  </pic:nvPicPr>
+                  <pic:blipFill>
+                    <a:blip r:embed="rId50"/>
+                    <a:stretch>
+                      <a:fillRect/>
+                    </a:stretch>
+                  </pic:blipFill>
+                  <pic:spPr>
+                    <a:xfrm>
+                      <a:off x="0" y="0"/>
+                      <a:ext cx="5400040" cy="2981960"/>
+                    </a:xfrm>
+                    <a:prstGeom prst="rect">
+                      <a:avLst/>
+                    </a:prstGeom>
+                  </pic:spPr>
+                </pic:pic>
+              </a:graphicData>
+            </a:graphic>
+          </wp:inline>
+        </w:drawing>
+      </w:r>
+    </w:p>
+    <w:p>
       <w:pPr>
         <w:pStyle w:val="Ttulo2"/>
         <w:rPr>
@@ -22603,7 +22833,7 @@
           <w:szCs w:val="30"/>
         </w:rPr>
       </w:pPr>
-      <w:bookmarkStart w:id="88" w:name="_Toc229047095"/>
+      <w:bookmarkStart w:id="88" w:name="_Toc229047096"/>
       <w:r>
         <w:rPr>
           <w:rFonts w:ascii="Times New Roman" w:eastAsia="Times New Roman" w:hAnsi="Times New Roman" w:cs="Times New Roman"/>
@@ -22626,35 +22856,35 @@
           <w:sz w:val="30"/>
           <w:szCs w:val="30"/>
         </w:rPr>
-        <w:t xml:space="preserve"> Pantalla </w:t>
-      </w:r>
-      <w:r>
-        <w:rPr>
-          <w:rFonts w:ascii="Times New Roman" w:eastAsia="Times New Roman" w:hAnsi="Times New Roman" w:cs="Times New Roman"/>
-          <w:sz w:val="30"/>
-          <w:szCs w:val="30"/>
-        </w:rPr>
-        <w:t>Gestión de Perfiles de Usuario</w:t>
+        <w:t xml:space="preserve"> Alta de Permiso</w:t>
       </w:r>
       <w:bookmarkEnd w:id="88"/>
     </w:p>
     <w:p>
       <w:pPr>
-        <w:pStyle w:val="Ttulo2"/>
-        <w:rPr>
-          <w:rFonts w:ascii="Times New Roman" w:eastAsia="Times New Roman" w:hAnsi="Times New Roman" w:cs="Times New Roman"/>
-          <w:sz w:val="30"/>
-          <w:szCs w:val="30"/>
-        </w:rPr>
-      </w:pPr>
-      <w:bookmarkStart w:id="89" w:name="_Toc229047096"/>
-      <w:r>
-        <w:rPr>
-          <w:rFonts w:ascii="Times New Roman" w:eastAsia="Times New Roman" w:hAnsi="Times New Roman" w:cs="Times New Roman"/>
-          <w:sz w:val="30"/>
-          <w:szCs w:val="30"/>
-        </w:rPr>
-        <w:t>8.6 Alta de Permiso</w:t>
+        <w:pStyle w:val="Ttulo3"/>
+        <w:rPr>
+          <w:rFonts w:ascii="Times New Roman" w:eastAsia="Times New Roman" w:hAnsi="Times New Roman" w:cs="Times New Roman"/>
+        </w:rPr>
+      </w:pPr>
+      <w:bookmarkStart w:id="89" w:name="_Toc229047097"/>
+      <w:r>
+        <w:rPr>
+          <w:rFonts w:ascii="Times New Roman" w:eastAsia="Times New Roman" w:hAnsi="Times New Roman" w:cs="Times New Roman"/>
+        </w:rPr>
+        <w:t>8.</w:t>
+      </w:r>
+      <w:r>
+        <w:rPr>
+          <w:rFonts w:ascii="Times New Roman" w:eastAsia="Times New Roman" w:hAnsi="Times New Roman" w:cs="Times New Roman"/>
+        </w:rPr>
+        <w:t>5</w:t>
+      </w:r>
+      <w:r>
+        <w:rPr>
+          <w:rFonts w:ascii="Times New Roman" w:eastAsia="Times New Roman" w:hAnsi="Times New Roman" w:cs="Times New Roman"/>
+        </w:rPr>
+        <w:t>.1 Especificación CU</w:t>
       </w:r>
       <w:bookmarkEnd w:id="89"/>
     </w:p>
@@ -22665,30 +22895,26 @@
           <w:rFonts w:ascii="Times New Roman" w:eastAsia="Times New Roman" w:hAnsi="Times New Roman" w:cs="Times New Roman"/>
         </w:rPr>
       </w:pPr>
-      <w:bookmarkStart w:id="90" w:name="_Toc229047097"/>
-      <w:r>
-        <w:rPr>
-          <w:rFonts w:ascii="Times New Roman" w:eastAsia="Times New Roman" w:hAnsi="Times New Roman" w:cs="Times New Roman"/>
-        </w:rPr>
-        <w:t>8.6.1 Especificación CU</w:t>
+      <w:bookmarkStart w:id="90" w:name="_Toc229047098"/>
+      <w:r>
+        <w:rPr>
+          <w:rFonts w:ascii="Times New Roman" w:eastAsia="Times New Roman" w:hAnsi="Times New Roman" w:cs="Times New Roman"/>
+        </w:rPr>
+        <w:t>8.</w:t>
+      </w:r>
+      <w:r>
+        <w:rPr>
+          <w:rFonts w:ascii="Times New Roman" w:eastAsia="Times New Roman" w:hAnsi="Times New Roman" w:cs="Times New Roman"/>
+        </w:rPr>
+        <w:t>5</w:t>
+      </w:r>
+      <w:r>
+        <w:rPr>
+          <w:rFonts w:ascii="Times New Roman" w:eastAsia="Times New Roman" w:hAnsi="Times New Roman" w:cs="Times New Roman"/>
+        </w:rPr>
+        <w:t>.2 Diagrama Secuencia Sistema</w:t>
       </w:r>
       <w:bookmarkEnd w:id="90"/>
-    </w:p>
-    <w:p>
-      <w:pPr>
-        <w:pStyle w:val="Ttulo3"/>
-        <w:rPr>
-          <w:rFonts w:ascii="Times New Roman" w:eastAsia="Times New Roman" w:hAnsi="Times New Roman" w:cs="Times New Roman"/>
-        </w:rPr>
-      </w:pPr>
-      <w:bookmarkStart w:id="91" w:name="_Toc229047098"/>
-      <w:r>
-        <w:rPr>
-          <w:rFonts w:ascii="Times New Roman" w:eastAsia="Times New Roman" w:hAnsi="Times New Roman" w:cs="Times New Roman"/>
-        </w:rPr>
-        <w:t>8.6.2 Diagrama Secuencia Sistema</w:t>
-      </w:r>
-      <w:bookmarkEnd w:id="91"/>
     </w:p>
     <w:p/>
     <w:p>
@@ -22700,15 +22926,74 @@
           <w:szCs w:val="30"/>
         </w:rPr>
       </w:pPr>
-      <w:bookmarkStart w:id="92" w:name="_Toc229047099"/>
+      <w:bookmarkStart w:id="91" w:name="_Toc229047099"/>
       <w:r>
         <w:rPr>
           <w:rFonts w:ascii="Times New Roman" w:eastAsia="Times New Roman" w:hAnsi="Times New Roman" w:cs="Times New Roman"/>
           <w:sz w:val="30"/>
           <w:szCs w:val="30"/>
         </w:rPr>
-        <w:lastRenderedPageBreak/>
-        <w:t>8.7 Asignar Permiso a Usuario</w:t>
+        <w:t>8.</w:t>
+      </w:r>
+      <w:r>
+        <w:rPr>
+          <w:rFonts w:ascii="Times New Roman" w:eastAsia="Times New Roman" w:hAnsi="Times New Roman" w:cs="Times New Roman"/>
+          <w:sz w:val="30"/>
+          <w:szCs w:val="30"/>
+        </w:rPr>
+        <w:t>6</w:t>
+      </w:r>
+      <w:r>
+        <w:rPr>
+          <w:rFonts w:ascii="Times New Roman" w:eastAsia="Times New Roman" w:hAnsi="Times New Roman" w:cs="Times New Roman"/>
+          <w:sz w:val="30"/>
+          <w:szCs w:val="30"/>
+        </w:rPr>
+        <w:t xml:space="preserve"> </w:t>
+      </w:r>
+      <w:r>
+        <w:rPr>
+          <w:rFonts w:ascii="Times New Roman" w:eastAsia="Times New Roman" w:hAnsi="Times New Roman" w:cs="Times New Roman"/>
+          <w:sz w:val="30"/>
+          <w:szCs w:val="30"/>
+        </w:rPr>
+        <w:t>Modificar</w:t>
+      </w:r>
+      <w:r>
+        <w:rPr>
+          <w:rFonts w:ascii="Times New Roman" w:eastAsia="Times New Roman" w:hAnsi="Times New Roman" w:cs="Times New Roman"/>
+          <w:sz w:val="30"/>
+          <w:szCs w:val="30"/>
+        </w:rPr>
+        <w:t xml:space="preserve"> Permiso </w:t>
+      </w:r>
+      <w:bookmarkEnd w:id="91"/>
+    </w:p>
+    <w:p>
+      <w:pPr>
+        <w:pStyle w:val="Ttulo3"/>
+        <w:rPr>
+          <w:rFonts w:ascii="Times New Roman" w:eastAsia="Times New Roman" w:hAnsi="Times New Roman" w:cs="Times New Roman"/>
+        </w:rPr>
+      </w:pPr>
+      <w:bookmarkStart w:id="92" w:name="_Toc229047100"/>
+      <w:r>
+        <w:rPr>
+          <w:rFonts w:ascii="Times New Roman" w:eastAsia="Times New Roman" w:hAnsi="Times New Roman" w:cs="Times New Roman"/>
+        </w:rPr>
+        <w:t>8.</w:t>
+      </w:r>
+      <w:r>
+        <w:rPr>
+          <w:rFonts w:ascii="Times New Roman" w:eastAsia="Times New Roman" w:hAnsi="Times New Roman" w:cs="Times New Roman"/>
+        </w:rPr>
+        <w:t>6</w:t>
+      </w:r>
+      <w:r>
+        <w:rPr>
+          <w:rFonts w:ascii="Times New Roman" w:eastAsia="Times New Roman" w:hAnsi="Times New Roman" w:cs="Times New Roman"/>
+        </w:rPr>
+        <w:t>.1 Especificación CU</w:t>
       </w:r>
       <w:bookmarkEnd w:id="92"/>
     </w:p>
@@ -22719,30 +23004,26 @@
           <w:rFonts w:ascii="Times New Roman" w:eastAsia="Times New Roman" w:hAnsi="Times New Roman" w:cs="Times New Roman"/>
         </w:rPr>
       </w:pPr>
-      <w:bookmarkStart w:id="93" w:name="_Toc229047100"/>
-      <w:r>
-        <w:rPr>
-          <w:rFonts w:ascii="Times New Roman" w:eastAsia="Times New Roman" w:hAnsi="Times New Roman" w:cs="Times New Roman"/>
-        </w:rPr>
-        <w:t>8.7.1 Especificación CU</w:t>
+      <w:bookmarkStart w:id="93" w:name="_Toc229047101"/>
+      <w:r>
+        <w:rPr>
+          <w:rFonts w:ascii="Times New Roman" w:eastAsia="Times New Roman" w:hAnsi="Times New Roman" w:cs="Times New Roman"/>
+        </w:rPr>
+        <w:t>8.</w:t>
+      </w:r>
+      <w:r>
+        <w:rPr>
+          <w:rFonts w:ascii="Times New Roman" w:eastAsia="Times New Roman" w:hAnsi="Times New Roman" w:cs="Times New Roman"/>
+        </w:rPr>
+        <w:t>6</w:t>
+      </w:r>
+      <w:r>
+        <w:rPr>
+          <w:rFonts w:ascii="Times New Roman" w:eastAsia="Times New Roman" w:hAnsi="Times New Roman" w:cs="Times New Roman"/>
+        </w:rPr>
+        <w:t>.2 Diagrama Secuencia Sistema</w:t>
       </w:r>
       <w:bookmarkEnd w:id="93"/>
-    </w:p>
-    <w:p>
-      <w:pPr>
-        <w:pStyle w:val="Ttulo3"/>
-        <w:rPr>
-          <w:rFonts w:ascii="Times New Roman" w:eastAsia="Times New Roman" w:hAnsi="Times New Roman" w:cs="Times New Roman"/>
-        </w:rPr>
-      </w:pPr>
-      <w:bookmarkStart w:id="94" w:name="_Toc229047101"/>
-      <w:r>
-        <w:rPr>
-          <w:rFonts w:ascii="Times New Roman" w:eastAsia="Times New Roman" w:hAnsi="Times New Roman" w:cs="Times New Roman"/>
-        </w:rPr>
-        <w:t>8.7.2 Diagrama Secuencia Sistema</w:t>
-      </w:r>
-      <w:bookmarkEnd w:id="94"/>
     </w:p>
     <w:p/>
     <w:p>
@@ -22754,60 +23035,417 @@
           <w:szCs w:val="30"/>
         </w:rPr>
       </w:pPr>
-      <w:bookmarkStart w:id="95" w:name="_Toc229047102"/>
+      <w:bookmarkStart w:id="94" w:name="_Toc229047102"/>
       <w:r>
         <w:rPr>
           <w:rFonts w:ascii="Times New Roman" w:eastAsia="Times New Roman" w:hAnsi="Times New Roman" w:cs="Times New Roman"/>
           <w:sz w:val="30"/>
           <w:szCs w:val="30"/>
         </w:rPr>
-        <w:t>8.8 Configurar Grupo Permiso</w:t>
+        <w:t>8.</w:t>
+      </w:r>
+      <w:r>
+        <w:rPr>
+          <w:rFonts w:ascii="Times New Roman" w:eastAsia="Times New Roman" w:hAnsi="Times New Roman" w:cs="Times New Roman"/>
+          <w:sz w:val="30"/>
+          <w:szCs w:val="30"/>
+        </w:rPr>
+        <w:t>7</w:t>
+      </w:r>
+      <w:r>
+        <w:rPr>
+          <w:rFonts w:ascii="Times New Roman" w:eastAsia="Times New Roman" w:hAnsi="Times New Roman" w:cs="Times New Roman"/>
+          <w:sz w:val="30"/>
+          <w:szCs w:val="30"/>
+        </w:rPr>
+        <w:t xml:space="preserve"> </w:t>
+      </w:r>
+      <w:r>
+        <w:rPr>
+          <w:rFonts w:ascii="Times New Roman" w:eastAsia="Times New Roman" w:hAnsi="Times New Roman" w:cs="Times New Roman"/>
+          <w:sz w:val="30"/>
+          <w:szCs w:val="30"/>
+        </w:rPr>
+        <w:t>Eliminar</w:t>
+      </w:r>
+      <w:r>
+        <w:rPr>
+          <w:rFonts w:ascii="Times New Roman" w:eastAsia="Times New Roman" w:hAnsi="Times New Roman" w:cs="Times New Roman"/>
+          <w:sz w:val="30"/>
+          <w:szCs w:val="30"/>
+        </w:rPr>
+        <w:t xml:space="preserve"> </w:t>
+      </w:r>
+      <w:bookmarkEnd w:id="94"/>
+      <w:r>
+        <w:rPr>
+          <w:rFonts w:ascii="Times New Roman" w:eastAsia="Times New Roman" w:hAnsi="Times New Roman" w:cs="Times New Roman"/>
+          <w:sz w:val="30"/>
+          <w:szCs w:val="30"/>
+        </w:rPr>
+        <w:t>Permiso</w:t>
+      </w:r>
+    </w:p>
+    <w:p>
+      <w:pPr>
+        <w:rPr>
+          <w:rFonts w:ascii="Times New Roman" w:eastAsia="Times New Roman" w:hAnsi="Times New Roman" w:cs="Times New Roman"/>
+          <w:color w:val="0F4761"/>
+          <w:sz w:val="28"/>
+          <w:szCs w:val="28"/>
+        </w:rPr>
+      </w:pPr>
+      <w:r>
+        <w:rPr>
+          <w:rFonts w:ascii="Times New Roman" w:eastAsia="Times New Roman" w:hAnsi="Times New Roman" w:cs="Times New Roman"/>
+          <w:color w:val="0F4761"/>
+          <w:sz w:val="28"/>
+          <w:szCs w:val="28"/>
+        </w:rPr>
+        <w:t>8.</w:t>
+      </w:r>
+      <w:r>
+        <w:rPr>
+          <w:rFonts w:ascii="Times New Roman" w:eastAsia="Times New Roman" w:hAnsi="Times New Roman" w:cs="Times New Roman"/>
+          <w:color w:val="0F4761"/>
+          <w:sz w:val="28"/>
+          <w:szCs w:val="28"/>
+        </w:rPr>
+        <w:t>7</w:t>
+      </w:r>
+      <w:r>
+        <w:rPr>
+          <w:rFonts w:ascii="Times New Roman" w:eastAsia="Times New Roman" w:hAnsi="Times New Roman" w:cs="Times New Roman"/>
+          <w:color w:val="0F4761"/>
+          <w:sz w:val="28"/>
+          <w:szCs w:val="28"/>
+        </w:rPr>
+        <w:t xml:space="preserve">.1 Especificación CU </w:t>
+      </w:r>
+    </w:p>
+    <w:p>
+      <w:pPr>
+        <w:rPr>
+          <w:rFonts w:ascii="Times New Roman" w:eastAsia="Times New Roman" w:hAnsi="Times New Roman" w:cs="Times New Roman"/>
+          <w:color w:val="0F4761"/>
+          <w:sz w:val="28"/>
+          <w:szCs w:val="28"/>
+        </w:rPr>
+      </w:pPr>
+      <w:r>
+        <w:rPr>
+          <w:rFonts w:ascii="Times New Roman" w:eastAsia="Times New Roman" w:hAnsi="Times New Roman" w:cs="Times New Roman"/>
+          <w:color w:val="0F4761"/>
+          <w:sz w:val="28"/>
+          <w:szCs w:val="28"/>
+        </w:rPr>
+        <w:t>8.</w:t>
+      </w:r>
+      <w:r>
+        <w:rPr>
+          <w:rFonts w:ascii="Times New Roman" w:eastAsia="Times New Roman" w:hAnsi="Times New Roman" w:cs="Times New Roman"/>
+          <w:color w:val="0F4761"/>
+          <w:sz w:val="28"/>
+          <w:szCs w:val="28"/>
+        </w:rPr>
+        <w:t>7</w:t>
+      </w:r>
+      <w:r>
+        <w:rPr>
+          <w:rFonts w:ascii="Times New Roman" w:eastAsia="Times New Roman" w:hAnsi="Times New Roman" w:cs="Times New Roman"/>
+          <w:color w:val="0F4761"/>
+          <w:sz w:val="28"/>
+          <w:szCs w:val="28"/>
+        </w:rPr>
+        <w:t>.2 Diagrama Secuencia Sistema</w:t>
+      </w:r>
+    </w:p>
+    <w:p>
+      <w:pPr>
+        <w:rPr>
+          <w:rFonts w:ascii="Times New Roman" w:eastAsia="Times New Roman" w:hAnsi="Times New Roman" w:cs="Times New Roman"/>
+          <w:color w:val="0F4761"/>
+          <w:sz w:val="28"/>
+          <w:szCs w:val="28"/>
+        </w:rPr>
+      </w:pPr>
+    </w:p>
+    <w:p>
+      <w:pPr>
+        <w:pStyle w:val="Ttulo2"/>
+        <w:rPr>
+          <w:rFonts w:ascii="Times New Roman" w:eastAsia="Times New Roman" w:hAnsi="Times New Roman" w:cs="Times New Roman"/>
+          <w:sz w:val="30"/>
+          <w:szCs w:val="30"/>
+        </w:rPr>
+      </w:pPr>
+      <w:r>
+        <w:rPr>
+          <w:rFonts w:ascii="Times New Roman" w:eastAsia="Times New Roman" w:hAnsi="Times New Roman" w:cs="Times New Roman"/>
+          <w:sz w:val="30"/>
+          <w:szCs w:val="30"/>
+        </w:rPr>
+        <w:lastRenderedPageBreak/>
+        <w:t>8.</w:t>
+      </w:r>
+      <w:r>
+        <w:rPr>
+          <w:rFonts w:ascii="Times New Roman" w:eastAsia="Times New Roman" w:hAnsi="Times New Roman" w:cs="Times New Roman"/>
+          <w:sz w:val="30"/>
+          <w:szCs w:val="30"/>
+        </w:rPr>
+        <w:t>8</w:t>
+      </w:r>
+      <w:r>
+        <w:rPr>
+          <w:rFonts w:ascii="Times New Roman" w:eastAsia="Times New Roman" w:hAnsi="Times New Roman" w:cs="Times New Roman"/>
+          <w:sz w:val="30"/>
+          <w:szCs w:val="30"/>
+        </w:rPr>
+        <w:t xml:space="preserve"> </w:t>
+      </w:r>
+      <w:r>
+        <w:rPr>
+          <w:rFonts w:ascii="Times New Roman" w:eastAsia="Times New Roman" w:hAnsi="Times New Roman" w:cs="Times New Roman"/>
+          <w:sz w:val="30"/>
+          <w:szCs w:val="30"/>
+        </w:rPr>
+        <w:t xml:space="preserve">Administrar Jerarquía de </w:t>
+      </w:r>
+      <w:r>
+        <w:rPr>
+          <w:rFonts w:ascii="Times New Roman" w:eastAsia="Times New Roman" w:hAnsi="Times New Roman" w:cs="Times New Roman"/>
+          <w:sz w:val="30"/>
+          <w:szCs w:val="30"/>
+        </w:rPr>
+        <w:t>Permis</w:t>
+      </w:r>
+      <w:r>
+        <w:rPr>
+          <w:rFonts w:ascii="Times New Roman" w:eastAsia="Times New Roman" w:hAnsi="Times New Roman" w:cs="Times New Roman"/>
+          <w:sz w:val="30"/>
+          <w:szCs w:val="30"/>
+        </w:rPr>
+        <w:t>os</w:t>
+      </w:r>
+    </w:p>
+    <w:p>
+      <w:pPr>
+        <w:rPr>
+          <w:rFonts w:ascii="Times New Roman" w:eastAsia="Times New Roman" w:hAnsi="Times New Roman" w:cs="Times New Roman"/>
+          <w:color w:val="0F4761"/>
+          <w:sz w:val="28"/>
+          <w:szCs w:val="28"/>
+        </w:rPr>
+      </w:pPr>
+      <w:r>
+        <w:rPr>
+          <w:rFonts w:ascii="Times New Roman" w:eastAsia="Times New Roman" w:hAnsi="Times New Roman" w:cs="Times New Roman"/>
+          <w:color w:val="0F4761"/>
+          <w:sz w:val="28"/>
+          <w:szCs w:val="28"/>
+        </w:rPr>
+        <w:t>8.</w:t>
+      </w:r>
+      <w:r>
+        <w:rPr>
+          <w:rFonts w:ascii="Times New Roman" w:eastAsia="Times New Roman" w:hAnsi="Times New Roman" w:cs="Times New Roman"/>
+          <w:color w:val="0F4761"/>
+          <w:sz w:val="28"/>
+          <w:szCs w:val="28"/>
+        </w:rPr>
+        <w:t>8</w:t>
+      </w:r>
+      <w:r>
+        <w:rPr>
+          <w:rFonts w:ascii="Times New Roman" w:eastAsia="Times New Roman" w:hAnsi="Times New Roman" w:cs="Times New Roman"/>
+          <w:color w:val="0F4761"/>
+          <w:sz w:val="28"/>
+          <w:szCs w:val="28"/>
+        </w:rPr>
+        <w:t xml:space="preserve">.1 Especificación CU </w:t>
+      </w:r>
+    </w:p>
+    <w:p>
+      <w:pPr>
+        <w:rPr>
+          <w:rFonts w:ascii="Times New Roman" w:eastAsia="Times New Roman" w:hAnsi="Times New Roman" w:cs="Times New Roman"/>
+          <w:color w:val="0F4761"/>
+          <w:sz w:val="28"/>
+          <w:szCs w:val="28"/>
+        </w:rPr>
+      </w:pPr>
+      <w:r>
+        <w:rPr>
+          <w:rFonts w:ascii="Times New Roman" w:eastAsia="Times New Roman" w:hAnsi="Times New Roman" w:cs="Times New Roman"/>
+          <w:color w:val="0F4761"/>
+          <w:sz w:val="28"/>
+          <w:szCs w:val="28"/>
+        </w:rPr>
+        <w:t>8.</w:t>
+      </w:r>
+      <w:r>
+        <w:rPr>
+          <w:rFonts w:ascii="Times New Roman" w:eastAsia="Times New Roman" w:hAnsi="Times New Roman" w:cs="Times New Roman"/>
+          <w:color w:val="0F4761"/>
+          <w:sz w:val="28"/>
+          <w:szCs w:val="28"/>
+        </w:rPr>
+        <w:t>8</w:t>
+      </w:r>
+      <w:r>
+        <w:rPr>
+          <w:rFonts w:ascii="Times New Roman" w:eastAsia="Times New Roman" w:hAnsi="Times New Roman" w:cs="Times New Roman"/>
+          <w:color w:val="0F4761"/>
+          <w:sz w:val="28"/>
+          <w:szCs w:val="28"/>
+        </w:rPr>
+        <w:t>.2 Diagrama Secuencia Sistema</w:t>
+      </w:r>
+    </w:p>
+    <w:p/>
+    <w:p>
+      <w:pPr>
+        <w:pStyle w:val="Ttulo2"/>
+        <w:rPr>
+          <w:rFonts w:ascii="Times New Roman" w:eastAsia="Times New Roman" w:hAnsi="Times New Roman" w:cs="Times New Roman"/>
+          <w:sz w:val="30"/>
+          <w:szCs w:val="30"/>
+        </w:rPr>
+      </w:pPr>
+      <w:r>
+        <w:rPr>
+          <w:rFonts w:ascii="Times New Roman" w:eastAsia="Times New Roman" w:hAnsi="Times New Roman" w:cs="Times New Roman"/>
+          <w:sz w:val="30"/>
+          <w:szCs w:val="30"/>
+        </w:rPr>
+        <w:t>8.</w:t>
+      </w:r>
+      <w:r>
+        <w:rPr>
+          <w:rFonts w:ascii="Times New Roman" w:eastAsia="Times New Roman" w:hAnsi="Times New Roman" w:cs="Times New Roman"/>
+          <w:sz w:val="30"/>
+          <w:szCs w:val="30"/>
+        </w:rPr>
+        <w:t>9</w:t>
+      </w:r>
+      <w:r>
+        <w:rPr>
+          <w:rFonts w:ascii="Times New Roman" w:eastAsia="Times New Roman" w:hAnsi="Times New Roman" w:cs="Times New Roman"/>
+          <w:sz w:val="30"/>
+          <w:szCs w:val="30"/>
+        </w:rPr>
+        <w:t xml:space="preserve"> </w:t>
+      </w:r>
+      <w:r>
+        <w:rPr>
+          <w:rFonts w:ascii="Times New Roman" w:eastAsia="Times New Roman" w:hAnsi="Times New Roman" w:cs="Times New Roman"/>
+          <w:sz w:val="30"/>
+          <w:szCs w:val="30"/>
+        </w:rPr>
+        <w:t>Asignar Rol a Usuario</w:t>
+      </w:r>
+    </w:p>
+    <w:p>
+      <w:pPr>
+        <w:rPr>
+          <w:rFonts w:ascii="Times New Roman" w:eastAsia="Times New Roman" w:hAnsi="Times New Roman" w:cs="Times New Roman"/>
+          <w:color w:val="0F4761"/>
+          <w:sz w:val="28"/>
+          <w:szCs w:val="28"/>
+        </w:rPr>
+      </w:pPr>
+      <w:r>
+        <w:rPr>
+          <w:rFonts w:ascii="Times New Roman" w:eastAsia="Times New Roman" w:hAnsi="Times New Roman" w:cs="Times New Roman"/>
+          <w:color w:val="0F4761"/>
+          <w:sz w:val="28"/>
+          <w:szCs w:val="28"/>
+        </w:rPr>
+        <w:t>8.</w:t>
+      </w:r>
+      <w:r>
+        <w:rPr>
+          <w:rFonts w:ascii="Times New Roman" w:eastAsia="Times New Roman" w:hAnsi="Times New Roman" w:cs="Times New Roman"/>
+          <w:color w:val="0F4761"/>
+          <w:sz w:val="28"/>
+          <w:szCs w:val="28"/>
+        </w:rPr>
+        <w:t>9</w:t>
+      </w:r>
+      <w:r>
+        <w:rPr>
+          <w:rFonts w:ascii="Times New Roman" w:eastAsia="Times New Roman" w:hAnsi="Times New Roman" w:cs="Times New Roman"/>
+          <w:color w:val="0F4761"/>
+          <w:sz w:val="28"/>
+          <w:szCs w:val="28"/>
+        </w:rPr>
+        <w:t xml:space="preserve">.1 Especificación CU </w:t>
+      </w:r>
+    </w:p>
+    <w:p>
+      <w:r>
+        <w:rPr>
+          <w:rFonts w:ascii="Times New Roman" w:eastAsia="Times New Roman" w:hAnsi="Times New Roman" w:cs="Times New Roman"/>
+          <w:color w:val="0F4761"/>
+          <w:sz w:val="28"/>
+          <w:szCs w:val="28"/>
+        </w:rPr>
+        <w:t>8.</w:t>
+      </w:r>
+      <w:r>
+        <w:rPr>
+          <w:rFonts w:ascii="Times New Roman" w:eastAsia="Times New Roman" w:hAnsi="Times New Roman" w:cs="Times New Roman"/>
+          <w:color w:val="0F4761"/>
+          <w:sz w:val="28"/>
+          <w:szCs w:val="28"/>
+        </w:rPr>
+        <w:t>9</w:t>
+      </w:r>
+      <w:r>
+        <w:rPr>
+          <w:rFonts w:ascii="Times New Roman" w:eastAsia="Times New Roman" w:hAnsi="Times New Roman" w:cs="Times New Roman"/>
+          <w:color w:val="0F4761"/>
+          <w:sz w:val="28"/>
+          <w:szCs w:val="28"/>
+        </w:rPr>
+        <w:t>.2 Diagrama Secuencia Sistema</w:t>
+      </w:r>
+    </w:p>
+    <w:p/>
+    <w:p>
+      <w:pPr>
+        <w:pStyle w:val="Ttulo1"/>
+        <w:rPr>
+          <w:rFonts w:ascii="Times New Roman" w:eastAsia="Times New Roman" w:hAnsi="Times New Roman" w:cs="Times New Roman"/>
+        </w:rPr>
+      </w:pPr>
+      <w:bookmarkStart w:id="95" w:name="_Toc229047103"/>
+      <w:r>
+        <w:rPr>
+          <w:rFonts w:ascii="Times New Roman" w:eastAsia="Times New Roman" w:hAnsi="Times New Roman" w:cs="Times New Roman"/>
+        </w:rPr>
+        <w:t>9. GESTIÓN DE CAMBIOS</w:t>
       </w:r>
       <w:bookmarkEnd w:id="95"/>
     </w:p>
     <w:p>
       <w:pPr>
-        <w:rPr>
-          <w:rFonts w:ascii="Times New Roman" w:eastAsia="Times New Roman" w:hAnsi="Times New Roman" w:cs="Times New Roman"/>
-          <w:color w:val="0F4761"/>
-          <w:sz w:val="28"/>
-          <w:szCs w:val="28"/>
-        </w:rPr>
-      </w:pPr>
-      <w:r>
-        <w:rPr>
-          <w:rFonts w:ascii="Times New Roman" w:eastAsia="Times New Roman" w:hAnsi="Times New Roman" w:cs="Times New Roman"/>
-          <w:color w:val="0F4761"/>
-          <w:sz w:val="28"/>
-          <w:szCs w:val="28"/>
-        </w:rPr>
-        <w:t xml:space="preserve">8.8.1 Especificación CU </w:t>
-      </w:r>
-    </w:p>
-    <w:p>
-      <w:r>
-        <w:rPr>
-          <w:rFonts w:ascii="Times New Roman" w:eastAsia="Times New Roman" w:hAnsi="Times New Roman" w:cs="Times New Roman"/>
-          <w:color w:val="0F4761"/>
-          <w:sz w:val="28"/>
-          <w:szCs w:val="28"/>
-        </w:rPr>
-        <w:t>8.8.2 Diagrama Secuencia Sistema</w:t>
-      </w:r>
-    </w:p>
-    <w:p>
-      <w:pPr>
-        <w:pStyle w:val="Ttulo1"/>
-        <w:rPr>
-          <w:rFonts w:ascii="Times New Roman" w:eastAsia="Times New Roman" w:hAnsi="Times New Roman" w:cs="Times New Roman"/>
-        </w:rPr>
-      </w:pPr>
-      <w:bookmarkStart w:id="96" w:name="_Toc229047103"/>
-      <w:r>
-        <w:rPr>
-          <w:rFonts w:ascii="Times New Roman" w:eastAsia="Times New Roman" w:hAnsi="Times New Roman" w:cs="Times New Roman"/>
-        </w:rPr>
-        <w:t>9. GESTIÓN DE CAMBIOS</w:t>
+        <w:pStyle w:val="Ttulo2"/>
+        <w:rPr>
+          <w:rFonts w:ascii="Times New Roman" w:eastAsia="Times New Roman" w:hAnsi="Times New Roman" w:cs="Times New Roman"/>
+          <w:sz w:val="30"/>
+          <w:szCs w:val="30"/>
+        </w:rPr>
+      </w:pPr>
+      <w:bookmarkStart w:id="96" w:name="_Toc229047104"/>
+      <w:r>
+        <w:rPr>
+          <w:rFonts w:ascii="Times New Roman" w:eastAsia="Times New Roman" w:hAnsi="Times New Roman" w:cs="Times New Roman"/>
+          <w:sz w:val="30"/>
+          <w:szCs w:val="30"/>
+        </w:rPr>
+        <w:t>9.1 Objetivo General</w:t>
       </w:r>
       <w:bookmarkEnd w:id="96"/>
     </w:p>
@@ -22820,14 +23458,14 @@
           <w:szCs w:val="30"/>
         </w:rPr>
       </w:pPr>
-      <w:bookmarkStart w:id="97" w:name="_Toc229047104"/>
+      <w:bookmarkStart w:id="97" w:name="_Toc229047105"/>
       <w:r>
         <w:rPr>
           <w:rFonts w:ascii="Times New Roman" w:eastAsia="Times New Roman" w:hAnsi="Times New Roman" w:cs="Times New Roman"/>
           <w:sz w:val="30"/>
           <w:szCs w:val="30"/>
         </w:rPr>
-        <w:t>9.1 Objetivo General</w:t>
+        <w:t>9.2 Diagrama de Clases</w:t>
       </w:r>
       <w:bookmarkEnd w:id="97"/>
     </w:p>
@@ -22840,14 +23478,14 @@
           <w:szCs w:val="30"/>
         </w:rPr>
       </w:pPr>
-      <w:bookmarkStart w:id="98" w:name="_Toc229047105"/>
+      <w:bookmarkStart w:id="98" w:name="_Toc229047106"/>
       <w:r>
         <w:rPr>
           <w:rFonts w:ascii="Times New Roman" w:eastAsia="Times New Roman" w:hAnsi="Times New Roman" w:cs="Times New Roman"/>
           <w:sz w:val="30"/>
           <w:szCs w:val="30"/>
         </w:rPr>
-        <w:t>9.2 Diagrama de Clases</w:t>
+        <w:t>9.3 Der</w:t>
       </w:r>
       <w:bookmarkEnd w:id="98"/>
     </w:p>
@@ -22860,14 +23498,14 @@
           <w:szCs w:val="30"/>
         </w:rPr>
       </w:pPr>
-      <w:bookmarkStart w:id="99" w:name="_Toc229047106"/>
+      <w:bookmarkStart w:id="99" w:name="_Toc229047107"/>
       <w:r>
         <w:rPr>
           <w:rFonts w:ascii="Times New Roman" w:eastAsia="Times New Roman" w:hAnsi="Times New Roman" w:cs="Times New Roman"/>
           <w:sz w:val="30"/>
           <w:szCs w:val="30"/>
         </w:rPr>
-        <w:t>9.3 Der</w:t>
+        <w:t>9.4 Diagrama Gestión de Cambios</w:t>
       </w:r>
       <w:bookmarkEnd w:id="99"/>
     </w:p>
@@ -22880,14 +23518,30 @@
           <w:szCs w:val="30"/>
         </w:rPr>
       </w:pPr>
-      <w:bookmarkStart w:id="100" w:name="_Toc229047107"/>
+      <w:bookmarkStart w:id="100" w:name="_Toc229047108"/>
       <w:r>
         <w:rPr>
           <w:rFonts w:ascii="Times New Roman" w:eastAsia="Times New Roman" w:hAnsi="Times New Roman" w:cs="Times New Roman"/>
           <w:sz w:val="30"/>
           <w:szCs w:val="30"/>
         </w:rPr>
-        <w:t>9.4 Diagrama Gestión de Cambios</w:t>
+        <w:t>9.</w:t>
+      </w:r>
+      <w:r>
+        <w:rPr>
+          <w:rFonts w:ascii="Times New Roman" w:eastAsia="Times New Roman" w:hAnsi="Times New Roman" w:cs="Times New Roman"/>
+          <w:sz w:val="30"/>
+          <w:szCs w:val="30"/>
+        </w:rPr>
+        <w:t>5</w:t>
+      </w:r>
+      <w:r>
+        <w:rPr>
+          <w:rFonts w:ascii="Times New Roman" w:eastAsia="Times New Roman" w:hAnsi="Times New Roman" w:cs="Times New Roman"/>
+          <w:sz w:val="30"/>
+          <w:szCs w:val="30"/>
+        </w:rPr>
+        <w:t xml:space="preserve"> Pantalla Gestión de Cambios</w:t>
       </w:r>
       <w:bookmarkEnd w:id="100"/>
     </w:p>
@@ -22900,14 +23554,14 @@
           <w:szCs w:val="30"/>
         </w:rPr>
       </w:pPr>
-      <w:bookmarkStart w:id="101" w:name="_Toc229047108"/>
+      <w:bookmarkStart w:id="101" w:name="_Toc229047109"/>
       <w:r>
         <w:rPr>
           <w:rFonts w:ascii="Times New Roman" w:eastAsia="Times New Roman" w:hAnsi="Times New Roman" w:cs="Times New Roman"/>
           <w:sz w:val="30"/>
           <w:szCs w:val="30"/>
         </w:rPr>
-        <w:t>9.</w:t>
+        <w:t>9</w:t>
       </w:r>
       <w:r>
         <w:rPr>
@@ -22915,7 +23569,7 @@
           <w:sz w:val="30"/>
           <w:szCs w:val="30"/>
         </w:rPr>
-        <w:t>5</w:t>
+        <w:t>.</w:t>
       </w:r>
       <w:r>
         <w:rPr>
@@ -22923,95 +23577,59 @@
           <w:sz w:val="30"/>
           <w:szCs w:val="30"/>
         </w:rPr>
-        <w:t xml:space="preserve"> Pantalla Gestión de Cambios</w:t>
+        <w:t>6</w:t>
+      </w:r>
+      <w:r>
+        <w:rPr>
+          <w:rFonts w:ascii="Times New Roman" w:eastAsia="Times New Roman" w:hAnsi="Times New Roman" w:cs="Times New Roman"/>
+          <w:sz w:val="30"/>
+          <w:szCs w:val="30"/>
+        </w:rPr>
+        <w:t xml:space="preserve"> </w:t>
+      </w:r>
+      <w:r>
+        <w:rPr>
+          <w:rFonts w:ascii="Times New Roman" w:eastAsia="Times New Roman" w:hAnsi="Times New Roman" w:cs="Times New Roman"/>
+          <w:sz w:val="30"/>
+          <w:szCs w:val="30"/>
+        </w:rPr>
+        <w:t>Revertir Cambios</w:t>
       </w:r>
       <w:bookmarkEnd w:id="101"/>
     </w:p>
     <w:p>
       <w:pPr>
-        <w:pStyle w:val="Ttulo2"/>
-        <w:rPr>
-          <w:rFonts w:ascii="Times New Roman" w:eastAsia="Times New Roman" w:hAnsi="Times New Roman" w:cs="Times New Roman"/>
-          <w:sz w:val="30"/>
-          <w:szCs w:val="30"/>
-        </w:rPr>
-      </w:pPr>
-      <w:bookmarkStart w:id="102" w:name="_Toc229047109"/>
-      <w:r>
-        <w:rPr>
-          <w:rFonts w:ascii="Times New Roman" w:eastAsia="Times New Roman" w:hAnsi="Times New Roman" w:cs="Times New Roman"/>
-          <w:sz w:val="30"/>
-          <w:szCs w:val="30"/>
+        <w:pStyle w:val="Ttulo3"/>
+        <w:rPr>
+          <w:rFonts w:ascii="Times New Roman" w:eastAsia="Times New Roman" w:hAnsi="Times New Roman" w:cs="Times New Roman"/>
+        </w:rPr>
+      </w:pPr>
+      <w:bookmarkStart w:id="102" w:name="_Toc229047110"/>
+      <w:r>
+        <w:rPr>
+          <w:rFonts w:ascii="Times New Roman" w:eastAsia="Times New Roman" w:hAnsi="Times New Roman" w:cs="Times New Roman"/>
         </w:rPr>
         <w:t>9</w:t>
       </w:r>
       <w:r>
         <w:rPr>
           <w:rFonts w:ascii="Times New Roman" w:eastAsia="Times New Roman" w:hAnsi="Times New Roman" w:cs="Times New Roman"/>
-          <w:sz w:val="30"/>
-          <w:szCs w:val="30"/>
         </w:rPr>
         <w:t>.</w:t>
       </w:r>
       <w:r>
         <w:rPr>
           <w:rFonts w:ascii="Times New Roman" w:eastAsia="Times New Roman" w:hAnsi="Times New Roman" w:cs="Times New Roman"/>
-          <w:sz w:val="30"/>
-          <w:szCs w:val="30"/>
         </w:rPr>
         <w:t>6</w:t>
       </w:r>
       <w:r>
         <w:rPr>
           <w:rFonts w:ascii="Times New Roman" w:eastAsia="Times New Roman" w:hAnsi="Times New Roman" w:cs="Times New Roman"/>
-          <w:sz w:val="30"/>
-          <w:szCs w:val="30"/>
-        </w:rPr>
-        <w:t xml:space="preserve"> </w:t>
-      </w:r>
-      <w:r>
-        <w:rPr>
-          <w:rFonts w:ascii="Times New Roman" w:eastAsia="Times New Roman" w:hAnsi="Times New Roman" w:cs="Times New Roman"/>
-          <w:sz w:val="30"/>
-          <w:szCs w:val="30"/>
-        </w:rPr>
-        <w:t>Revertir Cambios</w:t>
+        </w:rPr>
+        <w:t>.1 Especificación CU</w:t>
       </w:r>
       <w:bookmarkEnd w:id="102"/>
-    </w:p>
-    <w:p>
-      <w:pPr>
-        <w:pStyle w:val="Ttulo3"/>
-        <w:rPr>
-          <w:rFonts w:ascii="Times New Roman" w:eastAsia="Times New Roman" w:hAnsi="Times New Roman" w:cs="Times New Roman"/>
-        </w:rPr>
-      </w:pPr>
-      <w:bookmarkStart w:id="103" w:name="_Toc229047110"/>
-      <w:r>
-        <w:rPr>
-          <w:rFonts w:ascii="Times New Roman" w:eastAsia="Times New Roman" w:hAnsi="Times New Roman" w:cs="Times New Roman"/>
-        </w:rPr>
-        <w:t>9</w:t>
-      </w:r>
-      <w:r>
-        <w:rPr>
-          <w:rFonts w:ascii="Times New Roman" w:eastAsia="Times New Roman" w:hAnsi="Times New Roman" w:cs="Times New Roman"/>
-        </w:rPr>
-        <w:t>.</w:t>
-      </w:r>
-      <w:r>
-        <w:rPr>
-          <w:rFonts w:ascii="Times New Roman" w:eastAsia="Times New Roman" w:hAnsi="Times New Roman" w:cs="Times New Roman"/>
-        </w:rPr>
-        <w:t>6</w:t>
-      </w:r>
-      <w:r>
-        <w:rPr>
-          <w:rFonts w:ascii="Times New Roman" w:eastAsia="Times New Roman" w:hAnsi="Times New Roman" w:cs="Times New Roman"/>
-        </w:rPr>
-        <w:t>.1 Especificación CU</w:t>
-      </w:r>
-      <w:bookmarkEnd w:id="103"/>
     </w:p>
     <w:tbl>
       <w:tblPr>
@@ -23310,6 +23928,7 @@
                 <w:bCs/>
                 <w:color w:val="000000"/>
               </w:rPr>
+              <w:lastRenderedPageBreak/>
               <w:t xml:space="preserve">PRECONDICIONES: </w:t>
             </w:r>
           </w:p>
@@ -23325,7 +23944,6 @@
                 <w:rFonts w:ascii="Times New Roman" w:eastAsia="Times New Roman" w:hAnsi="Times New Roman" w:cs="Times New Roman"/>
                 <w:color w:val="000000"/>
               </w:rPr>
-              <w:lastRenderedPageBreak/>
               <w:t>. El sistema debe estar operativo y con conexión a la base de datos.</w:t>
             </w:r>
           </w:p>
@@ -23395,7 +24013,6 @@
                 <w:bCs/>
                 <w:color w:val="000000"/>
               </w:rPr>
-              <w:lastRenderedPageBreak/>
               <w:t xml:space="preserve">PUNTOS DE EXTENSIÓN: </w:t>
             </w:r>
             <w:r>
@@ -23949,7 +24566,7 @@
           <w:rFonts w:ascii="Times New Roman" w:eastAsia="Times New Roman" w:hAnsi="Times New Roman" w:cs="Times New Roman"/>
         </w:rPr>
       </w:pPr>
-      <w:bookmarkStart w:id="104" w:name="_Toc229047111"/>
+      <w:bookmarkStart w:id="103" w:name="_Toc229047111"/>
       <w:r>
         <w:rPr>
           <w:rFonts w:ascii="Times New Roman" w:eastAsia="Times New Roman" w:hAnsi="Times New Roman" w:cs="Times New Roman"/>
@@ -23974,7 +24591,7 @@
         </w:rPr>
         <w:t>.2 Diagrama Secuencia Sistema</w:t>
       </w:r>
-      <w:bookmarkEnd w:id="104"/>
+      <w:bookmarkEnd w:id="103"/>
     </w:p>
     <w:p/>
     <w:p/>
@@ -23985,18 +24602,64 @@
           <w:rFonts w:ascii="Times New Roman" w:eastAsia="Times New Roman" w:hAnsi="Times New Roman" w:cs="Times New Roman"/>
         </w:rPr>
       </w:pPr>
-      <w:bookmarkStart w:id="105" w:name="_Toc229047112"/>
+      <w:bookmarkStart w:id="104" w:name="_Toc229047112"/>
       <w:r>
         <w:rPr>
           <w:rFonts w:ascii="Times New Roman" w:eastAsia="Times New Roman" w:hAnsi="Times New Roman" w:cs="Times New Roman"/>
         </w:rPr>
         <w:lastRenderedPageBreak/>
         <w:t>10. GESTIÓN DE MÚLTIPLES IDIOMAS</w:t>
+      </w:r>
+      <w:bookmarkEnd w:id="104"/>
+    </w:p>
+    <w:p>
+      <w:pPr>
+        <w:pStyle w:val="Ttulo2"/>
+        <w:rPr>
+          <w:rFonts w:ascii="Times New Roman" w:eastAsia="Times New Roman" w:hAnsi="Times New Roman" w:cs="Times New Roman"/>
+          <w:sz w:val="30"/>
+          <w:szCs w:val="30"/>
+        </w:rPr>
+      </w:pPr>
+      <w:bookmarkStart w:id="105" w:name="_Toc229047113"/>
+      <w:r>
+        <w:rPr>
+          <w:rFonts w:ascii="Times New Roman" w:eastAsia="Times New Roman" w:hAnsi="Times New Roman" w:cs="Times New Roman"/>
+          <w:sz w:val="30"/>
+          <w:szCs w:val="30"/>
+        </w:rPr>
+        <w:t>10.1 Objetivo General</w:t>
       </w:r>
       <w:bookmarkEnd w:id="105"/>
     </w:p>
     <w:p>
       <w:pPr>
+        <w:rPr>
+          <w:rFonts w:ascii="Times New Roman" w:eastAsia="Times New Roman" w:hAnsi="Times New Roman" w:cs="Times New Roman"/>
+        </w:rPr>
+      </w:pPr>
+      <w:r>
+        <w:rPr>
+          <w:rFonts w:ascii="Times New Roman" w:eastAsia="Times New Roman" w:hAnsi="Times New Roman" w:cs="Times New Roman"/>
+        </w:rPr>
+        <w:t xml:space="preserve">El objetivo es proporcionar una experiencia de usuario completamente multilingüe y dinámica, permitiendo que las interfaces del sistema se adapten en tiempo real al idioma seleccionado por el usuario. </w:t>
+      </w:r>
+    </w:p>
+    <w:p>
+      <w:pPr>
+        <w:rPr>
+          <w:rFonts w:ascii="Times New Roman" w:eastAsia="Times New Roman" w:hAnsi="Times New Roman" w:cs="Times New Roman"/>
+        </w:rPr>
+      </w:pPr>
+      <w:r>
+        <w:rPr>
+          <w:rFonts w:ascii="Times New Roman" w:eastAsia="Times New Roman" w:hAnsi="Times New Roman" w:cs="Times New Roman"/>
+        </w:rPr>
+        <w:t>Utilizando el patrón Observer, cada componente visual que contenga leyendas o títulos se suscribirá a los cambios de idioma garantizando que, al realizar una modificación, todas las interfaces se actualicen automáticamente sin necesidad de reiniciar la aplicación o recargar formularios. Esto mejora significativamente la usabilidad y accesibilidad del sistema, especialmente en entornos donde interactúan usuarios con diferentes lenguas.</w:t>
+      </w:r>
+    </w:p>
+    <w:p>
+      <w:pPr>
         <w:pStyle w:val="Ttulo2"/>
         <w:rPr>
           <w:rFonts w:ascii="Times New Roman" w:eastAsia="Times New Roman" w:hAnsi="Times New Roman" w:cs="Times New Roman"/>
@@ -24004,45 +24667,19 @@
           <w:szCs w:val="30"/>
         </w:rPr>
       </w:pPr>
-      <w:bookmarkStart w:id="106" w:name="_Toc229047113"/>
+      <w:bookmarkStart w:id="106" w:name="_Toc229047114"/>
       <w:r>
         <w:rPr>
           <w:rFonts w:ascii="Times New Roman" w:eastAsia="Times New Roman" w:hAnsi="Times New Roman" w:cs="Times New Roman"/>
           <w:sz w:val="30"/>
           <w:szCs w:val="30"/>
         </w:rPr>
-        <w:t>10.1 Objetivo General</w:t>
+        <w:t>10.2 Diagrama de Clases</w:t>
       </w:r>
       <w:bookmarkEnd w:id="106"/>
     </w:p>
     <w:p>
       <w:pPr>
-        <w:rPr>
-          <w:rFonts w:ascii="Times New Roman" w:eastAsia="Times New Roman" w:hAnsi="Times New Roman" w:cs="Times New Roman"/>
-        </w:rPr>
-      </w:pPr>
-      <w:r>
-        <w:rPr>
-          <w:rFonts w:ascii="Times New Roman" w:eastAsia="Times New Roman" w:hAnsi="Times New Roman" w:cs="Times New Roman"/>
-        </w:rPr>
-        <w:t xml:space="preserve">El objetivo es proporcionar una experiencia de usuario completamente multilingüe y dinámica, permitiendo que las interfaces del sistema se adapten en tiempo real al idioma seleccionado por el usuario. </w:t>
-      </w:r>
-    </w:p>
-    <w:p>
-      <w:pPr>
-        <w:rPr>
-          <w:rFonts w:ascii="Times New Roman" w:eastAsia="Times New Roman" w:hAnsi="Times New Roman" w:cs="Times New Roman"/>
-        </w:rPr>
-      </w:pPr>
-      <w:r>
-        <w:rPr>
-          <w:rFonts w:ascii="Times New Roman" w:eastAsia="Times New Roman" w:hAnsi="Times New Roman" w:cs="Times New Roman"/>
-        </w:rPr>
-        <w:t>Utilizando el patrón Observer, cada componente visual que contenga leyendas o títulos se suscribirá a los cambios de idioma garantizando que, al realizar una modificación, todas las interfaces se actualicen automáticamente sin necesidad de reiniciar la aplicación o recargar formularios. Esto mejora significativamente la usabilidad y accesibilidad del sistema, especialmente en entornos donde interactúan usuarios con diferentes lenguas.</w:t>
-      </w:r>
-    </w:p>
-    <w:p>
-      <w:pPr>
         <w:pStyle w:val="Ttulo2"/>
         <w:rPr>
           <w:rFonts w:ascii="Times New Roman" w:eastAsia="Times New Roman" w:hAnsi="Times New Roman" w:cs="Times New Roman"/>
@@ -24050,155 +24687,157 @@
           <w:szCs w:val="30"/>
         </w:rPr>
       </w:pPr>
-      <w:bookmarkStart w:id="107" w:name="_Toc229047114"/>
+      <w:bookmarkStart w:id="107" w:name="_Toc229047115"/>
       <w:r>
         <w:rPr>
           <w:rFonts w:ascii="Times New Roman" w:eastAsia="Times New Roman" w:hAnsi="Times New Roman" w:cs="Times New Roman"/>
           <w:sz w:val="30"/>
           <w:szCs w:val="30"/>
         </w:rPr>
-        <w:t>10.2 Diagrama de Clases</w:t>
+        <w:t>10.3 Der</w:t>
       </w:r>
       <w:bookmarkEnd w:id="107"/>
     </w:p>
     <w:p>
       <w:pPr>
-        <w:pStyle w:val="Ttulo2"/>
-        <w:rPr>
-          <w:rFonts w:ascii="Times New Roman" w:eastAsia="Times New Roman" w:hAnsi="Times New Roman" w:cs="Times New Roman"/>
+        <w:rPr>
+          <w:rFonts w:ascii="Times New Roman" w:eastAsia="Times New Roman" w:hAnsi="Times New Roman" w:cs="Times New Roman"/>
+          <w:color w:val="0F4761"/>
           <w:sz w:val="30"/>
           <w:szCs w:val="30"/>
         </w:rPr>
       </w:pPr>
-      <w:bookmarkStart w:id="108" w:name="_Toc229047115"/>
-      <w:r>
-        <w:rPr>
-          <w:rFonts w:ascii="Times New Roman" w:eastAsia="Times New Roman" w:hAnsi="Times New Roman" w:cs="Times New Roman"/>
+      <w:r>
+        <w:rPr>
+          <w:rFonts w:ascii="Times New Roman" w:eastAsia="Times New Roman" w:hAnsi="Times New Roman" w:cs="Times New Roman"/>
+          <w:color w:val="0F4761"/>
           <w:sz w:val="30"/>
           <w:szCs w:val="30"/>
         </w:rPr>
-        <w:t>10.3 Der</w:t>
+        <w:t>10.4 Diagrama Múltiples Idiomas</w:t>
+      </w:r>
+    </w:p>
+    <w:p>
+      <w:r>
+        <w:rPr>
+          <w:rFonts w:ascii="Times New Roman" w:eastAsia="Times New Roman" w:hAnsi="Times New Roman" w:cs="Times New Roman"/>
+          <w:color w:val="0F4761"/>
+          <w:sz w:val="30"/>
+          <w:szCs w:val="30"/>
+        </w:rPr>
+        <w:t>10.</w:t>
+      </w:r>
+      <w:r>
+        <w:rPr>
+          <w:rFonts w:ascii="Times New Roman" w:eastAsia="Times New Roman" w:hAnsi="Times New Roman" w:cs="Times New Roman"/>
+          <w:color w:val="0F4761"/>
+          <w:sz w:val="30"/>
+          <w:szCs w:val="30"/>
+        </w:rPr>
+        <w:t>5</w:t>
+      </w:r>
+      <w:r>
+        <w:rPr>
+          <w:rFonts w:ascii="Times New Roman" w:eastAsia="Times New Roman" w:hAnsi="Times New Roman" w:cs="Times New Roman"/>
+          <w:color w:val="0F4761"/>
+          <w:sz w:val="30"/>
+          <w:szCs w:val="30"/>
+        </w:rPr>
+        <w:t xml:space="preserve"> Pantallas Múltiples Idiomas</w:t>
+      </w:r>
+      <w:r>
+        <w:rPr>
+          <w:rFonts w:ascii="Times New Roman" w:eastAsia="Times New Roman" w:hAnsi="Times New Roman" w:cs="Times New Roman"/>
+        </w:rPr>
+        <w:br/>
+      </w:r>
+      <w:r>
+        <w:t>10.</w:t>
+      </w:r>
+      <w:r>
+        <w:t>5</w:t>
+      </w:r>
+      <w:r>
+        <w:t xml:space="preserve">.1 </w:t>
+      </w:r>
+    </w:p>
+    <w:p>
+      <w:r>
+        <w:t>10.</w:t>
+      </w:r>
+      <w:r>
+        <w:t>5</w:t>
+      </w:r>
+      <w:r>
+        <w:t xml:space="preserve">.2 </w:t>
+      </w:r>
+    </w:p>
+    <w:p>
+      <w:r>
+        <w:t>10.</w:t>
+      </w:r>
+      <w:r>
+        <w:t>5</w:t>
+      </w:r>
+      <w:r>
+        <w:t xml:space="preserve">.3 </w:t>
+      </w:r>
+    </w:p>
+    <w:p>
+      <w:pPr>
+        <w:pStyle w:val="Ttulo2"/>
+        <w:rPr>
+          <w:rFonts w:ascii="Times New Roman" w:eastAsia="Times New Roman" w:hAnsi="Times New Roman" w:cs="Times New Roman"/>
+          <w:sz w:val="30"/>
+          <w:szCs w:val="30"/>
+        </w:rPr>
+      </w:pPr>
+      <w:bookmarkStart w:id="108" w:name="_Toc229047116"/>
+      <w:r>
+        <w:rPr>
+          <w:rFonts w:ascii="Times New Roman" w:eastAsia="Times New Roman" w:hAnsi="Times New Roman" w:cs="Times New Roman"/>
+          <w:sz w:val="30"/>
+          <w:szCs w:val="30"/>
+        </w:rPr>
+        <w:t>10</w:t>
+      </w:r>
+      <w:r>
+        <w:rPr>
+          <w:rFonts w:ascii="Times New Roman" w:eastAsia="Times New Roman" w:hAnsi="Times New Roman" w:cs="Times New Roman"/>
+          <w:sz w:val="30"/>
+          <w:szCs w:val="30"/>
+        </w:rPr>
+        <w:t xml:space="preserve">.6 </w:t>
+      </w:r>
+      <w:r>
+        <w:rPr>
+          <w:rFonts w:ascii="Times New Roman" w:eastAsia="Times New Roman" w:hAnsi="Times New Roman" w:cs="Times New Roman"/>
+          <w:sz w:val="30"/>
+          <w:szCs w:val="30"/>
+        </w:rPr>
+        <w:t>Cambiar Idioma</w:t>
       </w:r>
       <w:bookmarkEnd w:id="108"/>
     </w:p>
     <w:p>
       <w:pPr>
-        <w:rPr>
-          <w:rFonts w:ascii="Times New Roman" w:eastAsia="Times New Roman" w:hAnsi="Times New Roman" w:cs="Times New Roman"/>
-          <w:color w:val="0F4761"/>
-          <w:sz w:val="30"/>
-          <w:szCs w:val="30"/>
-        </w:rPr>
-      </w:pPr>
-      <w:r>
-        <w:rPr>
-          <w:rFonts w:ascii="Times New Roman" w:eastAsia="Times New Roman" w:hAnsi="Times New Roman" w:cs="Times New Roman"/>
-          <w:color w:val="0F4761"/>
-          <w:sz w:val="30"/>
-          <w:szCs w:val="30"/>
-        </w:rPr>
-        <w:t>10.4 Diagrama Múltiples Idiomas</w:t>
-      </w:r>
-    </w:p>
-    <w:p>
-      <w:r>
-        <w:rPr>
-          <w:rFonts w:ascii="Times New Roman" w:eastAsia="Times New Roman" w:hAnsi="Times New Roman" w:cs="Times New Roman"/>
-          <w:color w:val="0F4761"/>
-          <w:sz w:val="30"/>
-          <w:szCs w:val="30"/>
-        </w:rPr>
-        <w:t>10.</w:t>
-      </w:r>
-      <w:r>
-        <w:rPr>
-          <w:rFonts w:ascii="Times New Roman" w:eastAsia="Times New Roman" w:hAnsi="Times New Roman" w:cs="Times New Roman"/>
-          <w:color w:val="0F4761"/>
-          <w:sz w:val="30"/>
-          <w:szCs w:val="30"/>
-        </w:rPr>
-        <w:t>5</w:t>
-      </w:r>
-      <w:r>
-        <w:rPr>
-          <w:rFonts w:ascii="Times New Roman" w:eastAsia="Times New Roman" w:hAnsi="Times New Roman" w:cs="Times New Roman"/>
-          <w:color w:val="0F4761"/>
-          <w:sz w:val="30"/>
-          <w:szCs w:val="30"/>
-        </w:rPr>
-        <w:t xml:space="preserve"> Pantallas Múltiples Idiomas</w:t>
-      </w:r>
-      <w:r>
-        <w:rPr>
-          <w:rFonts w:ascii="Times New Roman" w:eastAsia="Times New Roman" w:hAnsi="Times New Roman" w:cs="Times New Roman"/>
-        </w:rPr>
-        <w:br/>
-      </w:r>
-      <w:r>
-        <w:t>10.</w:t>
-      </w:r>
-      <w:r>
-        <w:t>5</w:t>
-      </w:r>
-      <w:r>
-        <w:t xml:space="preserve">.1 </w:t>
-      </w:r>
-    </w:p>
-    <w:p>
-      <w:r>
-        <w:t>10.</w:t>
-      </w:r>
-      <w:r>
-        <w:t>5</w:t>
-      </w:r>
-      <w:r>
-        <w:t xml:space="preserve">.2 </w:t>
-      </w:r>
-    </w:p>
-    <w:p>
-      <w:r>
-        <w:t>10.</w:t>
-      </w:r>
-      <w:r>
-        <w:t>5</w:t>
-      </w:r>
-      <w:r>
-        <w:t xml:space="preserve">.3 </w:t>
-      </w:r>
-    </w:p>
-    <w:p>
-      <w:pPr>
-        <w:pStyle w:val="Ttulo2"/>
-        <w:rPr>
-          <w:rFonts w:ascii="Times New Roman" w:eastAsia="Times New Roman" w:hAnsi="Times New Roman" w:cs="Times New Roman"/>
-          <w:sz w:val="30"/>
-          <w:szCs w:val="30"/>
-        </w:rPr>
-      </w:pPr>
-      <w:bookmarkStart w:id="109" w:name="_Toc229047116"/>
-      <w:r>
-        <w:rPr>
-          <w:rFonts w:ascii="Times New Roman" w:eastAsia="Times New Roman" w:hAnsi="Times New Roman" w:cs="Times New Roman"/>
-          <w:sz w:val="30"/>
-          <w:szCs w:val="30"/>
+        <w:pStyle w:val="Ttulo3"/>
+        <w:rPr>
+          <w:rFonts w:ascii="Times New Roman" w:eastAsia="Times New Roman" w:hAnsi="Times New Roman" w:cs="Times New Roman"/>
+        </w:rPr>
+      </w:pPr>
+      <w:bookmarkStart w:id="109" w:name="_Toc229047117"/>
+      <w:r>
+        <w:rPr>
+          <w:rFonts w:ascii="Times New Roman" w:eastAsia="Times New Roman" w:hAnsi="Times New Roman" w:cs="Times New Roman"/>
         </w:rPr>
         <w:t>10</w:t>
       </w:r>
       <w:r>
         <w:rPr>
           <w:rFonts w:ascii="Times New Roman" w:eastAsia="Times New Roman" w:hAnsi="Times New Roman" w:cs="Times New Roman"/>
-          <w:sz w:val="30"/>
-          <w:szCs w:val="30"/>
-        </w:rPr>
-        <w:t xml:space="preserve">.6 </w:t>
-      </w:r>
-      <w:r>
-        <w:rPr>
-          <w:rFonts w:ascii="Times New Roman" w:eastAsia="Times New Roman" w:hAnsi="Times New Roman" w:cs="Times New Roman"/>
-          <w:sz w:val="30"/>
-          <w:szCs w:val="30"/>
-        </w:rPr>
-        <w:t>Cambiar Idioma</w:t>
+        </w:rPr>
+        <w:t>.6.1 Especificación CU</w:t>
       </w:r>
       <w:bookmarkEnd w:id="109"/>
     </w:p>
@@ -24209,7 +24848,7 @@
           <w:rFonts w:ascii="Times New Roman" w:eastAsia="Times New Roman" w:hAnsi="Times New Roman" w:cs="Times New Roman"/>
         </w:rPr>
       </w:pPr>
-      <w:bookmarkStart w:id="110" w:name="_Toc229047117"/>
+      <w:bookmarkStart w:id="110" w:name="_Toc229047118"/>
       <w:r>
         <w:rPr>
           <w:rFonts w:ascii="Times New Roman" w:eastAsia="Times New Roman" w:hAnsi="Times New Roman" w:cs="Times New Roman"/>
@@ -24220,31 +24859,9 @@
         <w:rPr>
           <w:rFonts w:ascii="Times New Roman" w:eastAsia="Times New Roman" w:hAnsi="Times New Roman" w:cs="Times New Roman"/>
         </w:rPr>
-        <w:t>.6.1 Especificación CU</w:t>
+        <w:t>.6.2 Diagrama Secuencia Sistema</w:t>
       </w:r>
       <w:bookmarkEnd w:id="110"/>
-    </w:p>
-    <w:p>
-      <w:pPr>
-        <w:pStyle w:val="Ttulo3"/>
-        <w:rPr>
-          <w:rFonts w:ascii="Times New Roman" w:eastAsia="Times New Roman" w:hAnsi="Times New Roman" w:cs="Times New Roman"/>
-        </w:rPr>
-      </w:pPr>
-      <w:bookmarkStart w:id="111" w:name="_Toc229047118"/>
-      <w:r>
-        <w:rPr>
-          <w:rFonts w:ascii="Times New Roman" w:eastAsia="Times New Roman" w:hAnsi="Times New Roman" w:cs="Times New Roman"/>
-        </w:rPr>
-        <w:t>10</w:t>
-      </w:r>
-      <w:r>
-        <w:rPr>
-          <w:rFonts w:ascii="Times New Roman" w:eastAsia="Times New Roman" w:hAnsi="Times New Roman" w:cs="Times New Roman"/>
-        </w:rPr>
-        <w:t>.6.2 Diagrama Secuencia Sistema</w:t>
-      </w:r>
-      <w:bookmarkEnd w:id="111"/>
     </w:p>
     <w:p/>
     <w:p>
@@ -24256,7 +24873,7 @@
           <w:szCs w:val="30"/>
         </w:rPr>
       </w:pPr>
-      <w:bookmarkStart w:id="112" w:name="_Toc229047119"/>
+      <w:bookmarkStart w:id="111" w:name="_Toc229047119"/>
       <w:r>
         <w:rPr>
           <w:rFonts w:ascii="Times New Roman" w:eastAsia="Times New Roman" w:hAnsi="Times New Roman" w:cs="Times New Roman"/>
@@ -24296,6 +24913,40 @@
           <w:szCs w:val="30"/>
         </w:rPr>
         <w:t>Registrar Idioma</w:t>
+      </w:r>
+      <w:bookmarkEnd w:id="111"/>
+    </w:p>
+    <w:p>
+      <w:pPr>
+        <w:pStyle w:val="Ttulo3"/>
+        <w:rPr>
+          <w:rFonts w:ascii="Times New Roman" w:eastAsia="Times New Roman" w:hAnsi="Times New Roman" w:cs="Times New Roman"/>
+        </w:rPr>
+      </w:pPr>
+      <w:bookmarkStart w:id="112" w:name="_Toc229047120"/>
+      <w:r>
+        <w:rPr>
+          <w:rFonts w:ascii="Times New Roman" w:eastAsia="Times New Roman" w:hAnsi="Times New Roman" w:cs="Times New Roman"/>
+        </w:rPr>
+        <w:t>10</w:t>
+      </w:r>
+      <w:r>
+        <w:rPr>
+          <w:rFonts w:ascii="Times New Roman" w:eastAsia="Times New Roman" w:hAnsi="Times New Roman" w:cs="Times New Roman"/>
+        </w:rPr>
+        <w:t>.</w:t>
+      </w:r>
+      <w:r>
+        <w:rPr>
+          <w:rFonts w:ascii="Times New Roman" w:eastAsia="Times New Roman" w:hAnsi="Times New Roman" w:cs="Times New Roman"/>
+        </w:rPr>
+        <w:t>7</w:t>
+      </w:r>
+      <w:r>
+        <w:rPr>
+          <w:rFonts w:ascii="Times New Roman" w:eastAsia="Times New Roman" w:hAnsi="Times New Roman" w:cs="Times New Roman"/>
+        </w:rPr>
+        <w:t>.1 Especificación CU</w:t>
       </w:r>
       <w:bookmarkEnd w:id="112"/>
     </w:p>
@@ -24306,7 +24957,7 @@
           <w:rFonts w:ascii="Times New Roman" w:eastAsia="Times New Roman" w:hAnsi="Times New Roman" w:cs="Times New Roman"/>
         </w:rPr>
       </w:pPr>
-      <w:bookmarkStart w:id="113" w:name="_Toc229047120"/>
+      <w:bookmarkStart w:id="113" w:name="_Toc229047121"/>
       <w:r>
         <w:rPr>
           <w:rFonts w:ascii="Times New Roman" w:eastAsia="Times New Roman" w:hAnsi="Times New Roman" w:cs="Times New Roman"/>
@@ -24329,48 +24980,14 @@
         <w:rPr>
           <w:rFonts w:ascii="Times New Roman" w:eastAsia="Times New Roman" w:hAnsi="Times New Roman" w:cs="Times New Roman"/>
         </w:rPr>
-        <w:t>.1 Especificación CU</w:t>
+        <w:t>.2 Diagrama Secuencia Sistema</w:t>
       </w:r>
       <w:bookmarkEnd w:id="113"/>
-    </w:p>
-    <w:p>
-      <w:pPr>
-        <w:pStyle w:val="Ttulo3"/>
-        <w:rPr>
-          <w:rFonts w:ascii="Times New Roman" w:eastAsia="Times New Roman" w:hAnsi="Times New Roman" w:cs="Times New Roman"/>
-        </w:rPr>
-      </w:pPr>
-      <w:bookmarkStart w:id="114" w:name="_Toc229047121"/>
-      <w:r>
-        <w:rPr>
-          <w:rFonts w:ascii="Times New Roman" w:eastAsia="Times New Roman" w:hAnsi="Times New Roman" w:cs="Times New Roman"/>
-        </w:rPr>
-        <w:t>10</w:t>
-      </w:r>
-      <w:r>
-        <w:rPr>
-          <w:rFonts w:ascii="Times New Roman" w:eastAsia="Times New Roman" w:hAnsi="Times New Roman" w:cs="Times New Roman"/>
-        </w:rPr>
-        <w:t>.</w:t>
-      </w:r>
-      <w:r>
-        <w:rPr>
-          <w:rFonts w:ascii="Times New Roman" w:eastAsia="Times New Roman" w:hAnsi="Times New Roman" w:cs="Times New Roman"/>
-        </w:rPr>
-        <w:t>7</w:t>
-      </w:r>
-      <w:r>
-        <w:rPr>
-          <w:rFonts w:ascii="Times New Roman" w:eastAsia="Times New Roman" w:hAnsi="Times New Roman" w:cs="Times New Roman"/>
-        </w:rPr>
-        <w:t>.2 Diagrama Secuencia Sistema</w:t>
-      </w:r>
-      <w:bookmarkEnd w:id="114"/>
     </w:p>
     <w:p/>
     <w:sectPr>
-      <w:headerReference w:type="default" r:id="rId47"/>
-      <w:footerReference w:type="default" r:id="rId48"/>
+      <w:headerReference w:type="default" r:id="rId51"/>
+      <w:footerReference w:type="default" r:id="rId52"/>
       <w:pgSz w:w="11906" w:h="16838"/>
       <w:pgMar w:top="1417" w:right="1701" w:bottom="1417" w:left="1701" w:header="708" w:footer="708" w:gutter="0"/>
       <w:pgNumType w:start="1"/>
@@ -28666,6 +29283,7 @@
   <w:style w:type="character" w:default="1" w:styleId="Fuentedeprrafopredeter">
     <w:name w:val="Default Paragraph Font"/>
     <w:uiPriority w:val="1"/>
+    <w:semiHidden/>
     <w:unhideWhenUsed/>
   </w:style>
   <w:style w:type="table" w:default="1" w:styleId="Tablanormal">
@@ -29455,28 +30073,28 @@
 </file>
 
 <file path=customXml/item1.xml><?xml version="1.0" encoding="utf-8"?>
+<b:Sources xmlns:b="http://schemas.openxmlformats.org/officeDocument/2006/bibliography" xmlns="http://schemas.openxmlformats.org/officeDocument/2006/bibliography" SelectedStyle="\APASixthEditionOfficeOnline.xsl" StyleName="APA" Version="6"/>
+</file>
+
+<file path=customXml/item2.xml><?xml version="1.0" encoding="utf-8"?>
 <go:gDocsCustomXmlDataStorage xmlns:go="http://customooxmlschemas.google.com/" xmlns:r="http://schemas.openxmlformats.org/officeDocument/2006/relationships" uri="GoogleDocsCustomDataVersion2">
   <go:docsCustomData xmlns:go="http://customooxmlschemas.google.com/" roundtripDataSignature="AMtx7mg9ViIy0TFX1PbiokUHW0+gEHD0DQ==">CgMxLjAyDmgueXB0b3ptdnN5YWhpMg5oLjMwMTZ1a3NyeWs5OTIOaC41dHdvajgxajFna2EyDmguajh3ZGR4ZWVnZ3R3Mg5oLmJneml2aG00bzdoYzIOaC5qOTJ5aWxicjl6dDcyDmgubjRpdXVhbG9heDc2Mg5oLjFpNzZ2NHk0NXc5OTIOaC5oaHFvaTRybTJzYjEyDmgubGF1ZXZ5aGhzMG5uMg5oLjI5Nmd4eXhiYnYwbTgAciExNlVkVkNiWlZIdUNvcHFuMnNIenVkMWZoTjV5TjIzLW4=</go:docsCustomData>
 </go:gDocsCustomXmlDataStorage>
 </file>
 
-<file path=customXml/item2.xml><?xml version="1.0" encoding="utf-8"?>
-<b:Sources xmlns:b="http://schemas.openxmlformats.org/officeDocument/2006/bibliography" xmlns="http://schemas.openxmlformats.org/officeDocument/2006/bibliography" SelectedStyle="\APASixthEditionOfficeOnline.xsl" StyleName="APA" Version="6"/>
+<file path=customXml/itemProps1.xml><?xml version="1.0" encoding="utf-8"?>
+<ds:datastoreItem xmlns:ds="http://schemas.openxmlformats.org/officeDocument/2006/customXml" ds:itemID="{98C402C2-0B0B-45E1-8B8A-FD895BAD112E}">
+  <ds:schemaRefs>
+    <ds:schemaRef ds:uri="http://schemas.openxmlformats.org/officeDocument/2006/bibliography"/>
+  </ds:schemaRefs>
+</ds:datastoreItem>
 </file>
 
-<file path=customXml/itemProps1.xml><?xml version="1.0" encoding="utf-8"?>
+<file path=customXml/itemProps2.xml><?xml version="1.0" encoding="utf-8"?>
 <ds:datastoreItem xmlns:ds="http://schemas.openxmlformats.org/officeDocument/2006/customXml" ds:itemID="{11111111-1234-1234-1234-123412341234}">
   <ds:schemaRefs>
     <ds:schemaRef ds:uri="http://customooxmlschemas.google.com/"/>
     <ds:schemaRef ds:uri="http://schemas.openxmlformats.org/officeDocument/2006/relationships"/>
   </ds:schemaRefs>
 </ds:datastoreItem>
-</file>
-
-<file path=customXml/itemProps2.xml><?xml version="1.0" encoding="utf-8"?>
-<ds:datastoreItem xmlns:ds="http://schemas.openxmlformats.org/officeDocument/2006/customXml" ds:itemID="{98C402C2-0B0B-45E1-8B8A-FD895BAD112E}">
-  <ds:schemaRefs>
-    <ds:schemaRef ds:uri="http://schemas.openxmlformats.org/officeDocument/2006/bibliography"/>
-  </ds:schemaRefs>
-</ds:datastoreItem>
 </file>
--- a/Documentación/ProyectoIS 2026 CAJAL-FERNANDEZ_2daEntrega.docx
+++ b/Documentación/ProyectoIS 2026 CAJAL-FERNANDEZ_2daEntrega.docx
@@ -382,7 +382,7 @@
             </w:rPr>
             <w:fldChar w:fldCharType="separate"/>
           </w:r>
-          <w:hyperlink w:anchor="_Toc229047015" w:history="1">
+          <w:hyperlink w:anchor="_Toc230806249" w:history="1">
             <w:r>
               <w:rPr>
                 <w:rStyle w:val="Hipervnculo"/>
@@ -410,7 +410,7 @@
                 <w:noProof/>
                 <w:webHidden/>
               </w:rPr>
-              <w:instrText xml:space="preserve"> PAGEREF _Toc229047015 \h </w:instrText>
+              <w:instrText xml:space="preserve"> PAGEREF _Toc230806249 \h </w:instrText>
             </w:r>
             <w:r>
               <w:rPr>
@@ -454,7 +454,7 @@
               <w14:ligatures w14:val="standardContextual"/>
             </w:rPr>
           </w:pPr>
-          <w:hyperlink w:anchor="_Toc229047016" w:history="1">
+          <w:hyperlink w:anchor="_Toc230806250" w:history="1">
             <w:r>
               <w:rPr>
                 <w:rStyle w:val="Hipervnculo"/>
@@ -482,7 +482,7 @@
                 <w:noProof/>
                 <w:webHidden/>
               </w:rPr>
-              <w:instrText xml:space="preserve"> PAGEREF _Toc229047016 \h </w:instrText>
+              <w:instrText xml:space="preserve"> PAGEREF _Toc230806250 \h </w:instrText>
             </w:r>
             <w:r>
               <w:rPr>
@@ -526,7 +526,7 @@
               <w14:ligatures w14:val="standardContextual"/>
             </w:rPr>
           </w:pPr>
-          <w:hyperlink w:anchor="_Toc229047017" w:history="1">
+          <w:hyperlink w:anchor="_Toc230806251" w:history="1">
             <w:r>
               <w:rPr>
                 <w:rStyle w:val="Hipervnculo"/>
@@ -554,7 +554,7 @@
                 <w:noProof/>
                 <w:webHidden/>
               </w:rPr>
-              <w:instrText xml:space="preserve"> PAGEREF _Toc229047017 \h </w:instrText>
+              <w:instrText xml:space="preserve"> PAGEREF _Toc230806251 \h </w:instrText>
             </w:r>
             <w:r>
               <w:rPr>
@@ -598,7 +598,7 @@
               <w14:ligatures w14:val="standardContextual"/>
             </w:rPr>
           </w:pPr>
-          <w:hyperlink w:anchor="_Toc229047018" w:history="1">
+          <w:hyperlink w:anchor="_Toc230806252" w:history="1">
             <w:r>
               <w:rPr>
                 <w:rStyle w:val="Hipervnculo"/>
@@ -626,7 +626,7 @@
                 <w:noProof/>
                 <w:webHidden/>
               </w:rPr>
-              <w:instrText xml:space="preserve"> PAGEREF _Toc229047018 \h </w:instrText>
+              <w:instrText xml:space="preserve"> PAGEREF _Toc230806252 \h </w:instrText>
             </w:r>
             <w:r>
               <w:rPr>
@@ -670,7 +670,7 @@
               <w14:ligatures w14:val="standardContextual"/>
             </w:rPr>
           </w:pPr>
-          <w:hyperlink w:anchor="_Toc229047019" w:history="1">
+          <w:hyperlink w:anchor="_Toc230806253" w:history="1">
             <w:r>
               <w:rPr>
                 <w:rStyle w:val="Hipervnculo"/>
@@ -698,7 +698,7 @@
                 <w:noProof/>
                 <w:webHidden/>
               </w:rPr>
-              <w:instrText xml:space="preserve"> PAGEREF _Toc229047019 \h </w:instrText>
+              <w:instrText xml:space="preserve"> PAGEREF _Toc230806253 \h </w:instrText>
             </w:r>
             <w:r>
               <w:rPr>
@@ -742,7 +742,7 @@
               <w14:ligatures w14:val="standardContextual"/>
             </w:rPr>
           </w:pPr>
-          <w:hyperlink w:anchor="_Toc229047020" w:history="1">
+          <w:hyperlink w:anchor="_Toc230806254" w:history="1">
             <w:r>
               <w:rPr>
                 <w:rStyle w:val="Hipervnculo"/>
@@ -770,7 +770,7 @@
                 <w:noProof/>
                 <w:webHidden/>
               </w:rPr>
-              <w:instrText xml:space="preserve"> PAGEREF _Toc229047020 \h </w:instrText>
+              <w:instrText xml:space="preserve"> PAGEREF _Toc230806254 \h </w:instrText>
             </w:r>
             <w:r>
               <w:rPr>
@@ -814,7 +814,7 @@
               <w14:ligatures w14:val="standardContextual"/>
             </w:rPr>
           </w:pPr>
-          <w:hyperlink w:anchor="_Toc229047021" w:history="1">
+          <w:hyperlink w:anchor="_Toc230806255" w:history="1">
             <w:r>
               <w:rPr>
                 <w:rStyle w:val="Hipervnculo"/>
@@ -842,7 +842,7 @@
                 <w:noProof/>
                 <w:webHidden/>
               </w:rPr>
-              <w:instrText xml:space="preserve"> PAGEREF _Toc229047021 \h </w:instrText>
+              <w:instrText xml:space="preserve"> PAGEREF _Toc230806255 \h </w:instrText>
             </w:r>
             <w:r>
               <w:rPr>
@@ -886,7 +886,7 @@
               <w14:ligatures w14:val="standardContextual"/>
             </w:rPr>
           </w:pPr>
-          <w:hyperlink w:anchor="_Toc229047022" w:history="1">
+          <w:hyperlink w:anchor="_Toc230806256" w:history="1">
             <w:r>
               <w:rPr>
                 <w:rStyle w:val="Hipervnculo"/>
@@ -914,7 +914,7 @@
                 <w:noProof/>
                 <w:webHidden/>
               </w:rPr>
-              <w:instrText xml:space="preserve"> PAGEREF _Toc229047022 \h </w:instrText>
+              <w:instrText xml:space="preserve"> PAGEREF _Toc230806256 \h </w:instrText>
             </w:r>
             <w:r>
               <w:rPr>
@@ -958,7 +958,7 @@
               <w14:ligatures w14:val="standardContextual"/>
             </w:rPr>
           </w:pPr>
-          <w:hyperlink w:anchor="_Toc229047023" w:history="1">
+          <w:hyperlink w:anchor="_Toc230806257" w:history="1">
             <w:r>
               <w:rPr>
                 <w:rStyle w:val="Hipervnculo"/>
@@ -986,7 +986,7 @@
                 <w:noProof/>
                 <w:webHidden/>
               </w:rPr>
-              <w:instrText xml:space="preserve"> PAGEREF _Toc229047023 \h </w:instrText>
+              <w:instrText xml:space="preserve"> PAGEREF _Toc230806257 \h </w:instrText>
             </w:r>
             <w:r>
               <w:rPr>
@@ -1030,7 +1030,7 @@
               <w14:ligatures w14:val="standardContextual"/>
             </w:rPr>
           </w:pPr>
-          <w:hyperlink w:anchor="_Toc229047024" w:history="1">
+          <w:hyperlink w:anchor="_Toc230806258" w:history="1">
             <w:r>
               <w:rPr>
                 <w:rStyle w:val="Hipervnculo"/>
@@ -1058,7 +1058,7 @@
                 <w:noProof/>
                 <w:webHidden/>
               </w:rPr>
-              <w:instrText xml:space="preserve"> PAGEREF _Toc229047024 \h </w:instrText>
+              <w:instrText xml:space="preserve"> PAGEREF _Toc230806258 \h </w:instrText>
             </w:r>
             <w:r>
               <w:rPr>
@@ -1102,7 +1102,7 @@
               <w14:ligatures w14:val="standardContextual"/>
             </w:rPr>
           </w:pPr>
-          <w:hyperlink w:anchor="_Toc229047025" w:history="1">
+          <w:hyperlink w:anchor="_Toc230806259" w:history="1">
             <w:r>
               <w:rPr>
                 <w:rStyle w:val="Hipervnculo"/>
@@ -1130,7 +1130,7 @@
                 <w:noProof/>
                 <w:webHidden/>
               </w:rPr>
-              <w:instrText xml:space="preserve"> PAGEREF _Toc229047025 \h </w:instrText>
+              <w:instrText xml:space="preserve"> PAGEREF _Toc230806259 \h </w:instrText>
             </w:r>
             <w:r>
               <w:rPr>
@@ -1174,7 +1174,7 @@
               <w14:ligatures w14:val="standardContextual"/>
             </w:rPr>
           </w:pPr>
-          <w:hyperlink w:anchor="_Toc229047026" w:history="1">
+          <w:hyperlink w:anchor="_Toc230806260" w:history="1">
             <w:r>
               <w:rPr>
                 <w:rStyle w:val="Hipervnculo"/>
@@ -1202,7 +1202,7 @@
                 <w:noProof/>
                 <w:webHidden/>
               </w:rPr>
-              <w:instrText xml:space="preserve"> PAGEREF _Toc229047026 \h </w:instrText>
+              <w:instrText xml:space="preserve"> PAGEREF _Toc230806260 \h </w:instrText>
             </w:r>
             <w:r>
               <w:rPr>
@@ -1246,7 +1246,7 @@
               <w14:ligatures w14:val="standardContextual"/>
             </w:rPr>
           </w:pPr>
-          <w:hyperlink w:anchor="_Toc229047027" w:history="1">
+          <w:hyperlink w:anchor="_Toc230806261" w:history="1">
             <w:r>
               <w:rPr>
                 <w:rStyle w:val="Hipervnculo"/>
@@ -1274,7 +1274,7 @@
                 <w:noProof/>
                 <w:webHidden/>
               </w:rPr>
-              <w:instrText xml:space="preserve"> PAGEREF _Toc229047027 \h </w:instrText>
+              <w:instrText xml:space="preserve"> PAGEREF _Toc230806261 \h </w:instrText>
             </w:r>
             <w:r>
               <w:rPr>
@@ -1318,7 +1318,7 @@
               <w14:ligatures w14:val="standardContextual"/>
             </w:rPr>
           </w:pPr>
-          <w:hyperlink w:anchor="_Toc229047028" w:history="1">
+          <w:hyperlink w:anchor="_Toc230806262" w:history="1">
             <w:r>
               <w:rPr>
                 <w:rStyle w:val="Hipervnculo"/>
@@ -1346,7 +1346,7 @@
                 <w:noProof/>
                 <w:webHidden/>
               </w:rPr>
-              <w:instrText xml:space="preserve"> PAGEREF _Toc229047028 \h </w:instrText>
+              <w:instrText xml:space="preserve"> PAGEREF _Toc230806262 \h </w:instrText>
             </w:r>
             <w:r>
               <w:rPr>
@@ -1390,7 +1390,7 @@
               <w14:ligatures w14:val="standardContextual"/>
             </w:rPr>
           </w:pPr>
-          <w:hyperlink w:anchor="_Toc229047029" w:history="1">
+          <w:hyperlink w:anchor="_Toc230806263" w:history="1">
             <w:r>
               <w:rPr>
                 <w:rStyle w:val="Hipervnculo"/>
@@ -1418,7 +1418,7 @@
                 <w:noProof/>
                 <w:webHidden/>
               </w:rPr>
-              <w:instrText xml:space="preserve"> PAGEREF _Toc229047029 \h </w:instrText>
+              <w:instrText xml:space="preserve"> PAGEREF _Toc230806263 \h </w:instrText>
             </w:r>
             <w:r>
               <w:rPr>
@@ -1462,7 +1462,7 @@
               <w14:ligatures w14:val="standardContextual"/>
             </w:rPr>
           </w:pPr>
-          <w:hyperlink w:anchor="_Toc229047030" w:history="1">
+          <w:hyperlink w:anchor="_Toc230806264" w:history="1">
             <w:r>
               <w:rPr>
                 <w:rStyle w:val="Hipervnculo"/>
@@ -1490,7 +1490,7 @@
                 <w:noProof/>
                 <w:webHidden/>
               </w:rPr>
-              <w:instrText xml:space="preserve"> PAGEREF _Toc229047030 \h </w:instrText>
+              <w:instrText xml:space="preserve"> PAGEREF _Toc230806264 \h </w:instrText>
             </w:r>
             <w:r>
               <w:rPr>
@@ -1510,7 +1510,7 @@
                 <w:noProof/>
                 <w:webHidden/>
               </w:rPr>
-              <w:t>12</w:t>
+              <w:t>11</w:t>
             </w:r>
             <w:r>
               <w:rPr>
@@ -1534,7 +1534,7 @@
               <w14:ligatures w14:val="standardContextual"/>
             </w:rPr>
           </w:pPr>
-          <w:hyperlink w:anchor="_Toc229047031" w:history="1">
+          <w:hyperlink w:anchor="_Toc230806265" w:history="1">
             <w:r>
               <w:rPr>
                 <w:rStyle w:val="Hipervnculo"/>
@@ -1562,7 +1562,7 @@
                 <w:noProof/>
                 <w:webHidden/>
               </w:rPr>
-              <w:instrText xml:space="preserve"> PAGEREF _Toc229047031 \h </w:instrText>
+              <w:instrText xml:space="preserve"> PAGEREF _Toc230806265 \h </w:instrText>
             </w:r>
             <w:r>
               <w:rPr>
@@ -1582,7 +1582,7 @@
                 <w:noProof/>
                 <w:webHidden/>
               </w:rPr>
-              <w:t>12</w:t>
+              <w:t>11</w:t>
             </w:r>
             <w:r>
               <w:rPr>
@@ -1606,7 +1606,7 @@
               <w14:ligatures w14:val="standardContextual"/>
             </w:rPr>
           </w:pPr>
-          <w:hyperlink w:anchor="_Toc229047032" w:history="1">
+          <w:hyperlink w:anchor="_Toc230806266" w:history="1">
             <w:r>
               <w:rPr>
                 <w:rStyle w:val="Hipervnculo"/>
@@ -1634,7 +1634,7 @@
                 <w:noProof/>
                 <w:webHidden/>
               </w:rPr>
-              <w:instrText xml:space="preserve"> PAGEREF _Toc229047032 \h </w:instrText>
+              <w:instrText xml:space="preserve"> PAGEREF _Toc230806266 \h </w:instrText>
             </w:r>
             <w:r>
               <w:rPr>
@@ -1678,7 +1678,7 @@
               <w14:ligatures w14:val="standardContextual"/>
             </w:rPr>
           </w:pPr>
-          <w:hyperlink w:anchor="_Toc229047033" w:history="1">
+          <w:hyperlink w:anchor="_Toc230806267" w:history="1">
             <w:r>
               <w:rPr>
                 <w:rStyle w:val="Hipervnculo"/>
@@ -1706,7 +1706,7 @@
                 <w:noProof/>
                 <w:webHidden/>
               </w:rPr>
-              <w:instrText xml:space="preserve"> PAGEREF _Toc229047033 \h </w:instrText>
+              <w:instrText xml:space="preserve"> PAGEREF _Toc230806267 \h </w:instrText>
             </w:r>
             <w:r>
               <w:rPr>
@@ -1750,7 +1750,7 @@
               <w14:ligatures w14:val="standardContextual"/>
             </w:rPr>
           </w:pPr>
-          <w:hyperlink w:anchor="_Toc229047034" w:history="1">
+          <w:hyperlink w:anchor="_Toc230806268" w:history="1">
             <w:r>
               <w:rPr>
                 <w:rStyle w:val="Hipervnculo"/>
@@ -1778,7 +1778,7 @@
                 <w:noProof/>
                 <w:webHidden/>
               </w:rPr>
-              <w:instrText xml:space="preserve"> PAGEREF _Toc229047034 \h </w:instrText>
+              <w:instrText xml:space="preserve"> PAGEREF _Toc230806268 \h </w:instrText>
             </w:r>
             <w:r>
               <w:rPr>
@@ -1822,7 +1822,7 @@
               <w14:ligatures w14:val="standardContextual"/>
             </w:rPr>
           </w:pPr>
-          <w:hyperlink w:anchor="_Toc229047035" w:history="1">
+          <w:hyperlink w:anchor="_Toc230806269" w:history="1">
             <w:r>
               <w:rPr>
                 <w:rStyle w:val="Hipervnculo"/>
@@ -1850,7 +1850,7 @@
                 <w:noProof/>
                 <w:webHidden/>
               </w:rPr>
-              <w:instrText xml:space="preserve"> PAGEREF _Toc229047035 \h </w:instrText>
+              <w:instrText xml:space="preserve"> PAGEREF _Toc230806269 \h </w:instrText>
             </w:r>
             <w:r>
               <w:rPr>
@@ -1894,7 +1894,7 @@
               <w14:ligatures w14:val="standardContextual"/>
             </w:rPr>
           </w:pPr>
-          <w:hyperlink w:anchor="_Toc229047036" w:history="1">
+          <w:hyperlink w:anchor="_Toc230806270" w:history="1">
             <w:r>
               <w:rPr>
                 <w:rStyle w:val="Hipervnculo"/>
@@ -1922,7 +1922,7 @@
                 <w:noProof/>
                 <w:webHidden/>
               </w:rPr>
-              <w:instrText xml:space="preserve"> PAGEREF _Toc229047036 \h </w:instrText>
+              <w:instrText xml:space="preserve"> PAGEREF _Toc230806270 \h </w:instrText>
             </w:r>
             <w:r>
               <w:rPr>
@@ -1966,7 +1966,7 @@
               <w14:ligatures w14:val="standardContextual"/>
             </w:rPr>
           </w:pPr>
-          <w:hyperlink w:anchor="_Toc229047037" w:history="1">
+          <w:hyperlink w:anchor="_Toc230806271" w:history="1">
             <w:r>
               <w:rPr>
                 <w:rStyle w:val="Hipervnculo"/>
@@ -1994,7 +1994,7 @@
                 <w:noProof/>
                 <w:webHidden/>
               </w:rPr>
-              <w:instrText xml:space="preserve"> PAGEREF _Toc229047037 \h </w:instrText>
+              <w:instrText xml:space="preserve"> PAGEREF _Toc230806271 \h </w:instrText>
             </w:r>
             <w:r>
               <w:rPr>
@@ -2038,7 +2038,7 @@
               <w14:ligatures w14:val="standardContextual"/>
             </w:rPr>
           </w:pPr>
-          <w:hyperlink w:anchor="_Toc229047038" w:history="1">
+          <w:hyperlink w:anchor="_Toc230806272" w:history="1">
             <w:r>
               <w:rPr>
                 <w:rStyle w:val="Hipervnculo"/>
@@ -2066,7 +2066,7 @@
                 <w:noProof/>
                 <w:webHidden/>
               </w:rPr>
-              <w:instrText xml:space="preserve"> PAGEREF _Toc229047038 \h </w:instrText>
+              <w:instrText xml:space="preserve"> PAGEREF _Toc230806272 \h </w:instrText>
             </w:r>
             <w:r>
               <w:rPr>
@@ -2110,7 +2110,7 @@
               <w14:ligatures w14:val="standardContextual"/>
             </w:rPr>
           </w:pPr>
-          <w:hyperlink w:anchor="_Toc229047039" w:history="1">
+          <w:hyperlink w:anchor="_Toc230806273" w:history="1">
             <w:r>
               <w:rPr>
                 <w:rStyle w:val="Hipervnculo"/>
@@ -2138,7 +2138,7 @@
                 <w:noProof/>
                 <w:webHidden/>
               </w:rPr>
-              <w:instrText xml:space="preserve"> PAGEREF _Toc229047039 \h </w:instrText>
+              <w:instrText xml:space="preserve"> PAGEREF _Toc230806273 \h </w:instrText>
             </w:r>
             <w:r>
               <w:rPr>
@@ -2182,7 +2182,7 @@
               <w14:ligatures w14:val="standardContextual"/>
             </w:rPr>
           </w:pPr>
-          <w:hyperlink w:anchor="_Toc229047040" w:history="1">
+          <w:hyperlink w:anchor="_Toc230806274" w:history="1">
             <w:r>
               <w:rPr>
                 <w:rStyle w:val="Hipervnculo"/>
@@ -2210,7 +2210,7 @@
                 <w:noProof/>
                 <w:webHidden/>
               </w:rPr>
-              <w:instrText xml:space="preserve"> PAGEREF _Toc229047040 \h </w:instrText>
+              <w:instrText xml:space="preserve"> PAGEREF _Toc230806274 \h </w:instrText>
             </w:r>
             <w:r>
               <w:rPr>
@@ -2254,7 +2254,7 @@
               <w14:ligatures w14:val="standardContextual"/>
             </w:rPr>
           </w:pPr>
-          <w:hyperlink w:anchor="_Toc229047041" w:history="1">
+          <w:hyperlink w:anchor="_Toc230806275" w:history="1">
             <w:r>
               <w:rPr>
                 <w:rStyle w:val="Hipervnculo"/>
@@ -2282,7 +2282,7 @@
                 <w:noProof/>
                 <w:webHidden/>
               </w:rPr>
-              <w:instrText xml:space="preserve"> PAGEREF _Toc229047041 \h </w:instrText>
+              <w:instrText xml:space="preserve"> PAGEREF _Toc230806275 \h </w:instrText>
             </w:r>
             <w:r>
               <w:rPr>
@@ -2326,7 +2326,7 @@
               <w14:ligatures w14:val="standardContextual"/>
             </w:rPr>
           </w:pPr>
-          <w:hyperlink w:anchor="_Toc229047042" w:history="1">
+          <w:hyperlink w:anchor="_Toc230806276" w:history="1">
             <w:r>
               <w:rPr>
                 <w:rStyle w:val="Hipervnculo"/>
@@ -2354,7 +2354,7 @@
                 <w:noProof/>
                 <w:webHidden/>
               </w:rPr>
-              <w:instrText xml:space="preserve"> PAGEREF _Toc229047042 \h </w:instrText>
+              <w:instrText xml:space="preserve"> PAGEREF _Toc230806276 \h </w:instrText>
             </w:r>
             <w:r>
               <w:rPr>
@@ -2398,7 +2398,7 @@
               <w14:ligatures w14:val="standardContextual"/>
             </w:rPr>
           </w:pPr>
-          <w:hyperlink w:anchor="_Toc229047043" w:history="1">
+          <w:hyperlink w:anchor="_Toc230806277" w:history="1">
             <w:r>
               <w:rPr>
                 <w:rStyle w:val="Hipervnculo"/>
@@ -2426,7 +2426,7 @@
                 <w:noProof/>
                 <w:webHidden/>
               </w:rPr>
-              <w:instrText xml:space="preserve"> PAGEREF _Toc229047043 \h </w:instrText>
+              <w:instrText xml:space="preserve"> PAGEREF _Toc230806277 \h </w:instrText>
             </w:r>
             <w:r>
               <w:rPr>
@@ -2470,7 +2470,7 @@
               <w14:ligatures w14:val="standardContextual"/>
             </w:rPr>
           </w:pPr>
-          <w:hyperlink w:anchor="_Toc229047044" w:history="1">
+          <w:hyperlink w:anchor="_Toc230806278" w:history="1">
             <w:r>
               <w:rPr>
                 <w:rStyle w:val="Hipervnculo"/>
@@ -2498,7 +2498,7 @@
                 <w:noProof/>
                 <w:webHidden/>
               </w:rPr>
-              <w:instrText xml:space="preserve"> PAGEREF _Toc229047044 \h </w:instrText>
+              <w:instrText xml:space="preserve"> PAGEREF _Toc230806278 \h </w:instrText>
             </w:r>
             <w:r>
               <w:rPr>
@@ -2542,7 +2542,7 @@
               <w14:ligatures w14:val="standardContextual"/>
             </w:rPr>
           </w:pPr>
-          <w:hyperlink w:anchor="_Toc229047045" w:history="1">
+          <w:hyperlink w:anchor="_Toc230806279" w:history="1">
             <w:r>
               <w:rPr>
                 <w:rStyle w:val="Hipervnculo"/>
@@ -2570,7 +2570,7 @@
                 <w:noProof/>
                 <w:webHidden/>
               </w:rPr>
-              <w:instrText xml:space="preserve"> PAGEREF _Toc229047045 \h </w:instrText>
+              <w:instrText xml:space="preserve"> PAGEREF _Toc230806279 \h </w:instrText>
             </w:r>
             <w:r>
               <w:rPr>
@@ -2614,7 +2614,7 @@
               <w14:ligatures w14:val="standardContextual"/>
             </w:rPr>
           </w:pPr>
-          <w:hyperlink w:anchor="_Toc229047046" w:history="1">
+          <w:hyperlink w:anchor="_Toc230806280" w:history="1">
             <w:r>
               <w:rPr>
                 <w:rStyle w:val="Hipervnculo"/>
@@ -2642,7 +2642,7 @@
                 <w:noProof/>
                 <w:webHidden/>
               </w:rPr>
-              <w:instrText xml:space="preserve"> PAGEREF _Toc229047046 \h </w:instrText>
+              <w:instrText xml:space="preserve"> PAGEREF _Toc230806280 \h </w:instrText>
             </w:r>
             <w:r>
               <w:rPr>
@@ -2686,7 +2686,7 @@
               <w14:ligatures w14:val="standardContextual"/>
             </w:rPr>
           </w:pPr>
-          <w:hyperlink w:anchor="_Toc229047047" w:history="1">
+          <w:hyperlink w:anchor="_Toc230806281" w:history="1">
             <w:r>
               <w:rPr>
                 <w:rStyle w:val="Hipervnculo"/>
@@ -2714,7 +2714,7 @@
                 <w:noProof/>
                 <w:webHidden/>
               </w:rPr>
-              <w:instrText xml:space="preserve"> PAGEREF _Toc229047047 \h </w:instrText>
+              <w:instrText xml:space="preserve"> PAGEREF _Toc230806281 \h </w:instrText>
             </w:r>
             <w:r>
               <w:rPr>
@@ -2758,7 +2758,7 @@
               <w14:ligatures w14:val="standardContextual"/>
             </w:rPr>
           </w:pPr>
-          <w:hyperlink w:anchor="_Toc229047048" w:history="1">
+          <w:hyperlink w:anchor="_Toc230806282" w:history="1">
             <w:r>
               <w:rPr>
                 <w:rStyle w:val="Hipervnculo"/>
@@ -2786,7 +2786,7 @@
                 <w:noProof/>
                 <w:webHidden/>
               </w:rPr>
-              <w:instrText xml:space="preserve"> PAGEREF _Toc229047048 \h </w:instrText>
+              <w:instrText xml:space="preserve"> PAGEREF _Toc230806282 \h </w:instrText>
             </w:r>
             <w:r>
               <w:rPr>
@@ -2830,7 +2830,7 @@
               <w14:ligatures w14:val="standardContextual"/>
             </w:rPr>
           </w:pPr>
-          <w:hyperlink w:anchor="_Toc229047049" w:history="1">
+          <w:hyperlink w:anchor="_Toc230806283" w:history="1">
             <w:r>
               <w:rPr>
                 <w:rStyle w:val="Hipervnculo"/>
@@ -2858,7 +2858,7 @@
                 <w:noProof/>
                 <w:webHidden/>
               </w:rPr>
-              <w:instrText xml:space="preserve"> PAGEREF _Toc229047049 \h </w:instrText>
+              <w:instrText xml:space="preserve"> PAGEREF _Toc230806283 \h </w:instrText>
             </w:r>
             <w:r>
               <w:rPr>
@@ -2902,7 +2902,7 @@
               <w14:ligatures w14:val="standardContextual"/>
             </w:rPr>
           </w:pPr>
-          <w:hyperlink w:anchor="_Toc229047050" w:history="1">
+          <w:hyperlink w:anchor="_Toc230806284" w:history="1">
             <w:r>
               <w:rPr>
                 <w:rStyle w:val="Hipervnculo"/>
@@ -2930,7 +2930,7 @@
                 <w:noProof/>
                 <w:webHidden/>
               </w:rPr>
-              <w:instrText xml:space="preserve"> PAGEREF _Toc229047050 \h </w:instrText>
+              <w:instrText xml:space="preserve"> PAGEREF _Toc230806284 \h </w:instrText>
             </w:r>
             <w:r>
               <w:rPr>
@@ -2974,7 +2974,7 @@
               <w14:ligatures w14:val="standardContextual"/>
             </w:rPr>
           </w:pPr>
-          <w:hyperlink w:anchor="_Toc229047051" w:history="1">
+          <w:hyperlink w:anchor="_Toc230806285" w:history="1">
             <w:r>
               <w:rPr>
                 <w:rStyle w:val="Hipervnculo"/>
@@ -3002,7 +3002,7 @@
                 <w:noProof/>
                 <w:webHidden/>
               </w:rPr>
-              <w:instrText xml:space="preserve"> PAGEREF _Toc229047051 \h </w:instrText>
+              <w:instrText xml:space="preserve"> PAGEREF _Toc230806285 \h </w:instrText>
             </w:r>
             <w:r>
               <w:rPr>
@@ -3046,7 +3046,7 @@
               <w14:ligatures w14:val="standardContextual"/>
             </w:rPr>
           </w:pPr>
-          <w:hyperlink w:anchor="_Toc229047052" w:history="1">
+          <w:hyperlink w:anchor="_Toc230806286" w:history="1">
             <w:r>
               <w:rPr>
                 <w:rStyle w:val="Hipervnculo"/>
@@ -3074,7 +3074,7 @@
                 <w:noProof/>
                 <w:webHidden/>
               </w:rPr>
-              <w:instrText xml:space="preserve"> PAGEREF _Toc229047052 \h </w:instrText>
+              <w:instrText xml:space="preserve"> PAGEREF _Toc230806286 \h </w:instrText>
             </w:r>
             <w:r>
               <w:rPr>
@@ -3118,7 +3118,7 @@
               <w14:ligatures w14:val="standardContextual"/>
             </w:rPr>
           </w:pPr>
-          <w:hyperlink w:anchor="_Toc229047053" w:history="1">
+          <w:hyperlink w:anchor="_Toc230806287" w:history="1">
             <w:r>
               <w:rPr>
                 <w:rStyle w:val="Hipervnculo"/>
@@ -3146,7 +3146,7 @@
                 <w:noProof/>
                 <w:webHidden/>
               </w:rPr>
-              <w:instrText xml:space="preserve"> PAGEREF _Toc229047053 \h </w:instrText>
+              <w:instrText xml:space="preserve"> PAGEREF _Toc230806287 \h </w:instrText>
             </w:r>
             <w:r>
               <w:rPr>
@@ -3190,7 +3190,7 @@
               <w14:ligatures w14:val="standardContextual"/>
             </w:rPr>
           </w:pPr>
-          <w:hyperlink w:anchor="_Toc229047054" w:history="1">
+          <w:hyperlink w:anchor="_Toc230806288" w:history="1">
             <w:r>
               <w:rPr>
                 <w:rStyle w:val="Hipervnculo"/>
@@ -3218,7 +3218,7 @@
                 <w:noProof/>
                 <w:webHidden/>
               </w:rPr>
-              <w:instrText xml:space="preserve"> PAGEREF _Toc229047054 \h </w:instrText>
+              <w:instrText xml:space="preserve"> PAGEREF _Toc230806288 \h </w:instrText>
             </w:r>
             <w:r>
               <w:rPr>
@@ -3262,7 +3262,7 @@
               <w14:ligatures w14:val="standardContextual"/>
             </w:rPr>
           </w:pPr>
-          <w:hyperlink w:anchor="_Toc229047055" w:history="1">
+          <w:hyperlink w:anchor="_Toc230806289" w:history="1">
             <w:r>
               <w:rPr>
                 <w:rStyle w:val="Hipervnculo"/>
@@ -3290,7 +3290,7 @@
                 <w:noProof/>
                 <w:webHidden/>
               </w:rPr>
-              <w:instrText xml:space="preserve"> PAGEREF _Toc229047055 \h </w:instrText>
+              <w:instrText xml:space="preserve"> PAGEREF _Toc230806289 \h </w:instrText>
             </w:r>
             <w:r>
               <w:rPr>
@@ -3334,7 +3334,7 @@
               <w14:ligatures w14:val="standardContextual"/>
             </w:rPr>
           </w:pPr>
-          <w:hyperlink w:anchor="_Toc229047056" w:history="1">
+          <w:hyperlink w:anchor="_Toc230806290" w:history="1">
             <w:r>
               <w:rPr>
                 <w:rStyle w:val="Hipervnculo"/>
@@ -3362,7 +3362,7 @@
                 <w:noProof/>
                 <w:webHidden/>
               </w:rPr>
-              <w:instrText xml:space="preserve"> PAGEREF _Toc229047056 \h </w:instrText>
+              <w:instrText xml:space="preserve"> PAGEREF _Toc230806290 \h </w:instrText>
             </w:r>
             <w:r>
               <w:rPr>
@@ -3382,7 +3382,7 @@
                 <w:noProof/>
                 <w:webHidden/>
               </w:rPr>
-              <w:t>25</w:t>
+              <w:t>26</w:t>
             </w:r>
             <w:r>
               <w:rPr>
@@ -3406,7 +3406,7 @@
               <w14:ligatures w14:val="standardContextual"/>
             </w:rPr>
           </w:pPr>
-          <w:hyperlink w:anchor="_Toc229047057" w:history="1">
+          <w:hyperlink w:anchor="_Toc230806291" w:history="1">
             <w:r>
               <w:rPr>
                 <w:rStyle w:val="Hipervnculo"/>
@@ -3434,7 +3434,7 @@
                 <w:noProof/>
                 <w:webHidden/>
               </w:rPr>
-              <w:instrText xml:space="preserve"> PAGEREF _Toc229047057 \h </w:instrText>
+              <w:instrText xml:space="preserve"> PAGEREF _Toc230806291 \h </w:instrText>
             </w:r>
             <w:r>
               <w:rPr>
@@ -3454,7 +3454,7 @@
                 <w:noProof/>
                 <w:webHidden/>
               </w:rPr>
-              <w:t>25</w:t>
+              <w:t>26</w:t>
             </w:r>
             <w:r>
               <w:rPr>
@@ -3478,7 +3478,7 @@
               <w14:ligatures w14:val="standardContextual"/>
             </w:rPr>
           </w:pPr>
-          <w:hyperlink w:anchor="_Toc229047058" w:history="1">
+          <w:hyperlink w:anchor="_Toc230806292" w:history="1">
             <w:r>
               <w:rPr>
                 <w:rStyle w:val="Hipervnculo"/>
@@ -3506,7 +3506,7 @@
                 <w:noProof/>
                 <w:webHidden/>
               </w:rPr>
-              <w:instrText xml:space="preserve"> PAGEREF _Toc229047058 \h </w:instrText>
+              <w:instrText xml:space="preserve"> PAGEREF _Toc230806292 \h </w:instrText>
             </w:r>
             <w:r>
               <w:rPr>
@@ -3526,7 +3526,7 @@
                 <w:noProof/>
                 <w:webHidden/>
               </w:rPr>
-              <w:t>26</w:t>
+              <w:t>27</w:t>
             </w:r>
             <w:r>
               <w:rPr>
@@ -3550,7 +3550,7 @@
               <w14:ligatures w14:val="standardContextual"/>
             </w:rPr>
           </w:pPr>
-          <w:hyperlink w:anchor="_Toc229047059" w:history="1">
+          <w:hyperlink w:anchor="_Toc230806293" w:history="1">
             <w:r>
               <w:rPr>
                 <w:rStyle w:val="Hipervnculo"/>
@@ -3578,7 +3578,7 @@
                 <w:noProof/>
                 <w:webHidden/>
               </w:rPr>
-              <w:instrText xml:space="preserve"> PAGEREF _Toc229047059 \h </w:instrText>
+              <w:instrText xml:space="preserve"> PAGEREF _Toc230806293 \h </w:instrText>
             </w:r>
             <w:r>
               <w:rPr>
@@ -3598,7 +3598,7 @@
                 <w:noProof/>
                 <w:webHidden/>
               </w:rPr>
-              <w:t>26</w:t>
+              <w:t>27</w:t>
             </w:r>
             <w:r>
               <w:rPr>
@@ -3622,7 +3622,7 @@
               <w14:ligatures w14:val="standardContextual"/>
             </w:rPr>
           </w:pPr>
-          <w:hyperlink w:anchor="_Toc229047060" w:history="1">
+          <w:hyperlink w:anchor="_Toc230806294" w:history="1">
             <w:r>
               <w:rPr>
                 <w:rStyle w:val="Hipervnculo"/>
@@ -3650,7 +3650,7 @@
                 <w:noProof/>
                 <w:webHidden/>
               </w:rPr>
-              <w:instrText xml:space="preserve"> PAGEREF _Toc229047060 \h </w:instrText>
+              <w:instrText xml:space="preserve"> PAGEREF _Toc230806294 \h </w:instrText>
             </w:r>
             <w:r>
               <w:rPr>
@@ -3670,7 +3670,7 @@
                 <w:noProof/>
                 <w:webHidden/>
               </w:rPr>
-              <w:t>26</w:t>
+              <w:t>27</w:t>
             </w:r>
             <w:r>
               <w:rPr>
@@ -3694,7 +3694,7 @@
               <w14:ligatures w14:val="standardContextual"/>
             </w:rPr>
           </w:pPr>
-          <w:hyperlink w:anchor="_Toc229047061" w:history="1">
+          <w:hyperlink w:anchor="_Toc230806295" w:history="1">
             <w:r>
               <w:rPr>
                 <w:rStyle w:val="Hipervnculo"/>
@@ -3722,7 +3722,7 @@
                 <w:noProof/>
                 <w:webHidden/>
               </w:rPr>
-              <w:instrText xml:space="preserve"> PAGEREF _Toc229047061 \h </w:instrText>
+              <w:instrText xml:space="preserve"> PAGEREF _Toc230806295 \h </w:instrText>
             </w:r>
             <w:r>
               <w:rPr>
@@ -3742,7 +3742,7 @@
                 <w:noProof/>
                 <w:webHidden/>
               </w:rPr>
-              <w:t>27</w:t>
+              <w:t>29</w:t>
             </w:r>
             <w:r>
               <w:rPr>
@@ -3766,7 +3766,7 @@
               <w14:ligatures w14:val="standardContextual"/>
             </w:rPr>
           </w:pPr>
-          <w:hyperlink w:anchor="_Toc229047062" w:history="1">
+          <w:hyperlink w:anchor="_Toc230806296" w:history="1">
             <w:r>
               <w:rPr>
                 <w:rStyle w:val="Hipervnculo"/>
@@ -3794,7 +3794,7 @@
                 <w:noProof/>
                 <w:webHidden/>
               </w:rPr>
-              <w:instrText xml:space="preserve"> PAGEREF _Toc229047062 \h </w:instrText>
+              <w:instrText xml:space="preserve"> PAGEREF _Toc230806296 \h </w:instrText>
             </w:r>
             <w:r>
               <w:rPr>
@@ -3814,7 +3814,7 @@
                 <w:noProof/>
                 <w:webHidden/>
               </w:rPr>
-              <w:t>27</w:t>
+              <w:t>29</w:t>
             </w:r>
             <w:r>
               <w:rPr>
@@ -3838,7 +3838,7 @@
               <w14:ligatures w14:val="standardContextual"/>
             </w:rPr>
           </w:pPr>
-          <w:hyperlink w:anchor="_Toc229047063" w:history="1">
+          <w:hyperlink w:anchor="_Toc230806297" w:history="1">
             <w:r>
               <w:rPr>
                 <w:rStyle w:val="Hipervnculo"/>
@@ -3866,7 +3866,7 @@
                 <w:noProof/>
                 <w:webHidden/>
               </w:rPr>
-              <w:instrText xml:space="preserve"> PAGEREF _Toc229047063 \h </w:instrText>
+              <w:instrText xml:space="preserve"> PAGEREF _Toc230806297 \h </w:instrText>
             </w:r>
             <w:r>
               <w:rPr>
@@ -3886,7 +3886,7 @@
                 <w:noProof/>
                 <w:webHidden/>
               </w:rPr>
-              <w:t>27</w:t>
+              <w:t>29</w:t>
             </w:r>
             <w:r>
               <w:rPr>
@@ -3910,7 +3910,7 @@
               <w14:ligatures w14:val="standardContextual"/>
             </w:rPr>
           </w:pPr>
-          <w:hyperlink w:anchor="_Toc229047064" w:history="1">
+          <w:hyperlink w:anchor="_Toc230806298" w:history="1">
             <w:r>
               <w:rPr>
                 <w:rStyle w:val="Hipervnculo"/>
@@ -3938,7 +3938,7 @@
                 <w:noProof/>
                 <w:webHidden/>
               </w:rPr>
-              <w:instrText xml:space="preserve"> PAGEREF _Toc229047064 \h </w:instrText>
+              <w:instrText xml:space="preserve"> PAGEREF _Toc230806298 \h </w:instrText>
             </w:r>
             <w:r>
               <w:rPr>
@@ -3958,7 +3958,7 @@
                 <w:noProof/>
                 <w:webHidden/>
               </w:rPr>
-              <w:t>27</w:t>
+              <w:t>29</w:t>
             </w:r>
             <w:r>
               <w:rPr>
@@ -3982,7 +3982,7 @@
               <w14:ligatures w14:val="standardContextual"/>
             </w:rPr>
           </w:pPr>
-          <w:hyperlink w:anchor="_Toc229047065" w:history="1">
+          <w:hyperlink w:anchor="_Toc230806299" w:history="1">
             <w:r>
               <w:rPr>
                 <w:rStyle w:val="Hipervnculo"/>
@@ -4010,7 +4010,7 @@
                 <w:noProof/>
                 <w:webHidden/>
               </w:rPr>
-              <w:instrText xml:space="preserve"> PAGEREF _Toc229047065 \h </w:instrText>
+              <w:instrText xml:space="preserve"> PAGEREF _Toc230806299 \h </w:instrText>
             </w:r>
             <w:r>
               <w:rPr>
@@ -4030,7 +4030,7 @@
                 <w:noProof/>
                 <w:webHidden/>
               </w:rPr>
-              <w:t>28</w:t>
+              <w:t>30</w:t>
             </w:r>
             <w:r>
               <w:rPr>
@@ -4054,7 +4054,7 @@
               <w14:ligatures w14:val="standardContextual"/>
             </w:rPr>
           </w:pPr>
-          <w:hyperlink w:anchor="_Toc229047066" w:history="1">
+          <w:hyperlink w:anchor="_Toc230806300" w:history="1">
             <w:r>
               <w:rPr>
                 <w:rStyle w:val="Hipervnculo"/>
@@ -4082,7 +4082,7 @@
                 <w:noProof/>
                 <w:webHidden/>
               </w:rPr>
-              <w:instrText xml:space="preserve"> PAGEREF _Toc229047066 \h </w:instrText>
+              <w:instrText xml:space="preserve"> PAGEREF _Toc230806300 \h </w:instrText>
             </w:r>
             <w:r>
               <w:rPr>
@@ -4102,7 +4102,7 @@
                 <w:noProof/>
                 <w:webHidden/>
               </w:rPr>
-              <w:t>28</w:t>
+              <w:t>30</w:t>
             </w:r>
             <w:r>
               <w:rPr>
@@ -4126,7 +4126,7 @@
               <w14:ligatures w14:val="standardContextual"/>
             </w:rPr>
           </w:pPr>
-          <w:hyperlink w:anchor="_Toc229047067" w:history="1">
+          <w:hyperlink w:anchor="_Toc230806301" w:history="1">
             <w:r>
               <w:rPr>
                 <w:rStyle w:val="Hipervnculo"/>
@@ -4154,7 +4154,7 @@
                 <w:noProof/>
                 <w:webHidden/>
               </w:rPr>
-              <w:instrText xml:space="preserve"> PAGEREF _Toc229047067 \h </w:instrText>
+              <w:instrText xml:space="preserve"> PAGEREF _Toc230806301 \h </w:instrText>
             </w:r>
             <w:r>
               <w:rPr>
@@ -4174,7 +4174,7 @@
                 <w:noProof/>
                 <w:webHidden/>
               </w:rPr>
-              <w:t>28</w:t>
+              <w:t>30</w:t>
             </w:r>
             <w:r>
               <w:rPr>
@@ -4198,7 +4198,7 @@
               <w14:ligatures w14:val="standardContextual"/>
             </w:rPr>
           </w:pPr>
-          <w:hyperlink w:anchor="_Toc229047068" w:history="1">
+          <w:hyperlink w:anchor="_Toc230806302" w:history="1">
             <w:r>
               <w:rPr>
                 <w:rStyle w:val="Hipervnculo"/>
@@ -4226,7 +4226,7 @@
                 <w:noProof/>
                 <w:webHidden/>
               </w:rPr>
-              <w:instrText xml:space="preserve"> PAGEREF _Toc229047068 \h </w:instrText>
+              <w:instrText xml:space="preserve"> PAGEREF _Toc230806302 \h </w:instrText>
             </w:r>
             <w:r>
               <w:rPr>
@@ -4246,7 +4246,7 @@
                 <w:noProof/>
                 <w:webHidden/>
               </w:rPr>
-              <w:t>29</w:t>
+              <w:t>31</w:t>
             </w:r>
             <w:r>
               <w:rPr>
@@ -4270,7 +4270,7 @@
               <w14:ligatures w14:val="standardContextual"/>
             </w:rPr>
           </w:pPr>
-          <w:hyperlink w:anchor="_Toc229047069" w:history="1">
+          <w:hyperlink w:anchor="_Toc230806303" w:history="1">
             <w:r>
               <w:rPr>
                 <w:rStyle w:val="Hipervnculo"/>
@@ -4298,7 +4298,7 @@
                 <w:noProof/>
                 <w:webHidden/>
               </w:rPr>
-              <w:instrText xml:space="preserve"> PAGEREF _Toc229047069 \h </w:instrText>
+              <w:instrText xml:space="preserve"> PAGEREF _Toc230806303 \h </w:instrText>
             </w:r>
             <w:r>
               <w:rPr>
@@ -4318,7 +4318,7 @@
                 <w:noProof/>
                 <w:webHidden/>
               </w:rPr>
-              <w:t>30</w:t>
+              <w:t>32</w:t>
             </w:r>
             <w:r>
               <w:rPr>
@@ -4342,7 +4342,7 @@
               <w14:ligatures w14:val="standardContextual"/>
             </w:rPr>
           </w:pPr>
-          <w:hyperlink w:anchor="_Toc229047070" w:history="1">
+          <w:hyperlink w:anchor="_Toc230806304" w:history="1">
             <w:r>
               <w:rPr>
                 <w:rStyle w:val="Hipervnculo"/>
@@ -4370,7 +4370,7 @@
                 <w:noProof/>
                 <w:webHidden/>
               </w:rPr>
-              <w:instrText xml:space="preserve"> PAGEREF _Toc229047070 \h </w:instrText>
+              <w:instrText xml:space="preserve"> PAGEREF _Toc230806304 \h </w:instrText>
             </w:r>
             <w:r>
               <w:rPr>
@@ -4390,7 +4390,7 @@
                 <w:noProof/>
                 <w:webHidden/>
               </w:rPr>
-              <w:t>30</w:t>
+              <w:t>32</w:t>
             </w:r>
             <w:r>
               <w:rPr>
@@ -4414,7 +4414,7 @@
               <w14:ligatures w14:val="standardContextual"/>
             </w:rPr>
           </w:pPr>
-          <w:hyperlink w:anchor="_Toc229047071" w:history="1">
+          <w:hyperlink w:anchor="_Toc230806305" w:history="1">
             <w:r>
               <w:rPr>
                 <w:rStyle w:val="Hipervnculo"/>
@@ -4442,7 +4442,7 @@
                 <w:noProof/>
                 <w:webHidden/>
               </w:rPr>
-              <w:instrText xml:space="preserve"> PAGEREF _Toc229047071 \h </w:instrText>
+              <w:instrText xml:space="preserve"> PAGEREF _Toc230806305 \h </w:instrText>
             </w:r>
             <w:r>
               <w:rPr>
@@ -4462,7 +4462,7 @@
                 <w:noProof/>
                 <w:webHidden/>
               </w:rPr>
-              <w:t>30</w:t>
+              <w:t>32</w:t>
             </w:r>
             <w:r>
               <w:rPr>
@@ -4486,7 +4486,7 @@
               <w14:ligatures w14:val="standardContextual"/>
             </w:rPr>
           </w:pPr>
-          <w:hyperlink w:anchor="_Toc229047072" w:history="1">
+          <w:hyperlink w:anchor="_Toc230806306" w:history="1">
             <w:r>
               <w:rPr>
                 <w:rStyle w:val="Hipervnculo"/>
@@ -4514,7 +4514,7 @@
                 <w:noProof/>
                 <w:webHidden/>
               </w:rPr>
-              <w:instrText xml:space="preserve"> PAGEREF _Toc229047072 \h </w:instrText>
+              <w:instrText xml:space="preserve"> PAGEREF _Toc230806306 \h </w:instrText>
             </w:r>
             <w:r>
               <w:rPr>
@@ -4534,7 +4534,7 @@
                 <w:noProof/>
                 <w:webHidden/>
               </w:rPr>
-              <w:t>30</w:t>
+              <w:t>32</w:t>
             </w:r>
             <w:r>
               <w:rPr>
@@ -4558,7 +4558,7 @@
               <w14:ligatures w14:val="standardContextual"/>
             </w:rPr>
           </w:pPr>
-          <w:hyperlink w:anchor="_Toc229047073" w:history="1">
+          <w:hyperlink w:anchor="_Toc230806307" w:history="1">
             <w:r>
               <w:rPr>
                 <w:rStyle w:val="Hipervnculo"/>
@@ -4586,7 +4586,7 @@
                 <w:noProof/>
                 <w:webHidden/>
               </w:rPr>
-              <w:instrText xml:space="preserve"> PAGEREF _Toc229047073 \h </w:instrText>
+              <w:instrText xml:space="preserve"> PAGEREF _Toc230806307 \h </w:instrText>
             </w:r>
             <w:r>
               <w:rPr>
@@ -4606,7 +4606,7 @@
                 <w:noProof/>
                 <w:webHidden/>
               </w:rPr>
-              <w:t>31</w:t>
+              <w:t>33</w:t>
             </w:r>
             <w:r>
               <w:rPr>
@@ -4630,7 +4630,7 @@
               <w14:ligatures w14:val="standardContextual"/>
             </w:rPr>
           </w:pPr>
-          <w:hyperlink w:anchor="_Toc229047074" w:history="1">
+          <w:hyperlink w:anchor="_Toc230806308" w:history="1">
             <w:r>
               <w:rPr>
                 <w:rStyle w:val="Hipervnculo"/>
@@ -4658,7 +4658,7 @@
                 <w:noProof/>
                 <w:webHidden/>
               </w:rPr>
-              <w:instrText xml:space="preserve"> PAGEREF _Toc229047074 \h </w:instrText>
+              <w:instrText xml:space="preserve"> PAGEREF _Toc230806308 \h </w:instrText>
             </w:r>
             <w:r>
               <w:rPr>
@@ -4678,7 +4678,7 @@
                 <w:noProof/>
                 <w:webHidden/>
               </w:rPr>
-              <w:t>31</w:t>
+              <w:t>33</w:t>
             </w:r>
             <w:r>
               <w:rPr>
@@ -4702,7 +4702,7 @@
               <w14:ligatures w14:val="standardContextual"/>
             </w:rPr>
           </w:pPr>
-          <w:hyperlink w:anchor="_Toc229047075" w:history="1">
+          <w:hyperlink w:anchor="_Toc230806309" w:history="1">
             <w:r>
               <w:rPr>
                 <w:rStyle w:val="Hipervnculo"/>
@@ -4730,7 +4730,7 @@
                 <w:noProof/>
                 <w:webHidden/>
               </w:rPr>
-              <w:instrText xml:space="preserve"> PAGEREF _Toc229047075 \h </w:instrText>
+              <w:instrText xml:space="preserve"> PAGEREF _Toc230806309 \h </w:instrText>
             </w:r>
             <w:r>
               <w:rPr>
@@ -4750,7 +4750,7 @@
                 <w:noProof/>
                 <w:webHidden/>
               </w:rPr>
-              <w:t>31</w:t>
+              <w:t>33</w:t>
             </w:r>
             <w:r>
               <w:rPr>
@@ -4774,7 +4774,7 @@
               <w14:ligatures w14:val="standardContextual"/>
             </w:rPr>
           </w:pPr>
-          <w:hyperlink w:anchor="_Toc229047076" w:history="1">
+          <w:hyperlink w:anchor="_Toc230806310" w:history="1">
             <w:r>
               <w:rPr>
                 <w:rStyle w:val="Hipervnculo"/>
@@ -4802,7 +4802,7 @@
                 <w:noProof/>
                 <w:webHidden/>
               </w:rPr>
-              <w:instrText xml:space="preserve"> PAGEREF _Toc229047076 \h </w:instrText>
+              <w:instrText xml:space="preserve"> PAGEREF _Toc230806310 \h </w:instrText>
             </w:r>
             <w:r>
               <w:rPr>
@@ -4822,7 +4822,7 @@
                 <w:noProof/>
                 <w:webHidden/>
               </w:rPr>
-              <w:t>31</w:t>
+              <w:t>33</w:t>
             </w:r>
             <w:r>
               <w:rPr>
@@ -4846,7 +4846,7 @@
               <w14:ligatures w14:val="standardContextual"/>
             </w:rPr>
           </w:pPr>
-          <w:hyperlink w:anchor="_Toc229047077" w:history="1">
+          <w:hyperlink w:anchor="_Toc230806311" w:history="1">
             <w:r>
               <w:rPr>
                 <w:rStyle w:val="Hipervnculo"/>
@@ -4874,7 +4874,7 @@
                 <w:noProof/>
                 <w:webHidden/>
               </w:rPr>
-              <w:instrText xml:space="preserve"> PAGEREF _Toc229047077 \h </w:instrText>
+              <w:instrText xml:space="preserve"> PAGEREF _Toc230806311 \h </w:instrText>
             </w:r>
             <w:r>
               <w:rPr>
@@ -4894,7 +4894,7 @@
                 <w:noProof/>
                 <w:webHidden/>
               </w:rPr>
-              <w:t>32</w:t>
+              <w:t>34</w:t>
             </w:r>
             <w:r>
               <w:rPr>
@@ -4918,7 +4918,7 @@
               <w14:ligatures w14:val="standardContextual"/>
             </w:rPr>
           </w:pPr>
-          <w:hyperlink w:anchor="_Toc229047078" w:history="1">
+          <w:hyperlink w:anchor="_Toc230806312" w:history="1">
             <w:r>
               <w:rPr>
                 <w:rStyle w:val="Hipervnculo"/>
@@ -4946,7 +4946,7 @@
                 <w:noProof/>
                 <w:webHidden/>
               </w:rPr>
-              <w:instrText xml:space="preserve"> PAGEREF _Toc229047078 \h </w:instrText>
+              <w:instrText xml:space="preserve"> PAGEREF _Toc230806312 \h </w:instrText>
             </w:r>
             <w:r>
               <w:rPr>
@@ -4966,7 +4966,7 @@
                 <w:noProof/>
                 <w:webHidden/>
               </w:rPr>
-              <w:t>32</w:t>
+              <w:t>34</w:t>
             </w:r>
             <w:r>
               <w:rPr>
@@ -4990,7 +4990,7 @@
               <w14:ligatures w14:val="standardContextual"/>
             </w:rPr>
           </w:pPr>
-          <w:hyperlink w:anchor="_Toc229047079" w:history="1">
+          <w:hyperlink w:anchor="_Toc230806313" w:history="1">
             <w:r>
               <w:rPr>
                 <w:rStyle w:val="Hipervnculo"/>
@@ -5018,7 +5018,7 @@
                 <w:noProof/>
                 <w:webHidden/>
               </w:rPr>
-              <w:instrText xml:space="preserve"> PAGEREF _Toc229047079 \h </w:instrText>
+              <w:instrText xml:space="preserve"> PAGEREF _Toc230806313 \h </w:instrText>
             </w:r>
             <w:r>
               <w:rPr>
@@ -5038,7 +5038,7 @@
                 <w:noProof/>
                 <w:webHidden/>
               </w:rPr>
-              <w:t>32</w:t>
+              <w:t>34</w:t>
             </w:r>
             <w:r>
               <w:rPr>
@@ -5062,7 +5062,7 @@
               <w14:ligatures w14:val="standardContextual"/>
             </w:rPr>
           </w:pPr>
-          <w:hyperlink w:anchor="_Toc229047080" w:history="1">
+          <w:hyperlink w:anchor="_Toc230806314" w:history="1">
             <w:r>
               <w:rPr>
                 <w:rStyle w:val="Hipervnculo"/>
@@ -5090,7 +5090,7 @@
                 <w:noProof/>
                 <w:webHidden/>
               </w:rPr>
-              <w:instrText xml:space="preserve"> PAGEREF _Toc229047080 \h </w:instrText>
+              <w:instrText xml:space="preserve"> PAGEREF _Toc230806314 \h </w:instrText>
             </w:r>
             <w:r>
               <w:rPr>
@@ -5110,7 +5110,7 @@
                 <w:noProof/>
                 <w:webHidden/>
               </w:rPr>
-              <w:t>32</w:t>
+              <w:t>34</w:t>
             </w:r>
             <w:r>
               <w:rPr>
@@ -5134,7 +5134,7 @@
               <w14:ligatures w14:val="standardContextual"/>
             </w:rPr>
           </w:pPr>
-          <w:hyperlink w:anchor="_Toc229047081" w:history="1">
+          <w:hyperlink w:anchor="_Toc230806315" w:history="1">
             <w:r>
               <w:rPr>
                 <w:rStyle w:val="Hipervnculo"/>
@@ -5162,7 +5162,7 @@
                 <w:noProof/>
                 <w:webHidden/>
               </w:rPr>
-              <w:instrText xml:space="preserve"> PAGEREF _Toc229047081 \h </w:instrText>
+              <w:instrText xml:space="preserve"> PAGEREF _Toc230806315 \h </w:instrText>
             </w:r>
             <w:r>
               <w:rPr>
@@ -5182,7 +5182,7 @@
                 <w:noProof/>
                 <w:webHidden/>
               </w:rPr>
-              <w:t>33</w:t>
+              <w:t>36</w:t>
             </w:r>
             <w:r>
               <w:rPr>
@@ -5206,7 +5206,7 @@
               <w14:ligatures w14:val="standardContextual"/>
             </w:rPr>
           </w:pPr>
-          <w:hyperlink w:anchor="_Toc229047082" w:history="1">
+          <w:hyperlink w:anchor="_Toc230806316" w:history="1">
             <w:r>
               <w:rPr>
                 <w:rStyle w:val="Hipervnculo"/>
@@ -5234,7 +5234,7 @@
                 <w:noProof/>
                 <w:webHidden/>
               </w:rPr>
-              <w:instrText xml:space="preserve"> PAGEREF _Toc229047082 \h </w:instrText>
+              <w:instrText xml:space="preserve"> PAGEREF _Toc230806316 \h </w:instrText>
             </w:r>
             <w:r>
               <w:rPr>
@@ -5254,7 +5254,7 @@
                 <w:noProof/>
                 <w:webHidden/>
               </w:rPr>
-              <w:t>33</w:t>
+              <w:t>36</w:t>
             </w:r>
             <w:r>
               <w:rPr>
@@ -5278,7 +5278,7 @@
               <w14:ligatures w14:val="standardContextual"/>
             </w:rPr>
           </w:pPr>
-          <w:hyperlink w:anchor="_Toc229047083" w:history="1">
+          <w:hyperlink w:anchor="_Toc230806317" w:history="1">
             <w:r>
               <w:rPr>
                 <w:rStyle w:val="Hipervnculo"/>
@@ -5306,7 +5306,7 @@
                 <w:noProof/>
                 <w:webHidden/>
               </w:rPr>
-              <w:instrText xml:space="preserve"> PAGEREF _Toc229047083 \h </w:instrText>
+              <w:instrText xml:space="preserve"> PAGEREF _Toc230806317 \h </w:instrText>
             </w:r>
             <w:r>
               <w:rPr>
@@ -5326,7 +5326,7 @@
                 <w:noProof/>
                 <w:webHidden/>
               </w:rPr>
-              <w:t>33</w:t>
+              <w:t>36</w:t>
             </w:r>
             <w:r>
               <w:rPr>
@@ -5350,7 +5350,7 @@
               <w14:ligatures w14:val="standardContextual"/>
             </w:rPr>
           </w:pPr>
-          <w:hyperlink w:anchor="_Toc229047084" w:history="1">
+          <w:hyperlink w:anchor="_Toc230806318" w:history="1">
             <w:r>
               <w:rPr>
                 <w:rStyle w:val="Hipervnculo"/>
@@ -5378,7 +5378,7 @@
                 <w:noProof/>
                 <w:webHidden/>
               </w:rPr>
-              <w:instrText xml:space="preserve"> PAGEREF _Toc229047084 \h </w:instrText>
+              <w:instrText xml:space="preserve"> PAGEREF _Toc230806318 \h </w:instrText>
             </w:r>
             <w:r>
               <w:rPr>
@@ -5398,7 +5398,7 @@
                 <w:noProof/>
                 <w:webHidden/>
               </w:rPr>
-              <w:t>34</w:t>
+              <w:t>38</w:t>
             </w:r>
             <w:r>
               <w:rPr>
@@ -5422,7 +5422,7 @@
               <w14:ligatures w14:val="standardContextual"/>
             </w:rPr>
           </w:pPr>
-          <w:hyperlink w:anchor="_Toc229047085" w:history="1">
+          <w:hyperlink w:anchor="_Toc230806319" w:history="1">
             <w:r>
               <w:rPr>
                 <w:rStyle w:val="Hipervnculo"/>
@@ -5450,7 +5450,7 @@
                 <w:noProof/>
                 <w:webHidden/>
               </w:rPr>
-              <w:instrText xml:space="preserve"> PAGEREF _Toc229047085 \h </w:instrText>
+              <w:instrText xml:space="preserve"> PAGEREF _Toc230806319 \h </w:instrText>
             </w:r>
             <w:r>
               <w:rPr>
@@ -5470,7 +5470,7 @@
                 <w:noProof/>
                 <w:webHidden/>
               </w:rPr>
-              <w:t>34</w:t>
+              <w:t>38</w:t>
             </w:r>
             <w:r>
               <w:rPr>
@@ -5494,7 +5494,7 @@
               <w14:ligatures w14:val="standardContextual"/>
             </w:rPr>
           </w:pPr>
-          <w:hyperlink w:anchor="_Toc229047086" w:history="1">
+          <w:hyperlink w:anchor="_Toc230806320" w:history="1">
             <w:r>
               <w:rPr>
                 <w:rStyle w:val="Hipervnculo"/>
@@ -5522,7 +5522,7 @@
                 <w:noProof/>
                 <w:webHidden/>
               </w:rPr>
-              <w:instrText xml:space="preserve"> PAGEREF _Toc229047086 \h </w:instrText>
+              <w:instrText xml:space="preserve"> PAGEREF _Toc230806320 \h </w:instrText>
             </w:r>
             <w:r>
               <w:rPr>
@@ -5542,7 +5542,7 @@
                 <w:noProof/>
                 <w:webHidden/>
               </w:rPr>
-              <w:t>34</w:t>
+              <w:t>38</w:t>
             </w:r>
             <w:r>
               <w:rPr>
@@ -5566,7 +5566,7 @@
               <w14:ligatures w14:val="standardContextual"/>
             </w:rPr>
           </w:pPr>
-          <w:hyperlink w:anchor="_Toc229047087" w:history="1">
+          <w:hyperlink w:anchor="_Toc230806321" w:history="1">
             <w:r>
               <w:rPr>
                 <w:rStyle w:val="Hipervnculo"/>
@@ -5594,7 +5594,7 @@
                 <w:noProof/>
                 <w:webHidden/>
               </w:rPr>
-              <w:instrText xml:space="preserve"> PAGEREF _Toc229047087 \h </w:instrText>
+              <w:instrText xml:space="preserve"> PAGEREF _Toc230806321 \h </w:instrText>
             </w:r>
             <w:r>
               <w:rPr>
@@ -5614,7 +5614,7 @@
                 <w:noProof/>
                 <w:webHidden/>
               </w:rPr>
-              <w:t>35</w:t>
+              <w:t>40</w:t>
             </w:r>
             <w:r>
               <w:rPr>
@@ -5638,7 +5638,7 @@
               <w14:ligatures w14:val="standardContextual"/>
             </w:rPr>
           </w:pPr>
-          <w:hyperlink w:anchor="_Toc229047088" w:history="1">
+          <w:hyperlink w:anchor="_Toc230806322" w:history="1">
             <w:r>
               <w:rPr>
                 <w:rStyle w:val="Hipervnculo"/>
@@ -5666,7 +5666,7 @@
                 <w:noProof/>
                 <w:webHidden/>
               </w:rPr>
-              <w:instrText xml:space="preserve"> PAGEREF _Toc229047088 \h </w:instrText>
+              <w:instrText xml:space="preserve"> PAGEREF _Toc230806322 \h </w:instrText>
             </w:r>
             <w:r>
               <w:rPr>
@@ -5686,7 +5686,7 @@
                 <w:noProof/>
                 <w:webHidden/>
               </w:rPr>
-              <w:t>35</w:t>
+              <w:t>40</w:t>
             </w:r>
             <w:r>
               <w:rPr>
@@ -5710,7 +5710,7 @@
               <w14:ligatures w14:val="standardContextual"/>
             </w:rPr>
           </w:pPr>
-          <w:hyperlink w:anchor="_Toc229047089" w:history="1">
+          <w:hyperlink w:anchor="_Toc230806323" w:history="1">
             <w:r>
               <w:rPr>
                 <w:rStyle w:val="Hipervnculo"/>
@@ -5738,7 +5738,7 @@
                 <w:noProof/>
                 <w:webHidden/>
               </w:rPr>
-              <w:instrText xml:space="preserve"> PAGEREF _Toc229047089 \h </w:instrText>
+              <w:instrText xml:space="preserve"> PAGEREF _Toc230806323 \h </w:instrText>
             </w:r>
             <w:r>
               <w:rPr>
@@ -5758,7 +5758,7 @@
                 <w:noProof/>
                 <w:webHidden/>
               </w:rPr>
-              <w:t>35</w:t>
+              <w:t>40</w:t>
             </w:r>
             <w:r>
               <w:rPr>
@@ -5782,7 +5782,7 @@
               <w14:ligatures w14:val="standardContextual"/>
             </w:rPr>
           </w:pPr>
-          <w:hyperlink w:anchor="_Toc229047090" w:history="1">
+          <w:hyperlink w:anchor="_Toc230806324" w:history="1">
             <w:r>
               <w:rPr>
                 <w:rStyle w:val="Hipervnculo"/>
@@ -5810,7 +5810,7 @@
                 <w:noProof/>
                 <w:webHidden/>
               </w:rPr>
-              <w:instrText xml:space="preserve"> PAGEREF _Toc229047090 \h </w:instrText>
+              <w:instrText xml:space="preserve"> PAGEREF _Toc230806324 \h </w:instrText>
             </w:r>
             <w:r>
               <w:rPr>
@@ -5830,7 +5830,7 @@
                 <w:noProof/>
                 <w:webHidden/>
               </w:rPr>
-              <w:t>35</w:t>
+              <w:t>41</w:t>
             </w:r>
             <w:r>
               <w:rPr>
@@ -5854,7 +5854,7 @@
               <w14:ligatures w14:val="standardContextual"/>
             </w:rPr>
           </w:pPr>
-          <w:hyperlink w:anchor="_Toc229047091" w:history="1">
+          <w:hyperlink w:anchor="_Toc230806325" w:history="1">
             <w:r>
               <w:rPr>
                 <w:rStyle w:val="Hipervnculo"/>
@@ -5882,7 +5882,7 @@
                 <w:noProof/>
                 <w:webHidden/>
               </w:rPr>
-              <w:instrText xml:space="preserve"> PAGEREF _Toc229047091 \h </w:instrText>
+              <w:instrText xml:space="preserve"> PAGEREF _Toc230806325 \h </w:instrText>
             </w:r>
             <w:r>
               <w:rPr>
@@ -5902,7 +5902,7 @@
                 <w:noProof/>
                 <w:webHidden/>
               </w:rPr>
-              <w:t>35</w:t>
+              <w:t>41</w:t>
             </w:r>
             <w:r>
               <w:rPr>
@@ -5926,7 +5926,7 @@
               <w14:ligatures w14:val="standardContextual"/>
             </w:rPr>
           </w:pPr>
-          <w:hyperlink w:anchor="_Toc229047092" w:history="1">
+          <w:hyperlink w:anchor="_Toc230806326" w:history="1">
             <w:r>
               <w:rPr>
                 <w:rStyle w:val="Hipervnculo"/>
@@ -5954,7 +5954,7 @@
                 <w:noProof/>
                 <w:webHidden/>
               </w:rPr>
-              <w:instrText xml:space="preserve"> PAGEREF _Toc229047092 \h </w:instrText>
+              <w:instrText xml:space="preserve"> PAGEREF _Toc230806326 \h </w:instrText>
             </w:r>
             <w:r>
               <w:rPr>
@@ -5974,7 +5974,7 @@
                 <w:noProof/>
                 <w:webHidden/>
               </w:rPr>
-              <w:t>36</w:t>
+              <w:t>42</w:t>
             </w:r>
             <w:r>
               <w:rPr>
@@ -5998,7 +5998,7 @@
               <w14:ligatures w14:val="standardContextual"/>
             </w:rPr>
           </w:pPr>
-          <w:hyperlink w:anchor="_Toc229047093" w:history="1">
+          <w:hyperlink w:anchor="_Toc230806327" w:history="1">
             <w:r>
               <w:rPr>
                 <w:rStyle w:val="Hipervnculo"/>
@@ -6026,7 +6026,7 @@
                 <w:noProof/>
                 <w:webHidden/>
               </w:rPr>
-              <w:instrText xml:space="preserve"> PAGEREF _Toc229047093 \h </w:instrText>
+              <w:instrText xml:space="preserve"> PAGEREF _Toc230806327 \h </w:instrText>
             </w:r>
             <w:r>
               <w:rPr>
@@ -6046,7 +6046,7 @@
                 <w:noProof/>
                 <w:webHidden/>
               </w:rPr>
-              <w:t>36</w:t>
+              <w:t>42</w:t>
             </w:r>
             <w:r>
               <w:rPr>
@@ -6070,14 +6070,14 @@
               <w14:ligatures w14:val="standardContextual"/>
             </w:rPr>
           </w:pPr>
-          <w:hyperlink w:anchor="_Toc229047094" w:history="1">
+          <w:hyperlink w:anchor="_Toc230806328" w:history="1">
             <w:r>
               <w:rPr>
                 <w:rStyle w:val="Hipervnculo"/>
                 <w:rFonts w:ascii="Times New Roman" w:eastAsia="Times New Roman" w:hAnsi="Times New Roman" w:cs="Times New Roman"/>
                 <w:noProof/>
               </w:rPr>
-              <w:t>8.4 Diagrama Perfiles de Usuario</w:t>
+              <w:t>8.4 Pantalla Gestión de Perfiles de Usuario</w:t>
             </w:r>
             <w:r>
               <w:rPr>
@@ -6098,7 +6098,7 @@
                 <w:noProof/>
                 <w:webHidden/>
               </w:rPr>
-              <w:instrText xml:space="preserve"> PAGEREF _Toc229047094 \h </w:instrText>
+              <w:instrText xml:space="preserve"> PAGEREF _Toc230806328 \h </w:instrText>
             </w:r>
             <w:r>
               <w:rPr>
@@ -6118,7 +6118,7 @@
                 <w:noProof/>
                 <w:webHidden/>
               </w:rPr>
-              <w:t>36</w:t>
+              <w:t>43</w:t>
             </w:r>
             <w:r>
               <w:rPr>
@@ -6142,14 +6142,14 @@
               <w14:ligatures w14:val="standardContextual"/>
             </w:rPr>
           </w:pPr>
-          <w:hyperlink w:anchor="_Toc229047095" w:history="1">
+          <w:hyperlink w:anchor="_Toc230806329" w:history="1">
             <w:r>
               <w:rPr>
                 <w:rStyle w:val="Hipervnculo"/>
                 <w:rFonts w:ascii="Times New Roman" w:eastAsia="Times New Roman" w:hAnsi="Times New Roman" w:cs="Times New Roman"/>
                 <w:noProof/>
               </w:rPr>
-              <w:t>8.5 Pantalla Gestión de Perfiles de Usuario</w:t>
+              <w:t>8.5 Alta de Permiso</w:t>
             </w:r>
             <w:r>
               <w:rPr>
@@ -6170,7 +6170,7 @@
                 <w:noProof/>
                 <w:webHidden/>
               </w:rPr>
-              <w:instrText xml:space="preserve"> PAGEREF _Toc229047095 \h </w:instrText>
+              <w:instrText xml:space="preserve"> PAGEREF _Toc230806329 \h </w:instrText>
             </w:r>
             <w:r>
               <w:rPr>
@@ -6190,7 +6190,151 @@
                 <w:noProof/>
                 <w:webHidden/>
               </w:rPr>
-              <w:t>36</w:t>
+              <w:t>43</w:t>
+            </w:r>
+            <w:r>
+              <w:rPr>
+                <w:noProof/>
+                <w:webHidden/>
+              </w:rPr>
+              <w:fldChar w:fldCharType="end"/>
+            </w:r>
+          </w:hyperlink>
+        </w:p>
+        <w:p>
+          <w:pPr>
+            <w:pStyle w:val="TDC3"/>
+            <w:tabs>
+              <w:tab w:val="right" w:leader="dot" w:pos="8494"/>
+            </w:tabs>
+            <w:rPr>
+              <w:rFonts w:asciiTheme="minorHAnsi" w:eastAsiaTheme="minorEastAsia" w:hAnsiTheme="minorHAnsi" w:cstheme="minorBidi"/>
+              <w:noProof/>
+              <w:kern w:val="2"/>
+              <w14:ligatures w14:val="standardContextual"/>
+            </w:rPr>
+          </w:pPr>
+          <w:hyperlink w:anchor="_Toc230806330" w:history="1">
+            <w:r>
+              <w:rPr>
+                <w:rStyle w:val="Hipervnculo"/>
+                <w:rFonts w:ascii="Times New Roman" w:eastAsia="Times New Roman" w:hAnsi="Times New Roman" w:cs="Times New Roman"/>
+                <w:noProof/>
+              </w:rPr>
+              <w:t>8.5.1 Especificación CU</w:t>
+            </w:r>
+            <w:r>
+              <w:rPr>
+                <w:noProof/>
+                <w:webHidden/>
+              </w:rPr>
+              <w:tab/>
+            </w:r>
+            <w:r>
+              <w:rPr>
+                <w:noProof/>
+                <w:webHidden/>
+              </w:rPr>
+              <w:fldChar w:fldCharType="begin"/>
+            </w:r>
+            <w:r>
+              <w:rPr>
+                <w:noProof/>
+                <w:webHidden/>
+              </w:rPr>
+              <w:instrText xml:space="preserve"> PAGEREF _Toc230806330 \h </w:instrText>
+            </w:r>
+            <w:r>
+              <w:rPr>
+                <w:noProof/>
+                <w:webHidden/>
+              </w:rPr>
+            </w:r>
+            <w:r>
+              <w:rPr>
+                <w:noProof/>
+                <w:webHidden/>
+              </w:rPr>
+              <w:fldChar w:fldCharType="separate"/>
+            </w:r>
+            <w:r>
+              <w:rPr>
+                <w:noProof/>
+                <w:webHidden/>
+              </w:rPr>
+              <w:t>43</w:t>
+            </w:r>
+            <w:r>
+              <w:rPr>
+                <w:noProof/>
+                <w:webHidden/>
+              </w:rPr>
+              <w:fldChar w:fldCharType="end"/>
+            </w:r>
+          </w:hyperlink>
+        </w:p>
+        <w:p>
+          <w:pPr>
+            <w:pStyle w:val="TDC3"/>
+            <w:tabs>
+              <w:tab w:val="right" w:leader="dot" w:pos="8494"/>
+            </w:tabs>
+            <w:rPr>
+              <w:rFonts w:asciiTheme="minorHAnsi" w:eastAsiaTheme="minorEastAsia" w:hAnsiTheme="minorHAnsi" w:cstheme="minorBidi"/>
+              <w:noProof/>
+              <w:kern w:val="2"/>
+              <w14:ligatures w14:val="standardContextual"/>
+            </w:rPr>
+          </w:pPr>
+          <w:hyperlink w:anchor="_Toc230806331" w:history="1">
+            <w:r>
+              <w:rPr>
+                <w:rStyle w:val="Hipervnculo"/>
+                <w:rFonts w:ascii="Times New Roman" w:eastAsia="Times New Roman" w:hAnsi="Times New Roman" w:cs="Times New Roman"/>
+                <w:noProof/>
+              </w:rPr>
+              <w:t>8.5.2 Diagrama Secuencia Sistema</w:t>
+            </w:r>
+            <w:r>
+              <w:rPr>
+                <w:noProof/>
+                <w:webHidden/>
+              </w:rPr>
+              <w:tab/>
+            </w:r>
+            <w:r>
+              <w:rPr>
+                <w:noProof/>
+                <w:webHidden/>
+              </w:rPr>
+              <w:fldChar w:fldCharType="begin"/>
+            </w:r>
+            <w:r>
+              <w:rPr>
+                <w:noProof/>
+                <w:webHidden/>
+              </w:rPr>
+              <w:instrText xml:space="preserve"> PAGEREF _Toc230806331 \h </w:instrText>
+            </w:r>
+            <w:r>
+              <w:rPr>
+                <w:noProof/>
+                <w:webHidden/>
+              </w:rPr>
+            </w:r>
+            <w:r>
+              <w:rPr>
+                <w:noProof/>
+                <w:webHidden/>
+              </w:rPr>
+              <w:fldChar w:fldCharType="separate"/>
+            </w:r>
+            <w:r>
+              <w:rPr>
+                <w:noProof/>
+                <w:webHidden/>
+              </w:rPr>
+              <w:t>43</w:t>
             </w:r>
             <w:r>
               <w:rPr>
@@ -6214,14 +6358,14 @@
               <w14:ligatures w14:val="standardContextual"/>
             </w:rPr>
           </w:pPr>
-          <w:hyperlink w:anchor="_Toc229047096" w:history="1">
+          <w:hyperlink w:anchor="_Toc230806332" w:history="1">
             <w:r>
               <w:rPr>
                 <w:rStyle w:val="Hipervnculo"/>
                 <w:rFonts w:ascii="Times New Roman" w:eastAsia="Times New Roman" w:hAnsi="Times New Roman" w:cs="Times New Roman"/>
                 <w:noProof/>
               </w:rPr>
-              <w:t>8.6 Alta de Permiso</w:t>
+              <w:t>8.6 Modificar Permiso</w:t>
             </w:r>
             <w:r>
               <w:rPr>
@@ -6242,7 +6386,7 @@
                 <w:noProof/>
                 <w:webHidden/>
               </w:rPr>
-              <w:instrText xml:space="preserve"> PAGEREF _Toc229047096 \h </w:instrText>
+              <w:instrText xml:space="preserve"> PAGEREF _Toc230806332 \h </w:instrText>
             </w:r>
             <w:r>
               <w:rPr>
@@ -6262,7 +6406,7 @@
                 <w:noProof/>
                 <w:webHidden/>
               </w:rPr>
-              <w:t>36</w:t>
+              <w:t>43</w:t>
             </w:r>
             <w:r>
               <w:rPr>
@@ -6286,7 +6430,7 @@
               <w14:ligatures w14:val="standardContextual"/>
             </w:rPr>
           </w:pPr>
-          <w:hyperlink w:anchor="_Toc229047097" w:history="1">
+          <w:hyperlink w:anchor="_Toc230806333" w:history="1">
             <w:r>
               <w:rPr>
                 <w:rStyle w:val="Hipervnculo"/>
@@ -6314,7 +6458,7 @@
                 <w:noProof/>
                 <w:webHidden/>
               </w:rPr>
-              <w:instrText xml:space="preserve"> PAGEREF _Toc229047097 \h </w:instrText>
+              <w:instrText xml:space="preserve"> PAGEREF _Toc230806333 \h </w:instrText>
             </w:r>
             <w:r>
               <w:rPr>
@@ -6334,7 +6478,7 @@
                 <w:noProof/>
                 <w:webHidden/>
               </w:rPr>
-              <w:t>36</w:t>
+              <w:t>43</w:t>
             </w:r>
             <w:r>
               <w:rPr>
@@ -6358,7 +6502,7 @@
               <w14:ligatures w14:val="standardContextual"/>
             </w:rPr>
           </w:pPr>
-          <w:hyperlink w:anchor="_Toc229047098" w:history="1">
+          <w:hyperlink w:anchor="_Toc230806334" w:history="1">
             <w:r>
               <w:rPr>
                 <w:rStyle w:val="Hipervnculo"/>
@@ -6386,7 +6530,7 @@
                 <w:noProof/>
                 <w:webHidden/>
               </w:rPr>
-              <w:instrText xml:space="preserve"> PAGEREF _Toc229047098 \h </w:instrText>
+              <w:instrText xml:space="preserve"> PAGEREF _Toc230806334 \h </w:instrText>
             </w:r>
             <w:r>
               <w:rPr>
@@ -6406,7 +6550,7 @@
                 <w:noProof/>
                 <w:webHidden/>
               </w:rPr>
-              <w:t>36</w:t>
+              <w:t>43</w:t>
             </w:r>
             <w:r>
               <w:rPr>
@@ -6430,14 +6574,14 @@
               <w14:ligatures w14:val="standardContextual"/>
             </w:rPr>
           </w:pPr>
-          <w:hyperlink w:anchor="_Toc229047099" w:history="1">
+          <w:hyperlink w:anchor="_Toc230806335" w:history="1">
             <w:r>
               <w:rPr>
                 <w:rStyle w:val="Hipervnculo"/>
                 <w:rFonts w:ascii="Times New Roman" w:eastAsia="Times New Roman" w:hAnsi="Times New Roman" w:cs="Times New Roman"/>
                 <w:noProof/>
               </w:rPr>
-              <w:t>8.7 Asignar Permiso a Usuario</w:t>
+              <w:t>8.7 Eliminar Permiso</w:t>
             </w:r>
             <w:r>
               <w:rPr>
@@ -6458,7 +6602,7 @@
                 <w:noProof/>
                 <w:webHidden/>
               </w:rPr>
-              <w:instrText xml:space="preserve"> PAGEREF _Toc229047099 \h </w:instrText>
+              <w:instrText xml:space="preserve"> PAGEREF _Toc230806335 \h </w:instrText>
             </w:r>
             <w:r>
               <w:rPr>
@@ -6478,7 +6622,655 @@
                 <w:noProof/>
                 <w:webHidden/>
               </w:rPr>
-              <w:t>36</w:t>
+              <w:t>43</w:t>
+            </w:r>
+            <w:r>
+              <w:rPr>
+                <w:noProof/>
+                <w:webHidden/>
+              </w:rPr>
+              <w:fldChar w:fldCharType="end"/>
+            </w:r>
+          </w:hyperlink>
+        </w:p>
+        <w:p>
+          <w:pPr>
+            <w:pStyle w:val="TDC2"/>
+            <w:tabs>
+              <w:tab w:val="right" w:leader="dot" w:pos="8494"/>
+            </w:tabs>
+            <w:rPr>
+              <w:rFonts w:asciiTheme="minorHAnsi" w:eastAsiaTheme="minorEastAsia" w:hAnsiTheme="minorHAnsi" w:cstheme="minorBidi"/>
+              <w:noProof/>
+              <w:kern w:val="2"/>
+              <w14:ligatures w14:val="standardContextual"/>
+            </w:rPr>
+          </w:pPr>
+          <w:hyperlink w:anchor="_Toc230806336" w:history="1">
+            <w:r>
+              <w:rPr>
+                <w:rStyle w:val="Hipervnculo"/>
+                <w:rFonts w:ascii="Times New Roman" w:eastAsia="Times New Roman" w:hAnsi="Times New Roman" w:cs="Times New Roman"/>
+                <w:noProof/>
+              </w:rPr>
+              <w:t>8.8 Administrar Jerarquía de Permisos</w:t>
+            </w:r>
+            <w:r>
+              <w:rPr>
+                <w:noProof/>
+                <w:webHidden/>
+              </w:rPr>
+              <w:tab/>
+            </w:r>
+            <w:r>
+              <w:rPr>
+                <w:noProof/>
+                <w:webHidden/>
+              </w:rPr>
+              <w:fldChar w:fldCharType="begin"/>
+            </w:r>
+            <w:r>
+              <w:rPr>
+                <w:noProof/>
+                <w:webHidden/>
+              </w:rPr>
+              <w:instrText xml:space="preserve"> PAGEREF _Toc230806336 \h </w:instrText>
+            </w:r>
+            <w:r>
+              <w:rPr>
+                <w:noProof/>
+                <w:webHidden/>
+              </w:rPr>
+            </w:r>
+            <w:r>
+              <w:rPr>
+                <w:noProof/>
+                <w:webHidden/>
+              </w:rPr>
+              <w:fldChar w:fldCharType="separate"/>
+            </w:r>
+            <w:r>
+              <w:rPr>
+                <w:noProof/>
+                <w:webHidden/>
+              </w:rPr>
+              <w:t>44</w:t>
+            </w:r>
+            <w:r>
+              <w:rPr>
+                <w:noProof/>
+                <w:webHidden/>
+              </w:rPr>
+              <w:fldChar w:fldCharType="end"/>
+            </w:r>
+          </w:hyperlink>
+        </w:p>
+        <w:p>
+          <w:pPr>
+            <w:pStyle w:val="TDC2"/>
+            <w:tabs>
+              <w:tab w:val="right" w:leader="dot" w:pos="8494"/>
+            </w:tabs>
+            <w:rPr>
+              <w:rFonts w:asciiTheme="minorHAnsi" w:eastAsiaTheme="minorEastAsia" w:hAnsiTheme="minorHAnsi" w:cstheme="minorBidi"/>
+              <w:noProof/>
+              <w:kern w:val="2"/>
+              <w14:ligatures w14:val="standardContextual"/>
+            </w:rPr>
+          </w:pPr>
+          <w:hyperlink w:anchor="_Toc230806337" w:history="1">
+            <w:r>
+              <w:rPr>
+                <w:rStyle w:val="Hipervnculo"/>
+                <w:rFonts w:ascii="Times New Roman" w:eastAsia="Times New Roman" w:hAnsi="Times New Roman" w:cs="Times New Roman"/>
+                <w:noProof/>
+              </w:rPr>
+              <w:t>8.9 Asignar Rol a Usuario</w:t>
+            </w:r>
+            <w:r>
+              <w:rPr>
+                <w:noProof/>
+                <w:webHidden/>
+              </w:rPr>
+              <w:tab/>
+            </w:r>
+            <w:r>
+              <w:rPr>
+                <w:noProof/>
+                <w:webHidden/>
+              </w:rPr>
+              <w:fldChar w:fldCharType="begin"/>
+            </w:r>
+            <w:r>
+              <w:rPr>
+                <w:noProof/>
+                <w:webHidden/>
+              </w:rPr>
+              <w:instrText xml:space="preserve"> PAGEREF _Toc230806337 \h </w:instrText>
+            </w:r>
+            <w:r>
+              <w:rPr>
+                <w:noProof/>
+                <w:webHidden/>
+              </w:rPr>
+            </w:r>
+            <w:r>
+              <w:rPr>
+                <w:noProof/>
+                <w:webHidden/>
+              </w:rPr>
+              <w:fldChar w:fldCharType="separate"/>
+            </w:r>
+            <w:r>
+              <w:rPr>
+                <w:noProof/>
+                <w:webHidden/>
+              </w:rPr>
+              <w:t>44</w:t>
+            </w:r>
+            <w:r>
+              <w:rPr>
+                <w:noProof/>
+                <w:webHidden/>
+              </w:rPr>
+              <w:fldChar w:fldCharType="end"/>
+            </w:r>
+          </w:hyperlink>
+        </w:p>
+        <w:p>
+          <w:pPr>
+            <w:pStyle w:val="TDC1"/>
+            <w:tabs>
+              <w:tab w:val="right" w:leader="dot" w:pos="8494"/>
+            </w:tabs>
+            <w:rPr>
+              <w:rFonts w:asciiTheme="minorHAnsi" w:eastAsiaTheme="minorEastAsia" w:hAnsiTheme="minorHAnsi" w:cstheme="minorBidi"/>
+              <w:noProof/>
+              <w:kern w:val="2"/>
+              <w14:ligatures w14:val="standardContextual"/>
+            </w:rPr>
+          </w:pPr>
+          <w:hyperlink w:anchor="_Toc230806338" w:history="1">
+            <w:r>
+              <w:rPr>
+                <w:rStyle w:val="Hipervnculo"/>
+                <w:rFonts w:ascii="Times New Roman" w:eastAsia="Times New Roman" w:hAnsi="Times New Roman" w:cs="Times New Roman"/>
+                <w:noProof/>
+              </w:rPr>
+              <w:t>9. GESTIÓN DE CAMBIOS</w:t>
+            </w:r>
+            <w:r>
+              <w:rPr>
+                <w:noProof/>
+                <w:webHidden/>
+              </w:rPr>
+              <w:tab/>
+            </w:r>
+            <w:r>
+              <w:rPr>
+                <w:noProof/>
+                <w:webHidden/>
+              </w:rPr>
+              <w:fldChar w:fldCharType="begin"/>
+            </w:r>
+            <w:r>
+              <w:rPr>
+                <w:noProof/>
+                <w:webHidden/>
+              </w:rPr>
+              <w:instrText xml:space="preserve"> PAGEREF _Toc230806338 \h </w:instrText>
+            </w:r>
+            <w:r>
+              <w:rPr>
+                <w:noProof/>
+                <w:webHidden/>
+              </w:rPr>
+            </w:r>
+            <w:r>
+              <w:rPr>
+                <w:noProof/>
+                <w:webHidden/>
+              </w:rPr>
+              <w:fldChar w:fldCharType="separate"/>
+            </w:r>
+            <w:r>
+              <w:rPr>
+                <w:noProof/>
+                <w:webHidden/>
+              </w:rPr>
+              <w:t>44</w:t>
+            </w:r>
+            <w:r>
+              <w:rPr>
+                <w:noProof/>
+                <w:webHidden/>
+              </w:rPr>
+              <w:fldChar w:fldCharType="end"/>
+            </w:r>
+          </w:hyperlink>
+        </w:p>
+        <w:p>
+          <w:pPr>
+            <w:pStyle w:val="TDC2"/>
+            <w:tabs>
+              <w:tab w:val="right" w:leader="dot" w:pos="8494"/>
+            </w:tabs>
+            <w:rPr>
+              <w:rFonts w:asciiTheme="minorHAnsi" w:eastAsiaTheme="minorEastAsia" w:hAnsiTheme="minorHAnsi" w:cstheme="minorBidi"/>
+              <w:noProof/>
+              <w:kern w:val="2"/>
+              <w14:ligatures w14:val="standardContextual"/>
+            </w:rPr>
+          </w:pPr>
+          <w:hyperlink w:anchor="_Toc230806339" w:history="1">
+            <w:r>
+              <w:rPr>
+                <w:rStyle w:val="Hipervnculo"/>
+                <w:rFonts w:ascii="Times New Roman" w:eastAsia="Times New Roman" w:hAnsi="Times New Roman" w:cs="Times New Roman"/>
+                <w:noProof/>
+              </w:rPr>
+              <w:t>9.1 Objetivo General</w:t>
+            </w:r>
+            <w:r>
+              <w:rPr>
+                <w:noProof/>
+                <w:webHidden/>
+              </w:rPr>
+              <w:tab/>
+            </w:r>
+            <w:r>
+              <w:rPr>
+                <w:noProof/>
+                <w:webHidden/>
+              </w:rPr>
+              <w:fldChar w:fldCharType="begin"/>
+            </w:r>
+            <w:r>
+              <w:rPr>
+                <w:noProof/>
+                <w:webHidden/>
+              </w:rPr>
+              <w:instrText xml:space="preserve"> PAGEREF _Toc230806339 \h </w:instrText>
+            </w:r>
+            <w:r>
+              <w:rPr>
+                <w:noProof/>
+                <w:webHidden/>
+              </w:rPr>
+            </w:r>
+            <w:r>
+              <w:rPr>
+                <w:noProof/>
+                <w:webHidden/>
+              </w:rPr>
+              <w:fldChar w:fldCharType="separate"/>
+            </w:r>
+            <w:r>
+              <w:rPr>
+                <w:noProof/>
+                <w:webHidden/>
+              </w:rPr>
+              <w:t>44</w:t>
+            </w:r>
+            <w:r>
+              <w:rPr>
+                <w:noProof/>
+                <w:webHidden/>
+              </w:rPr>
+              <w:fldChar w:fldCharType="end"/>
+            </w:r>
+          </w:hyperlink>
+        </w:p>
+        <w:p>
+          <w:pPr>
+            <w:pStyle w:val="TDC2"/>
+            <w:tabs>
+              <w:tab w:val="right" w:leader="dot" w:pos="8494"/>
+            </w:tabs>
+            <w:rPr>
+              <w:rFonts w:asciiTheme="minorHAnsi" w:eastAsiaTheme="minorEastAsia" w:hAnsiTheme="minorHAnsi" w:cstheme="minorBidi"/>
+              <w:noProof/>
+              <w:kern w:val="2"/>
+              <w14:ligatures w14:val="standardContextual"/>
+            </w:rPr>
+          </w:pPr>
+          <w:hyperlink w:anchor="_Toc230806340" w:history="1">
+            <w:r>
+              <w:rPr>
+                <w:rStyle w:val="Hipervnculo"/>
+                <w:rFonts w:ascii="Times New Roman" w:eastAsia="Times New Roman" w:hAnsi="Times New Roman" w:cs="Times New Roman"/>
+                <w:noProof/>
+              </w:rPr>
+              <w:t>9.2 Diagrama de Clases</w:t>
+            </w:r>
+            <w:r>
+              <w:rPr>
+                <w:noProof/>
+                <w:webHidden/>
+              </w:rPr>
+              <w:tab/>
+            </w:r>
+            <w:r>
+              <w:rPr>
+                <w:noProof/>
+                <w:webHidden/>
+              </w:rPr>
+              <w:fldChar w:fldCharType="begin"/>
+            </w:r>
+            <w:r>
+              <w:rPr>
+                <w:noProof/>
+                <w:webHidden/>
+              </w:rPr>
+              <w:instrText xml:space="preserve"> PAGEREF _Toc230806340 \h </w:instrText>
+            </w:r>
+            <w:r>
+              <w:rPr>
+                <w:noProof/>
+                <w:webHidden/>
+              </w:rPr>
+            </w:r>
+            <w:r>
+              <w:rPr>
+                <w:noProof/>
+                <w:webHidden/>
+              </w:rPr>
+              <w:fldChar w:fldCharType="separate"/>
+            </w:r>
+            <w:r>
+              <w:rPr>
+                <w:noProof/>
+                <w:webHidden/>
+              </w:rPr>
+              <w:t>44</w:t>
+            </w:r>
+            <w:r>
+              <w:rPr>
+                <w:noProof/>
+                <w:webHidden/>
+              </w:rPr>
+              <w:fldChar w:fldCharType="end"/>
+            </w:r>
+          </w:hyperlink>
+        </w:p>
+        <w:p>
+          <w:pPr>
+            <w:pStyle w:val="TDC2"/>
+            <w:tabs>
+              <w:tab w:val="right" w:leader="dot" w:pos="8494"/>
+            </w:tabs>
+            <w:rPr>
+              <w:rFonts w:asciiTheme="minorHAnsi" w:eastAsiaTheme="minorEastAsia" w:hAnsiTheme="minorHAnsi" w:cstheme="minorBidi"/>
+              <w:noProof/>
+              <w:kern w:val="2"/>
+              <w14:ligatures w14:val="standardContextual"/>
+            </w:rPr>
+          </w:pPr>
+          <w:hyperlink w:anchor="_Toc230806341" w:history="1">
+            <w:r>
+              <w:rPr>
+                <w:rStyle w:val="Hipervnculo"/>
+                <w:rFonts w:ascii="Times New Roman" w:eastAsia="Times New Roman" w:hAnsi="Times New Roman" w:cs="Times New Roman"/>
+                <w:noProof/>
+              </w:rPr>
+              <w:t>9.3 Der</w:t>
+            </w:r>
+            <w:r>
+              <w:rPr>
+                <w:noProof/>
+                <w:webHidden/>
+              </w:rPr>
+              <w:tab/>
+            </w:r>
+            <w:r>
+              <w:rPr>
+                <w:noProof/>
+                <w:webHidden/>
+              </w:rPr>
+              <w:fldChar w:fldCharType="begin"/>
+            </w:r>
+            <w:r>
+              <w:rPr>
+                <w:noProof/>
+                <w:webHidden/>
+              </w:rPr>
+              <w:instrText xml:space="preserve"> PAGEREF _Toc230806341 \h </w:instrText>
+            </w:r>
+            <w:r>
+              <w:rPr>
+                <w:noProof/>
+                <w:webHidden/>
+              </w:rPr>
+            </w:r>
+            <w:r>
+              <w:rPr>
+                <w:noProof/>
+                <w:webHidden/>
+              </w:rPr>
+              <w:fldChar w:fldCharType="separate"/>
+            </w:r>
+            <w:r>
+              <w:rPr>
+                <w:noProof/>
+                <w:webHidden/>
+              </w:rPr>
+              <w:t>44</w:t>
+            </w:r>
+            <w:r>
+              <w:rPr>
+                <w:noProof/>
+                <w:webHidden/>
+              </w:rPr>
+              <w:fldChar w:fldCharType="end"/>
+            </w:r>
+          </w:hyperlink>
+        </w:p>
+        <w:p>
+          <w:pPr>
+            <w:pStyle w:val="TDC2"/>
+            <w:tabs>
+              <w:tab w:val="right" w:leader="dot" w:pos="8494"/>
+            </w:tabs>
+            <w:rPr>
+              <w:rFonts w:asciiTheme="minorHAnsi" w:eastAsiaTheme="minorEastAsia" w:hAnsiTheme="minorHAnsi" w:cstheme="minorBidi"/>
+              <w:noProof/>
+              <w:kern w:val="2"/>
+              <w14:ligatures w14:val="standardContextual"/>
+            </w:rPr>
+          </w:pPr>
+          <w:hyperlink w:anchor="_Toc230806342" w:history="1">
+            <w:r>
+              <w:rPr>
+                <w:rStyle w:val="Hipervnculo"/>
+                <w:rFonts w:ascii="Times New Roman" w:eastAsia="Times New Roman" w:hAnsi="Times New Roman" w:cs="Times New Roman"/>
+                <w:noProof/>
+              </w:rPr>
+              <w:t>9.4 Diagrama Gestión de Cambios</w:t>
+            </w:r>
+            <w:r>
+              <w:rPr>
+                <w:noProof/>
+                <w:webHidden/>
+              </w:rPr>
+              <w:tab/>
+            </w:r>
+            <w:r>
+              <w:rPr>
+                <w:noProof/>
+                <w:webHidden/>
+              </w:rPr>
+              <w:fldChar w:fldCharType="begin"/>
+            </w:r>
+            <w:r>
+              <w:rPr>
+                <w:noProof/>
+                <w:webHidden/>
+              </w:rPr>
+              <w:instrText xml:space="preserve"> PAGEREF _Toc230806342 \h </w:instrText>
+            </w:r>
+            <w:r>
+              <w:rPr>
+                <w:noProof/>
+                <w:webHidden/>
+              </w:rPr>
+            </w:r>
+            <w:r>
+              <w:rPr>
+                <w:noProof/>
+                <w:webHidden/>
+              </w:rPr>
+              <w:fldChar w:fldCharType="separate"/>
+            </w:r>
+            <w:r>
+              <w:rPr>
+                <w:noProof/>
+                <w:webHidden/>
+              </w:rPr>
+              <w:t>44</w:t>
+            </w:r>
+            <w:r>
+              <w:rPr>
+                <w:noProof/>
+                <w:webHidden/>
+              </w:rPr>
+              <w:fldChar w:fldCharType="end"/>
+            </w:r>
+          </w:hyperlink>
+        </w:p>
+        <w:p>
+          <w:pPr>
+            <w:pStyle w:val="TDC2"/>
+            <w:tabs>
+              <w:tab w:val="right" w:leader="dot" w:pos="8494"/>
+            </w:tabs>
+            <w:rPr>
+              <w:rFonts w:asciiTheme="minorHAnsi" w:eastAsiaTheme="minorEastAsia" w:hAnsiTheme="minorHAnsi" w:cstheme="minorBidi"/>
+              <w:noProof/>
+              <w:kern w:val="2"/>
+              <w14:ligatures w14:val="standardContextual"/>
+            </w:rPr>
+          </w:pPr>
+          <w:hyperlink w:anchor="_Toc230806343" w:history="1">
+            <w:r>
+              <w:rPr>
+                <w:rStyle w:val="Hipervnculo"/>
+                <w:rFonts w:ascii="Times New Roman" w:eastAsia="Times New Roman" w:hAnsi="Times New Roman" w:cs="Times New Roman"/>
+                <w:noProof/>
+              </w:rPr>
+              <w:t>9.5 Pantalla Gestión de Cambios</w:t>
+            </w:r>
+            <w:r>
+              <w:rPr>
+                <w:noProof/>
+                <w:webHidden/>
+              </w:rPr>
+              <w:tab/>
+            </w:r>
+            <w:r>
+              <w:rPr>
+                <w:noProof/>
+                <w:webHidden/>
+              </w:rPr>
+              <w:fldChar w:fldCharType="begin"/>
+            </w:r>
+            <w:r>
+              <w:rPr>
+                <w:noProof/>
+                <w:webHidden/>
+              </w:rPr>
+              <w:instrText xml:space="preserve"> PAGEREF _Toc230806343 \h </w:instrText>
+            </w:r>
+            <w:r>
+              <w:rPr>
+                <w:noProof/>
+                <w:webHidden/>
+              </w:rPr>
+            </w:r>
+            <w:r>
+              <w:rPr>
+                <w:noProof/>
+                <w:webHidden/>
+              </w:rPr>
+              <w:fldChar w:fldCharType="separate"/>
+            </w:r>
+            <w:r>
+              <w:rPr>
+                <w:noProof/>
+                <w:webHidden/>
+              </w:rPr>
+              <w:t>44</w:t>
+            </w:r>
+            <w:r>
+              <w:rPr>
+                <w:noProof/>
+                <w:webHidden/>
+              </w:rPr>
+              <w:fldChar w:fldCharType="end"/>
+            </w:r>
+          </w:hyperlink>
+        </w:p>
+        <w:p>
+          <w:pPr>
+            <w:pStyle w:val="TDC2"/>
+            <w:tabs>
+              <w:tab w:val="right" w:leader="dot" w:pos="8494"/>
+            </w:tabs>
+            <w:rPr>
+              <w:rFonts w:asciiTheme="minorHAnsi" w:eastAsiaTheme="minorEastAsia" w:hAnsiTheme="minorHAnsi" w:cstheme="minorBidi"/>
+              <w:noProof/>
+              <w:kern w:val="2"/>
+              <w14:ligatures w14:val="standardContextual"/>
+            </w:rPr>
+          </w:pPr>
+          <w:hyperlink w:anchor="_Toc230806344" w:history="1">
+            <w:r>
+              <w:rPr>
+                <w:rStyle w:val="Hipervnculo"/>
+                <w:rFonts w:ascii="Times New Roman" w:eastAsia="Times New Roman" w:hAnsi="Times New Roman" w:cs="Times New Roman"/>
+                <w:noProof/>
+              </w:rPr>
+              <w:t>9.6 Revertir Cambios</w:t>
+            </w:r>
+            <w:r>
+              <w:rPr>
+                <w:noProof/>
+                <w:webHidden/>
+              </w:rPr>
+              <w:tab/>
+            </w:r>
+            <w:r>
+              <w:rPr>
+                <w:noProof/>
+                <w:webHidden/>
+              </w:rPr>
+              <w:fldChar w:fldCharType="begin"/>
+            </w:r>
+            <w:r>
+              <w:rPr>
+                <w:noProof/>
+                <w:webHidden/>
+              </w:rPr>
+              <w:instrText xml:space="preserve"> PAGEREF _Toc230806344 \h </w:instrText>
+            </w:r>
+            <w:r>
+              <w:rPr>
+                <w:noProof/>
+                <w:webHidden/>
+              </w:rPr>
+            </w:r>
+            <w:r>
+              <w:rPr>
+                <w:noProof/>
+                <w:webHidden/>
+              </w:rPr>
+              <w:fldChar w:fldCharType="separate"/>
+            </w:r>
+            <w:r>
+              <w:rPr>
+                <w:noProof/>
+                <w:webHidden/>
+              </w:rPr>
+              <w:t>44</w:t>
             </w:r>
             <w:r>
               <w:rPr>
@@ -6502,14 +7294,14 @@
               <w14:ligatures w14:val="standardContextual"/>
             </w:rPr>
           </w:pPr>
-          <w:hyperlink w:anchor="_Toc229047100" w:history="1">
+          <w:hyperlink w:anchor="_Toc230806345" w:history="1">
             <w:r>
               <w:rPr>
                 <w:rStyle w:val="Hipervnculo"/>
                 <w:rFonts w:ascii="Times New Roman" w:eastAsia="Times New Roman" w:hAnsi="Times New Roman" w:cs="Times New Roman"/>
                 <w:noProof/>
               </w:rPr>
-              <w:t>8.7.1 Especificación CU</w:t>
+              <w:t>9.6.1 Especificación CU</w:t>
             </w:r>
             <w:r>
               <w:rPr>
@@ -6530,7 +7322,7 @@
                 <w:noProof/>
                 <w:webHidden/>
               </w:rPr>
-              <w:instrText xml:space="preserve"> PAGEREF _Toc229047100 \h </w:instrText>
+              <w:instrText xml:space="preserve"> PAGEREF _Toc230806345 \h </w:instrText>
             </w:r>
             <w:r>
               <w:rPr>
@@ -6550,7 +7342,7 @@
                 <w:noProof/>
                 <w:webHidden/>
               </w:rPr>
-              <w:t>36</w:t>
+              <w:t>44</w:t>
             </w:r>
             <w:r>
               <w:rPr>
@@ -6574,14 +7366,14 @@
               <w14:ligatures w14:val="standardContextual"/>
             </w:rPr>
           </w:pPr>
-          <w:hyperlink w:anchor="_Toc229047101" w:history="1">
+          <w:hyperlink w:anchor="_Toc230806346" w:history="1">
             <w:r>
               <w:rPr>
                 <w:rStyle w:val="Hipervnculo"/>
                 <w:rFonts w:ascii="Times New Roman" w:eastAsia="Times New Roman" w:hAnsi="Times New Roman" w:cs="Times New Roman"/>
                 <w:noProof/>
               </w:rPr>
-              <w:t>8.7.2 Diagrama Secuencia Sistema</w:t>
+              <w:t>9.6.2 Diagrama Secuencia Sistema</w:t>
             </w:r>
             <w:r>
               <w:rPr>
@@ -6602,7 +7394,7 @@
                 <w:noProof/>
                 <w:webHidden/>
               </w:rPr>
-              <w:instrText xml:space="preserve"> PAGEREF _Toc229047101 \h </w:instrText>
+              <w:instrText xml:space="preserve"> PAGEREF _Toc230806346 \h </w:instrText>
             </w:r>
             <w:r>
               <w:rPr>
@@ -6622,7 +7414,79 @@
                 <w:noProof/>
                 <w:webHidden/>
               </w:rPr>
-              <w:t>36</w:t>
+              <w:t>45</w:t>
+            </w:r>
+            <w:r>
+              <w:rPr>
+                <w:noProof/>
+                <w:webHidden/>
+              </w:rPr>
+              <w:fldChar w:fldCharType="end"/>
+            </w:r>
+          </w:hyperlink>
+        </w:p>
+        <w:p>
+          <w:pPr>
+            <w:pStyle w:val="TDC1"/>
+            <w:tabs>
+              <w:tab w:val="right" w:leader="dot" w:pos="8494"/>
+            </w:tabs>
+            <w:rPr>
+              <w:rFonts w:asciiTheme="minorHAnsi" w:eastAsiaTheme="minorEastAsia" w:hAnsiTheme="minorHAnsi" w:cstheme="minorBidi"/>
+              <w:noProof/>
+              <w:kern w:val="2"/>
+              <w14:ligatures w14:val="standardContextual"/>
+            </w:rPr>
+          </w:pPr>
+          <w:hyperlink w:anchor="_Toc230806347" w:history="1">
+            <w:r>
+              <w:rPr>
+                <w:rStyle w:val="Hipervnculo"/>
+                <w:rFonts w:ascii="Times New Roman" w:eastAsia="Times New Roman" w:hAnsi="Times New Roman" w:cs="Times New Roman"/>
+                <w:noProof/>
+              </w:rPr>
+              <w:t>10. GESTIÓN DE MÚLTIPLES IDIOMAS</w:t>
+            </w:r>
+            <w:r>
+              <w:rPr>
+                <w:noProof/>
+                <w:webHidden/>
+              </w:rPr>
+              <w:tab/>
+            </w:r>
+            <w:r>
+              <w:rPr>
+                <w:noProof/>
+                <w:webHidden/>
+              </w:rPr>
+              <w:fldChar w:fldCharType="begin"/>
+            </w:r>
+            <w:r>
+              <w:rPr>
+                <w:noProof/>
+                <w:webHidden/>
+              </w:rPr>
+              <w:instrText xml:space="preserve"> PAGEREF _Toc230806347 \h </w:instrText>
+            </w:r>
+            <w:r>
+              <w:rPr>
+                <w:noProof/>
+                <w:webHidden/>
+              </w:rPr>
+            </w:r>
+            <w:r>
+              <w:rPr>
+                <w:noProof/>
+                <w:webHidden/>
+              </w:rPr>
+              <w:fldChar w:fldCharType="separate"/>
+            </w:r>
+            <w:r>
+              <w:rPr>
+                <w:noProof/>
+                <w:webHidden/>
+              </w:rPr>
+              <w:t>46</w:t>
             </w:r>
             <w:r>
               <w:rPr>
@@ -6646,14 +7510,14 @@
               <w14:ligatures w14:val="standardContextual"/>
             </w:rPr>
           </w:pPr>
-          <w:hyperlink w:anchor="_Toc229047102" w:history="1">
+          <w:hyperlink w:anchor="_Toc230806348" w:history="1">
             <w:r>
               <w:rPr>
                 <w:rStyle w:val="Hipervnculo"/>
                 <w:rFonts w:ascii="Times New Roman" w:eastAsia="Times New Roman" w:hAnsi="Times New Roman" w:cs="Times New Roman"/>
                 <w:noProof/>
               </w:rPr>
-              <w:t>8.8 Configurar Grupo Permiso</w:t>
+              <w:t>10.1 Objetivo General</w:t>
             </w:r>
             <w:r>
               <w:rPr>
@@ -6674,7 +7538,7 @@
                 <w:noProof/>
                 <w:webHidden/>
               </w:rPr>
-              <w:instrText xml:space="preserve"> PAGEREF _Toc229047102 \h </w:instrText>
+              <w:instrText xml:space="preserve"> PAGEREF _Toc230806348 \h </w:instrText>
             </w:r>
             <w:r>
               <w:rPr>
@@ -6694,79 +7558,7 @@
                 <w:noProof/>
                 <w:webHidden/>
               </w:rPr>
-              <w:t>36</w:t>
-            </w:r>
-            <w:r>
-              <w:rPr>
-                <w:noProof/>
-                <w:webHidden/>
-              </w:rPr>
-              <w:fldChar w:fldCharType="end"/>
-            </w:r>
-          </w:hyperlink>
-        </w:p>
-        <w:p>
-          <w:pPr>
-            <w:pStyle w:val="TDC1"/>
-            <w:tabs>
-              <w:tab w:val="right" w:leader="dot" w:pos="8494"/>
-            </w:tabs>
-            <w:rPr>
-              <w:rFonts w:asciiTheme="minorHAnsi" w:eastAsiaTheme="minorEastAsia" w:hAnsiTheme="minorHAnsi" w:cstheme="minorBidi"/>
-              <w:noProof/>
-              <w:kern w:val="2"/>
-              <w14:ligatures w14:val="standardContextual"/>
-            </w:rPr>
-          </w:pPr>
-          <w:hyperlink w:anchor="_Toc229047103" w:history="1">
-            <w:r>
-              <w:rPr>
-                <w:rStyle w:val="Hipervnculo"/>
-                <w:rFonts w:ascii="Times New Roman" w:eastAsia="Times New Roman" w:hAnsi="Times New Roman" w:cs="Times New Roman"/>
-                <w:noProof/>
-              </w:rPr>
-              <w:t>9. GESTIÓN DE CAMBIOS</w:t>
-            </w:r>
-            <w:r>
-              <w:rPr>
-                <w:noProof/>
-                <w:webHidden/>
-              </w:rPr>
-              <w:tab/>
-            </w:r>
-            <w:r>
-              <w:rPr>
-                <w:noProof/>
-                <w:webHidden/>
-              </w:rPr>
-              <w:fldChar w:fldCharType="begin"/>
-            </w:r>
-            <w:r>
-              <w:rPr>
-                <w:noProof/>
-                <w:webHidden/>
-              </w:rPr>
-              <w:instrText xml:space="preserve"> PAGEREF _Toc229047103 \h </w:instrText>
-            </w:r>
-            <w:r>
-              <w:rPr>
-                <w:noProof/>
-                <w:webHidden/>
-              </w:rPr>
-            </w:r>
-            <w:r>
-              <w:rPr>
-                <w:noProof/>
-                <w:webHidden/>
-              </w:rPr>
-              <w:fldChar w:fldCharType="separate"/>
-            </w:r>
-            <w:r>
-              <w:rPr>
-                <w:noProof/>
-                <w:webHidden/>
-              </w:rPr>
-              <w:t>37</w:t>
+              <w:t>46</w:t>
             </w:r>
             <w:r>
               <w:rPr>
@@ -6790,14 +7582,14 @@
               <w14:ligatures w14:val="standardContextual"/>
             </w:rPr>
           </w:pPr>
-          <w:hyperlink w:anchor="_Toc229047104" w:history="1">
+          <w:hyperlink w:anchor="_Toc230806349" w:history="1">
             <w:r>
               <w:rPr>
                 <w:rStyle w:val="Hipervnculo"/>
                 <w:rFonts w:ascii="Times New Roman" w:eastAsia="Times New Roman" w:hAnsi="Times New Roman" w:cs="Times New Roman"/>
                 <w:noProof/>
               </w:rPr>
-              <w:t>9.1 Objetivo General</w:t>
+              <w:t>10.2 Diagrama de Clases</w:t>
             </w:r>
             <w:r>
               <w:rPr>
@@ -6818,7 +7610,7 @@
                 <w:noProof/>
                 <w:webHidden/>
               </w:rPr>
-              <w:instrText xml:space="preserve"> PAGEREF _Toc229047104 \h </w:instrText>
+              <w:instrText xml:space="preserve"> PAGEREF _Toc230806349 \h </w:instrText>
             </w:r>
             <w:r>
               <w:rPr>
@@ -6838,7 +7630,7 @@
                 <w:noProof/>
                 <w:webHidden/>
               </w:rPr>
-              <w:t>37</w:t>
+              <w:t>46</w:t>
             </w:r>
             <w:r>
               <w:rPr>
@@ -6862,14 +7654,14 @@
               <w14:ligatures w14:val="standardContextual"/>
             </w:rPr>
           </w:pPr>
-          <w:hyperlink w:anchor="_Toc229047105" w:history="1">
+          <w:hyperlink w:anchor="_Toc230806350" w:history="1">
             <w:r>
               <w:rPr>
                 <w:rStyle w:val="Hipervnculo"/>
                 <w:rFonts w:ascii="Times New Roman" w:eastAsia="Times New Roman" w:hAnsi="Times New Roman" w:cs="Times New Roman"/>
                 <w:noProof/>
               </w:rPr>
-              <w:t>9.2 Diagrama de Clases</w:t>
+              <w:t>10.3 Der</w:t>
             </w:r>
             <w:r>
               <w:rPr>
@@ -6890,7 +7682,7 @@
                 <w:noProof/>
                 <w:webHidden/>
               </w:rPr>
-              <w:instrText xml:space="preserve"> PAGEREF _Toc229047105 \h </w:instrText>
+              <w:instrText xml:space="preserve"> PAGEREF _Toc230806350 \h </w:instrText>
             </w:r>
             <w:r>
               <w:rPr>
@@ -6910,7 +7702,7 @@
                 <w:noProof/>
                 <w:webHidden/>
               </w:rPr>
-              <w:t>37</w:t>
+              <w:t>46</w:t>
             </w:r>
             <w:r>
               <w:rPr>
@@ -6934,14 +7726,14 @@
               <w14:ligatures w14:val="standardContextual"/>
             </w:rPr>
           </w:pPr>
-          <w:hyperlink w:anchor="_Toc229047106" w:history="1">
+          <w:hyperlink w:anchor="_Toc230806351" w:history="1">
             <w:r>
               <w:rPr>
                 <w:rStyle w:val="Hipervnculo"/>
                 <w:rFonts w:ascii="Times New Roman" w:eastAsia="Times New Roman" w:hAnsi="Times New Roman" w:cs="Times New Roman"/>
                 <w:noProof/>
               </w:rPr>
-              <w:t>9.3 Der</w:t>
+              <w:t>10.6 Cambiar Idioma</w:t>
             </w:r>
             <w:r>
               <w:rPr>
@@ -6962,7 +7754,7 @@
                 <w:noProof/>
                 <w:webHidden/>
               </w:rPr>
-              <w:instrText xml:space="preserve"> PAGEREF _Toc229047106 \h </w:instrText>
+              <w:instrText xml:space="preserve"> PAGEREF _Toc230806351 \h </w:instrText>
             </w:r>
             <w:r>
               <w:rPr>
@@ -6982,7 +7774,151 @@
                 <w:noProof/>
                 <w:webHidden/>
               </w:rPr>
-              <w:t>37</w:t>
+              <w:t>46</w:t>
+            </w:r>
+            <w:r>
+              <w:rPr>
+                <w:noProof/>
+                <w:webHidden/>
+              </w:rPr>
+              <w:fldChar w:fldCharType="end"/>
+            </w:r>
+          </w:hyperlink>
+        </w:p>
+        <w:p>
+          <w:pPr>
+            <w:pStyle w:val="TDC3"/>
+            <w:tabs>
+              <w:tab w:val="right" w:leader="dot" w:pos="8494"/>
+            </w:tabs>
+            <w:rPr>
+              <w:rFonts w:asciiTheme="minorHAnsi" w:eastAsiaTheme="minorEastAsia" w:hAnsiTheme="minorHAnsi" w:cstheme="minorBidi"/>
+              <w:noProof/>
+              <w:kern w:val="2"/>
+              <w14:ligatures w14:val="standardContextual"/>
+            </w:rPr>
+          </w:pPr>
+          <w:hyperlink w:anchor="_Toc230806352" w:history="1">
+            <w:r>
+              <w:rPr>
+                <w:rStyle w:val="Hipervnculo"/>
+                <w:rFonts w:ascii="Times New Roman" w:eastAsia="Times New Roman" w:hAnsi="Times New Roman" w:cs="Times New Roman"/>
+                <w:noProof/>
+              </w:rPr>
+              <w:t>10.6.1 Especificación CU</w:t>
+            </w:r>
+            <w:r>
+              <w:rPr>
+                <w:noProof/>
+                <w:webHidden/>
+              </w:rPr>
+              <w:tab/>
+            </w:r>
+            <w:r>
+              <w:rPr>
+                <w:noProof/>
+                <w:webHidden/>
+              </w:rPr>
+              <w:fldChar w:fldCharType="begin"/>
+            </w:r>
+            <w:r>
+              <w:rPr>
+                <w:noProof/>
+                <w:webHidden/>
+              </w:rPr>
+              <w:instrText xml:space="preserve"> PAGEREF _Toc230806352 \h </w:instrText>
+            </w:r>
+            <w:r>
+              <w:rPr>
+                <w:noProof/>
+                <w:webHidden/>
+              </w:rPr>
+            </w:r>
+            <w:r>
+              <w:rPr>
+                <w:noProof/>
+                <w:webHidden/>
+              </w:rPr>
+              <w:fldChar w:fldCharType="separate"/>
+            </w:r>
+            <w:r>
+              <w:rPr>
+                <w:noProof/>
+                <w:webHidden/>
+              </w:rPr>
+              <w:t>46</w:t>
+            </w:r>
+            <w:r>
+              <w:rPr>
+                <w:noProof/>
+                <w:webHidden/>
+              </w:rPr>
+              <w:fldChar w:fldCharType="end"/>
+            </w:r>
+          </w:hyperlink>
+        </w:p>
+        <w:p>
+          <w:pPr>
+            <w:pStyle w:val="TDC3"/>
+            <w:tabs>
+              <w:tab w:val="right" w:leader="dot" w:pos="8494"/>
+            </w:tabs>
+            <w:rPr>
+              <w:rFonts w:asciiTheme="minorHAnsi" w:eastAsiaTheme="minorEastAsia" w:hAnsiTheme="minorHAnsi" w:cstheme="minorBidi"/>
+              <w:noProof/>
+              <w:kern w:val="2"/>
+              <w14:ligatures w14:val="standardContextual"/>
+            </w:rPr>
+          </w:pPr>
+          <w:hyperlink w:anchor="_Toc230806353" w:history="1">
+            <w:r>
+              <w:rPr>
+                <w:rStyle w:val="Hipervnculo"/>
+                <w:rFonts w:ascii="Times New Roman" w:eastAsia="Times New Roman" w:hAnsi="Times New Roman" w:cs="Times New Roman"/>
+                <w:noProof/>
+              </w:rPr>
+              <w:t>10.6.2 Diagrama Secuencia Sistema</w:t>
+            </w:r>
+            <w:r>
+              <w:rPr>
+                <w:noProof/>
+                <w:webHidden/>
+              </w:rPr>
+              <w:tab/>
+            </w:r>
+            <w:r>
+              <w:rPr>
+                <w:noProof/>
+                <w:webHidden/>
+              </w:rPr>
+              <w:fldChar w:fldCharType="begin"/>
+            </w:r>
+            <w:r>
+              <w:rPr>
+                <w:noProof/>
+                <w:webHidden/>
+              </w:rPr>
+              <w:instrText xml:space="preserve"> PAGEREF _Toc230806353 \h </w:instrText>
+            </w:r>
+            <w:r>
+              <w:rPr>
+                <w:noProof/>
+                <w:webHidden/>
+              </w:rPr>
+            </w:r>
+            <w:r>
+              <w:rPr>
+                <w:noProof/>
+                <w:webHidden/>
+              </w:rPr>
+              <w:fldChar w:fldCharType="separate"/>
+            </w:r>
+            <w:r>
+              <w:rPr>
+                <w:noProof/>
+                <w:webHidden/>
+              </w:rPr>
+              <w:t>46</w:t>
             </w:r>
             <w:r>
               <w:rPr>
@@ -7006,14 +7942,14 @@
               <w14:ligatures w14:val="standardContextual"/>
             </w:rPr>
           </w:pPr>
-          <w:hyperlink w:anchor="_Toc229047107" w:history="1">
+          <w:hyperlink w:anchor="_Toc230806354" w:history="1">
             <w:r>
               <w:rPr>
                 <w:rStyle w:val="Hipervnculo"/>
                 <w:rFonts w:ascii="Times New Roman" w:eastAsia="Times New Roman" w:hAnsi="Times New Roman" w:cs="Times New Roman"/>
                 <w:noProof/>
               </w:rPr>
-              <w:t>9.4 Diagrama Gestión de Cambios</w:t>
+              <w:t>10.7 Registrar Idioma</w:t>
             </w:r>
             <w:r>
               <w:rPr>
@@ -7034,7 +7970,7 @@
                 <w:noProof/>
                 <w:webHidden/>
               </w:rPr>
-              <w:instrText xml:space="preserve"> PAGEREF _Toc229047107 \h </w:instrText>
+              <w:instrText xml:space="preserve"> PAGEREF _Toc230806354 \h </w:instrText>
             </w:r>
             <w:r>
               <w:rPr>
@@ -7054,151 +7990,7 @@
                 <w:noProof/>
                 <w:webHidden/>
               </w:rPr>
-              <w:t>37</w:t>
-            </w:r>
-            <w:r>
-              <w:rPr>
-                <w:noProof/>
-                <w:webHidden/>
-              </w:rPr>
-              <w:fldChar w:fldCharType="end"/>
-            </w:r>
-          </w:hyperlink>
-        </w:p>
-        <w:p>
-          <w:pPr>
-            <w:pStyle w:val="TDC2"/>
-            <w:tabs>
-              <w:tab w:val="right" w:leader="dot" w:pos="8494"/>
-            </w:tabs>
-            <w:rPr>
-              <w:rFonts w:asciiTheme="minorHAnsi" w:eastAsiaTheme="minorEastAsia" w:hAnsiTheme="minorHAnsi" w:cstheme="minorBidi"/>
-              <w:noProof/>
-              <w:kern w:val="2"/>
-              <w14:ligatures w14:val="standardContextual"/>
-            </w:rPr>
-          </w:pPr>
-          <w:hyperlink w:anchor="_Toc229047108" w:history="1">
-            <w:r>
-              <w:rPr>
-                <w:rStyle w:val="Hipervnculo"/>
-                <w:rFonts w:ascii="Times New Roman" w:eastAsia="Times New Roman" w:hAnsi="Times New Roman" w:cs="Times New Roman"/>
-                <w:noProof/>
-              </w:rPr>
-              <w:t>9.5 Pantalla Gestión de Cambios</w:t>
-            </w:r>
-            <w:r>
-              <w:rPr>
-                <w:noProof/>
-                <w:webHidden/>
-              </w:rPr>
-              <w:tab/>
-            </w:r>
-            <w:r>
-              <w:rPr>
-                <w:noProof/>
-                <w:webHidden/>
-              </w:rPr>
-              <w:fldChar w:fldCharType="begin"/>
-            </w:r>
-            <w:r>
-              <w:rPr>
-                <w:noProof/>
-                <w:webHidden/>
-              </w:rPr>
-              <w:instrText xml:space="preserve"> PAGEREF _Toc229047108 \h </w:instrText>
-            </w:r>
-            <w:r>
-              <w:rPr>
-                <w:noProof/>
-                <w:webHidden/>
-              </w:rPr>
-            </w:r>
-            <w:r>
-              <w:rPr>
-                <w:noProof/>
-                <w:webHidden/>
-              </w:rPr>
-              <w:fldChar w:fldCharType="separate"/>
-            </w:r>
-            <w:r>
-              <w:rPr>
-                <w:noProof/>
-                <w:webHidden/>
-              </w:rPr>
-              <w:t>37</w:t>
-            </w:r>
-            <w:r>
-              <w:rPr>
-                <w:noProof/>
-                <w:webHidden/>
-              </w:rPr>
-              <w:fldChar w:fldCharType="end"/>
-            </w:r>
-          </w:hyperlink>
-        </w:p>
-        <w:p>
-          <w:pPr>
-            <w:pStyle w:val="TDC2"/>
-            <w:tabs>
-              <w:tab w:val="right" w:leader="dot" w:pos="8494"/>
-            </w:tabs>
-            <w:rPr>
-              <w:rFonts w:asciiTheme="minorHAnsi" w:eastAsiaTheme="minorEastAsia" w:hAnsiTheme="minorHAnsi" w:cstheme="minorBidi"/>
-              <w:noProof/>
-              <w:kern w:val="2"/>
-              <w14:ligatures w14:val="standardContextual"/>
-            </w:rPr>
-          </w:pPr>
-          <w:hyperlink w:anchor="_Toc229047109" w:history="1">
-            <w:r>
-              <w:rPr>
-                <w:rStyle w:val="Hipervnculo"/>
-                <w:rFonts w:ascii="Times New Roman" w:eastAsia="Times New Roman" w:hAnsi="Times New Roman" w:cs="Times New Roman"/>
-                <w:noProof/>
-              </w:rPr>
-              <w:t>9.6 Revertir Cambios</w:t>
-            </w:r>
-            <w:r>
-              <w:rPr>
-                <w:noProof/>
-                <w:webHidden/>
-              </w:rPr>
-              <w:tab/>
-            </w:r>
-            <w:r>
-              <w:rPr>
-                <w:noProof/>
-                <w:webHidden/>
-              </w:rPr>
-              <w:fldChar w:fldCharType="begin"/>
-            </w:r>
-            <w:r>
-              <w:rPr>
-                <w:noProof/>
-                <w:webHidden/>
-              </w:rPr>
-              <w:instrText xml:space="preserve"> PAGEREF _Toc229047109 \h </w:instrText>
-            </w:r>
-            <w:r>
-              <w:rPr>
-                <w:noProof/>
-                <w:webHidden/>
-              </w:rPr>
-            </w:r>
-            <w:r>
-              <w:rPr>
-                <w:noProof/>
-                <w:webHidden/>
-              </w:rPr>
-              <w:fldChar w:fldCharType="separate"/>
-            </w:r>
-            <w:r>
-              <w:rPr>
-                <w:noProof/>
-                <w:webHidden/>
-              </w:rPr>
-              <w:t>37</w:t>
+              <w:t>46</w:t>
             </w:r>
             <w:r>
               <w:rPr>
@@ -7222,14 +8014,14 @@
               <w14:ligatures w14:val="standardContextual"/>
             </w:rPr>
           </w:pPr>
-          <w:hyperlink w:anchor="_Toc229047110" w:history="1">
+          <w:hyperlink w:anchor="_Toc230806355" w:history="1">
             <w:r>
               <w:rPr>
                 <w:rStyle w:val="Hipervnculo"/>
                 <w:rFonts w:ascii="Times New Roman" w:eastAsia="Times New Roman" w:hAnsi="Times New Roman" w:cs="Times New Roman"/>
                 <w:noProof/>
               </w:rPr>
-              <w:t>9.6.1 Especificación CU</w:t>
+              <w:t>10.7.1 Especificación CU</w:t>
             </w:r>
             <w:r>
               <w:rPr>
@@ -7250,7 +8042,7 @@
                 <w:noProof/>
                 <w:webHidden/>
               </w:rPr>
-              <w:instrText xml:space="preserve"> PAGEREF _Toc229047110 \h </w:instrText>
+              <w:instrText xml:space="preserve"> PAGEREF _Toc230806355 \h </w:instrText>
             </w:r>
             <w:r>
               <w:rPr>
@@ -7270,7 +8062,7 @@
                 <w:noProof/>
                 <w:webHidden/>
               </w:rPr>
-              <w:t>37</w:t>
+              <w:t>46</w:t>
             </w:r>
             <w:r>
               <w:rPr>
@@ -7294,14 +8086,14 @@
               <w14:ligatures w14:val="standardContextual"/>
             </w:rPr>
           </w:pPr>
-          <w:hyperlink w:anchor="_Toc229047111" w:history="1">
+          <w:hyperlink w:anchor="_Toc230806356" w:history="1">
             <w:r>
               <w:rPr>
                 <w:rStyle w:val="Hipervnculo"/>
                 <w:rFonts w:ascii="Times New Roman" w:eastAsia="Times New Roman" w:hAnsi="Times New Roman" w:cs="Times New Roman"/>
                 <w:noProof/>
               </w:rPr>
-              <w:t>9.6.2 Diagrama Secuencia Sistema</w:t>
+              <w:t>10.7.2 Diagrama Secuencia Sistema</w:t>
             </w:r>
             <w:r>
               <w:rPr>
@@ -7322,7 +8114,7 @@
                 <w:noProof/>
                 <w:webHidden/>
               </w:rPr>
-              <w:instrText xml:space="preserve"> PAGEREF _Toc229047111 \h </w:instrText>
+              <w:instrText xml:space="preserve"> PAGEREF _Toc230806356 \h </w:instrText>
             </w:r>
             <w:r>
               <w:rPr>
@@ -7342,727 +8134,7 @@
                 <w:noProof/>
                 <w:webHidden/>
               </w:rPr>
-              <w:t>37</w:t>
-            </w:r>
-            <w:r>
-              <w:rPr>
-                <w:noProof/>
-                <w:webHidden/>
-              </w:rPr>
-              <w:fldChar w:fldCharType="end"/>
-            </w:r>
-          </w:hyperlink>
-        </w:p>
-        <w:p>
-          <w:pPr>
-            <w:pStyle w:val="TDC1"/>
-            <w:tabs>
-              <w:tab w:val="right" w:leader="dot" w:pos="8494"/>
-            </w:tabs>
-            <w:rPr>
-              <w:rFonts w:asciiTheme="minorHAnsi" w:eastAsiaTheme="minorEastAsia" w:hAnsiTheme="minorHAnsi" w:cstheme="minorBidi"/>
-              <w:noProof/>
-              <w:kern w:val="2"/>
-              <w14:ligatures w14:val="standardContextual"/>
-            </w:rPr>
-          </w:pPr>
-          <w:hyperlink w:anchor="_Toc229047112" w:history="1">
-            <w:r>
-              <w:rPr>
-                <w:rStyle w:val="Hipervnculo"/>
-                <w:rFonts w:ascii="Times New Roman" w:eastAsia="Times New Roman" w:hAnsi="Times New Roman" w:cs="Times New Roman"/>
-                <w:noProof/>
-              </w:rPr>
-              <w:t>10. GESTIÓN DE MÚLTIPLES IDIOMAS</w:t>
-            </w:r>
-            <w:r>
-              <w:rPr>
-                <w:noProof/>
-                <w:webHidden/>
-              </w:rPr>
-              <w:tab/>
-            </w:r>
-            <w:r>
-              <w:rPr>
-                <w:noProof/>
-                <w:webHidden/>
-              </w:rPr>
-              <w:fldChar w:fldCharType="begin"/>
-            </w:r>
-            <w:r>
-              <w:rPr>
-                <w:noProof/>
-                <w:webHidden/>
-              </w:rPr>
-              <w:instrText xml:space="preserve"> PAGEREF _Toc229047112 \h </w:instrText>
-            </w:r>
-            <w:r>
-              <w:rPr>
-                <w:noProof/>
-                <w:webHidden/>
-              </w:rPr>
-            </w:r>
-            <w:r>
-              <w:rPr>
-                <w:noProof/>
-                <w:webHidden/>
-              </w:rPr>
-              <w:fldChar w:fldCharType="separate"/>
-            </w:r>
-            <w:r>
-              <w:rPr>
-                <w:noProof/>
-                <w:webHidden/>
-              </w:rPr>
-              <w:t>37</w:t>
-            </w:r>
-            <w:r>
-              <w:rPr>
-                <w:noProof/>
-                <w:webHidden/>
-              </w:rPr>
-              <w:fldChar w:fldCharType="end"/>
-            </w:r>
-          </w:hyperlink>
-        </w:p>
-        <w:p>
-          <w:pPr>
-            <w:pStyle w:val="TDC2"/>
-            <w:tabs>
-              <w:tab w:val="right" w:leader="dot" w:pos="8494"/>
-            </w:tabs>
-            <w:rPr>
-              <w:rFonts w:asciiTheme="minorHAnsi" w:eastAsiaTheme="minorEastAsia" w:hAnsiTheme="minorHAnsi" w:cstheme="minorBidi"/>
-              <w:noProof/>
-              <w:kern w:val="2"/>
-              <w14:ligatures w14:val="standardContextual"/>
-            </w:rPr>
-          </w:pPr>
-          <w:hyperlink w:anchor="_Toc229047113" w:history="1">
-            <w:r>
-              <w:rPr>
-                <w:rStyle w:val="Hipervnculo"/>
-                <w:rFonts w:ascii="Times New Roman" w:eastAsia="Times New Roman" w:hAnsi="Times New Roman" w:cs="Times New Roman"/>
-                <w:noProof/>
-              </w:rPr>
-              <w:t>10.1 Objetivo General</w:t>
-            </w:r>
-            <w:r>
-              <w:rPr>
-                <w:noProof/>
-                <w:webHidden/>
-              </w:rPr>
-              <w:tab/>
-            </w:r>
-            <w:r>
-              <w:rPr>
-                <w:noProof/>
-                <w:webHidden/>
-              </w:rPr>
-              <w:fldChar w:fldCharType="begin"/>
-            </w:r>
-            <w:r>
-              <w:rPr>
-                <w:noProof/>
-                <w:webHidden/>
-              </w:rPr>
-              <w:instrText xml:space="preserve"> PAGEREF _Toc229047113 \h </w:instrText>
-            </w:r>
-            <w:r>
-              <w:rPr>
-                <w:noProof/>
-                <w:webHidden/>
-              </w:rPr>
-            </w:r>
-            <w:r>
-              <w:rPr>
-                <w:noProof/>
-                <w:webHidden/>
-              </w:rPr>
-              <w:fldChar w:fldCharType="separate"/>
-            </w:r>
-            <w:r>
-              <w:rPr>
-                <w:noProof/>
-                <w:webHidden/>
-              </w:rPr>
-              <w:t>37</w:t>
-            </w:r>
-            <w:r>
-              <w:rPr>
-                <w:noProof/>
-                <w:webHidden/>
-              </w:rPr>
-              <w:fldChar w:fldCharType="end"/>
-            </w:r>
-          </w:hyperlink>
-        </w:p>
-        <w:p>
-          <w:pPr>
-            <w:pStyle w:val="TDC2"/>
-            <w:tabs>
-              <w:tab w:val="right" w:leader="dot" w:pos="8494"/>
-            </w:tabs>
-            <w:rPr>
-              <w:rFonts w:asciiTheme="minorHAnsi" w:eastAsiaTheme="minorEastAsia" w:hAnsiTheme="minorHAnsi" w:cstheme="minorBidi"/>
-              <w:noProof/>
-              <w:kern w:val="2"/>
-              <w14:ligatures w14:val="standardContextual"/>
-            </w:rPr>
-          </w:pPr>
-          <w:hyperlink w:anchor="_Toc229047114" w:history="1">
-            <w:r>
-              <w:rPr>
-                <w:rStyle w:val="Hipervnculo"/>
-                <w:rFonts w:ascii="Times New Roman" w:eastAsia="Times New Roman" w:hAnsi="Times New Roman" w:cs="Times New Roman"/>
-                <w:noProof/>
-              </w:rPr>
-              <w:t>10.2 Diagrama de Clases</w:t>
-            </w:r>
-            <w:r>
-              <w:rPr>
-                <w:noProof/>
-                <w:webHidden/>
-              </w:rPr>
-              <w:tab/>
-            </w:r>
-            <w:r>
-              <w:rPr>
-                <w:noProof/>
-                <w:webHidden/>
-              </w:rPr>
-              <w:fldChar w:fldCharType="begin"/>
-            </w:r>
-            <w:r>
-              <w:rPr>
-                <w:noProof/>
-                <w:webHidden/>
-              </w:rPr>
-              <w:instrText xml:space="preserve"> PAGEREF _Toc229047114 \h </w:instrText>
-            </w:r>
-            <w:r>
-              <w:rPr>
-                <w:noProof/>
-                <w:webHidden/>
-              </w:rPr>
-            </w:r>
-            <w:r>
-              <w:rPr>
-                <w:noProof/>
-                <w:webHidden/>
-              </w:rPr>
-              <w:fldChar w:fldCharType="separate"/>
-            </w:r>
-            <w:r>
-              <w:rPr>
-                <w:noProof/>
-                <w:webHidden/>
-              </w:rPr>
-              <w:t>38</w:t>
-            </w:r>
-            <w:r>
-              <w:rPr>
-                <w:noProof/>
-                <w:webHidden/>
-              </w:rPr>
-              <w:fldChar w:fldCharType="end"/>
-            </w:r>
-          </w:hyperlink>
-        </w:p>
-        <w:p>
-          <w:pPr>
-            <w:pStyle w:val="TDC2"/>
-            <w:tabs>
-              <w:tab w:val="right" w:leader="dot" w:pos="8494"/>
-            </w:tabs>
-            <w:rPr>
-              <w:rFonts w:asciiTheme="minorHAnsi" w:eastAsiaTheme="minorEastAsia" w:hAnsiTheme="minorHAnsi" w:cstheme="minorBidi"/>
-              <w:noProof/>
-              <w:kern w:val="2"/>
-              <w14:ligatures w14:val="standardContextual"/>
-            </w:rPr>
-          </w:pPr>
-          <w:hyperlink w:anchor="_Toc229047115" w:history="1">
-            <w:r>
-              <w:rPr>
-                <w:rStyle w:val="Hipervnculo"/>
-                <w:rFonts w:ascii="Times New Roman" w:eastAsia="Times New Roman" w:hAnsi="Times New Roman" w:cs="Times New Roman"/>
-                <w:noProof/>
-              </w:rPr>
-              <w:t>10.3 Der</w:t>
-            </w:r>
-            <w:r>
-              <w:rPr>
-                <w:noProof/>
-                <w:webHidden/>
-              </w:rPr>
-              <w:tab/>
-            </w:r>
-            <w:r>
-              <w:rPr>
-                <w:noProof/>
-                <w:webHidden/>
-              </w:rPr>
-              <w:fldChar w:fldCharType="begin"/>
-            </w:r>
-            <w:r>
-              <w:rPr>
-                <w:noProof/>
-                <w:webHidden/>
-              </w:rPr>
-              <w:instrText xml:space="preserve"> PAGEREF _Toc229047115 \h </w:instrText>
-            </w:r>
-            <w:r>
-              <w:rPr>
-                <w:noProof/>
-                <w:webHidden/>
-              </w:rPr>
-            </w:r>
-            <w:r>
-              <w:rPr>
-                <w:noProof/>
-                <w:webHidden/>
-              </w:rPr>
-              <w:fldChar w:fldCharType="separate"/>
-            </w:r>
-            <w:r>
-              <w:rPr>
-                <w:noProof/>
-                <w:webHidden/>
-              </w:rPr>
-              <w:t>38</w:t>
-            </w:r>
-            <w:r>
-              <w:rPr>
-                <w:noProof/>
-                <w:webHidden/>
-              </w:rPr>
-              <w:fldChar w:fldCharType="end"/>
-            </w:r>
-          </w:hyperlink>
-        </w:p>
-        <w:p>
-          <w:pPr>
-            <w:pStyle w:val="TDC2"/>
-            <w:tabs>
-              <w:tab w:val="right" w:leader="dot" w:pos="8494"/>
-            </w:tabs>
-            <w:rPr>
-              <w:rFonts w:asciiTheme="minorHAnsi" w:eastAsiaTheme="minorEastAsia" w:hAnsiTheme="minorHAnsi" w:cstheme="minorBidi"/>
-              <w:noProof/>
-              <w:kern w:val="2"/>
-              <w14:ligatures w14:val="standardContextual"/>
-            </w:rPr>
-          </w:pPr>
-          <w:hyperlink w:anchor="_Toc229047116" w:history="1">
-            <w:r>
-              <w:rPr>
-                <w:rStyle w:val="Hipervnculo"/>
-                <w:rFonts w:ascii="Times New Roman" w:eastAsia="Times New Roman" w:hAnsi="Times New Roman" w:cs="Times New Roman"/>
-                <w:noProof/>
-              </w:rPr>
-              <w:t>10.6 Cambiar Idioma</w:t>
-            </w:r>
-            <w:r>
-              <w:rPr>
-                <w:noProof/>
-                <w:webHidden/>
-              </w:rPr>
-              <w:tab/>
-            </w:r>
-            <w:r>
-              <w:rPr>
-                <w:noProof/>
-                <w:webHidden/>
-              </w:rPr>
-              <w:fldChar w:fldCharType="begin"/>
-            </w:r>
-            <w:r>
-              <w:rPr>
-                <w:noProof/>
-                <w:webHidden/>
-              </w:rPr>
-              <w:instrText xml:space="preserve"> PAGEREF _Toc229047116 \h </w:instrText>
-            </w:r>
-            <w:r>
-              <w:rPr>
-                <w:noProof/>
-                <w:webHidden/>
-              </w:rPr>
-            </w:r>
-            <w:r>
-              <w:rPr>
-                <w:noProof/>
-                <w:webHidden/>
-              </w:rPr>
-              <w:fldChar w:fldCharType="separate"/>
-            </w:r>
-            <w:r>
-              <w:rPr>
-                <w:noProof/>
-                <w:webHidden/>
-              </w:rPr>
-              <w:t>38</w:t>
-            </w:r>
-            <w:r>
-              <w:rPr>
-                <w:noProof/>
-                <w:webHidden/>
-              </w:rPr>
-              <w:fldChar w:fldCharType="end"/>
-            </w:r>
-          </w:hyperlink>
-        </w:p>
-        <w:p>
-          <w:pPr>
-            <w:pStyle w:val="TDC3"/>
-            <w:tabs>
-              <w:tab w:val="right" w:leader="dot" w:pos="8494"/>
-            </w:tabs>
-            <w:rPr>
-              <w:rFonts w:asciiTheme="minorHAnsi" w:eastAsiaTheme="minorEastAsia" w:hAnsiTheme="minorHAnsi" w:cstheme="minorBidi"/>
-              <w:noProof/>
-              <w:kern w:val="2"/>
-              <w14:ligatures w14:val="standardContextual"/>
-            </w:rPr>
-          </w:pPr>
-          <w:hyperlink w:anchor="_Toc229047117" w:history="1">
-            <w:r>
-              <w:rPr>
-                <w:rStyle w:val="Hipervnculo"/>
-                <w:rFonts w:ascii="Times New Roman" w:eastAsia="Times New Roman" w:hAnsi="Times New Roman" w:cs="Times New Roman"/>
-                <w:noProof/>
-              </w:rPr>
-              <w:t>10.6.1 Especificación CU</w:t>
-            </w:r>
-            <w:r>
-              <w:rPr>
-                <w:noProof/>
-                <w:webHidden/>
-              </w:rPr>
-              <w:tab/>
-            </w:r>
-            <w:r>
-              <w:rPr>
-                <w:noProof/>
-                <w:webHidden/>
-              </w:rPr>
-              <w:fldChar w:fldCharType="begin"/>
-            </w:r>
-            <w:r>
-              <w:rPr>
-                <w:noProof/>
-                <w:webHidden/>
-              </w:rPr>
-              <w:instrText xml:space="preserve"> PAGEREF _Toc229047117 \h </w:instrText>
-            </w:r>
-            <w:r>
-              <w:rPr>
-                <w:noProof/>
-                <w:webHidden/>
-              </w:rPr>
-            </w:r>
-            <w:r>
-              <w:rPr>
-                <w:noProof/>
-                <w:webHidden/>
-              </w:rPr>
-              <w:fldChar w:fldCharType="separate"/>
-            </w:r>
-            <w:r>
-              <w:rPr>
-                <w:noProof/>
-                <w:webHidden/>
-              </w:rPr>
-              <w:t>38</w:t>
-            </w:r>
-            <w:r>
-              <w:rPr>
-                <w:noProof/>
-                <w:webHidden/>
-              </w:rPr>
-              <w:fldChar w:fldCharType="end"/>
-            </w:r>
-          </w:hyperlink>
-        </w:p>
-        <w:p>
-          <w:pPr>
-            <w:pStyle w:val="TDC3"/>
-            <w:tabs>
-              <w:tab w:val="right" w:leader="dot" w:pos="8494"/>
-            </w:tabs>
-            <w:rPr>
-              <w:rFonts w:asciiTheme="minorHAnsi" w:eastAsiaTheme="minorEastAsia" w:hAnsiTheme="minorHAnsi" w:cstheme="minorBidi"/>
-              <w:noProof/>
-              <w:kern w:val="2"/>
-              <w14:ligatures w14:val="standardContextual"/>
-            </w:rPr>
-          </w:pPr>
-          <w:hyperlink w:anchor="_Toc229047118" w:history="1">
-            <w:r>
-              <w:rPr>
-                <w:rStyle w:val="Hipervnculo"/>
-                <w:rFonts w:ascii="Times New Roman" w:eastAsia="Times New Roman" w:hAnsi="Times New Roman" w:cs="Times New Roman"/>
-                <w:noProof/>
-              </w:rPr>
-              <w:t>10.6.2 Diagrama Secuencia Sistema</w:t>
-            </w:r>
-            <w:r>
-              <w:rPr>
-                <w:noProof/>
-                <w:webHidden/>
-              </w:rPr>
-              <w:tab/>
-            </w:r>
-            <w:r>
-              <w:rPr>
-                <w:noProof/>
-                <w:webHidden/>
-              </w:rPr>
-              <w:fldChar w:fldCharType="begin"/>
-            </w:r>
-            <w:r>
-              <w:rPr>
-                <w:noProof/>
-                <w:webHidden/>
-              </w:rPr>
-              <w:instrText xml:space="preserve"> PAGEREF _Toc229047118 \h </w:instrText>
-            </w:r>
-            <w:r>
-              <w:rPr>
-                <w:noProof/>
-                <w:webHidden/>
-              </w:rPr>
-            </w:r>
-            <w:r>
-              <w:rPr>
-                <w:noProof/>
-                <w:webHidden/>
-              </w:rPr>
-              <w:fldChar w:fldCharType="separate"/>
-            </w:r>
-            <w:r>
-              <w:rPr>
-                <w:noProof/>
-                <w:webHidden/>
-              </w:rPr>
-              <w:t>38</w:t>
-            </w:r>
-            <w:r>
-              <w:rPr>
-                <w:noProof/>
-                <w:webHidden/>
-              </w:rPr>
-              <w:fldChar w:fldCharType="end"/>
-            </w:r>
-          </w:hyperlink>
-        </w:p>
-        <w:p>
-          <w:pPr>
-            <w:pStyle w:val="TDC2"/>
-            <w:tabs>
-              <w:tab w:val="right" w:leader="dot" w:pos="8494"/>
-            </w:tabs>
-            <w:rPr>
-              <w:rFonts w:asciiTheme="minorHAnsi" w:eastAsiaTheme="minorEastAsia" w:hAnsiTheme="minorHAnsi" w:cstheme="minorBidi"/>
-              <w:noProof/>
-              <w:kern w:val="2"/>
-              <w14:ligatures w14:val="standardContextual"/>
-            </w:rPr>
-          </w:pPr>
-          <w:hyperlink w:anchor="_Toc229047119" w:history="1">
-            <w:r>
-              <w:rPr>
-                <w:rStyle w:val="Hipervnculo"/>
-                <w:rFonts w:ascii="Times New Roman" w:eastAsia="Times New Roman" w:hAnsi="Times New Roman" w:cs="Times New Roman"/>
-                <w:noProof/>
-              </w:rPr>
-              <w:t>10.7 Registrar Idioma</w:t>
-            </w:r>
-            <w:r>
-              <w:rPr>
-                <w:noProof/>
-                <w:webHidden/>
-              </w:rPr>
-              <w:tab/>
-            </w:r>
-            <w:r>
-              <w:rPr>
-                <w:noProof/>
-                <w:webHidden/>
-              </w:rPr>
-              <w:fldChar w:fldCharType="begin"/>
-            </w:r>
-            <w:r>
-              <w:rPr>
-                <w:noProof/>
-                <w:webHidden/>
-              </w:rPr>
-              <w:instrText xml:space="preserve"> PAGEREF _Toc229047119 \h </w:instrText>
-            </w:r>
-            <w:r>
-              <w:rPr>
-                <w:noProof/>
-                <w:webHidden/>
-              </w:rPr>
-            </w:r>
-            <w:r>
-              <w:rPr>
-                <w:noProof/>
-                <w:webHidden/>
-              </w:rPr>
-              <w:fldChar w:fldCharType="separate"/>
-            </w:r>
-            <w:r>
-              <w:rPr>
-                <w:noProof/>
-                <w:webHidden/>
-              </w:rPr>
-              <w:t>38</w:t>
-            </w:r>
-            <w:r>
-              <w:rPr>
-                <w:noProof/>
-                <w:webHidden/>
-              </w:rPr>
-              <w:fldChar w:fldCharType="end"/>
-            </w:r>
-          </w:hyperlink>
-        </w:p>
-        <w:p>
-          <w:pPr>
-            <w:pStyle w:val="TDC3"/>
-            <w:tabs>
-              <w:tab w:val="right" w:leader="dot" w:pos="8494"/>
-            </w:tabs>
-            <w:rPr>
-              <w:rFonts w:asciiTheme="minorHAnsi" w:eastAsiaTheme="minorEastAsia" w:hAnsiTheme="minorHAnsi" w:cstheme="minorBidi"/>
-              <w:noProof/>
-              <w:kern w:val="2"/>
-              <w14:ligatures w14:val="standardContextual"/>
-            </w:rPr>
-          </w:pPr>
-          <w:hyperlink w:anchor="_Toc229047120" w:history="1">
-            <w:r>
-              <w:rPr>
-                <w:rStyle w:val="Hipervnculo"/>
-                <w:rFonts w:ascii="Times New Roman" w:eastAsia="Times New Roman" w:hAnsi="Times New Roman" w:cs="Times New Roman"/>
-                <w:noProof/>
-              </w:rPr>
-              <w:t>10.7.1 Especificación CU</w:t>
-            </w:r>
-            <w:r>
-              <w:rPr>
-                <w:noProof/>
-                <w:webHidden/>
-              </w:rPr>
-              <w:tab/>
-            </w:r>
-            <w:r>
-              <w:rPr>
-                <w:noProof/>
-                <w:webHidden/>
-              </w:rPr>
-              <w:fldChar w:fldCharType="begin"/>
-            </w:r>
-            <w:r>
-              <w:rPr>
-                <w:noProof/>
-                <w:webHidden/>
-              </w:rPr>
-              <w:instrText xml:space="preserve"> PAGEREF _Toc229047120 \h </w:instrText>
-            </w:r>
-            <w:r>
-              <w:rPr>
-                <w:noProof/>
-                <w:webHidden/>
-              </w:rPr>
-            </w:r>
-            <w:r>
-              <w:rPr>
-                <w:noProof/>
-                <w:webHidden/>
-              </w:rPr>
-              <w:fldChar w:fldCharType="separate"/>
-            </w:r>
-            <w:r>
-              <w:rPr>
-                <w:noProof/>
-                <w:webHidden/>
-              </w:rPr>
-              <w:t>38</w:t>
-            </w:r>
-            <w:r>
-              <w:rPr>
-                <w:noProof/>
-                <w:webHidden/>
-              </w:rPr>
-              <w:fldChar w:fldCharType="end"/>
-            </w:r>
-          </w:hyperlink>
-        </w:p>
-        <w:p>
-          <w:pPr>
-            <w:pStyle w:val="TDC3"/>
-            <w:tabs>
-              <w:tab w:val="right" w:leader="dot" w:pos="8494"/>
-            </w:tabs>
-            <w:rPr>
-              <w:rFonts w:asciiTheme="minorHAnsi" w:eastAsiaTheme="minorEastAsia" w:hAnsiTheme="minorHAnsi" w:cstheme="minorBidi"/>
-              <w:noProof/>
-              <w:kern w:val="2"/>
-              <w14:ligatures w14:val="standardContextual"/>
-            </w:rPr>
-          </w:pPr>
-          <w:hyperlink w:anchor="_Toc229047121" w:history="1">
-            <w:r>
-              <w:rPr>
-                <w:rStyle w:val="Hipervnculo"/>
-                <w:rFonts w:ascii="Times New Roman" w:eastAsia="Times New Roman" w:hAnsi="Times New Roman" w:cs="Times New Roman"/>
-                <w:noProof/>
-              </w:rPr>
-              <w:t>10.7.2 Diagrama Secuencia Sistema</w:t>
-            </w:r>
-            <w:r>
-              <w:rPr>
-                <w:noProof/>
-                <w:webHidden/>
-              </w:rPr>
-              <w:tab/>
-            </w:r>
-            <w:r>
-              <w:rPr>
-                <w:noProof/>
-                <w:webHidden/>
-              </w:rPr>
-              <w:fldChar w:fldCharType="begin"/>
-            </w:r>
-            <w:r>
-              <w:rPr>
-                <w:noProof/>
-                <w:webHidden/>
-              </w:rPr>
-              <w:instrText xml:space="preserve"> PAGEREF _Toc229047121 \h </w:instrText>
-            </w:r>
-            <w:r>
-              <w:rPr>
-                <w:noProof/>
-                <w:webHidden/>
-              </w:rPr>
-            </w:r>
-            <w:r>
-              <w:rPr>
-                <w:noProof/>
-                <w:webHidden/>
-              </w:rPr>
-              <w:fldChar w:fldCharType="separate"/>
-            </w:r>
-            <w:r>
-              <w:rPr>
-                <w:noProof/>
-                <w:webHidden/>
-              </w:rPr>
-              <w:t>38</w:t>
+              <w:t>46</w:t>
             </w:r>
             <w:r>
               <w:rPr>
@@ -8115,7 +8187,7 @@
           <w:rFonts w:ascii="Times New Roman" w:eastAsia="Times New Roman" w:hAnsi="Times New Roman" w:cs="Times New Roman"/>
         </w:rPr>
       </w:pPr>
-      <w:bookmarkStart w:id="0" w:name="_Toc229047015"/>
+      <w:bookmarkStart w:id="0" w:name="_Toc230806249"/>
       <w:r>
         <w:rPr>
           <w:rFonts w:ascii="Times New Roman" w:eastAsia="Times New Roman" w:hAnsi="Times New Roman" w:cs="Times New Roman"/>
@@ -8140,7 +8212,7 @@
           <w:szCs w:val="30"/>
         </w:rPr>
       </w:pPr>
-      <w:bookmarkStart w:id="1" w:name="_Toc229047016"/>
+      <w:bookmarkStart w:id="1" w:name="_Toc230806250"/>
       <w:r>
         <w:rPr>
           <w:rFonts w:ascii="Times New Roman" w:eastAsia="Times New Roman" w:hAnsi="Times New Roman" w:cs="Times New Roman"/>
@@ -8231,8 +8303,17 @@
           <w:rFonts w:ascii="Times New Roman" w:eastAsia="Times New Roman" w:hAnsi="Times New Roman" w:cs="Times New Roman"/>
           <w:color w:val="000000"/>
         </w:rPr>
-        <w:t>Registro/LogIn-Out</w:t>
-      </w:r>
+        <w:t>Registro/</w:t>
+      </w:r>
+      <w:proofErr w:type="spellStart"/>
+      <w:r>
+        <w:rPr>
+          <w:rFonts w:ascii="Times New Roman" w:eastAsia="Times New Roman" w:hAnsi="Times New Roman" w:cs="Times New Roman"/>
+          <w:color w:val="000000"/>
+        </w:rPr>
+        <w:t>LogIn-Out</w:t>
+      </w:r>
+      <w:proofErr w:type="spellEnd"/>
       <w:r>
         <w:rPr>
           <w:rFonts w:ascii="Times New Roman" w:eastAsia="Times New Roman" w:hAnsi="Times New Roman" w:cs="Times New Roman"/>
@@ -8388,7 +8469,7 @@
           <w:szCs w:val="30"/>
         </w:rPr>
       </w:pPr>
-      <w:bookmarkStart w:id="2" w:name="_Toc229047017"/>
+      <w:bookmarkStart w:id="2" w:name="_Toc230806251"/>
       <w:r>
         <w:rPr>
           <w:rFonts w:ascii="Times New Roman" w:eastAsia="Times New Roman" w:hAnsi="Times New Roman" w:cs="Times New Roman"/>
@@ -8408,7 +8489,6 @@
       <w:bookmarkEnd w:id="2"/>
     </w:p>
     <w:p/>
-    <w:p/>
     <w:p>
       <w:pPr>
         <w:pStyle w:val="Ttulo2"/>
@@ -8418,7 +8498,7 @@
           <w:szCs w:val="30"/>
         </w:rPr>
       </w:pPr>
-      <w:bookmarkStart w:id="3" w:name="_Toc229047018"/>
+      <w:bookmarkStart w:id="3" w:name="_Toc230806252"/>
       <w:r>
         <w:rPr>
           <w:rFonts w:ascii="Times New Roman" w:eastAsia="Times New Roman" w:hAnsi="Times New Roman" w:cs="Times New Roman"/>
@@ -8692,12 +8772,14 @@
                 <w:rFonts w:ascii="Times New Roman" w:hAnsi="Times New Roman" w:cs="Times New Roman"/>
               </w:rPr>
             </w:pPr>
+            <w:proofErr w:type="spellStart"/>
             <w:r>
               <w:rPr>
                 <w:rFonts w:ascii="Times New Roman" w:hAnsi="Times New Roman" w:cs="Times New Roman"/>
               </w:rPr>
               <w:t>BackUp</w:t>
             </w:r>
+            <w:proofErr w:type="spellEnd"/>
           </w:p>
         </w:tc>
       </w:tr>
@@ -8747,7 +8829,7 @@
         </w:rPr>
       </w:pPr>
       <w:bookmarkStart w:id="5" w:name="_heading=h.3016uksryk99" w:colFirst="0" w:colLast="0"/>
-      <w:bookmarkStart w:id="6" w:name="_Toc229047019"/>
+      <w:bookmarkStart w:id="6" w:name="_Toc230806253"/>
       <w:bookmarkEnd w:id="5"/>
       <w:r>
         <w:rPr>
@@ -8869,7 +8951,7 @@
           <w:rFonts w:ascii="Times New Roman" w:eastAsia="Times New Roman" w:hAnsi="Times New Roman" w:cs="Times New Roman"/>
         </w:rPr>
       </w:pPr>
-      <w:bookmarkStart w:id="7" w:name="_Toc229047020"/>
+      <w:bookmarkStart w:id="7" w:name="_Toc230806254"/>
       <w:r>
         <w:rPr>
           <w:rFonts w:ascii="Times New Roman" w:eastAsia="Times New Roman" w:hAnsi="Times New Roman" w:cs="Times New Roman"/>
@@ -9138,7 +9220,7 @@
           <w:rFonts w:ascii="Times New Roman" w:eastAsia="Times New Roman" w:hAnsi="Times New Roman" w:cs="Times New Roman"/>
         </w:rPr>
       </w:pPr>
-      <w:bookmarkStart w:id="8" w:name="_Toc229047021"/>
+      <w:bookmarkStart w:id="8" w:name="_Toc230806255"/>
       <w:r>
         <w:rPr>
           <w:rFonts w:ascii="Times New Roman" w:eastAsia="Times New Roman" w:hAnsi="Times New Roman" w:cs="Times New Roman"/>
@@ -9239,7 +9321,7 @@
         </w:rPr>
       </w:pPr>
       <w:bookmarkStart w:id="9" w:name="_heading=h.5twoj81j1gka" w:colFirst="0" w:colLast="0"/>
-      <w:bookmarkStart w:id="10" w:name="_Toc229047022"/>
+      <w:bookmarkStart w:id="10" w:name="_Toc230806256"/>
       <w:bookmarkEnd w:id="9"/>
       <w:r>
         <w:rPr>
@@ -9374,7 +9456,7 @@
           <w:szCs w:val="30"/>
         </w:rPr>
       </w:pPr>
-      <w:bookmarkStart w:id="11" w:name="_Toc229047023"/>
+      <w:bookmarkStart w:id="11" w:name="_Toc230806257"/>
       <w:r>
         <w:rPr>
           <w:rFonts w:ascii="Times New Roman" w:eastAsia="Times New Roman" w:hAnsi="Times New Roman" w:cs="Times New Roman"/>
@@ -9498,7 +9580,7 @@
           <w:szCs w:val="30"/>
         </w:rPr>
       </w:pPr>
-      <w:bookmarkStart w:id="13" w:name="_Toc229047024"/>
+      <w:bookmarkStart w:id="13" w:name="_Toc230806258"/>
       <w:r>
         <w:rPr>
           <w:rFonts w:ascii="Times New Roman" w:eastAsia="Times New Roman" w:hAnsi="Times New Roman" w:cs="Times New Roman"/>
@@ -9548,7 +9630,7 @@
           <w:rFonts w:ascii="Times New Roman" w:eastAsia="Times New Roman" w:hAnsi="Times New Roman" w:cs="Times New Roman"/>
         </w:rPr>
       </w:pPr>
-      <w:bookmarkStart w:id="14" w:name="_Toc229047025"/>
+      <w:bookmarkStart w:id="14" w:name="_Toc230806259"/>
       <w:r>
         <w:rPr>
           <w:rFonts w:ascii="Times New Roman" w:eastAsia="Times New Roman" w:hAnsi="Times New Roman" w:cs="Times New Roman"/>
@@ -9637,7 +9719,7 @@
           <w:rFonts w:ascii="Times New Roman" w:eastAsia="Times New Roman" w:hAnsi="Times New Roman" w:cs="Times New Roman"/>
         </w:rPr>
       </w:pPr>
-      <w:bookmarkStart w:id="15" w:name="_Toc229047026"/>
+      <w:bookmarkStart w:id="15" w:name="_Toc230806260"/>
       <w:r>
         <w:rPr>
           <w:rFonts w:ascii="Times New Roman" w:eastAsia="Times New Roman" w:hAnsi="Times New Roman" w:cs="Times New Roman"/>
@@ -9727,7 +9809,7 @@
           <w:rFonts w:ascii="Times New Roman" w:hAnsi="Times New Roman" w:cs="Times New Roman"/>
         </w:rPr>
       </w:pPr>
-      <w:bookmarkStart w:id="16" w:name="_Toc229047027"/>
+      <w:bookmarkStart w:id="16" w:name="_Toc230806261"/>
       <w:r>
         <w:rPr>
           <w:rFonts w:ascii="Times New Roman" w:eastAsia="Times New Roman" w:hAnsi="Times New Roman" w:cs="Times New Roman"/>
@@ -9816,7 +9898,7 @@
           <w:rFonts w:ascii="Times New Roman" w:eastAsia="Times New Roman" w:hAnsi="Times New Roman" w:cs="Times New Roman"/>
         </w:rPr>
       </w:pPr>
-      <w:bookmarkStart w:id="17" w:name="_Toc229047028"/>
+      <w:bookmarkStart w:id="17" w:name="_Toc230806262"/>
       <w:r>
         <w:rPr>
           <w:rFonts w:ascii="Times New Roman" w:eastAsia="Times New Roman" w:hAnsi="Times New Roman" w:cs="Times New Roman"/>
@@ -9908,7 +9990,7 @@
           <w:szCs w:val="30"/>
         </w:rPr>
       </w:pPr>
-      <w:bookmarkStart w:id="18" w:name="_Toc229047029"/>
+      <w:bookmarkStart w:id="18" w:name="_Toc230806263"/>
       <w:r>
         <w:rPr>
           <w:rFonts w:ascii="Times New Roman" w:eastAsia="Times New Roman" w:hAnsi="Times New Roman" w:cs="Times New Roman"/>
@@ -9955,10 +10037,10 @@
           <w:noProof/>
         </w:rPr>
         <w:drawing>
-          <wp:inline distT="0" distB="0" distL="0" distR="0" wp14:anchorId="3261B909" wp14:editId="108F2408">
-            <wp:extent cx="3671570" cy="3990340"/>
-            <wp:effectExtent l="0" t="0" r="5080" b="0"/>
-            <wp:docPr id="1732571405" name="Imagen 9"/>
+          <wp:inline distT="0" distB="0" distL="0" distR="0" wp14:anchorId="58AC363E" wp14:editId="741A90E4">
+            <wp:extent cx="6296617" cy="2720340"/>
+            <wp:effectExtent l="0" t="0" r="9525" b="3810"/>
+            <wp:docPr id="1482271986" name="Imagen 1"/>
             <wp:cNvGraphicFramePr>
               <a:graphicFrameLocks xmlns:a="http://schemas.openxmlformats.org/drawingml/2006/main" noChangeAspect="1"/>
             </wp:cNvGraphicFramePr>
@@ -9966,7 +10048,7 @@
               <a:graphicData uri="http://schemas.openxmlformats.org/drawingml/2006/picture">
                 <pic:pic xmlns:pic="http://schemas.openxmlformats.org/drawingml/2006/picture">
                   <pic:nvPicPr>
-                    <pic:cNvPr id="0" name="Picture 9"/>
+                    <pic:cNvPr id="0" name="Picture 1"/>
                     <pic:cNvPicPr>
                       <a:picLocks noChangeAspect="1" noChangeArrowheads="1"/>
                     </pic:cNvPicPr>
@@ -9987,7 +10069,7 @@
                   <pic:spPr bwMode="auto">
                     <a:xfrm>
                       <a:off x="0" y="0"/>
-                      <a:ext cx="3671570" cy="3990340"/>
+                      <a:ext cx="6301152" cy="2722299"/>
                     </a:xfrm>
                     <a:prstGeom prst="rect">
                       <a:avLst/>
@@ -10012,13 +10094,12 @@
         </w:rPr>
       </w:pPr>
       <w:bookmarkStart w:id="19" w:name="_heading=h.bgzivhm4o7hc" w:colFirst="0" w:colLast="0"/>
-      <w:bookmarkStart w:id="20" w:name="_Toc229047030"/>
+      <w:bookmarkStart w:id="20" w:name="_Toc230806264"/>
       <w:bookmarkEnd w:id="19"/>
       <w:r>
         <w:rPr>
           <w:rFonts w:ascii="Times New Roman" w:eastAsia="Times New Roman" w:hAnsi="Times New Roman" w:cs="Times New Roman"/>
         </w:rPr>
-        <w:lastRenderedPageBreak/>
         <w:t>2. GESTIÓN DE LOG IN / LOG OUT DEL SISTEMA</w:t>
       </w:r>
       <w:bookmarkEnd w:id="20"/>
@@ -10039,7 +10120,7 @@
           <w:szCs w:val="30"/>
         </w:rPr>
       </w:pPr>
-      <w:bookmarkStart w:id="21" w:name="_Toc229047031"/>
+      <w:bookmarkStart w:id="21" w:name="_Toc230806265"/>
       <w:r>
         <w:rPr>
           <w:rFonts w:ascii="Times New Roman" w:eastAsia="Times New Roman" w:hAnsi="Times New Roman" w:cs="Times New Roman"/>
@@ -10071,7 +10152,15 @@
           <w:rFonts w:ascii="Times New Roman" w:eastAsia="Times New Roman" w:hAnsi="Times New Roman" w:cs="Times New Roman"/>
           <w:color w:val="000000"/>
         </w:rPr>
-        <w:t>Permitir la autenticación segura de usuarios mediante credenciales personales (Correo electrónico y contraseña). Una vez validado por el sistema, el usuario puede ingresar al mismo. El proceso de autenticación utiliza el patrón Singleton para garantizar una única sesión activa por ejecución.</w:t>
+        <w:t xml:space="preserve">Permitir la autenticación segura de usuarios mediante credenciales personales (Correo electrónico y contraseña). Una vez validado por el sistema, el usuario </w:t>
+      </w:r>
+      <w:r>
+        <w:rPr>
+          <w:rFonts w:ascii="Times New Roman" w:eastAsia="Times New Roman" w:hAnsi="Times New Roman" w:cs="Times New Roman"/>
+          <w:color w:val="000000"/>
+        </w:rPr>
+        <w:lastRenderedPageBreak/>
+        <w:t>puede ingresar al mismo. El proceso de autenticación utiliza el patrón Singleton para garantizar una única sesión activa por ejecución.</w:t>
       </w:r>
     </w:p>
     <w:p>
@@ -10084,7 +10173,7 @@
           <w:szCs w:val="30"/>
         </w:rPr>
       </w:pPr>
-      <w:bookmarkStart w:id="22" w:name="_Toc229047032"/>
+      <w:bookmarkStart w:id="22" w:name="_Toc230806266"/>
       <w:r>
         <w:rPr>
           <w:rFonts w:ascii="Times New Roman" w:eastAsia="Times New Roman" w:hAnsi="Times New Roman" w:cs="Times New Roman"/>
@@ -10173,7 +10262,23 @@
           <w:rFonts w:ascii="Times New Roman" w:eastAsia="Times New Roman" w:hAnsi="Times New Roman" w:cs="Times New Roman"/>
           <w:color w:val="000000"/>
         </w:rPr>
-        <w:t xml:space="preserve"> Al iniciar el sistema, se carga la interfaz de LogIn y se presenta al usuario como pantalla principal. En esta etapa no hay ninguna sesión activa ni conexión abierta con la base de datos. Por el momento no se realiza ninguna validación de permisos hasta que el usuario intenta autenticarse. Este enfoque busca minimizar el uso de recursos y mantener la seguridad hasta que se confirme la identidad del usuario. </w:t>
+        <w:t xml:space="preserve"> Al iniciar el sistema, se carga la interfaz de </w:t>
+      </w:r>
+      <w:proofErr w:type="spellStart"/>
+      <w:r>
+        <w:rPr>
+          <w:rFonts w:ascii="Times New Roman" w:eastAsia="Times New Roman" w:hAnsi="Times New Roman" w:cs="Times New Roman"/>
+          <w:color w:val="000000"/>
+        </w:rPr>
+        <w:t>LogIn</w:t>
+      </w:r>
+      <w:proofErr w:type="spellEnd"/>
+      <w:r>
+        <w:rPr>
+          <w:rFonts w:ascii="Times New Roman" w:eastAsia="Times New Roman" w:hAnsi="Times New Roman" w:cs="Times New Roman"/>
+          <w:color w:val="000000"/>
+        </w:rPr>
+        <w:t xml:space="preserve"> y se presenta al usuario como pantalla principal. En esta etapa no hay ninguna sesión activa ni conexión abierta con la base de datos. Por el momento no se realiza ninguna validación de permisos hasta que el usuario intenta autenticarse. Este enfoque busca minimizar el uso de recursos y mantener la seguridad hasta que se confirme la identidad del usuario. </w:t>
       </w:r>
     </w:p>
     <w:p>
@@ -10421,15 +10526,55 @@
           <w:rFonts w:ascii="Times New Roman" w:eastAsia="Times New Roman" w:hAnsi="Times New Roman" w:cs="Times New Roman"/>
           <w:color w:val="000000"/>
         </w:rPr>
-        <w:t xml:space="preserve">A su vez en la pantalla del LogIn presentamos un botón “mostrar” para que si el usuario quiere revisar la contraseña ingresada antes de presionar el botón LogIn pueda hacerlo. Para ello debemos setear la propiedad </w:t>
-      </w:r>
+        <w:t xml:space="preserve">A su vez en la pantalla del </w:t>
+      </w:r>
+      <w:proofErr w:type="spellStart"/>
       <w:r>
         <w:rPr>
           <w:rFonts w:ascii="Times New Roman" w:eastAsia="Times New Roman" w:hAnsi="Times New Roman" w:cs="Times New Roman"/>
           <w:color w:val="000000"/>
         </w:rPr>
-        <w:lastRenderedPageBreak/>
-        <w:t>PasswordChar del TextBox en donde el usuario ingresa la contraseña como “*” por default.</w:t>
+        <w:t>LogIn</w:t>
+      </w:r>
+      <w:proofErr w:type="spellEnd"/>
+      <w:r>
+        <w:rPr>
+          <w:rFonts w:ascii="Times New Roman" w:eastAsia="Times New Roman" w:hAnsi="Times New Roman" w:cs="Times New Roman"/>
+          <w:color w:val="000000"/>
+        </w:rPr>
+        <w:t xml:space="preserve"> presentamos un botón “mostrar” para que si el usuario quiere revisar la contraseña ingresada antes de presionar el botón </w:t>
+      </w:r>
+      <w:proofErr w:type="spellStart"/>
+      <w:r>
+        <w:rPr>
+          <w:rFonts w:ascii="Times New Roman" w:eastAsia="Times New Roman" w:hAnsi="Times New Roman" w:cs="Times New Roman"/>
+          <w:color w:val="000000"/>
+        </w:rPr>
+        <w:t>LogIn</w:t>
+      </w:r>
+      <w:proofErr w:type="spellEnd"/>
+      <w:r>
+        <w:rPr>
+          <w:rFonts w:ascii="Times New Roman" w:eastAsia="Times New Roman" w:hAnsi="Times New Roman" w:cs="Times New Roman"/>
+          <w:color w:val="000000"/>
+        </w:rPr>
+        <w:t xml:space="preserve"> pueda hacerlo. Para ello debemos setear la propiedad </w:t>
+      </w:r>
+      <w:proofErr w:type="spellStart"/>
+      <w:r>
+        <w:rPr>
+          <w:rFonts w:ascii="Times New Roman" w:eastAsia="Times New Roman" w:hAnsi="Times New Roman" w:cs="Times New Roman"/>
+          <w:color w:val="000000"/>
+        </w:rPr>
+        <w:t>PasswordChar</w:t>
+      </w:r>
+      <w:proofErr w:type="spellEnd"/>
+      <w:r>
+        <w:rPr>
+          <w:rFonts w:ascii="Times New Roman" w:eastAsia="Times New Roman" w:hAnsi="Times New Roman" w:cs="Times New Roman"/>
+          <w:color w:val="000000"/>
+        </w:rPr>
+        <w:t xml:space="preserve"> del TextBox en donde el usuario ingresa la contraseña como “*” por default.</w:t>
       </w:r>
     </w:p>
     <w:p>
@@ -10500,7 +10645,27 @@
           <w:bCs/>
           <w:color w:val="000000"/>
         </w:rPr>
-        <w:t>Proceso de Log-Out:</w:t>
+        <w:t>Proceso de Log-</w:t>
+      </w:r>
+      <w:proofErr w:type="spellStart"/>
+      <w:r>
+        <w:rPr>
+          <w:rFonts w:ascii="Times New Roman" w:eastAsia="Times New Roman" w:hAnsi="Times New Roman" w:cs="Times New Roman"/>
+          <w:b/>
+          <w:bCs/>
+          <w:color w:val="000000"/>
+        </w:rPr>
+        <w:t>Out</w:t>
+      </w:r>
+      <w:proofErr w:type="spellEnd"/>
+      <w:r>
+        <w:rPr>
+          <w:rFonts w:ascii="Times New Roman" w:eastAsia="Times New Roman" w:hAnsi="Times New Roman" w:cs="Times New Roman"/>
+          <w:b/>
+          <w:bCs/>
+          <w:color w:val="000000"/>
+        </w:rPr>
+        <w:t>:</w:t>
       </w:r>
       <w:r>
         <w:rPr>
@@ -10512,50 +10677,62 @@
     </w:p>
     <w:p>
       <w:pPr>
-        <w:pBdr>
-          <w:top w:val="nil"/>
-          <w:left w:val="nil"/>
-          <w:bottom w:val="nil"/>
-          <w:right w:val="nil"/>
-          <w:between w:val="nil"/>
-        </w:pBdr>
-        <w:spacing w:after="0" w:line="257" w:lineRule="auto"/>
-        <w:ind w:left="1080" w:right="76"/>
-        <w:jc w:val="both"/>
-        <w:rPr>
-          <w:rFonts w:ascii="Times New Roman" w:eastAsia="Times New Roman" w:hAnsi="Times New Roman" w:cs="Times New Roman"/>
-        </w:rPr>
-      </w:pPr>
+        <w:pStyle w:val="Ttulo2"/>
+        <w:ind w:left="720" w:hanging="720"/>
+        <w:rPr>
+          <w:rFonts w:ascii="Times New Roman" w:eastAsia="Times New Roman" w:hAnsi="Times New Roman" w:cs="Times New Roman"/>
+          <w:sz w:val="30"/>
+          <w:szCs w:val="30"/>
+        </w:rPr>
+      </w:pPr>
+      <w:bookmarkStart w:id="23" w:name="_Toc230806267"/>
+      <w:r>
+        <w:rPr>
+          <w:rFonts w:ascii="Times New Roman" w:eastAsia="Times New Roman" w:hAnsi="Times New Roman" w:cs="Times New Roman"/>
+          <w:sz w:val="30"/>
+          <w:szCs w:val="30"/>
+        </w:rPr>
+        <w:lastRenderedPageBreak/>
+        <w:t xml:space="preserve">2.3 </w:t>
+      </w:r>
+      <w:proofErr w:type="spellStart"/>
+      <w:r>
+        <w:rPr>
+          <w:rFonts w:ascii="Times New Roman" w:eastAsia="Times New Roman" w:hAnsi="Times New Roman" w:cs="Times New Roman"/>
+          <w:sz w:val="30"/>
+          <w:szCs w:val="30"/>
+        </w:rPr>
+        <w:t>LogIn</w:t>
+      </w:r>
+      <w:proofErr w:type="spellEnd"/>
+      <w:r>
+        <w:rPr>
+          <w:rFonts w:ascii="Times New Roman" w:eastAsia="Times New Roman" w:hAnsi="Times New Roman" w:cs="Times New Roman"/>
+          <w:sz w:val="30"/>
+          <w:szCs w:val="30"/>
+        </w:rPr>
+        <w:t xml:space="preserve"> – CU001 </w:t>
+      </w:r>
+      <w:proofErr w:type="spellStart"/>
+      <w:r>
+        <w:rPr>
+          <w:rFonts w:ascii="Times New Roman" w:eastAsia="Times New Roman" w:hAnsi="Times New Roman" w:cs="Times New Roman"/>
+          <w:sz w:val="30"/>
+          <w:szCs w:val="30"/>
+        </w:rPr>
+        <w:t>LogIn</w:t>
+      </w:r>
+      <w:bookmarkEnd w:id="23"/>
+      <w:proofErr w:type="spellEnd"/>
     </w:p>
     <w:p>
       <w:pPr>
-        <w:pStyle w:val="Ttulo2"/>
-        <w:ind w:left="720" w:hanging="720"/>
-        <w:rPr>
-          <w:rFonts w:ascii="Times New Roman" w:eastAsia="Times New Roman" w:hAnsi="Times New Roman" w:cs="Times New Roman"/>
-          <w:sz w:val="30"/>
-          <w:szCs w:val="30"/>
-        </w:rPr>
-      </w:pPr>
-      <w:bookmarkStart w:id="23" w:name="_Toc229047033"/>
-      <w:r>
-        <w:rPr>
-          <w:rFonts w:ascii="Times New Roman" w:eastAsia="Times New Roman" w:hAnsi="Times New Roman" w:cs="Times New Roman"/>
-          <w:sz w:val="30"/>
-          <w:szCs w:val="30"/>
-        </w:rPr>
-        <w:t>2.3 LogIn – CU001 LogIn</w:t>
-      </w:r>
-      <w:bookmarkEnd w:id="23"/>
-    </w:p>
-    <w:p>
-      <w:pPr>
         <w:pStyle w:val="Ttulo3"/>
         <w:rPr>
           <w:rFonts w:ascii="Times New Roman" w:eastAsia="Times New Roman" w:hAnsi="Times New Roman" w:cs="Times New Roman"/>
         </w:rPr>
       </w:pPr>
-      <w:bookmarkStart w:id="24" w:name="_Toc229047034"/>
+      <w:bookmarkStart w:id="24" w:name="_Toc230806268"/>
       <w:r>
         <w:rPr>
           <w:rFonts w:ascii="Times New Roman" w:eastAsia="Times New Roman" w:hAnsi="Times New Roman" w:cs="Times New Roman"/>
@@ -10572,7 +10749,14 @@
         <w:rPr>
           <w:rFonts w:ascii="Times New Roman" w:eastAsia="Times New Roman" w:hAnsi="Times New Roman" w:cs="Times New Roman"/>
         </w:rPr>
-        <w:t xml:space="preserve"> Diagrama LogI</w:t>
+        <w:t xml:space="preserve"> Diagrama </w:t>
+      </w:r>
+      <w:proofErr w:type="spellStart"/>
+      <w:r>
+        <w:rPr>
+          <w:rFonts w:ascii="Times New Roman" w:eastAsia="Times New Roman" w:hAnsi="Times New Roman" w:cs="Times New Roman"/>
+        </w:rPr>
+        <w:t>LogI</w:t>
       </w:r>
       <w:r>
         <w:rPr>
@@ -10581,6 +10765,7 @@
         <w:t>n</w:t>
       </w:r>
       <w:bookmarkEnd w:id="24"/>
+      <w:proofErr w:type="spellEnd"/>
     </w:p>
     <w:p>
       <w:pPr>
@@ -10650,7 +10835,7 @@
           <w:rFonts w:ascii="Times New Roman" w:eastAsia="Times New Roman" w:hAnsi="Times New Roman" w:cs="Times New Roman"/>
         </w:rPr>
       </w:pPr>
-      <w:bookmarkStart w:id="25" w:name="_Toc229047035"/>
+      <w:bookmarkStart w:id="25" w:name="_Toc230806269"/>
       <w:r>
         <w:rPr>
           <w:rFonts w:ascii="Times New Roman" w:eastAsia="Times New Roman" w:hAnsi="Times New Roman" w:cs="Times New Roman"/>
@@ -10723,8 +10908,17 @@
                 <w:rFonts w:ascii="Times New Roman" w:eastAsia="Times New Roman" w:hAnsi="Times New Roman" w:cs="Times New Roman"/>
                 <w:color w:val="000000"/>
               </w:rPr>
-              <w:t>CU 001 – LogIn</w:t>
-            </w:r>
+              <w:t xml:space="preserve">CU 001 – </w:t>
+            </w:r>
+            <w:proofErr w:type="spellStart"/>
+            <w:r>
+              <w:rPr>
+                <w:rFonts w:ascii="Times New Roman" w:eastAsia="Times New Roman" w:hAnsi="Times New Roman" w:cs="Times New Roman"/>
+                <w:color w:val="000000"/>
+              </w:rPr>
+              <w:t>LogIn</w:t>
+            </w:r>
+            <w:proofErr w:type="spellEnd"/>
             <w:r>
               <w:rPr>
                 <w:rFonts w:ascii="Times New Roman" w:eastAsia="Times New Roman" w:hAnsi="Times New Roman" w:cs="Times New Roman"/>
@@ -11115,7 +11309,6 @@
                 <w:bCs/>
                 <w:color w:val="000000"/>
               </w:rPr>
-              <w:lastRenderedPageBreak/>
               <w:t>ESCENARIO PRINCIPAL: </w:t>
             </w:r>
           </w:p>
@@ -11140,7 +11333,27 @@
                 <w:sz w:val="22"/>
                 <w:szCs w:val="22"/>
               </w:rPr>
-              <w:t>El usuario ingresa al sistema y se le presenta la pantalla principal del mismo “LogIn”.</w:t>
+              <w:t>El usuario ingresa al sistema y se le presenta la pantalla principal del mismo “</w:t>
+            </w:r>
+            <w:proofErr w:type="spellStart"/>
+            <w:r>
+              <w:rPr>
+                <w:rFonts w:ascii="Times New Roman" w:eastAsia="Times New Roman" w:hAnsi="Times New Roman" w:cs="Times New Roman"/>
+                <w:color w:val="000000"/>
+                <w:sz w:val="22"/>
+                <w:szCs w:val="22"/>
+              </w:rPr>
+              <w:t>LogIn</w:t>
+            </w:r>
+            <w:proofErr w:type="spellEnd"/>
+            <w:r>
+              <w:rPr>
+                <w:rFonts w:ascii="Times New Roman" w:eastAsia="Times New Roman" w:hAnsi="Times New Roman" w:cs="Times New Roman"/>
+                <w:color w:val="000000"/>
+                <w:sz w:val="22"/>
+                <w:szCs w:val="22"/>
+              </w:rPr>
+              <w:t>”.</w:t>
             </w:r>
           </w:p>
           <w:p>
@@ -11531,6 +11744,7 @@
                 <w:bCs/>
                 <w:color w:val="000000"/>
               </w:rPr>
+              <w:lastRenderedPageBreak/>
               <w:t>5</w:t>
             </w:r>
             <w:r>
@@ -11727,6 +11941,7 @@
                 <w:bCs/>
                 <w:color w:val="000000"/>
               </w:rPr>
+              <w:lastRenderedPageBreak/>
               <w:t xml:space="preserve">POSTCONDICIONES: </w:t>
             </w:r>
             <w:r>
@@ -11734,7 +11949,23 @@
                 <w:rFonts w:ascii="Times New Roman" w:eastAsia="Times New Roman" w:hAnsi="Times New Roman" w:cs="Times New Roman"/>
                 <w:color w:val="000000"/>
               </w:rPr>
-              <w:t>El usuario queda autenticado en el sistema e inicia su sesión, se registran los permisos del mismo.</w:t>
+              <w:t xml:space="preserve">El usuario queda autenticado en el sistema e inicia su sesión, se registran los permisos </w:t>
+            </w:r>
+            <w:proofErr w:type="gramStart"/>
+            <w:r>
+              <w:rPr>
+                <w:rFonts w:ascii="Times New Roman" w:eastAsia="Times New Roman" w:hAnsi="Times New Roman" w:cs="Times New Roman"/>
+                <w:color w:val="000000"/>
+              </w:rPr>
+              <w:t>del mismo</w:t>
+            </w:r>
+            <w:proofErr w:type="gramEnd"/>
+            <w:r>
+              <w:rPr>
+                <w:rFonts w:ascii="Times New Roman" w:eastAsia="Times New Roman" w:hAnsi="Times New Roman" w:cs="Times New Roman"/>
+                <w:color w:val="000000"/>
+              </w:rPr>
+              <w:t>.</w:t>
             </w:r>
           </w:p>
         </w:tc>
@@ -11747,12 +11978,11 @@
           <w:rFonts w:ascii="Times New Roman" w:eastAsia="Times New Roman" w:hAnsi="Times New Roman" w:cs="Times New Roman"/>
         </w:rPr>
       </w:pPr>
-      <w:bookmarkStart w:id="26" w:name="_Toc229047036"/>
-      <w:r>
-        <w:rPr>
-          <w:rFonts w:ascii="Times New Roman" w:eastAsia="Times New Roman" w:hAnsi="Times New Roman" w:cs="Times New Roman"/>
-        </w:rPr>
-        <w:lastRenderedPageBreak/>
+      <w:bookmarkStart w:id="26" w:name="_Toc230806270"/>
+      <w:r>
+        <w:rPr>
+          <w:rFonts w:ascii="Times New Roman" w:eastAsia="Times New Roman" w:hAnsi="Times New Roman" w:cs="Times New Roman"/>
+        </w:rPr>
         <w:t>2.3.</w:t>
       </w:r>
       <w:r>
@@ -11843,7 +12073,7 @@
           <w:rFonts w:ascii="Times New Roman" w:eastAsia="Times New Roman" w:hAnsi="Times New Roman" w:cs="Times New Roman"/>
         </w:rPr>
       </w:pPr>
-      <w:bookmarkStart w:id="27" w:name="_Toc229047037"/>
+      <w:bookmarkStart w:id="27" w:name="_Toc230806271"/>
       <w:r>
         <w:rPr>
           <w:rFonts w:ascii="Times New Roman" w:eastAsia="Times New Roman" w:hAnsi="Times New Roman" w:cs="Times New Roman"/>
@@ -11933,7 +12163,7 @@
           <w:rFonts w:ascii="Times New Roman" w:eastAsia="Times New Roman" w:hAnsi="Times New Roman" w:cs="Times New Roman"/>
         </w:rPr>
       </w:pPr>
-      <w:bookmarkStart w:id="28" w:name="_Toc229047038"/>
+      <w:bookmarkStart w:id="28" w:name="_Toc230806272"/>
       <w:r>
         <w:rPr>
           <w:rFonts w:ascii="Times New Roman" w:eastAsia="Times New Roman" w:hAnsi="Times New Roman" w:cs="Times New Roman"/>
@@ -12017,7 +12247,7 @@
           <w:rFonts w:ascii="Times New Roman" w:eastAsia="Times New Roman" w:hAnsi="Times New Roman" w:cs="Times New Roman"/>
         </w:rPr>
       </w:pPr>
-      <w:bookmarkStart w:id="29" w:name="_Toc229047039"/>
+      <w:bookmarkStart w:id="29" w:name="_Toc230806273"/>
       <w:r>
         <w:rPr>
           <w:rFonts w:ascii="Times New Roman" w:eastAsia="Times New Roman" w:hAnsi="Times New Roman" w:cs="Times New Roman"/>
@@ -12097,7 +12327,7 @@
           <w:szCs w:val="30"/>
         </w:rPr>
       </w:pPr>
-      <w:bookmarkStart w:id="30" w:name="_Toc229047040"/>
+      <w:bookmarkStart w:id="30" w:name="_Toc230806274"/>
       <w:r>
         <w:rPr>
           <w:rFonts w:ascii="Times New Roman" w:eastAsia="Times New Roman" w:hAnsi="Times New Roman" w:cs="Times New Roman"/>
@@ -12115,7 +12345,7 @@
           <w:rFonts w:ascii="Times New Roman" w:eastAsia="Times New Roman" w:hAnsi="Times New Roman" w:cs="Times New Roman"/>
         </w:rPr>
       </w:pPr>
-      <w:bookmarkStart w:id="31" w:name="_Toc229047041"/>
+      <w:bookmarkStart w:id="31" w:name="_Toc230806275"/>
       <w:r>
         <w:rPr>
           <w:rFonts w:ascii="Times New Roman" w:eastAsia="Times New Roman" w:hAnsi="Times New Roman" w:cs="Times New Roman"/>
@@ -12204,7 +12434,7 @@
           <w:rFonts w:ascii="Times New Roman" w:eastAsia="Times New Roman" w:hAnsi="Times New Roman" w:cs="Times New Roman"/>
         </w:rPr>
       </w:pPr>
-      <w:bookmarkStart w:id="32" w:name="_Toc229047042"/>
+      <w:bookmarkStart w:id="32" w:name="_Toc230806276"/>
       <w:r>
         <w:rPr>
           <w:rFonts w:ascii="Times New Roman" w:eastAsia="Times New Roman" w:hAnsi="Times New Roman" w:cs="Times New Roman"/>
@@ -12984,7 +13214,7 @@
           <w:rFonts w:ascii="Times New Roman" w:eastAsia="Times New Roman" w:hAnsi="Times New Roman" w:cs="Times New Roman"/>
         </w:rPr>
       </w:pPr>
-      <w:bookmarkStart w:id="33" w:name="_Toc229047043"/>
+      <w:bookmarkStart w:id="33" w:name="_Toc230806277"/>
       <w:r>
         <w:rPr>
           <w:rFonts w:ascii="Times New Roman" w:eastAsia="Times New Roman" w:hAnsi="Times New Roman" w:cs="Times New Roman"/>
@@ -13080,7 +13310,7 @@
           <w:rFonts w:ascii="Times New Roman" w:eastAsia="Times New Roman" w:hAnsi="Times New Roman" w:cs="Times New Roman"/>
         </w:rPr>
       </w:pPr>
-      <w:bookmarkStart w:id="34" w:name="_Toc229047044"/>
+      <w:bookmarkStart w:id="34" w:name="_Toc230806278"/>
       <w:r>
         <w:rPr>
           <w:rFonts w:ascii="Times New Roman" w:eastAsia="Times New Roman" w:hAnsi="Times New Roman" w:cs="Times New Roman"/>
@@ -13170,7 +13400,7 @@
           <w:rFonts w:ascii="Times New Roman" w:eastAsia="Times New Roman" w:hAnsi="Times New Roman" w:cs="Times New Roman"/>
         </w:rPr>
       </w:pPr>
-      <w:bookmarkStart w:id="35" w:name="_Toc229047045"/>
+      <w:bookmarkStart w:id="35" w:name="_Toc230806279"/>
       <w:r>
         <w:rPr>
           <w:rFonts w:ascii="Times New Roman" w:eastAsia="Times New Roman" w:hAnsi="Times New Roman" w:cs="Times New Roman"/>
@@ -13255,7 +13485,7 @@
           <w:color w:val="000000"/>
         </w:rPr>
       </w:pPr>
-      <w:bookmarkStart w:id="36" w:name="_Toc229047046"/>
+      <w:bookmarkStart w:id="36" w:name="_Toc230806280"/>
       <w:r>
         <w:rPr>
           <w:rFonts w:ascii="Times New Roman" w:eastAsia="Times New Roman" w:hAnsi="Times New Roman" w:cs="Times New Roman"/>
@@ -13349,7 +13579,7 @@
         </w:rPr>
       </w:pPr>
       <w:bookmarkStart w:id="37" w:name="_heading=h.j92yilbr9zt7" w:colFirst="0" w:colLast="0"/>
-      <w:bookmarkStart w:id="38" w:name="_Toc229047047"/>
+      <w:bookmarkStart w:id="38" w:name="_Toc230806281"/>
       <w:bookmarkEnd w:id="37"/>
       <w:r>
         <w:rPr>
@@ -13387,7 +13617,7 @@
           <w:szCs w:val="30"/>
         </w:rPr>
       </w:pPr>
-      <w:bookmarkStart w:id="39" w:name="_Toc229047048"/>
+      <w:bookmarkStart w:id="39" w:name="_Toc230806282"/>
       <w:r>
         <w:rPr>
           <w:rFonts w:ascii="Times New Roman" w:eastAsia="Times New Roman" w:hAnsi="Times New Roman" w:cs="Times New Roman"/>
@@ -13407,7 +13637,7 @@
           <w:szCs w:val="30"/>
         </w:rPr>
       </w:pPr>
-      <w:bookmarkStart w:id="40" w:name="_Toc229047049"/>
+      <w:bookmarkStart w:id="40" w:name="_Toc230806283"/>
       <w:r>
         <w:rPr>
           <w:rFonts w:ascii="Times New Roman" w:eastAsia="Times New Roman" w:hAnsi="Times New Roman" w:cs="Times New Roman"/>
@@ -13485,7 +13715,7 @@
           <w:szCs w:val="30"/>
         </w:rPr>
       </w:pPr>
-      <w:bookmarkStart w:id="41" w:name="_Toc229047050"/>
+      <w:bookmarkStart w:id="41" w:name="_Toc230806284"/>
       <w:r>
         <w:rPr>
           <w:rFonts w:ascii="Times New Roman" w:eastAsia="Times New Roman" w:hAnsi="Times New Roman" w:cs="Times New Roman"/>
@@ -13578,7 +13808,7 @@
           <w:szCs w:val="30"/>
         </w:rPr>
       </w:pPr>
-      <w:bookmarkStart w:id="42" w:name="_Toc229047051"/>
+      <w:bookmarkStart w:id="42" w:name="_Toc230806285"/>
       <w:r>
         <w:rPr>
           <w:rFonts w:ascii="Times New Roman" w:eastAsia="Times New Roman" w:hAnsi="Times New Roman" w:cs="Times New Roman"/>
@@ -13687,7 +13917,7 @@
           <w:szCs w:val="30"/>
         </w:rPr>
       </w:pPr>
-      <w:bookmarkStart w:id="43" w:name="_Toc229047052"/>
+      <w:bookmarkStart w:id="43" w:name="_Toc230806286"/>
       <w:r>
         <w:rPr>
           <w:rFonts w:ascii="Times New Roman" w:eastAsia="Times New Roman" w:hAnsi="Times New Roman" w:cs="Times New Roman"/>
@@ -13772,7 +14002,7 @@
           <w:szCs w:val="30"/>
         </w:rPr>
       </w:pPr>
-      <w:bookmarkStart w:id="44" w:name="_Toc229047053"/>
+      <w:bookmarkStart w:id="44" w:name="_Toc230806287"/>
       <w:r>
         <w:rPr>
           <w:rFonts w:ascii="Times New Roman" w:eastAsia="Times New Roman" w:hAnsi="Times New Roman" w:cs="Times New Roman"/>
@@ -13822,7 +14052,7 @@
           <w:rFonts w:ascii="Times New Roman" w:eastAsia="Times New Roman" w:hAnsi="Times New Roman" w:cs="Times New Roman"/>
         </w:rPr>
       </w:pPr>
-      <w:bookmarkStart w:id="45" w:name="_Toc229047054"/>
+      <w:bookmarkStart w:id="45" w:name="_Toc230806288"/>
       <w:r>
         <w:rPr>
           <w:rFonts w:ascii="Times New Roman" w:eastAsia="Times New Roman" w:hAnsi="Times New Roman" w:cs="Times New Roman"/>
@@ -14765,7 +14995,7 @@
           <w:rFonts w:ascii="Times New Roman" w:eastAsia="Times New Roman" w:hAnsi="Times New Roman" w:cs="Times New Roman"/>
         </w:rPr>
       </w:pPr>
-      <w:bookmarkStart w:id="46" w:name="_Toc229047055"/>
+      <w:bookmarkStart w:id="46" w:name="_Toc230806289"/>
       <w:r>
         <w:rPr>
           <w:rFonts w:ascii="Times New Roman" w:eastAsia="Times New Roman" w:hAnsi="Times New Roman" w:cs="Times New Roman"/>
@@ -14877,7 +15107,7 @@
           <w:szCs w:val="30"/>
         </w:rPr>
       </w:pPr>
-      <w:bookmarkStart w:id="47" w:name="_Toc229047056"/>
+      <w:bookmarkStart w:id="47" w:name="_Toc230806290"/>
       <w:r>
         <w:rPr>
           <w:rFonts w:ascii="Times New Roman" w:eastAsia="Times New Roman" w:hAnsi="Times New Roman" w:cs="Times New Roman"/>
@@ -14936,7 +15166,7 @@
           <w:rFonts w:ascii="Times New Roman" w:eastAsia="Times New Roman" w:hAnsi="Times New Roman" w:cs="Times New Roman"/>
         </w:rPr>
       </w:pPr>
-      <w:bookmarkStart w:id="48" w:name="_Toc229047057"/>
+      <w:bookmarkStart w:id="48" w:name="_Toc230806291"/>
       <w:r>
         <w:rPr>
           <w:rFonts w:ascii="Times New Roman" w:eastAsia="Times New Roman" w:hAnsi="Times New Roman" w:cs="Times New Roman"/>
@@ -15833,7 +16063,7 @@
           <w:rFonts w:ascii="Times New Roman" w:eastAsia="Times New Roman" w:hAnsi="Times New Roman" w:cs="Times New Roman"/>
         </w:rPr>
       </w:pPr>
-      <w:bookmarkStart w:id="49" w:name="_Toc229047058"/>
+      <w:bookmarkStart w:id="49" w:name="_Toc230806292"/>
       <w:r>
         <w:rPr>
           <w:rFonts w:ascii="Times New Roman" w:eastAsia="Times New Roman" w:hAnsi="Times New Roman" w:cs="Times New Roman"/>
@@ -15943,7 +16173,7 @@
           <w:szCs w:val="30"/>
         </w:rPr>
       </w:pPr>
-      <w:bookmarkStart w:id="50" w:name="_Toc229047059"/>
+      <w:bookmarkStart w:id="50" w:name="_Toc230806293"/>
       <w:r>
         <w:rPr>
           <w:rFonts w:ascii="Times New Roman" w:eastAsia="Times New Roman" w:hAnsi="Times New Roman" w:cs="Times New Roman"/>
@@ -15993,7 +16223,7 @@
           <w:rFonts w:ascii="Times New Roman" w:eastAsia="Times New Roman" w:hAnsi="Times New Roman" w:cs="Times New Roman"/>
         </w:rPr>
       </w:pPr>
-      <w:bookmarkStart w:id="51" w:name="_Toc229047060"/>
+      <w:bookmarkStart w:id="51" w:name="_Toc230806294"/>
       <w:r>
         <w:rPr>
           <w:rFonts w:ascii="Times New Roman" w:eastAsia="Times New Roman" w:hAnsi="Times New Roman" w:cs="Times New Roman"/>
@@ -16960,7 +17190,7 @@
           <w:rFonts w:ascii="Times New Roman" w:eastAsia="Times New Roman" w:hAnsi="Times New Roman" w:cs="Times New Roman"/>
         </w:rPr>
       </w:pPr>
-      <w:bookmarkStart w:id="52" w:name="_Toc229047061"/>
+      <w:bookmarkStart w:id="52" w:name="_Toc230806295"/>
       <w:r>
         <w:rPr>
           <w:rFonts w:ascii="Times New Roman" w:eastAsia="Times New Roman" w:hAnsi="Times New Roman" w:cs="Times New Roman"/>
@@ -17063,7 +17293,7 @@
         </w:rPr>
       </w:pPr>
       <w:bookmarkStart w:id="53" w:name="_heading=h.n4iuualoax76" w:colFirst="0" w:colLast="0"/>
-      <w:bookmarkStart w:id="54" w:name="_Toc229047062"/>
+      <w:bookmarkStart w:id="54" w:name="_Toc230806296"/>
       <w:bookmarkEnd w:id="53"/>
       <w:r>
         <w:rPr>
@@ -17082,7 +17312,7 @@
           <w:szCs w:val="30"/>
         </w:rPr>
       </w:pPr>
-      <w:bookmarkStart w:id="55" w:name="_Toc229047063"/>
+      <w:bookmarkStart w:id="55" w:name="_Toc230806297"/>
       <w:r>
         <w:rPr>
           <w:rFonts w:ascii="Times New Roman" w:eastAsia="Times New Roman" w:hAnsi="Times New Roman" w:cs="Times New Roman"/>
@@ -17132,7 +17362,7 @@
           <w:rFonts w:ascii="Times New Roman" w:eastAsia="Times New Roman" w:hAnsi="Times New Roman" w:cs="Times New Roman"/>
         </w:rPr>
       </w:pPr>
-      <w:bookmarkStart w:id="56" w:name="_Toc229047064"/>
+      <w:bookmarkStart w:id="56" w:name="_Toc230806298"/>
       <w:r>
         <w:rPr>
           <w:rFonts w:ascii="Times New Roman" w:eastAsia="Times New Roman" w:hAnsi="Times New Roman" w:cs="Times New Roman"/>
@@ -17181,7 +17411,21 @@
         <w:rPr>
           <w:rFonts w:ascii="Times New Roman" w:hAnsi="Times New Roman" w:cs="Times New Roman"/>
         </w:rPr>
-        <w:t xml:space="preserve">La utilización de la bitácora nos permite llevar un registro de las acciones realizadas dentro del sistema por parte de un usuario del mismo. Cada evento registrado en la </w:t>
+        <w:t xml:space="preserve">La utilización de la bitácora nos permite llevar un registro de las acciones realizadas dentro del sistema por parte de un usuario </w:t>
+      </w:r>
+      <w:proofErr w:type="gramStart"/>
+      <w:r>
+        <w:rPr>
+          <w:rFonts w:ascii="Times New Roman" w:hAnsi="Times New Roman" w:cs="Times New Roman"/>
+        </w:rPr>
+        <w:t>del mismo</w:t>
+      </w:r>
+      <w:proofErr w:type="gramEnd"/>
+      <w:r>
+        <w:rPr>
+          <w:rFonts w:ascii="Times New Roman" w:hAnsi="Times New Roman" w:cs="Times New Roman"/>
+        </w:rPr>
+        <w:t xml:space="preserve">. Cada evento registrado en la </w:t>
       </w:r>
       <w:r>
         <w:rPr>
@@ -17260,7 +17504,21 @@
         <w:rPr>
           <w:rFonts w:ascii="Times New Roman" w:hAnsi="Times New Roman" w:cs="Times New Roman"/>
         </w:rPr>
-        <w:t>Información asociada: Leyenda del hecho (Ej: El usuario “x”….. tal actividad)</w:t>
+        <w:t>Información asociada: Leyenda del hecho (Ej: El usuario “x</w:t>
+      </w:r>
+      <w:proofErr w:type="gramStart"/>
+      <w:r>
+        <w:rPr>
+          <w:rFonts w:ascii="Times New Roman" w:hAnsi="Times New Roman" w:cs="Times New Roman"/>
+        </w:rPr>
+        <w:t>”….</w:t>
+      </w:r>
+      <w:proofErr w:type="gramEnd"/>
+      <w:r>
+        <w:rPr>
+          <w:rFonts w:ascii="Times New Roman" w:hAnsi="Times New Roman" w:cs="Times New Roman"/>
+        </w:rPr>
+        <w:t>. tal actividad)</w:t>
       </w:r>
     </w:p>
     <w:p>
@@ -17270,7 +17528,7 @@
           <w:rFonts w:ascii="Times New Roman" w:eastAsia="Times New Roman" w:hAnsi="Times New Roman" w:cs="Times New Roman"/>
         </w:rPr>
       </w:pPr>
-      <w:bookmarkStart w:id="57" w:name="_Toc229047065"/>
+      <w:bookmarkStart w:id="57" w:name="_Toc230806299"/>
       <w:r>
         <w:rPr>
           <w:rFonts w:ascii="Times New Roman" w:eastAsia="Times New Roman" w:hAnsi="Times New Roman" w:cs="Times New Roman"/>
@@ -17347,7 +17605,7 @@
           <w:rFonts w:ascii="Times New Roman" w:eastAsia="Times New Roman" w:hAnsi="Times New Roman" w:cs="Times New Roman"/>
         </w:rPr>
       </w:pPr>
-      <w:bookmarkStart w:id="58" w:name="_Toc229047066"/>
+      <w:bookmarkStart w:id="58" w:name="_Toc230806300"/>
       <w:r>
         <w:rPr>
           <w:rFonts w:ascii="Times New Roman" w:eastAsia="Times New Roman" w:hAnsi="Times New Roman" w:cs="Times New Roman"/>
@@ -17424,7 +17682,7 @@
           <w:rFonts w:ascii="Times New Roman" w:eastAsia="Times New Roman" w:hAnsi="Times New Roman" w:cs="Times New Roman"/>
         </w:rPr>
       </w:pPr>
-      <w:bookmarkStart w:id="59" w:name="_Toc229047067"/>
+      <w:bookmarkStart w:id="59" w:name="_Toc230806301"/>
       <w:r>
         <w:rPr>
           <w:rFonts w:ascii="Times New Roman" w:eastAsia="Times New Roman" w:hAnsi="Times New Roman" w:cs="Times New Roman"/>
@@ -17545,7 +17803,7 @@
           <w:rFonts w:ascii="Times New Roman" w:eastAsia="Times New Roman" w:hAnsi="Times New Roman" w:cs="Times New Roman"/>
         </w:rPr>
       </w:pPr>
-      <w:bookmarkStart w:id="60" w:name="_Toc229047068"/>
+      <w:bookmarkStart w:id="60" w:name="_Toc230806302"/>
       <w:r>
         <w:rPr>
           <w:rFonts w:ascii="Times New Roman" w:eastAsia="Times New Roman" w:hAnsi="Times New Roman" w:cs="Times New Roman"/>
@@ -17646,7 +17904,7 @@
           <w:rFonts w:ascii="Times New Roman" w:eastAsia="Times New Roman" w:hAnsi="Times New Roman" w:cs="Times New Roman"/>
         </w:rPr>
       </w:pPr>
-      <w:bookmarkStart w:id="61" w:name="_Toc229047069"/>
+      <w:bookmarkStart w:id="61" w:name="_Toc230806303"/>
       <w:r>
         <w:rPr>
           <w:rFonts w:ascii="Times New Roman" w:eastAsia="Times New Roman" w:hAnsi="Times New Roman" w:cs="Times New Roman"/>
@@ -17671,7 +17929,7 @@
           <w:szCs w:val="30"/>
         </w:rPr>
       </w:pPr>
-      <w:bookmarkStart w:id="62" w:name="_Toc229047070"/>
+      <w:bookmarkStart w:id="62" w:name="_Toc230806304"/>
       <w:r>
         <w:rPr>
           <w:rFonts w:ascii="Times New Roman" w:eastAsia="Times New Roman" w:hAnsi="Times New Roman" w:cs="Times New Roman"/>
@@ -17721,7 +17979,7 @@
           <w:rFonts w:ascii="Times New Roman" w:hAnsi="Times New Roman" w:cs="Times New Roman"/>
         </w:rPr>
       </w:pPr>
-      <w:bookmarkStart w:id="63" w:name="_Toc229047071"/>
+      <w:bookmarkStart w:id="63" w:name="_Toc230806305"/>
       <w:r>
         <w:rPr>
           <w:rFonts w:ascii="Times New Roman" w:hAnsi="Times New Roman" w:cs="Times New Roman"/>
@@ -17758,7 +18016,21 @@
         <w:rPr>
           <w:rFonts w:ascii="Times New Roman" w:hAnsi="Times New Roman" w:cs="Times New Roman"/>
         </w:rPr>
-        <w:t xml:space="preserve">Con el objetivo de garantizar la seguridad de las contraseñas de los usuarios, en este proyecto se aplica el algoritmo SHA-256, encargado de transformar una cadena de texto en un valor de longitud determinado, denominado "hash". Este es un algoritmo de hashing unidireccional, lo que significa que no es posible desencriptar el hash para obtener la contraseña original. </w:t>
+        <w:t xml:space="preserve">Con el objetivo de garantizar la seguridad de las contraseñas de los usuarios, en este proyecto se aplica el algoritmo SHA-256, encargado de transformar una cadena de texto en un valor de longitud determinado, denominado "hash". Este es un algoritmo de </w:t>
+      </w:r>
+      <w:proofErr w:type="spellStart"/>
+      <w:r>
+        <w:rPr>
+          <w:rFonts w:ascii="Times New Roman" w:hAnsi="Times New Roman" w:cs="Times New Roman"/>
+        </w:rPr>
+        <w:t>hashing</w:t>
+      </w:r>
+      <w:proofErr w:type="spellEnd"/>
+      <w:r>
+        <w:rPr>
+          <w:rFonts w:ascii="Times New Roman" w:hAnsi="Times New Roman" w:cs="Times New Roman"/>
+        </w:rPr>
+        <w:t xml:space="preserve"> unidireccional, lo que significa que no es posible desencriptar el hash para obtener la contraseña original. </w:t>
       </w:r>
     </w:p>
     <w:p>
@@ -17771,7 +18043,35 @@
         <w:rPr>
           <w:rFonts w:ascii="Times New Roman" w:hAnsi="Times New Roman" w:cs="Times New Roman"/>
         </w:rPr>
-        <w:t xml:space="preserve">Tanto para la creación de usuarios como para el logueo en el sistema de estos mismos, se deberá ingresar una clave. Esta clave será hasheada por el algoritmo SHA-256 y será guardada en la base de datos. Un usuario que requiera iniciar sesión deberá ingresar su clave, en la interfaz de Inicio de sesión, el valor que coloque como clave, al seleccionar “Iniciar Sesión” será hasheado y comparado con el valor que se encuentre en la base de datos. Si estos valores coinciden, la sesión es iniciada, en el caso contrario donde no coincidan, se mostrará al usuario un error de contraseña incorrecta. </w:t>
+        <w:t xml:space="preserve">Tanto para la creación de usuarios como para el logueo en el sistema de estos mismos, se deberá ingresar una clave. Esta clave será </w:t>
+      </w:r>
+      <w:proofErr w:type="spellStart"/>
+      <w:r>
+        <w:rPr>
+          <w:rFonts w:ascii="Times New Roman" w:hAnsi="Times New Roman" w:cs="Times New Roman"/>
+        </w:rPr>
+        <w:t>hasheada</w:t>
+      </w:r>
+      <w:proofErr w:type="spellEnd"/>
+      <w:r>
+        <w:rPr>
+          <w:rFonts w:ascii="Times New Roman" w:hAnsi="Times New Roman" w:cs="Times New Roman"/>
+        </w:rPr>
+        <w:t xml:space="preserve"> por el algoritmo SHA-256 y será guardada en la base de datos. Un usuario que requiera iniciar sesión deberá ingresar su clave, en la interfaz de Inicio de sesión, el valor que coloque como clave, al seleccionar “Iniciar Sesión” será </w:t>
+      </w:r>
+      <w:proofErr w:type="spellStart"/>
+      <w:r>
+        <w:rPr>
+          <w:rFonts w:ascii="Times New Roman" w:hAnsi="Times New Roman" w:cs="Times New Roman"/>
+        </w:rPr>
+        <w:t>hasheado</w:t>
+      </w:r>
+      <w:proofErr w:type="spellEnd"/>
+      <w:r>
+        <w:rPr>
+          <w:rFonts w:ascii="Times New Roman" w:hAnsi="Times New Roman" w:cs="Times New Roman"/>
+        </w:rPr>
+        <w:t xml:space="preserve"> y comparado con el valor que se encuentre en la base de datos. Si estos valores coinciden, la sesión es iniciada, en el caso contrario donde no coincidan, se mostrará al usuario un error de contraseña incorrecta. </w:t>
       </w:r>
     </w:p>
     <w:p>
@@ -17793,7 +18093,25 @@
           <w:b/>
           <w:bCs/>
         </w:rPr>
-        <w:t xml:space="preserve">Método de la clase Encriptador: </w:t>
+        <w:t xml:space="preserve">Método de la clase </w:t>
+      </w:r>
+      <w:proofErr w:type="spellStart"/>
+      <w:r>
+        <w:rPr>
+          <w:rFonts w:ascii="Times New Roman" w:hAnsi="Times New Roman" w:cs="Times New Roman"/>
+          <w:b/>
+          <w:bCs/>
+        </w:rPr>
+        <w:t>Encriptador</w:t>
+      </w:r>
+      <w:proofErr w:type="spellEnd"/>
+      <w:r>
+        <w:rPr>
+          <w:rFonts w:ascii="Times New Roman" w:hAnsi="Times New Roman" w:cs="Times New Roman"/>
+          <w:b/>
+          <w:bCs/>
+        </w:rPr>
+        <w:t xml:space="preserve">: </w:t>
       </w:r>
     </w:p>
     <w:p>
@@ -17806,7 +18124,21 @@
         <w:rPr>
           <w:rFonts w:ascii="Times New Roman" w:hAnsi="Times New Roman" w:cs="Times New Roman"/>
         </w:rPr>
-        <w:t xml:space="preserve">Hash (string input): Este método toma una cadena de texto (como una contraseña en texto plano) y la convierte en un hash de 256 bits utilizando el algoritmo SHA-256. </w:t>
+        <w:t>Hash (</w:t>
+      </w:r>
+      <w:proofErr w:type="spellStart"/>
+      <w:r>
+        <w:rPr>
+          <w:rFonts w:ascii="Times New Roman" w:hAnsi="Times New Roman" w:cs="Times New Roman"/>
+        </w:rPr>
+        <w:t>string</w:t>
+      </w:r>
+      <w:proofErr w:type="spellEnd"/>
+      <w:r>
+        <w:rPr>
+          <w:rFonts w:ascii="Times New Roman" w:hAnsi="Times New Roman" w:cs="Times New Roman"/>
+        </w:rPr>
+        <w:t xml:space="preserve"> input): Este método toma una cadena de texto (como una contraseña en texto plano) y la convierte en un hash de 256 bits utilizando el algoritmo SHA-256. </w:t>
       </w:r>
     </w:p>
     <w:p>
@@ -17829,7 +18161,7 @@
           <w:rFonts w:ascii="Times New Roman" w:hAnsi="Times New Roman" w:cs="Times New Roman"/>
         </w:rPr>
       </w:pPr>
-      <w:bookmarkStart w:id="64" w:name="_Toc229047072"/>
+      <w:bookmarkStart w:id="64" w:name="_Toc230806306"/>
       <w:r>
         <w:rPr>
           <w:rFonts w:ascii="Times New Roman" w:hAnsi="Times New Roman" w:cs="Times New Roman"/>
@@ -17933,7 +18265,7 @@
           <w:rFonts w:ascii="Times New Roman" w:hAnsi="Times New Roman" w:cs="Times New Roman"/>
         </w:rPr>
       </w:pPr>
-      <w:bookmarkStart w:id="65" w:name="_Toc229047073"/>
+      <w:bookmarkStart w:id="65" w:name="_Toc230806307"/>
       <w:r>
         <w:rPr>
           <w:rFonts w:ascii="Times New Roman" w:hAnsi="Times New Roman" w:cs="Times New Roman"/>
@@ -18018,7 +18350,7 @@
           <w:rFonts w:ascii="Times New Roman" w:eastAsia="Times New Roman" w:hAnsi="Times New Roman" w:cs="Times New Roman"/>
         </w:rPr>
       </w:pPr>
-      <w:bookmarkStart w:id="66" w:name="_Toc229047074"/>
+      <w:bookmarkStart w:id="66" w:name="_Toc230806308"/>
       <w:r>
         <w:rPr>
           <w:rFonts w:ascii="Times New Roman" w:eastAsia="Times New Roman" w:hAnsi="Times New Roman" w:cs="Times New Roman"/>
@@ -18042,7 +18374,7 @@
           <w:szCs w:val="30"/>
         </w:rPr>
       </w:pPr>
-      <w:bookmarkStart w:id="67" w:name="_Toc229047075"/>
+      <w:bookmarkStart w:id="67" w:name="_Toc230806309"/>
       <w:r>
         <w:rPr>
           <w:rFonts w:ascii="Times New Roman" w:eastAsia="Times New Roman" w:hAnsi="Times New Roman" w:cs="Times New Roman"/>
@@ -18070,7 +18402,7 @@
           <w:szCs w:val="30"/>
         </w:rPr>
       </w:pPr>
-      <w:bookmarkStart w:id="68" w:name="_Toc229047076"/>
+      <w:bookmarkStart w:id="68" w:name="_Toc230806310"/>
       <w:r>
         <w:rPr>
           <w:rFonts w:ascii="Times New Roman" w:eastAsia="Times New Roman" w:hAnsi="Times New Roman" w:cs="Times New Roman"/>
@@ -18206,7 +18538,7 @@
           <w:szCs w:val="30"/>
         </w:rPr>
       </w:pPr>
-      <w:bookmarkStart w:id="69" w:name="_Toc229047077"/>
+      <w:bookmarkStart w:id="69" w:name="_Toc230806311"/>
       <w:r>
         <w:rPr>
           <w:rFonts w:ascii="Times New Roman" w:eastAsia="Times New Roman" w:hAnsi="Times New Roman" w:cs="Times New Roman"/>
@@ -18296,7 +18628,7 @@
           <w:szCs w:val="30"/>
         </w:rPr>
       </w:pPr>
-      <w:bookmarkStart w:id="70" w:name="_Toc229047078"/>
+      <w:bookmarkStart w:id="70" w:name="_Toc230806312"/>
       <w:r>
         <w:rPr>
           <w:rFonts w:ascii="Times New Roman" w:eastAsia="Times New Roman" w:hAnsi="Times New Roman" w:cs="Times New Roman"/>
@@ -18372,7 +18704,7 @@
           <w:szCs w:val="30"/>
         </w:rPr>
       </w:pPr>
-      <w:bookmarkStart w:id="71" w:name="_Toc229047079"/>
+      <w:bookmarkStart w:id="71" w:name="_Toc230806313"/>
       <w:r>
         <w:rPr>
           <w:rFonts w:ascii="Times New Roman" w:eastAsia="Times New Roman" w:hAnsi="Times New Roman" w:cs="Times New Roman"/>
@@ -18430,7 +18762,7 @@
           <w:rFonts w:ascii="Times New Roman" w:eastAsia="Times New Roman" w:hAnsi="Times New Roman" w:cs="Times New Roman"/>
         </w:rPr>
       </w:pPr>
-      <w:bookmarkStart w:id="72" w:name="_Toc229047080"/>
+      <w:bookmarkStart w:id="72" w:name="_Toc230806314"/>
       <w:r>
         <w:rPr>
           <w:rFonts w:ascii="Times New Roman" w:eastAsia="Times New Roman" w:hAnsi="Times New Roman" w:cs="Times New Roman"/>
@@ -18906,7 +19238,6 @@
                 <w:bCs/>
                 <w:color w:val="000000"/>
               </w:rPr>
-              <w:lastRenderedPageBreak/>
               <w:t xml:space="preserve">PUNTOS DE EXTENSIÓN: </w:t>
             </w:r>
             <w:r>
@@ -19583,7 +19914,7 @@
           <w:rFonts w:ascii="Times New Roman" w:eastAsia="Times New Roman" w:hAnsi="Times New Roman" w:cs="Times New Roman"/>
         </w:rPr>
       </w:pPr>
-      <w:bookmarkStart w:id="73" w:name="_Toc229047081"/>
+      <w:bookmarkStart w:id="73" w:name="_Toc230806315"/>
       <w:r>
         <w:rPr>
           <w:rFonts w:ascii="Times New Roman" w:eastAsia="Times New Roman" w:hAnsi="Times New Roman" w:cs="Times New Roman"/>
@@ -19699,7 +20030,7 @@
           <w:szCs w:val="30"/>
         </w:rPr>
       </w:pPr>
-      <w:bookmarkStart w:id="74" w:name="_Toc229047082"/>
+      <w:bookmarkStart w:id="74" w:name="_Toc230806316"/>
       <w:r>
         <w:rPr>
           <w:rFonts w:ascii="Times New Roman" w:eastAsia="Times New Roman" w:hAnsi="Times New Roman" w:cs="Times New Roman"/>
@@ -19757,7 +20088,7 @@
           <w:rFonts w:ascii="Times New Roman" w:eastAsia="Times New Roman" w:hAnsi="Times New Roman" w:cs="Times New Roman"/>
         </w:rPr>
       </w:pPr>
-      <w:bookmarkStart w:id="75" w:name="_Toc229047083"/>
+      <w:bookmarkStart w:id="75" w:name="_Toc230806317"/>
       <w:r>
         <w:rPr>
           <w:rFonts w:ascii="Times New Roman" w:eastAsia="Times New Roman" w:hAnsi="Times New Roman" w:cs="Times New Roman"/>
@@ -20816,7 +21147,7 @@
           <w:rFonts w:ascii="Times New Roman" w:eastAsia="Times New Roman" w:hAnsi="Times New Roman" w:cs="Times New Roman"/>
         </w:rPr>
       </w:pPr>
-      <w:bookmarkStart w:id="76" w:name="_Toc229047084"/>
+      <w:bookmarkStart w:id="76" w:name="_Toc230806318"/>
       <w:r>
         <w:rPr>
           <w:rFonts w:ascii="Times New Roman" w:eastAsia="Times New Roman" w:hAnsi="Times New Roman" w:cs="Times New Roman"/>
@@ -20920,7 +21251,7 @@
           <w:szCs w:val="30"/>
         </w:rPr>
       </w:pPr>
-      <w:bookmarkStart w:id="77" w:name="_Toc229047085"/>
+      <w:bookmarkStart w:id="77" w:name="_Toc230806319"/>
       <w:r>
         <w:rPr>
           <w:rFonts w:ascii="Times New Roman" w:eastAsia="Times New Roman" w:hAnsi="Times New Roman" w:cs="Times New Roman"/>
@@ -20978,7 +21309,7 @@
           <w:rFonts w:ascii="Times New Roman" w:eastAsia="Times New Roman" w:hAnsi="Times New Roman" w:cs="Times New Roman"/>
         </w:rPr>
       </w:pPr>
-      <w:bookmarkStart w:id="78" w:name="_Toc229047086"/>
+      <w:bookmarkStart w:id="78" w:name="_Toc230806320"/>
       <w:r>
         <w:rPr>
           <w:rFonts w:ascii="Times New Roman" w:eastAsia="Times New Roman" w:hAnsi="Times New Roman" w:cs="Times New Roman"/>
@@ -22100,7 +22431,7 @@
           <w:rFonts w:ascii="Times New Roman" w:eastAsia="Times New Roman" w:hAnsi="Times New Roman" w:cs="Times New Roman"/>
         </w:rPr>
       </w:pPr>
-      <w:bookmarkStart w:id="79" w:name="_Toc229047087"/>
+      <w:bookmarkStart w:id="79" w:name="_Toc230806321"/>
       <w:r>
         <w:rPr>
           <w:rFonts w:ascii="Times New Roman" w:eastAsia="Times New Roman" w:hAnsi="Times New Roman" w:cs="Times New Roman"/>
@@ -22203,7 +22534,7 @@
         </w:rPr>
       </w:pPr>
       <w:bookmarkStart w:id="80" w:name="_heading=h.1i76v4y45w99" w:colFirst="0" w:colLast="0"/>
-      <w:bookmarkStart w:id="81" w:name="_Toc229047088"/>
+      <w:bookmarkStart w:id="81" w:name="_Toc230806322"/>
       <w:bookmarkEnd w:id="80"/>
       <w:r>
         <w:rPr>
@@ -22222,7 +22553,7 @@
           <w:szCs w:val="30"/>
         </w:rPr>
       </w:pPr>
-      <w:bookmarkStart w:id="82" w:name="_Toc229047089"/>
+      <w:bookmarkStart w:id="82" w:name="_Toc230806323"/>
       <w:r>
         <w:rPr>
           <w:rFonts w:ascii="Times New Roman" w:eastAsia="Times New Roman" w:hAnsi="Times New Roman" w:cs="Times New Roman"/>
@@ -22360,7 +22691,15 @@
         <w:t>DVH (Dígito Verificador Horizontal)</w:t>
       </w:r>
       <w:r>
-        <w:t xml:space="preserve"> calculado a partir de la concatenación de sus campos relevantes (IDProducto, Nombre, Precio, Tipo, Descripción, Cantidad, Código)</w:t>
+        <w:t xml:space="preserve"> calculado a partir de la concatenación de sus campos relevantes (</w:t>
+      </w:r>
+      <w:proofErr w:type="spellStart"/>
+      <w:r>
+        <w:t>IDProducto</w:t>
+      </w:r>
+      <w:proofErr w:type="spellEnd"/>
+      <w:r>
+        <w:t>, Nombre, Precio, Tipo, Descripción, Cantidad, Código)</w:t>
       </w:r>
       <w:r>
         <w:rPr>
@@ -22411,7 +22750,7 @@
           <w:rFonts w:ascii="Times New Roman" w:eastAsia="Times New Roman" w:hAnsi="Times New Roman" w:cs="Times New Roman"/>
         </w:rPr>
       </w:pPr>
-      <w:bookmarkStart w:id="83" w:name="_Toc229047090"/>
+      <w:bookmarkStart w:id="83" w:name="_Toc230806324"/>
       <w:r>
         <w:rPr>
           <w:rFonts w:ascii="Times New Roman" w:eastAsia="Times New Roman" w:hAnsi="Times New Roman" w:cs="Times New Roman"/>
@@ -22429,7 +22768,7 @@
           <w:szCs w:val="30"/>
         </w:rPr>
       </w:pPr>
-      <w:bookmarkStart w:id="84" w:name="_Toc229047091"/>
+      <w:bookmarkStart w:id="84" w:name="_Toc230806325"/>
       <w:r>
         <w:rPr>
           <w:rFonts w:ascii="Times New Roman" w:eastAsia="Times New Roman" w:hAnsi="Times New Roman" w:cs="Times New Roman"/>
@@ -22520,7 +22859,35 @@
         <w:rPr>
           <w:rFonts w:ascii="Times New Roman" w:hAnsi="Times New Roman" w:cs="Times New Roman"/>
         </w:rPr>
-        <w:t xml:space="preserve"> = Gerente (IdUsuario, IdPermiso) &gt;&gt; </w:t>
+        <w:t xml:space="preserve"> = Gerente (</w:t>
+      </w:r>
+      <w:proofErr w:type="spellStart"/>
+      <w:r>
+        <w:rPr>
+          <w:rFonts w:ascii="Times New Roman" w:hAnsi="Times New Roman" w:cs="Times New Roman"/>
+        </w:rPr>
+        <w:t>IdUsuario</w:t>
+      </w:r>
+      <w:proofErr w:type="spellEnd"/>
+      <w:r>
+        <w:rPr>
+          <w:rFonts w:ascii="Times New Roman" w:hAnsi="Times New Roman" w:cs="Times New Roman"/>
+        </w:rPr>
+        <w:t xml:space="preserve">, </w:t>
+      </w:r>
+      <w:proofErr w:type="spellStart"/>
+      <w:r>
+        <w:rPr>
+          <w:rFonts w:ascii="Times New Roman" w:hAnsi="Times New Roman" w:cs="Times New Roman"/>
+        </w:rPr>
+        <w:t>IdPermiso</w:t>
+      </w:r>
+      <w:proofErr w:type="spellEnd"/>
+      <w:r>
+        <w:rPr>
+          <w:rFonts w:ascii="Times New Roman" w:hAnsi="Times New Roman" w:cs="Times New Roman"/>
+        </w:rPr>
+        <w:t xml:space="preserve">) &gt;&gt; </w:t>
       </w:r>
       <w:hyperlink r:id="rId46" w:history="1">
         <w:r>
@@ -22567,7 +22934,35 @@
         <w:rPr>
           <w:rFonts w:ascii="Times New Roman" w:hAnsi="Times New Roman" w:cs="Times New Roman"/>
         </w:rPr>
-        <w:t xml:space="preserve"> = Cliente (IdUsuario, IdPermiso) &gt;&gt;</w:t>
+        <w:t xml:space="preserve"> = Cliente (</w:t>
+      </w:r>
+      <w:proofErr w:type="spellStart"/>
+      <w:r>
+        <w:rPr>
+          <w:rFonts w:ascii="Times New Roman" w:hAnsi="Times New Roman" w:cs="Times New Roman"/>
+        </w:rPr>
+        <w:t>IdUsuario</w:t>
+      </w:r>
+      <w:proofErr w:type="spellEnd"/>
+      <w:r>
+        <w:rPr>
+          <w:rFonts w:ascii="Times New Roman" w:hAnsi="Times New Roman" w:cs="Times New Roman"/>
+        </w:rPr>
+        <w:t xml:space="preserve">, </w:t>
+      </w:r>
+      <w:proofErr w:type="spellStart"/>
+      <w:r>
+        <w:rPr>
+          <w:rFonts w:ascii="Times New Roman" w:hAnsi="Times New Roman" w:cs="Times New Roman"/>
+        </w:rPr>
+        <w:t>IdPermiso</w:t>
+      </w:r>
+      <w:proofErr w:type="spellEnd"/>
+      <w:r>
+        <w:rPr>
+          <w:rFonts w:ascii="Times New Roman" w:hAnsi="Times New Roman" w:cs="Times New Roman"/>
+        </w:rPr>
+        <w:t>) &gt;&gt;</w:t>
       </w:r>
       <w:r>
         <w:rPr>
@@ -22596,12 +22991,14 @@
         </w:rPr>
         <w:t xml:space="preserve">------- </w:t>
       </w:r>
+      <w:proofErr w:type="spellStart"/>
       <w:r>
         <w:rPr>
           <w:rFonts w:ascii="Times New Roman" w:hAnsi="Times New Roman" w:cs="Times New Roman"/>
         </w:rPr>
         <w:t>river</w:t>
       </w:r>
+      <w:proofErr w:type="spellEnd"/>
     </w:p>
     <w:p>
       <w:pPr>
@@ -22612,7 +23009,7 @@
           <w:szCs w:val="30"/>
         </w:rPr>
       </w:pPr>
-      <w:bookmarkStart w:id="85" w:name="_Toc229047092"/>
+      <w:bookmarkStart w:id="85" w:name="_Toc230806326"/>
       <w:r>
         <w:rPr>
           <w:rFonts w:ascii="Times New Roman" w:eastAsia="Times New Roman" w:hAnsi="Times New Roman" w:cs="Times New Roman"/>
@@ -22687,7 +23084,7 @@
           <w:szCs w:val="30"/>
         </w:rPr>
       </w:pPr>
-      <w:bookmarkStart w:id="86" w:name="_Toc229047093"/>
+      <w:bookmarkStart w:id="86" w:name="_Toc230806327"/>
       <w:r>
         <w:rPr>
           <w:rFonts w:ascii="Times New Roman" w:eastAsia="Times New Roman" w:hAnsi="Times New Roman" w:cs="Times New Roman"/>
@@ -22704,10 +23101,10 @@
           <w:noProof/>
         </w:rPr>
         <w:drawing>
-          <wp:inline distT="0" distB="0" distL="0" distR="0" wp14:anchorId="6450334C" wp14:editId="1370AEAE">
-            <wp:extent cx="5400040" cy="2965450"/>
-            <wp:effectExtent l="0" t="0" r="0" b="6350"/>
-            <wp:docPr id="1937052823" name="Imagen 1"/>
+          <wp:inline distT="0" distB="0" distL="0" distR="0" wp14:anchorId="66E358DC" wp14:editId="22B45F46">
+            <wp:extent cx="6271260" cy="3073684"/>
+            <wp:effectExtent l="0" t="0" r="0" b="0"/>
+            <wp:docPr id="1975951018" name="Imagen 2"/>
             <wp:cNvGraphicFramePr>
               <a:graphicFrameLocks xmlns:a="http://schemas.openxmlformats.org/drawingml/2006/main" noChangeAspect="1"/>
             </wp:cNvGraphicFramePr>
@@ -22715,23 +23112,36 @@
               <a:graphicData uri="http://schemas.openxmlformats.org/drawingml/2006/picture">
                 <pic:pic xmlns:pic="http://schemas.openxmlformats.org/drawingml/2006/picture">
                   <pic:nvPicPr>
-                    <pic:cNvPr id="1937052823" name=""/>
-                    <pic:cNvPicPr/>
+                    <pic:cNvPr id="0" name="Picture 2"/>
+                    <pic:cNvPicPr>
+                      <a:picLocks noChangeAspect="1" noChangeArrowheads="1"/>
+                    </pic:cNvPicPr>
                   </pic:nvPicPr>
                   <pic:blipFill>
-                    <a:blip r:embed="rId49"/>
+                    <a:blip r:embed="rId49">
+                      <a:extLst>
+                        <a:ext uri="{28A0092B-C50C-407E-A947-70E740481C1C}">
+                          <a14:useLocalDpi xmlns:a14="http://schemas.microsoft.com/office/drawing/2010/main" val="0"/>
+                        </a:ext>
+                      </a:extLst>
+                    </a:blip>
+                    <a:srcRect/>
                     <a:stretch>
                       <a:fillRect/>
                     </a:stretch>
                   </pic:blipFill>
-                  <pic:spPr>
+                  <pic:spPr bwMode="auto">
                     <a:xfrm>
                       <a:off x="0" y="0"/>
-                      <a:ext cx="5400040" cy="2965450"/>
+                      <a:ext cx="6278594" cy="3077278"/>
                     </a:xfrm>
                     <a:prstGeom prst="rect">
                       <a:avLst/>
                     </a:prstGeom>
+                    <a:noFill/>
+                    <a:ln>
+                      <a:noFill/>
+                    </a:ln>
                   </pic:spPr>
                 </pic:pic>
               </a:graphicData>
@@ -22749,7 +23159,7 @@
           <w:szCs w:val="30"/>
         </w:rPr>
       </w:pPr>
-      <w:bookmarkStart w:id="87" w:name="_Toc229047095"/>
+      <w:bookmarkStart w:id="87" w:name="_Toc230806328"/>
       <w:r>
         <w:rPr>
           <w:rFonts w:ascii="Times New Roman" w:eastAsia="Times New Roman" w:hAnsi="Times New Roman" w:cs="Times New Roman"/>
@@ -22787,6 +23197,9 @@
     </w:p>
     <w:p>
       <w:r>
+        <w:rPr>
+          <w:noProof/>
+        </w:rPr>
         <w:drawing>
           <wp:inline distT="0" distB="0" distL="0" distR="0" wp14:anchorId="35E61C01" wp14:editId="3309C29A">
             <wp:extent cx="5400040" cy="2981960"/>
@@ -22833,7 +23246,7 @@
           <w:szCs w:val="30"/>
         </w:rPr>
       </w:pPr>
-      <w:bookmarkStart w:id="88" w:name="_Toc229047096"/>
+      <w:bookmarkStart w:id="88" w:name="_Toc230806329"/>
       <w:r>
         <w:rPr>
           <w:rFonts w:ascii="Times New Roman" w:eastAsia="Times New Roman" w:hAnsi="Times New Roman" w:cs="Times New Roman"/>
@@ -22867,7 +23280,7 @@
           <w:rFonts w:ascii="Times New Roman" w:eastAsia="Times New Roman" w:hAnsi="Times New Roman" w:cs="Times New Roman"/>
         </w:rPr>
       </w:pPr>
-      <w:bookmarkStart w:id="89" w:name="_Toc229047097"/>
+      <w:bookmarkStart w:id="89" w:name="_Toc230806330"/>
       <w:r>
         <w:rPr>
           <w:rFonts w:ascii="Times New Roman" w:eastAsia="Times New Roman" w:hAnsi="Times New Roman" w:cs="Times New Roman"/>
@@ -22895,7 +23308,7 @@
           <w:rFonts w:ascii="Times New Roman" w:eastAsia="Times New Roman" w:hAnsi="Times New Roman" w:cs="Times New Roman"/>
         </w:rPr>
       </w:pPr>
-      <w:bookmarkStart w:id="90" w:name="_Toc229047098"/>
+      <w:bookmarkStart w:id="90" w:name="_Toc230806331"/>
       <w:r>
         <w:rPr>
           <w:rFonts w:ascii="Times New Roman" w:eastAsia="Times New Roman" w:hAnsi="Times New Roman" w:cs="Times New Roman"/>
@@ -22926,7 +23339,7 @@
           <w:szCs w:val="30"/>
         </w:rPr>
       </w:pPr>
-      <w:bookmarkStart w:id="91" w:name="_Toc229047099"/>
+      <w:bookmarkStart w:id="91" w:name="_Toc230806332"/>
       <w:r>
         <w:rPr>
           <w:rFonts w:ascii="Times New Roman" w:eastAsia="Times New Roman" w:hAnsi="Times New Roman" w:cs="Times New Roman"/>
@@ -22965,9 +23378,17 @@
           <w:sz w:val="30"/>
           <w:szCs w:val="30"/>
         </w:rPr>
-        <w:t xml:space="preserve"> Permiso </w:t>
+        <w:t xml:space="preserve"> Permiso</w:t>
       </w:r>
       <w:bookmarkEnd w:id="91"/>
+      <w:r>
+        <w:rPr>
+          <w:rFonts w:ascii="Times New Roman" w:eastAsia="Times New Roman" w:hAnsi="Times New Roman" w:cs="Times New Roman"/>
+          <w:sz w:val="30"/>
+          <w:szCs w:val="30"/>
+        </w:rPr>
+        <w:t xml:space="preserve"> </w:t>
+      </w:r>
     </w:p>
     <w:p>
       <w:pPr>
@@ -22976,7 +23397,7 @@
           <w:rFonts w:ascii="Times New Roman" w:eastAsia="Times New Roman" w:hAnsi="Times New Roman" w:cs="Times New Roman"/>
         </w:rPr>
       </w:pPr>
-      <w:bookmarkStart w:id="92" w:name="_Toc229047100"/>
+      <w:bookmarkStart w:id="92" w:name="_Toc230806333"/>
       <w:r>
         <w:rPr>
           <w:rFonts w:ascii="Times New Roman" w:eastAsia="Times New Roman" w:hAnsi="Times New Roman" w:cs="Times New Roman"/>
@@ -23004,7 +23425,7 @@
           <w:rFonts w:ascii="Times New Roman" w:eastAsia="Times New Roman" w:hAnsi="Times New Roman" w:cs="Times New Roman"/>
         </w:rPr>
       </w:pPr>
-      <w:bookmarkStart w:id="93" w:name="_Toc229047101"/>
+      <w:bookmarkStart w:id="93" w:name="_Toc230806334"/>
       <w:r>
         <w:rPr>
           <w:rFonts w:ascii="Times New Roman" w:eastAsia="Times New Roman" w:hAnsi="Times New Roman" w:cs="Times New Roman"/>
@@ -23035,7 +23456,7 @@
           <w:szCs w:val="30"/>
         </w:rPr>
       </w:pPr>
-      <w:bookmarkStart w:id="94" w:name="_Toc229047102"/>
+      <w:bookmarkStart w:id="94" w:name="_Toc230806335"/>
       <w:r>
         <w:rPr>
           <w:rFonts w:ascii="Times New Roman" w:eastAsia="Times New Roman" w:hAnsi="Times New Roman" w:cs="Times New Roman"/>
@@ -23076,7 +23497,6 @@
         </w:rPr>
         <w:t xml:space="preserve"> </w:t>
       </w:r>
-      <w:bookmarkEnd w:id="94"/>
       <w:r>
         <w:rPr>
           <w:rFonts w:ascii="Times New Roman" w:eastAsia="Times New Roman" w:hAnsi="Times New Roman" w:cs="Times New Roman"/>
@@ -23085,6 +23505,7 @@
         </w:rPr>
         <w:t>Permiso</w:t>
       </w:r>
+      <w:bookmarkEnd w:id="94"/>
     </w:p>
     <w:p>
       <w:pPr>
@@ -23179,6 +23600,7 @@
           <w:szCs w:val="30"/>
         </w:rPr>
       </w:pPr>
+      <w:bookmarkStart w:id="95" w:name="_Toc230806336"/>
       <w:r>
         <w:rPr>
           <w:rFonts w:ascii="Times New Roman" w:eastAsia="Times New Roman" w:hAnsi="Times New Roman" w:cs="Times New Roman"/>
@@ -23210,24 +23632,9 @@
           <w:sz w:val="30"/>
           <w:szCs w:val="30"/>
         </w:rPr>
-        <w:t xml:space="preserve">Administrar Jerarquía de </w:t>
-      </w:r>
-      <w:r>
-        <w:rPr>
-          <w:rFonts w:ascii="Times New Roman" w:eastAsia="Times New Roman" w:hAnsi="Times New Roman" w:cs="Times New Roman"/>
-          <w:sz w:val="30"/>
-          <w:szCs w:val="30"/>
-        </w:rPr>
-        <w:t>Permis</w:t>
-      </w:r>
-      <w:r>
-        <w:rPr>
-          <w:rFonts w:ascii="Times New Roman" w:eastAsia="Times New Roman" w:hAnsi="Times New Roman" w:cs="Times New Roman"/>
-          <w:sz w:val="30"/>
-          <w:szCs w:val="30"/>
-        </w:rPr>
-        <w:t>os</w:t>
-      </w:r>
+        <w:t>Administrar Jerarquía de Permisos</w:t>
+      </w:r>
+      <w:bookmarkEnd w:id="95"/>
     </w:p>
     <w:p>
       <w:pPr>
@@ -23313,6 +23720,7 @@
           <w:szCs w:val="30"/>
         </w:rPr>
       </w:pPr>
+      <w:bookmarkStart w:id="96" w:name="_Toc230806337"/>
       <w:r>
         <w:rPr>
           <w:rFonts w:ascii="Times New Roman" w:eastAsia="Times New Roman" w:hAnsi="Times New Roman" w:cs="Times New Roman"/>
@@ -23345,6 +23753,7 @@
         </w:rPr>
         <w:t>Asignar Rol a Usuario</w:t>
       </w:r>
+      <w:bookmarkEnd w:id="96"/>
     </w:p>
     <w:p>
       <w:pPr>
@@ -23420,52 +23829,12 @@
           <w:rFonts w:ascii="Times New Roman" w:eastAsia="Times New Roman" w:hAnsi="Times New Roman" w:cs="Times New Roman"/>
         </w:rPr>
       </w:pPr>
-      <w:bookmarkStart w:id="95" w:name="_Toc229047103"/>
+      <w:bookmarkStart w:id="97" w:name="_Toc230806338"/>
       <w:r>
         <w:rPr>
           <w:rFonts w:ascii="Times New Roman" w:eastAsia="Times New Roman" w:hAnsi="Times New Roman" w:cs="Times New Roman"/>
         </w:rPr>
         <w:t>9. GESTIÓN DE CAMBIOS</w:t>
-      </w:r>
-      <w:bookmarkEnd w:id="95"/>
-    </w:p>
-    <w:p>
-      <w:pPr>
-        <w:pStyle w:val="Ttulo2"/>
-        <w:rPr>
-          <w:rFonts w:ascii="Times New Roman" w:eastAsia="Times New Roman" w:hAnsi="Times New Roman" w:cs="Times New Roman"/>
-          <w:sz w:val="30"/>
-          <w:szCs w:val="30"/>
-        </w:rPr>
-      </w:pPr>
-      <w:bookmarkStart w:id="96" w:name="_Toc229047104"/>
-      <w:r>
-        <w:rPr>
-          <w:rFonts w:ascii="Times New Roman" w:eastAsia="Times New Roman" w:hAnsi="Times New Roman" w:cs="Times New Roman"/>
-          <w:sz w:val="30"/>
-          <w:szCs w:val="30"/>
-        </w:rPr>
-        <w:t>9.1 Objetivo General</w:t>
-      </w:r>
-      <w:bookmarkEnd w:id="96"/>
-    </w:p>
-    <w:p>
-      <w:pPr>
-        <w:pStyle w:val="Ttulo2"/>
-        <w:rPr>
-          <w:rFonts w:ascii="Times New Roman" w:eastAsia="Times New Roman" w:hAnsi="Times New Roman" w:cs="Times New Roman"/>
-          <w:sz w:val="30"/>
-          <w:szCs w:val="30"/>
-        </w:rPr>
-      </w:pPr>
-      <w:bookmarkStart w:id="97" w:name="_Toc229047105"/>
-      <w:r>
-        <w:rPr>
-          <w:rFonts w:ascii="Times New Roman" w:eastAsia="Times New Roman" w:hAnsi="Times New Roman" w:cs="Times New Roman"/>
-          <w:sz w:val="30"/>
-          <w:szCs w:val="30"/>
-        </w:rPr>
-        <w:t>9.2 Diagrama de Clases</w:t>
       </w:r>
       <w:bookmarkEnd w:id="97"/>
     </w:p>
@@ -23478,14 +23847,14 @@
           <w:szCs w:val="30"/>
         </w:rPr>
       </w:pPr>
-      <w:bookmarkStart w:id="98" w:name="_Toc229047106"/>
+      <w:bookmarkStart w:id="98" w:name="_Toc230806339"/>
       <w:r>
         <w:rPr>
           <w:rFonts w:ascii="Times New Roman" w:eastAsia="Times New Roman" w:hAnsi="Times New Roman" w:cs="Times New Roman"/>
           <w:sz w:val="30"/>
           <w:szCs w:val="30"/>
         </w:rPr>
-        <w:t>9.3 Der</w:t>
+        <w:t>9.1 Objetivo General</w:t>
       </w:r>
       <w:bookmarkEnd w:id="98"/>
     </w:p>
@@ -23498,14 +23867,14 @@
           <w:szCs w:val="30"/>
         </w:rPr>
       </w:pPr>
-      <w:bookmarkStart w:id="99" w:name="_Toc229047107"/>
+      <w:bookmarkStart w:id="99" w:name="_Toc230806340"/>
       <w:r>
         <w:rPr>
           <w:rFonts w:ascii="Times New Roman" w:eastAsia="Times New Roman" w:hAnsi="Times New Roman" w:cs="Times New Roman"/>
           <w:sz w:val="30"/>
           <w:szCs w:val="30"/>
         </w:rPr>
-        <w:t>9.4 Diagrama Gestión de Cambios</w:t>
+        <w:t>9.2 Diagrama de Clases</w:t>
       </w:r>
       <w:bookmarkEnd w:id="99"/>
     </w:p>
@@ -23518,30 +23887,14 @@
           <w:szCs w:val="30"/>
         </w:rPr>
       </w:pPr>
-      <w:bookmarkStart w:id="100" w:name="_Toc229047108"/>
+      <w:bookmarkStart w:id="100" w:name="_Toc230806341"/>
       <w:r>
         <w:rPr>
           <w:rFonts w:ascii="Times New Roman" w:eastAsia="Times New Roman" w:hAnsi="Times New Roman" w:cs="Times New Roman"/>
           <w:sz w:val="30"/>
           <w:szCs w:val="30"/>
         </w:rPr>
-        <w:t>9.</w:t>
-      </w:r>
-      <w:r>
-        <w:rPr>
-          <w:rFonts w:ascii="Times New Roman" w:eastAsia="Times New Roman" w:hAnsi="Times New Roman" w:cs="Times New Roman"/>
-          <w:sz w:val="30"/>
-          <w:szCs w:val="30"/>
-        </w:rPr>
-        <w:t>5</w:t>
-      </w:r>
-      <w:r>
-        <w:rPr>
-          <w:rFonts w:ascii="Times New Roman" w:eastAsia="Times New Roman" w:hAnsi="Times New Roman" w:cs="Times New Roman"/>
-          <w:sz w:val="30"/>
-          <w:szCs w:val="30"/>
-        </w:rPr>
-        <w:t xml:space="preserve"> Pantalla Gestión de Cambios</w:t>
+        <w:t>9.3 Der</w:t>
       </w:r>
       <w:bookmarkEnd w:id="100"/>
     </w:p>
@@ -23554,57 +23907,113 @@
           <w:szCs w:val="30"/>
         </w:rPr>
       </w:pPr>
-      <w:bookmarkStart w:id="101" w:name="_Toc229047109"/>
+      <w:bookmarkStart w:id="101" w:name="_Toc230806342"/>
       <w:r>
         <w:rPr>
           <w:rFonts w:ascii="Times New Roman" w:eastAsia="Times New Roman" w:hAnsi="Times New Roman" w:cs="Times New Roman"/>
           <w:sz w:val="30"/>
           <w:szCs w:val="30"/>
         </w:rPr>
-        <w:t>9</w:t>
-      </w:r>
-      <w:r>
-        <w:rPr>
-          <w:rFonts w:ascii="Times New Roman" w:eastAsia="Times New Roman" w:hAnsi="Times New Roman" w:cs="Times New Roman"/>
-          <w:sz w:val="30"/>
-          <w:szCs w:val="30"/>
-        </w:rPr>
-        <w:t>.</w:t>
-      </w:r>
-      <w:r>
-        <w:rPr>
-          <w:rFonts w:ascii="Times New Roman" w:eastAsia="Times New Roman" w:hAnsi="Times New Roman" w:cs="Times New Roman"/>
-          <w:sz w:val="30"/>
-          <w:szCs w:val="30"/>
-        </w:rPr>
-        <w:t>6</w:t>
-      </w:r>
-      <w:r>
-        <w:rPr>
-          <w:rFonts w:ascii="Times New Roman" w:eastAsia="Times New Roman" w:hAnsi="Times New Roman" w:cs="Times New Roman"/>
-          <w:sz w:val="30"/>
-          <w:szCs w:val="30"/>
-        </w:rPr>
-        <w:t xml:space="preserve"> </w:t>
-      </w:r>
-      <w:r>
-        <w:rPr>
-          <w:rFonts w:ascii="Times New Roman" w:eastAsia="Times New Roman" w:hAnsi="Times New Roman" w:cs="Times New Roman"/>
-          <w:sz w:val="30"/>
-          <w:szCs w:val="30"/>
-        </w:rPr>
-        <w:t>Revertir Cambios</w:t>
+        <w:t>9.4 Diagrama Gestión de Cambios</w:t>
       </w:r>
       <w:bookmarkEnd w:id="101"/>
     </w:p>
     <w:p>
       <w:pPr>
+        <w:pStyle w:val="Ttulo2"/>
+        <w:rPr>
+          <w:rFonts w:ascii="Times New Roman" w:eastAsia="Times New Roman" w:hAnsi="Times New Roman" w:cs="Times New Roman"/>
+          <w:sz w:val="30"/>
+          <w:szCs w:val="30"/>
+        </w:rPr>
+      </w:pPr>
+      <w:bookmarkStart w:id="102" w:name="_Toc230806343"/>
+      <w:r>
+        <w:rPr>
+          <w:rFonts w:ascii="Times New Roman" w:eastAsia="Times New Roman" w:hAnsi="Times New Roman" w:cs="Times New Roman"/>
+          <w:sz w:val="30"/>
+          <w:szCs w:val="30"/>
+        </w:rPr>
+        <w:t>9.</w:t>
+      </w:r>
+      <w:r>
+        <w:rPr>
+          <w:rFonts w:ascii="Times New Roman" w:eastAsia="Times New Roman" w:hAnsi="Times New Roman" w:cs="Times New Roman"/>
+          <w:sz w:val="30"/>
+          <w:szCs w:val="30"/>
+        </w:rPr>
+        <w:t>5</w:t>
+      </w:r>
+      <w:r>
+        <w:rPr>
+          <w:rFonts w:ascii="Times New Roman" w:eastAsia="Times New Roman" w:hAnsi="Times New Roman" w:cs="Times New Roman"/>
+          <w:sz w:val="30"/>
+          <w:szCs w:val="30"/>
+        </w:rPr>
+        <w:t xml:space="preserve"> Pantalla Gestión de Cambios</w:t>
+      </w:r>
+      <w:bookmarkEnd w:id="102"/>
+    </w:p>
+    <w:p>
+      <w:pPr>
+        <w:pStyle w:val="Ttulo2"/>
+        <w:rPr>
+          <w:rFonts w:ascii="Times New Roman" w:eastAsia="Times New Roman" w:hAnsi="Times New Roman" w:cs="Times New Roman"/>
+          <w:sz w:val="30"/>
+          <w:szCs w:val="30"/>
+        </w:rPr>
+      </w:pPr>
+      <w:bookmarkStart w:id="103" w:name="_Toc230806344"/>
+      <w:r>
+        <w:rPr>
+          <w:rFonts w:ascii="Times New Roman" w:eastAsia="Times New Roman" w:hAnsi="Times New Roman" w:cs="Times New Roman"/>
+          <w:sz w:val="30"/>
+          <w:szCs w:val="30"/>
+        </w:rPr>
+        <w:t>9</w:t>
+      </w:r>
+      <w:r>
+        <w:rPr>
+          <w:rFonts w:ascii="Times New Roman" w:eastAsia="Times New Roman" w:hAnsi="Times New Roman" w:cs="Times New Roman"/>
+          <w:sz w:val="30"/>
+          <w:szCs w:val="30"/>
+        </w:rPr>
+        <w:t>.</w:t>
+      </w:r>
+      <w:r>
+        <w:rPr>
+          <w:rFonts w:ascii="Times New Roman" w:eastAsia="Times New Roman" w:hAnsi="Times New Roman" w:cs="Times New Roman"/>
+          <w:sz w:val="30"/>
+          <w:szCs w:val="30"/>
+        </w:rPr>
+        <w:t>6</w:t>
+      </w:r>
+      <w:r>
+        <w:rPr>
+          <w:rFonts w:ascii="Times New Roman" w:eastAsia="Times New Roman" w:hAnsi="Times New Roman" w:cs="Times New Roman"/>
+          <w:sz w:val="30"/>
+          <w:szCs w:val="30"/>
+        </w:rPr>
+        <w:t xml:space="preserve"> </w:t>
+      </w:r>
+      <w:r>
+        <w:rPr>
+          <w:rFonts w:ascii="Times New Roman" w:eastAsia="Times New Roman" w:hAnsi="Times New Roman" w:cs="Times New Roman"/>
+          <w:sz w:val="30"/>
+          <w:szCs w:val="30"/>
+        </w:rPr>
+        <w:t>Revertir Cambios</w:t>
+      </w:r>
+      <w:bookmarkEnd w:id="103"/>
+    </w:p>
+    <w:p>
+      <w:pPr>
         <w:pStyle w:val="Ttulo3"/>
         <w:rPr>
           <w:rFonts w:ascii="Times New Roman" w:eastAsia="Times New Roman" w:hAnsi="Times New Roman" w:cs="Times New Roman"/>
         </w:rPr>
       </w:pPr>
-      <w:bookmarkStart w:id="102" w:name="_Toc229047110"/>
+      <w:bookmarkStart w:id="104" w:name="_Toc230806345"/>
       <w:r>
         <w:rPr>
           <w:rFonts w:ascii="Times New Roman" w:eastAsia="Times New Roman" w:hAnsi="Times New Roman" w:cs="Times New Roman"/>
@@ -23629,7 +24038,7 @@
         </w:rPr>
         <w:t>.1 Especificación CU</w:t>
       </w:r>
-      <w:bookmarkEnd w:id="102"/>
+      <w:bookmarkEnd w:id="104"/>
     </w:p>
     <w:tbl>
       <w:tblPr>
@@ -24566,7 +24975,7 @@
           <w:rFonts w:ascii="Times New Roman" w:eastAsia="Times New Roman" w:hAnsi="Times New Roman" w:cs="Times New Roman"/>
         </w:rPr>
       </w:pPr>
-      <w:bookmarkStart w:id="103" w:name="_Toc229047111"/>
+      <w:bookmarkStart w:id="105" w:name="_Toc230806346"/>
       <w:r>
         <w:rPr>
           <w:rFonts w:ascii="Times New Roman" w:eastAsia="Times New Roman" w:hAnsi="Times New Roman" w:cs="Times New Roman"/>
@@ -24591,7 +25000,7 @@
         </w:rPr>
         <w:t>.2 Diagrama Secuencia Sistema</w:t>
       </w:r>
-      <w:bookmarkEnd w:id="103"/>
+      <w:bookmarkEnd w:id="105"/>
     </w:p>
     <w:p/>
     <w:p/>
@@ -24602,79 +25011,13 @@
           <w:rFonts w:ascii="Times New Roman" w:eastAsia="Times New Roman" w:hAnsi="Times New Roman" w:cs="Times New Roman"/>
         </w:rPr>
       </w:pPr>
-      <w:bookmarkStart w:id="104" w:name="_Toc229047112"/>
+      <w:bookmarkStart w:id="106" w:name="_Toc230806347"/>
       <w:r>
         <w:rPr>
           <w:rFonts w:ascii="Times New Roman" w:eastAsia="Times New Roman" w:hAnsi="Times New Roman" w:cs="Times New Roman"/>
         </w:rPr>
         <w:lastRenderedPageBreak/>
         <w:t>10. GESTIÓN DE MÚLTIPLES IDIOMAS</w:t>
-      </w:r>
-      <w:bookmarkEnd w:id="104"/>
-    </w:p>
-    <w:p>
-      <w:pPr>
-        <w:pStyle w:val="Ttulo2"/>
-        <w:rPr>
-          <w:rFonts w:ascii="Times New Roman" w:eastAsia="Times New Roman" w:hAnsi="Times New Roman" w:cs="Times New Roman"/>
-          <w:sz w:val="30"/>
-          <w:szCs w:val="30"/>
-        </w:rPr>
-      </w:pPr>
-      <w:bookmarkStart w:id="105" w:name="_Toc229047113"/>
-      <w:r>
-        <w:rPr>
-          <w:rFonts w:ascii="Times New Roman" w:eastAsia="Times New Roman" w:hAnsi="Times New Roman" w:cs="Times New Roman"/>
-          <w:sz w:val="30"/>
-          <w:szCs w:val="30"/>
-        </w:rPr>
-        <w:t>10.1 Objetivo General</w:t>
-      </w:r>
-      <w:bookmarkEnd w:id="105"/>
-    </w:p>
-    <w:p>
-      <w:pPr>
-        <w:rPr>
-          <w:rFonts w:ascii="Times New Roman" w:eastAsia="Times New Roman" w:hAnsi="Times New Roman" w:cs="Times New Roman"/>
-        </w:rPr>
-      </w:pPr>
-      <w:r>
-        <w:rPr>
-          <w:rFonts w:ascii="Times New Roman" w:eastAsia="Times New Roman" w:hAnsi="Times New Roman" w:cs="Times New Roman"/>
-        </w:rPr>
-        <w:t xml:space="preserve">El objetivo es proporcionar una experiencia de usuario completamente multilingüe y dinámica, permitiendo que las interfaces del sistema se adapten en tiempo real al idioma seleccionado por el usuario. </w:t>
-      </w:r>
-    </w:p>
-    <w:p>
-      <w:pPr>
-        <w:rPr>
-          <w:rFonts w:ascii="Times New Roman" w:eastAsia="Times New Roman" w:hAnsi="Times New Roman" w:cs="Times New Roman"/>
-        </w:rPr>
-      </w:pPr>
-      <w:r>
-        <w:rPr>
-          <w:rFonts w:ascii="Times New Roman" w:eastAsia="Times New Roman" w:hAnsi="Times New Roman" w:cs="Times New Roman"/>
-        </w:rPr>
-        <w:t>Utilizando el patrón Observer, cada componente visual que contenga leyendas o títulos se suscribirá a los cambios de idioma garantizando que, al realizar una modificación, todas las interfaces se actualicen automáticamente sin necesidad de reiniciar la aplicación o recargar formularios. Esto mejora significativamente la usabilidad y accesibilidad del sistema, especialmente en entornos donde interactúan usuarios con diferentes lenguas.</w:t>
-      </w:r>
-    </w:p>
-    <w:p>
-      <w:pPr>
-        <w:pStyle w:val="Ttulo2"/>
-        <w:rPr>
-          <w:rFonts w:ascii="Times New Roman" w:eastAsia="Times New Roman" w:hAnsi="Times New Roman" w:cs="Times New Roman"/>
-          <w:sz w:val="30"/>
-          <w:szCs w:val="30"/>
-        </w:rPr>
-      </w:pPr>
-      <w:bookmarkStart w:id="106" w:name="_Toc229047114"/>
-      <w:r>
-        <w:rPr>
-          <w:rFonts w:ascii="Times New Roman" w:eastAsia="Times New Roman" w:hAnsi="Times New Roman" w:cs="Times New Roman"/>
-          <w:sz w:val="30"/>
-          <w:szCs w:val="30"/>
-        </w:rPr>
-        <w:t>10.2 Diagrama de Clases</w:t>
       </w:r>
       <w:bookmarkEnd w:id="106"/>
     </w:p>
@@ -24687,14 +25030,14 @@
           <w:szCs w:val="30"/>
         </w:rPr>
       </w:pPr>
-      <w:bookmarkStart w:id="107" w:name="_Toc229047115"/>
+      <w:bookmarkStart w:id="107" w:name="_Toc230806348"/>
       <w:r>
         <w:rPr>
           <w:rFonts w:ascii="Times New Roman" w:eastAsia="Times New Roman" w:hAnsi="Times New Roman" w:cs="Times New Roman"/>
           <w:sz w:val="30"/>
           <w:szCs w:val="30"/>
         </w:rPr>
-        <w:t>10.3 Der</w:t>
+        <w:t>10.1 Objetivo General</w:t>
       </w:r>
       <w:bookmarkEnd w:id="107"/>
     </w:p>
@@ -24702,6 +25045,72 @@
       <w:pPr>
         <w:rPr>
           <w:rFonts w:ascii="Times New Roman" w:eastAsia="Times New Roman" w:hAnsi="Times New Roman" w:cs="Times New Roman"/>
+        </w:rPr>
+      </w:pPr>
+      <w:r>
+        <w:rPr>
+          <w:rFonts w:ascii="Times New Roman" w:eastAsia="Times New Roman" w:hAnsi="Times New Roman" w:cs="Times New Roman"/>
+        </w:rPr>
+        <w:t xml:space="preserve">El objetivo es proporcionar una experiencia de usuario completamente multilingüe y dinámica, permitiendo que las interfaces del sistema se adapten en tiempo real al idioma seleccionado por el usuario. </w:t>
+      </w:r>
+    </w:p>
+    <w:p>
+      <w:pPr>
+        <w:rPr>
+          <w:rFonts w:ascii="Times New Roman" w:eastAsia="Times New Roman" w:hAnsi="Times New Roman" w:cs="Times New Roman"/>
+        </w:rPr>
+      </w:pPr>
+      <w:r>
+        <w:rPr>
+          <w:rFonts w:ascii="Times New Roman" w:eastAsia="Times New Roman" w:hAnsi="Times New Roman" w:cs="Times New Roman"/>
+        </w:rPr>
+        <w:t>Utilizando el patrón Observer, cada componente visual que contenga leyendas o títulos se suscribirá a los cambios de idioma garantizando que, al realizar una modificación, todas las interfaces se actualicen automáticamente sin necesidad de reiniciar la aplicación o recargar formularios. Esto mejora significativamente la usabilidad y accesibilidad del sistema, especialmente en entornos donde interactúan usuarios con diferentes lenguas.</w:t>
+      </w:r>
+    </w:p>
+    <w:p>
+      <w:pPr>
+        <w:pStyle w:val="Ttulo2"/>
+        <w:rPr>
+          <w:rFonts w:ascii="Times New Roman" w:eastAsia="Times New Roman" w:hAnsi="Times New Roman" w:cs="Times New Roman"/>
+          <w:sz w:val="30"/>
+          <w:szCs w:val="30"/>
+        </w:rPr>
+      </w:pPr>
+      <w:bookmarkStart w:id="108" w:name="_Toc230806349"/>
+      <w:r>
+        <w:rPr>
+          <w:rFonts w:ascii="Times New Roman" w:eastAsia="Times New Roman" w:hAnsi="Times New Roman" w:cs="Times New Roman"/>
+          <w:sz w:val="30"/>
+          <w:szCs w:val="30"/>
+        </w:rPr>
+        <w:t>10.2 Diagrama de Clases</w:t>
+      </w:r>
+      <w:bookmarkEnd w:id="108"/>
+    </w:p>
+    <w:p>
+      <w:pPr>
+        <w:pStyle w:val="Ttulo2"/>
+        <w:rPr>
+          <w:rFonts w:ascii="Times New Roman" w:eastAsia="Times New Roman" w:hAnsi="Times New Roman" w:cs="Times New Roman"/>
+          <w:sz w:val="30"/>
+          <w:szCs w:val="30"/>
+        </w:rPr>
+      </w:pPr>
+      <w:bookmarkStart w:id="109" w:name="_Toc230806350"/>
+      <w:r>
+        <w:rPr>
+          <w:rFonts w:ascii="Times New Roman" w:eastAsia="Times New Roman" w:hAnsi="Times New Roman" w:cs="Times New Roman"/>
+          <w:sz w:val="30"/>
+          <w:szCs w:val="30"/>
+        </w:rPr>
+        <w:t>10.3 Der</w:t>
+      </w:r>
+      <w:bookmarkEnd w:id="109"/>
+    </w:p>
+    <w:p>
+      <w:pPr>
+        <w:rPr>
+          <w:rFonts w:ascii="Times New Roman" w:eastAsia="Times New Roman" w:hAnsi="Times New Roman" w:cs="Times New Roman"/>
           <w:color w:val="0F4761"/>
           <w:sz w:val="30"/>
           <w:szCs w:val="30"/>
@@ -24792,7 +25201,7 @@
           <w:szCs w:val="30"/>
         </w:rPr>
       </w:pPr>
-      <w:bookmarkStart w:id="108" w:name="_Toc229047116"/>
+      <w:bookmarkStart w:id="110" w:name="_Toc230806351"/>
       <w:r>
         <w:rPr>
           <w:rFonts w:ascii="Times New Roman" w:eastAsia="Times New Roman" w:hAnsi="Times New Roman" w:cs="Times New Roman"/>
@@ -24817,7 +25226,7 @@
         </w:rPr>
         <w:t>Cambiar Idioma</w:t>
       </w:r>
-      <w:bookmarkEnd w:id="108"/>
+      <w:bookmarkEnd w:id="110"/>
     </w:p>
     <w:p>
       <w:pPr>
@@ -24826,7 +25235,7 @@
           <w:rFonts w:ascii="Times New Roman" w:eastAsia="Times New Roman" w:hAnsi="Times New Roman" w:cs="Times New Roman"/>
         </w:rPr>
       </w:pPr>
-      <w:bookmarkStart w:id="109" w:name="_Toc229047117"/>
+      <w:bookmarkStart w:id="111" w:name="_Toc230806352"/>
       <w:r>
         <w:rPr>
           <w:rFonts w:ascii="Times New Roman" w:eastAsia="Times New Roman" w:hAnsi="Times New Roman" w:cs="Times New Roman"/>
@@ -24839,7 +25248,7 @@
         </w:rPr>
         <w:t>.6.1 Especificación CU</w:t>
       </w:r>
-      <w:bookmarkEnd w:id="109"/>
+      <w:bookmarkEnd w:id="111"/>
     </w:p>
     <w:p>
       <w:pPr>
@@ -24848,7 +25257,7 @@
           <w:rFonts w:ascii="Times New Roman" w:eastAsia="Times New Roman" w:hAnsi="Times New Roman" w:cs="Times New Roman"/>
         </w:rPr>
       </w:pPr>
-      <w:bookmarkStart w:id="110" w:name="_Toc229047118"/>
+      <w:bookmarkStart w:id="112" w:name="_Toc230806353"/>
       <w:r>
         <w:rPr>
           <w:rFonts w:ascii="Times New Roman" w:eastAsia="Times New Roman" w:hAnsi="Times New Roman" w:cs="Times New Roman"/>
@@ -24861,7 +25270,7 @@
         </w:rPr>
         <w:t>.6.2 Diagrama Secuencia Sistema</w:t>
       </w:r>
-      <w:bookmarkEnd w:id="110"/>
+      <w:bookmarkEnd w:id="112"/>
     </w:p>
     <w:p/>
     <w:p>
@@ -24873,7 +25282,7 @@
           <w:szCs w:val="30"/>
         </w:rPr>
       </w:pPr>
-      <w:bookmarkStart w:id="111" w:name="_Toc229047119"/>
+      <w:bookmarkStart w:id="113" w:name="_Toc230806354"/>
       <w:r>
         <w:rPr>
           <w:rFonts w:ascii="Times New Roman" w:eastAsia="Times New Roman" w:hAnsi="Times New Roman" w:cs="Times New Roman"/>
@@ -24914,7 +25323,7 @@
         </w:rPr>
         <w:t>Registrar Idioma</w:t>
       </w:r>
-      <w:bookmarkEnd w:id="111"/>
+      <w:bookmarkEnd w:id="113"/>
     </w:p>
     <w:p>
       <w:pPr>
@@ -24923,7 +25332,7 @@
           <w:rFonts w:ascii="Times New Roman" w:eastAsia="Times New Roman" w:hAnsi="Times New Roman" w:cs="Times New Roman"/>
         </w:rPr>
       </w:pPr>
-      <w:bookmarkStart w:id="112" w:name="_Toc229047120"/>
+      <w:bookmarkStart w:id="114" w:name="_Toc230806355"/>
       <w:r>
         <w:rPr>
           <w:rFonts w:ascii="Times New Roman" w:eastAsia="Times New Roman" w:hAnsi="Times New Roman" w:cs="Times New Roman"/>
@@ -24948,7 +25357,7 @@
         </w:rPr>
         <w:t>.1 Especificación CU</w:t>
       </w:r>
-      <w:bookmarkEnd w:id="112"/>
+      <w:bookmarkEnd w:id="114"/>
     </w:p>
     <w:p>
       <w:pPr>
@@ -24957,7 +25366,7 @@
           <w:rFonts w:ascii="Times New Roman" w:eastAsia="Times New Roman" w:hAnsi="Times New Roman" w:cs="Times New Roman"/>
         </w:rPr>
       </w:pPr>
-      <w:bookmarkStart w:id="113" w:name="_Toc229047121"/>
+      <w:bookmarkStart w:id="115" w:name="_Toc230806356"/>
       <w:r>
         <w:rPr>
           <w:rFonts w:ascii="Times New Roman" w:eastAsia="Times New Roman" w:hAnsi="Times New Roman" w:cs="Times New Roman"/>
@@ -24982,7 +25391,7 @@
         </w:rPr>
         <w:t>.2 Diagrama Secuencia Sistema</w:t>
       </w:r>
-      <w:bookmarkEnd w:id="113"/>
+      <w:bookmarkEnd w:id="115"/>
     </w:p>
     <w:p/>
     <w:sectPr>
@@ -30073,28 +30482,28 @@
 </file>
 
 <file path=customXml/item1.xml><?xml version="1.0" encoding="utf-8"?>
-<b:Sources xmlns:b="http://schemas.openxmlformats.org/officeDocument/2006/bibliography" xmlns="http://schemas.openxmlformats.org/officeDocument/2006/bibliography" SelectedStyle="\APASixthEditionOfficeOnline.xsl" StyleName="APA" Version="6"/>
-</file>
-
-<file path=customXml/item2.xml><?xml version="1.0" encoding="utf-8"?>
 <go:gDocsCustomXmlDataStorage xmlns:go="http://customooxmlschemas.google.com/" xmlns:r="http://schemas.openxmlformats.org/officeDocument/2006/relationships" uri="GoogleDocsCustomDataVersion2">
   <go:docsCustomData xmlns:go="http://customooxmlschemas.google.com/" roundtripDataSignature="AMtx7mg9ViIy0TFX1PbiokUHW0+gEHD0DQ==">CgMxLjAyDmgueXB0b3ptdnN5YWhpMg5oLjMwMTZ1a3NyeWs5OTIOaC41dHdvajgxajFna2EyDmguajh3ZGR4ZWVnZ3R3Mg5oLmJneml2aG00bzdoYzIOaC5qOTJ5aWxicjl6dDcyDmgubjRpdXVhbG9heDc2Mg5oLjFpNzZ2NHk0NXc5OTIOaC5oaHFvaTRybTJzYjEyDmgubGF1ZXZ5aGhzMG5uMg5oLjI5Nmd4eXhiYnYwbTgAciExNlVkVkNiWlZIdUNvcHFuMnNIenVkMWZoTjV5TjIzLW4=</go:docsCustomData>
 </go:gDocsCustomXmlDataStorage>
 </file>
 
-<file path=customXml/itemProps1.xml><?xml version="1.0" encoding="utf-8"?>
-<ds:datastoreItem xmlns:ds="http://schemas.openxmlformats.org/officeDocument/2006/customXml" ds:itemID="{98C402C2-0B0B-45E1-8B8A-FD895BAD112E}">
-  <ds:schemaRefs>
-    <ds:schemaRef ds:uri="http://schemas.openxmlformats.org/officeDocument/2006/bibliography"/>
-  </ds:schemaRefs>
-</ds:datastoreItem>
+<file path=customXml/item2.xml><?xml version="1.0" encoding="utf-8"?>
+<b:Sources xmlns:b="http://schemas.openxmlformats.org/officeDocument/2006/bibliography" xmlns="http://schemas.openxmlformats.org/officeDocument/2006/bibliography" SelectedStyle="\APASixthEditionOfficeOnline.xsl" StyleName="APA" Version="6"/>
 </file>
 
-<file path=customXml/itemProps2.xml><?xml version="1.0" encoding="utf-8"?>
+<file path=customXml/itemProps1.xml><?xml version="1.0" encoding="utf-8"?>
 <ds:datastoreItem xmlns:ds="http://schemas.openxmlformats.org/officeDocument/2006/customXml" ds:itemID="{11111111-1234-1234-1234-123412341234}">
   <ds:schemaRefs>
     <ds:schemaRef ds:uri="http://customooxmlschemas.google.com/"/>
     <ds:schemaRef ds:uri="http://schemas.openxmlformats.org/officeDocument/2006/relationships"/>
   </ds:schemaRefs>
 </ds:datastoreItem>
+</file>
+
+<file path=customXml/itemProps2.xml><?xml version="1.0" encoding="utf-8"?>
+<ds:datastoreItem xmlns:ds="http://schemas.openxmlformats.org/officeDocument/2006/customXml" ds:itemID="{98C402C2-0B0B-45E1-8B8A-FD895BAD112E}">
+  <ds:schemaRefs>
+    <ds:schemaRef ds:uri="http://schemas.openxmlformats.org/officeDocument/2006/bibliography"/>
+  </ds:schemaRefs>
+</ds:datastoreItem>
 </file>
--- a/Documentación/ProyectoIS 2026 CAJAL-FERNANDEZ_2daEntrega.docx
+++ b/Documentación/ProyectoIS 2026 CAJAL-FERNANDEZ_2daEntrega.docx
@@ -8303,17 +8303,8 @@
           <w:rFonts w:ascii="Times New Roman" w:eastAsia="Times New Roman" w:hAnsi="Times New Roman" w:cs="Times New Roman"/>
           <w:color w:val="000000"/>
         </w:rPr>
-        <w:t>Registro/</w:t>
-      </w:r>
-      <w:proofErr w:type="spellStart"/>
-      <w:r>
-        <w:rPr>
-          <w:rFonts w:ascii="Times New Roman" w:eastAsia="Times New Roman" w:hAnsi="Times New Roman" w:cs="Times New Roman"/>
-          <w:color w:val="000000"/>
-        </w:rPr>
-        <w:t>LogIn-Out</w:t>
-      </w:r>
-      <w:proofErr w:type="spellEnd"/>
+        <w:t>Registro/LogIn-Out</w:t>
+      </w:r>
       <w:r>
         <w:rPr>
           <w:rFonts w:ascii="Times New Roman" w:eastAsia="Times New Roman" w:hAnsi="Times New Roman" w:cs="Times New Roman"/>
@@ -8772,14 +8763,12 @@
                 <w:rFonts w:ascii="Times New Roman" w:hAnsi="Times New Roman" w:cs="Times New Roman"/>
               </w:rPr>
             </w:pPr>
-            <w:proofErr w:type="spellStart"/>
             <w:r>
               <w:rPr>
                 <w:rFonts w:ascii="Times New Roman" w:hAnsi="Times New Roman" w:cs="Times New Roman"/>
               </w:rPr>
               <w:t>BackUp</w:t>
             </w:r>
-            <w:proofErr w:type="spellEnd"/>
           </w:p>
         </w:tc>
       </w:tr>
@@ -9522,10 +9511,10 @@
           <w:noProof/>
         </w:rPr>
         <w:drawing>
-          <wp:inline distT="0" distB="0" distL="0" distR="0" wp14:anchorId="1391F0C4" wp14:editId="414C13FF">
-            <wp:extent cx="6096000" cy="3017176"/>
-            <wp:effectExtent l="0" t="0" r="0" b="0"/>
-            <wp:docPr id="937830118" name="Imagen 2"/>
+          <wp:inline distT="0" distB="0" distL="0" distR="0" wp14:anchorId="0EF06E63" wp14:editId="7462C8A8">
+            <wp:extent cx="6412276" cy="2811780"/>
+            <wp:effectExtent l="0" t="0" r="7620" b="7620"/>
+            <wp:docPr id="1613823052" name="Imagen 1"/>
             <wp:cNvGraphicFramePr>
               <a:graphicFrameLocks xmlns:a="http://schemas.openxmlformats.org/drawingml/2006/main" noChangeAspect="1"/>
             </wp:cNvGraphicFramePr>
@@ -9533,7 +9522,7 @@
               <a:graphicData uri="http://schemas.openxmlformats.org/drawingml/2006/picture">
                 <pic:pic xmlns:pic="http://schemas.openxmlformats.org/drawingml/2006/picture">
                   <pic:nvPicPr>
-                    <pic:cNvPr id="0" name="Picture 2"/>
+                    <pic:cNvPr id="0" name="Picture 1"/>
                     <pic:cNvPicPr>
                       <a:picLocks noChangeAspect="1" noChangeArrowheads="1"/>
                     </pic:cNvPicPr>
@@ -9554,7 +9543,7 @@
                   <pic:spPr bwMode="auto">
                     <a:xfrm>
                       <a:off x="0" y="0"/>
-                      <a:ext cx="6098613" cy="3018469"/>
+                      <a:ext cx="6418311" cy="2814426"/>
                     </a:xfrm>
                     <a:prstGeom prst="rect">
                       <a:avLst/>
@@ -10262,23 +10251,7 @@
           <w:rFonts w:ascii="Times New Roman" w:eastAsia="Times New Roman" w:hAnsi="Times New Roman" w:cs="Times New Roman"/>
           <w:color w:val="000000"/>
         </w:rPr>
-        <w:t xml:space="preserve"> Al iniciar el sistema, se carga la interfaz de </w:t>
-      </w:r>
-      <w:proofErr w:type="spellStart"/>
-      <w:r>
-        <w:rPr>
-          <w:rFonts w:ascii="Times New Roman" w:eastAsia="Times New Roman" w:hAnsi="Times New Roman" w:cs="Times New Roman"/>
-          <w:color w:val="000000"/>
-        </w:rPr>
-        <w:t>LogIn</w:t>
-      </w:r>
-      <w:proofErr w:type="spellEnd"/>
-      <w:r>
-        <w:rPr>
-          <w:rFonts w:ascii="Times New Roman" w:eastAsia="Times New Roman" w:hAnsi="Times New Roman" w:cs="Times New Roman"/>
-          <w:color w:val="000000"/>
-        </w:rPr>
-        <w:t xml:space="preserve"> y se presenta al usuario como pantalla principal. En esta etapa no hay ninguna sesión activa ni conexión abierta con la base de datos. Por el momento no se realiza ninguna validación de permisos hasta que el usuario intenta autenticarse. Este enfoque busca minimizar el uso de recursos y mantener la seguridad hasta que se confirme la identidad del usuario. </w:t>
+        <w:t xml:space="preserve"> Al iniciar el sistema, se carga la interfaz de LogIn y se presenta al usuario como pantalla principal. En esta etapa no hay ninguna sesión activa ni conexión abierta con la base de datos. Por el momento no se realiza ninguna validación de permisos hasta que el usuario intenta autenticarse. Este enfoque busca minimizar el uso de recursos y mantener la seguridad hasta que se confirme la identidad del usuario. </w:t>
       </w:r>
     </w:p>
     <w:p>
@@ -10526,55 +10499,7 @@
           <w:rFonts w:ascii="Times New Roman" w:eastAsia="Times New Roman" w:hAnsi="Times New Roman" w:cs="Times New Roman"/>
           <w:color w:val="000000"/>
         </w:rPr>
-        <w:t xml:space="preserve">A su vez en la pantalla del </w:t>
-      </w:r>
-      <w:proofErr w:type="spellStart"/>
-      <w:r>
-        <w:rPr>
-          <w:rFonts w:ascii="Times New Roman" w:eastAsia="Times New Roman" w:hAnsi="Times New Roman" w:cs="Times New Roman"/>
-          <w:color w:val="000000"/>
-        </w:rPr>
-        <w:t>LogIn</w:t>
-      </w:r>
-      <w:proofErr w:type="spellEnd"/>
-      <w:r>
-        <w:rPr>
-          <w:rFonts w:ascii="Times New Roman" w:eastAsia="Times New Roman" w:hAnsi="Times New Roman" w:cs="Times New Roman"/>
-          <w:color w:val="000000"/>
-        </w:rPr>
-        <w:t xml:space="preserve"> presentamos un botón “mostrar” para que si el usuario quiere revisar la contraseña ingresada antes de presionar el botón </w:t>
-      </w:r>
-      <w:proofErr w:type="spellStart"/>
-      <w:r>
-        <w:rPr>
-          <w:rFonts w:ascii="Times New Roman" w:eastAsia="Times New Roman" w:hAnsi="Times New Roman" w:cs="Times New Roman"/>
-          <w:color w:val="000000"/>
-        </w:rPr>
-        <w:t>LogIn</w:t>
-      </w:r>
-      <w:proofErr w:type="spellEnd"/>
-      <w:r>
-        <w:rPr>
-          <w:rFonts w:ascii="Times New Roman" w:eastAsia="Times New Roman" w:hAnsi="Times New Roman" w:cs="Times New Roman"/>
-          <w:color w:val="000000"/>
-        </w:rPr>
-        <w:t xml:space="preserve"> pueda hacerlo. Para ello debemos setear la propiedad </w:t>
-      </w:r>
-      <w:proofErr w:type="spellStart"/>
-      <w:r>
-        <w:rPr>
-          <w:rFonts w:ascii="Times New Roman" w:eastAsia="Times New Roman" w:hAnsi="Times New Roman" w:cs="Times New Roman"/>
-          <w:color w:val="000000"/>
-        </w:rPr>
-        <w:t>PasswordChar</w:t>
-      </w:r>
-      <w:proofErr w:type="spellEnd"/>
-      <w:r>
-        <w:rPr>
-          <w:rFonts w:ascii="Times New Roman" w:eastAsia="Times New Roman" w:hAnsi="Times New Roman" w:cs="Times New Roman"/>
-          <w:color w:val="000000"/>
-        </w:rPr>
-        <w:t xml:space="preserve"> del TextBox en donde el usuario ingresa la contraseña como “*” por default.</w:t>
+        <w:t>A su vez en la pantalla del LogIn presentamos un botón “mostrar” para que si el usuario quiere revisar la contraseña ingresada antes de presionar el botón LogIn pueda hacerlo. Para ello debemos setear la propiedad PasswordChar del TextBox en donde el usuario ingresa la contraseña como “*” por default.</w:t>
       </w:r>
     </w:p>
     <w:p>
@@ -10645,27 +10570,7 @@
           <w:bCs/>
           <w:color w:val="000000"/>
         </w:rPr>
-        <w:t>Proceso de Log-</w:t>
-      </w:r>
-      <w:proofErr w:type="spellStart"/>
-      <w:r>
-        <w:rPr>
-          <w:rFonts w:ascii="Times New Roman" w:eastAsia="Times New Roman" w:hAnsi="Times New Roman" w:cs="Times New Roman"/>
-          <w:b/>
-          <w:bCs/>
-          <w:color w:val="000000"/>
-        </w:rPr>
-        <w:t>Out</w:t>
-      </w:r>
-      <w:proofErr w:type="spellEnd"/>
-      <w:r>
-        <w:rPr>
-          <w:rFonts w:ascii="Times New Roman" w:eastAsia="Times New Roman" w:hAnsi="Times New Roman" w:cs="Times New Roman"/>
-          <w:b/>
-          <w:bCs/>
-          <w:color w:val="000000"/>
-        </w:rPr>
-        <w:t>:</w:t>
+        <w:t>Proceso de Log-Out:</w:t>
       </w:r>
       <w:r>
         <w:rPr>
@@ -10693,37 +10598,9 @@
           <w:szCs w:val="30"/>
         </w:rPr>
         <w:lastRenderedPageBreak/>
-        <w:t xml:space="preserve">2.3 </w:t>
-      </w:r>
-      <w:proofErr w:type="spellStart"/>
-      <w:r>
-        <w:rPr>
-          <w:rFonts w:ascii="Times New Roman" w:eastAsia="Times New Roman" w:hAnsi="Times New Roman" w:cs="Times New Roman"/>
-          <w:sz w:val="30"/>
-          <w:szCs w:val="30"/>
-        </w:rPr>
-        <w:t>LogIn</w:t>
-      </w:r>
-      <w:proofErr w:type="spellEnd"/>
-      <w:r>
-        <w:rPr>
-          <w:rFonts w:ascii="Times New Roman" w:eastAsia="Times New Roman" w:hAnsi="Times New Roman" w:cs="Times New Roman"/>
-          <w:sz w:val="30"/>
-          <w:szCs w:val="30"/>
-        </w:rPr>
-        <w:t xml:space="preserve"> – CU001 </w:t>
-      </w:r>
-      <w:proofErr w:type="spellStart"/>
-      <w:r>
-        <w:rPr>
-          <w:rFonts w:ascii="Times New Roman" w:eastAsia="Times New Roman" w:hAnsi="Times New Roman" w:cs="Times New Roman"/>
-          <w:sz w:val="30"/>
-          <w:szCs w:val="30"/>
-        </w:rPr>
-        <w:t>LogIn</w:t>
+        <w:t>2.3 LogIn – CU001 LogIn</w:t>
       </w:r>
       <w:bookmarkEnd w:id="23"/>
-      <w:proofErr w:type="spellEnd"/>
     </w:p>
     <w:p>
       <w:pPr>
@@ -10749,14 +10626,7 @@
         <w:rPr>
           <w:rFonts w:ascii="Times New Roman" w:eastAsia="Times New Roman" w:hAnsi="Times New Roman" w:cs="Times New Roman"/>
         </w:rPr>
-        <w:t xml:space="preserve"> Diagrama </w:t>
-      </w:r>
-      <w:proofErr w:type="spellStart"/>
-      <w:r>
-        <w:rPr>
-          <w:rFonts w:ascii="Times New Roman" w:eastAsia="Times New Roman" w:hAnsi="Times New Roman" w:cs="Times New Roman"/>
-        </w:rPr>
-        <w:t>LogI</w:t>
+        <w:t xml:space="preserve"> Diagrama LogI</w:t>
       </w:r>
       <w:r>
         <w:rPr>
@@ -10765,7 +10635,6 @@
         <w:t>n</w:t>
       </w:r>
       <w:bookmarkEnd w:id="24"/>
-      <w:proofErr w:type="spellEnd"/>
     </w:p>
     <w:p>
       <w:pPr>
@@ -10908,17 +10777,8 @@
                 <w:rFonts w:ascii="Times New Roman" w:eastAsia="Times New Roman" w:hAnsi="Times New Roman" w:cs="Times New Roman"/>
                 <w:color w:val="000000"/>
               </w:rPr>
-              <w:t xml:space="preserve">CU 001 – </w:t>
-            </w:r>
-            <w:proofErr w:type="spellStart"/>
-            <w:r>
-              <w:rPr>
-                <w:rFonts w:ascii="Times New Roman" w:eastAsia="Times New Roman" w:hAnsi="Times New Roman" w:cs="Times New Roman"/>
-                <w:color w:val="000000"/>
-              </w:rPr>
-              <w:t>LogIn</w:t>
-            </w:r>
-            <w:proofErr w:type="spellEnd"/>
+              <w:t>CU 001 – LogIn</w:t>
+            </w:r>
             <w:r>
               <w:rPr>
                 <w:rFonts w:ascii="Times New Roman" w:eastAsia="Times New Roman" w:hAnsi="Times New Roman" w:cs="Times New Roman"/>
@@ -11333,27 +11193,7 @@
                 <w:sz w:val="22"/>
                 <w:szCs w:val="22"/>
               </w:rPr>
-              <w:t>El usuario ingresa al sistema y se le presenta la pantalla principal del mismo “</w:t>
-            </w:r>
-            <w:proofErr w:type="spellStart"/>
-            <w:r>
-              <w:rPr>
-                <w:rFonts w:ascii="Times New Roman" w:eastAsia="Times New Roman" w:hAnsi="Times New Roman" w:cs="Times New Roman"/>
-                <w:color w:val="000000"/>
-                <w:sz w:val="22"/>
-                <w:szCs w:val="22"/>
-              </w:rPr>
-              <w:t>LogIn</w:t>
-            </w:r>
-            <w:proofErr w:type="spellEnd"/>
-            <w:r>
-              <w:rPr>
-                <w:rFonts w:ascii="Times New Roman" w:eastAsia="Times New Roman" w:hAnsi="Times New Roman" w:cs="Times New Roman"/>
-                <w:color w:val="000000"/>
-                <w:sz w:val="22"/>
-                <w:szCs w:val="22"/>
-              </w:rPr>
-              <w:t>”.</w:t>
+              <w:t>El usuario ingresa al sistema y se le presenta la pantalla principal del mismo “LogIn”.</w:t>
             </w:r>
           </w:p>
           <w:p>
@@ -11949,23 +11789,7 @@
                 <w:rFonts w:ascii="Times New Roman" w:eastAsia="Times New Roman" w:hAnsi="Times New Roman" w:cs="Times New Roman"/>
                 <w:color w:val="000000"/>
               </w:rPr>
-              <w:t xml:space="preserve">El usuario queda autenticado en el sistema e inicia su sesión, se registran los permisos </w:t>
-            </w:r>
-            <w:proofErr w:type="gramStart"/>
-            <w:r>
-              <w:rPr>
-                <w:rFonts w:ascii="Times New Roman" w:eastAsia="Times New Roman" w:hAnsi="Times New Roman" w:cs="Times New Roman"/>
-                <w:color w:val="000000"/>
-              </w:rPr>
-              <w:t>del mismo</w:t>
-            </w:r>
-            <w:proofErr w:type="gramEnd"/>
-            <w:r>
-              <w:rPr>
-                <w:rFonts w:ascii="Times New Roman" w:eastAsia="Times New Roman" w:hAnsi="Times New Roman" w:cs="Times New Roman"/>
-                <w:color w:val="000000"/>
-              </w:rPr>
-              <w:t>.</w:t>
+              <w:t>El usuario queda autenticado en el sistema e inicia su sesión, se registran los permisos del mismo.</w:t>
             </w:r>
           </w:p>
         </w:tc>
@@ -13535,10 +13359,10 @@
           <w:color w:val="000000"/>
         </w:rPr>
         <w:drawing>
-          <wp:inline distT="0" distB="0" distL="0" distR="0" wp14:anchorId="08DE1210" wp14:editId="4E58B335">
-            <wp:extent cx="5400040" cy="3225800"/>
-            <wp:effectExtent l="0" t="0" r="0" b="0"/>
-            <wp:docPr id="239392437" name="Imagen 1"/>
+          <wp:inline distT="0" distB="0" distL="0" distR="0" wp14:anchorId="467D919B" wp14:editId="2FDB578B">
+            <wp:extent cx="5981700" cy="3618985"/>
+            <wp:effectExtent l="0" t="0" r="0" b="635"/>
+            <wp:docPr id="2057473190" name="Imagen 1"/>
             <wp:cNvGraphicFramePr>
               <a:graphicFrameLocks xmlns:a="http://schemas.openxmlformats.org/drawingml/2006/main" noChangeAspect="1"/>
             </wp:cNvGraphicFramePr>
@@ -13546,7 +13370,7 @@
               <a:graphicData uri="http://schemas.openxmlformats.org/drawingml/2006/picture">
                 <pic:pic xmlns:pic="http://schemas.openxmlformats.org/drawingml/2006/picture">
                   <pic:nvPicPr>
-                    <pic:cNvPr id="239392437" name=""/>
+                    <pic:cNvPr id="2057473190" name=""/>
                     <pic:cNvPicPr/>
                   </pic:nvPicPr>
                   <pic:blipFill>
@@ -13558,7 +13382,7 @@
                   <pic:spPr>
                     <a:xfrm>
                       <a:off x="0" y="0"/>
-                      <a:ext cx="5400040" cy="3225800"/>
+                      <a:ext cx="5986216" cy="3621717"/>
                     </a:xfrm>
                     <a:prstGeom prst="rect">
                       <a:avLst/>
@@ -17411,21 +17235,7 @@
         <w:rPr>
           <w:rFonts w:ascii="Times New Roman" w:hAnsi="Times New Roman" w:cs="Times New Roman"/>
         </w:rPr>
-        <w:t xml:space="preserve">La utilización de la bitácora nos permite llevar un registro de las acciones realizadas dentro del sistema por parte de un usuario </w:t>
-      </w:r>
-      <w:proofErr w:type="gramStart"/>
-      <w:r>
-        <w:rPr>
-          <w:rFonts w:ascii="Times New Roman" w:hAnsi="Times New Roman" w:cs="Times New Roman"/>
-        </w:rPr>
-        <w:t>del mismo</w:t>
-      </w:r>
-      <w:proofErr w:type="gramEnd"/>
-      <w:r>
-        <w:rPr>
-          <w:rFonts w:ascii="Times New Roman" w:hAnsi="Times New Roman" w:cs="Times New Roman"/>
-        </w:rPr>
-        <w:t xml:space="preserve">. Cada evento registrado en la </w:t>
+        <w:t xml:space="preserve">La utilización de la bitácora nos permite llevar un registro de las acciones realizadas dentro del sistema por parte de un usuario del mismo. Cada evento registrado en la </w:t>
       </w:r>
       <w:r>
         <w:rPr>
@@ -17504,21 +17314,7 @@
         <w:rPr>
           <w:rFonts w:ascii="Times New Roman" w:hAnsi="Times New Roman" w:cs="Times New Roman"/>
         </w:rPr>
-        <w:t>Información asociada: Leyenda del hecho (Ej: El usuario “x</w:t>
-      </w:r>
-      <w:proofErr w:type="gramStart"/>
-      <w:r>
-        <w:rPr>
-          <w:rFonts w:ascii="Times New Roman" w:hAnsi="Times New Roman" w:cs="Times New Roman"/>
-        </w:rPr>
-        <w:t>”….</w:t>
-      </w:r>
-      <w:proofErr w:type="gramEnd"/>
-      <w:r>
-        <w:rPr>
-          <w:rFonts w:ascii="Times New Roman" w:hAnsi="Times New Roman" w:cs="Times New Roman"/>
-        </w:rPr>
-        <w:t>. tal actividad)</w:t>
+        <w:t>Información asociada: Leyenda del hecho (Ej: El usuario “x”….. tal actividad)</w:t>
       </w:r>
     </w:p>
     <w:p>
@@ -18016,21 +17812,7 @@
         <w:rPr>
           <w:rFonts w:ascii="Times New Roman" w:hAnsi="Times New Roman" w:cs="Times New Roman"/>
         </w:rPr>
-        <w:t xml:space="preserve">Con el objetivo de garantizar la seguridad de las contraseñas de los usuarios, en este proyecto se aplica el algoritmo SHA-256, encargado de transformar una cadena de texto en un valor de longitud determinado, denominado "hash". Este es un algoritmo de </w:t>
-      </w:r>
-      <w:proofErr w:type="spellStart"/>
-      <w:r>
-        <w:rPr>
-          <w:rFonts w:ascii="Times New Roman" w:hAnsi="Times New Roman" w:cs="Times New Roman"/>
-        </w:rPr>
-        <w:t>hashing</w:t>
-      </w:r>
-      <w:proofErr w:type="spellEnd"/>
-      <w:r>
-        <w:rPr>
-          <w:rFonts w:ascii="Times New Roman" w:hAnsi="Times New Roman" w:cs="Times New Roman"/>
-        </w:rPr>
-        <w:t xml:space="preserve"> unidireccional, lo que significa que no es posible desencriptar el hash para obtener la contraseña original. </w:t>
+        <w:t xml:space="preserve">Con el objetivo de garantizar la seguridad de las contraseñas de los usuarios, en este proyecto se aplica el algoritmo SHA-256, encargado de transformar una cadena de texto en un valor de longitud determinado, denominado "hash". Este es un algoritmo de hashing unidireccional, lo que significa que no es posible desencriptar el hash para obtener la contraseña original. </w:t>
       </w:r>
     </w:p>
     <w:p>
@@ -18043,35 +17825,7 @@
         <w:rPr>
           <w:rFonts w:ascii="Times New Roman" w:hAnsi="Times New Roman" w:cs="Times New Roman"/>
         </w:rPr>
-        <w:t xml:space="preserve">Tanto para la creación de usuarios como para el logueo en el sistema de estos mismos, se deberá ingresar una clave. Esta clave será </w:t>
-      </w:r>
-      <w:proofErr w:type="spellStart"/>
-      <w:r>
-        <w:rPr>
-          <w:rFonts w:ascii="Times New Roman" w:hAnsi="Times New Roman" w:cs="Times New Roman"/>
-        </w:rPr>
-        <w:t>hasheada</w:t>
-      </w:r>
-      <w:proofErr w:type="spellEnd"/>
-      <w:r>
-        <w:rPr>
-          <w:rFonts w:ascii="Times New Roman" w:hAnsi="Times New Roman" w:cs="Times New Roman"/>
-        </w:rPr>
-        <w:t xml:space="preserve"> por el algoritmo SHA-256 y será guardada en la base de datos. Un usuario que requiera iniciar sesión deberá ingresar su clave, en la interfaz de Inicio de sesión, el valor que coloque como clave, al seleccionar “Iniciar Sesión” será </w:t>
-      </w:r>
-      <w:proofErr w:type="spellStart"/>
-      <w:r>
-        <w:rPr>
-          <w:rFonts w:ascii="Times New Roman" w:hAnsi="Times New Roman" w:cs="Times New Roman"/>
-        </w:rPr>
-        <w:t>hasheado</w:t>
-      </w:r>
-      <w:proofErr w:type="spellEnd"/>
-      <w:r>
-        <w:rPr>
-          <w:rFonts w:ascii="Times New Roman" w:hAnsi="Times New Roman" w:cs="Times New Roman"/>
-        </w:rPr>
-        <w:t xml:space="preserve"> y comparado con el valor que se encuentre en la base de datos. Si estos valores coinciden, la sesión es iniciada, en el caso contrario donde no coincidan, se mostrará al usuario un error de contraseña incorrecta. </w:t>
+        <w:t xml:space="preserve">Tanto para la creación de usuarios como para el logueo en el sistema de estos mismos, se deberá ingresar una clave. Esta clave será hasheada por el algoritmo SHA-256 y será guardada en la base de datos. Un usuario que requiera iniciar sesión deberá ingresar su clave, en la interfaz de Inicio de sesión, el valor que coloque como clave, al seleccionar “Iniciar Sesión” será hasheado y comparado con el valor que se encuentre en la base de datos. Si estos valores coinciden, la sesión es iniciada, en el caso contrario donde no coincidan, se mostrará al usuario un error de contraseña incorrecta. </w:t>
       </w:r>
     </w:p>
     <w:p>
@@ -18093,25 +17847,7 @@
           <w:b/>
           <w:bCs/>
         </w:rPr>
-        <w:t xml:space="preserve">Método de la clase </w:t>
-      </w:r>
-      <w:proofErr w:type="spellStart"/>
-      <w:r>
-        <w:rPr>
-          <w:rFonts w:ascii="Times New Roman" w:hAnsi="Times New Roman" w:cs="Times New Roman"/>
-          <w:b/>
-          <w:bCs/>
-        </w:rPr>
-        <w:t>Encriptador</w:t>
-      </w:r>
-      <w:proofErr w:type="spellEnd"/>
-      <w:r>
-        <w:rPr>
-          <w:rFonts w:ascii="Times New Roman" w:hAnsi="Times New Roman" w:cs="Times New Roman"/>
-          <w:b/>
-          <w:bCs/>
-        </w:rPr>
-        <w:t xml:space="preserve">: </w:t>
+        <w:t xml:space="preserve">Método de la clase Encriptador: </w:t>
       </w:r>
     </w:p>
     <w:p>
@@ -18124,21 +17860,7 @@
         <w:rPr>
           <w:rFonts w:ascii="Times New Roman" w:hAnsi="Times New Roman" w:cs="Times New Roman"/>
         </w:rPr>
-        <w:t>Hash (</w:t>
-      </w:r>
-      <w:proofErr w:type="spellStart"/>
-      <w:r>
-        <w:rPr>
-          <w:rFonts w:ascii="Times New Roman" w:hAnsi="Times New Roman" w:cs="Times New Roman"/>
-        </w:rPr>
-        <w:t>string</w:t>
-      </w:r>
-      <w:proofErr w:type="spellEnd"/>
-      <w:r>
-        <w:rPr>
-          <w:rFonts w:ascii="Times New Roman" w:hAnsi="Times New Roman" w:cs="Times New Roman"/>
-        </w:rPr>
-        <w:t xml:space="preserve"> input): Este método toma una cadena de texto (como una contraseña en texto plano) y la convierte en un hash de 256 bits utilizando el algoritmo SHA-256. </w:t>
+        <w:t xml:space="preserve">Hash (string input): Este método toma una cadena de texto (como una contraseña en texto plano) y la convierte en un hash de 256 bits utilizando el algoritmo SHA-256. </w:t>
       </w:r>
     </w:p>
     <w:p>
@@ -19238,6 +18960,7 @@
                 <w:bCs/>
                 <w:color w:val="000000"/>
               </w:rPr>
+              <w:lastRenderedPageBreak/>
               <w:t xml:space="preserve">PUNTOS DE EXTENSIÓN: </w:t>
             </w:r>
             <w:r>
@@ -22574,173 +22297,140 @@
     </w:p>
     <w:p>
       <w:r>
-        <w:t>La función de los dígitos verificadores es la de permitir comprobar la integridad de los datos almacenados en la base de datos. Se desea poder detectar dos cosas</w:t>
-      </w:r>
-      <w:r>
-        <w:t>:</w:t>
+        <w:t>Se implementó un mecanismo de dígitos verificadores (DVH y DVV) sobre la tabla PRODUCTO utilizando el algoritmo SHA-256.</w:t>
       </w:r>
     </w:p>
     <w:p>
-      <w:pPr>
-        <w:pStyle w:val="Prrafodelista"/>
-        <w:numPr>
-          <w:ilvl w:val="1"/>
-          <w:numId w:val="11"/>
-        </w:numPr>
-      </w:pPr>
       <w:r>
         <w:lastRenderedPageBreak/>
-        <w:t>S</w:t>
-      </w:r>
-      <w:r>
-        <w:t>i se han agregado o quitado datos de la base de datos por fuera del sistema</w:t>
-      </w:r>
-      <w:r>
-        <w:t>.</w:t>
+        <w:t xml:space="preserve">El </w:t>
+      </w:r>
+      <w:r>
+        <w:rPr>
+          <w:b/>
+          <w:bCs/>
+        </w:rPr>
+        <w:t>DVH</w:t>
+      </w:r>
+      <w:r>
+        <w:t xml:space="preserve"> (Dígito Verificador Horizontal) se calcula por fila. El algoritmo realiza una suma ponderada donde cada carácter de cada</w:t>
+      </w:r>
+      <w:r>
+        <w:t xml:space="preserve"> </w:t>
+      </w:r>
+      <w:r>
+        <w:t>atributo se multiplica por su posición dentro del valor y por la posición del atributo dentro de la entidad. Esto permite detectar no solo modificaciones en el contenido sino también intercambios de posición entre caracteres o atributos. Los atributos que participan en el cálculo son: NombreProducto, PrecioProducto, TipoProducto, Descripcion, Cantidad y CodigoProducto. El resultado de la suma se hashea con SHA-256 y se almacena en la columna DVH de la tabla PRODUCTO.</w:t>
       </w:r>
     </w:p>
     <w:p>
-      <w:pPr>
-        <w:pStyle w:val="Prrafodelista"/>
-        <w:numPr>
-          <w:ilvl w:val="1"/>
-          <w:numId w:val="11"/>
-        </w:numPr>
-      </w:pPr>
-      <w:r>
-        <w:t xml:space="preserve">Si </w:t>
-      </w:r>
-      <w:r>
-        <w:t xml:space="preserve">se han intercambiado datos de posición. Para esto último es importante, al momento de determinar el algoritmo de cálculo a emplear, que en el cálculo no sólo participe el contenido del atributo sino también la posición del carácter y la posición del atributo dentro de la entidad.  </w:t>
+      <w:r>
+        <w:t xml:space="preserve">El </w:t>
+      </w:r>
+      <w:r>
+        <w:rPr>
+          <w:b/>
+          <w:bCs/>
+        </w:rPr>
+        <w:t>DVV</w:t>
+      </w:r>
+      <w:r>
+        <w:t xml:space="preserve"> (Dígito Verificador Vertical) se calcula a partir de todos los DVH de la tabla, también mediante una suma ponderada que incluye la posición de cada fila. Esto permite detectar si se agregaron, eliminaron o reordenaron filas fuera del sistema. El DVV se almacena en la tabla DIGITO_VERIFICADOR.</w:t>
       </w:r>
     </w:p>
     <w:p>
-      <w:pPr>
-        <w:spacing w:after="3" w:line="257" w:lineRule="auto"/>
-        <w:ind w:right="76" w:hanging="10"/>
-        <w:jc w:val="both"/>
-      </w:pPr>
-      <w:r>
-        <w:t xml:space="preserve">Se implementó un </w:t>
-      </w:r>
-      <w:r>
-        <w:rPr>
-          <w:b/>
-          <w:bCs/>
-        </w:rPr>
-        <w:t>mecanismo de verificación de dígito</w:t>
-      </w:r>
-      <w:r>
-        <w:t xml:space="preserve"> (DVH y DVV) en la tabla </w:t>
-      </w:r>
-      <w:r>
-        <w:rPr>
-          <w:b/>
-          <w:bCs/>
-        </w:rPr>
-        <w:t>Producto</w:t>
-      </w:r>
-      <w:r>
-        <w:t xml:space="preserve">, utilizando el algoritmo de </w:t>
-      </w:r>
-      <w:r>
-        <w:rPr>
-          <w:b/>
-          <w:bCs/>
-        </w:rPr>
-        <w:t>hash SHA-256</w:t>
-      </w:r>
-      <w:r>
-        <w:t xml:space="preserve">. </w:t>
+      <w:r>
+        <w:t>Al iniciar la aplicación, antes de mostrar el login, se verifican ambos dígitos. En caso de error se informa al administrador y se ofrecen dos opciones: restaurar desde el último backup o recalcular los dígitos aceptando los datos actuales.</w:t>
       </w:r>
     </w:p>
     <w:p>
       <w:pPr>
-        <w:spacing w:after="239" w:line="257" w:lineRule="auto"/>
-        <w:ind w:right="76" w:hanging="10"/>
-        <w:jc w:val="both"/>
-      </w:pPr>
-      <w:r>
-        <w:t xml:space="preserve"> El propósito de esta técnica es </w:t>
-      </w:r>
-      <w:r>
-        <w:rPr>
-          <w:b/>
-          <w:bCs/>
-        </w:rPr>
-        <w:t>garantizar la integridad de los datos almacenados</w:t>
-      </w:r>
-      <w:r>
-        <w:t xml:space="preserve">, asegurando que los registros no hayan sido alterados de manera intencional o accidental. </w:t>
+        <w:pStyle w:val="Ttulo2"/>
+        <w:rPr>
+          <w:rFonts w:ascii="Times New Roman" w:eastAsia="Times New Roman" w:hAnsi="Times New Roman" w:cs="Times New Roman"/>
+          <w:sz w:val="30"/>
+          <w:szCs w:val="30"/>
+        </w:rPr>
+      </w:pPr>
+      <w:r>
+        <w:rPr>
+          <w:rFonts w:ascii="Times New Roman" w:eastAsia="Times New Roman" w:hAnsi="Times New Roman" w:cs="Times New Roman"/>
+          <w:sz w:val="30"/>
+          <w:szCs w:val="30"/>
+        </w:rPr>
+        <w:t>7.2 Diagrama de Clases</w:t>
       </w:r>
     </w:p>
     <w:p>
-      <w:pPr>
-        <w:spacing w:after="239" w:line="257" w:lineRule="auto"/>
-        <w:ind w:right="76" w:hanging="10"/>
-        <w:jc w:val="both"/>
-      </w:pPr>
-      <w:r>
-        <w:t xml:space="preserve">Cada registro de Producto posee un </w:t>
-      </w:r>
-      <w:r>
-        <w:rPr>
-          <w:b/>
-          <w:bCs/>
-        </w:rPr>
-        <w:t>DVH (Dígito Verificador Horizontal)</w:t>
-      </w:r>
-      <w:r>
-        <w:t xml:space="preserve"> calculado a partir de la concatenación de sus campos relevantes (</w:t>
-      </w:r>
-      <w:proofErr w:type="spellStart"/>
-      <w:r>
-        <w:t>IDProducto</w:t>
-      </w:r>
-      <w:proofErr w:type="spellEnd"/>
-      <w:r>
-        <w:t>, Nombre, Precio, Tipo, Descripción, Cantidad, Código)</w:t>
-      </w:r>
-      <w:r>
-        <w:rPr>
-          <w:rFonts w:ascii="Times New Roman" w:eastAsia="Times New Roman" w:hAnsi="Times New Roman" w:cs="Times New Roman"/>
-          <w:color w:val="000000"/>
-          <w:sz w:val="22"/>
-          <w:szCs w:val="22"/>
-        </w:rPr>
-        <w:t>.</w:t>
-      </w:r>
-      <w:r>
-        <w:t xml:space="preserve"> </w:t>
+      <w:r>
+        <w:rPr>
+          <w:noProof/>
+        </w:rPr>
+        <w:drawing>
+          <wp:inline distT="0" distB="0" distL="0" distR="0" wp14:anchorId="0B86411E" wp14:editId="230AF2CB">
+            <wp:extent cx="1744980" cy="1386840"/>
+            <wp:effectExtent l="0" t="0" r="7620" b="3810"/>
+            <wp:docPr id="1363515666" name="Imagen 2"/>
+            <wp:cNvGraphicFramePr>
+              <a:graphicFrameLocks xmlns:a="http://schemas.openxmlformats.org/drawingml/2006/main" noChangeAspect="1"/>
+            </wp:cNvGraphicFramePr>
+            <a:graphic xmlns:a="http://schemas.openxmlformats.org/drawingml/2006/main">
+              <a:graphicData uri="http://schemas.openxmlformats.org/drawingml/2006/picture">
+                <pic:pic xmlns:pic="http://schemas.openxmlformats.org/drawingml/2006/picture">
+                  <pic:nvPicPr>
+                    <pic:cNvPr id="0" name="Picture 2"/>
+                    <pic:cNvPicPr>
+                      <a:picLocks noChangeAspect="1" noChangeArrowheads="1"/>
+                    </pic:cNvPicPr>
+                  </pic:nvPicPr>
+                  <pic:blipFill>
+                    <a:blip r:embed="rId46">
+                      <a:extLst>
+                        <a:ext uri="{28A0092B-C50C-407E-A947-70E740481C1C}">
+                          <a14:useLocalDpi xmlns:a14="http://schemas.microsoft.com/office/drawing/2010/main" val="0"/>
+                        </a:ext>
+                      </a:extLst>
+                    </a:blip>
+                    <a:srcRect/>
+                    <a:stretch>
+                      <a:fillRect/>
+                    </a:stretch>
+                  </pic:blipFill>
+                  <pic:spPr bwMode="auto">
+                    <a:xfrm>
+                      <a:off x="0" y="0"/>
+                      <a:ext cx="1744980" cy="1386840"/>
+                    </a:xfrm>
+                    <a:prstGeom prst="rect">
+                      <a:avLst/>
+                    </a:prstGeom>
+                    <a:noFill/>
+                    <a:ln>
+                      <a:noFill/>
+                    </a:ln>
+                  </pic:spPr>
+                </pic:pic>
+              </a:graphicData>
+            </a:graphic>
+          </wp:inline>
+        </w:drawing>
       </w:r>
     </w:p>
     <w:p>
       <w:pPr>
-        <w:spacing w:after="298"/>
-        <w:ind w:hanging="10"/>
-      </w:pPr>
-      <w:r>
-        <w:t xml:space="preserve">El algoritmo </w:t>
-      </w:r>
-      <w:r>
-        <w:rPr>
-          <w:b/>
-          <w:bCs/>
-        </w:rPr>
-        <w:t>SHA-256</w:t>
-      </w:r>
-      <w:r>
-        <w:t xml:space="preserve"> fue seleccionado por su </w:t>
-      </w:r>
-      <w:r>
-        <w:rPr>
-          <w:b/>
-          <w:bCs/>
-        </w:rPr>
-        <w:t>mayor nivel de seguridad y resistencia a colisiones</w:t>
-      </w:r>
-      <w:r>
-        <w:t xml:space="preserve"> respecto a otros métodos como MD5, garantizando una protección más robusta ante manipulaciones no autorizadas de los datos. </w:t>
+        <w:pStyle w:val="Ttulo2"/>
+        <w:rPr>
+          <w:rFonts w:ascii="Times New Roman" w:eastAsia="Times New Roman" w:hAnsi="Times New Roman" w:cs="Times New Roman"/>
+          <w:sz w:val="30"/>
+          <w:szCs w:val="30"/>
+        </w:rPr>
+      </w:pPr>
+      <w:r>
+        <w:rPr>
+          <w:rFonts w:ascii="Times New Roman" w:eastAsia="Times New Roman" w:hAnsi="Times New Roman" w:cs="Times New Roman"/>
+          <w:sz w:val="30"/>
+          <w:szCs w:val="30"/>
+        </w:rPr>
+        <w:t>7.3 Der</w:t>
       </w:r>
     </w:p>
     <w:p>
@@ -22802,6 +22492,7 @@
         <w:rPr>
           <w:rFonts w:ascii="Times New Roman" w:hAnsi="Times New Roman" w:cs="Times New Roman"/>
         </w:rPr>
+        <w:lastRenderedPageBreak/>
         <w:t>Esto implica la capacidad de definir permisos atómicos (funcionalidades específicas) y de poder agrupar estos permisos en estructuras compuestas (roles o perfiles de usuario), los cuales pueden ser asignados a usuarios o anidados dentro de otros grupos de permisos. Se busca facilitar la gestión de acceso desde el propio sistema, garantizando que el acceso a las funcionalidades pueda adaptarse dinámicamente a las necesidades del negocio y a la jerarquía organizacional.</w:t>
       </w:r>
     </w:p>
@@ -22837,7 +22528,6 @@
           <w:b/>
           <w:bCs/>
         </w:rPr>
-        <w:lastRenderedPageBreak/>
         <w:t xml:space="preserve">Usuarios cargados en sistema </w:t>
       </w:r>
     </w:p>
@@ -22859,37 +22549,9 @@
         <w:rPr>
           <w:rFonts w:ascii="Times New Roman" w:hAnsi="Times New Roman" w:cs="Times New Roman"/>
         </w:rPr>
-        <w:t xml:space="preserve"> = Gerente (</w:t>
-      </w:r>
-      <w:proofErr w:type="spellStart"/>
-      <w:r>
-        <w:rPr>
-          <w:rFonts w:ascii="Times New Roman" w:hAnsi="Times New Roman" w:cs="Times New Roman"/>
-        </w:rPr>
-        <w:t>IdUsuario</w:t>
-      </w:r>
-      <w:proofErr w:type="spellEnd"/>
-      <w:r>
-        <w:rPr>
-          <w:rFonts w:ascii="Times New Roman" w:hAnsi="Times New Roman" w:cs="Times New Roman"/>
-        </w:rPr>
-        <w:t xml:space="preserve">, </w:t>
-      </w:r>
-      <w:proofErr w:type="spellStart"/>
-      <w:r>
-        <w:rPr>
-          <w:rFonts w:ascii="Times New Roman" w:hAnsi="Times New Roman" w:cs="Times New Roman"/>
-        </w:rPr>
-        <w:t>IdPermiso</w:t>
-      </w:r>
-      <w:proofErr w:type="spellEnd"/>
-      <w:r>
-        <w:rPr>
-          <w:rFonts w:ascii="Times New Roman" w:hAnsi="Times New Roman" w:cs="Times New Roman"/>
-        </w:rPr>
-        <w:t xml:space="preserve">) &gt;&gt; </w:t>
-      </w:r>
-      <w:hyperlink r:id="rId46" w:history="1">
+        <w:t xml:space="preserve"> = Gerente (IdUsuario, IdPermiso) &gt;&gt; </w:t>
+      </w:r>
+      <w:hyperlink r:id="rId47" w:history="1">
         <w:r>
           <w:rPr>
             <w:rStyle w:val="Hipervnculo"/>
@@ -22934,43 +22596,15 @@
         <w:rPr>
           <w:rFonts w:ascii="Times New Roman" w:hAnsi="Times New Roman" w:cs="Times New Roman"/>
         </w:rPr>
-        <w:t xml:space="preserve"> = Cliente (</w:t>
-      </w:r>
-      <w:proofErr w:type="spellStart"/>
+        <w:t xml:space="preserve"> = Cliente (IdUsuario, IdPermiso) &gt;&gt;</w:t>
+      </w:r>
       <w:r>
         <w:rPr>
           <w:rFonts w:ascii="Times New Roman" w:hAnsi="Times New Roman" w:cs="Times New Roman"/>
         </w:rPr>
-        <w:t>IdUsuario</w:t>
-      </w:r>
-      <w:proofErr w:type="spellEnd"/>
-      <w:r>
-        <w:rPr>
-          <w:rFonts w:ascii="Times New Roman" w:hAnsi="Times New Roman" w:cs="Times New Roman"/>
-        </w:rPr>
-        <w:t xml:space="preserve">, </w:t>
-      </w:r>
-      <w:proofErr w:type="spellStart"/>
-      <w:r>
-        <w:rPr>
-          <w:rFonts w:ascii="Times New Roman" w:hAnsi="Times New Roman" w:cs="Times New Roman"/>
-        </w:rPr>
-        <w:t>IdPermiso</w:t>
-      </w:r>
-      <w:proofErr w:type="spellEnd"/>
-      <w:r>
-        <w:rPr>
-          <w:rFonts w:ascii="Times New Roman" w:hAnsi="Times New Roman" w:cs="Times New Roman"/>
-        </w:rPr>
-        <w:t>) &gt;&gt;</w:t>
-      </w:r>
-      <w:r>
-        <w:rPr>
-          <w:rFonts w:ascii="Times New Roman" w:hAnsi="Times New Roman" w:cs="Times New Roman"/>
-        </w:rPr>
         <w:t xml:space="preserve"> </w:t>
       </w:r>
-      <w:hyperlink r:id="rId47" w:history="1">
+      <w:hyperlink r:id="rId48" w:history="1">
         <w:r>
           <w:rPr>
             <w:rStyle w:val="Hipervnculo"/>
@@ -22991,14 +22625,12 @@
         </w:rPr>
         <w:t xml:space="preserve">------- </w:t>
       </w:r>
-      <w:proofErr w:type="spellStart"/>
       <w:r>
         <w:rPr>
           <w:rFonts w:ascii="Times New Roman" w:hAnsi="Times New Roman" w:cs="Times New Roman"/>
         </w:rPr>
         <w:t>river</w:t>
       </w:r>
-      <w:proofErr w:type="spellEnd"/>
     </w:p>
     <w:p>
       <w:pPr>
@@ -23043,7 +22675,7 @@
                     </pic:cNvPicPr>
                   </pic:nvPicPr>
                   <pic:blipFill>
-                    <a:blip r:embed="rId48">
+                    <a:blip r:embed="rId49">
                       <a:extLst>
                         <a:ext uri="{28A0092B-C50C-407E-A947-70E740481C1C}">
                           <a14:useLocalDpi xmlns:a14="http://schemas.microsoft.com/office/drawing/2010/main" val="0"/>
@@ -23091,6 +22723,7 @@
           <w:sz w:val="30"/>
           <w:szCs w:val="30"/>
         </w:rPr>
+        <w:lastRenderedPageBreak/>
         <w:t>8.3 Der</w:t>
       </w:r>
       <w:bookmarkEnd w:id="86"/>
@@ -23101,9 +22734,9 @@
           <w:noProof/>
         </w:rPr>
         <w:drawing>
-          <wp:inline distT="0" distB="0" distL="0" distR="0" wp14:anchorId="66E358DC" wp14:editId="22B45F46">
-            <wp:extent cx="6271260" cy="3073684"/>
-            <wp:effectExtent l="0" t="0" r="0" b="0"/>
+          <wp:inline distT="0" distB="0" distL="0" distR="0" wp14:anchorId="66E358DC" wp14:editId="73311E97">
+            <wp:extent cx="6436518" cy="3154680"/>
+            <wp:effectExtent l="0" t="0" r="2540" b="7620"/>
             <wp:docPr id="1975951018" name="Imagen 2"/>
             <wp:cNvGraphicFramePr>
               <a:graphicFrameLocks xmlns:a="http://schemas.openxmlformats.org/drawingml/2006/main" noChangeAspect="1"/>
@@ -23118,7 +22751,7 @@
                     </pic:cNvPicPr>
                   </pic:nvPicPr>
                   <pic:blipFill>
-                    <a:blip r:embed="rId49">
+                    <a:blip r:embed="rId50">
                       <a:extLst>
                         <a:ext uri="{28A0092B-C50C-407E-A947-70E740481C1C}">
                           <a14:useLocalDpi xmlns:a14="http://schemas.microsoft.com/office/drawing/2010/main" val="0"/>
@@ -23133,7 +22766,7 @@
                   <pic:spPr bwMode="auto">
                     <a:xfrm>
                       <a:off x="0" y="0"/>
-                      <a:ext cx="6278594" cy="3077278"/>
+                      <a:ext cx="6447858" cy="3160238"/>
                     </a:xfrm>
                     <a:prstGeom prst="rect">
                       <a:avLst/>
@@ -23166,7 +22799,6 @@
           <w:sz w:val="30"/>
           <w:szCs w:val="30"/>
         </w:rPr>
-        <w:lastRenderedPageBreak/>
         <w:t>8.</w:t>
       </w:r>
       <w:r>
@@ -23216,7 +22848,7 @@
                     <pic:cNvPicPr/>
                   </pic:nvPicPr>
                   <pic:blipFill>
-                    <a:blip r:embed="rId50"/>
+                    <a:blip r:embed="rId51"/>
                     <a:stretch>
                       <a:fillRect/>
                     </a:stretch>
@@ -23253,6 +22885,7 @@
           <w:sz w:val="30"/>
           <w:szCs w:val="30"/>
         </w:rPr>
+        <w:lastRenderedPageBreak/>
         <w:t>8.</w:t>
       </w:r>
       <w:r>
@@ -23269,7 +22902,23 @@
           <w:sz w:val="30"/>
           <w:szCs w:val="30"/>
         </w:rPr>
-        <w:t xml:space="preserve"> Alta de Permiso</w:t>
+        <w:t xml:space="preserve"> A</w:t>
+      </w:r>
+      <w:r>
+        <w:rPr>
+          <w:rFonts w:ascii="Times New Roman" w:eastAsia="Times New Roman" w:hAnsi="Times New Roman" w:cs="Times New Roman"/>
+          <w:sz w:val="30"/>
+          <w:szCs w:val="30"/>
+        </w:rPr>
+        <w:t>gregar</w:t>
+      </w:r>
+      <w:r>
+        <w:rPr>
+          <w:rFonts w:ascii="Times New Roman" w:eastAsia="Times New Roman" w:hAnsi="Times New Roman" w:cs="Times New Roman"/>
+          <w:sz w:val="30"/>
+          <w:szCs w:val="30"/>
+        </w:rPr>
+        <w:t xml:space="preserve"> Permiso</w:t>
       </w:r>
       <w:bookmarkEnd w:id="88"/>
     </w:p>
@@ -23607,7 +23256,6 @@
           <w:sz w:val="30"/>
           <w:szCs w:val="30"/>
         </w:rPr>
-        <w:lastRenderedPageBreak/>
         <w:t>8.</w:t>
       </w:r>
       <w:r>
@@ -23635,6 +23283,14 @@
         <w:t>Administrar Jerarquía de Permisos</w:t>
       </w:r>
       <w:bookmarkEnd w:id="95"/>
+      <w:r>
+        <w:rPr>
+          <w:rFonts w:ascii="Times New Roman" w:eastAsia="Times New Roman" w:hAnsi="Times New Roman" w:cs="Times New Roman"/>
+          <w:sz w:val="30"/>
+          <w:szCs w:val="30"/>
+        </w:rPr>
+        <w:t xml:space="preserve"> (AgregarHijo-QuitarHijo)</w:t>
+      </w:r>
     </w:p>
     <w:p>
       <w:pPr>
@@ -23834,6 +23490,7 @@
         <w:rPr>
           <w:rFonts w:ascii="Times New Roman" w:eastAsia="Times New Roman" w:hAnsi="Times New Roman" w:cs="Times New Roman"/>
         </w:rPr>
+        <w:lastRenderedPageBreak/>
         <w:t>9. GESTIÓN DE CAMBIOS</w:t>
       </w:r>
       <w:bookmarkEnd w:id="97"/>
@@ -24337,7 +23994,6 @@
                 <w:bCs/>
                 <w:color w:val="000000"/>
               </w:rPr>
-              <w:lastRenderedPageBreak/>
               <w:t xml:space="preserve">PRECONDICIONES: </w:t>
             </w:r>
           </w:p>
@@ -24523,6 +24179,7 @@
                 <w:bCs/>
                 <w:color w:val="000000"/>
               </w:rPr>
+              <w:lastRenderedPageBreak/>
               <w:t>ESCENARIO PRINCIPAL: </w:t>
             </w:r>
           </w:p>
@@ -25016,7 +24673,6 @@
         <w:rPr>
           <w:rFonts w:ascii="Times New Roman" w:eastAsia="Times New Roman" w:hAnsi="Times New Roman" w:cs="Times New Roman"/>
         </w:rPr>
-        <w:lastRenderedPageBreak/>
         <w:t>10. GESTIÓN DE MÚLTIPLES IDIOMAS</w:t>
       </w:r>
       <w:bookmarkEnd w:id="106"/>
@@ -25064,7 +24720,14 @@
         <w:rPr>
           <w:rFonts w:ascii="Times New Roman" w:eastAsia="Times New Roman" w:hAnsi="Times New Roman" w:cs="Times New Roman"/>
         </w:rPr>
-        <w:t>Utilizando el patrón Observer, cada componente visual que contenga leyendas o títulos se suscribirá a los cambios de idioma garantizando que, al realizar una modificación, todas las interfaces se actualicen automáticamente sin necesidad de reiniciar la aplicación o recargar formularios. Esto mejora significativamente la usabilidad y accesibilidad del sistema, especialmente en entornos donde interactúan usuarios con diferentes lenguas.</w:t>
+        <w:t xml:space="preserve">Utilizando el patrón Observer, cada componente visual que contenga leyendas o títulos se suscribirá a los cambios de idioma garantizando que, al realizar una modificación, </w:t>
+      </w:r>
+      <w:r>
+        <w:rPr>
+          <w:rFonts w:ascii="Times New Roman" w:eastAsia="Times New Roman" w:hAnsi="Times New Roman" w:cs="Times New Roman"/>
+        </w:rPr>
+        <w:lastRenderedPageBreak/>
+        <w:t>todas las interfaces se actualicen automáticamente sin necesidad de reiniciar la aplicación o recargar formularios. Esto mejora significativamente la usabilidad y accesibilidad del sistema, especialmente en entornos donde interactúan usuarios con diferentes lenguas.</w:t>
       </w:r>
     </w:p>
     <w:p>
@@ -25395,8 +25058,8 @@
     </w:p>
     <w:p/>
     <w:sectPr>
-      <w:headerReference w:type="default" r:id="rId51"/>
-      <w:footerReference w:type="default" r:id="rId52"/>
+      <w:headerReference w:type="default" r:id="rId52"/>
+      <w:footerReference w:type="default" r:id="rId53"/>
       <w:pgSz w:w="11906" w:h="16838"/>
       <w:pgMar w:top="1417" w:right="1701" w:bottom="1417" w:left="1701" w:header="708" w:footer="708" w:gutter="0"/>
       <w:pgNumType w:start="1"/>

--- a/Documentación/ProyectoIS 2026 CAJAL-FERNANDEZ_2daEntrega.docx
+++ b/Documentación/ProyectoIS 2026 CAJAL-FERNANDEZ_2daEntrega.docx
@@ -8303,8 +8303,17 @@
           <w:rFonts w:ascii="Times New Roman" w:eastAsia="Times New Roman" w:hAnsi="Times New Roman" w:cs="Times New Roman"/>
           <w:color w:val="000000"/>
         </w:rPr>
-        <w:t>Registro/LogIn-Out</w:t>
-      </w:r>
+        <w:t>Registro/</w:t>
+      </w:r>
+      <w:proofErr w:type="spellStart"/>
+      <w:r>
+        <w:rPr>
+          <w:rFonts w:ascii="Times New Roman" w:eastAsia="Times New Roman" w:hAnsi="Times New Roman" w:cs="Times New Roman"/>
+          <w:color w:val="000000"/>
+        </w:rPr>
+        <w:t>LogIn-Out</w:t>
+      </w:r>
+      <w:proofErr w:type="spellEnd"/>
       <w:r>
         <w:rPr>
           <w:rFonts w:ascii="Times New Roman" w:eastAsia="Times New Roman" w:hAnsi="Times New Roman" w:cs="Times New Roman"/>
@@ -8763,12 +8772,14 @@
                 <w:rFonts w:ascii="Times New Roman" w:hAnsi="Times New Roman" w:cs="Times New Roman"/>
               </w:rPr>
             </w:pPr>
+            <w:proofErr w:type="spellStart"/>
             <w:r>
               <w:rPr>
                 <w:rFonts w:ascii="Times New Roman" w:hAnsi="Times New Roman" w:cs="Times New Roman"/>
               </w:rPr>
               <w:t>BackUp</w:t>
             </w:r>
+            <w:proofErr w:type="spellEnd"/>
           </w:p>
         </w:tc>
       </w:tr>
@@ -10251,7 +10262,23 @@
           <w:rFonts w:ascii="Times New Roman" w:eastAsia="Times New Roman" w:hAnsi="Times New Roman" w:cs="Times New Roman"/>
           <w:color w:val="000000"/>
         </w:rPr>
-        <w:t xml:space="preserve"> Al iniciar el sistema, se carga la interfaz de LogIn y se presenta al usuario como pantalla principal. En esta etapa no hay ninguna sesión activa ni conexión abierta con la base de datos. Por el momento no se realiza ninguna validación de permisos hasta que el usuario intenta autenticarse. Este enfoque busca minimizar el uso de recursos y mantener la seguridad hasta que se confirme la identidad del usuario. </w:t>
+        <w:t xml:space="preserve"> Al iniciar el sistema, se carga la interfaz de </w:t>
+      </w:r>
+      <w:proofErr w:type="spellStart"/>
+      <w:r>
+        <w:rPr>
+          <w:rFonts w:ascii="Times New Roman" w:eastAsia="Times New Roman" w:hAnsi="Times New Roman" w:cs="Times New Roman"/>
+          <w:color w:val="000000"/>
+        </w:rPr>
+        <w:t>LogIn</w:t>
+      </w:r>
+      <w:proofErr w:type="spellEnd"/>
+      <w:r>
+        <w:rPr>
+          <w:rFonts w:ascii="Times New Roman" w:eastAsia="Times New Roman" w:hAnsi="Times New Roman" w:cs="Times New Roman"/>
+          <w:color w:val="000000"/>
+        </w:rPr>
+        <w:t xml:space="preserve"> y se presenta al usuario como pantalla principal. En esta etapa no hay ninguna sesión activa ni conexión abierta con la base de datos. Por el momento no se realiza ninguna validación de permisos hasta que el usuario intenta autenticarse. Este enfoque busca minimizar el uso de recursos y mantener la seguridad hasta que se confirme la identidad del usuario. </w:t>
       </w:r>
     </w:p>
     <w:p>
@@ -10499,7 +10526,55 @@
           <w:rFonts w:ascii="Times New Roman" w:eastAsia="Times New Roman" w:hAnsi="Times New Roman" w:cs="Times New Roman"/>
           <w:color w:val="000000"/>
         </w:rPr>
-        <w:t>A su vez en la pantalla del LogIn presentamos un botón “mostrar” para que si el usuario quiere revisar la contraseña ingresada antes de presionar el botón LogIn pueda hacerlo. Para ello debemos setear la propiedad PasswordChar del TextBox en donde el usuario ingresa la contraseña como “*” por default.</w:t>
+        <w:t xml:space="preserve">A su vez en la pantalla del </w:t>
+      </w:r>
+      <w:proofErr w:type="spellStart"/>
+      <w:r>
+        <w:rPr>
+          <w:rFonts w:ascii="Times New Roman" w:eastAsia="Times New Roman" w:hAnsi="Times New Roman" w:cs="Times New Roman"/>
+          <w:color w:val="000000"/>
+        </w:rPr>
+        <w:t>LogIn</w:t>
+      </w:r>
+      <w:proofErr w:type="spellEnd"/>
+      <w:r>
+        <w:rPr>
+          <w:rFonts w:ascii="Times New Roman" w:eastAsia="Times New Roman" w:hAnsi="Times New Roman" w:cs="Times New Roman"/>
+          <w:color w:val="000000"/>
+        </w:rPr>
+        <w:t xml:space="preserve"> presentamos un botón “mostrar” para que si el usuario quiere revisar la contraseña ingresada antes de presionar el botón </w:t>
+      </w:r>
+      <w:proofErr w:type="spellStart"/>
+      <w:r>
+        <w:rPr>
+          <w:rFonts w:ascii="Times New Roman" w:eastAsia="Times New Roman" w:hAnsi="Times New Roman" w:cs="Times New Roman"/>
+          <w:color w:val="000000"/>
+        </w:rPr>
+        <w:t>LogIn</w:t>
+      </w:r>
+      <w:proofErr w:type="spellEnd"/>
+      <w:r>
+        <w:rPr>
+          <w:rFonts w:ascii="Times New Roman" w:eastAsia="Times New Roman" w:hAnsi="Times New Roman" w:cs="Times New Roman"/>
+          <w:color w:val="000000"/>
+        </w:rPr>
+        <w:t xml:space="preserve"> pueda hacerlo. Para ello debemos setear la propiedad </w:t>
+      </w:r>
+      <w:proofErr w:type="spellStart"/>
+      <w:r>
+        <w:rPr>
+          <w:rFonts w:ascii="Times New Roman" w:eastAsia="Times New Roman" w:hAnsi="Times New Roman" w:cs="Times New Roman"/>
+          <w:color w:val="000000"/>
+        </w:rPr>
+        <w:t>PasswordChar</w:t>
+      </w:r>
+      <w:proofErr w:type="spellEnd"/>
+      <w:r>
+        <w:rPr>
+          <w:rFonts w:ascii="Times New Roman" w:eastAsia="Times New Roman" w:hAnsi="Times New Roman" w:cs="Times New Roman"/>
+          <w:color w:val="000000"/>
+        </w:rPr>
+        <w:t xml:space="preserve"> del TextBox en donde el usuario ingresa la contraseña como “*” por default.</w:t>
       </w:r>
     </w:p>
     <w:p>
@@ -10570,7 +10645,27 @@
           <w:bCs/>
           <w:color w:val="000000"/>
         </w:rPr>
-        <w:t>Proceso de Log-Out:</w:t>
+        <w:t>Proceso de Log-</w:t>
+      </w:r>
+      <w:proofErr w:type="spellStart"/>
+      <w:r>
+        <w:rPr>
+          <w:rFonts w:ascii="Times New Roman" w:eastAsia="Times New Roman" w:hAnsi="Times New Roman" w:cs="Times New Roman"/>
+          <w:b/>
+          <w:bCs/>
+          <w:color w:val="000000"/>
+        </w:rPr>
+        <w:t>Out</w:t>
+      </w:r>
+      <w:proofErr w:type="spellEnd"/>
+      <w:r>
+        <w:rPr>
+          <w:rFonts w:ascii="Times New Roman" w:eastAsia="Times New Roman" w:hAnsi="Times New Roman" w:cs="Times New Roman"/>
+          <w:b/>
+          <w:bCs/>
+          <w:color w:val="000000"/>
+        </w:rPr>
+        <w:t>:</w:t>
       </w:r>
       <w:r>
         <w:rPr>
@@ -10598,9 +10693,37 @@
           <w:szCs w:val="30"/>
         </w:rPr>
         <w:lastRenderedPageBreak/>
-        <w:t>2.3 LogIn – CU001 LogIn</w:t>
+        <w:t xml:space="preserve">2.3 </w:t>
+      </w:r>
+      <w:proofErr w:type="spellStart"/>
+      <w:r>
+        <w:rPr>
+          <w:rFonts w:ascii="Times New Roman" w:eastAsia="Times New Roman" w:hAnsi="Times New Roman" w:cs="Times New Roman"/>
+          <w:sz w:val="30"/>
+          <w:szCs w:val="30"/>
+        </w:rPr>
+        <w:t>LogIn</w:t>
+      </w:r>
+      <w:proofErr w:type="spellEnd"/>
+      <w:r>
+        <w:rPr>
+          <w:rFonts w:ascii="Times New Roman" w:eastAsia="Times New Roman" w:hAnsi="Times New Roman" w:cs="Times New Roman"/>
+          <w:sz w:val="30"/>
+          <w:szCs w:val="30"/>
+        </w:rPr>
+        <w:t xml:space="preserve"> – CU001 </w:t>
+      </w:r>
+      <w:proofErr w:type="spellStart"/>
+      <w:r>
+        <w:rPr>
+          <w:rFonts w:ascii="Times New Roman" w:eastAsia="Times New Roman" w:hAnsi="Times New Roman" w:cs="Times New Roman"/>
+          <w:sz w:val="30"/>
+          <w:szCs w:val="30"/>
+        </w:rPr>
+        <w:t>LogIn</w:t>
       </w:r>
       <w:bookmarkEnd w:id="23"/>
+      <w:proofErr w:type="spellEnd"/>
     </w:p>
     <w:p>
       <w:pPr>
@@ -10626,7 +10749,14 @@
         <w:rPr>
           <w:rFonts w:ascii="Times New Roman" w:eastAsia="Times New Roman" w:hAnsi="Times New Roman" w:cs="Times New Roman"/>
         </w:rPr>
-        <w:t xml:space="preserve"> Diagrama LogI</w:t>
+        <w:t xml:space="preserve"> Diagrama </w:t>
+      </w:r>
+      <w:proofErr w:type="spellStart"/>
+      <w:r>
+        <w:rPr>
+          <w:rFonts w:ascii="Times New Roman" w:eastAsia="Times New Roman" w:hAnsi="Times New Roman" w:cs="Times New Roman"/>
+        </w:rPr>
+        <w:t>LogI</w:t>
       </w:r>
       <w:r>
         <w:rPr>
@@ -10635,6 +10765,7 @@
         <w:t>n</w:t>
       </w:r>
       <w:bookmarkEnd w:id="24"/>
+      <w:proofErr w:type="spellEnd"/>
     </w:p>
     <w:p>
       <w:pPr>
@@ -10777,8 +10908,17 @@
                 <w:rFonts w:ascii="Times New Roman" w:eastAsia="Times New Roman" w:hAnsi="Times New Roman" w:cs="Times New Roman"/>
                 <w:color w:val="000000"/>
               </w:rPr>
-              <w:t>CU 001 – LogIn</w:t>
-            </w:r>
+              <w:t xml:space="preserve">CU 001 – </w:t>
+            </w:r>
+            <w:proofErr w:type="spellStart"/>
+            <w:r>
+              <w:rPr>
+                <w:rFonts w:ascii="Times New Roman" w:eastAsia="Times New Roman" w:hAnsi="Times New Roman" w:cs="Times New Roman"/>
+                <w:color w:val="000000"/>
+              </w:rPr>
+              <w:t>LogIn</w:t>
+            </w:r>
+            <w:proofErr w:type="spellEnd"/>
             <w:r>
               <w:rPr>
                 <w:rFonts w:ascii="Times New Roman" w:eastAsia="Times New Roman" w:hAnsi="Times New Roman" w:cs="Times New Roman"/>
@@ -11193,7 +11333,27 @@
                 <w:sz w:val="22"/>
                 <w:szCs w:val="22"/>
               </w:rPr>
-              <w:t>El usuario ingresa al sistema y se le presenta la pantalla principal del mismo “LogIn”.</w:t>
+              <w:t>El usuario ingresa al sistema y se le presenta la pantalla principal del mismo “</w:t>
+            </w:r>
+            <w:proofErr w:type="spellStart"/>
+            <w:r>
+              <w:rPr>
+                <w:rFonts w:ascii="Times New Roman" w:eastAsia="Times New Roman" w:hAnsi="Times New Roman" w:cs="Times New Roman"/>
+                <w:color w:val="000000"/>
+                <w:sz w:val="22"/>
+                <w:szCs w:val="22"/>
+              </w:rPr>
+              <w:t>LogIn</w:t>
+            </w:r>
+            <w:proofErr w:type="spellEnd"/>
+            <w:r>
+              <w:rPr>
+                <w:rFonts w:ascii="Times New Roman" w:eastAsia="Times New Roman" w:hAnsi="Times New Roman" w:cs="Times New Roman"/>
+                <w:color w:val="000000"/>
+                <w:sz w:val="22"/>
+                <w:szCs w:val="22"/>
+              </w:rPr>
+              <w:t>”.</w:t>
             </w:r>
           </w:p>
           <w:p>
@@ -13355,14 +13515,13 @@
           <w:rFonts w:ascii="Times New Roman" w:eastAsia="Times New Roman" w:hAnsi="Times New Roman" w:cs="Times New Roman"/>
           <w:b/>
           <w:bCs/>
-          <w:noProof/>
           <w:color w:val="000000"/>
         </w:rPr>
         <w:drawing>
-          <wp:inline distT="0" distB="0" distL="0" distR="0" wp14:anchorId="467D919B" wp14:editId="2FDB578B">
-            <wp:extent cx="5981700" cy="3618985"/>
-            <wp:effectExtent l="0" t="0" r="0" b="635"/>
-            <wp:docPr id="2057473190" name="Imagen 1"/>
+          <wp:inline distT="0" distB="0" distL="0" distR="0" wp14:anchorId="52F68485" wp14:editId="6CEAFFAD">
+            <wp:extent cx="5890260" cy="3541498"/>
+            <wp:effectExtent l="0" t="0" r="0" b="1905"/>
+            <wp:docPr id="1225953194" name="Imagen 1"/>
             <wp:cNvGraphicFramePr>
               <a:graphicFrameLocks xmlns:a="http://schemas.openxmlformats.org/drawingml/2006/main" noChangeAspect="1"/>
             </wp:cNvGraphicFramePr>
@@ -13370,7 +13529,7 @@
               <a:graphicData uri="http://schemas.openxmlformats.org/drawingml/2006/picture">
                 <pic:pic xmlns:pic="http://schemas.openxmlformats.org/drawingml/2006/picture">
                   <pic:nvPicPr>
-                    <pic:cNvPr id="2057473190" name=""/>
+                    <pic:cNvPr id="1225953194" name=""/>
                     <pic:cNvPicPr/>
                   </pic:nvPicPr>
                   <pic:blipFill>
@@ -13382,7 +13541,7 @@
                   <pic:spPr>
                     <a:xfrm>
                       <a:off x="0" y="0"/>
-                      <a:ext cx="5986216" cy="3621717"/>
+                      <a:ext cx="5892532" cy="3542864"/>
                     </a:xfrm>
                     <a:prstGeom prst="rect">
                       <a:avLst/>
@@ -17812,7 +17971,21 @@
         <w:rPr>
           <w:rFonts w:ascii="Times New Roman" w:hAnsi="Times New Roman" w:cs="Times New Roman"/>
         </w:rPr>
-        <w:t xml:space="preserve">Con el objetivo de garantizar la seguridad de las contraseñas de los usuarios, en este proyecto se aplica el algoritmo SHA-256, encargado de transformar una cadena de texto en un valor de longitud determinado, denominado "hash". Este es un algoritmo de hashing unidireccional, lo que significa que no es posible desencriptar el hash para obtener la contraseña original. </w:t>
+        <w:t xml:space="preserve">Con el objetivo de garantizar la seguridad de las contraseñas de los usuarios, en este proyecto se aplica el algoritmo SHA-256, encargado de transformar una cadena de texto en un valor de longitud determinado, denominado "hash". Este es un algoritmo de </w:t>
+      </w:r>
+      <w:proofErr w:type="spellStart"/>
+      <w:r>
+        <w:rPr>
+          <w:rFonts w:ascii="Times New Roman" w:hAnsi="Times New Roman" w:cs="Times New Roman"/>
+        </w:rPr>
+        <w:t>hashing</w:t>
+      </w:r>
+      <w:proofErr w:type="spellEnd"/>
+      <w:r>
+        <w:rPr>
+          <w:rFonts w:ascii="Times New Roman" w:hAnsi="Times New Roman" w:cs="Times New Roman"/>
+        </w:rPr>
+        <w:t xml:space="preserve"> unidireccional, lo que significa que no es posible desencriptar el hash para obtener la contraseña original. </w:t>
       </w:r>
     </w:p>
     <w:p>
@@ -17825,7 +17998,35 @@
         <w:rPr>
           <w:rFonts w:ascii="Times New Roman" w:hAnsi="Times New Roman" w:cs="Times New Roman"/>
         </w:rPr>
-        <w:t xml:space="preserve">Tanto para la creación de usuarios como para el logueo en el sistema de estos mismos, se deberá ingresar una clave. Esta clave será hasheada por el algoritmo SHA-256 y será guardada en la base de datos. Un usuario que requiera iniciar sesión deberá ingresar su clave, en la interfaz de Inicio de sesión, el valor que coloque como clave, al seleccionar “Iniciar Sesión” será hasheado y comparado con el valor que se encuentre en la base de datos. Si estos valores coinciden, la sesión es iniciada, en el caso contrario donde no coincidan, se mostrará al usuario un error de contraseña incorrecta. </w:t>
+        <w:t xml:space="preserve">Tanto para la creación de usuarios como para el logueo en el sistema de estos mismos, se deberá ingresar una clave. Esta clave será </w:t>
+      </w:r>
+      <w:proofErr w:type="spellStart"/>
+      <w:r>
+        <w:rPr>
+          <w:rFonts w:ascii="Times New Roman" w:hAnsi="Times New Roman" w:cs="Times New Roman"/>
+        </w:rPr>
+        <w:t>hasheada</w:t>
+      </w:r>
+      <w:proofErr w:type="spellEnd"/>
+      <w:r>
+        <w:rPr>
+          <w:rFonts w:ascii="Times New Roman" w:hAnsi="Times New Roman" w:cs="Times New Roman"/>
+        </w:rPr>
+        <w:t xml:space="preserve"> por el algoritmo SHA-256 y será guardada en la base de datos. Un usuario que requiera iniciar sesión deberá ingresar su clave, en la interfaz de Inicio de sesión, el valor que coloque como clave, al seleccionar “Iniciar Sesión” será </w:t>
+      </w:r>
+      <w:proofErr w:type="spellStart"/>
+      <w:r>
+        <w:rPr>
+          <w:rFonts w:ascii="Times New Roman" w:hAnsi="Times New Roman" w:cs="Times New Roman"/>
+        </w:rPr>
+        <w:t>hasheado</w:t>
+      </w:r>
+      <w:proofErr w:type="spellEnd"/>
+      <w:r>
+        <w:rPr>
+          <w:rFonts w:ascii="Times New Roman" w:hAnsi="Times New Roman" w:cs="Times New Roman"/>
+        </w:rPr>
+        <w:t xml:space="preserve"> y comparado con el valor que se encuentre en la base de datos. Si estos valores coinciden, la sesión es iniciada, en el caso contrario donde no coincidan, se mostrará al usuario un error de contraseña incorrecta. </w:t>
       </w:r>
     </w:p>
     <w:p>
@@ -17847,7 +18048,25 @@
           <w:b/>
           <w:bCs/>
         </w:rPr>
-        <w:t xml:space="preserve">Método de la clase Encriptador: </w:t>
+        <w:t xml:space="preserve">Método de la clase </w:t>
+      </w:r>
+      <w:proofErr w:type="spellStart"/>
+      <w:r>
+        <w:rPr>
+          <w:rFonts w:ascii="Times New Roman" w:hAnsi="Times New Roman" w:cs="Times New Roman"/>
+          <w:b/>
+          <w:bCs/>
+        </w:rPr>
+        <w:t>Encriptador</w:t>
+      </w:r>
+      <w:proofErr w:type="spellEnd"/>
+      <w:r>
+        <w:rPr>
+          <w:rFonts w:ascii="Times New Roman" w:hAnsi="Times New Roman" w:cs="Times New Roman"/>
+          <w:b/>
+          <w:bCs/>
+        </w:rPr>
+        <w:t xml:space="preserve">: </w:t>
       </w:r>
     </w:p>
     <w:p>
@@ -17860,7 +18079,21 @@
         <w:rPr>
           <w:rFonts w:ascii="Times New Roman" w:hAnsi="Times New Roman" w:cs="Times New Roman"/>
         </w:rPr>
-        <w:t xml:space="preserve">Hash (string input): Este método toma una cadena de texto (como una contraseña en texto plano) y la convierte en un hash de 256 bits utilizando el algoritmo SHA-256. </w:t>
+        <w:t>Hash (</w:t>
+      </w:r>
+      <w:proofErr w:type="spellStart"/>
+      <w:r>
+        <w:rPr>
+          <w:rFonts w:ascii="Times New Roman" w:hAnsi="Times New Roman" w:cs="Times New Roman"/>
+        </w:rPr>
+        <w:t>string</w:t>
+      </w:r>
+      <w:proofErr w:type="spellEnd"/>
+      <w:r>
+        <w:rPr>
+          <w:rFonts w:ascii="Times New Roman" w:hAnsi="Times New Roman" w:cs="Times New Roman"/>
+        </w:rPr>
+        <w:t xml:space="preserve"> input): Este método toma una cadena de texto (como una contraseña en texto plano) y la convierte en un hash de 256 bits utilizando el algoritmo SHA-256. </w:t>
       </w:r>
     </w:p>
     <w:p>
@@ -17920,7 +18153,21 @@
         <w:rPr>
           <w:rFonts w:ascii="Times New Roman" w:hAnsi="Times New Roman" w:cs="Times New Roman"/>
         </w:rPr>
-        <w:t>Al momento de registrar un usuario en el sistema y completar la contraseña de este mismo, en la base de datos el campo que contiene la contraseña no será visible para la persona. Ej: Si la contraseña es Hola123, en la base de datos se vera de la siguiente manera: (Imagen ilustrativa de ejemplo)</w:t>
+        <w:t xml:space="preserve">Al momento de registrar un usuario en el sistema y completar la contraseña de este mismo, en la base de datos el campo que contiene la contraseña no será visible para la persona. Ej: Si la contraseña es Hola123, en la base de datos se </w:t>
+      </w:r>
+      <w:proofErr w:type="spellStart"/>
+      <w:r>
+        <w:rPr>
+          <w:rFonts w:ascii="Times New Roman" w:hAnsi="Times New Roman" w:cs="Times New Roman"/>
+        </w:rPr>
+        <w:t>vera</w:t>
+      </w:r>
+      <w:proofErr w:type="spellEnd"/>
+      <w:r>
+        <w:rPr>
+          <w:rFonts w:ascii="Times New Roman" w:hAnsi="Times New Roman" w:cs="Times New Roman"/>
+        </w:rPr>
+        <w:t xml:space="preserve"> de la siguiente manera: (Imagen ilustrativa de ejemplo)</w:t>
       </w:r>
     </w:p>
     <w:p>
@@ -22319,7 +22566,53 @@
         <w:t xml:space="preserve"> </w:t>
       </w:r>
       <w:r>
-        <w:t>atributo se multiplica por su posición dentro del valor y por la posición del atributo dentro de la entidad. Esto permite detectar no solo modificaciones en el contenido sino también intercambios de posición entre caracteres o atributos. Los atributos que participan en el cálculo son: NombreProducto, PrecioProducto, TipoProducto, Descripcion, Cantidad y CodigoProducto. El resultado de la suma se hashea con SHA-256 y se almacena en la columna DVH de la tabla PRODUCTO.</w:t>
+        <w:t xml:space="preserve">atributo se multiplica por su posición dentro del valor y por la posición del atributo dentro de la entidad. Esto permite detectar no solo modificaciones en el contenido sino también intercambios de posición entre caracteres o atributos. Los atributos que participan en el cálculo son: </w:t>
+      </w:r>
+      <w:proofErr w:type="spellStart"/>
+      <w:r>
+        <w:t>NombreProducto</w:t>
+      </w:r>
+      <w:proofErr w:type="spellEnd"/>
+      <w:r>
+        <w:t xml:space="preserve">, </w:t>
+      </w:r>
+      <w:proofErr w:type="spellStart"/>
+      <w:r>
+        <w:t>PrecioProducto</w:t>
+      </w:r>
+      <w:proofErr w:type="spellEnd"/>
+      <w:r>
+        <w:t xml:space="preserve">, </w:t>
+      </w:r>
+      <w:proofErr w:type="spellStart"/>
+      <w:r>
+        <w:t>TipoProducto</w:t>
+      </w:r>
+      <w:proofErr w:type="spellEnd"/>
+      <w:r>
+        <w:t xml:space="preserve">, </w:t>
+      </w:r>
+      <w:r>
+        <w:t>Descripción</w:t>
+      </w:r>
+      <w:r>
+        <w:t xml:space="preserve">, Cantidad y </w:t>
+      </w:r>
+      <w:proofErr w:type="spellStart"/>
+      <w:r>
+        <w:t>CodigoProducto</w:t>
+      </w:r>
+      <w:proofErr w:type="spellEnd"/>
+      <w:r>
+        <w:t xml:space="preserve">. El resultado de la suma se </w:t>
+      </w:r>
+      <w:proofErr w:type="spellStart"/>
+      <w:r>
+        <w:t>hashea</w:t>
+      </w:r>
+      <w:proofErr w:type="spellEnd"/>
+      <w:r>
+        <w:t xml:space="preserve"> con SHA-256 y se almacena en la columna DVH de la tabla PRODUCTO.</w:t>
       </w:r>
     </w:p>
     <w:p>
@@ -22339,7 +22632,15 @@
     </w:p>
     <w:p>
       <w:r>
-        <w:t>Al iniciar la aplicación, antes de mostrar el login, se verifican ambos dígitos. En caso de error se informa al administrador y se ofrecen dos opciones: restaurar desde el último backup o recalcular los dígitos aceptando los datos actuales.</w:t>
+        <w:t xml:space="preserve">Al iniciar la aplicación, antes de mostrar el </w:t>
+      </w:r>
+      <w:proofErr w:type="spellStart"/>
+      <w:r>
+        <w:t>login</w:t>
+      </w:r>
+      <w:proofErr w:type="spellEnd"/>
+      <w:r>
+        <w:t>, se verifican ambos dígitos. En caso de error se informa al administrador y se ofrecen dos opciones: restaurar desde el último backup o recalcular los dígitos aceptando los datos actuales.</w:t>
       </w:r>
     </w:p>
     <w:p>
@@ -22549,7 +22850,35 @@
         <w:rPr>
           <w:rFonts w:ascii="Times New Roman" w:hAnsi="Times New Roman" w:cs="Times New Roman"/>
         </w:rPr>
-        <w:t xml:space="preserve"> = Gerente (IdUsuario, IdPermiso) &gt;&gt; </w:t>
+        <w:t xml:space="preserve"> = Gerente (</w:t>
+      </w:r>
+      <w:proofErr w:type="spellStart"/>
+      <w:r>
+        <w:rPr>
+          <w:rFonts w:ascii="Times New Roman" w:hAnsi="Times New Roman" w:cs="Times New Roman"/>
+        </w:rPr>
+        <w:t>IdUsuario</w:t>
+      </w:r>
+      <w:proofErr w:type="spellEnd"/>
+      <w:r>
+        <w:rPr>
+          <w:rFonts w:ascii="Times New Roman" w:hAnsi="Times New Roman" w:cs="Times New Roman"/>
+        </w:rPr>
+        <w:t xml:space="preserve">, </w:t>
+      </w:r>
+      <w:proofErr w:type="spellStart"/>
+      <w:r>
+        <w:rPr>
+          <w:rFonts w:ascii="Times New Roman" w:hAnsi="Times New Roman" w:cs="Times New Roman"/>
+        </w:rPr>
+        <w:t>IdPermiso</w:t>
+      </w:r>
+      <w:proofErr w:type="spellEnd"/>
+      <w:r>
+        <w:rPr>
+          <w:rFonts w:ascii="Times New Roman" w:hAnsi="Times New Roman" w:cs="Times New Roman"/>
+        </w:rPr>
+        <w:t xml:space="preserve">) &gt;&gt; </w:t>
       </w:r>
       <w:hyperlink r:id="rId47" w:history="1">
         <w:r>
@@ -22596,7 +22925,35 @@
         <w:rPr>
           <w:rFonts w:ascii="Times New Roman" w:hAnsi="Times New Roman" w:cs="Times New Roman"/>
         </w:rPr>
-        <w:t xml:space="preserve"> = Cliente (IdUsuario, IdPermiso) &gt;&gt;</w:t>
+        <w:t xml:space="preserve"> = Cliente (</w:t>
+      </w:r>
+      <w:proofErr w:type="spellStart"/>
+      <w:r>
+        <w:rPr>
+          <w:rFonts w:ascii="Times New Roman" w:hAnsi="Times New Roman" w:cs="Times New Roman"/>
+        </w:rPr>
+        <w:t>IdUsuario</w:t>
+      </w:r>
+      <w:proofErr w:type="spellEnd"/>
+      <w:r>
+        <w:rPr>
+          <w:rFonts w:ascii="Times New Roman" w:hAnsi="Times New Roman" w:cs="Times New Roman"/>
+        </w:rPr>
+        <w:t xml:space="preserve">, </w:t>
+      </w:r>
+      <w:proofErr w:type="spellStart"/>
+      <w:r>
+        <w:rPr>
+          <w:rFonts w:ascii="Times New Roman" w:hAnsi="Times New Roman" w:cs="Times New Roman"/>
+        </w:rPr>
+        <w:t>IdPermiso</w:t>
+      </w:r>
+      <w:proofErr w:type="spellEnd"/>
+      <w:r>
+        <w:rPr>
+          <w:rFonts w:ascii="Times New Roman" w:hAnsi="Times New Roman" w:cs="Times New Roman"/>
+        </w:rPr>
+        <w:t>) &gt;&gt;</w:t>
       </w:r>
       <w:r>
         <w:rPr>
@@ -22625,12 +22982,14 @@
         </w:rPr>
         <w:t xml:space="preserve">------- </w:t>
       </w:r>
+      <w:proofErr w:type="spellStart"/>
       <w:r>
         <w:rPr>
           <w:rFonts w:ascii="Times New Roman" w:hAnsi="Times New Roman" w:cs="Times New Roman"/>
         </w:rPr>
         <w:t>river</w:t>
       </w:r>
+      <w:proofErr w:type="spellEnd"/>
     </w:p>
     <w:p>
       <w:pPr>
@@ -23289,7 +23648,25 @@
           <w:sz w:val="30"/>
           <w:szCs w:val="30"/>
         </w:rPr>
-        <w:t xml:space="preserve"> (AgregarHijo-QuitarHijo)</w:t>
+        <w:t xml:space="preserve"> (</w:t>
+      </w:r>
+      <w:proofErr w:type="spellStart"/>
+      <w:r>
+        <w:rPr>
+          <w:rFonts w:ascii="Times New Roman" w:eastAsia="Times New Roman" w:hAnsi="Times New Roman" w:cs="Times New Roman"/>
+          <w:sz w:val="30"/>
+          <w:szCs w:val="30"/>
+        </w:rPr>
+        <w:t>AgregarHijo-QuitarHijo</w:t>
+      </w:r>
+      <w:proofErr w:type="spellEnd"/>
+      <w:r>
+        <w:rPr>
+          <w:rFonts w:ascii="Times New Roman" w:eastAsia="Times New Roman" w:hAnsi="Times New Roman" w:cs="Times New Roman"/>
+          <w:sz w:val="30"/>
+          <w:szCs w:val="30"/>
+        </w:rPr>
+        <w:t>)</w:t>
       </w:r>
     </w:p>
     <w:p>
@@ -30145,28 +30522,28 @@
 </file>
 
 <file path=customXml/item1.xml><?xml version="1.0" encoding="utf-8"?>
+<b:Sources xmlns:b="http://schemas.openxmlformats.org/officeDocument/2006/bibliography" xmlns="http://schemas.openxmlformats.org/officeDocument/2006/bibliography" SelectedStyle="\APASixthEditionOfficeOnline.xsl" StyleName="APA" Version="6"/>
+</file>
+
+<file path=customXml/item2.xml><?xml version="1.0" encoding="utf-8"?>
 <go:gDocsCustomXmlDataStorage xmlns:go="http://customooxmlschemas.google.com/" xmlns:r="http://schemas.openxmlformats.org/officeDocument/2006/relationships" uri="GoogleDocsCustomDataVersion2">
   <go:docsCustomData xmlns:go="http://customooxmlschemas.google.com/" roundtripDataSignature="AMtx7mg9ViIy0TFX1PbiokUHW0+gEHD0DQ==">CgMxLjAyDmgueXB0b3ptdnN5YWhpMg5oLjMwMTZ1a3NyeWs5OTIOaC41dHdvajgxajFna2EyDmguajh3ZGR4ZWVnZ3R3Mg5oLmJneml2aG00bzdoYzIOaC5qOTJ5aWxicjl6dDcyDmgubjRpdXVhbG9heDc2Mg5oLjFpNzZ2NHk0NXc5OTIOaC5oaHFvaTRybTJzYjEyDmgubGF1ZXZ5aGhzMG5uMg5oLjI5Nmd4eXhiYnYwbTgAciExNlVkVkNiWlZIdUNvcHFuMnNIenVkMWZoTjV5TjIzLW4=</go:docsCustomData>
 </go:gDocsCustomXmlDataStorage>
 </file>
 
-<file path=customXml/item2.xml><?xml version="1.0" encoding="utf-8"?>
-<b:Sources xmlns:b="http://schemas.openxmlformats.org/officeDocument/2006/bibliography" xmlns="http://schemas.openxmlformats.org/officeDocument/2006/bibliography" SelectedStyle="\APASixthEditionOfficeOnline.xsl" StyleName="APA" Version="6"/>
+<file path=customXml/itemProps1.xml><?xml version="1.0" encoding="utf-8"?>
+<ds:datastoreItem xmlns:ds="http://schemas.openxmlformats.org/officeDocument/2006/customXml" ds:itemID="{98C402C2-0B0B-45E1-8B8A-FD895BAD112E}">
+  <ds:schemaRefs>
+    <ds:schemaRef ds:uri="http://schemas.openxmlformats.org/officeDocument/2006/bibliography"/>
+  </ds:schemaRefs>
+</ds:datastoreItem>
 </file>
 
-<file path=customXml/itemProps1.xml><?xml version="1.0" encoding="utf-8"?>
+<file path=customXml/itemProps2.xml><?xml version="1.0" encoding="utf-8"?>
 <ds:datastoreItem xmlns:ds="http://schemas.openxmlformats.org/officeDocument/2006/customXml" ds:itemID="{11111111-1234-1234-1234-123412341234}">
   <ds:schemaRefs>
     <ds:schemaRef ds:uri="http://customooxmlschemas.google.com/"/>
     <ds:schemaRef ds:uri="http://schemas.openxmlformats.org/officeDocument/2006/relationships"/>
   </ds:schemaRefs>
 </ds:datastoreItem>
-</file>
-
-<file path=customXml/itemProps2.xml><?xml version="1.0" encoding="utf-8"?>
-<ds:datastoreItem xmlns:ds="http://schemas.openxmlformats.org/officeDocument/2006/customXml" ds:itemID="{98C402C2-0B0B-45E1-8B8A-FD895BAD112E}">
-  <ds:schemaRefs>
-    <ds:schemaRef ds:uri="http://schemas.openxmlformats.org/officeDocument/2006/bibliography"/>
-  </ds:schemaRefs>
-</ds:datastoreItem>
 </file>
--- a/Documentación/ProyectoIS 2026 CAJAL-FERNANDEZ_2daEntrega.docx
+++ b/Documentación/ProyectoIS 2026 CAJAL-FERNANDEZ_2daEntrega.docx
@@ -2117,7 +2117,15 @@
                 <w:rFonts w:ascii="Times New Roman" w:eastAsia="Times New Roman" w:hAnsi="Times New Roman" w:cs="Times New Roman"/>
                 <w:noProof/>
               </w:rPr>
-              <w:t>2.3.6 Pantalla GIU</w:t>
+              <w:t xml:space="preserve">2.3.6 Pantalla </w:t>
+            </w:r>
+            <w:r>
+              <w:rPr>
+                <w:rStyle w:val="Hipervnculo"/>
+                <w:rFonts w:ascii="Times New Roman" w:eastAsia="Times New Roman" w:hAnsi="Times New Roman" w:cs="Times New Roman"/>
+                <w:noProof/>
+              </w:rPr>
+              <w:t>UI</w:t>
             </w:r>
             <w:r>
               <w:rPr>
@@ -2621,7 +2629,15 @@
                 <w:rFonts w:ascii="Times New Roman" w:eastAsia="Times New Roman" w:hAnsi="Times New Roman" w:cs="Times New Roman"/>
                 <w:noProof/>
               </w:rPr>
-              <w:t>2.4.6 Pantalla GIU</w:t>
+              <w:t xml:space="preserve">2.4.6 Pantalla </w:t>
+            </w:r>
+            <w:r>
+              <w:rPr>
+                <w:rStyle w:val="Hipervnculo"/>
+                <w:rFonts w:ascii="Times New Roman" w:eastAsia="Times New Roman" w:hAnsi="Times New Roman" w:cs="Times New Roman"/>
+                <w:noProof/>
+              </w:rPr>
+              <w:t>UI</w:t>
             </w:r>
             <w:r>
               <w:rPr>
@@ -3053,7 +3069,15 @@
                 <w:rFonts w:ascii="Times New Roman" w:eastAsia="Times New Roman" w:hAnsi="Times New Roman" w:cs="Times New Roman"/>
                 <w:noProof/>
               </w:rPr>
-              <w:t>3.5 Pantalla GIU</w:t>
+              <w:t xml:space="preserve">3.5 Pantalla </w:t>
+            </w:r>
+            <w:r>
+              <w:rPr>
+                <w:rStyle w:val="Hipervnculo"/>
+                <w:rFonts w:ascii="Times New Roman" w:eastAsia="Times New Roman" w:hAnsi="Times New Roman" w:cs="Times New Roman"/>
+                <w:noProof/>
+              </w:rPr>
+              <w:t>UI</w:t>
             </w:r>
             <w:r>
               <w:rPr>
@@ -4925,7 +4949,15 @@
                 <w:rFonts w:ascii="Times New Roman" w:eastAsia="Times New Roman" w:hAnsi="Times New Roman" w:cs="Times New Roman"/>
                 <w:noProof/>
               </w:rPr>
-              <w:t>6.4 Pantalla GIU</w:t>
+              <w:t xml:space="preserve">6.4 Pantalla </w:t>
+            </w:r>
+            <w:r>
+              <w:rPr>
+                <w:rStyle w:val="Hipervnculo"/>
+                <w:rFonts w:ascii="Times New Roman" w:eastAsia="Times New Roman" w:hAnsi="Times New Roman" w:cs="Times New Roman"/>
+                <w:noProof/>
+              </w:rPr>
+              <w:t>UI</w:t>
             </w:r>
             <w:r>
               <w:rPr>
@@ -8303,17 +8335,8 @@
           <w:rFonts w:ascii="Times New Roman" w:eastAsia="Times New Roman" w:hAnsi="Times New Roman" w:cs="Times New Roman"/>
           <w:color w:val="000000"/>
         </w:rPr>
-        <w:t>Registro/</w:t>
-      </w:r>
-      <w:proofErr w:type="spellStart"/>
-      <w:r>
-        <w:rPr>
-          <w:rFonts w:ascii="Times New Roman" w:eastAsia="Times New Roman" w:hAnsi="Times New Roman" w:cs="Times New Roman"/>
-          <w:color w:val="000000"/>
-        </w:rPr>
-        <w:t>LogIn-Out</w:t>
-      </w:r>
-      <w:proofErr w:type="spellEnd"/>
+        <w:t>Registro/LogIn-Out</w:t>
+      </w:r>
       <w:r>
         <w:rPr>
           <w:rFonts w:ascii="Times New Roman" w:eastAsia="Times New Roman" w:hAnsi="Times New Roman" w:cs="Times New Roman"/>
@@ -8772,14 +8795,12 @@
                 <w:rFonts w:ascii="Times New Roman" w:hAnsi="Times New Roman" w:cs="Times New Roman"/>
               </w:rPr>
             </w:pPr>
-            <w:proofErr w:type="spellStart"/>
             <w:r>
               <w:rPr>
                 <w:rFonts w:ascii="Times New Roman" w:hAnsi="Times New Roman" w:cs="Times New Roman"/>
               </w:rPr>
               <w:t>BackUp</w:t>
             </w:r>
-            <w:proofErr w:type="spellEnd"/>
           </w:p>
         </w:tc>
       </w:tr>
@@ -9522,10 +9543,10 @@
           <w:noProof/>
         </w:rPr>
         <w:drawing>
-          <wp:inline distT="0" distB="0" distL="0" distR="0" wp14:anchorId="0EF06E63" wp14:editId="7462C8A8">
-            <wp:extent cx="6412276" cy="2811780"/>
-            <wp:effectExtent l="0" t="0" r="7620" b="7620"/>
-            <wp:docPr id="1613823052" name="Imagen 1"/>
+          <wp:inline distT="0" distB="0" distL="0" distR="0" wp14:anchorId="012E8D53" wp14:editId="5D4CD7DB">
+            <wp:extent cx="6195060" cy="2909580"/>
+            <wp:effectExtent l="0" t="0" r="0" b="5080"/>
+            <wp:docPr id="1880192732" name="Imagen 3"/>
             <wp:cNvGraphicFramePr>
               <a:graphicFrameLocks xmlns:a="http://schemas.openxmlformats.org/drawingml/2006/main" noChangeAspect="1"/>
             </wp:cNvGraphicFramePr>
@@ -9533,7 +9554,7 @@
               <a:graphicData uri="http://schemas.openxmlformats.org/drawingml/2006/picture">
                 <pic:pic xmlns:pic="http://schemas.openxmlformats.org/drawingml/2006/picture">
                   <pic:nvPicPr>
-                    <pic:cNvPr id="0" name="Picture 1"/>
+                    <pic:cNvPr id="0" name="Picture 3"/>
                     <pic:cNvPicPr>
                       <a:picLocks noChangeAspect="1" noChangeArrowheads="1"/>
                     </pic:cNvPicPr>
@@ -9554,7 +9575,7 @@
                   <pic:spPr bwMode="auto">
                     <a:xfrm>
                       <a:off x="0" y="0"/>
-                      <a:ext cx="6418311" cy="2814426"/>
+                      <a:ext cx="6197581" cy="2910764"/>
                     </a:xfrm>
                     <a:prstGeom prst="rect">
                       <a:avLst/>
@@ -10262,23 +10283,7 @@
           <w:rFonts w:ascii="Times New Roman" w:eastAsia="Times New Roman" w:hAnsi="Times New Roman" w:cs="Times New Roman"/>
           <w:color w:val="000000"/>
         </w:rPr>
-        <w:t xml:space="preserve"> Al iniciar el sistema, se carga la interfaz de </w:t>
-      </w:r>
-      <w:proofErr w:type="spellStart"/>
-      <w:r>
-        <w:rPr>
-          <w:rFonts w:ascii="Times New Roman" w:eastAsia="Times New Roman" w:hAnsi="Times New Roman" w:cs="Times New Roman"/>
-          <w:color w:val="000000"/>
-        </w:rPr>
-        <w:t>LogIn</w:t>
-      </w:r>
-      <w:proofErr w:type="spellEnd"/>
-      <w:r>
-        <w:rPr>
-          <w:rFonts w:ascii="Times New Roman" w:eastAsia="Times New Roman" w:hAnsi="Times New Roman" w:cs="Times New Roman"/>
-          <w:color w:val="000000"/>
-        </w:rPr>
-        <w:t xml:space="preserve"> y se presenta al usuario como pantalla principal. En esta etapa no hay ninguna sesión activa ni conexión abierta con la base de datos. Por el momento no se realiza ninguna validación de permisos hasta que el usuario intenta autenticarse. Este enfoque busca minimizar el uso de recursos y mantener la seguridad hasta que se confirme la identidad del usuario. </w:t>
+        <w:t xml:space="preserve"> Al iniciar el sistema, se carga la interfaz de LogIn y se presenta al usuario como pantalla principal. En esta etapa no hay ninguna sesión activa ni conexión abierta con la base de datos. Por el momento no se realiza ninguna validación de permisos hasta que el usuario intenta autenticarse. Este enfoque busca minimizar el uso de recursos y mantener la seguridad hasta que se confirme la identidad del usuario. </w:t>
       </w:r>
     </w:p>
     <w:p>
@@ -10526,55 +10531,7 @@
           <w:rFonts w:ascii="Times New Roman" w:eastAsia="Times New Roman" w:hAnsi="Times New Roman" w:cs="Times New Roman"/>
           <w:color w:val="000000"/>
         </w:rPr>
-        <w:t xml:space="preserve">A su vez en la pantalla del </w:t>
-      </w:r>
-      <w:proofErr w:type="spellStart"/>
-      <w:r>
-        <w:rPr>
-          <w:rFonts w:ascii="Times New Roman" w:eastAsia="Times New Roman" w:hAnsi="Times New Roman" w:cs="Times New Roman"/>
-          <w:color w:val="000000"/>
-        </w:rPr>
-        <w:t>LogIn</w:t>
-      </w:r>
-      <w:proofErr w:type="spellEnd"/>
-      <w:r>
-        <w:rPr>
-          <w:rFonts w:ascii="Times New Roman" w:eastAsia="Times New Roman" w:hAnsi="Times New Roman" w:cs="Times New Roman"/>
-          <w:color w:val="000000"/>
-        </w:rPr>
-        <w:t xml:space="preserve"> presentamos un botón “mostrar” para que si el usuario quiere revisar la contraseña ingresada antes de presionar el botón </w:t>
-      </w:r>
-      <w:proofErr w:type="spellStart"/>
-      <w:r>
-        <w:rPr>
-          <w:rFonts w:ascii="Times New Roman" w:eastAsia="Times New Roman" w:hAnsi="Times New Roman" w:cs="Times New Roman"/>
-          <w:color w:val="000000"/>
-        </w:rPr>
-        <w:t>LogIn</w:t>
-      </w:r>
-      <w:proofErr w:type="spellEnd"/>
-      <w:r>
-        <w:rPr>
-          <w:rFonts w:ascii="Times New Roman" w:eastAsia="Times New Roman" w:hAnsi="Times New Roman" w:cs="Times New Roman"/>
-          <w:color w:val="000000"/>
-        </w:rPr>
-        <w:t xml:space="preserve"> pueda hacerlo. Para ello debemos setear la propiedad </w:t>
-      </w:r>
-      <w:proofErr w:type="spellStart"/>
-      <w:r>
-        <w:rPr>
-          <w:rFonts w:ascii="Times New Roman" w:eastAsia="Times New Roman" w:hAnsi="Times New Roman" w:cs="Times New Roman"/>
-          <w:color w:val="000000"/>
-        </w:rPr>
-        <w:t>PasswordChar</w:t>
-      </w:r>
-      <w:proofErr w:type="spellEnd"/>
-      <w:r>
-        <w:rPr>
-          <w:rFonts w:ascii="Times New Roman" w:eastAsia="Times New Roman" w:hAnsi="Times New Roman" w:cs="Times New Roman"/>
-          <w:color w:val="000000"/>
-        </w:rPr>
-        <w:t xml:space="preserve"> del TextBox en donde el usuario ingresa la contraseña como “*” por default.</w:t>
+        <w:t>A su vez en la pantalla del LogIn presentamos un botón “mostrar” para que si el usuario quiere revisar la contraseña ingresada antes de presionar el botón LogIn pueda hacerlo. Para ello debemos setear la propiedad PasswordChar del TextBox en donde el usuario ingresa la contraseña como “*” por default.</w:t>
       </w:r>
     </w:p>
     <w:p>
@@ -10645,27 +10602,7 @@
           <w:bCs/>
           <w:color w:val="000000"/>
         </w:rPr>
-        <w:t>Proceso de Log-</w:t>
-      </w:r>
-      <w:proofErr w:type="spellStart"/>
-      <w:r>
-        <w:rPr>
-          <w:rFonts w:ascii="Times New Roman" w:eastAsia="Times New Roman" w:hAnsi="Times New Roman" w:cs="Times New Roman"/>
-          <w:b/>
-          <w:bCs/>
-          <w:color w:val="000000"/>
-        </w:rPr>
-        <w:t>Out</w:t>
-      </w:r>
-      <w:proofErr w:type="spellEnd"/>
-      <w:r>
-        <w:rPr>
-          <w:rFonts w:ascii="Times New Roman" w:eastAsia="Times New Roman" w:hAnsi="Times New Roman" w:cs="Times New Roman"/>
-          <w:b/>
-          <w:bCs/>
-          <w:color w:val="000000"/>
-        </w:rPr>
-        <w:t>:</w:t>
+        <w:t>Proceso de Log-Out:</w:t>
       </w:r>
       <w:r>
         <w:rPr>
@@ -10693,37 +10630,9 @@
           <w:szCs w:val="30"/>
         </w:rPr>
         <w:lastRenderedPageBreak/>
-        <w:t xml:space="preserve">2.3 </w:t>
-      </w:r>
-      <w:proofErr w:type="spellStart"/>
-      <w:r>
-        <w:rPr>
-          <w:rFonts w:ascii="Times New Roman" w:eastAsia="Times New Roman" w:hAnsi="Times New Roman" w:cs="Times New Roman"/>
-          <w:sz w:val="30"/>
-          <w:szCs w:val="30"/>
-        </w:rPr>
-        <w:t>LogIn</w:t>
-      </w:r>
-      <w:proofErr w:type="spellEnd"/>
-      <w:r>
-        <w:rPr>
-          <w:rFonts w:ascii="Times New Roman" w:eastAsia="Times New Roman" w:hAnsi="Times New Roman" w:cs="Times New Roman"/>
-          <w:sz w:val="30"/>
-          <w:szCs w:val="30"/>
-        </w:rPr>
-        <w:t xml:space="preserve"> – CU001 </w:t>
-      </w:r>
-      <w:proofErr w:type="spellStart"/>
-      <w:r>
-        <w:rPr>
-          <w:rFonts w:ascii="Times New Roman" w:eastAsia="Times New Roman" w:hAnsi="Times New Roman" w:cs="Times New Roman"/>
-          <w:sz w:val="30"/>
-          <w:szCs w:val="30"/>
-        </w:rPr>
-        <w:t>LogIn</w:t>
+        <w:t>2.3 LogIn – CU001 LogIn</w:t>
       </w:r>
       <w:bookmarkEnd w:id="23"/>
-      <w:proofErr w:type="spellEnd"/>
     </w:p>
     <w:p>
       <w:pPr>
@@ -10749,14 +10658,7 @@
         <w:rPr>
           <w:rFonts w:ascii="Times New Roman" w:eastAsia="Times New Roman" w:hAnsi="Times New Roman" w:cs="Times New Roman"/>
         </w:rPr>
-        <w:t xml:space="preserve"> Diagrama </w:t>
-      </w:r>
-      <w:proofErr w:type="spellStart"/>
-      <w:r>
-        <w:rPr>
-          <w:rFonts w:ascii="Times New Roman" w:eastAsia="Times New Roman" w:hAnsi="Times New Roman" w:cs="Times New Roman"/>
-        </w:rPr>
-        <w:t>LogI</w:t>
+        <w:t xml:space="preserve"> Diagrama LogI</w:t>
       </w:r>
       <w:r>
         <w:rPr>
@@ -10765,7 +10667,6 @@
         <w:t>n</w:t>
       </w:r>
       <w:bookmarkEnd w:id="24"/>
-      <w:proofErr w:type="spellEnd"/>
     </w:p>
     <w:p>
       <w:pPr>
@@ -10908,17 +10809,8 @@
                 <w:rFonts w:ascii="Times New Roman" w:eastAsia="Times New Roman" w:hAnsi="Times New Roman" w:cs="Times New Roman"/>
                 <w:color w:val="000000"/>
               </w:rPr>
-              <w:t xml:space="preserve">CU 001 – </w:t>
-            </w:r>
-            <w:proofErr w:type="spellStart"/>
-            <w:r>
-              <w:rPr>
-                <w:rFonts w:ascii="Times New Roman" w:eastAsia="Times New Roman" w:hAnsi="Times New Roman" w:cs="Times New Roman"/>
-                <w:color w:val="000000"/>
-              </w:rPr>
-              <w:t>LogIn</w:t>
-            </w:r>
-            <w:proofErr w:type="spellEnd"/>
+              <w:t>CU 001 – LogIn</w:t>
+            </w:r>
             <w:r>
               <w:rPr>
                 <w:rFonts w:ascii="Times New Roman" w:eastAsia="Times New Roman" w:hAnsi="Times New Roman" w:cs="Times New Roman"/>
@@ -11333,27 +11225,7 @@
                 <w:sz w:val="22"/>
                 <w:szCs w:val="22"/>
               </w:rPr>
-              <w:t>El usuario ingresa al sistema y se le presenta la pantalla principal del mismo “</w:t>
-            </w:r>
-            <w:proofErr w:type="spellStart"/>
-            <w:r>
-              <w:rPr>
-                <w:rFonts w:ascii="Times New Roman" w:eastAsia="Times New Roman" w:hAnsi="Times New Roman" w:cs="Times New Roman"/>
-                <w:color w:val="000000"/>
-                <w:sz w:val="22"/>
-                <w:szCs w:val="22"/>
-              </w:rPr>
-              <w:t>LogIn</w:t>
-            </w:r>
-            <w:proofErr w:type="spellEnd"/>
-            <w:r>
-              <w:rPr>
-                <w:rFonts w:ascii="Times New Roman" w:eastAsia="Times New Roman" w:hAnsi="Times New Roman" w:cs="Times New Roman"/>
-                <w:color w:val="000000"/>
-                <w:sz w:val="22"/>
-                <w:szCs w:val="22"/>
-              </w:rPr>
-              <w:t>”.</w:t>
+              <w:t>El usuario ingresa al sistema y se le presenta la pantalla principal del mismo “LogIn”.</w:t>
             </w:r>
           </w:p>
           <w:p>
@@ -12249,7 +12121,13 @@
         <w:rPr>
           <w:rFonts w:ascii="Times New Roman" w:eastAsia="Times New Roman" w:hAnsi="Times New Roman" w:cs="Times New Roman"/>
         </w:rPr>
-        <w:t xml:space="preserve"> Pantalla GIU</w:t>
+        <w:t xml:space="preserve"> Pantalla </w:t>
+      </w:r>
+      <w:r>
+        <w:rPr>
+          <w:rFonts w:ascii="Times New Roman" w:eastAsia="Times New Roman" w:hAnsi="Times New Roman" w:cs="Times New Roman"/>
+        </w:rPr>
+        <w:t>UI</w:t>
       </w:r>
       <w:bookmarkEnd w:id="29"/>
     </w:p>
@@ -13487,7 +13365,13 @@
         <w:rPr>
           <w:rFonts w:ascii="Times New Roman" w:eastAsia="Times New Roman" w:hAnsi="Times New Roman" w:cs="Times New Roman"/>
         </w:rPr>
-        <w:t xml:space="preserve"> Pantalla GIU</w:t>
+        <w:t xml:space="preserve"> Pantalla </w:t>
+      </w:r>
+      <w:r>
+        <w:rPr>
+          <w:rFonts w:ascii="Times New Roman" w:eastAsia="Times New Roman" w:hAnsi="Times New Roman" w:cs="Times New Roman"/>
+        </w:rPr>
+        <w:t>UI</w:t>
       </w:r>
       <w:bookmarkEnd w:id="36"/>
     </w:p>
@@ -13515,13 +13399,14 @@
           <w:rFonts w:ascii="Times New Roman" w:eastAsia="Times New Roman" w:hAnsi="Times New Roman" w:cs="Times New Roman"/>
           <w:b/>
           <w:bCs/>
+          <w:noProof/>
           <w:color w:val="000000"/>
         </w:rPr>
         <w:drawing>
-          <wp:inline distT="0" distB="0" distL="0" distR="0" wp14:anchorId="52F68485" wp14:editId="6CEAFFAD">
-            <wp:extent cx="5890260" cy="3541498"/>
-            <wp:effectExtent l="0" t="0" r="0" b="1905"/>
-            <wp:docPr id="1225953194" name="Imagen 1"/>
+          <wp:inline distT="0" distB="0" distL="0" distR="0" wp14:anchorId="13F6B01F" wp14:editId="3298892F">
+            <wp:extent cx="6418501" cy="3893820"/>
+            <wp:effectExtent l="0" t="0" r="1905" b="0"/>
+            <wp:docPr id="1476166984" name="Imagen 1"/>
             <wp:cNvGraphicFramePr>
               <a:graphicFrameLocks xmlns:a="http://schemas.openxmlformats.org/drawingml/2006/main" noChangeAspect="1"/>
             </wp:cNvGraphicFramePr>
@@ -13529,7 +13414,7 @@
               <a:graphicData uri="http://schemas.openxmlformats.org/drawingml/2006/picture">
                 <pic:pic xmlns:pic="http://schemas.openxmlformats.org/drawingml/2006/picture">
                   <pic:nvPicPr>
-                    <pic:cNvPr id="1225953194" name=""/>
+                    <pic:cNvPr id="1476166984" name=""/>
                     <pic:cNvPicPr/>
                   </pic:nvPicPr>
                   <pic:blipFill>
@@ -13541,7 +13426,7 @@
                   <pic:spPr>
                     <a:xfrm>
                       <a:off x="0" y="0"/>
-                      <a:ext cx="5892532" cy="3542864"/>
+                      <a:ext cx="6422404" cy="3896188"/>
                     </a:xfrm>
                     <a:prstGeom prst="rect">
                       <a:avLst/>
@@ -13893,6 +13778,13 @@
     </w:p>
     <w:p>
       <w:pPr>
+        <w:rPr>
+          <w:rFonts w:ascii="Times New Roman" w:hAnsi="Times New Roman" w:cs="Times New Roman"/>
+        </w:rPr>
+      </w:pPr>
+    </w:p>
+    <w:p>
+      <w:pPr>
         <w:pStyle w:val="Ttulo2"/>
         <w:rPr>
           <w:rFonts w:ascii="Times New Roman" w:eastAsia="Times New Roman" w:hAnsi="Times New Roman" w:cs="Times New Roman"/>
@@ -13900,7 +13792,7 @@
           <w:szCs w:val="30"/>
         </w:rPr>
       </w:pPr>
-      <w:bookmarkStart w:id="43" w:name="_Toc230806286"/>
+      <w:bookmarkStart w:id="43" w:name="_Toc230806287"/>
       <w:r>
         <w:rPr>
           <w:rFonts w:ascii="Times New Roman" w:eastAsia="Times New Roman" w:hAnsi="Times New Roman" w:cs="Times New Roman"/>
@@ -13924,149 +13816,65 @@
           <w:sz w:val="30"/>
           <w:szCs w:val="30"/>
         </w:rPr>
-        <w:t xml:space="preserve"> Pantalla GIU</w:t>
+        <w:t xml:space="preserve"> CU003 </w:t>
+      </w:r>
+      <w:r>
+        <w:rPr>
+          <w:rFonts w:ascii="Times New Roman" w:eastAsia="Times New Roman" w:hAnsi="Times New Roman" w:cs="Times New Roman"/>
+          <w:sz w:val="30"/>
+          <w:szCs w:val="30"/>
+        </w:rPr>
+        <w:t>Registrar</w:t>
+      </w:r>
+      <w:r>
+        <w:rPr>
+          <w:rFonts w:ascii="Times New Roman" w:eastAsia="Times New Roman" w:hAnsi="Times New Roman" w:cs="Times New Roman"/>
+          <w:sz w:val="30"/>
+          <w:szCs w:val="30"/>
+        </w:rPr>
+        <w:t xml:space="preserve"> Usuario</w:t>
       </w:r>
       <w:bookmarkEnd w:id="43"/>
     </w:p>
     <w:p>
       <w:pPr>
-        <w:rPr>
-          <w:rFonts w:ascii="Times New Roman" w:hAnsi="Times New Roman" w:cs="Times New Roman"/>
-        </w:rPr>
-      </w:pPr>
-      <w:r>
-        <w:rPr>
-          <w:rFonts w:ascii="Times New Roman" w:hAnsi="Times New Roman" w:cs="Times New Roman"/>
-          <w:noProof/>
-        </w:rPr>
-        <w:drawing>
-          <wp:inline distT="0" distB="0" distL="0" distR="0" wp14:anchorId="1901A65F" wp14:editId="78E4BDCB">
-            <wp:extent cx="6372180" cy="2430780"/>
-            <wp:effectExtent l="0" t="0" r="0" b="7620"/>
-            <wp:docPr id="1676185359" name="Imagen 1"/>
-            <wp:cNvGraphicFramePr>
-              <a:graphicFrameLocks xmlns:a="http://schemas.openxmlformats.org/drawingml/2006/main" noChangeAspect="1"/>
-            </wp:cNvGraphicFramePr>
-            <a:graphic xmlns:a="http://schemas.openxmlformats.org/drawingml/2006/main">
-              <a:graphicData uri="http://schemas.openxmlformats.org/drawingml/2006/picture">
-                <pic:pic xmlns:pic="http://schemas.openxmlformats.org/drawingml/2006/picture">
-                  <pic:nvPicPr>
-                    <pic:cNvPr id="1676185359" name=""/>
-                    <pic:cNvPicPr/>
-                  </pic:nvPicPr>
-                  <pic:blipFill>
-                    <a:blip r:embed="rId29"/>
-                    <a:stretch>
-                      <a:fillRect/>
-                    </a:stretch>
-                  </pic:blipFill>
-                  <pic:spPr>
-                    <a:xfrm>
-                      <a:off x="0" y="0"/>
-                      <a:ext cx="6377941" cy="2432977"/>
-                    </a:xfrm>
-                    <a:prstGeom prst="rect">
-                      <a:avLst/>
-                    </a:prstGeom>
-                  </pic:spPr>
-                </pic:pic>
-              </a:graphicData>
-            </a:graphic>
-          </wp:inline>
-        </w:drawing>
-      </w:r>
-    </w:p>
-    <w:p>
-      <w:pPr>
-        <w:pStyle w:val="Ttulo2"/>
-        <w:rPr>
-          <w:rFonts w:ascii="Times New Roman" w:eastAsia="Times New Roman" w:hAnsi="Times New Roman" w:cs="Times New Roman"/>
-          <w:sz w:val="30"/>
-          <w:szCs w:val="30"/>
-        </w:rPr>
-      </w:pPr>
-      <w:bookmarkStart w:id="44" w:name="_Toc230806287"/>
-      <w:r>
-        <w:rPr>
-          <w:rFonts w:ascii="Times New Roman" w:eastAsia="Times New Roman" w:hAnsi="Times New Roman" w:cs="Times New Roman"/>
-          <w:sz w:val="30"/>
-          <w:szCs w:val="30"/>
+        <w:pStyle w:val="Ttulo3"/>
+        <w:rPr>
+          <w:rFonts w:ascii="Times New Roman" w:eastAsia="Times New Roman" w:hAnsi="Times New Roman" w:cs="Times New Roman"/>
+        </w:rPr>
+      </w:pPr>
+      <w:bookmarkStart w:id="44" w:name="_Toc230806288"/>
+      <w:r>
+        <w:rPr>
+          <w:rFonts w:ascii="Times New Roman" w:eastAsia="Times New Roman" w:hAnsi="Times New Roman" w:cs="Times New Roman"/>
         </w:rPr>
         <w:t>3.</w:t>
       </w:r>
       <w:r>
         <w:rPr>
           <w:rFonts w:ascii="Times New Roman" w:eastAsia="Times New Roman" w:hAnsi="Times New Roman" w:cs="Times New Roman"/>
-          <w:sz w:val="30"/>
-          <w:szCs w:val="30"/>
-        </w:rPr>
-        <w:t>6</w:t>
-      </w:r>
-      <w:r>
-        <w:rPr>
-          <w:rFonts w:ascii="Times New Roman" w:eastAsia="Times New Roman" w:hAnsi="Times New Roman" w:cs="Times New Roman"/>
-          <w:sz w:val="30"/>
-          <w:szCs w:val="30"/>
-        </w:rPr>
-        <w:t xml:space="preserve"> CU003 </w:t>
-      </w:r>
-      <w:r>
-        <w:rPr>
-          <w:rFonts w:ascii="Times New Roman" w:eastAsia="Times New Roman" w:hAnsi="Times New Roman" w:cs="Times New Roman"/>
-          <w:sz w:val="30"/>
-          <w:szCs w:val="30"/>
-        </w:rPr>
-        <w:t>Registrar</w:t>
-      </w:r>
-      <w:r>
-        <w:rPr>
-          <w:rFonts w:ascii="Times New Roman" w:eastAsia="Times New Roman" w:hAnsi="Times New Roman" w:cs="Times New Roman"/>
-          <w:sz w:val="30"/>
-          <w:szCs w:val="30"/>
-        </w:rPr>
-        <w:t xml:space="preserve"> Usuario</w:t>
+        </w:rPr>
+        <w:t>5</w:t>
+      </w:r>
+      <w:r>
+        <w:rPr>
+          <w:rFonts w:ascii="Times New Roman" w:eastAsia="Times New Roman" w:hAnsi="Times New Roman" w:cs="Times New Roman"/>
+        </w:rPr>
+        <w:t>.</w:t>
+      </w:r>
+      <w:r>
+        <w:rPr>
+          <w:rFonts w:ascii="Times New Roman" w:eastAsia="Times New Roman" w:hAnsi="Times New Roman" w:cs="Times New Roman"/>
+        </w:rPr>
+        <w:t>1</w:t>
+      </w:r>
+      <w:r>
+        <w:rPr>
+          <w:rFonts w:ascii="Times New Roman" w:eastAsia="Times New Roman" w:hAnsi="Times New Roman" w:cs="Times New Roman"/>
+        </w:rPr>
+        <w:t xml:space="preserve"> Especificación CU</w:t>
       </w:r>
       <w:bookmarkEnd w:id="44"/>
-    </w:p>
-    <w:p>
-      <w:pPr>
-        <w:pStyle w:val="Ttulo3"/>
-        <w:rPr>
-          <w:rFonts w:ascii="Times New Roman" w:eastAsia="Times New Roman" w:hAnsi="Times New Roman" w:cs="Times New Roman"/>
-        </w:rPr>
-      </w:pPr>
-      <w:bookmarkStart w:id="45" w:name="_Toc230806288"/>
-      <w:r>
-        <w:rPr>
-          <w:rFonts w:ascii="Times New Roman" w:eastAsia="Times New Roman" w:hAnsi="Times New Roman" w:cs="Times New Roman"/>
-        </w:rPr>
-        <w:t>3.</w:t>
-      </w:r>
-      <w:r>
-        <w:rPr>
-          <w:rFonts w:ascii="Times New Roman" w:eastAsia="Times New Roman" w:hAnsi="Times New Roman" w:cs="Times New Roman"/>
-        </w:rPr>
-        <w:t>6</w:t>
-      </w:r>
-      <w:r>
-        <w:rPr>
-          <w:rFonts w:ascii="Times New Roman" w:eastAsia="Times New Roman" w:hAnsi="Times New Roman" w:cs="Times New Roman"/>
-        </w:rPr>
-        <w:t>.</w:t>
-      </w:r>
-      <w:r>
-        <w:rPr>
-          <w:rFonts w:ascii="Times New Roman" w:eastAsia="Times New Roman" w:hAnsi="Times New Roman" w:cs="Times New Roman"/>
-        </w:rPr>
-        <w:t>1</w:t>
-      </w:r>
-      <w:r>
-        <w:rPr>
-          <w:rFonts w:ascii="Times New Roman" w:eastAsia="Times New Roman" w:hAnsi="Times New Roman" w:cs="Times New Roman"/>
-        </w:rPr>
-        <w:t xml:space="preserve"> Especificación CU</w:t>
-      </w:r>
-      <w:bookmarkEnd w:id="45"/>
       <w:r>
         <w:rPr>
           <w:rFonts w:ascii="Times New Roman" w:eastAsia="Times New Roman" w:hAnsi="Times New Roman" w:cs="Times New Roman"/>
@@ -14764,7 +14572,6 @@
                 <w:bCs/>
                 <w:color w:val="000000"/>
               </w:rPr>
-              <w:lastRenderedPageBreak/>
               <w:t>FLUJOS ALTERNATIVO: </w:t>
             </w:r>
           </w:p>
@@ -14978,18 +14785,19 @@
           <w:rFonts w:ascii="Times New Roman" w:eastAsia="Times New Roman" w:hAnsi="Times New Roman" w:cs="Times New Roman"/>
         </w:rPr>
       </w:pPr>
-      <w:bookmarkStart w:id="46" w:name="_Toc230806289"/>
-      <w:r>
-        <w:rPr>
-          <w:rFonts w:ascii="Times New Roman" w:eastAsia="Times New Roman" w:hAnsi="Times New Roman" w:cs="Times New Roman"/>
-        </w:rPr>
+      <w:bookmarkStart w:id="45" w:name="_Toc230806289"/>
+      <w:r>
+        <w:rPr>
+          <w:rFonts w:ascii="Times New Roman" w:eastAsia="Times New Roman" w:hAnsi="Times New Roman" w:cs="Times New Roman"/>
+        </w:rPr>
+        <w:lastRenderedPageBreak/>
         <w:t>3.</w:t>
       </w:r>
       <w:r>
         <w:rPr>
           <w:rFonts w:ascii="Times New Roman" w:eastAsia="Times New Roman" w:hAnsi="Times New Roman" w:cs="Times New Roman"/>
         </w:rPr>
-        <w:t>6</w:t>
+        <w:t>5</w:t>
       </w:r>
       <w:r>
         <w:rPr>
@@ -15009,7 +14817,7 @@
         </w:rPr>
         <w:t xml:space="preserve"> Diagrama Secuencia Sistema</w:t>
       </w:r>
-      <w:bookmarkEnd w:id="46"/>
+      <w:bookmarkEnd w:id="45"/>
       <w:r>
         <w:rPr>
           <w:rFonts w:ascii="Times New Roman" w:eastAsia="Times New Roman" w:hAnsi="Times New Roman" w:cs="Times New Roman"/>
@@ -15049,7 +14857,7 @@
                     </pic:cNvPicPr>
                   </pic:nvPicPr>
                   <pic:blipFill>
-                    <a:blip r:embed="rId30">
+                    <a:blip r:embed="rId29">
                       <a:extLst>
                         <a:ext uri="{28A0092B-C50C-407E-A947-70E740481C1C}">
                           <a14:useLocalDpi xmlns:a14="http://schemas.microsoft.com/office/drawing/2010/main" val="0"/>
@@ -15090,14 +14898,13 @@
           <w:szCs w:val="30"/>
         </w:rPr>
       </w:pPr>
-      <w:bookmarkStart w:id="47" w:name="_Toc230806290"/>
+      <w:bookmarkStart w:id="46" w:name="_Toc230806290"/>
       <w:r>
         <w:rPr>
           <w:rFonts w:ascii="Times New Roman" w:eastAsia="Times New Roman" w:hAnsi="Times New Roman" w:cs="Times New Roman"/>
           <w:sz w:val="30"/>
           <w:szCs w:val="30"/>
         </w:rPr>
-        <w:lastRenderedPageBreak/>
         <w:t>3.</w:t>
       </w:r>
       <w:r>
@@ -15106,7 +14913,7 @@
           <w:sz w:val="30"/>
           <w:szCs w:val="30"/>
         </w:rPr>
-        <w:t>7</w:t>
+        <w:t>6</w:t>
       </w:r>
       <w:r>
         <w:rPr>
@@ -15140,7 +14947,7 @@
         </w:rPr>
         <w:t xml:space="preserve"> Usuario</w:t>
       </w:r>
-      <w:bookmarkEnd w:id="47"/>
+      <w:bookmarkEnd w:id="46"/>
     </w:p>
     <w:p>
       <w:pPr>
@@ -15149,7 +14956,7 @@
           <w:rFonts w:ascii="Times New Roman" w:eastAsia="Times New Roman" w:hAnsi="Times New Roman" w:cs="Times New Roman"/>
         </w:rPr>
       </w:pPr>
-      <w:bookmarkStart w:id="48" w:name="_Toc230806291"/>
+      <w:bookmarkStart w:id="47" w:name="_Toc230806291"/>
       <w:r>
         <w:rPr>
           <w:rFonts w:ascii="Times New Roman" w:eastAsia="Times New Roman" w:hAnsi="Times New Roman" w:cs="Times New Roman"/>
@@ -15160,7 +14967,7 @@
         <w:rPr>
           <w:rFonts w:ascii="Times New Roman" w:eastAsia="Times New Roman" w:hAnsi="Times New Roman" w:cs="Times New Roman"/>
         </w:rPr>
-        <w:t>7</w:t>
+        <w:t>6</w:t>
       </w:r>
       <w:r>
         <w:rPr>
@@ -15180,7 +14987,7 @@
         </w:rPr>
         <w:t xml:space="preserve"> Especificación CU</w:t>
       </w:r>
-      <w:bookmarkEnd w:id="48"/>
+      <w:bookmarkEnd w:id="47"/>
       <w:r>
         <w:rPr>
           <w:rFonts w:ascii="Times New Roman" w:eastAsia="Times New Roman" w:hAnsi="Times New Roman" w:cs="Times New Roman"/>
@@ -15477,6 +15284,7 @@
                 <w:bCs/>
                 <w:color w:val="000000"/>
               </w:rPr>
+              <w:lastRenderedPageBreak/>
               <w:t xml:space="preserve">PRECONDICIONES: </w:t>
             </w:r>
             <w:r>
@@ -16046,7 +15854,7 @@
           <w:rFonts w:ascii="Times New Roman" w:eastAsia="Times New Roman" w:hAnsi="Times New Roman" w:cs="Times New Roman"/>
         </w:rPr>
       </w:pPr>
-      <w:bookmarkStart w:id="49" w:name="_Toc230806292"/>
+      <w:bookmarkStart w:id="48" w:name="_Toc230806292"/>
       <w:r>
         <w:rPr>
           <w:rFonts w:ascii="Times New Roman" w:eastAsia="Times New Roman" w:hAnsi="Times New Roman" w:cs="Times New Roman"/>
@@ -16058,7 +15866,7 @@
         <w:rPr>
           <w:rFonts w:ascii="Times New Roman" w:eastAsia="Times New Roman" w:hAnsi="Times New Roman" w:cs="Times New Roman"/>
         </w:rPr>
-        <w:t>7</w:t>
+        <w:t>6</w:t>
       </w:r>
       <w:r>
         <w:rPr>
@@ -16078,7 +15886,7 @@
         </w:rPr>
         <w:t xml:space="preserve"> Diagrama Secuencia Sistema</w:t>
       </w:r>
-      <w:bookmarkEnd w:id="49"/>
+      <w:bookmarkEnd w:id="48"/>
       <w:r>
         <w:rPr>
           <w:rFonts w:ascii="Times New Roman" w:eastAsia="Times New Roman" w:hAnsi="Times New Roman" w:cs="Times New Roman"/>
@@ -16115,7 +15923,7 @@
                     </pic:cNvPicPr>
                   </pic:nvPicPr>
                   <pic:blipFill>
-                    <a:blip r:embed="rId31">
+                    <a:blip r:embed="rId30">
                       <a:extLst>
                         <a:ext uri="{28A0092B-C50C-407E-A947-70E740481C1C}">
                           <a14:useLocalDpi xmlns:a14="http://schemas.microsoft.com/office/drawing/2010/main" val="0"/>
@@ -16156,7 +15964,7 @@
           <w:szCs w:val="30"/>
         </w:rPr>
       </w:pPr>
-      <w:bookmarkStart w:id="50" w:name="_Toc230806293"/>
+      <w:bookmarkStart w:id="49" w:name="_Toc230806293"/>
       <w:r>
         <w:rPr>
           <w:rFonts w:ascii="Times New Roman" w:eastAsia="Times New Roman" w:hAnsi="Times New Roman" w:cs="Times New Roman"/>
@@ -16171,7 +15979,7 @@
           <w:sz w:val="30"/>
           <w:szCs w:val="30"/>
         </w:rPr>
-        <w:t>8</w:t>
+        <w:t>7</w:t>
       </w:r>
       <w:r>
         <w:rPr>
@@ -16197,7 +16005,7 @@
         </w:rPr>
         <w:t xml:space="preserve"> Usuario</w:t>
       </w:r>
-      <w:bookmarkEnd w:id="50"/>
+      <w:bookmarkEnd w:id="49"/>
     </w:p>
     <w:p>
       <w:pPr>
@@ -16206,7 +16014,7 @@
           <w:rFonts w:ascii="Times New Roman" w:eastAsia="Times New Roman" w:hAnsi="Times New Roman" w:cs="Times New Roman"/>
         </w:rPr>
       </w:pPr>
-      <w:bookmarkStart w:id="51" w:name="_Toc230806294"/>
+      <w:bookmarkStart w:id="50" w:name="_Toc230806294"/>
       <w:r>
         <w:rPr>
           <w:rFonts w:ascii="Times New Roman" w:eastAsia="Times New Roman" w:hAnsi="Times New Roman" w:cs="Times New Roman"/>
@@ -16217,7 +16025,7 @@
         <w:rPr>
           <w:rFonts w:ascii="Times New Roman" w:eastAsia="Times New Roman" w:hAnsi="Times New Roman" w:cs="Times New Roman"/>
         </w:rPr>
-        <w:t>8</w:t>
+        <w:t>7</w:t>
       </w:r>
       <w:r>
         <w:rPr>
@@ -16237,7 +16045,7 @@
         </w:rPr>
         <w:t xml:space="preserve"> Especificación CU</w:t>
       </w:r>
-      <w:bookmarkEnd w:id="51"/>
+      <w:bookmarkEnd w:id="50"/>
       <w:r>
         <w:rPr>
           <w:rFonts w:ascii="Times New Roman" w:eastAsia="Times New Roman" w:hAnsi="Times New Roman" w:cs="Times New Roman"/>
@@ -17173,7 +16981,7 @@
           <w:rFonts w:ascii="Times New Roman" w:eastAsia="Times New Roman" w:hAnsi="Times New Roman" w:cs="Times New Roman"/>
         </w:rPr>
       </w:pPr>
-      <w:bookmarkStart w:id="52" w:name="_Toc230806295"/>
+      <w:bookmarkStart w:id="51" w:name="_Toc230806295"/>
       <w:r>
         <w:rPr>
           <w:rFonts w:ascii="Times New Roman" w:eastAsia="Times New Roman" w:hAnsi="Times New Roman" w:cs="Times New Roman"/>
@@ -17185,7 +16993,7 @@
         <w:rPr>
           <w:rFonts w:ascii="Times New Roman" w:eastAsia="Times New Roman" w:hAnsi="Times New Roman" w:cs="Times New Roman"/>
         </w:rPr>
-        <w:t>8</w:t>
+        <w:t>7</w:t>
       </w:r>
       <w:r>
         <w:rPr>
@@ -17205,7 +17013,7 @@
         </w:rPr>
         <w:t xml:space="preserve"> Diagrama Secuencia Sistema</w:t>
       </w:r>
-      <w:bookmarkEnd w:id="52"/>
+      <w:bookmarkEnd w:id="51"/>
       <w:r>
         <w:rPr>
           <w:rFonts w:ascii="Times New Roman" w:eastAsia="Times New Roman" w:hAnsi="Times New Roman" w:cs="Times New Roman"/>
@@ -17236,7 +17044,7 @@
                     </pic:cNvPicPr>
                   </pic:nvPicPr>
                   <pic:blipFill>
-                    <a:blip r:embed="rId32">
+                    <a:blip r:embed="rId31">
                       <a:extLst>
                         <a:ext uri="{28A0092B-C50C-407E-A947-70E740481C1C}">
                           <a14:useLocalDpi xmlns:a14="http://schemas.microsoft.com/office/drawing/2010/main" val="0"/>
@@ -17270,6 +17078,94 @@
     </w:p>
     <w:p>
       <w:pPr>
+        <w:pStyle w:val="Ttulo2"/>
+        <w:rPr>
+          <w:rFonts w:ascii="Times New Roman" w:eastAsia="Times New Roman" w:hAnsi="Times New Roman" w:cs="Times New Roman"/>
+          <w:sz w:val="30"/>
+          <w:szCs w:val="30"/>
+        </w:rPr>
+      </w:pPr>
+      <w:bookmarkStart w:id="52" w:name="_Toc230806286"/>
+      <w:r>
+        <w:rPr>
+          <w:rFonts w:ascii="Times New Roman" w:eastAsia="Times New Roman" w:hAnsi="Times New Roman" w:cs="Times New Roman"/>
+          <w:sz w:val="30"/>
+          <w:szCs w:val="30"/>
+        </w:rPr>
+        <w:lastRenderedPageBreak/>
+        <w:t>3.</w:t>
+      </w:r>
+      <w:r>
+        <w:rPr>
+          <w:rFonts w:ascii="Times New Roman" w:eastAsia="Times New Roman" w:hAnsi="Times New Roman" w:cs="Times New Roman"/>
+          <w:sz w:val="30"/>
+          <w:szCs w:val="30"/>
+        </w:rPr>
+        <w:t>8</w:t>
+      </w:r>
+      <w:r>
+        <w:rPr>
+          <w:rFonts w:ascii="Times New Roman" w:eastAsia="Times New Roman" w:hAnsi="Times New Roman" w:cs="Times New Roman"/>
+          <w:sz w:val="30"/>
+          <w:szCs w:val="30"/>
+        </w:rPr>
+        <w:t xml:space="preserve"> Pantalla </w:t>
+      </w:r>
+      <w:r>
+        <w:rPr>
+          <w:rFonts w:ascii="Times New Roman" w:eastAsia="Times New Roman" w:hAnsi="Times New Roman" w:cs="Times New Roman"/>
+          <w:sz w:val="30"/>
+          <w:szCs w:val="30"/>
+        </w:rPr>
+        <w:t>UI</w:t>
+      </w:r>
+      <w:bookmarkEnd w:id="52"/>
+    </w:p>
+    <w:p>
+      <w:r>
+        <w:rPr>
+          <w:rFonts w:ascii="Times New Roman" w:hAnsi="Times New Roman" w:cs="Times New Roman"/>
+          <w:noProof/>
+        </w:rPr>
+        <w:drawing>
+          <wp:inline distT="0" distB="0" distL="0" distR="0" wp14:anchorId="736D98C5" wp14:editId="7647EF29">
+            <wp:extent cx="5400040" cy="2060131"/>
+            <wp:effectExtent l="0" t="0" r="0" b="0"/>
+            <wp:docPr id="1676185359" name="Imagen 1"/>
+            <wp:cNvGraphicFramePr>
+              <a:graphicFrameLocks xmlns:a="http://schemas.openxmlformats.org/drawingml/2006/main" noChangeAspect="1"/>
+            </wp:cNvGraphicFramePr>
+            <a:graphic xmlns:a="http://schemas.openxmlformats.org/drawingml/2006/main">
+              <a:graphicData uri="http://schemas.openxmlformats.org/drawingml/2006/picture">
+                <pic:pic xmlns:pic="http://schemas.openxmlformats.org/drawingml/2006/picture">
+                  <pic:nvPicPr>
+                    <pic:cNvPr id="1676185359" name=""/>
+                    <pic:cNvPicPr/>
+                  </pic:nvPicPr>
+                  <pic:blipFill>
+                    <a:blip r:embed="rId32"/>
+                    <a:stretch>
+                      <a:fillRect/>
+                    </a:stretch>
+                  </pic:blipFill>
+                  <pic:spPr>
+                    <a:xfrm>
+                      <a:off x="0" y="0"/>
+                      <a:ext cx="5400040" cy="2060131"/>
+                    </a:xfrm>
+                    <a:prstGeom prst="rect">
+                      <a:avLst/>
+                    </a:prstGeom>
+                  </pic:spPr>
+                </pic:pic>
+              </a:graphicData>
+            </a:graphic>
+          </wp:inline>
+        </w:drawing>
+      </w:r>
+    </w:p>
+    <w:p>
+      <w:pPr>
         <w:pStyle w:val="Ttulo1"/>
         <w:rPr>
           <w:rFonts w:ascii="Times New Roman" w:eastAsia="Times New Roman" w:hAnsi="Times New Roman" w:cs="Times New Roman"/>
@@ -17394,14 +17290,7 @@
         <w:rPr>
           <w:rFonts w:ascii="Times New Roman" w:hAnsi="Times New Roman" w:cs="Times New Roman"/>
         </w:rPr>
-        <w:t xml:space="preserve">La utilización de la bitácora nos permite llevar un registro de las acciones realizadas dentro del sistema por parte de un usuario del mismo. Cada evento registrado en la </w:t>
-      </w:r>
-      <w:r>
-        <w:rPr>
-          <w:rFonts w:ascii="Times New Roman" w:hAnsi="Times New Roman" w:cs="Times New Roman"/>
-        </w:rPr>
-        <w:lastRenderedPageBreak/>
-        <w:t>bitácora va a tener la fecha y hora en la que se realizó, el correo electrónico del usuario de quien la llevo a cabo, la actividad y la información asociada.</w:t>
+        <w:t>La utilización de la bitácora nos permite llevar un registro de las acciones realizadas dentro del sistema por parte de un usuario del mismo. Cada evento registrado en la bitácora va a tener la fecha y hora en la que se realizó, el correo electrónico del usuario de quien la llevo a cabo, la actividad y la información asociada.</w:t>
       </w:r>
     </w:p>
     <w:p>
@@ -17488,6 +17377,7 @@
         <w:rPr>
           <w:rFonts w:ascii="Times New Roman" w:eastAsia="Times New Roman" w:hAnsi="Times New Roman" w:cs="Times New Roman"/>
         </w:rPr>
+        <w:lastRenderedPageBreak/>
         <w:t>4.1.2 Diagrama de Clases</w:t>
       </w:r>
       <w:bookmarkEnd w:id="57"/>
@@ -17971,21 +17861,7 @@
         <w:rPr>
           <w:rFonts w:ascii="Times New Roman" w:hAnsi="Times New Roman" w:cs="Times New Roman"/>
         </w:rPr>
-        <w:t xml:space="preserve">Con el objetivo de garantizar la seguridad de las contraseñas de los usuarios, en este proyecto se aplica el algoritmo SHA-256, encargado de transformar una cadena de texto en un valor de longitud determinado, denominado "hash". Este es un algoritmo de </w:t>
-      </w:r>
-      <w:proofErr w:type="spellStart"/>
-      <w:r>
-        <w:rPr>
-          <w:rFonts w:ascii="Times New Roman" w:hAnsi="Times New Roman" w:cs="Times New Roman"/>
-        </w:rPr>
-        <w:t>hashing</w:t>
-      </w:r>
-      <w:proofErr w:type="spellEnd"/>
-      <w:r>
-        <w:rPr>
-          <w:rFonts w:ascii="Times New Roman" w:hAnsi="Times New Roman" w:cs="Times New Roman"/>
-        </w:rPr>
-        <w:t xml:space="preserve"> unidireccional, lo que significa que no es posible desencriptar el hash para obtener la contraseña original. </w:t>
+        <w:t xml:space="preserve">Con el objetivo de garantizar la seguridad de las contraseñas de los usuarios, en este proyecto se aplica el algoritmo SHA-256, encargado de transformar una cadena de texto en un valor de longitud determinado, denominado "hash". Este es un algoritmo de hashing unidireccional, lo que significa que no es posible desencriptar el hash para obtener la contraseña original. </w:t>
       </w:r>
     </w:p>
     <w:p>
@@ -17998,35 +17874,7 @@
         <w:rPr>
           <w:rFonts w:ascii="Times New Roman" w:hAnsi="Times New Roman" w:cs="Times New Roman"/>
         </w:rPr>
-        <w:t xml:space="preserve">Tanto para la creación de usuarios como para el logueo en el sistema de estos mismos, se deberá ingresar una clave. Esta clave será </w:t>
-      </w:r>
-      <w:proofErr w:type="spellStart"/>
-      <w:r>
-        <w:rPr>
-          <w:rFonts w:ascii="Times New Roman" w:hAnsi="Times New Roman" w:cs="Times New Roman"/>
-        </w:rPr>
-        <w:t>hasheada</w:t>
-      </w:r>
-      <w:proofErr w:type="spellEnd"/>
-      <w:r>
-        <w:rPr>
-          <w:rFonts w:ascii="Times New Roman" w:hAnsi="Times New Roman" w:cs="Times New Roman"/>
-        </w:rPr>
-        <w:t xml:space="preserve"> por el algoritmo SHA-256 y será guardada en la base de datos. Un usuario que requiera iniciar sesión deberá ingresar su clave, en la interfaz de Inicio de sesión, el valor que coloque como clave, al seleccionar “Iniciar Sesión” será </w:t>
-      </w:r>
-      <w:proofErr w:type="spellStart"/>
-      <w:r>
-        <w:rPr>
-          <w:rFonts w:ascii="Times New Roman" w:hAnsi="Times New Roman" w:cs="Times New Roman"/>
-        </w:rPr>
-        <w:t>hasheado</w:t>
-      </w:r>
-      <w:proofErr w:type="spellEnd"/>
-      <w:r>
-        <w:rPr>
-          <w:rFonts w:ascii="Times New Roman" w:hAnsi="Times New Roman" w:cs="Times New Roman"/>
-        </w:rPr>
-        <w:t xml:space="preserve"> y comparado con el valor que se encuentre en la base de datos. Si estos valores coinciden, la sesión es iniciada, en el caso contrario donde no coincidan, se mostrará al usuario un error de contraseña incorrecta. </w:t>
+        <w:t xml:space="preserve">Tanto para la creación de usuarios como para el logueo en el sistema de estos mismos, se deberá ingresar una clave. Esta clave será hasheada por el algoritmo SHA-256 y será guardada en la base de datos. Un usuario que requiera iniciar sesión deberá ingresar su clave, en la interfaz de Inicio de sesión, el valor que coloque como clave, al seleccionar “Iniciar Sesión” será hasheado y comparado con el valor que se encuentre en la base de datos. Si estos valores coinciden, la sesión es iniciada, en el caso contrario donde no coincidan, se mostrará al usuario un error de contraseña incorrecta. </w:t>
       </w:r>
     </w:p>
     <w:p>
@@ -18048,25 +17896,7 @@
           <w:b/>
           <w:bCs/>
         </w:rPr>
-        <w:t xml:space="preserve">Método de la clase </w:t>
-      </w:r>
-      <w:proofErr w:type="spellStart"/>
-      <w:r>
-        <w:rPr>
-          <w:rFonts w:ascii="Times New Roman" w:hAnsi="Times New Roman" w:cs="Times New Roman"/>
-          <w:b/>
-          <w:bCs/>
-        </w:rPr>
-        <w:t>Encriptador</w:t>
-      </w:r>
-      <w:proofErr w:type="spellEnd"/>
-      <w:r>
-        <w:rPr>
-          <w:rFonts w:ascii="Times New Roman" w:hAnsi="Times New Roman" w:cs="Times New Roman"/>
-          <w:b/>
-          <w:bCs/>
-        </w:rPr>
-        <w:t xml:space="preserve">: </w:t>
+        <w:t xml:space="preserve">Método de la clase Encriptador: </w:t>
       </w:r>
     </w:p>
     <w:p>
@@ -18079,21 +17909,7 @@
         <w:rPr>
           <w:rFonts w:ascii="Times New Roman" w:hAnsi="Times New Roman" w:cs="Times New Roman"/>
         </w:rPr>
-        <w:t>Hash (</w:t>
-      </w:r>
-      <w:proofErr w:type="spellStart"/>
-      <w:r>
-        <w:rPr>
-          <w:rFonts w:ascii="Times New Roman" w:hAnsi="Times New Roman" w:cs="Times New Roman"/>
-        </w:rPr>
-        <w:t>string</w:t>
-      </w:r>
-      <w:proofErr w:type="spellEnd"/>
-      <w:r>
-        <w:rPr>
-          <w:rFonts w:ascii="Times New Roman" w:hAnsi="Times New Roman" w:cs="Times New Roman"/>
-        </w:rPr>
-        <w:t xml:space="preserve"> input): Este método toma una cadena de texto (como una contraseña en texto plano) y la convierte en un hash de 256 bits utilizando el algoritmo SHA-256. </w:t>
+        <w:t xml:space="preserve">Hash (string input): Este método toma una cadena de texto (como una contraseña en texto plano) y la convierte en un hash de 256 bits utilizando el algoritmo SHA-256. </w:t>
       </w:r>
     </w:p>
     <w:p>
@@ -18153,21 +17969,7 @@
         <w:rPr>
           <w:rFonts w:ascii="Times New Roman" w:hAnsi="Times New Roman" w:cs="Times New Roman"/>
         </w:rPr>
-        <w:t xml:space="preserve">Al momento de registrar un usuario en el sistema y completar la contraseña de este mismo, en la base de datos el campo que contiene la contraseña no será visible para la persona. Ej: Si la contraseña es Hola123, en la base de datos se </w:t>
-      </w:r>
-      <w:proofErr w:type="spellStart"/>
-      <w:r>
-        <w:rPr>
-          <w:rFonts w:ascii="Times New Roman" w:hAnsi="Times New Roman" w:cs="Times New Roman"/>
-        </w:rPr>
-        <w:t>vera</w:t>
-      </w:r>
-      <w:proofErr w:type="spellEnd"/>
-      <w:r>
-        <w:rPr>
-          <w:rFonts w:ascii="Times New Roman" w:hAnsi="Times New Roman" w:cs="Times New Roman"/>
-        </w:rPr>
-        <w:t xml:space="preserve"> de la siguiente manera: (Imagen ilustrativa de ejemplo)</w:t>
+        <w:t>Al momento de registrar un usuario en el sistema y completar la contraseña de este mismo, en la base de datos el campo que contiene la contraseña no será visible para la persona. Ej: Si la contraseña es Hola123, en la base de datos se vera de la siguiente manera: (Imagen ilustrativa de ejemplo)</w:t>
       </w:r>
     </w:p>
     <w:p>
@@ -18597,7 +18399,7 @@
           <w:szCs w:val="30"/>
         </w:rPr>
       </w:pPr>
-      <w:bookmarkStart w:id="70" w:name="_Toc230806312"/>
+      <w:bookmarkStart w:id="70" w:name="_Toc230806313"/>
       <w:r>
         <w:rPr>
           <w:rFonts w:ascii="Times New Roman" w:eastAsia="Times New Roman" w:hAnsi="Times New Roman" w:cs="Times New Roman"/>
@@ -18612,163 +18414,103 @@
           <w:sz w:val="30"/>
           <w:szCs w:val="30"/>
         </w:rPr>
-        <w:t>.4 Pantalla GIU</w:t>
+        <w:t>.</w:t>
+      </w:r>
+      <w:r>
+        <w:rPr>
+          <w:rFonts w:ascii="Times New Roman" w:eastAsia="Times New Roman" w:hAnsi="Times New Roman" w:cs="Times New Roman"/>
+          <w:sz w:val="30"/>
+          <w:szCs w:val="30"/>
+        </w:rPr>
+        <w:t>4</w:t>
+      </w:r>
+      <w:r>
+        <w:rPr>
+          <w:rFonts w:ascii="Times New Roman" w:eastAsia="Times New Roman" w:hAnsi="Times New Roman" w:cs="Times New Roman"/>
+          <w:sz w:val="30"/>
+          <w:szCs w:val="30"/>
+        </w:rPr>
+        <w:t xml:space="preserve"> CU00</w:t>
+      </w:r>
+      <w:r>
+        <w:rPr>
+          <w:rFonts w:ascii="Times New Roman" w:eastAsia="Times New Roman" w:hAnsi="Times New Roman" w:cs="Times New Roman"/>
+          <w:sz w:val="30"/>
+          <w:szCs w:val="30"/>
+        </w:rPr>
+        <w:t>6</w:t>
+      </w:r>
+      <w:r>
+        <w:rPr>
+          <w:rFonts w:ascii="Times New Roman" w:eastAsia="Times New Roman" w:hAnsi="Times New Roman" w:cs="Times New Roman"/>
+          <w:sz w:val="30"/>
+          <w:szCs w:val="30"/>
+        </w:rPr>
+        <w:t xml:space="preserve"> </w:t>
+      </w:r>
+      <w:r>
+        <w:rPr>
+          <w:rFonts w:ascii="Times New Roman" w:eastAsia="Times New Roman" w:hAnsi="Times New Roman" w:cs="Times New Roman"/>
+          <w:sz w:val="30"/>
+          <w:szCs w:val="30"/>
+        </w:rPr>
+        <w:t>Insertar</w:t>
+      </w:r>
+      <w:r>
+        <w:rPr>
+          <w:rFonts w:ascii="Times New Roman" w:eastAsia="Times New Roman" w:hAnsi="Times New Roman" w:cs="Times New Roman"/>
+          <w:sz w:val="30"/>
+          <w:szCs w:val="30"/>
+        </w:rPr>
+        <w:t xml:space="preserve"> Producto</w:t>
       </w:r>
       <w:bookmarkEnd w:id="70"/>
     </w:p>
     <w:p>
       <w:pPr>
-        <w:rPr>
-          <w:rFonts w:ascii="Times New Roman" w:hAnsi="Times New Roman" w:cs="Times New Roman"/>
-        </w:rPr>
-      </w:pPr>
-      <w:r>
-        <w:rPr>
-          <w:rFonts w:ascii="Times New Roman" w:hAnsi="Times New Roman" w:cs="Times New Roman"/>
-          <w:noProof/>
-        </w:rPr>
-        <w:drawing>
-          <wp:inline distT="0" distB="0" distL="0" distR="0" wp14:anchorId="14DD7699" wp14:editId="5349FFFC">
-            <wp:extent cx="5400040" cy="2106930"/>
-            <wp:effectExtent l="0" t="0" r="0" b="7620"/>
-            <wp:docPr id="1062332032" name="Imagen 1"/>
-            <wp:cNvGraphicFramePr>
-              <a:graphicFrameLocks xmlns:a="http://schemas.openxmlformats.org/drawingml/2006/main" noChangeAspect="1"/>
-            </wp:cNvGraphicFramePr>
-            <a:graphic xmlns:a="http://schemas.openxmlformats.org/drawingml/2006/main">
-              <a:graphicData uri="http://schemas.openxmlformats.org/drawingml/2006/picture">
-                <pic:pic xmlns:pic="http://schemas.openxmlformats.org/drawingml/2006/picture">
-                  <pic:nvPicPr>
-                    <pic:cNvPr id="1062332032" name=""/>
-                    <pic:cNvPicPr/>
-                  </pic:nvPicPr>
-                  <pic:blipFill>
-                    <a:blip r:embed="rId42"/>
-                    <a:stretch>
-                      <a:fillRect/>
-                    </a:stretch>
-                  </pic:blipFill>
-                  <pic:spPr>
-                    <a:xfrm>
-                      <a:off x="0" y="0"/>
-                      <a:ext cx="5400040" cy="2106930"/>
-                    </a:xfrm>
-                    <a:prstGeom prst="rect">
-                      <a:avLst/>
-                    </a:prstGeom>
-                  </pic:spPr>
-                </pic:pic>
-              </a:graphicData>
-            </a:graphic>
-          </wp:inline>
-        </w:drawing>
-      </w:r>
-    </w:p>
-    <w:p>
-      <w:pPr>
-        <w:pStyle w:val="Ttulo2"/>
-        <w:rPr>
-          <w:rFonts w:ascii="Times New Roman" w:eastAsia="Times New Roman" w:hAnsi="Times New Roman" w:cs="Times New Roman"/>
-          <w:sz w:val="30"/>
-          <w:szCs w:val="30"/>
-        </w:rPr>
-      </w:pPr>
-      <w:bookmarkStart w:id="71" w:name="_Toc230806313"/>
-      <w:r>
-        <w:rPr>
-          <w:rFonts w:ascii="Times New Roman" w:eastAsia="Times New Roman" w:hAnsi="Times New Roman" w:cs="Times New Roman"/>
-          <w:sz w:val="30"/>
-          <w:szCs w:val="30"/>
+        <w:pStyle w:val="Ttulo3"/>
+        <w:rPr>
+          <w:rFonts w:ascii="Times New Roman" w:eastAsia="Times New Roman" w:hAnsi="Times New Roman" w:cs="Times New Roman"/>
+        </w:rPr>
+      </w:pPr>
+      <w:bookmarkStart w:id="71" w:name="_Toc230806314"/>
+      <w:r>
+        <w:rPr>
+          <w:rFonts w:ascii="Times New Roman" w:eastAsia="Times New Roman" w:hAnsi="Times New Roman" w:cs="Times New Roman"/>
         </w:rPr>
         <w:t>6</w:t>
       </w:r>
       <w:r>
         <w:rPr>
           <w:rFonts w:ascii="Times New Roman" w:eastAsia="Times New Roman" w:hAnsi="Times New Roman" w:cs="Times New Roman"/>
-          <w:sz w:val="30"/>
-          <w:szCs w:val="30"/>
-        </w:rPr>
-        <w:t>.5 CU00</w:t>
-      </w:r>
-      <w:r>
-        <w:rPr>
-          <w:rFonts w:ascii="Times New Roman" w:eastAsia="Times New Roman" w:hAnsi="Times New Roman" w:cs="Times New Roman"/>
-          <w:sz w:val="30"/>
-          <w:szCs w:val="30"/>
-        </w:rPr>
-        <w:t>6</w:t>
-      </w:r>
-      <w:r>
-        <w:rPr>
-          <w:rFonts w:ascii="Times New Roman" w:eastAsia="Times New Roman" w:hAnsi="Times New Roman" w:cs="Times New Roman"/>
-          <w:sz w:val="30"/>
-          <w:szCs w:val="30"/>
-        </w:rPr>
-        <w:t xml:space="preserve"> </w:t>
-      </w:r>
-      <w:r>
-        <w:rPr>
-          <w:rFonts w:ascii="Times New Roman" w:eastAsia="Times New Roman" w:hAnsi="Times New Roman" w:cs="Times New Roman"/>
-          <w:sz w:val="30"/>
-          <w:szCs w:val="30"/>
-        </w:rPr>
-        <w:t>Insertar</w:t>
-      </w:r>
-      <w:r>
-        <w:rPr>
-          <w:rFonts w:ascii="Times New Roman" w:eastAsia="Times New Roman" w:hAnsi="Times New Roman" w:cs="Times New Roman"/>
-          <w:sz w:val="30"/>
-          <w:szCs w:val="30"/>
-        </w:rPr>
-        <w:t xml:space="preserve"> Producto</w:t>
+        </w:rPr>
+        <w:t>.</w:t>
+      </w:r>
+      <w:r>
+        <w:rPr>
+          <w:rFonts w:ascii="Times New Roman" w:eastAsia="Times New Roman" w:hAnsi="Times New Roman" w:cs="Times New Roman"/>
+        </w:rPr>
+        <w:t>4</w:t>
+      </w:r>
+      <w:r>
+        <w:rPr>
+          <w:rFonts w:ascii="Times New Roman" w:eastAsia="Times New Roman" w:hAnsi="Times New Roman" w:cs="Times New Roman"/>
+        </w:rPr>
+        <w:t>.</w:t>
+      </w:r>
+      <w:r>
+        <w:rPr>
+          <w:rFonts w:ascii="Times New Roman" w:eastAsia="Times New Roman" w:hAnsi="Times New Roman" w:cs="Times New Roman"/>
+        </w:rPr>
+        <w:t>1</w:t>
+      </w:r>
+      <w:r>
+        <w:rPr>
+          <w:rFonts w:ascii="Times New Roman" w:eastAsia="Times New Roman" w:hAnsi="Times New Roman" w:cs="Times New Roman"/>
+        </w:rPr>
+        <w:t xml:space="preserve"> Especificación CU</w:t>
       </w:r>
       <w:bookmarkEnd w:id="71"/>
-    </w:p>
-    <w:p>
-      <w:pPr>
-        <w:pStyle w:val="Ttulo3"/>
-        <w:rPr>
-          <w:rFonts w:ascii="Times New Roman" w:eastAsia="Times New Roman" w:hAnsi="Times New Roman" w:cs="Times New Roman"/>
-        </w:rPr>
-      </w:pPr>
-      <w:bookmarkStart w:id="72" w:name="_Toc230806314"/>
-      <w:r>
-        <w:rPr>
-          <w:rFonts w:ascii="Times New Roman" w:eastAsia="Times New Roman" w:hAnsi="Times New Roman" w:cs="Times New Roman"/>
-        </w:rPr>
-        <w:t>6</w:t>
-      </w:r>
-      <w:r>
-        <w:rPr>
-          <w:rFonts w:ascii="Times New Roman" w:eastAsia="Times New Roman" w:hAnsi="Times New Roman" w:cs="Times New Roman"/>
-        </w:rPr>
-        <w:t>.</w:t>
-      </w:r>
-      <w:r>
-        <w:rPr>
-          <w:rFonts w:ascii="Times New Roman" w:eastAsia="Times New Roman" w:hAnsi="Times New Roman" w:cs="Times New Roman"/>
-        </w:rPr>
-        <w:t>5</w:t>
-      </w:r>
-      <w:r>
-        <w:rPr>
-          <w:rFonts w:ascii="Times New Roman" w:eastAsia="Times New Roman" w:hAnsi="Times New Roman" w:cs="Times New Roman"/>
-        </w:rPr>
-        <w:t>.</w:t>
-      </w:r>
-      <w:r>
-        <w:rPr>
-          <w:rFonts w:ascii="Times New Roman" w:eastAsia="Times New Roman" w:hAnsi="Times New Roman" w:cs="Times New Roman"/>
-        </w:rPr>
-        <w:t>1</w:t>
-      </w:r>
-      <w:r>
-        <w:rPr>
-          <w:rFonts w:ascii="Times New Roman" w:eastAsia="Times New Roman" w:hAnsi="Times New Roman" w:cs="Times New Roman"/>
-        </w:rPr>
-        <w:t xml:space="preserve"> Especificación CU</w:t>
-      </w:r>
-      <w:bookmarkEnd w:id="72"/>
       <w:r>
         <w:rPr>
           <w:rFonts w:ascii="Times New Roman" w:eastAsia="Times New Roman" w:hAnsi="Times New Roman" w:cs="Times New Roman"/>
@@ -19115,7 +18857,6 @@
                 <w:rFonts w:ascii="Times New Roman" w:eastAsia="Times New Roman" w:hAnsi="Times New Roman" w:cs="Times New Roman"/>
                 <w:color w:val="000000"/>
               </w:rPr>
-              <w:lastRenderedPageBreak/>
               <w:t>.</w:t>
             </w:r>
             <w:r>
@@ -19207,7 +18948,6 @@
                 <w:bCs/>
                 <w:color w:val="000000"/>
               </w:rPr>
-              <w:lastRenderedPageBreak/>
               <w:t xml:space="preserve">PUNTOS DE EXTENSIÓN: </w:t>
             </w:r>
             <w:r>
@@ -19572,6 +19312,7 @@
                 <w:bCs/>
                 <w:color w:val="000000"/>
               </w:rPr>
+              <w:lastRenderedPageBreak/>
               <w:t>FLUJOS ALTERNATIVO: </w:t>
             </w:r>
           </w:p>
@@ -19884,12 +19625,11 @@
           <w:rFonts w:ascii="Times New Roman" w:eastAsia="Times New Roman" w:hAnsi="Times New Roman" w:cs="Times New Roman"/>
         </w:rPr>
       </w:pPr>
-      <w:bookmarkStart w:id="73" w:name="_Toc230806315"/>
-      <w:r>
-        <w:rPr>
-          <w:rFonts w:ascii="Times New Roman" w:eastAsia="Times New Roman" w:hAnsi="Times New Roman" w:cs="Times New Roman"/>
-        </w:rPr>
-        <w:lastRenderedPageBreak/>
+      <w:bookmarkStart w:id="72" w:name="_Toc230806315"/>
+      <w:r>
+        <w:rPr>
+          <w:rFonts w:ascii="Times New Roman" w:eastAsia="Times New Roman" w:hAnsi="Times New Roman" w:cs="Times New Roman"/>
+        </w:rPr>
         <w:t>6</w:t>
       </w:r>
       <w:r>
@@ -19902,7 +19642,7 @@
         <w:rPr>
           <w:rFonts w:ascii="Times New Roman" w:eastAsia="Times New Roman" w:hAnsi="Times New Roman" w:cs="Times New Roman"/>
         </w:rPr>
-        <w:t>5</w:t>
+        <w:t>4</w:t>
       </w:r>
       <w:r>
         <w:rPr>
@@ -19922,7 +19662,7 @@
         </w:rPr>
         <w:t xml:space="preserve"> Diagrama Secuencia Sistema</w:t>
       </w:r>
-      <w:bookmarkEnd w:id="73"/>
+      <w:bookmarkEnd w:id="72"/>
       <w:r>
         <w:rPr>
           <w:rFonts w:ascii="Times New Roman" w:eastAsia="Times New Roman" w:hAnsi="Times New Roman" w:cs="Times New Roman"/>
@@ -19959,7 +19699,7 @@
                     </pic:cNvPicPr>
                   </pic:nvPicPr>
                   <pic:blipFill>
-                    <a:blip r:embed="rId43">
+                    <a:blip r:embed="rId42">
                       <a:extLst>
                         <a:ext uri="{28A0092B-C50C-407E-A947-70E740481C1C}">
                           <a14:useLocalDpi xmlns:a14="http://schemas.microsoft.com/office/drawing/2010/main" val="0"/>
@@ -20000,13 +19740,14 @@
           <w:szCs w:val="30"/>
         </w:rPr>
       </w:pPr>
-      <w:bookmarkStart w:id="74" w:name="_Toc230806316"/>
+      <w:bookmarkStart w:id="73" w:name="_Toc230806316"/>
       <w:r>
         <w:rPr>
           <w:rFonts w:ascii="Times New Roman" w:eastAsia="Times New Roman" w:hAnsi="Times New Roman" w:cs="Times New Roman"/>
           <w:sz w:val="30"/>
           <w:szCs w:val="30"/>
         </w:rPr>
+        <w:lastRenderedPageBreak/>
         <w:t>6</w:t>
       </w:r>
       <w:r>
@@ -20015,7 +19756,7 @@
           <w:sz w:val="30"/>
           <w:szCs w:val="30"/>
         </w:rPr>
-        <w:t>.6 CU00</w:t>
+        <w:t>.</w:t>
       </w:r>
       <w:r>
         <w:rPr>
@@ -20023,7 +19764,7 @@
           <w:sz w:val="30"/>
           <w:szCs w:val="30"/>
         </w:rPr>
-        <w:t>7</w:t>
+        <w:t>5</w:t>
       </w:r>
       <w:r>
         <w:rPr>
@@ -20031,7 +19772,7 @@
           <w:sz w:val="30"/>
           <w:szCs w:val="30"/>
         </w:rPr>
-        <w:t xml:space="preserve"> </w:t>
+        <w:t xml:space="preserve"> CU00</w:t>
       </w:r>
       <w:r>
         <w:rPr>
@@ -20039,7 +19780,7 @@
           <w:sz w:val="30"/>
           <w:szCs w:val="30"/>
         </w:rPr>
-        <w:t>Eliminar</w:t>
+        <w:t>7</w:t>
       </w:r>
       <w:r>
         <w:rPr>
@@ -20047,9 +19788,25 @@
           <w:sz w:val="30"/>
           <w:szCs w:val="30"/>
         </w:rPr>
+        <w:t xml:space="preserve"> </w:t>
+      </w:r>
+      <w:r>
+        <w:rPr>
+          <w:rFonts w:ascii="Times New Roman" w:eastAsia="Times New Roman" w:hAnsi="Times New Roman" w:cs="Times New Roman"/>
+          <w:sz w:val="30"/>
+          <w:szCs w:val="30"/>
+        </w:rPr>
+        <w:t>Eliminar</w:t>
+      </w:r>
+      <w:r>
+        <w:rPr>
+          <w:rFonts w:ascii="Times New Roman" w:eastAsia="Times New Roman" w:hAnsi="Times New Roman" w:cs="Times New Roman"/>
+          <w:sz w:val="30"/>
+          <w:szCs w:val="30"/>
+        </w:rPr>
         <w:t xml:space="preserve"> Producto</w:t>
       </w:r>
-      <w:bookmarkEnd w:id="74"/>
+      <w:bookmarkEnd w:id="73"/>
     </w:p>
     <w:p>
       <w:pPr>
@@ -20058,7 +19815,7 @@
           <w:rFonts w:ascii="Times New Roman" w:eastAsia="Times New Roman" w:hAnsi="Times New Roman" w:cs="Times New Roman"/>
         </w:rPr>
       </w:pPr>
-      <w:bookmarkStart w:id="75" w:name="_Toc230806317"/>
+      <w:bookmarkStart w:id="74" w:name="_Toc230806317"/>
       <w:r>
         <w:rPr>
           <w:rFonts w:ascii="Times New Roman" w:eastAsia="Times New Roman" w:hAnsi="Times New Roman" w:cs="Times New Roman"/>
@@ -20069,7 +19826,19 @@
         <w:rPr>
           <w:rFonts w:ascii="Times New Roman" w:eastAsia="Times New Roman" w:hAnsi="Times New Roman" w:cs="Times New Roman"/>
         </w:rPr>
-        <w:t>.6.</w:t>
+        <w:t>.</w:t>
+      </w:r>
+      <w:r>
+        <w:rPr>
+          <w:rFonts w:ascii="Times New Roman" w:eastAsia="Times New Roman" w:hAnsi="Times New Roman" w:cs="Times New Roman"/>
+        </w:rPr>
+        <w:t>5</w:t>
+      </w:r>
+      <w:r>
+        <w:rPr>
+          <w:rFonts w:ascii="Times New Roman" w:eastAsia="Times New Roman" w:hAnsi="Times New Roman" w:cs="Times New Roman"/>
+        </w:rPr>
+        <w:t>.</w:t>
       </w:r>
       <w:r>
         <w:rPr>
@@ -20083,7 +19852,7 @@
         </w:rPr>
         <w:t xml:space="preserve"> Especificación CU</w:t>
       </w:r>
-      <w:bookmarkEnd w:id="75"/>
+      <w:bookmarkEnd w:id="74"/>
       <w:r>
         <w:rPr>
           <w:rFonts w:ascii="Times New Roman" w:eastAsia="Times New Roman" w:hAnsi="Times New Roman" w:cs="Times New Roman"/>
@@ -20302,7 +20071,6 @@
                 <w:bCs/>
                 <w:color w:val="000000"/>
               </w:rPr>
-              <w:lastRenderedPageBreak/>
               <w:t xml:space="preserve">ACTOR PRINCIPAL: </w:t>
             </w:r>
             <w:r>
@@ -21117,7 +20885,7 @@
           <w:rFonts w:ascii="Times New Roman" w:eastAsia="Times New Roman" w:hAnsi="Times New Roman" w:cs="Times New Roman"/>
         </w:rPr>
       </w:pPr>
-      <w:bookmarkStart w:id="76" w:name="_Toc230806318"/>
+      <w:bookmarkStart w:id="75" w:name="_Toc230806318"/>
       <w:r>
         <w:rPr>
           <w:rFonts w:ascii="Times New Roman" w:eastAsia="Times New Roman" w:hAnsi="Times New Roman" w:cs="Times New Roman"/>
@@ -21129,7 +20897,19 @@
         <w:rPr>
           <w:rFonts w:ascii="Times New Roman" w:eastAsia="Times New Roman" w:hAnsi="Times New Roman" w:cs="Times New Roman"/>
         </w:rPr>
-        <w:t>.6.</w:t>
+        <w:t>.</w:t>
+      </w:r>
+      <w:r>
+        <w:rPr>
+          <w:rFonts w:ascii="Times New Roman" w:eastAsia="Times New Roman" w:hAnsi="Times New Roman" w:cs="Times New Roman"/>
+        </w:rPr>
+        <w:t>5</w:t>
+      </w:r>
+      <w:r>
+        <w:rPr>
+          <w:rFonts w:ascii="Times New Roman" w:eastAsia="Times New Roman" w:hAnsi="Times New Roman" w:cs="Times New Roman"/>
+        </w:rPr>
+        <w:t>.</w:t>
       </w:r>
       <w:r>
         <w:rPr>
@@ -21143,7 +20923,7 @@
         </w:rPr>
         <w:t xml:space="preserve"> Diagrama Secuencia Sistema</w:t>
       </w:r>
-      <w:bookmarkEnd w:id="76"/>
+      <w:bookmarkEnd w:id="75"/>
       <w:r>
         <w:rPr>
           <w:rFonts w:ascii="Times New Roman" w:eastAsia="Times New Roman" w:hAnsi="Times New Roman" w:cs="Times New Roman"/>
@@ -21180,7 +20960,7 @@
                     </pic:cNvPicPr>
                   </pic:nvPicPr>
                   <pic:blipFill>
-                    <a:blip r:embed="rId44">
+                    <a:blip r:embed="rId43">
                       <a:extLst>
                         <a:ext uri="{28A0092B-C50C-407E-A947-70E740481C1C}">
                           <a14:useLocalDpi xmlns:a14="http://schemas.microsoft.com/office/drawing/2010/main" val="0"/>
@@ -21221,7 +21001,7 @@
           <w:szCs w:val="30"/>
         </w:rPr>
       </w:pPr>
-      <w:bookmarkStart w:id="77" w:name="_Toc230806319"/>
+      <w:bookmarkStart w:id="76" w:name="_Toc230806319"/>
       <w:r>
         <w:rPr>
           <w:rFonts w:ascii="Times New Roman" w:eastAsia="Times New Roman" w:hAnsi="Times New Roman" w:cs="Times New Roman"/>
@@ -21236,7 +21016,7 @@
           <w:sz w:val="30"/>
           <w:szCs w:val="30"/>
         </w:rPr>
-        <w:t>.7 CU00</w:t>
+        <w:t>.</w:t>
       </w:r>
       <w:r>
         <w:rPr>
@@ -21244,7 +21024,7 @@
           <w:sz w:val="30"/>
           <w:szCs w:val="30"/>
         </w:rPr>
-        <w:t>8</w:t>
+        <w:t>6</w:t>
       </w:r>
       <w:r>
         <w:rPr>
@@ -21252,7 +21032,7 @@
           <w:sz w:val="30"/>
           <w:szCs w:val="30"/>
         </w:rPr>
-        <w:t xml:space="preserve"> Modifica</w:t>
+        <w:t xml:space="preserve"> CU00</w:t>
       </w:r>
       <w:r>
         <w:rPr>
@@ -21260,7 +21040,7 @@
           <w:sz w:val="30"/>
           <w:szCs w:val="30"/>
         </w:rPr>
-        <w:t>r</w:t>
+        <w:t>8</w:t>
       </w:r>
       <w:r>
         <w:rPr>
@@ -21268,9 +21048,25 @@
           <w:sz w:val="30"/>
           <w:szCs w:val="30"/>
         </w:rPr>
+        <w:t xml:space="preserve"> Modifica</w:t>
+      </w:r>
+      <w:r>
+        <w:rPr>
+          <w:rFonts w:ascii="Times New Roman" w:eastAsia="Times New Roman" w:hAnsi="Times New Roman" w:cs="Times New Roman"/>
+          <w:sz w:val="30"/>
+          <w:szCs w:val="30"/>
+        </w:rPr>
+        <w:t>r</w:t>
+      </w:r>
+      <w:r>
+        <w:rPr>
+          <w:rFonts w:ascii="Times New Roman" w:eastAsia="Times New Roman" w:hAnsi="Times New Roman" w:cs="Times New Roman"/>
+          <w:sz w:val="30"/>
+          <w:szCs w:val="30"/>
+        </w:rPr>
         <w:t xml:space="preserve"> Producto</w:t>
       </w:r>
-      <w:bookmarkEnd w:id="77"/>
+      <w:bookmarkEnd w:id="76"/>
     </w:p>
     <w:p>
       <w:pPr>
@@ -21279,7 +21075,7 @@
           <w:rFonts w:ascii="Times New Roman" w:eastAsia="Times New Roman" w:hAnsi="Times New Roman" w:cs="Times New Roman"/>
         </w:rPr>
       </w:pPr>
-      <w:bookmarkStart w:id="78" w:name="_Toc230806320"/>
+      <w:bookmarkStart w:id="77" w:name="_Toc230806320"/>
       <w:r>
         <w:rPr>
           <w:rFonts w:ascii="Times New Roman" w:eastAsia="Times New Roman" w:hAnsi="Times New Roman" w:cs="Times New Roman"/>
@@ -21290,7 +21086,19 @@
         <w:rPr>
           <w:rFonts w:ascii="Times New Roman" w:eastAsia="Times New Roman" w:hAnsi="Times New Roman" w:cs="Times New Roman"/>
         </w:rPr>
-        <w:t>.7.</w:t>
+        <w:t>.</w:t>
+      </w:r>
+      <w:r>
+        <w:rPr>
+          <w:rFonts w:ascii="Times New Roman" w:eastAsia="Times New Roman" w:hAnsi="Times New Roman" w:cs="Times New Roman"/>
+        </w:rPr>
+        <w:t>6</w:t>
+      </w:r>
+      <w:r>
+        <w:rPr>
+          <w:rFonts w:ascii="Times New Roman" w:eastAsia="Times New Roman" w:hAnsi="Times New Roman" w:cs="Times New Roman"/>
+        </w:rPr>
+        <w:t>.</w:t>
       </w:r>
       <w:r>
         <w:rPr>
@@ -21304,7 +21112,7 @@
         </w:rPr>
         <w:t xml:space="preserve"> Especificación CU</w:t>
       </w:r>
-      <w:bookmarkEnd w:id="78"/>
+      <w:bookmarkEnd w:id="77"/>
       <w:r>
         <w:rPr>
           <w:rFonts w:ascii="Times New Roman" w:eastAsia="Times New Roman" w:hAnsi="Times New Roman" w:cs="Times New Roman"/>
@@ -22401,7 +22209,7 @@
           <w:rFonts w:ascii="Times New Roman" w:eastAsia="Times New Roman" w:hAnsi="Times New Roman" w:cs="Times New Roman"/>
         </w:rPr>
       </w:pPr>
-      <w:bookmarkStart w:id="79" w:name="_Toc230806321"/>
+      <w:bookmarkStart w:id="78" w:name="_Toc230806321"/>
       <w:r>
         <w:rPr>
           <w:rFonts w:ascii="Times New Roman" w:eastAsia="Times New Roman" w:hAnsi="Times New Roman" w:cs="Times New Roman"/>
@@ -22413,7 +22221,19 @@
         <w:rPr>
           <w:rFonts w:ascii="Times New Roman" w:eastAsia="Times New Roman" w:hAnsi="Times New Roman" w:cs="Times New Roman"/>
         </w:rPr>
-        <w:t>.7.</w:t>
+        <w:t>.</w:t>
+      </w:r>
+      <w:r>
+        <w:rPr>
+          <w:rFonts w:ascii="Times New Roman" w:eastAsia="Times New Roman" w:hAnsi="Times New Roman" w:cs="Times New Roman"/>
+        </w:rPr>
+        <w:t>6</w:t>
+      </w:r>
+      <w:r>
+        <w:rPr>
+          <w:rFonts w:ascii="Times New Roman" w:eastAsia="Times New Roman" w:hAnsi="Times New Roman" w:cs="Times New Roman"/>
+        </w:rPr>
+        <w:t>.</w:t>
       </w:r>
       <w:r>
         <w:rPr>
@@ -22427,7 +22247,7 @@
         </w:rPr>
         <w:t xml:space="preserve"> Diagrama Secuencia Sistema</w:t>
       </w:r>
-      <w:bookmarkEnd w:id="79"/>
+      <w:bookmarkEnd w:id="78"/>
       <w:r>
         <w:rPr>
           <w:rFonts w:ascii="Times New Roman" w:eastAsia="Times New Roman" w:hAnsi="Times New Roman" w:cs="Times New Roman"/>
@@ -22464,7 +22284,7 @@
                     </pic:cNvPicPr>
                   </pic:nvPicPr>
                   <pic:blipFill>
-                    <a:blip r:embed="rId45">
+                    <a:blip r:embed="rId44">
                       <a:extLst>
                         <a:ext uri="{28A0092B-C50C-407E-A947-70E740481C1C}">
                           <a14:useLocalDpi xmlns:a14="http://schemas.microsoft.com/office/drawing/2010/main" val="0"/>
@@ -22498,6 +22318,109 @@
     </w:p>
     <w:p>
       <w:pPr>
+        <w:pStyle w:val="Ttulo2"/>
+        <w:rPr>
+          <w:rFonts w:ascii="Times New Roman" w:eastAsia="Times New Roman" w:hAnsi="Times New Roman" w:cs="Times New Roman"/>
+          <w:sz w:val="30"/>
+          <w:szCs w:val="30"/>
+        </w:rPr>
+      </w:pPr>
+      <w:bookmarkStart w:id="79" w:name="_Toc230806312"/>
+      <w:r>
+        <w:rPr>
+          <w:rFonts w:ascii="Times New Roman" w:eastAsia="Times New Roman" w:hAnsi="Times New Roman" w:cs="Times New Roman"/>
+          <w:sz w:val="30"/>
+          <w:szCs w:val="30"/>
+        </w:rPr>
+        <w:lastRenderedPageBreak/>
+        <w:t>6</w:t>
+      </w:r>
+      <w:r>
+        <w:rPr>
+          <w:rFonts w:ascii="Times New Roman" w:eastAsia="Times New Roman" w:hAnsi="Times New Roman" w:cs="Times New Roman"/>
+          <w:sz w:val="30"/>
+          <w:szCs w:val="30"/>
+        </w:rPr>
+        <w:t>.</w:t>
+      </w:r>
+      <w:r>
+        <w:rPr>
+          <w:rFonts w:ascii="Times New Roman" w:eastAsia="Times New Roman" w:hAnsi="Times New Roman" w:cs="Times New Roman"/>
+          <w:sz w:val="30"/>
+          <w:szCs w:val="30"/>
+        </w:rPr>
+        <w:t>7</w:t>
+      </w:r>
+      <w:r>
+        <w:rPr>
+          <w:rFonts w:ascii="Times New Roman" w:eastAsia="Times New Roman" w:hAnsi="Times New Roman" w:cs="Times New Roman"/>
+          <w:sz w:val="30"/>
+          <w:szCs w:val="30"/>
+        </w:rPr>
+        <w:t xml:space="preserve"> Pantalla </w:t>
+      </w:r>
+      <w:r>
+        <w:rPr>
+          <w:rFonts w:ascii="Times New Roman" w:eastAsia="Times New Roman" w:hAnsi="Times New Roman" w:cs="Times New Roman"/>
+          <w:sz w:val="30"/>
+          <w:szCs w:val="30"/>
+        </w:rPr>
+        <w:t>UI</w:t>
+      </w:r>
+      <w:bookmarkEnd w:id="79"/>
+    </w:p>
+    <w:p>
+      <w:r>
+        <w:rPr>
+          <w:rFonts w:ascii="Times New Roman" w:hAnsi="Times New Roman" w:cs="Times New Roman"/>
+          <w:noProof/>
+        </w:rPr>
+        <w:drawing>
+          <wp:inline distT="0" distB="0" distL="0" distR="0" wp14:anchorId="6A92F59E" wp14:editId="4FF022E4">
+            <wp:extent cx="5400040" cy="2106930"/>
+            <wp:effectExtent l="0" t="0" r="0" b="7620"/>
+            <wp:docPr id="1062332032" name="Imagen 1"/>
+            <wp:cNvGraphicFramePr>
+              <a:graphicFrameLocks xmlns:a="http://schemas.openxmlformats.org/drawingml/2006/main" noChangeAspect="1"/>
+            </wp:cNvGraphicFramePr>
+            <a:graphic xmlns:a="http://schemas.openxmlformats.org/drawingml/2006/main">
+              <a:graphicData uri="http://schemas.openxmlformats.org/drawingml/2006/picture">
+                <pic:pic xmlns:pic="http://schemas.openxmlformats.org/drawingml/2006/picture">
+                  <pic:nvPicPr>
+                    <pic:cNvPr id="1062332032" name=""/>
+                    <pic:cNvPicPr/>
+                  </pic:nvPicPr>
+                  <pic:blipFill>
+                    <a:blip r:embed="rId45"/>
+                    <a:stretch>
+                      <a:fillRect/>
+                    </a:stretch>
+                  </pic:blipFill>
+                  <pic:spPr>
+                    <a:xfrm>
+                      <a:off x="0" y="0"/>
+                      <a:ext cx="5400040" cy="2106930"/>
+                    </a:xfrm>
+                    <a:prstGeom prst="rect">
+                      <a:avLst/>
+                    </a:prstGeom>
+                  </pic:spPr>
+                </pic:pic>
+              </a:graphicData>
+            </a:graphic>
+          </wp:inline>
+        </w:drawing>
+      </w:r>
+    </w:p>
+    <w:p>
+      <w:pPr>
+        <w:rPr>
+          <w:rFonts w:ascii="Times New Roman" w:eastAsia="Times New Roman" w:hAnsi="Times New Roman" w:cs="Times New Roman"/>
+        </w:rPr>
+      </w:pPr>
+    </w:p>
+    <w:p>
+      <w:pPr>
         <w:pStyle w:val="Ttulo1"/>
         <w:rPr>
           <w:rFonts w:ascii="Times New Roman" w:eastAsia="Times New Roman" w:hAnsi="Times New Roman" w:cs="Times New Roman"/>
@@ -22549,7 +22472,6 @@
     </w:p>
     <w:p>
       <w:r>
-        <w:lastRenderedPageBreak/>
         <w:t xml:space="preserve">El </w:t>
       </w:r>
       <w:r>
@@ -22568,51 +22490,17 @@
       <w:r>
         <w:t xml:space="preserve">atributo se multiplica por su posición dentro del valor y por la posición del atributo dentro de la entidad. Esto permite detectar no solo modificaciones en el contenido sino también intercambios de posición entre caracteres o atributos. Los atributos que participan en el cálculo son: </w:t>
       </w:r>
-      <w:proofErr w:type="spellStart"/>
-      <w:r>
-        <w:t>NombreProducto</w:t>
-      </w:r>
-      <w:proofErr w:type="spellEnd"/>
-      <w:r>
-        <w:t xml:space="preserve">, </w:t>
-      </w:r>
-      <w:proofErr w:type="spellStart"/>
-      <w:r>
-        <w:t>PrecioProducto</w:t>
-      </w:r>
-      <w:proofErr w:type="spellEnd"/>
-      <w:r>
-        <w:t xml:space="preserve">, </w:t>
-      </w:r>
-      <w:proofErr w:type="spellStart"/>
-      <w:r>
-        <w:t>TipoProducto</w:t>
-      </w:r>
-      <w:proofErr w:type="spellEnd"/>
-      <w:r>
-        <w:t xml:space="preserve">, </w:t>
+      <w:r>
+        <w:t xml:space="preserve">IdProducto, </w:t>
+      </w:r>
+      <w:r>
+        <w:t xml:space="preserve">NombreProducto, PrecioProducto, TipoProducto, </w:t>
       </w:r>
       <w:r>
         <w:t>Descripción</w:t>
       </w:r>
       <w:r>
-        <w:t xml:space="preserve">, Cantidad y </w:t>
-      </w:r>
-      <w:proofErr w:type="spellStart"/>
-      <w:r>
-        <w:t>CodigoProducto</w:t>
-      </w:r>
-      <w:proofErr w:type="spellEnd"/>
-      <w:r>
-        <w:t xml:space="preserve">. El resultado de la suma se </w:t>
-      </w:r>
-      <w:proofErr w:type="spellStart"/>
-      <w:r>
-        <w:t>hashea</w:t>
-      </w:r>
-      <w:proofErr w:type="spellEnd"/>
-      <w:r>
-        <w:t xml:space="preserve"> con SHA-256 y se almacena en la columna DVH de la tabla PRODUCTO.</w:t>
+        <w:t>, Cantidad y CodigoProducto. El resultado de la suma se hashea con SHA-256 y se almacena en la columna DVH de la tabla PRODUCTO.</w:t>
       </w:r>
     </w:p>
     <w:p>
@@ -22632,15 +22520,53 @@
     </w:p>
     <w:p>
       <w:r>
-        <w:t xml:space="preserve">Al iniciar la aplicación, antes de mostrar el </w:t>
-      </w:r>
-      <w:proofErr w:type="spellStart"/>
-      <w:r>
-        <w:t>login</w:t>
-      </w:r>
-      <w:proofErr w:type="spellEnd"/>
-      <w:r>
-        <w:t>, se verifican ambos dígitos. En caso de error se informa al administrador y se ofrecen dos opciones: restaurar desde el último backup o recalcular los dígitos aceptando los datos actuales.</w:t>
+        <w:lastRenderedPageBreak/>
+        <w:t xml:space="preserve">Al iniciar la aplicación, antes de mostrar el login, se verifican ambos dígitos. En caso de error se informa al </w:t>
+      </w:r>
+      <w:r>
+        <w:t>Gerente/Administrador</w:t>
+      </w:r>
+      <w:r>
+        <w:t xml:space="preserve"> y se ofrecen dos opciones</w:t>
+      </w:r>
+      <w:r>
+        <w:t xml:space="preserve"> a realizar una vez ingresado al sistema</w:t>
+      </w:r>
+      <w:r>
+        <w:t xml:space="preserve">: </w:t>
+      </w:r>
+    </w:p>
+    <w:p>
+      <w:pPr>
+        <w:pStyle w:val="Prrafodelista"/>
+        <w:numPr>
+          <w:ilvl w:val="1"/>
+          <w:numId w:val="11"/>
+        </w:numPr>
+      </w:pPr>
+      <w:r>
+        <w:t>R</w:t>
+      </w:r>
+      <w:r>
+        <w:t>estaurar desde el último backup</w:t>
+      </w:r>
+      <w:r>
+        <w:t>.</w:t>
+      </w:r>
+    </w:p>
+    <w:p>
+      <w:pPr>
+        <w:pStyle w:val="Prrafodelista"/>
+        <w:numPr>
+          <w:ilvl w:val="1"/>
+          <w:numId w:val="11"/>
+        </w:numPr>
+      </w:pPr>
+      <w:r>
+        <w:t>R</w:t>
+      </w:r>
+      <w:r>
+        <w:t>ecalcular los dígitos aceptando los datos actuales.</w:t>
       </w:r>
     </w:p>
     <w:p>
@@ -22731,7 +22657,151 @@
           <w:sz w:val="30"/>
           <w:szCs w:val="30"/>
         </w:rPr>
+        <w:lastRenderedPageBreak/>
         <w:t>7.3 Der</w:t>
+      </w:r>
+    </w:p>
+    <w:p>
+      <w:pPr>
+        <w:pStyle w:val="Ttulo2"/>
+        <w:rPr>
+          <w:rFonts w:ascii="Times New Roman" w:eastAsia="Times New Roman" w:hAnsi="Times New Roman" w:cs="Times New Roman"/>
+          <w:sz w:val="30"/>
+          <w:szCs w:val="30"/>
+        </w:rPr>
+      </w:pPr>
+      <w:r>
+        <w:rPr>
+          <w:rFonts w:ascii="Times New Roman" w:eastAsia="Times New Roman" w:hAnsi="Times New Roman" w:cs="Times New Roman"/>
+          <w:sz w:val="30"/>
+          <w:szCs w:val="30"/>
+        </w:rPr>
+        <w:t>7.4 Pantalla IU</w:t>
+      </w:r>
+    </w:p>
+    <w:p>
+      <w:r>
+        <w:rPr>
+          <w:noProof/>
+        </w:rPr>
+        <w:drawing>
+          <wp:inline distT="0" distB="0" distL="0" distR="0" wp14:anchorId="3E7D6EB0" wp14:editId="4DB4508F">
+            <wp:extent cx="1264920" cy="868196"/>
+            <wp:effectExtent l="0" t="0" r="0" b="8255"/>
+            <wp:docPr id="625961735" name="Imagen 1"/>
+            <wp:cNvGraphicFramePr>
+              <a:graphicFrameLocks xmlns:a="http://schemas.openxmlformats.org/drawingml/2006/main" noChangeAspect="1"/>
+            </wp:cNvGraphicFramePr>
+            <a:graphic xmlns:a="http://schemas.openxmlformats.org/drawingml/2006/main">
+              <a:graphicData uri="http://schemas.openxmlformats.org/drawingml/2006/picture">
+                <pic:pic xmlns:pic="http://schemas.openxmlformats.org/drawingml/2006/picture">
+                  <pic:nvPicPr>
+                    <pic:cNvPr id="625961735" name=""/>
+                    <pic:cNvPicPr/>
+                  </pic:nvPicPr>
+                  <pic:blipFill>
+                    <a:blip r:embed="rId47"/>
+                    <a:stretch>
+                      <a:fillRect/>
+                    </a:stretch>
+                  </pic:blipFill>
+                  <pic:spPr>
+                    <a:xfrm>
+                      <a:off x="0" y="0"/>
+                      <a:ext cx="1267310" cy="869836"/>
+                    </a:xfrm>
+                    <a:prstGeom prst="rect">
+                      <a:avLst/>
+                    </a:prstGeom>
+                  </pic:spPr>
+                </pic:pic>
+              </a:graphicData>
+            </a:graphic>
+          </wp:inline>
+        </w:drawing>
+      </w:r>
+      <w:r>
+        <w:rPr>
+          <w:noProof/>
+        </w:rPr>
+        <w:drawing>
+          <wp:inline distT="0" distB="0" distL="0" distR="0" wp14:anchorId="668519A5" wp14:editId="11BC12A6">
+            <wp:extent cx="4389120" cy="2910424"/>
+            <wp:effectExtent l="0" t="0" r="0" b="4445"/>
+            <wp:docPr id="1588483777" name="Imagen 1"/>
+            <wp:cNvGraphicFramePr>
+              <a:graphicFrameLocks xmlns:a="http://schemas.openxmlformats.org/drawingml/2006/main" noChangeAspect="1"/>
+            </wp:cNvGraphicFramePr>
+            <a:graphic xmlns:a="http://schemas.openxmlformats.org/drawingml/2006/main">
+              <a:graphicData uri="http://schemas.openxmlformats.org/drawingml/2006/picture">
+                <pic:pic xmlns:pic="http://schemas.openxmlformats.org/drawingml/2006/picture">
+                  <pic:nvPicPr>
+                    <pic:cNvPr id="1588483777" name=""/>
+                    <pic:cNvPicPr/>
+                  </pic:nvPicPr>
+                  <pic:blipFill>
+                    <a:blip r:embed="rId48"/>
+                    <a:stretch>
+                      <a:fillRect/>
+                    </a:stretch>
+                  </pic:blipFill>
+                  <pic:spPr>
+                    <a:xfrm>
+                      <a:off x="0" y="0"/>
+                      <a:ext cx="4390563" cy="2911381"/>
+                    </a:xfrm>
+                    <a:prstGeom prst="rect">
+                      <a:avLst/>
+                    </a:prstGeom>
+                  </pic:spPr>
+                </pic:pic>
+              </a:graphicData>
+            </a:graphic>
+          </wp:inline>
+        </w:drawing>
+      </w:r>
+    </w:p>
+    <w:p>
+      <w:r>
+        <w:rPr>
+          <w:noProof/>
+        </w:rPr>
+        <w:lastRenderedPageBreak/>
+        <w:drawing>
+          <wp:inline distT="0" distB="0" distL="0" distR="0" wp14:anchorId="738E5428" wp14:editId="7057F1FE">
+            <wp:extent cx="5400040" cy="3173095"/>
+            <wp:effectExtent l="0" t="0" r="0" b="8255"/>
+            <wp:docPr id="1822008064" name="Imagen 1"/>
+            <wp:cNvGraphicFramePr>
+              <a:graphicFrameLocks xmlns:a="http://schemas.openxmlformats.org/drawingml/2006/main" noChangeAspect="1"/>
+            </wp:cNvGraphicFramePr>
+            <a:graphic xmlns:a="http://schemas.openxmlformats.org/drawingml/2006/main">
+              <a:graphicData uri="http://schemas.openxmlformats.org/drawingml/2006/picture">
+                <pic:pic xmlns:pic="http://schemas.openxmlformats.org/drawingml/2006/picture">
+                  <pic:nvPicPr>
+                    <pic:cNvPr id="1822008064" name=""/>
+                    <pic:cNvPicPr/>
+                  </pic:nvPicPr>
+                  <pic:blipFill>
+                    <a:blip r:embed="rId49"/>
+                    <a:stretch>
+                      <a:fillRect/>
+                    </a:stretch>
+                  </pic:blipFill>
+                  <pic:spPr>
+                    <a:xfrm>
+                      <a:off x="0" y="0"/>
+                      <a:ext cx="5400040" cy="3173095"/>
+                    </a:xfrm>
+                    <a:prstGeom prst="rect">
+                      <a:avLst/>
+                    </a:prstGeom>
+                  </pic:spPr>
+                </pic:pic>
+              </a:graphicData>
+            </a:graphic>
+          </wp:inline>
+        </w:drawing>
       </w:r>
     </w:p>
     <w:p>
@@ -22793,7 +22863,6 @@
         <w:rPr>
           <w:rFonts w:ascii="Times New Roman" w:hAnsi="Times New Roman" w:cs="Times New Roman"/>
         </w:rPr>
-        <w:lastRenderedPageBreak/>
         <w:t>Esto implica la capacidad de definir permisos atómicos (funcionalidades específicas) y de poder agrupar estos permisos en estructuras compuestas (roles o perfiles de usuario), los cuales pueden ser asignados a usuarios o anidados dentro de otros grupos de permisos. Se busca facilitar la gestión de acceso desde el propio sistema, garantizando que el acceso a las funcionalidades pueda adaptarse dinámicamente a las necesidades del negocio y a la jerarquía organizacional.</w:t>
       </w:r>
     </w:p>
@@ -22850,37 +22919,9 @@
         <w:rPr>
           <w:rFonts w:ascii="Times New Roman" w:hAnsi="Times New Roman" w:cs="Times New Roman"/>
         </w:rPr>
-        <w:t xml:space="preserve"> = Gerente (</w:t>
-      </w:r>
-      <w:proofErr w:type="spellStart"/>
-      <w:r>
-        <w:rPr>
-          <w:rFonts w:ascii="Times New Roman" w:hAnsi="Times New Roman" w:cs="Times New Roman"/>
-        </w:rPr>
-        <w:t>IdUsuario</w:t>
-      </w:r>
-      <w:proofErr w:type="spellEnd"/>
-      <w:r>
-        <w:rPr>
-          <w:rFonts w:ascii="Times New Roman" w:hAnsi="Times New Roman" w:cs="Times New Roman"/>
-        </w:rPr>
-        <w:t xml:space="preserve">, </w:t>
-      </w:r>
-      <w:proofErr w:type="spellStart"/>
-      <w:r>
-        <w:rPr>
-          <w:rFonts w:ascii="Times New Roman" w:hAnsi="Times New Roman" w:cs="Times New Roman"/>
-        </w:rPr>
-        <w:t>IdPermiso</w:t>
-      </w:r>
-      <w:proofErr w:type="spellEnd"/>
-      <w:r>
-        <w:rPr>
-          <w:rFonts w:ascii="Times New Roman" w:hAnsi="Times New Roman" w:cs="Times New Roman"/>
-        </w:rPr>
-        <w:t xml:space="preserve">) &gt;&gt; </w:t>
-      </w:r>
-      <w:hyperlink r:id="rId47" w:history="1">
+        <w:t xml:space="preserve"> = Gerente (IdUsuario, IdPermiso) &gt;&gt; </w:t>
+      </w:r>
+      <w:hyperlink r:id="rId50" w:history="1">
         <w:r>
           <w:rPr>
             <w:rStyle w:val="Hipervnculo"/>
@@ -22925,43 +22966,15 @@
         <w:rPr>
           <w:rFonts w:ascii="Times New Roman" w:hAnsi="Times New Roman" w:cs="Times New Roman"/>
         </w:rPr>
-        <w:t xml:space="preserve"> = Cliente (</w:t>
-      </w:r>
-      <w:proofErr w:type="spellStart"/>
+        <w:t xml:space="preserve"> = Cliente (IdUsuario, IdPermiso) &gt;&gt;</w:t>
+      </w:r>
       <w:r>
         <w:rPr>
           <w:rFonts w:ascii="Times New Roman" w:hAnsi="Times New Roman" w:cs="Times New Roman"/>
         </w:rPr>
-        <w:t>IdUsuario</w:t>
-      </w:r>
-      <w:proofErr w:type="spellEnd"/>
-      <w:r>
-        <w:rPr>
-          <w:rFonts w:ascii="Times New Roman" w:hAnsi="Times New Roman" w:cs="Times New Roman"/>
-        </w:rPr>
-        <w:t xml:space="preserve">, </w:t>
-      </w:r>
-      <w:proofErr w:type="spellStart"/>
-      <w:r>
-        <w:rPr>
-          <w:rFonts w:ascii="Times New Roman" w:hAnsi="Times New Roman" w:cs="Times New Roman"/>
-        </w:rPr>
-        <w:t>IdPermiso</w:t>
-      </w:r>
-      <w:proofErr w:type="spellEnd"/>
-      <w:r>
-        <w:rPr>
-          <w:rFonts w:ascii="Times New Roman" w:hAnsi="Times New Roman" w:cs="Times New Roman"/>
-        </w:rPr>
-        <w:t>) &gt;&gt;</w:t>
-      </w:r>
-      <w:r>
-        <w:rPr>
-          <w:rFonts w:ascii="Times New Roman" w:hAnsi="Times New Roman" w:cs="Times New Roman"/>
-        </w:rPr>
         <w:t xml:space="preserve"> </w:t>
       </w:r>
-      <w:hyperlink r:id="rId48" w:history="1">
+      <w:hyperlink r:id="rId51" w:history="1">
         <w:r>
           <w:rPr>
             <w:rStyle w:val="Hipervnculo"/>
@@ -22982,14 +22995,12 @@
         </w:rPr>
         <w:t xml:space="preserve">------- </w:t>
       </w:r>
-      <w:proofErr w:type="spellStart"/>
       <w:r>
         <w:rPr>
           <w:rFonts w:ascii="Times New Roman" w:hAnsi="Times New Roman" w:cs="Times New Roman"/>
         </w:rPr>
         <w:t>river</w:t>
       </w:r>
-      <w:proofErr w:type="spellEnd"/>
     </w:p>
     <w:p>
       <w:pPr>
@@ -23007,6 +23018,7 @@
           <w:sz w:val="30"/>
           <w:szCs w:val="30"/>
         </w:rPr>
+        <w:lastRenderedPageBreak/>
         <w:t>8.2 Diagrama de Clases</w:t>
       </w:r>
       <w:bookmarkEnd w:id="85"/>
@@ -23034,7 +23046,7 @@
                     </pic:cNvPicPr>
                   </pic:nvPicPr>
                   <pic:blipFill>
-                    <a:blip r:embed="rId49">
+                    <a:blip r:embed="rId52">
                       <a:extLst>
                         <a:ext uri="{28A0092B-C50C-407E-A947-70E740481C1C}">
                           <a14:useLocalDpi xmlns:a14="http://schemas.microsoft.com/office/drawing/2010/main" val="0"/>
@@ -23082,7 +23094,6 @@
           <w:sz w:val="30"/>
           <w:szCs w:val="30"/>
         </w:rPr>
-        <w:lastRenderedPageBreak/>
         <w:t>8.3 Der</w:t>
       </w:r>
       <w:bookmarkEnd w:id="86"/>
@@ -23110,7 +23121,7 @@
                     </pic:cNvPicPr>
                   </pic:nvPicPr>
                   <pic:blipFill>
-                    <a:blip r:embed="rId50">
+                    <a:blip r:embed="rId53">
                       <a:extLst>
                         <a:ext uri="{28A0092B-C50C-407E-A947-70E740481C1C}">
                           <a14:useLocalDpi xmlns:a14="http://schemas.microsoft.com/office/drawing/2010/main" val="0"/>
@@ -23158,6 +23169,7 @@
           <w:sz w:val="30"/>
           <w:szCs w:val="30"/>
         </w:rPr>
+        <w:lastRenderedPageBreak/>
         <w:t>8.</w:t>
       </w:r>
       <w:r>
@@ -23176,15 +23188,15 @@
         </w:rPr>
         <w:t xml:space="preserve"> Pantalla </w:t>
       </w:r>
+      <w:bookmarkEnd w:id="87"/>
       <w:r>
         <w:rPr>
           <w:rFonts w:ascii="Times New Roman" w:eastAsia="Times New Roman" w:hAnsi="Times New Roman" w:cs="Times New Roman"/>
           <w:sz w:val="30"/>
           <w:szCs w:val="30"/>
         </w:rPr>
-        <w:t>Gestión de Perfiles de Usuario</w:t>
-      </w:r>
-      <w:bookmarkEnd w:id="87"/>
+        <w:t>UI</w:t>
+      </w:r>
     </w:p>
     <w:p>
       <w:r>
@@ -23192,10 +23204,10 @@
           <w:noProof/>
         </w:rPr>
         <w:drawing>
-          <wp:inline distT="0" distB="0" distL="0" distR="0" wp14:anchorId="35E61C01" wp14:editId="3309C29A">
-            <wp:extent cx="5400040" cy="2981960"/>
-            <wp:effectExtent l="0" t="0" r="0" b="8890"/>
-            <wp:docPr id="352708035" name="Imagen 1"/>
+          <wp:inline distT="0" distB="0" distL="0" distR="0" wp14:anchorId="53771325" wp14:editId="499BABBC">
+            <wp:extent cx="6103620" cy="3337469"/>
+            <wp:effectExtent l="0" t="0" r="0" b="0"/>
+            <wp:docPr id="843789187" name="Imagen 1"/>
             <wp:cNvGraphicFramePr>
               <a:graphicFrameLocks xmlns:a="http://schemas.openxmlformats.org/drawingml/2006/main" noChangeAspect="1"/>
             </wp:cNvGraphicFramePr>
@@ -23203,11 +23215,11 @@
               <a:graphicData uri="http://schemas.openxmlformats.org/drawingml/2006/picture">
                 <pic:pic xmlns:pic="http://schemas.openxmlformats.org/drawingml/2006/picture">
                   <pic:nvPicPr>
-                    <pic:cNvPr id="352708035" name=""/>
+                    <pic:cNvPr id="843789187" name=""/>
                     <pic:cNvPicPr/>
                   </pic:nvPicPr>
                   <pic:blipFill>
-                    <a:blip r:embed="rId51"/>
+                    <a:blip r:embed="rId54"/>
                     <a:stretch>
                       <a:fillRect/>
                     </a:stretch>
@@ -23215,7 +23227,7 @@
                   <pic:spPr>
                     <a:xfrm>
                       <a:off x="0" y="0"/>
-                      <a:ext cx="5400040" cy="2981960"/>
+                      <a:ext cx="6107562" cy="3339624"/>
                     </a:xfrm>
                     <a:prstGeom prst="rect">
                       <a:avLst/>
@@ -23244,7 +23256,6 @@
           <w:sz w:val="30"/>
           <w:szCs w:val="30"/>
         </w:rPr>
-        <w:lastRenderedPageBreak/>
         <w:t>8.</w:t>
       </w:r>
       <w:r>
@@ -23340,6 +23351,23 @@
     <w:p/>
     <w:p>
       <w:pPr>
+        <w:pStyle w:val="Ttulo1"/>
+        <w:rPr>
+          <w:rFonts w:ascii="Times New Roman" w:eastAsia="Times New Roman" w:hAnsi="Times New Roman" w:cs="Times New Roman"/>
+        </w:rPr>
+      </w:pPr>
+      <w:bookmarkStart w:id="91" w:name="_Toc230806338"/>
+      <w:r>
+        <w:rPr>
+          <w:rFonts w:ascii="Times New Roman" w:eastAsia="Times New Roman" w:hAnsi="Times New Roman" w:cs="Times New Roman"/>
+        </w:rPr>
+        <w:lastRenderedPageBreak/>
+        <w:t>9. GESTIÓN DE CAMBIOS</w:t>
+      </w:r>
+      <w:bookmarkEnd w:id="91"/>
+    </w:p>
+    <w:p>
+      <w:pPr>
         <w:pStyle w:val="Ttulo2"/>
         <w:rPr>
           <w:rFonts w:ascii="Times New Roman" w:eastAsia="Times New Roman" w:hAnsi="Times New Roman" w:cs="Times New Roman"/>
@@ -23347,114 +23375,37 @@
           <w:szCs w:val="30"/>
         </w:rPr>
       </w:pPr>
-      <w:bookmarkStart w:id="91" w:name="_Toc230806332"/>
+      <w:bookmarkStart w:id="92" w:name="_Toc230806339"/>
       <w:r>
         <w:rPr>
           <w:rFonts w:ascii="Times New Roman" w:eastAsia="Times New Roman" w:hAnsi="Times New Roman" w:cs="Times New Roman"/>
           <w:sz w:val="30"/>
           <w:szCs w:val="30"/>
         </w:rPr>
-        <w:t>8.</w:t>
-      </w:r>
-      <w:r>
-        <w:rPr>
-          <w:rFonts w:ascii="Times New Roman" w:eastAsia="Times New Roman" w:hAnsi="Times New Roman" w:cs="Times New Roman"/>
-          <w:sz w:val="30"/>
-          <w:szCs w:val="30"/>
-        </w:rPr>
-        <w:t>6</w:t>
-      </w:r>
-      <w:r>
-        <w:rPr>
-          <w:rFonts w:ascii="Times New Roman" w:eastAsia="Times New Roman" w:hAnsi="Times New Roman" w:cs="Times New Roman"/>
-          <w:sz w:val="30"/>
-          <w:szCs w:val="30"/>
-        </w:rPr>
-        <w:t xml:space="preserve"> </w:t>
-      </w:r>
-      <w:r>
-        <w:rPr>
-          <w:rFonts w:ascii="Times New Roman" w:eastAsia="Times New Roman" w:hAnsi="Times New Roman" w:cs="Times New Roman"/>
-          <w:sz w:val="30"/>
-          <w:szCs w:val="30"/>
-        </w:rPr>
-        <w:t>Modificar</w:t>
-      </w:r>
-      <w:r>
-        <w:rPr>
-          <w:rFonts w:ascii="Times New Roman" w:eastAsia="Times New Roman" w:hAnsi="Times New Roman" w:cs="Times New Roman"/>
-          <w:sz w:val="30"/>
-          <w:szCs w:val="30"/>
-        </w:rPr>
-        <w:t xml:space="preserve"> Permiso</w:t>
-      </w:r>
-      <w:bookmarkEnd w:id="91"/>
-      <w:r>
-        <w:rPr>
-          <w:rFonts w:ascii="Times New Roman" w:eastAsia="Times New Roman" w:hAnsi="Times New Roman" w:cs="Times New Roman"/>
-          <w:sz w:val="30"/>
-          <w:szCs w:val="30"/>
-        </w:rPr>
-        <w:t xml:space="preserve"> </w:t>
-      </w:r>
-    </w:p>
-    <w:p>
-      <w:pPr>
-        <w:pStyle w:val="Ttulo3"/>
-        <w:rPr>
-          <w:rFonts w:ascii="Times New Roman" w:eastAsia="Times New Roman" w:hAnsi="Times New Roman" w:cs="Times New Roman"/>
-        </w:rPr>
-      </w:pPr>
-      <w:bookmarkStart w:id="92" w:name="_Toc230806333"/>
-      <w:r>
-        <w:rPr>
-          <w:rFonts w:ascii="Times New Roman" w:eastAsia="Times New Roman" w:hAnsi="Times New Roman" w:cs="Times New Roman"/>
-        </w:rPr>
-        <w:t>8.</w:t>
-      </w:r>
-      <w:r>
-        <w:rPr>
-          <w:rFonts w:ascii="Times New Roman" w:eastAsia="Times New Roman" w:hAnsi="Times New Roman" w:cs="Times New Roman"/>
-        </w:rPr>
-        <w:t>6</w:t>
-      </w:r>
-      <w:r>
-        <w:rPr>
-          <w:rFonts w:ascii="Times New Roman" w:eastAsia="Times New Roman" w:hAnsi="Times New Roman" w:cs="Times New Roman"/>
-        </w:rPr>
-        <w:t>.1 Especificación CU</w:t>
+        <w:t>9.1 Objetivo General</w:t>
       </w:r>
       <w:bookmarkEnd w:id="92"/>
     </w:p>
     <w:p>
       <w:pPr>
-        <w:pStyle w:val="Ttulo3"/>
-        <w:rPr>
-          <w:rFonts w:ascii="Times New Roman" w:eastAsia="Times New Roman" w:hAnsi="Times New Roman" w:cs="Times New Roman"/>
-        </w:rPr>
-      </w:pPr>
-      <w:bookmarkStart w:id="93" w:name="_Toc230806334"/>
-      <w:r>
-        <w:rPr>
-          <w:rFonts w:ascii="Times New Roman" w:eastAsia="Times New Roman" w:hAnsi="Times New Roman" w:cs="Times New Roman"/>
-        </w:rPr>
-        <w:t>8.</w:t>
-      </w:r>
-      <w:r>
-        <w:rPr>
-          <w:rFonts w:ascii="Times New Roman" w:eastAsia="Times New Roman" w:hAnsi="Times New Roman" w:cs="Times New Roman"/>
-        </w:rPr>
-        <w:t>6</w:t>
-      </w:r>
-      <w:r>
-        <w:rPr>
-          <w:rFonts w:ascii="Times New Roman" w:eastAsia="Times New Roman" w:hAnsi="Times New Roman" w:cs="Times New Roman"/>
-        </w:rPr>
-        <w:t>.2 Diagrama Secuencia Sistema</w:t>
+        <w:pStyle w:val="Ttulo2"/>
+        <w:rPr>
+          <w:rFonts w:ascii="Times New Roman" w:eastAsia="Times New Roman" w:hAnsi="Times New Roman" w:cs="Times New Roman"/>
+          <w:sz w:val="30"/>
+          <w:szCs w:val="30"/>
+        </w:rPr>
+      </w:pPr>
+      <w:bookmarkStart w:id="93" w:name="_Toc230806340"/>
+      <w:r>
+        <w:rPr>
+          <w:rFonts w:ascii="Times New Roman" w:eastAsia="Times New Roman" w:hAnsi="Times New Roman" w:cs="Times New Roman"/>
+          <w:sz w:val="30"/>
+          <w:szCs w:val="30"/>
+        </w:rPr>
+        <w:t>9.2 Diagrama de Clases</w:t>
       </w:r>
       <w:bookmarkEnd w:id="93"/>
     </w:p>
-    <w:p/>
     <w:p>
       <w:pPr>
         <w:pStyle w:val="Ttulo2"/>
@@ -23464,143 +23415,39 @@
           <w:szCs w:val="30"/>
         </w:rPr>
       </w:pPr>
-      <w:bookmarkStart w:id="94" w:name="_Toc230806335"/>
+      <w:bookmarkStart w:id="94" w:name="_Toc230806341"/>
       <w:r>
         <w:rPr>
           <w:rFonts w:ascii="Times New Roman" w:eastAsia="Times New Roman" w:hAnsi="Times New Roman" w:cs="Times New Roman"/>
           <w:sz w:val="30"/>
           <w:szCs w:val="30"/>
         </w:rPr>
-        <w:t>8.</w:t>
-      </w:r>
-      <w:r>
-        <w:rPr>
-          <w:rFonts w:ascii="Times New Roman" w:eastAsia="Times New Roman" w:hAnsi="Times New Roman" w:cs="Times New Roman"/>
-          <w:sz w:val="30"/>
-          <w:szCs w:val="30"/>
-        </w:rPr>
-        <w:t>7</w:t>
-      </w:r>
-      <w:r>
-        <w:rPr>
-          <w:rFonts w:ascii="Times New Roman" w:eastAsia="Times New Roman" w:hAnsi="Times New Roman" w:cs="Times New Roman"/>
-          <w:sz w:val="30"/>
-          <w:szCs w:val="30"/>
-        </w:rPr>
-        <w:t xml:space="preserve"> </w:t>
-      </w:r>
-      <w:r>
-        <w:rPr>
-          <w:rFonts w:ascii="Times New Roman" w:eastAsia="Times New Roman" w:hAnsi="Times New Roman" w:cs="Times New Roman"/>
-          <w:sz w:val="30"/>
-          <w:szCs w:val="30"/>
-        </w:rPr>
-        <w:t>Eliminar</w:t>
-      </w:r>
-      <w:r>
-        <w:rPr>
-          <w:rFonts w:ascii="Times New Roman" w:eastAsia="Times New Roman" w:hAnsi="Times New Roman" w:cs="Times New Roman"/>
-          <w:sz w:val="30"/>
-          <w:szCs w:val="30"/>
-        </w:rPr>
-        <w:t xml:space="preserve"> </w:t>
-      </w:r>
-      <w:r>
-        <w:rPr>
-          <w:rFonts w:ascii="Times New Roman" w:eastAsia="Times New Roman" w:hAnsi="Times New Roman" w:cs="Times New Roman"/>
-          <w:sz w:val="30"/>
-          <w:szCs w:val="30"/>
-        </w:rPr>
-        <w:t>Permiso</w:t>
+        <w:t>9.3 Der</w:t>
       </w:r>
       <w:bookmarkEnd w:id="94"/>
     </w:p>
     <w:p>
       <w:pPr>
-        <w:rPr>
-          <w:rFonts w:ascii="Times New Roman" w:eastAsia="Times New Roman" w:hAnsi="Times New Roman" w:cs="Times New Roman"/>
-          <w:color w:val="0F4761"/>
-          <w:sz w:val="28"/>
-          <w:szCs w:val="28"/>
-        </w:rPr>
-      </w:pPr>
-      <w:r>
-        <w:rPr>
-          <w:rFonts w:ascii="Times New Roman" w:eastAsia="Times New Roman" w:hAnsi="Times New Roman" w:cs="Times New Roman"/>
-          <w:color w:val="0F4761"/>
-          <w:sz w:val="28"/>
-          <w:szCs w:val="28"/>
-        </w:rPr>
-        <w:t>8.</w:t>
-      </w:r>
-      <w:r>
-        <w:rPr>
-          <w:rFonts w:ascii="Times New Roman" w:eastAsia="Times New Roman" w:hAnsi="Times New Roman" w:cs="Times New Roman"/>
-          <w:color w:val="0F4761"/>
-          <w:sz w:val="28"/>
-          <w:szCs w:val="28"/>
-        </w:rPr>
-        <w:t>7</w:t>
-      </w:r>
-      <w:r>
-        <w:rPr>
-          <w:rFonts w:ascii="Times New Roman" w:eastAsia="Times New Roman" w:hAnsi="Times New Roman" w:cs="Times New Roman"/>
-          <w:color w:val="0F4761"/>
-          <w:sz w:val="28"/>
-          <w:szCs w:val="28"/>
-        </w:rPr>
-        <w:t xml:space="preserve">.1 Especificación CU </w:t>
-      </w:r>
+        <w:pStyle w:val="Ttulo2"/>
+        <w:rPr>
+          <w:rFonts w:ascii="Times New Roman" w:eastAsia="Times New Roman" w:hAnsi="Times New Roman" w:cs="Times New Roman"/>
+          <w:sz w:val="30"/>
+          <w:szCs w:val="30"/>
+        </w:rPr>
+      </w:pPr>
+      <w:bookmarkStart w:id="95" w:name="_Toc230806342"/>
+      <w:r>
+        <w:rPr>
+          <w:rFonts w:ascii="Times New Roman" w:eastAsia="Times New Roman" w:hAnsi="Times New Roman" w:cs="Times New Roman"/>
+          <w:sz w:val="30"/>
+          <w:szCs w:val="30"/>
+        </w:rPr>
+        <w:t>9.4 Diagrama Gestión de Cambios</w:t>
+      </w:r>
+      <w:bookmarkEnd w:id="95"/>
     </w:p>
     <w:p>
       <w:pPr>
-        <w:rPr>
-          <w:rFonts w:ascii="Times New Roman" w:eastAsia="Times New Roman" w:hAnsi="Times New Roman" w:cs="Times New Roman"/>
-          <w:color w:val="0F4761"/>
-          <w:sz w:val="28"/>
-          <w:szCs w:val="28"/>
-        </w:rPr>
-      </w:pPr>
-      <w:r>
-        <w:rPr>
-          <w:rFonts w:ascii="Times New Roman" w:eastAsia="Times New Roman" w:hAnsi="Times New Roman" w:cs="Times New Roman"/>
-          <w:color w:val="0F4761"/>
-          <w:sz w:val="28"/>
-          <w:szCs w:val="28"/>
-        </w:rPr>
-        <w:t>8.</w:t>
-      </w:r>
-      <w:r>
-        <w:rPr>
-          <w:rFonts w:ascii="Times New Roman" w:eastAsia="Times New Roman" w:hAnsi="Times New Roman" w:cs="Times New Roman"/>
-          <w:color w:val="0F4761"/>
-          <w:sz w:val="28"/>
-          <w:szCs w:val="28"/>
-        </w:rPr>
-        <w:t>7</w:t>
-      </w:r>
-      <w:r>
-        <w:rPr>
-          <w:rFonts w:ascii="Times New Roman" w:eastAsia="Times New Roman" w:hAnsi="Times New Roman" w:cs="Times New Roman"/>
-          <w:color w:val="0F4761"/>
-          <w:sz w:val="28"/>
-          <w:szCs w:val="28"/>
-        </w:rPr>
-        <w:t>.2 Diagrama Secuencia Sistema</w:t>
-      </w:r>
-    </w:p>
-    <w:p>
-      <w:pPr>
-        <w:rPr>
-          <w:rFonts w:ascii="Times New Roman" w:eastAsia="Times New Roman" w:hAnsi="Times New Roman" w:cs="Times New Roman"/>
-          <w:color w:val="0F4761"/>
-          <w:sz w:val="28"/>
-          <w:szCs w:val="28"/>
-        </w:rPr>
-      </w:pPr>
-    </w:p>
-    <w:p>
-      <w:pPr>
         <w:pStyle w:val="Ttulo2"/>
         <w:rPr>
           <w:rFonts w:ascii="Times New Roman" w:eastAsia="Times New Roman" w:hAnsi="Times New Roman" w:cs="Times New Roman"/>
@@ -23608,14 +23455,14 @@
           <w:szCs w:val="30"/>
         </w:rPr>
       </w:pPr>
-      <w:bookmarkStart w:id="95" w:name="_Toc230806336"/>
+      <w:bookmarkStart w:id="96" w:name="_Toc230806344"/>
       <w:r>
         <w:rPr>
           <w:rFonts w:ascii="Times New Roman" w:eastAsia="Times New Roman" w:hAnsi="Times New Roman" w:cs="Times New Roman"/>
           <w:sz w:val="30"/>
           <w:szCs w:val="30"/>
         </w:rPr>
-        <w:t>8.</w:t>
+        <w:t>9</w:t>
       </w:r>
       <w:r>
         <w:rPr>
@@ -23623,7 +23470,7 @@
           <w:sz w:val="30"/>
           <w:szCs w:val="30"/>
         </w:rPr>
-        <w:t>8</w:t>
+        <w:t>.</w:t>
       </w:r>
       <w:r>
         <w:rPr>
@@ -23631,7 +23478,7 @@
           <w:sz w:val="30"/>
           <w:szCs w:val="30"/>
         </w:rPr>
-        <w:t xml:space="preserve"> </w:t>
+        <w:t>5</w:t>
       </w:r>
       <w:r>
         <w:rPr>
@@ -23639,440 +23486,51 @@
           <w:sz w:val="30"/>
           <w:szCs w:val="30"/>
         </w:rPr>
-        <w:t>Administrar Jerarquía de Permisos</w:t>
-      </w:r>
-      <w:bookmarkEnd w:id="95"/>
+        <w:t xml:space="preserve"> </w:t>
+      </w:r>
       <w:r>
         <w:rPr>
           <w:rFonts w:ascii="Times New Roman" w:eastAsia="Times New Roman" w:hAnsi="Times New Roman" w:cs="Times New Roman"/>
           <w:sz w:val="30"/>
           <w:szCs w:val="30"/>
         </w:rPr>
-        <w:t xml:space="preserve"> (</w:t>
-      </w:r>
-      <w:proofErr w:type="spellStart"/>
-      <w:r>
-        <w:rPr>
-          <w:rFonts w:ascii="Times New Roman" w:eastAsia="Times New Roman" w:hAnsi="Times New Roman" w:cs="Times New Roman"/>
-          <w:sz w:val="30"/>
-          <w:szCs w:val="30"/>
-        </w:rPr>
-        <w:t>AgregarHijo-QuitarHijo</w:t>
-      </w:r>
-      <w:proofErr w:type="spellEnd"/>
-      <w:r>
-        <w:rPr>
-          <w:rFonts w:ascii="Times New Roman" w:eastAsia="Times New Roman" w:hAnsi="Times New Roman" w:cs="Times New Roman"/>
-          <w:sz w:val="30"/>
-          <w:szCs w:val="30"/>
-        </w:rPr>
-        <w:t>)</w:t>
-      </w:r>
-    </w:p>
-    <w:p>
-      <w:pPr>
-        <w:rPr>
-          <w:rFonts w:ascii="Times New Roman" w:eastAsia="Times New Roman" w:hAnsi="Times New Roman" w:cs="Times New Roman"/>
-          <w:color w:val="0F4761"/>
-          <w:sz w:val="28"/>
-          <w:szCs w:val="28"/>
-        </w:rPr>
-      </w:pPr>
-      <w:r>
-        <w:rPr>
-          <w:rFonts w:ascii="Times New Roman" w:eastAsia="Times New Roman" w:hAnsi="Times New Roman" w:cs="Times New Roman"/>
-          <w:color w:val="0F4761"/>
-          <w:sz w:val="28"/>
-          <w:szCs w:val="28"/>
-        </w:rPr>
-        <w:t>8.</w:t>
-      </w:r>
-      <w:r>
-        <w:rPr>
-          <w:rFonts w:ascii="Times New Roman" w:eastAsia="Times New Roman" w:hAnsi="Times New Roman" w:cs="Times New Roman"/>
-          <w:color w:val="0F4761"/>
-          <w:sz w:val="28"/>
-          <w:szCs w:val="28"/>
-        </w:rPr>
-        <w:t>8</w:t>
-      </w:r>
-      <w:r>
-        <w:rPr>
-          <w:rFonts w:ascii="Times New Roman" w:eastAsia="Times New Roman" w:hAnsi="Times New Roman" w:cs="Times New Roman"/>
-          <w:color w:val="0F4761"/>
-          <w:sz w:val="28"/>
-          <w:szCs w:val="28"/>
-        </w:rPr>
-        <w:t xml:space="preserve">.1 Especificación CU </w:t>
-      </w:r>
-    </w:p>
-    <w:p>
-      <w:pPr>
-        <w:rPr>
-          <w:rFonts w:ascii="Times New Roman" w:eastAsia="Times New Roman" w:hAnsi="Times New Roman" w:cs="Times New Roman"/>
-          <w:color w:val="0F4761"/>
-          <w:sz w:val="28"/>
-          <w:szCs w:val="28"/>
-        </w:rPr>
-      </w:pPr>
-      <w:r>
-        <w:rPr>
-          <w:rFonts w:ascii="Times New Roman" w:eastAsia="Times New Roman" w:hAnsi="Times New Roman" w:cs="Times New Roman"/>
-          <w:color w:val="0F4761"/>
-          <w:sz w:val="28"/>
-          <w:szCs w:val="28"/>
-        </w:rPr>
-        <w:t>8.</w:t>
-      </w:r>
-      <w:r>
-        <w:rPr>
-          <w:rFonts w:ascii="Times New Roman" w:eastAsia="Times New Roman" w:hAnsi="Times New Roman" w:cs="Times New Roman"/>
-          <w:color w:val="0F4761"/>
-          <w:sz w:val="28"/>
-          <w:szCs w:val="28"/>
-        </w:rPr>
-        <w:t>8</w:t>
-      </w:r>
-      <w:r>
-        <w:rPr>
-          <w:rFonts w:ascii="Times New Roman" w:eastAsia="Times New Roman" w:hAnsi="Times New Roman" w:cs="Times New Roman"/>
-          <w:color w:val="0F4761"/>
-          <w:sz w:val="28"/>
-          <w:szCs w:val="28"/>
-        </w:rPr>
-        <w:t>.2 Diagrama Secuencia Sistema</w:t>
-      </w:r>
-    </w:p>
-    <w:p/>
-    <w:p>
-      <w:pPr>
-        <w:pStyle w:val="Ttulo2"/>
-        <w:rPr>
-          <w:rFonts w:ascii="Times New Roman" w:eastAsia="Times New Roman" w:hAnsi="Times New Roman" w:cs="Times New Roman"/>
-          <w:sz w:val="30"/>
-          <w:szCs w:val="30"/>
-        </w:rPr>
-      </w:pPr>
-      <w:bookmarkStart w:id="96" w:name="_Toc230806337"/>
-      <w:r>
-        <w:rPr>
-          <w:rFonts w:ascii="Times New Roman" w:eastAsia="Times New Roman" w:hAnsi="Times New Roman" w:cs="Times New Roman"/>
-          <w:sz w:val="30"/>
-          <w:szCs w:val="30"/>
-        </w:rPr>
-        <w:t>8.</w:t>
-      </w:r>
-      <w:r>
-        <w:rPr>
-          <w:rFonts w:ascii="Times New Roman" w:eastAsia="Times New Roman" w:hAnsi="Times New Roman" w:cs="Times New Roman"/>
-          <w:sz w:val="30"/>
-          <w:szCs w:val="30"/>
-        </w:rPr>
-        <w:t>9</w:t>
-      </w:r>
-      <w:r>
-        <w:rPr>
-          <w:rFonts w:ascii="Times New Roman" w:eastAsia="Times New Roman" w:hAnsi="Times New Roman" w:cs="Times New Roman"/>
-          <w:sz w:val="30"/>
-          <w:szCs w:val="30"/>
-        </w:rPr>
-        <w:t xml:space="preserve"> </w:t>
-      </w:r>
-      <w:r>
-        <w:rPr>
-          <w:rFonts w:ascii="Times New Roman" w:eastAsia="Times New Roman" w:hAnsi="Times New Roman" w:cs="Times New Roman"/>
-          <w:sz w:val="30"/>
-          <w:szCs w:val="30"/>
-        </w:rPr>
-        <w:t>Asignar Rol a Usuario</w:t>
+        <w:t>Revertir Cambios</w:t>
       </w:r>
       <w:bookmarkEnd w:id="96"/>
     </w:p>
     <w:p>
       <w:pPr>
-        <w:rPr>
-          <w:rFonts w:ascii="Times New Roman" w:eastAsia="Times New Roman" w:hAnsi="Times New Roman" w:cs="Times New Roman"/>
-          <w:color w:val="0F4761"/>
-          <w:sz w:val="28"/>
-          <w:szCs w:val="28"/>
-        </w:rPr>
-      </w:pPr>
-      <w:r>
-        <w:rPr>
-          <w:rFonts w:ascii="Times New Roman" w:eastAsia="Times New Roman" w:hAnsi="Times New Roman" w:cs="Times New Roman"/>
-          <w:color w:val="0F4761"/>
-          <w:sz w:val="28"/>
-          <w:szCs w:val="28"/>
-        </w:rPr>
-        <w:t>8.</w:t>
-      </w:r>
-      <w:r>
-        <w:rPr>
-          <w:rFonts w:ascii="Times New Roman" w:eastAsia="Times New Roman" w:hAnsi="Times New Roman" w:cs="Times New Roman"/>
-          <w:color w:val="0F4761"/>
-          <w:sz w:val="28"/>
-          <w:szCs w:val="28"/>
+        <w:pStyle w:val="Ttulo3"/>
+        <w:rPr>
+          <w:rFonts w:ascii="Times New Roman" w:eastAsia="Times New Roman" w:hAnsi="Times New Roman" w:cs="Times New Roman"/>
+        </w:rPr>
+      </w:pPr>
+      <w:bookmarkStart w:id="97" w:name="_Toc230806345"/>
+      <w:r>
+        <w:rPr>
+          <w:rFonts w:ascii="Times New Roman" w:eastAsia="Times New Roman" w:hAnsi="Times New Roman" w:cs="Times New Roman"/>
         </w:rPr>
         <w:t>9</w:t>
       </w:r>
       <w:r>
         <w:rPr>
           <w:rFonts w:ascii="Times New Roman" w:eastAsia="Times New Roman" w:hAnsi="Times New Roman" w:cs="Times New Roman"/>
-          <w:color w:val="0F4761"/>
-          <w:sz w:val="28"/>
-          <w:szCs w:val="28"/>
-        </w:rPr>
-        <w:t xml:space="preserve">.1 Especificación CU </w:t>
-      </w:r>
-    </w:p>
-    <w:p>
-      <w:r>
-        <w:rPr>
-          <w:rFonts w:ascii="Times New Roman" w:eastAsia="Times New Roman" w:hAnsi="Times New Roman" w:cs="Times New Roman"/>
-          <w:color w:val="0F4761"/>
-          <w:sz w:val="28"/>
-          <w:szCs w:val="28"/>
-        </w:rPr>
-        <w:t>8.</w:t>
-      </w:r>
-      <w:r>
-        <w:rPr>
-          <w:rFonts w:ascii="Times New Roman" w:eastAsia="Times New Roman" w:hAnsi="Times New Roman" w:cs="Times New Roman"/>
-          <w:color w:val="0F4761"/>
-          <w:sz w:val="28"/>
-          <w:szCs w:val="28"/>
-        </w:rPr>
-        <w:t>9</w:t>
-      </w:r>
-      <w:r>
-        <w:rPr>
-          <w:rFonts w:ascii="Times New Roman" w:eastAsia="Times New Roman" w:hAnsi="Times New Roman" w:cs="Times New Roman"/>
-          <w:color w:val="0F4761"/>
-          <w:sz w:val="28"/>
-          <w:szCs w:val="28"/>
-        </w:rPr>
-        <w:t>.2 Diagrama Secuencia Sistema</w:t>
-      </w:r>
-    </w:p>
-    <w:p/>
-    <w:p>
-      <w:pPr>
-        <w:pStyle w:val="Ttulo1"/>
-        <w:rPr>
-          <w:rFonts w:ascii="Times New Roman" w:eastAsia="Times New Roman" w:hAnsi="Times New Roman" w:cs="Times New Roman"/>
-        </w:rPr>
-      </w:pPr>
-      <w:bookmarkStart w:id="97" w:name="_Toc230806338"/>
-      <w:r>
-        <w:rPr>
-          <w:rFonts w:ascii="Times New Roman" w:eastAsia="Times New Roman" w:hAnsi="Times New Roman" w:cs="Times New Roman"/>
-        </w:rPr>
-        <w:lastRenderedPageBreak/>
-        <w:t>9. GESTIÓN DE CAMBIOS</w:t>
+        </w:rPr>
+        <w:t>.</w:t>
+      </w:r>
+      <w:r>
+        <w:rPr>
+          <w:rFonts w:ascii="Times New Roman" w:eastAsia="Times New Roman" w:hAnsi="Times New Roman" w:cs="Times New Roman"/>
+        </w:rPr>
+        <w:t>5</w:t>
+      </w:r>
+      <w:r>
+        <w:rPr>
+          <w:rFonts w:ascii="Times New Roman" w:eastAsia="Times New Roman" w:hAnsi="Times New Roman" w:cs="Times New Roman"/>
+        </w:rPr>
+        <w:t>.1 Especificación CU</w:t>
       </w:r>
       <w:bookmarkEnd w:id="97"/>
-    </w:p>
-    <w:p>
-      <w:pPr>
-        <w:pStyle w:val="Ttulo2"/>
-        <w:rPr>
-          <w:rFonts w:ascii="Times New Roman" w:eastAsia="Times New Roman" w:hAnsi="Times New Roman" w:cs="Times New Roman"/>
-          <w:sz w:val="30"/>
-          <w:szCs w:val="30"/>
-        </w:rPr>
-      </w:pPr>
-      <w:bookmarkStart w:id="98" w:name="_Toc230806339"/>
-      <w:r>
-        <w:rPr>
-          <w:rFonts w:ascii="Times New Roman" w:eastAsia="Times New Roman" w:hAnsi="Times New Roman" w:cs="Times New Roman"/>
-          <w:sz w:val="30"/>
-          <w:szCs w:val="30"/>
-        </w:rPr>
-        <w:t>9.1 Objetivo General</w:t>
-      </w:r>
-      <w:bookmarkEnd w:id="98"/>
-    </w:p>
-    <w:p>
-      <w:pPr>
-        <w:pStyle w:val="Ttulo2"/>
-        <w:rPr>
-          <w:rFonts w:ascii="Times New Roman" w:eastAsia="Times New Roman" w:hAnsi="Times New Roman" w:cs="Times New Roman"/>
-          <w:sz w:val="30"/>
-          <w:szCs w:val="30"/>
-        </w:rPr>
-      </w:pPr>
-      <w:bookmarkStart w:id="99" w:name="_Toc230806340"/>
-      <w:r>
-        <w:rPr>
-          <w:rFonts w:ascii="Times New Roman" w:eastAsia="Times New Roman" w:hAnsi="Times New Roman" w:cs="Times New Roman"/>
-          <w:sz w:val="30"/>
-          <w:szCs w:val="30"/>
-        </w:rPr>
-        <w:t>9.2 Diagrama de Clases</w:t>
-      </w:r>
-      <w:bookmarkEnd w:id="99"/>
-    </w:p>
-    <w:p>
-      <w:pPr>
-        <w:pStyle w:val="Ttulo2"/>
-        <w:rPr>
-          <w:rFonts w:ascii="Times New Roman" w:eastAsia="Times New Roman" w:hAnsi="Times New Roman" w:cs="Times New Roman"/>
-          <w:sz w:val="30"/>
-          <w:szCs w:val="30"/>
-        </w:rPr>
-      </w:pPr>
-      <w:bookmarkStart w:id="100" w:name="_Toc230806341"/>
-      <w:r>
-        <w:rPr>
-          <w:rFonts w:ascii="Times New Roman" w:eastAsia="Times New Roman" w:hAnsi="Times New Roman" w:cs="Times New Roman"/>
-          <w:sz w:val="30"/>
-          <w:szCs w:val="30"/>
-        </w:rPr>
-        <w:t>9.3 Der</w:t>
-      </w:r>
-      <w:bookmarkEnd w:id="100"/>
-    </w:p>
-    <w:p>
-      <w:pPr>
-        <w:pStyle w:val="Ttulo2"/>
-        <w:rPr>
-          <w:rFonts w:ascii="Times New Roman" w:eastAsia="Times New Roman" w:hAnsi="Times New Roman" w:cs="Times New Roman"/>
-          <w:sz w:val="30"/>
-          <w:szCs w:val="30"/>
-        </w:rPr>
-      </w:pPr>
-      <w:bookmarkStart w:id="101" w:name="_Toc230806342"/>
-      <w:r>
-        <w:rPr>
-          <w:rFonts w:ascii="Times New Roman" w:eastAsia="Times New Roman" w:hAnsi="Times New Roman" w:cs="Times New Roman"/>
-          <w:sz w:val="30"/>
-          <w:szCs w:val="30"/>
-        </w:rPr>
-        <w:t>9.4 Diagrama Gestión de Cambios</w:t>
-      </w:r>
-      <w:bookmarkEnd w:id="101"/>
-    </w:p>
-    <w:p>
-      <w:pPr>
-        <w:pStyle w:val="Ttulo2"/>
-        <w:rPr>
-          <w:rFonts w:ascii="Times New Roman" w:eastAsia="Times New Roman" w:hAnsi="Times New Roman" w:cs="Times New Roman"/>
-          <w:sz w:val="30"/>
-          <w:szCs w:val="30"/>
-        </w:rPr>
-      </w:pPr>
-      <w:bookmarkStart w:id="102" w:name="_Toc230806343"/>
-      <w:r>
-        <w:rPr>
-          <w:rFonts w:ascii="Times New Roman" w:eastAsia="Times New Roman" w:hAnsi="Times New Roman" w:cs="Times New Roman"/>
-          <w:sz w:val="30"/>
-          <w:szCs w:val="30"/>
-        </w:rPr>
-        <w:t>9.</w:t>
-      </w:r>
-      <w:r>
-        <w:rPr>
-          <w:rFonts w:ascii="Times New Roman" w:eastAsia="Times New Roman" w:hAnsi="Times New Roman" w:cs="Times New Roman"/>
-          <w:sz w:val="30"/>
-          <w:szCs w:val="30"/>
-        </w:rPr>
-        <w:t>5</w:t>
-      </w:r>
-      <w:r>
-        <w:rPr>
-          <w:rFonts w:ascii="Times New Roman" w:eastAsia="Times New Roman" w:hAnsi="Times New Roman" w:cs="Times New Roman"/>
-          <w:sz w:val="30"/>
-          <w:szCs w:val="30"/>
-        </w:rPr>
-        <w:t xml:space="preserve"> Pantalla Gestión de Cambios</w:t>
-      </w:r>
-      <w:bookmarkEnd w:id="102"/>
-    </w:p>
-    <w:p>
-      <w:pPr>
-        <w:pStyle w:val="Ttulo2"/>
-        <w:rPr>
-          <w:rFonts w:ascii="Times New Roman" w:eastAsia="Times New Roman" w:hAnsi="Times New Roman" w:cs="Times New Roman"/>
-          <w:sz w:val="30"/>
-          <w:szCs w:val="30"/>
-        </w:rPr>
-      </w:pPr>
-      <w:bookmarkStart w:id="103" w:name="_Toc230806344"/>
-      <w:r>
-        <w:rPr>
-          <w:rFonts w:ascii="Times New Roman" w:eastAsia="Times New Roman" w:hAnsi="Times New Roman" w:cs="Times New Roman"/>
-          <w:sz w:val="30"/>
-          <w:szCs w:val="30"/>
-        </w:rPr>
-        <w:t>9</w:t>
-      </w:r>
-      <w:r>
-        <w:rPr>
-          <w:rFonts w:ascii="Times New Roman" w:eastAsia="Times New Roman" w:hAnsi="Times New Roman" w:cs="Times New Roman"/>
-          <w:sz w:val="30"/>
-          <w:szCs w:val="30"/>
-        </w:rPr>
-        <w:t>.</w:t>
-      </w:r>
-      <w:r>
-        <w:rPr>
-          <w:rFonts w:ascii="Times New Roman" w:eastAsia="Times New Roman" w:hAnsi="Times New Roman" w:cs="Times New Roman"/>
-          <w:sz w:val="30"/>
-          <w:szCs w:val="30"/>
-        </w:rPr>
-        <w:t>6</w:t>
-      </w:r>
-      <w:r>
-        <w:rPr>
-          <w:rFonts w:ascii="Times New Roman" w:eastAsia="Times New Roman" w:hAnsi="Times New Roman" w:cs="Times New Roman"/>
-          <w:sz w:val="30"/>
-          <w:szCs w:val="30"/>
-        </w:rPr>
-        <w:t xml:space="preserve"> </w:t>
-      </w:r>
-      <w:r>
-        <w:rPr>
-          <w:rFonts w:ascii="Times New Roman" w:eastAsia="Times New Roman" w:hAnsi="Times New Roman" w:cs="Times New Roman"/>
-          <w:sz w:val="30"/>
-          <w:szCs w:val="30"/>
-        </w:rPr>
-        <w:t>Revertir Cambios</w:t>
-      </w:r>
-      <w:bookmarkEnd w:id="103"/>
-    </w:p>
-    <w:p>
-      <w:pPr>
-        <w:pStyle w:val="Ttulo3"/>
-        <w:rPr>
-          <w:rFonts w:ascii="Times New Roman" w:eastAsia="Times New Roman" w:hAnsi="Times New Roman" w:cs="Times New Roman"/>
-        </w:rPr>
-      </w:pPr>
-      <w:bookmarkStart w:id="104" w:name="_Toc230806345"/>
-      <w:r>
-        <w:rPr>
-          <w:rFonts w:ascii="Times New Roman" w:eastAsia="Times New Roman" w:hAnsi="Times New Roman" w:cs="Times New Roman"/>
-        </w:rPr>
-        <w:t>9</w:t>
-      </w:r>
-      <w:r>
-        <w:rPr>
-          <w:rFonts w:ascii="Times New Roman" w:eastAsia="Times New Roman" w:hAnsi="Times New Roman" w:cs="Times New Roman"/>
-        </w:rPr>
-        <w:t>.</w:t>
-      </w:r>
-      <w:r>
-        <w:rPr>
-          <w:rFonts w:ascii="Times New Roman" w:eastAsia="Times New Roman" w:hAnsi="Times New Roman" w:cs="Times New Roman"/>
-        </w:rPr>
-        <w:t>6</w:t>
-      </w:r>
-      <w:r>
-        <w:rPr>
-          <w:rFonts w:ascii="Times New Roman" w:eastAsia="Times New Roman" w:hAnsi="Times New Roman" w:cs="Times New Roman"/>
-        </w:rPr>
-        <w:t>.1 Especificación CU</w:t>
-      </w:r>
-      <w:bookmarkEnd w:id="104"/>
     </w:p>
     <w:tbl>
       <w:tblPr>
@@ -24556,7 +24014,6 @@
                 <w:bCs/>
                 <w:color w:val="000000"/>
               </w:rPr>
-              <w:lastRenderedPageBreak/>
               <w:t>ESCENARIO PRINCIPAL: </w:t>
             </w:r>
           </w:p>
@@ -24734,6 +24191,7 @@
                 <w:bCs/>
                 <w:color w:val="000000"/>
               </w:rPr>
+              <w:lastRenderedPageBreak/>
               <w:t>FLUJOS ALTERNATIVO: </w:t>
             </w:r>
           </w:p>
@@ -25009,7 +24467,7 @@
           <w:rFonts w:ascii="Times New Roman" w:eastAsia="Times New Roman" w:hAnsi="Times New Roman" w:cs="Times New Roman"/>
         </w:rPr>
       </w:pPr>
-      <w:bookmarkStart w:id="105" w:name="_Toc230806346"/>
+      <w:bookmarkStart w:id="98" w:name="_Toc230806346"/>
       <w:r>
         <w:rPr>
           <w:rFonts w:ascii="Times New Roman" w:eastAsia="Times New Roman" w:hAnsi="Times New Roman" w:cs="Times New Roman"/>
@@ -25026,18 +24484,111 @@
         <w:rPr>
           <w:rFonts w:ascii="Times New Roman" w:eastAsia="Times New Roman" w:hAnsi="Times New Roman" w:cs="Times New Roman"/>
         </w:rPr>
+        <w:t>5</w:t>
+      </w:r>
+      <w:r>
+        <w:rPr>
+          <w:rFonts w:ascii="Times New Roman" w:eastAsia="Times New Roman" w:hAnsi="Times New Roman" w:cs="Times New Roman"/>
+        </w:rPr>
+        <w:t>.2 Diagrama Secuencia Sistema</w:t>
+      </w:r>
+      <w:bookmarkEnd w:id="98"/>
+    </w:p>
+    <w:p>
+      <w:pPr>
+        <w:pStyle w:val="Ttulo2"/>
+        <w:rPr>
+          <w:rFonts w:ascii="Times New Roman" w:eastAsia="Times New Roman" w:hAnsi="Times New Roman" w:cs="Times New Roman"/>
+          <w:sz w:val="30"/>
+          <w:szCs w:val="30"/>
+        </w:rPr>
+      </w:pPr>
+      <w:bookmarkStart w:id="99" w:name="_Toc230806343"/>
+      <w:r>
+        <w:rPr>
+          <w:rFonts w:ascii="Times New Roman" w:eastAsia="Times New Roman" w:hAnsi="Times New Roman" w:cs="Times New Roman"/>
+          <w:sz w:val="30"/>
+          <w:szCs w:val="30"/>
+        </w:rPr>
+        <w:t>9.</w:t>
+      </w:r>
+      <w:r>
+        <w:rPr>
+          <w:rFonts w:ascii="Times New Roman" w:eastAsia="Times New Roman" w:hAnsi="Times New Roman" w:cs="Times New Roman"/>
+          <w:sz w:val="30"/>
+          <w:szCs w:val="30"/>
+        </w:rPr>
         <w:t>6</w:t>
       </w:r>
       <w:r>
         <w:rPr>
           <w:rFonts w:ascii="Times New Roman" w:eastAsia="Times New Roman" w:hAnsi="Times New Roman" w:cs="Times New Roman"/>
-        </w:rPr>
-        <w:t>.2 Diagrama Secuencia Sistema</w:t>
-      </w:r>
-      <w:bookmarkEnd w:id="105"/>
+          <w:sz w:val="30"/>
+          <w:szCs w:val="30"/>
+        </w:rPr>
+        <w:t xml:space="preserve"> Pantalla </w:t>
+      </w:r>
+      <w:bookmarkEnd w:id="99"/>
+      <w:r>
+        <w:rPr>
+          <w:rFonts w:ascii="Times New Roman" w:eastAsia="Times New Roman" w:hAnsi="Times New Roman" w:cs="Times New Roman"/>
+          <w:sz w:val="30"/>
+          <w:szCs w:val="30"/>
+        </w:rPr>
+        <w:t>U</w:t>
+      </w:r>
+      <w:r>
+        <w:rPr>
+          <w:rFonts w:ascii="Times New Roman" w:eastAsia="Times New Roman" w:hAnsi="Times New Roman" w:cs="Times New Roman"/>
+          <w:sz w:val="30"/>
+          <w:szCs w:val="30"/>
+        </w:rPr>
+        <w:t>I</w:t>
+      </w:r>
+    </w:p>
+    <w:p>
+      <w:r>
+        <w:rPr>
+          <w:noProof/>
+        </w:rPr>
+        <w:drawing>
+          <wp:inline distT="0" distB="0" distL="0" distR="0" wp14:anchorId="2D100788" wp14:editId="62B468EF">
+            <wp:extent cx="6263640" cy="2947682"/>
+            <wp:effectExtent l="0" t="0" r="3810" b="5080"/>
+            <wp:docPr id="1002584079" name="Imagen 1"/>
+            <wp:cNvGraphicFramePr>
+              <a:graphicFrameLocks xmlns:a="http://schemas.openxmlformats.org/drawingml/2006/main" noChangeAspect="1"/>
+            </wp:cNvGraphicFramePr>
+            <a:graphic xmlns:a="http://schemas.openxmlformats.org/drawingml/2006/main">
+              <a:graphicData uri="http://schemas.openxmlformats.org/drawingml/2006/picture">
+                <pic:pic xmlns:pic="http://schemas.openxmlformats.org/drawingml/2006/picture">
+                  <pic:nvPicPr>
+                    <pic:cNvPr id="1002584079" name=""/>
+                    <pic:cNvPicPr/>
+                  </pic:nvPicPr>
+                  <pic:blipFill>
+                    <a:blip r:embed="rId55"/>
+                    <a:stretch>
+                      <a:fillRect/>
+                    </a:stretch>
+                  </pic:blipFill>
+                  <pic:spPr>
+                    <a:xfrm>
+                      <a:off x="0" y="0"/>
+                      <a:ext cx="6265385" cy="2948503"/>
+                    </a:xfrm>
+                    <a:prstGeom prst="rect">
+                      <a:avLst/>
+                    </a:prstGeom>
+                  </pic:spPr>
+                </pic:pic>
+              </a:graphicData>
+            </a:graphic>
+          </wp:inline>
+        </w:drawing>
+      </w:r>
     </w:p>
     <w:p/>
-    <w:p/>
     <w:p>
       <w:pPr>
         <w:pStyle w:val="Ttulo1"/>
@@ -25045,14 +24596,15 @@
           <w:rFonts w:ascii="Times New Roman" w:eastAsia="Times New Roman" w:hAnsi="Times New Roman" w:cs="Times New Roman"/>
         </w:rPr>
       </w:pPr>
-      <w:bookmarkStart w:id="106" w:name="_Toc230806347"/>
-      <w:r>
-        <w:rPr>
-          <w:rFonts w:ascii="Times New Roman" w:eastAsia="Times New Roman" w:hAnsi="Times New Roman" w:cs="Times New Roman"/>
-        </w:rPr>
+      <w:bookmarkStart w:id="100" w:name="_Toc230806347"/>
+      <w:r>
+        <w:rPr>
+          <w:rFonts w:ascii="Times New Roman" w:eastAsia="Times New Roman" w:hAnsi="Times New Roman" w:cs="Times New Roman"/>
+        </w:rPr>
+        <w:lastRenderedPageBreak/>
         <w:t>10. GESTIÓN DE MÚLTIPLES IDIOMAS</w:t>
       </w:r>
-      <w:bookmarkEnd w:id="106"/>
+      <w:bookmarkEnd w:id="100"/>
     </w:p>
     <w:p>
       <w:pPr>
@@ -25063,7 +24615,7 @@
           <w:szCs w:val="30"/>
         </w:rPr>
       </w:pPr>
-      <w:bookmarkStart w:id="107" w:name="_Toc230806348"/>
+      <w:bookmarkStart w:id="101" w:name="_Toc230806348"/>
       <w:r>
         <w:rPr>
           <w:rFonts w:ascii="Times New Roman" w:eastAsia="Times New Roman" w:hAnsi="Times New Roman" w:cs="Times New Roman"/>
@@ -25072,7 +24624,7 @@
         </w:rPr>
         <w:t>10.1 Objetivo General</w:t>
       </w:r>
-      <w:bookmarkEnd w:id="107"/>
+      <w:bookmarkEnd w:id="101"/>
     </w:p>
     <w:p>
       <w:pPr>
@@ -25097,18 +24649,24 @@
         <w:rPr>
           <w:rFonts w:ascii="Times New Roman" w:eastAsia="Times New Roman" w:hAnsi="Times New Roman" w:cs="Times New Roman"/>
         </w:rPr>
-        <w:t xml:space="preserve">Utilizando el patrón Observer, cada componente visual que contenga leyendas o títulos se suscribirá a los cambios de idioma garantizando que, al realizar una modificación, </w:t>
-      </w:r>
-      <w:r>
-        <w:rPr>
-          <w:rFonts w:ascii="Times New Roman" w:eastAsia="Times New Roman" w:hAnsi="Times New Roman" w:cs="Times New Roman"/>
-        </w:rPr>
-        <w:lastRenderedPageBreak/>
-        <w:t>todas las interfaces se actualicen automáticamente sin necesidad de reiniciar la aplicación o recargar formularios. Esto mejora significativamente la usabilidad y accesibilidad del sistema, especialmente en entornos donde interactúan usuarios con diferentes lenguas.</w:t>
+        <w:t>Utilizando el patrón Observer, cada componente visual que contenga leyendas o títulos se suscribirá a los cambios de idioma garantizando que, al realizar una modificación, todas las interfaces se actualicen automáticamente sin necesidad de reiniciar la aplicación o recargar formularios. Esto mejora significativamente la usabilidad y accesibilidad del sistema, especialmente en entornos donde interactúan usuarios con diferentes lenguas.</w:t>
       </w:r>
     </w:p>
     <w:p>
       <w:pPr>
+        <w:rPr>
+          <w:rFonts w:ascii="Times New Roman" w:hAnsi="Times New Roman" w:cs="Times New Roman"/>
+        </w:rPr>
+      </w:pPr>
+      <w:r>
+        <w:rPr>
+          <w:rFonts w:ascii="Times New Roman" w:hAnsi="Times New Roman" w:cs="Times New Roman"/>
+        </w:rPr>
+        <w:t>Para lo mencionado anteriormente hacemos uso del Patrón Observer.</w:t>
+      </w:r>
+    </w:p>
+    <w:p>
+      <w:pPr>
         <w:pStyle w:val="Ttulo2"/>
         <w:rPr>
           <w:rFonts w:ascii="Times New Roman" w:eastAsia="Times New Roman" w:hAnsi="Times New Roman" w:cs="Times New Roman"/>
@@ -25116,7 +24674,7 @@
           <w:szCs w:val="30"/>
         </w:rPr>
       </w:pPr>
-      <w:bookmarkStart w:id="108" w:name="_Toc230806349"/>
+      <w:bookmarkStart w:id="102" w:name="_Toc230806349"/>
       <w:r>
         <w:rPr>
           <w:rFonts w:ascii="Times New Roman" w:eastAsia="Times New Roman" w:hAnsi="Times New Roman" w:cs="Times New Roman"/>
@@ -25125,7 +24683,7 @@
         </w:rPr>
         <w:t>10.2 Diagrama de Clases</w:t>
       </w:r>
-      <w:bookmarkEnd w:id="108"/>
+      <w:bookmarkEnd w:id="102"/>
     </w:p>
     <w:p>
       <w:pPr>
@@ -25136,7 +24694,7 @@
           <w:szCs w:val="30"/>
         </w:rPr>
       </w:pPr>
-      <w:bookmarkStart w:id="109" w:name="_Toc230806350"/>
+      <w:bookmarkStart w:id="103" w:name="_Toc230806350"/>
       <w:r>
         <w:rPr>
           <w:rFonts w:ascii="Times New Roman" w:eastAsia="Times New Roman" w:hAnsi="Times New Roman" w:cs="Times New Roman"/>
@@ -25145,7 +24703,7 @@
         </w:rPr>
         <w:t>10.3 Der</w:t>
       </w:r>
-      <w:bookmarkEnd w:id="109"/>
+      <w:bookmarkEnd w:id="103"/>
     </w:p>
     <w:p>
       <w:pPr>
@@ -25192,7 +24750,16 @@
           <w:sz w:val="30"/>
           <w:szCs w:val="30"/>
         </w:rPr>
-        <w:t xml:space="preserve"> Pantallas Múltiples Idiomas</w:t>
+        <w:t xml:space="preserve"> Pantallas </w:t>
+      </w:r>
+      <w:r>
+        <w:rPr>
+          <w:rFonts w:ascii="Times New Roman" w:eastAsia="Times New Roman" w:hAnsi="Times New Roman" w:cs="Times New Roman"/>
+          <w:color w:val="0F4761"/>
+          <w:sz w:val="30"/>
+          <w:szCs w:val="30"/>
+        </w:rPr>
+        <w:t>UI</w:t>
       </w:r>
       <w:r>
         <w:rPr>
@@ -25212,231 +24779,18 @@
     </w:p>
     <w:p>
       <w:r>
-        <w:t>10.</w:t>
-      </w:r>
-      <w:r>
-        <w:t>5</w:t>
-      </w:r>
-      <w:r>
-        <w:t xml:space="preserve">.2 </w:t>
+        <w:t xml:space="preserve">10.5.2 </w:t>
       </w:r>
     </w:p>
     <w:p>
       <w:r>
-        <w:t>10.</w:t>
-      </w:r>
-      <w:r>
-        <w:t>5</w:t>
-      </w:r>
-      <w:r>
-        <w:t xml:space="preserve">.3 </w:t>
-      </w:r>
-    </w:p>
-    <w:p>
-      <w:pPr>
-        <w:pStyle w:val="Ttulo2"/>
-        <w:rPr>
-          <w:rFonts w:ascii="Times New Roman" w:eastAsia="Times New Roman" w:hAnsi="Times New Roman" w:cs="Times New Roman"/>
-          <w:sz w:val="30"/>
-          <w:szCs w:val="30"/>
-        </w:rPr>
-      </w:pPr>
-      <w:bookmarkStart w:id="110" w:name="_Toc230806351"/>
-      <w:r>
-        <w:rPr>
-          <w:rFonts w:ascii="Times New Roman" w:eastAsia="Times New Roman" w:hAnsi="Times New Roman" w:cs="Times New Roman"/>
-          <w:sz w:val="30"/>
-          <w:szCs w:val="30"/>
-        </w:rPr>
-        <w:t>10</w:t>
-      </w:r>
-      <w:r>
-        <w:rPr>
-          <w:rFonts w:ascii="Times New Roman" w:eastAsia="Times New Roman" w:hAnsi="Times New Roman" w:cs="Times New Roman"/>
-          <w:sz w:val="30"/>
-          <w:szCs w:val="30"/>
-        </w:rPr>
-        <w:t xml:space="preserve">.6 </w:t>
-      </w:r>
-      <w:r>
-        <w:rPr>
-          <w:rFonts w:ascii="Times New Roman" w:eastAsia="Times New Roman" w:hAnsi="Times New Roman" w:cs="Times New Roman"/>
-          <w:sz w:val="30"/>
-          <w:szCs w:val="30"/>
-        </w:rPr>
-        <w:t>Cambiar Idioma</w:t>
-      </w:r>
-      <w:bookmarkEnd w:id="110"/>
-    </w:p>
-    <w:p>
-      <w:pPr>
-        <w:pStyle w:val="Ttulo3"/>
-        <w:rPr>
-          <w:rFonts w:ascii="Times New Roman" w:eastAsia="Times New Roman" w:hAnsi="Times New Roman" w:cs="Times New Roman"/>
-        </w:rPr>
-      </w:pPr>
-      <w:bookmarkStart w:id="111" w:name="_Toc230806352"/>
-      <w:r>
-        <w:rPr>
-          <w:rFonts w:ascii="Times New Roman" w:eastAsia="Times New Roman" w:hAnsi="Times New Roman" w:cs="Times New Roman"/>
-        </w:rPr>
-        <w:t>10</w:t>
-      </w:r>
-      <w:r>
-        <w:rPr>
-          <w:rFonts w:ascii="Times New Roman" w:eastAsia="Times New Roman" w:hAnsi="Times New Roman" w:cs="Times New Roman"/>
-        </w:rPr>
-        <w:t>.6.1 Especificación CU</w:t>
-      </w:r>
-      <w:bookmarkEnd w:id="111"/>
-    </w:p>
-    <w:p>
-      <w:pPr>
-        <w:pStyle w:val="Ttulo3"/>
-        <w:rPr>
-          <w:rFonts w:ascii="Times New Roman" w:eastAsia="Times New Roman" w:hAnsi="Times New Roman" w:cs="Times New Roman"/>
-        </w:rPr>
-      </w:pPr>
-      <w:bookmarkStart w:id="112" w:name="_Toc230806353"/>
-      <w:r>
-        <w:rPr>
-          <w:rFonts w:ascii="Times New Roman" w:eastAsia="Times New Roman" w:hAnsi="Times New Roman" w:cs="Times New Roman"/>
-        </w:rPr>
-        <w:t>10</w:t>
-      </w:r>
-      <w:r>
-        <w:rPr>
-          <w:rFonts w:ascii="Times New Roman" w:eastAsia="Times New Roman" w:hAnsi="Times New Roman" w:cs="Times New Roman"/>
-        </w:rPr>
-        <w:t>.6.2 Diagrama Secuencia Sistema</w:t>
-      </w:r>
-      <w:bookmarkEnd w:id="112"/>
-    </w:p>
-    <w:p/>
-    <w:p>
-      <w:pPr>
-        <w:pStyle w:val="Ttulo2"/>
-        <w:rPr>
-          <w:rFonts w:ascii="Times New Roman" w:eastAsia="Times New Roman" w:hAnsi="Times New Roman" w:cs="Times New Roman"/>
-          <w:sz w:val="30"/>
-          <w:szCs w:val="30"/>
-        </w:rPr>
-      </w:pPr>
-      <w:bookmarkStart w:id="113" w:name="_Toc230806354"/>
-      <w:r>
-        <w:rPr>
-          <w:rFonts w:ascii="Times New Roman" w:eastAsia="Times New Roman" w:hAnsi="Times New Roman" w:cs="Times New Roman"/>
-          <w:sz w:val="30"/>
-          <w:szCs w:val="30"/>
-        </w:rPr>
-        <w:t>10</w:t>
-      </w:r>
-      <w:r>
-        <w:rPr>
-          <w:rFonts w:ascii="Times New Roman" w:eastAsia="Times New Roman" w:hAnsi="Times New Roman" w:cs="Times New Roman"/>
-          <w:sz w:val="30"/>
-          <w:szCs w:val="30"/>
-        </w:rPr>
-        <w:t>.</w:t>
-      </w:r>
-      <w:r>
-        <w:rPr>
-          <w:rFonts w:ascii="Times New Roman" w:eastAsia="Times New Roman" w:hAnsi="Times New Roman" w:cs="Times New Roman"/>
-          <w:sz w:val="30"/>
-          <w:szCs w:val="30"/>
-        </w:rPr>
-        <w:t>7</w:t>
-      </w:r>
-      <w:r>
-        <w:rPr>
-          <w:rFonts w:ascii="Times New Roman" w:eastAsia="Times New Roman" w:hAnsi="Times New Roman" w:cs="Times New Roman"/>
-          <w:sz w:val="30"/>
-          <w:szCs w:val="30"/>
-        </w:rPr>
-        <w:t xml:space="preserve"> </w:t>
-      </w:r>
-      <w:r>
-        <w:rPr>
-          <w:rFonts w:ascii="Times New Roman" w:eastAsia="Times New Roman" w:hAnsi="Times New Roman" w:cs="Times New Roman"/>
-          <w:sz w:val="30"/>
-          <w:szCs w:val="30"/>
-        </w:rPr>
-        <w:t>Registrar Idioma</w:t>
-      </w:r>
-      <w:bookmarkEnd w:id="113"/>
-    </w:p>
-    <w:p>
-      <w:pPr>
-        <w:pStyle w:val="Ttulo3"/>
-        <w:rPr>
-          <w:rFonts w:ascii="Times New Roman" w:eastAsia="Times New Roman" w:hAnsi="Times New Roman" w:cs="Times New Roman"/>
-        </w:rPr>
-      </w:pPr>
-      <w:bookmarkStart w:id="114" w:name="_Toc230806355"/>
-      <w:r>
-        <w:rPr>
-          <w:rFonts w:ascii="Times New Roman" w:eastAsia="Times New Roman" w:hAnsi="Times New Roman" w:cs="Times New Roman"/>
-        </w:rPr>
-        <w:t>10</w:t>
-      </w:r>
-      <w:r>
-        <w:rPr>
-          <w:rFonts w:ascii="Times New Roman" w:eastAsia="Times New Roman" w:hAnsi="Times New Roman" w:cs="Times New Roman"/>
-        </w:rPr>
-        <w:t>.</w:t>
-      </w:r>
-      <w:r>
-        <w:rPr>
-          <w:rFonts w:ascii="Times New Roman" w:eastAsia="Times New Roman" w:hAnsi="Times New Roman" w:cs="Times New Roman"/>
-        </w:rPr>
-        <w:t>7</w:t>
-      </w:r>
-      <w:r>
-        <w:rPr>
-          <w:rFonts w:ascii="Times New Roman" w:eastAsia="Times New Roman" w:hAnsi="Times New Roman" w:cs="Times New Roman"/>
-        </w:rPr>
-        <w:t>.1 Especificación CU</w:t>
-      </w:r>
-      <w:bookmarkEnd w:id="114"/>
-    </w:p>
-    <w:p>
-      <w:pPr>
-        <w:pStyle w:val="Ttulo3"/>
-        <w:rPr>
-          <w:rFonts w:ascii="Times New Roman" w:eastAsia="Times New Roman" w:hAnsi="Times New Roman" w:cs="Times New Roman"/>
-        </w:rPr>
-      </w:pPr>
-      <w:bookmarkStart w:id="115" w:name="_Toc230806356"/>
-      <w:r>
-        <w:rPr>
-          <w:rFonts w:ascii="Times New Roman" w:eastAsia="Times New Roman" w:hAnsi="Times New Roman" w:cs="Times New Roman"/>
-        </w:rPr>
-        <w:t>10</w:t>
-      </w:r>
-      <w:r>
-        <w:rPr>
-          <w:rFonts w:ascii="Times New Roman" w:eastAsia="Times New Roman" w:hAnsi="Times New Roman" w:cs="Times New Roman"/>
-        </w:rPr>
-        <w:t>.</w:t>
-      </w:r>
-      <w:r>
-        <w:rPr>
-          <w:rFonts w:ascii="Times New Roman" w:eastAsia="Times New Roman" w:hAnsi="Times New Roman" w:cs="Times New Roman"/>
-        </w:rPr>
-        <w:t>7</w:t>
-      </w:r>
-      <w:r>
-        <w:rPr>
-          <w:rFonts w:ascii="Times New Roman" w:eastAsia="Times New Roman" w:hAnsi="Times New Roman" w:cs="Times New Roman"/>
-        </w:rPr>
-        <w:t>.2 Diagrama Secuencia Sistema</w:t>
-      </w:r>
-      <w:bookmarkEnd w:id="115"/>
+        <w:t xml:space="preserve">10.5.3 </w:t>
+      </w:r>
     </w:p>
     <w:p/>
     <w:sectPr>
-      <w:headerReference w:type="default" r:id="rId52"/>
-      <w:footerReference w:type="default" r:id="rId53"/>
+      <w:headerReference w:type="default" r:id="rId56"/>
+      <w:footerReference w:type="default" r:id="rId57"/>
       <w:pgSz w:w="11906" w:h="16838"/>
       <w:pgMar w:top="1417" w:right="1701" w:bottom="1417" w:left="1701" w:header="708" w:footer="708" w:gutter="0"/>
       <w:pgNumType w:start="1"/>
@@ -29609,7 +28963,7 @@
   <w:style w:type="paragraph" w:default="1" w:styleId="Normal">
     <w:name w:val="Normal"/>
     <w:qFormat/>
-    <w:rsid w:val="000A02F8"/>
+    <w:rsid w:val="007047D8"/>
   </w:style>
   <w:style w:type="paragraph" w:styleId="Ttulo1">
     <w:name w:val="heading 1"/>
@@ -30522,28 +29876,28 @@
 </file>
 
 <file path=customXml/item1.xml><?xml version="1.0" encoding="utf-8"?>
-<b:Sources xmlns:b="http://schemas.openxmlformats.org/officeDocument/2006/bibliography" xmlns="http://schemas.openxmlformats.org/officeDocument/2006/bibliography" SelectedStyle="\APASixthEditionOfficeOnline.xsl" StyleName="APA" Version="6"/>
-</file>
-
-<file path=customXml/item2.xml><?xml version="1.0" encoding="utf-8"?>
 <go:gDocsCustomXmlDataStorage xmlns:go="http://customooxmlschemas.google.com/" xmlns:r="http://schemas.openxmlformats.org/officeDocument/2006/relationships" uri="GoogleDocsCustomDataVersion2">
   <go:docsCustomData xmlns:go="http://customooxmlschemas.google.com/" roundtripDataSignature="AMtx7mg9ViIy0TFX1PbiokUHW0+gEHD0DQ==">CgMxLjAyDmgueXB0b3ptdnN5YWhpMg5oLjMwMTZ1a3NyeWs5OTIOaC41dHdvajgxajFna2EyDmguajh3ZGR4ZWVnZ3R3Mg5oLmJneml2aG00bzdoYzIOaC5qOTJ5aWxicjl6dDcyDmgubjRpdXVhbG9heDc2Mg5oLjFpNzZ2NHk0NXc5OTIOaC5oaHFvaTRybTJzYjEyDmgubGF1ZXZ5aGhzMG5uMg5oLjI5Nmd4eXhiYnYwbTgAciExNlVkVkNiWlZIdUNvcHFuMnNIenVkMWZoTjV5TjIzLW4=</go:docsCustomData>
 </go:gDocsCustomXmlDataStorage>
 </file>
 
-<file path=customXml/itemProps1.xml><?xml version="1.0" encoding="utf-8"?>
-<ds:datastoreItem xmlns:ds="http://schemas.openxmlformats.org/officeDocument/2006/customXml" ds:itemID="{98C402C2-0B0B-45E1-8B8A-FD895BAD112E}">
-  <ds:schemaRefs>
-    <ds:schemaRef ds:uri="http://schemas.openxmlformats.org/officeDocument/2006/bibliography"/>
-  </ds:schemaRefs>
-</ds:datastoreItem>
+<file path=customXml/item2.xml><?xml version="1.0" encoding="utf-8"?>
+<b:Sources xmlns:b="http://schemas.openxmlformats.org/officeDocument/2006/bibliography" xmlns="http://schemas.openxmlformats.org/officeDocument/2006/bibliography" SelectedStyle="\APASixthEditionOfficeOnline.xsl" StyleName="APA" Version="6"/>
 </file>
 
-<file path=customXml/itemProps2.xml><?xml version="1.0" encoding="utf-8"?>
+<file path=customXml/itemProps1.xml><?xml version="1.0" encoding="utf-8"?>
 <ds:datastoreItem xmlns:ds="http://schemas.openxmlformats.org/officeDocument/2006/customXml" ds:itemID="{11111111-1234-1234-1234-123412341234}">
   <ds:schemaRefs>
     <ds:schemaRef ds:uri="http://customooxmlschemas.google.com/"/>
     <ds:schemaRef ds:uri="http://schemas.openxmlformats.org/officeDocument/2006/relationships"/>
   </ds:schemaRefs>
 </ds:datastoreItem>
+</file>
+
+<file path=customXml/itemProps2.xml><?xml version="1.0" encoding="utf-8"?>
+<ds:datastoreItem xmlns:ds="http://schemas.openxmlformats.org/officeDocument/2006/customXml" ds:itemID="{98C402C2-0B0B-45E1-8B8A-FD895BAD112E}">
+  <ds:schemaRefs>
+    <ds:schemaRef ds:uri="http://schemas.openxmlformats.org/officeDocument/2006/bibliography"/>
+  </ds:schemaRefs>
+</ds:datastoreItem>
 </file>
--- a/Documentación/ProyectoIS 2026 CAJAL-FERNANDEZ_2daEntrega.docx
+++ b/Documentación/ProyectoIS 2026 CAJAL-FERNANDEZ_2daEntrega.docx
@@ -22805,6 +22805,17 @@
       </w:r>
     </w:p>
     <w:p>
+      <w:r>
+        <w:t xml:space="preserve">Ruta: </w:t>
+      </w:r>
+      <w:r>
+        <w:t>C:\Program Files\Microsoft SQL Server\MSSQL15.SQLEXPRESS\MSSQL\Backup</w:t>
+      </w:r>
+      <w:r>
+        <w:t xml:space="preserve"> </w:t>
+      </w:r>
+    </w:p>
+    <w:p>
       <w:pPr>
         <w:pStyle w:val="Ttulo1"/>
         <w:rPr>
@@ -22913,6 +22924,7 @@
           <w:b/>
           <w:bCs/>
         </w:rPr>
+        <w:lastRenderedPageBreak/>
         <w:t>Usuario 1</w:t>
       </w:r>
       <w:r>
@@ -23018,7 +23030,6 @@
           <w:sz w:val="30"/>
           <w:szCs w:val="30"/>
         </w:rPr>
-        <w:lastRenderedPageBreak/>
         <w:t>8.2 Diagrama de Clases</w:t>
       </w:r>
       <w:bookmarkEnd w:id="85"/>
@@ -29876,28 +29887,28 @@
 </file>
 
 <file path=customXml/item1.xml><?xml version="1.0" encoding="utf-8"?>
+<b:Sources xmlns:b="http://schemas.openxmlformats.org/officeDocument/2006/bibliography" xmlns="http://schemas.openxmlformats.org/officeDocument/2006/bibliography" SelectedStyle="\APASixthEditionOfficeOnline.xsl" StyleName="APA" Version="6"/>
+</file>
+
+<file path=customXml/item2.xml><?xml version="1.0" encoding="utf-8"?>
 <go:gDocsCustomXmlDataStorage xmlns:go="http://customooxmlschemas.google.com/" xmlns:r="http://schemas.openxmlformats.org/officeDocument/2006/relationships" uri="GoogleDocsCustomDataVersion2">
   <go:docsCustomData xmlns:go="http://customooxmlschemas.google.com/" roundtripDataSignature="AMtx7mg9ViIy0TFX1PbiokUHW0+gEHD0DQ==">CgMxLjAyDmgueXB0b3ptdnN5YWhpMg5oLjMwMTZ1a3NyeWs5OTIOaC41dHdvajgxajFna2EyDmguajh3ZGR4ZWVnZ3R3Mg5oLmJneml2aG00bzdoYzIOaC5qOTJ5aWxicjl6dDcyDmgubjRpdXVhbG9heDc2Mg5oLjFpNzZ2NHk0NXc5OTIOaC5oaHFvaTRybTJzYjEyDmgubGF1ZXZ5aGhzMG5uMg5oLjI5Nmd4eXhiYnYwbTgAciExNlVkVkNiWlZIdUNvcHFuMnNIenVkMWZoTjV5TjIzLW4=</go:docsCustomData>
 </go:gDocsCustomXmlDataStorage>
 </file>
 
-<file path=customXml/item2.xml><?xml version="1.0" encoding="utf-8"?>
-<b:Sources xmlns:b="http://schemas.openxmlformats.org/officeDocument/2006/bibliography" xmlns="http://schemas.openxmlformats.org/officeDocument/2006/bibliography" SelectedStyle="\APASixthEditionOfficeOnline.xsl" StyleName="APA" Version="6"/>
+<file path=customXml/itemProps1.xml><?xml version="1.0" encoding="utf-8"?>
+<ds:datastoreItem xmlns:ds="http://schemas.openxmlformats.org/officeDocument/2006/customXml" ds:itemID="{98C402C2-0B0B-45E1-8B8A-FD895BAD112E}">
+  <ds:schemaRefs>
+    <ds:schemaRef ds:uri="http://schemas.openxmlformats.org/officeDocument/2006/bibliography"/>
+  </ds:schemaRefs>
+</ds:datastoreItem>
 </file>
 
-<file path=customXml/itemProps1.xml><?xml version="1.0" encoding="utf-8"?>
+<file path=customXml/itemProps2.xml><?xml version="1.0" encoding="utf-8"?>
 <ds:datastoreItem xmlns:ds="http://schemas.openxmlformats.org/officeDocument/2006/customXml" ds:itemID="{11111111-1234-1234-1234-123412341234}">
   <ds:schemaRefs>
     <ds:schemaRef ds:uri="http://customooxmlschemas.google.com/"/>
     <ds:schemaRef ds:uri="http://schemas.openxmlformats.org/officeDocument/2006/relationships"/>
   </ds:schemaRefs>
 </ds:datastoreItem>
-</file>
-
-<file path=customXml/itemProps2.xml><?xml version="1.0" encoding="utf-8"?>
-<ds:datastoreItem xmlns:ds="http://schemas.openxmlformats.org/officeDocument/2006/customXml" ds:itemID="{98C402C2-0B0B-45E1-8B8A-FD895BAD112E}">
-  <ds:schemaRefs>
-    <ds:schemaRef ds:uri="http://schemas.openxmlformats.org/officeDocument/2006/bibliography"/>
-  </ds:schemaRefs>
-</ds:datastoreItem>
 </file>
--- a/Documentación/ProyectoIS 2026 CAJAL-FERNANDEZ_2daEntrega.docx
+++ b/Documentación/ProyectoIS 2026 CAJAL-FERNANDEZ_2daEntrega.docx
@@ -7687,6 +7687,53 @@
         </w:rPr>
         <w:t>mediante gestión de Bitácora</w:t>
       </w:r>
+      <w:r>
+        <w:rPr>
+          <w:rFonts w:ascii="Times New Roman" w:eastAsia="Times New Roman" w:hAnsi="Times New Roman" w:cs="Times New Roman"/>
+        </w:rPr>
+        <w:t xml:space="preserve"> de movimientos y cambios</w:t>
+      </w:r>
+    </w:p>
+    <w:p>
+      <w:pPr>
+        <w:numPr>
+          <w:ilvl w:val="1"/>
+          <w:numId w:val="4"/>
+        </w:numPr>
+        <w:pBdr>
+          <w:top w:val="nil"/>
+          <w:left w:val="nil"/>
+          <w:bottom w:val="nil"/>
+          <w:right w:val="nil"/>
+          <w:between w:val="nil"/>
+        </w:pBdr>
+        <w:spacing w:after="0"/>
+        <w:rPr>
+          <w:rFonts w:ascii="Times New Roman" w:eastAsia="Times New Roman" w:hAnsi="Times New Roman" w:cs="Times New Roman"/>
+        </w:rPr>
+      </w:pPr>
+      <w:proofErr w:type="spellStart"/>
+      <w:r>
+        <w:rPr>
+          <w:rFonts w:ascii="Times New Roman" w:eastAsia="Times New Roman" w:hAnsi="Times New Roman" w:cs="Times New Roman"/>
+        </w:rPr>
+        <w:t>BackUp</w:t>
+      </w:r>
+      <w:proofErr w:type="spellEnd"/>
+      <w:r>
+        <w:rPr>
+          <w:rFonts w:ascii="Times New Roman" w:eastAsia="Times New Roman" w:hAnsi="Times New Roman" w:cs="Times New Roman"/>
+        </w:rPr>
+        <w:t xml:space="preserve"> y </w:t>
+      </w:r>
+      <w:proofErr w:type="spellStart"/>
+      <w:r>
+        <w:rPr>
+          <w:rFonts w:ascii="Times New Roman" w:eastAsia="Times New Roman" w:hAnsi="Times New Roman" w:cs="Times New Roman"/>
+        </w:rPr>
+        <w:t>Restore</w:t>
+      </w:r>
+      <w:proofErr w:type="spellEnd"/>
     </w:p>
     <w:p>
       <w:pPr>
@@ -7933,13 +7980,6 @@
               <w:t>Gestión Idiomas</w:t>
             </w:r>
           </w:p>
-        </w:tc>
-      </w:tr>
-      <w:tr>
-        <w:tc>
-          <w:tcPr>
-            <w:tcW w:w="4247" w:type="dxa"/>
-          </w:tcPr>
           <w:p>
             <w:pPr>
               <w:jc w:val="center"/>
@@ -7947,111 +7987,12 @@
                 <w:rFonts w:ascii="Times New Roman" w:hAnsi="Times New Roman" w:cs="Times New Roman"/>
               </w:rPr>
             </w:pPr>
+            <w:proofErr w:type="spellStart"/>
             <w:r>
               <w:rPr>
                 <w:rFonts w:ascii="Times New Roman" w:hAnsi="Times New Roman" w:cs="Times New Roman"/>
               </w:rPr>
-              <w:t>“Gerente”</w:t>
-            </w:r>
-          </w:p>
-        </w:tc>
-        <w:tc>
-          <w:tcPr>
-            <w:tcW w:w="4247" w:type="dxa"/>
-          </w:tcPr>
-          <w:p>
-            <w:pPr>
-              <w:jc w:val="center"/>
-              <w:rPr>
-                <w:rFonts w:ascii="Times New Roman" w:hAnsi="Times New Roman" w:cs="Times New Roman"/>
-              </w:rPr>
-            </w:pPr>
-            <w:r>
-              <w:rPr>
-                <w:rFonts w:ascii="Times New Roman" w:hAnsi="Times New Roman" w:cs="Times New Roman"/>
-              </w:rPr>
-              <w:t>Login</w:t>
-            </w:r>
-            <w:r>
-              <w:rPr>
-                <w:rFonts w:ascii="Times New Roman" w:hAnsi="Times New Roman" w:cs="Times New Roman"/>
-              </w:rPr>
-              <w:br/>
-              <w:t>Gestión</w:t>
-            </w:r>
-            <w:r>
-              <w:rPr>
-                <w:rFonts w:ascii="Times New Roman" w:hAnsi="Times New Roman" w:cs="Times New Roman"/>
-              </w:rPr>
-              <w:t xml:space="preserve"> Usuario</w:t>
-            </w:r>
-            <w:r>
-              <w:rPr>
-                <w:rFonts w:ascii="Times New Roman" w:hAnsi="Times New Roman" w:cs="Times New Roman"/>
-              </w:rPr>
-              <w:t xml:space="preserve"> </w:t>
-            </w:r>
-            <w:r>
-              <w:rPr>
-                <w:rFonts w:ascii="Times New Roman" w:hAnsi="Times New Roman" w:cs="Times New Roman"/>
-              </w:rPr>
-              <w:br/>
-              <w:t>Gestión Producto</w:t>
-            </w:r>
-            <w:r>
-              <w:rPr>
-                <w:rFonts w:ascii="Times New Roman" w:hAnsi="Times New Roman" w:cs="Times New Roman"/>
-              </w:rPr>
-              <w:t xml:space="preserve"> </w:t>
-            </w:r>
-          </w:p>
-          <w:p>
-            <w:pPr>
-              <w:jc w:val="center"/>
-              <w:rPr>
-                <w:rFonts w:ascii="Times New Roman" w:hAnsi="Times New Roman" w:cs="Times New Roman"/>
-              </w:rPr>
-            </w:pPr>
-            <w:r>
-              <w:rPr>
-                <w:rFonts w:ascii="Times New Roman" w:hAnsi="Times New Roman" w:cs="Times New Roman"/>
-              </w:rPr>
-              <w:t>Gestión Roles y Permisos</w:t>
-            </w:r>
-            <w:r>
-              <w:rPr>
-                <w:rFonts w:ascii="Times New Roman" w:hAnsi="Times New Roman" w:cs="Times New Roman"/>
-              </w:rPr>
-              <w:br/>
-              <w:t>Gestión Idiomas</w:t>
-            </w:r>
-            <w:r>
-              <w:rPr>
-                <w:rFonts w:ascii="Times New Roman" w:hAnsi="Times New Roman" w:cs="Times New Roman"/>
-              </w:rPr>
-              <w:br/>
-              <w:t>Gestión Bitácora</w:t>
-            </w:r>
-            <w:r>
-              <w:rPr>
-                <w:rFonts w:ascii="Times New Roman" w:hAnsi="Times New Roman" w:cs="Times New Roman"/>
-              </w:rPr>
-              <w:t xml:space="preserve"> (Buscar-Limpiar)</w:t>
-            </w:r>
-          </w:p>
-          <w:p>
-            <w:pPr>
-              <w:jc w:val="center"/>
-              <w:rPr>
-                <w:rFonts w:ascii="Times New Roman" w:hAnsi="Times New Roman" w:cs="Times New Roman"/>
-              </w:rPr>
-            </w:pPr>
-            <w:proofErr w:type="spellStart"/>
-            <w:r>
-              <w:rPr>
-                <w:rFonts w:ascii="Times New Roman" w:hAnsi="Times New Roman" w:cs="Times New Roman"/>
-              </w:rPr>
-              <w:t>BackUp</w:t>
+              <w:t>Logout</w:t>
             </w:r>
             <w:proofErr w:type="spellEnd"/>
           </w:p>
@@ -8073,7 +8014,7 @@
               <w:rPr>
                 <w:rFonts w:ascii="Times New Roman" w:hAnsi="Times New Roman" w:cs="Times New Roman"/>
               </w:rPr>
-              <w:t>“Administrador”</w:t>
+              <w:t>“Gerente”</w:t>
             </w:r>
           </w:p>
         </w:tc>
@@ -8092,8 +8033,217 @@
               <w:rPr>
                 <w:rFonts w:ascii="Times New Roman" w:hAnsi="Times New Roman" w:cs="Times New Roman"/>
               </w:rPr>
+              <w:t>Login</w:t>
+            </w:r>
+            <w:r>
+              <w:rPr>
+                <w:rFonts w:ascii="Times New Roman" w:hAnsi="Times New Roman" w:cs="Times New Roman"/>
+              </w:rPr>
+              <w:br/>
+              <w:t>Gestión</w:t>
+            </w:r>
+            <w:r>
+              <w:rPr>
+                <w:rFonts w:ascii="Times New Roman" w:hAnsi="Times New Roman" w:cs="Times New Roman"/>
+              </w:rPr>
+              <w:t xml:space="preserve"> Usuario</w:t>
+            </w:r>
+            <w:r>
+              <w:rPr>
+                <w:rFonts w:ascii="Times New Roman" w:hAnsi="Times New Roman" w:cs="Times New Roman"/>
+              </w:rPr>
+              <w:t xml:space="preserve"> </w:t>
+            </w:r>
+            <w:r>
+              <w:rPr>
+                <w:rFonts w:ascii="Times New Roman" w:hAnsi="Times New Roman" w:cs="Times New Roman"/>
+              </w:rPr>
+              <w:br/>
+              <w:t>Gestión Producto</w:t>
+            </w:r>
+            <w:r>
+              <w:rPr>
+                <w:rFonts w:ascii="Times New Roman" w:hAnsi="Times New Roman" w:cs="Times New Roman"/>
+              </w:rPr>
+              <w:t xml:space="preserve"> </w:t>
+            </w:r>
+          </w:p>
+          <w:p>
+            <w:pPr>
+              <w:jc w:val="center"/>
+              <w:rPr>
+                <w:rFonts w:ascii="Times New Roman" w:hAnsi="Times New Roman" w:cs="Times New Roman"/>
+              </w:rPr>
+            </w:pPr>
+            <w:r>
+              <w:rPr>
+                <w:rFonts w:ascii="Times New Roman" w:hAnsi="Times New Roman" w:cs="Times New Roman"/>
+              </w:rPr>
+              <w:t>Gestión Roles y Permisos</w:t>
+            </w:r>
+            <w:r>
+              <w:rPr>
+                <w:rFonts w:ascii="Times New Roman" w:hAnsi="Times New Roman" w:cs="Times New Roman"/>
+              </w:rPr>
+              <w:br/>
               <w:t>Gestión Idiomas</w:t>
             </w:r>
+            <w:r>
+              <w:rPr>
+                <w:rFonts w:ascii="Times New Roman" w:hAnsi="Times New Roman" w:cs="Times New Roman"/>
+              </w:rPr>
+              <w:br/>
+              <w:t>Gestión Bitácora</w:t>
+            </w:r>
+            <w:r>
+              <w:rPr>
+                <w:rFonts w:ascii="Times New Roman" w:hAnsi="Times New Roman" w:cs="Times New Roman"/>
+              </w:rPr>
+              <w:t xml:space="preserve"> (Buscar-Limpiar)</w:t>
+            </w:r>
+            <w:r>
+              <w:rPr>
+                <w:rFonts w:ascii="Times New Roman" w:hAnsi="Times New Roman" w:cs="Times New Roman"/>
+              </w:rPr>
+              <w:br/>
+              <w:t>Control de Cambios</w:t>
+            </w:r>
+          </w:p>
+          <w:p>
+            <w:pPr>
+              <w:jc w:val="center"/>
+              <w:rPr>
+                <w:rFonts w:ascii="Times New Roman" w:hAnsi="Times New Roman" w:cs="Times New Roman"/>
+              </w:rPr>
+            </w:pPr>
+            <w:proofErr w:type="spellStart"/>
+            <w:r>
+              <w:rPr>
+                <w:rFonts w:ascii="Times New Roman" w:hAnsi="Times New Roman" w:cs="Times New Roman"/>
+              </w:rPr>
+              <w:t>BackUp</w:t>
+            </w:r>
+            <w:r>
+              <w:rPr>
+                <w:rFonts w:ascii="Times New Roman" w:hAnsi="Times New Roman" w:cs="Times New Roman"/>
+              </w:rPr>
+              <w:t>-Restore</w:t>
+            </w:r>
+            <w:proofErr w:type="spellEnd"/>
+          </w:p>
+          <w:p>
+            <w:pPr>
+              <w:jc w:val="center"/>
+              <w:rPr>
+                <w:rFonts w:ascii="Times New Roman" w:hAnsi="Times New Roman" w:cs="Times New Roman"/>
+              </w:rPr>
+            </w:pPr>
+            <w:proofErr w:type="spellStart"/>
+            <w:r>
+              <w:rPr>
+                <w:rFonts w:ascii="Times New Roman" w:hAnsi="Times New Roman" w:cs="Times New Roman"/>
+              </w:rPr>
+              <w:t>Logout</w:t>
+            </w:r>
+            <w:proofErr w:type="spellEnd"/>
+          </w:p>
+        </w:tc>
+      </w:tr>
+      <w:tr>
+        <w:tc>
+          <w:tcPr>
+            <w:tcW w:w="4247" w:type="dxa"/>
+          </w:tcPr>
+          <w:p>
+            <w:pPr>
+              <w:jc w:val="center"/>
+              <w:rPr>
+                <w:rFonts w:ascii="Times New Roman" w:hAnsi="Times New Roman" w:cs="Times New Roman"/>
+              </w:rPr>
+            </w:pPr>
+            <w:r>
+              <w:rPr>
+                <w:rFonts w:ascii="Times New Roman" w:hAnsi="Times New Roman" w:cs="Times New Roman"/>
+              </w:rPr>
+              <w:t>“Administrador”</w:t>
+            </w:r>
+          </w:p>
+        </w:tc>
+        <w:tc>
+          <w:tcPr>
+            <w:tcW w:w="4247" w:type="dxa"/>
+          </w:tcPr>
+          <w:p>
+            <w:pPr>
+              <w:jc w:val="center"/>
+              <w:rPr>
+                <w:rFonts w:ascii="Times New Roman" w:hAnsi="Times New Roman" w:cs="Times New Roman"/>
+              </w:rPr>
+            </w:pPr>
+            <w:r>
+              <w:rPr>
+                <w:rFonts w:ascii="Times New Roman" w:hAnsi="Times New Roman" w:cs="Times New Roman"/>
+              </w:rPr>
+              <w:t>Login</w:t>
+            </w:r>
+          </w:p>
+          <w:p>
+            <w:pPr>
+              <w:jc w:val="center"/>
+              <w:rPr>
+                <w:rFonts w:ascii="Times New Roman" w:hAnsi="Times New Roman" w:cs="Times New Roman"/>
+              </w:rPr>
+            </w:pPr>
+            <w:r>
+              <w:rPr>
+                <w:rFonts w:ascii="Times New Roman" w:hAnsi="Times New Roman" w:cs="Times New Roman"/>
+              </w:rPr>
+              <w:t>Gestión Usuario</w:t>
+            </w:r>
+          </w:p>
+          <w:p>
+            <w:pPr>
+              <w:jc w:val="center"/>
+              <w:rPr>
+                <w:rFonts w:ascii="Times New Roman" w:hAnsi="Times New Roman" w:cs="Times New Roman"/>
+              </w:rPr>
+            </w:pPr>
+            <w:r>
+              <w:rPr>
+                <w:rFonts w:ascii="Times New Roman" w:hAnsi="Times New Roman" w:cs="Times New Roman"/>
+              </w:rPr>
+              <w:t>Gestión Producto</w:t>
+            </w:r>
+          </w:p>
+          <w:p>
+            <w:pPr>
+              <w:jc w:val="center"/>
+              <w:rPr>
+                <w:rFonts w:ascii="Times New Roman" w:hAnsi="Times New Roman" w:cs="Times New Roman"/>
+              </w:rPr>
+            </w:pPr>
+            <w:r>
+              <w:rPr>
+                <w:rFonts w:ascii="Times New Roman" w:hAnsi="Times New Roman" w:cs="Times New Roman"/>
+              </w:rPr>
+              <w:t>Gestión Idiomas</w:t>
+            </w:r>
+          </w:p>
+          <w:p>
+            <w:pPr>
+              <w:jc w:val="center"/>
+              <w:rPr>
+                <w:rFonts w:ascii="Times New Roman" w:hAnsi="Times New Roman" w:cs="Times New Roman"/>
+              </w:rPr>
+            </w:pPr>
+            <w:proofErr w:type="spellStart"/>
+            <w:r>
+              <w:rPr>
+                <w:rFonts w:ascii="Times New Roman" w:hAnsi="Times New Roman" w:cs="Times New Roman"/>
+              </w:rPr>
+              <w:t>Logout</w:t>
+            </w:r>
+            <w:proofErr w:type="spellEnd"/>
           </w:p>
         </w:tc>
       </w:tr>
@@ -8823,10 +8973,10 @@
           <w:noProof/>
         </w:rPr>
         <w:drawing>
-          <wp:inline distT="0" distB="0" distL="0" distR="0" wp14:anchorId="012E8D53" wp14:editId="5D4CD7DB">
-            <wp:extent cx="6195060" cy="2909580"/>
-            <wp:effectExtent l="0" t="0" r="0" b="5080"/>
-            <wp:docPr id="1880192732" name="Imagen 3"/>
+          <wp:inline distT="0" distB="0" distL="0" distR="0" wp14:anchorId="365BAD16" wp14:editId="05059F4E">
+            <wp:extent cx="5400040" cy="2440940"/>
+            <wp:effectExtent l="0" t="0" r="0" b="0"/>
+            <wp:docPr id="1430806995" name="Imagen 3"/>
             <wp:cNvGraphicFramePr>
               <a:graphicFrameLocks xmlns:a="http://schemas.openxmlformats.org/drawingml/2006/main" noChangeAspect="1"/>
             </wp:cNvGraphicFramePr>
@@ -8855,7 +9005,7 @@
                   <pic:spPr bwMode="auto">
                     <a:xfrm>
                       <a:off x="0" y="0"/>
-                      <a:ext cx="6197581" cy="2910764"/>
+                      <a:ext cx="5400040" cy="2440940"/>
                     </a:xfrm>
                     <a:prstGeom prst="rect">
                       <a:avLst/>
@@ -9338,10 +9488,10 @@
           <w:noProof/>
         </w:rPr>
         <w:drawing>
-          <wp:inline distT="0" distB="0" distL="0" distR="0" wp14:anchorId="58AC363E" wp14:editId="741A90E4">
-            <wp:extent cx="6296617" cy="2720340"/>
-            <wp:effectExtent l="0" t="0" r="9525" b="3810"/>
-            <wp:docPr id="1482271986" name="Imagen 1"/>
+          <wp:inline distT="0" distB="0" distL="0" distR="0" wp14:anchorId="017F8B79" wp14:editId="22FC6A12">
+            <wp:extent cx="5798350" cy="2819400"/>
+            <wp:effectExtent l="0" t="0" r="0" b="0"/>
+            <wp:docPr id="2112529016" name="Imagen 5"/>
             <wp:cNvGraphicFramePr>
               <a:graphicFrameLocks xmlns:a="http://schemas.openxmlformats.org/drawingml/2006/main" noChangeAspect="1"/>
             </wp:cNvGraphicFramePr>
@@ -9349,7 +9499,7 @@
               <a:graphicData uri="http://schemas.openxmlformats.org/drawingml/2006/picture">
                 <pic:pic xmlns:pic="http://schemas.openxmlformats.org/drawingml/2006/picture">
                   <pic:nvPicPr>
-                    <pic:cNvPr id="0" name="Picture 1"/>
+                    <pic:cNvPr id="0" name="Picture 5"/>
                     <pic:cNvPicPr>
                       <a:picLocks noChangeAspect="1" noChangeArrowheads="1"/>
                     </pic:cNvPicPr>
@@ -9370,7 +9520,7 @@
                   <pic:spPr bwMode="auto">
                     <a:xfrm>
                       <a:off x="0" y="0"/>
-                      <a:ext cx="6301152" cy="2722299"/>
+                      <a:ext cx="5800635" cy="2820511"/>
                     </a:xfrm>
                     <a:prstGeom prst="rect">
                       <a:avLst/>
@@ -9401,6 +9551,7 @@
         <w:rPr>
           <w:rFonts w:ascii="Times New Roman" w:eastAsia="Times New Roman" w:hAnsi="Times New Roman" w:cs="Times New Roman"/>
         </w:rPr>
+        <w:lastRenderedPageBreak/>
         <w:t>2. GESTIÓN DE LOG IN / LOG OUT DEL SISTEMA</w:t>
       </w:r>
       <w:bookmarkEnd w:id="20"/>
@@ -9453,15 +9604,7 @@
           <w:rFonts w:ascii="Times New Roman" w:eastAsia="Times New Roman" w:hAnsi="Times New Roman" w:cs="Times New Roman"/>
           <w:color w:val="000000"/>
         </w:rPr>
-        <w:t xml:space="preserve">Permitir la autenticación segura de usuarios mediante credenciales personales (Correo electrónico y contraseña). Una vez validado por el sistema, el usuario </w:t>
-      </w:r>
-      <w:r>
-        <w:rPr>
-          <w:rFonts w:ascii="Times New Roman" w:eastAsia="Times New Roman" w:hAnsi="Times New Roman" w:cs="Times New Roman"/>
-          <w:color w:val="000000"/>
-        </w:rPr>
-        <w:lastRenderedPageBreak/>
-        <w:t>puede ingresar al mismo. El proceso de autenticación utiliza el patrón Singleton para garantizar una única sesión activa por ejecución.</w:t>
+        <w:t>Permitir la autenticación segura de usuarios mediante credenciales personales (Correo electrónico y contraseña). Una vez validado por el sistema, el usuario puede ingresar al mismo. El proceso de autenticación utiliza el patrón Singleton para garantizar una única sesión activa por ejecución.</w:t>
       </w:r>
     </w:p>
     <w:p>
@@ -9931,6 +10074,7 @@
           <w:rFonts w:ascii="Times New Roman" w:eastAsia="Times New Roman" w:hAnsi="Times New Roman" w:cs="Times New Roman"/>
           <w:color w:val="000000"/>
         </w:rPr>
+        <w:lastRenderedPageBreak/>
         <w:t>Se crea una única sesión activa usando una clase de servicios que implementa el patrón Singleton.</w:t>
       </w:r>
     </w:p>
@@ -10026,7 +10170,6 @@
           <w:sz w:val="30"/>
           <w:szCs w:val="30"/>
         </w:rPr>
-        <w:lastRenderedPageBreak/>
         <w:t xml:space="preserve">2.3 </w:t>
       </w:r>
       <w:proofErr w:type="spellStart"/>
@@ -10952,6 +11095,7 @@
                 <w:bCs/>
                 <w:color w:val="000000"/>
               </w:rPr>
+              <w:lastRenderedPageBreak/>
               <w:t>FLUJOS ALTERNATIVO: </w:t>
             </w:r>
           </w:p>
@@ -11078,7 +11222,6 @@
                 <w:bCs/>
                 <w:color w:val="000000"/>
               </w:rPr>
-              <w:lastRenderedPageBreak/>
               <w:t>5</w:t>
             </w:r>
             <w:r>
@@ -11275,7 +11418,6 @@
                 <w:bCs/>
                 <w:color w:val="000000"/>
               </w:rPr>
-              <w:lastRenderedPageBreak/>
               <w:t xml:space="preserve">POSTCONDICIONES: </w:t>
             </w:r>
             <w:r>
@@ -11317,6 +11459,7 @@
         <w:rPr>
           <w:rFonts w:ascii="Times New Roman" w:eastAsia="Times New Roman" w:hAnsi="Times New Roman" w:cs="Times New Roman"/>
         </w:rPr>
+        <w:lastRenderedPageBreak/>
         <w:t>2.3.</w:t>
       </w:r>
       <w:r>
@@ -11441,10 +11584,10 @@
           <w:noProof/>
         </w:rPr>
         <w:drawing>
-          <wp:inline distT="0" distB="0" distL="0" distR="0" wp14:anchorId="23CA1E2C" wp14:editId="7266C50C">
-            <wp:extent cx="3191894" cy="3359727"/>
-            <wp:effectExtent l="0" t="0" r="8890" b="0"/>
-            <wp:docPr id="1275430105" name="Imagen 10"/>
+          <wp:inline distT="0" distB="0" distL="0" distR="0" wp14:anchorId="3BBD3E82" wp14:editId="5D131603">
+            <wp:extent cx="3345180" cy="3459592"/>
+            <wp:effectExtent l="0" t="0" r="7620" b="7620"/>
+            <wp:docPr id="1059424787" name="Imagen 4"/>
             <wp:cNvGraphicFramePr>
               <a:graphicFrameLocks xmlns:a="http://schemas.openxmlformats.org/drawingml/2006/main" noChangeAspect="1"/>
             </wp:cNvGraphicFramePr>
@@ -11452,7 +11595,7 @@
               <a:graphicData uri="http://schemas.openxmlformats.org/drawingml/2006/picture">
                 <pic:pic xmlns:pic="http://schemas.openxmlformats.org/drawingml/2006/picture">
                   <pic:nvPicPr>
-                    <pic:cNvPr id="0" name="Picture 10"/>
+                    <pic:cNvPr id="0" name="Picture 4"/>
                     <pic:cNvPicPr>
                       <a:picLocks noChangeAspect="1" noChangeArrowheads="1"/>
                     </pic:cNvPicPr>
@@ -11473,7 +11616,7 @@
                   <pic:spPr bwMode="auto">
                     <a:xfrm>
                       <a:off x="0" y="0"/>
-                      <a:ext cx="3198236" cy="3366402"/>
+                      <a:ext cx="3347565" cy="3462058"/>
                     </a:xfrm>
                     <a:prstGeom prst="rect">
                       <a:avLst/>
@@ -11521,14 +11664,13 @@
     <w:p>
       <w:r>
         <w:rPr>
-          <w:rFonts w:ascii="Times New Roman" w:hAnsi="Times New Roman" w:cs="Times New Roman"/>
           <w:noProof/>
         </w:rPr>
         <w:drawing>
-          <wp:inline distT="0" distB="0" distL="0" distR="0" wp14:anchorId="40448939" wp14:editId="1D710947">
-            <wp:extent cx="2674230" cy="3131820"/>
-            <wp:effectExtent l="0" t="0" r="0" b="0"/>
-            <wp:docPr id="568147081" name="Imagen 7"/>
+          <wp:inline distT="0" distB="0" distL="0" distR="0" wp14:anchorId="41841BF1" wp14:editId="0B8127E2">
+            <wp:extent cx="1767840" cy="3235148"/>
+            <wp:effectExtent l="0" t="0" r="3810" b="3810"/>
+            <wp:docPr id="119856761" name="Imagen 7"/>
             <wp:cNvGraphicFramePr>
               <a:graphicFrameLocks xmlns:a="http://schemas.openxmlformats.org/drawingml/2006/main" noChangeAspect="1"/>
             </wp:cNvGraphicFramePr>
@@ -11557,7 +11699,7 @@
                   <pic:spPr bwMode="auto">
                     <a:xfrm>
                       <a:off x="0" y="0"/>
-                      <a:ext cx="2683085" cy="3142190"/>
+                      <a:ext cx="1776803" cy="3251550"/>
                     </a:xfrm>
                     <a:prstGeom prst="rect">
                       <a:avLst/>
@@ -12684,10 +12826,10 @@
           <w:noProof/>
         </w:rPr>
         <w:drawing>
-          <wp:inline distT="0" distB="0" distL="0" distR="0" wp14:anchorId="5286978D" wp14:editId="6BD5BB9E">
-            <wp:extent cx="3844636" cy="4046790"/>
-            <wp:effectExtent l="0" t="0" r="3810" b="0"/>
-            <wp:docPr id="744862416" name="Imagen 12"/>
+          <wp:inline distT="0" distB="0" distL="0" distR="0" wp14:anchorId="21A5718F" wp14:editId="63024CFE">
+            <wp:extent cx="3345180" cy="3459592"/>
+            <wp:effectExtent l="0" t="0" r="7620" b="7620"/>
+            <wp:docPr id="1288408178" name="Imagen 4"/>
             <wp:cNvGraphicFramePr>
               <a:graphicFrameLocks xmlns:a="http://schemas.openxmlformats.org/drawingml/2006/main" noChangeAspect="1"/>
             </wp:cNvGraphicFramePr>
@@ -12695,7 +12837,7 @@
               <a:graphicData uri="http://schemas.openxmlformats.org/drawingml/2006/picture">
                 <pic:pic xmlns:pic="http://schemas.openxmlformats.org/drawingml/2006/picture">
                   <pic:nvPicPr>
-                    <pic:cNvPr id="0" name="Picture 12"/>
+                    <pic:cNvPr id="0" name="Picture 4"/>
                     <pic:cNvPicPr>
                       <a:picLocks noChangeAspect="1" noChangeArrowheads="1"/>
                     </pic:cNvPicPr>
@@ -12716,7 +12858,7 @@
                   <pic:spPr bwMode="auto">
                     <a:xfrm>
                       <a:off x="0" y="0"/>
-                      <a:ext cx="3845660" cy="4047868"/>
+                      <a:ext cx="3347565" cy="3462058"/>
                     </a:xfrm>
                     <a:prstGeom prst="rect">
                       <a:avLst/>
@@ -12764,14 +12906,13 @@
     <w:p>
       <w:r>
         <w:rPr>
-          <w:rFonts w:ascii="Times New Roman" w:hAnsi="Times New Roman" w:cs="Times New Roman"/>
           <w:noProof/>
         </w:rPr>
         <w:drawing>
-          <wp:inline distT="0" distB="0" distL="0" distR="0" wp14:anchorId="654DA324" wp14:editId="1393195D">
-            <wp:extent cx="2346960" cy="2748550"/>
-            <wp:effectExtent l="0" t="0" r="0" b="0"/>
-            <wp:docPr id="1881465495" name="Imagen 7"/>
+          <wp:inline distT="0" distB="0" distL="0" distR="0" wp14:anchorId="29606B64" wp14:editId="73049326">
+            <wp:extent cx="1767840" cy="3235148"/>
+            <wp:effectExtent l="0" t="0" r="3810" b="3810"/>
+            <wp:docPr id="1578125637" name="Imagen 7"/>
             <wp:cNvGraphicFramePr>
               <a:graphicFrameLocks xmlns:a="http://schemas.openxmlformats.org/drawingml/2006/main" noChangeAspect="1"/>
             </wp:cNvGraphicFramePr>
@@ -12800,7 +12941,7 @@
                   <pic:spPr bwMode="auto">
                     <a:xfrm>
                       <a:off x="0" y="0"/>
-                      <a:ext cx="2355400" cy="2758434"/>
+                      <a:ext cx="1776803" cy="3251550"/>
                     </a:xfrm>
                     <a:prstGeom prst="rect">
                       <a:avLst/>
@@ -12997,13 +13138,14 @@
     <w:p>
       <w:r>
         <w:rPr>
+          <w:rFonts w:ascii="Times New Roman" w:hAnsi="Times New Roman" w:cs="Times New Roman"/>
           <w:noProof/>
         </w:rPr>
         <w:drawing>
-          <wp:inline distT="0" distB="0" distL="0" distR="0" wp14:anchorId="13B8C036" wp14:editId="402C4FD2">
-            <wp:extent cx="3731554" cy="3927763"/>
-            <wp:effectExtent l="0" t="0" r="2540" b="0"/>
-            <wp:docPr id="1652423167" name="Imagen 13"/>
+          <wp:inline distT="0" distB="0" distL="0" distR="0" wp14:anchorId="53391705" wp14:editId="503502F7">
+            <wp:extent cx="3345180" cy="3459592"/>
+            <wp:effectExtent l="0" t="0" r="7620" b="7620"/>
+            <wp:docPr id="1527210781" name="Imagen 4"/>
             <wp:cNvGraphicFramePr>
               <a:graphicFrameLocks xmlns:a="http://schemas.openxmlformats.org/drawingml/2006/main" noChangeAspect="1"/>
             </wp:cNvGraphicFramePr>
@@ -13011,7 +13153,7 @@
               <a:graphicData uri="http://schemas.openxmlformats.org/drawingml/2006/picture">
                 <pic:pic xmlns:pic="http://schemas.openxmlformats.org/drawingml/2006/picture">
                   <pic:nvPicPr>
-                    <pic:cNvPr id="0" name="Picture 13"/>
+                    <pic:cNvPr id="0" name="Picture 4"/>
                     <pic:cNvPicPr>
                       <a:picLocks noChangeAspect="1" noChangeArrowheads="1"/>
                     </pic:cNvPicPr>
@@ -13032,7 +13174,7 @@
                   <pic:spPr bwMode="auto">
                     <a:xfrm>
                       <a:off x="0" y="0"/>
-                      <a:ext cx="3744035" cy="3940900"/>
+                      <a:ext cx="3347565" cy="3462058"/>
                     </a:xfrm>
                     <a:prstGeom prst="rect">
                       <a:avLst/>
@@ -13092,14 +13234,13 @@
     <w:p>
       <w:r>
         <w:rPr>
-          <w:rFonts w:ascii="Times New Roman" w:hAnsi="Times New Roman" w:cs="Times New Roman"/>
           <w:noProof/>
         </w:rPr>
         <w:drawing>
-          <wp:inline distT="0" distB="0" distL="0" distR="0" wp14:anchorId="7E04A981" wp14:editId="2B15F50C">
-            <wp:extent cx="3429000" cy="4015740"/>
-            <wp:effectExtent l="0" t="0" r="0" b="3810"/>
-            <wp:docPr id="1379472770" name="Imagen 7"/>
+          <wp:inline distT="0" distB="0" distL="0" distR="0" wp14:anchorId="3D0B485D" wp14:editId="74E3EB1A">
+            <wp:extent cx="1767840" cy="3235148"/>
+            <wp:effectExtent l="0" t="0" r="3810" b="3810"/>
+            <wp:docPr id="832427337" name="Imagen 7"/>
             <wp:cNvGraphicFramePr>
               <a:graphicFrameLocks xmlns:a="http://schemas.openxmlformats.org/drawingml/2006/main" noChangeAspect="1"/>
             </wp:cNvGraphicFramePr>
@@ -13128,7 +13269,7 @@
                   <pic:spPr bwMode="auto">
                     <a:xfrm>
                       <a:off x="0" y="0"/>
-                      <a:ext cx="3429000" cy="4015740"/>
+                      <a:ext cx="1776803" cy="3251550"/>
                     </a:xfrm>
                     <a:prstGeom prst="rect">
                       <a:avLst/>
@@ -13575,6 +13716,13 @@
               </w:rPr>
               <w:t>Administrador</w:t>
             </w:r>
+            <w:r>
+              <w:rPr>
+                <w:rFonts w:ascii="Times New Roman" w:eastAsia="Times New Roman" w:hAnsi="Times New Roman" w:cs="Times New Roman"/>
+                <w:color w:val="000000"/>
+              </w:rPr>
+              <w:t>/Gerente</w:t>
+            </w:r>
           </w:p>
         </w:tc>
       </w:tr>
@@ -14679,6 +14827,13 @@
               </w:rPr>
               <w:t>Administrador</w:t>
             </w:r>
+            <w:r>
+              <w:rPr>
+                <w:rFonts w:ascii="Times New Roman" w:eastAsia="Times New Roman" w:hAnsi="Times New Roman" w:cs="Times New Roman"/>
+                <w:color w:val="000000"/>
+              </w:rPr>
+              <w:t>/Gerente</w:t>
+            </w:r>
           </w:p>
         </w:tc>
       </w:tr>
@@ -15722,6 +15877,13 @@
                 <w:color w:val="000000"/>
               </w:rPr>
               <w:t>Administrador</w:t>
+            </w:r>
+            <w:r>
+              <w:rPr>
+                <w:rFonts w:ascii="Times New Roman" w:eastAsia="Times New Roman" w:hAnsi="Times New Roman" w:cs="Times New Roman"/>
+                <w:color w:val="000000"/>
+              </w:rPr>
+              <w:t>/Gerente</w:t>
             </w:r>
           </w:p>
         </w:tc>
@@ -17781,7 +17943,7 @@
           <w:sz w:val="30"/>
           <w:szCs w:val="30"/>
         </w:rPr>
-        <w:t>.2 Diagrama de Clases y DER</w:t>
+        <w:t>.2 Diagrama de Clases DER</w:t>
       </w:r>
       <w:bookmarkEnd w:id="68"/>
     </w:p>
@@ -17791,10 +17953,10 @@
           <w:noProof/>
         </w:rPr>
         <w:drawing>
-          <wp:inline distT="0" distB="0" distL="0" distR="0" wp14:anchorId="41756F6F" wp14:editId="3B6E34D7">
-            <wp:extent cx="1766570" cy="1884045"/>
-            <wp:effectExtent l="0" t="0" r="5080" b="1905"/>
-            <wp:docPr id="1517249422" name="Imagen 16"/>
+          <wp:inline distT="0" distB="0" distL="0" distR="0" wp14:anchorId="599002DE" wp14:editId="1BF155DF">
+            <wp:extent cx="2004060" cy="2773680"/>
+            <wp:effectExtent l="0" t="0" r="0" b="7620"/>
+            <wp:docPr id="568875209" name="Imagen 5"/>
             <wp:cNvGraphicFramePr>
               <a:graphicFrameLocks xmlns:a="http://schemas.openxmlformats.org/drawingml/2006/main" noChangeAspect="1"/>
             </wp:cNvGraphicFramePr>
@@ -17802,7 +17964,7 @@
               <a:graphicData uri="http://schemas.openxmlformats.org/drawingml/2006/picture">
                 <pic:pic xmlns:pic="http://schemas.openxmlformats.org/drawingml/2006/picture">
                   <pic:nvPicPr>
-                    <pic:cNvPr id="0" name="Picture 16"/>
+                    <pic:cNvPr id="0" name="Picture 5"/>
                     <pic:cNvPicPr>
                       <a:picLocks noChangeAspect="1" noChangeArrowheads="1"/>
                     </pic:cNvPicPr>
@@ -17823,7 +17985,7 @@
                   <pic:spPr bwMode="auto">
                     <a:xfrm>
                       <a:off x="0" y="0"/>
-                      <a:ext cx="1766570" cy="1884045"/>
+                      <a:ext cx="2004060" cy="2773680"/>
                     </a:xfrm>
                     <a:prstGeom prst="rect">
                       <a:avLst/>
@@ -17839,15 +18001,60 @@
           </wp:inline>
         </w:drawing>
       </w:r>
+    </w:p>
+    <w:p>
+      <w:pPr>
+        <w:pStyle w:val="Ttulo2"/>
+        <w:rPr>
+          <w:rFonts w:ascii="Times New Roman" w:eastAsia="Times New Roman" w:hAnsi="Times New Roman" w:cs="Times New Roman"/>
+          <w:sz w:val="30"/>
+          <w:szCs w:val="30"/>
+        </w:rPr>
+      </w:pPr>
+      <w:r>
+        <w:rPr>
+          <w:rFonts w:ascii="Times New Roman" w:eastAsia="Times New Roman" w:hAnsi="Times New Roman" w:cs="Times New Roman"/>
+          <w:sz w:val="30"/>
+          <w:szCs w:val="30"/>
+        </w:rPr>
+        <w:lastRenderedPageBreak/>
+        <w:t>6</w:t>
+      </w:r>
+      <w:r>
+        <w:rPr>
+          <w:rFonts w:ascii="Times New Roman" w:eastAsia="Times New Roman" w:hAnsi="Times New Roman" w:cs="Times New Roman"/>
+          <w:sz w:val="30"/>
+          <w:szCs w:val="30"/>
+        </w:rPr>
+        <w:t>.</w:t>
+      </w:r>
+      <w:r>
+        <w:rPr>
+          <w:rFonts w:ascii="Times New Roman" w:eastAsia="Times New Roman" w:hAnsi="Times New Roman" w:cs="Times New Roman"/>
+          <w:sz w:val="30"/>
+          <w:szCs w:val="30"/>
+        </w:rPr>
+        <w:t>3</w:t>
+      </w:r>
+      <w:r>
+        <w:rPr>
+          <w:rFonts w:ascii="Times New Roman" w:eastAsia="Times New Roman" w:hAnsi="Times New Roman" w:cs="Times New Roman"/>
+          <w:sz w:val="30"/>
+          <w:szCs w:val="30"/>
+        </w:rPr>
+        <w:t xml:space="preserve"> DER</w:t>
+      </w:r>
+    </w:p>
+    <w:p>
       <w:r>
         <w:rPr>
           <w:noProof/>
         </w:rPr>
         <w:drawing>
-          <wp:inline distT="0" distB="0" distL="0" distR="0" wp14:anchorId="21221A91" wp14:editId="1BBE89A3">
-            <wp:extent cx="1745615" cy="1849755"/>
-            <wp:effectExtent l="0" t="0" r="6985" b="0"/>
-            <wp:docPr id="37166312" name="Imagen 17"/>
+          <wp:inline distT="0" distB="0" distL="0" distR="0" wp14:anchorId="7C68EE44" wp14:editId="7454D30D">
+            <wp:extent cx="2171700" cy="2217420"/>
+            <wp:effectExtent l="0" t="0" r="0" b="0"/>
+            <wp:docPr id="862304777" name="Imagen 8"/>
             <wp:cNvGraphicFramePr>
               <a:graphicFrameLocks xmlns:a="http://schemas.openxmlformats.org/drawingml/2006/main" noChangeAspect="1"/>
             </wp:cNvGraphicFramePr>
@@ -17855,7 +18062,7 @@
               <a:graphicData uri="http://schemas.openxmlformats.org/drawingml/2006/picture">
                 <pic:pic xmlns:pic="http://schemas.openxmlformats.org/drawingml/2006/picture">
                   <pic:nvPicPr>
-                    <pic:cNvPr id="0" name="Picture 17"/>
+                    <pic:cNvPr id="0" name="Picture 8"/>
                     <pic:cNvPicPr>
                       <a:picLocks noChangeAspect="1" noChangeArrowheads="1"/>
                     </pic:cNvPicPr>
@@ -17876,7 +18083,7 @@
                   <pic:spPr bwMode="auto">
                     <a:xfrm>
                       <a:off x="0" y="0"/>
-                      <a:ext cx="1745615" cy="1849755"/>
+                      <a:ext cx="2171700" cy="2217420"/>
                     </a:xfrm>
                     <a:prstGeom prst="rect">
                       <a:avLst/>
@@ -17917,7 +18124,23 @@
           <w:sz w:val="30"/>
           <w:szCs w:val="30"/>
         </w:rPr>
-        <w:t>.3 Diagrama ABM Producto</w:t>
+        <w:t>.</w:t>
+      </w:r>
+      <w:r>
+        <w:rPr>
+          <w:rFonts w:ascii="Times New Roman" w:eastAsia="Times New Roman" w:hAnsi="Times New Roman" w:cs="Times New Roman"/>
+          <w:sz w:val="30"/>
+          <w:szCs w:val="30"/>
+        </w:rPr>
+        <w:t>4</w:t>
+      </w:r>
+      <w:r>
+        <w:rPr>
+          <w:rFonts w:ascii="Times New Roman" w:eastAsia="Times New Roman" w:hAnsi="Times New Roman" w:cs="Times New Roman"/>
+          <w:sz w:val="30"/>
+          <w:szCs w:val="30"/>
+        </w:rPr>
+        <w:t xml:space="preserve"> Diagrama ABM Producto</w:t>
       </w:r>
       <w:bookmarkEnd w:id="69"/>
     </w:p>
@@ -17998,7 +18221,6 @@
           <w:sz w:val="30"/>
           <w:szCs w:val="30"/>
         </w:rPr>
-        <w:lastRenderedPageBreak/>
         <w:t>6</w:t>
       </w:r>
       <w:r>
@@ -18015,7 +18237,7 @@
           <w:sz w:val="30"/>
           <w:szCs w:val="30"/>
         </w:rPr>
-        <w:t>4</w:t>
+        <w:t>5</w:t>
       </w:r>
       <w:r>
         <w:rPr>
@@ -18083,7 +18305,7 @@
         <w:rPr>
           <w:rFonts w:ascii="Times New Roman" w:eastAsia="Times New Roman" w:hAnsi="Times New Roman" w:cs="Times New Roman"/>
         </w:rPr>
-        <w:t>4</w:t>
+        <w:t>5</w:t>
       </w:r>
       <w:r>
         <w:rPr>
@@ -18349,6 +18571,13 @@
               </w:rPr>
               <w:t>Administrador</w:t>
             </w:r>
+            <w:r>
+              <w:rPr>
+                <w:rFonts w:ascii="Times New Roman" w:eastAsia="Times New Roman" w:hAnsi="Times New Roman" w:cs="Times New Roman"/>
+                <w:color w:val="000000"/>
+              </w:rPr>
+              <w:t>/Gerente</w:t>
+            </w:r>
           </w:p>
         </w:tc>
       </w:tr>
@@ -18435,6 +18664,7 @@
                 <w:bCs/>
                 <w:color w:val="000000"/>
               </w:rPr>
+              <w:lastRenderedPageBreak/>
               <w:t xml:space="preserve">PRECONDICIONES: </w:t>
             </w:r>
           </w:p>
@@ -19253,7 +19483,7 @@
         <w:rPr>
           <w:rFonts w:ascii="Times New Roman" w:eastAsia="Times New Roman" w:hAnsi="Times New Roman" w:cs="Times New Roman"/>
         </w:rPr>
-        <w:t>4</w:t>
+        <w:t>5</w:t>
       </w:r>
       <w:r>
         <w:rPr>
@@ -19374,7 +19604,7 @@
           <w:sz w:val="30"/>
           <w:szCs w:val="30"/>
         </w:rPr>
-        <w:t>5</w:t>
+        <w:t>6</w:t>
       </w:r>
       <w:r>
         <w:rPr>
@@ -19442,7 +19672,7 @@
         <w:rPr>
           <w:rFonts w:ascii="Times New Roman" w:eastAsia="Times New Roman" w:hAnsi="Times New Roman" w:cs="Times New Roman"/>
         </w:rPr>
-        <w:t>5</w:t>
+        <w:t>6</w:t>
       </w:r>
       <w:r>
         <w:rPr>
@@ -19691,6 +19921,13 @@
               </w:rPr>
               <w:t>Administrador</w:t>
             </w:r>
+            <w:r>
+              <w:rPr>
+                <w:rFonts w:ascii="Times New Roman" w:eastAsia="Times New Roman" w:hAnsi="Times New Roman" w:cs="Times New Roman"/>
+                <w:color w:val="000000"/>
+              </w:rPr>
+              <w:t>/Gerente</w:t>
+            </w:r>
           </w:p>
         </w:tc>
       </w:tr>
@@ -20514,7 +20751,7 @@
         <w:rPr>
           <w:rFonts w:ascii="Times New Roman" w:eastAsia="Times New Roman" w:hAnsi="Times New Roman" w:cs="Times New Roman"/>
         </w:rPr>
-        <w:t>5</w:t>
+        <w:t>6</w:t>
       </w:r>
       <w:r>
         <w:rPr>
@@ -20635,7 +20872,7 @@
           <w:sz w:val="30"/>
           <w:szCs w:val="30"/>
         </w:rPr>
-        <w:t>6</w:t>
+        <w:t>7</w:t>
       </w:r>
       <w:r>
         <w:rPr>
@@ -20703,7 +20940,7 @@
         <w:rPr>
           <w:rFonts w:ascii="Times New Roman" w:eastAsia="Times New Roman" w:hAnsi="Times New Roman" w:cs="Times New Roman"/>
         </w:rPr>
-        <w:t>6</w:t>
+        <w:t>7</w:t>
       </w:r>
       <w:r>
         <w:rPr>
@@ -20952,6 +21189,13 @@
               </w:rPr>
               <w:t>Administrador</w:t>
             </w:r>
+            <w:r>
+              <w:rPr>
+                <w:rFonts w:ascii="Times New Roman" w:eastAsia="Times New Roman" w:hAnsi="Times New Roman" w:cs="Times New Roman"/>
+                <w:color w:val="000000"/>
+              </w:rPr>
+              <w:t>/Gerente</w:t>
+            </w:r>
           </w:p>
         </w:tc>
       </w:tr>
@@ -21838,7 +22082,7 @@
         <w:rPr>
           <w:rFonts w:ascii="Times New Roman" w:eastAsia="Times New Roman" w:hAnsi="Times New Roman" w:cs="Times New Roman"/>
         </w:rPr>
-        <w:t>6</w:t>
+        <w:t>7</w:t>
       </w:r>
       <w:r>
         <w:rPr>
@@ -21960,7 +22204,7 @@
           <w:sz w:val="30"/>
           <w:szCs w:val="30"/>
         </w:rPr>
-        <w:t>7</w:t>
+        <w:t>8</w:t>
       </w:r>
       <w:r>
         <w:rPr>
@@ -22269,6 +22513,33 @@
     </w:p>
     <w:p>
       <w:pPr>
+        <w:pStyle w:val="Ttulo2"/>
+        <w:rPr>
+          <w:rFonts w:ascii="Times New Roman" w:eastAsia="Times New Roman" w:hAnsi="Times New Roman" w:cs="Times New Roman"/>
+          <w:sz w:val="30"/>
+          <w:szCs w:val="30"/>
+        </w:rPr>
+      </w:pPr>
+      <w:r>
+        <w:rPr>
+          <w:rFonts w:ascii="Times New Roman" w:eastAsia="Times New Roman" w:hAnsi="Times New Roman" w:cs="Times New Roman"/>
+          <w:sz w:val="30"/>
+          <w:szCs w:val="30"/>
+        </w:rPr>
+        <w:lastRenderedPageBreak/>
+        <w:t xml:space="preserve">7.2 </w:t>
+      </w:r>
+      <w:r>
+        <w:rPr>
+          <w:rFonts w:ascii="Times New Roman" w:eastAsia="Times New Roman" w:hAnsi="Times New Roman" w:cs="Times New Roman"/>
+          <w:sz w:val="30"/>
+          <w:szCs w:val="30"/>
+        </w:rPr>
+        <w:t>¿Cómo funciona?</w:t>
+      </w:r>
+    </w:p>
+    <w:p>
+      <w:pPr>
         <w:rPr>
           <w:rFonts w:ascii="Times New Roman" w:eastAsia="Times New Roman" w:hAnsi="Times New Roman" w:cs="Times New Roman"/>
           <w:color w:val="000000"/>
@@ -22279,7 +22550,6 @@
           <w:rFonts w:ascii="Times New Roman" w:eastAsia="Times New Roman" w:hAnsi="Times New Roman" w:cs="Times New Roman"/>
           <w:color w:val="000000"/>
         </w:rPr>
-        <w:lastRenderedPageBreak/>
         <w:t xml:space="preserve">Al iniciar la aplicación, antes de mostrar el </w:t>
       </w:r>
       <w:proofErr w:type="spellStart"/>
@@ -22371,30 +22641,37 @@
           <w:rFonts w:ascii="Times New Roman" w:eastAsia="Times New Roman" w:hAnsi="Times New Roman" w:cs="Times New Roman"/>
           <w:color w:val="000000"/>
         </w:rPr>
-        <w:t xml:space="preserve"> </w:t>
-      </w:r>
+        <w:t xml:space="preserve"> Restaura la base de datos completa desde un archivo .</w:t>
+      </w:r>
+      <w:proofErr w:type="spellStart"/>
       <w:r>
         <w:rPr>
           <w:rFonts w:ascii="Times New Roman" w:eastAsia="Times New Roman" w:hAnsi="Times New Roman" w:cs="Times New Roman"/>
           <w:color w:val="000000"/>
         </w:rPr>
-        <w:t>Restaura la base de datos completa desde un archivo .</w:t>
-      </w:r>
-      <w:proofErr w:type="spellStart"/>
+        <w:t>bak</w:t>
+      </w:r>
+      <w:proofErr w:type="spellEnd"/>
       <w:r>
         <w:rPr>
           <w:rFonts w:ascii="Times New Roman" w:eastAsia="Times New Roman" w:hAnsi="Times New Roman" w:cs="Times New Roman"/>
           <w:color w:val="000000"/>
         </w:rPr>
-        <w:t>bak</w:t>
-      </w:r>
-      <w:proofErr w:type="spellEnd"/>
+        <w:t xml:space="preserve"> generado previamente</w:t>
+      </w:r>
       <w:r>
         <w:rPr>
           <w:rFonts w:ascii="Times New Roman" w:eastAsia="Times New Roman" w:hAnsi="Times New Roman" w:cs="Times New Roman"/>
           <w:color w:val="000000"/>
         </w:rPr>
-        <w:t xml:space="preserve"> generado previamente. Se usa cuando los datos fueron alterados maliciosamente y se desea volver al estado anterior.</w:t>
+        <w:t xml:space="preserve"> en el mismo menú “Generar Backup”</w:t>
+      </w:r>
+      <w:r>
+        <w:rPr>
+          <w:rFonts w:ascii="Times New Roman" w:eastAsia="Times New Roman" w:hAnsi="Times New Roman" w:cs="Times New Roman"/>
+          <w:color w:val="000000"/>
+        </w:rPr>
+        <w:t>. Se usa cuando los datos fueron alterados maliciosamente y se desea volver al estado anterior.</w:t>
       </w:r>
     </w:p>
     <w:p>
@@ -22449,14 +22726,7 @@
           <w:rFonts w:ascii="Times New Roman" w:eastAsia="Times New Roman" w:hAnsi="Times New Roman" w:cs="Times New Roman"/>
           <w:color w:val="000000"/>
         </w:rPr>
-        <w:t xml:space="preserve"> </w:t>
-      </w:r>
-      <w:r>
-        <w:rPr>
-          <w:rFonts w:ascii="Times New Roman" w:eastAsia="Times New Roman" w:hAnsi="Times New Roman" w:cs="Times New Roman"/>
-          <w:color w:val="000000"/>
-        </w:rPr>
-        <w:t>Recalcula todos los DVH fila por fila con los datos actuales y recalcula el DVV. Se usa cuando los datos son correctos pero los dígitos están desactualizados o el algoritmo fue modificado.</w:t>
+        <w:t xml:space="preserve"> Recalcula todos los DVH fila por fila con los datos actuales y recalcula el DVV. Se usa cuando los datos son correctos pero los dígitos están desactualizados o el algoritmo fue modificado.</w:t>
       </w:r>
     </w:p>
     <w:p>
@@ -22475,7 +22745,23 @@
           <w:sz w:val="30"/>
           <w:szCs w:val="30"/>
         </w:rPr>
-        <w:t>7.2 Diagrama de Clases</w:t>
+        <w:t>7.</w:t>
+      </w:r>
+      <w:r>
+        <w:rPr>
+          <w:rFonts w:ascii="Times New Roman" w:eastAsia="Times New Roman" w:hAnsi="Times New Roman" w:cs="Times New Roman"/>
+          <w:sz w:val="30"/>
+          <w:szCs w:val="30"/>
+        </w:rPr>
+        <w:t>3</w:t>
+      </w:r>
+      <w:r>
+        <w:rPr>
+          <w:rFonts w:ascii="Times New Roman" w:eastAsia="Times New Roman" w:hAnsi="Times New Roman" w:cs="Times New Roman"/>
+          <w:sz w:val="30"/>
+          <w:szCs w:val="30"/>
+        </w:rPr>
+        <w:t xml:space="preserve"> Diagrama de Clases</w:t>
       </w:r>
       <w:bookmarkEnd w:id="83"/>
     </w:p>
@@ -22485,10 +22771,10 @@
           <w:noProof/>
         </w:rPr>
         <w:drawing>
-          <wp:inline distT="0" distB="0" distL="0" distR="0" wp14:anchorId="0B86411E" wp14:editId="230AF2CB">
-            <wp:extent cx="1744980" cy="1386840"/>
-            <wp:effectExtent l="0" t="0" r="7620" b="3810"/>
-            <wp:docPr id="1363515666" name="Imagen 2"/>
+          <wp:inline distT="0" distB="0" distL="0" distR="0" wp14:anchorId="114F7EC2" wp14:editId="7939A22D">
+            <wp:extent cx="5052060" cy="1760220"/>
+            <wp:effectExtent l="0" t="0" r="0" b="0"/>
+            <wp:docPr id="1974566417" name="Imagen 3"/>
             <wp:cNvGraphicFramePr>
               <a:graphicFrameLocks xmlns:a="http://schemas.openxmlformats.org/drawingml/2006/main" noChangeAspect="1"/>
             </wp:cNvGraphicFramePr>
@@ -22496,7 +22782,7 @@
               <a:graphicData uri="http://schemas.openxmlformats.org/drawingml/2006/picture">
                 <pic:pic xmlns:pic="http://schemas.openxmlformats.org/drawingml/2006/picture">
                   <pic:nvPicPr>
-                    <pic:cNvPr id="0" name="Picture 2"/>
+                    <pic:cNvPr id="0" name="Picture 3"/>
                     <pic:cNvPicPr>
                       <a:picLocks noChangeAspect="1" noChangeArrowheads="1"/>
                     </pic:cNvPicPr>
@@ -22517,7 +22803,7 @@
                   <pic:spPr bwMode="auto">
                     <a:xfrm>
                       <a:off x="0" y="0"/>
-                      <a:ext cx="1744980" cy="1386840"/>
+                      <a:ext cx="5052060" cy="1760220"/>
                     </a:xfrm>
                     <a:prstGeom prst="rect">
                       <a:avLst/>
@@ -22550,12 +22836,82 @@
           <w:sz w:val="30"/>
           <w:szCs w:val="30"/>
         </w:rPr>
-        <w:lastRenderedPageBreak/>
-        <w:t>7.3 Der</w:t>
+        <w:t>7.</w:t>
+      </w:r>
+      <w:r>
+        <w:rPr>
+          <w:rFonts w:ascii="Times New Roman" w:eastAsia="Times New Roman" w:hAnsi="Times New Roman" w:cs="Times New Roman"/>
+          <w:sz w:val="30"/>
+          <w:szCs w:val="30"/>
+        </w:rPr>
+        <w:t>4</w:t>
+      </w:r>
+      <w:r>
+        <w:rPr>
+          <w:rFonts w:ascii="Times New Roman" w:eastAsia="Times New Roman" w:hAnsi="Times New Roman" w:cs="Times New Roman"/>
+          <w:sz w:val="30"/>
+          <w:szCs w:val="30"/>
+        </w:rPr>
+        <w:t xml:space="preserve"> Der</w:t>
       </w:r>
       <w:bookmarkEnd w:id="84"/>
     </w:p>
     <w:p>
+      <w:r>
+        <w:rPr>
+          <w:noProof/>
+        </w:rPr>
+        <w:drawing>
+          <wp:inline distT="0" distB="0" distL="0" distR="0" wp14:anchorId="0733716A" wp14:editId="2E5678A8">
+            <wp:extent cx="1935480" cy="1371600"/>
+            <wp:effectExtent l="0" t="0" r="7620" b="0"/>
+            <wp:docPr id="2076786188" name="Imagen 9"/>
+            <wp:cNvGraphicFramePr>
+              <a:graphicFrameLocks xmlns:a="http://schemas.openxmlformats.org/drawingml/2006/main" noChangeAspect="1"/>
+            </wp:cNvGraphicFramePr>
+            <a:graphic xmlns:a="http://schemas.openxmlformats.org/drawingml/2006/main">
+              <a:graphicData uri="http://schemas.openxmlformats.org/drawingml/2006/picture">
+                <pic:pic xmlns:pic="http://schemas.openxmlformats.org/drawingml/2006/picture">
+                  <pic:nvPicPr>
+                    <pic:cNvPr id="0" name="Picture 9"/>
+                    <pic:cNvPicPr>
+                      <a:picLocks noChangeAspect="1" noChangeArrowheads="1"/>
+                    </pic:cNvPicPr>
+                  </pic:nvPicPr>
+                  <pic:blipFill>
+                    <a:blip r:embed="rId47">
+                      <a:extLst>
+                        <a:ext uri="{28A0092B-C50C-407E-A947-70E740481C1C}">
+                          <a14:useLocalDpi xmlns:a14="http://schemas.microsoft.com/office/drawing/2010/main" val="0"/>
+                        </a:ext>
+                      </a:extLst>
+                    </a:blip>
+                    <a:srcRect/>
+                    <a:stretch>
+                      <a:fillRect/>
+                    </a:stretch>
+                  </pic:blipFill>
+                  <pic:spPr bwMode="auto">
+                    <a:xfrm>
+                      <a:off x="0" y="0"/>
+                      <a:ext cx="1935480" cy="1371600"/>
+                    </a:xfrm>
+                    <a:prstGeom prst="rect">
+                      <a:avLst/>
+                    </a:prstGeom>
+                    <a:noFill/>
+                    <a:ln>
+                      <a:noFill/>
+                    </a:ln>
+                  </pic:spPr>
+                </pic:pic>
+              </a:graphicData>
+            </a:graphic>
+          </wp:inline>
+        </w:drawing>
+      </w:r>
+    </w:p>
+    <w:p>
       <w:pPr>
         <w:pStyle w:val="Ttulo2"/>
         <w:rPr>
@@ -22564,14 +22920,160 @@
           <w:szCs w:val="30"/>
         </w:rPr>
       </w:pPr>
-      <w:bookmarkStart w:id="85" w:name="_Toc231714400"/>
       <w:r>
         <w:rPr>
           <w:rFonts w:ascii="Times New Roman" w:eastAsia="Times New Roman" w:hAnsi="Times New Roman" w:cs="Times New Roman"/>
           <w:sz w:val="30"/>
           <w:szCs w:val="30"/>
         </w:rPr>
-        <w:t>7.4 Pantalla IU</w:t>
+        <w:lastRenderedPageBreak/>
+        <w:t>7.5 Diagrama Secuencia del Sistema</w:t>
+      </w:r>
+    </w:p>
+    <w:p>
+      <w:r>
+        <w:rPr>
+          <w:noProof/>
+        </w:rPr>
+        <w:drawing>
+          <wp:inline distT="0" distB="0" distL="0" distR="0" wp14:anchorId="7BD9FB9E" wp14:editId="46AAD4D9">
+            <wp:extent cx="5400040" cy="3173730"/>
+            <wp:effectExtent l="0" t="0" r="0" b="7620"/>
+            <wp:docPr id="1161192997" name="Imagen 1"/>
+            <wp:cNvGraphicFramePr>
+              <a:graphicFrameLocks xmlns:a="http://schemas.openxmlformats.org/drawingml/2006/main" noChangeAspect="1"/>
+            </wp:cNvGraphicFramePr>
+            <a:graphic xmlns:a="http://schemas.openxmlformats.org/drawingml/2006/main">
+              <a:graphicData uri="http://schemas.openxmlformats.org/drawingml/2006/picture">
+                <pic:pic xmlns:pic="http://schemas.openxmlformats.org/drawingml/2006/picture">
+                  <pic:nvPicPr>
+                    <pic:cNvPr id="0" name="Picture 1"/>
+                    <pic:cNvPicPr>
+                      <a:picLocks noChangeAspect="1" noChangeArrowheads="1"/>
+                    </pic:cNvPicPr>
+                  </pic:nvPicPr>
+                  <pic:blipFill>
+                    <a:blip r:embed="rId48">
+                      <a:extLst>
+                        <a:ext uri="{28A0092B-C50C-407E-A947-70E740481C1C}">
+                          <a14:useLocalDpi xmlns:a14="http://schemas.microsoft.com/office/drawing/2010/main" val="0"/>
+                        </a:ext>
+                      </a:extLst>
+                    </a:blip>
+                    <a:srcRect/>
+                    <a:stretch>
+                      <a:fillRect/>
+                    </a:stretch>
+                  </pic:blipFill>
+                  <pic:spPr bwMode="auto">
+                    <a:xfrm>
+                      <a:off x="0" y="0"/>
+                      <a:ext cx="5400040" cy="3173730"/>
+                    </a:xfrm>
+                    <a:prstGeom prst="rect">
+                      <a:avLst/>
+                    </a:prstGeom>
+                    <a:noFill/>
+                    <a:ln>
+                      <a:noFill/>
+                    </a:ln>
+                  </pic:spPr>
+                </pic:pic>
+              </a:graphicData>
+            </a:graphic>
+          </wp:inline>
+        </w:drawing>
+      </w:r>
+    </w:p>
+    <w:p>
+      <w:r>
+        <w:rPr>
+          <w:noProof/>
+        </w:rPr>
+        <w:drawing>
+          <wp:inline distT="0" distB="0" distL="0" distR="0" wp14:anchorId="512B87AE" wp14:editId="1CF3BDFF">
+            <wp:extent cx="5400040" cy="3048000"/>
+            <wp:effectExtent l="0" t="0" r="0" b="0"/>
+            <wp:docPr id="194547547" name="Imagen 2"/>
+            <wp:cNvGraphicFramePr>
+              <a:graphicFrameLocks xmlns:a="http://schemas.openxmlformats.org/drawingml/2006/main" noChangeAspect="1"/>
+            </wp:cNvGraphicFramePr>
+            <a:graphic xmlns:a="http://schemas.openxmlformats.org/drawingml/2006/main">
+              <a:graphicData uri="http://schemas.openxmlformats.org/drawingml/2006/picture">
+                <pic:pic xmlns:pic="http://schemas.openxmlformats.org/drawingml/2006/picture">
+                  <pic:nvPicPr>
+                    <pic:cNvPr id="0" name="Picture 2"/>
+                    <pic:cNvPicPr>
+                      <a:picLocks noChangeAspect="1" noChangeArrowheads="1"/>
+                    </pic:cNvPicPr>
+                  </pic:nvPicPr>
+                  <pic:blipFill>
+                    <a:blip r:embed="rId49">
+                      <a:extLst>
+                        <a:ext uri="{28A0092B-C50C-407E-A947-70E740481C1C}">
+                          <a14:useLocalDpi xmlns:a14="http://schemas.microsoft.com/office/drawing/2010/main" val="0"/>
+                        </a:ext>
+                      </a:extLst>
+                    </a:blip>
+                    <a:srcRect/>
+                    <a:stretch>
+                      <a:fillRect/>
+                    </a:stretch>
+                  </pic:blipFill>
+                  <pic:spPr bwMode="auto">
+                    <a:xfrm>
+                      <a:off x="0" y="0"/>
+                      <a:ext cx="5400040" cy="3048000"/>
+                    </a:xfrm>
+                    <a:prstGeom prst="rect">
+                      <a:avLst/>
+                    </a:prstGeom>
+                    <a:noFill/>
+                    <a:ln>
+                      <a:noFill/>
+                    </a:ln>
+                  </pic:spPr>
+                </pic:pic>
+              </a:graphicData>
+            </a:graphic>
+          </wp:inline>
+        </w:drawing>
+      </w:r>
+    </w:p>
+    <w:p>
+      <w:pPr>
+        <w:pStyle w:val="Ttulo2"/>
+        <w:rPr>
+          <w:rFonts w:ascii="Times New Roman" w:eastAsia="Times New Roman" w:hAnsi="Times New Roman" w:cs="Times New Roman"/>
+          <w:sz w:val="30"/>
+          <w:szCs w:val="30"/>
+        </w:rPr>
+      </w:pPr>
+      <w:bookmarkStart w:id="85" w:name="_Toc231714400"/>
+      <w:r>
+        <w:rPr>
+          <w:rFonts w:ascii="Times New Roman" w:eastAsia="Times New Roman" w:hAnsi="Times New Roman" w:cs="Times New Roman"/>
+          <w:sz w:val="30"/>
+          <w:szCs w:val="30"/>
+        </w:rPr>
+        <w:lastRenderedPageBreak/>
+        <w:t>7.</w:t>
+      </w:r>
+      <w:r>
+        <w:rPr>
+          <w:rFonts w:ascii="Times New Roman" w:eastAsia="Times New Roman" w:hAnsi="Times New Roman" w:cs="Times New Roman"/>
+          <w:sz w:val="30"/>
+          <w:szCs w:val="30"/>
+        </w:rPr>
+        <w:t>6</w:t>
+      </w:r>
+      <w:r>
+        <w:rPr>
+          <w:rFonts w:ascii="Times New Roman" w:eastAsia="Times New Roman" w:hAnsi="Times New Roman" w:cs="Times New Roman"/>
+          <w:sz w:val="30"/>
+          <w:szCs w:val="30"/>
+        </w:rPr>
+        <w:t xml:space="preserve"> Pantalla IU</w:t>
       </w:r>
       <w:bookmarkEnd w:id="85"/>
     </w:p>
@@ -22596,7 +23098,7 @@
                     <pic:cNvPicPr/>
                   </pic:nvPicPr>
                   <pic:blipFill>
-                    <a:blip r:embed="rId47"/>
+                    <a:blip r:embed="rId50"/>
                     <a:stretch>
                       <a:fillRect/>
                     </a:stretch>
@@ -22636,7 +23138,7 @@
                     <pic:cNvPicPr/>
                   </pic:nvPicPr>
                   <pic:blipFill>
-                    <a:blip r:embed="rId48"/>
+                    <a:blip r:embed="rId51"/>
                     <a:stretch>
                       <a:fillRect/>
                     </a:stretch>
@@ -22811,15 +23313,12 @@
     <w:p/>
     <w:p>
       <w:r>
-        <w:rPr>
-          <w:noProof/>
-        </w:rPr>
         <w:lastRenderedPageBreak/>
         <w:drawing>
-          <wp:inline distT="0" distB="0" distL="0" distR="0" wp14:anchorId="44CE05A0" wp14:editId="28F6CB86">
-            <wp:extent cx="5400040" cy="3175000"/>
-            <wp:effectExtent l="0" t="0" r="0" b="6350"/>
-            <wp:docPr id="2090194176" name="Imagen 1"/>
+          <wp:inline distT="0" distB="0" distL="0" distR="0" wp14:anchorId="2F77F477" wp14:editId="1CD9A5F4">
+            <wp:extent cx="5400040" cy="2969895"/>
+            <wp:effectExtent l="0" t="0" r="0" b="1905"/>
+            <wp:docPr id="944850587" name="Imagen 1"/>
             <wp:cNvGraphicFramePr>
               <a:graphicFrameLocks xmlns:a="http://schemas.openxmlformats.org/drawingml/2006/main" noChangeAspect="1"/>
             </wp:cNvGraphicFramePr>
@@ -22827,11 +23326,11 @@
               <a:graphicData uri="http://schemas.openxmlformats.org/drawingml/2006/picture">
                 <pic:pic xmlns:pic="http://schemas.openxmlformats.org/drawingml/2006/picture">
                   <pic:nvPicPr>
-                    <pic:cNvPr id="2090194176" name=""/>
+                    <pic:cNvPr id="944850587" name=""/>
                     <pic:cNvPicPr/>
                   </pic:nvPicPr>
                   <pic:blipFill>
-                    <a:blip r:embed="rId49"/>
+                    <a:blip r:embed="rId52"/>
                     <a:stretch>
                       <a:fillRect/>
                     </a:stretch>
@@ -22839,7 +23338,7 @@
                   <pic:spPr>
                     <a:xfrm>
                       <a:off x="0" y="0"/>
-                      <a:ext cx="5400040" cy="3175000"/>
+                      <a:ext cx="5400040" cy="2969895"/>
                     </a:xfrm>
                     <a:prstGeom prst="rect">
                       <a:avLst/>
@@ -22873,7 +23372,7 @@
                     <pic:cNvPicPr/>
                   </pic:nvPicPr>
                   <pic:blipFill>
-                    <a:blip r:embed="rId50"/>
+                    <a:blip r:embed="rId53"/>
                     <a:stretch>
                       <a:fillRect/>
                     </a:stretch>
@@ -22894,6 +23393,48 @@
         </w:drawing>
       </w:r>
     </w:p>
+    <w:p/>
+    <w:p/>
+    <w:p>
+      <w:r>
+        <w:lastRenderedPageBreak/>
+        <w:drawing>
+          <wp:inline distT="0" distB="0" distL="0" distR="0" wp14:anchorId="1FE96A7D" wp14:editId="026FD8ED">
+            <wp:extent cx="5400040" cy="2939415"/>
+            <wp:effectExtent l="0" t="0" r="0" b="0"/>
+            <wp:docPr id="551752661" name="Imagen 1"/>
+            <wp:cNvGraphicFramePr>
+              <a:graphicFrameLocks xmlns:a="http://schemas.openxmlformats.org/drawingml/2006/main" noChangeAspect="1"/>
+            </wp:cNvGraphicFramePr>
+            <a:graphic xmlns:a="http://schemas.openxmlformats.org/drawingml/2006/main">
+              <a:graphicData uri="http://schemas.openxmlformats.org/drawingml/2006/picture">
+                <pic:pic xmlns:pic="http://schemas.openxmlformats.org/drawingml/2006/picture">
+                  <pic:nvPicPr>
+                    <pic:cNvPr id="551752661" name=""/>
+                    <pic:cNvPicPr/>
+                  </pic:nvPicPr>
+                  <pic:blipFill>
+                    <a:blip r:embed="rId54"/>
+                    <a:stretch>
+                      <a:fillRect/>
+                    </a:stretch>
+                  </pic:blipFill>
+                  <pic:spPr>
+                    <a:xfrm>
+                      <a:off x="0" y="0"/>
+                      <a:ext cx="5400040" cy="2939415"/>
+                    </a:xfrm>
+                    <a:prstGeom prst="rect">
+                      <a:avLst/>
+                    </a:prstGeom>
+                  </pic:spPr>
+                </pic:pic>
+              </a:graphicData>
+            </a:graphic>
+          </wp:inline>
+        </w:drawing>
+      </w:r>
+    </w:p>
     <w:p>
       <w:pPr>
         <w:pStyle w:val="Ttulo1"/>
@@ -23012,11 +23553,7 @@
       </w:r>
       <w:proofErr w:type="spellEnd"/>
       <w:r>
-        <w:t xml:space="preserve"> Productos"). No puede </w:t>
-      </w:r>
-      <w:r>
-        <w:lastRenderedPageBreak/>
-        <w:t>tener hijos. Sus instancias están precargadas en la base de datos y no pueden ser creadas desde la interfaz.</w:t>
+        <w:t xml:space="preserve"> Productos"). No puede tener hijos. Sus instancias están precargadas en la base de datos y no pueden ser creadas desde la interfaz.</w:t>
       </w:r>
     </w:p>
     <w:p>
@@ -23124,6 +23661,7 @@
         <w:rPr>
           <w:color w:val="000000"/>
         </w:rPr>
+        <w:lastRenderedPageBreak/>
         <w:t>Solo se pueden crear nuevos roles (PERMISOCOMPOSITE).</w:t>
       </w:r>
     </w:p>
@@ -23285,7 +23823,7 @@
         </w:rPr>
         <w:t xml:space="preserve">Gerente &gt;&gt; </w:t>
       </w:r>
-      <w:hyperlink r:id="rId51" w:history="1">
+      <w:hyperlink r:id="rId55" w:history="1">
         <w:r>
           <w:rPr>
             <w:rStyle w:val="Hipervnculo"/>
@@ -23369,7 +23907,7 @@
         </w:rPr>
         <w:t xml:space="preserve"> </w:t>
       </w:r>
-      <w:hyperlink r:id="rId52" w:history="1">
+      <w:hyperlink r:id="rId56" w:history="1">
         <w:r>
           <w:rPr>
             <w:rStyle w:val="Hipervnculo"/>
@@ -23396,6 +23934,7 @@
         </w:rPr>
         <w:t xml:space="preserve"> </w:t>
       </w:r>
+      <w:proofErr w:type="spellStart"/>
       <w:r>
         <w:rPr>
           <w:rFonts w:ascii="Times New Roman" w:hAnsi="Times New Roman" w:cs="Times New Roman"/>
@@ -23403,6 +23942,7 @@
         </w:rPr>
         <w:t>river</w:t>
       </w:r>
+      <w:proofErr w:type="spellEnd"/>
     </w:p>
     <w:p>
       <w:pPr>
@@ -23447,7 +23987,7 @@
                     </pic:cNvPicPr>
                   </pic:nvPicPr>
                   <pic:blipFill>
-                    <a:blip r:embed="rId53">
+                    <a:blip r:embed="rId57">
                       <a:extLst>
                         <a:ext uri="{28A0092B-C50C-407E-A947-70E740481C1C}">
                           <a14:useLocalDpi xmlns:a14="http://schemas.microsoft.com/office/drawing/2010/main" val="0"/>
@@ -23523,7 +24063,7 @@
                     </pic:cNvPicPr>
                   </pic:nvPicPr>
                   <pic:blipFill>
-                    <a:blip r:embed="rId54">
+                    <a:blip r:embed="rId58">
                       <a:extLst>
                         <a:ext uri="{28A0092B-C50C-407E-A947-70E740481C1C}">
                           <a14:useLocalDpi xmlns:a14="http://schemas.microsoft.com/office/drawing/2010/main" val="0"/>
@@ -23564,14 +24104,13 @@
           <w:szCs w:val="30"/>
         </w:rPr>
       </w:pPr>
-      <w:bookmarkStart w:id="90" w:name="_Toc231714405"/>
+      <w:bookmarkStart w:id="90" w:name="_Toc231714408"/>
       <w:r>
         <w:rPr>
           <w:rFonts w:ascii="Times New Roman" w:eastAsia="Times New Roman" w:hAnsi="Times New Roman" w:cs="Times New Roman"/>
           <w:sz w:val="30"/>
           <w:szCs w:val="30"/>
         </w:rPr>
-        <w:lastRenderedPageBreak/>
         <w:t>8.</w:t>
       </w:r>
       <w:r>
@@ -23588,7 +24127,7 @@
           <w:sz w:val="30"/>
           <w:szCs w:val="30"/>
         </w:rPr>
-        <w:t xml:space="preserve"> A</w:t>
+        <w:t xml:space="preserve"> Pantalla </w:t>
       </w:r>
       <w:r>
         <w:rPr>
@@ -23596,117 +24135,9 @@
           <w:sz w:val="30"/>
           <w:szCs w:val="30"/>
         </w:rPr>
-        <w:t>gregar</w:t>
-      </w:r>
-      <w:r>
-        <w:rPr>
-          <w:rFonts w:ascii="Times New Roman" w:eastAsia="Times New Roman" w:hAnsi="Times New Roman" w:cs="Times New Roman"/>
-          <w:sz w:val="30"/>
-          <w:szCs w:val="30"/>
-        </w:rPr>
-        <w:t xml:space="preserve"> Permiso</w:t>
+        <w:t>UI</w:t>
       </w:r>
       <w:bookmarkEnd w:id="90"/>
-    </w:p>
-    <w:p>
-      <w:pPr>
-        <w:pStyle w:val="Ttulo3"/>
-        <w:rPr>
-          <w:rFonts w:ascii="Times New Roman" w:eastAsia="Times New Roman" w:hAnsi="Times New Roman" w:cs="Times New Roman"/>
-        </w:rPr>
-      </w:pPr>
-      <w:bookmarkStart w:id="91" w:name="_Toc231714406"/>
-      <w:r>
-        <w:rPr>
-          <w:rFonts w:ascii="Times New Roman" w:eastAsia="Times New Roman" w:hAnsi="Times New Roman" w:cs="Times New Roman"/>
-        </w:rPr>
-        <w:t>8.</w:t>
-      </w:r>
-      <w:r>
-        <w:rPr>
-          <w:rFonts w:ascii="Times New Roman" w:eastAsia="Times New Roman" w:hAnsi="Times New Roman" w:cs="Times New Roman"/>
-        </w:rPr>
-        <w:t>4</w:t>
-      </w:r>
-      <w:r>
-        <w:rPr>
-          <w:rFonts w:ascii="Times New Roman" w:eastAsia="Times New Roman" w:hAnsi="Times New Roman" w:cs="Times New Roman"/>
-        </w:rPr>
-        <w:t>.1 Especificación CU</w:t>
-      </w:r>
-      <w:bookmarkEnd w:id="91"/>
-    </w:p>
-    <w:p>
-      <w:pPr>
-        <w:pStyle w:val="Ttulo3"/>
-        <w:rPr>
-          <w:rFonts w:ascii="Times New Roman" w:eastAsia="Times New Roman" w:hAnsi="Times New Roman" w:cs="Times New Roman"/>
-        </w:rPr>
-      </w:pPr>
-      <w:bookmarkStart w:id="92" w:name="_Toc231714407"/>
-      <w:r>
-        <w:rPr>
-          <w:rFonts w:ascii="Times New Roman" w:eastAsia="Times New Roman" w:hAnsi="Times New Roman" w:cs="Times New Roman"/>
-        </w:rPr>
-        <w:t>8.</w:t>
-      </w:r>
-      <w:r>
-        <w:rPr>
-          <w:rFonts w:ascii="Times New Roman" w:eastAsia="Times New Roman" w:hAnsi="Times New Roman" w:cs="Times New Roman"/>
-        </w:rPr>
-        <w:t>4</w:t>
-      </w:r>
-      <w:r>
-        <w:rPr>
-          <w:rFonts w:ascii="Times New Roman" w:eastAsia="Times New Roman" w:hAnsi="Times New Roman" w:cs="Times New Roman"/>
-        </w:rPr>
-        <w:t>.2 Diagrama Secuencia Sistema</w:t>
-      </w:r>
-      <w:bookmarkEnd w:id="92"/>
-    </w:p>
-    <w:p>
-      <w:pPr>
-        <w:pStyle w:val="Ttulo2"/>
-        <w:rPr>
-          <w:rFonts w:ascii="Times New Roman" w:eastAsia="Times New Roman" w:hAnsi="Times New Roman" w:cs="Times New Roman"/>
-          <w:sz w:val="30"/>
-          <w:szCs w:val="30"/>
-        </w:rPr>
-      </w:pPr>
-      <w:bookmarkStart w:id="93" w:name="_Toc231714408"/>
-      <w:r>
-        <w:rPr>
-          <w:rFonts w:ascii="Times New Roman" w:eastAsia="Times New Roman" w:hAnsi="Times New Roman" w:cs="Times New Roman"/>
-          <w:sz w:val="30"/>
-          <w:szCs w:val="30"/>
-        </w:rPr>
-        <w:t>8.</w:t>
-      </w:r>
-      <w:r>
-        <w:rPr>
-          <w:rFonts w:ascii="Times New Roman" w:eastAsia="Times New Roman" w:hAnsi="Times New Roman" w:cs="Times New Roman"/>
-          <w:sz w:val="30"/>
-          <w:szCs w:val="30"/>
-        </w:rPr>
-        <w:t>5</w:t>
-      </w:r>
-      <w:r>
-        <w:rPr>
-          <w:rFonts w:ascii="Times New Roman" w:eastAsia="Times New Roman" w:hAnsi="Times New Roman" w:cs="Times New Roman"/>
-          <w:sz w:val="30"/>
-          <w:szCs w:val="30"/>
-        </w:rPr>
-        <w:t xml:space="preserve"> Pantalla </w:t>
-      </w:r>
-      <w:r>
-        <w:rPr>
-          <w:rFonts w:ascii="Times New Roman" w:eastAsia="Times New Roman" w:hAnsi="Times New Roman" w:cs="Times New Roman"/>
-          <w:sz w:val="30"/>
-          <w:szCs w:val="30"/>
-        </w:rPr>
-        <w:t>UI</w:t>
-      </w:r>
-      <w:bookmarkEnd w:id="93"/>
     </w:p>
     <w:p>
       <w:r>
@@ -23729,7 +24160,7 @@
                     <pic:cNvPicPr/>
                   </pic:nvPicPr>
                   <pic:blipFill>
-                    <a:blip r:embed="rId55"/>
+                    <a:blip r:embed="rId59"/>
                     <a:stretch>
                       <a:fillRect/>
                     </a:stretch>
@@ -23758,16 +24189,257 @@
           <w:rFonts w:ascii="Times New Roman" w:eastAsia="Times New Roman" w:hAnsi="Times New Roman" w:cs="Times New Roman"/>
         </w:rPr>
       </w:pPr>
-      <w:bookmarkStart w:id="94" w:name="_Toc231714409"/>
+      <w:bookmarkStart w:id="91" w:name="_Toc231714409"/>
       <w:r>
         <w:rPr>
           <w:rFonts w:ascii="Times New Roman" w:eastAsia="Times New Roman" w:hAnsi="Times New Roman" w:cs="Times New Roman"/>
         </w:rPr>
         <w:t>9. GESTIÓN DE CAMBIOS</w:t>
+      </w:r>
+      <w:bookmarkEnd w:id="91"/>
+    </w:p>
+    <w:p>
+      <w:pPr>
+        <w:pStyle w:val="Ttulo2"/>
+        <w:rPr>
+          <w:rFonts w:ascii="Times New Roman" w:eastAsia="Times New Roman" w:hAnsi="Times New Roman" w:cs="Times New Roman"/>
+          <w:sz w:val="30"/>
+          <w:szCs w:val="30"/>
+        </w:rPr>
+      </w:pPr>
+      <w:bookmarkStart w:id="92" w:name="_Toc231714410"/>
+      <w:r>
+        <w:rPr>
+          <w:rFonts w:ascii="Times New Roman" w:eastAsia="Times New Roman" w:hAnsi="Times New Roman" w:cs="Times New Roman"/>
+          <w:sz w:val="30"/>
+          <w:szCs w:val="30"/>
+        </w:rPr>
+        <w:t>9.1 Objetivo General</w:t>
+      </w:r>
+      <w:bookmarkEnd w:id="92"/>
+    </w:p>
+    <w:p>
+      <w:pPr>
+        <w:rPr>
+          <w:rFonts w:ascii="Times New Roman" w:eastAsia="Times New Roman" w:hAnsi="Times New Roman" w:cs="Times New Roman"/>
+        </w:rPr>
+      </w:pPr>
+      <w:r>
+        <w:rPr>
+          <w:rFonts w:ascii="Times New Roman" w:eastAsia="Times New Roman" w:hAnsi="Times New Roman" w:cs="Times New Roman"/>
+        </w:rPr>
+        <w:t xml:space="preserve">El módulo de Control de Cambios permite llevar un registro detallado de todas las modificaciones realizadas sobre la entidad PRODUCTO, registrando quién realizó el cambio, cuándo, qué campo fue modificado, el valor anterior y el valor actual. </w:t>
+      </w:r>
+      <w:r>
+        <w:rPr>
+          <w:rFonts w:ascii="Times New Roman" w:eastAsia="Times New Roman" w:hAnsi="Times New Roman" w:cs="Times New Roman"/>
+        </w:rPr>
+        <w:t>Además,</w:t>
+      </w:r>
+      <w:r>
+        <w:rPr>
+          <w:rFonts w:ascii="Times New Roman" w:eastAsia="Times New Roman" w:hAnsi="Times New Roman" w:cs="Times New Roman"/>
+        </w:rPr>
+        <w:t xml:space="preserve"> permite revertir cualquier modificación al estado anterior, garantizando la trazabilidad completa de los datos.</w:t>
+      </w:r>
+      <w:r>
+        <w:rPr>
+          <w:rFonts w:ascii="Times New Roman" w:eastAsia="Times New Roman" w:hAnsi="Times New Roman" w:cs="Times New Roman"/>
+        </w:rPr>
+        <w:t xml:space="preserve"> </w:t>
+      </w:r>
+      <w:r>
+        <w:rPr>
+          <w:rFonts w:ascii="Times New Roman" w:eastAsia="Times New Roman" w:hAnsi="Times New Roman" w:cs="Times New Roman"/>
+        </w:rPr>
+        <w:t>Cada vez que se realiza una operación sobre PRODUCTO, el sistema registra automáticamente un evento en la tabla CONTROL_CAMBIOS</w:t>
+      </w:r>
+      <w:r>
+        <w:rPr>
+          <w:rFonts w:ascii="Times New Roman" w:eastAsia="Times New Roman" w:hAnsi="Times New Roman" w:cs="Times New Roman"/>
+        </w:rPr>
+        <w:t>.</w:t>
+      </w:r>
+    </w:p>
+    <w:p>
+      <w:pPr>
+        <w:rPr>
+          <w:rFonts w:ascii="Times New Roman" w:eastAsia="Times New Roman" w:hAnsi="Times New Roman" w:cs="Times New Roman"/>
+        </w:rPr>
+      </w:pPr>
+      <w:r>
+        <w:rPr>
+          <w:rFonts w:ascii="Times New Roman" w:eastAsia="Times New Roman" w:hAnsi="Times New Roman" w:cs="Times New Roman"/>
+        </w:rPr>
+        <w:t xml:space="preserve">Al revertir un cambio, el sistema no solo restaura el valor del </w:t>
+      </w:r>
+      <w:proofErr w:type="gramStart"/>
+      <w:r>
+        <w:rPr>
+          <w:rFonts w:ascii="Times New Roman" w:eastAsia="Times New Roman" w:hAnsi="Times New Roman" w:cs="Times New Roman"/>
+        </w:rPr>
+        <w:t>campo</w:t>
+      </w:r>
+      <w:proofErr w:type="gramEnd"/>
+      <w:r>
+        <w:rPr>
+          <w:rFonts w:ascii="Times New Roman" w:eastAsia="Times New Roman" w:hAnsi="Times New Roman" w:cs="Times New Roman"/>
+        </w:rPr>
+        <w:t xml:space="preserve"> sino que también recalcula el DVH del producto afectado y el DVV de toda la tabla, manteniendo la integridad de los dígitos verificadores.</w:t>
+      </w:r>
+    </w:p>
+    <w:p>
+      <w:pPr>
+        <w:pStyle w:val="Ttulo2"/>
+        <w:rPr>
+          <w:rFonts w:ascii="Times New Roman" w:eastAsia="Times New Roman" w:hAnsi="Times New Roman" w:cs="Times New Roman"/>
+          <w:sz w:val="30"/>
+          <w:szCs w:val="30"/>
+        </w:rPr>
+      </w:pPr>
+      <w:bookmarkStart w:id="93" w:name="_Toc231714411"/>
+      <w:r>
+        <w:rPr>
+          <w:rFonts w:ascii="Times New Roman" w:eastAsia="Times New Roman" w:hAnsi="Times New Roman" w:cs="Times New Roman"/>
+          <w:sz w:val="30"/>
+          <w:szCs w:val="30"/>
+        </w:rPr>
+        <w:t>9.2 Diagrama de Clases</w:t>
+      </w:r>
+      <w:bookmarkEnd w:id="93"/>
+    </w:p>
+    <w:p>
+      <w:r>
+        <w:rPr>
+          <w:noProof/>
+        </w:rPr>
+        <w:drawing>
+          <wp:inline distT="0" distB="0" distL="0" distR="0" wp14:anchorId="7C97C3B0" wp14:editId="34AE3E0B">
+            <wp:extent cx="5400040" cy="3809365"/>
+            <wp:effectExtent l="0" t="0" r="0" b="635"/>
+            <wp:docPr id="719450396" name="Imagen 4"/>
+            <wp:cNvGraphicFramePr>
+              <a:graphicFrameLocks xmlns:a="http://schemas.openxmlformats.org/drawingml/2006/main" noChangeAspect="1"/>
+            </wp:cNvGraphicFramePr>
+            <a:graphic xmlns:a="http://schemas.openxmlformats.org/drawingml/2006/main">
+              <a:graphicData uri="http://schemas.openxmlformats.org/drawingml/2006/picture">
+                <pic:pic xmlns:pic="http://schemas.openxmlformats.org/drawingml/2006/picture">
+                  <pic:nvPicPr>
+                    <pic:cNvPr id="0" name="Picture 4"/>
+                    <pic:cNvPicPr>
+                      <a:picLocks noChangeAspect="1" noChangeArrowheads="1"/>
+                    </pic:cNvPicPr>
+                  </pic:nvPicPr>
+                  <pic:blipFill>
+                    <a:blip r:embed="rId60">
+                      <a:extLst>
+                        <a:ext uri="{28A0092B-C50C-407E-A947-70E740481C1C}">
+                          <a14:useLocalDpi xmlns:a14="http://schemas.microsoft.com/office/drawing/2010/main" val="0"/>
+                        </a:ext>
+                      </a:extLst>
+                    </a:blip>
+                    <a:srcRect/>
+                    <a:stretch>
+                      <a:fillRect/>
+                    </a:stretch>
+                  </pic:blipFill>
+                  <pic:spPr bwMode="auto">
+                    <a:xfrm>
+                      <a:off x="0" y="0"/>
+                      <a:ext cx="5400040" cy="3809365"/>
+                    </a:xfrm>
+                    <a:prstGeom prst="rect">
+                      <a:avLst/>
+                    </a:prstGeom>
+                    <a:noFill/>
+                    <a:ln>
+                      <a:noFill/>
+                    </a:ln>
+                  </pic:spPr>
+                </pic:pic>
+              </a:graphicData>
+            </a:graphic>
+          </wp:inline>
+        </w:drawing>
+      </w:r>
+    </w:p>
+    <w:p>
+      <w:pPr>
+        <w:pStyle w:val="Ttulo2"/>
+        <w:rPr>
+          <w:rFonts w:ascii="Times New Roman" w:eastAsia="Times New Roman" w:hAnsi="Times New Roman" w:cs="Times New Roman"/>
+          <w:sz w:val="30"/>
+          <w:szCs w:val="30"/>
+        </w:rPr>
+      </w:pPr>
+      <w:bookmarkStart w:id="94" w:name="_Toc231714412"/>
+      <w:r>
+        <w:rPr>
+          <w:rFonts w:ascii="Times New Roman" w:eastAsia="Times New Roman" w:hAnsi="Times New Roman" w:cs="Times New Roman"/>
+          <w:sz w:val="30"/>
+          <w:szCs w:val="30"/>
+        </w:rPr>
+        <w:lastRenderedPageBreak/>
+        <w:t>9.3 Der</w:t>
       </w:r>
       <w:bookmarkEnd w:id="94"/>
     </w:p>
     <w:p>
+      <w:r>
+        <w:rPr>
+          <w:noProof/>
+        </w:rPr>
+        <w:drawing>
+          <wp:inline distT="0" distB="0" distL="0" distR="0" wp14:anchorId="2004E3E0" wp14:editId="0248D1FE">
+            <wp:extent cx="4229100" cy="4365732"/>
+            <wp:effectExtent l="0" t="0" r="0" b="0"/>
+            <wp:docPr id="1894604296" name="Imagen 6"/>
+            <wp:cNvGraphicFramePr>
+              <a:graphicFrameLocks xmlns:a="http://schemas.openxmlformats.org/drawingml/2006/main" noChangeAspect="1"/>
+            </wp:cNvGraphicFramePr>
+            <a:graphic xmlns:a="http://schemas.openxmlformats.org/drawingml/2006/main">
+              <a:graphicData uri="http://schemas.openxmlformats.org/drawingml/2006/picture">
+                <pic:pic xmlns:pic="http://schemas.openxmlformats.org/drawingml/2006/picture">
+                  <pic:nvPicPr>
+                    <pic:cNvPr id="0" name="Picture 6"/>
+                    <pic:cNvPicPr>
+                      <a:picLocks noChangeAspect="1" noChangeArrowheads="1"/>
+                    </pic:cNvPicPr>
+                  </pic:nvPicPr>
+                  <pic:blipFill>
+                    <a:blip r:embed="rId61">
+                      <a:extLst>
+                        <a:ext uri="{28A0092B-C50C-407E-A947-70E740481C1C}">
+                          <a14:useLocalDpi xmlns:a14="http://schemas.microsoft.com/office/drawing/2010/main" val="0"/>
+                        </a:ext>
+                      </a:extLst>
+                    </a:blip>
+                    <a:srcRect/>
+                    <a:stretch>
+                      <a:fillRect/>
+                    </a:stretch>
+                  </pic:blipFill>
+                  <pic:spPr bwMode="auto">
+                    <a:xfrm>
+                      <a:off x="0" y="0"/>
+                      <a:ext cx="4231365" cy="4368070"/>
+                    </a:xfrm>
+                    <a:prstGeom prst="rect">
+                      <a:avLst/>
+                    </a:prstGeom>
+                    <a:noFill/>
+                    <a:ln>
+                      <a:noFill/>
+                    </a:ln>
+                  </pic:spPr>
+                </pic:pic>
+              </a:graphicData>
+            </a:graphic>
+          </wp:inline>
+        </w:drawing>
+      </w:r>
+    </w:p>
+    <w:p>
       <w:pPr>
         <w:pStyle w:val="Ttulo2"/>
         <w:rPr>
@@ -23776,1229 +24448,49 @@
           <w:szCs w:val="30"/>
         </w:rPr>
       </w:pPr>
-      <w:bookmarkStart w:id="95" w:name="_Toc231714410"/>
+      <w:bookmarkStart w:id="95" w:name="_Toc231714416"/>
       <w:r>
         <w:rPr>
           <w:rFonts w:ascii="Times New Roman" w:eastAsia="Times New Roman" w:hAnsi="Times New Roman" w:cs="Times New Roman"/>
           <w:sz w:val="30"/>
           <w:szCs w:val="30"/>
         </w:rPr>
-        <w:t>9.1 Objetivo General</w:t>
-      </w:r>
-      <w:bookmarkEnd w:id="95"/>
-    </w:p>
-    <w:p>
-      <w:pPr>
-        <w:rPr>
-          <w:rFonts w:ascii="Times New Roman" w:eastAsia="Times New Roman" w:hAnsi="Times New Roman" w:cs="Times New Roman"/>
-        </w:rPr>
-      </w:pPr>
-      <w:r>
-        <w:rPr>
-          <w:rFonts w:ascii="Times New Roman" w:eastAsia="Times New Roman" w:hAnsi="Times New Roman" w:cs="Times New Roman"/>
-        </w:rPr>
-        <w:t xml:space="preserve">El módulo de Control de Cambios permite llevar un registro detallado de todas las modificaciones realizadas sobre la entidad PRODUCTO, registrando quién realizó el cambio, cuándo, qué campo fue modificado, el valor anterior y el valor actual. </w:t>
-      </w:r>
-      <w:proofErr w:type="gramStart"/>
-      <w:r>
-        <w:rPr>
-          <w:rFonts w:ascii="Times New Roman" w:eastAsia="Times New Roman" w:hAnsi="Times New Roman" w:cs="Times New Roman"/>
-        </w:rPr>
-        <w:t>Además</w:t>
-      </w:r>
-      <w:proofErr w:type="gramEnd"/>
-      <w:r>
-        <w:rPr>
-          <w:rFonts w:ascii="Times New Roman" w:eastAsia="Times New Roman" w:hAnsi="Times New Roman" w:cs="Times New Roman"/>
-        </w:rPr>
-        <w:t xml:space="preserve"> permite revertir cualquier modificación al estado anterior, garantizando la trazabilidad completa de los datos.</w:t>
-      </w:r>
-      <w:r>
-        <w:rPr>
-          <w:rFonts w:ascii="Times New Roman" w:eastAsia="Times New Roman" w:hAnsi="Times New Roman" w:cs="Times New Roman"/>
-        </w:rPr>
-        <w:t xml:space="preserve"> </w:t>
-      </w:r>
-      <w:r>
-        <w:rPr>
-          <w:rFonts w:ascii="Times New Roman" w:eastAsia="Times New Roman" w:hAnsi="Times New Roman" w:cs="Times New Roman"/>
-        </w:rPr>
-        <w:t>Cada vez que se realiza una operación sobre PRODUCTO, el sistema registra automáticamente un evento en la tabla CONTROL_CAMBIOS</w:t>
-      </w:r>
-      <w:r>
-        <w:rPr>
-          <w:rFonts w:ascii="Times New Roman" w:eastAsia="Times New Roman" w:hAnsi="Times New Roman" w:cs="Times New Roman"/>
-        </w:rPr>
-        <w:t>.</w:t>
-      </w:r>
-    </w:p>
-    <w:p>
-      <w:pPr>
-        <w:rPr>
-          <w:rFonts w:ascii="Times New Roman" w:eastAsia="Times New Roman" w:hAnsi="Times New Roman" w:cs="Times New Roman"/>
-        </w:rPr>
-      </w:pPr>
-      <w:r>
-        <w:rPr>
-          <w:rFonts w:ascii="Times New Roman" w:eastAsia="Times New Roman" w:hAnsi="Times New Roman" w:cs="Times New Roman"/>
-        </w:rPr>
         <w:lastRenderedPageBreak/>
-        <w:t xml:space="preserve">Al revertir un cambio, el sistema no solo restaura el valor del </w:t>
-      </w:r>
-      <w:proofErr w:type="gramStart"/>
-      <w:r>
-        <w:rPr>
-          <w:rFonts w:ascii="Times New Roman" w:eastAsia="Times New Roman" w:hAnsi="Times New Roman" w:cs="Times New Roman"/>
-        </w:rPr>
-        <w:t>campo</w:t>
-      </w:r>
-      <w:proofErr w:type="gramEnd"/>
-      <w:r>
-        <w:rPr>
-          <w:rFonts w:ascii="Times New Roman" w:eastAsia="Times New Roman" w:hAnsi="Times New Roman" w:cs="Times New Roman"/>
-        </w:rPr>
-        <w:t xml:space="preserve"> sino que también recalcula el DVH del producto afectado y el DVV de toda la tabla, manteniendo la integridad de los dígitos verificadores.</w:t>
-      </w:r>
-    </w:p>
-    <w:p>
-      <w:pPr>
-        <w:pStyle w:val="Ttulo2"/>
+        <w:t>9.</w:t>
+      </w:r>
+      <w:r>
         <w:rPr>
           <w:rFonts w:ascii="Times New Roman" w:eastAsia="Times New Roman" w:hAnsi="Times New Roman" w:cs="Times New Roman"/>
           <w:sz w:val="30"/>
           <w:szCs w:val="30"/>
         </w:rPr>
-      </w:pPr>
-      <w:bookmarkStart w:id="96" w:name="_Toc231714411"/>
+        <w:t>4</w:t>
+      </w:r>
       <w:r>
         <w:rPr>
           <w:rFonts w:ascii="Times New Roman" w:eastAsia="Times New Roman" w:hAnsi="Times New Roman" w:cs="Times New Roman"/>
           <w:sz w:val="30"/>
           <w:szCs w:val="30"/>
         </w:rPr>
-        <w:t>9.2 Diagrama de Clases</w:t>
-      </w:r>
-      <w:bookmarkEnd w:id="96"/>
-    </w:p>
-    <w:p>
-      <w:pPr>
-        <w:pStyle w:val="Ttulo2"/>
+        <w:t xml:space="preserve"> Pantalla </w:t>
+      </w:r>
+      <w:r>
         <w:rPr>
           <w:rFonts w:ascii="Times New Roman" w:eastAsia="Times New Roman" w:hAnsi="Times New Roman" w:cs="Times New Roman"/>
           <w:sz w:val="30"/>
           <w:szCs w:val="30"/>
         </w:rPr>
-      </w:pPr>
-      <w:bookmarkStart w:id="97" w:name="_Toc231714412"/>
+        <w:t>U</w:t>
+      </w:r>
       <w:r>
         <w:rPr>
           <w:rFonts w:ascii="Times New Roman" w:eastAsia="Times New Roman" w:hAnsi="Times New Roman" w:cs="Times New Roman"/>
           <w:sz w:val="30"/>
           <w:szCs w:val="30"/>
         </w:rPr>
-        <w:t>9.3 Der</w:t>
-      </w:r>
-      <w:bookmarkEnd w:id="97"/>
-    </w:p>
-    <w:p>
-      <w:pPr>
-        <w:pStyle w:val="Ttulo2"/>
-        <w:rPr>
-          <w:rFonts w:ascii="Times New Roman" w:eastAsia="Times New Roman" w:hAnsi="Times New Roman" w:cs="Times New Roman"/>
-          <w:sz w:val="30"/>
-          <w:szCs w:val="30"/>
-        </w:rPr>
-      </w:pPr>
-      <w:bookmarkStart w:id="98" w:name="_Toc231714413"/>
-      <w:r>
-        <w:rPr>
-          <w:rFonts w:ascii="Times New Roman" w:eastAsia="Times New Roman" w:hAnsi="Times New Roman" w:cs="Times New Roman"/>
-          <w:sz w:val="30"/>
-          <w:szCs w:val="30"/>
-        </w:rPr>
-        <w:t>9</w:t>
-      </w:r>
-      <w:r>
-        <w:rPr>
-          <w:rFonts w:ascii="Times New Roman" w:eastAsia="Times New Roman" w:hAnsi="Times New Roman" w:cs="Times New Roman"/>
-          <w:sz w:val="30"/>
-          <w:szCs w:val="30"/>
-        </w:rPr>
-        <w:t>.</w:t>
-      </w:r>
-      <w:r>
-        <w:rPr>
-          <w:rFonts w:ascii="Times New Roman" w:eastAsia="Times New Roman" w:hAnsi="Times New Roman" w:cs="Times New Roman"/>
-          <w:sz w:val="30"/>
-          <w:szCs w:val="30"/>
-        </w:rPr>
-        <w:t>4</w:t>
-      </w:r>
-      <w:r>
-        <w:rPr>
-          <w:rFonts w:ascii="Times New Roman" w:eastAsia="Times New Roman" w:hAnsi="Times New Roman" w:cs="Times New Roman"/>
-          <w:sz w:val="30"/>
-          <w:szCs w:val="30"/>
-        </w:rPr>
-        <w:t xml:space="preserve"> </w:t>
-      </w:r>
-      <w:r>
-        <w:rPr>
-          <w:rFonts w:ascii="Times New Roman" w:eastAsia="Times New Roman" w:hAnsi="Times New Roman" w:cs="Times New Roman"/>
-          <w:sz w:val="30"/>
-          <w:szCs w:val="30"/>
-        </w:rPr>
-        <w:t>Revertir Cambios</w:t>
-      </w:r>
-      <w:bookmarkEnd w:id="98"/>
-    </w:p>
-    <w:p>
-      <w:pPr>
-        <w:pStyle w:val="Ttulo3"/>
-        <w:rPr>
-          <w:rFonts w:ascii="Times New Roman" w:eastAsia="Times New Roman" w:hAnsi="Times New Roman" w:cs="Times New Roman"/>
-        </w:rPr>
-      </w:pPr>
-      <w:bookmarkStart w:id="99" w:name="_Toc231714414"/>
-      <w:r>
-        <w:rPr>
-          <w:rFonts w:ascii="Times New Roman" w:eastAsia="Times New Roman" w:hAnsi="Times New Roman" w:cs="Times New Roman"/>
-        </w:rPr>
-        <w:t>9</w:t>
-      </w:r>
-      <w:r>
-        <w:rPr>
-          <w:rFonts w:ascii="Times New Roman" w:eastAsia="Times New Roman" w:hAnsi="Times New Roman" w:cs="Times New Roman"/>
-        </w:rPr>
-        <w:t>.</w:t>
-      </w:r>
-      <w:r>
-        <w:rPr>
-          <w:rFonts w:ascii="Times New Roman" w:eastAsia="Times New Roman" w:hAnsi="Times New Roman" w:cs="Times New Roman"/>
-        </w:rPr>
-        <w:t>4</w:t>
-      </w:r>
-      <w:r>
-        <w:rPr>
-          <w:rFonts w:ascii="Times New Roman" w:eastAsia="Times New Roman" w:hAnsi="Times New Roman" w:cs="Times New Roman"/>
-        </w:rPr>
-        <w:t>.1 Especificación CU</w:t>
-      </w:r>
-      <w:bookmarkEnd w:id="99"/>
-    </w:p>
-    <w:tbl>
-      <w:tblPr>
-        <w:tblW w:w="8500" w:type="dxa"/>
-        <w:tblLayout w:type="fixed"/>
-        <w:tblLook w:val="0400" w:firstRow="0" w:lastRow="0" w:firstColumn="0" w:lastColumn="0" w:noHBand="0" w:noVBand="1"/>
-      </w:tblPr>
-      <w:tblGrid>
-        <w:gridCol w:w="8500"/>
-      </w:tblGrid>
-      <w:tr>
-        <w:trPr>
-          <w:trHeight w:val="371"/>
-        </w:trPr>
-        <w:tc>
-          <w:tcPr>
-            <w:tcW w:w="8500" w:type="dxa"/>
-            <w:tcBorders>
-              <w:top w:val="single" w:sz="8" w:space="0" w:color="000000"/>
-              <w:left w:val="single" w:sz="4" w:space="0" w:color="000000"/>
-              <w:bottom w:val="single" w:sz="4" w:space="0" w:color="000000"/>
-              <w:right w:val="single" w:sz="4" w:space="0" w:color="000000"/>
-            </w:tcBorders>
-            <w:tcMar>
-              <w:top w:w="14" w:type="dxa"/>
-              <w:left w:w="115" w:type="dxa"/>
-              <w:bottom w:w="0" w:type="dxa"/>
-              <w:right w:w="115" w:type="dxa"/>
-            </w:tcMar>
-          </w:tcPr>
-          <w:p>
-            <w:pPr>
-              <w:spacing w:after="0" w:line="240" w:lineRule="auto"/>
-              <w:rPr>
-                <w:rFonts w:ascii="Times New Roman" w:eastAsia="Times New Roman" w:hAnsi="Times New Roman" w:cs="Times New Roman"/>
-              </w:rPr>
-            </w:pPr>
-            <w:r>
-              <w:rPr>
-                <w:rFonts w:ascii="Times New Roman" w:eastAsia="Times New Roman" w:hAnsi="Times New Roman" w:cs="Times New Roman"/>
-                <w:b/>
-                <w:bCs/>
-                <w:color w:val="000000"/>
-              </w:rPr>
-              <w:t xml:space="preserve">ID Y NOMBRE: </w:t>
-            </w:r>
-            <w:r>
-              <w:rPr>
-                <w:rFonts w:ascii="Times New Roman" w:eastAsia="Times New Roman" w:hAnsi="Times New Roman" w:cs="Times New Roman"/>
-                <w:color w:val="000000"/>
-              </w:rPr>
-              <w:t xml:space="preserve">CU 00 – </w:t>
-            </w:r>
-            <w:r>
-              <w:rPr>
-                <w:rFonts w:ascii="Times New Roman" w:eastAsia="Times New Roman" w:hAnsi="Times New Roman" w:cs="Times New Roman"/>
-                <w:color w:val="000000"/>
-              </w:rPr>
-              <w:t>Revertir Cambios</w:t>
-            </w:r>
-          </w:p>
-        </w:tc>
-      </w:tr>
-      <w:tr>
-        <w:trPr>
-          <w:trHeight w:val="371"/>
-        </w:trPr>
-        <w:tc>
-          <w:tcPr>
-            <w:tcW w:w="8500" w:type="dxa"/>
-            <w:tcBorders>
-              <w:top w:val="single" w:sz="4" w:space="0" w:color="000000"/>
-              <w:left w:val="single" w:sz="4" w:space="0" w:color="000000"/>
-              <w:bottom w:val="single" w:sz="8" w:space="0" w:color="000000"/>
-              <w:right w:val="single" w:sz="4" w:space="0" w:color="000000"/>
-            </w:tcBorders>
-            <w:tcMar>
-              <w:top w:w="14" w:type="dxa"/>
-              <w:left w:w="115" w:type="dxa"/>
-              <w:bottom w:w="0" w:type="dxa"/>
-              <w:right w:w="115" w:type="dxa"/>
-            </w:tcMar>
-          </w:tcPr>
-          <w:p>
-            <w:pPr>
-              <w:spacing w:after="0" w:line="240" w:lineRule="auto"/>
-              <w:rPr>
-                <w:rFonts w:ascii="Times New Roman" w:eastAsia="Times New Roman" w:hAnsi="Times New Roman" w:cs="Times New Roman"/>
-              </w:rPr>
-            </w:pPr>
-            <w:r>
-              <w:rPr>
-                <w:rFonts w:ascii="Times New Roman" w:eastAsia="Times New Roman" w:hAnsi="Times New Roman" w:cs="Times New Roman"/>
-                <w:b/>
-                <w:bCs/>
-                <w:color w:val="000000"/>
-              </w:rPr>
-              <w:t>ESTADO:</w:t>
-            </w:r>
-            <w:r>
-              <w:rPr>
-                <w:rFonts w:ascii="Times New Roman" w:eastAsia="Times New Roman" w:hAnsi="Times New Roman" w:cs="Times New Roman"/>
-                <w:color w:val="000000"/>
-              </w:rPr>
-              <w:t> </w:t>
-            </w:r>
-          </w:p>
-        </w:tc>
-      </w:tr>
-      <w:tr>
-        <w:trPr>
-          <w:trHeight w:val="373"/>
-        </w:trPr>
-        <w:tc>
-          <w:tcPr>
-            <w:tcW w:w="8500" w:type="dxa"/>
-            <w:tcBorders>
-              <w:top w:val="single" w:sz="8" w:space="0" w:color="000000"/>
-              <w:left w:val="single" w:sz="4" w:space="0" w:color="000000"/>
-              <w:bottom w:val="single" w:sz="8" w:space="0" w:color="000000"/>
-              <w:right w:val="single" w:sz="4" w:space="0" w:color="000000"/>
-            </w:tcBorders>
-            <w:tcMar>
-              <w:top w:w="14" w:type="dxa"/>
-              <w:left w:w="115" w:type="dxa"/>
-              <w:bottom w:w="0" w:type="dxa"/>
-              <w:right w:w="115" w:type="dxa"/>
-            </w:tcMar>
-          </w:tcPr>
-          <w:p>
-            <w:pPr>
-              <w:spacing w:after="0" w:line="240" w:lineRule="auto"/>
-              <w:rPr>
-                <w:rFonts w:ascii="Times New Roman" w:eastAsia="Times New Roman" w:hAnsi="Times New Roman" w:cs="Times New Roman"/>
-              </w:rPr>
-            </w:pPr>
-            <w:r>
-              <w:rPr>
-                <w:rFonts w:ascii="Times New Roman" w:eastAsia="Times New Roman" w:hAnsi="Times New Roman" w:cs="Times New Roman"/>
-                <w:b/>
-                <w:bCs/>
-                <w:color w:val="000000"/>
-              </w:rPr>
-              <w:t xml:space="preserve">DESCRIPCIÓN: </w:t>
-            </w:r>
-            <w:r>
-              <w:rPr>
-                <w:rFonts w:ascii="Times New Roman" w:eastAsia="Times New Roman" w:hAnsi="Times New Roman" w:cs="Times New Roman"/>
-                <w:color w:val="000000"/>
-              </w:rPr>
-              <w:t xml:space="preserve">El caso de uso </w:t>
-            </w:r>
-            <w:r>
-              <w:rPr>
-                <w:rFonts w:ascii="Times New Roman" w:eastAsia="Times New Roman" w:hAnsi="Times New Roman" w:cs="Times New Roman"/>
-                <w:color w:val="000000"/>
-              </w:rPr>
-              <w:t>permitirá</w:t>
-            </w:r>
-            <w:r>
-              <w:rPr>
-                <w:rFonts w:ascii="Times New Roman" w:eastAsia="Times New Roman" w:hAnsi="Times New Roman" w:cs="Times New Roman"/>
-                <w:color w:val="000000"/>
-              </w:rPr>
-              <w:t xml:space="preserve"> al usuario visualizar la lista de productos existentes y, posteriormente, registrar la acción de reversión de cambios de un producto específico, asegurando la trazabilidad de la operación en el sistema. Implica la consulta inicial de productos y el posterior registro del control de cambios.</w:t>
-            </w:r>
-          </w:p>
-        </w:tc>
-      </w:tr>
-      <w:tr>
-        <w:trPr>
-          <w:trHeight w:val="370"/>
-        </w:trPr>
-        <w:tc>
-          <w:tcPr>
-            <w:tcW w:w="8500" w:type="dxa"/>
-            <w:tcBorders>
-              <w:top w:val="single" w:sz="8" w:space="0" w:color="000000"/>
-              <w:left w:val="single" w:sz="4" w:space="0" w:color="000000"/>
-              <w:bottom w:val="single" w:sz="8" w:space="0" w:color="000000"/>
-              <w:right w:val="single" w:sz="4" w:space="0" w:color="000000"/>
-            </w:tcBorders>
-            <w:tcMar>
-              <w:top w:w="14" w:type="dxa"/>
-              <w:left w:w="115" w:type="dxa"/>
-              <w:bottom w:w="0" w:type="dxa"/>
-              <w:right w:w="115" w:type="dxa"/>
-            </w:tcMar>
-          </w:tcPr>
-          <w:p>
-            <w:pPr>
-              <w:spacing w:after="0" w:line="240" w:lineRule="auto"/>
-              <w:rPr>
-                <w:rFonts w:ascii="Times New Roman" w:eastAsia="Times New Roman" w:hAnsi="Times New Roman" w:cs="Times New Roman"/>
-              </w:rPr>
-            </w:pPr>
-            <w:r>
-              <w:rPr>
-                <w:rFonts w:ascii="Times New Roman" w:eastAsia="Times New Roman" w:hAnsi="Times New Roman" w:cs="Times New Roman"/>
-                <w:b/>
-                <w:bCs/>
-                <w:color w:val="000000"/>
-              </w:rPr>
-              <w:t xml:space="preserve">ACTOR PRINCIPAL: </w:t>
-            </w:r>
-            <w:r>
-              <w:rPr>
-                <w:rFonts w:ascii="Times New Roman" w:eastAsia="Times New Roman" w:hAnsi="Times New Roman" w:cs="Times New Roman"/>
-                <w:color w:val="000000"/>
-              </w:rPr>
-              <w:t>Usuario</w:t>
-            </w:r>
-          </w:p>
-        </w:tc>
-      </w:tr>
-      <w:tr>
-        <w:trPr>
-          <w:trHeight w:val="367"/>
-        </w:trPr>
-        <w:tc>
-          <w:tcPr>
-            <w:tcW w:w="8500" w:type="dxa"/>
-            <w:tcBorders>
-              <w:top w:val="single" w:sz="8" w:space="0" w:color="000000"/>
-              <w:left w:val="single" w:sz="4" w:space="0" w:color="000000"/>
-              <w:bottom w:val="single" w:sz="4" w:space="0" w:color="000000"/>
-              <w:right w:val="single" w:sz="4" w:space="0" w:color="000000"/>
-            </w:tcBorders>
-            <w:tcMar>
-              <w:top w:w="14" w:type="dxa"/>
-              <w:left w:w="115" w:type="dxa"/>
-              <w:bottom w:w="0" w:type="dxa"/>
-              <w:right w:w="115" w:type="dxa"/>
-            </w:tcMar>
-          </w:tcPr>
-          <w:p>
-            <w:pPr>
-              <w:spacing w:after="0" w:line="240" w:lineRule="auto"/>
-              <w:rPr>
-                <w:rFonts w:ascii="Times New Roman" w:eastAsia="Times New Roman" w:hAnsi="Times New Roman" w:cs="Times New Roman"/>
-              </w:rPr>
-            </w:pPr>
-            <w:r>
-              <w:rPr>
-                <w:rFonts w:ascii="Times New Roman" w:eastAsia="Times New Roman" w:hAnsi="Times New Roman" w:cs="Times New Roman"/>
-                <w:b/>
-                <w:bCs/>
-                <w:color w:val="000000"/>
-              </w:rPr>
-              <w:t xml:space="preserve">ACTORES SECUNDARIOS: </w:t>
-            </w:r>
-            <w:r>
-              <w:rPr>
-                <w:rFonts w:ascii="Times New Roman" w:eastAsia="Times New Roman" w:hAnsi="Times New Roman" w:cs="Times New Roman"/>
-                <w:color w:val="000000"/>
-              </w:rPr>
-              <w:t> </w:t>
-            </w:r>
-          </w:p>
-        </w:tc>
-      </w:tr>
-      <w:tr>
-        <w:trPr>
-          <w:trHeight w:val="338"/>
-        </w:trPr>
-        <w:tc>
-          <w:tcPr>
-            <w:tcW w:w="8500" w:type="dxa"/>
-            <w:tcBorders>
-              <w:top w:val="single" w:sz="4" w:space="0" w:color="000000"/>
-              <w:left w:val="single" w:sz="4" w:space="0" w:color="000000"/>
-              <w:bottom w:val="single" w:sz="8" w:space="0" w:color="000000"/>
-              <w:right w:val="single" w:sz="4" w:space="0" w:color="000000"/>
-            </w:tcBorders>
-            <w:tcMar>
-              <w:top w:w="14" w:type="dxa"/>
-              <w:left w:w="115" w:type="dxa"/>
-              <w:bottom w:w="0" w:type="dxa"/>
-              <w:right w:w="115" w:type="dxa"/>
-            </w:tcMar>
-          </w:tcPr>
-          <w:p>
-            <w:pPr>
-              <w:spacing w:after="0" w:line="240" w:lineRule="auto"/>
-              <w:rPr>
-                <w:rFonts w:ascii="Times New Roman" w:eastAsia="Times New Roman" w:hAnsi="Times New Roman" w:cs="Times New Roman"/>
-                <w:b/>
-                <w:bCs/>
-                <w:color w:val="000000"/>
-              </w:rPr>
-            </w:pPr>
-            <w:r>
-              <w:rPr>
-                <w:rFonts w:ascii="Times New Roman" w:eastAsia="Times New Roman" w:hAnsi="Times New Roman" w:cs="Times New Roman"/>
-                <w:b/>
-                <w:bCs/>
-                <w:color w:val="000000"/>
-              </w:rPr>
-              <w:t xml:space="preserve">PRECONDICIONES: </w:t>
-            </w:r>
-          </w:p>
-          <w:p>
-            <w:pPr>
-              <w:rPr>
-                <w:rFonts w:ascii="Times New Roman" w:eastAsia="Times New Roman" w:hAnsi="Times New Roman" w:cs="Times New Roman"/>
-                <w:color w:val="000000"/>
-              </w:rPr>
-            </w:pPr>
-            <w:r>
-              <w:rPr>
-                <w:rFonts w:ascii="Times New Roman" w:eastAsia="Times New Roman" w:hAnsi="Times New Roman" w:cs="Times New Roman"/>
-                <w:color w:val="000000"/>
-              </w:rPr>
-              <w:t>. El sistema debe estar operativo y con conexión a la base de datos.</w:t>
-            </w:r>
-          </w:p>
-          <w:p>
-            <w:pPr>
-              <w:rPr>
-                <w:rFonts w:ascii="Times New Roman" w:eastAsia="Times New Roman" w:hAnsi="Times New Roman" w:cs="Times New Roman"/>
-                <w:color w:val="000000"/>
-              </w:rPr>
-            </w:pPr>
-            <w:r>
-              <w:rPr>
-                <w:rFonts w:ascii="Times New Roman" w:eastAsia="Times New Roman" w:hAnsi="Times New Roman" w:cs="Times New Roman"/>
-                <w:color w:val="000000"/>
-              </w:rPr>
-              <w:t>. El usuario debe contar con permisos para acceder a la funcionalidad de reversión de cambios.</w:t>
-            </w:r>
-          </w:p>
-          <w:p>
-            <w:pPr>
-              <w:rPr>
-                <w:rFonts w:ascii="Times New Roman" w:eastAsia="Times New Roman" w:hAnsi="Times New Roman" w:cs="Times New Roman"/>
-                <w:color w:val="000000"/>
-              </w:rPr>
-            </w:pPr>
-            <w:r>
-              <w:rPr>
-                <w:rFonts w:ascii="Times New Roman" w:eastAsia="Times New Roman" w:hAnsi="Times New Roman" w:cs="Times New Roman"/>
-                <w:color w:val="000000"/>
-              </w:rPr>
-              <w:t>. Debe existir al menos un producto registrado en la base de datos para la consulta.</w:t>
-            </w:r>
-          </w:p>
-        </w:tc>
-      </w:tr>
-      <w:tr>
-        <w:trPr>
-          <w:trHeight w:val="482"/>
-        </w:trPr>
-        <w:tc>
-          <w:tcPr>
-            <w:tcW w:w="8500" w:type="dxa"/>
-            <w:tcBorders>
-              <w:top w:val="single" w:sz="8" w:space="0" w:color="000000"/>
-              <w:left w:val="single" w:sz="4" w:space="0" w:color="000000"/>
-              <w:bottom w:val="single" w:sz="8" w:space="0" w:color="000000"/>
-              <w:right w:val="single" w:sz="4" w:space="0" w:color="000000"/>
-            </w:tcBorders>
-            <w:tcMar>
-              <w:top w:w="14" w:type="dxa"/>
-              <w:left w:w="115" w:type="dxa"/>
-              <w:bottom w:w="0" w:type="dxa"/>
-              <w:right w:w="115" w:type="dxa"/>
-            </w:tcMar>
-          </w:tcPr>
-          <w:p>
-            <w:pPr>
-              <w:spacing w:after="0" w:line="240" w:lineRule="auto"/>
-              <w:rPr>
-                <w:rFonts w:ascii="Times New Roman" w:eastAsia="Times New Roman" w:hAnsi="Times New Roman" w:cs="Times New Roman"/>
-              </w:rPr>
-            </w:pPr>
-            <w:r>
-              <w:rPr>
-                <w:rFonts w:ascii="Times New Roman" w:eastAsia="Times New Roman" w:hAnsi="Times New Roman" w:cs="Times New Roman"/>
-                <w:b/>
-                <w:bCs/>
-                <w:color w:val="000000"/>
-              </w:rPr>
-              <w:t xml:space="preserve">PUNTOS DE EXTENSIÓN: </w:t>
-            </w:r>
-            <w:r>
-              <w:rPr>
-                <w:rFonts w:ascii="Times New Roman" w:eastAsia="Times New Roman" w:hAnsi="Times New Roman" w:cs="Times New Roman"/>
-                <w:color w:val="000000"/>
-              </w:rPr>
-              <w:t> </w:t>
-            </w:r>
-          </w:p>
-        </w:tc>
-      </w:tr>
-      <w:tr>
-        <w:trPr>
-          <w:trHeight w:val="317"/>
-        </w:trPr>
-        <w:tc>
-          <w:tcPr>
-            <w:tcW w:w="8500" w:type="dxa"/>
-            <w:tcBorders>
-              <w:top w:val="single" w:sz="8" w:space="0" w:color="000000"/>
-              <w:left w:val="single" w:sz="4" w:space="0" w:color="000000"/>
-              <w:bottom w:val="single" w:sz="8" w:space="0" w:color="000000"/>
-              <w:right w:val="single" w:sz="4" w:space="0" w:color="000000"/>
-            </w:tcBorders>
-            <w:tcMar>
-              <w:top w:w="14" w:type="dxa"/>
-              <w:left w:w="115" w:type="dxa"/>
-              <w:bottom w:w="0" w:type="dxa"/>
-              <w:right w:w="115" w:type="dxa"/>
-            </w:tcMar>
-          </w:tcPr>
-          <w:p>
-            <w:pPr>
-              <w:spacing w:after="0" w:line="240" w:lineRule="auto"/>
-              <w:rPr>
-                <w:rFonts w:ascii="Times New Roman" w:eastAsia="Times New Roman" w:hAnsi="Times New Roman" w:cs="Times New Roman"/>
-              </w:rPr>
-            </w:pPr>
-            <w:r>
-              <w:rPr>
-                <w:rFonts w:ascii="Times New Roman" w:eastAsia="Times New Roman" w:hAnsi="Times New Roman" w:cs="Times New Roman"/>
-                <w:b/>
-                <w:bCs/>
-                <w:color w:val="000000"/>
-              </w:rPr>
-              <w:t>CONDICIÓN:</w:t>
-            </w:r>
-            <w:r>
-              <w:rPr>
-                <w:rFonts w:ascii="Times New Roman" w:eastAsia="Times New Roman" w:hAnsi="Times New Roman" w:cs="Times New Roman"/>
-                <w:b/>
-                <w:bCs/>
-                <w:color w:val="000000"/>
-              </w:rPr>
-              <w:t xml:space="preserve"> </w:t>
-            </w:r>
-            <w:r>
-              <w:rPr>
-                <w:rFonts w:ascii="Times New Roman" w:eastAsia="Times New Roman" w:hAnsi="Times New Roman" w:cs="Times New Roman"/>
-                <w:color w:val="000000"/>
-              </w:rPr>
-              <w:t>El usuario ha seleccionado la opción de Revertir Cambios.</w:t>
-            </w:r>
-          </w:p>
-        </w:tc>
-      </w:tr>
-      <w:tr>
-        <w:trPr>
-          <w:trHeight w:val="1905"/>
-        </w:trPr>
-        <w:tc>
-          <w:tcPr>
-            <w:tcW w:w="8500" w:type="dxa"/>
-            <w:tcBorders>
-              <w:top w:val="single" w:sz="8" w:space="0" w:color="000000"/>
-              <w:left w:val="single" w:sz="4" w:space="0" w:color="000000"/>
-              <w:bottom w:val="single" w:sz="8" w:space="0" w:color="000000"/>
-              <w:right w:val="single" w:sz="4" w:space="0" w:color="000000"/>
-            </w:tcBorders>
-            <w:tcMar>
-              <w:top w:w="14" w:type="dxa"/>
-              <w:left w:w="115" w:type="dxa"/>
-              <w:bottom w:w="0" w:type="dxa"/>
-              <w:right w:w="115" w:type="dxa"/>
-            </w:tcMar>
-          </w:tcPr>
-          <w:p>
-            <w:pPr>
-              <w:spacing w:after="0" w:line="240" w:lineRule="auto"/>
-              <w:rPr>
-                <w:rFonts w:ascii="Times New Roman" w:eastAsia="Times New Roman" w:hAnsi="Times New Roman" w:cs="Times New Roman"/>
-              </w:rPr>
-            </w:pPr>
-            <w:r>
-              <w:rPr>
-                <w:rFonts w:ascii="Times New Roman" w:eastAsia="Times New Roman" w:hAnsi="Times New Roman" w:cs="Times New Roman"/>
-                <w:b/>
-                <w:bCs/>
-                <w:color w:val="000000"/>
-              </w:rPr>
-              <w:t>ESCENARIO PRINCIPAL: </w:t>
-            </w:r>
-          </w:p>
-          <w:p>
-            <w:pPr>
-              <w:numPr>
-                <w:ilvl w:val="0"/>
-                <w:numId w:val="24"/>
-              </w:numPr>
-              <w:spacing w:after="0" w:line="240" w:lineRule="auto"/>
-              <w:rPr>
-                <w:rFonts w:ascii="Times New Roman" w:eastAsia="Times New Roman" w:hAnsi="Times New Roman" w:cs="Times New Roman"/>
-                <w:color w:val="000000"/>
-                <w:sz w:val="22"/>
-                <w:szCs w:val="22"/>
-              </w:rPr>
-            </w:pPr>
-            <w:r>
-              <w:rPr>
-                <w:rFonts w:ascii="Times New Roman" w:eastAsia="Times New Roman" w:hAnsi="Times New Roman" w:cs="Times New Roman"/>
-                <w:color w:val="000000"/>
-                <w:sz w:val="22"/>
-                <w:szCs w:val="22"/>
-              </w:rPr>
-              <w:t>El usuario selecciona la opción "Revertir</w:t>
-            </w:r>
-            <w:r>
-              <w:rPr>
-                <w:rFonts w:ascii="Times New Roman" w:eastAsia="Times New Roman" w:hAnsi="Times New Roman" w:cs="Times New Roman"/>
-                <w:color w:val="000000"/>
-                <w:sz w:val="22"/>
-                <w:szCs w:val="22"/>
-              </w:rPr>
-              <w:t xml:space="preserve"> </w:t>
-            </w:r>
-            <w:r>
-              <w:rPr>
-                <w:rFonts w:ascii="Times New Roman" w:eastAsia="Times New Roman" w:hAnsi="Times New Roman" w:cs="Times New Roman"/>
-                <w:color w:val="000000"/>
-                <w:sz w:val="22"/>
-                <w:szCs w:val="22"/>
-              </w:rPr>
-              <w:t>Cambios" desde la interfaz del sistema.</w:t>
-            </w:r>
-          </w:p>
-          <w:p>
-            <w:pPr>
-              <w:numPr>
-                <w:ilvl w:val="0"/>
-                <w:numId w:val="24"/>
-              </w:numPr>
-              <w:spacing w:after="0" w:line="240" w:lineRule="auto"/>
-              <w:rPr>
-                <w:rFonts w:ascii="Times New Roman" w:eastAsia="Times New Roman" w:hAnsi="Times New Roman" w:cs="Times New Roman"/>
-                <w:color w:val="000000"/>
-                <w:sz w:val="22"/>
-                <w:szCs w:val="22"/>
-              </w:rPr>
-            </w:pPr>
-            <w:r>
-              <w:rPr>
-                <w:rFonts w:ascii="Times New Roman" w:eastAsia="Times New Roman" w:hAnsi="Times New Roman" w:cs="Times New Roman"/>
-                <w:color w:val="000000"/>
-                <w:sz w:val="22"/>
-                <w:szCs w:val="22"/>
-              </w:rPr>
-              <w:t>El sistema presenta la lista de los productos para su visualización.</w:t>
-            </w:r>
-          </w:p>
-          <w:p>
-            <w:pPr>
-              <w:numPr>
-                <w:ilvl w:val="0"/>
-                <w:numId w:val="24"/>
-              </w:numPr>
-              <w:spacing w:after="0" w:line="240" w:lineRule="auto"/>
-              <w:rPr>
-                <w:rFonts w:ascii="Times New Roman" w:eastAsia="Times New Roman" w:hAnsi="Times New Roman" w:cs="Times New Roman"/>
-                <w:color w:val="000000"/>
-                <w:sz w:val="22"/>
-                <w:szCs w:val="22"/>
-              </w:rPr>
-            </w:pPr>
-            <w:r>
-              <w:rPr>
-                <w:rFonts w:ascii="Times New Roman" w:eastAsia="Times New Roman" w:hAnsi="Times New Roman" w:cs="Times New Roman"/>
-                <w:color w:val="000000"/>
-                <w:sz w:val="22"/>
-                <w:szCs w:val="22"/>
-              </w:rPr>
-              <w:t>El usuario selecciona el producto y confirma la acción de reversión.</w:t>
-            </w:r>
-          </w:p>
-          <w:p>
-            <w:pPr>
-              <w:numPr>
-                <w:ilvl w:val="0"/>
-                <w:numId w:val="24"/>
-              </w:numPr>
-              <w:spacing w:after="0" w:line="240" w:lineRule="auto"/>
-              <w:rPr>
-                <w:rFonts w:ascii="Times New Roman" w:eastAsia="Times New Roman" w:hAnsi="Times New Roman" w:cs="Times New Roman"/>
-                <w:color w:val="000000"/>
-                <w:sz w:val="22"/>
-                <w:szCs w:val="22"/>
-              </w:rPr>
-            </w:pPr>
-            <w:r>
-              <w:rPr>
-                <w:rFonts w:ascii="Times New Roman" w:eastAsia="Times New Roman" w:hAnsi="Times New Roman" w:cs="Times New Roman"/>
-                <w:color w:val="000000"/>
-                <w:sz w:val="22"/>
-                <w:szCs w:val="22"/>
-              </w:rPr>
-              <w:t>El sistema registra la solicitud de grabar el control de cambios (el evento de reversión).</w:t>
-            </w:r>
-          </w:p>
-          <w:p>
-            <w:pPr>
-              <w:numPr>
-                <w:ilvl w:val="0"/>
-                <w:numId w:val="24"/>
-              </w:numPr>
-              <w:spacing w:after="0" w:line="240" w:lineRule="auto"/>
-              <w:rPr>
-                <w:rFonts w:ascii="Times New Roman" w:eastAsia="Times New Roman" w:hAnsi="Times New Roman" w:cs="Times New Roman"/>
-                <w:color w:val="000000"/>
-                <w:sz w:val="22"/>
-                <w:szCs w:val="22"/>
-              </w:rPr>
-            </w:pPr>
-            <w:r>
-              <w:rPr>
-                <w:rFonts w:ascii="Times New Roman" w:eastAsia="Times New Roman" w:hAnsi="Times New Roman" w:cs="Times New Roman"/>
-                <w:color w:val="000000"/>
-                <w:sz w:val="22"/>
-                <w:szCs w:val="22"/>
-              </w:rPr>
-              <w:t>El sistema confirma que la operación de registro se ejecutó correctamente.</w:t>
-            </w:r>
-          </w:p>
-        </w:tc>
-      </w:tr>
-      <w:tr>
-        <w:trPr>
-          <w:trHeight w:val="1102"/>
-        </w:trPr>
-        <w:tc>
-          <w:tcPr>
-            <w:tcW w:w="8500" w:type="dxa"/>
-            <w:tcBorders>
-              <w:top w:val="single" w:sz="8" w:space="0" w:color="000000"/>
-              <w:left w:val="single" w:sz="4" w:space="0" w:color="000000"/>
-              <w:bottom w:val="single" w:sz="8" w:space="0" w:color="000000"/>
-              <w:right w:val="single" w:sz="4" w:space="0" w:color="000000"/>
-            </w:tcBorders>
-            <w:tcMar>
-              <w:top w:w="14" w:type="dxa"/>
-              <w:left w:w="115" w:type="dxa"/>
-              <w:bottom w:w="0" w:type="dxa"/>
-              <w:right w:w="115" w:type="dxa"/>
-            </w:tcMar>
-          </w:tcPr>
-          <w:p>
-            <w:pPr>
-              <w:spacing w:after="0" w:line="240" w:lineRule="auto"/>
-              <w:rPr>
-                <w:rFonts w:ascii="Times New Roman" w:eastAsia="Times New Roman" w:hAnsi="Times New Roman" w:cs="Times New Roman"/>
-              </w:rPr>
-            </w:pPr>
-            <w:r>
-              <w:rPr>
-                <w:rFonts w:ascii="Times New Roman" w:eastAsia="Times New Roman" w:hAnsi="Times New Roman" w:cs="Times New Roman"/>
-                <w:b/>
-                <w:bCs/>
-                <w:color w:val="000000"/>
-              </w:rPr>
-              <w:lastRenderedPageBreak/>
-              <w:t>FLUJOS ALTERNATIVO: </w:t>
-            </w:r>
-          </w:p>
-          <w:p>
-            <w:pPr>
-              <w:spacing w:after="0" w:line="240" w:lineRule="auto"/>
-              <w:rPr>
-                <w:rFonts w:ascii="Times New Roman" w:eastAsia="Times New Roman" w:hAnsi="Times New Roman" w:cs="Times New Roman"/>
-                <w:b/>
-                <w:bCs/>
-                <w:color w:val="000000"/>
-              </w:rPr>
-            </w:pPr>
-            <w:r>
-              <w:rPr>
-                <w:rFonts w:ascii="Times New Roman" w:eastAsia="Times New Roman" w:hAnsi="Times New Roman" w:cs="Times New Roman"/>
-                <w:b/>
-                <w:bCs/>
-                <w:color w:val="000000"/>
-              </w:rPr>
-              <w:t xml:space="preserve">FA1- </w:t>
-            </w:r>
-            <w:r>
-              <w:rPr>
-                <w:rFonts w:ascii="Times New Roman" w:eastAsia="Times New Roman" w:hAnsi="Times New Roman" w:cs="Times New Roman"/>
-                <w:b/>
-                <w:bCs/>
-                <w:color w:val="000000"/>
-              </w:rPr>
-              <w:t>Fallo en la obtención de la lista de productos:</w:t>
-            </w:r>
-            <w:r>
-              <w:rPr>
-                <w:rFonts w:ascii="Times New Roman" w:eastAsia="Times New Roman" w:hAnsi="Times New Roman" w:cs="Times New Roman"/>
-                <w:color w:val="000000"/>
-              </w:rPr>
-              <w:t xml:space="preserve"> Si la lista de productos no puede ser recuperada (por error de conexión, consulta, o no hay productos):</w:t>
-            </w:r>
-          </w:p>
-          <w:p>
-            <w:pPr>
-              <w:spacing w:after="0" w:line="240" w:lineRule="auto"/>
-              <w:rPr>
-                <w:rFonts w:ascii="Times New Roman" w:eastAsia="Times New Roman" w:hAnsi="Times New Roman" w:cs="Times New Roman"/>
-                <w:b/>
-                <w:bCs/>
-                <w:color w:val="000000"/>
-              </w:rPr>
-            </w:pPr>
-            <w:r>
-              <w:rPr>
-                <w:rFonts w:ascii="Times New Roman" w:eastAsia="Times New Roman" w:hAnsi="Times New Roman" w:cs="Times New Roman"/>
-                <w:b/>
-                <w:bCs/>
-                <w:color w:val="000000"/>
-              </w:rPr>
-              <w:t xml:space="preserve">2.1 </w:t>
-            </w:r>
-            <w:r>
-              <w:rPr>
-                <w:rFonts w:ascii="Times New Roman" w:eastAsia="Times New Roman" w:hAnsi="Times New Roman" w:cs="Times New Roman"/>
-                <w:color w:val="000000"/>
-              </w:rPr>
-              <w:t>La operación de listado se detiene.</w:t>
-            </w:r>
-          </w:p>
-          <w:p>
-            <w:pPr>
-              <w:spacing w:after="0" w:line="240" w:lineRule="auto"/>
-              <w:rPr>
-                <w:rFonts w:ascii="Times New Roman" w:eastAsia="Times New Roman" w:hAnsi="Times New Roman" w:cs="Times New Roman"/>
-                <w:color w:val="000000"/>
-              </w:rPr>
-            </w:pPr>
-            <w:r>
-              <w:rPr>
-                <w:rFonts w:ascii="Times New Roman" w:eastAsia="Times New Roman" w:hAnsi="Times New Roman" w:cs="Times New Roman"/>
-                <w:b/>
-                <w:bCs/>
-                <w:color w:val="000000"/>
-              </w:rPr>
-              <w:t xml:space="preserve">2.2 </w:t>
-            </w:r>
-            <w:r>
-              <w:rPr>
-                <w:rFonts w:ascii="Times New Roman" w:eastAsia="Times New Roman" w:hAnsi="Times New Roman" w:cs="Times New Roman"/>
-                <w:color w:val="000000"/>
-              </w:rPr>
-              <w:t>El sistema muestra un mensaje de error como "No se pudo obtener la lista de productos" o "Base de datos no disponible".</w:t>
-            </w:r>
-          </w:p>
-          <w:p>
-            <w:pPr>
-              <w:spacing w:after="0" w:line="240" w:lineRule="auto"/>
-              <w:rPr>
-                <w:rFonts w:ascii="Times New Roman" w:eastAsia="Times New Roman" w:hAnsi="Times New Roman" w:cs="Times New Roman"/>
-                <w:color w:val="000000"/>
-              </w:rPr>
-            </w:pPr>
-          </w:p>
-          <w:p>
-            <w:pPr>
-              <w:spacing w:after="0" w:line="240" w:lineRule="auto"/>
-              <w:rPr>
-                <w:rFonts w:ascii="Times New Roman" w:eastAsia="Times New Roman" w:hAnsi="Times New Roman" w:cs="Times New Roman"/>
-                <w:color w:val="000000"/>
-              </w:rPr>
-            </w:pPr>
-            <w:r>
-              <w:rPr>
-                <w:rFonts w:ascii="Times New Roman" w:eastAsia="Times New Roman" w:hAnsi="Times New Roman" w:cs="Times New Roman"/>
-                <w:b/>
-                <w:bCs/>
-                <w:color w:val="000000"/>
-              </w:rPr>
-              <w:t>FA2 – Fallo en la grabación de Control de Cambios:</w:t>
-            </w:r>
-            <w:r>
-              <w:rPr>
-                <w:rFonts w:ascii="Times New Roman" w:eastAsia="Times New Roman" w:hAnsi="Times New Roman" w:cs="Times New Roman"/>
-                <w:color w:val="000000"/>
-              </w:rPr>
-              <w:t xml:space="preserve"> </w:t>
-            </w:r>
-            <w:r>
-              <w:rPr>
-                <w:rFonts w:ascii="Times New Roman" w:eastAsia="Times New Roman" w:hAnsi="Times New Roman" w:cs="Times New Roman"/>
-                <w:color w:val="000000"/>
-              </w:rPr>
-              <w:t>Si ocurre un error durante la inserción del registro de control de cambios (problema de conexión, datos inválidos, permisos insuficientes)</w:t>
-            </w:r>
-          </w:p>
-          <w:p>
-            <w:pPr>
-              <w:spacing w:after="0" w:line="240" w:lineRule="auto"/>
-              <w:rPr>
-                <w:rFonts w:ascii="Times New Roman" w:eastAsia="Times New Roman" w:hAnsi="Times New Roman" w:cs="Times New Roman"/>
-                <w:color w:val="000000"/>
-              </w:rPr>
-            </w:pPr>
-            <w:r>
-              <w:rPr>
-                <w:rFonts w:ascii="Times New Roman" w:eastAsia="Times New Roman" w:hAnsi="Times New Roman" w:cs="Times New Roman"/>
-                <w:b/>
-                <w:bCs/>
-                <w:color w:val="000000"/>
-              </w:rPr>
-              <w:t>4.1</w:t>
-            </w:r>
-            <w:r>
-              <w:rPr>
-                <w:rFonts w:ascii="Times New Roman" w:eastAsia="Times New Roman" w:hAnsi="Times New Roman" w:cs="Times New Roman"/>
-                <w:color w:val="000000"/>
-              </w:rPr>
-              <w:t xml:space="preserve"> La operación de inserción se detiene.</w:t>
-            </w:r>
-          </w:p>
-          <w:p>
-            <w:pPr>
-              <w:spacing w:after="0" w:line="240" w:lineRule="auto"/>
-              <w:rPr>
-                <w:rFonts w:ascii="Times New Roman" w:eastAsia="Times New Roman" w:hAnsi="Times New Roman" w:cs="Times New Roman"/>
-                <w:color w:val="000000"/>
-              </w:rPr>
-            </w:pPr>
-            <w:r>
-              <w:rPr>
-                <w:rFonts w:ascii="Times New Roman" w:eastAsia="Times New Roman" w:hAnsi="Times New Roman" w:cs="Times New Roman"/>
-                <w:b/>
-                <w:bCs/>
-                <w:color w:val="000000"/>
-              </w:rPr>
-              <w:t>4.2</w:t>
-            </w:r>
-            <w:r>
-              <w:rPr>
-                <w:rFonts w:ascii="Times New Roman" w:eastAsia="Times New Roman" w:hAnsi="Times New Roman" w:cs="Times New Roman"/>
-                <w:color w:val="000000"/>
-              </w:rPr>
-              <w:t xml:space="preserve"> Si la conexión está abierta, el sistema la cierra.</w:t>
-            </w:r>
-          </w:p>
-          <w:p>
-            <w:pPr>
-              <w:spacing w:after="0" w:line="240" w:lineRule="auto"/>
-              <w:rPr>
-                <w:rFonts w:ascii="Times New Roman" w:eastAsia="Times New Roman" w:hAnsi="Times New Roman" w:cs="Times New Roman"/>
-                <w:color w:val="000000"/>
-              </w:rPr>
-            </w:pPr>
-            <w:r>
-              <w:rPr>
-                <w:rFonts w:ascii="Times New Roman" w:eastAsia="Times New Roman" w:hAnsi="Times New Roman" w:cs="Times New Roman"/>
-                <w:b/>
-                <w:bCs/>
-                <w:color w:val="000000"/>
-              </w:rPr>
-              <w:t>4.3</w:t>
-            </w:r>
-            <w:r>
-              <w:rPr>
-                <w:rFonts w:ascii="Times New Roman" w:eastAsia="Times New Roman" w:hAnsi="Times New Roman" w:cs="Times New Roman"/>
-                <w:color w:val="000000"/>
-              </w:rPr>
-              <w:t xml:space="preserve"> El sistema muestra un mensaje de error como "El registro de reversión no pudo completarse exitosamente".</w:t>
-            </w:r>
-          </w:p>
-          <w:p>
-            <w:pPr>
-              <w:spacing w:after="0" w:line="240" w:lineRule="auto"/>
-              <w:rPr>
-                <w:rFonts w:ascii="Times New Roman" w:eastAsia="Times New Roman" w:hAnsi="Times New Roman" w:cs="Times New Roman"/>
-                <w:b/>
-                <w:bCs/>
-                <w:color w:val="000000"/>
-              </w:rPr>
-            </w:pPr>
-          </w:p>
-        </w:tc>
-      </w:tr>
-      <w:tr>
-        <w:trPr>
-          <w:trHeight w:val="365"/>
-        </w:trPr>
-        <w:tc>
-          <w:tcPr>
-            <w:tcW w:w="8500" w:type="dxa"/>
-            <w:tcBorders>
-              <w:top w:val="single" w:sz="8" w:space="0" w:color="000000"/>
-              <w:left w:val="single" w:sz="4" w:space="0" w:color="000000"/>
-              <w:bottom w:val="single" w:sz="4" w:space="0" w:color="000000"/>
-              <w:right w:val="single" w:sz="4" w:space="0" w:color="000000"/>
-            </w:tcBorders>
-            <w:tcMar>
-              <w:top w:w="14" w:type="dxa"/>
-              <w:left w:w="115" w:type="dxa"/>
-              <w:bottom w:w="0" w:type="dxa"/>
-              <w:right w:w="115" w:type="dxa"/>
-            </w:tcMar>
-          </w:tcPr>
-          <w:p>
-            <w:pPr>
-              <w:spacing w:after="0" w:line="240" w:lineRule="auto"/>
-              <w:rPr>
-                <w:rFonts w:ascii="Times New Roman" w:eastAsia="Times New Roman" w:hAnsi="Times New Roman" w:cs="Times New Roman"/>
-              </w:rPr>
-            </w:pPr>
-            <w:r>
-              <w:rPr>
-                <w:rFonts w:ascii="Times New Roman" w:eastAsia="Times New Roman" w:hAnsi="Times New Roman" w:cs="Times New Roman"/>
-                <w:b/>
-                <w:bCs/>
-                <w:color w:val="000000"/>
-              </w:rPr>
-              <w:t>POSTCONDICIONES:</w:t>
-            </w:r>
-            <w:r>
-              <w:rPr>
-                <w:rFonts w:ascii="Times New Roman" w:eastAsia="Times New Roman" w:hAnsi="Times New Roman" w:cs="Times New Roman"/>
-                <w:color w:val="000000"/>
-              </w:rPr>
-              <w:t xml:space="preserve"> El cambio es revertido con éxito.</w:t>
-            </w:r>
-          </w:p>
-        </w:tc>
-      </w:tr>
-    </w:tbl>
-    <w:p/>
-    <w:p>
-      <w:pPr>
-        <w:pStyle w:val="Ttulo3"/>
-        <w:rPr>
-          <w:rFonts w:ascii="Times New Roman" w:eastAsia="Times New Roman" w:hAnsi="Times New Roman" w:cs="Times New Roman"/>
-        </w:rPr>
-      </w:pPr>
-      <w:bookmarkStart w:id="100" w:name="_Toc231714415"/>
-      <w:r>
-        <w:rPr>
-          <w:rFonts w:ascii="Times New Roman" w:eastAsia="Times New Roman" w:hAnsi="Times New Roman" w:cs="Times New Roman"/>
-        </w:rPr>
-        <w:t>9</w:t>
-      </w:r>
-      <w:r>
-        <w:rPr>
-          <w:rFonts w:ascii="Times New Roman" w:eastAsia="Times New Roman" w:hAnsi="Times New Roman" w:cs="Times New Roman"/>
-        </w:rPr>
-        <w:t>.</w:t>
-      </w:r>
-      <w:r>
-        <w:rPr>
-          <w:rFonts w:ascii="Times New Roman" w:eastAsia="Times New Roman" w:hAnsi="Times New Roman" w:cs="Times New Roman"/>
-        </w:rPr>
-        <w:t>4</w:t>
-      </w:r>
-      <w:r>
-        <w:rPr>
-          <w:rFonts w:ascii="Times New Roman" w:eastAsia="Times New Roman" w:hAnsi="Times New Roman" w:cs="Times New Roman"/>
-        </w:rPr>
-        <w:t>.2 Diagrama Secuencia Sistema</w:t>
-      </w:r>
-      <w:bookmarkEnd w:id="100"/>
-    </w:p>
-    <w:p>
-      <w:pPr>
-        <w:pStyle w:val="Ttulo2"/>
-        <w:rPr>
-          <w:rFonts w:ascii="Times New Roman" w:eastAsia="Times New Roman" w:hAnsi="Times New Roman" w:cs="Times New Roman"/>
-          <w:sz w:val="30"/>
-          <w:szCs w:val="30"/>
-        </w:rPr>
-      </w:pPr>
-      <w:bookmarkStart w:id="101" w:name="_Toc231714416"/>
-      <w:r>
-        <w:rPr>
-          <w:rFonts w:ascii="Times New Roman" w:eastAsia="Times New Roman" w:hAnsi="Times New Roman" w:cs="Times New Roman"/>
-          <w:sz w:val="30"/>
-          <w:szCs w:val="30"/>
-        </w:rPr>
-        <w:t>9.</w:t>
-      </w:r>
-      <w:r>
-        <w:rPr>
-          <w:rFonts w:ascii="Times New Roman" w:eastAsia="Times New Roman" w:hAnsi="Times New Roman" w:cs="Times New Roman"/>
-          <w:sz w:val="30"/>
-          <w:szCs w:val="30"/>
-        </w:rPr>
-        <w:t>5</w:t>
-      </w:r>
-      <w:r>
-        <w:rPr>
-          <w:rFonts w:ascii="Times New Roman" w:eastAsia="Times New Roman" w:hAnsi="Times New Roman" w:cs="Times New Roman"/>
-          <w:sz w:val="30"/>
-          <w:szCs w:val="30"/>
-        </w:rPr>
-        <w:t xml:space="preserve"> Pantalla </w:t>
-      </w:r>
-      <w:r>
-        <w:rPr>
-          <w:rFonts w:ascii="Times New Roman" w:eastAsia="Times New Roman" w:hAnsi="Times New Roman" w:cs="Times New Roman"/>
-          <w:sz w:val="30"/>
-          <w:szCs w:val="30"/>
-        </w:rPr>
-        <w:t>U</w:t>
-      </w:r>
-      <w:r>
-        <w:rPr>
-          <w:rFonts w:ascii="Times New Roman" w:eastAsia="Times New Roman" w:hAnsi="Times New Roman" w:cs="Times New Roman"/>
-          <w:sz w:val="30"/>
-          <w:szCs w:val="30"/>
-        </w:rPr>
         <w:t>I</w:t>
       </w:r>
-      <w:bookmarkEnd w:id="101"/>
+      <w:bookmarkEnd w:id="95"/>
     </w:p>
     <w:p>
       <w:r>
@@ -25021,7 +24513,7 @@
                     <pic:cNvPicPr/>
                   </pic:nvPicPr>
                   <pic:blipFill>
-                    <a:blip r:embed="rId56"/>
+                    <a:blip r:embed="rId62"/>
                     <a:stretch>
                       <a:fillRect/>
                     </a:stretch>
@@ -25050,15 +24542,14 @@
           <w:rFonts w:ascii="Times New Roman" w:eastAsia="Times New Roman" w:hAnsi="Times New Roman" w:cs="Times New Roman"/>
         </w:rPr>
       </w:pPr>
-      <w:bookmarkStart w:id="102" w:name="_Toc231714417"/>
-      <w:r>
-        <w:rPr>
-          <w:rFonts w:ascii="Times New Roman" w:eastAsia="Times New Roman" w:hAnsi="Times New Roman" w:cs="Times New Roman"/>
-        </w:rPr>
-        <w:lastRenderedPageBreak/>
+      <w:bookmarkStart w:id="96" w:name="_Toc231714417"/>
+      <w:r>
+        <w:rPr>
+          <w:rFonts w:ascii="Times New Roman" w:eastAsia="Times New Roman" w:hAnsi="Times New Roman" w:cs="Times New Roman"/>
+        </w:rPr>
         <w:t>10. GESTIÓN DE MÚLTIPLES IDIOMAS</w:t>
       </w:r>
-      <w:bookmarkEnd w:id="102"/>
+      <w:bookmarkEnd w:id="96"/>
     </w:p>
     <w:p>
       <w:pPr>
@@ -25069,7 +24560,7 @@
           <w:szCs w:val="30"/>
         </w:rPr>
       </w:pPr>
-      <w:bookmarkStart w:id="103" w:name="_Toc231714418"/>
+      <w:bookmarkStart w:id="97" w:name="_Toc231714418"/>
       <w:r>
         <w:rPr>
           <w:rFonts w:ascii="Times New Roman" w:eastAsia="Times New Roman" w:hAnsi="Times New Roman" w:cs="Times New Roman"/>
@@ -25078,7 +24569,7 @@
         </w:rPr>
         <w:t>10.1 Objetivo General</w:t>
       </w:r>
-      <w:bookmarkEnd w:id="103"/>
+      <w:bookmarkEnd w:id="97"/>
     </w:p>
     <w:p>
       <w:pPr>
@@ -25128,16 +24619,17 @@
           <w:szCs w:val="30"/>
         </w:rPr>
       </w:pPr>
-      <w:bookmarkStart w:id="104" w:name="_Toc231714419"/>
+      <w:bookmarkStart w:id="98" w:name="_Toc231714419"/>
       <w:r>
         <w:rPr>
           <w:rFonts w:ascii="Times New Roman" w:eastAsia="Times New Roman" w:hAnsi="Times New Roman" w:cs="Times New Roman"/>
           <w:sz w:val="30"/>
           <w:szCs w:val="30"/>
         </w:rPr>
+        <w:lastRenderedPageBreak/>
         <w:t>10.2 Diagrama de Clases</w:t>
       </w:r>
-      <w:bookmarkEnd w:id="104"/>
+      <w:bookmarkEnd w:id="98"/>
     </w:p>
     <w:p>
       <w:pPr>
@@ -25148,7 +24640,7 @@
           <w:szCs w:val="30"/>
         </w:rPr>
       </w:pPr>
-      <w:bookmarkStart w:id="105" w:name="_Toc231714420"/>
+      <w:bookmarkStart w:id="99" w:name="_Toc231714420"/>
       <w:r>
         <w:rPr>
           <w:rFonts w:ascii="Times New Roman" w:eastAsia="Times New Roman" w:hAnsi="Times New Roman" w:cs="Times New Roman"/>
@@ -25157,7 +24649,7 @@
         </w:rPr>
         <w:t>10.3 Der</w:t>
       </w:r>
-      <w:bookmarkEnd w:id="105"/>
+      <w:bookmarkEnd w:id="99"/>
     </w:p>
     <w:p>
       <w:r>
@@ -25224,8 +24716,8 @@
     </w:p>
     <w:p/>
     <w:sectPr>
-      <w:headerReference w:type="default" r:id="rId57"/>
-      <w:footerReference w:type="default" r:id="rId58"/>
+      <w:headerReference w:type="default" r:id="rId63"/>
+      <w:footerReference w:type="default" r:id="rId64"/>
       <w:pgSz w:w="11906" w:h="16838"/>
       <w:pgMar w:top="1417" w:right="1701" w:bottom="1417" w:left="1701" w:header="708" w:footer="708" w:gutter="0"/>
       <w:pgNumType w:start="1"/>
@@ -30057,6 +29549,7 @@
   <w:style w:type="character" w:default="1" w:styleId="Fuentedeprrafopredeter">
     <w:name w:val="Default Paragraph Font"/>
     <w:uiPriority w:val="1"/>
+    <w:semiHidden/>
     <w:unhideWhenUsed/>
   </w:style>
   <w:style w:type="table" w:default="1" w:styleId="Tablanormal">

--- a/Documentación/ProyectoIS 2026 CAJAL-FERNANDEZ_2daEntrega.docx
+++ b/Documentación/ProyectoIS 2026 CAJAL-FERNANDEZ_2daEntrega.docx
@@ -7583,17 +7583,8 @@
           <w:rFonts w:ascii="Times New Roman" w:eastAsia="Times New Roman" w:hAnsi="Times New Roman" w:cs="Times New Roman"/>
           <w:color w:val="000000"/>
         </w:rPr>
-        <w:t>Registro/</w:t>
-      </w:r>
-      <w:proofErr w:type="spellStart"/>
-      <w:r>
-        <w:rPr>
-          <w:rFonts w:ascii="Times New Roman" w:eastAsia="Times New Roman" w:hAnsi="Times New Roman" w:cs="Times New Roman"/>
-          <w:color w:val="000000"/>
-        </w:rPr>
-        <w:t>LogIn-Out</w:t>
-      </w:r>
-      <w:proofErr w:type="spellEnd"/>
+        <w:t>Registro/LogIn-Out</w:t>
+      </w:r>
       <w:r>
         <w:rPr>
           <w:rFonts w:ascii="Times New Roman" w:eastAsia="Times New Roman" w:hAnsi="Times New Roman" w:cs="Times New Roman"/>
@@ -7712,28 +7703,12 @@
           <w:rFonts w:ascii="Times New Roman" w:eastAsia="Times New Roman" w:hAnsi="Times New Roman" w:cs="Times New Roman"/>
         </w:rPr>
       </w:pPr>
-      <w:proofErr w:type="spellStart"/>
-      <w:r>
-        <w:rPr>
-          <w:rFonts w:ascii="Times New Roman" w:eastAsia="Times New Roman" w:hAnsi="Times New Roman" w:cs="Times New Roman"/>
-        </w:rPr>
-        <w:t>BackUp</w:t>
-      </w:r>
-      <w:proofErr w:type="spellEnd"/>
-      <w:r>
-        <w:rPr>
-          <w:rFonts w:ascii="Times New Roman" w:eastAsia="Times New Roman" w:hAnsi="Times New Roman" w:cs="Times New Roman"/>
-        </w:rPr>
-        <w:t xml:space="preserve"> y </w:t>
-      </w:r>
-      <w:proofErr w:type="spellStart"/>
-      <w:r>
-        <w:rPr>
-          <w:rFonts w:ascii="Times New Roman" w:eastAsia="Times New Roman" w:hAnsi="Times New Roman" w:cs="Times New Roman"/>
-        </w:rPr>
-        <w:t>Restore</w:t>
-      </w:r>
-      <w:proofErr w:type="spellEnd"/>
+      <w:r>
+        <w:rPr>
+          <w:rFonts w:ascii="Times New Roman" w:eastAsia="Times New Roman" w:hAnsi="Times New Roman" w:cs="Times New Roman"/>
+        </w:rPr>
+        <w:t>BackUp y Restore</w:t>
+      </w:r>
     </w:p>
     <w:p>
       <w:pPr>
@@ -7987,14 +7962,12 @@
                 <w:rFonts w:ascii="Times New Roman" w:hAnsi="Times New Roman" w:cs="Times New Roman"/>
               </w:rPr>
             </w:pPr>
-            <w:proofErr w:type="spellStart"/>
             <w:r>
               <w:rPr>
                 <w:rFonts w:ascii="Times New Roman" w:hAnsi="Times New Roman" w:cs="Times New Roman"/>
               </w:rPr>
               <w:t>Logout</w:t>
             </w:r>
-            <w:proofErr w:type="spellEnd"/>
           </w:p>
         </w:tc>
       </w:tr>
@@ -8116,7 +8089,6 @@
                 <w:rFonts w:ascii="Times New Roman" w:hAnsi="Times New Roman" w:cs="Times New Roman"/>
               </w:rPr>
             </w:pPr>
-            <w:proofErr w:type="spellStart"/>
             <w:r>
               <w:rPr>
                 <w:rFonts w:ascii="Times New Roman" w:hAnsi="Times New Roman" w:cs="Times New Roman"/>
@@ -8129,7 +8101,6 @@
               </w:rPr>
               <w:t>-Restore</w:t>
             </w:r>
-            <w:proofErr w:type="spellEnd"/>
           </w:p>
           <w:p>
             <w:pPr>
@@ -8138,14 +8109,12 @@
                 <w:rFonts w:ascii="Times New Roman" w:hAnsi="Times New Roman" w:cs="Times New Roman"/>
               </w:rPr>
             </w:pPr>
-            <w:proofErr w:type="spellStart"/>
             <w:r>
               <w:rPr>
                 <w:rFonts w:ascii="Times New Roman" w:hAnsi="Times New Roman" w:cs="Times New Roman"/>
               </w:rPr>
               <w:t>Logout</w:t>
             </w:r>
-            <w:proofErr w:type="spellEnd"/>
           </w:p>
         </w:tc>
       </w:tr>
@@ -8236,14 +8205,12 @@
                 <w:rFonts w:ascii="Times New Roman" w:hAnsi="Times New Roman" w:cs="Times New Roman"/>
               </w:rPr>
             </w:pPr>
-            <w:proofErr w:type="spellStart"/>
             <w:r>
               <w:rPr>
                 <w:rFonts w:ascii="Times New Roman" w:hAnsi="Times New Roman" w:cs="Times New Roman"/>
               </w:rPr>
               <w:t>Logout</w:t>
             </w:r>
-            <w:proofErr w:type="spellEnd"/>
           </w:p>
         </w:tc>
       </w:tr>
@@ -10003,55 +9970,7 @@
           <w:rFonts w:ascii="Times New Roman" w:eastAsia="Times New Roman" w:hAnsi="Times New Roman" w:cs="Times New Roman"/>
           <w:color w:val="000000"/>
         </w:rPr>
-        <w:t xml:space="preserve">A su vez en la pantalla del </w:t>
-      </w:r>
-      <w:proofErr w:type="spellStart"/>
-      <w:r>
-        <w:rPr>
-          <w:rFonts w:ascii="Times New Roman" w:eastAsia="Times New Roman" w:hAnsi="Times New Roman" w:cs="Times New Roman"/>
-          <w:color w:val="000000"/>
-        </w:rPr>
-        <w:t>LogIn</w:t>
-      </w:r>
-      <w:proofErr w:type="spellEnd"/>
-      <w:r>
-        <w:rPr>
-          <w:rFonts w:ascii="Times New Roman" w:eastAsia="Times New Roman" w:hAnsi="Times New Roman" w:cs="Times New Roman"/>
-          <w:color w:val="000000"/>
-        </w:rPr>
-        <w:t xml:space="preserve"> presentamos un botón “mostrar” para que si el usuario quiere revisar la contraseña ingresada antes de presionar el botón </w:t>
-      </w:r>
-      <w:proofErr w:type="spellStart"/>
-      <w:r>
-        <w:rPr>
-          <w:rFonts w:ascii="Times New Roman" w:eastAsia="Times New Roman" w:hAnsi="Times New Roman" w:cs="Times New Roman"/>
-          <w:color w:val="000000"/>
-        </w:rPr>
-        <w:t>LogIn</w:t>
-      </w:r>
-      <w:proofErr w:type="spellEnd"/>
-      <w:r>
-        <w:rPr>
-          <w:rFonts w:ascii="Times New Roman" w:eastAsia="Times New Roman" w:hAnsi="Times New Roman" w:cs="Times New Roman"/>
-          <w:color w:val="000000"/>
-        </w:rPr>
-        <w:t xml:space="preserve"> pueda hacerlo. Para ello debemos setear la propiedad </w:t>
-      </w:r>
-      <w:proofErr w:type="spellStart"/>
-      <w:r>
-        <w:rPr>
-          <w:rFonts w:ascii="Times New Roman" w:eastAsia="Times New Roman" w:hAnsi="Times New Roman" w:cs="Times New Roman"/>
-          <w:color w:val="000000"/>
-        </w:rPr>
-        <w:t>PasswordChar</w:t>
-      </w:r>
-      <w:proofErr w:type="spellEnd"/>
-      <w:r>
-        <w:rPr>
-          <w:rFonts w:ascii="Times New Roman" w:eastAsia="Times New Roman" w:hAnsi="Times New Roman" w:cs="Times New Roman"/>
-          <w:color w:val="000000"/>
-        </w:rPr>
-        <w:t xml:space="preserve"> del TextBox en donde el usuario ingresa la contraseña como “*” por default.</w:t>
+        <w:t>A su vez en la pantalla del LogIn presentamos un botón “mostrar” para que si el usuario quiere revisar la contraseña ingresada antes de presionar el botón LogIn pueda hacerlo. Para ello debemos setear la propiedad PasswordChar del TextBox en donde el usuario ingresa la contraseña como “*” por default.</w:t>
       </w:r>
     </w:p>
     <w:p>
@@ -10123,27 +10042,7 @@
           <w:bCs/>
           <w:color w:val="000000"/>
         </w:rPr>
-        <w:t>Proceso de Log-</w:t>
-      </w:r>
-      <w:proofErr w:type="spellStart"/>
-      <w:r>
-        <w:rPr>
-          <w:rFonts w:ascii="Times New Roman" w:eastAsia="Times New Roman" w:hAnsi="Times New Roman" w:cs="Times New Roman"/>
-          <w:b/>
-          <w:bCs/>
-          <w:color w:val="000000"/>
-        </w:rPr>
-        <w:t>Out</w:t>
-      </w:r>
-      <w:proofErr w:type="spellEnd"/>
-      <w:r>
-        <w:rPr>
-          <w:rFonts w:ascii="Times New Roman" w:eastAsia="Times New Roman" w:hAnsi="Times New Roman" w:cs="Times New Roman"/>
-          <w:b/>
-          <w:bCs/>
-          <w:color w:val="000000"/>
-        </w:rPr>
-        <w:t>:</w:t>
+        <w:t>Proceso de Log-Out:</w:t>
       </w:r>
       <w:r>
         <w:rPr>
@@ -10170,37 +10069,9 @@
           <w:sz w:val="30"/>
           <w:szCs w:val="30"/>
         </w:rPr>
-        <w:t xml:space="preserve">2.3 </w:t>
-      </w:r>
-      <w:proofErr w:type="spellStart"/>
-      <w:r>
-        <w:rPr>
-          <w:rFonts w:ascii="Times New Roman" w:eastAsia="Times New Roman" w:hAnsi="Times New Roman" w:cs="Times New Roman"/>
-          <w:sz w:val="30"/>
-          <w:szCs w:val="30"/>
-        </w:rPr>
-        <w:t>LogIn</w:t>
-      </w:r>
-      <w:proofErr w:type="spellEnd"/>
-      <w:r>
-        <w:rPr>
-          <w:rFonts w:ascii="Times New Roman" w:eastAsia="Times New Roman" w:hAnsi="Times New Roman" w:cs="Times New Roman"/>
-          <w:sz w:val="30"/>
-          <w:szCs w:val="30"/>
-        </w:rPr>
-        <w:t xml:space="preserve"> – CU001 </w:t>
-      </w:r>
-      <w:proofErr w:type="spellStart"/>
-      <w:r>
-        <w:rPr>
-          <w:rFonts w:ascii="Times New Roman" w:eastAsia="Times New Roman" w:hAnsi="Times New Roman" w:cs="Times New Roman"/>
-          <w:sz w:val="30"/>
-          <w:szCs w:val="30"/>
-        </w:rPr>
-        <w:t>LogIn</w:t>
+        <w:t>2.3 LogIn – CU001 LogIn</w:t>
       </w:r>
       <w:bookmarkEnd w:id="23"/>
-      <w:proofErr w:type="spellEnd"/>
     </w:p>
     <w:p>
       <w:pPr>
@@ -10226,14 +10097,7 @@
         <w:rPr>
           <w:rFonts w:ascii="Times New Roman" w:eastAsia="Times New Roman" w:hAnsi="Times New Roman" w:cs="Times New Roman"/>
         </w:rPr>
-        <w:t xml:space="preserve"> Diagrama </w:t>
-      </w:r>
-      <w:proofErr w:type="spellStart"/>
-      <w:r>
-        <w:rPr>
-          <w:rFonts w:ascii="Times New Roman" w:eastAsia="Times New Roman" w:hAnsi="Times New Roman" w:cs="Times New Roman"/>
-        </w:rPr>
-        <w:t>LogI</w:t>
+        <w:t xml:space="preserve"> Diagrama LogI</w:t>
       </w:r>
       <w:r>
         <w:rPr>
@@ -10242,7 +10106,6 @@
         <w:t>n</w:t>
       </w:r>
       <w:bookmarkEnd w:id="24"/>
-      <w:proofErr w:type="spellEnd"/>
     </w:p>
     <w:p>
       <w:pPr>
@@ -10385,17 +10248,8 @@
                 <w:rFonts w:ascii="Times New Roman" w:eastAsia="Times New Roman" w:hAnsi="Times New Roman" w:cs="Times New Roman"/>
                 <w:color w:val="000000"/>
               </w:rPr>
-              <w:t xml:space="preserve">CU 001 – </w:t>
-            </w:r>
-            <w:proofErr w:type="spellStart"/>
-            <w:r>
-              <w:rPr>
-                <w:rFonts w:ascii="Times New Roman" w:eastAsia="Times New Roman" w:hAnsi="Times New Roman" w:cs="Times New Roman"/>
-                <w:color w:val="000000"/>
-              </w:rPr>
-              <w:t>LogIn</w:t>
-            </w:r>
-            <w:proofErr w:type="spellEnd"/>
+              <w:t>CU 001 – LogIn</w:t>
+            </w:r>
             <w:r>
               <w:rPr>
                 <w:rFonts w:ascii="Times New Roman" w:eastAsia="Times New Roman" w:hAnsi="Times New Roman" w:cs="Times New Roman"/>
@@ -10810,27 +10664,7 @@
                 <w:sz w:val="22"/>
                 <w:szCs w:val="22"/>
               </w:rPr>
-              <w:t>El usuario ingresa al sistema y se le presenta la pantalla principal del mismo “</w:t>
-            </w:r>
-            <w:proofErr w:type="spellStart"/>
-            <w:r>
-              <w:rPr>
-                <w:rFonts w:ascii="Times New Roman" w:eastAsia="Times New Roman" w:hAnsi="Times New Roman" w:cs="Times New Roman"/>
-                <w:color w:val="000000"/>
-                <w:sz w:val="22"/>
-                <w:szCs w:val="22"/>
-              </w:rPr>
-              <w:t>LogIn</w:t>
-            </w:r>
-            <w:proofErr w:type="spellEnd"/>
-            <w:r>
-              <w:rPr>
-                <w:rFonts w:ascii="Times New Roman" w:eastAsia="Times New Roman" w:hAnsi="Times New Roman" w:cs="Times New Roman"/>
-                <w:color w:val="000000"/>
-                <w:sz w:val="22"/>
-                <w:szCs w:val="22"/>
-              </w:rPr>
-              <w:t>”.</w:t>
+              <w:t>El usuario ingresa al sistema y se le presenta la pantalla principal del mismo “LogIn”.</w:t>
             </w:r>
           </w:p>
           <w:p>
@@ -11425,23 +11259,7 @@
                 <w:rFonts w:ascii="Times New Roman" w:eastAsia="Times New Roman" w:hAnsi="Times New Roman" w:cs="Times New Roman"/>
                 <w:color w:val="000000"/>
               </w:rPr>
-              <w:t xml:space="preserve">El usuario queda autenticado en el sistema e inicia su sesión, se registran los permisos </w:t>
-            </w:r>
-            <w:proofErr w:type="gramStart"/>
-            <w:r>
-              <w:rPr>
-                <w:rFonts w:ascii="Times New Roman" w:eastAsia="Times New Roman" w:hAnsi="Times New Roman" w:cs="Times New Roman"/>
-                <w:color w:val="000000"/>
-              </w:rPr>
-              <w:t>del mismo</w:t>
-            </w:r>
-            <w:proofErr w:type="gramEnd"/>
-            <w:r>
-              <w:rPr>
-                <w:rFonts w:ascii="Times New Roman" w:eastAsia="Times New Roman" w:hAnsi="Times New Roman" w:cs="Times New Roman"/>
-                <w:color w:val="000000"/>
-              </w:rPr>
-              <w:t>.</w:t>
+              <w:t>El usuario queda autenticado en el sistema e inicia su sesión, se registran los permisos del mismo.</w:t>
             </w:r>
           </w:p>
         </w:tc>
@@ -16929,21 +16747,7 @@
         <w:rPr>
           <w:rFonts w:ascii="Times New Roman" w:hAnsi="Times New Roman" w:cs="Times New Roman"/>
         </w:rPr>
-        <w:t xml:space="preserve">La utilización de la bitácora nos permite llevar un registro de las acciones realizadas dentro del sistema por parte de un usuario </w:t>
-      </w:r>
-      <w:proofErr w:type="gramStart"/>
-      <w:r>
-        <w:rPr>
-          <w:rFonts w:ascii="Times New Roman" w:hAnsi="Times New Roman" w:cs="Times New Roman"/>
-        </w:rPr>
-        <w:t>del mismo</w:t>
-      </w:r>
-      <w:proofErr w:type="gramEnd"/>
-      <w:r>
-        <w:rPr>
-          <w:rFonts w:ascii="Times New Roman" w:hAnsi="Times New Roman" w:cs="Times New Roman"/>
-        </w:rPr>
-        <w:t>. Cada evento registrado en la bitácora va a tener la fecha y hora en la que se realizó, el correo electrónico del usuario de quien la llevo a cabo, la actividad y la información asociada.</w:t>
+        <w:t>La utilización de la bitácora nos permite llevar un registro de las acciones realizadas dentro del sistema por parte de un usuario del mismo. Cada evento registrado en la bitácora va a tener la fecha y hora en la que se realizó, el correo electrónico del usuario de quien la llevo a cabo, la actividad y la información asociada.</w:t>
       </w:r>
     </w:p>
     <w:p>
@@ -17015,21 +16819,7 @@
         <w:rPr>
           <w:rFonts w:ascii="Times New Roman" w:hAnsi="Times New Roman" w:cs="Times New Roman"/>
         </w:rPr>
-        <w:t>Información asociada: Leyenda del hecho (Ej: El usuario “x</w:t>
-      </w:r>
-      <w:proofErr w:type="gramStart"/>
-      <w:r>
-        <w:rPr>
-          <w:rFonts w:ascii="Times New Roman" w:hAnsi="Times New Roman" w:cs="Times New Roman"/>
-        </w:rPr>
-        <w:t>”….</w:t>
-      </w:r>
-      <w:proofErr w:type="gramEnd"/>
-      <w:r>
-        <w:rPr>
-          <w:rFonts w:ascii="Times New Roman" w:hAnsi="Times New Roman" w:cs="Times New Roman"/>
-        </w:rPr>
-        <w:t>. tal actividad)</w:t>
+        <w:t>Información asociada: Leyenda del hecho (Ej: El usuario “x”….. tal actividad)</w:t>
       </w:r>
     </w:p>
     <w:p>
@@ -17528,21 +17318,7 @@
         <w:rPr>
           <w:rFonts w:ascii="Times New Roman" w:hAnsi="Times New Roman" w:cs="Times New Roman"/>
         </w:rPr>
-        <w:t xml:space="preserve">Con el objetivo de garantizar la seguridad de las contraseñas de los usuarios, en este proyecto se aplica el algoritmo SHA-256, encargado de transformar una cadena de texto en un valor de longitud determinado, denominado "hash". Este es un algoritmo de </w:t>
-      </w:r>
-      <w:proofErr w:type="spellStart"/>
-      <w:r>
-        <w:rPr>
-          <w:rFonts w:ascii="Times New Roman" w:hAnsi="Times New Roman" w:cs="Times New Roman"/>
-        </w:rPr>
-        <w:t>hashing</w:t>
-      </w:r>
-      <w:proofErr w:type="spellEnd"/>
-      <w:r>
-        <w:rPr>
-          <w:rFonts w:ascii="Times New Roman" w:hAnsi="Times New Roman" w:cs="Times New Roman"/>
-        </w:rPr>
-        <w:t xml:space="preserve"> unidireccional, lo que significa que no es posible desencriptar el hash para obtener la contraseña original. </w:t>
+        <w:t xml:space="preserve">Con el objetivo de garantizar la seguridad de las contraseñas de los usuarios, en este proyecto se aplica el algoritmo SHA-256, encargado de transformar una cadena de texto en un valor de longitud determinado, denominado "hash". Este es un algoritmo de hashing unidireccional, lo que significa que no es posible desencriptar el hash para obtener la contraseña original. </w:t>
       </w:r>
     </w:p>
     <w:p>
@@ -17555,35 +17331,7 @@
         <w:rPr>
           <w:rFonts w:ascii="Times New Roman" w:hAnsi="Times New Roman" w:cs="Times New Roman"/>
         </w:rPr>
-        <w:t xml:space="preserve">Tanto para la creación de usuarios como para el logueo en el sistema de estos mismos, se deberá ingresar una clave. Esta clave será </w:t>
-      </w:r>
-      <w:proofErr w:type="spellStart"/>
-      <w:r>
-        <w:rPr>
-          <w:rFonts w:ascii="Times New Roman" w:hAnsi="Times New Roman" w:cs="Times New Roman"/>
-        </w:rPr>
-        <w:t>hasheada</w:t>
-      </w:r>
-      <w:proofErr w:type="spellEnd"/>
-      <w:r>
-        <w:rPr>
-          <w:rFonts w:ascii="Times New Roman" w:hAnsi="Times New Roman" w:cs="Times New Roman"/>
-        </w:rPr>
-        <w:t xml:space="preserve"> por el algoritmo SHA-256 y será guardada en la base de datos. Un usuario que requiera iniciar sesión deberá ingresar su clave, en la interfaz de Inicio de sesión, el valor que coloque como clave, al seleccionar “Iniciar Sesión” será </w:t>
-      </w:r>
-      <w:proofErr w:type="spellStart"/>
-      <w:r>
-        <w:rPr>
-          <w:rFonts w:ascii="Times New Roman" w:hAnsi="Times New Roman" w:cs="Times New Roman"/>
-        </w:rPr>
-        <w:t>hasheado</w:t>
-      </w:r>
-      <w:proofErr w:type="spellEnd"/>
-      <w:r>
-        <w:rPr>
-          <w:rFonts w:ascii="Times New Roman" w:hAnsi="Times New Roman" w:cs="Times New Roman"/>
-        </w:rPr>
-        <w:t xml:space="preserve"> y comparado con el valor que se encuentre en la base de datos. Si estos valores coinciden, la sesión es iniciada, en el caso contrario donde no coincidan, se mostrará al usuario un error de contraseña incorrecta. </w:t>
+        <w:t xml:space="preserve">Tanto para la creación de usuarios como para el logueo en el sistema de estos mismos, se deberá ingresar una clave. Esta clave será hasheada por el algoritmo SHA-256 y será guardada en la base de datos. Un usuario que requiera iniciar sesión deberá ingresar su clave, en la interfaz de Inicio de sesión, el valor que coloque como clave, al seleccionar “Iniciar Sesión” será hasheado y comparado con el valor que se encuentre en la base de datos. Si estos valores coinciden, la sesión es iniciada, en el caso contrario donde no coincidan, se mostrará al usuario un error de contraseña incorrecta. </w:t>
       </w:r>
     </w:p>
     <w:p>
@@ -17605,25 +17353,7 @@
           <w:b/>
           <w:bCs/>
         </w:rPr>
-        <w:t xml:space="preserve">Método de la clase </w:t>
-      </w:r>
-      <w:proofErr w:type="spellStart"/>
-      <w:r>
-        <w:rPr>
-          <w:rFonts w:ascii="Times New Roman" w:hAnsi="Times New Roman" w:cs="Times New Roman"/>
-          <w:b/>
-          <w:bCs/>
-        </w:rPr>
-        <w:t>Encriptador</w:t>
-      </w:r>
-      <w:proofErr w:type="spellEnd"/>
-      <w:r>
-        <w:rPr>
-          <w:rFonts w:ascii="Times New Roman" w:hAnsi="Times New Roman" w:cs="Times New Roman"/>
-          <w:b/>
-          <w:bCs/>
-        </w:rPr>
-        <w:t xml:space="preserve">: </w:t>
+        <w:t xml:space="preserve">Método de la clase Encriptador: </w:t>
       </w:r>
     </w:p>
     <w:p>
@@ -17636,21 +17366,7 @@
         <w:rPr>
           <w:rFonts w:ascii="Times New Roman" w:hAnsi="Times New Roman" w:cs="Times New Roman"/>
         </w:rPr>
-        <w:t>Hash (</w:t>
-      </w:r>
-      <w:proofErr w:type="spellStart"/>
-      <w:r>
-        <w:rPr>
-          <w:rFonts w:ascii="Times New Roman" w:hAnsi="Times New Roman" w:cs="Times New Roman"/>
-        </w:rPr>
-        <w:t>string</w:t>
-      </w:r>
-      <w:proofErr w:type="spellEnd"/>
-      <w:r>
-        <w:rPr>
-          <w:rFonts w:ascii="Times New Roman" w:hAnsi="Times New Roman" w:cs="Times New Roman"/>
-        </w:rPr>
-        <w:t xml:space="preserve"> input): Este método toma una cadena de texto (como una contraseña en texto plano) y la convierte en un hash de 256 bits utilizando el algoritmo SHA-256. </w:t>
+        <w:t xml:space="preserve">Hash (string input): Este método toma una cadena de texto (como una contraseña en texto plano) y la convierte en un hash de 256 bits utilizando el algoritmo SHA-256. </w:t>
       </w:r>
     </w:p>
     <w:p>
@@ -17710,21 +17426,7 @@
         <w:rPr>
           <w:rFonts w:ascii="Times New Roman" w:hAnsi="Times New Roman" w:cs="Times New Roman"/>
         </w:rPr>
-        <w:t xml:space="preserve">Al momento de registrar un usuario en el sistema y completar la contraseña de este mismo, en la base de datos el campo que contiene la contraseña no será visible para la persona. Ej: Si la contraseña es Hola123, en la base de datos se </w:t>
-      </w:r>
-      <w:proofErr w:type="spellStart"/>
-      <w:r>
-        <w:rPr>
-          <w:rFonts w:ascii="Times New Roman" w:hAnsi="Times New Roman" w:cs="Times New Roman"/>
-        </w:rPr>
-        <w:t>vera</w:t>
-      </w:r>
-      <w:proofErr w:type="spellEnd"/>
-      <w:r>
-        <w:rPr>
-          <w:rFonts w:ascii="Times New Roman" w:hAnsi="Times New Roman" w:cs="Times New Roman"/>
-        </w:rPr>
-        <w:t xml:space="preserve"> de la siguiente manera: (Imagen ilustrativa de ejemplo)</w:t>
+        <w:t>Al momento de registrar un usuario en el sistema y completar la contraseña de este mismo, en la base de datos el campo que contiene la contraseña no será visible para la persona. Ej: Si la contraseña es Hola123, en la base de datos se vera de la siguiente manera: (Imagen ilustrativa de ejemplo)</w:t>
       </w:r>
     </w:p>
     <w:p>
@@ -22355,115 +22057,33 @@
         </w:rPr>
         <w:t xml:space="preserve">. El algoritmo realiza una suma ponderada donde cada carácter de cada atributo se multiplica por su posición dentro del valor y por la posición del atributo dentro de la entidad. Esto permite detectar no solo modificaciones en el contenido sino también intercambios de posición entre caracteres o atributos. Los atributos que participan en el cálculo son: </w:t>
       </w:r>
-      <w:proofErr w:type="spellStart"/>
       <w:r>
         <w:rPr>
           <w:rFonts w:ascii="Times New Roman" w:eastAsia="Times New Roman" w:hAnsi="Times New Roman" w:cs="Times New Roman"/>
           <w:color w:val="000000"/>
         </w:rPr>
-        <w:t>IdProducto</w:t>
-      </w:r>
-      <w:proofErr w:type="spellEnd"/>
+        <w:t xml:space="preserve">IdProducto, </w:t>
+      </w:r>
       <w:r>
         <w:rPr>
           <w:rFonts w:ascii="Times New Roman" w:eastAsia="Times New Roman" w:hAnsi="Times New Roman" w:cs="Times New Roman"/>
           <w:color w:val="000000"/>
         </w:rPr>
-        <w:t xml:space="preserve">, </w:t>
-      </w:r>
-      <w:proofErr w:type="spellStart"/>
+        <w:t xml:space="preserve">NombreProducto, PrecioProducto, TipoProducto, </w:t>
+      </w:r>
       <w:r>
         <w:rPr>
           <w:rFonts w:ascii="Times New Roman" w:eastAsia="Times New Roman" w:hAnsi="Times New Roman" w:cs="Times New Roman"/>
           <w:color w:val="000000"/>
         </w:rPr>
-        <w:t>NombreProducto</w:t>
-      </w:r>
-      <w:proofErr w:type="spellEnd"/>
+        <w:t>Descripción</w:t>
+      </w:r>
       <w:r>
         <w:rPr>
           <w:rFonts w:ascii="Times New Roman" w:eastAsia="Times New Roman" w:hAnsi="Times New Roman" w:cs="Times New Roman"/>
           <w:color w:val="000000"/>
         </w:rPr>
-        <w:t xml:space="preserve">, </w:t>
-      </w:r>
-      <w:proofErr w:type="spellStart"/>
-      <w:r>
-        <w:rPr>
-          <w:rFonts w:ascii="Times New Roman" w:eastAsia="Times New Roman" w:hAnsi="Times New Roman" w:cs="Times New Roman"/>
-          <w:color w:val="000000"/>
-        </w:rPr>
-        <w:t>PrecioProducto</w:t>
-      </w:r>
-      <w:proofErr w:type="spellEnd"/>
-      <w:r>
-        <w:rPr>
-          <w:rFonts w:ascii="Times New Roman" w:eastAsia="Times New Roman" w:hAnsi="Times New Roman" w:cs="Times New Roman"/>
-          <w:color w:val="000000"/>
-        </w:rPr>
-        <w:t xml:space="preserve">, </w:t>
-      </w:r>
-      <w:proofErr w:type="spellStart"/>
-      <w:r>
-        <w:rPr>
-          <w:rFonts w:ascii="Times New Roman" w:eastAsia="Times New Roman" w:hAnsi="Times New Roman" w:cs="Times New Roman"/>
-          <w:color w:val="000000"/>
-        </w:rPr>
-        <w:t>TipoProducto</w:t>
-      </w:r>
-      <w:proofErr w:type="spellEnd"/>
-      <w:r>
-        <w:rPr>
-          <w:rFonts w:ascii="Times New Roman" w:eastAsia="Times New Roman" w:hAnsi="Times New Roman" w:cs="Times New Roman"/>
-          <w:color w:val="000000"/>
-        </w:rPr>
-        <w:t xml:space="preserve">, </w:t>
-      </w:r>
-      <w:r>
-        <w:rPr>
-          <w:rFonts w:ascii="Times New Roman" w:eastAsia="Times New Roman" w:hAnsi="Times New Roman" w:cs="Times New Roman"/>
-          <w:color w:val="000000"/>
-        </w:rPr>
-        <w:t>Descripción</w:t>
-      </w:r>
-      <w:r>
-        <w:rPr>
-          <w:rFonts w:ascii="Times New Roman" w:eastAsia="Times New Roman" w:hAnsi="Times New Roman" w:cs="Times New Roman"/>
-          <w:color w:val="000000"/>
-        </w:rPr>
-        <w:t xml:space="preserve">, Cantidad y </w:t>
-      </w:r>
-      <w:proofErr w:type="spellStart"/>
-      <w:r>
-        <w:rPr>
-          <w:rFonts w:ascii="Times New Roman" w:eastAsia="Times New Roman" w:hAnsi="Times New Roman" w:cs="Times New Roman"/>
-          <w:color w:val="000000"/>
-        </w:rPr>
-        <w:t>CodigoProducto</w:t>
-      </w:r>
-      <w:proofErr w:type="spellEnd"/>
-      <w:r>
-        <w:rPr>
-          <w:rFonts w:ascii="Times New Roman" w:eastAsia="Times New Roman" w:hAnsi="Times New Roman" w:cs="Times New Roman"/>
-          <w:color w:val="000000"/>
-        </w:rPr>
-        <w:t xml:space="preserve">. El resultado de la suma se </w:t>
-      </w:r>
-      <w:proofErr w:type="spellStart"/>
-      <w:r>
-        <w:rPr>
-          <w:rFonts w:ascii="Times New Roman" w:eastAsia="Times New Roman" w:hAnsi="Times New Roman" w:cs="Times New Roman"/>
-          <w:color w:val="000000"/>
-        </w:rPr>
-        <w:t>hashea</w:t>
-      </w:r>
-      <w:proofErr w:type="spellEnd"/>
-      <w:r>
-        <w:rPr>
-          <w:rFonts w:ascii="Times New Roman" w:eastAsia="Times New Roman" w:hAnsi="Times New Roman" w:cs="Times New Roman"/>
-          <w:color w:val="000000"/>
-        </w:rPr>
-        <w:t xml:space="preserve"> con SHA-256 y se almacena en la columna DVH de la tabla PRODUCTO.</w:t>
+        <w:t>, Cantidad y CodigoProducto. El resultado de la suma se hashea con SHA-256 y se almacena en la columna DVH de la tabla PRODUCTO.</w:t>
       </w:r>
     </w:p>
     <w:p>
@@ -22485,23 +22105,7 @@
           <w:rFonts w:ascii="Times New Roman" w:eastAsia="Times New Roman" w:hAnsi="Times New Roman" w:cs="Times New Roman"/>
           <w:color w:val="000000"/>
         </w:rPr>
-        <w:t xml:space="preserve">El resultado de la suma se </w:t>
-      </w:r>
-      <w:proofErr w:type="spellStart"/>
-      <w:r>
-        <w:rPr>
-          <w:rFonts w:ascii="Times New Roman" w:eastAsia="Times New Roman" w:hAnsi="Times New Roman" w:cs="Times New Roman"/>
-          <w:color w:val="000000"/>
-        </w:rPr>
-        <w:t>hashea</w:t>
-      </w:r>
-      <w:proofErr w:type="spellEnd"/>
-      <w:r>
-        <w:rPr>
-          <w:rFonts w:ascii="Times New Roman" w:eastAsia="Times New Roman" w:hAnsi="Times New Roman" w:cs="Times New Roman"/>
-          <w:color w:val="000000"/>
-        </w:rPr>
-        <w:t xml:space="preserve"> con SHA-256 y se almacena en la tabla DIGITO_VERIFICADOR. </w:t>
+        <w:t xml:space="preserve">El resultado de la suma se hashea con SHA-256 y se almacena en la tabla DIGITO_VERIFICADOR. </w:t>
       </w:r>
       <w:r>
         <w:rPr>
@@ -22550,23 +22154,7 @@
           <w:rFonts w:ascii="Times New Roman" w:eastAsia="Times New Roman" w:hAnsi="Times New Roman" w:cs="Times New Roman"/>
           <w:color w:val="000000"/>
         </w:rPr>
-        <w:t xml:space="preserve">Al iniciar la aplicación, antes de mostrar el </w:t>
-      </w:r>
-      <w:proofErr w:type="spellStart"/>
-      <w:r>
-        <w:rPr>
-          <w:rFonts w:ascii="Times New Roman" w:eastAsia="Times New Roman" w:hAnsi="Times New Roman" w:cs="Times New Roman"/>
-          <w:color w:val="000000"/>
-        </w:rPr>
-        <w:t>login</w:t>
-      </w:r>
-      <w:proofErr w:type="spellEnd"/>
-      <w:r>
-        <w:rPr>
-          <w:rFonts w:ascii="Times New Roman" w:eastAsia="Times New Roman" w:hAnsi="Times New Roman" w:cs="Times New Roman"/>
-          <w:color w:val="000000"/>
-        </w:rPr>
-        <w:t xml:space="preserve">, se verifican ambos dígitos. En caso de error se informa al </w:t>
+        <w:t xml:space="preserve">Al iniciar la aplicación, antes de mostrar el login, se verifican ambos dígitos. En caso de error se informa al </w:t>
       </w:r>
       <w:r>
         <w:rPr>
@@ -22641,23 +22229,7 @@
           <w:rFonts w:ascii="Times New Roman" w:eastAsia="Times New Roman" w:hAnsi="Times New Roman" w:cs="Times New Roman"/>
           <w:color w:val="000000"/>
         </w:rPr>
-        <w:t xml:space="preserve"> Restaura la base de datos completa desde un archivo .</w:t>
-      </w:r>
-      <w:proofErr w:type="spellStart"/>
-      <w:r>
-        <w:rPr>
-          <w:rFonts w:ascii="Times New Roman" w:eastAsia="Times New Roman" w:hAnsi="Times New Roman" w:cs="Times New Roman"/>
-          <w:color w:val="000000"/>
-        </w:rPr>
-        <w:t>bak</w:t>
-      </w:r>
-      <w:proofErr w:type="spellEnd"/>
-      <w:r>
-        <w:rPr>
-          <w:rFonts w:ascii="Times New Roman" w:eastAsia="Times New Roman" w:hAnsi="Times New Roman" w:cs="Times New Roman"/>
-          <w:color w:val="000000"/>
-        </w:rPr>
-        <w:t xml:space="preserve"> generado previamente</w:t>
+        <w:t xml:space="preserve"> Restaura la base de datos completa desde un archivo .bak generado previamente</w:t>
       </w:r>
       <w:r>
         <w:rPr>
@@ -22932,9 +22504,63 @@
     </w:p>
     <w:p>
       <w:r>
+        <w:drawing>
+          <wp:inline distT="0" distB="0" distL="0" distR="0" wp14:anchorId="5E053E0A" wp14:editId="435327F9">
+            <wp:extent cx="6078415" cy="4071833"/>
+            <wp:effectExtent l="0" t="0" r="0" b="5080"/>
+            <wp:docPr id="718695217" name="Imagen 4"/>
+            <wp:cNvGraphicFramePr>
+              <a:graphicFrameLocks xmlns:a="http://schemas.openxmlformats.org/drawingml/2006/main" noChangeAspect="1"/>
+            </wp:cNvGraphicFramePr>
+            <a:graphic xmlns:a="http://schemas.openxmlformats.org/drawingml/2006/main">
+              <a:graphicData uri="http://schemas.openxmlformats.org/drawingml/2006/picture">
+                <pic:pic xmlns:pic="http://schemas.openxmlformats.org/drawingml/2006/picture">
+                  <pic:nvPicPr>
+                    <pic:cNvPr id="0" name="Picture 13"/>
+                    <pic:cNvPicPr>
+                      <a:picLocks noChangeAspect="1" noChangeArrowheads="1"/>
+                    </pic:cNvPicPr>
+                  </pic:nvPicPr>
+                  <pic:blipFill>
+                    <a:blip r:embed="rId48" cstate="print">
+                      <a:extLst>
+                        <a:ext uri="{28A0092B-C50C-407E-A947-70E740481C1C}">
+                          <a14:useLocalDpi xmlns:a14="http://schemas.microsoft.com/office/drawing/2010/main" val="0"/>
+                        </a:ext>
+                      </a:extLst>
+                    </a:blip>
+                    <a:srcRect/>
+                    <a:stretch>
+                      <a:fillRect/>
+                    </a:stretch>
+                  </pic:blipFill>
+                  <pic:spPr bwMode="auto">
+                    <a:xfrm>
+                      <a:off x="0" y="0"/>
+                      <a:ext cx="6091057" cy="4080301"/>
+                    </a:xfrm>
+                    <a:prstGeom prst="rect">
+                      <a:avLst/>
+                    </a:prstGeom>
+                    <a:noFill/>
+                    <a:ln>
+                      <a:noFill/>
+                    </a:ln>
+                  </pic:spPr>
+                </pic:pic>
+              </a:graphicData>
+            </a:graphic>
+          </wp:inline>
+        </w:drawing>
+      </w:r>
+    </w:p>
+    <w:p/>
+    <w:p>
+      <w:r>
         <w:rPr>
           <w:noProof/>
         </w:rPr>
+        <w:lastRenderedPageBreak/>
         <w:drawing>
           <wp:inline distT="0" distB="0" distL="0" distR="0" wp14:anchorId="7BD9FB9E" wp14:editId="46AAD4D9">
             <wp:extent cx="5400040" cy="3173730"/>
@@ -22953,7 +22579,7 @@
                     </pic:cNvPicPr>
                   </pic:nvPicPr>
                   <pic:blipFill>
-                    <a:blip r:embed="rId48">
+                    <a:blip r:embed="rId49">
                       <a:extLst>
                         <a:ext uri="{28A0092B-C50C-407E-A947-70E740481C1C}">
                           <a14:useLocalDpi xmlns:a14="http://schemas.microsoft.com/office/drawing/2010/main" val="0"/>
@@ -23008,7 +22634,7 @@
                     </pic:cNvPicPr>
                   </pic:nvPicPr>
                   <pic:blipFill>
-                    <a:blip r:embed="rId49">
+                    <a:blip r:embed="rId50">
                       <a:extLst>
                         <a:ext uri="{28A0092B-C50C-407E-A947-70E740481C1C}">
                           <a14:useLocalDpi xmlns:a14="http://schemas.microsoft.com/office/drawing/2010/main" val="0"/>
@@ -23073,9 +22699,17 @@
           <w:sz w:val="30"/>
           <w:szCs w:val="30"/>
         </w:rPr>
-        <w:t xml:space="preserve"> Pantalla IU</w:t>
+        <w:t xml:space="preserve"> Pantalla </w:t>
       </w:r>
       <w:bookmarkEnd w:id="85"/>
+      <w:r>
+        <w:rPr>
+          <w:rFonts w:ascii="Times New Roman" w:eastAsia="Times New Roman" w:hAnsi="Times New Roman" w:cs="Times New Roman"/>
+          <w:sz w:val="30"/>
+          <w:szCs w:val="30"/>
+        </w:rPr>
+        <w:t>UI</w:t>
+      </w:r>
     </w:p>
     <w:p>
       <w:r>
@@ -23098,7 +22732,7 @@
                     <pic:cNvPicPr/>
                   </pic:nvPicPr>
                   <pic:blipFill>
-                    <a:blip r:embed="rId50"/>
+                    <a:blip r:embed="rId51"/>
                     <a:stretch>
                       <a:fillRect/>
                     </a:stretch>
@@ -23138,7 +22772,7 @@
                     <pic:cNvPicPr/>
                   </pic:nvPicPr>
                   <pic:blipFill>
-                    <a:blip r:embed="rId51"/>
+                    <a:blip r:embed="rId52"/>
                     <a:stretch>
                       <a:fillRect/>
                     </a:stretch>
@@ -23171,103 +22805,7 @@
           <w:rFonts w:ascii="Times New Roman" w:eastAsia="Times New Roman" w:hAnsi="Times New Roman" w:cs="Times New Roman"/>
           <w:color w:val="000000"/>
         </w:rPr>
-        <w:t xml:space="preserve">El formulario </w:t>
-      </w:r>
-      <w:proofErr w:type="spellStart"/>
-      <w:r>
-        <w:rPr>
-          <w:rFonts w:ascii="Times New Roman" w:eastAsia="Times New Roman" w:hAnsi="Times New Roman" w:cs="Times New Roman"/>
-          <w:color w:val="000000"/>
-        </w:rPr>
-        <w:t>BackUp-Restore</w:t>
-      </w:r>
-      <w:proofErr w:type="spellEnd"/>
-      <w:r>
-        <w:rPr>
-          <w:rFonts w:ascii="Times New Roman" w:eastAsia="Times New Roman" w:hAnsi="Times New Roman" w:cs="Times New Roman"/>
-          <w:color w:val="000000"/>
-        </w:rPr>
-        <w:t xml:space="preserve"> permite al Gerente realizar cuatro operaciones: Crear </w:t>
-      </w:r>
-      <w:proofErr w:type="spellStart"/>
-      <w:r>
-        <w:rPr>
-          <w:rFonts w:ascii="Times New Roman" w:eastAsia="Times New Roman" w:hAnsi="Times New Roman" w:cs="Times New Roman"/>
-          <w:color w:val="000000"/>
-        </w:rPr>
-        <w:t>BackUp</w:t>
-      </w:r>
-      <w:proofErr w:type="spellEnd"/>
-      <w:r>
-        <w:rPr>
-          <w:rFonts w:ascii="Times New Roman" w:eastAsia="Times New Roman" w:hAnsi="Times New Roman" w:cs="Times New Roman"/>
-          <w:color w:val="000000"/>
-        </w:rPr>
-        <w:t xml:space="preserve"> genera un archivo .</w:t>
-      </w:r>
-      <w:proofErr w:type="spellStart"/>
-      <w:r>
-        <w:rPr>
-          <w:rFonts w:ascii="Times New Roman" w:eastAsia="Times New Roman" w:hAnsi="Times New Roman" w:cs="Times New Roman"/>
-          <w:color w:val="000000"/>
-        </w:rPr>
-        <w:t>bak</w:t>
-      </w:r>
-      <w:proofErr w:type="spellEnd"/>
-      <w:r>
-        <w:rPr>
-          <w:rFonts w:ascii="Times New Roman" w:eastAsia="Times New Roman" w:hAnsi="Times New Roman" w:cs="Times New Roman"/>
-          <w:color w:val="000000"/>
-        </w:rPr>
-        <w:t xml:space="preserve"> en la ruta especificada usando el SP </w:t>
-      </w:r>
-      <w:proofErr w:type="spellStart"/>
-      <w:r>
-        <w:rPr>
-          <w:rFonts w:ascii="Times New Roman" w:eastAsia="Times New Roman" w:hAnsi="Times New Roman" w:cs="Times New Roman"/>
-          <w:color w:val="000000"/>
-        </w:rPr>
-        <w:t>RealizarBackup</w:t>
-      </w:r>
-      <w:proofErr w:type="spellEnd"/>
-      <w:r>
-        <w:rPr>
-          <w:rFonts w:ascii="Times New Roman" w:eastAsia="Times New Roman" w:hAnsi="Times New Roman" w:cs="Times New Roman"/>
-          <w:color w:val="000000"/>
-        </w:rPr>
-        <w:t>. Restaurar Base restaura la base de datos completa desde un archivo .</w:t>
-      </w:r>
-      <w:proofErr w:type="spellStart"/>
-      <w:r>
-        <w:rPr>
-          <w:rFonts w:ascii="Times New Roman" w:eastAsia="Times New Roman" w:hAnsi="Times New Roman" w:cs="Times New Roman"/>
-          <w:color w:val="000000"/>
-        </w:rPr>
-        <w:t>bak</w:t>
-      </w:r>
-      <w:proofErr w:type="spellEnd"/>
-      <w:r>
-        <w:rPr>
-          <w:rFonts w:ascii="Times New Roman" w:eastAsia="Times New Roman" w:hAnsi="Times New Roman" w:cs="Times New Roman"/>
-          <w:color w:val="000000"/>
-        </w:rPr>
-        <w:t xml:space="preserve"> usando el SP </w:t>
-      </w:r>
-      <w:proofErr w:type="spellStart"/>
-      <w:r>
-        <w:rPr>
-          <w:rFonts w:ascii="Times New Roman" w:eastAsia="Times New Roman" w:hAnsi="Times New Roman" w:cs="Times New Roman"/>
-          <w:color w:val="000000"/>
-        </w:rPr>
-        <w:t>RealizarRestore</w:t>
-      </w:r>
-      <w:proofErr w:type="spellEnd"/>
-      <w:r>
-        <w:rPr>
-          <w:rFonts w:ascii="Times New Roman" w:eastAsia="Times New Roman" w:hAnsi="Times New Roman" w:cs="Times New Roman"/>
-          <w:color w:val="000000"/>
-        </w:rPr>
-        <w:t>. Ver Error DV ejecuta la verificación de integridad y muestra los errores encontrados. Solucionar Errores recalcula todos los DVH y DVV aceptando los datos actuales.</w:t>
+        <w:t>El formulario BackUp-Restore permite al Gerente realizar cuatro operaciones: Crear BackUp genera un archivo .bak en la ruta especificada usando el SP RealizarBackup. Restaurar Base restaura la base de datos completa desde un archivo .bak usando el SP RealizarRestore. Ver Error DV ejecuta la verificación de integridad y muestra los errores encontrados. Solucionar Errores recalcula todos los DVH y DVV aceptando los datos actuales.</w:t>
       </w:r>
     </w:p>
     <w:p>
@@ -23298,21 +22836,15 @@
           <w:rFonts w:ascii="Times New Roman" w:eastAsia="Times New Roman" w:hAnsi="Times New Roman" w:cs="Times New Roman"/>
           <w:color w:val="0066FF"/>
         </w:rPr>
-        <w:t>C:\Program Files\Microsoft SQL Server\MSSQL15.SQLEXPRESS\MSSQL\Backup\</w:t>
-      </w:r>
-      <w:proofErr w:type="spellStart"/>
-      <w:r>
-        <w:rPr>
-          <w:rFonts w:ascii="Times New Roman" w:eastAsia="Times New Roman" w:hAnsi="Times New Roman" w:cs="Times New Roman"/>
-          <w:color w:val="0066FF"/>
-        </w:rPr>
-        <w:t>NombreArchivo.bak</w:t>
-      </w:r>
-      <w:proofErr w:type="spellEnd"/>
+        <w:t>C:\Program Files\Microsoft SQL Server\MSSQL15.SQLEXPRESS\MSSQL\Backup\NombreArchivo.bak</w:t>
+      </w:r>
     </w:p>
     <w:p/>
     <w:p>
       <w:r>
+        <w:rPr>
+          <w:noProof/>
+        </w:rPr>
         <w:lastRenderedPageBreak/>
         <w:drawing>
           <wp:inline distT="0" distB="0" distL="0" distR="0" wp14:anchorId="2F77F477" wp14:editId="1CD9A5F4">
@@ -23330,7 +22862,7 @@
                     <pic:cNvPicPr/>
                   </pic:nvPicPr>
                   <pic:blipFill>
-                    <a:blip r:embed="rId52"/>
+                    <a:blip r:embed="rId53"/>
                     <a:stretch>
                       <a:fillRect/>
                     </a:stretch>
@@ -23372,7 +22904,7 @@
                     <pic:cNvPicPr/>
                   </pic:nvPicPr>
                   <pic:blipFill>
-                    <a:blip r:embed="rId53"/>
+                    <a:blip r:embed="rId54"/>
                     <a:stretch>
                       <a:fillRect/>
                     </a:stretch>
@@ -23397,6 +22929,9 @@
     <w:p/>
     <w:p>
       <w:r>
+        <w:rPr>
+          <w:noProof/>
+        </w:rPr>
         <w:lastRenderedPageBreak/>
         <w:drawing>
           <wp:inline distT="0" distB="0" distL="0" distR="0" wp14:anchorId="1FE96A7D" wp14:editId="026FD8ED">
@@ -23414,7 +22949,7 @@
                     <pic:cNvPicPr/>
                   </pic:nvPicPr>
                   <pic:blipFill>
-                    <a:blip r:embed="rId54"/>
+                    <a:blip r:embed="rId55"/>
                     <a:stretch>
                       <a:fillRect/>
                     </a:stretch>
@@ -23496,27 +23031,11 @@
       <w:r>
         <w:t xml:space="preserve"> (abstracta): clase base que define la interfaz común para permisos atómicos y compuestos. Contiene el método </w:t>
       </w:r>
-      <w:proofErr w:type="spellStart"/>
-      <w:proofErr w:type="gramStart"/>
       <w:r>
         <w:rPr>
           <w:rStyle w:val="CdigoHTML"/>
         </w:rPr>
-        <w:t>ContienePermiso</w:t>
-      </w:r>
-      <w:proofErr w:type="spellEnd"/>
-      <w:r>
-        <w:rPr>
-          <w:rStyle w:val="CdigoHTML"/>
-        </w:rPr>
-        <w:t>(</w:t>
-      </w:r>
-      <w:proofErr w:type="gramEnd"/>
-      <w:r>
-        <w:rPr>
-          <w:rStyle w:val="CdigoHTML"/>
-        </w:rPr>
-        <w:t>)</w:t>
+        <w:t>ContienePermiso()</w:t>
       </w:r>
       <w:r>
         <w:t xml:space="preserve"> que recorre recursivamente la jerarquía para verificar si un permiso existe dentro de la estructura.</w:t>
@@ -23537,23 +23056,7 @@
         <w:t>PERMISOATOMICO</w:t>
       </w:r>
       <w:r>
-        <w:t>: hoja del árbol. Representa un permiso funcional específico del sistema (ej: "</w:t>
-      </w:r>
-      <w:proofErr w:type="spellStart"/>
-      <w:r>
-        <w:t>Gestion</w:t>
-      </w:r>
-      <w:proofErr w:type="spellEnd"/>
-      <w:r>
-        <w:t xml:space="preserve"> Usuarios", "</w:t>
-      </w:r>
-      <w:proofErr w:type="spellStart"/>
-      <w:r>
-        <w:t>Gestion</w:t>
-      </w:r>
-      <w:proofErr w:type="spellEnd"/>
-      <w:r>
-        <w:t xml:space="preserve"> Productos"). No puede tener hijos. Sus instancias están precargadas en la base de datos y no pueden ser creadas desde la interfaz.</w:t>
+        <w:t>: hoja del árbol. Representa un permiso funcional específico del sistema (ej: "Gestion Usuarios", "Gestion Productos"). No puede tener hijos. Sus instancias están precargadas en la base de datos y no pueden ser creadas desde la interfaz.</w:t>
       </w:r>
     </w:p>
     <w:p>
@@ -23572,41 +23075,7 @@
         <w:t>PERMISOCOMPOSITE</w:t>
       </w:r>
       <w:r>
-        <w:t xml:space="preserve">: nodo interno del árbol. Representa un rol que puede contener tanto permisos atómicos como otros roles. Tiene una lista de </w:t>
-      </w:r>
-      <w:proofErr w:type="spellStart"/>
-      <w:r>
-        <w:t>PermisosIncluidos</w:t>
-      </w:r>
-      <w:proofErr w:type="spellEnd"/>
-      <w:r>
-        <w:t xml:space="preserve"> y los métodos </w:t>
-      </w:r>
-      <w:proofErr w:type="spellStart"/>
-      <w:proofErr w:type="gramStart"/>
-      <w:r>
-        <w:t>AgregarPermiso</w:t>
-      </w:r>
-      <w:proofErr w:type="spellEnd"/>
-      <w:r>
-        <w:t>(</w:t>
-      </w:r>
-      <w:proofErr w:type="gramEnd"/>
-      <w:r>
-        <w:t xml:space="preserve">) y </w:t>
-      </w:r>
-      <w:proofErr w:type="spellStart"/>
-      <w:proofErr w:type="gramStart"/>
-      <w:r>
-        <w:t>QuitarPermiso</w:t>
-      </w:r>
-      <w:proofErr w:type="spellEnd"/>
-      <w:r>
-        <w:t>(</w:t>
-      </w:r>
-      <w:proofErr w:type="gramEnd"/>
-      <w:r>
-        <w:t>).</w:t>
+        <w:t>: nodo interno del árbol. Representa un rol que puede contener tanto permisos atómicos como otros roles. Tiene una lista de PermisosIncluidos y los métodos AgregarPermiso() y QuitarPermiso().</w:t>
       </w:r>
     </w:p>
     <w:p>
@@ -23823,7 +23292,7 @@
         </w:rPr>
         <w:t xml:space="preserve">Gerente &gt;&gt; </w:t>
       </w:r>
-      <w:hyperlink r:id="rId55" w:history="1">
+      <w:hyperlink r:id="rId56" w:history="1">
         <w:r>
           <w:rPr>
             <w:rStyle w:val="Hipervnculo"/>
@@ -23907,7 +23376,7 @@
         </w:rPr>
         <w:t xml:space="preserve"> </w:t>
       </w:r>
-      <w:hyperlink r:id="rId56" w:history="1">
+      <w:hyperlink r:id="rId57" w:history="1">
         <w:r>
           <w:rPr>
             <w:rStyle w:val="Hipervnculo"/>
@@ -23934,7 +23403,6 @@
         </w:rPr>
         <w:t xml:space="preserve"> </w:t>
       </w:r>
-      <w:proofErr w:type="spellStart"/>
       <w:r>
         <w:rPr>
           <w:rFonts w:ascii="Times New Roman" w:hAnsi="Times New Roman" w:cs="Times New Roman"/>
@@ -23942,7 +23410,6 @@
         </w:rPr>
         <w:t>river</w:t>
       </w:r>
-      <w:proofErr w:type="spellEnd"/>
     </w:p>
     <w:p>
       <w:pPr>
@@ -23987,7 +23454,7 @@
                     </pic:cNvPicPr>
                   </pic:nvPicPr>
                   <pic:blipFill>
-                    <a:blip r:embed="rId57">
+                    <a:blip r:embed="rId58">
                       <a:extLst>
                         <a:ext uri="{28A0092B-C50C-407E-A947-70E740481C1C}">
                           <a14:useLocalDpi xmlns:a14="http://schemas.microsoft.com/office/drawing/2010/main" val="0"/>
@@ -24063,7 +23530,7 @@
                     </pic:cNvPicPr>
                   </pic:nvPicPr>
                   <pic:blipFill>
-                    <a:blip r:embed="rId58">
+                    <a:blip r:embed="rId59">
                       <a:extLst>
                         <a:ext uri="{28A0092B-C50C-407E-A947-70E740481C1C}">
                           <a14:useLocalDpi xmlns:a14="http://schemas.microsoft.com/office/drawing/2010/main" val="0"/>
@@ -24160,7 +23627,7 @@
                     <pic:cNvPicPr/>
                   </pic:nvPicPr>
                   <pic:blipFill>
-                    <a:blip r:embed="rId59"/>
+                    <a:blip r:embed="rId60"/>
                     <a:stretch>
                       <a:fillRect/>
                     </a:stretch>
@@ -24271,21 +23738,7 @@
         <w:rPr>
           <w:rFonts w:ascii="Times New Roman" w:eastAsia="Times New Roman" w:hAnsi="Times New Roman" w:cs="Times New Roman"/>
         </w:rPr>
-        <w:t xml:space="preserve">Al revertir un cambio, el sistema no solo restaura el valor del </w:t>
-      </w:r>
-      <w:proofErr w:type="gramStart"/>
-      <w:r>
-        <w:rPr>
-          <w:rFonts w:ascii="Times New Roman" w:eastAsia="Times New Roman" w:hAnsi="Times New Roman" w:cs="Times New Roman"/>
-        </w:rPr>
-        <w:t>campo</w:t>
-      </w:r>
-      <w:proofErr w:type="gramEnd"/>
-      <w:r>
-        <w:rPr>
-          <w:rFonts w:ascii="Times New Roman" w:eastAsia="Times New Roman" w:hAnsi="Times New Roman" w:cs="Times New Roman"/>
-        </w:rPr>
-        <w:t xml:space="preserve"> sino que también recalcula el DVH del producto afectado y el DVV de toda la tabla, manteniendo la integridad de los dígitos verificadores.</w:t>
+        <w:t>Al revertir un cambio, el sistema no solo restaura el valor del campo sino que también recalcula el DVH del producto afectado y el DVV de toda la tabla, manteniendo la integridad de los dígitos verificadores.</w:t>
       </w:r>
     </w:p>
     <w:p>
@@ -24331,7 +23784,7 @@
                     </pic:cNvPicPr>
                   </pic:nvPicPr>
                   <pic:blipFill>
-                    <a:blip r:embed="rId60">
+                    <a:blip r:embed="rId61">
                       <a:extLst>
                         <a:ext uri="{28A0092B-C50C-407E-A947-70E740481C1C}">
                           <a14:useLocalDpi xmlns:a14="http://schemas.microsoft.com/office/drawing/2010/main" val="0"/>
@@ -24407,7 +23860,7 @@
                     </pic:cNvPicPr>
                   </pic:nvPicPr>
                   <pic:blipFill>
-                    <a:blip r:embed="rId61">
+                    <a:blip r:embed="rId62">
                       <a:extLst>
                         <a:ext uri="{28A0092B-C50C-407E-A947-70E740481C1C}">
                           <a14:useLocalDpi xmlns:a14="http://schemas.microsoft.com/office/drawing/2010/main" val="0"/>
@@ -24513,7 +23966,7 @@
                     <pic:cNvPicPr/>
                   </pic:nvPicPr>
                   <pic:blipFill>
-                    <a:blip r:embed="rId62"/>
+                    <a:blip r:embed="rId63"/>
                     <a:stretch>
                       <a:fillRect/>
                     </a:stretch>
@@ -24716,8 +24169,8 @@
     </w:p>
     <w:p/>
     <w:sectPr>
-      <w:headerReference w:type="default" r:id="rId63"/>
-      <w:footerReference w:type="default" r:id="rId64"/>
+      <w:headerReference w:type="default" r:id="rId64"/>
+      <w:footerReference w:type="default" r:id="rId65"/>
       <w:pgSz w:w="11906" w:h="16838"/>
       <w:pgMar w:top="1417" w:right="1701" w:bottom="1417" w:left="1701" w:header="708" w:footer="708" w:gutter="0"/>
       <w:pgNumType w:start="1"/>
@@ -29549,7 +29002,6 @@
   <w:style w:type="character" w:default="1" w:styleId="Fuentedeprrafopredeter">
     <w:name w:val="Default Paragraph Font"/>
     <w:uiPriority w:val="1"/>
-    <w:semiHidden/>
     <w:unhideWhenUsed/>
   </w:style>
   <w:style w:type="table" w:default="1" w:styleId="Tablanormal">
@@ -30374,28 +29826,28 @@
 </file>
 
 <file path=customXml/item1.xml><?xml version="1.0" encoding="utf-8"?>
+<b:Sources xmlns:b="http://schemas.openxmlformats.org/officeDocument/2006/bibliography" xmlns="http://schemas.openxmlformats.org/officeDocument/2006/bibliography" SelectedStyle="\APASixthEditionOfficeOnline.xsl" StyleName="APA" Version="6"/>
+</file>
+
+<file path=customXml/item2.xml><?xml version="1.0" encoding="utf-8"?>
 <go:gDocsCustomXmlDataStorage xmlns:go="http://customooxmlschemas.google.com/" xmlns:r="http://schemas.openxmlformats.org/officeDocument/2006/relationships" uri="GoogleDocsCustomDataVersion2">
   <go:docsCustomData xmlns:go="http://customooxmlschemas.google.com/" roundtripDataSignature="AMtx7mg9ViIy0TFX1PbiokUHW0+gEHD0DQ==">CgMxLjAyDmgueXB0b3ptdnN5YWhpMg5oLjMwMTZ1a3NyeWs5OTIOaC41dHdvajgxajFna2EyDmguajh3ZGR4ZWVnZ3R3Mg5oLmJneml2aG00bzdoYzIOaC5qOTJ5aWxicjl6dDcyDmgubjRpdXVhbG9heDc2Mg5oLjFpNzZ2NHk0NXc5OTIOaC5oaHFvaTRybTJzYjEyDmgubGF1ZXZ5aGhzMG5uMg5oLjI5Nmd4eXhiYnYwbTgAciExNlVkVkNiWlZIdUNvcHFuMnNIenVkMWZoTjV5TjIzLW4=</go:docsCustomData>
 </go:gDocsCustomXmlDataStorage>
 </file>
 
-<file path=customXml/item2.xml><?xml version="1.0" encoding="utf-8"?>
-<b:Sources xmlns:b="http://schemas.openxmlformats.org/officeDocument/2006/bibliography" xmlns="http://schemas.openxmlformats.org/officeDocument/2006/bibliography" SelectedStyle="\APASixthEditionOfficeOnline.xsl" StyleName="APA" Version="6"/>
+<file path=customXml/itemProps1.xml><?xml version="1.0" encoding="utf-8"?>
+<ds:datastoreItem xmlns:ds="http://schemas.openxmlformats.org/officeDocument/2006/customXml" ds:itemID="{98C402C2-0B0B-45E1-8B8A-FD895BAD112E}">
+  <ds:schemaRefs>
+    <ds:schemaRef ds:uri="http://schemas.openxmlformats.org/officeDocument/2006/bibliography"/>
+  </ds:schemaRefs>
+</ds:datastoreItem>
 </file>
 
-<file path=customXml/itemProps1.xml><?xml version="1.0" encoding="utf-8"?>
+<file path=customXml/itemProps2.xml><?xml version="1.0" encoding="utf-8"?>
 <ds:datastoreItem xmlns:ds="http://schemas.openxmlformats.org/officeDocument/2006/customXml" ds:itemID="{11111111-1234-1234-1234-123412341234}">
   <ds:schemaRefs>
     <ds:schemaRef ds:uri="http://customooxmlschemas.google.com/"/>
     <ds:schemaRef ds:uri="http://schemas.openxmlformats.org/officeDocument/2006/relationships"/>
   </ds:schemaRefs>
 </ds:datastoreItem>
-</file>
-
-<file path=customXml/itemProps2.xml><?xml version="1.0" encoding="utf-8"?>
-<ds:datastoreItem xmlns:ds="http://schemas.openxmlformats.org/officeDocument/2006/customXml" ds:itemID="{98C402C2-0B0B-45E1-8B8A-FD895BAD112E}">
-  <ds:schemaRefs>
-    <ds:schemaRef ds:uri="http://schemas.openxmlformats.org/officeDocument/2006/bibliography"/>
-  </ds:schemaRefs>
-</ds:datastoreItem>
 </file>
--- a/Documentación/ProyectoIS 2026 CAJAL-FERNANDEZ_2daEntrega.docx
+++ b/Documentación/ProyectoIS 2026 CAJAL-FERNANDEZ_2daEntrega.docx
@@ -7583,8 +7583,17 @@
           <w:rFonts w:ascii="Times New Roman" w:eastAsia="Times New Roman" w:hAnsi="Times New Roman" w:cs="Times New Roman"/>
           <w:color w:val="000000"/>
         </w:rPr>
-        <w:t>Registro/LogIn-Out</w:t>
-      </w:r>
+        <w:t>Registro/</w:t>
+      </w:r>
+      <w:proofErr w:type="spellStart"/>
+      <w:r>
+        <w:rPr>
+          <w:rFonts w:ascii="Times New Roman" w:eastAsia="Times New Roman" w:hAnsi="Times New Roman" w:cs="Times New Roman"/>
+          <w:color w:val="000000"/>
+        </w:rPr>
+        <w:t>LogIn-Out</w:t>
+      </w:r>
+      <w:proofErr w:type="spellEnd"/>
       <w:r>
         <w:rPr>
           <w:rFonts w:ascii="Times New Roman" w:eastAsia="Times New Roman" w:hAnsi="Times New Roman" w:cs="Times New Roman"/>
@@ -7703,12 +7712,28 @@
           <w:rFonts w:ascii="Times New Roman" w:eastAsia="Times New Roman" w:hAnsi="Times New Roman" w:cs="Times New Roman"/>
         </w:rPr>
       </w:pPr>
-      <w:r>
-        <w:rPr>
-          <w:rFonts w:ascii="Times New Roman" w:eastAsia="Times New Roman" w:hAnsi="Times New Roman" w:cs="Times New Roman"/>
-        </w:rPr>
-        <w:t>BackUp y Restore</w:t>
-      </w:r>
+      <w:proofErr w:type="spellStart"/>
+      <w:r>
+        <w:rPr>
+          <w:rFonts w:ascii="Times New Roman" w:eastAsia="Times New Roman" w:hAnsi="Times New Roman" w:cs="Times New Roman"/>
+        </w:rPr>
+        <w:t>BackUp</w:t>
+      </w:r>
+      <w:proofErr w:type="spellEnd"/>
+      <w:r>
+        <w:rPr>
+          <w:rFonts w:ascii="Times New Roman" w:eastAsia="Times New Roman" w:hAnsi="Times New Roman" w:cs="Times New Roman"/>
+        </w:rPr>
+        <w:t xml:space="preserve"> y </w:t>
+      </w:r>
+      <w:proofErr w:type="spellStart"/>
+      <w:r>
+        <w:rPr>
+          <w:rFonts w:ascii="Times New Roman" w:eastAsia="Times New Roman" w:hAnsi="Times New Roman" w:cs="Times New Roman"/>
+        </w:rPr>
+        <w:t>Restore</w:t>
+      </w:r>
+      <w:proofErr w:type="spellEnd"/>
     </w:p>
     <w:p>
       <w:pPr>
@@ -7962,12 +7987,14 @@
                 <w:rFonts w:ascii="Times New Roman" w:hAnsi="Times New Roman" w:cs="Times New Roman"/>
               </w:rPr>
             </w:pPr>
+            <w:proofErr w:type="spellStart"/>
             <w:r>
               <w:rPr>
                 <w:rFonts w:ascii="Times New Roman" w:hAnsi="Times New Roman" w:cs="Times New Roman"/>
               </w:rPr>
               <w:t>Logout</w:t>
             </w:r>
+            <w:proofErr w:type="spellEnd"/>
           </w:p>
         </w:tc>
       </w:tr>
@@ -8066,20 +8093,12 @@
                 <w:rFonts w:ascii="Times New Roman" w:hAnsi="Times New Roman" w:cs="Times New Roman"/>
               </w:rPr>
               <w:br/>
-              <w:t>Gestión Bitácora</w:t>
             </w:r>
             <w:r>
               <w:rPr>
                 <w:rFonts w:ascii="Times New Roman" w:hAnsi="Times New Roman" w:cs="Times New Roman"/>
               </w:rPr>
-              <w:t xml:space="preserve"> (Buscar-Limpiar)</w:t>
-            </w:r>
-            <w:r>
-              <w:rPr>
-                <w:rFonts w:ascii="Times New Roman" w:hAnsi="Times New Roman" w:cs="Times New Roman"/>
-              </w:rPr>
-              <w:br/>
-              <w:t>Control de Cambios</w:t>
+              <w:t>Administración</w:t>
             </w:r>
           </w:p>
           <w:p>
@@ -8089,32 +8108,14 @@
                 <w:rFonts w:ascii="Times New Roman" w:hAnsi="Times New Roman" w:cs="Times New Roman"/>
               </w:rPr>
             </w:pPr>
+            <w:proofErr w:type="spellStart"/>
             <w:r>
               <w:rPr>
                 <w:rFonts w:ascii="Times New Roman" w:hAnsi="Times New Roman" w:cs="Times New Roman"/>
               </w:rPr>
-              <w:t>BackUp</w:t>
-            </w:r>
-            <w:r>
-              <w:rPr>
-                <w:rFonts w:ascii="Times New Roman" w:hAnsi="Times New Roman" w:cs="Times New Roman"/>
-              </w:rPr>
-              <w:t>-Restore</w:t>
-            </w:r>
-          </w:p>
-          <w:p>
-            <w:pPr>
-              <w:jc w:val="center"/>
-              <w:rPr>
-                <w:rFonts w:ascii="Times New Roman" w:hAnsi="Times New Roman" w:cs="Times New Roman"/>
-              </w:rPr>
-            </w:pPr>
-            <w:r>
-              <w:rPr>
-                <w:rFonts w:ascii="Times New Roman" w:hAnsi="Times New Roman" w:cs="Times New Roman"/>
-              </w:rPr>
               <w:t>Logout</w:t>
             </w:r>
+            <w:proofErr w:type="spellEnd"/>
           </w:p>
         </w:tc>
       </w:tr>
@@ -8209,8 +8210,24 @@
               <w:rPr>
                 <w:rFonts w:ascii="Times New Roman" w:hAnsi="Times New Roman" w:cs="Times New Roman"/>
               </w:rPr>
+              <w:t>Administración</w:t>
+            </w:r>
+          </w:p>
+          <w:p>
+            <w:pPr>
+              <w:jc w:val="center"/>
+              <w:rPr>
+                <w:rFonts w:ascii="Times New Roman" w:hAnsi="Times New Roman" w:cs="Times New Roman"/>
+              </w:rPr>
+            </w:pPr>
+            <w:proofErr w:type="spellStart"/>
+            <w:r>
+              <w:rPr>
+                <w:rFonts w:ascii="Times New Roman" w:hAnsi="Times New Roman" w:cs="Times New Roman"/>
+              </w:rPr>
               <w:t>Logout</w:t>
             </w:r>
+            <w:proofErr w:type="spellEnd"/>
           </w:p>
         </w:tc>
       </w:tr>
@@ -9970,7 +9987,55 @@
           <w:rFonts w:ascii="Times New Roman" w:eastAsia="Times New Roman" w:hAnsi="Times New Roman" w:cs="Times New Roman"/>
           <w:color w:val="000000"/>
         </w:rPr>
-        <w:t>A su vez en la pantalla del LogIn presentamos un botón “mostrar” para que si el usuario quiere revisar la contraseña ingresada antes de presionar el botón LogIn pueda hacerlo. Para ello debemos setear la propiedad PasswordChar del TextBox en donde el usuario ingresa la contraseña como “*” por default.</w:t>
+        <w:t xml:space="preserve">A su vez en la pantalla del </w:t>
+      </w:r>
+      <w:proofErr w:type="spellStart"/>
+      <w:r>
+        <w:rPr>
+          <w:rFonts w:ascii="Times New Roman" w:eastAsia="Times New Roman" w:hAnsi="Times New Roman" w:cs="Times New Roman"/>
+          <w:color w:val="000000"/>
+        </w:rPr>
+        <w:t>LogIn</w:t>
+      </w:r>
+      <w:proofErr w:type="spellEnd"/>
+      <w:r>
+        <w:rPr>
+          <w:rFonts w:ascii="Times New Roman" w:eastAsia="Times New Roman" w:hAnsi="Times New Roman" w:cs="Times New Roman"/>
+          <w:color w:val="000000"/>
+        </w:rPr>
+        <w:t xml:space="preserve"> presentamos un botón “mostrar” para que si el usuario quiere revisar la contraseña ingresada antes de presionar el botón </w:t>
+      </w:r>
+      <w:proofErr w:type="spellStart"/>
+      <w:r>
+        <w:rPr>
+          <w:rFonts w:ascii="Times New Roman" w:eastAsia="Times New Roman" w:hAnsi="Times New Roman" w:cs="Times New Roman"/>
+          <w:color w:val="000000"/>
+        </w:rPr>
+        <w:t>LogIn</w:t>
+      </w:r>
+      <w:proofErr w:type="spellEnd"/>
+      <w:r>
+        <w:rPr>
+          <w:rFonts w:ascii="Times New Roman" w:eastAsia="Times New Roman" w:hAnsi="Times New Roman" w:cs="Times New Roman"/>
+          <w:color w:val="000000"/>
+        </w:rPr>
+        <w:t xml:space="preserve"> pueda hacerlo. Para ello debemos setear la propiedad </w:t>
+      </w:r>
+      <w:proofErr w:type="spellStart"/>
+      <w:r>
+        <w:rPr>
+          <w:rFonts w:ascii="Times New Roman" w:eastAsia="Times New Roman" w:hAnsi="Times New Roman" w:cs="Times New Roman"/>
+          <w:color w:val="000000"/>
+        </w:rPr>
+        <w:t>PasswordChar</w:t>
+      </w:r>
+      <w:proofErr w:type="spellEnd"/>
+      <w:r>
+        <w:rPr>
+          <w:rFonts w:ascii="Times New Roman" w:eastAsia="Times New Roman" w:hAnsi="Times New Roman" w:cs="Times New Roman"/>
+          <w:color w:val="000000"/>
+        </w:rPr>
+        <w:t xml:space="preserve"> del TextBox en donde el usuario ingresa la contraseña como “*” por default.</w:t>
       </w:r>
     </w:p>
     <w:p>
@@ -10042,7 +10107,27 @@
           <w:bCs/>
           <w:color w:val="000000"/>
         </w:rPr>
-        <w:t>Proceso de Log-Out:</w:t>
+        <w:t>Proceso de Log-</w:t>
+      </w:r>
+      <w:proofErr w:type="spellStart"/>
+      <w:r>
+        <w:rPr>
+          <w:rFonts w:ascii="Times New Roman" w:eastAsia="Times New Roman" w:hAnsi="Times New Roman" w:cs="Times New Roman"/>
+          <w:b/>
+          <w:bCs/>
+          <w:color w:val="000000"/>
+        </w:rPr>
+        <w:t>Out</w:t>
+      </w:r>
+      <w:proofErr w:type="spellEnd"/>
+      <w:r>
+        <w:rPr>
+          <w:rFonts w:ascii="Times New Roman" w:eastAsia="Times New Roman" w:hAnsi="Times New Roman" w:cs="Times New Roman"/>
+          <w:b/>
+          <w:bCs/>
+          <w:color w:val="000000"/>
+        </w:rPr>
+        <w:t>:</w:t>
       </w:r>
       <w:r>
         <w:rPr>
@@ -10069,9 +10154,37 @@
           <w:sz w:val="30"/>
           <w:szCs w:val="30"/>
         </w:rPr>
-        <w:t>2.3 LogIn – CU001 LogIn</w:t>
+        <w:t xml:space="preserve">2.3 </w:t>
+      </w:r>
+      <w:proofErr w:type="spellStart"/>
+      <w:r>
+        <w:rPr>
+          <w:rFonts w:ascii="Times New Roman" w:eastAsia="Times New Roman" w:hAnsi="Times New Roman" w:cs="Times New Roman"/>
+          <w:sz w:val="30"/>
+          <w:szCs w:val="30"/>
+        </w:rPr>
+        <w:t>LogIn</w:t>
+      </w:r>
+      <w:proofErr w:type="spellEnd"/>
+      <w:r>
+        <w:rPr>
+          <w:rFonts w:ascii="Times New Roman" w:eastAsia="Times New Roman" w:hAnsi="Times New Roman" w:cs="Times New Roman"/>
+          <w:sz w:val="30"/>
+          <w:szCs w:val="30"/>
+        </w:rPr>
+        <w:t xml:space="preserve"> – CU001 </w:t>
+      </w:r>
+      <w:proofErr w:type="spellStart"/>
+      <w:r>
+        <w:rPr>
+          <w:rFonts w:ascii="Times New Roman" w:eastAsia="Times New Roman" w:hAnsi="Times New Roman" w:cs="Times New Roman"/>
+          <w:sz w:val="30"/>
+          <w:szCs w:val="30"/>
+        </w:rPr>
+        <w:t>LogIn</w:t>
       </w:r>
       <w:bookmarkEnd w:id="23"/>
+      <w:proofErr w:type="spellEnd"/>
     </w:p>
     <w:p>
       <w:pPr>
@@ -10097,7 +10210,14 @@
         <w:rPr>
           <w:rFonts w:ascii="Times New Roman" w:eastAsia="Times New Roman" w:hAnsi="Times New Roman" w:cs="Times New Roman"/>
         </w:rPr>
-        <w:t xml:space="preserve"> Diagrama LogI</w:t>
+        <w:t xml:space="preserve"> Diagrama </w:t>
+      </w:r>
+      <w:proofErr w:type="spellStart"/>
+      <w:r>
+        <w:rPr>
+          <w:rFonts w:ascii="Times New Roman" w:eastAsia="Times New Roman" w:hAnsi="Times New Roman" w:cs="Times New Roman"/>
+        </w:rPr>
+        <w:t>LogI</w:t>
       </w:r>
       <w:r>
         <w:rPr>
@@ -10106,6 +10226,7 @@
         <w:t>n</w:t>
       </w:r>
       <w:bookmarkEnd w:id="24"/>
+      <w:proofErr w:type="spellEnd"/>
     </w:p>
     <w:p>
       <w:pPr>
@@ -10248,8 +10369,17 @@
                 <w:rFonts w:ascii="Times New Roman" w:eastAsia="Times New Roman" w:hAnsi="Times New Roman" w:cs="Times New Roman"/>
                 <w:color w:val="000000"/>
               </w:rPr>
-              <w:t>CU 001 – LogIn</w:t>
-            </w:r>
+              <w:t xml:space="preserve">CU 001 – </w:t>
+            </w:r>
+            <w:proofErr w:type="spellStart"/>
+            <w:r>
+              <w:rPr>
+                <w:rFonts w:ascii="Times New Roman" w:eastAsia="Times New Roman" w:hAnsi="Times New Roman" w:cs="Times New Roman"/>
+                <w:color w:val="000000"/>
+              </w:rPr>
+              <w:t>LogIn</w:t>
+            </w:r>
+            <w:proofErr w:type="spellEnd"/>
             <w:r>
               <w:rPr>
                 <w:rFonts w:ascii="Times New Roman" w:eastAsia="Times New Roman" w:hAnsi="Times New Roman" w:cs="Times New Roman"/>
@@ -10664,7 +10794,27 @@
                 <w:sz w:val="22"/>
                 <w:szCs w:val="22"/>
               </w:rPr>
-              <w:t>El usuario ingresa al sistema y se le presenta la pantalla principal del mismo “LogIn”.</w:t>
+              <w:t>El usuario ingresa al sistema y se le presenta la pantalla principal del mismo “</w:t>
+            </w:r>
+            <w:proofErr w:type="spellStart"/>
+            <w:r>
+              <w:rPr>
+                <w:rFonts w:ascii="Times New Roman" w:eastAsia="Times New Roman" w:hAnsi="Times New Roman" w:cs="Times New Roman"/>
+                <w:color w:val="000000"/>
+                <w:sz w:val="22"/>
+                <w:szCs w:val="22"/>
+              </w:rPr>
+              <w:t>LogIn</w:t>
+            </w:r>
+            <w:proofErr w:type="spellEnd"/>
+            <w:r>
+              <w:rPr>
+                <w:rFonts w:ascii="Times New Roman" w:eastAsia="Times New Roman" w:hAnsi="Times New Roman" w:cs="Times New Roman"/>
+                <w:color w:val="000000"/>
+                <w:sz w:val="22"/>
+                <w:szCs w:val="22"/>
+              </w:rPr>
+              <w:t>”.</w:t>
             </w:r>
           </w:p>
           <w:p>
@@ -11259,7 +11409,23 @@
                 <w:rFonts w:ascii="Times New Roman" w:eastAsia="Times New Roman" w:hAnsi="Times New Roman" w:cs="Times New Roman"/>
                 <w:color w:val="000000"/>
               </w:rPr>
-              <w:t>El usuario queda autenticado en el sistema e inicia su sesión, se registran los permisos del mismo.</w:t>
+              <w:t xml:space="preserve">El usuario queda autenticado en el sistema e inicia su sesión, se registran los permisos </w:t>
+            </w:r>
+            <w:proofErr w:type="gramStart"/>
+            <w:r>
+              <w:rPr>
+                <w:rFonts w:ascii="Times New Roman" w:eastAsia="Times New Roman" w:hAnsi="Times New Roman" w:cs="Times New Roman"/>
+                <w:color w:val="000000"/>
+              </w:rPr>
+              <w:t>del mismo</w:t>
+            </w:r>
+            <w:proofErr w:type="gramEnd"/>
+            <w:r>
+              <w:rPr>
+                <w:rFonts w:ascii="Times New Roman" w:eastAsia="Times New Roman" w:hAnsi="Times New Roman" w:cs="Times New Roman"/>
+                <w:color w:val="000000"/>
+              </w:rPr>
+              <w:t>.</w:t>
             </w:r>
           </w:p>
         </w:tc>
@@ -16747,7 +16913,21 @@
         <w:rPr>
           <w:rFonts w:ascii="Times New Roman" w:hAnsi="Times New Roman" w:cs="Times New Roman"/>
         </w:rPr>
-        <w:t>La utilización de la bitácora nos permite llevar un registro de las acciones realizadas dentro del sistema por parte de un usuario del mismo. Cada evento registrado en la bitácora va a tener la fecha y hora en la que se realizó, el correo electrónico del usuario de quien la llevo a cabo, la actividad y la información asociada.</w:t>
+        <w:t xml:space="preserve">La utilización de la bitácora nos permite llevar un registro de las acciones realizadas dentro del sistema por parte de un usuario </w:t>
+      </w:r>
+      <w:proofErr w:type="gramStart"/>
+      <w:r>
+        <w:rPr>
+          <w:rFonts w:ascii="Times New Roman" w:hAnsi="Times New Roman" w:cs="Times New Roman"/>
+        </w:rPr>
+        <w:t>del mismo</w:t>
+      </w:r>
+      <w:proofErr w:type="gramEnd"/>
+      <w:r>
+        <w:rPr>
+          <w:rFonts w:ascii="Times New Roman" w:hAnsi="Times New Roman" w:cs="Times New Roman"/>
+        </w:rPr>
+        <w:t>. Cada evento registrado en la bitácora va a tener la fecha y hora en la que se realizó, el correo electrónico del usuario de quien la llevo a cabo, la actividad y la información asociada.</w:t>
       </w:r>
     </w:p>
     <w:p>
@@ -16819,7 +16999,21 @@
         <w:rPr>
           <w:rFonts w:ascii="Times New Roman" w:hAnsi="Times New Roman" w:cs="Times New Roman"/>
         </w:rPr>
-        <w:t>Información asociada: Leyenda del hecho (Ej: El usuario “x”….. tal actividad)</w:t>
+        <w:t>Información asociada: Leyenda del hecho (Ej: El usuario “x</w:t>
+      </w:r>
+      <w:proofErr w:type="gramStart"/>
+      <w:r>
+        <w:rPr>
+          <w:rFonts w:ascii="Times New Roman" w:hAnsi="Times New Roman" w:cs="Times New Roman"/>
+        </w:rPr>
+        <w:t>”….</w:t>
+      </w:r>
+      <w:proofErr w:type="gramEnd"/>
+      <w:r>
+        <w:rPr>
+          <w:rFonts w:ascii="Times New Roman" w:hAnsi="Times New Roman" w:cs="Times New Roman"/>
+        </w:rPr>
+        <w:t>. tal actividad)</w:t>
       </w:r>
     </w:p>
     <w:p>
@@ -17318,7 +17512,21 @@
         <w:rPr>
           <w:rFonts w:ascii="Times New Roman" w:hAnsi="Times New Roman" w:cs="Times New Roman"/>
         </w:rPr>
-        <w:t xml:space="preserve">Con el objetivo de garantizar la seguridad de las contraseñas de los usuarios, en este proyecto se aplica el algoritmo SHA-256, encargado de transformar una cadena de texto en un valor de longitud determinado, denominado "hash". Este es un algoritmo de hashing unidireccional, lo que significa que no es posible desencriptar el hash para obtener la contraseña original. </w:t>
+        <w:t xml:space="preserve">Con el objetivo de garantizar la seguridad de las contraseñas de los usuarios, en este proyecto se aplica el algoritmo SHA-256, encargado de transformar una cadena de texto en un valor de longitud determinado, denominado "hash". Este es un algoritmo de </w:t>
+      </w:r>
+      <w:proofErr w:type="spellStart"/>
+      <w:r>
+        <w:rPr>
+          <w:rFonts w:ascii="Times New Roman" w:hAnsi="Times New Roman" w:cs="Times New Roman"/>
+        </w:rPr>
+        <w:t>hashing</w:t>
+      </w:r>
+      <w:proofErr w:type="spellEnd"/>
+      <w:r>
+        <w:rPr>
+          <w:rFonts w:ascii="Times New Roman" w:hAnsi="Times New Roman" w:cs="Times New Roman"/>
+        </w:rPr>
+        <w:t xml:space="preserve"> unidireccional, lo que significa que no es posible desencriptar el hash para obtener la contraseña original. </w:t>
       </w:r>
     </w:p>
     <w:p>
@@ -17331,7 +17539,35 @@
         <w:rPr>
           <w:rFonts w:ascii="Times New Roman" w:hAnsi="Times New Roman" w:cs="Times New Roman"/>
         </w:rPr>
-        <w:t xml:space="preserve">Tanto para la creación de usuarios como para el logueo en el sistema de estos mismos, se deberá ingresar una clave. Esta clave será hasheada por el algoritmo SHA-256 y será guardada en la base de datos. Un usuario que requiera iniciar sesión deberá ingresar su clave, en la interfaz de Inicio de sesión, el valor que coloque como clave, al seleccionar “Iniciar Sesión” será hasheado y comparado con el valor que se encuentre en la base de datos. Si estos valores coinciden, la sesión es iniciada, en el caso contrario donde no coincidan, se mostrará al usuario un error de contraseña incorrecta. </w:t>
+        <w:t xml:space="preserve">Tanto para la creación de usuarios como para el logueo en el sistema de estos mismos, se deberá ingresar una clave. Esta clave será </w:t>
+      </w:r>
+      <w:proofErr w:type="spellStart"/>
+      <w:r>
+        <w:rPr>
+          <w:rFonts w:ascii="Times New Roman" w:hAnsi="Times New Roman" w:cs="Times New Roman"/>
+        </w:rPr>
+        <w:t>hasheada</w:t>
+      </w:r>
+      <w:proofErr w:type="spellEnd"/>
+      <w:r>
+        <w:rPr>
+          <w:rFonts w:ascii="Times New Roman" w:hAnsi="Times New Roman" w:cs="Times New Roman"/>
+        </w:rPr>
+        <w:t xml:space="preserve"> por el algoritmo SHA-256 y será guardada en la base de datos. Un usuario que requiera iniciar sesión deberá ingresar su clave, en la interfaz de Inicio de sesión, el valor que coloque como clave, al seleccionar “Iniciar Sesión” será </w:t>
+      </w:r>
+      <w:proofErr w:type="spellStart"/>
+      <w:r>
+        <w:rPr>
+          <w:rFonts w:ascii="Times New Roman" w:hAnsi="Times New Roman" w:cs="Times New Roman"/>
+        </w:rPr>
+        <w:t>hasheado</w:t>
+      </w:r>
+      <w:proofErr w:type="spellEnd"/>
+      <w:r>
+        <w:rPr>
+          <w:rFonts w:ascii="Times New Roman" w:hAnsi="Times New Roman" w:cs="Times New Roman"/>
+        </w:rPr>
+        <w:t xml:space="preserve"> y comparado con el valor que se encuentre en la base de datos. Si estos valores coinciden, la sesión es iniciada, en el caso contrario donde no coincidan, se mostrará al usuario un error de contraseña incorrecta. </w:t>
       </w:r>
     </w:p>
     <w:p>
@@ -17353,7 +17589,25 @@
           <w:b/>
           <w:bCs/>
         </w:rPr>
-        <w:t xml:space="preserve">Método de la clase Encriptador: </w:t>
+        <w:t xml:space="preserve">Método de la clase </w:t>
+      </w:r>
+      <w:proofErr w:type="spellStart"/>
+      <w:r>
+        <w:rPr>
+          <w:rFonts w:ascii="Times New Roman" w:hAnsi="Times New Roman" w:cs="Times New Roman"/>
+          <w:b/>
+          <w:bCs/>
+        </w:rPr>
+        <w:t>Encriptador</w:t>
+      </w:r>
+      <w:proofErr w:type="spellEnd"/>
+      <w:r>
+        <w:rPr>
+          <w:rFonts w:ascii="Times New Roman" w:hAnsi="Times New Roman" w:cs="Times New Roman"/>
+          <w:b/>
+          <w:bCs/>
+        </w:rPr>
+        <w:t xml:space="preserve">: </w:t>
       </w:r>
     </w:p>
     <w:p>
@@ -17366,7 +17620,21 @@
         <w:rPr>
           <w:rFonts w:ascii="Times New Roman" w:hAnsi="Times New Roman" w:cs="Times New Roman"/>
         </w:rPr>
-        <w:t xml:space="preserve">Hash (string input): Este método toma una cadena de texto (como una contraseña en texto plano) y la convierte en un hash de 256 bits utilizando el algoritmo SHA-256. </w:t>
+        <w:t>Hash (</w:t>
+      </w:r>
+      <w:proofErr w:type="spellStart"/>
+      <w:r>
+        <w:rPr>
+          <w:rFonts w:ascii="Times New Roman" w:hAnsi="Times New Roman" w:cs="Times New Roman"/>
+        </w:rPr>
+        <w:t>string</w:t>
+      </w:r>
+      <w:proofErr w:type="spellEnd"/>
+      <w:r>
+        <w:rPr>
+          <w:rFonts w:ascii="Times New Roman" w:hAnsi="Times New Roman" w:cs="Times New Roman"/>
+        </w:rPr>
+        <w:t xml:space="preserve"> input): Este método toma una cadena de texto (como una contraseña en texto plano) y la convierte en un hash de 256 bits utilizando el algoritmo SHA-256. </w:t>
       </w:r>
     </w:p>
     <w:p>
@@ -17426,7 +17694,21 @@
         <w:rPr>
           <w:rFonts w:ascii="Times New Roman" w:hAnsi="Times New Roman" w:cs="Times New Roman"/>
         </w:rPr>
-        <w:t>Al momento de registrar un usuario en el sistema y completar la contraseña de este mismo, en la base de datos el campo que contiene la contraseña no será visible para la persona. Ej: Si la contraseña es Hola123, en la base de datos se vera de la siguiente manera: (Imagen ilustrativa de ejemplo)</w:t>
+        <w:t xml:space="preserve">Al momento de registrar un usuario en el sistema y completar la contraseña de este mismo, en la base de datos el campo que contiene la contraseña no será visible para la persona. Ej: Si la contraseña es Hola123, en la base de datos se </w:t>
+      </w:r>
+      <w:proofErr w:type="spellStart"/>
+      <w:r>
+        <w:rPr>
+          <w:rFonts w:ascii="Times New Roman" w:hAnsi="Times New Roman" w:cs="Times New Roman"/>
+        </w:rPr>
+        <w:t>vera</w:t>
+      </w:r>
+      <w:proofErr w:type="spellEnd"/>
+      <w:r>
+        <w:rPr>
+          <w:rFonts w:ascii="Times New Roman" w:hAnsi="Times New Roman" w:cs="Times New Roman"/>
+        </w:rPr>
+        <w:t xml:space="preserve"> de la siguiente manera: (Imagen ilustrativa de ejemplo)</w:t>
       </w:r>
     </w:p>
     <w:p>
@@ -22057,25 +22339,75 @@
         </w:rPr>
         <w:t xml:space="preserve">. El algoritmo realiza una suma ponderada donde cada carácter de cada atributo se multiplica por su posición dentro del valor y por la posición del atributo dentro de la entidad. Esto permite detectar no solo modificaciones en el contenido sino también intercambios de posición entre caracteres o atributos. Los atributos que participan en el cálculo son: </w:t>
       </w:r>
+      <w:proofErr w:type="spellStart"/>
       <w:r>
         <w:rPr>
           <w:rFonts w:ascii="Times New Roman" w:eastAsia="Times New Roman" w:hAnsi="Times New Roman" w:cs="Times New Roman"/>
           <w:color w:val="000000"/>
         </w:rPr>
-        <w:t xml:space="preserve">IdProducto, </w:t>
-      </w:r>
+        <w:t>IdProducto</w:t>
+      </w:r>
+      <w:proofErr w:type="spellEnd"/>
       <w:r>
         <w:rPr>
           <w:rFonts w:ascii="Times New Roman" w:eastAsia="Times New Roman" w:hAnsi="Times New Roman" w:cs="Times New Roman"/>
           <w:color w:val="000000"/>
         </w:rPr>
-        <w:t xml:space="preserve">NombreProducto, PrecioProducto, TipoProducto, </w:t>
-      </w:r>
+        <w:t xml:space="preserve">, </w:t>
+      </w:r>
+      <w:proofErr w:type="spellStart"/>
       <w:r>
         <w:rPr>
           <w:rFonts w:ascii="Times New Roman" w:eastAsia="Times New Roman" w:hAnsi="Times New Roman" w:cs="Times New Roman"/>
           <w:color w:val="000000"/>
         </w:rPr>
+        <w:t>NombreProducto</w:t>
+      </w:r>
+      <w:proofErr w:type="spellEnd"/>
+      <w:r>
+        <w:rPr>
+          <w:rFonts w:ascii="Times New Roman" w:eastAsia="Times New Roman" w:hAnsi="Times New Roman" w:cs="Times New Roman"/>
+          <w:color w:val="000000"/>
+        </w:rPr>
+        <w:t xml:space="preserve">, </w:t>
+      </w:r>
+      <w:proofErr w:type="spellStart"/>
+      <w:r>
+        <w:rPr>
+          <w:rFonts w:ascii="Times New Roman" w:eastAsia="Times New Roman" w:hAnsi="Times New Roman" w:cs="Times New Roman"/>
+          <w:color w:val="000000"/>
+        </w:rPr>
+        <w:t>PrecioProducto</w:t>
+      </w:r>
+      <w:proofErr w:type="spellEnd"/>
+      <w:r>
+        <w:rPr>
+          <w:rFonts w:ascii="Times New Roman" w:eastAsia="Times New Roman" w:hAnsi="Times New Roman" w:cs="Times New Roman"/>
+          <w:color w:val="000000"/>
+        </w:rPr>
+        <w:t xml:space="preserve">, </w:t>
+      </w:r>
+      <w:proofErr w:type="spellStart"/>
+      <w:r>
+        <w:rPr>
+          <w:rFonts w:ascii="Times New Roman" w:eastAsia="Times New Roman" w:hAnsi="Times New Roman" w:cs="Times New Roman"/>
+          <w:color w:val="000000"/>
+        </w:rPr>
+        <w:t>TipoProducto</w:t>
+      </w:r>
+      <w:proofErr w:type="spellEnd"/>
+      <w:r>
+        <w:rPr>
+          <w:rFonts w:ascii="Times New Roman" w:eastAsia="Times New Roman" w:hAnsi="Times New Roman" w:cs="Times New Roman"/>
+          <w:color w:val="000000"/>
+        </w:rPr>
+        <w:t xml:space="preserve">, </w:t>
+      </w:r>
+      <w:r>
+        <w:rPr>
+          <w:rFonts w:ascii="Times New Roman" w:eastAsia="Times New Roman" w:hAnsi="Times New Roman" w:cs="Times New Roman"/>
+          <w:color w:val="000000"/>
+        </w:rPr>
         <w:t>Descripción</w:t>
       </w:r>
       <w:r>
@@ -22083,7 +22415,39 @@
           <w:rFonts w:ascii="Times New Roman" w:eastAsia="Times New Roman" w:hAnsi="Times New Roman" w:cs="Times New Roman"/>
           <w:color w:val="000000"/>
         </w:rPr>
-        <w:t>, Cantidad y CodigoProducto. El resultado de la suma se hashea con SHA-256 y se almacena en la columna DVH de la tabla PRODUCTO.</w:t>
+        <w:t xml:space="preserve">, Cantidad y </w:t>
+      </w:r>
+      <w:proofErr w:type="spellStart"/>
+      <w:r>
+        <w:rPr>
+          <w:rFonts w:ascii="Times New Roman" w:eastAsia="Times New Roman" w:hAnsi="Times New Roman" w:cs="Times New Roman"/>
+          <w:color w:val="000000"/>
+        </w:rPr>
+        <w:t>CodigoProducto</w:t>
+      </w:r>
+      <w:proofErr w:type="spellEnd"/>
+      <w:r>
+        <w:rPr>
+          <w:rFonts w:ascii="Times New Roman" w:eastAsia="Times New Roman" w:hAnsi="Times New Roman" w:cs="Times New Roman"/>
+          <w:color w:val="000000"/>
+        </w:rPr>
+        <w:t xml:space="preserve">. El resultado de la suma se </w:t>
+      </w:r>
+      <w:proofErr w:type="spellStart"/>
+      <w:r>
+        <w:rPr>
+          <w:rFonts w:ascii="Times New Roman" w:eastAsia="Times New Roman" w:hAnsi="Times New Roman" w:cs="Times New Roman"/>
+          <w:color w:val="000000"/>
+        </w:rPr>
+        <w:t>hashea</w:t>
+      </w:r>
+      <w:proofErr w:type="spellEnd"/>
+      <w:r>
+        <w:rPr>
+          <w:rFonts w:ascii="Times New Roman" w:eastAsia="Times New Roman" w:hAnsi="Times New Roman" w:cs="Times New Roman"/>
+          <w:color w:val="000000"/>
+        </w:rPr>
+        <w:t xml:space="preserve"> con SHA-256 y se almacena en la columna DVH de la tabla PRODUCTO.</w:t>
       </w:r>
     </w:p>
     <w:p>
@@ -22105,7 +22469,23 @@
           <w:rFonts w:ascii="Times New Roman" w:eastAsia="Times New Roman" w:hAnsi="Times New Roman" w:cs="Times New Roman"/>
           <w:color w:val="000000"/>
         </w:rPr>
-        <w:t xml:space="preserve">El resultado de la suma se hashea con SHA-256 y se almacena en la tabla DIGITO_VERIFICADOR. </w:t>
+        <w:t xml:space="preserve">El resultado de la suma se </w:t>
+      </w:r>
+      <w:proofErr w:type="spellStart"/>
+      <w:r>
+        <w:rPr>
+          <w:rFonts w:ascii="Times New Roman" w:eastAsia="Times New Roman" w:hAnsi="Times New Roman" w:cs="Times New Roman"/>
+          <w:color w:val="000000"/>
+        </w:rPr>
+        <w:t>hashea</w:t>
+      </w:r>
+      <w:proofErr w:type="spellEnd"/>
+      <w:r>
+        <w:rPr>
+          <w:rFonts w:ascii="Times New Roman" w:eastAsia="Times New Roman" w:hAnsi="Times New Roman" w:cs="Times New Roman"/>
+          <w:color w:val="000000"/>
+        </w:rPr>
+        <w:t xml:space="preserve"> con SHA-256 y se almacena en la tabla DIGITO_VERIFICADOR. </w:t>
       </w:r>
       <w:r>
         <w:rPr>
@@ -22154,7 +22534,23 @@
           <w:rFonts w:ascii="Times New Roman" w:eastAsia="Times New Roman" w:hAnsi="Times New Roman" w:cs="Times New Roman"/>
           <w:color w:val="000000"/>
         </w:rPr>
-        <w:t xml:space="preserve">Al iniciar la aplicación, antes de mostrar el login, se verifican ambos dígitos. En caso de error se informa al </w:t>
+        <w:t xml:space="preserve">Al iniciar la aplicación, antes de mostrar el </w:t>
+      </w:r>
+      <w:proofErr w:type="spellStart"/>
+      <w:r>
+        <w:rPr>
+          <w:rFonts w:ascii="Times New Roman" w:eastAsia="Times New Roman" w:hAnsi="Times New Roman" w:cs="Times New Roman"/>
+          <w:color w:val="000000"/>
+        </w:rPr>
+        <w:t>login</w:t>
+      </w:r>
+      <w:proofErr w:type="spellEnd"/>
+      <w:r>
+        <w:rPr>
+          <w:rFonts w:ascii="Times New Roman" w:eastAsia="Times New Roman" w:hAnsi="Times New Roman" w:cs="Times New Roman"/>
+          <w:color w:val="000000"/>
+        </w:rPr>
+        <w:t xml:space="preserve">, se verifican ambos dígitos. En caso de error se informa al </w:t>
       </w:r>
       <w:r>
         <w:rPr>
@@ -22229,7 +22625,23 @@
           <w:rFonts w:ascii="Times New Roman" w:eastAsia="Times New Roman" w:hAnsi="Times New Roman" w:cs="Times New Roman"/>
           <w:color w:val="000000"/>
         </w:rPr>
-        <w:t xml:space="preserve"> Restaura la base de datos completa desde un archivo .bak generado previamente</w:t>
+        <w:t xml:space="preserve"> Restaura la base de datos completa desde un archivo .</w:t>
+      </w:r>
+      <w:proofErr w:type="spellStart"/>
+      <w:r>
+        <w:rPr>
+          <w:rFonts w:ascii="Times New Roman" w:eastAsia="Times New Roman" w:hAnsi="Times New Roman" w:cs="Times New Roman"/>
+          <w:color w:val="000000"/>
+        </w:rPr>
+        <w:t>bak</w:t>
+      </w:r>
+      <w:proofErr w:type="spellEnd"/>
+      <w:r>
+        <w:rPr>
+          <w:rFonts w:ascii="Times New Roman" w:eastAsia="Times New Roman" w:hAnsi="Times New Roman" w:cs="Times New Roman"/>
+          <w:color w:val="000000"/>
+        </w:rPr>
+        <w:t xml:space="preserve"> generado previamente</w:t>
       </w:r>
       <w:r>
         <w:rPr>
@@ -22504,6 +22916,9 @@
     </w:p>
     <w:p>
       <w:r>
+        <w:rPr>
+          <w:noProof/>
+        </w:rPr>
         <w:drawing>
           <wp:inline distT="0" distB="0" distL="0" distR="0" wp14:anchorId="5E053E0A" wp14:editId="435327F9">
             <wp:extent cx="6078415" cy="4071833"/>
@@ -22805,7 +23220,103 @@
           <w:rFonts w:ascii="Times New Roman" w:eastAsia="Times New Roman" w:hAnsi="Times New Roman" w:cs="Times New Roman"/>
           <w:color w:val="000000"/>
         </w:rPr>
-        <w:t>El formulario BackUp-Restore permite al Gerente realizar cuatro operaciones: Crear BackUp genera un archivo .bak en la ruta especificada usando el SP RealizarBackup. Restaurar Base restaura la base de datos completa desde un archivo .bak usando el SP RealizarRestore. Ver Error DV ejecuta la verificación de integridad y muestra los errores encontrados. Solucionar Errores recalcula todos los DVH y DVV aceptando los datos actuales.</w:t>
+        <w:t xml:space="preserve">El formulario </w:t>
+      </w:r>
+      <w:proofErr w:type="spellStart"/>
+      <w:r>
+        <w:rPr>
+          <w:rFonts w:ascii="Times New Roman" w:eastAsia="Times New Roman" w:hAnsi="Times New Roman" w:cs="Times New Roman"/>
+          <w:color w:val="000000"/>
+        </w:rPr>
+        <w:t>BackUp-Restore</w:t>
+      </w:r>
+      <w:proofErr w:type="spellEnd"/>
+      <w:r>
+        <w:rPr>
+          <w:rFonts w:ascii="Times New Roman" w:eastAsia="Times New Roman" w:hAnsi="Times New Roman" w:cs="Times New Roman"/>
+          <w:color w:val="000000"/>
+        </w:rPr>
+        <w:t xml:space="preserve"> permite al Gerente realizar cuatro operaciones: Crear </w:t>
+      </w:r>
+      <w:proofErr w:type="spellStart"/>
+      <w:r>
+        <w:rPr>
+          <w:rFonts w:ascii="Times New Roman" w:eastAsia="Times New Roman" w:hAnsi="Times New Roman" w:cs="Times New Roman"/>
+          <w:color w:val="000000"/>
+        </w:rPr>
+        <w:t>BackUp</w:t>
+      </w:r>
+      <w:proofErr w:type="spellEnd"/>
+      <w:r>
+        <w:rPr>
+          <w:rFonts w:ascii="Times New Roman" w:eastAsia="Times New Roman" w:hAnsi="Times New Roman" w:cs="Times New Roman"/>
+          <w:color w:val="000000"/>
+        </w:rPr>
+        <w:t xml:space="preserve"> genera un archivo .</w:t>
+      </w:r>
+      <w:proofErr w:type="spellStart"/>
+      <w:r>
+        <w:rPr>
+          <w:rFonts w:ascii="Times New Roman" w:eastAsia="Times New Roman" w:hAnsi="Times New Roman" w:cs="Times New Roman"/>
+          <w:color w:val="000000"/>
+        </w:rPr>
+        <w:t>bak</w:t>
+      </w:r>
+      <w:proofErr w:type="spellEnd"/>
+      <w:r>
+        <w:rPr>
+          <w:rFonts w:ascii="Times New Roman" w:eastAsia="Times New Roman" w:hAnsi="Times New Roman" w:cs="Times New Roman"/>
+          <w:color w:val="000000"/>
+        </w:rPr>
+        <w:t xml:space="preserve"> en la ruta especificada usando el SP </w:t>
+      </w:r>
+      <w:proofErr w:type="spellStart"/>
+      <w:r>
+        <w:rPr>
+          <w:rFonts w:ascii="Times New Roman" w:eastAsia="Times New Roman" w:hAnsi="Times New Roman" w:cs="Times New Roman"/>
+          <w:color w:val="000000"/>
+        </w:rPr>
+        <w:t>RealizarBackup</w:t>
+      </w:r>
+      <w:proofErr w:type="spellEnd"/>
+      <w:r>
+        <w:rPr>
+          <w:rFonts w:ascii="Times New Roman" w:eastAsia="Times New Roman" w:hAnsi="Times New Roman" w:cs="Times New Roman"/>
+          <w:color w:val="000000"/>
+        </w:rPr>
+        <w:t>. Restaurar Base restaura la base de datos completa desde un archivo .</w:t>
+      </w:r>
+      <w:proofErr w:type="spellStart"/>
+      <w:r>
+        <w:rPr>
+          <w:rFonts w:ascii="Times New Roman" w:eastAsia="Times New Roman" w:hAnsi="Times New Roman" w:cs="Times New Roman"/>
+          <w:color w:val="000000"/>
+        </w:rPr>
+        <w:t>bak</w:t>
+      </w:r>
+      <w:proofErr w:type="spellEnd"/>
+      <w:r>
+        <w:rPr>
+          <w:rFonts w:ascii="Times New Roman" w:eastAsia="Times New Roman" w:hAnsi="Times New Roman" w:cs="Times New Roman"/>
+          <w:color w:val="000000"/>
+        </w:rPr>
+        <w:t xml:space="preserve"> usando el SP </w:t>
+      </w:r>
+      <w:proofErr w:type="spellStart"/>
+      <w:r>
+        <w:rPr>
+          <w:rFonts w:ascii="Times New Roman" w:eastAsia="Times New Roman" w:hAnsi="Times New Roman" w:cs="Times New Roman"/>
+          <w:color w:val="000000"/>
+        </w:rPr>
+        <w:t>RealizarRestore</w:t>
+      </w:r>
+      <w:proofErr w:type="spellEnd"/>
+      <w:r>
+        <w:rPr>
+          <w:rFonts w:ascii="Times New Roman" w:eastAsia="Times New Roman" w:hAnsi="Times New Roman" w:cs="Times New Roman"/>
+          <w:color w:val="000000"/>
+        </w:rPr>
+        <w:t>. Ver Error DV ejecuta la verificación de integridad y muestra los errores encontrados. Solucionar Errores recalcula todos los DVH y DVV aceptando los datos actuales.</w:t>
       </w:r>
     </w:p>
     <w:p>
@@ -22836,8 +23347,17 @@
           <w:rFonts w:ascii="Times New Roman" w:eastAsia="Times New Roman" w:hAnsi="Times New Roman" w:cs="Times New Roman"/>
           <w:color w:val="0066FF"/>
         </w:rPr>
-        <w:t>C:\Program Files\Microsoft SQL Server\MSSQL15.SQLEXPRESS\MSSQL\Backup\NombreArchivo.bak</w:t>
-      </w:r>
+        <w:t>C:\Program Files\Microsoft SQL Server\MSSQL15.SQLEXPRESS\MSSQL\Backup\</w:t>
+      </w:r>
+      <w:proofErr w:type="spellStart"/>
+      <w:r>
+        <w:rPr>
+          <w:rFonts w:ascii="Times New Roman" w:eastAsia="Times New Roman" w:hAnsi="Times New Roman" w:cs="Times New Roman"/>
+          <w:color w:val="0066FF"/>
+        </w:rPr>
+        <w:t>NombreArchivo.bak</w:t>
+      </w:r>
+      <w:proofErr w:type="spellEnd"/>
     </w:p>
     <w:p/>
     <w:p>
@@ -23031,11 +23551,27 @@
       <w:r>
         <w:t xml:space="preserve"> (abstracta): clase base que define la interfaz común para permisos atómicos y compuestos. Contiene el método </w:t>
       </w:r>
+      <w:proofErr w:type="spellStart"/>
+      <w:proofErr w:type="gramStart"/>
       <w:r>
         <w:rPr>
           <w:rStyle w:val="CdigoHTML"/>
         </w:rPr>
-        <w:t>ContienePermiso()</w:t>
+        <w:t>ContienePermiso</w:t>
+      </w:r>
+      <w:proofErr w:type="spellEnd"/>
+      <w:r>
+        <w:rPr>
+          <w:rStyle w:val="CdigoHTML"/>
+        </w:rPr>
+        <w:t>(</w:t>
+      </w:r>
+      <w:proofErr w:type="gramEnd"/>
+      <w:r>
+        <w:rPr>
+          <w:rStyle w:val="CdigoHTML"/>
+        </w:rPr>
+        <w:t>)</w:t>
       </w:r>
       <w:r>
         <w:t xml:space="preserve"> que recorre recursivamente la jerarquía para verificar si un permiso existe dentro de la estructura.</w:t>
@@ -23056,7 +23592,23 @@
         <w:t>PERMISOATOMICO</w:t>
       </w:r>
       <w:r>
-        <w:t>: hoja del árbol. Representa un permiso funcional específico del sistema (ej: "Gestion Usuarios", "Gestion Productos"). No puede tener hijos. Sus instancias están precargadas en la base de datos y no pueden ser creadas desde la interfaz.</w:t>
+        <w:t>: hoja del árbol. Representa un permiso funcional específico del sistema (ej: "</w:t>
+      </w:r>
+      <w:proofErr w:type="spellStart"/>
+      <w:r>
+        <w:t>Gestion</w:t>
+      </w:r>
+      <w:proofErr w:type="spellEnd"/>
+      <w:r>
+        <w:t xml:space="preserve"> Usuarios", "</w:t>
+      </w:r>
+      <w:proofErr w:type="spellStart"/>
+      <w:r>
+        <w:t>Gestion</w:t>
+      </w:r>
+      <w:proofErr w:type="spellEnd"/>
+      <w:r>
+        <w:t xml:space="preserve"> Productos"). No puede tener hijos. Sus instancias están precargadas en la base de datos y no pueden ser creadas desde la interfaz.</w:t>
       </w:r>
     </w:p>
     <w:p>
@@ -23075,7 +23627,41 @@
         <w:t>PERMISOCOMPOSITE</w:t>
       </w:r>
       <w:r>
-        <w:t>: nodo interno del árbol. Representa un rol que puede contener tanto permisos atómicos como otros roles. Tiene una lista de PermisosIncluidos y los métodos AgregarPermiso() y QuitarPermiso().</w:t>
+        <w:t xml:space="preserve">: nodo interno del árbol. Representa un rol que puede contener tanto permisos atómicos como otros roles. Tiene una lista de </w:t>
+      </w:r>
+      <w:proofErr w:type="spellStart"/>
+      <w:r>
+        <w:t>PermisosIncluidos</w:t>
+      </w:r>
+      <w:proofErr w:type="spellEnd"/>
+      <w:r>
+        <w:t xml:space="preserve"> y los métodos </w:t>
+      </w:r>
+      <w:proofErr w:type="spellStart"/>
+      <w:proofErr w:type="gramStart"/>
+      <w:r>
+        <w:t>AgregarPermiso</w:t>
+      </w:r>
+      <w:proofErr w:type="spellEnd"/>
+      <w:r>
+        <w:t>(</w:t>
+      </w:r>
+      <w:proofErr w:type="gramEnd"/>
+      <w:r>
+        <w:t xml:space="preserve">) y </w:t>
+      </w:r>
+      <w:proofErr w:type="spellStart"/>
+      <w:proofErr w:type="gramStart"/>
+      <w:r>
+        <w:t>QuitarPermiso</w:t>
+      </w:r>
+      <w:proofErr w:type="spellEnd"/>
+      <w:r>
+        <w:t>(</w:t>
+      </w:r>
+      <w:proofErr w:type="gramEnd"/>
+      <w:r>
+        <w:t>).</w:t>
       </w:r>
     </w:p>
     <w:p>
@@ -23403,6 +23989,7 @@
         </w:rPr>
         <w:t xml:space="preserve"> </w:t>
       </w:r>
+      <w:proofErr w:type="spellStart"/>
       <w:r>
         <w:rPr>
           <w:rFonts w:ascii="Times New Roman" w:hAnsi="Times New Roman" w:cs="Times New Roman"/>
@@ -23410,6 +23997,7 @@
         </w:rPr>
         <w:t>river</w:t>
       </w:r>
+      <w:proofErr w:type="spellEnd"/>
     </w:p>
     <w:p>
       <w:pPr>
@@ -23738,7 +24326,21 @@
         <w:rPr>
           <w:rFonts w:ascii="Times New Roman" w:eastAsia="Times New Roman" w:hAnsi="Times New Roman" w:cs="Times New Roman"/>
         </w:rPr>
-        <w:t>Al revertir un cambio, el sistema no solo restaura el valor del campo sino que también recalcula el DVH del producto afectado y el DVV de toda la tabla, manteniendo la integridad de los dígitos verificadores.</w:t>
+        <w:t xml:space="preserve">Al revertir un cambio, el sistema no solo restaura el valor del </w:t>
+      </w:r>
+      <w:proofErr w:type="gramStart"/>
+      <w:r>
+        <w:rPr>
+          <w:rFonts w:ascii="Times New Roman" w:eastAsia="Times New Roman" w:hAnsi="Times New Roman" w:cs="Times New Roman"/>
+        </w:rPr>
+        <w:t>campo</w:t>
+      </w:r>
+      <w:proofErr w:type="gramEnd"/>
+      <w:r>
+        <w:rPr>
+          <w:rFonts w:ascii="Times New Roman" w:eastAsia="Times New Roman" w:hAnsi="Times New Roman" w:cs="Times New Roman"/>
+        </w:rPr>
+        <w:t xml:space="preserve"> sino que también recalcula el DVH del producto afectado y el DVV de toda la tabla, manteniendo la integridad de los dígitos verificadores.</w:t>
       </w:r>
     </w:p>
     <w:p>
@@ -29002,6 +29604,7 @@
   <w:style w:type="character" w:default="1" w:styleId="Fuentedeprrafopredeter">
     <w:name w:val="Default Paragraph Font"/>
     <w:uiPriority w:val="1"/>
+    <w:semiHidden/>
     <w:unhideWhenUsed/>
   </w:style>
   <w:style w:type="table" w:default="1" w:styleId="Tablanormal">
@@ -29826,28 +30429,28 @@
 </file>
 
 <file path=customXml/item1.xml><?xml version="1.0" encoding="utf-8"?>
-<b:Sources xmlns:b="http://schemas.openxmlformats.org/officeDocument/2006/bibliography" xmlns="http://schemas.openxmlformats.org/officeDocument/2006/bibliography" SelectedStyle="\APASixthEditionOfficeOnline.xsl" StyleName="APA" Version="6"/>
-</file>
-
-<file path=customXml/item2.xml><?xml version="1.0" encoding="utf-8"?>
 <go:gDocsCustomXmlDataStorage xmlns:go="http://customooxmlschemas.google.com/" xmlns:r="http://schemas.openxmlformats.org/officeDocument/2006/relationships" uri="GoogleDocsCustomDataVersion2">
   <go:docsCustomData xmlns:go="http://customooxmlschemas.google.com/" roundtripDataSignature="AMtx7mg9ViIy0TFX1PbiokUHW0+gEHD0DQ==">CgMxLjAyDmgueXB0b3ptdnN5YWhpMg5oLjMwMTZ1a3NyeWs5OTIOaC41dHdvajgxajFna2EyDmguajh3ZGR4ZWVnZ3R3Mg5oLmJneml2aG00bzdoYzIOaC5qOTJ5aWxicjl6dDcyDmgubjRpdXVhbG9heDc2Mg5oLjFpNzZ2NHk0NXc5OTIOaC5oaHFvaTRybTJzYjEyDmgubGF1ZXZ5aGhzMG5uMg5oLjI5Nmd4eXhiYnYwbTgAciExNlVkVkNiWlZIdUNvcHFuMnNIenVkMWZoTjV5TjIzLW4=</go:docsCustomData>
 </go:gDocsCustomXmlDataStorage>
 </file>
 
-<file path=customXml/itemProps1.xml><?xml version="1.0" encoding="utf-8"?>
-<ds:datastoreItem xmlns:ds="http://schemas.openxmlformats.org/officeDocument/2006/customXml" ds:itemID="{98C402C2-0B0B-45E1-8B8A-FD895BAD112E}">
-  <ds:schemaRefs>
-    <ds:schemaRef ds:uri="http://schemas.openxmlformats.org/officeDocument/2006/bibliography"/>
-  </ds:schemaRefs>
-</ds:datastoreItem>
+<file path=customXml/item2.xml><?xml version="1.0" encoding="utf-8"?>
+<b:Sources xmlns:b="http://schemas.openxmlformats.org/officeDocument/2006/bibliography" xmlns="http://schemas.openxmlformats.org/officeDocument/2006/bibliography" SelectedStyle="\APASixthEditionOfficeOnline.xsl" StyleName="APA" Version="6"/>
 </file>
 
-<file path=customXml/itemProps2.xml><?xml version="1.0" encoding="utf-8"?>
+<file path=customXml/itemProps1.xml><?xml version="1.0" encoding="utf-8"?>
 <ds:datastoreItem xmlns:ds="http://schemas.openxmlformats.org/officeDocument/2006/customXml" ds:itemID="{11111111-1234-1234-1234-123412341234}">
   <ds:schemaRefs>
     <ds:schemaRef ds:uri="http://customooxmlschemas.google.com/"/>
     <ds:schemaRef ds:uri="http://schemas.openxmlformats.org/officeDocument/2006/relationships"/>
   </ds:schemaRefs>
 </ds:datastoreItem>
+</file>
+
+<file path=customXml/itemProps2.xml><?xml version="1.0" encoding="utf-8"?>
+<ds:datastoreItem xmlns:ds="http://schemas.openxmlformats.org/officeDocument/2006/customXml" ds:itemID="{98C402C2-0B0B-45E1-8B8A-FD895BAD112E}">
+  <ds:schemaRefs>
+    <ds:schemaRef ds:uri="http://schemas.openxmlformats.org/officeDocument/2006/bibliography"/>
+  </ds:schemaRefs>
+</ds:datastoreItem>
 </file>
--- a/Documentación/ProyectoIS 2026 CAJAL-FERNANDEZ_2daEntrega.docx
+++ b/Documentación/ProyectoIS 2026 CAJAL-FERNANDEZ_2daEntrega.docx
@@ -7583,7 +7583,7 @@
           <w:rFonts w:ascii="Times New Roman" w:eastAsia="Times New Roman" w:hAnsi="Times New Roman" w:cs="Times New Roman"/>
           <w:color w:val="000000"/>
         </w:rPr>
-        <w:t>Registro/</w:t>
+        <w:t>Registro/LogIn-</w:t>
       </w:r>
       <w:proofErr w:type="spellStart"/>
       <w:r>
@@ -7591,7 +7591,7 @@
           <w:rFonts w:ascii="Times New Roman" w:eastAsia="Times New Roman" w:hAnsi="Times New Roman" w:cs="Times New Roman"/>
           <w:color w:val="000000"/>
         </w:rPr>
-        <w:t>LogIn-Out</w:t>
+        <w:t>Out</w:t>
       </w:r>
       <w:proofErr w:type="spellEnd"/>
       <w:r>
@@ -8624,7 +8624,6 @@
           <w:bCs/>
           <w:color w:val="000000"/>
         </w:rPr>
-        <w:lastRenderedPageBreak/>
         <w:t>SERVICIO:</w:t>
       </w:r>
       <w:r>
@@ -8660,6 +8659,7 @@
         <w:rPr>
           <w:rFonts w:ascii="Times New Roman" w:eastAsia="Times New Roman" w:hAnsi="Times New Roman" w:cs="Times New Roman"/>
         </w:rPr>
+        <w:lastRenderedPageBreak/>
         <w:t>1.</w:t>
       </w:r>
       <w:r>
@@ -8953,14 +8953,13 @@
       </w:pPr>
       <w:r>
         <w:rPr>
-          <w:rFonts w:ascii="Times New Roman" w:hAnsi="Times New Roman" w:cs="Times New Roman"/>
           <w:noProof/>
         </w:rPr>
         <w:drawing>
-          <wp:inline distT="0" distB="0" distL="0" distR="0" wp14:anchorId="365BAD16" wp14:editId="05059F4E">
-            <wp:extent cx="5400040" cy="2440940"/>
+          <wp:inline distT="0" distB="0" distL="0" distR="0" wp14:anchorId="0AFE3D45" wp14:editId="087F7308">
+            <wp:extent cx="5700338" cy="5448300"/>
             <wp:effectExtent l="0" t="0" r="0" b="0"/>
-            <wp:docPr id="1430806995" name="Imagen 3"/>
+            <wp:docPr id="224839580" name="Imagen 1"/>
             <wp:cNvGraphicFramePr>
               <a:graphicFrameLocks xmlns:a="http://schemas.openxmlformats.org/drawingml/2006/main" noChangeAspect="1"/>
             </wp:cNvGraphicFramePr>
@@ -8968,36 +8967,23 @@
               <a:graphicData uri="http://schemas.openxmlformats.org/drawingml/2006/picture">
                 <pic:pic xmlns:pic="http://schemas.openxmlformats.org/drawingml/2006/picture">
                   <pic:nvPicPr>
-                    <pic:cNvPr id="0" name="Picture 3"/>
-                    <pic:cNvPicPr>
-                      <a:picLocks noChangeAspect="1" noChangeArrowheads="1"/>
-                    </pic:cNvPicPr>
+                    <pic:cNvPr id="224839580" name=""/>
+                    <pic:cNvPicPr/>
                   </pic:nvPicPr>
                   <pic:blipFill>
-                    <a:blip r:embed="rId14">
-                      <a:extLst>
-                        <a:ext uri="{28A0092B-C50C-407E-A947-70E740481C1C}">
-                          <a14:useLocalDpi xmlns:a14="http://schemas.microsoft.com/office/drawing/2010/main" val="0"/>
-                        </a:ext>
-                      </a:extLst>
-                    </a:blip>
-                    <a:srcRect/>
+                    <a:blip r:embed="rId14"/>
                     <a:stretch>
                       <a:fillRect/>
                     </a:stretch>
                   </pic:blipFill>
-                  <pic:spPr bwMode="auto">
+                  <pic:spPr>
                     <a:xfrm>
                       <a:off x="0" y="0"/>
-                      <a:ext cx="5400040" cy="2440940"/>
+                      <a:ext cx="5701276" cy="5449197"/>
                     </a:xfrm>
                     <a:prstGeom prst="rect">
                       <a:avLst/>
                     </a:prstGeom>
-                    <a:noFill/>
-                    <a:ln>
-                      <a:noFill/>
-                    </a:ln>
                   </pic:spPr>
                 </pic:pic>
               </a:graphicData>
@@ -9022,6 +9008,7 @@
           <w:sz w:val="30"/>
           <w:szCs w:val="30"/>
         </w:rPr>
+        <w:lastRenderedPageBreak/>
         <w:t>1.</w:t>
       </w:r>
       <w:r>
@@ -9159,7 +9146,6 @@
         <w:rPr>
           <w:rFonts w:ascii="Times New Roman" w:eastAsia="Times New Roman" w:hAnsi="Times New Roman" w:cs="Times New Roman"/>
         </w:rPr>
-        <w:lastRenderedPageBreak/>
         <w:t>1.</w:t>
       </w:r>
       <w:r>
@@ -9249,6 +9235,7 @@
         <w:rPr>
           <w:rFonts w:ascii="Times New Roman" w:eastAsia="Times New Roman" w:hAnsi="Times New Roman" w:cs="Times New Roman"/>
         </w:rPr>
+        <w:lastRenderedPageBreak/>
         <w:t>1.</w:t>
       </w:r>
       <w:r>
@@ -9338,7 +9325,6 @@
         <w:rPr>
           <w:rFonts w:ascii="Times New Roman" w:eastAsia="Times New Roman" w:hAnsi="Times New Roman" w:cs="Times New Roman"/>
         </w:rPr>
-        <w:lastRenderedPageBreak/>
         <w:t>1.</w:t>
       </w:r>
       <w:r>
@@ -9432,6 +9418,7 @@
           <w:sz w:val="30"/>
           <w:szCs w:val="30"/>
         </w:rPr>
+        <w:lastRenderedPageBreak/>
         <w:t>1.</w:t>
       </w:r>
       <w:r>
@@ -9535,7 +9522,6 @@
         <w:rPr>
           <w:rFonts w:ascii="Times New Roman" w:eastAsia="Times New Roman" w:hAnsi="Times New Roman" w:cs="Times New Roman"/>
         </w:rPr>
-        <w:lastRenderedPageBreak/>
         <w:t>2. GESTIÓN DE LOG IN / LOG OUT DEL SISTEMA</w:t>
       </w:r>
       <w:bookmarkEnd w:id="20"/>
@@ -9783,7 +9769,15 @@
           <w:rFonts w:ascii="Times New Roman" w:eastAsia="Times New Roman" w:hAnsi="Times New Roman" w:cs="Times New Roman"/>
           <w:color w:val="000000"/>
         </w:rPr>
-        <w:t xml:space="preserve"> y a su vez que el formato del Correo electrónico sea correcto</w:t>
+        <w:t xml:space="preserve"> y a su vez que el </w:t>
+      </w:r>
+      <w:r>
+        <w:rPr>
+          <w:rFonts w:ascii="Times New Roman" w:eastAsia="Times New Roman" w:hAnsi="Times New Roman" w:cs="Times New Roman"/>
+          <w:color w:val="000000"/>
+        </w:rPr>
+        <w:lastRenderedPageBreak/>
+        <w:t>formato del Correo electrónico sea correcto</w:t>
       </w:r>
       <w:r>
         <w:rPr>
@@ -9987,7 +9981,7 @@
           <w:rFonts w:ascii="Times New Roman" w:eastAsia="Times New Roman" w:hAnsi="Times New Roman" w:cs="Times New Roman"/>
           <w:color w:val="000000"/>
         </w:rPr>
-        <w:t xml:space="preserve">A su vez en la pantalla del </w:t>
+        <w:t xml:space="preserve">A su vez en la pantalla del LogIn presentamos un botón “mostrar” para que si el usuario quiere revisar la contraseña ingresada antes de presionar el botón LogIn pueda hacerlo. Para ello debemos </w:t>
       </w:r>
       <w:proofErr w:type="spellStart"/>
       <w:r>
@@ -9995,7 +9989,7 @@
           <w:rFonts w:ascii="Times New Roman" w:eastAsia="Times New Roman" w:hAnsi="Times New Roman" w:cs="Times New Roman"/>
           <w:color w:val="000000"/>
         </w:rPr>
-        <w:t>LogIn</w:t>
+        <w:t>setear</w:t>
       </w:r>
       <w:proofErr w:type="spellEnd"/>
       <w:r>
@@ -10003,7 +9997,7 @@
           <w:rFonts w:ascii="Times New Roman" w:eastAsia="Times New Roman" w:hAnsi="Times New Roman" w:cs="Times New Roman"/>
           <w:color w:val="000000"/>
         </w:rPr>
-        <w:t xml:space="preserve"> presentamos un botón “mostrar” para que si el usuario quiere revisar la contraseña ingresada antes de presionar el botón </w:t>
+        <w:t xml:space="preserve"> la propiedad </w:t>
       </w:r>
       <w:proofErr w:type="spellStart"/>
       <w:r>
@@ -10011,7 +10005,7 @@
           <w:rFonts w:ascii="Times New Roman" w:eastAsia="Times New Roman" w:hAnsi="Times New Roman" w:cs="Times New Roman"/>
           <w:color w:val="000000"/>
         </w:rPr>
-        <w:t>LogIn</w:t>
+        <w:t>PasswordChar</w:t>
       </w:r>
       <w:proofErr w:type="spellEnd"/>
       <w:r>
@@ -10019,7 +10013,7 @@
           <w:rFonts w:ascii="Times New Roman" w:eastAsia="Times New Roman" w:hAnsi="Times New Roman" w:cs="Times New Roman"/>
           <w:color w:val="000000"/>
         </w:rPr>
-        <w:t xml:space="preserve"> pueda hacerlo. Para ello debemos setear la propiedad </w:t>
+        <w:t xml:space="preserve"> del </w:t>
       </w:r>
       <w:proofErr w:type="spellStart"/>
       <w:r>
@@ -10027,7 +10021,7 @@
           <w:rFonts w:ascii="Times New Roman" w:eastAsia="Times New Roman" w:hAnsi="Times New Roman" w:cs="Times New Roman"/>
           <w:color w:val="000000"/>
         </w:rPr>
-        <w:t>PasswordChar</w:t>
+        <w:t>TextBox</w:t>
       </w:r>
       <w:proofErr w:type="spellEnd"/>
       <w:r>
@@ -10035,7 +10029,7 @@
           <w:rFonts w:ascii="Times New Roman" w:eastAsia="Times New Roman" w:hAnsi="Times New Roman" w:cs="Times New Roman"/>
           <w:color w:val="000000"/>
         </w:rPr>
-        <w:t xml:space="preserve"> del TextBox en donde el usuario ingresa la contraseña como “*” por default.</w:t>
+        <w:t xml:space="preserve"> en donde el usuario ingresa la contraseña como “*” por default.</w:t>
       </w:r>
     </w:p>
     <w:p>
@@ -10058,7 +10052,6 @@
           <w:rFonts w:ascii="Times New Roman" w:eastAsia="Times New Roman" w:hAnsi="Times New Roman" w:cs="Times New Roman"/>
           <w:color w:val="000000"/>
         </w:rPr>
-        <w:lastRenderedPageBreak/>
         <w:t>Se crea una única sesión activa usando una clase de servicios que implementa el patrón Singleton.</w:t>
       </w:r>
     </w:p>
@@ -10154,37 +10147,9 @@
           <w:sz w:val="30"/>
           <w:szCs w:val="30"/>
         </w:rPr>
-        <w:t xml:space="preserve">2.3 </w:t>
-      </w:r>
-      <w:proofErr w:type="spellStart"/>
-      <w:r>
-        <w:rPr>
-          <w:rFonts w:ascii="Times New Roman" w:eastAsia="Times New Roman" w:hAnsi="Times New Roman" w:cs="Times New Roman"/>
-          <w:sz w:val="30"/>
-          <w:szCs w:val="30"/>
-        </w:rPr>
-        <w:t>LogIn</w:t>
-      </w:r>
-      <w:proofErr w:type="spellEnd"/>
-      <w:r>
-        <w:rPr>
-          <w:rFonts w:ascii="Times New Roman" w:eastAsia="Times New Roman" w:hAnsi="Times New Roman" w:cs="Times New Roman"/>
-          <w:sz w:val="30"/>
-          <w:szCs w:val="30"/>
-        </w:rPr>
-        <w:t xml:space="preserve"> – CU001 </w:t>
-      </w:r>
-      <w:proofErr w:type="spellStart"/>
-      <w:r>
-        <w:rPr>
-          <w:rFonts w:ascii="Times New Roman" w:eastAsia="Times New Roman" w:hAnsi="Times New Roman" w:cs="Times New Roman"/>
-          <w:sz w:val="30"/>
-          <w:szCs w:val="30"/>
-        </w:rPr>
-        <w:t>LogIn</w:t>
+        <w:t>2.3 LogIn – CU001 LogIn</w:t>
       </w:r>
       <w:bookmarkEnd w:id="23"/>
-      <w:proofErr w:type="spellEnd"/>
     </w:p>
     <w:p>
       <w:pPr>
@@ -10210,14 +10175,7 @@
         <w:rPr>
           <w:rFonts w:ascii="Times New Roman" w:eastAsia="Times New Roman" w:hAnsi="Times New Roman" w:cs="Times New Roman"/>
         </w:rPr>
-        <w:t xml:space="preserve"> Diagrama </w:t>
-      </w:r>
-      <w:proofErr w:type="spellStart"/>
-      <w:r>
-        <w:rPr>
-          <w:rFonts w:ascii="Times New Roman" w:eastAsia="Times New Roman" w:hAnsi="Times New Roman" w:cs="Times New Roman"/>
-        </w:rPr>
-        <w:t>LogI</w:t>
+        <w:t xml:space="preserve"> Diagrama LogI</w:t>
       </w:r>
       <w:r>
         <w:rPr>
@@ -10226,7 +10184,6 @@
         <w:t>n</w:t>
       </w:r>
       <w:bookmarkEnd w:id="24"/>
-      <w:proofErr w:type="spellEnd"/>
     </w:p>
     <w:p>
       <w:pPr>
@@ -10369,17 +10326,8 @@
                 <w:rFonts w:ascii="Times New Roman" w:eastAsia="Times New Roman" w:hAnsi="Times New Roman" w:cs="Times New Roman"/>
                 <w:color w:val="000000"/>
               </w:rPr>
-              <w:t xml:space="preserve">CU 001 – </w:t>
-            </w:r>
-            <w:proofErr w:type="spellStart"/>
-            <w:r>
-              <w:rPr>
-                <w:rFonts w:ascii="Times New Roman" w:eastAsia="Times New Roman" w:hAnsi="Times New Roman" w:cs="Times New Roman"/>
-                <w:color w:val="000000"/>
-              </w:rPr>
-              <w:t>LogIn</w:t>
-            </w:r>
-            <w:proofErr w:type="spellEnd"/>
+              <w:t>CU 001 – LogIn</w:t>
+            </w:r>
             <w:r>
               <w:rPr>
                 <w:rFonts w:ascii="Times New Roman" w:eastAsia="Times New Roman" w:hAnsi="Times New Roman" w:cs="Times New Roman"/>
@@ -10534,6 +10482,7 @@
                 <w:bCs/>
                 <w:color w:val="000000"/>
               </w:rPr>
+              <w:lastRenderedPageBreak/>
               <w:t xml:space="preserve">ACTOR PRINCIPAL: </w:t>
             </w:r>
             <w:r>
@@ -10794,27 +10743,7 @@
                 <w:sz w:val="22"/>
                 <w:szCs w:val="22"/>
               </w:rPr>
-              <w:t>El usuario ingresa al sistema y se le presenta la pantalla principal del mismo “</w:t>
-            </w:r>
-            <w:proofErr w:type="spellStart"/>
-            <w:r>
-              <w:rPr>
-                <w:rFonts w:ascii="Times New Roman" w:eastAsia="Times New Roman" w:hAnsi="Times New Roman" w:cs="Times New Roman"/>
-                <w:color w:val="000000"/>
-                <w:sz w:val="22"/>
-                <w:szCs w:val="22"/>
-              </w:rPr>
-              <w:t>LogIn</w:t>
-            </w:r>
-            <w:proofErr w:type="spellEnd"/>
-            <w:r>
-              <w:rPr>
-                <w:rFonts w:ascii="Times New Roman" w:eastAsia="Times New Roman" w:hAnsi="Times New Roman" w:cs="Times New Roman"/>
-                <w:color w:val="000000"/>
-                <w:sz w:val="22"/>
-                <w:szCs w:val="22"/>
-              </w:rPr>
-              <w:t>”.</w:t>
+              <w:t>El usuario ingresa al sistema y se le presenta la pantalla principal del mismo “LogIn”.</w:t>
             </w:r>
           </w:p>
           <w:p>
@@ -11079,7 +11008,6 @@
                 <w:bCs/>
                 <w:color w:val="000000"/>
               </w:rPr>
-              <w:lastRenderedPageBreak/>
               <w:t>FLUJOS ALTERNATIVO: </w:t>
             </w:r>
           </w:p>
@@ -11409,23 +11337,7 @@
                 <w:rFonts w:ascii="Times New Roman" w:eastAsia="Times New Roman" w:hAnsi="Times New Roman" w:cs="Times New Roman"/>
                 <w:color w:val="000000"/>
               </w:rPr>
-              <w:t xml:space="preserve">El usuario queda autenticado en el sistema e inicia su sesión, se registran los permisos </w:t>
-            </w:r>
-            <w:proofErr w:type="gramStart"/>
-            <w:r>
-              <w:rPr>
-                <w:rFonts w:ascii="Times New Roman" w:eastAsia="Times New Roman" w:hAnsi="Times New Roman" w:cs="Times New Roman"/>
-                <w:color w:val="000000"/>
-              </w:rPr>
-              <w:t>del mismo</w:t>
-            </w:r>
-            <w:proofErr w:type="gramEnd"/>
-            <w:r>
-              <w:rPr>
-                <w:rFonts w:ascii="Times New Roman" w:eastAsia="Times New Roman" w:hAnsi="Times New Roman" w:cs="Times New Roman"/>
-                <w:color w:val="000000"/>
-              </w:rPr>
-              <w:t>.</w:t>
+              <w:t>El usuario queda autenticado en el sistema e inicia su sesión, se registran los permisos del mismo.</w:t>
             </w:r>
           </w:p>
         </w:tc>
@@ -12221,7 +12133,6 @@
                 <w:bCs/>
                 <w:color w:val="000000"/>
               </w:rPr>
-              <w:lastRenderedPageBreak/>
               <w:t xml:space="preserve">PRECONDICIONES: </w:t>
             </w:r>
             <w:r>
@@ -12268,6 +12179,7 @@
                 <w:bCs/>
                 <w:color w:val="000000"/>
               </w:rPr>
+              <w:lastRenderedPageBreak/>
               <w:t xml:space="preserve">PUNTOS DE EXTENSIÓN: </w:t>
             </w:r>
             <w:r>
@@ -13402,7 +13314,6 @@
           <w:sz w:val="30"/>
           <w:szCs w:val="30"/>
         </w:rPr>
-        <w:lastRenderedPageBreak/>
         <w:t>3.</w:t>
       </w:r>
       <w:r>
@@ -13576,6 +13487,7 @@
                 <w:bCs/>
                 <w:color w:val="000000"/>
               </w:rPr>
+              <w:lastRenderedPageBreak/>
               <w:t>ESTADO:</w:t>
             </w:r>
             <w:r>
@@ -14901,7 +14813,6 @@
                 <w:bCs/>
                 <w:color w:val="000000"/>
               </w:rPr>
-              <w:lastRenderedPageBreak/>
               <w:t xml:space="preserve">PRECONDICIONES: </w:t>
             </w:r>
             <w:r>
@@ -14981,6 +14892,7 @@
                 <w:bCs/>
                 <w:color w:val="000000"/>
               </w:rPr>
+              <w:lastRenderedPageBreak/>
               <w:t xml:space="preserve">PUNTOS DE EXTENSIÓN: </w:t>
             </w:r>
             <w:r>
@@ -16031,7 +15943,6 @@
                 <w:bCs/>
                 <w:color w:val="000000"/>
               </w:rPr>
-              <w:lastRenderedPageBreak/>
               <w:t xml:space="preserve">PUNTOS DE EXTENSIÓN: </w:t>
             </w:r>
             <w:r>
@@ -16078,6 +15989,7 @@
                 <w:bCs/>
                 <w:color w:val="000000"/>
               </w:rPr>
+              <w:lastRenderedPageBreak/>
               <w:t>CONDICIÓN:</w:t>
             </w:r>
           </w:p>
@@ -16913,21 +16825,7 @@
         <w:rPr>
           <w:rFonts w:ascii="Times New Roman" w:hAnsi="Times New Roman" w:cs="Times New Roman"/>
         </w:rPr>
-        <w:t xml:space="preserve">La utilización de la bitácora nos permite llevar un registro de las acciones realizadas dentro del sistema por parte de un usuario </w:t>
-      </w:r>
-      <w:proofErr w:type="gramStart"/>
-      <w:r>
-        <w:rPr>
-          <w:rFonts w:ascii="Times New Roman" w:hAnsi="Times New Roman" w:cs="Times New Roman"/>
-        </w:rPr>
-        <w:t>del mismo</w:t>
-      </w:r>
-      <w:proofErr w:type="gramEnd"/>
-      <w:r>
-        <w:rPr>
-          <w:rFonts w:ascii="Times New Roman" w:hAnsi="Times New Roman" w:cs="Times New Roman"/>
-        </w:rPr>
-        <w:t>. Cada evento registrado en la bitácora va a tener la fecha y hora en la que se realizó, el correo electrónico del usuario de quien la llevo a cabo, la actividad y la información asociada.</w:t>
+        <w:t>La utilización de la bitácora nos permite llevar un registro de las acciones realizadas dentro del sistema por parte de un usuario del mismo. Cada evento registrado en la bitácora va a tener la fecha y hora en la que se realizó, el correo electrónico del usuario de quien la llevo a cabo, la actividad y la información asociada.</w:t>
       </w:r>
     </w:p>
     <w:p>
@@ -16999,21 +16897,7 @@
         <w:rPr>
           <w:rFonts w:ascii="Times New Roman" w:hAnsi="Times New Roman" w:cs="Times New Roman"/>
         </w:rPr>
-        <w:t>Información asociada: Leyenda del hecho (Ej: El usuario “x</w:t>
-      </w:r>
-      <w:proofErr w:type="gramStart"/>
-      <w:r>
-        <w:rPr>
-          <w:rFonts w:ascii="Times New Roman" w:hAnsi="Times New Roman" w:cs="Times New Roman"/>
-        </w:rPr>
-        <w:t>”….</w:t>
-      </w:r>
-      <w:proofErr w:type="gramEnd"/>
-      <w:r>
-        <w:rPr>
-          <w:rFonts w:ascii="Times New Roman" w:hAnsi="Times New Roman" w:cs="Times New Roman"/>
-        </w:rPr>
-        <w:t>. tal actividad)</w:t>
+        <w:t>Información asociada: Leyenda del hecho (Ej: El usuario “x”….. tal actividad)</w:t>
       </w:r>
     </w:p>
     <w:p>
@@ -17694,21 +17578,7 @@
         <w:rPr>
           <w:rFonts w:ascii="Times New Roman" w:hAnsi="Times New Roman" w:cs="Times New Roman"/>
         </w:rPr>
-        <w:t xml:space="preserve">Al momento de registrar un usuario en el sistema y completar la contraseña de este mismo, en la base de datos el campo que contiene la contraseña no será visible para la persona. Ej: Si la contraseña es Hola123, en la base de datos se </w:t>
-      </w:r>
-      <w:proofErr w:type="spellStart"/>
-      <w:r>
-        <w:rPr>
-          <w:rFonts w:ascii="Times New Roman" w:hAnsi="Times New Roman" w:cs="Times New Roman"/>
-        </w:rPr>
-        <w:t>vera</w:t>
-      </w:r>
-      <w:proofErr w:type="spellEnd"/>
-      <w:r>
-        <w:rPr>
-          <w:rFonts w:ascii="Times New Roman" w:hAnsi="Times New Roman" w:cs="Times New Roman"/>
-        </w:rPr>
-        <w:t xml:space="preserve"> de la siguiente manera: (Imagen ilustrativa de ejemplo)</w:t>
+        <w:t>Al momento de registrar un usuario en el sistema y completar la contraseña de este mismo, en la base de datos el campo que contiene la contraseña no será visible para la persona. Ej: Si la contraseña es Hola123, en la base de datos se vera de la siguiente manera: (Imagen ilustrativa de ejemplo)</w:t>
       </w:r>
     </w:p>
     <w:p>
@@ -18648,7 +18518,6 @@
                 <w:bCs/>
                 <w:color w:val="000000"/>
               </w:rPr>
-              <w:lastRenderedPageBreak/>
               <w:t xml:space="preserve">PRECONDICIONES: </w:t>
             </w:r>
           </w:p>
@@ -18664,6 +18533,7 @@
                 <w:rFonts w:ascii="Times New Roman" w:eastAsia="Times New Roman" w:hAnsi="Times New Roman" w:cs="Times New Roman"/>
                 <w:color w:val="000000"/>
               </w:rPr>
+              <w:lastRenderedPageBreak/>
               <w:t>.</w:t>
             </w:r>
             <w:r>
@@ -18755,6 +18625,7 @@
                 <w:bCs/>
                 <w:color w:val="000000"/>
               </w:rPr>
+              <w:lastRenderedPageBreak/>
               <w:t xml:space="preserve">PUNTOS DE EXTENSIÓN: </w:t>
             </w:r>
             <w:r>
@@ -19895,7 +19766,6 @@
                 <w:bCs/>
                 <w:color w:val="000000"/>
               </w:rPr>
-              <w:lastRenderedPageBreak/>
               <w:t xml:space="preserve">ACTOR PRINCIPAL: </w:t>
             </w:r>
             <w:r>
@@ -19949,6 +19819,7 @@
                 <w:bCs/>
                 <w:color w:val="000000"/>
               </w:rPr>
+              <w:lastRenderedPageBreak/>
               <w:t xml:space="preserve">ACTORES SECUNDARIOS: </w:t>
             </w:r>
             <w:r>
@@ -21103,7 +20974,6 @@
                 <w:bCs/>
                 <w:color w:val="000000"/>
               </w:rPr>
-              <w:lastRenderedPageBreak/>
               <w:t xml:space="preserve">DESCRIPCIÓN: </w:t>
             </w:r>
             <w:r>
@@ -21164,6 +21034,7 @@
                 <w:bCs/>
                 <w:color w:val="000000"/>
               </w:rPr>
+              <w:lastRenderedPageBreak/>
               <w:t xml:space="preserve">ACTOR PRINCIPAL: </w:t>
             </w:r>
             <w:r>
@@ -23324,6 +23195,7 @@
         <w:rPr>
           <w:rFonts w:ascii="Times New Roman" w:eastAsia="Times New Roman" w:hAnsi="Times New Roman" w:cs="Times New Roman"/>
           <w:color w:val="000000"/>
+          <w:lang w:val="en-US"/>
         </w:rPr>
       </w:pPr>
       <w:r>
@@ -23332,13 +23204,37 @@
           <w:b/>
           <w:bCs/>
           <w:color w:val="000000"/>
-        </w:rPr>
-        <w:t>Ruta recomendada para backup:</w:t>
-      </w:r>
-      <w:r>
-        <w:rPr>
-          <w:rFonts w:ascii="Times New Roman" w:eastAsia="Times New Roman" w:hAnsi="Times New Roman" w:cs="Times New Roman"/>
+          <w:lang w:val="en-US"/>
+        </w:rPr>
+        <w:t xml:space="preserve">Ruta </w:t>
+      </w:r>
+      <w:proofErr w:type="spellStart"/>
+      <w:r>
+        <w:rPr>
+          <w:rFonts w:ascii="Times New Roman" w:eastAsia="Times New Roman" w:hAnsi="Times New Roman" w:cs="Times New Roman"/>
+          <w:b/>
+          <w:bCs/>
           <w:color w:val="000000"/>
+          <w:lang w:val="en-US"/>
+        </w:rPr>
+        <w:t>recomendada</w:t>
+      </w:r>
+      <w:proofErr w:type="spellEnd"/>
+      <w:r>
+        <w:rPr>
+          <w:rFonts w:ascii="Times New Roman" w:eastAsia="Times New Roman" w:hAnsi="Times New Roman" w:cs="Times New Roman"/>
+          <w:b/>
+          <w:bCs/>
+          <w:color w:val="000000"/>
+          <w:lang w:val="en-US"/>
+        </w:rPr>
+        <w:t xml:space="preserve"> para backup:</w:t>
+      </w:r>
+      <w:r>
+        <w:rPr>
+          <w:rFonts w:ascii="Times New Roman" w:eastAsia="Times New Roman" w:hAnsi="Times New Roman" w:cs="Times New Roman"/>
+          <w:color w:val="000000"/>
+          <w:lang w:val="en-US"/>
         </w:rPr>
         <w:t xml:space="preserve"> </w:t>
       </w:r>
@@ -23346,6 +23242,7 @@
         <w:rPr>
           <w:rFonts w:ascii="Times New Roman" w:eastAsia="Times New Roman" w:hAnsi="Times New Roman" w:cs="Times New Roman"/>
           <w:color w:val="0066FF"/>
+          <w:lang w:val="en-US"/>
         </w:rPr>
         <w:t>C:\Program Files\Microsoft SQL Server\MSSQL15.SQLEXPRESS\MSSQL\Backup\</w:t>
       </w:r>
@@ -23354,12 +23251,19 @@
         <w:rPr>
           <w:rFonts w:ascii="Times New Roman" w:eastAsia="Times New Roman" w:hAnsi="Times New Roman" w:cs="Times New Roman"/>
           <w:color w:val="0066FF"/>
+          <w:lang w:val="en-US"/>
         </w:rPr>
         <w:t>NombreArchivo.bak</w:t>
       </w:r>
       <w:proofErr w:type="spellEnd"/>
     </w:p>
-    <w:p/>
+    <w:p>
+      <w:pPr>
+        <w:rPr>
+          <w:lang w:val="en-US"/>
+        </w:rPr>
+      </w:pPr>
+    </w:p>
     <w:p>
       <w:r>
         <w:rPr>
@@ -23552,7 +23456,6 @@
         <w:t xml:space="preserve"> (abstracta): clase base que define la interfaz común para permisos atómicos y compuestos. Contiene el método </w:t>
       </w:r>
       <w:proofErr w:type="spellStart"/>
-      <w:proofErr w:type="gramStart"/>
       <w:r>
         <w:rPr>
           <w:rStyle w:val="CdigoHTML"/>
@@ -23564,14 +23467,7 @@
         <w:rPr>
           <w:rStyle w:val="CdigoHTML"/>
         </w:rPr>
-        <w:t>(</w:t>
-      </w:r>
-      <w:proofErr w:type="gramEnd"/>
-      <w:r>
-        <w:rPr>
-          <w:rStyle w:val="CdigoHTML"/>
-        </w:rPr>
-        <w:t>)</w:t>
+        <w:t>()</w:t>
       </w:r>
       <w:r>
         <w:t xml:space="preserve"> que recorre recursivamente la jerarquía para verificar si un permiso existe dentro de la estructura.</w:t>
@@ -23592,7 +23488,15 @@
         <w:t>PERMISOATOMICO</w:t>
       </w:r>
       <w:r>
-        <w:t>: hoja del árbol. Representa un permiso funcional específico del sistema (ej: "</w:t>
+        <w:t>: hoja del árbol. Representa un permiso funcional específico del sistema (</w:t>
+      </w:r>
+      <w:proofErr w:type="spellStart"/>
+      <w:r>
+        <w:t>ej</w:t>
+      </w:r>
+      <w:proofErr w:type="spellEnd"/>
+      <w:r>
+        <w:t>: "</w:t>
       </w:r>
       <w:proofErr w:type="spellStart"/>
       <w:r>
@@ -23638,30 +23542,20 @@
         <w:t xml:space="preserve"> y los métodos </w:t>
       </w:r>
       <w:proofErr w:type="spellStart"/>
-      <w:proofErr w:type="gramStart"/>
       <w:r>
         <w:t>AgregarPermiso</w:t>
       </w:r>
       <w:proofErr w:type="spellEnd"/>
       <w:r>
-        <w:t>(</w:t>
-      </w:r>
-      <w:proofErr w:type="gramEnd"/>
-      <w:r>
-        <w:t xml:space="preserve">) y </w:t>
+        <w:t xml:space="preserve">() y </w:t>
       </w:r>
       <w:proofErr w:type="spellStart"/>
-      <w:proofErr w:type="gramStart"/>
       <w:r>
         <w:t>QuitarPermiso</w:t>
       </w:r>
       <w:proofErr w:type="spellEnd"/>
       <w:r>
-        <w:t>(</w:t>
-      </w:r>
-      <w:proofErr w:type="gramEnd"/>
-      <w:r>
-        <w:t>).</w:t>
+        <w:t>().</w:t>
       </w:r>
     </w:p>
     <w:p>
@@ -23716,7 +23610,6 @@
         <w:rPr>
           <w:color w:val="000000"/>
         </w:rPr>
-        <w:lastRenderedPageBreak/>
         <w:t>Solo se pueden crear nuevos roles (PERMISOCOMPOSITE).</w:t>
       </w:r>
     </w:p>
@@ -23735,6 +23628,7 @@
         <w:rPr>
           <w:color w:val="000000"/>
         </w:rPr>
+        <w:lastRenderedPageBreak/>
         <w:t>Un rol puede contener permisos atómicos y otros roles.</w:t>
       </w:r>
     </w:p>
@@ -24090,7 +23984,6 @@
           <w:sz w:val="30"/>
           <w:szCs w:val="30"/>
         </w:rPr>
-        <w:lastRenderedPageBreak/>
         <w:t>8.3 Der</w:t>
       </w:r>
       <w:bookmarkEnd w:id="89"/>
@@ -24166,6 +24059,7 @@
           <w:sz w:val="30"/>
           <w:szCs w:val="30"/>
         </w:rPr>
+        <w:lastRenderedPageBreak/>
         <w:t>8.</w:t>
       </w:r>
       <w:r>
@@ -24326,21 +24220,7 @@
         <w:rPr>
           <w:rFonts w:ascii="Times New Roman" w:eastAsia="Times New Roman" w:hAnsi="Times New Roman" w:cs="Times New Roman"/>
         </w:rPr>
-        <w:t xml:space="preserve">Al revertir un cambio, el sistema no solo restaura el valor del </w:t>
-      </w:r>
-      <w:proofErr w:type="gramStart"/>
-      <w:r>
-        <w:rPr>
-          <w:rFonts w:ascii="Times New Roman" w:eastAsia="Times New Roman" w:hAnsi="Times New Roman" w:cs="Times New Roman"/>
-        </w:rPr>
-        <w:t>campo</w:t>
-      </w:r>
-      <w:proofErr w:type="gramEnd"/>
-      <w:r>
-        <w:rPr>
-          <w:rFonts w:ascii="Times New Roman" w:eastAsia="Times New Roman" w:hAnsi="Times New Roman" w:cs="Times New Roman"/>
-        </w:rPr>
-        <w:t xml:space="preserve"> sino que también recalcula el DVH del producto afectado y el DVV de toda la tabla, manteniendo la integridad de los dígitos verificadores.</w:t>
+        <w:t>Al revertir un cambio, el sistema no solo restaura el valor del campo sino que también recalcula el DVH del producto afectado y el DVV de toda la tabla, manteniendo la integridad de los dígitos verificadores.</w:t>
       </w:r>
     </w:p>
     <w:p>
@@ -24359,6 +24239,7 @@
           <w:sz w:val="30"/>
           <w:szCs w:val="30"/>
         </w:rPr>
+        <w:lastRenderedPageBreak/>
         <w:t>9.2 Diagrama de Clases</w:t>
       </w:r>
       <w:bookmarkEnd w:id="93"/>
@@ -24687,6 +24568,48 @@
       <w:bookmarkEnd w:id="98"/>
     </w:p>
     <w:p>
+      <w:r>
+        <w:rPr>
+          <w:noProof/>
+        </w:rPr>
+        <w:drawing>
+          <wp:inline distT="0" distB="0" distL="0" distR="0" wp14:anchorId="0A152D14" wp14:editId="754ABF15">
+            <wp:extent cx="5400040" cy="2028190"/>
+            <wp:effectExtent l="0" t="0" r="0" b="0"/>
+            <wp:docPr id="1779320493" name="Imagen 1"/>
+            <wp:cNvGraphicFramePr>
+              <a:graphicFrameLocks xmlns:a="http://schemas.openxmlformats.org/drawingml/2006/main" noChangeAspect="1"/>
+            </wp:cNvGraphicFramePr>
+            <a:graphic xmlns:a="http://schemas.openxmlformats.org/drawingml/2006/main">
+              <a:graphicData uri="http://schemas.openxmlformats.org/drawingml/2006/picture">
+                <pic:pic xmlns:pic="http://schemas.openxmlformats.org/drawingml/2006/picture">
+                  <pic:nvPicPr>
+                    <pic:cNvPr id="1779320493" name=""/>
+                    <pic:cNvPicPr/>
+                  </pic:nvPicPr>
+                  <pic:blipFill>
+                    <a:blip r:embed="rId64"/>
+                    <a:stretch>
+                      <a:fillRect/>
+                    </a:stretch>
+                  </pic:blipFill>
+                  <pic:spPr>
+                    <a:xfrm>
+                      <a:off x="0" y="0"/>
+                      <a:ext cx="5400040" cy="2028190"/>
+                    </a:xfrm>
+                    <a:prstGeom prst="rect">
+                      <a:avLst/>
+                    </a:prstGeom>
+                  </pic:spPr>
+                </pic:pic>
+              </a:graphicData>
+            </a:graphic>
+          </wp:inline>
+        </w:drawing>
+      </w:r>
+    </w:p>
+    <w:p>
       <w:pPr>
         <w:pStyle w:val="Ttulo2"/>
         <w:rPr>
@@ -24702,20 +24625,939 @@
           <w:sz w:val="30"/>
           <w:szCs w:val="30"/>
         </w:rPr>
-        <w:t>10.3 Der</w:t>
+        <w:t xml:space="preserve">10.3 </w:t>
       </w:r>
       <w:bookmarkEnd w:id="99"/>
+      <w:r>
+        <w:rPr>
+          <w:rFonts w:ascii="Times New Roman" w:eastAsia="Times New Roman" w:hAnsi="Times New Roman" w:cs="Times New Roman"/>
+          <w:sz w:val="30"/>
+          <w:szCs w:val="30"/>
+        </w:rPr>
+        <w:t>CU009 CAMBIAR IDIOMA</w:t>
+      </w:r>
     </w:p>
     <w:p>
       <w:r>
+        <w:rPr>
+          <w:noProof/>
+        </w:rPr>
+        <w:drawing>
+          <wp:inline distT="0" distB="0" distL="0" distR="0" wp14:anchorId="7D547139" wp14:editId="44F83860">
+            <wp:extent cx="5400040" cy="3782060"/>
+            <wp:effectExtent l="0" t="0" r="0" b="8890"/>
+            <wp:docPr id="1810117146" name="Imagen 1"/>
+            <wp:cNvGraphicFramePr>
+              <a:graphicFrameLocks xmlns:a="http://schemas.openxmlformats.org/drawingml/2006/main" noChangeAspect="1"/>
+            </wp:cNvGraphicFramePr>
+            <a:graphic xmlns:a="http://schemas.openxmlformats.org/drawingml/2006/main">
+              <a:graphicData uri="http://schemas.openxmlformats.org/drawingml/2006/picture">
+                <pic:pic xmlns:pic="http://schemas.openxmlformats.org/drawingml/2006/picture">
+                  <pic:nvPicPr>
+                    <pic:cNvPr id="1810117146" name=""/>
+                    <pic:cNvPicPr/>
+                  </pic:nvPicPr>
+                  <pic:blipFill>
+                    <a:blip r:embed="rId65"/>
+                    <a:stretch>
+                      <a:fillRect/>
+                    </a:stretch>
+                  </pic:blipFill>
+                  <pic:spPr>
+                    <a:xfrm>
+                      <a:off x="0" y="0"/>
+                      <a:ext cx="5400040" cy="3782060"/>
+                    </a:xfrm>
+                    <a:prstGeom prst="rect">
+                      <a:avLst/>
+                    </a:prstGeom>
+                  </pic:spPr>
+                </pic:pic>
+              </a:graphicData>
+            </a:graphic>
+          </wp:inline>
+        </w:drawing>
+      </w:r>
+    </w:p>
+    <w:p>
+      <w:pPr>
+        <w:pStyle w:val="Ttulo2"/>
+        <w:rPr>
+          <w:rFonts w:ascii="Times New Roman" w:eastAsia="Times New Roman" w:hAnsi="Times New Roman" w:cs="Times New Roman"/>
+          <w:sz w:val="30"/>
+          <w:szCs w:val="30"/>
+        </w:rPr>
+      </w:pPr>
+      <w:r>
+        <w:rPr>
+          <w:rFonts w:ascii="Times New Roman" w:eastAsia="Times New Roman" w:hAnsi="Times New Roman" w:cs="Times New Roman"/>
+          <w:sz w:val="30"/>
+          <w:szCs w:val="30"/>
+        </w:rPr>
+        <w:t>10.</w:t>
+      </w:r>
+      <w:r>
+        <w:rPr>
+          <w:rFonts w:ascii="Times New Roman" w:eastAsia="Times New Roman" w:hAnsi="Times New Roman" w:cs="Times New Roman"/>
+          <w:sz w:val="30"/>
+          <w:szCs w:val="30"/>
+        </w:rPr>
+        <w:t>4</w:t>
+      </w:r>
+      <w:r>
+        <w:rPr>
+          <w:rFonts w:ascii="Times New Roman" w:eastAsia="Times New Roman" w:hAnsi="Times New Roman" w:cs="Times New Roman"/>
+          <w:sz w:val="30"/>
+          <w:szCs w:val="30"/>
+        </w:rPr>
+        <w:t xml:space="preserve"> </w:t>
+      </w:r>
+      <w:r>
+        <w:rPr>
+          <w:rFonts w:ascii="Times New Roman" w:eastAsia="Times New Roman" w:hAnsi="Times New Roman" w:cs="Times New Roman"/>
+          <w:sz w:val="30"/>
+          <w:szCs w:val="30"/>
+        </w:rPr>
+        <w:t>Especificación caso de uso</w:t>
+      </w:r>
+    </w:p>
+    <w:tbl>
+      <w:tblPr>
+        <w:tblW w:w="8505" w:type="dxa"/>
+        <w:tblLayout w:type="fixed"/>
+        <w:tblLook w:val="0400" w:firstRow="0" w:lastRow="0" w:firstColumn="0" w:lastColumn="0" w:noHBand="0" w:noVBand="1"/>
+      </w:tblPr>
+      <w:tblGrid>
+        <w:gridCol w:w="8505"/>
+      </w:tblGrid>
+      <w:tr>
+        <w:trPr>
+          <w:trHeight w:val="371"/>
+        </w:trPr>
+        <w:tc>
+          <w:tcPr>
+            <w:tcW w:w="8500" w:type="dxa"/>
+            <w:tcBorders>
+              <w:top w:val="single" w:sz="8" w:space="0" w:color="000000"/>
+              <w:left w:val="single" w:sz="4" w:space="0" w:color="000000"/>
+              <w:bottom w:val="single" w:sz="4" w:space="0" w:color="000000"/>
+              <w:right w:val="single" w:sz="4" w:space="0" w:color="000000"/>
+            </w:tcBorders>
+            <w:tcMar>
+              <w:top w:w="14" w:type="dxa"/>
+              <w:left w:w="115" w:type="dxa"/>
+              <w:bottom w:w="0" w:type="dxa"/>
+              <w:right w:w="115" w:type="dxa"/>
+            </w:tcMar>
+            <w:hideMark/>
+          </w:tcPr>
+          <w:p>
+            <w:pPr>
+              <w:spacing w:line="240" w:lineRule="auto"/>
+              <w:rPr>
+                <w:rFonts w:asciiTheme="majorBidi" w:hAnsiTheme="majorBidi" w:cstheme="majorBidi"/>
+              </w:rPr>
+            </w:pPr>
+            <w:r>
+              <w:rPr>
+                <w:rFonts w:asciiTheme="majorBidi" w:hAnsiTheme="majorBidi" w:cstheme="majorBidi"/>
+                <w:b/>
+                <w:bCs/>
+              </w:rPr>
+              <w:t>CU 009 – Cambiar Idioma</w:t>
+            </w:r>
+          </w:p>
+        </w:tc>
+      </w:tr>
+      <w:tr>
+        <w:trPr>
+          <w:trHeight w:val="371"/>
+        </w:trPr>
+        <w:tc>
+          <w:tcPr>
+            <w:tcW w:w="8500" w:type="dxa"/>
+            <w:tcBorders>
+              <w:top w:val="single" w:sz="4" w:space="0" w:color="000000"/>
+              <w:left w:val="single" w:sz="4" w:space="0" w:color="000000"/>
+              <w:bottom w:val="single" w:sz="8" w:space="0" w:color="000000"/>
+              <w:right w:val="single" w:sz="4" w:space="0" w:color="000000"/>
+            </w:tcBorders>
+            <w:tcMar>
+              <w:top w:w="14" w:type="dxa"/>
+              <w:left w:w="115" w:type="dxa"/>
+              <w:bottom w:w="0" w:type="dxa"/>
+              <w:right w:w="115" w:type="dxa"/>
+            </w:tcMar>
+            <w:hideMark/>
+          </w:tcPr>
+          <w:p>
+            <w:pPr>
+              <w:spacing w:line="240" w:lineRule="auto"/>
+              <w:rPr>
+                <w:rFonts w:asciiTheme="majorBidi" w:hAnsiTheme="majorBidi" w:cstheme="majorBidi"/>
+              </w:rPr>
+            </w:pPr>
+            <w:r>
+              <w:rPr>
+                <w:rFonts w:asciiTheme="majorBidi" w:hAnsiTheme="majorBidi" w:cstheme="majorBidi"/>
+                <w:b/>
+                <w:bCs/>
+              </w:rPr>
+              <w:t>ESTADO:</w:t>
+            </w:r>
+            <w:r>
+              <w:rPr>
+                <w:rFonts w:asciiTheme="majorBidi" w:hAnsiTheme="majorBidi" w:cstheme="majorBidi"/>
+              </w:rPr>
+              <w:t xml:space="preserve">  En proceso</w:t>
+            </w:r>
+          </w:p>
+        </w:tc>
+      </w:tr>
+      <w:tr>
+        <w:trPr>
+          <w:trHeight w:val="373"/>
+        </w:trPr>
+        <w:tc>
+          <w:tcPr>
+            <w:tcW w:w="8500" w:type="dxa"/>
+            <w:tcBorders>
+              <w:top w:val="single" w:sz="8" w:space="0" w:color="000000"/>
+              <w:left w:val="single" w:sz="4" w:space="0" w:color="000000"/>
+              <w:bottom w:val="single" w:sz="8" w:space="0" w:color="000000"/>
+              <w:right w:val="single" w:sz="4" w:space="0" w:color="000000"/>
+            </w:tcBorders>
+            <w:tcMar>
+              <w:top w:w="14" w:type="dxa"/>
+              <w:left w:w="115" w:type="dxa"/>
+              <w:bottom w:w="0" w:type="dxa"/>
+              <w:right w:w="115" w:type="dxa"/>
+            </w:tcMar>
+            <w:hideMark/>
+          </w:tcPr>
+          <w:p>
+            <w:pPr>
+              <w:spacing w:line="240" w:lineRule="auto"/>
+              <w:rPr>
+                <w:rFonts w:asciiTheme="majorBidi" w:hAnsiTheme="majorBidi" w:cstheme="majorBidi"/>
+              </w:rPr>
+            </w:pPr>
+            <w:r>
+              <w:rPr>
+                <w:rFonts w:asciiTheme="majorBidi" w:hAnsiTheme="majorBidi" w:cstheme="majorBidi"/>
+                <w:b/>
+                <w:bCs/>
+              </w:rPr>
+              <w:lastRenderedPageBreak/>
+              <w:t>DESCRIPCIÓN:</w:t>
+            </w:r>
+            <w:r>
+              <w:rPr>
+                <w:rFonts w:asciiTheme="majorBidi" w:hAnsiTheme="majorBidi" w:cstheme="majorBidi"/>
+              </w:rPr>
+              <w:t xml:space="preserve"> El caso de uso permite al usuario cambiar el idioma de la interfaz del sistema en tiempo real desde el menú principal.</w:t>
+            </w:r>
+          </w:p>
+        </w:tc>
+      </w:tr>
+      <w:tr>
+        <w:trPr>
+          <w:trHeight w:val="370"/>
+        </w:trPr>
+        <w:tc>
+          <w:tcPr>
+            <w:tcW w:w="8500" w:type="dxa"/>
+            <w:tcBorders>
+              <w:top w:val="single" w:sz="8" w:space="0" w:color="000000"/>
+              <w:left w:val="single" w:sz="4" w:space="0" w:color="000000"/>
+              <w:bottom w:val="single" w:sz="8" w:space="0" w:color="000000"/>
+              <w:right w:val="single" w:sz="4" w:space="0" w:color="000000"/>
+            </w:tcBorders>
+            <w:tcMar>
+              <w:top w:w="14" w:type="dxa"/>
+              <w:left w:w="115" w:type="dxa"/>
+              <w:bottom w:w="0" w:type="dxa"/>
+              <w:right w:w="115" w:type="dxa"/>
+            </w:tcMar>
+            <w:hideMark/>
+          </w:tcPr>
+          <w:p>
+            <w:pPr>
+              <w:spacing w:line="240" w:lineRule="auto"/>
+              <w:rPr>
+                <w:rFonts w:asciiTheme="majorBidi" w:hAnsiTheme="majorBidi" w:cstheme="majorBidi"/>
+              </w:rPr>
+            </w:pPr>
+            <w:r>
+              <w:rPr>
+                <w:rFonts w:asciiTheme="majorBidi" w:hAnsiTheme="majorBidi" w:cstheme="majorBidi"/>
+                <w:b/>
+                <w:bCs/>
+              </w:rPr>
+              <w:t>ACTOR PRINCIPAL:</w:t>
+            </w:r>
+            <w:r>
+              <w:rPr>
+                <w:rFonts w:asciiTheme="majorBidi" w:hAnsiTheme="majorBidi" w:cstheme="majorBidi"/>
+              </w:rPr>
+              <w:t xml:space="preserve"> Usuario (cualquier rol)</w:t>
+            </w:r>
+          </w:p>
+        </w:tc>
+      </w:tr>
+      <w:tr>
+        <w:trPr>
+          <w:trHeight w:val="367"/>
+        </w:trPr>
+        <w:tc>
+          <w:tcPr>
+            <w:tcW w:w="8500" w:type="dxa"/>
+            <w:tcBorders>
+              <w:top w:val="single" w:sz="8" w:space="0" w:color="000000"/>
+              <w:left w:val="single" w:sz="4" w:space="0" w:color="000000"/>
+              <w:bottom w:val="single" w:sz="4" w:space="0" w:color="000000"/>
+              <w:right w:val="single" w:sz="4" w:space="0" w:color="000000"/>
+            </w:tcBorders>
+            <w:tcMar>
+              <w:top w:w="14" w:type="dxa"/>
+              <w:left w:w="115" w:type="dxa"/>
+              <w:bottom w:w="0" w:type="dxa"/>
+              <w:right w:w="115" w:type="dxa"/>
+            </w:tcMar>
+            <w:hideMark/>
+          </w:tcPr>
+          <w:p>
+            <w:pPr>
+              <w:spacing w:line="240" w:lineRule="auto"/>
+              <w:rPr>
+                <w:rFonts w:asciiTheme="majorBidi" w:hAnsiTheme="majorBidi" w:cstheme="majorBidi"/>
+              </w:rPr>
+            </w:pPr>
+            <w:r>
+              <w:rPr>
+                <w:rFonts w:asciiTheme="majorBidi" w:hAnsiTheme="majorBidi" w:cstheme="majorBidi"/>
+                <w:b/>
+                <w:bCs/>
+              </w:rPr>
+              <w:t>ACTORES SECUNDARIOS:</w:t>
+            </w:r>
+            <w:r>
+              <w:rPr>
+                <w:rFonts w:asciiTheme="majorBidi" w:hAnsiTheme="majorBidi" w:cstheme="majorBidi"/>
+              </w:rPr>
+              <w:t xml:space="preserve"> —</w:t>
+            </w:r>
+          </w:p>
+        </w:tc>
+      </w:tr>
+      <w:tr>
+        <w:trPr>
+          <w:trHeight w:val="338"/>
+        </w:trPr>
+        <w:tc>
+          <w:tcPr>
+            <w:tcW w:w="8500" w:type="dxa"/>
+            <w:tcBorders>
+              <w:top w:val="single" w:sz="4" w:space="0" w:color="000000"/>
+              <w:left w:val="single" w:sz="4" w:space="0" w:color="000000"/>
+              <w:bottom w:val="single" w:sz="8" w:space="0" w:color="000000"/>
+              <w:right w:val="single" w:sz="4" w:space="0" w:color="000000"/>
+            </w:tcBorders>
+            <w:tcMar>
+              <w:top w:w="14" w:type="dxa"/>
+              <w:left w:w="115" w:type="dxa"/>
+              <w:bottom w:w="0" w:type="dxa"/>
+              <w:right w:w="115" w:type="dxa"/>
+            </w:tcMar>
+            <w:hideMark/>
+          </w:tcPr>
+          <w:p>
+            <w:pPr>
+              <w:spacing w:line="240" w:lineRule="auto"/>
+              <w:rPr>
+                <w:rFonts w:asciiTheme="majorBidi" w:hAnsiTheme="majorBidi" w:cstheme="majorBidi"/>
+                <w:b/>
+                <w:bCs/>
+              </w:rPr>
+            </w:pPr>
+            <w:r>
+              <w:rPr>
+                <w:rFonts w:asciiTheme="majorBidi" w:hAnsiTheme="majorBidi" w:cstheme="majorBidi"/>
+                <w:b/>
+                <w:bCs/>
+              </w:rPr>
+              <w:t>PRECONDICIONES:</w:t>
+            </w:r>
+          </w:p>
+          <w:p>
+            <w:pPr>
+              <w:numPr>
+                <w:ilvl w:val="0"/>
+                <w:numId w:val="30"/>
+              </w:numPr>
+              <w:spacing w:line="240" w:lineRule="auto"/>
+              <w:rPr>
+                <w:rFonts w:asciiTheme="majorBidi" w:hAnsiTheme="majorBidi" w:cstheme="majorBidi"/>
+                <w:lang w:val="es-ES"/>
+              </w:rPr>
+            </w:pPr>
+            <w:r>
+              <w:rPr>
+                <w:rFonts w:asciiTheme="majorBidi" w:hAnsiTheme="majorBidi" w:cstheme="majorBidi"/>
+                <w:lang w:val="es-ES"/>
+              </w:rPr>
+              <w:t xml:space="preserve">El usuario debió haberse </w:t>
+            </w:r>
+            <w:proofErr w:type="spellStart"/>
+            <w:r>
+              <w:rPr>
+                <w:rFonts w:asciiTheme="majorBidi" w:hAnsiTheme="majorBidi" w:cstheme="majorBidi"/>
+                <w:lang w:val="es-ES"/>
+              </w:rPr>
+              <w:t>logueado</w:t>
+            </w:r>
+            <w:proofErr w:type="spellEnd"/>
+            <w:r>
+              <w:rPr>
+                <w:rFonts w:asciiTheme="majorBidi" w:hAnsiTheme="majorBidi" w:cstheme="majorBidi"/>
+                <w:lang w:val="es-ES"/>
+              </w:rPr>
+              <w:t xml:space="preserve"> con éxito previamente en el sistema. </w:t>
+            </w:r>
+          </w:p>
+          <w:p>
+            <w:pPr>
+              <w:numPr>
+                <w:ilvl w:val="0"/>
+                <w:numId w:val="30"/>
+              </w:numPr>
+              <w:spacing w:line="240" w:lineRule="auto"/>
+              <w:rPr>
+                <w:rFonts w:asciiTheme="majorBidi" w:hAnsiTheme="majorBidi" w:cstheme="majorBidi"/>
+              </w:rPr>
+            </w:pPr>
+            <w:r>
+              <w:rPr>
+                <w:rFonts w:asciiTheme="majorBidi" w:hAnsiTheme="majorBidi" w:cstheme="majorBidi"/>
+                <w:lang w:val="es-ES"/>
+              </w:rPr>
+              <w:t>Debe existir al menos un idioma disponible además del idioma actual.</w:t>
+            </w:r>
+          </w:p>
+        </w:tc>
+      </w:tr>
+      <w:tr>
+        <w:trPr>
+          <w:trHeight w:val="426"/>
+        </w:trPr>
+        <w:tc>
+          <w:tcPr>
+            <w:tcW w:w="8500" w:type="dxa"/>
+            <w:tcBorders>
+              <w:top w:val="single" w:sz="8" w:space="0" w:color="000000"/>
+              <w:left w:val="single" w:sz="4" w:space="0" w:color="000000"/>
+              <w:bottom w:val="single" w:sz="8" w:space="0" w:color="000000"/>
+              <w:right w:val="single" w:sz="4" w:space="0" w:color="000000"/>
+            </w:tcBorders>
+            <w:tcMar>
+              <w:top w:w="14" w:type="dxa"/>
+              <w:left w:w="115" w:type="dxa"/>
+              <w:bottom w:w="0" w:type="dxa"/>
+              <w:right w:w="115" w:type="dxa"/>
+            </w:tcMar>
+            <w:hideMark/>
+          </w:tcPr>
+          <w:p>
+            <w:pPr>
+              <w:spacing w:line="240" w:lineRule="auto"/>
+              <w:rPr>
+                <w:rFonts w:asciiTheme="majorBidi" w:hAnsiTheme="majorBidi" w:cstheme="majorBidi"/>
+              </w:rPr>
+            </w:pPr>
+            <w:r>
+              <w:rPr>
+                <w:rFonts w:asciiTheme="majorBidi" w:hAnsiTheme="majorBidi" w:cstheme="majorBidi"/>
+                <w:lang w:val="es-ES"/>
+              </w:rPr>
+              <w:t xml:space="preserve"> </w:t>
+            </w:r>
+            <w:r>
+              <w:rPr>
+                <w:rFonts w:asciiTheme="majorBidi" w:hAnsiTheme="majorBidi" w:cstheme="majorBidi"/>
+                <w:b/>
+                <w:bCs/>
+                <w:lang w:val="es-ES"/>
+              </w:rPr>
+              <w:t>PUNTOS DE EXTENSIÓN:</w:t>
+            </w:r>
+            <w:r>
+              <w:rPr>
+                <w:rFonts w:asciiTheme="majorBidi" w:hAnsiTheme="majorBidi" w:cstheme="majorBidi"/>
+                <w:lang w:val="es-ES"/>
+              </w:rPr>
+              <w:t xml:space="preserve"> —</w:t>
+            </w:r>
+          </w:p>
+        </w:tc>
+      </w:tr>
+      <w:tr>
+        <w:trPr>
+          <w:trHeight w:val="317"/>
+        </w:trPr>
+        <w:tc>
+          <w:tcPr>
+            <w:tcW w:w="8500" w:type="dxa"/>
+            <w:tcBorders>
+              <w:top w:val="single" w:sz="8" w:space="0" w:color="000000"/>
+              <w:left w:val="single" w:sz="4" w:space="0" w:color="000000"/>
+              <w:bottom w:val="single" w:sz="8" w:space="0" w:color="000000"/>
+              <w:right w:val="single" w:sz="4" w:space="0" w:color="000000"/>
+            </w:tcBorders>
+            <w:tcMar>
+              <w:top w:w="14" w:type="dxa"/>
+              <w:left w:w="115" w:type="dxa"/>
+              <w:bottom w:w="0" w:type="dxa"/>
+              <w:right w:w="115" w:type="dxa"/>
+            </w:tcMar>
+            <w:hideMark/>
+          </w:tcPr>
+          <w:p>
+            <w:pPr>
+              <w:spacing w:line="240" w:lineRule="auto"/>
+              <w:rPr>
+                <w:rFonts w:asciiTheme="majorBidi" w:hAnsiTheme="majorBidi" w:cstheme="majorBidi"/>
+              </w:rPr>
+            </w:pPr>
+            <w:r>
+              <w:rPr>
+                <w:rFonts w:asciiTheme="majorBidi" w:hAnsiTheme="majorBidi" w:cstheme="majorBidi"/>
+                <w:b/>
+                <w:bCs/>
+                <w:lang w:val="es-ES"/>
+              </w:rPr>
+              <w:t>CONDICIÓN:</w:t>
+            </w:r>
+            <w:r>
+              <w:rPr>
+                <w:rFonts w:asciiTheme="majorBidi" w:hAnsiTheme="majorBidi" w:cstheme="majorBidi"/>
+                <w:lang w:val="es-ES"/>
+              </w:rPr>
+              <w:t xml:space="preserve"> —</w:t>
+            </w:r>
+          </w:p>
+        </w:tc>
+      </w:tr>
+      <w:tr>
+        <w:trPr>
+          <w:trHeight w:val="2830"/>
+        </w:trPr>
+        <w:tc>
+          <w:tcPr>
+            <w:tcW w:w="8500" w:type="dxa"/>
+            <w:tcBorders>
+              <w:top w:val="single" w:sz="8" w:space="0" w:color="000000"/>
+              <w:left w:val="single" w:sz="4" w:space="0" w:color="000000"/>
+              <w:bottom w:val="single" w:sz="8" w:space="0" w:color="000000"/>
+              <w:right w:val="single" w:sz="4" w:space="0" w:color="000000"/>
+            </w:tcBorders>
+            <w:tcMar>
+              <w:top w:w="14" w:type="dxa"/>
+              <w:left w:w="115" w:type="dxa"/>
+              <w:bottom w:w="0" w:type="dxa"/>
+              <w:right w:w="115" w:type="dxa"/>
+            </w:tcMar>
+            <w:hideMark/>
+          </w:tcPr>
+          <w:p>
+            <w:pPr>
+              <w:spacing w:line="240" w:lineRule="auto"/>
+              <w:rPr>
+                <w:rFonts w:asciiTheme="majorBidi" w:hAnsiTheme="majorBidi" w:cstheme="majorBidi"/>
+                <w:b/>
+                <w:bCs/>
+              </w:rPr>
+            </w:pPr>
+            <w:r>
+              <w:rPr>
+                <w:rFonts w:asciiTheme="majorBidi" w:hAnsiTheme="majorBidi" w:cstheme="majorBidi"/>
+                <w:b/>
+                <w:bCs/>
+              </w:rPr>
+              <w:t>ESCENARIO PRINCIPAL:</w:t>
+            </w:r>
+          </w:p>
+          <w:p>
+            <w:pPr>
+              <w:numPr>
+                <w:ilvl w:val="0"/>
+                <w:numId w:val="31"/>
+              </w:numPr>
+              <w:spacing w:line="240" w:lineRule="auto"/>
+              <w:rPr>
+                <w:rFonts w:asciiTheme="majorBidi" w:hAnsiTheme="majorBidi" w:cstheme="majorBidi"/>
+              </w:rPr>
+            </w:pPr>
+            <w:r>
+              <w:rPr>
+                <w:rFonts w:asciiTheme="majorBidi" w:hAnsiTheme="majorBidi" w:cstheme="majorBidi"/>
+              </w:rPr>
+              <w:t>El usuario visualiza el combo de idiomas disponibles en el menú principal.</w:t>
+            </w:r>
+          </w:p>
+          <w:p>
+            <w:pPr>
+              <w:numPr>
+                <w:ilvl w:val="0"/>
+                <w:numId w:val="31"/>
+              </w:numPr>
+              <w:spacing w:line="240" w:lineRule="auto"/>
+              <w:rPr>
+                <w:rFonts w:asciiTheme="majorBidi" w:hAnsiTheme="majorBidi" w:cstheme="majorBidi"/>
+              </w:rPr>
+            </w:pPr>
+            <w:r>
+              <w:rPr>
+                <w:rFonts w:asciiTheme="majorBidi" w:hAnsiTheme="majorBidi" w:cstheme="majorBidi"/>
+              </w:rPr>
+              <w:t>El sistema muestra los idiomas habilitados en el sistema.</w:t>
+            </w:r>
+          </w:p>
+          <w:p>
+            <w:pPr>
+              <w:numPr>
+                <w:ilvl w:val="0"/>
+                <w:numId w:val="31"/>
+              </w:numPr>
+              <w:spacing w:line="240" w:lineRule="auto"/>
+              <w:rPr>
+                <w:rFonts w:asciiTheme="majorBidi" w:hAnsiTheme="majorBidi" w:cstheme="majorBidi"/>
+              </w:rPr>
+            </w:pPr>
+            <w:r>
+              <w:rPr>
+                <w:rFonts w:asciiTheme="majorBidi" w:hAnsiTheme="majorBidi" w:cstheme="majorBidi"/>
+              </w:rPr>
+              <w:t>El usuario selecciona un idioma del combo.</w:t>
+            </w:r>
+          </w:p>
+          <w:p>
+            <w:pPr>
+              <w:numPr>
+                <w:ilvl w:val="0"/>
+                <w:numId w:val="31"/>
+              </w:numPr>
+              <w:spacing w:line="240" w:lineRule="auto"/>
+              <w:rPr>
+                <w:rFonts w:asciiTheme="majorBidi" w:hAnsiTheme="majorBidi" w:cstheme="majorBidi"/>
+              </w:rPr>
+            </w:pPr>
+            <w:r>
+              <w:rPr>
+                <w:rFonts w:asciiTheme="majorBidi" w:hAnsiTheme="majorBidi" w:cstheme="majorBidi"/>
+              </w:rPr>
+              <w:t>El sistema carga las traducciones correspondientes al idioma seleccionado desde la base de datos.</w:t>
+            </w:r>
+          </w:p>
+          <w:p>
+            <w:pPr>
+              <w:numPr>
+                <w:ilvl w:val="0"/>
+                <w:numId w:val="31"/>
+              </w:numPr>
+              <w:spacing w:line="240" w:lineRule="auto"/>
+              <w:rPr>
+                <w:rFonts w:asciiTheme="majorBidi" w:hAnsiTheme="majorBidi" w:cstheme="majorBidi"/>
+              </w:rPr>
+            </w:pPr>
+            <w:r>
+              <w:rPr>
+                <w:rFonts w:asciiTheme="majorBidi" w:hAnsiTheme="majorBidi" w:cstheme="majorBidi"/>
+              </w:rPr>
+              <w:t>El sistema actualiza en tiempo real el texto de todos los formularios abiertos al idioma seleccionado.</w:t>
+            </w:r>
+          </w:p>
+          <w:p>
+            <w:pPr>
+              <w:numPr>
+                <w:ilvl w:val="0"/>
+                <w:numId w:val="31"/>
+              </w:numPr>
+              <w:spacing w:line="240" w:lineRule="auto"/>
+              <w:rPr>
+                <w:rFonts w:asciiTheme="majorBidi" w:hAnsiTheme="majorBidi" w:cstheme="majorBidi"/>
+              </w:rPr>
+            </w:pPr>
+            <w:r>
+              <w:rPr>
+                <w:rFonts w:asciiTheme="majorBidi" w:hAnsiTheme="majorBidi" w:cstheme="majorBidi"/>
+              </w:rPr>
+              <w:t>El sistema guarda la preferencia de idioma del usuario en la base de datos.</w:t>
+            </w:r>
+          </w:p>
+          <w:p>
+            <w:pPr>
+              <w:numPr>
+                <w:ilvl w:val="0"/>
+                <w:numId w:val="31"/>
+              </w:numPr>
+              <w:spacing w:line="240" w:lineRule="auto"/>
+              <w:rPr>
+                <w:rFonts w:asciiTheme="majorBidi" w:hAnsiTheme="majorBidi" w:cstheme="majorBidi"/>
+              </w:rPr>
+            </w:pPr>
+            <w:r>
+              <w:rPr>
+                <w:rFonts w:asciiTheme="majorBidi" w:hAnsiTheme="majorBidi" w:cstheme="majorBidi"/>
+              </w:rPr>
+              <w:t>El sistema muestra la interfaz completamente traducida al idioma seleccionado.</w:t>
+            </w:r>
+          </w:p>
+        </w:tc>
+      </w:tr>
+      <w:tr>
+        <w:trPr>
+          <w:trHeight w:val="869"/>
+        </w:trPr>
+        <w:tc>
+          <w:tcPr>
+            <w:tcW w:w="8500" w:type="dxa"/>
+            <w:tcBorders>
+              <w:top w:val="single" w:sz="8" w:space="0" w:color="000000"/>
+              <w:left w:val="single" w:sz="4" w:space="0" w:color="000000"/>
+              <w:bottom w:val="single" w:sz="8" w:space="0" w:color="000000"/>
+              <w:right w:val="single" w:sz="4" w:space="0" w:color="000000"/>
+            </w:tcBorders>
+            <w:tcMar>
+              <w:top w:w="14" w:type="dxa"/>
+              <w:left w:w="115" w:type="dxa"/>
+              <w:bottom w:w="0" w:type="dxa"/>
+              <w:right w:w="115" w:type="dxa"/>
+            </w:tcMar>
+          </w:tcPr>
+          <w:p>
+            <w:pPr>
+              <w:spacing w:line="240" w:lineRule="auto"/>
+              <w:rPr>
+                <w:rFonts w:asciiTheme="majorBidi" w:hAnsiTheme="majorBidi" w:cstheme="majorBidi"/>
+                <w:b/>
+                <w:bCs/>
+                <w:lang w:val="es-ES"/>
+              </w:rPr>
+            </w:pPr>
+            <w:r>
+              <w:rPr>
+                <w:rFonts w:asciiTheme="majorBidi" w:hAnsiTheme="majorBidi" w:cstheme="majorBidi"/>
+                <w:b/>
+                <w:bCs/>
+                <w:lang w:val="es-ES"/>
+              </w:rPr>
+              <w:t>FLUJOS ALTERNATIVOS:</w:t>
+            </w:r>
+          </w:p>
+          <w:p>
+            <w:pPr>
+              <w:spacing w:line="240" w:lineRule="auto"/>
+              <w:rPr>
+                <w:rFonts w:asciiTheme="majorBidi" w:hAnsiTheme="majorBidi" w:cstheme="majorBidi"/>
+                <w:b/>
+                <w:bCs/>
+                <w:lang w:val="es-ES"/>
+              </w:rPr>
+            </w:pPr>
+            <w:r>
+              <w:rPr>
+                <w:rFonts w:asciiTheme="majorBidi" w:hAnsiTheme="majorBidi" w:cstheme="majorBidi"/>
+                <w:b/>
+                <w:bCs/>
+                <w:lang w:val="es-ES"/>
+              </w:rPr>
+              <w:t xml:space="preserve">FA1 — Traducción incompleta </w:t>
+            </w:r>
+          </w:p>
+          <w:p>
+            <w:pPr>
+              <w:spacing w:line="240" w:lineRule="auto"/>
+              <w:rPr>
+                <w:rFonts w:asciiTheme="majorBidi" w:hAnsiTheme="majorBidi" w:cstheme="majorBidi"/>
+                <w:lang w:val="es-ES"/>
+              </w:rPr>
+            </w:pPr>
+            <w:r>
+              <w:rPr>
+                <w:rFonts w:asciiTheme="majorBidi" w:hAnsiTheme="majorBidi" w:cstheme="majorBidi"/>
+                <w:lang w:val="es-ES"/>
+              </w:rPr>
+              <w:t>4.1 El sistema no encuentra traducción para algún control en el idioma seleccionado.</w:t>
+            </w:r>
+            <w:r>
+              <w:rPr>
+                <w:rFonts w:asciiTheme="majorBidi" w:hAnsiTheme="majorBidi" w:cstheme="majorBidi"/>
+                <w:lang w:val="es-ES"/>
+              </w:rPr>
+              <w:br/>
+            </w:r>
+            <w:r>
+              <w:rPr>
+                <w:rFonts w:asciiTheme="majorBidi" w:hAnsiTheme="majorBidi" w:cstheme="majorBidi"/>
+                <w:lang w:val="es-ES"/>
+              </w:rPr>
+              <w:t xml:space="preserve">4.2 El sistema muestra el nombre del control entre corchetes como </w:t>
+            </w:r>
+            <w:proofErr w:type="spellStart"/>
+            <w:r>
+              <w:rPr>
+                <w:rFonts w:asciiTheme="majorBidi" w:hAnsiTheme="majorBidi" w:cstheme="majorBidi"/>
+                <w:lang w:val="es-ES"/>
+              </w:rPr>
+              <w:t>fallback</w:t>
+            </w:r>
+            <w:proofErr w:type="spellEnd"/>
+            <w:r>
+              <w:rPr>
+                <w:rFonts w:asciiTheme="majorBidi" w:hAnsiTheme="majorBidi" w:cstheme="majorBidi"/>
+                <w:lang w:val="es-ES"/>
+              </w:rPr>
+              <w:t xml:space="preserve">. </w:t>
+            </w:r>
+            <w:r>
+              <w:rPr>
+                <w:rFonts w:asciiTheme="majorBidi" w:hAnsiTheme="majorBidi" w:cstheme="majorBidi"/>
+                <w:lang w:val="es-ES"/>
+              </w:rPr>
+              <w:br/>
+            </w:r>
+            <w:r>
+              <w:rPr>
+                <w:rFonts w:asciiTheme="majorBidi" w:hAnsiTheme="majorBidi" w:cstheme="majorBidi"/>
+                <w:lang w:val="es-ES"/>
+              </w:rPr>
+              <w:t>4.3 Continúa en el punto 5 del Escenario Principal.</w:t>
+            </w:r>
+          </w:p>
+          <w:p>
+            <w:pPr>
+              <w:spacing w:line="240" w:lineRule="auto"/>
+              <w:rPr>
+                <w:rFonts w:asciiTheme="majorBidi" w:hAnsiTheme="majorBidi" w:cstheme="majorBidi"/>
+                <w:b/>
+                <w:bCs/>
+                <w:lang w:val="es-ES"/>
+              </w:rPr>
+            </w:pPr>
+            <w:r>
+              <w:rPr>
+                <w:rFonts w:asciiTheme="majorBidi" w:hAnsiTheme="majorBidi" w:cstheme="majorBidi"/>
+                <w:b/>
+                <w:bCs/>
+                <w:lang w:val="es-ES"/>
+              </w:rPr>
+              <w:t xml:space="preserve">FA2 — Idioma sin traducciones completas </w:t>
+            </w:r>
+          </w:p>
+          <w:p>
+            <w:pPr>
+              <w:spacing w:line="240" w:lineRule="auto"/>
+              <w:rPr>
+                <w:rFonts w:asciiTheme="majorBidi" w:hAnsiTheme="majorBidi" w:cstheme="majorBidi"/>
+              </w:rPr>
+            </w:pPr>
+            <w:r>
+              <w:rPr>
+                <w:rFonts w:asciiTheme="majorBidi" w:hAnsiTheme="majorBidi" w:cstheme="majorBidi"/>
+                <w:lang w:val="es-ES"/>
+              </w:rPr>
+              <w:t xml:space="preserve">4.1 El sistema utiliza el texto en español entre corchetes como </w:t>
+            </w:r>
+            <w:proofErr w:type="spellStart"/>
+            <w:r>
+              <w:rPr>
+                <w:rFonts w:asciiTheme="majorBidi" w:hAnsiTheme="majorBidi" w:cstheme="majorBidi"/>
+                <w:lang w:val="es-ES"/>
+              </w:rPr>
+              <w:t>fallback</w:t>
+            </w:r>
+            <w:proofErr w:type="spellEnd"/>
+            <w:r>
+              <w:rPr>
+                <w:rFonts w:asciiTheme="majorBidi" w:hAnsiTheme="majorBidi" w:cstheme="majorBidi"/>
+                <w:lang w:val="es-ES"/>
+              </w:rPr>
+              <w:t xml:space="preserve"> según el COALESCE definido en la base de datos.</w:t>
+            </w:r>
+            <w:r>
+              <w:rPr>
+                <w:rFonts w:asciiTheme="majorBidi" w:hAnsiTheme="majorBidi" w:cstheme="majorBidi"/>
+                <w:lang w:val="es-ES"/>
+              </w:rPr>
+              <w:br/>
+            </w:r>
+            <w:r>
+              <w:rPr>
+                <w:rFonts w:asciiTheme="majorBidi" w:hAnsiTheme="majorBidi" w:cstheme="majorBidi"/>
+                <w:lang w:val="es-ES"/>
+              </w:rPr>
+              <w:t>4.2 Continúa en el punto 5 del Escenario Principal.</w:t>
+            </w:r>
+          </w:p>
+        </w:tc>
+      </w:tr>
+      <w:tr>
+        <w:trPr>
+          <w:trHeight w:val="715"/>
+        </w:trPr>
+        <w:tc>
+          <w:tcPr>
+            <w:tcW w:w="8500" w:type="dxa"/>
+            <w:tcBorders>
+              <w:top w:val="single" w:sz="8" w:space="0" w:color="000000"/>
+              <w:left w:val="single" w:sz="4" w:space="0" w:color="000000"/>
+              <w:bottom w:val="single" w:sz="4" w:space="0" w:color="000000"/>
+              <w:right w:val="single" w:sz="4" w:space="0" w:color="000000"/>
+            </w:tcBorders>
+            <w:tcMar>
+              <w:top w:w="14" w:type="dxa"/>
+              <w:left w:w="115" w:type="dxa"/>
+              <w:bottom w:w="0" w:type="dxa"/>
+              <w:right w:w="115" w:type="dxa"/>
+            </w:tcMar>
+            <w:hideMark/>
+          </w:tcPr>
+          <w:p>
+            <w:pPr>
+              <w:spacing w:line="240" w:lineRule="auto"/>
+              <w:rPr>
+                <w:rFonts w:asciiTheme="majorBidi" w:hAnsiTheme="majorBidi" w:cstheme="majorBidi"/>
+              </w:rPr>
+            </w:pPr>
+            <w:r>
+              <w:rPr>
+                <w:rFonts w:asciiTheme="majorBidi" w:hAnsiTheme="majorBidi" w:cstheme="majorBidi"/>
+                <w:b/>
+                <w:bCs/>
+              </w:rPr>
+              <w:lastRenderedPageBreak/>
+              <w:t xml:space="preserve">POSTCONDICIONES: </w:t>
+            </w:r>
+            <w:r>
+              <w:rPr>
+                <w:rFonts w:asciiTheme="majorBidi" w:hAnsiTheme="majorBidi" w:cstheme="majorBidi"/>
+              </w:rPr>
+              <w:t>El usuario visualiza y opera la interfaz del sistema en el idioma seleccionado. La preferencia queda persistida para su próxima sesión.</w:t>
+            </w:r>
+          </w:p>
+        </w:tc>
+      </w:tr>
+    </w:tbl>
+    <w:p/>
+    <w:p>
+      <w:pPr>
         <w:rPr>
           <w:rFonts w:ascii="Times New Roman" w:eastAsia="Times New Roman" w:hAnsi="Times New Roman" w:cs="Times New Roman"/>
           <w:color w:val="0F4761"/>
           <w:sz w:val="30"/>
           <w:szCs w:val="30"/>
         </w:rPr>
-        <w:t>10.</w:t>
-      </w:r>
+      </w:pPr>
       <w:r>
         <w:rPr>
           <w:rFonts w:ascii="Times New Roman" w:eastAsia="Times New Roman" w:hAnsi="Times New Roman" w:cs="Times New Roman"/>
@@ -24723,7 +25565,7 @@
           <w:sz w:val="30"/>
           <w:szCs w:val="30"/>
         </w:rPr>
-        <w:t>5</w:t>
+        <w:t>10.</w:t>
       </w:r>
       <w:r>
         <w:rPr>
@@ -24732,7 +25574,7 @@
           <w:sz w:val="30"/>
           <w:szCs w:val="30"/>
         </w:rPr>
-        <w:t xml:space="preserve"> Pantallas </w:t>
+        <w:t>5</w:t>
       </w:r>
       <w:r>
         <w:rPr>
@@ -24741,38 +25583,362 @@
           <w:sz w:val="30"/>
           <w:szCs w:val="30"/>
         </w:rPr>
-        <w:t>UI</w:t>
-      </w:r>
-      <w:r>
-        <w:rPr>
-          <w:rFonts w:ascii="Times New Roman" w:eastAsia="Times New Roman" w:hAnsi="Times New Roman" w:cs="Times New Roman"/>
-        </w:rPr>
-        <w:br/>
-      </w:r>
-      <w:r>
-        <w:t>10.</w:t>
-      </w:r>
-      <w:r>
-        <w:t>5</w:t>
-      </w:r>
-      <w:r>
-        <w:t xml:space="preserve">.1 </w:t>
+        <w:t xml:space="preserve"> </w:t>
+      </w:r>
+      <w:r>
+        <w:rPr>
+          <w:rFonts w:ascii="Times New Roman" w:eastAsia="Times New Roman" w:hAnsi="Times New Roman" w:cs="Times New Roman"/>
+          <w:color w:val="0F4761"/>
+          <w:sz w:val="30"/>
+          <w:szCs w:val="30"/>
+        </w:rPr>
+        <w:t>Diagrama de Secuencias del sistema</w:t>
       </w:r>
     </w:p>
     <w:p>
-      <w:r>
-        <w:t xml:space="preserve">10.5.2 </w:t>
+      <w:pPr>
+        <w:rPr>
+          <w:rFonts w:ascii="Times New Roman" w:eastAsia="Times New Roman" w:hAnsi="Times New Roman" w:cs="Times New Roman"/>
+          <w:color w:val="0F4761"/>
+          <w:sz w:val="30"/>
+          <w:szCs w:val="30"/>
+        </w:rPr>
+      </w:pPr>
+      <w:r>
+        <w:rPr>
+          <w:noProof/>
+        </w:rPr>
+        <w:drawing>
+          <wp:inline distT="0" distB="0" distL="0" distR="0" wp14:anchorId="43C14E9F" wp14:editId="17A8C58C">
+            <wp:extent cx="5400040" cy="6316980"/>
+            <wp:effectExtent l="0" t="0" r="0" b="7620"/>
+            <wp:docPr id="197516205" name="Imagen 1"/>
+            <wp:cNvGraphicFramePr>
+              <a:graphicFrameLocks xmlns:a="http://schemas.openxmlformats.org/drawingml/2006/main" noChangeAspect="1"/>
+            </wp:cNvGraphicFramePr>
+            <a:graphic xmlns:a="http://schemas.openxmlformats.org/drawingml/2006/main">
+              <a:graphicData uri="http://schemas.openxmlformats.org/drawingml/2006/picture">
+                <pic:pic xmlns:pic="http://schemas.openxmlformats.org/drawingml/2006/picture">
+                  <pic:nvPicPr>
+                    <pic:cNvPr id="197516205" name=""/>
+                    <pic:cNvPicPr/>
+                  </pic:nvPicPr>
+                  <pic:blipFill>
+                    <a:blip r:embed="rId66"/>
+                    <a:stretch>
+                      <a:fillRect/>
+                    </a:stretch>
+                  </pic:blipFill>
+                  <pic:spPr>
+                    <a:xfrm>
+                      <a:off x="0" y="0"/>
+                      <a:ext cx="5400040" cy="6316980"/>
+                    </a:xfrm>
+                    <a:prstGeom prst="rect">
+                      <a:avLst/>
+                    </a:prstGeom>
+                  </pic:spPr>
+                </pic:pic>
+              </a:graphicData>
+            </a:graphic>
+          </wp:inline>
+        </w:drawing>
       </w:r>
     </w:p>
     <w:p>
-      <w:r>
-        <w:t xml:space="preserve">10.5.3 </w:t>
+      <w:pPr>
+        <w:rPr>
+          <w:rFonts w:ascii="Times New Roman" w:eastAsia="Times New Roman" w:hAnsi="Times New Roman" w:cs="Times New Roman"/>
+          <w:color w:val="0F4761"/>
+          <w:sz w:val="30"/>
+          <w:szCs w:val="30"/>
+        </w:rPr>
+      </w:pPr>
+      <w:r>
+        <w:rPr>
+          <w:rFonts w:ascii="Times New Roman" w:eastAsia="Times New Roman" w:hAnsi="Times New Roman" w:cs="Times New Roman"/>
+          <w:color w:val="0F4761"/>
+          <w:sz w:val="30"/>
+          <w:szCs w:val="30"/>
+        </w:rPr>
+        <w:lastRenderedPageBreak/>
+        <w:t>10.</w:t>
+      </w:r>
+      <w:r>
+        <w:rPr>
+          <w:rFonts w:ascii="Times New Roman" w:eastAsia="Times New Roman" w:hAnsi="Times New Roman" w:cs="Times New Roman"/>
+          <w:color w:val="0F4761"/>
+          <w:sz w:val="30"/>
+          <w:szCs w:val="30"/>
+        </w:rPr>
+        <w:t>6</w:t>
+      </w:r>
+      <w:r>
+        <w:rPr>
+          <w:rFonts w:ascii="Times New Roman" w:eastAsia="Times New Roman" w:hAnsi="Times New Roman" w:cs="Times New Roman"/>
+          <w:color w:val="0F4761"/>
+          <w:sz w:val="30"/>
+          <w:szCs w:val="30"/>
+        </w:rPr>
+        <w:t xml:space="preserve"> </w:t>
+      </w:r>
+      <w:r>
+        <w:rPr>
+          <w:rFonts w:ascii="Times New Roman" w:eastAsia="Times New Roman" w:hAnsi="Times New Roman" w:cs="Times New Roman"/>
+          <w:color w:val="0F4761"/>
+          <w:sz w:val="30"/>
+          <w:szCs w:val="30"/>
+        </w:rPr>
+        <w:t>DER</w:t>
+      </w:r>
+    </w:p>
+    <w:p>
+      <w:pPr>
+        <w:rPr>
+          <w:noProof/>
+        </w:rPr>
+      </w:pPr>
+    </w:p>
+    <w:p>
+      <w:pPr>
+        <w:rPr>
+          <w:rFonts w:ascii="Times New Roman" w:eastAsia="Times New Roman" w:hAnsi="Times New Roman" w:cs="Times New Roman"/>
+        </w:rPr>
+      </w:pPr>
+      <w:r>
+        <w:rPr>
+          <w:noProof/>
+        </w:rPr>
+        <w:drawing>
+          <wp:inline distT="0" distB="0" distL="0" distR="0" wp14:anchorId="102C4C9F" wp14:editId="34318784">
+            <wp:extent cx="5990590" cy="3352800"/>
+            <wp:effectExtent l="0" t="0" r="0" b="0"/>
+            <wp:docPr id="1975260429" name="Imagen 1"/>
+            <wp:cNvGraphicFramePr>
+              <a:graphicFrameLocks xmlns:a="http://schemas.openxmlformats.org/drawingml/2006/main" noChangeAspect="1"/>
+            </wp:cNvGraphicFramePr>
+            <a:graphic xmlns:a="http://schemas.openxmlformats.org/drawingml/2006/main">
+              <a:graphicData uri="http://schemas.openxmlformats.org/drawingml/2006/picture">
+                <pic:pic xmlns:pic="http://schemas.openxmlformats.org/drawingml/2006/picture">
+                  <pic:nvPicPr>
+                    <pic:cNvPr id="0" name="Picture 1"/>
+                    <pic:cNvPicPr>
+                      <a:picLocks noChangeAspect="1" noChangeArrowheads="1"/>
+                    </pic:cNvPicPr>
+                  </pic:nvPicPr>
+                  <pic:blipFill rotWithShape="1">
+                    <a:blip r:embed="rId67">
+                      <a:extLst>
+                        <a:ext uri="{28A0092B-C50C-407E-A947-70E740481C1C}">
+                          <a14:useLocalDpi xmlns:a14="http://schemas.microsoft.com/office/drawing/2010/main" val="0"/>
+                        </a:ext>
+                      </a:extLst>
+                    </a:blip>
+                    <a:srcRect b="8331"/>
+                    <a:stretch>
+                      <a:fillRect/>
+                    </a:stretch>
+                  </pic:blipFill>
+                  <pic:spPr bwMode="auto">
+                    <a:xfrm>
+                      <a:off x="0" y="0"/>
+                      <a:ext cx="5991866" cy="3353514"/>
+                    </a:xfrm>
+                    <a:prstGeom prst="rect">
+                      <a:avLst/>
+                    </a:prstGeom>
+                    <a:noFill/>
+                    <a:ln>
+                      <a:noFill/>
+                    </a:ln>
+                    <a:extLst>
+                      <a:ext uri="{53640926-AAD7-44D8-BBD7-CCE9431645EC}">
+                        <a14:shadowObscured xmlns:a14="http://schemas.microsoft.com/office/drawing/2010/main"/>
+                      </a:ext>
+                    </a:extLst>
+                  </pic:spPr>
+                </pic:pic>
+              </a:graphicData>
+            </a:graphic>
+          </wp:inline>
+        </w:drawing>
+      </w:r>
+    </w:p>
+    <w:p>
+      <w:pPr>
+        <w:rPr>
+          <w:rFonts w:ascii="Times New Roman" w:eastAsia="Times New Roman" w:hAnsi="Times New Roman" w:cs="Times New Roman"/>
+          <w:color w:val="0F4761"/>
+          <w:sz w:val="30"/>
+          <w:szCs w:val="30"/>
+        </w:rPr>
+      </w:pPr>
+      <w:r>
+        <w:rPr>
+          <w:rFonts w:ascii="Times New Roman" w:eastAsia="Times New Roman" w:hAnsi="Times New Roman" w:cs="Times New Roman"/>
+          <w:color w:val="0F4761"/>
+          <w:sz w:val="30"/>
+          <w:szCs w:val="30"/>
+        </w:rPr>
+        <w:t>10.</w:t>
+      </w:r>
+      <w:r>
+        <w:rPr>
+          <w:rFonts w:ascii="Times New Roman" w:eastAsia="Times New Roman" w:hAnsi="Times New Roman" w:cs="Times New Roman"/>
+          <w:color w:val="0F4761"/>
+          <w:sz w:val="30"/>
+          <w:szCs w:val="30"/>
+        </w:rPr>
+        <w:t>6</w:t>
+      </w:r>
+      <w:r>
+        <w:rPr>
+          <w:rFonts w:ascii="Times New Roman" w:eastAsia="Times New Roman" w:hAnsi="Times New Roman" w:cs="Times New Roman"/>
+          <w:color w:val="0F4761"/>
+          <w:sz w:val="30"/>
+          <w:szCs w:val="30"/>
+        </w:rPr>
+        <w:t xml:space="preserve"> </w:t>
+      </w:r>
+      <w:r>
+        <w:rPr>
+          <w:rFonts w:ascii="Times New Roman" w:eastAsia="Times New Roman" w:hAnsi="Times New Roman" w:cs="Times New Roman"/>
+          <w:color w:val="0F4761"/>
+          <w:sz w:val="30"/>
+          <w:szCs w:val="30"/>
+        </w:rPr>
+        <w:t>Pantallas UI</w:t>
+      </w:r>
+    </w:p>
+    <w:p>
+      <w:r>
+        <w:t xml:space="preserve">El menú con el </w:t>
+      </w:r>
+      <w:proofErr w:type="spellStart"/>
+      <w:r>
+        <w:t>comboBox</w:t>
+      </w:r>
+      <w:proofErr w:type="spellEnd"/>
+      <w:r>
+        <w:t xml:space="preserve"> para cambiar idioma</w:t>
+      </w:r>
+    </w:p>
+    <w:p>
+      <w:pPr>
+        <w:rPr>
+          <w:rFonts w:ascii="Times New Roman" w:eastAsia="Times New Roman" w:hAnsi="Times New Roman" w:cs="Times New Roman"/>
+          <w:color w:val="0F4761"/>
+          <w:sz w:val="30"/>
+          <w:szCs w:val="30"/>
+        </w:rPr>
+      </w:pPr>
+      <w:r>
+        <w:rPr>
+          <w:noProof/>
+        </w:rPr>
+        <w:lastRenderedPageBreak/>
+        <w:drawing>
+          <wp:inline distT="0" distB="0" distL="0" distR="0" wp14:anchorId="6AF44FBE" wp14:editId="5937C3EF">
+            <wp:extent cx="5400040" cy="3686175"/>
+            <wp:effectExtent l="0" t="0" r="0" b="9525"/>
+            <wp:docPr id="377277214" name="Imagen 1"/>
+            <wp:cNvGraphicFramePr>
+              <a:graphicFrameLocks xmlns:a="http://schemas.openxmlformats.org/drawingml/2006/main" noChangeAspect="1"/>
+            </wp:cNvGraphicFramePr>
+            <a:graphic xmlns:a="http://schemas.openxmlformats.org/drawingml/2006/main">
+              <a:graphicData uri="http://schemas.openxmlformats.org/drawingml/2006/picture">
+                <pic:pic xmlns:pic="http://schemas.openxmlformats.org/drawingml/2006/picture">
+                  <pic:nvPicPr>
+                    <pic:cNvPr id="377277214" name=""/>
+                    <pic:cNvPicPr/>
+                  </pic:nvPicPr>
+                  <pic:blipFill>
+                    <a:blip r:embed="rId68"/>
+                    <a:stretch>
+                      <a:fillRect/>
+                    </a:stretch>
+                  </pic:blipFill>
+                  <pic:spPr>
+                    <a:xfrm>
+                      <a:off x="0" y="0"/>
+                      <a:ext cx="5400040" cy="3686175"/>
+                    </a:xfrm>
+                    <a:prstGeom prst="rect">
+                      <a:avLst/>
+                    </a:prstGeom>
+                  </pic:spPr>
+                </pic:pic>
+              </a:graphicData>
+            </a:graphic>
+          </wp:inline>
+        </w:drawing>
+      </w:r>
+    </w:p>
+    <w:p>
+      <w:pPr>
+        <w:rPr>
+          <w:rFonts w:ascii="Times New Roman" w:eastAsia="Times New Roman" w:hAnsi="Times New Roman" w:cs="Times New Roman"/>
+        </w:rPr>
+      </w:pPr>
+      <w:r>
+        <w:rPr>
+          <w:rFonts w:ascii="Times New Roman" w:eastAsia="Times New Roman" w:hAnsi="Times New Roman" w:cs="Times New Roman"/>
+        </w:rPr>
+        <w:t>ABM de Idioma</w:t>
+      </w:r>
+    </w:p>
+    <w:p>
+      <w:r>
+        <w:rPr>
+          <w:noProof/>
+        </w:rPr>
+        <w:drawing>
+          <wp:inline distT="0" distB="0" distL="0" distR="0" wp14:anchorId="0608475E" wp14:editId="67B2CED6">
+            <wp:extent cx="5400040" cy="2931160"/>
+            <wp:effectExtent l="0" t="0" r="0" b="2540"/>
+            <wp:docPr id="837411457" name="Imagen 1"/>
+            <wp:cNvGraphicFramePr>
+              <a:graphicFrameLocks xmlns:a="http://schemas.openxmlformats.org/drawingml/2006/main" noChangeAspect="1"/>
+            </wp:cNvGraphicFramePr>
+            <a:graphic xmlns:a="http://schemas.openxmlformats.org/drawingml/2006/main">
+              <a:graphicData uri="http://schemas.openxmlformats.org/drawingml/2006/picture">
+                <pic:pic xmlns:pic="http://schemas.openxmlformats.org/drawingml/2006/picture">
+                  <pic:nvPicPr>
+                    <pic:cNvPr id="837411457" name=""/>
+                    <pic:cNvPicPr/>
+                  </pic:nvPicPr>
+                  <pic:blipFill>
+                    <a:blip r:embed="rId69"/>
+                    <a:stretch>
+                      <a:fillRect/>
+                    </a:stretch>
+                  </pic:blipFill>
+                  <pic:spPr>
+                    <a:xfrm>
+                      <a:off x="0" y="0"/>
+                      <a:ext cx="5400040" cy="2931160"/>
+                    </a:xfrm>
+                    <a:prstGeom prst="rect">
+                      <a:avLst/>
+                    </a:prstGeom>
+                  </pic:spPr>
+                </pic:pic>
+              </a:graphicData>
+            </a:graphic>
+          </wp:inline>
+        </w:drawing>
+      </w:r>
+      <w:r>
+        <w:rPr>
+          <w:rFonts w:ascii="Times New Roman" w:eastAsia="Times New Roman" w:hAnsi="Times New Roman" w:cs="Times New Roman"/>
+        </w:rPr>
+        <w:br/>
       </w:r>
     </w:p>
     <w:p/>
     <w:sectPr>
-      <w:headerReference w:type="default" r:id="rId64"/>
-      <w:footerReference w:type="default" r:id="rId65"/>
+      <w:headerReference w:type="default" r:id="rId70"/>
+      <w:footerReference w:type="default" r:id="rId71"/>
       <w:pgSz w:w="11906" w:h="16838"/>
       <w:pgMar w:top="1417" w:right="1701" w:bottom="1417" w:left="1701" w:header="708" w:footer="708" w:gutter="0"/>
       <w:pgNumType w:start="1"/>
@@ -24919,25 +26085,6 @@
 
 <file path=word/header1.xml><?xml version="1.0" encoding="utf-8"?>
 <w:hdr xmlns:wpc="http://schemas.microsoft.com/office/word/2010/wordprocessingCanvas" xmlns:cx="http://schemas.microsoft.com/office/drawing/2014/chartex" xmlns:cx1="http://schemas.microsoft.com/office/drawing/2015/9/8/chartex" xmlns:cx2="http://schemas.microsoft.com/office/drawing/2015/10/21/chartex" xmlns:cx3="http://schemas.microsoft.com/office/drawing/2016/5/9/chartex" xmlns:cx4="http://schemas.microsoft.com/office/drawing/2016/5/10/chartex" xmlns:cx5="http://schemas.microsoft.com/office/drawing/2016/5/11/chartex" xmlns:cx6="http://schemas.microsoft.com/office/drawing/2016/5/12/chartex" xmlns:cx7="http://schemas.microsoft.com/office/drawing/2016/5/13/chartex" xmlns:cx8="http://schemas.microsoft.com/office/drawing/2016/5/14/chartex" xmlns:mc="http://schemas.openxmlformats.org/markup-compatibility/2006" xmlns:aink="http://schemas.microsoft.com/office/drawing/2016/ink" xmlns:am3d="http://schemas.microsoft.com/office/drawing/2017/model3d" xmlns:o="urn:schemas-microsoft-com:office:office" xmlns:oel="http://schemas.microsoft.com/office/2019/extlst" xmlns:r="http://schemas.openxmlformats.org/officeDocument/2006/relationships" xmlns:m="http://schemas.openxmlformats.org/officeDocument/2006/math" xmlns:v="urn:schemas-microsoft-com:vml" xmlns:wp14="http://schemas.microsoft.com/office/word/2010/wordprocessingDrawing" xmlns:wp="http://schemas.openxmlformats.org/drawingml/2006/wordprocessingDrawing" xmlns:w10="urn:schemas-microsoft-com:office:word" xmlns:w="http://schemas.openxmlformats.org/wordprocessingml/2006/main" xmlns:w14="http://schemas.microsoft.com/office/word/2010/wordml" xmlns:w15="http://schemas.microsoft.com/office/word/2012/wordml" xmlns:w16cex="http://schemas.microsoft.com/office/word/2018/wordml/cex" xmlns:w16cid="http://schemas.microsoft.com/office/word/2016/wordml/cid" xmlns:w16="http://schemas.microsoft.com/office/word/2018/wordml" xmlns:w16du="http://schemas.microsoft.com/office/word/2023/wordml/word16du" xmlns:w16sdtdh="http://schemas.microsoft.com/office/word/2020/wordml/sdtdatahash" xmlns:w16sdtfl="http://schemas.microsoft.com/office/word/2024/wordml/sdtformatlock" xmlns:w16se="http://schemas.microsoft.com/office/word/2015/wordml/symex" xmlns:wpg="http://schemas.microsoft.com/office/word/2010/wordprocessingGroup" xmlns:wpi="http://schemas.microsoft.com/office/word/2010/wordprocessingInk" xmlns:wne="http://schemas.microsoft.com/office/word/2006/wordml" xmlns:wps="http://schemas.microsoft.com/office/word/2010/wordprocessingShape" mc:Ignorable="w14 w15 w16se w16cid w16 w16cex w16sdtdh w16sdtfl w16du wp14">
-  <w:p>
-    <w:pPr>
-      <w:pBdr>
-        <w:top w:val="nil"/>
-        <w:left w:val="nil"/>
-        <w:bottom w:val="nil"/>
-        <w:right w:val="nil"/>
-        <w:between w:val="nil"/>
-      </w:pBdr>
-      <w:tabs>
-        <w:tab w:val="center" w:pos="4252"/>
-        <w:tab w:val="right" w:pos="8504"/>
-      </w:tabs>
-      <w:spacing w:after="0" w:line="240" w:lineRule="auto"/>
-      <w:rPr>
-        <w:color w:val="000000"/>
-      </w:rPr>
-    </w:pPr>
-  </w:p>
   <w:tbl>
     <w:tblPr>
       <w:tblStyle w:val="a7"/>
@@ -28123,9 +29270,9 @@
     </w:lvl>
   </w:abstractNum>
   <w:abstractNum w:abstractNumId="21" w15:restartNumberingAfterBreak="0">
-    <w:nsid w:val="4F81444D"/>
+    <w:nsid w:val="4F151ED2"/>
     <w:multiLevelType w:val="multilevel"/>
-    <w:tmpl w:val="2CE4AB62"/>
+    <w:tmpl w:val="3B440B54"/>
     <w:lvl w:ilvl="0">
       <w:start w:val="1"/>
       <w:numFmt w:val="decimal"/>
@@ -28213,122 +29360,9 @@
     </w:lvl>
   </w:abstractNum>
   <w:abstractNum w:abstractNumId="22" w15:restartNumberingAfterBreak="0">
-    <w:nsid w:val="58952764"/>
-    <w:multiLevelType w:val="hybridMultilevel"/>
-    <w:tmpl w:val="A37ECC54"/>
-    <w:lvl w:ilvl="0" w:tplc="2C0A0001">
-      <w:start w:val="1"/>
-      <w:numFmt w:val="bullet"/>
-      <w:lvlText w:val=""/>
-      <w:lvlJc w:val="left"/>
-      <w:pPr>
-        <w:ind w:left="720" w:hanging="360"/>
-      </w:pPr>
-      <w:rPr>
-        <w:rFonts w:ascii="Symbol" w:hAnsi="Symbol" w:hint="default"/>
-      </w:rPr>
-    </w:lvl>
-    <w:lvl w:ilvl="1" w:tplc="2C0A0003" w:tentative="1">
-      <w:start w:val="1"/>
-      <w:numFmt w:val="bullet"/>
-      <w:lvlText w:val="o"/>
-      <w:lvlJc w:val="left"/>
-      <w:pPr>
-        <w:ind w:left="1440" w:hanging="360"/>
-      </w:pPr>
-      <w:rPr>
-        <w:rFonts w:ascii="Courier New" w:hAnsi="Courier New" w:cs="Courier New" w:hint="default"/>
-      </w:rPr>
-    </w:lvl>
-    <w:lvl w:ilvl="2" w:tplc="2C0A0005" w:tentative="1">
-      <w:start w:val="1"/>
-      <w:numFmt w:val="bullet"/>
-      <w:lvlText w:val=""/>
-      <w:lvlJc w:val="left"/>
-      <w:pPr>
-        <w:ind w:left="2160" w:hanging="360"/>
-      </w:pPr>
-      <w:rPr>
-        <w:rFonts w:ascii="Wingdings" w:hAnsi="Wingdings" w:hint="default"/>
-      </w:rPr>
-    </w:lvl>
-    <w:lvl w:ilvl="3" w:tplc="2C0A0001" w:tentative="1">
-      <w:start w:val="1"/>
-      <w:numFmt w:val="bullet"/>
-      <w:lvlText w:val=""/>
-      <w:lvlJc w:val="left"/>
-      <w:pPr>
-        <w:ind w:left="2880" w:hanging="360"/>
-      </w:pPr>
-      <w:rPr>
-        <w:rFonts w:ascii="Symbol" w:hAnsi="Symbol" w:hint="default"/>
-      </w:rPr>
-    </w:lvl>
-    <w:lvl w:ilvl="4" w:tplc="2C0A0003" w:tentative="1">
-      <w:start w:val="1"/>
-      <w:numFmt w:val="bullet"/>
-      <w:lvlText w:val="o"/>
-      <w:lvlJc w:val="left"/>
-      <w:pPr>
-        <w:ind w:left="3600" w:hanging="360"/>
-      </w:pPr>
-      <w:rPr>
-        <w:rFonts w:ascii="Courier New" w:hAnsi="Courier New" w:cs="Courier New" w:hint="default"/>
-      </w:rPr>
-    </w:lvl>
-    <w:lvl w:ilvl="5" w:tplc="2C0A0005" w:tentative="1">
-      <w:start w:val="1"/>
-      <w:numFmt w:val="bullet"/>
-      <w:lvlText w:val=""/>
-      <w:lvlJc w:val="left"/>
-      <w:pPr>
-        <w:ind w:left="4320" w:hanging="360"/>
-      </w:pPr>
-      <w:rPr>
-        <w:rFonts w:ascii="Wingdings" w:hAnsi="Wingdings" w:hint="default"/>
-      </w:rPr>
-    </w:lvl>
-    <w:lvl w:ilvl="6" w:tplc="2C0A0001" w:tentative="1">
-      <w:start w:val="1"/>
-      <w:numFmt w:val="bullet"/>
-      <w:lvlText w:val=""/>
-      <w:lvlJc w:val="left"/>
-      <w:pPr>
-        <w:ind w:left="5040" w:hanging="360"/>
-      </w:pPr>
-      <w:rPr>
-        <w:rFonts w:ascii="Symbol" w:hAnsi="Symbol" w:hint="default"/>
-      </w:rPr>
-    </w:lvl>
-    <w:lvl w:ilvl="7" w:tplc="2C0A0003" w:tentative="1">
-      <w:start w:val="1"/>
-      <w:numFmt w:val="bullet"/>
-      <w:lvlText w:val="o"/>
-      <w:lvlJc w:val="left"/>
-      <w:pPr>
-        <w:ind w:left="5760" w:hanging="360"/>
-      </w:pPr>
-      <w:rPr>
-        <w:rFonts w:ascii="Courier New" w:hAnsi="Courier New" w:cs="Courier New" w:hint="default"/>
-      </w:rPr>
-    </w:lvl>
-    <w:lvl w:ilvl="8" w:tplc="2C0A0005" w:tentative="1">
-      <w:start w:val="1"/>
-      <w:numFmt w:val="bullet"/>
-      <w:lvlText w:val=""/>
-      <w:lvlJc w:val="left"/>
-      <w:pPr>
-        <w:ind w:left="6480" w:hanging="360"/>
-      </w:pPr>
-      <w:rPr>
-        <w:rFonts w:ascii="Wingdings" w:hAnsi="Wingdings" w:hint="default"/>
-      </w:rPr>
-    </w:lvl>
-  </w:abstractNum>
-  <w:abstractNum w:abstractNumId="23" w15:restartNumberingAfterBreak="0">
-    <w:nsid w:val="5B28511A"/>
+    <w:nsid w:val="4F81444D"/>
     <w:multiLevelType w:val="multilevel"/>
-    <w:tmpl w:val="3B440B54"/>
+    <w:tmpl w:val="2CE4AB62"/>
     <w:lvl w:ilvl="0">
       <w:start w:val="1"/>
       <w:numFmt w:val="decimal"/>
@@ -28415,7 +29449,323 @@
       </w:pPr>
     </w:lvl>
   </w:abstractNum>
+  <w:abstractNum w:abstractNumId="23" w15:restartNumberingAfterBreak="0">
+    <w:nsid w:val="53A47C0C"/>
+    <w:multiLevelType w:val="hybridMultilevel"/>
+    <w:tmpl w:val="5310FD84"/>
+    <w:lvl w:ilvl="0" w:tplc="0C0A0001">
+      <w:start w:val="1"/>
+      <w:numFmt w:val="bullet"/>
+      <w:lvlText w:val=""/>
+      <w:lvlJc w:val="left"/>
+      <w:pPr>
+        <w:ind w:left="720" w:hanging="360"/>
+      </w:pPr>
+      <w:rPr>
+        <w:rFonts w:ascii="Symbol" w:hAnsi="Symbol" w:hint="default"/>
+      </w:rPr>
+    </w:lvl>
+    <w:lvl w:ilvl="1" w:tplc="0C0A0003">
+      <w:start w:val="1"/>
+      <w:numFmt w:val="bullet"/>
+      <w:lvlText w:val="o"/>
+      <w:lvlJc w:val="left"/>
+      <w:pPr>
+        <w:ind w:left="1440" w:hanging="360"/>
+      </w:pPr>
+      <w:rPr>
+        <w:rFonts w:ascii="Courier New" w:hAnsi="Courier New" w:cs="Courier New" w:hint="default"/>
+      </w:rPr>
+    </w:lvl>
+    <w:lvl w:ilvl="2" w:tplc="0C0A0005">
+      <w:start w:val="1"/>
+      <w:numFmt w:val="bullet"/>
+      <w:lvlText w:val=""/>
+      <w:lvlJc w:val="left"/>
+      <w:pPr>
+        <w:ind w:left="2160" w:hanging="360"/>
+      </w:pPr>
+      <w:rPr>
+        <w:rFonts w:ascii="Wingdings" w:hAnsi="Wingdings" w:hint="default"/>
+      </w:rPr>
+    </w:lvl>
+    <w:lvl w:ilvl="3" w:tplc="0C0A0001">
+      <w:start w:val="1"/>
+      <w:numFmt w:val="bullet"/>
+      <w:lvlText w:val=""/>
+      <w:lvlJc w:val="left"/>
+      <w:pPr>
+        <w:ind w:left="2880" w:hanging="360"/>
+      </w:pPr>
+      <w:rPr>
+        <w:rFonts w:ascii="Symbol" w:hAnsi="Symbol" w:hint="default"/>
+      </w:rPr>
+    </w:lvl>
+    <w:lvl w:ilvl="4" w:tplc="0C0A0003">
+      <w:start w:val="1"/>
+      <w:numFmt w:val="bullet"/>
+      <w:lvlText w:val="o"/>
+      <w:lvlJc w:val="left"/>
+      <w:pPr>
+        <w:ind w:left="3600" w:hanging="360"/>
+      </w:pPr>
+      <w:rPr>
+        <w:rFonts w:ascii="Courier New" w:hAnsi="Courier New" w:cs="Courier New" w:hint="default"/>
+      </w:rPr>
+    </w:lvl>
+    <w:lvl w:ilvl="5" w:tplc="0C0A0005">
+      <w:start w:val="1"/>
+      <w:numFmt w:val="bullet"/>
+      <w:lvlText w:val=""/>
+      <w:lvlJc w:val="left"/>
+      <w:pPr>
+        <w:ind w:left="4320" w:hanging="360"/>
+      </w:pPr>
+      <w:rPr>
+        <w:rFonts w:ascii="Wingdings" w:hAnsi="Wingdings" w:hint="default"/>
+      </w:rPr>
+    </w:lvl>
+    <w:lvl w:ilvl="6" w:tplc="0C0A0001">
+      <w:start w:val="1"/>
+      <w:numFmt w:val="bullet"/>
+      <w:lvlText w:val=""/>
+      <w:lvlJc w:val="left"/>
+      <w:pPr>
+        <w:ind w:left="5040" w:hanging="360"/>
+      </w:pPr>
+      <w:rPr>
+        <w:rFonts w:ascii="Symbol" w:hAnsi="Symbol" w:hint="default"/>
+      </w:rPr>
+    </w:lvl>
+    <w:lvl w:ilvl="7" w:tplc="0C0A0003">
+      <w:start w:val="1"/>
+      <w:numFmt w:val="bullet"/>
+      <w:lvlText w:val="o"/>
+      <w:lvlJc w:val="left"/>
+      <w:pPr>
+        <w:ind w:left="5760" w:hanging="360"/>
+      </w:pPr>
+      <w:rPr>
+        <w:rFonts w:ascii="Courier New" w:hAnsi="Courier New" w:cs="Courier New" w:hint="default"/>
+      </w:rPr>
+    </w:lvl>
+    <w:lvl w:ilvl="8" w:tplc="0C0A0005">
+      <w:start w:val="1"/>
+      <w:numFmt w:val="bullet"/>
+      <w:lvlText w:val=""/>
+      <w:lvlJc w:val="left"/>
+      <w:pPr>
+        <w:ind w:left="6480" w:hanging="360"/>
+      </w:pPr>
+      <w:rPr>
+        <w:rFonts w:ascii="Wingdings" w:hAnsi="Wingdings" w:hint="default"/>
+      </w:rPr>
+    </w:lvl>
+  </w:abstractNum>
   <w:abstractNum w:abstractNumId="24" w15:restartNumberingAfterBreak="0">
+    <w:nsid w:val="58952764"/>
+    <w:multiLevelType w:val="hybridMultilevel"/>
+    <w:tmpl w:val="A37ECC54"/>
+    <w:lvl w:ilvl="0" w:tplc="2C0A0001">
+      <w:start w:val="1"/>
+      <w:numFmt w:val="bullet"/>
+      <w:lvlText w:val=""/>
+      <w:lvlJc w:val="left"/>
+      <w:pPr>
+        <w:ind w:left="720" w:hanging="360"/>
+      </w:pPr>
+      <w:rPr>
+        <w:rFonts w:ascii="Symbol" w:hAnsi="Symbol" w:hint="default"/>
+      </w:rPr>
+    </w:lvl>
+    <w:lvl w:ilvl="1" w:tplc="2C0A0003" w:tentative="1">
+      <w:start w:val="1"/>
+      <w:numFmt w:val="bullet"/>
+      <w:lvlText w:val="o"/>
+      <w:lvlJc w:val="left"/>
+      <w:pPr>
+        <w:ind w:left="1440" w:hanging="360"/>
+      </w:pPr>
+      <w:rPr>
+        <w:rFonts w:ascii="Courier New" w:hAnsi="Courier New" w:cs="Courier New" w:hint="default"/>
+      </w:rPr>
+    </w:lvl>
+    <w:lvl w:ilvl="2" w:tplc="2C0A0005" w:tentative="1">
+      <w:start w:val="1"/>
+      <w:numFmt w:val="bullet"/>
+      <w:lvlText w:val=""/>
+      <w:lvlJc w:val="left"/>
+      <w:pPr>
+        <w:ind w:left="2160" w:hanging="360"/>
+      </w:pPr>
+      <w:rPr>
+        <w:rFonts w:ascii="Wingdings" w:hAnsi="Wingdings" w:hint="default"/>
+      </w:rPr>
+    </w:lvl>
+    <w:lvl w:ilvl="3" w:tplc="2C0A0001" w:tentative="1">
+      <w:start w:val="1"/>
+      <w:numFmt w:val="bullet"/>
+      <w:lvlText w:val=""/>
+      <w:lvlJc w:val="left"/>
+      <w:pPr>
+        <w:ind w:left="2880" w:hanging="360"/>
+      </w:pPr>
+      <w:rPr>
+        <w:rFonts w:ascii="Symbol" w:hAnsi="Symbol" w:hint="default"/>
+      </w:rPr>
+    </w:lvl>
+    <w:lvl w:ilvl="4" w:tplc="2C0A0003" w:tentative="1">
+      <w:start w:val="1"/>
+      <w:numFmt w:val="bullet"/>
+      <w:lvlText w:val="o"/>
+      <w:lvlJc w:val="left"/>
+      <w:pPr>
+        <w:ind w:left="3600" w:hanging="360"/>
+      </w:pPr>
+      <w:rPr>
+        <w:rFonts w:ascii="Courier New" w:hAnsi="Courier New" w:cs="Courier New" w:hint="default"/>
+      </w:rPr>
+    </w:lvl>
+    <w:lvl w:ilvl="5" w:tplc="2C0A0005" w:tentative="1">
+      <w:start w:val="1"/>
+      <w:numFmt w:val="bullet"/>
+      <w:lvlText w:val=""/>
+      <w:lvlJc w:val="left"/>
+      <w:pPr>
+        <w:ind w:left="4320" w:hanging="360"/>
+      </w:pPr>
+      <w:rPr>
+        <w:rFonts w:ascii="Wingdings" w:hAnsi="Wingdings" w:hint="default"/>
+      </w:rPr>
+    </w:lvl>
+    <w:lvl w:ilvl="6" w:tplc="2C0A0001" w:tentative="1">
+      <w:start w:val="1"/>
+      <w:numFmt w:val="bullet"/>
+      <w:lvlText w:val=""/>
+      <w:lvlJc w:val="left"/>
+      <w:pPr>
+        <w:ind w:left="5040" w:hanging="360"/>
+      </w:pPr>
+      <w:rPr>
+        <w:rFonts w:ascii="Symbol" w:hAnsi="Symbol" w:hint="default"/>
+      </w:rPr>
+    </w:lvl>
+    <w:lvl w:ilvl="7" w:tplc="2C0A0003" w:tentative="1">
+      <w:start w:val="1"/>
+      <w:numFmt w:val="bullet"/>
+      <w:lvlText w:val="o"/>
+      <w:lvlJc w:val="left"/>
+      <w:pPr>
+        <w:ind w:left="5760" w:hanging="360"/>
+      </w:pPr>
+      <w:rPr>
+        <w:rFonts w:ascii="Courier New" w:hAnsi="Courier New" w:cs="Courier New" w:hint="default"/>
+      </w:rPr>
+    </w:lvl>
+    <w:lvl w:ilvl="8" w:tplc="2C0A0005" w:tentative="1">
+      <w:start w:val="1"/>
+      <w:numFmt w:val="bullet"/>
+      <w:lvlText w:val=""/>
+      <w:lvlJc w:val="left"/>
+      <w:pPr>
+        <w:ind w:left="6480" w:hanging="360"/>
+      </w:pPr>
+      <w:rPr>
+        <w:rFonts w:ascii="Wingdings" w:hAnsi="Wingdings" w:hint="default"/>
+      </w:rPr>
+    </w:lvl>
+  </w:abstractNum>
+  <w:abstractNum w:abstractNumId="25" w15:restartNumberingAfterBreak="0">
+    <w:nsid w:val="5B28511A"/>
+    <w:multiLevelType w:val="multilevel"/>
+    <w:tmpl w:val="3B440B54"/>
+    <w:lvl w:ilvl="0">
+      <w:start w:val="1"/>
+      <w:numFmt w:val="decimal"/>
+      <w:lvlText w:val="%1."/>
+      <w:lvlJc w:val="left"/>
+      <w:pPr>
+        <w:ind w:left="720" w:hanging="360"/>
+      </w:pPr>
+      <w:rPr>
+        <w:b/>
+        <w:bCs/>
+      </w:rPr>
+    </w:lvl>
+    <w:lvl w:ilvl="1">
+      <w:start w:val="1"/>
+      <w:numFmt w:val="decimal"/>
+      <w:lvlText w:val="%2."/>
+      <w:lvlJc w:val="left"/>
+      <w:pPr>
+        <w:ind w:left="1440" w:hanging="360"/>
+      </w:pPr>
+    </w:lvl>
+    <w:lvl w:ilvl="2">
+      <w:start w:val="1"/>
+      <w:numFmt w:val="decimal"/>
+      <w:lvlText w:val="%3."/>
+      <w:lvlJc w:val="left"/>
+      <w:pPr>
+        <w:ind w:left="2160" w:hanging="360"/>
+      </w:pPr>
+    </w:lvl>
+    <w:lvl w:ilvl="3">
+      <w:start w:val="1"/>
+      <w:numFmt w:val="decimal"/>
+      <w:lvlText w:val="%4."/>
+      <w:lvlJc w:val="left"/>
+      <w:pPr>
+        <w:ind w:left="2880" w:hanging="360"/>
+      </w:pPr>
+    </w:lvl>
+    <w:lvl w:ilvl="4">
+      <w:start w:val="1"/>
+      <w:numFmt w:val="decimal"/>
+      <w:lvlText w:val="%5."/>
+      <w:lvlJc w:val="left"/>
+      <w:pPr>
+        <w:ind w:left="3600" w:hanging="360"/>
+      </w:pPr>
+    </w:lvl>
+    <w:lvl w:ilvl="5">
+      <w:start w:val="1"/>
+      <w:numFmt w:val="decimal"/>
+      <w:lvlText w:val="%6."/>
+      <w:lvlJc w:val="left"/>
+      <w:pPr>
+        <w:ind w:left="4320" w:hanging="360"/>
+      </w:pPr>
+    </w:lvl>
+    <w:lvl w:ilvl="6">
+      <w:start w:val="1"/>
+      <w:numFmt w:val="decimal"/>
+      <w:lvlText w:val="%7."/>
+      <w:lvlJc w:val="left"/>
+      <w:pPr>
+        <w:ind w:left="5040" w:hanging="360"/>
+      </w:pPr>
+    </w:lvl>
+    <w:lvl w:ilvl="7">
+      <w:start w:val="1"/>
+      <w:numFmt w:val="decimal"/>
+      <w:lvlText w:val="%8."/>
+      <w:lvlJc w:val="left"/>
+      <w:pPr>
+        <w:ind w:left="5760" w:hanging="360"/>
+      </w:pPr>
+    </w:lvl>
+    <w:lvl w:ilvl="8">
+      <w:start w:val="1"/>
+      <w:numFmt w:val="decimal"/>
+      <w:lvlText w:val="%9."/>
+      <w:lvlJc w:val="left"/>
+      <w:pPr>
+        <w:ind w:left="6480" w:hanging="360"/>
+      </w:pPr>
+    </w:lvl>
+  </w:abstractNum>
+  <w:abstractNum w:abstractNumId="26" w15:restartNumberingAfterBreak="0">
     <w:nsid w:val="5BB90A2F"/>
     <w:multiLevelType w:val="multilevel"/>
     <w:tmpl w:val="B4720FD0"/>
@@ -28564,7 +29914,7 @@
       </w:rPr>
     </w:lvl>
   </w:abstractNum>
-  <w:abstractNum w:abstractNumId="25" w15:restartNumberingAfterBreak="0">
+  <w:abstractNum w:abstractNumId="27" w15:restartNumberingAfterBreak="0">
     <w:nsid w:val="62C615B1"/>
     <w:multiLevelType w:val="hybridMultilevel"/>
     <w:tmpl w:val="69AC4796"/>
@@ -28677,7 +30027,7 @@
       </w:rPr>
     </w:lvl>
   </w:abstractNum>
-  <w:abstractNum w:abstractNumId="26" w15:restartNumberingAfterBreak="0">
+  <w:abstractNum w:abstractNumId="28" w15:restartNumberingAfterBreak="0">
     <w:nsid w:val="721D01EF"/>
     <w:multiLevelType w:val="multilevel"/>
     <w:tmpl w:val="AADC35FA"/>
@@ -28790,7 +30140,7 @@
       </w:rPr>
     </w:lvl>
   </w:abstractNum>
-  <w:abstractNum w:abstractNumId="27" w15:restartNumberingAfterBreak="0">
+  <w:abstractNum w:abstractNumId="29" w15:restartNumberingAfterBreak="0">
     <w:nsid w:val="73776D94"/>
     <w:multiLevelType w:val="multilevel"/>
     <w:tmpl w:val="3940D936"/>
@@ -28880,7 +30230,7 @@
       </w:pPr>
     </w:lvl>
   </w:abstractNum>
-  <w:abstractNum w:abstractNumId="28" w15:restartNumberingAfterBreak="0">
+  <w:abstractNum w:abstractNumId="30" w15:restartNumberingAfterBreak="0">
     <w:nsid w:val="7B0825C5"/>
     <w:multiLevelType w:val="multilevel"/>
     <w:tmpl w:val="E62824EC"/>
@@ -29003,7 +30353,7 @@
     <w:abstractNumId w:val="15"/>
   </w:num>
   <w:num w:numId="4" w16cid:durableId="73673050">
-    <w:abstractNumId w:val="26"/>
+    <w:abstractNumId w:val="28"/>
   </w:num>
   <w:num w:numId="5" w16cid:durableId="335158926">
     <w:abstractNumId w:val="1"/>
@@ -29012,13 +30362,13 @@
     <w:abstractNumId w:val="16"/>
   </w:num>
   <w:num w:numId="7" w16cid:durableId="356194859">
-    <w:abstractNumId w:val="27"/>
+    <w:abstractNumId w:val="29"/>
   </w:num>
   <w:num w:numId="8" w16cid:durableId="1683049771">
     <w:abstractNumId w:val="9"/>
   </w:num>
   <w:num w:numId="9" w16cid:durableId="533082093">
-    <w:abstractNumId w:val="23"/>
+    <w:abstractNumId w:val="25"/>
   </w:num>
   <w:num w:numId="10" w16cid:durableId="338847162">
     <w:abstractNumId w:val="18"/>
@@ -29048,16 +30398,16 @@
     <w:abstractNumId w:val="20"/>
   </w:num>
   <w:num w:numId="19" w16cid:durableId="1035933899">
-    <w:abstractNumId w:val="25"/>
+    <w:abstractNumId w:val="27"/>
   </w:num>
   <w:num w:numId="20" w16cid:durableId="795104101">
     <w:abstractNumId w:val="17"/>
   </w:num>
   <w:num w:numId="21" w16cid:durableId="1902398725">
-    <w:abstractNumId w:val="21"/>
+    <w:abstractNumId w:val="22"/>
   </w:num>
   <w:num w:numId="22" w16cid:durableId="2137947010">
-    <w:abstractNumId w:val="28"/>
+    <w:abstractNumId w:val="30"/>
   </w:num>
   <w:num w:numId="23" w16cid:durableId="1079642873">
     <w:abstractNumId w:val="10"/>
@@ -29072,13 +30422,58 @@
     <w:abstractNumId w:val="12"/>
   </w:num>
   <w:num w:numId="27" w16cid:durableId="2128355026">
-    <w:abstractNumId w:val="24"/>
+    <w:abstractNumId w:val="26"/>
   </w:num>
   <w:num w:numId="28" w16cid:durableId="1747919955">
     <w:abstractNumId w:val="13"/>
   </w:num>
   <w:num w:numId="29" w16cid:durableId="1259094555">
-    <w:abstractNumId w:val="22"/>
+    <w:abstractNumId w:val="24"/>
+  </w:num>
+  <w:num w:numId="30" w16cid:durableId="607734423">
+    <w:abstractNumId w:val="23"/>
+    <w:lvlOverride w:ilvl="0"/>
+    <w:lvlOverride w:ilvl="1"/>
+    <w:lvlOverride w:ilvl="2"/>
+    <w:lvlOverride w:ilvl="3"/>
+    <w:lvlOverride w:ilvl="4"/>
+    <w:lvlOverride w:ilvl="5"/>
+    <w:lvlOverride w:ilvl="6"/>
+    <w:lvlOverride w:ilvl="7"/>
+    <w:lvlOverride w:ilvl="8"/>
+  </w:num>
+  <w:num w:numId="31" w16cid:durableId="355739284">
+    <w:abstractNumId w:val="21"/>
+    <w:lvlOverride w:ilvl="0">
+      <w:startOverride w:val="1"/>
+    </w:lvlOverride>
+    <w:lvlOverride w:ilvl="1">
+      <w:startOverride w:val="1"/>
+    </w:lvlOverride>
+    <w:lvlOverride w:ilvl="2">
+      <w:startOverride w:val="1"/>
+    </w:lvlOverride>
+    <w:lvlOverride w:ilvl="3">
+      <w:startOverride w:val="1"/>
+    </w:lvlOverride>
+    <w:lvlOverride w:ilvl="4">
+      <w:startOverride w:val="1"/>
+    </w:lvlOverride>
+    <w:lvlOverride w:ilvl="5">
+      <w:startOverride w:val="1"/>
+    </w:lvlOverride>
+    <w:lvlOverride w:ilvl="6">
+      <w:startOverride w:val="1"/>
+    </w:lvlOverride>
+    <w:lvlOverride w:ilvl="7">
+      <w:startOverride w:val="1"/>
+    </w:lvlOverride>
+    <w:lvlOverride w:ilvl="8">
+      <w:startOverride w:val="1"/>
+    </w:lvlOverride>
+  </w:num>
+  <w:num w:numId="32" w16cid:durableId="1736929792">
+    <w:abstractNumId w:val="23"/>
   </w:num>
 </w:numbering>
 </file>
@@ -29481,7 +30876,7 @@
   <w:style w:type="paragraph" w:default="1" w:styleId="Normal">
     <w:name w:val="Normal"/>
     <w:qFormat/>
-    <w:rsid w:val="007047D8"/>
+    <w:rsid w:val="004916B9"/>
   </w:style>
   <w:style w:type="paragraph" w:styleId="Ttulo1">
     <w:name w:val="heading 1"/>
@@ -29604,7 +30999,6 @@
   <w:style w:type="character" w:default="1" w:styleId="Fuentedeprrafopredeter">
     <w:name w:val="Default Paragraph Font"/>
     <w:uiPriority w:val="1"/>
-    <w:semiHidden/>
     <w:unhideWhenUsed/>
   </w:style>
   <w:style w:type="table" w:default="1" w:styleId="Tablanormal">
@@ -30429,28 +31823,28 @@
 </file>
 
 <file path=customXml/item1.xml><?xml version="1.0" encoding="utf-8"?>
+<b:Sources xmlns:b="http://schemas.openxmlformats.org/officeDocument/2006/bibliography" xmlns="http://schemas.openxmlformats.org/officeDocument/2006/bibliography" SelectedStyle="\APASixthEditionOfficeOnline.xsl" StyleName="APA" Version="6"/>
+</file>
+
+<file path=customXml/item2.xml><?xml version="1.0" encoding="utf-8"?>
 <go:gDocsCustomXmlDataStorage xmlns:go="http://customooxmlschemas.google.com/" xmlns:r="http://schemas.openxmlformats.org/officeDocument/2006/relationships" uri="GoogleDocsCustomDataVersion2">
   <go:docsCustomData xmlns:go="http://customooxmlschemas.google.com/" roundtripDataSignature="AMtx7mg9ViIy0TFX1PbiokUHW0+gEHD0DQ==">CgMxLjAyDmgueXB0b3ptdnN5YWhpMg5oLjMwMTZ1a3NyeWs5OTIOaC41dHdvajgxajFna2EyDmguajh3ZGR4ZWVnZ3R3Mg5oLmJneml2aG00bzdoYzIOaC5qOTJ5aWxicjl6dDcyDmgubjRpdXVhbG9heDc2Mg5oLjFpNzZ2NHk0NXc5OTIOaC5oaHFvaTRybTJzYjEyDmgubGF1ZXZ5aGhzMG5uMg5oLjI5Nmd4eXhiYnYwbTgAciExNlVkVkNiWlZIdUNvcHFuMnNIenVkMWZoTjV5TjIzLW4=</go:docsCustomData>
 </go:gDocsCustomXmlDataStorage>
 </file>
 
-<file path=customXml/item2.xml><?xml version="1.0" encoding="utf-8"?>
-<b:Sources xmlns:b="http://schemas.openxmlformats.org/officeDocument/2006/bibliography" xmlns="http://schemas.openxmlformats.org/officeDocument/2006/bibliography" SelectedStyle="\APASixthEditionOfficeOnline.xsl" StyleName="APA" Version="6"/>
+<file path=customXml/itemProps1.xml><?xml version="1.0" encoding="utf-8"?>
+<ds:datastoreItem xmlns:ds="http://schemas.openxmlformats.org/officeDocument/2006/customXml" ds:itemID="{98C402C2-0B0B-45E1-8B8A-FD895BAD112E}">
+  <ds:schemaRefs>
+    <ds:schemaRef ds:uri="http://schemas.openxmlformats.org/officeDocument/2006/bibliography"/>
+  </ds:schemaRefs>
+</ds:datastoreItem>
 </file>
 
-<file path=customXml/itemProps1.xml><?xml version="1.0" encoding="utf-8"?>
+<file path=customXml/itemProps2.xml><?xml version="1.0" encoding="utf-8"?>
 <ds:datastoreItem xmlns:ds="http://schemas.openxmlformats.org/officeDocument/2006/customXml" ds:itemID="{11111111-1234-1234-1234-123412341234}">
   <ds:schemaRefs>
     <ds:schemaRef ds:uri="http://customooxmlschemas.google.com/"/>
     <ds:schemaRef ds:uri="http://schemas.openxmlformats.org/officeDocument/2006/relationships"/>
   </ds:schemaRefs>
 </ds:datastoreItem>
-</file>
-
-<file path=customXml/itemProps2.xml><?xml version="1.0" encoding="utf-8"?>
-<ds:datastoreItem xmlns:ds="http://schemas.openxmlformats.org/officeDocument/2006/customXml" ds:itemID="{98C402C2-0B0B-45E1-8B8A-FD895BAD112E}">
-  <ds:schemaRefs>
-    <ds:schemaRef ds:uri="http://schemas.openxmlformats.org/officeDocument/2006/bibliography"/>
-  </ds:schemaRefs>
-</ds:datastoreItem>
 </file>
--- a/Documentación/ProyectoIS 2026 CAJAL-FERNANDEZ_2daEntrega.docx
+++ b/Documentación/ProyectoIS 2026 CAJAL-FERNANDEZ_2daEntrega.docx
@@ -7583,17 +7583,8 @@
           <w:rFonts w:ascii="Times New Roman" w:eastAsia="Times New Roman" w:hAnsi="Times New Roman" w:cs="Times New Roman"/>
           <w:color w:val="000000"/>
         </w:rPr>
-        <w:t>Registro/LogIn-</w:t>
-      </w:r>
-      <w:proofErr w:type="spellStart"/>
-      <w:r>
-        <w:rPr>
-          <w:rFonts w:ascii="Times New Roman" w:eastAsia="Times New Roman" w:hAnsi="Times New Roman" w:cs="Times New Roman"/>
-          <w:color w:val="000000"/>
-        </w:rPr>
-        <w:t>Out</w:t>
-      </w:r>
-      <w:proofErr w:type="spellEnd"/>
+        <w:t>Registro/LogIn-Out</w:t>
+      </w:r>
       <w:r>
         <w:rPr>
           <w:rFonts w:ascii="Times New Roman" w:eastAsia="Times New Roman" w:hAnsi="Times New Roman" w:cs="Times New Roman"/>
@@ -7712,28 +7703,37 @@
           <w:rFonts w:ascii="Times New Roman" w:eastAsia="Times New Roman" w:hAnsi="Times New Roman" w:cs="Times New Roman"/>
         </w:rPr>
       </w:pPr>
-      <w:proofErr w:type="spellStart"/>
-      <w:r>
-        <w:rPr>
-          <w:rFonts w:ascii="Times New Roman" w:eastAsia="Times New Roman" w:hAnsi="Times New Roman" w:cs="Times New Roman"/>
-        </w:rPr>
-        <w:t>BackUp</w:t>
-      </w:r>
-      <w:proofErr w:type="spellEnd"/>
-      <w:r>
-        <w:rPr>
-          <w:rFonts w:ascii="Times New Roman" w:eastAsia="Times New Roman" w:hAnsi="Times New Roman" w:cs="Times New Roman"/>
-        </w:rPr>
-        <w:t xml:space="preserve"> y </w:t>
-      </w:r>
-      <w:proofErr w:type="spellStart"/>
-      <w:r>
-        <w:rPr>
-          <w:rFonts w:ascii="Times New Roman" w:eastAsia="Times New Roman" w:hAnsi="Times New Roman" w:cs="Times New Roman"/>
-        </w:rPr>
-        <w:t>Restore</w:t>
-      </w:r>
-      <w:proofErr w:type="spellEnd"/>
+      <w:r>
+        <w:rPr>
+          <w:rFonts w:ascii="Times New Roman" w:eastAsia="Times New Roman" w:hAnsi="Times New Roman" w:cs="Times New Roman"/>
+        </w:rPr>
+        <w:t>Control de cambios y reversión</w:t>
+      </w:r>
+    </w:p>
+    <w:p>
+      <w:pPr>
+        <w:numPr>
+          <w:ilvl w:val="1"/>
+          <w:numId w:val="4"/>
+        </w:numPr>
+        <w:pBdr>
+          <w:top w:val="nil"/>
+          <w:left w:val="nil"/>
+          <w:bottom w:val="nil"/>
+          <w:right w:val="nil"/>
+          <w:between w:val="nil"/>
+        </w:pBdr>
+        <w:spacing w:after="0"/>
+        <w:rPr>
+          <w:rFonts w:ascii="Times New Roman" w:eastAsia="Times New Roman" w:hAnsi="Times New Roman" w:cs="Times New Roman"/>
+        </w:rPr>
+      </w:pPr>
+      <w:r>
+        <w:rPr>
+          <w:rFonts w:ascii="Times New Roman" w:eastAsia="Times New Roman" w:hAnsi="Times New Roman" w:cs="Times New Roman"/>
+        </w:rPr>
+        <w:t>BackUp y Restore</w:t>
+      </w:r>
     </w:p>
     <w:p>
       <w:pPr>
@@ -7987,14 +7987,12 @@
                 <w:rFonts w:ascii="Times New Roman" w:hAnsi="Times New Roman" w:cs="Times New Roman"/>
               </w:rPr>
             </w:pPr>
-            <w:proofErr w:type="spellStart"/>
             <w:r>
               <w:rPr>
                 <w:rFonts w:ascii="Times New Roman" w:hAnsi="Times New Roman" w:cs="Times New Roman"/>
               </w:rPr>
               <w:t>Logout</w:t>
             </w:r>
-            <w:proofErr w:type="spellEnd"/>
           </w:p>
         </w:tc>
       </w:tr>
@@ -8108,14 +8106,12 @@
                 <w:rFonts w:ascii="Times New Roman" w:hAnsi="Times New Roman" w:cs="Times New Roman"/>
               </w:rPr>
             </w:pPr>
-            <w:proofErr w:type="spellStart"/>
             <w:r>
               <w:rPr>
                 <w:rFonts w:ascii="Times New Roman" w:hAnsi="Times New Roman" w:cs="Times New Roman"/>
               </w:rPr>
               <w:t>Logout</w:t>
             </w:r>
-            <w:proofErr w:type="spellEnd"/>
           </w:p>
         </w:tc>
       </w:tr>
@@ -8220,14 +8216,12 @@
                 <w:rFonts w:ascii="Times New Roman" w:hAnsi="Times New Roman" w:cs="Times New Roman"/>
               </w:rPr>
             </w:pPr>
-            <w:proofErr w:type="spellStart"/>
             <w:r>
               <w:rPr>
                 <w:rFonts w:ascii="Times New Roman" w:hAnsi="Times New Roman" w:cs="Times New Roman"/>
               </w:rPr>
               <w:t>Logout</w:t>
             </w:r>
-            <w:proofErr w:type="spellEnd"/>
           </w:p>
         </w:tc>
       </w:tr>
@@ -8824,10 +8818,10 @@
           <w:szCs w:val="30"/>
         </w:rPr>
         <w:drawing>
-          <wp:inline distT="0" distB="0" distL="0" distR="0" wp14:anchorId="71ED3192" wp14:editId="1F36694E">
-            <wp:extent cx="6380018" cy="2410691"/>
-            <wp:effectExtent l="0" t="0" r="1905" b="0"/>
-            <wp:docPr id="1143311943" name="Imagen 2"/>
+          <wp:inline distT="0" distB="0" distL="0" distR="0" wp14:anchorId="35E8CD9B" wp14:editId="09DB2898">
+            <wp:extent cx="6323680" cy="1935480"/>
+            <wp:effectExtent l="0" t="0" r="1270" b="7620"/>
+            <wp:docPr id="1049448632" name="Imagen 4"/>
             <wp:cNvGraphicFramePr>
               <a:graphicFrameLocks xmlns:a="http://schemas.openxmlformats.org/drawingml/2006/main" noChangeAspect="1"/>
             </wp:cNvGraphicFramePr>
@@ -8835,7 +8829,7 @@
               <a:graphicData uri="http://schemas.openxmlformats.org/drawingml/2006/picture">
                 <pic:pic xmlns:pic="http://schemas.openxmlformats.org/drawingml/2006/picture">
                   <pic:nvPicPr>
-                    <pic:cNvPr id="0" name="Picture 6"/>
+                    <pic:cNvPr id="0" name="Picture 8"/>
                     <pic:cNvPicPr>
                       <a:picLocks noChangeAspect="1" noChangeArrowheads="1"/>
                     </pic:cNvPicPr>
@@ -8856,7 +8850,7 @@
                   <pic:spPr bwMode="auto">
                     <a:xfrm>
                       <a:off x="0" y="0"/>
-                      <a:ext cx="6395894" cy="2416690"/>
+                      <a:ext cx="6334086" cy="1938665"/>
                     </a:xfrm>
                     <a:prstGeom prst="rect">
                       <a:avLst/>
@@ -8872,6 +8866,15 @@
           </wp:inline>
         </w:drawing>
       </w:r>
+    </w:p>
+    <w:p>
+      <w:pPr>
+        <w:rPr>
+          <w:rFonts w:ascii="Times New Roman" w:eastAsia="Times New Roman" w:hAnsi="Times New Roman" w:cs="Times New Roman"/>
+          <w:sz w:val="30"/>
+          <w:szCs w:val="30"/>
+        </w:rPr>
+      </w:pPr>
     </w:p>
     <w:p>
       <w:pPr>
@@ -9883,8 +9886,8 @@
       <w:pPr>
         <w:pStyle w:val="Prrafodelista"/>
         <w:numPr>
-          <w:ilvl w:val="0"/>
-          <w:numId w:val="14"/>
+          <w:ilvl w:val="1"/>
+          <w:numId w:val="12"/>
         </w:numPr>
         <w:pBdr>
           <w:top w:val="nil"/>
@@ -9893,7 +9896,6 @@
           <w:right w:val="nil"/>
           <w:between w:val="nil"/>
         </w:pBdr>
-        <w:ind w:left="1440"/>
         <w:rPr>
           <w:rFonts w:ascii="Times New Roman" w:eastAsia="Times New Roman" w:hAnsi="Times New Roman" w:cs="Times New Roman"/>
           <w:color w:val="000000"/>
@@ -9930,8 +9932,8 @@
       <w:pPr>
         <w:pStyle w:val="Prrafodelista"/>
         <w:numPr>
-          <w:ilvl w:val="0"/>
-          <w:numId w:val="14"/>
+          <w:ilvl w:val="1"/>
+          <w:numId w:val="12"/>
         </w:numPr>
         <w:pBdr>
           <w:top w:val="nil"/>
@@ -9940,7 +9942,6 @@
           <w:right w:val="nil"/>
           <w:between w:val="nil"/>
         </w:pBdr>
-        <w:ind w:left="1440"/>
         <w:rPr>
           <w:rFonts w:ascii="Times New Roman" w:eastAsia="Times New Roman" w:hAnsi="Times New Roman" w:cs="Times New Roman"/>
           <w:color w:val="000000"/>
@@ -9981,55 +9982,7 @@
           <w:rFonts w:ascii="Times New Roman" w:eastAsia="Times New Roman" w:hAnsi="Times New Roman" w:cs="Times New Roman"/>
           <w:color w:val="000000"/>
         </w:rPr>
-        <w:t xml:space="preserve">A su vez en la pantalla del LogIn presentamos un botón “mostrar” para que si el usuario quiere revisar la contraseña ingresada antes de presionar el botón LogIn pueda hacerlo. Para ello debemos </w:t>
-      </w:r>
-      <w:proofErr w:type="spellStart"/>
-      <w:r>
-        <w:rPr>
-          <w:rFonts w:ascii="Times New Roman" w:eastAsia="Times New Roman" w:hAnsi="Times New Roman" w:cs="Times New Roman"/>
-          <w:color w:val="000000"/>
-        </w:rPr>
-        <w:t>setear</w:t>
-      </w:r>
-      <w:proofErr w:type="spellEnd"/>
-      <w:r>
-        <w:rPr>
-          <w:rFonts w:ascii="Times New Roman" w:eastAsia="Times New Roman" w:hAnsi="Times New Roman" w:cs="Times New Roman"/>
-          <w:color w:val="000000"/>
-        </w:rPr>
-        <w:t xml:space="preserve"> la propiedad </w:t>
-      </w:r>
-      <w:proofErr w:type="spellStart"/>
-      <w:r>
-        <w:rPr>
-          <w:rFonts w:ascii="Times New Roman" w:eastAsia="Times New Roman" w:hAnsi="Times New Roman" w:cs="Times New Roman"/>
-          <w:color w:val="000000"/>
-        </w:rPr>
-        <w:t>PasswordChar</w:t>
-      </w:r>
-      <w:proofErr w:type="spellEnd"/>
-      <w:r>
-        <w:rPr>
-          <w:rFonts w:ascii="Times New Roman" w:eastAsia="Times New Roman" w:hAnsi="Times New Roman" w:cs="Times New Roman"/>
-          <w:color w:val="000000"/>
-        </w:rPr>
-        <w:t xml:space="preserve"> del </w:t>
-      </w:r>
-      <w:proofErr w:type="spellStart"/>
-      <w:r>
-        <w:rPr>
-          <w:rFonts w:ascii="Times New Roman" w:eastAsia="Times New Roman" w:hAnsi="Times New Roman" w:cs="Times New Roman"/>
-          <w:color w:val="000000"/>
-        </w:rPr>
-        <w:t>TextBox</w:t>
-      </w:r>
-      <w:proofErr w:type="spellEnd"/>
-      <w:r>
-        <w:rPr>
-          <w:rFonts w:ascii="Times New Roman" w:eastAsia="Times New Roman" w:hAnsi="Times New Roman" w:cs="Times New Roman"/>
-          <w:color w:val="000000"/>
-        </w:rPr>
-        <w:t xml:space="preserve"> en donde el usuario ingresa la contraseña como “*” por default.</w:t>
+        <w:t>A su vez en la pantalla del LogIn presentamos un botón “mostrar” para que si el usuario quiere revisar la contraseña ingresada antes de presionar el botón LogIn pueda hacerlo. Para ello debemos setear la propiedad PasswordChar del TextBox en donde el usuario ingresa la contraseña como “*” por default.</w:t>
       </w:r>
     </w:p>
     <w:p>
@@ -10100,27 +10053,7 @@
           <w:bCs/>
           <w:color w:val="000000"/>
         </w:rPr>
-        <w:t>Proceso de Log-</w:t>
-      </w:r>
-      <w:proofErr w:type="spellStart"/>
-      <w:r>
-        <w:rPr>
-          <w:rFonts w:ascii="Times New Roman" w:eastAsia="Times New Roman" w:hAnsi="Times New Roman" w:cs="Times New Roman"/>
-          <w:b/>
-          <w:bCs/>
-          <w:color w:val="000000"/>
-        </w:rPr>
-        <w:t>Out</w:t>
-      </w:r>
-      <w:proofErr w:type="spellEnd"/>
-      <w:r>
-        <w:rPr>
-          <w:rFonts w:ascii="Times New Roman" w:eastAsia="Times New Roman" w:hAnsi="Times New Roman" w:cs="Times New Roman"/>
-          <w:b/>
-          <w:bCs/>
-          <w:color w:val="000000"/>
-        </w:rPr>
-        <w:t>:</w:t>
+        <w:t>Proceso de Log-Out:</w:t>
       </w:r>
       <w:r>
         <w:rPr>
@@ -11075,9 +11008,38 @@
               <w:spacing w:after="0" w:line="240" w:lineRule="auto"/>
               <w:rPr>
                 <w:rFonts w:ascii="Times New Roman" w:eastAsia="Times New Roman" w:hAnsi="Times New Roman" w:cs="Times New Roman"/>
+                <w:b/>
+                <w:bCs/>
                 <w:color w:val="000000"/>
               </w:rPr>
             </w:pPr>
+            <w:r>
+              <w:rPr>
+                <w:rFonts w:ascii="Times New Roman" w:eastAsia="Times New Roman" w:hAnsi="Times New Roman" w:cs="Times New Roman"/>
+                <w:b/>
+                <w:bCs/>
+                <w:color w:val="000000"/>
+              </w:rPr>
+              <w:t>FA</w:t>
+            </w:r>
+            <w:r>
+              <w:rPr>
+                <w:rFonts w:ascii="Times New Roman" w:eastAsia="Times New Roman" w:hAnsi="Times New Roman" w:cs="Times New Roman"/>
+                <w:b/>
+                <w:bCs/>
+                <w:color w:val="000000"/>
+              </w:rPr>
+              <w:t>2</w:t>
+            </w:r>
+            <w:r>
+              <w:rPr>
+                <w:rFonts w:ascii="Times New Roman" w:eastAsia="Times New Roman" w:hAnsi="Times New Roman" w:cs="Times New Roman"/>
+                <w:b/>
+                <w:bCs/>
+                <w:color w:val="000000"/>
+              </w:rPr>
+              <w:t xml:space="preserve"> – Usuario ya tiene una sesión activa </w:t>
+            </w:r>
           </w:p>
           <w:p>
             <w:pPr>
@@ -11096,7 +11058,7 @@
                 <w:bCs/>
                 <w:color w:val="000000"/>
               </w:rPr>
-              <w:t>FA</w:t>
+              <w:t>5</w:t>
             </w:r>
             <w:r>
               <w:rPr>
@@ -11105,7 +11067,14 @@
                 <w:bCs/>
                 <w:color w:val="000000"/>
               </w:rPr>
-              <w:t>2</w:t>
+              <w:t xml:space="preserve">.1 </w:t>
+            </w:r>
+            <w:r>
+              <w:rPr>
+                <w:rFonts w:ascii="Times New Roman" w:eastAsia="Times New Roman" w:hAnsi="Times New Roman" w:cs="Times New Roman"/>
+                <w:color w:val="000000"/>
+              </w:rPr>
+              <w:t>El sistema muestra en pantalla “Ya hay una sesión iniciada”</w:t>
             </w:r>
             <w:r>
               <w:rPr>
@@ -11114,7 +11083,7 @@
                 <w:bCs/>
                 <w:color w:val="000000"/>
               </w:rPr>
-              <w:t xml:space="preserve"> – Usuario ya tiene una sesión activa </w:t>
+              <w:t xml:space="preserve"> </w:t>
             </w:r>
           </w:p>
           <w:p>
@@ -11122,11 +11091,18 @@
               <w:spacing w:after="0" w:line="240" w:lineRule="auto"/>
               <w:rPr>
                 <w:rFonts w:ascii="Times New Roman" w:eastAsia="Times New Roman" w:hAnsi="Times New Roman" w:cs="Times New Roman"/>
+                <w:color w:val="000000"/>
+              </w:rPr>
+            </w:pPr>
+            <w:r>
+              <w:rPr>
+                <w:rFonts w:ascii="Times New Roman" w:eastAsia="Times New Roman" w:hAnsi="Times New Roman" w:cs="Times New Roman"/>
                 <w:b/>
                 <w:bCs/>
                 <w:color w:val="000000"/>
               </w:rPr>
-            </w:pPr>
+              <w:t>5</w:t>
+            </w:r>
             <w:r>
               <w:rPr>
                 <w:rFonts w:ascii="Times New Roman" w:eastAsia="Times New Roman" w:hAnsi="Times New Roman" w:cs="Times New Roman"/>
@@ -11134,58 +11110,6 @@
                 <w:bCs/>
                 <w:color w:val="000000"/>
               </w:rPr>
-              <w:t>5</w:t>
-            </w:r>
-            <w:r>
-              <w:rPr>
-                <w:rFonts w:ascii="Times New Roman" w:eastAsia="Times New Roman" w:hAnsi="Times New Roman" w:cs="Times New Roman"/>
-                <w:b/>
-                <w:bCs/>
-                <w:color w:val="000000"/>
-              </w:rPr>
-              <w:t xml:space="preserve">.1 </w:t>
-            </w:r>
-            <w:r>
-              <w:rPr>
-                <w:rFonts w:ascii="Times New Roman" w:eastAsia="Times New Roman" w:hAnsi="Times New Roman" w:cs="Times New Roman"/>
-                <w:color w:val="000000"/>
-              </w:rPr>
-              <w:t>El sistema muestra en pantalla “Ya hay una sesión iniciada”</w:t>
-            </w:r>
-            <w:r>
-              <w:rPr>
-                <w:rFonts w:ascii="Times New Roman" w:eastAsia="Times New Roman" w:hAnsi="Times New Roman" w:cs="Times New Roman"/>
-                <w:b/>
-                <w:bCs/>
-                <w:color w:val="000000"/>
-              </w:rPr>
-              <w:t xml:space="preserve"> </w:t>
-            </w:r>
-          </w:p>
-          <w:p>
-            <w:pPr>
-              <w:spacing w:after="0" w:line="240" w:lineRule="auto"/>
-              <w:rPr>
-                <w:rFonts w:ascii="Times New Roman" w:eastAsia="Times New Roman" w:hAnsi="Times New Roman" w:cs="Times New Roman"/>
-                <w:color w:val="000000"/>
-              </w:rPr>
-            </w:pPr>
-            <w:r>
-              <w:rPr>
-                <w:rFonts w:ascii="Times New Roman" w:eastAsia="Times New Roman" w:hAnsi="Times New Roman" w:cs="Times New Roman"/>
-                <w:b/>
-                <w:bCs/>
-                <w:color w:val="000000"/>
-              </w:rPr>
-              <w:t>5</w:t>
-            </w:r>
-            <w:r>
-              <w:rPr>
-                <w:rFonts w:ascii="Times New Roman" w:eastAsia="Times New Roman" w:hAnsi="Times New Roman" w:cs="Times New Roman"/>
-                <w:b/>
-                <w:bCs/>
-                <w:color w:val="000000"/>
-              </w:rPr>
               <w:t xml:space="preserve">.2 </w:t>
             </w:r>
             <w:r>
@@ -11195,15 +11119,6 @@
               </w:rPr>
               <w:t>El sistema cancela la operación.</w:t>
             </w:r>
-          </w:p>
-          <w:p>
-            <w:pPr>
-              <w:spacing w:after="0" w:line="240" w:lineRule="auto"/>
-              <w:rPr>
-                <w:rFonts w:ascii="Times New Roman" w:eastAsia="Times New Roman" w:hAnsi="Times New Roman" w:cs="Times New Roman"/>
-                <w:color w:val="000000"/>
-              </w:rPr>
-            </w:pPr>
           </w:p>
           <w:p>
             <w:pPr>
@@ -12597,7 +12512,6 @@
         <w:rPr>
           <w:rFonts w:ascii="Times New Roman" w:eastAsia="Times New Roman" w:hAnsi="Times New Roman" w:cs="Times New Roman"/>
         </w:rPr>
-        <w:lastRenderedPageBreak/>
         <w:t>2.4.</w:t>
       </w:r>
       <w:r>
@@ -12632,10 +12546,10 @@
           <w:noProof/>
         </w:rPr>
         <w:drawing>
-          <wp:inline distT="0" distB="0" distL="0" distR="0" wp14:anchorId="225A0E85" wp14:editId="5E994E1B">
-            <wp:extent cx="5400040" cy="4670425"/>
-            <wp:effectExtent l="0" t="0" r="0" b="0"/>
-            <wp:docPr id="182538268" name="Imagen 1"/>
+          <wp:inline distT="0" distB="0" distL="0" distR="0" wp14:anchorId="11F02E79" wp14:editId="1AED05A9">
+            <wp:extent cx="5021580" cy="4488180"/>
+            <wp:effectExtent l="0" t="0" r="7620" b="7620"/>
+            <wp:docPr id="1444816630" name="Imagen 5"/>
             <wp:cNvGraphicFramePr>
               <a:graphicFrameLocks xmlns:a="http://schemas.openxmlformats.org/drawingml/2006/main" noChangeAspect="1"/>
             </wp:cNvGraphicFramePr>
@@ -12643,7 +12557,7 @@
               <a:graphicData uri="http://schemas.openxmlformats.org/drawingml/2006/picture">
                 <pic:pic xmlns:pic="http://schemas.openxmlformats.org/drawingml/2006/picture">
                   <pic:nvPicPr>
-                    <pic:cNvPr id="0" name="Picture 1"/>
+                    <pic:cNvPr id="0" name="Picture 10"/>
                     <pic:cNvPicPr>
                       <a:picLocks noChangeAspect="1" noChangeArrowheads="1"/>
                     </pic:cNvPicPr>
@@ -12664,7 +12578,7 @@
                   <pic:spPr bwMode="auto">
                     <a:xfrm>
                       <a:off x="0" y="0"/>
-                      <a:ext cx="5400040" cy="4670425"/>
+                      <a:ext cx="5021580" cy="4488180"/>
                     </a:xfrm>
                     <a:prstGeom prst="rect">
                       <a:avLst/>
@@ -12918,10 +12832,10 @@
           <w:color w:val="000000"/>
         </w:rPr>
         <w:drawing>
-          <wp:inline distT="0" distB="0" distL="0" distR="0" wp14:anchorId="13F6B01F" wp14:editId="3298892F">
-            <wp:extent cx="6418501" cy="3893820"/>
-            <wp:effectExtent l="0" t="0" r="1905" b="0"/>
-            <wp:docPr id="1476166984" name="Imagen 1"/>
+          <wp:inline distT="0" distB="0" distL="0" distR="0" wp14:anchorId="4073EB45" wp14:editId="7ACF8E09">
+            <wp:extent cx="5935980" cy="3573175"/>
+            <wp:effectExtent l="0" t="0" r="7620" b="8255"/>
+            <wp:docPr id="431820842" name="Imagen 1"/>
             <wp:cNvGraphicFramePr>
               <a:graphicFrameLocks xmlns:a="http://schemas.openxmlformats.org/drawingml/2006/main" noChangeAspect="1"/>
             </wp:cNvGraphicFramePr>
@@ -12929,7 +12843,7 @@
               <a:graphicData uri="http://schemas.openxmlformats.org/drawingml/2006/picture">
                 <pic:pic xmlns:pic="http://schemas.openxmlformats.org/drawingml/2006/picture">
                   <pic:nvPicPr>
-                    <pic:cNvPr id="1476166984" name=""/>
+                    <pic:cNvPr id="431820842" name=""/>
                     <pic:cNvPicPr/>
                   </pic:nvPicPr>
                   <pic:blipFill>
@@ -12941,7 +12855,7 @@
                   <pic:spPr>
                     <a:xfrm>
                       <a:off x="0" y="0"/>
-                      <a:ext cx="6422404" cy="3896188"/>
+                      <a:ext cx="5936475" cy="3573473"/>
                     </a:xfrm>
                     <a:prstGeom prst="rect">
                       <a:avLst/>
@@ -17396,21 +17310,7 @@
         <w:rPr>
           <w:rFonts w:ascii="Times New Roman" w:hAnsi="Times New Roman" w:cs="Times New Roman"/>
         </w:rPr>
-        <w:t xml:space="preserve">Con el objetivo de garantizar la seguridad de las contraseñas de los usuarios, en este proyecto se aplica el algoritmo SHA-256, encargado de transformar una cadena de texto en un valor de longitud determinado, denominado "hash". Este es un algoritmo de </w:t>
-      </w:r>
-      <w:proofErr w:type="spellStart"/>
-      <w:r>
-        <w:rPr>
-          <w:rFonts w:ascii="Times New Roman" w:hAnsi="Times New Roman" w:cs="Times New Roman"/>
-        </w:rPr>
-        <w:t>hashing</w:t>
-      </w:r>
-      <w:proofErr w:type="spellEnd"/>
-      <w:r>
-        <w:rPr>
-          <w:rFonts w:ascii="Times New Roman" w:hAnsi="Times New Roman" w:cs="Times New Roman"/>
-        </w:rPr>
-        <w:t xml:space="preserve"> unidireccional, lo que significa que no es posible desencriptar el hash para obtener la contraseña original. </w:t>
+        <w:t xml:space="preserve">Con el objetivo de garantizar la seguridad de las contraseñas de los usuarios, en este proyecto se aplica el algoritmo SHA-256, encargado de transformar una cadena de texto en un valor de longitud determinado, denominado "hash". Este es un algoritmo de hashing unidireccional, lo que significa que no es posible desencriptar el hash para obtener la contraseña original. </w:t>
       </w:r>
     </w:p>
     <w:p>
@@ -17423,35 +17323,7 @@
         <w:rPr>
           <w:rFonts w:ascii="Times New Roman" w:hAnsi="Times New Roman" w:cs="Times New Roman"/>
         </w:rPr>
-        <w:t xml:space="preserve">Tanto para la creación de usuarios como para el logueo en el sistema de estos mismos, se deberá ingresar una clave. Esta clave será </w:t>
-      </w:r>
-      <w:proofErr w:type="spellStart"/>
-      <w:r>
-        <w:rPr>
-          <w:rFonts w:ascii="Times New Roman" w:hAnsi="Times New Roman" w:cs="Times New Roman"/>
-        </w:rPr>
-        <w:t>hasheada</w:t>
-      </w:r>
-      <w:proofErr w:type="spellEnd"/>
-      <w:r>
-        <w:rPr>
-          <w:rFonts w:ascii="Times New Roman" w:hAnsi="Times New Roman" w:cs="Times New Roman"/>
-        </w:rPr>
-        <w:t xml:space="preserve"> por el algoritmo SHA-256 y será guardada en la base de datos. Un usuario que requiera iniciar sesión deberá ingresar su clave, en la interfaz de Inicio de sesión, el valor que coloque como clave, al seleccionar “Iniciar Sesión” será </w:t>
-      </w:r>
-      <w:proofErr w:type="spellStart"/>
-      <w:r>
-        <w:rPr>
-          <w:rFonts w:ascii="Times New Roman" w:hAnsi="Times New Roman" w:cs="Times New Roman"/>
-        </w:rPr>
-        <w:t>hasheado</w:t>
-      </w:r>
-      <w:proofErr w:type="spellEnd"/>
-      <w:r>
-        <w:rPr>
-          <w:rFonts w:ascii="Times New Roman" w:hAnsi="Times New Roman" w:cs="Times New Roman"/>
-        </w:rPr>
-        <w:t xml:space="preserve"> y comparado con el valor que se encuentre en la base de datos. Si estos valores coinciden, la sesión es iniciada, en el caso contrario donde no coincidan, se mostrará al usuario un error de contraseña incorrecta. </w:t>
+        <w:t xml:space="preserve">Tanto para la creación de usuarios como para el logueo en el sistema de estos mismos, se deberá ingresar una clave. Esta clave será hasheada por el algoritmo SHA-256 y será guardada en la base de datos. Un usuario que requiera iniciar sesión deberá ingresar su clave, en la interfaz de Inicio de sesión, el valor que coloque como clave, al seleccionar “Iniciar Sesión” será hasheado y comparado con el valor que se encuentre en la base de datos. Si estos valores coinciden, la sesión es iniciada, en el caso contrario donde no coincidan, se mostrará al usuario un error de contraseña incorrecta. </w:t>
       </w:r>
     </w:p>
     <w:p>
@@ -17473,25 +17345,7 @@
           <w:b/>
           <w:bCs/>
         </w:rPr>
-        <w:t xml:space="preserve">Método de la clase </w:t>
-      </w:r>
-      <w:proofErr w:type="spellStart"/>
-      <w:r>
-        <w:rPr>
-          <w:rFonts w:ascii="Times New Roman" w:hAnsi="Times New Roman" w:cs="Times New Roman"/>
-          <w:b/>
-          <w:bCs/>
-        </w:rPr>
-        <w:t>Encriptador</w:t>
-      </w:r>
-      <w:proofErr w:type="spellEnd"/>
-      <w:r>
-        <w:rPr>
-          <w:rFonts w:ascii="Times New Roman" w:hAnsi="Times New Roman" w:cs="Times New Roman"/>
-          <w:b/>
-          <w:bCs/>
-        </w:rPr>
-        <w:t xml:space="preserve">: </w:t>
+        <w:t xml:space="preserve">Método de la clase Encriptador: </w:t>
       </w:r>
     </w:p>
     <w:p>
@@ -17504,21 +17358,7 @@
         <w:rPr>
           <w:rFonts w:ascii="Times New Roman" w:hAnsi="Times New Roman" w:cs="Times New Roman"/>
         </w:rPr>
-        <w:t>Hash (</w:t>
-      </w:r>
-      <w:proofErr w:type="spellStart"/>
-      <w:r>
-        <w:rPr>
-          <w:rFonts w:ascii="Times New Roman" w:hAnsi="Times New Roman" w:cs="Times New Roman"/>
-        </w:rPr>
-        <w:t>string</w:t>
-      </w:r>
-      <w:proofErr w:type="spellEnd"/>
-      <w:r>
-        <w:rPr>
-          <w:rFonts w:ascii="Times New Roman" w:hAnsi="Times New Roman" w:cs="Times New Roman"/>
-        </w:rPr>
-        <w:t xml:space="preserve"> input): Este método toma una cadena de texto (como una contraseña en texto plano) y la convierte en un hash de 256 bits utilizando el algoritmo SHA-256. </w:t>
+        <w:t xml:space="preserve">Hash (string input): Este método toma una cadena de texto (como una contraseña en texto plano) y la convierte en un hash de 256 bits utilizando el algoritmo SHA-256. </w:t>
       </w:r>
     </w:p>
     <w:p>
@@ -20371,7 +20211,25 @@
                 <w:sz w:val="22"/>
                 <w:szCs w:val="22"/>
               </w:rPr>
-              <w:t xml:space="preserve"> con un mensaje en pantalla “Baja exitosa”.</w:t>
+              <w:t xml:space="preserve"> con un mensaje en pantalla “</w:t>
+            </w:r>
+            <w:r>
+              <w:rPr>
+                <w:rFonts w:ascii="Times New Roman" w:eastAsia="Times New Roman" w:hAnsi="Times New Roman" w:cs="Times New Roman"/>
+                <w:color w:val="000000"/>
+                <w:sz w:val="22"/>
+                <w:szCs w:val="22"/>
+              </w:rPr>
+              <w:t>Producto borrado correctamente</w:t>
+            </w:r>
+            <w:r>
+              <w:rPr>
+                <w:rFonts w:ascii="Times New Roman" w:eastAsia="Times New Roman" w:hAnsi="Times New Roman" w:cs="Times New Roman"/>
+                <w:color w:val="000000"/>
+                <w:sz w:val="22"/>
+                <w:szCs w:val="22"/>
+              </w:rPr>
+              <w:t>”.</w:t>
             </w:r>
           </w:p>
         </w:tc>
@@ -20646,10 +20504,10 @@
           <w:noProof/>
         </w:rPr>
         <w:drawing>
-          <wp:inline distT="0" distB="0" distL="0" distR="0" wp14:anchorId="7A49A31D" wp14:editId="14B52C43">
-            <wp:extent cx="5400040" cy="5669280"/>
-            <wp:effectExtent l="0" t="0" r="0" b="7620"/>
-            <wp:docPr id="2028827685" name="Imagen 3"/>
+          <wp:inline distT="0" distB="0" distL="0" distR="0" wp14:anchorId="47F80B60" wp14:editId="37EE50C8">
+            <wp:extent cx="5400040" cy="5666105"/>
+            <wp:effectExtent l="0" t="0" r="0" b="0"/>
+            <wp:docPr id="446963071" name="Imagen 6"/>
             <wp:cNvGraphicFramePr>
               <a:graphicFrameLocks xmlns:a="http://schemas.openxmlformats.org/drawingml/2006/main" noChangeAspect="1"/>
             </wp:cNvGraphicFramePr>
@@ -20657,7 +20515,7 @@
               <a:graphicData uri="http://schemas.openxmlformats.org/drawingml/2006/picture">
                 <pic:pic xmlns:pic="http://schemas.openxmlformats.org/drawingml/2006/picture">
                   <pic:nvPicPr>
-                    <pic:cNvPr id="0" name="Picture 3"/>
+                    <pic:cNvPr id="0" name="Picture 11"/>
                     <pic:cNvPicPr>
                       <a:picLocks noChangeAspect="1" noChangeArrowheads="1"/>
                     </pic:cNvPicPr>
@@ -20678,7 +20536,7 @@
                   <pic:spPr bwMode="auto">
                     <a:xfrm>
                       <a:off x="0" y="0"/>
-                      <a:ext cx="5400040" cy="5669280"/>
+                      <a:ext cx="5400040" cy="5666105"/>
                     </a:xfrm>
                     <a:prstGeom prst="rect">
                       <a:avLst/>
@@ -21977,10 +21835,10 @@
           <w:noProof/>
         </w:rPr>
         <w:drawing>
-          <wp:inline distT="0" distB="0" distL="0" distR="0" wp14:anchorId="17BC827E" wp14:editId="404A69F7">
-            <wp:extent cx="5400040" cy="5723255"/>
-            <wp:effectExtent l="0" t="0" r="0" b="0"/>
-            <wp:docPr id="163750502" name="Imagen 4"/>
+          <wp:inline distT="0" distB="0" distL="0" distR="0" wp14:anchorId="005180C3" wp14:editId="711426CA">
+            <wp:extent cx="5400040" cy="5725795"/>
+            <wp:effectExtent l="0" t="0" r="0" b="8255"/>
+            <wp:docPr id="435921695" name="Imagen 7"/>
             <wp:cNvGraphicFramePr>
               <a:graphicFrameLocks xmlns:a="http://schemas.openxmlformats.org/drawingml/2006/main" noChangeAspect="1"/>
             </wp:cNvGraphicFramePr>
@@ -21988,7 +21846,7 @@
               <a:graphicData uri="http://schemas.openxmlformats.org/drawingml/2006/picture">
                 <pic:pic xmlns:pic="http://schemas.openxmlformats.org/drawingml/2006/picture">
                   <pic:nvPicPr>
-                    <pic:cNvPr id="0" name="Picture 4"/>
+                    <pic:cNvPr id="0" name="Picture 12"/>
                     <pic:cNvPicPr>
                       <a:picLocks noChangeAspect="1" noChangeArrowheads="1"/>
                     </pic:cNvPicPr>
@@ -22009,7 +21867,7 @@
                   <pic:spPr bwMode="auto">
                     <a:xfrm>
                       <a:off x="0" y="0"/>
-                      <a:ext cx="5400040" cy="5723255"/>
+                      <a:ext cx="5400040" cy="5725795"/>
                     </a:xfrm>
                     <a:prstGeom prst="rect">
                       <a:avLst/>
@@ -22210,115 +22068,33 @@
         </w:rPr>
         <w:t xml:space="preserve">. El algoritmo realiza una suma ponderada donde cada carácter de cada atributo se multiplica por su posición dentro del valor y por la posición del atributo dentro de la entidad. Esto permite detectar no solo modificaciones en el contenido sino también intercambios de posición entre caracteres o atributos. Los atributos que participan en el cálculo son: </w:t>
       </w:r>
-      <w:proofErr w:type="spellStart"/>
       <w:r>
         <w:rPr>
           <w:rFonts w:ascii="Times New Roman" w:eastAsia="Times New Roman" w:hAnsi="Times New Roman" w:cs="Times New Roman"/>
           <w:color w:val="000000"/>
         </w:rPr>
-        <w:t>IdProducto</w:t>
-      </w:r>
-      <w:proofErr w:type="spellEnd"/>
+        <w:t xml:space="preserve">IdProducto, </w:t>
+      </w:r>
       <w:r>
         <w:rPr>
           <w:rFonts w:ascii="Times New Roman" w:eastAsia="Times New Roman" w:hAnsi="Times New Roman" w:cs="Times New Roman"/>
           <w:color w:val="000000"/>
         </w:rPr>
-        <w:t xml:space="preserve">, </w:t>
-      </w:r>
-      <w:proofErr w:type="spellStart"/>
+        <w:t xml:space="preserve">NombreProducto, PrecioProducto, TipoProducto, </w:t>
+      </w:r>
       <w:r>
         <w:rPr>
           <w:rFonts w:ascii="Times New Roman" w:eastAsia="Times New Roman" w:hAnsi="Times New Roman" w:cs="Times New Roman"/>
           <w:color w:val="000000"/>
         </w:rPr>
-        <w:t>NombreProducto</w:t>
-      </w:r>
-      <w:proofErr w:type="spellEnd"/>
+        <w:t>Descripción</w:t>
+      </w:r>
       <w:r>
         <w:rPr>
           <w:rFonts w:ascii="Times New Roman" w:eastAsia="Times New Roman" w:hAnsi="Times New Roman" w:cs="Times New Roman"/>
           <w:color w:val="000000"/>
         </w:rPr>
-        <w:t xml:space="preserve">, </w:t>
-      </w:r>
-      <w:proofErr w:type="spellStart"/>
-      <w:r>
-        <w:rPr>
-          <w:rFonts w:ascii="Times New Roman" w:eastAsia="Times New Roman" w:hAnsi="Times New Roman" w:cs="Times New Roman"/>
-          <w:color w:val="000000"/>
-        </w:rPr>
-        <w:t>PrecioProducto</w:t>
-      </w:r>
-      <w:proofErr w:type="spellEnd"/>
-      <w:r>
-        <w:rPr>
-          <w:rFonts w:ascii="Times New Roman" w:eastAsia="Times New Roman" w:hAnsi="Times New Roman" w:cs="Times New Roman"/>
-          <w:color w:val="000000"/>
-        </w:rPr>
-        <w:t xml:space="preserve">, </w:t>
-      </w:r>
-      <w:proofErr w:type="spellStart"/>
-      <w:r>
-        <w:rPr>
-          <w:rFonts w:ascii="Times New Roman" w:eastAsia="Times New Roman" w:hAnsi="Times New Roman" w:cs="Times New Roman"/>
-          <w:color w:val="000000"/>
-        </w:rPr>
-        <w:t>TipoProducto</w:t>
-      </w:r>
-      <w:proofErr w:type="spellEnd"/>
-      <w:r>
-        <w:rPr>
-          <w:rFonts w:ascii="Times New Roman" w:eastAsia="Times New Roman" w:hAnsi="Times New Roman" w:cs="Times New Roman"/>
-          <w:color w:val="000000"/>
-        </w:rPr>
-        <w:t xml:space="preserve">, </w:t>
-      </w:r>
-      <w:r>
-        <w:rPr>
-          <w:rFonts w:ascii="Times New Roman" w:eastAsia="Times New Roman" w:hAnsi="Times New Roman" w:cs="Times New Roman"/>
-          <w:color w:val="000000"/>
-        </w:rPr>
-        <w:t>Descripción</w:t>
-      </w:r>
-      <w:r>
-        <w:rPr>
-          <w:rFonts w:ascii="Times New Roman" w:eastAsia="Times New Roman" w:hAnsi="Times New Roman" w:cs="Times New Roman"/>
-          <w:color w:val="000000"/>
-        </w:rPr>
-        <w:t xml:space="preserve">, Cantidad y </w:t>
-      </w:r>
-      <w:proofErr w:type="spellStart"/>
-      <w:r>
-        <w:rPr>
-          <w:rFonts w:ascii="Times New Roman" w:eastAsia="Times New Roman" w:hAnsi="Times New Roman" w:cs="Times New Roman"/>
-          <w:color w:val="000000"/>
-        </w:rPr>
-        <w:t>CodigoProducto</w:t>
-      </w:r>
-      <w:proofErr w:type="spellEnd"/>
-      <w:r>
-        <w:rPr>
-          <w:rFonts w:ascii="Times New Roman" w:eastAsia="Times New Roman" w:hAnsi="Times New Roman" w:cs="Times New Roman"/>
-          <w:color w:val="000000"/>
-        </w:rPr>
-        <w:t xml:space="preserve">. El resultado de la suma se </w:t>
-      </w:r>
-      <w:proofErr w:type="spellStart"/>
-      <w:r>
-        <w:rPr>
-          <w:rFonts w:ascii="Times New Roman" w:eastAsia="Times New Roman" w:hAnsi="Times New Roman" w:cs="Times New Roman"/>
-          <w:color w:val="000000"/>
-        </w:rPr>
-        <w:t>hashea</w:t>
-      </w:r>
-      <w:proofErr w:type="spellEnd"/>
-      <w:r>
-        <w:rPr>
-          <w:rFonts w:ascii="Times New Roman" w:eastAsia="Times New Roman" w:hAnsi="Times New Roman" w:cs="Times New Roman"/>
-          <w:color w:val="000000"/>
-        </w:rPr>
-        <w:t xml:space="preserve"> con SHA-256 y se almacena en la columna DVH de la tabla PRODUCTO.</w:t>
+        <w:t>, Cantidad y CodigoProducto. El resultado de la suma se hashea con SHA-256 y se almacena en la columna DVH de la tabla PRODUCTO.</w:t>
       </w:r>
     </w:p>
     <w:p>
@@ -22340,23 +22116,7 @@
           <w:rFonts w:ascii="Times New Roman" w:eastAsia="Times New Roman" w:hAnsi="Times New Roman" w:cs="Times New Roman"/>
           <w:color w:val="000000"/>
         </w:rPr>
-        <w:t xml:space="preserve">El resultado de la suma se </w:t>
-      </w:r>
-      <w:proofErr w:type="spellStart"/>
-      <w:r>
-        <w:rPr>
-          <w:rFonts w:ascii="Times New Roman" w:eastAsia="Times New Roman" w:hAnsi="Times New Roman" w:cs="Times New Roman"/>
-          <w:color w:val="000000"/>
-        </w:rPr>
-        <w:t>hashea</w:t>
-      </w:r>
-      <w:proofErr w:type="spellEnd"/>
-      <w:r>
-        <w:rPr>
-          <w:rFonts w:ascii="Times New Roman" w:eastAsia="Times New Roman" w:hAnsi="Times New Roman" w:cs="Times New Roman"/>
-          <w:color w:val="000000"/>
-        </w:rPr>
-        <w:t xml:space="preserve"> con SHA-256 y se almacena en la tabla DIGITO_VERIFICADOR. </w:t>
+        <w:t xml:space="preserve">El resultado de la suma se hashea con SHA-256 y se almacena en la tabla DIGITO_VERIFICADOR. </w:t>
       </w:r>
       <w:r>
         <w:rPr>
@@ -22368,6 +22128,88 @@
     </w:p>
     <w:p>
       <w:pPr>
+        <w:rPr>
+          <w:rFonts w:ascii="Times New Roman" w:eastAsia="Times New Roman" w:hAnsi="Times New Roman" w:cs="Times New Roman"/>
+          <w:color w:val="000000"/>
+        </w:rPr>
+      </w:pPr>
+    </w:p>
+    <w:p>
+      <w:pPr>
+        <w:rPr>
+          <w:rFonts w:ascii="Times New Roman" w:eastAsia="Times New Roman" w:hAnsi="Times New Roman" w:cs="Times New Roman"/>
+          <w:color w:val="000000"/>
+        </w:rPr>
+      </w:pPr>
+      <w:r>
+        <w:rPr>
+          <w:rFonts w:ascii="Times New Roman" w:eastAsia="Times New Roman" w:hAnsi="Times New Roman" w:cs="Times New Roman"/>
+          <w:color w:val="000000"/>
+        </w:rPr>
+        <w:lastRenderedPageBreak/>
+        <w:t xml:space="preserve">El algoritmo para llevar a cabo esto es: </w:t>
+      </w:r>
+    </w:p>
+    <w:p>
+      <w:pPr>
+        <w:pStyle w:val="Prrafodelista"/>
+        <w:numPr>
+          <w:ilvl w:val="0"/>
+          <w:numId w:val="19"/>
+        </w:numPr>
+        <w:rPr>
+          <w:rFonts w:ascii="Times New Roman" w:eastAsia="Times New Roman" w:hAnsi="Times New Roman" w:cs="Times New Roman"/>
+          <w:color w:val="000000"/>
+        </w:rPr>
+      </w:pPr>
+      <w:r>
+        <w:rPr>
+          <w:rFonts w:ascii="Times New Roman" w:eastAsia="Times New Roman" w:hAnsi="Times New Roman" w:cs="Times New Roman"/>
+          <w:b/>
+          <w:bCs/>
+          <w:color w:val="000000"/>
+        </w:rPr>
+        <w:t>DVH:</w:t>
+      </w:r>
+      <w:r>
+        <w:rPr>
+          <w:rFonts w:ascii="Times New Roman" w:eastAsia="Times New Roman" w:hAnsi="Times New Roman" w:cs="Times New Roman"/>
+          <w:color w:val="000000"/>
+        </w:rPr>
+        <w:t xml:space="preserve"> suma += ASCII(c) × posChar × posAtributo → SHA256(suma)</w:t>
+      </w:r>
+    </w:p>
+    <w:p>
+      <w:pPr>
+        <w:pStyle w:val="Prrafodelista"/>
+        <w:numPr>
+          <w:ilvl w:val="0"/>
+          <w:numId w:val="19"/>
+        </w:numPr>
+        <w:rPr>
+          <w:rFonts w:ascii="Times New Roman" w:eastAsia="Times New Roman" w:hAnsi="Times New Roman" w:cs="Times New Roman"/>
+          <w:color w:val="000000"/>
+        </w:rPr>
+      </w:pPr>
+      <w:r>
+        <w:rPr>
+          <w:rFonts w:ascii="Times New Roman" w:eastAsia="Times New Roman" w:hAnsi="Times New Roman" w:cs="Times New Roman"/>
+          <w:b/>
+          <w:bCs/>
+          <w:color w:val="000000"/>
+        </w:rPr>
+        <w:t>DVV:</w:t>
+      </w:r>
+      <w:r>
+        <w:rPr>
+          <w:rFonts w:ascii="Times New Roman" w:eastAsia="Times New Roman" w:hAnsi="Times New Roman" w:cs="Times New Roman"/>
+          <w:color w:val="000000"/>
+        </w:rPr>
+        <w:t xml:space="preserve"> suma += ASCII(c) × posChar × posFila → SHA256(suma)</w:t>
+      </w:r>
+    </w:p>
+    <w:p>
+      <w:pPr>
         <w:pStyle w:val="Ttulo2"/>
         <w:rPr>
           <w:rFonts w:ascii="Times New Roman" w:eastAsia="Times New Roman" w:hAnsi="Times New Roman" w:cs="Times New Roman"/>
@@ -22381,7 +22223,6 @@
           <w:sz w:val="30"/>
           <w:szCs w:val="30"/>
         </w:rPr>
-        <w:lastRenderedPageBreak/>
         <w:t xml:space="preserve">7.2 </w:t>
       </w:r>
       <w:r>
@@ -22405,23 +22246,7 @@
           <w:rFonts w:ascii="Times New Roman" w:eastAsia="Times New Roman" w:hAnsi="Times New Roman" w:cs="Times New Roman"/>
           <w:color w:val="000000"/>
         </w:rPr>
-        <w:t xml:space="preserve">Al iniciar la aplicación, antes de mostrar el </w:t>
-      </w:r>
-      <w:proofErr w:type="spellStart"/>
-      <w:r>
-        <w:rPr>
-          <w:rFonts w:ascii="Times New Roman" w:eastAsia="Times New Roman" w:hAnsi="Times New Roman" w:cs="Times New Roman"/>
-          <w:color w:val="000000"/>
-        </w:rPr>
-        <w:t>login</w:t>
-      </w:r>
-      <w:proofErr w:type="spellEnd"/>
-      <w:r>
-        <w:rPr>
-          <w:rFonts w:ascii="Times New Roman" w:eastAsia="Times New Roman" w:hAnsi="Times New Roman" w:cs="Times New Roman"/>
-          <w:color w:val="000000"/>
-        </w:rPr>
-        <w:t xml:space="preserve">, se verifican ambos dígitos. En caso de error se informa al </w:t>
+        <w:t xml:space="preserve">Al iniciar la aplicación, antes de mostrar el login, se verifican ambos dígitos.En caso de error se informa al </w:t>
       </w:r>
       <w:r>
         <w:rPr>
@@ -22496,23 +22321,7 @@
           <w:rFonts w:ascii="Times New Roman" w:eastAsia="Times New Roman" w:hAnsi="Times New Roman" w:cs="Times New Roman"/>
           <w:color w:val="000000"/>
         </w:rPr>
-        <w:t xml:space="preserve"> Restaura la base de datos completa desde un archivo .</w:t>
-      </w:r>
-      <w:proofErr w:type="spellStart"/>
-      <w:r>
-        <w:rPr>
-          <w:rFonts w:ascii="Times New Roman" w:eastAsia="Times New Roman" w:hAnsi="Times New Roman" w:cs="Times New Roman"/>
-          <w:color w:val="000000"/>
-        </w:rPr>
-        <w:t>bak</w:t>
-      </w:r>
-      <w:proofErr w:type="spellEnd"/>
-      <w:r>
-        <w:rPr>
-          <w:rFonts w:ascii="Times New Roman" w:eastAsia="Times New Roman" w:hAnsi="Times New Roman" w:cs="Times New Roman"/>
-          <w:color w:val="000000"/>
-        </w:rPr>
-        <w:t xml:space="preserve"> generado previamente</w:t>
+        <w:t xml:space="preserve"> Restaura la base de datos completa desde un archivo .bak generado previamente</w:t>
       </w:r>
       <w:r>
         <w:rPr>
@@ -22691,6 +22500,7 @@
           <w:sz w:val="30"/>
           <w:szCs w:val="30"/>
         </w:rPr>
+        <w:lastRenderedPageBreak/>
         <w:t>7.</w:t>
       </w:r>
       <w:r>
@@ -22781,7 +22591,6 @@
           <w:sz w:val="30"/>
           <w:szCs w:val="30"/>
         </w:rPr>
-        <w:lastRenderedPageBreak/>
         <w:t>7.5 Diagrama Secuencia del Sistema</w:t>
       </w:r>
     </w:p>
@@ -22791,9 +22600,9 @@
           <w:noProof/>
         </w:rPr>
         <w:drawing>
-          <wp:inline distT="0" distB="0" distL="0" distR="0" wp14:anchorId="5E053E0A" wp14:editId="435327F9">
-            <wp:extent cx="6078415" cy="4071833"/>
-            <wp:effectExtent l="0" t="0" r="0" b="5080"/>
+          <wp:inline distT="0" distB="0" distL="0" distR="0" wp14:anchorId="5E053E0A" wp14:editId="42401D7A">
+            <wp:extent cx="6449685" cy="4320540"/>
+            <wp:effectExtent l="0" t="0" r="8890" b="3810"/>
             <wp:docPr id="718695217" name="Imagen 4"/>
             <wp:cNvGraphicFramePr>
               <a:graphicFrameLocks xmlns:a="http://schemas.openxmlformats.org/drawingml/2006/main" noChangeAspect="1"/>
@@ -22823,7 +22632,7 @@
                   <pic:spPr bwMode="auto">
                     <a:xfrm>
                       <a:off x="0" y="0"/>
-                      <a:ext cx="6091057" cy="4080301"/>
+                      <a:ext cx="6469939" cy="4334108"/>
                     </a:xfrm>
                     <a:prstGeom prst="rect">
                       <a:avLst/>
@@ -23091,103 +22900,7 @@
           <w:rFonts w:ascii="Times New Roman" w:eastAsia="Times New Roman" w:hAnsi="Times New Roman" w:cs="Times New Roman"/>
           <w:color w:val="000000"/>
         </w:rPr>
-        <w:t xml:space="preserve">El formulario </w:t>
-      </w:r>
-      <w:proofErr w:type="spellStart"/>
-      <w:r>
-        <w:rPr>
-          <w:rFonts w:ascii="Times New Roman" w:eastAsia="Times New Roman" w:hAnsi="Times New Roman" w:cs="Times New Roman"/>
-          <w:color w:val="000000"/>
-        </w:rPr>
-        <w:t>BackUp-Restore</w:t>
-      </w:r>
-      <w:proofErr w:type="spellEnd"/>
-      <w:r>
-        <w:rPr>
-          <w:rFonts w:ascii="Times New Roman" w:eastAsia="Times New Roman" w:hAnsi="Times New Roman" w:cs="Times New Roman"/>
-          <w:color w:val="000000"/>
-        </w:rPr>
-        <w:t xml:space="preserve"> permite al Gerente realizar cuatro operaciones: Crear </w:t>
-      </w:r>
-      <w:proofErr w:type="spellStart"/>
-      <w:r>
-        <w:rPr>
-          <w:rFonts w:ascii="Times New Roman" w:eastAsia="Times New Roman" w:hAnsi="Times New Roman" w:cs="Times New Roman"/>
-          <w:color w:val="000000"/>
-        </w:rPr>
-        <w:t>BackUp</w:t>
-      </w:r>
-      <w:proofErr w:type="spellEnd"/>
-      <w:r>
-        <w:rPr>
-          <w:rFonts w:ascii="Times New Roman" w:eastAsia="Times New Roman" w:hAnsi="Times New Roman" w:cs="Times New Roman"/>
-          <w:color w:val="000000"/>
-        </w:rPr>
-        <w:t xml:space="preserve"> genera un archivo .</w:t>
-      </w:r>
-      <w:proofErr w:type="spellStart"/>
-      <w:r>
-        <w:rPr>
-          <w:rFonts w:ascii="Times New Roman" w:eastAsia="Times New Roman" w:hAnsi="Times New Roman" w:cs="Times New Roman"/>
-          <w:color w:val="000000"/>
-        </w:rPr>
-        <w:t>bak</w:t>
-      </w:r>
-      <w:proofErr w:type="spellEnd"/>
-      <w:r>
-        <w:rPr>
-          <w:rFonts w:ascii="Times New Roman" w:eastAsia="Times New Roman" w:hAnsi="Times New Roman" w:cs="Times New Roman"/>
-          <w:color w:val="000000"/>
-        </w:rPr>
-        <w:t xml:space="preserve"> en la ruta especificada usando el SP </w:t>
-      </w:r>
-      <w:proofErr w:type="spellStart"/>
-      <w:r>
-        <w:rPr>
-          <w:rFonts w:ascii="Times New Roman" w:eastAsia="Times New Roman" w:hAnsi="Times New Roman" w:cs="Times New Roman"/>
-          <w:color w:val="000000"/>
-        </w:rPr>
-        <w:t>RealizarBackup</w:t>
-      </w:r>
-      <w:proofErr w:type="spellEnd"/>
-      <w:r>
-        <w:rPr>
-          <w:rFonts w:ascii="Times New Roman" w:eastAsia="Times New Roman" w:hAnsi="Times New Roman" w:cs="Times New Roman"/>
-          <w:color w:val="000000"/>
-        </w:rPr>
-        <w:t>. Restaurar Base restaura la base de datos completa desde un archivo .</w:t>
-      </w:r>
-      <w:proofErr w:type="spellStart"/>
-      <w:r>
-        <w:rPr>
-          <w:rFonts w:ascii="Times New Roman" w:eastAsia="Times New Roman" w:hAnsi="Times New Roman" w:cs="Times New Roman"/>
-          <w:color w:val="000000"/>
-        </w:rPr>
-        <w:t>bak</w:t>
-      </w:r>
-      <w:proofErr w:type="spellEnd"/>
-      <w:r>
-        <w:rPr>
-          <w:rFonts w:ascii="Times New Roman" w:eastAsia="Times New Roman" w:hAnsi="Times New Roman" w:cs="Times New Roman"/>
-          <w:color w:val="000000"/>
-        </w:rPr>
-        <w:t xml:space="preserve"> usando el SP </w:t>
-      </w:r>
-      <w:proofErr w:type="spellStart"/>
-      <w:r>
-        <w:rPr>
-          <w:rFonts w:ascii="Times New Roman" w:eastAsia="Times New Roman" w:hAnsi="Times New Roman" w:cs="Times New Roman"/>
-          <w:color w:val="000000"/>
-        </w:rPr>
-        <w:t>RealizarRestore</w:t>
-      </w:r>
-      <w:proofErr w:type="spellEnd"/>
-      <w:r>
-        <w:rPr>
-          <w:rFonts w:ascii="Times New Roman" w:eastAsia="Times New Roman" w:hAnsi="Times New Roman" w:cs="Times New Roman"/>
-          <w:color w:val="000000"/>
-        </w:rPr>
-        <w:t>. Ver Error DV ejecuta la verificación de integridad y muestra los errores encontrados. Solucionar Errores recalcula todos los DVH y DVV aceptando los datos actuales.</w:t>
+        <w:t>El formulario BackUp-Restore permite al Gerente realizar cuatro operaciones: Crear BackUp genera un archivo .bak en la ruta especificada usando el SP RealizarBackup. Restaurar Base restaura la base de datos completa desde un archivo .bak usando el SP RealizarRestore. Ver Error DV ejecuta la verificación de integridad y muestra los errores encontrados. Solucionar Errores recalcula todos los DVH y DVV aceptando los datos actuales.</w:t>
       </w:r>
     </w:p>
     <w:p>
@@ -23206,36 +22919,14 @@
           <w:color w:val="000000"/>
           <w:lang w:val="en-US"/>
         </w:rPr>
-        <w:t xml:space="preserve">Ruta </w:t>
-      </w:r>
-      <w:proofErr w:type="spellStart"/>
-      <w:r>
-        <w:rPr>
-          <w:rFonts w:ascii="Times New Roman" w:eastAsia="Times New Roman" w:hAnsi="Times New Roman" w:cs="Times New Roman"/>
-          <w:b/>
-          <w:bCs/>
+        <w:t>Ruta recomendada para backup:</w:t>
+      </w:r>
+      <w:r>
+        <w:rPr>
+          <w:rFonts w:ascii="Times New Roman" w:eastAsia="Times New Roman" w:hAnsi="Times New Roman" w:cs="Times New Roman"/>
           <w:color w:val="000000"/>
           <w:lang w:val="en-US"/>
         </w:rPr>
-        <w:t>recomendada</w:t>
-      </w:r>
-      <w:proofErr w:type="spellEnd"/>
-      <w:r>
-        <w:rPr>
-          <w:rFonts w:ascii="Times New Roman" w:eastAsia="Times New Roman" w:hAnsi="Times New Roman" w:cs="Times New Roman"/>
-          <w:b/>
-          <w:bCs/>
-          <w:color w:val="000000"/>
-          <w:lang w:val="en-US"/>
-        </w:rPr>
-        <w:t xml:space="preserve"> para backup:</w:t>
-      </w:r>
-      <w:r>
-        <w:rPr>
-          <w:rFonts w:ascii="Times New Roman" w:eastAsia="Times New Roman" w:hAnsi="Times New Roman" w:cs="Times New Roman"/>
-          <w:color w:val="000000"/>
-          <w:lang w:val="en-US"/>
-        </w:rPr>
         <w:t xml:space="preserve"> </w:t>
       </w:r>
       <w:r>
@@ -23244,18 +22935,8 @@
           <w:color w:val="0066FF"/>
           <w:lang w:val="en-US"/>
         </w:rPr>
-        <w:t>C:\Program Files\Microsoft SQL Server\MSSQL15.SQLEXPRESS\MSSQL\Backup\</w:t>
-      </w:r>
-      <w:proofErr w:type="spellStart"/>
-      <w:r>
-        <w:rPr>
-          <w:rFonts w:ascii="Times New Roman" w:eastAsia="Times New Roman" w:hAnsi="Times New Roman" w:cs="Times New Roman"/>
-          <w:color w:val="0066FF"/>
-          <w:lang w:val="en-US"/>
-        </w:rPr>
-        <w:t>NombreArchivo.bak</w:t>
-      </w:r>
-      <w:proofErr w:type="spellEnd"/>
+        <w:t>C:\Program Files\Microsoft SQL Server\MSSQL15.SQLEXPRESS\MSSQL\Backup\NombreArchivo.bak</w:t>
+      </w:r>
     </w:p>
     <w:p>
       <w:pPr>
@@ -23265,11 +22946,52 @@
       </w:pPr>
     </w:p>
     <w:p>
+      <w:pPr>
+        <w:rPr>
+          <w:lang w:val="en-US"/>
+        </w:rPr>
+      </w:pPr>
+    </w:p>
+    <w:p>
+      <w:pPr>
+        <w:rPr>
+          <w:lang w:val="en-US"/>
+        </w:rPr>
+      </w:pPr>
+    </w:p>
+    <w:p>
+      <w:pPr>
+        <w:rPr>
+          <w:lang w:val="en-US"/>
+        </w:rPr>
+      </w:pPr>
+    </w:p>
+    <w:p>
+      <w:pPr>
+        <w:rPr>
+          <w:lang w:val="en-US"/>
+        </w:rPr>
+      </w:pPr>
+    </w:p>
+    <w:p>
+      <w:pPr>
+        <w:rPr>
+          <w:lang w:val="en-US"/>
+        </w:rPr>
+      </w:pPr>
+      <w:r>
+        <w:rPr>
+          <w:lang w:val="en-US"/>
+        </w:rPr>
+        <w:lastRenderedPageBreak/>
+        <w:t>Backup</w:t>
+      </w:r>
+    </w:p>
+    <w:p>
       <w:r>
         <w:rPr>
           <w:noProof/>
         </w:rPr>
-        <w:lastRenderedPageBreak/>
         <w:drawing>
           <wp:inline distT="0" distB="0" distL="0" distR="0" wp14:anchorId="2F77F477" wp14:editId="1CD9A5F4">
             <wp:extent cx="5400040" cy="2969895"/>
@@ -23351,12 +23073,24 @@
     </w:p>
     <w:p/>
     <w:p/>
+    <w:p/>
+    <w:p/>
+    <w:p/>
+    <w:p/>
+    <w:p/>
+    <w:p/>
+    <w:p/>
     <w:p>
       <w:r>
+        <w:lastRenderedPageBreak/>
+        <w:t>Restore</w:t>
+      </w:r>
+    </w:p>
+    <w:p>
+      <w:r>
         <w:rPr>
           <w:noProof/>
         </w:rPr>
-        <w:lastRenderedPageBreak/>
         <w:drawing>
           <wp:inline distT="0" distB="0" distL="0" distR="0" wp14:anchorId="1FE96A7D" wp14:editId="026FD8ED">
             <wp:extent cx="5400040" cy="2939415"/>
@@ -23455,19 +23189,11 @@
       <w:r>
         <w:t xml:space="preserve"> (abstracta): clase base que define la interfaz común para permisos atómicos y compuestos. Contiene el método </w:t>
       </w:r>
-      <w:proofErr w:type="spellStart"/>
       <w:r>
         <w:rPr>
           <w:rStyle w:val="CdigoHTML"/>
         </w:rPr>
-        <w:t>ContienePermiso</w:t>
-      </w:r>
-      <w:proofErr w:type="spellEnd"/>
-      <w:r>
-        <w:rPr>
-          <w:rStyle w:val="CdigoHTML"/>
-        </w:rPr>
-        <w:t>()</w:t>
+        <w:t>ContienePermiso()</w:t>
       </w:r>
       <w:r>
         <w:t xml:space="preserve"> que recorre recursivamente la jerarquía para verificar si un permiso existe dentro de la estructura.</w:t>
@@ -23488,31 +23214,7 @@
         <w:t>PERMISOATOMICO</w:t>
       </w:r>
       <w:r>
-        <w:t>: hoja del árbol. Representa un permiso funcional específico del sistema (</w:t>
-      </w:r>
-      <w:proofErr w:type="spellStart"/>
-      <w:r>
-        <w:t>ej</w:t>
-      </w:r>
-      <w:proofErr w:type="spellEnd"/>
-      <w:r>
-        <w:t>: "</w:t>
-      </w:r>
-      <w:proofErr w:type="spellStart"/>
-      <w:r>
-        <w:t>Gestion</w:t>
-      </w:r>
-      <w:proofErr w:type="spellEnd"/>
-      <w:r>
-        <w:t xml:space="preserve"> Usuarios", "</w:t>
-      </w:r>
-      <w:proofErr w:type="spellStart"/>
-      <w:r>
-        <w:t>Gestion</w:t>
-      </w:r>
-      <w:proofErr w:type="spellEnd"/>
-      <w:r>
-        <w:t xml:space="preserve"> Productos"). No puede tener hijos. Sus instancias están precargadas en la base de datos y no pueden ser creadas desde la interfaz.</w:t>
+        <w:t>: hoja del árbol. Representa un permiso funcional específico del sistema (ej: "Gestion Usuarios", "Gestion Productos"). No puede tener hijos. Sus instancias están precargadas en la base de datos y no pueden ser creadas desde la interfaz.</w:t>
       </w:r>
     </w:p>
     <w:p>
@@ -23531,42 +23233,29 @@
         <w:t>PERMISOCOMPOSITE</w:t>
       </w:r>
       <w:r>
-        <w:t xml:space="preserve">: nodo interno del árbol. Representa un rol que puede contener tanto permisos atómicos como otros roles. Tiene una lista de </w:t>
-      </w:r>
-      <w:proofErr w:type="spellStart"/>
-      <w:r>
-        <w:t>PermisosIncluidos</w:t>
-      </w:r>
-      <w:proofErr w:type="spellEnd"/>
-      <w:r>
-        <w:t xml:space="preserve"> y los métodos </w:t>
-      </w:r>
-      <w:proofErr w:type="spellStart"/>
-      <w:r>
-        <w:t>AgregarPermiso</w:t>
-      </w:r>
-      <w:proofErr w:type="spellEnd"/>
-      <w:r>
-        <w:t xml:space="preserve">() y </w:t>
-      </w:r>
-      <w:proofErr w:type="spellStart"/>
-      <w:r>
-        <w:t>QuitarPermiso</w:t>
-      </w:r>
-      <w:proofErr w:type="spellEnd"/>
-      <w:r>
-        <w:t>().</w:t>
+        <w:t>: nodo interno del árbol. Representa un rol que puede contener tanto permisos atómicos como otros roles. Tiene una lista de PermisosIncluidos y los métodos AgregarPermiso() y QuitarPermiso().</w:t>
       </w:r>
     </w:p>
     <w:p>
       <w:pPr>
         <w:pStyle w:val="font-claude-response-body"/>
       </w:pPr>
+    </w:p>
+    <w:p>
+      <w:pPr>
+        <w:pStyle w:val="font-claude-response-body"/>
+      </w:pPr>
+    </w:p>
+    <w:p>
+      <w:pPr>
+        <w:pStyle w:val="font-claude-response-body"/>
+      </w:pPr>
       <w:r>
         <w:rPr>
           <w:b/>
           <w:bCs/>
         </w:rPr>
+        <w:lastRenderedPageBreak/>
         <w:t>R</w:t>
       </w:r>
       <w:r>
@@ -23628,7 +23317,6 @@
         <w:rPr>
           <w:color w:val="000000"/>
         </w:rPr>
-        <w:lastRenderedPageBreak/>
         <w:t>Un rol puede contener permisos atómicos y otros roles.</w:t>
       </w:r>
     </w:p>
@@ -23883,7 +23571,6 @@
         </w:rPr>
         <w:t xml:space="preserve"> </w:t>
       </w:r>
-      <w:proofErr w:type="spellStart"/>
       <w:r>
         <w:rPr>
           <w:rFonts w:ascii="Times New Roman" w:hAnsi="Times New Roman" w:cs="Times New Roman"/>
@@ -23891,7 +23578,6 @@
         </w:rPr>
         <w:t>river</w:t>
       </w:r>
-      <w:proofErr w:type="spellEnd"/>
     </w:p>
     <w:p>
       <w:pPr>
@@ -23984,6 +23670,7 @@
           <w:sz w:val="30"/>
           <w:szCs w:val="30"/>
         </w:rPr>
+        <w:lastRenderedPageBreak/>
         <w:t>8.3 Der</w:t>
       </w:r>
       <w:bookmarkEnd w:id="89"/>
@@ -24059,7 +23746,6 @@
           <w:sz w:val="30"/>
           <w:szCs w:val="30"/>
         </w:rPr>
-        <w:lastRenderedPageBreak/>
         <w:t>8.</w:t>
       </w:r>
       <w:r>
@@ -24143,6 +23829,7 @@
         <w:rPr>
           <w:rFonts w:ascii="Times New Roman" w:eastAsia="Times New Roman" w:hAnsi="Times New Roman" w:cs="Times New Roman"/>
         </w:rPr>
+        <w:lastRenderedPageBreak/>
         <w:t>9. GESTIÓN DE CAMBIOS</w:t>
       </w:r>
       <w:bookmarkEnd w:id="91"/>
@@ -24220,7 +23907,19 @@
         <w:rPr>
           <w:rFonts w:ascii="Times New Roman" w:eastAsia="Times New Roman" w:hAnsi="Times New Roman" w:cs="Times New Roman"/>
         </w:rPr>
-        <w:t>Al revertir un cambio, el sistema no solo restaura el valor del campo sino que también recalcula el DVH del producto afectado y el DVV de toda la tabla, manteniendo la integridad de los dígitos verificadores.</w:t>
+        <w:t xml:space="preserve">Al revertir un cambio, el sistema no solo restaura el valor del </w:t>
+      </w:r>
+      <w:r>
+        <w:rPr>
+          <w:rFonts w:ascii="Times New Roman" w:eastAsia="Times New Roman" w:hAnsi="Times New Roman" w:cs="Times New Roman"/>
+        </w:rPr>
+        <w:t>campo,</w:t>
+      </w:r>
+      <w:r>
+        <w:rPr>
+          <w:rFonts w:ascii="Times New Roman" w:eastAsia="Times New Roman" w:hAnsi="Times New Roman" w:cs="Times New Roman"/>
+        </w:rPr>
+        <w:t xml:space="preserve"> sino que también recalcula el DVH del producto afectado y el DVV de toda la tabla, manteniendo la integridad de los dígitos verificadores.</w:t>
       </w:r>
     </w:p>
     <w:p>
@@ -24239,7 +23938,6 @@
           <w:sz w:val="30"/>
           <w:szCs w:val="30"/>
         </w:rPr>
-        <w:lastRenderedPageBreak/>
         <w:t>9.2 Diagrama de Clases</w:t>
       </w:r>
       <w:bookmarkEnd w:id="93"/>
@@ -24643,10 +24341,10 @@
           <w:noProof/>
         </w:rPr>
         <w:drawing>
-          <wp:inline distT="0" distB="0" distL="0" distR="0" wp14:anchorId="7D547139" wp14:editId="44F83860">
-            <wp:extent cx="5400040" cy="3782060"/>
-            <wp:effectExtent l="0" t="0" r="0" b="8890"/>
-            <wp:docPr id="1810117146" name="Imagen 1"/>
+          <wp:inline distT="0" distB="0" distL="0" distR="0" wp14:anchorId="48E0AD83" wp14:editId="24BB6EE6">
+            <wp:extent cx="2194560" cy="1554480"/>
+            <wp:effectExtent l="0" t="0" r="0" b="7620"/>
+            <wp:docPr id="1709030593" name="Imagen 2"/>
             <wp:cNvGraphicFramePr>
               <a:graphicFrameLocks xmlns:a="http://schemas.openxmlformats.org/drawingml/2006/main" noChangeAspect="1"/>
             </wp:cNvGraphicFramePr>
@@ -24654,23 +24352,36 @@
               <a:graphicData uri="http://schemas.openxmlformats.org/drawingml/2006/picture">
                 <pic:pic xmlns:pic="http://schemas.openxmlformats.org/drawingml/2006/picture">
                   <pic:nvPicPr>
-                    <pic:cNvPr id="1810117146" name=""/>
-                    <pic:cNvPicPr/>
+                    <pic:cNvPr id="0" name="Picture 2"/>
+                    <pic:cNvPicPr>
+                      <a:picLocks noChangeAspect="1" noChangeArrowheads="1"/>
+                    </pic:cNvPicPr>
                   </pic:nvPicPr>
                   <pic:blipFill>
-                    <a:blip r:embed="rId65"/>
+                    <a:blip r:embed="rId65">
+                      <a:extLst>
+                        <a:ext uri="{28A0092B-C50C-407E-A947-70E740481C1C}">
+                          <a14:useLocalDpi xmlns:a14="http://schemas.microsoft.com/office/drawing/2010/main" val="0"/>
+                        </a:ext>
+                      </a:extLst>
+                    </a:blip>
+                    <a:srcRect/>
                     <a:stretch>
                       <a:fillRect/>
                     </a:stretch>
                   </pic:blipFill>
-                  <pic:spPr>
+                  <pic:spPr bwMode="auto">
                     <a:xfrm>
                       <a:off x="0" y="0"/>
-                      <a:ext cx="5400040" cy="3782060"/>
+                      <a:ext cx="2194560" cy="1554480"/>
                     </a:xfrm>
                     <a:prstGeom prst="rect">
                       <a:avLst/>
                     </a:prstGeom>
+                    <a:noFill/>
+                    <a:ln>
+                      <a:noFill/>
+                    </a:ln>
                   </pic:spPr>
                 </pic:pic>
               </a:graphicData>
@@ -24764,6 +24475,12 @@
                 <w:b/>
                 <w:bCs/>
               </w:rPr>
+              <w:t xml:space="preserve">ID Y NOMBRE: </w:t>
+            </w:r>
+            <w:r>
+              <w:rPr>
+                <w:rFonts w:asciiTheme="majorBidi" w:hAnsiTheme="majorBidi" w:cstheme="majorBidi"/>
+              </w:rPr>
               <w:t>CU 009 – Cambiar Idioma</w:t>
             </w:r>
           </w:p>
@@ -24809,7 +24526,7 @@
               <w:rPr>
                 <w:rFonts w:asciiTheme="majorBidi" w:hAnsiTheme="majorBidi" w:cstheme="majorBidi"/>
               </w:rPr>
-              <w:t xml:space="preserve">  En proceso</w:t>
+              <w:t xml:space="preserve">  </w:t>
             </w:r>
           </w:p>
         </w:tc>
@@ -24848,7 +24565,6 @@
                 <w:b/>
                 <w:bCs/>
               </w:rPr>
-              <w:lastRenderedPageBreak/>
               <w:t>DESCRIPCIÓN:</w:t>
             </w:r>
             <w:r>
@@ -25006,23 +24722,7 @@
                 <w:rFonts w:asciiTheme="majorBidi" w:hAnsiTheme="majorBidi" w:cstheme="majorBidi"/>
                 <w:lang w:val="es-ES"/>
               </w:rPr>
-              <w:t xml:space="preserve">El usuario debió haberse </w:t>
-            </w:r>
-            <w:proofErr w:type="spellStart"/>
-            <w:r>
-              <w:rPr>
-                <w:rFonts w:asciiTheme="majorBidi" w:hAnsiTheme="majorBidi" w:cstheme="majorBidi"/>
-                <w:lang w:val="es-ES"/>
-              </w:rPr>
-              <w:t>logueado</w:t>
-            </w:r>
-            <w:proofErr w:type="spellEnd"/>
-            <w:r>
-              <w:rPr>
-                <w:rFonts w:asciiTheme="majorBidi" w:hAnsiTheme="majorBidi" w:cstheme="majorBidi"/>
-                <w:lang w:val="es-ES"/>
-              </w:rPr>
-              <w:t xml:space="preserve"> con éxito previamente en el sistema. </w:t>
+              <w:t xml:space="preserve">El usuario debió haberse logueado con éxito previamente en el sistema. </w:t>
             </w:r>
           </w:p>
           <w:p>
@@ -25135,6 +24835,7 @@
                 <w:bCs/>
                 <w:lang w:val="es-ES"/>
               </w:rPr>
+              <w:lastRenderedPageBreak/>
               <w:t>CONDICIÓN:</w:t>
             </w:r>
             <w:r>
@@ -25401,23 +25102,7 @@
                 <w:rFonts w:asciiTheme="majorBidi" w:hAnsiTheme="majorBidi" w:cstheme="majorBidi"/>
                 <w:lang w:val="es-ES"/>
               </w:rPr>
-              <w:t xml:space="preserve">4.2 El sistema muestra el nombre del control entre corchetes como </w:t>
-            </w:r>
-            <w:proofErr w:type="spellStart"/>
-            <w:r>
-              <w:rPr>
-                <w:rFonts w:asciiTheme="majorBidi" w:hAnsiTheme="majorBidi" w:cstheme="majorBidi"/>
-                <w:lang w:val="es-ES"/>
-              </w:rPr>
-              <w:t>fallback</w:t>
-            </w:r>
-            <w:proofErr w:type="spellEnd"/>
-            <w:r>
-              <w:rPr>
-                <w:rFonts w:asciiTheme="majorBidi" w:hAnsiTheme="majorBidi" w:cstheme="majorBidi"/>
-                <w:lang w:val="es-ES"/>
-              </w:rPr>
-              <w:t xml:space="preserve">. </w:t>
+              <w:t xml:space="preserve">4.2 El sistema muestra el nombre del control entre corchetes como fallback. </w:t>
             </w:r>
             <w:r>
               <w:rPr>
@@ -25466,23 +25151,7 @@
                 <w:rFonts w:asciiTheme="majorBidi" w:hAnsiTheme="majorBidi" w:cstheme="majorBidi"/>
                 <w:lang w:val="es-ES"/>
               </w:rPr>
-              <w:t xml:space="preserve">4.1 El sistema utiliza el texto en español entre corchetes como </w:t>
-            </w:r>
-            <w:proofErr w:type="spellStart"/>
-            <w:r>
-              <w:rPr>
-                <w:rFonts w:asciiTheme="majorBidi" w:hAnsiTheme="majorBidi" w:cstheme="majorBidi"/>
-                <w:lang w:val="es-ES"/>
-              </w:rPr>
-              <w:t>fallback</w:t>
-            </w:r>
-            <w:proofErr w:type="spellEnd"/>
-            <w:r>
-              <w:rPr>
-                <w:rFonts w:asciiTheme="majorBidi" w:hAnsiTheme="majorBidi" w:cstheme="majorBidi"/>
-                <w:lang w:val="es-ES"/>
-              </w:rPr>
-              <w:t xml:space="preserve"> según el COALESCE definido en la base de datos.</w:t>
+              <w:t>4.1 El sistema utiliza el texto en español entre corchetes como fallback según el COALESCE definido en la base de datos.</w:t>
             </w:r>
             <w:r>
               <w:rPr>
@@ -25535,7 +25204,6 @@
                 <w:b/>
                 <w:bCs/>
               </w:rPr>
-              <w:lastRenderedPageBreak/>
               <w:t xml:space="preserve">POSTCONDICIONES: </w:t>
             </w:r>
             <w:r>
@@ -25608,10 +25276,11 @@
         <w:rPr>
           <w:noProof/>
         </w:rPr>
+        <w:lastRenderedPageBreak/>
         <w:drawing>
-          <wp:inline distT="0" distB="0" distL="0" distR="0" wp14:anchorId="43C14E9F" wp14:editId="17A8C58C">
-            <wp:extent cx="5400040" cy="6316980"/>
-            <wp:effectExtent l="0" t="0" r="0" b="7620"/>
+          <wp:inline distT="0" distB="0" distL="0" distR="0" wp14:anchorId="43C14E9F" wp14:editId="379FE700">
+            <wp:extent cx="6357586" cy="7437120"/>
+            <wp:effectExtent l="0" t="0" r="5715" b="0"/>
             <wp:docPr id="197516205" name="Imagen 1"/>
             <wp:cNvGraphicFramePr>
               <a:graphicFrameLocks xmlns:a="http://schemas.openxmlformats.org/drawingml/2006/main" noChangeAspect="1"/>
@@ -25632,7 +25301,7 @@
                   <pic:spPr>
                     <a:xfrm>
                       <a:off x="0" y="0"/>
-                      <a:ext cx="5400040" cy="6316980"/>
+                      <a:ext cx="6368856" cy="7450304"/>
                     </a:xfrm>
                     <a:prstGeom prst="rect">
                       <a:avLst/>
@@ -25695,7 +25364,7 @@
     <w:p>
       <w:pPr>
         <w:rPr>
-          <w:noProof/>
+          <w:rFonts w:ascii="Times New Roman" w:eastAsia="Times New Roman" w:hAnsi="Times New Roman" w:cs="Times New Roman"/>
         </w:rPr>
       </w:pPr>
     </w:p>
@@ -25703,6 +25372,68 @@
       <w:pPr>
         <w:rPr>
           <w:rFonts w:ascii="Times New Roman" w:eastAsia="Times New Roman" w:hAnsi="Times New Roman" w:cs="Times New Roman"/>
+          <w:color w:val="0F4761"/>
+          <w:sz w:val="30"/>
+          <w:szCs w:val="30"/>
+        </w:rPr>
+      </w:pPr>
+      <w:r>
+        <w:rPr>
+          <w:rFonts w:ascii="Times New Roman" w:eastAsia="Times New Roman" w:hAnsi="Times New Roman" w:cs="Times New Roman"/>
+          <w:color w:val="0F4761"/>
+          <w:sz w:val="30"/>
+          <w:szCs w:val="30"/>
+        </w:rPr>
+        <w:t>10.</w:t>
+      </w:r>
+      <w:r>
+        <w:rPr>
+          <w:rFonts w:ascii="Times New Roman" w:eastAsia="Times New Roman" w:hAnsi="Times New Roman" w:cs="Times New Roman"/>
+          <w:color w:val="0F4761"/>
+          <w:sz w:val="30"/>
+          <w:szCs w:val="30"/>
+        </w:rPr>
+        <w:t>6</w:t>
+      </w:r>
+      <w:r>
+        <w:rPr>
+          <w:rFonts w:ascii="Times New Roman" w:eastAsia="Times New Roman" w:hAnsi="Times New Roman" w:cs="Times New Roman"/>
+          <w:color w:val="0F4761"/>
+          <w:sz w:val="30"/>
+          <w:szCs w:val="30"/>
+        </w:rPr>
+        <w:t xml:space="preserve"> </w:t>
+      </w:r>
+      <w:r>
+        <w:rPr>
+          <w:rFonts w:ascii="Times New Roman" w:eastAsia="Times New Roman" w:hAnsi="Times New Roman" w:cs="Times New Roman"/>
+          <w:color w:val="0F4761"/>
+          <w:sz w:val="30"/>
+          <w:szCs w:val="30"/>
+        </w:rPr>
+        <w:t>Pantallas UI</w:t>
+      </w:r>
+    </w:p>
+    <w:p>
+      <w:pPr>
+        <w:rPr>
+          <w:rFonts w:ascii="Times New Roman" w:eastAsia="Times New Roman" w:hAnsi="Times New Roman" w:cs="Times New Roman"/>
+        </w:rPr>
+      </w:pPr>
+      <w:r>
+        <w:rPr>
+          <w:rFonts w:ascii="Times New Roman" w:eastAsia="Times New Roman" w:hAnsi="Times New Roman" w:cs="Times New Roman"/>
+        </w:rPr>
+        <w:t>Cambio de idioma desde un “ComboBox” en Menú</w:t>
+      </w:r>
+    </w:p>
+    <w:p>
+      <w:pPr>
+        <w:rPr>
+          <w:rFonts w:ascii="Times New Roman" w:eastAsia="Times New Roman" w:hAnsi="Times New Roman" w:cs="Times New Roman"/>
+          <w:color w:val="0F4761"/>
+          <w:sz w:val="30"/>
+          <w:szCs w:val="30"/>
         </w:rPr>
       </w:pPr>
       <w:r>
@@ -25710,10 +25441,10 @@
           <w:noProof/>
         </w:rPr>
         <w:drawing>
-          <wp:inline distT="0" distB="0" distL="0" distR="0" wp14:anchorId="102C4C9F" wp14:editId="34318784">
-            <wp:extent cx="5990590" cy="3352800"/>
-            <wp:effectExtent l="0" t="0" r="0" b="0"/>
-            <wp:docPr id="1975260429" name="Imagen 1"/>
+          <wp:inline distT="0" distB="0" distL="0" distR="0" wp14:anchorId="6AF44FBE" wp14:editId="1AAE0BA6">
+            <wp:extent cx="3802380" cy="2519786"/>
+            <wp:effectExtent l="0" t="0" r="7620" b="0"/>
+            <wp:docPr id="377277214" name="Imagen 1"/>
             <wp:cNvGraphicFramePr>
               <a:graphicFrameLocks xmlns:a="http://schemas.openxmlformats.org/drawingml/2006/main" noChangeAspect="1"/>
             </wp:cNvGraphicFramePr>
@@ -25721,20 +25452,12 @@
               <a:graphicData uri="http://schemas.openxmlformats.org/drawingml/2006/picture">
                 <pic:pic xmlns:pic="http://schemas.openxmlformats.org/drawingml/2006/picture">
                   <pic:nvPicPr>
-                    <pic:cNvPr id="0" name="Picture 1"/>
-                    <pic:cNvPicPr>
-                      <a:picLocks noChangeAspect="1" noChangeArrowheads="1"/>
-                    </pic:cNvPicPr>
+                    <pic:cNvPr id="377277214" name=""/>
+                    <pic:cNvPicPr/>
                   </pic:nvPicPr>
                   <pic:blipFill rotWithShape="1">
-                    <a:blip r:embed="rId67">
-                      <a:extLst>
-                        <a:ext uri="{28A0092B-C50C-407E-A947-70E740481C1C}">
-                          <a14:useLocalDpi xmlns:a14="http://schemas.microsoft.com/office/drawing/2010/main" val="0"/>
-                        </a:ext>
-                      </a:extLst>
-                    </a:blip>
-                    <a:srcRect b="8331"/>
+                    <a:blip r:embed="rId67"/>
+                    <a:srcRect l="1976" t="4755" r="3481" b="3463"/>
                     <a:stretch>
                       <a:fillRect/>
                     </a:stretch>
@@ -25742,12 +25465,11 @@
                   <pic:spPr bwMode="auto">
                     <a:xfrm>
                       <a:off x="0" y="0"/>
-                      <a:ext cx="5991866" cy="3353514"/>
+                      <a:ext cx="3807417" cy="2523124"/>
                     </a:xfrm>
                     <a:prstGeom prst="rect">
                       <a:avLst/>
                     </a:prstGeom>
-                    <a:noFill/>
                     <a:ln>
                       <a:noFill/>
                     </a:ln>
@@ -25768,134 +25490,24 @@
       <w:pPr>
         <w:rPr>
           <w:rFonts w:ascii="Times New Roman" w:eastAsia="Times New Roman" w:hAnsi="Times New Roman" w:cs="Times New Roman"/>
-          <w:color w:val="0F4761"/>
-          <w:sz w:val="30"/>
-          <w:szCs w:val="30"/>
-        </w:rPr>
-      </w:pPr>
-      <w:r>
-        <w:rPr>
-          <w:rFonts w:ascii="Times New Roman" w:eastAsia="Times New Roman" w:hAnsi="Times New Roman" w:cs="Times New Roman"/>
-          <w:color w:val="0F4761"/>
-          <w:sz w:val="30"/>
-          <w:szCs w:val="30"/>
-        </w:rPr>
-        <w:t>10.</w:t>
-      </w:r>
-      <w:r>
-        <w:rPr>
-          <w:rFonts w:ascii="Times New Roman" w:eastAsia="Times New Roman" w:hAnsi="Times New Roman" w:cs="Times New Roman"/>
-          <w:color w:val="0F4761"/>
-          <w:sz w:val="30"/>
-          <w:szCs w:val="30"/>
-        </w:rPr>
-        <w:t>6</w:t>
-      </w:r>
-      <w:r>
-        <w:rPr>
-          <w:rFonts w:ascii="Times New Roman" w:eastAsia="Times New Roman" w:hAnsi="Times New Roman" w:cs="Times New Roman"/>
-          <w:color w:val="0F4761"/>
-          <w:sz w:val="30"/>
-          <w:szCs w:val="30"/>
-        </w:rPr>
-        <w:t xml:space="preserve"> </w:t>
-      </w:r>
-      <w:r>
-        <w:rPr>
-          <w:rFonts w:ascii="Times New Roman" w:eastAsia="Times New Roman" w:hAnsi="Times New Roman" w:cs="Times New Roman"/>
-          <w:color w:val="0F4761"/>
-          <w:sz w:val="30"/>
-          <w:szCs w:val="30"/>
-        </w:rPr>
-        <w:t>Pantallas UI</w:t>
+        </w:rPr>
+      </w:pPr>
+      <w:r>
+        <w:rPr>
+          <w:rFonts w:ascii="Times New Roman" w:eastAsia="Times New Roman" w:hAnsi="Times New Roman" w:cs="Times New Roman"/>
+        </w:rPr>
+        <w:t>ABM de Idioma</w:t>
       </w:r>
     </w:p>
     <w:p>
       <w:r>
-        <w:t xml:space="preserve">El menú con el </w:t>
-      </w:r>
-      <w:proofErr w:type="spellStart"/>
-      <w:r>
-        <w:t>comboBox</w:t>
-      </w:r>
-      <w:proofErr w:type="spellEnd"/>
-      <w:r>
-        <w:t xml:space="preserve"> para cambiar idioma</w:t>
-      </w:r>
-    </w:p>
-    <w:p>
-      <w:pPr>
-        <w:rPr>
-          <w:rFonts w:ascii="Times New Roman" w:eastAsia="Times New Roman" w:hAnsi="Times New Roman" w:cs="Times New Roman"/>
-          <w:color w:val="0F4761"/>
-          <w:sz w:val="30"/>
-          <w:szCs w:val="30"/>
-        </w:rPr>
-      </w:pPr>
-      <w:r>
         <w:rPr>
           <w:noProof/>
         </w:rPr>
-        <w:lastRenderedPageBreak/>
         <w:drawing>
-          <wp:inline distT="0" distB="0" distL="0" distR="0" wp14:anchorId="6AF44FBE" wp14:editId="5937C3EF">
-            <wp:extent cx="5400040" cy="3686175"/>
-            <wp:effectExtent l="0" t="0" r="0" b="9525"/>
-            <wp:docPr id="377277214" name="Imagen 1"/>
-            <wp:cNvGraphicFramePr>
-              <a:graphicFrameLocks xmlns:a="http://schemas.openxmlformats.org/drawingml/2006/main" noChangeAspect="1"/>
-            </wp:cNvGraphicFramePr>
-            <a:graphic xmlns:a="http://schemas.openxmlformats.org/drawingml/2006/main">
-              <a:graphicData uri="http://schemas.openxmlformats.org/drawingml/2006/picture">
-                <pic:pic xmlns:pic="http://schemas.openxmlformats.org/drawingml/2006/picture">
-                  <pic:nvPicPr>
-                    <pic:cNvPr id="377277214" name=""/>
-                    <pic:cNvPicPr/>
-                  </pic:nvPicPr>
-                  <pic:blipFill>
-                    <a:blip r:embed="rId68"/>
-                    <a:stretch>
-                      <a:fillRect/>
-                    </a:stretch>
-                  </pic:blipFill>
-                  <pic:spPr>
-                    <a:xfrm>
-                      <a:off x="0" y="0"/>
-                      <a:ext cx="5400040" cy="3686175"/>
-                    </a:xfrm>
-                    <a:prstGeom prst="rect">
-                      <a:avLst/>
-                    </a:prstGeom>
-                  </pic:spPr>
-                </pic:pic>
-              </a:graphicData>
-            </a:graphic>
-          </wp:inline>
-        </w:drawing>
-      </w:r>
-    </w:p>
-    <w:p>
-      <w:pPr>
-        <w:rPr>
-          <w:rFonts w:ascii="Times New Roman" w:eastAsia="Times New Roman" w:hAnsi="Times New Roman" w:cs="Times New Roman"/>
-        </w:rPr>
-      </w:pPr>
-      <w:r>
-        <w:rPr>
-          <w:rFonts w:ascii="Times New Roman" w:eastAsia="Times New Roman" w:hAnsi="Times New Roman" w:cs="Times New Roman"/>
-        </w:rPr>
-        <w:t>ABM de Idioma</w:t>
-      </w:r>
-    </w:p>
-    <w:p>
-      <w:r>
-        <w:rPr>
-          <w:noProof/>
-        </w:rPr>
-        <w:drawing>
-          <wp:inline distT="0" distB="0" distL="0" distR="0" wp14:anchorId="0608475E" wp14:editId="67B2CED6">
-            <wp:extent cx="5400040" cy="2931160"/>
-            <wp:effectExtent l="0" t="0" r="0" b="2540"/>
+          <wp:inline distT="0" distB="0" distL="0" distR="0" wp14:anchorId="0608475E" wp14:editId="214C0C24">
+            <wp:extent cx="4617720" cy="2454822"/>
+            <wp:effectExtent l="0" t="0" r="0" b="3175"/>
             <wp:docPr id="837411457" name="Imagen 1"/>
             <wp:cNvGraphicFramePr>
               <a:graphicFrameLocks xmlns:a="http://schemas.openxmlformats.org/drawingml/2006/main" noChangeAspect="1"/>
@@ -25907,20 +25519,29 @@
                     <pic:cNvPr id="837411457" name=""/>
                     <pic:cNvPicPr/>
                   </pic:nvPicPr>
-                  <pic:blipFill>
-                    <a:blip r:embed="rId69"/>
+                  <pic:blipFill rotWithShape="1">
+                    <a:blip r:embed="rId68"/>
+                    <a:srcRect l="565" t="1820" r="1223" b="1993"/>
                     <a:stretch>
                       <a:fillRect/>
                     </a:stretch>
                   </pic:blipFill>
-                  <pic:spPr>
+                  <pic:spPr bwMode="auto">
                     <a:xfrm>
                       <a:off x="0" y="0"/>
-                      <a:ext cx="5400040" cy="2931160"/>
+                      <a:ext cx="4625158" cy="2458776"/>
                     </a:xfrm>
                     <a:prstGeom prst="rect">
                       <a:avLst/>
                     </a:prstGeom>
+                    <a:ln>
+                      <a:noFill/>
+                    </a:ln>
+                    <a:extLst>
+                      <a:ext uri="{53640926-AAD7-44D8-BBD7-CCE9431645EC}">
+                        <a14:shadowObscured xmlns:a14="http://schemas.microsoft.com/office/drawing/2010/main"/>
+                      </a:ext>
+                    </a:extLst>
                   </pic:spPr>
                 </pic:pic>
               </a:graphicData>
@@ -25937,8 +25558,8 @@
     </w:p>
     <w:p/>
     <w:sectPr>
-      <w:headerReference w:type="default" r:id="rId70"/>
-      <w:footerReference w:type="default" r:id="rId71"/>
+      <w:headerReference w:type="default" r:id="rId69"/>
+      <w:footerReference w:type="default" r:id="rId70"/>
       <w:pgSz w:w="11906" w:h="16838"/>
       <w:pgMar w:top="1417" w:right="1701" w:bottom="1417" w:left="1701" w:header="708" w:footer="708" w:gutter="0"/>
       <w:pgNumType w:start="1"/>
@@ -27878,6 +27499,95 @@
     </w:lvl>
   </w:abstractNum>
   <w:abstractNum w:abstractNumId="8" w15:restartNumberingAfterBreak="0">
+    <w:nsid w:val="26E7340D"/>
+    <w:multiLevelType w:val="hybridMultilevel"/>
+    <w:tmpl w:val="6CD6EF7E"/>
+    <w:lvl w:ilvl="0" w:tplc="11C41002">
+      <w:start w:val="2"/>
+      <w:numFmt w:val="upperLetter"/>
+      <w:lvlText w:val="%1."/>
+      <w:lvlJc w:val="left"/>
+      <w:pPr>
+        <w:ind w:left="1800" w:hanging="360"/>
+      </w:pPr>
+      <w:rPr>
+        <w:rFonts w:hint="default"/>
+      </w:rPr>
+    </w:lvl>
+    <w:lvl w:ilvl="1" w:tplc="2C0A0019" w:tentative="1">
+      <w:start w:val="1"/>
+      <w:numFmt w:val="lowerLetter"/>
+      <w:lvlText w:val="%2."/>
+      <w:lvlJc w:val="left"/>
+      <w:pPr>
+        <w:ind w:left="2520" w:hanging="360"/>
+      </w:pPr>
+    </w:lvl>
+    <w:lvl w:ilvl="2" w:tplc="2C0A001B" w:tentative="1">
+      <w:start w:val="1"/>
+      <w:numFmt w:val="lowerRoman"/>
+      <w:lvlText w:val="%3."/>
+      <w:lvlJc w:val="right"/>
+      <w:pPr>
+        <w:ind w:left="3240" w:hanging="180"/>
+      </w:pPr>
+    </w:lvl>
+    <w:lvl w:ilvl="3" w:tplc="2C0A000F" w:tentative="1">
+      <w:start w:val="1"/>
+      <w:numFmt w:val="decimal"/>
+      <w:lvlText w:val="%4."/>
+      <w:lvlJc w:val="left"/>
+      <w:pPr>
+        <w:ind w:left="3960" w:hanging="360"/>
+      </w:pPr>
+    </w:lvl>
+    <w:lvl w:ilvl="4" w:tplc="2C0A0019" w:tentative="1">
+      <w:start w:val="1"/>
+      <w:numFmt w:val="lowerLetter"/>
+      <w:lvlText w:val="%5."/>
+      <w:lvlJc w:val="left"/>
+      <w:pPr>
+        <w:ind w:left="4680" w:hanging="360"/>
+      </w:pPr>
+    </w:lvl>
+    <w:lvl w:ilvl="5" w:tplc="2C0A001B" w:tentative="1">
+      <w:start w:val="1"/>
+      <w:numFmt w:val="lowerRoman"/>
+      <w:lvlText w:val="%6."/>
+      <w:lvlJc w:val="right"/>
+      <w:pPr>
+        <w:ind w:left="5400" w:hanging="180"/>
+      </w:pPr>
+    </w:lvl>
+    <w:lvl w:ilvl="6" w:tplc="2C0A000F" w:tentative="1">
+      <w:start w:val="1"/>
+      <w:numFmt w:val="decimal"/>
+      <w:lvlText w:val="%7."/>
+      <w:lvlJc w:val="left"/>
+      <w:pPr>
+        <w:ind w:left="6120" w:hanging="360"/>
+      </w:pPr>
+    </w:lvl>
+    <w:lvl w:ilvl="7" w:tplc="2C0A0019" w:tentative="1">
+      <w:start w:val="1"/>
+      <w:numFmt w:val="lowerLetter"/>
+      <w:lvlText w:val="%8."/>
+      <w:lvlJc w:val="left"/>
+      <w:pPr>
+        <w:ind w:left="6840" w:hanging="360"/>
+      </w:pPr>
+    </w:lvl>
+    <w:lvl w:ilvl="8" w:tplc="2C0A001B" w:tentative="1">
+      <w:start w:val="1"/>
+      <w:numFmt w:val="lowerRoman"/>
+      <w:lvlText w:val="%9."/>
+      <w:lvlJc w:val="right"/>
+      <w:pPr>
+        <w:ind w:left="7560" w:hanging="180"/>
+      </w:pPr>
+    </w:lvl>
+  </w:abstractNum>
+  <w:abstractNum w:abstractNumId="9" w15:restartNumberingAfterBreak="0">
     <w:nsid w:val="273F489B"/>
     <w:multiLevelType w:val="multilevel"/>
     <w:tmpl w:val="44FCE85C"/>
@@ -27990,7 +27700,7 @@
       </w:rPr>
     </w:lvl>
   </w:abstractNum>
-  <w:abstractNum w:abstractNumId="9" w15:restartNumberingAfterBreak="0">
+  <w:abstractNum w:abstractNumId="10" w15:restartNumberingAfterBreak="0">
     <w:nsid w:val="292B085E"/>
     <w:multiLevelType w:val="multilevel"/>
     <w:tmpl w:val="72A22ADA"/>
@@ -28080,7 +27790,7 @@
       </w:pPr>
     </w:lvl>
   </w:abstractNum>
-  <w:abstractNum w:abstractNumId="10" w15:restartNumberingAfterBreak="0">
+  <w:abstractNum w:abstractNumId="11" w15:restartNumberingAfterBreak="0">
     <w:nsid w:val="29E44E31"/>
     <w:multiLevelType w:val="multilevel"/>
     <w:tmpl w:val="C32E3EB2"/>
@@ -28193,7 +27903,7 @@
       </w:rPr>
     </w:lvl>
   </w:abstractNum>
-  <w:abstractNum w:abstractNumId="11" w15:restartNumberingAfterBreak="0">
+  <w:abstractNum w:abstractNumId="12" w15:restartNumberingAfterBreak="0">
     <w:nsid w:val="2A025459"/>
     <w:multiLevelType w:val="multilevel"/>
     <w:tmpl w:val="B178B5FE"/>
@@ -28308,7 +28018,7 @@
       </w:rPr>
     </w:lvl>
   </w:abstractNum>
-  <w:abstractNum w:abstractNumId="12" w15:restartNumberingAfterBreak="0">
+  <w:abstractNum w:abstractNumId="13" w15:restartNumberingAfterBreak="0">
     <w:nsid w:val="2AA95BD7"/>
     <w:multiLevelType w:val="multilevel"/>
     <w:tmpl w:val="049291B0"/>
@@ -28457,7 +28167,7 @@
       </w:rPr>
     </w:lvl>
   </w:abstractNum>
-  <w:abstractNum w:abstractNumId="13" w15:restartNumberingAfterBreak="0">
+  <w:abstractNum w:abstractNumId="14" w15:restartNumberingAfterBreak="0">
     <w:nsid w:val="3499200A"/>
     <w:multiLevelType w:val="hybridMultilevel"/>
     <w:tmpl w:val="C3E4A142"/>
@@ -28570,10 +28280,10 @@
       </w:rPr>
     </w:lvl>
   </w:abstractNum>
-  <w:abstractNum w:abstractNumId="14" w15:restartNumberingAfterBreak="0">
+  <w:abstractNum w:abstractNumId="15" w15:restartNumberingAfterBreak="0">
     <w:nsid w:val="39C509A6"/>
     <w:multiLevelType w:val="multilevel"/>
-    <w:tmpl w:val="8BCC9C0A"/>
+    <w:tmpl w:val="5F608204"/>
     <w:lvl w:ilvl="0">
       <w:start w:val="1"/>
       <w:numFmt w:val="decimal"/>
@@ -28595,6 +28305,10 @@
       <w:pPr>
         <w:ind w:left="1800" w:hanging="360"/>
       </w:pPr>
+      <w:rPr>
+        <w:b/>
+        <w:bCs/>
+      </w:rPr>
     </w:lvl>
     <w:lvl w:ilvl="2">
       <w:start w:val="1"/>
@@ -28660,7 +28374,7 @@
       </w:pPr>
     </w:lvl>
   </w:abstractNum>
-  <w:abstractNum w:abstractNumId="15" w15:restartNumberingAfterBreak="0">
+  <w:abstractNum w:abstractNumId="16" w15:restartNumberingAfterBreak="0">
     <w:nsid w:val="39F35BF8"/>
     <w:multiLevelType w:val="multilevel"/>
     <w:tmpl w:val="2190F670"/>
@@ -28750,7 +28464,7 @@
       </w:pPr>
     </w:lvl>
   </w:abstractNum>
-  <w:abstractNum w:abstractNumId="16" w15:restartNumberingAfterBreak="0">
+  <w:abstractNum w:abstractNumId="17" w15:restartNumberingAfterBreak="0">
     <w:nsid w:val="3EA04283"/>
     <w:multiLevelType w:val="multilevel"/>
     <w:tmpl w:val="C840C568"/>
@@ -28840,7 +28554,7 @@
       </w:pPr>
     </w:lvl>
   </w:abstractNum>
-  <w:abstractNum w:abstractNumId="17" w15:restartNumberingAfterBreak="0">
+  <w:abstractNum w:abstractNumId="18" w15:restartNumberingAfterBreak="0">
     <w:nsid w:val="44972425"/>
     <w:multiLevelType w:val="multilevel"/>
     <w:tmpl w:val="A69C4584"/>
@@ -28953,7 +28667,7 @@
       </w:rPr>
     </w:lvl>
   </w:abstractNum>
-  <w:abstractNum w:abstractNumId="18" w15:restartNumberingAfterBreak="0">
+  <w:abstractNum w:abstractNumId="19" w15:restartNumberingAfterBreak="0">
     <w:nsid w:val="465A2690"/>
     <w:multiLevelType w:val="multilevel"/>
     <w:tmpl w:val="2CE4AB62"/>
@@ -29043,7 +28757,7 @@
       </w:pPr>
     </w:lvl>
   </w:abstractNum>
-  <w:abstractNum w:abstractNumId="19" w15:restartNumberingAfterBreak="0">
+  <w:abstractNum w:abstractNumId="20" w15:restartNumberingAfterBreak="0">
     <w:nsid w:val="471667BB"/>
     <w:multiLevelType w:val="multilevel"/>
     <w:tmpl w:val="944A6AA8"/>
@@ -29156,7 +28870,7 @@
       </w:rPr>
     </w:lvl>
   </w:abstractNum>
-  <w:abstractNum w:abstractNumId="20" w15:restartNumberingAfterBreak="0">
+  <w:abstractNum w:abstractNumId="21" w15:restartNumberingAfterBreak="0">
     <w:nsid w:val="4C201EA1"/>
     <w:multiLevelType w:val="hybridMultilevel"/>
     <w:tmpl w:val="8AA2DAD6"/>
@@ -29269,7 +28983,7 @@
       </w:rPr>
     </w:lvl>
   </w:abstractNum>
-  <w:abstractNum w:abstractNumId="21" w15:restartNumberingAfterBreak="0">
+  <w:abstractNum w:abstractNumId="22" w15:restartNumberingAfterBreak="0">
     <w:nsid w:val="4F151ED2"/>
     <w:multiLevelType w:val="multilevel"/>
     <w:tmpl w:val="3B440B54"/>
@@ -29359,7 +29073,7 @@
       </w:pPr>
     </w:lvl>
   </w:abstractNum>
-  <w:abstractNum w:abstractNumId="22" w15:restartNumberingAfterBreak="0">
+  <w:abstractNum w:abstractNumId="23" w15:restartNumberingAfterBreak="0">
     <w:nsid w:val="4F81444D"/>
     <w:multiLevelType w:val="multilevel"/>
     <w:tmpl w:val="2CE4AB62"/>
@@ -29449,7 +29163,7 @@
       </w:pPr>
     </w:lvl>
   </w:abstractNum>
-  <w:abstractNum w:abstractNumId="23" w15:restartNumberingAfterBreak="0">
+  <w:abstractNum w:abstractNumId="24" w15:restartNumberingAfterBreak="0">
     <w:nsid w:val="53A47C0C"/>
     <w:multiLevelType w:val="hybridMultilevel"/>
     <w:tmpl w:val="5310FD84"/>
@@ -29562,7 +29276,7 @@
       </w:rPr>
     </w:lvl>
   </w:abstractNum>
-  <w:abstractNum w:abstractNumId="24" w15:restartNumberingAfterBreak="0">
+  <w:abstractNum w:abstractNumId="25" w15:restartNumberingAfterBreak="0">
     <w:nsid w:val="58952764"/>
     <w:multiLevelType w:val="hybridMultilevel"/>
     <w:tmpl w:val="A37ECC54"/>
@@ -29675,7 +29389,7 @@
       </w:rPr>
     </w:lvl>
   </w:abstractNum>
-  <w:abstractNum w:abstractNumId="25" w15:restartNumberingAfterBreak="0">
+  <w:abstractNum w:abstractNumId="26" w15:restartNumberingAfterBreak="0">
     <w:nsid w:val="5B28511A"/>
     <w:multiLevelType w:val="multilevel"/>
     <w:tmpl w:val="3B440B54"/>
@@ -29765,7 +29479,7 @@
       </w:pPr>
     </w:lvl>
   </w:abstractNum>
-  <w:abstractNum w:abstractNumId="26" w15:restartNumberingAfterBreak="0">
+  <w:abstractNum w:abstractNumId="27" w15:restartNumberingAfterBreak="0">
     <w:nsid w:val="5BB90A2F"/>
     <w:multiLevelType w:val="multilevel"/>
     <w:tmpl w:val="B4720FD0"/>
@@ -29914,10 +29628,10 @@
       </w:rPr>
     </w:lvl>
   </w:abstractNum>
-  <w:abstractNum w:abstractNumId="27" w15:restartNumberingAfterBreak="0">
+  <w:abstractNum w:abstractNumId="28" w15:restartNumberingAfterBreak="0">
     <w:nsid w:val="62C615B1"/>
     <w:multiLevelType w:val="hybridMultilevel"/>
-    <w:tmpl w:val="69AC4796"/>
+    <w:tmpl w:val="ED1619AC"/>
     <w:lvl w:ilvl="0" w:tplc="2C0A0001">
       <w:start w:val="1"/>
       <w:numFmt w:val="bullet"/>
@@ -30027,7 +29741,7 @@
       </w:rPr>
     </w:lvl>
   </w:abstractNum>
-  <w:abstractNum w:abstractNumId="28" w15:restartNumberingAfterBreak="0">
+  <w:abstractNum w:abstractNumId="29" w15:restartNumberingAfterBreak="0">
     <w:nsid w:val="721D01EF"/>
     <w:multiLevelType w:val="multilevel"/>
     <w:tmpl w:val="AADC35FA"/>
@@ -30140,7 +29854,7 @@
       </w:rPr>
     </w:lvl>
   </w:abstractNum>
-  <w:abstractNum w:abstractNumId="29" w15:restartNumberingAfterBreak="0">
+  <w:abstractNum w:abstractNumId="30" w15:restartNumberingAfterBreak="0">
     <w:nsid w:val="73776D94"/>
     <w:multiLevelType w:val="multilevel"/>
     <w:tmpl w:val="3940D936"/>
@@ -30230,7 +29944,7 @@
       </w:pPr>
     </w:lvl>
   </w:abstractNum>
-  <w:abstractNum w:abstractNumId="30" w15:restartNumberingAfterBreak="0">
+  <w:abstractNum w:abstractNumId="31" w15:restartNumberingAfterBreak="0">
     <w:nsid w:val="7B0825C5"/>
     <w:multiLevelType w:val="multilevel"/>
     <w:tmpl w:val="E62824EC"/>
@@ -30344,40 +30058,40 @@
     </w:lvl>
   </w:abstractNum>
   <w:num w:numId="1" w16cid:durableId="1003820479">
-    <w:abstractNumId w:val="19"/>
+    <w:abstractNumId w:val="20"/>
   </w:num>
   <w:num w:numId="2" w16cid:durableId="959841925">
     <w:abstractNumId w:val="2"/>
   </w:num>
   <w:num w:numId="3" w16cid:durableId="1279489412">
-    <w:abstractNumId w:val="15"/>
+    <w:abstractNumId w:val="16"/>
   </w:num>
   <w:num w:numId="4" w16cid:durableId="73673050">
-    <w:abstractNumId w:val="28"/>
+    <w:abstractNumId w:val="29"/>
   </w:num>
   <w:num w:numId="5" w16cid:durableId="335158926">
     <w:abstractNumId w:val="1"/>
   </w:num>
   <w:num w:numId="6" w16cid:durableId="22680917">
-    <w:abstractNumId w:val="16"/>
+    <w:abstractNumId w:val="17"/>
   </w:num>
   <w:num w:numId="7" w16cid:durableId="356194859">
-    <w:abstractNumId w:val="29"/>
+    <w:abstractNumId w:val="30"/>
   </w:num>
   <w:num w:numId="8" w16cid:durableId="1683049771">
-    <w:abstractNumId w:val="9"/>
+    <w:abstractNumId w:val="10"/>
   </w:num>
   <w:num w:numId="9" w16cid:durableId="533082093">
-    <w:abstractNumId w:val="25"/>
+    <w:abstractNumId w:val="26"/>
   </w:num>
   <w:num w:numId="10" w16cid:durableId="338847162">
-    <w:abstractNumId w:val="18"/>
+    <w:abstractNumId w:val="19"/>
   </w:num>
   <w:num w:numId="11" w16cid:durableId="735468304">
     <w:abstractNumId w:val="3"/>
   </w:num>
   <w:num w:numId="12" w16cid:durableId="1651904012">
-    <w:abstractNumId w:val="14"/>
+    <w:abstractNumId w:val="15"/>
   </w:num>
   <w:num w:numId="13" w16cid:durableId="1435318471">
     <w:abstractNumId w:val="7"/>
@@ -30389,61 +30103,52 @@
     <w:abstractNumId w:val="5"/>
   </w:num>
   <w:num w:numId="16" w16cid:durableId="1311444191">
-    <w:abstractNumId w:val="8"/>
+    <w:abstractNumId w:val="9"/>
   </w:num>
   <w:num w:numId="17" w16cid:durableId="428624901">
     <w:abstractNumId w:val="6"/>
   </w:num>
   <w:num w:numId="18" w16cid:durableId="44764715">
-    <w:abstractNumId w:val="20"/>
+    <w:abstractNumId w:val="21"/>
   </w:num>
   <w:num w:numId="19" w16cid:durableId="1035933899">
-    <w:abstractNumId w:val="27"/>
+    <w:abstractNumId w:val="28"/>
   </w:num>
   <w:num w:numId="20" w16cid:durableId="795104101">
-    <w:abstractNumId w:val="17"/>
+    <w:abstractNumId w:val="18"/>
   </w:num>
   <w:num w:numId="21" w16cid:durableId="1902398725">
-    <w:abstractNumId w:val="22"/>
+    <w:abstractNumId w:val="23"/>
   </w:num>
   <w:num w:numId="22" w16cid:durableId="2137947010">
-    <w:abstractNumId w:val="30"/>
+    <w:abstractNumId w:val="31"/>
   </w:num>
   <w:num w:numId="23" w16cid:durableId="1079642873">
-    <w:abstractNumId w:val="10"/>
+    <w:abstractNumId w:val="11"/>
   </w:num>
   <w:num w:numId="24" w16cid:durableId="895315625">
-    <w:abstractNumId w:val="11"/>
+    <w:abstractNumId w:val="12"/>
   </w:num>
   <w:num w:numId="25" w16cid:durableId="549073225">
     <w:abstractNumId w:val="0"/>
   </w:num>
   <w:num w:numId="26" w16cid:durableId="1063716301">
-    <w:abstractNumId w:val="12"/>
+    <w:abstractNumId w:val="13"/>
   </w:num>
   <w:num w:numId="27" w16cid:durableId="2128355026">
-    <w:abstractNumId w:val="26"/>
+    <w:abstractNumId w:val="27"/>
   </w:num>
   <w:num w:numId="28" w16cid:durableId="1747919955">
-    <w:abstractNumId w:val="13"/>
+    <w:abstractNumId w:val="14"/>
   </w:num>
   <w:num w:numId="29" w16cid:durableId="1259094555">
+    <w:abstractNumId w:val="25"/>
+  </w:num>
+  <w:num w:numId="30" w16cid:durableId="607734423">
     <w:abstractNumId w:val="24"/>
   </w:num>
-  <w:num w:numId="30" w16cid:durableId="607734423">
-    <w:abstractNumId w:val="23"/>
-    <w:lvlOverride w:ilvl="0"/>
-    <w:lvlOverride w:ilvl="1"/>
-    <w:lvlOverride w:ilvl="2"/>
-    <w:lvlOverride w:ilvl="3"/>
-    <w:lvlOverride w:ilvl="4"/>
-    <w:lvlOverride w:ilvl="5"/>
-    <w:lvlOverride w:ilvl="6"/>
-    <w:lvlOverride w:ilvl="7"/>
-    <w:lvlOverride w:ilvl="8"/>
-  </w:num>
   <w:num w:numId="31" w16cid:durableId="355739284">
-    <w:abstractNumId w:val="21"/>
+    <w:abstractNumId w:val="22"/>
     <w:lvlOverride w:ilvl="0">
       <w:startOverride w:val="1"/>
     </w:lvlOverride>
@@ -30473,7 +30178,10 @@
     </w:lvlOverride>
   </w:num>
   <w:num w:numId="32" w16cid:durableId="1736929792">
-    <w:abstractNumId w:val="23"/>
+    <w:abstractNumId w:val="24"/>
+  </w:num>
+  <w:num w:numId="33" w16cid:durableId="1938907612">
+    <w:abstractNumId w:val="8"/>
   </w:num>
 </w:numbering>
 </file>
@@ -30999,6 +30707,7 @@
   <w:style w:type="character" w:default="1" w:styleId="Fuentedeprrafopredeter">
     <w:name w:val="Default Paragraph Font"/>
     <w:uiPriority w:val="1"/>
+    <w:semiHidden/>
     <w:unhideWhenUsed/>
   </w:style>
   <w:style w:type="table" w:default="1" w:styleId="Tablanormal">

--- a/Documentación/ProyectoIS 2026 CAJAL-FERNANDEZ_2daEntrega.docx
+++ b/Documentación/ProyectoIS 2026 CAJAL-FERNANDEZ_2daEntrega.docx
@@ -382,7 +382,7 @@
             </w:rPr>
             <w:fldChar w:fldCharType="separate"/>
           </w:r>
-          <w:hyperlink w:anchor="_Toc231714323" w:history="1">
+          <w:hyperlink w:anchor="_Toc231994079" w:history="1">
             <w:r>
               <w:rPr>
                 <w:rStyle w:val="Hipervnculo"/>
@@ -410,7 +410,7 @@
                 <w:noProof/>
                 <w:webHidden/>
               </w:rPr>
-              <w:instrText xml:space="preserve"> PAGEREF _Toc231714323 \h </w:instrText>
+              <w:instrText xml:space="preserve"> PAGEREF _Toc231994079 \h </w:instrText>
             </w:r>
             <w:r>
               <w:rPr>
@@ -454,7 +454,7 @@
               <w14:ligatures w14:val="standardContextual"/>
             </w:rPr>
           </w:pPr>
-          <w:hyperlink w:anchor="_Toc231714324" w:history="1">
+          <w:hyperlink w:anchor="_Toc231994080" w:history="1">
             <w:r>
               <w:rPr>
                 <w:rStyle w:val="Hipervnculo"/>
@@ -482,7 +482,7 @@
                 <w:noProof/>
                 <w:webHidden/>
               </w:rPr>
-              <w:instrText xml:space="preserve"> PAGEREF _Toc231714324 \h </w:instrText>
+              <w:instrText xml:space="preserve"> PAGEREF _Toc231994080 \h </w:instrText>
             </w:r>
             <w:r>
               <w:rPr>
@@ -526,7 +526,7 @@
               <w14:ligatures w14:val="standardContextual"/>
             </w:rPr>
           </w:pPr>
-          <w:hyperlink w:anchor="_Toc231714325" w:history="1">
+          <w:hyperlink w:anchor="_Toc231994081" w:history="1">
             <w:r>
               <w:rPr>
                 <w:rStyle w:val="Hipervnculo"/>
@@ -554,7 +554,7 @@
                 <w:noProof/>
                 <w:webHidden/>
               </w:rPr>
-              <w:instrText xml:space="preserve"> PAGEREF _Toc231714325 \h </w:instrText>
+              <w:instrText xml:space="preserve"> PAGEREF _Toc231994081 \h </w:instrText>
             </w:r>
             <w:r>
               <w:rPr>
@@ -598,7 +598,7 @@
               <w14:ligatures w14:val="standardContextual"/>
             </w:rPr>
           </w:pPr>
-          <w:hyperlink w:anchor="_Toc231714326" w:history="1">
+          <w:hyperlink w:anchor="_Toc231994082" w:history="1">
             <w:r>
               <w:rPr>
                 <w:rStyle w:val="Hipervnculo"/>
@@ -626,7 +626,7 @@
                 <w:noProof/>
                 <w:webHidden/>
               </w:rPr>
-              <w:instrText xml:space="preserve"> PAGEREF _Toc231714326 \h </w:instrText>
+              <w:instrText xml:space="preserve"> PAGEREF _Toc231994082 \h </w:instrText>
             </w:r>
             <w:r>
               <w:rPr>
@@ -670,7 +670,7 @@
               <w14:ligatures w14:val="standardContextual"/>
             </w:rPr>
           </w:pPr>
-          <w:hyperlink w:anchor="_Toc231714327" w:history="1">
+          <w:hyperlink w:anchor="_Toc231994083" w:history="1">
             <w:r>
               <w:rPr>
                 <w:rStyle w:val="Hipervnculo"/>
@@ -698,7 +698,7 @@
                 <w:noProof/>
                 <w:webHidden/>
               </w:rPr>
-              <w:instrText xml:space="preserve"> PAGEREF _Toc231714327 \h </w:instrText>
+              <w:instrText xml:space="preserve"> PAGEREF _Toc231994083 \h </w:instrText>
             </w:r>
             <w:r>
               <w:rPr>
@@ -742,7 +742,7 @@
               <w14:ligatures w14:val="standardContextual"/>
             </w:rPr>
           </w:pPr>
-          <w:hyperlink w:anchor="_Toc231714328" w:history="1">
+          <w:hyperlink w:anchor="_Toc231994084" w:history="1">
             <w:r>
               <w:rPr>
                 <w:rStyle w:val="Hipervnculo"/>
@@ -770,7 +770,7 @@
                 <w:noProof/>
                 <w:webHidden/>
               </w:rPr>
-              <w:instrText xml:space="preserve"> PAGEREF _Toc231714328 \h </w:instrText>
+              <w:instrText xml:space="preserve"> PAGEREF _Toc231994084 \h </w:instrText>
             </w:r>
             <w:r>
               <w:rPr>
@@ -814,7 +814,7 @@
               <w14:ligatures w14:val="standardContextual"/>
             </w:rPr>
           </w:pPr>
-          <w:hyperlink w:anchor="_Toc231714329" w:history="1">
+          <w:hyperlink w:anchor="_Toc231994085" w:history="1">
             <w:r>
               <w:rPr>
                 <w:rStyle w:val="Hipervnculo"/>
@@ -842,7 +842,7 @@
                 <w:noProof/>
                 <w:webHidden/>
               </w:rPr>
-              <w:instrText xml:space="preserve"> PAGEREF _Toc231714329 \h </w:instrText>
+              <w:instrText xml:space="preserve"> PAGEREF _Toc231994085 \h </w:instrText>
             </w:r>
             <w:r>
               <w:rPr>
@@ -886,7 +886,7 @@
               <w14:ligatures w14:val="standardContextual"/>
             </w:rPr>
           </w:pPr>
-          <w:hyperlink w:anchor="_Toc231714330" w:history="1">
+          <w:hyperlink w:anchor="_Toc231994086" w:history="1">
             <w:r>
               <w:rPr>
                 <w:rStyle w:val="Hipervnculo"/>
@@ -914,7 +914,7 @@
                 <w:noProof/>
                 <w:webHidden/>
               </w:rPr>
-              <w:instrText xml:space="preserve"> PAGEREF _Toc231714330 \h </w:instrText>
+              <w:instrText xml:space="preserve"> PAGEREF _Toc231994086 \h </w:instrText>
             </w:r>
             <w:r>
               <w:rPr>
@@ -958,7 +958,7 @@
               <w14:ligatures w14:val="standardContextual"/>
             </w:rPr>
           </w:pPr>
-          <w:hyperlink w:anchor="_Toc231714331" w:history="1">
+          <w:hyperlink w:anchor="_Toc231994087" w:history="1">
             <w:r>
               <w:rPr>
                 <w:rStyle w:val="Hipervnculo"/>
@@ -986,7 +986,7 @@
                 <w:noProof/>
                 <w:webHidden/>
               </w:rPr>
-              <w:instrText xml:space="preserve"> PAGEREF _Toc231714331 \h </w:instrText>
+              <w:instrText xml:space="preserve"> PAGEREF _Toc231994087 \h </w:instrText>
             </w:r>
             <w:r>
               <w:rPr>
@@ -1030,7 +1030,7 @@
               <w14:ligatures w14:val="standardContextual"/>
             </w:rPr>
           </w:pPr>
-          <w:hyperlink w:anchor="_Toc231714332" w:history="1">
+          <w:hyperlink w:anchor="_Toc231994088" w:history="1">
             <w:r>
               <w:rPr>
                 <w:rStyle w:val="Hipervnculo"/>
@@ -1058,7 +1058,7 @@
                 <w:noProof/>
                 <w:webHidden/>
               </w:rPr>
-              <w:instrText xml:space="preserve"> PAGEREF _Toc231714332 \h </w:instrText>
+              <w:instrText xml:space="preserve"> PAGEREF _Toc231994088 \h </w:instrText>
             </w:r>
             <w:r>
               <w:rPr>
@@ -1078,7 +1078,7 @@
                 <w:noProof/>
                 <w:webHidden/>
               </w:rPr>
-              <w:t>9</w:t>
+              <w:t>10</w:t>
             </w:r>
             <w:r>
               <w:rPr>
@@ -1102,7 +1102,7 @@
               <w14:ligatures w14:val="standardContextual"/>
             </w:rPr>
           </w:pPr>
-          <w:hyperlink w:anchor="_Toc231714333" w:history="1">
+          <w:hyperlink w:anchor="_Toc231994089" w:history="1">
             <w:r>
               <w:rPr>
                 <w:rStyle w:val="Hipervnculo"/>
@@ -1130,7 +1130,7 @@
                 <w:noProof/>
                 <w:webHidden/>
               </w:rPr>
-              <w:instrText xml:space="preserve"> PAGEREF _Toc231714333 \h </w:instrText>
+              <w:instrText xml:space="preserve"> PAGEREF _Toc231994089 \h </w:instrText>
             </w:r>
             <w:r>
               <w:rPr>
@@ -1150,7 +1150,7 @@
                 <w:noProof/>
                 <w:webHidden/>
               </w:rPr>
-              <w:t>9</w:t>
+              <w:t>10</w:t>
             </w:r>
             <w:r>
               <w:rPr>
@@ -1174,7 +1174,7 @@
               <w14:ligatures w14:val="standardContextual"/>
             </w:rPr>
           </w:pPr>
-          <w:hyperlink w:anchor="_Toc231714334" w:history="1">
+          <w:hyperlink w:anchor="_Toc231994090" w:history="1">
             <w:r>
               <w:rPr>
                 <w:rStyle w:val="Hipervnculo"/>
@@ -1202,7 +1202,7 @@
                 <w:noProof/>
                 <w:webHidden/>
               </w:rPr>
-              <w:instrText xml:space="preserve"> PAGEREF _Toc231714334 \h </w:instrText>
+              <w:instrText xml:space="preserve"> PAGEREF _Toc231994090 \h </w:instrText>
             </w:r>
             <w:r>
               <w:rPr>
@@ -1246,7 +1246,7 @@
               <w14:ligatures w14:val="standardContextual"/>
             </w:rPr>
           </w:pPr>
-          <w:hyperlink w:anchor="_Toc231714335" w:history="1">
+          <w:hyperlink w:anchor="_Toc231994091" w:history="1">
             <w:r>
               <w:rPr>
                 <w:rStyle w:val="Hipervnculo"/>
@@ -1274,7 +1274,7 @@
                 <w:noProof/>
                 <w:webHidden/>
               </w:rPr>
-              <w:instrText xml:space="preserve"> PAGEREF _Toc231714335 \h </w:instrText>
+              <w:instrText xml:space="preserve"> PAGEREF _Toc231994091 \h </w:instrText>
             </w:r>
             <w:r>
               <w:rPr>
@@ -1294,7 +1294,7 @@
                 <w:noProof/>
                 <w:webHidden/>
               </w:rPr>
-              <w:t>10</w:t>
+              <w:t>11</w:t>
             </w:r>
             <w:r>
               <w:rPr>
@@ -1318,7 +1318,7 @@
               <w14:ligatures w14:val="standardContextual"/>
             </w:rPr>
           </w:pPr>
-          <w:hyperlink w:anchor="_Toc231714336" w:history="1">
+          <w:hyperlink w:anchor="_Toc231994092" w:history="1">
             <w:r>
               <w:rPr>
                 <w:rStyle w:val="Hipervnculo"/>
@@ -1346,7 +1346,7 @@
                 <w:noProof/>
                 <w:webHidden/>
               </w:rPr>
-              <w:instrText xml:space="preserve"> PAGEREF _Toc231714336 \h </w:instrText>
+              <w:instrText xml:space="preserve"> PAGEREF _Toc231994092 \h </w:instrText>
             </w:r>
             <w:r>
               <w:rPr>
@@ -1390,7 +1390,7 @@
               <w14:ligatures w14:val="standardContextual"/>
             </w:rPr>
           </w:pPr>
-          <w:hyperlink w:anchor="_Toc231714337" w:history="1">
+          <w:hyperlink w:anchor="_Toc231994093" w:history="1">
             <w:r>
               <w:rPr>
                 <w:rStyle w:val="Hipervnculo"/>
@@ -1418,7 +1418,7 @@
                 <w:noProof/>
                 <w:webHidden/>
               </w:rPr>
-              <w:instrText xml:space="preserve"> PAGEREF _Toc231714337 \h </w:instrText>
+              <w:instrText xml:space="preserve"> PAGEREF _Toc231994093 \h </w:instrText>
             </w:r>
             <w:r>
               <w:rPr>
@@ -1438,7 +1438,7 @@
                 <w:noProof/>
                 <w:webHidden/>
               </w:rPr>
-              <w:t>11</w:t>
+              <w:t>12</w:t>
             </w:r>
             <w:r>
               <w:rPr>
@@ -1462,7 +1462,7 @@
               <w14:ligatures w14:val="standardContextual"/>
             </w:rPr>
           </w:pPr>
-          <w:hyperlink w:anchor="_Toc231714338" w:history="1">
+          <w:hyperlink w:anchor="_Toc231994094" w:history="1">
             <w:r>
               <w:rPr>
                 <w:rStyle w:val="Hipervnculo"/>
@@ -1490,7 +1490,7 @@
                 <w:noProof/>
                 <w:webHidden/>
               </w:rPr>
-              <w:instrText xml:space="preserve"> PAGEREF _Toc231714338 \h </w:instrText>
+              <w:instrText xml:space="preserve"> PAGEREF _Toc231994094 \h </w:instrText>
             </w:r>
             <w:r>
               <w:rPr>
@@ -1510,7 +1510,7 @@
                 <w:noProof/>
                 <w:webHidden/>
               </w:rPr>
-              <w:t>11</w:t>
+              <w:t>12</w:t>
             </w:r>
             <w:r>
               <w:rPr>
@@ -1534,7 +1534,7 @@
               <w14:ligatures w14:val="standardContextual"/>
             </w:rPr>
           </w:pPr>
-          <w:hyperlink w:anchor="_Toc231714339" w:history="1">
+          <w:hyperlink w:anchor="_Toc231994095" w:history="1">
             <w:r>
               <w:rPr>
                 <w:rStyle w:val="Hipervnculo"/>
@@ -1562,7 +1562,7 @@
                 <w:noProof/>
                 <w:webHidden/>
               </w:rPr>
-              <w:instrText xml:space="preserve"> PAGEREF _Toc231714339 \h </w:instrText>
+              <w:instrText xml:space="preserve"> PAGEREF _Toc231994095 \h </w:instrText>
             </w:r>
             <w:r>
               <w:rPr>
@@ -1582,7 +1582,7 @@
                 <w:noProof/>
                 <w:webHidden/>
               </w:rPr>
-              <w:t>11</w:t>
+              <w:t>12</w:t>
             </w:r>
             <w:r>
               <w:rPr>
@@ -1606,7 +1606,7 @@
               <w14:ligatures w14:val="standardContextual"/>
             </w:rPr>
           </w:pPr>
-          <w:hyperlink w:anchor="_Toc231714340" w:history="1">
+          <w:hyperlink w:anchor="_Toc231994096" w:history="1">
             <w:r>
               <w:rPr>
                 <w:rStyle w:val="Hipervnculo"/>
@@ -1634,7 +1634,7 @@
                 <w:noProof/>
                 <w:webHidden/>
               </w:rPr>
-              <w:instrText xml:space="preserve"> PAGEREF _Toc231714340 \h </w:instrText>
+              <w:instrText xml:space="preserve"> PAGEREF _Toc231994096 \h </w:instrText>
             </w:r>
             <w:r>
               <w:rPr>
@@ -1654,7 +1654,7 @@
                 <w:noProof/>
                 <w:webHidden/>
               </w:rPr>
-              <w:t>12</w:t>
+              <w:t>13</w:t>
             </w:r>
             <w:r>
               <w:rPr>
@@ -1678,7 +1678,7 @@
               <w14:ligatures w14:val="standardContextual"/>
             </w:rPr>
           </w:pPr>
-          <w:hyperlink w:anchor="_Toc231714341" w:history="1">
+          <w:hyperlink w:anchor="_Toc231994097" w:history="1">
             <w:r>
               <w:rPr>
                 <w:rStyle w:val="Hipervnculo"/>
@@ -1706,7 +1706,7 @@
                 <w:noProof/>
                 <w:webHidden/>
               </w:rPr>
-              <w:instrText xml:space="preserve"> PAGEREF _Toc231714341 \h </w:instrText>
+              <w:instrText xml:space="preserve"> PAGEREF _Toc231994097 \h </w:instrText>
             </w:r>
             <w:r>
               <w:rPr>
@@ -1726,7 +1726,7 @@
                 <w:noProof/>
                 <w:webHidden/>
               </w:rPr>
-              <w:t>13</w:t>
+              <w:t>14</w:t>
             </w:r>
             <w:r>
               <w:rPr>
@@ -1750,7 +1750,7 @@
               <w14:ligatures w14:val="standardContextual"/>
             </w:rPr>
           </w:pPr>
-          <w:hyperlink w:anchor="_Toc231714342" w:history="1">
+          <w:hyperlink w:anchor="_Toc231994098" w:history="1">
             <w:r>
               <w:rPr>
                 <w:rStyle w:val="Hipervnculo"/>
@@ -1778,7 +1778,7 @@
                 <w:noProof/>
                 <w:webHidden/>
               </w:rPr>
-              <w:instrText xml:space="preserve"> PAGEREF _Toc231714342 \h </w:instrText>
+              <w:instrText xml:space="preserve"> PAGEREF _Toc231994098 \h </w:instrText>
             </w:r>
             <w:r>
               <w:rPr>
@@ -1798,7 +1798,7 @@
                 <w:noProof/>
                 <w:webHidden/>
               </w:rPr>
-              <w:t>13</w:t>
+              <w:t>14</w:t>
             </w:r>
             <w:r>
               <w:rPr>
@@ -1822,7 +1822,7 @@
               <w14:ligatures w14:val="standardContextual"/>
             </w:rPr>
           </w:pPr>
-          <w:hyperlink w:anchor="_Toc231714343" w:history="1">
+          <w:hyperlink w:anchor="_Toc231994099" w:history="1">
             <w:r>
               <w:rPr>
                 <w:rStyle w:val="Hipervnculo"/>
@@ -1850,7 +1850,7 @@
                 <w:noProof/>
                 <w:webHidden/>
               </w:rPr>
-              <w:instrText xml:space="preserve"> PAGEREF _Toc231714343 \h </w:instrText>
+              <w:instrText xml:space="preserve"> PAGEREF _Toc231994099 \h </w:instrText>
             </w:r>
             <w:r>
               <w:rPr>
@@ -1870,7 +1870,7 @@
                 <w:noProof/>
                 <w:webHidden/>
               </w:rPr>
-              <w:t>13</w:t>
+              <w:t>14</w:t>
             </w:r>
             <w:r>
               <w:rPr>
@@ -1894,7 +1894,7 @@
               <w14:ligatures w14:val="standardContextual"/>
             </w:rPr>
           </w:pPr>
-          <w:hyperlink w:anchor="_Toc231714344" w:history="1">
+          <w:hyperlink w:anchor="_Toc231994100" w:history="1">
             <w:r>
               <w:rPr>
                 <w:rStyle w:val="Hipervnculo"/>
@@ -1922,7 +1922,7 @@
                 <w:noProof/>
                 <w:webHidden/>
               </w:rPr>
-              <w:instrText xml:space="preserve"> PAGEREF _Toc231714344 \h </w:instrText>
+              <w:instrText xml:space="preserve"> PAGEREF _Toc231994100 \h </w:instrText>
             </w:r>
             <w:r>
               <w:rPr>
@@ -1942,7 +1942,7 @@
                 <w:noProof/>
                 <w:webHidden/>
               </w:rPr>
-              <w:t>14</w:t>
+              <w:t>15</w:t>
             </w:r>
             <w:r>
               <w:rPr>
@@ -1966,7 +1966,7 @@
               <w14:ligatures w14:val="standardContextual"/>
             </w:rPr>
           </w:pPr>
-          <w:hyperlink w:anchor="_Toc231714345" w:history="1">
+          <w:hyperlink w:anchor="_Toc231994101" w:history="1">
             <w:r>
               <w:rPr>
                 <w:rStyle w:val="Hipervnculo"/>
@@ -1994,7 +1994,7 @@
                 <w:noProof/>
                 <w:webHidden/>
               </w:rPr>
-              <w:instrText xml:space="preserve"> PAGEREF _Toc231714345 \h </w:instrText>
+              <w:instrText xml:space="preserve"> PAGEREF _Toc231994101 \h </w:instrText>
             </w:r>
             <w:r>
               <w:rPr>
@@ -2014,7 +2014,7 @@
                 <w:noProof/>
                 <w:webHidden/>
               </w:rPr>
-              <w:t>15</w:t>
+              <w:t>16</w:t>
             </w:r>
             <w:r>
               <w:rPr>
@@ -2038,7 +2038,7 @@
               <w14:ligatures w14:val="standardContextual"/>
             </w:rPr>
           </w:pPr>
-          <w:hyperlink w:anchor="_Toc231714346" w:history="1">
+          <w:hyperlink w:anchor="_Toc231994102" w:history="1">
             <w:r>
               <w:rPr>
                 <w:rStyle w:val="Hipervnculo"/>
@@ -2066,7 +2066,7 @@
                 <w:noProof/>
                 <w:webHidden/>
               </w:rPr>
-              <w:instrText xml:space="preserve"> PAGEREF _Toc231714346 \h </w:instrText>
+              <w:instrText xml:space="preserve"> PAGEREF _Toc231994102 \h </w:instrText>
             </w:r>
             <w:r>
               <w:rPr>
@@ -2086,7 +2086,7 @@
                 <w:noProof/>
                 <w:webHidden/>
               </w:rPr>
-              <w:t>15</w:t>
+              <w:t>16</w:t>
             </w:r>
             <w:r>
               <w:rPr>
@@ -2110,7 +2110,7 @@
               <w14:ligatures w14:val="standardContextual"/>
             </w:rPr>
           </w:pPr>
-          <w:hyperlink w:anchor="_Toc231714347" w:history="1">
+          <w:hyperlink w:anchor="_Toc231994103" w:history="1">
             <w:r>
               <w:rPr>
                 <w:rStyle w:val="Hipervnculo"/>
@@ -2138,7 +2138,7 @@
                 <w:noProof/>
                 <w:webHidden/>
               </w:rPr>
-              <w:instrText xml:space="preserve"> PAGEREF _Toc231714347 \h </w:instrText>
+              <w:instrText xml:space="preserve"> PAGEREF _Toc231994103 \h </w:instrText>
             </w:r>
             <w:r>
               <w:rPr>
@@ -2158,7 +2158,7 @@
                 <w:noProof/>
                 <w:webHidden/>
               </w:rPr>
-              <w:t>16</w:t>
+              <w:t>17</w:t>
             </w:r>
             <w:r>
               <w:rPr>
@@ -2182,7 +2182,7 @@
               <w14:ligatures w14:val="standardContextual"/>
             </w:rPr>
           </w:pPr>
-          <w:hyperlink w:anchor="_Toc231714348" w:history="1">
+          <w:hyperlink w:anchor="_Toc231994104" w:history="1">
             <w:r>
               <w:rPr>
                 <w:rStyle w:val="Hipervnculo"/>
@@ -2210,7 +2210,7 @@
                 <w:noProof/>
                 <w:webHidden/>
               </w:rPr>
-              <w:instrText xml:space="preserve"> PAGEREF _Toc231714348 \h </w:instrText>
+              <w:instrText xml:space="preserve"> PAGEREF _Toc231994104 \h </w:instrText>
             </w:r>
             <w:r>
               <w:rPr>
@@ -2230,7 +2230,7 @@
                 <w:noProof/>
                 <w:webHidden/>
               </w:rPr>
-              <w:t>16</w:t>
+              <w:t>17</w:t>
             </w:r>
             <w:r>
               <w:rPr>
@@ -2254,7 +2254,7 @@
               <w14:ligatures w14:val="standardContextual"/>
             </w:rPr>
           </w:pPr>
-          <w:hyperlink w:anchor="_Toc231714349" w:history="1">
+          <w:hyperlink w:anchor="_Toc231994105" w:history="1">
             <w:r>
               <w:rPr>
                 <w:rStyle w:val="Hipervnculo"/>
@@ -2282,7 +2282,7 @@
                 <w:noProof/>
                 <w:webHidden/>
               </w:rPr>
-              <w:instrText xml:space="preserve"> PAGEREF _Toc231714349 \h </w:instrText>
+              <w:instrText xml:space="preserve"> PAGEREF _Toc231994105 \h </w:instrText>
             </w:r>
             <w:r>
               <w:rPr>
@@ -2302,7 +2302,7 @@
                 <w:noProof/>
                 <w:webHidden/>
               </w:rPr>
-              <w:t>16</w:t>
+              <w:t>17</w:t>
             </w:r>
             <w:r>
               <w:rPr>
@@ -2326,7 +2326,7 @@
               <w14:ligatures w14:val="standardContextual"/>
             </w:rPr>
           </w:pPr>
-          <w:hyperlink w:anchor="_Toc231714350" w:history="1">
+          <w:hyperlink w:anchor="_Toc231994106" w:history="1">
             <w:r>
               <w:rPr>
                 <w:rStyle w:val="Hipervnculo"/>
@@ -2354,7 +2354,7 @@
                 <w:noProof/>
                 <w:webHidden/>
               </w:rPr>
-              <w:instrText xml:space="preserve"> PAGEREF _Toc231714350 \h </w:instrText>
+              <w:instrText xml:space="preserve"> PAGEREF _Toc231994106 \h </w:instrText>
             </w:r>
             <w:r>
               <w:rPr>
@@ -2374,7 +2374,7 @@
                 <w:noProof/>
                 <w:webHidden/>
               </w:rPr>
-              <w:t>16</w:t>
+              <w:t>17</w:t>
             </w:r>
             <w:r>
               <w:rPr>
@@ -2398,7 +2398,7 @@
               <w14:ligatures w14:val="standardContextual"/>
             </w:rPr>
           </w:pPr>
-          <w:hyperlink w:anchor="_Toc231714351" w:history="1">
+          <w:hyperlink w:anchor="_Toc231994107" w:history="1">
             <w:r>
               <w:rPr>
                 <w:rStyle w:val="Hipervnculo"/>
@@ -2426,7 +2426,7 @@
                 <w:noProof/>
                 <w:webHidden/>
               </w:rPr>
-              <w:instrText xml:space="preserve"> PAGEREF _Toc231714351 \h </w:instrText>
+              <w:instrText xml:space="preserve"> PAGEREF _Toc231994107 \h </w:instrText>
             </w:r>
             <w:r>
               <w:rPr>
@@ -2470,7 +2470,7 @@
               <w14:ligatures w14:val="standardContextual"/>
             </w:rPr>
           </w:pPr>
-          <w:hyperlink w:anchor="_Toc231714352" w:history="1">
+          <w:hyperlink w:anchor="_Toc231994108" w:history="1">
             <w:r>
               <w:rPr>
                 <w:rStyle w:val="Hipervnculo"/>
@@ -2498,7 +2498,7 @@
                 <w:noProof/>
                 <w:webHidden/>
               </w:rPr>
-              <w:instrText xml:space="preserve"> PAGEREF _Toc231714352 \h </w:instrText>
+              <w:instrText xml:space="preserve"> PAGEREF _Toc231994108 \h </w:instrText>
             </w:r>
             <w:r>
               <w:rPr>
@@ -2542,7 +2542,7 @@
               <w14:ligatures w14:val="standardContextual"/>
             </w:rPr>
           </w:pPr>
-          <w:hyperlink w:anchor="_Toc231714353" w:history="1">
+          <w:hyperlink w:anchor="_Toc231994109" w:history="1">
             <w:r>
               <w:rPr>
                 <w:rStyle w:val="Hipervnculo"/>
@@ -2570,7 +2570,7 @@
                 <w:noProof/>
                 <w:webHidden/>
               </w:rPr>
-              <w:instrText xml:space="preserve"> PAGEREF _Toc231714353 \h </w:instrText>
+              <w:instrText xml:space="preserve"> PAGEREF _Toc231994109 \h </w:instrText>
             </w:r>
             <w:r>
               <w:rPr>
@@ -2614,7 +2614,7 @@
               <w14:ligatures w14:val="standardContextual"/>
             </w:rPr>
           </w:pPr>
-          <w:hyperlink w:anchor="_Toc231714354" w:history="1">
+          <w:hyperlink w:anchor="_Toc231994110" w:history="1">
             <w:r>
               <w:rPr>
                 <w:rStyle w:val="Hipervnculo"/>
@@ -2642,7 +2642,7 @@
                 <w:noProof/>
                 <w:webHidden/>
               </w:rPr>
-              <w:instrText xml:space="preserve"> PAGEREF _Toc231714354 \h </w:instrText>
+              <w:instrText xml:space="preserve"> PAGEREF _Toc231994110 \h </w:instrText>
             </w:r>
             <w:r>
               <w:rPr>
@@ -2686,7 +2686,7 @@
               <w14:ligatures w14:val="standardContextual"/>
             </w:rPr>
           </w:pPr>
-          <w:hyperlink w:anchor="_Toc231714355" w:history="1">
+          <w:hyperlink w:anchor="_Toc231994111" w:history="1">
             <w:r>
               <w:rPr>
                 <w:rStyle w:val="Hipervnculo"/>
@@ -2714,7 +2714,7 @@
                 <w:noProof/>
                 <w:webHidden/>
               </w:rPr>
-              <w:instrText xml:space="preserve"> PAGEREF _Toc231714355 \h </w:instrText>
+              <w:instrText xml:space="preserve"> PAGEREF _Toc231994111 \h </w:instrText>
             </w:r>
             <w:r>
               <w:rPr>
@@ -2758,7 +2758,7 @@
               <w14:ligatures w14:val="standardContextual"/>
             </w:rPr>
           </w:pPr>
-          <w:hyperlink w:anchor="_Toc231714356" w:history="1">
+          <w:hyperlink w:anchor="_Toc231994112" w:history="1">
             <w:r>
               <w:rPr>
                 <w:rStyle w:val="Hipervnculo"/>
@@ -2786,7 +2786,7 @@
                 <w:noProof/>
                 <w:webHidden/>
               </w:rPr>
-              <w:instrText xml:space="preserve"> PAGEREF _Toc231714356 \h </w:instrText>
+              <w:instrText xml:space="preserve"> PAGEREF _Toc231994112 \h </w:instrText>
             </w:r>
             <w:r>
               <w:rPr>
@@ -2830,7 +2830,7 @@
               <w14:ligatures w14:val="standardContextual"/>
             </w:rPr>
           </w:pPr>
-          <w:hyperlink w:anchor="_Toc231714357" w:history="1">
+          <w:hyperlink w:anchor="_Toc231994113" w:history="1">
             <w:r>
               <w:rPr>
                 <w:rStyle w:val="Hipervnculo"/>
@@ -2858,7 +2858,7 @@
                 <w:noProof/>
                 <w:webHidden/>
               </w:rPr>
-              <w:instrText xml:space="preserve"> PAGEREF _Toc231714357 \h </w:instrText>
+              <w:instrText xml:space="preserve"> PAGEREF _Toc231994113 \h </w:instrText>
             </w:r>
             <w:r>
               <w:rPr>
@@ -2902,7 +2902,7 @@
               <w14:ligatures w14:val="standardContextual"/>
             </w:rPr>
           </w:pPr>
-          <w:hyperlink w:anchor="_Toc231714358" w:history="1">
+          <w:hyperlink w:anchor="_Toc231994114" w:history="1">
             <w:r>
               <w:rPr>
                 <w:rStyle w:val="Hipervnculo"/>
@@ -2930,7 +2930,7 @@
                 <w:noProof/>
                 <w:webHidden/>
               </w:rPr>
-              <w:instrText xml:space="preserve"> PAGEREF _Toc231714358 \h </w:instrText>
+              <w:instrText xml:space="preserve"> PAGEREF _Toc231994114 \h </w:instrText>
             </w:r>
             <w:r>
               <w:rPr>
@@ -2950,7 +2950,7 @@
                 <w:noProof/>
                 <w:webHidden/>
               </w:rPr>
-              <w:t>22</w:t>
+              <w:t>21</w:t>
             </w:r>
             <w:r>
               <w:rPr>
@@ -2974,7 +2974,7 @@
               <w14:ligatures w14:val="standardContextual"/>
             </w:rPr>
           </w:pPr>
-          <w:hyperlink w:anchor="_Toc231714359" w:history="1">
+          <w:hyperlink w:anchor="_Toc231994115" w:history="1">
             <w:r>
               <w:rPr>
                 <w:rStyle w:val="Hipervnculo"/>
@@ -3002,7 +3002,7 @@
                 <w:noProof/>
                 <w:webHidden/>
               </w:rPr>
-              <w:instrText xml:space="preserve"> PAGEREF _Toc231714359 \h </w:instrText>
+              <w:instrText xml:space="preserve"> PAGEREF _Toc231994115 \h </w:instrText>
             </w:r>
             <w:r>
               <w:rPr>
@@ -3046,7 +3046,7 @@
               <w14:ligatures w14:val="standardContextual"/>
             </w:rPr>
           </w:pPr>
-          <w:hyperlink w:anchor="_Toc231714360" w:history="1">
+          <w:hyperlink w:anchor="_Toc231994116" w:history="1">
             <w:r>
               <w:rPr>
                 <w:rStyle w:val="Hipervnculo"/>
@@ -3074,7 +3074,7 @@
                 <w:noProof/>
                 <w:webHidden/>
               </w:rPr>
-              <w:instrText xml:space="preserve"> PAGEREF _Toc231714360 \h </w:instrText>
+              <w:instrText xml:space="preserve"> PAGEREF _Toc231994116 \h </w:instrText>
             </w:r>
             <w:r>
               <w:rPr>
@@ -3094,7 +3094,7 @@
                 <w:noProof/>
                 <w:webHidden/>
               </w:rPr>
-              <w:t>23</w:t>
+              <w:t>22</w:t>
             </w:r>
             <w:r>
               <w:rPr>
@@ -3118,7 +3118,7 @@
               <w14:ligatures w14:val="standardContextual"/>
             </w:rPr>
           </w:pPr>
-          <w:hyperlink w:anchor="_Toc231714361" w:history="1">
+          <w:hyperlink w:anchor="_Toc231994117" w:history="1">
             <w:r>
               <w:rPr>
                 <w:rStyle w:val="Hipervnculo"/>
@@ -3146,7 +3146,7 @@
                 <w:noProof/>
                 <w:webHidden/>
               </w:rPr>
-              <w:instrText xml:space="preserve"> PAGEREF _Toc231714361 \h </w:instrText>
+              <w:instrText xml:space="preserve"> PAGEREF _Toc231994117 \h </w:instrText>
             </w:r>
             <w:r>
               <w:rPr>
@@ -3166,7 +3166,7 @@
                 <w:noProof/>
                 <w:webHidden/>
               </w:rPr>
-              <w:t>23</w:t>
+              <w:t>22</w:t>
             </w:r>
             <w:r>
               <w:rPr>
@@ -3190,7 +3190,7 @@
               <w14:ligatures w14:val="standardContextual"/>
             </w:rPr>
           </w:pPr>
-          <w:hyperlink w:anchor="_Toc231714362" w:history="1">
+          <w:hyperlink w:anchor="_Toc231994118" w:history="1">
             <w:r>
               <w:rPr>
                 <w:rStyle w:val="Hipervnculo"/>
@@ -3218,7 +3218,7 @@
                 <w:noProof/>
                 <w:webHidden/>
               </w:rPr>
-              <w:instrText xml:space="preserve"> PAGEREF _Toc231714362 \h </w:instrText>
+              <w:instrText xml:space="preserve"> PAGEREF _Toc231994118 \h </w:instrText>
             </w:r>
             <w:r>
               <w:rPr>
@@ -3238,7 +3238,7 @@
                 <w:noProof/>
                 <w:webHidden/>
               </w:rPr>
-              <w:t>24</w:t>
+              <w:t>23</w:t>
             </w:r>
             <w:r>
               <w:rPr>
@@ -3262,7 +3262,7 @@
               <w14:ligatures w14:val="standardContextual"/>
             </w:rPr>
           </w:pPr>
-          <w:hyperlink w:anchor="_Toc231714363" w:history="1">
+          <w:hyperlink w:anchor="_Toc231994119" w:history="1">
             <w:r>
               <w:rPr>
                 <w:rStyle w:val="Hipervnculo"/>
@@ -3290,7 +3290,7 @@
                 <w:noProof/>
                 <w:webHidden/>
               </w:rPr>
-              <w:instrText xml:space="preserve"> PAGEREF _Toc231714363 \h </w:instrText>
+              <w:instrText xml:space="preserve"> PAGEREF _Toc231994119 \h </w:instrText>
             </w:r>
             <w:r>
               <w:rPr>
@@ -3334,7 +3334,7 @@
               <w14:ligatures w14:val="standardContextual"/>
             </w:rPr>
           </w:pPr>
-          <w:hyperlink w:anchor="_Toc231714364" w:history="1">
+          <w:hyperlink w:anchor="_Toc231994120" w:history="1">
             <w:r>
               <w:rPr>
                 <w:rStyle w:val="Hipervnculo"/>
@@ -3362,7 +3362,7 @@
                 <w:noProof/>
                 <w:webHidden/>
               </w:rPr>
-              <w:instrText xml:space="preserve"> PAGEREF _Toc231714364 \h </w:instrText>
+              <w:instrText xml:space="preserve"> PAGEREF _Toc231994120 \h </w:instrText>
             </w:r>
             <w:r>
               <w:rPr>
@@ -3406,7 +3406,7 @@
               <w14:ligatures w14:val="standardContextual"/>
             </w:rPr>
           </w:pPr>
-          <w:hyperlink w:anchor="_Toc231714365" w:history="1">
+          <w:hyperlink w:anchor="_Toc231994121" w:history="1">
             <w:r>
               <w:rPr>
                 <w:rStyle w:val="Hipervnculo"/>
@@ -3434,7 +3434,7 @@
                 <w:noProof/>
                 <w:webHidden/>
               </w:rPr>
-              <w:instrText xml:space="preserve"> PAGEREF _Toc231714365 \h </w:instrText>
+              <w:instrText xml:space="preserve"> PAGEREF _Toc231994121 \h </w:instrText>
             </w:r>
             <w:r>
               <w:rPr>
@@ -3454,7 +3454,7 @@
                 <w:noProof/>
                 <w:webHidden/>
               </w:rPr>
-              <w:t>26</w:t>
+              <w:t>25</w:t>
             </w:r>
             <w:r>
               <w:rPr>
@@ -3478,7 +3478,7 @@
               <w14:ligatures w14:val="standardContextual"/>
             </w:rPr>
           </w:pPr>
-          <w:hyperlink w:anchor="_Toc231714366" w:history="1">
+          <w:hyperlink w:anchor="_Toc231994122" w:history="1">
             <w:r>
               <w:rPr>
                 <w:rStyle w:val="Hipervnculo"/>
@@ -3506,7 +3506,7 @@
                 <w:noProof/>
                 <w:webHidden/>
               </w:rPr>
-              <w:instrText xml:space="preserve"> PAGEREF _Toc231714366 \h </w:instrText>
+              <w:instrText xml:space="preserve"> PAGEREF _Toc231994122 \h </w:instrText>
             </w:r>
             <w:r>
               <w:rPr>
@@ -3526,7 +3526,7 @@
                 <w:noProof/>
                 <w:webHidden/>
               </w:rPr>
-              <w:t>26</w:t>
+              <w:t>25</w:t>
             </w:r>
             <w:r>
               <w:rPr>
@@ -3550,7 +3550,7 @@
               <w14:ligatures w14:val="standardContextual"/>
             </w:rPr>
           </w:pPr>
-          <w:hyperlink w:anchor="_Toc231714367" w:history="1">
+          <w:hyperlink w:anchor="_Toc231994123" w:history="1">
             <w:r>
               <w:rPr>
                 <w:rStyle w:val="Hipervnculo"/>
@@ -3578,7 +3578,7 @@
                 <w:noProof/>
                 <w:webHidden/>
               </w:rPr>
-              <w:instrText xml:space="preserve"> PAGEREF _Toc231714367 \h </w:instrText>
+              <w:instrText xml:space="preserve"> PAGEREF _Toc231994123 \h </w:instrText>
             </w:r>
             <w:r>
               <w:rPr>
@@ -3598,7 +3598,7 @@
                 <w:noProof/>
                 <w:webHidden/>
               </w:rPr>
-              <w:t>26</w:t>
+              <w:t>25</w:t>
             </w:r>
             <w:r>
               <w:rPr>
@@ -3622,7 +3622,7 @@
               <w14:ligatures w14:val="standardContextual"/>
             </w:rPr>
           </w:pPr>
-          <w:hyperlink w:anchor="_Toc231714368" w:history="1">
+          <w:hyperlink w:anchor="_Toc231994124" w:history="1">
             <w:r>
               <w:rPr>
                 <w:rStyle w:val="Hipervnculo"/>
@@ -3650,7 +3650,7 @@
                 <w:noProof/>
                 <w:webHidden/>
               </w:rPr>
-              <w:instrText xml:space="preserve"> PAGEREF _Toc231714368 \h </w:instrText>
+              <w:instrText xml:space="preserve"> PAGEREF _Toc231994124 \h </w:instrText>
             </w:r>
             <w:r>
               <w:rPr>
@@ -3670,7 +3670,7 @@
                 <w:noProof/>
                 <w:webHidden/>
               </w:rPr>
-              <w:t>28</w:t>
+              <w:t>27</w:t>
             </w:r>
             <w:r>
               <w:rPr>
@@ -3694,7 +3694,7 @@
               <w14:ligatures w14:val="standardContextual"/>
             </w:rPr>
           </w:pPr>
-          <w:hyperlink w:anchor="_Toc231714369" w:history="1">
+          <w:hyperlink w:anchor="_Toc231994125" w:history="1">
             <w:r>
               <w:rPr>
                 <w:rStyle w:val="Hipervnculo"/>
@@ -3722,7 +3722,7 @@
                 <w:noProof/>
                 <w:webHidden/>
               </w:rPr>
-              <w:instrText xml:space="preserve"> PAGEREF _Toc231714369 \h </w:instrText>
+              <w:instrText xml:space="preserve"> PAGEREF _Toc231994125 \h </w:instrText>
             </w:r>
             <w:r>
               <w:rPr>
@@ -3742,7 +3742,7 @@
                 <w:noProof/>
                 <w:webHidden/>
               </w:rPr>
-              <w:t>29</w:t>
+              <w:t>28</w:t>
             </w:r>
             <w:r>
               <w:rPr>
@@ -3766,7 +3766,7 @@
               <w14:ligatures w14:val="standardContextual"/>
             </w:rPr>
           </w:pPr>
-          <w:hyperlink w:anchor="_Toc231714370" w:history="1">
+          <w:hyperlink w:anchor="_Toc231994126" w:history="1">
             <w:r>
               <w:rPr>
                 <w:rStyle w:val="Hipervnculo"/>
@@ -3794,7 +3794,7 @@
                 <w:noProof/>
                 <w:webHidden/>
               </w:rPr>
-              <w:instrText xml:space="preserve"> PAGEREF _Toc231714370 \h </w:instrText>
+              <w:instrText xml:space="preserve"> PAGEREF _Toc231994126 \h </w:instrText>
             </w:r>
             <w:r>
               <w:rPr>
@@ -3814,7 +3814,7 @@
                 <w:noProof/>
                 <w:webHidden/>
               </w:rPr>
-              <w:t>29</w:t>
+              <w:t>28</w:t>
             </w:r>
             <w:r>
               <w:rPr>
@@ -3838,7 +3838,7 @@
               <w14:ligatures w14:val="standardContextual"/>
             </w:rPr>
           </w:pPr>
-          <w:hyperlink w:anchor="_Toc231714371" w:history="1">
+          <w:hyperlink w:anchor="_Toc231994127" w:history="1">
             <w:r>
               <w:rPr>
                 <w:rStyle w:val="Hipervnculo"/>
@@ -3866,7 +3866,7 @@
                 <w:noProof/>
                 <w:webHidden/>
               </w:rPr>
-              <w:instrText xml:space="preserve"> PAGEREF _Toc231714371 \h </w:instrText>
+              <w:instrText xml:space="preserve"> PAGEREF _Toc231994127 \h </w:instrText>
             </w:r>
             <w:r>
               <w:rPr>
@@ -3886,7 +3886,7 @@
                 <w:noProof/>
                 <w:webHidden/>
               </w:rPr>
-              <w:t>29</w:t>
+              <w:t>28</w:t>
             </w:r>
             <w:r>
               <w:rPr>
@@ -3910,7 +3910,7 @@
               <w14:ligatures w14:val="standardContextual"/>
             </w:rPr>
           </w:pPr>
-          <w:hyperlink w:anchor="_Toc231714372" w:history="1">
+          <w:hyperlink w:anchor="_Toc231994128" w:history="1">
             <w:r>
               <w:rPr>
                 <w:rStyle w:val="Hipervnculo"/>
@@ -3938,7 +3938,7 @@
                 <w:noProof/>
                 <w:webHidden/>
               </w:rPr>
-              <w:instrText xml:space="preserve"> PAGEREF _Toc231714372 \h </w:instrText>
+              <w:instrText xml:space="preserve"> PAGEREF _Toc231994128 \h </w:instrText>
             </w:r>
             <w:r>
               <w:rPr>
@@ -3958,7 +3958,7 @@
                 <w:noProof/>
                 <w:webHidden/>
               </w:rPr>
-              <w:t>29</w:t>
+              <w:t>28</w:t>
             </w:r>
             <w:r>
               <w:rPr>
@@ -3982,7 +3982,7 @@
               <w14:ligatures w14:val="standardContextual"/>
             </w:rPr>
           </w:pPr>
-          <w:hyperlink w:anchor="_Toc231714373" w:history="1">
+          <w:hyperlink w:anchor="_Toc231994129" w:history="1">
             <w:r>
               <w:rPr>
                 <w:rStyle w:val="Hipervnculo"/>
@@ -4010,7 +4010,7 @@
                 <w:noProof/>
                 <w:webHidden/>
               </w:rPr>
-              <w:instrText xml:space="preserve"> PAGEREF _Toc231714373 \h </w:instrText>
+              <w:instrText xml:space="preserve"> PAGEREF _Toc231994129 \h </w:instrText>
             </w:r>
             <w:r>
               <w:rPr>
@@ -4030,7 +4030,7 @@
                 <w:noProof/>
                 <w:webHidden/>
               </w:rPr>
-              <w:t>30</w:t>
+              <w:t>29</w:t>
             </w:r>
             <w:r>
               <w:rPr>
@@ -4054,7 +4054,7 @@
               <w14:ligatures w14:val="standardContextual"/>
             </w:rPr>
           </w:pPr>
-          <w:hyperlink w:anchor="_Toc231714374" w:history="1">
+          <w:hyperlink w:anchor="_Toc231994130" w:history="1">
             <w:r>
               <w:rPr>
                 <w:rStyle w:val="Hipervnculo"/>
@@ -4082,7 +4082,7 @@
                 <w:noProof/>
                 <w:webHidden/>
               </w:rPr>
-              <w:instrText xml:space="preserve"> PAGEREF _Toc231714374 \h </w:instrText>
+              <w:instrText xml:space="preserve"> PAGEREF _Toc231994130 \h </w:instrText>
             </w:r>
             <w:r>
               <w:rPr>
@@ -4102,7 +4102,7 @@
                 <w:noProof/>
                 <w:webHidden/>
               </w:rPr>
-              <w:t>30</w:t>
+              <w:t>29</w:t>
             </w:r>
             <w:r>
               <w:rPr>
@@ -4126,7 +4126,7 @@
               <w14:ligatures w14:val="standardContextual"/>
             </w:rPr>
           </w:pPr>
-          <w:hyperlink w:anchor="_Toc231714375" w:history="1">
+          <w:hyperlink w:anchor="_Toc231994131" w:history="1">
             <w:r>
               <w:rPr>
                 <w:rStyle w:val="Hipervnculo"/>
@@ -4154,7 +4154,7 @@
                 <w:noProof/>
                 <w:webHidden/>
               </w:rPr>
-              <w:instrText xml:space="preserve"> PAGEREF _Toc231714375 \h </w:instrText>
+              <w:instrText xml:space="preserve"> PAGEREF _Toc231994131 \h </w:instrText>
             </w:r>
             <w:r>
               <w:rPr>
@@ -4174,7 +4174,7 @@
                 <w:noProof/>
                 <w:webHidden/>
               </w:rPr>
-              <w:t>30</w:t>
+              <w:t>29</w:t>
             </w:r>
             <w:r>
               <w:rPr>
@@ -4198,7 +4198,7 @@
               <w14:ligatures w14:val="standardContextual"/>
             </w:rPr>
           </w:pPr>
-          <w:hyperlink w:anchor="_Toc231714376" w:history="1">
+          <w:hyperlink w:anchor="_Toc231994132" w:history="1">
             <w:r>
               <w:rPr>
                 <w:rStyle w:val="Hipervnculo"/>
@@ -4226,7 +4226,7 @@
                 <w:noProof/>
                 <w:webHidden/>
               </w:rPr>
-              <w:instrText xml:space="preserve"> PAGEREF _Toc231714376 \h </w:instrText>
+              <w:instrText xml:space="preserve"> PAGEREF _Toc231994132 \h </w:instrText>
             </w:r>
             <w:r>
               <w:rPr>
@@ -4246,7 +4246,7 @@
                 <w:noProof/>
                 <w:webHidden/>
               </w:rPr>
-              <w:t>31</w:t>
+              <w:t>30</w:t>
             </w:r>
             <w:r>
               <w:rPr>
@@ -4270,7 +4270,7 @@
               <w14:ligatures w14:val="standardContextual"/>
             </w:rPr>
           </w:pPr>
-          <w:hyperlink w:anchor="_Toc231714377" w:history="1">
+          <w:hyperlink w:anchor="_Toc231994133" w:history="1">
             <w:r>
               <w:rPr>
                 <w:rStyle w:val="Hipervnculo"/>
@@ -4298,7 +4298,7 @@
                 <w:noProof/>
                 <w:webHidden/>
               </w:rPr>
-              <w:instrText xml:space="preserve"> PAGEREF _Toc231714377 \h </w:instrText>
+              <w:instrText xml:space="preserve"> PAGEREF _Toc231994133 \h </w:instrText>
             </w:r>
             <w:r>
               <w:rPr>
@@ -4318,7 +4318,7 @@
                 <w:noProof/>
                 <w:webHidden/>
               </w:rPr>
-              <w:t>32</w:t>
+              <w:t>31</w:t>
             </w:r>
             <w:r>
               <w:rPr>
@@ -4342,7 +4342,7 @@
               <w14:ligatures w14:val="standardContextual"/>
             </w:rPr>
           </w:pPr>
-          <w:hyperlink w:anchor="_Toc231714378" w:history="1">
+          <w:hyperlink w:anchor="_Toc231994134" w:history="1">
             <w:r>
               <w:rPr>
                 <w:rStyle w:val="Hipervnculo"/>
@@ -4370,7 +4370,7 @@
                 <w:noProof/>
                 <w:webHidden/>
               </w:rPr>
-              <w:instrText xml:space="preserve"> PAGEREF _Toc231714378 \h </w:instrText>
+              <w:instrText xml:space="preserve"> PAGEREF _Toc231994134 \h </w:instrText>
             </w:r>
             <w:r>
               <w:rPr>
@@ -4390,7 +4390,7 @@
                 <w:noProof/>
                 <w:webHidden/>
               </w:rPr>
-              <w:t>32</w:t>
+              <w:t>31</w:t>
             </w:r>
             <w:r>
               <w:rPr>
@@ -4414,7 +4414,7 @@
               <w14:ligatures w14:val="standardContextual"/>
             </w:rPr>
           </w:pPr>
-          <w:hyperlink w:anchor="_Toc231714379" w:history="1">
+          <w:hyperlink w:anchor="_Toc231994135" w:history="1">
             <w:r>
               <w:rPr>
                 <w:rStyle w:val="Hipervnculo"/>
@@ -4442,7 +4442,7 @@
                 <w:noProof/>
                 <w:webHidden/>
               </w:rPr>
-              <w:instrText xml:space="preserve"> PAGEREF _Toc231714379 \h </w:instrText>
+              <w:instrText xml:space="preserve"> PAGEREF _Toc231994135 \h </w:instrText>
             </w:r>
             <w:r>
               <w:rPr>
@@ -4462,7 +4462,7 @@
                 <w:noProof/>
                 <w:webHidden/>
               </w:rPr>
-              <w:t>32</w:t>
+              <w:t>31</w:t>
             </w:r>
             <w:r>
               <w:rPr>
@@ -4486,7 +4486,7 @@
               <w14:ligatures w14:val="standardContextual"/>
             </w:rPr>
           </w:pPr>
-          <w:hyperlink w:anchor="_Toc231714380" w:history="1">
+          <w:hyperlink w:anchor="_Toc231994136" w:history="1">
             <w:r>
               <w:rPr>
                 <w:rStyle w:val="Hipervnculo"/>
@@ -4514,7 +4514,7 @@
                 <w:noProof/>
                 <w:webHidden/>
               </w:rPr>
-              <w:instrText xml:space="preserve"> PAGEREF _Toc231714380 \h </w:instrText>
+              <w:instrText xml:space="preserve"> PAGEREF _Toc231994136 \h </w:instrText>
             </w:r>
             <w:r>
               <w:rPr>
@@ -4534,7 +4534,7 @@
                 <w:noProof/>
                 <w:webHidden/>
               </w:rPr>
-              <w:t>32</w:t>
+              <w:t>31</w:t>
             </w:r>
             <w:r>
               <w:rPr>
@@ -4558,7 +4558,7 @@
               <w14:ligatures w14:val="standardContextual"/>
             </w:rPr>
           </w:pPr>
-          <w:hyperlink w:anchor="_Toc231714381" w:history="1">
+          <w:hyperlink w:anchor="_Toc231994137" w:history="1">
             <w:r>
               <w:rPr>
                 <w:rStyle w:val="Hipervnculo"/>
@@ -4586,7 +4586,7 @@
                 <w:noProof/>
                 <w:webHidden/>
               </w:rPr>
-              <w:instrText xml:space="preserve"> PAGEREF _Toc231714381 \h </w:instrText>
+              <w:instrText xml:space="preserve"> PAGEREF _Toc231994137 \h </w:instrText>
             </w:r>
             <w:r>
               <w:rPr>
@@ -4606,7 +4606,7 @@
                 <w:noProof/>
                 <w:webHidden/>
               </w:rPr>
-              <w:t>33</w:t>
+              <w:t>32</w:t>
             </w:r>
             <w:r>
               <w:rPr>
@@ -4630,7 +4630,7 @@
               <w14:ligatures w14:val="standardContextual"/>
             </w:rPr>
           </w:pPr>
-          <w:hyperlink w:anchor="_Toc231714382" w:history="1">
+          <w:hyperlink w:anchor="_Toc231994138" w:history="1">
             <w:r>
               <w:rPr>
                 <w:rStyle w:val="Hipervnculo"/>
@@ -4658,7 +4658,7 @@
                 <w:noProof/>
                 <w:webHidden/>
               </w:rPr>
-              <w:instrText xml:space="preserve"> PAGEREF _Toc231714382 \h </w:instrText>
+              <w:instrText xml:space="preserve"> PAGEREF _Toc231994138 \h </w:instrText>
             </w:r>
             <w:r>
               <w:rPr>
@@ -4678,7 +4678,7 @@
                 <w:noProof/>
                 <w:webHidden/>
               </w:rPr>
-              <w:t>33</w:t>
+              <w:t>32</w:t>
             </w:r>
             <w:r>
               <w:rPr>
@@ -4702,7 +4702,7 @@
               <w14:ligatures w14:val="standardContextual"/>
             </w:rPr>
           </w:pPr>
-          <w:hyperlink w:anchor="_Toc231714383" w:history="1">
+          <w:hyperlink w:anchor="_Toc231994139" w:history="1">
             <w:r>
               <w:rPr>
                 <w:rStyle w:val="Hipervnculo"/>
@@ -4730,7 +4730,7 @@
                 <w:noProof/>
                 <w:webHidden/>
               </w:rPr>
-              <w:instrText xml:space="preserve"> PAGEREF _Toc231714383 \h </w:instrText>
+              <w:instrText xml:space="preserve"> PAGEREF _Toc231994139 \h </w:instrText>
             </w:r>
             <w:r>
               <w:rPr>
@@ -4750,7 +4750,7 @@
                 <w:noProof/>
                 <w:webHidden/>
               </w:rPr>
-              <w:t>33</w:t>
+              <w:t>32</w:t>
             </w:r>
             <w:r>
               <w:rPr>
@@ -4774,14 +4774,14 @@
               <w14:ligatures w14:val="standardContextual"/>
             </w:rPr>
           </w:pPr>
-          <w:hyperlink w:anchor="_Toc231714384" w:history="1">
+          <w:hyperlink w:anchor="_Toc231994140" w:history="1">
             <w:r>
               <w:rPr>
                 <w:rStyle w:val="Hipervnculo"/>
                 <w:rFonts w:ascii="Times New Roman" w:eastAsia="Times New Roman" w:hAnsi="Times New Roman" w:cs="Times New Roman"/>
                 <w:noProof/>
               </w:rPr>
-              <w:t>6.2 Diagrama de Clases y DER</w:t>
+              <w:t>6.2 Diagrama de Clases DER</w:t>
             </w:r>
             <w:r>
               <w:rPr>
@@ -4802,7 +4802,7 @@
                 <w:noProof/>
                 <w:webHidden/>
               </w:rPr>
-              <w:instrText xml:space="preserve"> PAGEREF _Toc231714384 \h </w:instrText>
+              <w:instrText xml:space="preserve"> PAGEREF _Toc231994140 \h </w:instrText>
             </w:r>
             <w:r>
               <w:rPr>
@@ -4822,7 +4822,7 @@
                 <w:noProof/>
                 <w:webHidden/>
               </w:rPr>
-              <w:t>33</w:t>
+              <w:t>32</w:t>
             </w:r>
             <w:r>
               <w:rPr>
@@ -4846,14 +4846,14 @@
               <w14:ligatures w14:val="standardContextual"/>
             </w:rPr>
           </w:pPr>
-          <w:hyperlink w:anchor="_Toc231714385" w:history="1">
+          <w:hyperlink w:anchor="_Toc231994141" w:history="1">
             <w:r>
               <w:rPr>
                 <w:rStyle w:val="Hipervnculo"/>
                 <w:rFonts w:ascii="Times New Roman" w:eastAsia="Times New Roman" w:hAnsi="Times New Roman" w:cs="Times New Roman"/>
                 <w:noProof/>
               </w:rPr>
-              <w:t>6.3 Diagrama ABM Producto</w:t>
+              <w:t>6.3 DER</w:t>
             </w:r>
             <w:r>
               <w:rPr>
@@ -4874,7 +4874,7 @@
                 <w:noProof/>
                 <w:webHidden/>
               </w:rPr>
-              <w:instrText xml:space="preserve"> PAGEREF _Toc231714385 \h </w:instrText>
+              <w:instrText xml:space="preserve"> PAGEREF _Toc231994141 \h </w:instrText>
             </w:r>
             <w:r>
               <w:rPr>
@@ -4918,14 +4918,14 @@
               <w14:ligatures w14:val="standardContextual"/>
             </w:rPr>
           </w:pPr>
-          <w:hyperlink w:anchor="_Toc231714386" w:history="1">
+          <w:hyperlink w:anchor="_Toc231994142" w:history="1">
             <w:r>
               <w:rPr>
                 <w:rStyle w:val="Hipervnculo"/>
                 <w:rFonts w:ascii="Times New Roman" w:eastAsia="Times New Roman" w:hAnsi="Times New Roman" w:cs="Times New Roman"/>
                 <w:noProof/>
               </w:rPr>
-              <w:t>6.4 CU006 Insertar Producto</w:t>
+              <w:t>6.4 Diagrama ABM Producto</w:t>
             </w:r>
             <w:r>
               <w:rPr>
@@ -4946,7 +4946,7 @@
                 <w:noProof/>
                 <w:webHidden/>
               </w:rPr>
-              <w:instrText xml:space="preserve"> PAGEREF _Toc231714386 \h </w:instrText>
+              <w:instrText xml:space="preserve"> PAGEREF _Toc231994142 \h </w:instrText>
             </w:r>
             <w:r>
               <w:rPr>
@@ -4966,7 +4966,79 @@
                 <w:noProof/>
                 <w:webHidden/>
               </w:rPr>
-              <w:t>34</w:t>
+              <w:t>33</w:t>
+            </w:r>
+            <w:r>
+              <w:rPr>
+                <w:noProof/>
+                <w:webHidden/>
+              </w:rPr>
+              <w:fldChar w:fldCharType="end"/>
+            </w:r>
+          </w:hyperlink>
+        </w:p>
+        <w:p>
+          <w:pPr>
+            <w:pStyle w:val="TDC2"/>
+            <w:tabs>
+              <w:tab w:val="right" w:leader="dot" w:pos="8494"/>
+            </w:tabs>
+            <w:rPr>
+              <w:rFonts w:asciiTheme="minorHAnsi" w:eastAsiaTheme="minorEastAsia" w:hAnsiTheme="minorHAnsi" w:cstheme="minorBidi"/>
+              <w:noProof/>
+              <w:kern w:val="2"/>
+              <w14:ligatures w14:val="standardContextual"/>
+            </w:rPr>
+          </w:pPr>
+          <w:hyperlink w:anchor="_Toc231994143" w:history="1">
+            <w:r>
+              <w:rPr>
+                <w:rStyle w:val="Hipervnculo"/>
+                <w:rFonts w:ascii="Times New Roman" w:eastAsia="Times New Roman" w:hAnsi="Times New Roman" w:cs="Times New Roman"/>
+                <w:noProof/>
+              </w:rPr>
+              <w:t>6.5 CU006 Insertar Producto</w:t>
+            </w:r>
+            <w:r>
+              <w:rPr>
+                <w:noProof/>
+                <w:webHidden/>
+              </w:rPr>
+              <w:tab/>
+            </w:r>
+            <w:r>
+              <w:rPr>
+                <w:noProof/>
+                <w:webHidden/>
+              </w:rPr>
+              <w:fldChar w:fldCharType="begin"/>
+            </w:r>
+            <w:r>
+              <w:rPr>
+                <w:noProof/>
+                <w:webHidden/>
+              </w:rPr>
+              <w:instrText xml:space="preserve"> PAGEREF _Toc231994143 \h </w:instrText>
+            </w:r>
+            <w:r>
+              <w:rPr>
+                <w:noProof/>
+                <w:webHidden/>
+              </w:rPr>
+            </w:r>
+            <w:r>
+              <w:rPr>
+                <w:noProof/>
+                <w:webHidden/>
+              </w:rPr>
+              <w:fldChar w:fldCharType="separate"/>
+            </w:r>
+            <w:r>
+              <w:rPr>
+                <w:noProof/>
+                <w:webHidden/>
+              </w:rPr>
+              <w:t>33</w:t>
             </w:r>
             <w:r>
               <w:rPr>
@@ -4990,14 +5062,14 @@
               <w14:ligatures w14:val="standardContextual"/>
             </w:rPr>
           </w:pPr>
-          <w:hyperlink w:anchor="_Toc231714387" w:history="1">
+          <w:hyperlink w:anchor="_Toc231994144" w:history="1">
             <w:r>
               <w:rPr>
                 <w:rStyle w:val="Hipervnculo"/>
                 <w:rFonts w:ascii="Times New Roman" w:eastAsia="Times New Roman" w:hAnsi="Times New Roman" w:cs="Times New Roman"/>
                 <w:noProof/>
               </w:rPr>
-              <w:t>6.4.1 Especificación CU</w:t>
+              <w:t>6.5.1 Especificación CU</w:t>
             </w:r>
             <w:r>
               <w:rPr>
@@ -5018,7 +5090,7 @@
                 <w:noProof/>
                 <w:webHidden/>
               </w:rPr>
-              <w:instrText xml:space="preserve"> PAGEREF _Toc231714387 \h </w:instrText>
+              <w:instrText xml:space="preserve"> PAGEREF _Toc231994144 \h </w:instrText>
             </w:r>
             <w:r>
               <w:rPr>
@@ -5038,7 +5110,7 @@
                 <w:noProof/>
                 <w:webHidden/>
               </w:rPr>
-              <w:t>34</w:t>
+              <w:t>33</w:t>
             </w:r>
             <w:r>
               <w:rPr>
@@ -5062,14 +5134,14 @@
               <w14:ligatures w14:val="standardContextual"/>
             </w:rPr>
           </w:pPr>
-          <w:hyperlink w:anchor="_Toc231714388" w:history="1">
+          <w:hyperlink w:anchor="_Toc231994145" w:history="1">
             <w:r>
               <w:rPr>
                 <w:rStyle w:val="Hipervnculo"/>
                 <w:rFonts w:ascii="Times New Roman" w:eastAsia="Times New Roman" w:hAnsi="Times New Roman" w:cs="Times New Roman"/>
                 <w:noProof/>
               </w:rPr>
-              <w:t>6.4.2 Diagrama Secuencia Sistema</w:t>
+              <w:t>6.5.2 Diagrama Secuencia Sistema</w:t>
             </w:r>
             <w:r>
               <w:rPr>
@@ -5090,7 +5162,7 @@
                 <w:noProof/>
                 <w:webHidden/>
               </w:rPr>
-              <w:instrText xml:space="preserve"> PAGEREF _Toc231714388 \h </w:instrText>
+              <w:instrText xml:space="preserve"> PAGEREF _Toc231994145 \h </w:instrText>
             </w:r>
             <w:r>
               <w:rPr>
@@ -5134,14 +5206,14 @@
               <w14:ligatures w14:val="standardContextual"/>
             </w:rPr>
           </w:pPr>
-          <w:hyperlink w:anchor="_Toc231714389" w:history="1">
+          <w:hyperlink w:anchor="_Toc231994146" w:history="1">
             <w:r>
               <w:rPr>
                 <w:rStyle w:val="Hipervnculo"/>
                 <w:rFonts w:ascii="Times New Roman" w:eastAsia="Times New Roman" w:hAnsi="Times New Roman" w:cs="Times New Roman"/>
                 <w:noProof/>
               </w:rPr>
-              <w:t>6.5 CU007 Eliminar Producto</w:t>
+              <w:t>6.6 CU007 Eliminar Producto</w:t>
             </w:r>
             <w:r>
               <w:rPr>
@@ -5162,7 +5234,7 @@
                 <w:noProof/>
                 <w:webHidden/>
               </w:rPr>
-              <w:instrText xml:space="preserve"> PAGEREF _Toc231714389 \h </w:instrText>
+              <w:instrText xml:space="preserve"> PAGEREF _Toc231994146 \h </w:instrText>
             </w:r>
             <w:r>
               <w:rPr>
@@ -5206,14 +5278,14 @@
               <w14:ligatures w14:val="standardContextual"/>
             </w:rPr>
           </w:pPr>
-          <w:hyperlink w:anchor="_Toc231714390" w:history="1">
+          <w:hyperlink w:anchor="_Toc231994147" w:history="1">
             <w:r>
               <w:rPr>
                 <w:rStyle w:val="Hipervnculo"/>
                 <w:rFonts w:ascii="Times New Roman" w:eastAsia="Times New Roman" w:hAnsi="Times New Roman" w:cs="Times New Roman"/>
                 <w:noProof/>
               </w:rPr>
-              <w:t>6.5.1 Especificación CU</w:t>
+              <w:t>6.6.1 Especificación CU</w:t>
             </w:r>
             <w:r>
               <w:rPr>
@@ -5234,7 +5306,7 @@
                 <w:noProof/>
                 <w:webHidden/>
               </w:rPr>
-              <w:instrText xml:space="preserve"> PAGEREF _Toc231714390 \h </w:instrText>
+              <w:instrText xml:space="preserve"> PAGEREF _Toc231994147 \h </w:instrText>
             </w:r>
             <w:r>
               <w:rPr>
@@ -5278,14 +5350,14 @@
               <w14:ligatures w14:val="standardContextual"/>
             </w:rPr>
           </w:pPr>
-          <w:hyperlink w:anchor="_Toc231714391" w:history="1">
+          <w:hyperlink w:anchor="_Toc231994148" w:history="1">
             <w:r>
               <w:rPr>
                 <w:rStyle w:val="Hipervnculo"/>
                 <w:rFonts w:ascii="Times New Roman" w:eastAsia="Times New Roman" w:hAnsi="Times New Roman" w:cs="Times New Roman"/>
                 <w:noProof/>
               </w:rPr>
-              <w:t>6.5.2 Diagrama Secuencia Sistema</w:t>
+              <w:t>6.6.2 Diagrama Secuencia Sistema</w:t>
             </w:r>
             <w:r>
               <w:rPr>
@@ -5306,7 +5378,7 @@
                 <w:noProof/>
                 <w:webHidden/>
               </w:rPr>
-              <w:instrText xml:space="preserve"> PAGEREF _Toc231714391 \h </w:instrText>
+              <w:instrText xml:space="preserve"> PAGEREF _Toc231994148 \h </w:instrText>
             </w:r>
             <w:r>
               <w:rPr>
@@ -5350,14 +5422,14 @@
               <w14:ligatures w14:val="standardContextual"/>
             </w:rPr>
           </w:pPr>
-          <w:hyperlink w:anchor="_Toc231714392" w:history="1">
+          <w:hyperlink w:anchor="_Toc231994149" w:history="1">
             <w:r>
               <w:rPr>
                 <w:rStyle w:val="Hipervnculo"/>
                 <w:rFonts w:ascii="Times New Roman" w:eastAsia="Times New Roman" w:hAnsi="Times New Roman" w:cs="Times New Roman"/>
                 <w:noProof/>
               </w:rPr>
-              <w:t>6.6 CU008 Modificar Producto</w:t>
+              <w:t>6.7 CU008 Modificar Producto</w:t>
             </w:r>
             <w:r>
               <w:rPr>
@@ -5378,7 +5450,7 @@
                 <w:noProof/>
                 <w:webHidden/>
               </w:rPr>
-              <w:instrText xml:space="preserve"> PAGEREF _Toc231714392 \h </w:instrText>
+              <w:instrText xml:space="preserve"> PAGEREF _Toc231994149 \h </w:instrText>
             </w:r>
             <w:r>
               <w:rPr>
@@ -5422,14 +5494,14 @@
               <w14:ligatures w14:val="standardContextual"/>
             </w:rPr>
           </w:pPr>
-          <w:hyperlink w:anchor="_Toc231714393" w:history="1">
+          <w:hyperlink w:anchor="_Toc231994150" w:history="1">
             <w:r>
               <w:rPr>
                 <w:rStyle w:val="Hipervnculo"/>
                 <w:rFonts w:ascii="Times New Roman" w:eastAsia="Times New Roman" w:hAnsi="Times New Roman" w:cs="Times New Roman"/>
                 <w:noProof/>
               </w:rPr>
-              <w:t>6.6.1 Especificación CU</w:t>
+              <w:t>6.7.1 Especificación CU</w:t>
             </w:r>
             <w:r>
               <w:rPr>
@@ -5450,7 +5522,7 @@
                 <w:noProof/>
                 <w:webHidden/>
               </w:rPr>
-              <w:instrText xml:space="preserve"> PAGEREF _Toc231714393 \h </w:instrText>
+              <w:instrText xml:space="preserve"> PAGEREF _Toc231994150 \h </w:instrText>
             </w:r>
             <w:r>
               <w:rPr>
@@ -5494,14 +5566,14 @@
               <w14:ligatures w14:val="standardContextual"/>
             </w:rPr>
           </w:pPr>
-          <w:hyperlink w:anchor="_Toc231714394" w:history="1">
+          <w:hyperlink w:anchor="_Toc231994151" w:history="1">
             <w:r>
               <w:rPr>
                 <w:rStyle w:val="Hipervnculo"/>
                 <w:rFonts w:ascii="Times New Roman" w:eastAsia="Times New Roman" w:hAnsi="Times New Roman" w:cs="Times New Roman"/>
                 <w:noProof/>
               </w:rPr>
-              <w:t>6.6.2 Diagrama Secuencia Sistema</w:t>
+              <w:t>6.7.2 Diagrama Secuencia Sistema</w:t>
             </w:r>
             <w:r>
               <w:rPr>
@@ -5522,7 +5594,7 @@
                 <w:noProof/>
                 <w:webHidden/>
               </w:rPr>
-              <w:instrText xml:space="preserve"> PAGEREF _Toc231714394 \h </w:instrText>
+              <w:instrText xml:space="preserve"> PAGEREF _Toc231994151 \h </w:instrText>
             </w:r>
             <w:r>
               <w:rPr>
@@ -5566,14 +5638,14 @@
               <w14:ligatures w14:val="standardContextual"/>
             </w:rPr>
           </w:pPr>
-          <w:hyperlink w:anchor="_Toc231714395" w:history="1">
+          <w:hyperlink w:anchor="_Toc231994152" w:history="1">
             <w:r>
               <w:rPr>
                 <w:rStyle w:val="Hipervnculo"/>
                 <w:rFonts w:ascii="Times New Roman" w:eastAsia="Times New Roman" w:hAnsi="Times New Roman" w:cs="Times New Roman"/>
                 <w:noProof/>
               </w:rPr>
-              <w:t>6.7 Pantalla UI</w:t>
+              <w:t>6.8 Pantalla UI</w:t>
             </w:r>
             <w:r>
               <w:rPr>
@@ -5594,7 +5666,7 @@
                 <w:noProof/>
                 <w:webHidden/>
               </w:rPr>
-              <w:instrText xml:space="preserve"> PAGEREF _Toc231714395 \h </w:instrText>
+              <w:instrText xml:space="preserve"> PAGEREF _Toc231994152 \h </w:instrText>
             </w:r>
             <w:r>
               <w:rPr>
@@ -5638,7 +5710,7 @@
               <w14:ligatures w14:val="standardContextual"/>
             </w:rPr>
           </w:pPr>
-          <w:hyperlink w:anchor="_Toc231714396" w:history="1">
+          <w:hyperlink w:anchor="_Toc231994153" w:history="1">
             <w:r>
               <w:rPr>
                 <w:rStyle w:val="Hipervnculo"/>
@@ -5666,7 +5738,7 @@
                 <w:noProof/>
                 <w:webHidden/>
               </w:rPr>
-              <w:instrText xml:space="preserve"> PAGEREF _Toc231714396 \h </w:instrText>
+              <w:instrText xml:space="preserve"> PAGEREF _Toc231994153 \h </w:instrText>
             </w:r>
             <w:r>
               <w:rPr>
@@ -5710,7 +5782,7 @@
               <w14:ligatures w14:val="standardContextual"/>
             </w:rPr>
           </w:pPr>
-          <w:hyperlink w:anchor="_Toc231714397" w:history="1">
+          <w:hyperlink w:anchor="_Toc231994154" w:history="1">
             <w:r>
               <w:rPr>
                 <w:rStyle w:val="Hipervnculo"/>
@@ -5738,7 +5810,7 @@
                 <w:noProof/>
                 <w:webHidden/>
               </w:rPr>
-              <w:instrText xml:space="preserve"> PAGEREF _Toc231714397 \h </w:instrText>
+              <w:instrText xml:space="preserve"> PAGEREF _Toc231994154 \h </w:instrText>
             </w:r>
             <w:r>
               <w:rPr>
@@ -5782,14 +5854,14 @@
               <w14:ligatures w14:val="standardContextual"/>
             </w:rPr>
           </w:pPr>
-          <w:hyperlink w:anchor="_Toc231714398" w:history="1">
+          <w:hyperlink w:anchor="_Toc231994155" w:history="1">
             <w:r>
               <w:rPr>
                 <w:rStyle w:val="Hipervnculo"/>
                 <w:rFonts w:ascii="Times New Roman" w:eastAsia="Times New Roman" w:hAnsi="Times New Roman" w:cs="Times New Roman"/>
                 <w:noProof/>
               </w:rPr>
-              <w:t>7.2 Diagrama de Clases</w:t>
+              <w:t>7.2 ¿Cómo funciona?</w:t>
             </w:r>
             <w:r>
               <w:rPr>
@@ -5810,7 +5882,7 @@
                 <w:noProof/>
                 <w:webHidden/>
               </w:rPr>
-              <w:instrText xml:space="preserve"> PAGEREF _Toc231714398 \h </w:instrText>
+              <w:instrText xml:space="preserve"> PAGEREF _Toc231994155 \h </w:instrText>
             </w:r>
             <w:r>
               <w:rPr>
@@ -5854,14 +5926,14 @@
               <w14:ligatures w14:val="standardContextual"/>
             </w:rPr>
           </w:pPr>
-          <w:hyperlink w:anchor="_Toc231714399" w:history="1">
+          <w:hyperlink w:anchor="_Toc231994156" w:history="1">
             <w:r>
               <w:rPr>
                 <w:rStyle w:val="Hipervnculo"/>
                 <w:rFonts w:ascii="Times New Roman" w:eastAsia="Times New Roman" w:hAnsi="Times New Roman" w:cs="Times New Roman"/>
                 <w:noProof/>
               </w:rPr>
-              <w:t>7.3 Der</w:t>
+              <w:t>7.3 Diagrama de Clases</w:t>
             </w:r>
             <w:r>
               <w:rPr>
@@ -5882,7 +5954,7 @@
                 <w:noProof/>
                 <w:webHidden/>
               </w:rPr>
-              <w:instrText xml:space="preserve"> PAGEREF _Toc231714399 \h </w:instrText>
+              <w:instrText xml:space="preserve"> PAGEREF _Toc231994156 \h </w:instrText>
             </w:r>
             <w:r>
               <w:rPr>
@@ -5902,7 +5974,7 @@
                 <w:noProof/>
                 <w:webHidden/>
               </w:rPr>
-              <w:t>42</w:t>
+              <w:t>41</w:t>
             </w:r>
             <w:r>
               <w:rPr>
@@ -5926,14 +5998,14 @@
               <w14:ligatures w14:val="standardContextual"/>
             </w:rPr>
           </w:pPr>
-          <w:hyperlink w:anchor="_Toc231714400" w:history="1">
+          <w:hyperlink w:anchor="_Toc231994157" w:history="1">
             <w:r>
               <w:rPr>
                 <w:rStyle w:val="Hipervnculo"/>
                 <w:rFonts w:ascii="Times New Roman" w:eastAsia="Times New Roman" w:hAnsi="Times New Roman" w:cs="Times New Roman"/>
                 <w:noProof/>
               </w:rPr>
-              <w:t>7.4 Pantalla IU</w:t>
+              <w:t>7.4 Der</w:t>
             </w:r>
             <w:r>
               <w:rPr>
@@ -5954,7 +6026,7 @@
                 <w:noProof/>
                 <w:webHidden/>
               </w:rPr>
-              <w:instrText xml:space="preserve"> PAGEREF _Toc231714400 \h </w:instrText>
+              <w:instrText xml:space="preserve"> PAGEREF _Toc231994157 \h </w:instrText>
             </w:r>
             <w:r>
               <w:rPr>
@@ -5975,6 +6047,150 @@
                 <w:webHidden/>
               </w:rPr>
               <w:t>42</w:t>
+            </w:r>
+            <w:r>
+              <w:rPr>
+                <w:noProof/>
+                <w:webHidden/>
+              </w:rPr>
+              <w:fldChar w:fldCharType="end"/>
+            </w:r>
+          </w:hyperlink>
+        </w:p>
+        <w:p>
+          <w:pPr>
+            <w:pStyle w:val="TDC2"/>
+            <w:tabs>
+              <w:tab w:val="right" w:leader="dot" w:pos="8494"/>
+            </w:tabs>
+            <w:rPr>
+              <w:rFonts w:asciiTheme="minorHAnsi" w:eastAsiaTheme="minorEastAsia" w:hAnsiTheme="minorHAnsi" w:cstheme="minorBidi"/>
+              <w:noProof/>
+              <w:kern w:val="2"/>
+              <w14:ligatures w14:val="standardContextual"/>
+            </w:rPr>
+          </w:pPr>
+          <w:hyperlink w:anchor="_Toc231994158" w:history="1">
+            <w:r>
+              <w:rPr>
+                <w:rStyle w:val="Hipervnculo"/>
+                <w:rFonts w:ascii="Times New Roman" w:eastAsia="Times New Roman" w:hAnsi="Times New Roman" w:cs="Times New Roman"/>
+                <w:noProof/>
+              </w:rPr>
+              <w:t>7.5 Diagrama Secuencia del Sistema General de Digito Verificador</w:t>
+            </w:r>
+            <w:r>
+              <w:rPr>
+                <w:noProof/>
+                <w:webHidden/>
+              </w:rPr>
+              <w:tab/>
+            </w:r>
+            <w:r>
+              <w:rPr>
+                <w:noProof/>
+                <w:webHidden/>
+              </w:rPr>
+              <w:fldChar w:fldCharType="begin"/>
+            </w:r>
+            <w:r>
+              <w:rPr>
+                <w:noProof/>
+                <w:webHidden/>
+              </w:rPr>
+              <w:instrText xml:space="preserve"> PAGEREF _Toc231994158 \h </w:instrText>
+            </w:r>
+            <w:r>
+              <w:rPr>
+                <w:noProof/>
+                <w:webHidden/>
+              </w:rPr>
+            </w:r>
+            <w:r>
+              <w:rPr>
+                <w:noProof/>
+                <w:webHidden/>
+              </w:rPr>
+              <w:fldChar w:fldCharType="separate"/>
+            </w:r>
+            <w:r>
+              <w:rPr>
+                <w:noProof/>
+                <w:webHidden/>
+              </w:rPr>
+              <w:t>42</w:t>
+            </w:r>
+            <w:r>
+              <w:rPr>
+                <w:noProof/>
+                <w:webHidden/>
+              </w:rPr>
+              <w:fldChar w:fldCharType="end"/>
+            </w:r>
+          </w:hyperlink>
+        </w:p>
+        <w:p>
+          <w:pPr>
+            <w:pStyle w:val="TDC2"/>
+            <w:tabs>
+              <w:tab w:val="right" w:leader="dot" w:pos="8494"/>
+            </w:tabs>
+            <w:rPr>
+              <w:rFonts w:asciiTheme="minorHAnsi" w:eastAsiaTheme="minorEastAsia" w:hAnsiTheme="minorHAnsi" w:cstheme="minorBidi"/>
+              <w:noProof/>
+              <w:kern w:val="2"/>
+              <w14:ligatures w14:val="standardContextual"/>
+            </w:rPr>
+          </w:pPr>
+          <w:hyperlink w:anchor="_Toc231994159" w:history="1">
+            <w:r>
+              <w:rPr>
+                <w:rStyle w:val="Hipervnculo"/>
+                <w:rFonts w:ascii="Times New Roman" w:eastAsia="Times New Roman" w:hAnsi="Times New Roman" w:cs="Times New Roman"/>
+                <w:noProof/>
+              </w:rPr>
+              <w:t>7.6 Pantalla UI</w:t>
+            </w:r>
+            <w:r>
+              <w:rPr>
+                <w:noProof/>
+                <w:webHidden/>
+              </w:rPr>
+              <w:tab/>
+            </w:r>
+            <w:r>
+              <w:rPr>
+                <w:noProof/>
+                <w:webHidden/>
+              </w:rPr>
+              <w:fldChar w:fldCharType="begin"/>
+            </w:r>
+            <w:r>
+              <w:rPr>
+                <w:noProof/>
+                <w:webHidden/>
+              </w:rPr>
+              <w:instrText xml:space="preserve"> PAGEREF _Toc231994159 \h </w:instrText>
+            </w:r>
+            <w:r>
+              <w:rPr>
+                <w:noProof/>
+                <w:webHidden/>
+              </w:rPr>
+            </w:r>
+            <w:r>
+              <w:rPr>
+                <w:noProof/>
+                <w:webHidden/>
+              </w:rPr>
+              <w:fldChar w:fldCharType="separate"/>
+            </w:r>
+            <w:r>
+              <w:rPr>
+                <w:noProof/>
+                <w:webHidden/>
+              </w:rPr>
+              <w:t>44</w:t>
             </w:r>
             <w:r>
               <w:rPr>
@@ -5998,7 +6214,7 @@
               <w14:ligatures w14:val="standardContextual"/>
             </w:rPr>
           </w:pPr>
-          <w:hyperlink w:anchor="_Toc231714401" w:history="1">
+          <w:hyperlink w:anchor="_Toc231994160" w:history="1">
             <w:r>
               <w:rPr>
                 <w:rStyle w:val="Hipervnculo"/>
@@ -6026,7 +6242,7 @@
                 <w:noProof/>
                 <w:webHidden/>
               </w:rPr>
-              <w:instrText xml:space="preserve"> PAGEREF _Toc231714401 \h </w:instrText>
+              <w:instrText xml:space="preserve"> PAGEREF _Toc231994160 \h </w:instrText>
             </w:r>
             <w:r>
               <w:rPr>
@@ -6046,7 +6262,7 @@
                 <w:noProof/>
                 <w:webHidden/>
               </w:rPr>
-              <w:t>43</w:t>
+              <w:t>46</w:t>
             </w:r>
             <w:r>
               <w:rPr>
@@ -6070,7 +6286,7 @@
               <w14:ligatures w14:val="standardContextual"/>
             </w:rPr>
           </w:pPr>
-          <w:hyperlink w:anchor="_Toc231714402" w:history="1">
+          <w:hyperlink w:anchor="_Toc231994161" w:history="1">
             <w:r>
               <w:rPr>
                 <w:rStyle w:val="Hipervnculo"/>
@@ -6098,7 +6314,7 @@
                 <w:noProof/>
                 <w:webHidden/>
               </w:rPr>
-              <w:instrText xml:space="preserve"> PAGEREF _Toc231714402 \h </w:instrText>
+              <w:instrText xml:space="preserve"> PAGEREF _Toc231994161 \h </w:instrText>
             </w:r>
             <w:r>
               <w:rPr>
@@ -6118,7 +6334,7 @@
                 <w:noProof/>
                 <w:webHidden/>
               </w:rPr>
-              <w:t>43</w:t>
+              <w:t>46</w:t>
             </w:r>
             <w:r>
               <w:rPr>
@@ -6142,7 +6358,7 @@
               <w14:ligatures w14:val="standardContextual"/>
             </w:rPr>
           </w:pPr>
-          <w:hyperlink w:anchor="_Toc231714403" w:history="1">
+          <w:hyperlink w:anchor="_Toc231994162" w:history="1">
             <w:r>
               <w:rPr>
                 <w:rStyle w:val="Hipervnculo"/>
@@ -6170,7 +6386,7 @@
                 <w:noProof/>
                 <w:webHidden/>
               </w:rPr>
-              <w:instrText xml:space="preserve"> PAGEREF _Toc231714403 \h </w:instrText>
+              <w:instrText xml:space="preserve"> PAGEREF _Toc231994162 \h </w:instrText>
             </w:r>
             <w:r>
               <w:rPr>
@@ -6190,7 +6406,7 @@
                 <w:noProof/>
                 <w:webHidden/>
               </w:rPr>
-              <w:t>44</w:t>
+              <w:t>47</w:t>
             </w:r>
             <w:r>
               <w:rPr>
@@ -6214,7 +6430,7 @@
               <w14:ligatures w14:val="standardContextual"/>
             </w:rPr>
           </w:pPr>
-          <w:hyperlink w:anchor="_Toc231714404" w:history="1">
+          <w:hyperlink w:anchor="_Toc231994163" w:history="1">
             <w:r>
               <w:rPr>
                 <w:rStyle w:val="Hipervnculo"/>
@@ -6242,7 +6458,7 @@
                 <w:noProof/>
                 <w:webHidden/>
               </w:rPr>
-              <w:instrText xml:space="preserve"> PAGEREF _Toc231714404 \h </w:instrText>
+              <w:instrText xml:space="preserve"> PAGEREF _Toc231994163 \h </w:instrText>
             </w:r>
             <w:r>
               <w:rPr>
@@ -6262,7 +6478,7 @@
                 <w:noProof/>
                 <w:webHidden/>
               </w:rPr>
-              <w:t>44</w:t>
+              <w:t>48</w:t>
             </w:r>
             <w:r>
               <w:rPr>
@@ -6286,14 +6502,14 @@
               <w14:ligatures w14:val="standardContextual"/>
             </w:rPr>
           </w:pPr>
-          <w:hyperlink w:anchor="_Toc231714405" w:history="1">
+          <w:hyperlink w:anchor="_Toc231994164" w:history="1">
             <w:r>
               <w:rPr>
                 <w:rStyle w:val="Hipervnculo"/>
                 <w:rFonts w:ascii="Times New Roman" w:eastAsia="Times New Roman" w:hAnsi="Times New Roman" w:cs="Times New Roman"/>
                 <w:noProof/>
               </w:rPr>
-              <w:t>8.4 Agregar Permiso</w:t>
+              <w:t>8.4 Pantalla UI</w:t>
             </w:r>
             <w:r>
               <w:rPr>
@@ -6314,7 +6530,7 @@
                 <w:noProof/>
                 <w:webHidden/>
               </w:rPr>
-              <w:instrText xml:space="preserve"> PAGEREF _Toc231714405 \h </w:instrText>
+              <w:instrText xml:space="preserve"> PAGEREF _Toc231994164 \h </w:instrText>
             </w:r>
             <w:r>
               <w:rPr>
@@ -6334,7 +6550,7 @@
                 <w:noProof/>
                 <w:webHidden/>
               </w:rPr>
-              <w:t>45</w:t>
+              <w:t>49</w:t>
             </w:r>
             <w:r>
               <w:rPr>
@@ -6347,7 +6563,7 @@
         </w:p>
         <w:p>
           <w:pPr>
-            <w:pStyle w:val="TDC3"/>
+            <w:pStyle w:val="TDC1"/>
             <w:tabs>
               <w:tab w:val="right" w:leader="dot" w:pos="8494"/>
             </w:tabs>
@@ -6358,14 +6574,14 @@
               <w14:ligatures w14:val="standardContextual"/>
             </w:rPr>
           </w:pPr>
-          <w:hyperlink w:anchor="_Toc231714406" w:history="1">
+          <w:hyperlink w:anchor="_Toc231994165" w:history="1">
             <w:r>
               <w:rPr>
                 <w:rStyle w:val="Hipervnculo"/>
                 <w:rFonts w:ascii="Times New Roman" w:eastAsia="Times New Roman" w:hAnsi="Times New Roman" w:cs="Times New Roman"/>
                 <w:noProof/>
               </w:rPr>
-              <w:t>8.4.1 Especificación CU</w:t>
+              <w:t>9. GESTIÓN DE CAMBIOS</w:t>
             </w:r>
             <w:r>
               <w:rPr>
@@ -6386,7 +6602,7 @@
                 <w:noProof/>
                 <w:webHidden/>
               </w:rPr>
-              <w:instrText xml:space="preserve"> PAGEREF _Toc231714406 \h </w:instrText>
+              <w:instrText xml:space="preserve"> PAGEREF _Toc231994165 \h </w:instrText>
             </w:r>
             <w:r>
               <w:rPr>
@@ -6406,79 +6622,7 @@
                 <w:noProof/>
                 <w:webHidden/>
               </w:rPr>
-              <w:t>45</w:t>
-            </w:r>
-            <w:r>
-              <w:rPr>
-                <w:noProof/>
-                <w:webHidden/>
-              </w:rPr>
-              <w:fldChar w:fldCharType="end"/>
-            </w:r>
-          </w:hyperlink>
-        </w:p>
-        <w:p>
-          <w:pPr>
-            <w:pStyle w:val="TDC3"/>
-            <w:tabs>
-              <w:tab w:val="right" w:leader="dot" w:pos="8494"/>
-            </w:tabs>
-            <w:rPr>
-              <w:rFonts w:asciiTheme="minorHAnsi" w:eastAsiaTheme="minorEastAsia" w:hAnsiTheme="minorHAnsi" w:cstheme="minorBidi"/>
-              <w:noProof/>
-              <w:kern w:val="2"/>
-              <w14:ligatures w14:val="standardContextual"/>
-            </w:rPr>
-          </w:pPr>
-          <w:hyperlink w:anchor="_Toc231714407" w:history="1">
-            <w:r>
-              <w:rPr>
-                <w:rStyle w:val="Hipervnculo"/>
-                <w:rFonts w:ascii="Times New Roman" w:eastAsia="Times New Roman" w:hAnsi="Times New Roman" w:cs="Times New Roman"/>
-                <w:noProof/>
-              </w:rPr>
-              <w:t>8.4.2 Diagrama Secuencia Sistema</w:t>
-            </w:r>
-            <w:r>
-              <w:rPr>
-                <w:noProof/>
-                <w:webHidden/>
-              </w:rPr>
-              <w:tab/>
-            </w:r>
-            <w:r>
-              <w:rPr>
-                <w:noProof/>
-                <w:webHidden/>
-              </w:rPr>
-              <w:fldChar w:fldCharType="begin"/>
-            </w:r>
-            <w:r>
-              <w:rPr>
-                <w:noProof/>
-                <w:webHidden/>
-              </w:rPr>
-              <w:instrText xml:space="preserve"> PAGEREF _Toc231714407 \h </w:instrText>
-            </w:r>
-            <w:r>
-              <w:rPr>
-                <w:noProof/>
-                <w:webHidden/>
-              </w:rPr>
-            </w:r>
-            <w:r>
-              <w:rPr>
-                <w:noProof/>
-                <w:webHidden/>
-              </w:rPr>
-              <w:fldChar w:fldCharType="separate"/>
-            </w:r>
-            <w:r>
-              <w:rPr>
-                <w:noProof/>
-                <w:webHidden/>
-              </w:rPr>
-              <w:t>45</w:t>
+              <w:t>49</w:t>
             </w:r>
             <w:r>
               <w:rPr>
@@ -6502,14 +6646,14 @@
               <w14:ligatures w14:val="standardContextual"/>
             </w:rPr>
           </w:pPr>
-          <w:hyperlink w:anchor="_Toc231714408" w:history="1">
+          <w:hyperlink w:anchor="_Toc231994166" w:history="1">
             <w:r>
               <w:rPr>
                 <w:rStyle w:val="Hipervnculo"/>
                 <w:rFonts w:ascii="Times New Roman" w:eastAsia="Times New Roman" w:hAnsi="Times New Roman" w:cs="Times New Roman"/>
                 <w:noProof/>
               </w:rPr>
-              <w:t>8.5 Pantalla UI</w:t>
+              <w:t>9.1 Objetivo General</w:t>
             </w:r>
             <w:r>
               <w:rPr>
@@ -6530,7 +6674,7 @@
                 <w:noProof/>
                 <w:webHidden/>
               </w:rPr>
-              <w:instrText xml:space="preserve"> PAGEREF _Toc231714408 \h </w:instrText>
+              <w:instrText xml:space="preserve"> PAGEREF _Toc231994166 \h </w:instrText>
             </w:r>
             <w:r>
               <w:rPr>
@@ -6550,7 +6694,223 @@
                 <w:noProof/>
                 <w:webHidden/>
               </w:rPr>
-              <w:t>45</w:t>
+              <w:t>49</w:t>
+            </w:r>
+            <w:r>
+              <w:rPr>
+                <w:noProof/>
+                <w:webHidden/>
+              </w:rPr>
+              <w:fldChar w:fldCharType="end"/>
+            </w:r>
+          </w:hyperlink>
+        </w:p>
+        <w:p>
+          <w:pPr>
+            <w:pStyle w:val="TDC2"/>
+            <w:tabs>
+              <w:tab w:val="right" w:leader="dot" w:pos="8494"/>
+            </w:tabs>
+            <w:rPr>
+              <w:rFonts w:asciiTheme="minorHAnsi" w:eastAsiaTheme="minorEastAsia" w:hAnsiTheme="minorHAnsi" w:cstheme="minorBidi"/>
+              <w:noProof/>
+              <w:kern w:val="2"/>
+              <w14:ligatures w14:val="standardContextual"/>
+            </w:rPr>
+          </w:pPr>
+          <w:hyperlink w:anchor="_Toc231994167" w:history="1">
+            <w:r>
+              <w:rPr>
+                <w:rStyle w:val="Hipervnculo"/>
+                <w:rFonts w:ascii="Times New Roman" w:eastAsia="Times New Roman" w:hAnsi="Times New Roman" w:cs="Times New Roman"/>
+                <w:noProof/>
+              </w:rPr>
+              <w:t>9.2 Diagrama de Clases</w:t>
+            </w:r>
+            <w:r>
+              <w:rPr>
+                <w:noProof/>
+                <w:webHidden/>
+              </w:rPr>
+              <w:tab/>
+            </w:r>
+            <w:r>
+              <w:rPr>
+                <w:noProof/>
+                <w:webHidden/>
+              </w:rPr>
+              <w:fldChar w:fldCharType="begin"/>
+            </w:r>
+            <w:r>
+              <w:rPr>
+                <w:noProof/>
+                <w:webHidden/>
+              </w:rPr>
+              <w:instrText xml:space="preserve"> PAGEREF _Toc231994167 \h </w:instrText>
+            </w:r>
+            <w:r>
+              <w:rPr>
+                <w:noProof/>
+                <w:webHidden/>
+              </w:rPr>
+            </w:r>
+            <w:r>
+              <w:rPr>
+                <w:noProof/>
+                <w:webHidden/>
+              </w:rPr>
+              <w:fldChar w:fldCharType="separate"/>
+            </w:r>
+            <w:r>
+              <w:rPr>
+                <w:noProof/>
+                <w:webHidden/>
+              </w:rPr>
+              <w:t>50</w:t>
+            </w:r>
+            <w:r>
+              <w:rPr>
+                <w:noProof/>
+                <w:webHidden/>
+              </w:rPr>
+              <w:fldChar w:fldCharType="end"/>
+            </w:r>
+          </w:hyperlink>
+        </w:p>
+        <w:p>
+          <w:pPr>
+            <w:pStyle w:val="TDC2"/>
+            <w:tabs>
+              <w:tab w:val="right" w:leader="dot" w:pos="8494"/>
+            </w:tabs>
+            <w:rPr>
+              <w:rFonts w:asciiTheme="minorHAnsi" w:eastAsiaTheme="minorEastAsia" w:hAnsiTheme="minorHAnsi" w:cstheme="minorBidi"/>
+              <w:noProof/>
+              <w:kern w:val="2"/>
+              <w14:ligatures w14:val="standardContextual"/>
+            </w:rPr>
+          </w:pPr>
+          <w:hyperlink w:anchor="_Toc231994168" w:history="1">
+            <w:r>
+              <w:rPr>
+                <w:rStyle w:val="Hipervnculo"/>
+                <w:rFonts w:ascii="Times New Roman" w:eastAsia="Times New Roman" w:hAnsi="Times New Roman" w:cs="Times New Roman"/>
+                <w:noProof/>
+              </w:rPr>
+              <w:t>9.3 Der</w:t>
+            </w:r>
+            <w:r>
+              <w:rPr>
+                <w:noProof/>
+                <w:webHidden/>
+              </w:rPr>
+              <w:tab/>
+            </w:r>
+            <w:r>
+              <w:rPr>
+                <w:noProof/>
+                <w:webHidden/>
+              </w:rPr>
+              <w:fldChar w:fldCharType="begin"/>
+            </w:r>
+            <w:r>
+              <w:rPr>
+                <w:noProof/>
+                <w:webHidden/>
+              </w:rPr>
+              <w:instrText xml:space="preserve"> PAGEREF _Toc231994168 \h </w:instrText>
+            </w:r>
+            <w:r>
+              <w:rPr>
+                <w:noProof/>
+                <w:webHidden/>
+              </w:rPr>
+            </w:r>
+            <w:r>
+              <w:rPr>
+                <w:noProof/>
+                <w:webHidden/>
+              </w:rPr>
+              <w:fldChar w:fldCharType="separate"/>
+            </w:r>
+            <w:r>
+              <w:rPr>
+                <w:noProof/>
+                <w:webHidden/>
+              </w:rPr>
+              <w:t>50</w:t>
+            </w:r>
+            <w:r>
+              <w:rPr>
+                <w:noProof/>
+                <w:webHidden/>
+              </w:rPr>
+              <w:fldChar w:fldCharType="end"/>
+            </w:r>
+          </w:hyperlink>
+        </w:p>
+        <w:p>
+          <w:pPr>
+            <w:pStyle w:val="TDC2"/>
+            <w:tabs>
+              <w:tab w:val="right" w:leader="dot" w:pos="8494"/>
+            </w:tabs>
+            <w:rPr>
+              <w:rFonts w:asciiTheme="minorHAnsi" w:eastAsiaTheme="minorEastAsia" w:hAnsiTheme="minorHAnsi" w:cstheme="minorBidi"/>
+              <w:noProof/>
+              <w:kern w:val="2"/>
+              <w14:ligatures w14:val="standardContextual"/>
+            </w:rPr>
+          </w:pPr>
+          <w:hyperlink w:anchor="_Toc231994169" w:history="1">
+            <w:r>
+              <w:rPr>
+                <w:rStyle w:val="Hipervnculo"/>
+                <w:rFonts w:ascii="Times New Roman" w:eastAsia="Times New Roman" w:hAnsi="Times New Roman" w:cs="Times New Roman"/>
+                <w:noProof/>
+              </w:rPr>
+              <w:t>9.4 Pantalla UI</w:t>
+            </w:r>
+            <w:r>
+              <w:rPr>
+                <w:noProof/>
+                <w:webHidden/>
+              </w:rPr>
+              <w:tab/>
+            </w:r>
+            <w:r>
+              <w:rPr>
+                <w:noProof/>
+                <w:webHidden/>
+              </w:rPr>
+              <w:fldChar w:fldCharType="begin"/>
+            </w:r>
+            <w:r>
+              <w:rPr>
+                <w:noProof/>
+                <w:webHidden/>
+              </w:rPr>
+              <w:instrText xml:space="preserve"> PAGEREF _Toc231994169 \h </w:instrText>
+            </w:r>
+            <w:r>
+              <w:rPr>
+                <w:noProof/>
+                <w:webHidden/>
+              </w:rPr>
+            </w:r>
+            <w:r>
+              <w:rPr>
+                <w:noProof/>
+                <w:webHidden/>
+              </w:rPr>
+              <w:fldChar w:fldCharType="separate"/>
+            </w:r>
+            <w:r>
+              <w:rPr>
+                <w:noProof/>
+                <w:webHidden/>
+              </w:rPr>
+              <w:t>51</w:t>
             </w:r>
             <w:r>
               <w:rPr>
@@ -6574,14 +6934,14 @@
               <w14:ligatures w14:val="standardContextual"/>
             </w:rPr>
           </w:pPr>
-          <w:hyperlink w:anchor="_Toc231714409" w:history="1">
+          <w:hyperlink w:anchor="_Toc231994170" w:history="1">
             <w:r>
               <w:rPr>
                 <w:rStyle w:val="Hipervnculo"/>
                 <w:rFonts w:ascii="Times New Roman" w:eastAsia="Times New Roman" w:hAnsi="Times New Roman" w:cs="Times New Roman"/>
                 <w:noProof/>
               </w:rPr>
-              <w:t>9. GESTIÓN DE CAMBIOS</w:t>
+              <w:t>10. GESTIÓN DE MÚLTIPLES IDIOMAS</w:t>
             </w:r>
             <w:r>
               <w:rPr>
@@ -6602,7 +6962,7 @@
                 <w:noProof/>
                 <w:webHidden/>
               </w:rPr>
-              <w:instrText xml:space="preserve"> PAGEREF _Toc231714409 \h </w:instrText>
+              <w:instrText xml:space="preserve"> PAGEREF _Toc231994170 \h </w:instrText>
             </w:r>
             <w:r>
               <w:rPr>
@@ -6622,7 +6982,7 @@
                 <w:noProof/>
                 <w:webHidden/>
               </w:rPr>
-              <w:t>46</w:t>
+              <w:t>51</w:t>
             </w:r>
             <w:r>
               <w:rPr>
@@ -6646,14 +7006,14 @@
               <w14:ligatures w14:val="standardContextual"/>
             </w:rPr>
           </w:pPr>
-          <w:hyperlink w:anchor="_Toc231714410" w:history="1">
+          <w:hyperlink w:anchor="_Toc231994171" w:history="1">
             <w:r>
               <w:rPr>
                 <w:rStyle w:val="Hipervnculo"/>
                 <w:rFonts w:ascii="Times New Roman" w:eastAsia="Times New Roman" w:hAnsi="Times New Roman" w:cs="Times New Roman"/>
                 <w:noProof/>
               </w:rPr>
-              <w:t>9.1 Objetivo General</w:t>
+              <w:t>10.1 Objetivo General</w:t>
             </w:r>
             <w:r>
               <w:rPr>
@@ -6674,7 +7034,7 @@
                 <w:noProof/>
                 <w:webHidden/>
               </w:rPr>
-              <w:instrText xml:space="preserve"> PAGEREF _Toc231714410 \h </w:instrText>
+              <w:instrText xml:space="preserve"> PAGEREF _Toc231994171 \h </w:instrText>
             </w:r>
             <w:r>
               <w:rPr>
@@ -6694,7 +7054,7 @@
                 <w:noProof/>
                 <w:webHidden/>
               </w:rPr>
-              <w:t>46</w:t>
+              <w:t>51</w:t>
             </w:r>
             <w:r>
               <w:rPr>
@@ -6718,14 +7078,14 @@
               <w14:ligatures w14:val="standardContextual"/>
             </w:rPr>
           </w:pPr>
-          <w:hyperlink w:anchor="_Toc231714411" w:history="1">
+          <w:hyperlink w:anchor="_Toc231994172" w:history="1">
             <w:r>
               <w:rPr>
                 <w:rStyle w:val="Hipervnculo"/>
                 <w:rFonts w:ascii="Times New Roman" w:eastAsia="Times New Roman" w:hAnsi="Times New Roman" w:cs="Times New Roman"/>
                 <w:noProof/>
               </w:rPr>
-              <w:t>9.2 Diagrama de Clases</w:t>
+              <w:t>10.2 CU009 CAMBIAR IDIOMA</w:t>
             </w:r>
             <w:r>
               <w:rPr>
@@ -6746,7 +7106,7 @@
                 <w:noProof/>
                 <w:webHidden/>
               </w:rPr>
-              <w:instrText xml:space="preserve"> PAGEREF _Toc231714411 \h </w:instrText>
+              <w:instrText xml:space="preserve"> PAGEREF _Toc231994172 \h </w:instrText>
             </w:r>
             <w:r>
               <w:rPr>
@@ -6766,7 +7126,7 @@
                 <w:noProof/>
                 <w:webHidden/>
               </w:rPr>
-              <w:t>46</w:t>
+              <w:t>52</w:t>
             </w:r>
             <w:r>
               <w:rPr>
@@ -6790,14 +7150,14 @@
               <w14:ligatures w14:val="standardContextual"/>
             </w:rPr>
           </w:pPr>
-          <w:hyperlink w:anchor="_Toc231714412" w:history="1">
+          <w:hyperlink w:anchor="_Toc231994173" w:history="1">
             <w:r>
               <w:rPr>
                 <w:rStyle w:val="Hipervnculo"/>
                 <w:rFonts w:ascii="Times New Roman" w:eastAsia="Times New Roman" w:hAnsi="Times New Roman" w:cs="Times New Roman"/>
                 <w:noProof/>
               </w:rPr>
-              <w:t>9.3 Der</w:t>
+              <w:t>10.2.1 Especificación CU</w:t>
             </w:r>
             <w:r>
               <w:rPr>
@@ -6818,7 +7178,7 @@
                 <w:noProof/>
                 <w:webHidden/>
               </w:rPr>
-              <w:instrText xml:space="preserve"> PAGEREF _Toc231714412 \h </w:instrText>
+              <w:instrText xml:space="preserve"> PAGEREF _Toc231994173 \h </w:instrText>
             </w:r>
             <w:r>
               <w:rPr>
@@ -6838,583 +7198,7 @@
                 <w:noProof/>
                 <w:webHidden/>
               </w:rPr>
-              <w:t>46</w:t>
-            </w:r>
-            <w:r>
-              <w:rPr>
-                <w:noProof/>
-                <w:webHidden/>
-              </w:rPr>
-              <w:fldChar w:fldCharType="end"/>
-            </w:r>
-          </w:hyperlink>
-        </w:p>
-        <w:p>
-          <w:pPr>
-            <w:pStyle w:val="TDC2"/>
-            <w:tabs>
-              <w:tab w:val="right" w:leader="dot" w:pos="8494"/>
-            </w:tabs>
-            <w:rPr>
-              <w:rFonts w:asciiTheme="minorHAnsi" w:eastAsiaTheme="minorEastAsia" w:hAnsiTheme="minorHAnsi" w:cstheme="minorBidi"/>
-              <w:noProof/>
-              <w:kern w:val="2"/>
-              <w14:ligatures w14:val="standardContextual"/>
-            </w:rPr>
-          </w:pPr>
-          <w:hyperlink w:anchor="_Toc231714413" w:history="1">
-            <w:r>
-              <w:rPr>
-                <w:rStyle w:val="Hipervnculo"/>
-                <w:rFonts w:ascii="Times New Roman" w:eastAsia="Times New Roman" w:hAnsi="Times New Roman" w:cs="Times New Roman"/>
-                <w:noProof/>
-              </w:rPr>
-              <w:t>9.4 Revertir Cambios</w:t>
-            </w:r>
-            <w:r>
-              <w:rPr>
-                <w:noProof/>
-                <w:webHidden/>
-              </w:rPr>
-              <w:tab/>
-            </w:r>
-            <w:r>
-              <w:rPr>
-                <w:noProof/>
-                <w:webHidden/>
-              </w:rPr>
-              <w:fldChar w:fldCharType="begin"/>
-            </w:r>
-            <w:r>
-              <w:rPr>
-                <w:noProof/>
-                <w:webHidden/>
-              </w:rPr>
-              <w:instrText xml:space="preserve"> PAGEREF _Toc231714413 \h </w:instrText>
-            </w:r>
-            <w:r>
-              <w:rPr>
-                <w:noProof/>
-                <w:webHidden/>
-              </w:rPr>
-            </w:r>
-            <w:r>
-              <w:rPr>
-                <w:noProof/>
-                <w:webHidden/>
-              </w:rPr>
-              <w:fldChar w:fldCharType="separate"/>
-            </w:r>
-            <w:r>
-              <w:rPr>
-                <w:noProof/>
-                <w:webHidden/>
-              </w:rPr>
-              <w:t>46</w:t>
-            </w:r>
-            <w:r>
-              <w:rPr>
-                <w:noProof/>
-                <w:webHidden/>
-              </w:rPr>
-              <w:fldChar w:fldCharType="end"/>
-            </w:r>
-          </w:hyperlink>
-        </w:p>
-        <w:p>
-          <w:pPr>
-            <w:pStyle w:val="TDC3"/>
-            <w:tabs>
-              <w:tab w:val="right" w:leader="dot" w:pos="8494"/>
-            </w:tabs>
-            <w:rPr>
-              <w:rFonts w:asciiTheme="minorHAnsi" w:eastAsiaTheme="minorEastAsia" w:hAnsiTheme="minorHAnsi" w:cstheme="minorBidi"/>
-              <w:noProof/>
-              <w:kern w:val="2"/>
-              <w14:ligatures w14:val="standardContextual"/>
-            </w:rPr>
-          </w:pPr>
-          <w:hyperlink w:anchor="_Toc231714414" w:history="1">
-            <w:r>
-              <w:rPr>
-                <w:rStyle w:val="Hipervnculo"/>
-                <w:rFonts w:ascii="Times New Roman" w:eastAsia="Times New Roman" w:hAnsi="Times New Roman" w:cs="Times New Roman"/>
-                <w:noProof/>
-              </w:rPr>
-              <w:t>9.4.1 Especificación CU</w:t>
-            </w:r>
-            <w:r>
-              <w:rPr>
-                <w:noProof/>
-                <w:webHidden/>
-              </w:rPr>
-              <w:tab/>
-            </w:r>
-            <w:r>
-              <w:rPr>
-                <w:noProof/>
-                <w:webHidden/>
-              </w:rPr>
-              <w:fldChar w:fldCharType="begin"/>
-            </w:r>
-            <w:r>
-              <w:rPr>
-                <w:noProof/>
-                <w:webHidden/>
-              </w:rPr>
-              <w:instrText xml:space="preserve"> PAGEREF _Toc231714414 \h </w:instrText>
-            </w:r>
-            <w:r>
-              <w:rPr>
-                <w:noProof/>
-                <w:webHidden/>
-              </w:rPr>
-            </w:r>
-            <w:r>
-              <w:rPr>
-                <w:noProof/>
-                <w:webHidden/>
-              </w:rPr>
-              <w:fldChar w:fldCharType="separate"/>
-            </w:r>
-            <w:r>
-              <w:rPr>
-                <w:noProof/>
-                <w:webHidden/>
-              </w:rPr>
-              <w:t>46</w:t>
-            </w:r>
-            <w:r>
-              <w:rPr>
-                <w:noProof/>
-                <w:webHidden/>
-              </w:rPr>
-              <w:fldChar w:fldCharType="end"/>
-            </w:r>
-          </w:hyperlink>
-        </w:p>
-        <w:p>
-          <w:pPr>
-            <w:pStyle w:val="TDC3"/>
-            <w:tabs>
-              <w:tab w:val="right" w:leader="dot" w:pos="8494"/>
-            </w:tabs>
-            <w:rPr>
-              <w:rFonts w:asciiTheme="minorHAnsi" w:eastAsiaTheme="minorEastAsia" w:hAnsiTheme="minorHAnsi" w:cstheme="minorBidi"/>
-              <w:noProof/>
-              <w:kern w:val="2"/>
-              <w14:ligatures w14:val="standardContextual"/>
-            </w:rPr>
-          </w:pPr>
-          <w:hyperlink w:anchor="_Toc231714415" w:history="1">
-            <w:r>
-              <w:rPr>
-                <w:rStyle w:val="Hipervnculo"/>
-                <w:rFonts w:ascii="Times New Roman" w:eastAsia="Times New Roman" w:hAnsi="Times New Roman" w:cs="Times New Roman"/>
-                <w:noProof/>
-              </w:rPr>
-              <w:t>9.4.2 Diagrama Secuencia Sistema</w:t>
-            </w:r>
-            <w:r>
-              <w:rPr>
-                <w:noProof/>
-                <w:webHidden/>
-              </w:rPr>
-              <w:tab/>
-            </w:r>
-            <w:r>
-              <w:rPr>
-                <w:noProof/>
-                <w:webHidden/>
-              </w:rPr>
-              <w:fldChar w:fldCharType="begin"/>
-            </w:r>
-            <w:r>
-              <w:rPr>
-                <w:noProof/>
-                <w:webHidden/>
-              </w:rPr>
-              <w:instrText xml:space="preserve"> PAGEREF _Toc231714415 \h </w:instrText>
-            </w:r>
-            <w:r>
-              <w:rPr>
-                <w:noProof/>
-                <w:webHidden/>
-              </w:rPr>
-            </w:r>
-            <w:r>
-              <w:rPr>
-                <w:noProof/>
-                <w:webHidden/>
-              </w:rPr>
-              <w:fldChar w:fldCharType="separate"/>
-            </w:r>
-            <w:r>
-              <w:rPr>
-                <w:noProof/>
-                <w:webHidden/>
-              </w:rPr>
-              <w:t>47</w:t>
-            </w:r>
-            <w:r>
-              <w:rPr>
-                <w:noProof/>
-                <w:webHidden/>
-              </w:rPr>
-              <w:fldChar w:fldCharType="end"/>
-            </w:r>
-          </w:hyperlink>
-        </w:p>
-        <w:p>
-          <w:pPr>
-            <w:pStyle w:val="TDC2"/>
-            <w:tabs>
-              <w:tab w:val="right" w:leader="dot" w:pos="8494"/>
-            </w:tabs>
-            <w:rPr>
-              <w:rFonts w:asciiTheme="minorHAnsi" w:eastAsiaTheme="minorEastAsia" w:hAnsiTheme="minorHAnsi" w:cstheme="minorBidi"/>
-              <w:noProof/>
-              <w:kern w:val="2"/>
-              <w14:ligatures w14:val="standardContextual"/>
-            </w:rPr>
-          </w:pPr>
-          <w:hyperlink w:anchor="_Toc231714416" w:history="1">
-            <w:r>
-              <w:rPr>
-                <w:rStyle w:val="Hipervnculo"/>
-                <w:rFonts w:ascii="Times New Roman" w:eastAsia="Times New Roman" w:hAnsi="Times New Roman" w:cs="Times New Roman"/>
-                <w:noProof/>
-              </w:rPr>
-              <w:t>9.5 Pantalla UI</w:t>
-            </w:r>
-            <w:r>
-              <w:rPr>
-                <w:noProof/>
-                <w:webHidden/>
-              </w:rPr>
-              <w:tab/>
-            </w:r>
-            <w:r>
-              <w:rPr>
-                <w:noProof/>
-                <w:webHidden/>
-              </w:rPr>
-              <w:fldChar w:fldCharType="begin"/>
-            </w:r>
-            <w:r>
-              <w:rPr>
-                <w:noProof/>
-                <w:webHidden/>
-              </w:rPr>
-              <w:instrText xml:space="preserve"> PAGEREF _Toc231714416 \h </w:instrText>
-            </w:r>
-            <w:r>
-              <w:rPr>
-                <w:noProof/>
-                <w:webHidden/>
-              </w:rPr>
-            </w:r>
-            <w:r>
-              <w:rPr>
-                <w:noProof/>
-                <w:webHidden/>
-              </w:rPr>
-              <w:fldChar w:fldCharType="separate"/>
-            </w:r>
-            <w:r>
-              <w:rPr>
-                <w:noProof/>
-                <w:webHidden/>
-              </w:rPr>
-              <w:t>47</w:t>
-            </w:r>
-            <w:r>
-              <w:rPr>
-                <w:noProof/>
-                <w:webHidden/>
-              </w:rPr>
-              <w:fldChar w:fldCharType="end"/>
-            </w:r>
-          </w:hyperlink>
-        </w:p>
-        <w:p>
-          <w:pPr>
-            <w:pStyle w:val="TDC1"/>
-            <w:tabs>
-              <w:tab w:val="right" w:leader="dot" w:pos="8494"/>
-            </w:tabs>
-            <w:rPr>
-              <w:rFonts w:asciiTheme="minorHAnsi" w:eastAsiaTheme="minorEastAsia" w:hAnsiTheme="minorHAnsi" w:cstheme="minorBidi"/>
-              <w:noProof/>
-              <w:kern w:val="2"/>
-              <w14:ligatures w14:val="standardContextual"/>
-            </w:rPr>
-          </w:pPr>
-          <w:hyperlink w:anchor="_Toc231714417" w:history="1">
-            <w:r>
-              <w:rPr>
-                <w:rStyle w:val="Hipervnculo"/>
-                <w:rFonts w:ascii="Times New Roman" w:eastAsia="Times New Roman" w:hAnsi="Times New Roman" w:cs="Times New Roman"/>
-                <w:noProof/>
-              </w:rPr>
-              <w:t>10. GESTIÓN DE MÚLTIPLES IDIOMAS</w:t>
-            </w:r>
-            <w:r>
-              <w:rPr>
-                <w:noProof/>
-                <w:webHidden/>
-              </w:rPr>
-              <w:tab/>
-            </w:r>
-            <w:r>
-              <w:rPr>
-                <w:noProof/>
-                <w:webHidden/>
-              </w:rPr>
-              <w:fldChar w:fldCharType="begin"/>
-            </w:r>
-            <w:r>
-              <w:rPr>
-                <w:noProof/>
-                <w:webHidden/>
-              </w:rPr>
-              <w:instrText xml:space="preserve"> PAGEREF _Toc231714417 \h </w:instrText>
-            </w:r>
-            <w:r>
-              <w:rPr>
-                <w:noProof/>
-                <w:webHidden/>
-              </w:rPr>
-            </w:r>
-            <w:r>
-              <w:rPr>
-                <w:noProof/>
-                <w:webHidden/>
-              </w:rPr>
-              <w:fldChar w:fldCharType="separate"/>
-            </w:r>
-            <w:r>
-              <w:rPr>
-                <w:noProof/>
-                <w:webHidden/>
-              </w:rPr>
-              <w:t>48</w:t>
-            </w:r>
-            <w:r>
-              <w:rPr>
-                <w:noProof/>
-                <w:webHidden/>
-              </w:rPr>
-              <w:fldChar w:fldCharType="end"/>
-            </w:r>
-          </w:hyperlink>
-        </w:p>
-        <w:p>
-          <w:pPr>
-            <w:pStyle w:val="TDC2"/>
-            <w:tabs>
-              <w:tab w:val="right" w:leader="dot" w:pos="8494"/>
-            </w:tabs>
-            <w:rPr>
-              <w:rFonts w:asciiTheme="minorHAnsi" w:eastAsiaTheme="minorEastAsia" w:hAnsiTheme="minorHAnsi" w:cstheme="minorBidi"/>
-              <w:noProof/>
-              <w:kern w:val="2"/>
-              <w14:ligatures w14:val="standardContextual"/>
-            </w:rPr>
-          </w:pPr>
-          <w:hyperlink w:anchor="_Toc231714418" w:history="1">
-            <w:r>
-              <w:rPr>
-                <w:rStyle w:val="Hipervnculo"/>
-                <w:rFonts w:ascii="Times New Roman" w:eastAsia="Times New Roman" w:hAnsi="Times New Roman" w:cs="Times New Roman"/>
-                <w:noProof/>
-              </w:rPr>
-              <w:t>10.1 Objetivo General</w:t>
-            </w:r>
-            <w:r>
-              <w:rPr>
-                <w:noProof/>
-                <w:webHidden/>
-              </w:rPr>
-              <w:tab/>
-            </w:r>
-            <w:r>
-              <w:rPr>
-                <w:noProof/>
-                <w:webHidden/>
-              </w:rPr>
-              <w:fldChar w:fldCharType="begin"/>
-            </w:r>
-            <w:r>
-              <w:rPr>
-                <w:noProof/>
-                <w:webHidden/>
-              </w:rPr>
-              <w:instrText xml:space="preserve"> PAGEREF _Toc231714418 \h </w:instrText>
-            </w:r>
-            <w:r>
-              <w:rPr>
-                <w:noProof/>
-                <w:webHidden/>
-              </w:rPr>
-            </w:r>
-            <w:r>
-              <w:rPr>
-                <w:noProof/>
-                <w:webHidden/>
-              </w:rPr>
-              <w:fldChar w:fldCharType="separate"/>
-            </w:r>
-            <w:r>
-              <w:rPr>
-                <w:noProof/>
-                <w:webHidden/>
-              </w:rPr>
-              <w:t>48</w:t>
-            </w:r>
-            <w:r>
-              <w:rPr>
-                <w:noProof/>
-                <w:webHidden/>
-              </w:rPr>
-              <w:fldChar w:fldCharType="end"/>
-            </w:r>
-          </w:hyperlink>
-        </w:p>
-        <w:p>
-          <w:pPr>
-            <w:pStyle w:val="TDC2"/>
-            <w:tabs>
-              <w:tab w:val="right" w:leader="dot" w:pos="8494"/>
-            </w:tabs>
-            <w:rPr>
-              <w:rFonts w:asciiTheme="minorHAnsi" w:eastAsiaTheme="minorEastAsia" w:hAnsiTheme="minorHAnsi" w:cstheme="minorBidi"/>
-              <w:noProof/>
-              <w:kern w:val="2"/>
-              <w14:ligatures w14:val="standardContextual"/>
-            </w:rPr>
-          </w:pPr>
-          <w:hyperlink w:anchor="_Toc231714419" w:history="1">
-            <w:r>
-              <w:rPr>
-                <w:rStyle w:val="Hipervnculo"/>
-                <w:rFonts w:ascii="Times New Roman" w:eastAsia="Times New Roman" w:hAnsi="Times New Roman" w:cs="Times New Roman"/>
-                <w:noProof/>
-              </w:rPr>
-              <w:t>10.2 Diagrama de Clases</w:t>
-            </w:r>
-            <w:r>
-              <w:rPr>
-                <w:noProof/>
-                <w:webHidden/>
-              </w:rPr>
-              <w:tab/>
-            </w:r>
-            <w:r>
-              <w:rPr>
-                <w:noProof/>
-                <w:webHidden/>
-              </w:rPr>
-              <w:fldChar w:fldCharType="begin"/>
-            </w:r>
-            <w:r>
-              <w:rPr>
-                <w:noProof/>
-                <w:webHidden/>
-              </w:rPr>
-              <w:instrText xml:space="preserve"> PAGEREF _Toc231714419 \h </w:instrText>
-            </w:r>
-            <w:r>
-              <w:rPr>
-                <w:noProof/>
-                <w:webHidden/>
-              </w:rPr>
-            </w:r>
-            <w:r>
-              <w:rPr>
-                <w:noProof/>
-                <w:webHidden/>
-              </w:rPr>
-              <w:fldChar w:fldCharType="separate"/>
-            </w:r>
-            <w:r>
-              <w:rPr>
-                <w:noProof/>
-                <w:webHidden/>
-              </w:rPr>
-              <w:t>48</w:t>
-            </w:r>
-            <w:r>
-              <w:rPr>
-                <w:noProof/>
-                <w:webHidden/>
-              </w:rPr>
-              <w:fldChar w:fldCharType="end"/>
-            </w:r>
-          </w:hyperlink>
-        </w:p>
-        <w:p>
-          <w:pPr>
-            <w:pStyle w:val="TDC2"/>
-            <w:tabs>
-              <w:tab w:val="right" w:leader="dot" w:pos="8494"/>
-            </w:tabs>
-            <w:rPr>
-              <w:rFonts w:asciiTheme="minorHAnsi" w:eastAsiaTheme="minorEastAsia" w:hAnsiTheme="minorHAnsi" w:cstheme="minorBidi"/>
-              <w:noProof/>
-              <w:kern w:val="2"/>
-              <w14:ligatures w14:val="standardContextual"/>
-            </w:rPr>
-          </w:pPr>
-          <w:hyperlink w:anchor="_Toc231714420" w:history="1">
-            <w:r>
-              <w:rPr>
-                <w:rStyle w:val="Hipervnculo"/>
-                <w:rFonts w:ascii="Times New Roman" w:eastAsia="Times New Roman" w:hAnsi="Times New Roman" w:cs="Times New Roman"/>
-                <w:noProof/>
-              </w:rPr>
-              <w:t>10.3 Der</w:t>
-            </w:r>
-            <w:r>
-              <w:rPr>
-                <w:noProof/>
-                <w:webHidden/>
-              </w:rPr>
-              <w:tab/>
-            </w:r>
-            <w:r>
-              <w:rPr>
-                <w:noProof/>
-                <w:webHidden/>
-              </w:rPr>
-              <w:fldChar w:fldCharType="begin"/>
-            </w:r>
-            <w:r>
-              <w:rPr>
-                <w:noProof/>
-                <w:webHidden/>
-              </w:rPr>
-              <w:instrText xml:space="preserve"> PAGEREF _Toc231714420 \h </w:instrText>
-            </w:r>
-            <w:r>
-              <w:rPr>
-                <w:noProof/>
-                <w:webHidden/>
-              </w:rPr>
-            </w:r>
-            <w:r>
-              <w:rPr>
-                <w:noProof/>
-                <w:webHidden/>
-              </w:rPr>
-              <w:fldChar w:fldCharType="separate"/>
-            </w:r>
-            <w:r>
-              <w:rPr>
-                <w:noProof/>
-                <w:webHidden/>
-              </w:rPr>
-              <w:t>48</w:t>
+              <w:t>52</w:t>
             </w:r>
             <w:r>
               <w:rPr>
@@ -7467,7 +7251,7 @@
           <w:rFonts w:ascii="Times New Roman" w:eastAsia="Times New Roman" w:hAnsi="Times New Roman" w:cs="Times New Roman"/>
         </w:rPr>
       </w:pPr>
-      <w:bookmarkStart w:id="0" w:name="_Toc231714323"/>
+      <w:bookmarkStart w:id="0" w:name="_Toc231994079"/>
       <w:r>
         <w:rPr>
           <w:rFonts w:ascii="Times New Roman" w:eastAsia="Times New Roman" w:hAnsi="Times New Roman" w:cs="Times New Roman"/>
@@ -7492,7 +7276,7 @@
           <w:szCs w:val="30"/>
         </w:rPr>
       </w:pPr>
-      <w:bookmarkStart w:id="1" w:name="_Toc231714324"/>
+      <w:bookmarkStart w:id="1" w:name="_Toc231994080"/>
       <w:r>
         <w:rPr>
           <w:rFonts w:ascii="Times New Roman" w:eastAsia="Times New Roman" w:hAnsi="Times New Roman" w:cs="Times New Roman"/>
@@ -7583,8 +7367,17 @@
           <w:rFonts w:ascii="Times New Roman" w:eastAsia="Times New Roman" w:hAnsi="Times New Roman" w:cs="Times New Roman"/>
           <w:color w:val="000000"/>
         </w:rPr>
-        <w:t>Registro/LogIn-Out</w:t>
-      </w:r>
+        <w:t>Registro/</w:t>
+      </w:r>
+      <w:proofErr w:type="spellStart"/>
+      <w:r>
+        <w:rPr>
+          <w:rFonts w:ascii="Times New Roman" w:eastAsia="Times New Roman" w:hAnsi="Times New Roman" w:cs="Times New Roman"/>
+          <w:color w:val="000000"/>
+        </w:rPr>
+        <w:t>LogIn-Out</w:t>
+      </w:r>
+      <w:proofErr w:type="spellEnd"/>
       <w:r>
         <w:rPr>
           <w:rFonts w:ascii="Times New Roman" w:eastAsia="Times New Roman" w:hAnsi="Times New Roman" w:cs="Times New Roman"/>
@@ -7637,7 +7430,7 @@
           <w:rFonts w:ascii="Times New Roman" w:eastAsia="Times New Roman" w:hAnsi="Times New Roman" w:cs="Times New Roman"/>
           <w:color w:val="000000"/>
         </w:rPr>
-        <w:t>Gestión de productos (ABML)</w:t>
+        <w:t>Gestión de roles y permisos</w:t>
       </w:r>
     </w:p>
     <w:p>
@@ -7661,28 +7454,9 @@
       <w:r>
         <w:rPr>
           <w:rFonts w:ascii="Times New Roman" w:eastAsia="Times New Roman" w:hAnsi="Times New Roman" w:cs="Times New Roman"/>
-        </w:rPr>
-        <w:t>Auditoría</w:t>
-      </w:r>
-      <w:r>
-        <w:rPr>
-          <w:rFonts w:ascii="Times New Roman" w:eastAsia="Times New Roman" w:hAnsi="Times New Roman" w:cs="Times New Roman"/>
           <w:color w:val="000000"/>
         </w:rPr>
-        <w:t xml:space="preserve"> </w:t>
-      </w:r>
-      <w:r>
-        <w:rPr>
-          <w:rFonts w:ascii="Times New Roman" w:eastAsia="Times New Roman" w:hAnsi="Times New Roman" w:cs="Times New Roman"/>
-          <w:color w:val="000000"/>
-        </w:rPr>
-        <w:t>mediante gestión de Bitácora</w:t>
-      </w:r>
-      <w:r>
-        <w:rPr>
-          <w:rFonts w:ascii="Times New Roman" w:eastAsia="Times New Roman" w:hAnsi="Times New Roman" w:cs="Times New Roman"/>
-        </w:rPr>
-        <w:t xml:space="preserve"> de movimientos y cambios</w:t>
+        <w:t>Gestión de productos (ABML)</w:t>
       </w:r>
     </w:p>
     <w:p>
@@ -7707,7 +7481,27 @@
         <w:rPr>
           <w:rFonts w:ascii="Times New Roman" w:eastAsia="Times New Roman" w:hAnsi="Times New Roman" w:cs="Times New Roman"/>
         </w:rPr>
-        <w:t>Control de cambios y reversión</w:t>
+        <w:t>Auditoría</w:t>
+      </w:r>
+      <w:r>
+        <w:rPr>
+          <w:rFonts w:ascii="Times New Roman" w:eastAsia="Times New Roman" w:hAnsi="Times New Roman" w:cs="Times New Roman"/>
+          <w:color w:val="000000"/>
+        </w:rPr>
+        <w:t xml:space="preserve"> </w:t>
+      </w:r>
+      <w:r>
+        <w:rPr>
+          <w:rFonts w:ascii="Times New Roman" w:eastAsia="Times New Roman" w:hAnsi="Times New Roman" w:cs="Times New Roman"/>
+          <w:color w:val="000000"/>
+        </w:rPr>
+        <w:t>mediante gestión de Bitácora</w:t>
+      </w:r>
+      <w:r>
+        <w:rPr>
+          <w:rFonts w:ascii="Times New Roman" w:eastAsia="Times New Roman" w:hAnsi="Times New Roman" w:cs="Times New Roman"/>
+        </w:rPr>
+        <w:t xml:space="preserve"> de movimientos y cambios</w:t>
       </w:r>
     </w:p>
     <w:p>
@@ -7732,7 +7526,7 @@
         <w:rPr>
           <w:rFonts w:ascii="Times New Roman" w:eastAsia="Times New Roman" w:hAnsi="Times New Roman" w:cs="Times New Roman"/>
         </w:rPr>
-        <w:t>BackUp y Restore</w:t>
+        <w:t>Control de cambios y reversión</w:t>
       </w:r>
     </w:p>
     <w:p>
@@ -7753,13 +7547,28 @@
           <w:rFonts w:ascii="Times New Roman" w:eastAsia="Times New Roman" w:hAnsi="Times New Roman" w:cs="Times New Roman"/>
         </w:rPr>
       </w:pPr>
-      <w:r>
-        <w:rPr>
-          <w:rFonts w:ascii="Times New Roman" w:eastAsia="Times New Roman" w:hAnsi="Times New Roman" w:cs="Times New Roman"/>
-          <w:color w:val="000000"/>
-        </w:rPr>
-        <w:t xml:space="preserve">Gestión de Múltiples idiomas </w:t>
-      </w:r>
+      <w:proofErr w:type="spellStart"/>
+      <w:r>
+        <w:rPr>
+          <w:rFonts w:ascii="Times New Roman" w:eastAsia="Times New Roman" w:hAnsi="Times New Roman" w:cs="Times New Roman"/>
+        </w:rPr>
+        <w:t>BackUp</w:t>
+      </w:r>
+      <w:proofErr w:type="spellEnd"/>
+      <w:r>
+        <w:rPr>
+          <w:rFonts w:ascii="Times New Roman" w:eastAsia="Times New Roman" w:hAnsi="Times New Roman" w:cs="Times New Roman"/>
+        </w:rPr>
+        <w:t xml:space="preserve"> y </w:t>
+      </w:r>
+      <w:proofErr w:type="spellStart"/>
+      <w:r>
+        <w:rPr>
+          <w:rFonts w:ascii="Times New Roman" w:eastAsia="Times New Roman" w:hAnsi="Times New Roman" w:cs="Times New Roman"/>
+        </w:rPr>
+        <w:t>Restore</w:t>
+      </w:r>
+      <w:proofErr w:type="spellEnd"/>
     </w:p>
     <w:p>
       <w:pPr>
@@ -7784,7 +7593,7 @@
           <w:rFonts w:ascii="Times New Roman" w:eastAsia="Times New Roman" w:hAnsi="Times New Roman" w:cs="Times New Roman"/>
           <w:color w:val="000000"/>
         </w:rPr>
-        <w:t>Gestión de roles y permisos</w:t>
+        <w:t xml:space="preserve">Gestión de Múltiples idiomas </w:t>
       </w:r>
     </w:p>
     <w:p>
@@ -7796,7 +7605,7 @@
           <w:szCs w:val="30"/>
         </w:rPr>
       </w:pPr>
-      <w:bookmarkStart w:id="2" w:name="_Toc231714325"/>
+      <w:bookmarkStart w:id="2" w:name="_Toc231994081"/>
       <w:r>
         <w:rPr>
           <w:rFonts w:ascii="Times New Roman" w:eastAsia="Times New Roman" w:hAnsi="Times New Roman" w:cs="Times New Roman"/>
@@ -7825,7 +7634,7 @@
           <w:szCs w:val="30"/>
         </w:rPr>
       </w:pPr>
-      <w:bookmarkStart w:id="3" w:name="_Toc231714326"/>
+      <w:bookmarkStart w:id="3" w:name="_Toc231994082"/>
       <w:r>
         <w:rPr>
           <w:rFonts w:ascii="Times New Roman" w:eastAsia="Times New Roman" w:hAnsi="Times New Roman" w:cs="Times New Roman"/>
@@ -7987,12 +7796,14 @@
                 <w:rFonts w:ascii="Times New Roman" w:hAnsi="Times New Roman" w:cs="Times New Roman"/>
               </w:rPr>
             </w:pPr>
+            <w:proofErr w:type="spellStart"/>
             <w:r>
               <w:rPr>
                 <w:rFonts w:ascii="Times New Roman" w:hAnsi="Times New Roman" w:cs="Times New Roman"/>
               </w:rPr>
               <w:t>Logout</w:t>
             </w:r>
+            <w:proofErr w:type="spellEnd"/>
           </w:p>
         </w:tc>
       </w:tr>
@@ -8106,12 +7917,14 @@
                 <w:rFonts w:ascii="Times New Roman" w:hAnsi="Times New Roman" w:cs="Times New Roman"/>
               </w:rPr>
             </w:pPr>
+            <w:proofErr w:type="spellStart"/>
             <w:r>
               <w:rPr>
                 <w:rFonts w:ascii="Times New Roman" w:hAnsi="Times New Roman" w:cs="Times New Roman"/>
               </w:rPr>
               <w:t>Logout</w:t>
             </w:r>
+            <w:proofErr w:type="spellEnd"/>
           </w:p>
         </w:tc>
       </w:tr>
@@ -8216,12 +8029,14 @@
                 <w:rFonts w:ascii="Times New Roman" w:hAnsi="Times New Roman" w:cs="Times New Roman"/>
               </w:rPr>
             </w:pPr>
+            <w:proofErr w:type="spellStart"/>
             <w:r>
               <w:rPr>
                 <w:rFonts w:ascii="Times New Roman" w:hAnsi="Times New Roman" w:cs="Times New Roman"/>
               </w:rPr>
               <w:t>Logout</w:t>
             </w:r>
+            <w:proofErr w:type="spellEnd"/>
           </w:p>
         </w:tc>
       </w:tr>
@@ -8245,7 +8060,7 @@
         </w:rPr>
       </w:pPr>
       <w:bookmarkStart w:id="5" w:name="_heading=h.3016uksryk99" w:colFirst="0" w:colLast="0"/>
-      <w:bookmarkStart w:id="6" w:name="_Toc231714327"/>
+      <w:bookmarkStart w:id="6" w:name="_Toc231994083"/>
       <w:bookmarkEnd w:id="5"/>
       <w:r>
         <w:rPr>
@@ -8367,7 +8182,7 @@
           <w:rFonts w:ascii="Times New Roman" w:eastAsia="Times New Roman" w:hAnsi="Times New Roman" w:cs="Times New Roman"/>
         </w:rPr>
       </w:pPr>
-      <w:bookmarkStart w:id="7" w:name="_Toc231714328"/>
+      <w:bookmarkStart w:id="7" w:name="_Toc231994084"/>
       <w:r>
         <w:rPr>
           <w:rFonts w:ascii="Times New Roman" w:eastAsia="Times New Roman" w:hAnsi="Times New Roman" w:cs="Times New Roman"/>
@@ -8648,7 +8463,7 @@
           <w:rFonts w:ascii="Times New Roman" w:eastAsia="Times New Roman" w:hAnsi="Times New Roman" w:cs="Times New Roman"/>
         </w:rPr>
       </w:pPr>
-      <w:bookmarkStart w:id="8" w:name="_Toc231714329"/>
+      <w:bookmarkStart w:id="8" w:name="_Toc231994085"/>
       <w:r>
         <w:rPr>
           <w:rFonts w:ascii="Times New Roman" w:eastAsia="Times New Roman" w:hAnsi="Times New Roman" w:cs="Times New Roman"/>
@@ -8691,7 +8506,7 @@
           <w:color w:val="000000"/>
         </w:rPr>
         <w:drawing>
-          <wp:inline distT="0" distB="0" distL="0" distR="0" wp14:anchorId="6EB8EEBB" wp14:editId="6A760582">
+          <wp:inline distT="0" distB="0" distL="0" distR="0" wp14:anchorId="6EB8EEBB" wp14:editId="5E32BA90">
             <wp:extent cx="4800600" cy="3304662"/>
             <wp:effectExtent l="0" t="0" r="0" b="0"/>
             <wp:docPr id="1117269562" name="Imagen 7"/>
@@ -8750,7 +8565,7 @@
         </w:rPr>
       </w:pPr>
       <w:bookmarkStart w:id="9" w:name="_heading=h.5twoj81j1gka" w:colFirst="0" w:colLast="0"/>
-      <w:bookmarkStart w:id="10" w:name="_Toc231714330"/>
+      <w:bookmarkStart w:id="10" w:name="_Toc231994086"/>
       <w:bookmarkEnd w:id="9"/>
       <w:r>
         <w:rPr>
@@ -8818,7 +8633,7 @@
           <w:szCs w:val="30"/>
         </w:rPr>
         <w:drawing>
-          <wp:inline distT="0" distB="0" distL="0" distR="0" wp14:anchorId="35E8CD9B" wp14:editId="09DB2898">
+          <wp:inline distT="0" distB="0" distL="0" distR="0" wp14:anchorId="35E8CD9B" wp14:editId="4054B982">
             <wp:extent cx="6323680" cy="1935480"/>
             <wp:effectExtent l="0" t="0" r="1270" b="7620"/>
             <wp:docPr id="1049448632" name="Imagen 4"/>
@@ -8887,14 +8702,32 @@
     </w:p>
     <w:p>
       <w:pPr>
-        <w:pStyle w:val="Ttulo2"/>
         <w:rPr>
           <w:rFonts w:ascii="Times New Roman" w:eastAsia="Times New Roman" w:hAnsi="Times New Roman" w:cs="Times New Roman"/>
           <w:sz w:val="30"/>
           <w:szCs w:val="30"/>
         </w:rPr>
       </w:pPr>
-      <w:bookmarkStart w:id="11" w:name="_Toc231714331"/>
+    </w:p>
+    <w:p>
+      <w:pPr>
+        <w:rPr>
+          <w:rFonts w:ascii="Times New Roman" w:eastAsia="Times New Roman" w:hAnsi="Times New Roman" w:cs="Times New Roman"/>
+          <w:sz w:val="30"/>
+          <w:szCs w:val="30"/>
+        </w:rPr>
+      </w:pPr>
+    </w:p>
+    <w:p>
+      <w:pPr>
+        <w:pStyle w:val="Ttulo2"/>
+        <w:rPr>
+          <w:rFonts w:ascii="Times New Roman" w:eastAsia="Times New Roman" w:hAnsi="Times New Roman" w:cs="Times New Roman"/>
+          <w:sz w:val="30"/>
+          <w:szCs w:val="30"/>
+        </w:rPr>
+      </w:pPr>
+      <w:bookmarkStart w:id="11" w:name="_Toc231994087"/>
       <w:r>
         <w:rPr>
           <w:rFonts w:ascii="Times New Roman" w:eastAsia="Times New Roman" w:hAnsi="Times New Roman" w:cs="Times New Roman"/>
@@ -8956,13 +8789,22 @@
       </w:pPr>
       <w:r>
         <w:rPr>
+          <w:rFonts w:ascii="Times New Roman" w:hAnsi="Times New Roman" w:cs="Times New Roman"/>
           <w:noProof/>
         </w:rPr>
         <w:drawing>
-          <wp:inline distT="0" distB="0" distL="0" distR="0" wp14:anchorId="0AFE3D45" wp14:editId="087F7308">
-            <wp:extent cx="5700338" cy="5448300"/>
+          <wp:anchor distT="0" distB="0" distL="114300" distR="114300" simplePos="0" relativeHeight="251658240" behindDoc="0" locked="0" layoutInCell="1" allowOverlap="1" wp14:anchorId="1EAA883F" wp14:editId="0329338A">
+            <wp:simplePos x="0" y="0"/>
+            <wp:positionH relativeFrom="column">
+              <wp:posOffset>-1049655</wp:posOffset>
+            </wp:positionH>
+            <wp:positionV relativeFrom="paragraph">
+              <wp:posOffset>180340</wp:posOffset>
+            </wp:positionV>
+            <wp:extent cx="7467600" cy="5223105"/>
             <wp:effectExtent l="0" t="0" r="0" b="0"/>
-            <wp:docPr id="224839580" name="Imagen 1"/>
+            <wp:wrapSquare wrapText="bothSides"/>
+            <wp:docPr id="649433246" name="Imagen 7"/>
             <wp:cNvGraphicFramePr>
               <a:graphicFrameLocks xmlns:a="http://schemas.openxmlformats.org/drawingml/2006/main" noChangeAspect="1"/>
             </wp:cNvGraphicFramePr>
@@ -8970,28 +8812,47 @@
               <a:graphicData uri="http://schemas.openxmlformats.org/drawingml/2006/picture">
                 <pic:pic xmlns:pic="http://schemas.openxmlformats.org/drawingml/2006/picture">
                   <pic:nvPicPr>
-                    <pic:cNvPr id="224839580" name=""/>
-                    <pic:cNvPicPr/>
+                    <pic:cNvPr id="0" name="Picture 7"/>
+                    <pic:cNvPicPr>
+                      <a:picLocks noChangeAspect="1" noChangeArrowheads="1"/>
+                    </pic:cNvPicPr>
                   </pic:nvPicPr>
                   <pic:blipFill>
-                    <a:blip r:embed="rId14"/>
+                    <a:blip r:embed="rId14">
+                      <a:extLst>
+                        <a:ext uri="{28A0092B-C50C-407E-A947-70E740481C1C}">
+                          <a14:useLocalDpi xmlns:a14="http://schemas.microsoft.com/office/drawing/2010/main" val="0"/>
+                        </a:ext>
+                      </a:extLst>
+                    </a:blip>
+                    <a:srcRect/>
                     <a:stretch>
                       <a:fillRect/>
                     </a:stretch>
                   </pic:blipFill>
-                  <pic:spPr>
+                  <pic:spPr bwMode="auto">
                     <a:xfrm>
                       <a:off x="0" y="0"/>
-                      <a:ext cx="5701276" cy="5449197"/>
+                      <a:ext cx="7467600" cy="5223105"/>
                     </a:xfrm>
                     <a:prstGeom prst="rect">
                       <a:avLst/>
                     </a:prstGeom>
+                    <a:noFill/>
+                    <a:ln>
+                      <a:noFill/>
+                    </a:ln>
                   </pic:spPr>
                 </pic:pic>
               </a:graphicData>
             </a:graphic>
-          </wp:inline>
+            <wp14:sizeRelH relativeFrom="margin">
+              <wp14:pctWidth>0</wp14:pctWidth>
+            </wp14:sizeRelH>
+            <wp14:sizeRelV relativeFrom="margin">
+              <wp14:pctHeight>0</wp14:pctHeight>
+            </wp14:sizeRelV>
+          </wp:anchor>
         </w:drawing>
       </w:r>
     </w:p>
@@ -9004,7 +8865,49 @@
           <w:szCs w:val="30"/>
         </w:rPr>
       </w:pPr>
-      <w:bookmarkStart w:id="13" w:name="_Toc231714332"/>
+      <w:bookmarkStart w:id="13" w:name="_Toc231994088"/>
+    </w:p>
+    <w:p>
+      <w:pPr>
+        <w:pStyle w:val="Ttulo2"/>
+        <w:rPr>
+          <w:rFonts w:ascii="Times New Roman" w:eastAsia="Times New Roman" w:hAnsi="Times New Roman" w:cs="Times New Roman"/>
+          <w:sz w:val="30"/>
+          <w:szCs w:val="30"/>
+        </w:rPr>
+      </w:pPr>
+    </w:p>
+    <w:p>
+      <w:pPr>
+        <w:pStyle w:val="Ttulo2"/>
+        <w:rPr>
+          <w:rFonts w:ascii="Times New Roman" w:eastAsia="Times New Roman" w:hAnsi="Times New Roman" w:cs="Times New Roman"/>
+          <w:sz w:val="30"/>
+          <w:szCs w:val="30"/>
+        </w:rPr>
+      </w:pPr>
+    </w:p>
+    <w:p>
+      <w:pPr>
+        <w:pStyle w:val="Ttulo2"/>
+        <w:rPr>
+          <w:rFonts w:ascii="Times New Roman" w:eastAsia="Times New Roman" w:hAnsi="Times New Roman" w:cs="Times New Roman"/>
+          <w:sz w:val="30"/>
+          <w:szCs w:val="30"/>
+        </w:rPr>
+      </w:pPr>
+    </w:p>
+    <w:p/>
+    <w:p/>
+    <w:p>
+      <w:pPr>
+        <w:pStyle w:val="Ttulo2"/>
+        <w:rPr>
+          <w:rFonts w:ascii="Times New Roman" w:eastAsia="Times New Roman" w:hAnsi="Times New Roman" w:cs="Times New Roman"/>
+          <w:sz w:val="30"/>
+          <w:szCs w:val="30"/>
+        </w:rPr>
+      </w:pPr>
       <w:r>
         <w:rPr>
           <w:rFonts w:ascii="Times New Roman" w:eastAsia="Times New Roman" w:hAnsi="Times New Roman" w:cs="Times New Roman"/>
@@ -9055,7 +8958,7 @@
           <w:rFonts w:ascii="Times New Roman" w:eastAsia="Times New Roman" w:hAnsi="Times New Roman" w:cs="Times New Roman"/>
         </w:rPr>
       </w:pPr>
-      <w:bookmarkStart w:id="14" w:name="_Toc231714333"/>
+      <w:bookmarkStart w:id="14" w:name="_Toc231994089"/>
       <w:r>
         <w:rPr>
           <w:rFonts w:ascii="Times New Roman" w:eastAsia="Times New Roman" w:hAnsi="Times New Roman" w:cs="Times New Roman"/>
@@ -9088,10 +8991,10 @@
           <w:noProof/>
         </w:rPr>
         <w:drawing>
-          <wp:inline distT="0" distB="0" distL="0" distR="0" wp14:anchorId="519D97CA" wp14:editId="216D539B">
-            <wp:extent cx="3686830" cy="2105891"/>
-            <wp:effectExtent l="0" t="0" r="8890" b="8890"/>
-            <wp:docPr id="611214739" name="Imagen 8"/>
+          <wp:inline distT="0" distB="0" distL="0" distR="0" wp14:anchorId="76CED8C6" wp14:editId="6241E0BB">
+            <wp:extent cx="5400040" cy="1998980"/>
+            <wp:effectExtent l="0" t="0" r="0" b="1270"/>
+            <wp:docPr id="736055306" name="Imagen 2"/>
             <wp:cNvGraphicFramePr>
               <a:graphicFrameLocks xmlns:a="http://schemas.openxmlformats.org/drawingml/2006/main" noChangeAspect="1"/>
             </wp:cNvGraphicFramePr>
@@ -9099,7 +9002,7 @@
               <a:graphicData uri="http://schemas.openxmlformats.org/drawingml/2006/picture">
                 <pic:pic xmlns:pic="http://schemas.openxmlformats.org/drawingml/2006/picture">
                   <pic:nvPicPr>
-                    <pic:cNvPr id="0" name="Picture 8"/>
+                    <pic:cNvPr id="0" name="Picture 2"/>
                     <pic:cNvPicPr>
                       <a:picLocks noChangeAspect="1" noChangeArrowheads="1"/>
                     </pic:cNvPicPr>
@@ -9120,7 +9023,7 @@
                   <pic:spPr bwMode="auto">
                     <a:xfrm>
                       <a:off x="0" y="0"/>
-                      <a:ext cx="3698656" cy="2112646"/>
+                      <a:ext cx="5400040" cy="1998980"/>
                     </a:xfrm>
                     <a:prstGeom prst="rect">
                       <a:avLst/>
@@ -9144,7 +9047,7 @@
           <w:rFonts w:ascii="Times New Roman" w:eastAsia="Times New Roman" w:hAnsi="Times New Roman" w:cs="Times New Roman"/>
         </w:rPr>
       </w:pPr>
-      <w:bookmarkStart w:id="15" w:name="_Toc231714334"/>
+      <w:bookmarkStart w:id="15" w:name="_Toc231994090"/>
       <w:r>
         <w:rPr>
           <w:rFonts w:ascii="Times New Roman" w:eastAsia="Times New Roman" w:hAnsi="Times New Roman" w:cs="Times New Roman"/>
@@ -9177,10 +9080,10 @@
           <w:noProof/>
         </w:rPr>
         <w:drawing>
-          <wp:inline distT="0" distB="0" distL="0" distR="0" wp14:anchorId="4B4CE8AF" wp14:editId="3CD53C81">
-            <wp:extent cx="3726815" cy="2029460"/>
-            <wp:effectExtent l="0" t="0" r="6985" b="8890"/>
-            <wp:docPr id="130292949" name="Imagen 7"/>
+          <wp:inline distT="0" distB="0" distL="0" distR="0" wp14:anchorId="537B2AC0" wp14:editId="245A513F">
+            <wp:extent cx="5400040" cy="4095750"/>
+            <wp:effectExtent l="0" t="0" r="0" b="0"/>
+            <wp:docPr id="1524122784" name="Imagen 3"/>
             <wp:cNvGraphicFramePr>
               <a:graphicFrameLocks xmlns:a="http://schemas.openxmlformats.org/drawingml/2006/main" noChangeAspect="1"/>
             </wp:cNvGraphicFramePr>
@@ -9188,7 +9091,7 @@
               <a:graphicData uri="http://schemas.openxmlformats.org/drawingml/2006/picture">
                 <pic:pic xmlns:pic="http://schemas.openxmlformats.org/drawingml/2006/picture">
                   <pic:nvPicPr>
-                    <pic:cNvPr id="0" name="Picture 7"/>
+                    <pic:cNvPr id="0" name="Picture 3"/>
                     <pic:cNvPicPr>
                       <a:picLocks noChangeAspect="1" noChangeArrowheads="1"/>
                     </pic:cNvPicPr>
@@ -9209,7 +9112,7 @@
                   <pic:spPr bwMode="auto">
                     <a:xfrm>
                       <a:off x="0" y="0"/>
-                      <a:ext cx="3726815" cy="2029460"/>
+                      <a:ext cx="5400040" cy="4095750"/>
                     </a:xfrm>
                     <a:prstGeom prst="rect">
                       <a:avLst/>
@@ -9233,7 +9136,7 @@
           <w:rFonts w:ascii="Times New Roman" w:hAnsi="Times New Roman" w:cs="Times New Roman"/>
         </w:rPr>
       </w:pPr>
-      <w:bookmarkStart w:id="16" w:name="_Toc231714335"/>
+      <w:bookmarkStart w:id="16" w:name="_Toc231994091"/>
       <w:r>
         <w:rPr>
           <w:rFonts w:ascii="Times New Roman" w:eastAsia="Times New Roman" w:hAnsi="Times New Roman" w:cs="Times New Roman"/>
@@ -9267,10 +9170,10 @@
           <w:noProof/>
         </w:rPr>
         <w:drawing>
-          <wp:inline distT="0" distB="0" distL="0" distR="0" wp14:anchorId="02B5B980" wp14:editId="45C3345F">
-            <wp:extent cx="3567430" cy="3207385"/>
+          <wp:inline distT="0" distB="0" distL="0" distR="0" wp14:anchorId="1BC16C44" wp14:editId="0A29FA2C">
+            <wp:extent cx="5400040" cy="4726940"/>
             <wp:effectExtent l="0" t="0" r="0" b="0"/>
-            <wp:docPr id="1217187809" name="Imagen 6"/>
+            <wp:docPr id="2023541630" name="Imagen 4"/>
             <wp:cNvGraphicFramePr>
               <a:graphicFrameLocks xmlns:a="http://schemas.openxmlformats.org/drawingml/2006/main" noChangeAspect="1"/>
             </wp:cNvGraphicFramePr>
@@ -9278,7 +9181,7 @@
               <a:graphicData uri="http://schemas.openxmlformats.org/drawingml/2006/picture">
                 <pic:pic xmlns:pic="http://schemas.openxmlformats.org/drawingml/2006/picture">
                   <pic:nvPicPr>
-                    <pic:cNvPr id="0" name="Picture 6"/>
+                    <pic:cNvPr id="0" name="Picture 4"/>
                     <pic:cNvPicPr>
                       <a:picLocks noChangeAspect="1" noChangeArrowheads="1"/>
                     </pic:cNvPicPr>
@@ -9299,7 +9202,7 @@
                   <pic:spPr bwMode="auto">
                     <a:xfrm>
                       <a:off x="0" y="0"/>
-                      <a:ext cx="3567430" cy="3207385"/>
+                      <a:ext cx="5400040" cy="4726940"/>
                     </a:xfrm>
                     <a:prstGeom prst="rect">
                       <a:avLst/>
@@ -9323,11 +9226,12 @@
           <w:rFonts w:ascii="Times New Roman" w:eastAsia="Times New Roman" w:hAnsi="Times New Roman" w:cs="Times New Roman"/>
         </w:rPr>
       </w:pPr>
-      <w:bookmarkStart w:id="17" w:name="_Toc231714336"/>
-      <w:r>
-        <w:rPr>
-          <w:rFonts w:ascii="Times New Roman" w:eastAsia="Times New Roman" w:hAnsi="Times New Roman" w:cs="Times New Roman"/>
-        </w:rPr>
+      <w:bookmarkStart w:id="17" w:name="_Toc231994092"/>
+      <w:r>
+        <w:rPr>
+          <w:rFonts w:ascii="Times New Roman" w:eastAsia="Times New Roman" w:hAnsi="Times New Roman" w:cs="Times New Roman"/>
+        </w:rPr>
+        <w:lastRenderedPageBreak/>
         <w:t>1.</w:t>
       </w:r>
       <w:r>
@@ -9356,10 +9260,10 @@
           <w:noProof/>
         </w:rPr>
         <w:drawing>
-          <wp:inline distT="0" distB="0" distL="0" distR="0" wp14:anchorId="7BE6CF85" wp14:editId="4B476350">
-            <wp:extent cx="3017520" cy="2263140"/>
-            <wp:effectExtent l="0" t="0" r="0" b="3810"/>
-            <wp:docPr id="1280527122" name="Imagen 5"/>
+          <wp:inline distT="0" distB="0" distL="0" distR="0" wp14:anchorId="2962667E" wp14:editId="7F086F5C">
+            <wp:extent cx="3802380" cy="4328160"/>
+            <wp:effectExtent l="0" t="0" r="7620" b="0"/>
+            <wp:docPr id="1694136580" name="Imagen 5"/>
             <wp:cNvGraphicFramePr>
               <a:graphicFrameLocks xmlns:a="http://schemas.openxmlformats.org/drawingml/2006/main" noChangeAspect="1"/>
             </wp:cNvGraphicFramePr>
@@ -9367,7 +9271,7 @@
               <a:graphicData uri="http://schemas.openxmlformats.org/drawingml/2006/picture">
                 <pic:pic xmlns:pic="http://schemas.openxmlformats.org/drawingml/2006/picture">
                   <pic:nvPicPr>
-                    <pic:cNvPr id="0" name="Picture 10"/>
+                    <pic:cNvPr id="0" name="Picture 5"/>
                     <pic:cNvPicPr>
                       <a:picLocks noChangeAspect="1" noChangeArrowheads="1"/>
                     </pic:cNvPicPr>
@@ -9388,7 +9292,7 @@
                   <pic:spPr bwMode="auto">
                     <a:xfrm>
                       <a:off x="0" y="0"/>
-                      <a:ext cx="3017520" cy="2263140"/>
+                      <a:ext cx="3802380" cy="4328160"/>
                     </a:xfrm>
                     <a:prstGeom prst="rect">
                       <a:avLst/>
@@ -9414,7 +9318,7 @@
           <w:szCs w:val="30"/>
         </w:rPr>
       </w:pPr>
-      <w:bookmarkStart w:id="18" w:name="_Toc231714337"/>
+      <w:bookmarkStart w:id="18" w:name="_Toc231994093"/>
       <w:r>
         <w:rPr>
           <w:rFonts w:ascii="Times New Roman" w:eastAsia="Times New Roman" w:hAnsi="Times New Roman" w:cs="Times New Roman"/>
@@ -9462,10 +9366,10 @@
           <w:noProof/>
         </w:rPr>
         <w:drawing>
-          <wp:inline distT="0" distB="0" distL="0" distR="0" wp14:anchorId="017F8B79" wp14:editId="22FC6A12">
-            <wp:extent cx="5798350" cy="2819400"/>
+          <wp:inline distT="0" distB="0" distL="0" distR="0" wp14:anchorId="2AF8B4CE" wp14:editId="3AFD0CD5">
+            <wp:extent cx="5400040" cy="4953000"/>
             <wp:effectExtent l="0" t="0" r="0" b="0"/>
-            <wp:docPr id="2112529016" name="Imagen 5"/>
+            <wp:docPr id="1318338501" name="Imagen 2"/>
             <wp:cNvGraphicFramePr>
               <a:graphicFrameLocks xmlns:a="http://schemas.openxmlformats.org/drawingml/2006/main" noChangeAspect="1"/>
             </wp:cNvGraphicFramePr>
@@ -9473,7 +9377,7 @@
               <a:graphicData uri="http://schemas.openxmlformats.org/drawingml/2006/picture">
                 <pic:pic xmlns:pic="http://schemas.openxmlformats.org/drawingml/2006/picture">
                   <pic:nvPicPr>
-                    <pic:cNvPr id="0" name="Picture 5"/>
+                    <pic:cNvPr id="0" name="Picture 2"/>
                     <pic:cNvPicPr>
                       <a:picLocks noChangeAspect="1" noChangeArrowheads="1"/>
                     </pic:cNvPicPr>
@@ -9494,7 +9398,7 @@
                   <pic:spPr bwMode="auto">
                     <a:xfrm>
                       <a:off x="0" y="0"/>
-                      <a:ext cx="5800635" cy="2820511"/>
+                      <a:ext cx="5400040" cy="4953000"/>
                     </a:xfrm>
                     <a:prstGeom prst="rect">
                       <a:avLst/>
@@ -9519,7 +9423,7 @@
         </w:rPr>
       </w:pPr>
       <w:bookmarkStart w:id="19" w:name="_heading=h.bgzivhm4o7hc" w:colFirst="0" w:colLast="0"/>
-      <w:bookmarkStart w:id="20" w:name="_Toc231714338"/>
+      <w:bookmarkStart w:id="20" w:name="_Toc231994094"/>
       <w:bookmarkEnd w:id="19"/>
       <w:r>
         <w:rPr>
@@ -9545,7 +9449,7 @@
           <w:szCs w:val="30"/>
         </w:rPr>
       </w:pPr>
-      <w:bookmarkStart w:id="21" w:name="_Toc231714339"/>
+      <w:bookmarkStart w:id="21" w:name="_Toc231994095"/>
       <w:r>
         <w:rPr>
           <w:rFonts w:ascii="Times New Roman" w:eastAsia="Times New Roman" w:hAnsi="Times New Roman" w:cs="Times New Roman"/>
@@ -9590,13 +9494,14 @@
           <w:szCs w:val="30"/>
         </w:rPr>
       </w:pPr>
-      <w:bookmarkStart w:id="22" w:name="_Toc231714340"/>
+      <w:bookmarkStart w:id="22" w:name="_Toc231994096"/>
       <w:r>
         <w:rPr>
           <w:rFonts w:ascii="Times New Roman" w:eastAsia="Times New Roman" w:hAnsi="Times New Roman" w:cs="Times New Roman"/>
           <w:sz w:val="30"/>
           <w:szCs w:val="30"/>
         </w:rPr>
+        <w:lastRenderedPageBreak/>
         <w:t>2.2 ¿Cómo funciona?</w:t>
       </w:r>
       <w:bookmarkEnd w:id="22"/>
@@ -9707,14 +9612,14 @@
           <w:rFonts w:ascii="Times New Roman" w:eastAsia="Times New Roman" w:hAnsi="Times New Roman" w:cs="Times New Roman"/>
           <w:color w:val="000000"/>
         </w:rPr>
-        <w:t>Gerente/</w:t>
+        <w:t>usuario</w:t>
       </w:r>
       <w:r>
         <w:rPr>
           <w:rFonts w:ascii="Times New Roman" w:eastAsia="Times New Roman" w:hAnsi="Times New Roman" w:cs="Times New Roman"/>
           <w:color w:val="000000"/>
         </w:rPr>
-        <w:t>administrador.</w:t>
+        <w:t>.</w:t>
       </w:r>
       <w:r>
         <w:rPr>
@@ -9772,15 +9677,7 @@
           <w:rFonts w:ascii="Times New Roman" w:eastAsia="Times New Roman" w:hAnsi="Times New Roman" w:cs="Times New Roman"/>
           <w:color w:val="000000"/>
         </w:rPr>
-        <w:t xml:space="preserve"> y a su vez que el </w:t>
-      </w:r>
-      <w:r>
-        <w:rPr>
-          <w:rFonts w:ascii="Times New Roman" w:eastAsia="Times New Roman" w:hAnsi="Times New Roman" w:cs="Times New Roman"/>
-          <w:color w:val="000000"/>
-        </w:rPr>
-        <w:lastRenderedPageBreak/>
-        <w:t>formato del Correo electrónico sea correcto</w:t>
+        <w:t xml:space="preserve"> y a su vez que el formato del Correo electrónico sea correcto</w:t>
       </w:r>
       <w:r>
         <w:rPr>
@@ -9982,7 +9879,55 @@
           <w:rFonts w:ascii="Times New Roman" w:eastAsia="Times New Roman" w:hAnsi="Times New Roman" w:cs="Times New Roman"/>
           <w:color w:val="000000"/>
         </w:rPr>
-        <w:t>A su vez en la pantalla del LogIn presentamos un botón “mostrar” para que si el usuario quiere revisar la contraseña ingresada antes de presionar el botón LogIn pueda hacerlo. Para ello debemos setear la propiedad PasswordChar del TextBox en donde el usuario ingresa la contraseña como “*” por default.</w:t>
+        <w:t xml:space="preserve">A su vez en la pantalla del </w:t>
+      </w:r>
+      <w:proofErr w:type="spellStart"/>
+      <w:r>
+        <w:rPr>
+          <w:rFonts w:ascii="Times New Roman" w:eastAsia="Times New Roman" w:hAnsi="Times New Roman" w:cs="Times New Roman"/>
+          <w:color w:val="000000"/>
+        </w:rPr>
+        <w:t>LogIn</w:t>
+      </w:r>
+      <w:proofErr w:type="spellEnd"/>
+      <w:r>
+        <w:rPr>
+          <w:rFonts w:ascii="Times New Roman" w:eastAsia="Times New Roman" w:hAnsi="Times New Roman" w:cs="Times New Roman"/>
+          <w:color w:val="000000"/>
+        </w:rPr>
+        <w:t xml:space="preserve"> presentamos un botón “mostrar” para que si el usuario quiere revisar la contraseña ingresada antes de presionar el botón </w:t>
+      </w:r>
+      <w:proofErr w:type="spellStart"/>
+      <w:r>
+        <w:rPr>
+          <w:rFonts w:ascii="Times New Roman" w:eastAsia="Times New Roman" w:hAnsi="Times New Roman" w:cs="Times New Roman"/>
+          <w:color w:val="000000"/>
+        </w:rPr>
+        <w:t>LogIn</w:t>
+      </w:r>
+      <w:proofErr w:type="spellEnd"/>
+      <w:r>
+        <w:rPr>
+          <w:rFonts w:ascii="Times New Roman" w:eastAsia="Times New Roman" w:hAnsi="Times New Roman" w:cs="Times New Roman"/>
+          <w:color w:val="000000"/>
+        </w:rPr>
+        <w:t xml:space="preserve"> pueda hacerlo. Para ello debemos setear la propiedad </w:t>
+      </w:r>
+      <w:proofErr w:type="spellStart"/>
+      <w:r>
+        <w:rPr>
+          <w:rFonts w:ascii="Times New Roman" w:eastAsia="Times New Roman" w:hAnsi="Times New Roman" w:cs="Times New Roman"/>
+          <w:color w:val="000000"/>
+        </w:rPr>
+        <w:t>PasswordChar</w:t>
+      </w:r>
+      <w:proofErr w:type="spellEnd"/>
+      <w:r>
+        <w:rPr>
+          <w:rFonts w:ascii="Times New Roman" w:eastAsia="Times New Roman" w:hAnsi="Times New Roman" w:cs="Times New Roman"/>
+          <w:color w:val="000000"/>
+        </w:rPr>
+        <w:t xml:space="preserve"> del TextBox en donde el usuario ingresa la contraseña como “*” por default.</w:t>
       </w:r>
     </w:p>
     <w:p>
@@ -10053,7 +9998,27 @@
           <w:bCs/>
           <w:color w:val="000000"/>
         </w:rPr>
-        <w:t>Proceso de Log-Out:</w:t>
+        <w:t>Proceso de Log-</w:t>
+      </w:r>
+      <w:proofErr w:type="spellStart"/>
+      <w:r>
+        <w:rPr>
+          <w:rFonts w:ascii="Times New Roman" w:eastAsia="Times New Roman" w:hAnsi="Times New Roman" w:cs="Times New Roman"/>
+          <w:b/>
+          <w:bCs/>
+          <w:color w:val="000000"/>
+        </w:rPr>
+        <w:t>Out</w:t>
+      </w:r>
+      <w:proofErr w:type="spellEnd"/>
+      <w:r>
+        <w:rPr>
+          <w:rFonts w:ascii="Times New Roman" w:eastAsia="Times New Roman" w:hAnsi="Times New Roman" w:cs="Times New Roman"/>
+          <w:b/>
+          <w:bCs/>
+          <w:color w:val="000000"/>
+        </w:rPr>
+        <w:t>:</w:t>
       </w:r>
       <w:r>
         <w:rPr>
@@ -10073,16 +10038,45 @@
           <w:szCs w:val="30"/>
         </w:rPr>
       </w:pPr>
-      <w:bookmarkStart w:id="23" w:name="_Toc231714341"/>
+      <w:bookmarkStart w:id="23" w:name="_Toc231994097"/>
       <w:r>
         <w:rPr>
           <w:rFonts w:ascii="Times New Roman" w:eastAsia="Times New Roman" w:hAnsi="Times New Roman" w:cs="Times New Roman"/>
           <w:sz w:val="30"/>
           <w:szCs w:val="30"/>
         </w:rPr>
-        <w:t>2.3 LogIn – CU001 LogIn</w:t>
+        <w:lastRenderedPageBreak/>
+        <w:t xml:space="preserve">2.3 </w:t>
+      </w:r>
+      <w:proofErr w:type="spellStart"/>
+      <w:r>
+        <w:rPr>
+          <w:rFonts w:ascii="Times New Roman" w:eastAsia="Times New Roman" w:hAnsi="Times New Roman" w:cs="Times New Roman"/>
+          <w:sz w:val="30"/>
+          <w:szCs w:val="30"/>
+        </w:rPr>
+        <w:t>LogIn</w:t>
+      </w:r>
+      <w:proofErr w:type="spellEnd"/>
+      <w:r>
+        <w:rPr>
+          <w:rFonts w:ascii="Times New Roman" w:eastAsia="Times New Roman" w:hAnsi="Times New Roman" w:cs="Times New Roman"/>
+          <w:sz w:val="30"/>
+          <w:szCs w:val="30"/>
+        </w:rPr>
+        <w:t xml:space="preserve"> – CU001 </w:t>
+      </w:r>
+      <w:proofErr w:type="spellStart"/>
+      <w:r>
+        <w:rPr>
+          <w:rFonts w:ascii="Times New Roman" w:eastAsia="Times New Roman" w:hAnsi="Times New Roman" w:cs="Times New Roman"/>
+          <w:sz w:val="30"/>
+          <w:szCs w:val="30"/>
+        </w:rPr>
+        <w:t>LogIn</w:t>
       </w:r>
       <w:bookmarkEnd w:id="23"/>
+      <w:proofErr w:type="spellEnd"/>
     </w:p>
     <w:p>
       <w:pPr>
@@ -10091,7 +10085,7 @@
           <w:rFonts w:ascii="Times New Roman" w:eastAsia="Times New Roman" w:hAnsi="Times New Roman" w:cs="Times New Roman"/>
         </w:rPr>
       </w:pPr>
-      <w:bookmarkStart w:id="24" w:name="_Toc231714342"/>
+      <w:bookmarkStart w:id="24" w:name="_Toc231994098"/>
       <w:r>
         <w:rPr>
           <w:rFonts w:ascii="Times New Roman" w:eastAsia="Times New Roman" w:hAnsi="Times New Roman" w:cs="Times New Roman"/>
@@ -10108,7 +10102,14 @@
         <w:rPr>
           <w:rFonts w:ascii="Times New Roman" w:eastAsia="Times New Roman" w:hAnsi="Times New Roman" w:cs="Times New Roman"/>
         </w:rPr>
-        <w:t xml:space="preserve"> Diagrama LogI</w:t>
+        <w:t xml:space="preserve"> Diagrama </w:t>
+      </w:r>
+      <w:proofErr w:type="spellStart"/>
+      <w:r>
+        <w:rPr>
+          <w:rFonts w:ascii="Times New Roman" w:eastAsia="Times New Roman" w:hAnsi="Times New Roman" w:cs="Times New Roman"/>
+        </w:rPr>
+        <w:t>LogI</w:t>
       </w:r>
       <w:r>
         <w:rPr>
@@ -10117,6 +10118,7 @@
         <w:t>n</w:t>
       </w:r>
       <w:bookmarkEnd w:id="24"/>
+      <w:proofErr w:type="spellEnd"/>
     </w:p>
     <w:p>
       <w:pPr>
@@ -10186,7 +10188,7 @@
           <w:rFonts w:ascii="Times New Roman" w:eastAsia="Times New Roman" w:hAnsi="Times New Roman" w:cs="Times New Roman"/>
         </w:rPr>
       </w:pPr>
-      <w:bookmarkStart w:id="25" w:name="_Toc231714343"/>
+      <w:bookmarkStart w:id="25" w:name="_Toc231994099"/>
       <w:r>
         <w:rPr>
           <w:rFonts w:ascii="Times New Roman" w:eastAsia="Times New Roman" w:hAnsi="Times New Roman" w:cs="Times New Roman"/>
@@ -10259,8 +10261,17 @@
                 <w:rFonts w:ascii="Times New Roman" w:eastAsia="Times New Roman" w:hAnsi="Times New Roman" w:cs="Times New Roman"/>
                 <w:color w:val="000000"/>
               </w:rPr>
-              <w:t>CU 001 – LogIn</w:t>
-            </w:r>
+              <w:t xml:space="preserve">CU 001 – </w:t>
+            </w:r>
+            <w:proofErr w:type="spellStart"/>
+            <w:r>
+              <w:rPr>
+                <w:rFonts w:ascii="Times New Roman" w:eastAsia="Times New Roman" w:hAnsi="Times New Roman" w:cs="Times New Roman"/>
+                <w:color w:val="000000"/>
+              </w:rPr>
+              <w:t>LogIn</w:t>
+            </w:r>
+            <w:proofErr w:type="spellEnd"/>
             <w:r>
               <w:rPr>
                 <w:rFonts w:ascii="Times New Roman" w:eastAsia="Times New Roman" w:hAnsi="Times New Roman" w:cs="Times New Roman"/>
@@ -10415,7 +10426,6 @@
                 <w:bCs/>
                 <w:color w:val="000000"/>
               </w:rPr>
-              <w:lastRenderedPageBreak/>
               <w:t xml:space="preserve">ACTOR PRINCIPAL: </w:t>
             </w:r>
             <w:r>
@@ -10676,7 +10686,27 @@
                 <w:sz w:val="22"/>
                 <w:szCs w:val="22"/>
               </w:rPr>
-              <w:t>El usuario ingresa al sistema y se le presenta la pantalla principal del mismo “LogIn”.</w:t>
+              <w:t>El usuario ingresa al sistema y se le presenta la pantalla principal del mismo “</w:t>
+            </w:r>
+            <w:proofErr w:type="spellStart"/>
+            <w:r>
+              <w:rPr>
+                <w:rFonts w:ascii="Times New Roman" w:eastAsia="Times New Roman" w:hAnsi="Times New Roman" w:cs="Times New Roman"/>
+                <w:color w:val="000000"/>
+                <w:sz w:val="22"/>
+                <w:szCs w:val="22"/>
+              </w:rPr>
+              <w:t>LogIn</w:t>
+            </w:r>
+            <w:proofErr w:type="spellEnd"/>
+            <w:r>
+              <w:rPr>
+                <w:rFonts w:ascii="Times New Roman" w:eastAsia="Times New Roman" w:hAnsi="Times New Roman" w:cs="Times New Roman"/>
+                <w:color w:val="000000"/>
+                <w:sz w:val="22"/>
+                <w:szCs w:val="22"/>
+              </w:rPr>
+              <w:t>”.</w:t>
             </w:r>
           </w:p>
           <w:p>
@@ -11135,6 +11165,7 @@
                 <w:b/>
                 <w:bCs/>
               </w:rPr>
+              <w:lastRenderedPageBreak/>
               <w:t>FA3- Usuario No Encontrado</w:t>
             </w:r>
           </w:p>
@@ -11265,12 +11296,11 @@
           <w:rFonts w:ascii="Times New Roman" w:eastAsia="Times New Roman" w:hAnsi="Times New Roman" w:cs="Times New Roman"/>
         </w:rPr>
       </w:pPr>
-      <w:bookmarkStart w:id="26" w:name="_Toc231714344"/>
-      <w:r>
-        <w:rPr>
-          <w:rFonts w:ascii="Times New Roman" w:eastAsia="Times New Roman" w:hAnsi="Times New Roman" w:cs="Times New Roman"/>
-        </w:rPr>
-        <w:lastRenderedPageBreak/>
+      <w:bookmarkStart w:id="26" w:name="_Toc231994100"/>
+      <w:r>
+        <w:rPr>
+          <w:rFonts w:ascii="Times New Roman" w:eastAsia="Times New Roman" w:hAnsi="Times New Roman" w:cs="Times New Roman"/>
+        </w:rPr>
         <w:t>2.3.</w:t>
       </w:r>
       <w:r>
@@ -11361,7 +11391,7 @@
           <w:rFonts w:ascii="Times New Roman" w:eastAsia="Times New Roman" w:hAnsi="Times New Roman" w:cs="Times New Roman"/>
         </w:rPr>
       </w:pPr>
-      <w:bookmarkStart w:id="27" w:name="_Toc231714345"/>
+      <w:bookmarkStart w:id="27" w:name="_Toc231994101"/>
       <w:r>
         <w:rPr>
           <w:rFonts w:ascii="Times New Roman" w:eastAsia="Times New Roman" w:hAnsi="Times New Roman" w:cs="Times New Roman"/>
@@ -11395,10 +11425,10 @@
           <w:noProof/>
         </w:rPr>
         <w:drawing>
-          <wp:inline distT="0" distB="0" distL="0" distR="0" wp14:anchorId="3BBD3E82" wp14:editId="5D131603">
-            <wp:extent cx="3345180" cy="3459592"/>
-            <wp:effectExtent l="0" t="0" r="7620" b="7620"/>
-            <wp:docPr id="1059424787" name="Imagen 4"/>
+          <wp:inline distT="0" distB="0" distL="0" distR="0" wp14:anchorId="51D9FD26" wp14:editId="5E63B613">
+            <wp:extent cx="4328958" cy="3141345"/>
+            <wp:effectExtent l="0" t="0" r="0" b="1905"/>
+            <wp:docPr id="1856526095" name="Imagen 3"/>
             <wp:cNvGraphicFramePr>
               <a:graphicFrameLocks xmlns:a="http://schemas.openxmlformats.org/drawingml/2006/main" noChangeAspect="1"/>
             </wp:cNvGraphicFramePr>
@@ -11406,7 +11436,7 @@
               <a:graphicData uri="http://schemas.openxmlformats.org/drawingml/2006/picture">
                 <pic:pic xmlns:pic="http://schemas.openxmlformats.org/drawingml/2006/picture">
                   <pic:nvPicPr>
-                    <pic:cNvPr id="0" name="Picture 4"/>
+                    <pic:cNvPr id="0" name="Picture 3"/>
                     <pic:cNvPicPr>
                       <a:picLocks noChangeAspect="1" noChangeArrowheads="1"/>
                     </pic:cNvPicPr>
@@ -11427,7 +11457,7 @@
                   <pic:spPr bwMode="auto">
                     <a:xfrm>
                       <a:off x="0" y="0"/>
-                      <a:ext cx="3347565" cy="3462058"/>
+                      <a:ext cx="4330186" cy="3142236"/>
                     </a:xfrm>
                     <a:prstGeom prst="rect">
                       <a:avLst/>
@@ -11451,7 +11481,7 @@
           <w:rFonts w:ascii="Times New Roman" w:eastAsia="Times New Roman" w:hAnsi="Times New Roman" w:cs="Times New Roman"/>
         </w:rPr>
       </w:pPr>
-      <w:bookmarkStart w:id="28" w:name="_Toc231714346"/>
+      <w:bookmarkStart w:id="28" w:name="_Toc231994102"/>
       <w:r>
         <w:rPr>
           <w:rFonts w:ascii="Times New Roman" w:eastAsia="Times New Roman" w:hAnsi="Times New Roman" w:cs="Times New Roman"/>
@@ -11478,10 +11508,10 @@
           <w:noProof/>
         </w:rPr>
         <w:drawing>
-          <wp:inline distT="0" distB="0" distL="0" distR="0" wp14:anchorId="41841BF1" wp14:editId="0B8127E2">
-            <wp:extent cx="1767840" cy="3235148"/>
-            <wp:effectExtent l="0" t="0" r="3810" b="3810"/>
-            <wp:docPr id="119856761" name="Imagen 7"/>
+          <wp:inline distT="0" distB="0" distL="0" distR="0" wp14:anchorId="1308FAE7" wp14:editId="5496F86E">
+            <wp:extent cx="3848100" cy="1833070"/>
+            <wp:effectExtent l="0" t="0" r="0" b="0"/>
+            <wp:docPr id="1110950248" name="Imagen 4"/>
             <wp:cNvGraphicFramePr>
               <a:graphicFrameLocks xmlns:a="http://schemas.openxmlformats.org/drawingml/2006/main" noChangeAspect="1"/>
             </wp:cNvGraphicFramePr>
@@ -11489,7 +11519,7 @@
               <a:graphicData uri="http://schemas.openxmlformats.org/drawingml/2006/picture">
                 <pic:pic xmlns:pic="http://schemas.openxmlformats.org/drawingml/2006/picture">
                   <pic:nvPicPr>
-                    <pic:cNvPr id="0" name="Picture 7"/>
+                    <pic:cNvPr id="0" name="Picture 4"/>
                     <pic:cNvPicPr>
                       <a:picLocks noChangeAspect="1" noChangeArrowheads="1"/>
                     </pic:cNvPicPr>
@@ -11510,7 +11540,7 @@
                   <pic:spPr bwMode="auto">
                     <a:xfrm>
                       <a:off x="0" y="0"/>
-                      <a:ext cx="1776803" cy="3251550"/>
+                      <a:ext cx="3856852" cy="1837239"/>
                     </a:xfrm>
                     <a:prstGeom prst="rect">
                       <a:avLst/>
@@ -11534,7 +11564,7 @@
           <w:rFonts w:ascii="Times New Roman" w:eastAsia="Times New Roman" w:hAnsi="Times New Roman" w:cs="Times New Roman"/>
         </w:rPr>
       </w:pPr>
-      <w:bookmarkStart w:id="29" w:name="_Toc231714347"/>
+      <w:bookmarkStart w:id="29" w:name="_Toc231994103"/>
       <w:r>
         <w:rPr>
           <w:rFonts w:ascii="Times New Roman" w:eastAsia="Times New Roman" w:hAnsi="Times New Roman" w:cs="Times New Roman"/>
@@ -11620,7 +11650,7 @@
           <w:szCs w:val="30"/>
         </w:rPr>
       </w:pPr>
-      <w:bookmarkStart w:id="30" w:name="_Toc231714348"/>
+      <w:bookmarkStart w:id="30" w:name="_Toc231994104"/>
       <w:r>
         <w:rPr>
           <w:rFonts w:ascii="Times New Roman" w:eastAsia="Times New Roman" w:hAnsi="Times New Roman" w:cs="Times New Roman"/>
@@ -11638,7 +11668,7 @@
           <w:rFonts w:ascii="Times New Roman" w:eastAsia="Times New Roman" w:hAnsi="Times New Roman" w:cs="Times New Roman"/>
         </w:rPr>
       </w:pPr>
-      <w:bookmarkStart w:id="31" w:name="_Toc231714349"/>
+      <w:bookmarkStart w:id="31" w:name="_Toc231994105"/>
       <w:r>
         <w:rPr>
           <w:rFonts w:ascii="Times New Roman" w:eastAsia="Times New Roman" w:hAnsi="Times New Roman" w:cs="Times New Roman"/>
@@ -11727,7 +11757,7 @@
           <w:rFonts w:ascii="Times New Roman" w:eastAsia="Times New Roman" w:hAnsi="Times New Roman" w:cs="Times New Roman"/>
         </w:rPr>
       </w:pPr>
-      <w:bookmarkStart w:id="32" w:name="_Toc231714350"/>
+      <w:bookmarkStart w:id="32" w:name="_Toc231994106"/>
       <w:r>
         <w:rPr>
           <w:rFonts w:ascii="Times New Roman" w:eastAsia="Times New Roman" w:hAnsi="Times New Roman" w:cs="Times New Roman"/>
@@ -12507,7 +12537,7 @@
           <w:rFonts w:ascii="Times New Roman" w:eastAsia="Times New Roman" w:hAnsi="Times New Roman" w:cs="Times New Roman"/>
         </w:rPr>
       </w:pPr>
-      <w:bookmarkStart w:id="33" w:name="_Toc231714351"/>
+      <w:bookmarkStart w:id="33" w:name="_Toc231994107"/>
       <w:r>
         <w:rPr>
           <w:rFonts w:ascii="Times New Roman" w:eastAsia="Times New Roman" w:hAnsi="Times New Roman" w:cs="Times New Roman"/>
@@ -12602,7 +12632,7 @@
           <w:rFonts w:ascii="Times New Roman" w:eastAsia="Times New Roman" w:hAnsi="Times New Roman" w:cs="Times New Roman"/>
         </w:rPr>
       </w:pPr>
-      <w:bookmarkStart w:id="34" w:name="_Toc231714352"/>
+      <w:bookmarkStart w:id="34" w:name="_Toc231994108"/>
       <w:r>
         <w:rPr>
           <w:rFonts w:ascii="Times New Roman" w:eastAsia="Times New Roman" w:hAnsi="Times New Roman" w:cs="Times New Roman"/>
@@ -12636,10 +12666,10 @@
           <w:noProof/>
         </w:rPr>
         <w:drawing>
-          <wp:inline distT="0" distB="0" distL="0" distR="0" wp14:anchorId="21A5718F" wp14:editId="63024CFE">
-            <wp:extent cx="3345180" cy="3459592"/>
-            <wp:effectExtent l="0" t="0" r="7620" b="7620"/>
-            <wp:docPr id="1288408178" name="Imagen 4"/>
+          <wp:inline distT="0" distB="0" distL="0" distR="0" wp14:anchorId="7A35B33D" wp14:editId="6157AA7D">
+            <wp:extent cx="4202948" cy="3049905"/>
+            <wp:effectExtent l="0" t="0" r="7620" b="0"/>
+            <wp:docPr id="566985716" name="Imagen 3"/>
             <wp:cNvGraphicFramePr>
               <a:graphicFrameLocks xmlns:a="http://schemas.openxmlformats.org/drawingml/2006/main" noChangeAspect="1"/>
             </wp:cNvGraphicFramePr>
@@ -12647,7 +12677,7 @@
               <a:graphicData uri="http://schemas.openxmlformats.org/drawingml/2006/picture">
                 <pic:pic xmlns:pic="http://schemas.openxmlformats.org/drawingml/2006/picture">
                   <pic:nvPicPr>
-                    <pic:cNvPr id="0" name="Picture 4"/>
+                    <pic:cNvPr id="0" name="Picture 3"/>
                     <pic:cNvPicPr>
                       <a:picLocks noChangeAspect="1" noChangeArrowheads="1"/>
                     </pic:cNvPicPr>
@@ -12668,7 +12698,7 @@
                   <pic:spPr bwMode="auto">
                     <a:xfrm>
                       <a:off x="0" y="0"/>
-                      <a:ext cx="3347565" cy="3462058"/>
+                      <a:ext cx="4204700" cy="3051177"/>
                     </a:xfrm>
                     <a:prstGeom prst="rect">
                       <a:avLst/>
@@ -12692,7 +12722,7 @@
           <w:rFonts w:ascii="Times New Roman" w:eastAsia="Times New Roman" w:hAnsi="Times New Roman" w:cs="Times New Roman"/>
         </w:rPr>
       </w:pPr>
-      <w:bookmarkStart w:id="35" w:name="_Toc231714353"/>
+      <w:bookmarkStart w:id="35" w:name="_Toc231994109"/>
       <w:r>
         <w:rPr>
           <w:rFonts w:ascii="Times New Roman" w:eastAsia="Times New Roman" w:hAnsi="Times New Roman" w:cs="Times New Roman"/>
@@ -12719,10 +12749,10 @@
           <w:noProof/>
         </w:rPr>
         <w:drawing>
-          <wp:inline distT="0" distB="0" distL="0" distR="0" wp14:anchorId="29606B64" wp14:editId="73049326">
-            <wp:extent cx="1767840" cy="3235148"/>
-            <wp:effectExtent l="0" t="0" r="3810" b="3810"/>
-            <wp:docPr id="1578125637" name="Imagen 7"/>
+          <wp:inline distT="0" distB="0" distL="0" distR="0" wp14:anchorId="72681FC2" wp14:editId="3EAE7344">
+            <wp:extent cx="3764280" cy="1793142"/>
+            <wp:effectExtent l="0" t="0" r="7620" b="0"/>
+            <wp:docPr id="886891294" name="Imagen 5"/>
             <wp:cNvGraphicFramePr>
               <a:graphicFrameLocks xmlns:a="http://schemas.openxmlformats.org/drawingml/2006/main" noChangeAspect="1"/>
             </wp:cNvGraphicFramePr>
@@ -12730,7 +12760,7 @@
               <a:graphicData uri="http://schemas.openxmlformats.org/drawingml/2006/picture">
                 <pic:pic xmlns:pic="http://schemas.openxmlformats.org/drawingml/2006/picture">
                   <pic:nvPicPr>
-                    <pic:cNvPr id="0" name="Picture 7"/>
+                    <pic:cNvPr id="0" name="Picture 5"/>
                     <pic:cNvPicPr>
                       <a:picLocks noChangeAspect="1" noChangeArrowheads="1"/>
                     </pic:cNvPicPr>
@@ -12751,7 +12781,7 @@
                   <pic:spPr bwMode="auto">
                     <a:xfrm>
                       <a:off x="0" y="0"/>
-                      <a:ext cx="1776803" cy="3251550"/>
+                      <a:ext cx="3767323" cy="1794591"/>
                     </a:xfrm>
                     <a:prstGeom prst="rect">
                       <a:avLst/>
@@ -12776,7 +12806,7 @@
           <w:color w:val="000000"/>
         </w:rPr>
       </w:pPr>
-      <w:bookmarkStart w:id="36" w:name="_Toc231714354"/>
+      <w:bookmarkStart w:id="36" w:name="_Toc231994110"/>
       <w:r>
         <w:rPr>
           <w:rFonts w:ascii="Times New Roman" w:eastAsia="Times New Roman" w:hAnsi="Times New Roman" w:cs="Times New Roman"/>
@@ -12876,7 +12906,7 @@
         </w:rPr>
       </w:pPr>
       <w:bookmarkStart w:id="37" w:name="_heading=h.j92yilbr9zt7" w:colFirst="0" w:colLast="0"/>
-      <w:bookmarkStart w:id="38" w:name="_Toc231714355"/>
+      <w:bookmarkStart w:id="38" w:name="_Toc231994111"/>
       <w:bookmarkEnd w:id="37"/>
       <w:r>
         <w:rPr>
@@ -12914,7 +12944,7 @@
           <w:szCs w:val="30"/>
         </w:rPr>
       </w:pPr>
-      <w:bookmarkStart w:id="39" w:name="_Toc231714356"/>
+      <w:bookmarkStart w:id="39" w:name="_Toc231994112"/>
       <w:r>
         <w:rPr>
           <w:rFonts w:ascii="Times New Roman" w:eastAsia="Times New Roman" w:hAnsi="Times New Roman" w:cs="Times New Roman"/>
@@ -12934,7 +12964,7 @@
           <w:szCs w:val="30"/>
         </w:rPr>
       </w:pPr>
-      <w:bookmarkStart w:id="40" w:name="_Toc231714357"/>
+      <w:bookmarkStart w:id="40" w:name="_Toc231994113"/>
       <w:r>
         <w:rPr>
           <w:rFonts w:ascii="Times New Roman" w:eastAsia="Times New Roman" w:hAnsi="Times New Roman" w:cs="Times New Roman"/>
@@ -12952,10 +12982,10 @@
           <w:noProof/>
         </w:rPr>
         <w:drawing>
-          <wp:inline distT="0" distB="0" distL="0" distR="0" wp14:anchorId="53391705" wp14:editId="503502F7">
-            <wp:extent cx="3345180" cy="3459592"/>
-            <wp:effectExtent l="0" t="0" r="7620" b="7620"/>
-            <wp:docPr id="1527210781" name="Imagen 4"/>
+          <wp:inline distT="0" distB="0" distL="0" distR="0" wp14:anchorId="788C80FB" wp14:editId="4680EEB1">
+            <wp:extent cx="4157980" cy="3017274"/>
+            <wp:effectExtent l="0" t="0" r="0" b="0"/>
+            <wp:docPr id="844015876" name="Imagen 3"/>
             <wp:cNvGraphicFramePr>
               <a:graphicFrameLocks xmlns:a="http://schemas.openxmlformats.org/drawingml/2006/main" noChangeAspect="1"/>
             </wp:cNvGraphicFramePr>
@@ -12963,7 +12993,7 @@
               <a:graphicData uri="http://schemas.openxmlformats.org/drawingml/2006/picture">
                 <pic:pic xmlns:pic="http://schemas.openxmlformats.org/drawingml/2006/picture">
                   <pic:nvPicPr>
-                    <pic:cNvPr id="0" name="Picture 4"/>
+                    <pic:cNvPr id="0" name="Picture 3"/>
                     <pic:cNvPicPr>
                       <a:picLocks noChangeAspect="1" noChangeArrowheads="1"/>
                     </pic:cNvPicPr>
@@ -12984,7 +13014,7 @@
                   <pic:spPr bwMode="auto">
                     <a:xfrm>
                       <a:off x="0" y="0"/>
-                      <a:ext cx="3347565" cy="3462058"/>
+                      <a:ext cx="4159539" cy="3018405"/>
                     </a:xfrm>
                     <a:prstGeom prst="rect">
                       <a:avLst/>
@@ -13013,14 +13043,13 @@
           <w:szCs w:val="30"/>
         </w:rPr>
       </w:pPr>
-      <w:bookmarkStart w:id="41" w:name="_Toc231714358"/>
+      <w:bookmarkStart w:id="41" w:name="_Toc231994114"/>
       <w:r>
         <w:rPr>
           <w:rFonts w:ascii="Times New Roman" w:eastAsia="Times New Roman" w:hAnsi="Times New Roman" w:cs="Times New Roman"/>
           <w:sz w:val="30"/>
           <w:szCs w:val="30"/>
         </w:rPr>
-        <w:lastRenderedPageBreak/>
         <w:t xml:space="preserve">3.3 </w:t>
       </w:r>
       <w:r>
@@ -13047,10 +13076,10 @@
           <w:noProof/>
         </w:rPr>
         <w:drawing>
-          <wp:inline distT="0" distB="0" distL="0" distR="0" wp14:anchorId="3D0B485D" wp14:editId="74E3EB1A">
-            <wp:extent cx="1767840" cy="3235148"/>
-            <wp:effectExtent l="0" t="0" r="3810" b="3810"/>
-            <wp:docPr id="832427337" name="Imagen 7"/>
+          <wp:inline distT="0" distB="0" distL="0" distR="0" wp14:anchorId="0E7822C4" wp14:editId="5AA5F60E">
+            <wp:extent cx="4061460" cy="1934706"/>
+            <wp:effectExtent l="0" t="0" r="0" b="8890"/>
+            <wp:docPr id="519827580" name="Imagen 6"/>
             <wp:cNvGraphicFramePr>
               <a:graphicFrameLocks xmlns:a="http://schemas.openxmlformats.org/drawingml/2006/main" noChangeAspect="1"/>
             </wp:cNvGraphicFramePr>
@@ -13058,13 +13087,13 @@
               <a:graphicData uri="http://schemas.openxmlformats.org/drawingml/2006/picture">
                 <pic:pic xmlns:pic="http://schemas.openxmlformats.org/drawingml/2006/picture">
                   <pic:nvPicPr>
-                    <pic:cNvPr id="0" name="Picture 7"/>
+                    <pic:cNvPr id="0" name="Picture 6"/>
                     <pic:cNvPicPr>
                       <a:picLocks noChangeAspect="1" noChangeArrowheads="1"/>
                     </pic:cNvPicPr>
                   </pic:nvPicPr>
                   <pic:blipFill>
-                    <a:blip r:embed="rId23">
+                    <a:blip r:embed="rId28">
                       <a:extLst>
                         <a:ext uri="{28A0092B-C50C-407E-A947-70E740481C1C}">
                           <a14:useLocalDpi xmlns:a14="http://schemas.microsoft.com/office/drawing/2010/main" val="0"/>
@@ -13079,7 +13108,7 @@
                   <pic:spPr bwMode="auto">
                     <a:xfrm>
                       <a:off x="0" y="0"/>
-                      <a:ext cx="1776803" cy="3251550"/>
+                      <a:ext cx="4064244" cy="1936032"/>
                     </a:xfrm>
                     <a:prstGeom prst="rect">
                       <a:avLst/>
@@ -13105,13 +13134,14 @@
           <w:szCs w:val="30"/>
         </w:rPr>
       </w:pPr>
-      <w:bookmarkStart w:id="42" w:name="_Toc231714359"/>
+      <w:bookmarkStart w:id="42" w:name="_Toc231994115"/>
       <w:r>
         <w:rPr>
           <w:rFonts w:ascii="Times New Roman" w:eastAsia="Times New Roman" w:hAnsi="Times New Roman" w:cs="Times New Roman"/>
           <w:sz w:val="30"/>
           <w:szCs w:val="30"/>
         </w:rPr>
+        <w:lastRenderedPageBreak/>
         <w:t>3.</w:t>
       </w:r>
       <w:r>
@@ -13173,7 +13203,7 @@
                     </pic:cNvPicPr>
                   </pic:nvPicPr>
                   <pic:blipFill>
-                    <a:blip r:embed="rId28">
+                    <a:blip r:embed="rId29">
                       <a:extLst>
                         <a:ext uri="{28A0092B-C50C-407E-A947-70E740481C1C}">
                           <a14:useLocalDpi xmlns:a14="http://schemas.microsoft.com/office/drawing/2010/main" val="0"/>
@@ -13221,7 +13251,7 @@
           <w:szCs w:val="30"/>
         </w:rPr>
       </w:pPr>
-      <w:bookmarkStart w:id="43" w:name="_Toc231714360"/>
+      <w:bookmarkStart w:id="43" w:name="_Toc231994116"/>
       <w:r>
         <w:rPr>
           <w:rFonts w:ascii="Times New Roman" w:eastAsia="Times New Roman" w:hAnsi="Times New Roman" w:cs="Times New Roman"/>
@@ -13271,7 +13301,7 @@
           <w:rFonts w:ascii="Times New Roman" w:eastAsia="Times New Roman" w:hAnsi="Times New Roman" w:cs="Times New Roman"/>
         </w:rPr>
       </w:pPr>
-      <w:bookmarkStart w:id="44" w:name="_Toc231714361"/>
+      <w:bookmarkStart w:id="44" w:name="_Toc231994117"/>
       <w:r>
         <w:rPr>
           <w:rFonts w:ascii="Times New Roman" w:eastAsia="Times New Roman" w:hAnsi="Times New Roman" w:cs="Times New Roman"/>
@@ -13401,7 +13431,6 @@
                 <w:bCs/>
                 <w:color w:val="000000"/>
               </w:rPr>
-              <w:lastRenderedPageBreak/>
               <w:t>ESTADO:</w:t>
             </w:r>
             <w:r>
@@ -13462,7 +13491,7 @@
                 <w:rFonts w:ascii="Times New Roman" w:eastAsia="Times New Roman" w:hAnsi="Times New Roman" w:cs="Times New Roman"/>
                 <w:color w:val="000000"/>
               </w:rPr>
-              <w:t>administrador</w:t>
+              <w:t>usuario</w:t>
             </w:r>
             <w:r>
               <w:rPr>
@@ -13517,21 +13546,23 @@
                 <w:bCs/>
                 <w:color w:val="000000"/>
               </w:rPr>
-              <w:t xml:space="preserve">ACTOR PRINCIPAL: </w:t>
-            </w:r>
-            <w:r>
-              <w:rPr>
-                <w:rFonts w:ascii="Times New Roman" w:eastAsia="Times New Roman" w:hAnsi="Times New Roman" w:cs="Times New Roman"/>
-                <w:color w:val="000000"/>
-              </w:rPr>
-              <w:t>Administrador</w:t>
-            </w:r>
-            <w:r>
-              <w:rPr>
-                <w:rFonts w:ascii="Times New Roman" w:eastAsia="Times New Roman" w:hAnsi="Times New Roman" w:cs="Times New Roman"/>
-                <w:color w:val="000000"/>
-              </w:rPr>
-              <w:t>/Gerente</w:t>
+              <w:t>ACTOR PRINCIPAL:</w:t>
+            </w:r>
+            <w:r>
+              <w:rPr>
+                <w:rFonts w:ascii="Times New Roman" w:eastAsia="Times New Roman" w:hAnsi="Times New Roman" w:cs="Times New Roman"/>
+                <w:b/>
+                <w:bCs/>
+                <w:color w:val="000000"/>
+              </w:rPr>
+              <w:t xml:space="preserve"> </w:t>
+            </w:r>
+            <w:r>
+              <w:rPr>
+                <w:rFonts w:ascii="Times New Roman" w:eastAsia="Times New Roman" w:hAnsi="Times New Roman" w:cs="Times New Roman"/>
+                <w:color w:val="000000"/>
+              </w:rPr>
+              <w:t>Usuario</w:t>
             </w:r>
           </w:p>
         </w:tc>
@@ -13623,7 +13654,21 @@
                 <w:rFonts w:ascii="Times New Roman" w:eastAsia="Times New Roman" w:hAnsi="Times New Roman" w:cs="Times New Roman"/>
                 <w:color w:val="000000"/>
               </w:rPr>
-              <w:t>El administrador debió haberse logueado con éxito previamente en el sistema.</w:t>
+              <w:t xml:space="preserve">El </w:t>
+            </w:r>
+            <w:r>
+              <w:rPr>
+                <w:rFonts w:ascii="Times New Roman" w:eastAsia="Times New Roman" w:hAnsi="Times New Roman" w:cs="Times New Roman"/>
+                <w:color w:val="000000"/>
+              </w:rPr>
+              <w:t>usuario</w:t>
+            </w:r>
+            <w:r>
+              <w:rPr>
+                <w:rFonts w:ascii="Times New Roman" w:eastAsia="Times New Roman" w:hAnsi="Times New Roman" w:cs="Times New Roman"/>
+                <w:color w:val="000000"/>
+              </w:rPr>
+              <w:t xml:space="preserve"> debió haberse logueado con éxito previamente en el sistema.</w:t>
             </w:r>
           </w:p>
         </w:tc>
@@ -13771,7 +13816,16 @@
                 <w:sz w:val="22"/>
                 <w:szCs w:val="22"/>
               </w:rPr>
-              <w:t>El administrador</w:t>
+              <w:t xml:space="preserve">El </w:t>
+            </w:r>
+            <w:r>
+              <w:rPr>
+                <w:rFonts w:ascii="Times New Roman" w:eastAsia="Times New Roman" w:hAnsi="Times New Roman" w:cs="Times New Roman"/>
+                <w:color w:val="000000"/>
+                <w:sz w:val="22"/>
+                <w:szCs w:val="22"/>
+              </w:rPr>
+              <w:t>usuario</w:t>
             </w:r>
             <w:r>
               <w:rPr>
@@ -13882,7 +13936,25 @@
                 <w:sz w:val="22"/>
                 <w:szCs w:val="22"/>
               </w:rPr>
-              <w:t>El administrador ingresa los datos requeridos (Nombre, Apellido, DNI, Correo Electrónico</w:t>
+              <w:t xml:space="preserve">El </w:t>
+            </w:r>
+            <w:r>
+              <w:rPr>
+                <w:rFonts w:ascii="Times New Roman" w:eastAsia="Times New Roman" w:hAnsi="Times New Roman" w:cs="Times New Roman"/>
+                <w:color w:val="000000"/>
+                <w:sz w:val="22"/>
+                <w:szCs w:val="22"/>
+              </w:rPr>
+              <w:t>usuario</w:t>
+            </w:r>
+            <w:r>
+              <w:rPr>
+                <w:rFonts w:ascii="Times New Roman" w:eastAsia="Times New Roman" w:hAnsi="Times New Roman" w:cs="Times New Roman"/>
+                <w:color w:val="000000"/>
+                <w:sz w:val="22"/>
+                <w:szCs w:val="22"/>
+              </w:rPr>
+              <w:t xml:space="preserve"> ingresa los datos requeridos (Nombre, Apellido, DNI, Correo Electrónico</w:t>
             </w:r>
             <w:r>
               <w:rPr>
@@ -13951,7 +14023,25 @@
                 <w:sz w:val="22"/>
                 <w:szCs w:val="22"/>
               </w:rPr>
-              <w:t>El sistema informa al administrador con un mensaje en pantalla “</w:t>
+              <w:t xml:space="preserve">El sistema informa al </w:t>
+            </w:r>
+            <w:r>
+              <w:rPr>
+                <w:rFonts w:ascii="Times New Roman" w:eastAsia="Times New Roman" w:hAnsi="Times New Roman" w:cs="Times New Roman"/>
+                <w:color w:val="000000"/>
+                <w:sz w:val="22"/>
+                <w:szCs w:val="22"/>
+              </w:rPr>
+              <w:t>usuario</w:t>
+            </w:r>
+            <w:r>
+              <w:rPr>
+                <w:rFonts w:ascii="Times New Roman" w:eastAsia="Times New Roman" w:hAnsi="Times New Roman" w:cs="Times New Roman"/>
+                <w:color w:val="000000"/>
+                <w:sz w:val="22"/>
+                <w:szCs w:val="22"/>
+              </w:rPr>
+              <w:t xml:space="preserve"> con un mensaje en pantalla “</w:t>
             </w:r>
             <w:r>
               <w:rPr>
@@ -14008,6 +14098,7 @@
                 <w:bCs/>
                 <w:color w:val="000000"/>
               </w:rPr>
+              <w:lastRenderedPageBreak/>
               <w:t>FLUJOS ALTERNATIVO: </w:t>
             </w:r>
           </w:p>
@@ -14053,7 +14144,21 @@
                 <w:rFonts w:ascii="Times New Roman" w:eastAsia="Times New Roman" w:hAnsi="Times New Roman" w:cs="Times New Roman"/>
                 <w:color w:val="000000"/>
               </w:rPr>
-              <w:t>El sistema solicita al administrador que vuelva a ingresar los datos requeridos.</w:t>
+              <w:t xml:space="preserve">El sistema solicita al </w:t>
+            </w:r>
+            <w:r>
+              <w:rPr>
+                <w:rFonts w:ascii="Times New Roman" w:eastAsia="Times New Roman" w:hAnsi="Times New Roman" w:cs="Times New Roman"/>
+                <w:color w:val="000000"/>
+              </w:rPr>
+              <w:t>usuario</w:t>
+            </w:r>
+            <w:r>
+              <w:rPr>
+                <w:rFonts w:ascii="Times New Roman" w:eastAsia="Times New Roman" w:hAnsi="Times New Roman" w:cs="Times New Roman"/>
+                <w:color w:val="000000"/>
+              </w:rPr>
+              <w:t xml:space="preserve"> que vuelva a ingresar los datos requeridos.</w:t>
             </w:r>
           </w:p>
           <w:p>
@@ -14130,7 +14235,21 @@
                 <w:rFonts w:ascii="Times New Roman" w:eastAsia="Times New Roman" w:hAnsi="Times New Roman" w:cs="Times New Roman"/>
                 <w:color w:val="000000"/>
               </w:rPr>
-              <w:t>El sistema solicita al administrador que vuelva a ingresar los datos requeridos.</w:t>
+              <w:t xml:space="preserve">El sistema solicita al </w:t>
+            </w:r>
+            <w:r>
+              <w:rPr>
+                <w:rFonts w:ascii="Times New Roman" w:eastAsia="Times New Roman" w:hAnsi="Times New Roman" w:cs="Times New Roman"/>
+                <w:color w:val="000000"/>
+              </w:rPr>
+              <w:t>usuario</w:t>
+            </w:r>
+            <w:r>
+              <w:rPr>
+                <w:rFonts w:ascii="Times New Roman" w:eastAsia="Times New Roman" w:hAnsi="Times New Roman" w:cs="Times New Roman"/>
+                <w:color w:val="000000"/>
+              </w:rPr>
+              <w:t xml:space="preserve"> que vuelva a ingresar los datos requeridos.</w:t>
             </w:r>
           </w:p>
           <w:p>
@@ -14221,12 +14340,11 @@
           <w:rFonts w:ascii="Times New Roman" w:eastAsia="Times New Roman" w:hAnsi="Times New Roman" w:cs="Times New Roman"/>
         </w:rPr>
       </w:pPr>
-      <w:bookmarkStart w:id="45" w:name="_Toc231714362"/>
-      <w:r>
-        <w:rPr>
-          <w:rFonts w:ascii="Times New Roman" w:eastAsia="Times New Roman" w:hAnsi="Times New Roman" w:cs="Times New Roman"/>
-        </w:rPr>
-        <w:lastRenderedPageBreak/>
+      <w:bookmarkStart w:id="45" w:name="_Toc231994118"/>
+      <w:r>
+        <w:rPr>
+          <w:rFonts w:ascii="Times New Roman" w:eastAsia="Times New Roman" w:hAnsi="Times New Roman" w:cs="Times New Roman"/>
+        </w:rPr>
         <w:t>3.</w:t>
       </w:r>
       <w:r>
@@ -14276,10 +14394,10 @@
           <w:noProof/>
         </w:rPr>
         <w:drawing>
-          <wp:inline distT="0" distB="0" distL="0" distR="0" wp14:anchorId="057C8194" wp14:editId="768156D9">
-            <wp:extent cx="5400040" cy="4669790"/>
+          <wp:inline distT="0" distB="0" distL="0" distR="0" wp14:anchorId="2B1AD126" wp14:editId="46584922">
+            <wp:extent cx="5400040" cy="4762500"/>
             <wp:effectExtent l="0" t="0" r="0" b="0"/>
-            <wp:docPr id="208995094" name="Imagen 11"/>
+            <wp:docPr id="739886641" name="Imagen 18"/>
             <wp:cNvGraphicFramePr>
               <a:graphicFrameLocks xmlns:a="http://schemas.openxmlformats.org/drawingml/2006/main" noChangeAspect="1"/>
             </wp:cNvGraphicFramePr>
@@ -14287,13 +14405,13 @@
               <a:graphicData uri="http://schemas.openxmlformats.org/drawingml/2006/picture">
                 <pic:pic xmlns:pic="http://schemas.openxmlformats.org/drawingml/2006/picture">
                   <pic:nvPicPr>
-                    <pic:cNvPr id="0" name="Picture 11"/>
+                    <pic:cNvPr id="0" name="Picture 18"/>
                     <pic:cNvPicPr>
                       <a:picLocks noChangeAspect="1" noChangeArrowheads="1"/>
                     </pic:cNvPicPr>
                   </pic:nvPicPr>
                   <pic:blipFill>
-                    <a:blip r:embed="rId29">
+                    <a:blip r:embed="rId30">
                       <a:extLst>
                         <a:ext uri="{28A0092B-C50C-407E-A947-70E740481C1C}">
                           <a14:useLocalDpi xmlns:a14="http://schemas.microsoft.com/office/drawing/2010/main" val="0"/>
@@ -14308,7 +14426,7 @@
                   <pic:spPr bwMode="auto">
                     <a:xfrm>
                       <a:off x="0" y="0"/>
-                      <a:ext cx="5400040" cy="4669790"/>
+                      <a:ext cx="5400040" cy="4762500"/>
                     </a:xfrm>
                     <a:prstGeom prst="rect">
                       <a:avLst/>
@@ -14334,13 +14452,14 @@
           <w:szCs w:val="30"/>
         </w:rPr>
       </w:pPr>
-      <w:bookmarkStart w:id="46" w:name="_Toc231714363"/>
+      <w:bookmarkStart w:id="46" w:name="_Toc231994119"/>
       <w:r>
         <w:rPr>
           <w:rFonts w:ascii="Times New Roman" w:eastAsia="Times New Roman" w:hAnsi="Times New Roman" w:cs="Times New Roman"/>
           <w:sz w:val="30"/>
           <w:szCs w:val="30"/>
         </w:rPr>
+        <w:lastRenderedPageBreak/>
         <w:t>3.</w:t>
       </w:r>
       <w:r>
@@ -14392,7 +14511,7 @@
           <w:rFonts w:ascii="Times New Roman" w:eastAsia="Times New Roman" w:hAnsi="Times New Roman" w:cs="Times New Roman"/>
         </w:rPr>
       </w:pPr>
-      <w:bookmarkStart w:id="47" w:name="_Toc231714364"/>
+      <w:bookmarkStart w:id="47" w:name="_Toc231994120"/>
       <w:r>
         <w:rPr>
           <w:rFonts w:ascii="Times New Roman" w:eastAsia="Times New Roman" w:hAnsi="Times New Roman" w:cs="Times New Roman"/>
@@ -14589,7 +14708,21 @@
                 <w:rFonts w:ascii="Times New Roman" w:eastAsia="Times New Roman" w:hAnsi="Times New Roman" w:cs="Times New Roman"/>
                 <w:color w:val="000000"/>
               </w:rPr>
-              <w:t>El caso de uso permitirá al administrador dar de baja un usuario existente en el sistema.</w:t>
+              <w:t xml:space="preserve">El caso de uso permitirá al </w:t>
+            </w:r>
+            <w:r>
+              <w:rPr>
+                <w:rFonts w:ascii="Times New Roman" w:eastAsia="Times New Roman" w:hAnsi="Times New Roman" w:cs="Times New Roman"/>
+                <w:color w:val="000000"/>
+              </w:rPr>
+              <w:t>usuario</w:t>
+            </w:r>
+            <w:r>
+              <w:rPr>
+                <w:rFonts w:ascii="Times New Roman" w:eastAsia="Times New Roman" w:hAnsi="Times New Roman" w:cs="Times New Roman"/>
+                <w:color w:val="000000"/>
+              </w:rPr>
+              <w:t xml:space="preserve"> dar de baja un usuario existente en el sistema.</w:t>
             </w:r>
           </w:p>
         </w:tc>
@@ -14635,14 +14768,7 @@
                 <w:rFonts w:ascii="Times New Roman" w:eastAsia="Times New Roman" w:hAnsi="Times New Roman" w:cs="Times New Roman"/>
                 <w:color w:val="000000"/>
               </w:rPr>
-              <w:t>Administrador</w:t>
-            </w:r>
-            <w:r>
-              <w:rPr>
-                <w:rFonts w:ascii="Times New Roman" w:eastAsia="Times New Roman" w:hAnsi="Times New Roman" w:cs="Times New Roman"/>
-                <w:color w:val="000000"/>
-              </w:rPr>
-              <w:t>/Gerente</w:t>
+              <w:t>Usuario</w:t>
             </w:r>
           </w:p>
         </w:tc>
@@ -14759,7 +14885,21 @@
                 <w:rFonts w:ascii="Times New Roman" w:eastAsia="Times New Roman" w:hAnsi="Times New Roman" w:cs="Times New Roman"/>
                 <w:color w:val="000000"/>
               </w:rPr>
-              <w:t>El administrador debió haberse logueado con éxito previamente en el sistema.</w:t>
+              <w:t xml:space="preserve">El </w:t>
+            </w:r>
+            <w:r>
+              <w:rPr>
+                <w:rFonts w:ascii="Times New Roman" w:eastAsia="Times New Roman" w:hAnsi="Times New Roman" w:cs="Times New Roman"/>
+                <w:color w:val="000000"/>
+              </w:rPr>
+              <w:t>usuario</w:t>
+            </w:r>
+            <w:r>
+              <w:rPr>
+                <w:rFonts w:ascii="Times New Roman" w:eastAsia="Times New Roman" w:hAnsi="Times New Roman" w:cs="Times New Roman"/>
+                <w:color w:val="000000"/>
+              </w:rPr>
+              <w:t xml:space="preserve"> debió haberse logueado con éxito previamente en el sistema.</w:t>
             </w:r>
             <w:r>
               <w:rPr>
@@ -14806,7 +14946,6 @@
                 <w:bCs/>
                 <w:color w:val="000000"/>
               </w:rPr>
-              <w:lastRenderedPageBreak/>
               <w:t xml:space="preserve">PUNTOS DE EXTENSIÓN: </w:t>
             </w:r>
             <w:r>
@@ -14916,7 +15055,25 @@
                 <w:sz w:val="22"/>
                 <w:szCs w:val="22"/>
               </w:rPr>
-              <w:t>El administrador se dirige a la sección “</w:t>
+              <w:t xml:space="preserve">El </w:t>
+            </w:r>
+            <w:r>
+              <w:rPr>
+                <w:rFonts w:ascii="Times New Roman" w:eastAsia="Times New Roman" w:hAnsi="Times New Roman" w:cs="Times New Roman"/>
+                <w:color w:val="000000"/>
+                <w:sz w:val="22"/>
+                <w:szCs w:val="22"/>
+              </w:rPr>
+              <w:t>usuario</w:t>
+            </w:r>
+            <w:r>
+              <w:rPr>
+                <w:rFonts w:ascii="Times New Roman" w:eastAsia="Times New Roman" w:hAnsi="Times New Roman" w:cs="Times New Roman"/>
+                <w:color w:val="000000"/>
+                <w:sz w:val="22"/>
+                <w:szCs w:val="22"/>
+              </w:rPr>
+              <w:t xml:space="preserve"> se dirige a la sección “</w:t>
             </w:r>
             <w:r>
               <w:rPr>
@@ -14982,7 +15139,25 @@
                 <w:sz w:val="22"/>
                 <w:szCs w:val="22"/>
               </w:rPr>
-              <w:t>El administrador selecciona el usuario que quiere dar de baja</w:t>
+              <w:t xml:space="preserve">El </w:t>
+            </w:r>
+            <w:r>
+              <w:rPr>
+                <w:rFonts w:ascii="Times New Roman" w:eastAsia="Times New Roman" w:hAnsi="Times New Roman" w:cs="Times New Roman"/>
+                <w:color w:val="000000"/>
+                <w:sz w:val="22"/>
+                <w:szCs w:val="22"/>
+              </w:rPr>
+              <w:t>usuario</w:t>
+            </w:r>
+            <w:r>
+              <w:rPr>
+                <w:rFonts w:ascii="Times New Roman" w:eastAsia="Times New Roman" w:hAnsi="Times New Roman" w:cs="Times New Roman"/>
+                <w:color w:val="000000"/>
+                <w:sz w:val="22"/>
+                <w:szCs w:val="22"/>
+              </w:rPr>
+              <w:t xml:space="preserve"> selecciona el usuario que quiere dar de baja</w:t>
             </w:r>
             <w:r>
               <w:rPr>
@@ -15120,7 +15295,25 @@
                 <w:sz w:val="22"/>
                 <w:szCs w:val="22"/>
               </w:rPr>
-              <w:t>El administrador confirma baja.</w:t>
+              <w:t xml:space="preserve">El </w:t>
+            </w:r>
+            <w:r>
+              <w:rPr>
+                <w:rFonts w:ascii="Times New Roman" w:eastAsia="Times New Roman" w:hAnsi="Times New Roman" w:cs="Times New Roman"/>
+                <w:color w:val="000000"/>
+                <w:sz w:val="22"/>
+                <w:szCs w:val="22"/>
+              </w:rPr>
+              <w:t>usuario</w:t>
+            </w:r>
+            <w:r>
+              <w:rPr>
+                <w:rFonts w:ascii="Times New Roman" w:eastAsia="Times New Roman" w:hAnsi="Times New Roman" w:cs="Times New Roman"/>
+                <w:color w:val="000000"/>
+                <w:sz w:val="22"/>
+                <w:szCs w:val="22"/>
+              </w:rPr>
+              <w:t xml:space="preserve"> confirma baja.</w:t>
             </w:r>
           </w:p>
           <w:p>
@@ -15144,7 +15337,25 @@
                 <w:sz w:val="22"/>
                 <w:szCs w:val="22"/>
               </w:rPr>
-              <w:t>El sistema informa al administrador con un mensaje en pantalla “Baja exitosa”.</w:t>
+              <w:t xml:space="preserve">El sistema informa al </w:t>
+            </w:r>
+            <w:r>
+              <w:rPr>
+                <w:rFonts w:ascii="Times New Roman" w:eastAsia="Times New Roman" w:hAnsi="Times New Roman" w:cs="Times New Roman"/>
+                <w:color w:val="000000"/>
+                <w:sz w:val="22"/>
+                <w:szCs w:val="22"/>
+              </w:rPr>
+              <w:t>usuario</w:t>
+            </w:r>
+            <w:r>
+              <w:rPr>
+                <w:rFonts w:ascii="Times New Roman" w:eastAsia="Times New Roman" w:hAnsi="Times New Roman" w:cs="Times New Roman"/>
+                <w:color w:val="000000"/>
+                <w:sz w:val="22"/>
+                <w:szCs w:val="22"/>
+              </w:rPr>
+              <w:t xml:space="preserve"> con un mensaje en pantalla “Baja exitosa”.</w:t>
             </w:r>
           </w:p>
         </w:tc>
@@ -15230,7 +15441,21 @@
                 <w:rFonts w:ascii="Times New Roman" w:eastAsia="Times New Roman" w:hAnsi="Times New Roman" w:cs="Times New Roman"/>
                 <w:color w:val="000000"/>
               </w:rPr>
-              <w:t>El administrador rechaza la acción.</w:t>
+              <w:t xml:space="preserve">El </w:t>
+            </w:r>
+            <w:r>
+              <w:rPr>
+                <w:rFonts w:ascii="Times New Roman" w:eastAsia="Times New Roman" w:hAnsi="Times New Roman" w:cs="Times New Roman"/>
+                <w:color w:val="000000"/>
+              </w:rPr>
+              <w:t>usuario</w:t>
+            </w:r>
+            <w:r>
+              <w:rPr>
+                <w:rFonts w:ascii="Times New Roman" w:eastAsia="Times New Roman" w:hAnsi="Times New Roman" w:cs="Times New Roman"/>
+                <w:color w:val="000000"/>
+              </w:rPr>
+              <w:t xml:space="preserve"> rechaza la acción.</w:t>
             </w:r>
           </w:p>
           <w:p>
@@ -15284,7 +15509,21 @@
                 <w:rFonts w:ascii="Times New Roman" w:eastAsia="Times New Roman" w:hAnsi="Times New Roman" w:cs="Times New Roman"/>
                 <w:color w:val="000000"/>
               </w:rPr>
-              <w:t>El administrador da de baja con éxito un usuario del sistema.</w:t>
+              <w:t xml:space="preserve">El </w:t>
+            </w:r>
+            <w:r>
+              <w:rPr>
+                <w:rFonts w:ascii="Times New Roman" w:eastAsia="Times New Roman" w:hAnsi="Times New Roman" w:cs="Times New Roman"/>
+                <w:color w:val="000000"/>
+              </w:rPr>
+              <w:t>usuario</w:t>
+            </w:r>
+            <w:r>
+              <w:rPr>
+                <w:rFonts w:ascii="Times New Roman" w:eastAsia="Times New Roman" w:hAnsi="Times New Roman" w:cs="Times New Roman"/>
+                <w:color w:val="000000"/>
+              </w:rPr>
+              <w:t xml:space="preserve"> da de baja con éxito un usuario del sistema.</w:t>
             </w:r>
           </w:p>
         </w:tc>
@@ -15297,7 +15536,7 @@
           <w:rFonts w:ascii="Times New Roman" w:eastAsia="Times New Roman" w:hAnsi="Times New Roman" w:cs="Times New Roman"/>
         </w:rPr>
       </w:pPr>
-      <w:bookmarkStart w:id="48" w:name="_Toc231714365"/>
+      <w:bookmarkStart w:id="48" w:name="_Toc231994121"/>
       <w:r>
         <w:rPr>
           <w:rFonts w:ascii="Times New Roman" w:eastAsia="Times New Roman" w:hAnsi="Times New Roman" w:cs="Times New Roman"/>
@@ -15349,10 +15588,10 @@
           <w:noProof/>
         </w:rPr>
         <w:drawing>
-          <wp:inline distT="0" distB="0" distL="0" distR="0" wp14:anchorId="3BA0624F" wp14:editId="6E742C46">
-            <wp:extent cx="5400040" cy="4197350"/>
+          <wp:inline distT="0" distB="0" distL="0" distR="0" wp14:anchorId="5D32E1E3" wp14:editId="7842C6D7">
+            <wp:extent cx="5400040" cy="4311015"/>
             <wp:effectExtent l="0" t="0" r="0" b="0"/>
-            <wp:docPr id="307395089" name="Imagen 8"/>
+            <wp:docPr id="2022637869" name="Imagen 19"/>
             <wp:cNvGraphicFramePr>
               <a:graphicFrameLocks xmlns:a="http://schemas.openxmlformats.org/drawingml/2006/main" noChangeAspect="1"/>
             </wp:cNvGraphicFramePr>
@@ -15360,13 +15599,13 @@
               <a:graphicData uri="http://schemas.openxmlformats.org/drawingml/2006/picture">
                 <pic:pic xmlns:pic="http://schemas.openxmlformats.org/drawingml/2006/picture">
                   <pic:nvPicPr>
-                    <pic:cNvPr id="0" name="Picture 8"/>
+                    <pic:cNvPr id="0" name="Picture 19"/>
                     <pic:cNvPicPr>
                       <a:picLocks noChangeAspect="1" noChangeArrowheads="1"/>
                     </pic:cNvPicPr>
                   </pic:nvPicPr>
                   <pic:blipFill>
-                    <a:blip r:embed="rId30">
+                    <a:blip r:embed="rId31">
                       <a:extLst>
                         <a:ext uri="{28A0092B-C50C-407E-A947-70E740481C1C}">
                           <a14:useLocalDpi xmlns:a14="http://schemas.microsoft.com/office/drawing/2010/main" val="0"/>
@@ -15381,7 +15620,7 @@
                   <pic:spPr bwMode="auto">
                     <a:xfrm>
                       <a:off x="0" y="0"/>
-                      <a:ext cx="5400040" cy="4197350"/>
+                      <a:ext cx="5400040" cy="4311015"/>
                     </a:xfrm>
                     <a:prstGeom prst="rect">
                       <a:avLst/>
@@ -15407,7 +15646,7 @@
           <w:szCs w:val="30"/>
         </w:rPr>
       </w:pPr>
-      <w:bookmarkStart w:id="49" w:name="_Toc231714366"/>
+      <w:bookmarkStart w:id="49" w:name="_Toc231994122"/>
       <w:r>
         <w:rPr>
           <w:rFonts w:ascii="Times New Roman" w:eastAsia="Times New Roman" w:hAnsi="Times New Roman" w:cs="Times New Roman"/>
@@ -15457,7 +15696,7 @@
           <w:rFonts w:ascii="Times New Roman" w:eastAsia="Times New Roman" w:hAnsi="Times New Roman" w:cs="Times New Roman"/>
         </w:rPr>
       </w:pPr>
-      <w:bookmarkStart w:id="50" w:name="_Toc231714367"/>
+      <w:bookmarkStart w:id="50" w:name="_Toc231994123"/>
       <w:r>
         <w:rPr>
           <w:rFonts w:ascii="Times New Roman" w:eastAsia="Times New Roman" w:hAnsi="Times New Roman" w:cs="Times New Roman"/>
@@ -15640,7 +15879,21 @@
                 <w:rFonts w:ascii="Times New Roman" w:eastAsia="Times New Roman" w:hAnsi="Times New Roman" w:cs="Times New Roman"/>
                 <w:color w:val="000000"/>
               </w:rPr>
-              <w:t>El caso de uso permitirá al administrador modificar los datos de un usuario existente en el sistema.</w:t>
+              <w:t xml:space="preserve">El caso de uso permitirá al </w:t>
+            </w:r>
+            <w:r>
+              <w:rPr>
+                <w:rFonts w:ascii="Times New Roman" w:eastAsia="Times New Roman" w:hAnsi="Times New Roman" w:cs="Times New Roman"/>
+                <w:color w:val="000000"/>
+              </w:rPr>
+              <w:t>usuario</w:t>
+            </w:r>
+            <w:r>
+              <w:rPr>
+                <w:rFonts w:ascii="Times New Roman" w:eastAsia="Times New Roman" w:hAnsi="Times New Roman" w:cs="Times New Roman"/>
+                <w:color w:val="000000"/>
+              </w:rPr>
+              <w:t xml:space="preserve"> modificar los datos de un usuario existente en el sistema.</w:t>
             </w:r>
           </w:p>
         </w:tc>
@@ -15686,14 +15939,7 @@
                 <w:rFonts w:ascii="Times New Roman" w:eastAsia="Times New Roman" w:hAnsi="Times New Roman" w:cs="Times New Roman"/>
                 <w:color w:val="000000"/>
               </w:rPr>
-              <w:t>Administrador</w:t>
-            </w:r>
-            <w:r>
-              <w:rPr>
-                <w:rFonts w:ascii="Times New Roman" w:eastAsia="Times New Roman" w:hAnsi="Times New Roman" w:cs="Times New Roman"/>
-                <w:color w:val="000000"/>
-              </w:rPr>
-              <w:t>/Gerente</w:t>
+              <w:t>Usuario</w:t>
             </w:r>
           </w:p>
         </w:tc>
@@ -15810,7 +16056,21 @@
                 <w:rFonts w:ascii="Times New Roman" w:eastAsia="Times New Roman" w:hAnsi="Times New Roman" w:cs="Times New Roman"/>
                 <w:color w:val="000000"/>
               </w:rPr>
-              <w:t>El administrador debió haberse logueado con éxito previamente en el sistema.</w:t>
+              <w:t xml:space="preserve">El </w:t>
+            </w:r>
+            <w:r>
+              <w:rPr>
+                <w:rFonts w:ascii="Times New Roman" w:eastAsia="Times New Roman" w:hAnsi="Times New Roman" w:cs="Times New Roman"/>
+                <w:color w:val="000000"/>
+              </w:rPr>
+              <w:t>usuario</w:t>
+            </w:r>
+            <w:r>
+              <w:rPr>
+                <w:rFonts w:ascii="Times New Roman" w:eastAsia="Times New Roman" w:hAnsi="Times New Roman" w:cs="Times New Roman"/>
+                <w:color w:val="000000"/>
+              </w:rPr>
+              <w:t xml:space="preserve"> debió haberse logueado con éxito previamente en el sistema.</w:t>
             </w:r>
             <w:r>
               <w:rPr>
@@ -15967,7 +16227,25 @@
                 <w:sz w:val="22"/>
                 <w:szCs w:val="22"/>
               </w:rPr>
-              <w:t>El administrador se dirige a la sección “</w:t>
+              <w:t xml:space="preserve">El </w:t>
+            </w:r>
+            <w:r>
+              <w:rPr>
+                <w:rFonts w:ascii="Times New Roman" w:eastAsia="Times New Roman" w:hAnsi="Times New Roman" w:cs="Times New Roman"/>
+                <w:color w:val="000000"/>
+                <w:sz w:val="22"/>
+                <w:szCs w:val="22"/>
+              </w:rPr>
+              <w:t>usuario</w:t>
+            </w:r>
+            <w:r>
+              <w:rPr>
+                <w:rFonts w:ascii="Times New Roman" w:eastAsia="Times New Roman" w:hAnsi="Times New Roman" w:cs="Times New Roman"/>
+                <w:color w:val="000000"/>
+                <w:sz w:val="22"/>
+                <w:szCs w:val="22"/>
+              </w:rPr>
+              <w:t xml:space="preserve"> se dirige a la sección “</w:t>
             </w:r>
             <w:r>
               <w:rPr>
@@ -16033,7 +16311,25 @@
                 <w:sz w:val="22"/>
                 <w:szCs w:val="22"/>
               </w:rPr>
-              <w:t>El administrador selecciona el usuario que quiere modificar</w:t>
+              <w:t xml:space="preserve">El </w:t>
+            </w:r>
+            <w:r>
+              <w:rPr>
+                <w:rFonts w:ascii="Times New Roman" w:eastAsia="Times New Roman" w:hAnsi="Times New Roman" w:cs="Times New Roman"/>
+                <w:color w:val="000000"/>
+                <w:sz w:val="22"/>
+                <w:szCs w:val="22"/>
+              </w:rPr>
+              <w:t>usuario</w:t>
+            </w:r>
+            <w:r>
+              <w:rPr>
+                <w:rFonts w:ascii="Times New Roman" w:eastAsia="Times New Roman" w:hAnsi="Times New Roman" w:cs="Times New Roman"/>
+                <w:color w:val="000000"/>
+                <w:sz w:val="22"/>
+                <w:szCs w:val="22"/>
+              </w:rPr>
+              <w:t xml:space="preserve"> selecciona el usuario que quiere modificar</w:t>
             </w:r>
             <w:r>
               <w:rPr>
@@ -16117,7 +16413,25 @@
                 <w:sz w:val="22"/>
                 <w:szCs w:val="22"/>
               </w:rPr>
-              <w:t>El administrador confirma modificación.</w:t>
+              <w:t xml:space="preserve">El </w:t>
+            </w:r>
+            <w:r>
+              <w:rPr>
+                <w:rFonts w:ascii="Times New Roman" w:eastAsia="Times New Roman" w:hAnsi="Times New Roman" w:cs="Times New Roman"/>
+                <w:color w:val="000000"/>
+                <w:sz w:val="22"/>
+                <w:szCs w:val="22"/>
+              </w:rPr>
+              <w:t>usuario</w:t>
+            </w:r>
+            <w:r>
+              <w:rPr>
+                <w:rFonts w:ascii="Times New Roman" w:eastAsia="Times New Roman" w:hAnsi="Times New Roman" w:cs="Times New Roman"/>
+                <w:color w:val="000000"/>
+                <w:sz w:val="22"/>
+                <w:szCs w:val="22"/>
+              </w:rPr>
+              <w:t xml:space="preserve"> confirma modificación.</w:t>
             </w:r>
           </w:p>
           <w:p>
@@ -16141,7 +16455,25 @@
                 <w:sz w:val="22"/>
                 <w:szCs w:val="22"/>
               </w:rPr>
-              <w:t>El sistema informa al administrador con un mensaje en pantalla “Modificación exitosa”.</w:t>
+              <w:t xml:space="preserve">El sistema informa al </w:t>
+            </w:r>
+            <w:r>
+              <w:rPr>
+                <w:rFonts w:ascii="Times New Roman" w:eastAsia="Times New Roman" w:hAnsi="Times New Roman" w:cs="Times New Roman"/>
+                <w:color w:val="000000"/>
+                <w:sz w:val="22"/>
+                <w:szCs w:val="22"/>
+              </w:rPr>
+              <w:t>usuario</w:t>
+            </w:r>
+            <w:r>
+              <w:rPr>
+                <w:rFonts w:ascii="Times New Roman" w:eastAsia="Times New Roman" w:hAnsi="Times New Roman" w:cs="Times New Roman"/>
+                <w:color w:val="000000"/>
+                <w:sz w:val="22"/>
+                <w:szCs w:val="22"/>
+              </w:rPr>
+              <w:t xml:space="preserve"> con un mensaje en pantalla “Modificación exitosa”.</w:t>
             </w:r>
           </w:p>
         </w:tc>
@@ -16255,7 +16587,21 @@
                 <w:rFonts w:ascii="Times New Roman" w:eastAsia="Times New Roman" w:hAnsi="Times New Roman" w:cs="Times New Roman"/>
                 <w:color w:val="000000"/>
               </w:rPr>
-              <w:t>El administrador rechaza la acción.</w:t>
+              <w:t xml:space="preserve">El </w:t>
+            </w:r>
+            <w:r>
+              <w:rPr>
+                <w:rFonts w:ascii="Times New Roman" w:eastAsia="Times New Roman" w:hAnsi="Times New Roman" w:cs="Times New Roman"/>
+                <w:color w:val="000000"/>
+              </w:rPr>
+              <w:t>usuario</w:t>
+            </w:r>
+            <w:r>
+              <w:rPr>
+                <w:rFonts w:ascii="Times New Roman" w:eastAsia="Times New Roman" w:hAnsi="Times New Roman" w:cs="Times New Roman"/>
+                <w:color w:val="000000"/>
+              </w:rPr>
+              <w:t xml:space="preserve"> rechaza la acción.</w:t>
             </w:r>
           </w:p>
           <w:p>
@@ -16338,7 +16684,21 @@
                 <w:rFonts w:ascii="Times New Roman" w:eastAsia="Times New Roman" w:hAnsi="Times New Roman" w:cs="Times New Roman"/>
                 <w:color w:val="000000"/>
               </w:rPr>
-              <w:t>El sistema solicita al administrador que vuelva a ingresar los datos requeridos.</w:t>
+              <w:t xml:space="preserve">El sistema solicita al </w:t>
+            </w:r>
+            <w:r>
+              <w:rPr>
+                <w:rFonts w:ascii="Times New Roman" w:eastAsia="Times New Roman" w:hAnsi="Times New Roman" w:cs="Times New Roman"/>
+                <w:color w:val="000000"/>
+              </w:rPr>
+              <w:t>usuario</w:t>
+            </w:r>
+            <w:r>
+              <w:rPr>
+                <w:rFonts w:ascii="Times New Roman" w:eastAsia="Times New Roman" w:hAnsi="Times New Roman" w:cs="Times New Roman"/>
+                <w:color w:val="000000"/>
+              </w:rPr>
+              <w:t xml:space="preserve"> que vuelva a ingresar los datos requeridos.</w:t>
             </w:r>
           </w:p>
           <w:p>
@@ -16418,7 +16778,21 @@
                 <w:rFonts w:ascii="Times New Roman" w:eastAsia="Times New Roman" w:hAnsi="Times New Roman" w:cs="Times New Roman"/>
                 <w:color w:val="000000"/>
               </w:rPr>
-              <w:t>El administrador modifica con éxito un usuario del sistema.</w:t>
+              <w:t xml:space="preserve">El </w:t>
+            </w:r>
+            <w:r>
+              <w:rPr>
+                <w:rFonts w:ascii="Times New Roman" w:eastAsia="Times New Roman" w:hAnsi="Times New Roman" w:cs="Times New Roman"/>
+                <w:color w:val="000000"/>
+              </w:rPr>
+              <w:t>usuario</w:t>
+            </w:r>
+            <w:r>
+              <w:rPr>
+                <w:rFonts w:ascii="Times New Roman" w:eastAsia="Times New Roman" w:hAnsi="Times New Roman" w:cs="Times New Roman"/>
+                <w:color w:val="000000"/>
+              </w:rPr>
+              <w:t xml:space="preserve"> modifica con éxito un usuario del sistema.</w:t>
             </w:r>
           </w:p>
         </w:tc>
@@ -16431,7 +16805,7 @@
           <w:rFonts w:ascii="Times New Roman" w:eastAsia="Times New Roman" w:hAnsi="Times New Roman" w:cs="Times New Roman"/>
         </w:rPr>
       </w:pPr>
-      <w:bookmarkStart w:id="51" w:name="_Toc231714368"/>
+      <w:bookmarkStart w:id="51" w:name="_Toc231994124"/>
       <w:r>
         <w:rPr>
           <w:rFonts w:ascii="Times New Roman" w:eastAsia="Times New Roman" w:hAnsi="Times New Roman" w:cs="Times New Roman"/>
@@ -16477,10 +16851,10 @@
           <w:noProof/>
         </w:rPr>
         <w:drawing>
-          <wp:inline distT="0" distB="0" distL="0" distR="0" wp14:anchorId="6DB8EDA8" wp14:editId="123D6372">
-            <wp:extent cx="5400040" cy="5154295"/>
-            <wp:effectExtent l="0" t="0" r="0" b="8255"/>
-            <wp:docPr id="2026212749" name="Imagen 12"/>
+          <wp:inline distT="0" distB="0" distL="0" distR="0" wp14:anchorId="11CCAE66" wp14:editId="4BD97748">
+            <wp:extent cx="5400040" cy="5269865"/>
+            <wp:effectExtent l="0" t="0" r="0" b="6985"/>
+            <wp:docPr id="750058228" name="Imagen 20"/>
             <wp:cNvGraphicFramePr>
               <a:graphicFrameLocks xmlns:a="http://schemas.openxmlformats.org/drawingml/2006/main" noChangeAspect="1"/>
             </wp:cNvGraphicFramePr>
@@ -16488,13 +16862,13 @@
               <a:graphicData uri="http://schemas.openxmlformats.org/drawingml/2006/picture">
                 <pic:pic xmlns:pic="http://schemas.openxmlformats.org/drawingml/2006/picture">
                   <pic:nvPicPr>
-                    <pic:cNvPr id="0" name="Picture 12"/>
+                    <pic:cNvPr id="0" name="Picture 20"/>
                     <pic:cNvPicPr>
                       <a:picLocks noChangeAspect="1" noChangeArrowheads="1"/>
                     </pic:cNvPicPr>
                   </pic:nvPicPr>
                   <pic:blipFill>
-                    <a:blip r:embed="rId31">
+                    <a:blip r:embed="rId32">
                       <a:extLst>
                         <a:ext uri="{28A0092B-C50C-407E-A947-70E740481C1C}">
                           <a14:useLocalDpi xmlns:a14="http://schemas.microsoft.com/office/drawing/2010/main" val="0"/>
@@ -16509,7 +16883,7 @@
                   <pic:spPr bwMode="auto">
                     <a:xfrm>
                       <a:off x="0" y="0"/>
-                      <a:ext cx="5400040" cy="5154295"/>
+                      <a:ext cx="5400040" cy="5269865"/>
                     </a:xfrm>
                     <a:prstGeom prst="rect">
                       <a:avLst/>
@@ -16535,7 +16909,7 @@
           <w:szCs w:val="30"/>
         </w:rPr>
       </w:pPr>
-      <w:bookmarkStart w:id="52" w:name="_Toc231714369"/>
+      <w:bookmarkStart w:id="52" w:name="_Toc231994125"/>
       <w:r>
         <w:rPr>
           <w:rFonts w:ascii="Times New Roman" w:eastAsia="Times New Roman" w:hAnsi="Times New Roman" w:cs="Times New Roman"/>
@@ -16592,7 +16966,7 @@
                     <pic:cNvPicPr/>
                   </pic:nvPicPr>
                   <pic:blipFill>
-                    <a:blip r:embed="rId32"/>
+                    <a:blip r:embed="rId33"/>
                     <a:stretch>
                       <a:fillRect/>
                     </a:stretch>
@@ -16621,7 +16995,7 @@
         </w:rPr>
       </w:pPr>
       <w:bookmarkStart w:id="53" w:name="_heading=h.n4iuualoax76" w:colFirst="0" w:colLast="0"/>
-      <w:bookmarkStart w:id="54" w:name="_Toc231714370"/>
+      <w:bookmarkStart w:id="54" w:name="_Toc231994126"/>
       <w:bookmarkEnd w:id="53"/>
       <w:r>
         <w:rPr>
@@ -16640,7 +17014,7 @@
           <w:szCs w:val="30"/>
         </w:rPr>
       </w:pPr>
-      <w:bookmarkStart w:id="55" w:name="_Toc231714371"/>
+      <w:bookmarkStart w:id="55" w:name="_Toc231994127"/>
       <w:r>
         <w:rPr>
           <w:rFonts w:ascii="Times New Roman" w:eastAsia="Times New Roman" w:hAnsi="Times New Roman" w:cs="Times New Roman"/>
@@ -16690,7 +17064,7 @@
           <w:rFonts w:ascii="Times New Roman" w:eastAsia="Times New Roman" w:hAnsi="Times New Roman" w:cs="Times New Roman"/>
         </w:rPr>
       </w:pPr>
-      <w:bookmarkStart w:id="56" w:name="_Toc231714372"/>
+      <w:bookmarkStart w:id="56" w:name="_Toc231994128"/>
       <w:r>
         <w:rPr>
           <w:rFonts w:ascii="Times New Roman" w:eastAsia="Times New Roman" w:hAnsi="Times New Roman" w:cs="Times New Roman"/>
@@ -16821,7 +17195,7 @@
           <w:rFonts w:ascii="Times New Roman" w:eastAsia="Times New Roman" w:hAnsi="Times New Roman" w:cs="Times New Roman"/>
         </w:rPr>
       </w:pPr>
-      <w:bookmarkStart w:id="57" w:name="_Toc231714373"/>
+      <w:bookmarkStart w:id="57" w:name="_Toc231994129"/>
       <w:r>
         <w:rPr>
           <w:rFonts w:ascii="Times New Roman" w:eastAsia="Times New Roman" w:hAnsi="Times New Roman" w:cs="Times New Roman"/>
@@ -16843,10 +17217,10 @@
           <w:noProof/>
         </w:rPr>
         <w:drawing>
-          <wp:inline distT="0" distB="0" distL="0" distR="0" wp14:anchorId="20643687" wp14:editId="3EA22F6C">
-            <wp:extent cx="2881630" cy="1489075"/>
+          <wp:inline distT="0" distB="0" distL="0" distR="0" wp14:anchorId="0A42A9EB" wp14:editId="0396692E">
+            <wp:extent cx="2880360" cy="1485900"/>
             <wp:effectExtent l="0" t="0" r="0" b="0"/>
-            <wp:docPr id="1492606887" name="Imagen 15"/>
+            <wp:docPr id="1885141743" name="Imagen 8"/>
             <wp:cNvGraphicFramePr>
               <a:graphicFrameLocks xmlns:a="http://schemas.openxmlformats.org/drawingml/2006/main" noChangeAspect="1"/>
             </wp:cNvGraphicFramePr>
@@ -16854,84 +17228,7 @@
               <a:graphicData uri="http://schemas.openxmlformats.org/drawingml/2006/picture">
                 <pic:pic xmlns:pic="http://schemas.openxmlformats.org/drawingml/2006/picture">
                   <pic:nvPicPr>
-                    <pic:cNvPr id="0" name="Picture 15"/>
-                    <pic:cNvPicPr>
-                      <a:picLocks noChangeAspect="1" noChangeArrowheads="1"/>
-                    </pic:cNvPicPr>
-                  </pic:nvPicPr>
-                  <pic:blipFill>
-                    <a:blip r:embed="rId33">
-                      <a:extLst>
-                        <a:ext uri="{28A0092B-C50C-407E-A947-70E740481C1C}">
-                          <a14:useLocalDpi xmlns:a14="http://schemas.microsoft.com/office/drawing/2010/main" val="0"/>
-                        </a:ext>
-                      </a:extLst>
-                    </a:blip>
-                    <a:srcRect/>
-                    <a:stretch>
-                      <a:fillRect/>
-                    </a:stretch>
-                  </pic:blipFill>
-                  <pic:spPr bwMode="auto">
-                    <a:xfrm>
-                      <a:off x="0" y="0"/>
-                      <a:ext cx="2881630" cy="1489075"/>
-                    </a:xfrm>
-                    <a:prstGeom prst="rect">
-                      <a:avLst/>
-                    </a:prstGeom>
-                    <a:noFill/>
-                    <a:ln>
-                      <a:noFill/>
-                    </a:ln>
-                  </pic:spPr>
-                </pic:pic>
-              </a:graphicData>
-            </a:graphic>
-          </wp:inline>
-        </w:drawing>
-      </w:r>
-    </w:p>
-    <w:p>
-      <w:pPr>
-        <w:pStyle w:val="Ttulo3"/>
-        <w:rPr>
-          <w:rFonts w:ascii="Times New Roman" w:eastAsia="Times New Roman" w:hAnsi="Times New Roman" w:cs="Times New Roman"/>
-        </w:rPr>
-      </w:pPr>
-      <w:bookmarkStart w:id="58" w:name="_Toc231714374"/>
-      <w:r>
-        <w:rPr>
-          <w:rFonts w:ascii="Times New Roman" w:eastAsia="Times New Roman" w:hAnsi="Times New Roman" w:cs="Times New Roman"/>
-        </w:rPr>
-        <w:t>4.1.3 Der</w:t>
-      </w:r>
-      <w:bookmarkEnd w:id="58"/>
-    </w:p>
-    <w:p>
-      <w:pPr>
-        <w:rPr>
-          <w:rFonts w:ascii="Times New Roman" w:hAnsi="Times New Roman" w:cs="Times New Roman"/>
-        </w:rPr>
-      </w:pPr>
-      <w:r>
-        <w:rPr>
-          <w:rFonts w:ascii="Times New Roman" w:hAnsi="Times New Roman" w:cs="Times New Roman"/>
-          <w:noProof/>
-        </w:rPr>
-        <w:drawing>
-          <wp:inline distT="0" distB="0" distL="0" distR="0" wp14:anchorId="5A4D9547" wp14:editId="3DB4502C">
-            <wp:extent cx="1877060" cy="2126615"/>
-            <wp:effectExtent l="0" t="0" r="8890" b="6985"/>
-            <wp:docPr id="45691513" name="Imagen 14"/>
-            <wp:cNvGraphicFramePr>
-              <a:graphicFrameLocks xmlns:a="http://schemas.openxmlformats.org/drawingml/2006/main" noChangeAspect="1"/>
-            </wp:cNvGraphicFramePr>
-            <a:graphic xmlns:a="http://schemas.openxmlformats.org/drawingml/2006/main">
-              <a:graphicData uri="http://schemas.openxmlformats.org/drawingml/2006/picture">
-                <pic:pic xmlns:pic="http://schemas.openxmlformats.org/drawingml/2006/picture">
-                  <pic:nvPicPr>
-                    <pic:cNvPr id="0" name="Picture 14"/>
+                    <pic:cNvPr id="0" name="Picture 8"/>
                     <pic:cNvPicPr>
                       <a:picLocks noChangeAspect="1" noChangeArrowheads="1"/>
                     </pic:cNvPicPr>
@@ -16952,7 +17249,7 @@
                   <pic:spPr bwMode="auto">
                     <a:xfrm>
                       <a:off x="0" y="0"/>
-                      <a:ext cx="1877060" cy="2126615"/>
+                      <a:ext cx="2880360" cy="1485900"/>
                     </a:xfrm>
                     <a:prstGeom prst="rect">
                       <a:avLst/>
@@ -16976,7 +17273,84 @@
           <w:rFonts w:ascii="Times New Roman" w:eastAsia="Times New Roman" w:hAnsi="Times New Roman" w:cs="Times New Roman"/>
         </w:rPr>
       </w:pPr>
-      <w:bookmarkStart w:id="59" w:name="_Toc231714375"/>
+      <w:bookmarkStart w:id="58" w:name="_Toc231994130"/>
+      <w:r>
+        <w:rPr>
+          <w:rFonts w:ascii="Times New Roman" w:eastAsia="Times New Roman" w:hAnsi="Times New Roman" w:cs="Times New Roman"/>
+        </w:rPr>
+        <w:t>4.1.3 Der</w:t>
+      </w:r>
+      <w:bookmarkEnd w:id="58"/>
+    </w:p>
+    <w:p>
+      <w:pPr>
+        <w:rPr>
+          <w:rFonts w:ascii="Times New Roman" w:hAnsi="Times New Roman" w:cs="Times New Roman"/>
+        </w:rPr>
+      </w:pPr>
+      <w:r>
+        <w:rPr>
+          <w:rFonts w:ascii="Times New Roman" w:hAnsi="Times New Roman" w:cs="Times New Roman"/>
+          <w:noProof/>
+        </w:rPr>
+        <w:drawing>
+          <wp:inline distT="0" distB="0" distL="0" distR="0" wp14:anchorId="7187CB63" wp14:editId="25082A82">
+            <wp:extent cx="1874520" cy="1874520"/>
+            <wp:effectExtent l="0" t="0" r="0" b="0"/>
+            <wp:docPr id="994353869" name="Imagen 7"/>
+            <wp:cNvGraphicFramePr>
+              <a:graphicFrameLocks xmlns:a="http://schemas.openxmlformats.org/drawingml/2006/main" noChangeAspect="1"/>
+            </wp:cNvGraphicFramePr>
+            <a:graphic xmlns:a="http://schemas.openxmlformats.org/drawingml/2006/main">
+              <a:graphicData uri="http://schemas.openxmlformats.org/drawingml/2006/picture">
+                <pic:pic xmlns:pic="http://schemas.openxmlformats.org/drawingml/2006/picture">
+                  <pic:nvPicPr>
+                    <pic:cNvPr id="0" name="Picture 7"/>
+                    <pic:cNvPicPr>
+                      <a:picLocks noChangeAspect="1" noChangeArrowheads="1"/>
+                    </pic:cNvPicPr>
+                  </pic:nvPicPr>
+                  <pic:blipFill>
+                    <a:blip r:embed="rId35">
+                      <a:extLst>
+                        <a:ext uri="{28A0092B-C50C-407E-A947-70E740481C1C}">
+                          <a14:useLocalDpi xmlns:a14="http://schemas.microsoft.com/office/drawing/2010/main" val="0"/>
+                        </a:ext>
+                      </a:extLst>
+                    </a:blip>
+                    <a:srcRect/>
+                    <a:stretch>
+                      <a:fillRect/>
+                    </a:stretch>
+                  </pic:blipFill>
+                  <pic:spPr bwMode="auto">
+                    <a:xfrm>
+                      <a:off x="0" y="0"/>
+                      <a:ext cx="1874520" cy="1874520"/>
+                    </a:xfrm>
+                    <a:prstGeom prst="rect">
+                      <a:avLst/>
+                    </a:prstGeom>
+                    <a:noFill/>
+                    <a:ln>
+                      <a:noFill/>
+                    </a:ln>
+                  </pic:spPr>
+                </pic:pic>
+              </a:graphicData>
+            </a:graphic>
+          </wp:inline>
+        </w:drawing>
+      </w:r>
+    </w:p>
+    <w:p>
+      <w:pPr>
+        <w:pStyle w:val="Ttulo3"/>
+        <w:rPr>
+          <w:rFonts w:ascii="Times New Roman" w:eastAsia="Times New Roman" w:hAnsi="Times New Roman" w:cs="Times New Roman"/>
+        </w:rPr>
+      </w:pPr>
+      <w:bookmarkStart w:id="59" w:name="_Toc231994131"/>
       <w:r>
         <w:rPr>
           <w:rFonts w:ascii="Times New Roman" w:eastAsia="Times New Roman" w:hAnsi="Times New Roman" w:cs="Times New Roman"/>
@@ -17058,7 +17432,7 @@
                     </pic:cNvPicPr>
                   </pic:nvPicPr>
                   <pic:blipFill>
-                    <a:blip r:embed="rId35">
+                    <a:blip r:embed="rId36">
                       <a:extLst>
                         <a:ext uri="{28A0092B-C50C-407E-A947-70E740481C1C}">
                           <a14:useLocalDpi xmlns:a14="http://schemas.microsoft.com/office/drawing/2010/main" val="0"/>
@@ -17097,7 +17471,7 @@
           <w:rFonts w:ascii="Times New Roman" w:eastAsia="Times New Roman" w:hAnsi="Times New Roman" w:cs="Times New Roman"/>
         </w:rPr>
       </w:pPr>
-      <w:bookmarkStart w:id="60" w:name="_Toc231714376"/>
+      <w:bookmarkStart w:id="60" w:name="_Toc231994132"/>
       <w:r>
         <w:rPr>
           <w:rFonts w:ascii="Times New Roman" w:eastAsia="Times New Roman" w:hAnsi="Times New Roman" w:cs="Times New Roman"/>
@@ -17163,7 +17537,7 @@
                     <pic:cNvPicPr/>
                   </pic:nvPicPr>
                   <pic:blipFill>
-                    <a:blip r:embed="rId36"/>
+                    <a:blip r:embed="rId37"/>
                     <a:stretch>
                       <a:fillRect/>
                     </a:stretch>
@@ -17198,7 +17572,7 @@
           <w:rFonts w:ascii="Times New Roman" w:eastAsia="Times New Roman" w:hAnsi="Times New Roman" w:cs="Times New Roman"/>
         </w:rPr>
       </w:pPr>
-      <w:bookmarkStart w:id="61" w:name="_Toc231714377"/>
+      <w:bookmarkStart w:id="61" w:name="_Toc231994133"/>
       <w:r>
         <w:rPr>
           <w:rFonts w:ascii="Times New Roman" w:eastAsia="Times New Roman" w:hAnsi="Times New Roman" w:cs="Times New Roman"/>
@@ -17223,7 +17597,7 @@
           <w:szCs w:val="30"/>
         </w:rPr>
       </w:pPr>
-      <w:bookmarkStart w:id="62" w:name="_Toc231714378"/>
+      <w:bookmarkStart w:id="62" w:name="_Toc231994134"/>
       <w:r>
         <w:rPr>
           <w:rFonts w:ascii="Times New Roman" w:eastAsia="Times New Roman" w:hAnsi="Times New Roman" w:cs="Times New Roman"/>
@@ -17273,7 +17647,7 @@
           <w:rFonts w:ascii="Times New Roman" w:hAnsi="Times New Roman" w:cs="Times New Roman"/>
         </w:rPr>
       </w:pPr>
-      <w:bookmarkStart w:id="63" w:name="_Toc231714379"/>
+      <w:bookmarkStart w:id="63" w:name="_Toc231994135"/>
       <w:r>
         <w:rPr>
           <w:rFonts w:ascii="Times New Roman" w:hAnsi="Times New Roman" w:cs="Times New Roman"/>
@@ -17310,7 +17684,21 @@
         <w:rPr>
           <w:rFonts w:ascii="Times New Roman" w:hAnsi="Times New Roman" w:cs="Times New Roman"/>
         </w:rPr>
-        <w:t xml:space="preserve">Con el objetivo de garantizar la seguridad de las contraseñas de los usuarios, en este proyecto se aplica el algoritmo SHA-256, encargado de transformar una cadena de texto en un valor de longitud determinado, denominado "hash". Este es un algoritmo de hashing unidireccional, lo que significa que no es posible desencriptar el hash para obtener la contraseña original. </w:t>
+        <w:t xml:space="preserve">Con el objetivo de garantizar la seguridad de las contraseñas de los usuarios, en este proyecto se aplica el algoritmo SHA-256, encargado de transformar una cadena de texto en un valor de longitud determinado, denominado "hash". Este es un algoritmo de </w:t>
+      </w:r>
+      <w:proofErr w:type="spellStart"/>
+      <w:r>
+        <w:rPr>
+          <w:rFonts w:ascii="Times New Roman" w:hAnsi="Times New Roman" w:cs="Times New Roman"/>
+        </w:rPr>
+        <w:t>hashing</w:t>
+      </w:r>
+      <w:proofErr w:type="spellEnd"/>
+      <w:r>
+        <w:rPr>
+          <w:rFonts w:ascii="Times New Roman" w:hAnsi="Times New Roman" w:cs="Times New Roman"/>
+        </w:rPr>
+        <w:t xml:space="preserve"> unidireccional, lo que significa que no es posible desencriptar el hash para obtener la contraseña original. </w:t>
       </w:r>
     </w:p>
     <w:p>
@@ -17323,7 +17711,35 @@
         <w:rPr>
           <w:rFonts w:ascii="Times New Roman" w:hAnsi="Times New Roman" w:cs="Times New Roman"/>
         </w:rPr>
-        <w:t xml:space="preserve">Tanto para la creación de usuarios como para el logueo en el sistema de estos mismos, se deberá ingresar una clave. Esta clave será hasheada por el algoritmo SHA-256 y será guardada en la base de datos. Un usuario que requiera iniciar sesión deberá ingresar su clave, en la interfaz de Inicio de sesión, el valor que coloque como clave, al seleccionar “Iniciar Sesión” será hasheado y comparado con el valor que se encuentre en la base de datos. Si estos valores coinciden, la sesión es iniciada, en el caso contrario donde no coincidan, se mostrará al usuario un error de contraseña incorrecta. </w:t>
+        <w:t xml:space="preserve">Tanto para la creación de usuarios como para el logueo en el sistema de estos mismos, se deberá ingresar una clave. Esta clave será </w:t>
+      </w:r>
+      <w:proofErr w:type="spellStart"/>
+      <w:r>
+        <w:rPr>
+          <w:rFonts w:ascii="Times New Roman" w:hAnsi="Times New Roman" w:cs="Times New Roman"/>
+        </w:rPr>
+        <w:t>hasheada</w:t>
+      </w:r>
+      <w:proofErr w:type="spellEnd"/>
+      <w:r>
+        <w:rPr>
+          <w:rFonts w:ascii="Times New Roman" w:hAnsi="Times New Roman" w:cs="Times New Roman"/>
+        </w:rPr>
+        <w:t xml:space="preserve"> por el algoritmo SHA-256 y será guardada en la base de datos. Un usuario que requiera iniciar sesión deberá ingresar su clave, en la interfaz de Inicio de sesión, el valor que coloque como clave, al seleccionar “Iniciar Sesión” será </w:t>
+      </w:r>
+      <w:proofErr w:type="spellStart"/>
+      <w:r>
+        <w:rPr>
+          <w:rFonts w:ascii="Times New Roman" w:hAnsi="Times New Roman" w:cs="Times New Roman"/>
+        </w:rPr>
+        <w:t>hasheado</w:t>
+      </w:r>
+      <w:proofErr w:type="spellEnd"/>
+      <w:r>
+        <w:rPr>
+          <w:rFonts w:ascii="Times New Roman" w:hAnsi="Times New Roman" w:cs="Times New Roman"/>
+        </w:rPr>
+        <w:t xml:space="preserve"> y comparado con el valor que se encuentre en la base de datos. Si estos valores coinciden, la sesión es iniciada, en el caso contrario donde no coincidan, se mostrará al usuario un error de contraseña incorrecta. </w:t>
       </w:r>
     </w:p>
     <w:p>
@@ -17345,7 +17761,25 @@
           <w:b/>
           <w:bCs/>
         </w:rPr>
-        <w:t xml:space="preserve">Método de la clase Encriptador: </w:t>
+        <w:t xml:space="preserve">Método de la clase </w:t>
+      </w:r>
+      <w:proofErr w:type="spellStart"/>
+      <w:r>
+        <w:rPr>
+          <w:rFonts w:ascii="Times New Roman" w:hAnsi="Times New Roman" w:cs="Times New Roman"/>
+          <w:b/>
+          <w:bCs/>
+        </w:rPr>
+        <w:t>Encriptador</w:t>
+      </w:r>
+      <w:proofErr w:type="spellEnd"/>
+      <w:r>
+        <w:rPr>
+          <w:rFonts w:ascii="Times New Roman" w:hAnsi="Times New Roman" w:cs="Times New Roman"/>
+          <w:b/>
+          <w:bCs/>
+        </w:rPr>
+        <w:t xml:space="preserve">: </w:t>
       </w:r>
     </w:p>
     <w:p>
@@ -17358,7 +17792,21 @@
         <w:rPr>
           <w:rFonts w:ascii="Times New Roman" w:hAnsi="Times New Roman" w:cs="Times New Roman"/>
         </w:rPr>
-        <w:t xml:space="preserve">Hash (string input): Este método toma una cadena de texto (como una contraseña en texto plano) y la convierte en un hash de 256 bits utilizando el algoritmo SHA-256. </w:t>
+        <w:t>Hash (</w:t>
+      </w:r>
+      <w:proofErr w:type="spellStart"/>
+      <w:r>
+        <w:rPr>
+          <w:rFonts w:ascii="Times New Roman" w:hAnsi="Times New Roman" w:cs="Times New Roman"/>
+        </w:rPr>
+        <w:t>string</w:t>
+      </w:r>
+      <w:proofErr w:type="spellEnd"/>
+      <w:r>
+        <w:rPr>
+          <w:rFonts w:ascii="Times New Roman" w:hAnsi="Times New Roman" w:cs="Times New Roman"/>
+        </w:rPr>
+        <w:t xml:space="preserve"> input): Este método toma una cadena de texto (como una contraseña en texto plano) y la convierte en un hash de 256 bits utilizando el algoritmo SHA-256. </w:t>
       </w:r>
     </w:p>
     <w:p>
@@ -17381,7 +17829,7 @@
           <w:rFonts w:ascii="Times New Roman" w:hAnsi="Times New Roman" w:cs="Times New Roman"/>
         </w:rPr>
       </w:pPr>
-      <w:bookmarkStart w:id="64" w:name="_Toc231714380"/>
+      <w:bookmarkStart w:id="64" w:name="_Toc231994136"/>
       <w:r>
         <w:rPr>
           <w:rFonts w:ascii="Times New Roman" w:hAnsi="Times New Roman" w:cs="Times New Roman"/>
@@ -17418,7 +17866,21 @@
         <w:rPr>
           <w:rFonts w:ascii="Times New Roman" w:hAnsi="Times New Roman" w:cs="Times New Roman"/>
         </w:rPr>
-        <w:t>Al momento de registrar un usuario en el sistema y completar la contraseña de este mismo, en la base de datos el campo que contiene la contraseña no será visible para la persona. Ej: Si la contraseña es Hola123, en la base de datos se vera de la siguiente manera: (Imagen ilustrativa de ejemplo)</w:t>
+        <w:t xml:space="preserve">Al momento de registrar un usuario en el sistema y completar la contraseña de este mismo, en la base de datos el campo que contiene la contraseña no será visible para la persona. Ej: Si la contraseña es Hola123, en la base de datos se </w:t>
+      </w:r>
+      <w:proofErr w:type="spellStart"/>
+      <w:r>
+        <w:rPr>
+          <w:rFonts w:ascii="Times New Roman" w:hAnsi="Times New Roman" w:cs="Times New Roman"/>
+        </w:rPr>
+        <w:t>vera</w:t>
+      </w:r>
+      <w:proofErr w:type="spellEnd"/>
+      <w:r>
+        <w:rPr>
+          <w:rFonts w:ascii="Times New Roman" w:hAnsi="Times New Roman" w:cs="Times New Roman"/>
+        </w:rPr>
+        <w:t xml:space="preserve"> de la siguiente manera: (Imagen ilustrativa de ejemplo)</w:t>
       </w:r>
     </w:p>
     <w:p>
@@ -17448,7 +17910,7 @@
                     <pic:cNvPicPr/>
                   </pic:nvPicPr>
                   <pic:blipFill rotWithShape="1">
-                    <a:blip r:embed="rId37"/>
+                    <a:blip r:embed="rId38"/>
                     <a:srcRect r="10537" b="-2954"/>
                     <a:stretch>
                       <a:fillRect/>
@@ -17485,7 +17947,7 @@
           <w:rFonts w:ascii="Times New Roman" w:hAnsi="Times New Roman" w:cs="Times New Roman"/>
         </w:rPr>
       </w:pPr>
-      <w:bookmarkStart w:id="65" w:name="_Toc231714381"/>
+      <w:bookmarkStart w:id="65" w:name="_Toc231994137"/>
       <w:r>
         <w:rPr>
           <w:rFonts w:ascii="Times New Roman" w:hAnsi="Times New Roman" w:cs="Times New Roman"/>
@@ -17519,7 +17981,7 @@
                     </pic:cNvPicPr>
                   </pic:nvPicPr>
                   <pic:blipFill rotWithShape="1">
-                    <a:blip r:embed="rId38">
+                    <a:blip r:embed="rId39">
                       <a:extLst>
                         <a:ext uri="{28A0092B-C50C-407E-A947-70E740481C1C}">
                           <a14:useLocalDpi xmlns:a14="http://schemas.microsoft.com/office/drawing/2010/main" val="0"/>
@@ -17570,7 +18032,7 @@
           <w:rFonts w:ascii="Times New Roman" w:eastAsia="Times New Roman" w:hAnsi="Times New Roman" w:cs="Times New Roman"/>
         </w:rPr>
       </w:pPr>
-      <w:bookmarkStart w:id="66" w:name="_Toc231714382"/>
+      <w:bookmarkStart w:id="66" w:name="_Toc231994138"/>
       <w:r>
         <w:rPr>
           <w:rFonts w:ascii="Times New Roman" w:eastAsia="Times New Roman" w:hAnsi="Times New Roman" w:cs="Times New Roman"/>
@@ -17594,7 +18056,7 @@
           <w:szCs w:val="30"/>
         </w:rPr>
       </w:pPr>
-      <w:bookmarkStart w:id="67" w:name="_Toc231714383"/>
+      <w:bookmarkStart w:id="67" w:name="_Toc231994139"/>
       <w:r>
         <w:rPr>
           <w:rFonts w:ascii="Times New Roman" w:eastAsia="Times New Roman" w:hAnsi="Times New Roman" w:cs="Times New Roman"/>
@@ -17622,7 +18084,7 @@
           <w:szCs w:val="30"/>
         </w:rPr>
       </w:pPr>
-      <w:bookmarkStart w:id="68" w:name="_Toc231714384"/>
+      <w:bookmarkStart w:id="68" w:name="_Toc231994140"/>
       <w:r>
         <w:rPr>
           <w:rFonts w:ascii="Times New Roman" w:eastAsia="Times New Roman" w:hAnsi="Times New Roman" w:cs="Times New Roman"/>
@@ -17637,7 +18099,7 @@
           <w:sz w:val="30"/>
           <w:szCs w:val="30"/>
         </w:rPr>
-        <w:t>.2 Diagrama de Clases DER</w:t>
+        <w:t xml:space="preserve">.2 Diagrama de Clases </w:t>
       </w:r>
       <w:bookmarkEnd w:id="68"/>
     </w:p>
@@ -17647,10 +18109,10 @@
           <w:noProof/>
         </w:rPr>
         <w:drawing>
-          <wp:inline distT="0" distB="0" distL="0" distR="0" wp14:anchorId="599002DE" wp14:editId="1BF155DF">
+          <wp:inline distT="0" distB="0" distL="0" distR="0" wp14:anchorId="249C4997" wp14:editId="6C45E022">
             <wp:extent cx="2004060" cy="2773680"/>
             <wp:effectExtent l="0" t="0" r="0" b="7620"/>
-            <wp:docPr id="568875209" name="Imagen 5"/>
+            <wp:docPr id="1348765236" name="Imagen 9"/>
             <wp:cNvGraphicFramePr>
               <a:graphicFrameLocks xmlns:a="http://schemas.openxmlformats.org/drawingml/2006/main" noChangeAspect="1"/>
             </wp:cNvGraphicFramePr>
@@ -17658,13 +18120,13 @@
               <a:graphicData uri="http://schemas.openxmlformats.org/drawingml/2006/picture">
                 <pic:pic xmlns:pic="http://schemas.openxmlformats.org/drawingml/2006/picture">
                   <pic:nvPicPr>
-                    <pic:cNvPr id="0" name="Picture 5"/>
+                    <pic:cNvPr id="0" name="Picture 9"/>
                     <pic:cNvPicPr>
                       <a:picLocks noChangeAspect="1" noChangeArrowheads="1"/>
                     </pic:cNvPicPr>
                   </pic:nvPicPr>
                   <pic:blipFill>
-                    <a:blip r:embed="rId39">
+                    <a:blip r:embed="rId40">
                       <a:extLst>
                         <a:ext uri="{28A0092B-C50C-407E-A947-70E740481C1C}">
                           <a14:useLocalDpi xmlns:a14="http://schemas.microsoft.com/office/drawing/2010/main" val="0"/>
@@ -17705,6 +18167,7 @@
           <w:szCs w:val="30"/>
         </w:rPr>
       </w:pPr>
+      <w:bookmarkStart w:id="69" w:name="_Toc231994141"/>
       <w:r>
         <w:rPr>
           <w:rFonts w:ascii="Times New Roman" w:eastAsia="Times New Roman" w:hAnsi="Times New Roman" w:cs="Times New Roman"/>
@@ -17738,6 +18201,7 @@
         </w:rPr>
         <w:t xml:space="preserve"> DER</w:t>
       </w:r>
+      <w:bookmarkEnd w:id="69"/>
     </w:p>
     <w:p>
       <w:r>
@@ -17745,10 +18209,10 @@
           <w:noProof/>
         </w:rPr>
         <w:drawing>
-          <wp:inline distT="0" distB="0" distL="0" distR="0" wp14:anchorId="7C68EE44" wp14:editId="7454D30D">
-            <wp:extent cx="2171700" cy="2217420"/>
+          <wp:inline distT="0" distB="0" distL="0" distR="0" wp14:anchorId="6E9738E7" wp14:editId="03106ADE">
+            <wp:extent cx="1722120" cy="1943100"/>
             <wp:effectExtent l="0" t="0" r="0" b="0"/>
-            <wp:docPr id="862304777" name="Imagen 8"/>
+            <wp:docPr id="337024042" name="Imagen 10"/>
             <wp:cNvGraphicFramePr>
               <a:graphicFrameLocks xmlns:a="http://schemas.openxmlformats.org/drawingml/2006/main" noChangeAspect="1"/>
             </wp:cNvGraphicFramePr>
@@ -17756,13 +18220,13 @@
               <a:graphicData uri="http://schemas.openxmlformats.org/drawingml/2006/picture">
                 <pic:pic xmlns:pic="http://schemas.openxmlformats.org/drawingml/2006/picture">
                   <pic:nvPicPr>
-                    <pic:cNvPr id="0" name="Picture 8"/>
+                    <pic:cNvPr id="0" name="Picture 10"/>
                     <pic:cNvPicPr>
                       <a:picLocks noChangeAspect="1" noChangeArrowheads="1"/>
                     </pic:cNvPicPr>
                   </pic:nvPicPr>
                   <pic:blipFill>
-                    <a:blip r:embed="rId40">
+                    <a:blip r:embed="rId41">
                       <a:extLst>
                         <a:ext uri="{28A0092B-C50C-407E-A947-70E740481C1C}">
                           <a14:useLocalDpi xmlns:a14="http://schemas.microsoft.com/office/drawing/2010/main" val="0"/>
@@ -17777,7 +18241,7 @@
                   <pic:spPr bwMode="auto">
                     <a:xfrm>
                       <a:off x="0" y="0"/>
-                      <a:ext cx="2171700" cy="2217420"/>
+                      <a:ext cx="1722120" cy="1943100"/>
                     </a:xfrm>
                     <a:prstGeom prst="rect">
                       <a:avLst/>
@@ -17803,7 +18267,7 @@
           <w:szCs w:val="30"/>
         </w:rPr>
       </w:pPr>
-      <w:bookmarkStart w:id="69" w:name="_Toc231714385"/>
+      <w:bookmarkStart w:id="70" w:name="_Toc231994142"/>
       <w:r>
         <w:rPr>
           <w:rFonts w:ascii="Times New Roman" w:eastAsia="Times New Roman" w:hAnsi="Times New Roman" w:cs="Times New Roman"/>
@@ -17836,7 +18300,7 @@
         </w:rPr>
         <w:t xml:space="preserve"> Diagrama ABM Producto</w:t>
       </w:r>
-      <w:bookmarkEnd w:id="69"/>
+      <w:bookmarkEnd w:id="70"/>
     </w:p>
     <w:p>
       <w:pPr>
@@ -17867,7 +18331,7 @@
                     </pic:cNvPicPr>
                   </pic:nvPicPr>
                   <pic:blipFill>
-                    <a:blip r:embed="rId41">
+                    <a:blip r:embed="rId42">
                       <a:extLst>
                         <a:ext uri="{28A0092B-C50C-407E-A947-70E740481C1C}">
                           <a14:useLocalDpi xmlns:a14="http://schemas.microsoft.com/office/drawing/2010/main" val="0"/>
@@ -17908,7 +18372,7 @@
           <w:szCs w:val="30"/>
         </w:rPr>
       </w:pPr>
-      <w:bookmarkStart w:id="70" w:name="_Toc231714386"/>
+      <w:bookmarkStart w:id="71" w:name="_Toc231994143"/>
       <w:r>
         <w:rPr>
           <w:rFonts w:ascii="Times New Roman" w:eastAsia="Times New Roman" w:hAnsi="Times New Roman" w:cs="Times New Roman"/>
@@ -17973,7 +18437,7 @@
         </w:rPr>
         <w:t xml:space="preserve"> Producto</w:t>
       </w:r>
-      <w:bookmarkEnd w:id="70"/>
+      <w:bookmarkEnd w:id="71"/>
     </w:p>
     <w:p>
       <w:pPr>
@@ -17982,7 +18446,7 @@
           <w:rFonts w:ascii="Times New Roman" w:eastAsia="Times New Roman" w:hAnsi="Times New Roman" w:cs="Times New Roman"/>
         </w:rPr>
       </w:pPr>
-      <w:bookmarkStart w:id="71" w:name="_Toc231714387"/>
+      <w:bookmarkStart w:id="72" w:name="_Toc231994144"/>
       <w:r>
         <w:rPr>
           <w:rFonts w:ascii="Times New Roman" w:eastAsia="Times New Roman" w:hAnsi="Times New Roman" w:cs="Times New Roman"/>
@@ -18019,7 +18483,7 @@
         </w:rPr>
         <w:t xml:space="preserve"> Especificación CU</w:t>
       </w:r>
-      <w:bookmarkEnd w:id="71"/>
+      <w:bookmarkEnd w:id="72"/>
       <w:r>
         <w:rPr>
           <w:rFonts w:ascii="Times New Roman" w:eastAsia="Times New Roman" w:hAnsi="Times New Roman" w:cs="Times New Roman"/>
@@ -18192,6 +18656,13 @@
                 <w:rFonts w:ascii="Times New Roman" w:eastAsia="Times New Roman" w:hAnsi="Times New Roman" w:cs="Times New Roman"/>
                 <w:color w:val="000000"/>
               </w:rPr>
+              <w:t xml:space="preserve">al usuario </w:t>
+            </w:r>
+            <w:r>
+              <w:rPr>
+                <w:rFonts w:ascii="Times New Roman" w:eastAsia="Times New Roman" w:hAnsi="Times New Roman" w:cs="Times New Roman"/>
+                <w:color w:val="000000"/>
+              </w:rPr>
               <w:t>agregar</w:t>
             </w:r>
             <w:r>
@@ -18263,14 +18734,7 @@
                 <w:rFonts w:ascii="Times New Roman" w:eastAsia="Times New Roman" w:hAnsi="Times New Roman" w:cs="Times New Roman"/>
                 <w:color w:val="000000"/>
               </w:rPr>
-              <w:t>Administrador</w:t>
-            </w:r>
-            <w:r>
-              <w:rPr>
-                <w:rFonts w:ascii="Times New Roman" w:eastAsia="Times New Roman" w:hAnsi="Times New Roman" w:cs="Times New Roman"/>
-                <w:color w:val="000000"/>
-              </w:rPr>
-              <w:t>/Gerente</w:t>
+              <w:t>Usuario</w:t>
             </w:r>
           </w:p>
         </w:tc>
@@ -18397,7 +18861,7 @@
                 <w:rFonts w:ascii="Times New Roman" w:eastAsia="Times New Roman" w:hAnsi="Times New Roman" w:cs="Times New Roman"/>
                 <w:color w:val="000000"/>
               </w:rPr>
-              <w:t>Administrador</w:t>
+              <w:t>Usuario</w:t>
             </w:r>
             <w:r>
               <w:rPr>
@@ -18419,7 +18883,7 @@
                 <w:rFonts w:ascii="Times New Roman" w:eastAsia="Times New Roman" w:hAnsi="Times New Roman" w:cs="Times New Roman"/>
                 <w:color w:val="000000"/>
               </w:rPr>
-              <w:t>Administrador</w:t>
+              <w:t>Usuario</w:t>
             </w:r>
             <w:r>
               <w:rPr>
@@ -18465,7 +18929,6 @@
                 <w:bCs/>
                 <w:color w:val="000000"/>
               </w:rPr>
-              <w:lastRenderedPageBreak/>
               <w:t xml:space="preserve">PUNTOS DE EXTENSIÓN: </w:t>
             </w:r>
             <w:r>
@@ -18584,7 +19047,7 @@
                 <w:sz w:val="22"/>
                 <w:szCs w:val="22"/>
               </w:rPr>
-              <w:t>administrador</w:t>
+              <w:t>usuario</w:t>
             </w:r>
             <w:r>
               <w:rPr>
@@ -18668,7 +19131,7 @@
                 <w:sz w:val="22"/>
                 <w:szCs w:val="22"/>
               </w:rPr>
-              <w:t>administrador</w:t>
+              <w:t>usuario</w:t>
             </w:r>
             <w:r>
               <w:rPr>
@@ -18773,7 +19236,7 @@
                 <w:sz w:val="22"/>
                 <w:szCs w:val="22"/>
               </w:rPr>
-              <w:t>administrador</w:t>
+              <w:t>usuario</w:t>
             </w:r>
             <w:r>
               <w:rPr>
@@ -18911,7 +19374,7 @@
                 <w:rFonts w:ascii="Times New Roman" w:eastAsia="Times New Roman" w:hAnsi="Times New Roman" w:cs="Times New Roman"/>
                 <w:color w:val="000000"/>
               </w:rPr>
-              <w:t>administrador</w:t>
+              <w:t>usuario</w:t>
             </w:r>
             <w:r>
               <w:rPr>
@@ -19042,7 +19505,7 @@
                 <w:rFonts w:ascii="Times New Roman" w:eastAsia="Times New Roman" w:hAnsi="Times New Roman" w:cs="Times New Roman"/>
                 <w:color w:val="000000"/>
               </w:rPr>
-              <w:t>administrador</w:t>
+              <w:t>usuario</w:t>
             </w:r>
             <w:r>
               <w:rPr>
@@ -19160,7 +19623,7 @@
           <w:rFonts w:ascii="Times New Roman" w:eastAsia="Times New Roman" w:hAnsi="Times New Roman" w:cs="Times New Roman"/>
         </w:rPr>
       </w:pPr>
-      <w:bookmarkStart w:id="72" w:name="_Toc231714388"/>
+      <w:bookmarkStart w:id="73" w:name="_Toc231994145"/>
       <w:r>
         <w:rPr>
           <w:rFonts w:ascii="Times New Roman" w:eastAsia="Times New Roman" w:hAnsi="Times New Roman" w:cs="Times New Roman"/>
@@ -19198,7 +19661,7 @@
         </w:rPr>
         <w:t xml:space="preserve"> Diagrama Secuencia Sistema</w:t>
       </w:r>
-      <w:bookmarkEnd w:id="72"/>
+      <w:bookmarkEnd w:id="73"/>
       <w:r>
         <w:rPr>
           <w:rFonts w:ascii="Times New Roman" w:eastAsia="Times New Roman" w:hAnsi="Times New Roman" w:cs="Times New Roman"/>
@@ -19218,10 +19681,10 @@
           <w:noProof/>
         </w:rPr>
         <w:drawing>
-          <wp:inline distT="0" distB="0" distL="0" distR="0" wp14:anchorId="091C9D8E" wp14:editId="707F5AC8">
+          <wp:inline distT="0" distB="0" distL="0" distR="0" wp14:anchorId="66A4A15E" wp14:editId="4C5C6A8A">
             <wp:extent cx="5400040" cy="5364480"/>
             <wp:effectExtent l="0" t="0" r="0" b="7620"/>
-            <wp:docPr id="1720397315" name="Imagen 14"/>
+            <wp:docPr id="31672176" name="Imagen 21"/>
             <wp:cNvGraphicFramePr>
               <a:graphicFrameLocks xmlns:a="http://schemas.openxmlformats.org/drawingml/2006/main" noChangeAspect="1"/>
             </wp:cNvGraphicFramePr>
@@ -19229,13 +19692,13 @@
               <a:graphicData uri="http://schemas.openxmlformats.org/drawingml/2006/picture">
                 <pic:pic xmlns:pic="http://schemas.openxmlformats.org/drawingml/2006/picture">
                   <pic:nvPicPr>
-                    <pic:cNvPr id="0" name="Picture 14"/>
+                    <pic:cNvPr id="0" name="Picture 21"/>
                     <pic:cNvPicPr>
                       <a:picLocks noChangeAspect="1" noChangeArrowheads="1"/>
                     </pic:cNvPicPr>
                   </pic:nvPicPr>
                   <pic:blipFill>
-                    <a:blip r:embed="rId42">
+                    <a:blip r:embed="rId43">
                       <a:extLst>
                         <a:ext uri="{28A0092B-C50C-407E-A947-70E740481C1C}">
                           <a14:useLocalDpi xmlns:a14="http://schemas.microsoft.com/office/drawing/2010/main" val="0"/>
@@ -19276,7 +19739,7 @@
           <w:szCs w:val="30"/>
         </w:rPr>
       </w:pPr>
-      <w:bookmarkStart w:id="73" w:name="_Toc231714389"/>
+      <w:bookmarkStart w:id="74" w:name="_Toc231994146"/>
       <w:r>
         <w:rPr>
           <w:rFonts w:ascii="Times New Roman" w:eastAsia="Times New Roman" w:hAnsi="Times New Roman" w:cs="Times New Roman"/>
@@ -19341,7 +19804,7 @@
         </w:rPr>
         <w:t xml:space="preserve"> Producto</w:t>
       </w:r>
-      <w:bookmarkEnd w:id="73"/>
+      <w:bookmarkEnd w:id="74"/>
     </w:p>
     <w:p>
       <w:pPr>
@@ -19350,7 +19813,7 @@
           <w:rFonts w:ascii="Times New Roman" w:eastAsia="Times New Roman" w:hAnsi="Times New Roman" w:cs="Times New Roman"/>
         </w:rPr>
       </w:pPr>
-      <w:bookmarkStart w:id="74" w:name="_Toc231714390"/>
+      <w:bookmarkStart w:id="75" w:name="_Toc231994147"/>
       <w:r>
         <w:rPr>
           <w:rFonts w:ascii="Times New Roman" w:eastAsia="Times New Roman" w:hAnsi="Times New Roman" w:cs="Times New Roman"/>
@@ -19387,7 +19850,7 @@
         </w:rPr>
         <w:t xml:space="preserve"> Especificación CU</w:t>
       </w:r>
-      <w:bookmarkEnd w:id="74"/>
+      <w:bookmarkEnd w:id="75"/>
       <w:r>
         <w:rPr>
           <w:rFonts w:ascii="Times New Roman" w:eastAsia="Times New Roman" w:hAnsi="Times New Roman" w:cs="Times New Roman"/>
@@ -19560,7 +20023,7 @@
                 <w:rFonts w:ascii="Times New Roman" w:eastAsia="Times New Roman" w:hAnsi="Times New Roman" w:cs="Times New Roman"/>
                 <w:color w:val="000000"/>
               </w:rPr>
-              <w:t>administrador</w:t>
+              <w:t>usuario</w:t>
             </w:r>
             <w:r>
               <w:rPr>
@@ -19613,14 +20076,7 @@
                 <w:rFonts w:ascii="Times New Roman" w:eastAsia="Times New Roman" w:hAnsi="Times New Roman" w:cs="Times New Roman"/>
                 <w:color w:val="000000"/>
               </w:rPr>
-              <w:t>Administrador</w:t>
-            </w:r>
-            <w:r>
-              <w:rPr>
-                <w:rFonts w:ascii="Times New Roman" w:eastAsia="Times New Roman" w:hAnsi="Times New Roman" w:cs="Times New Roman"/>
-                <w:color w:val="000000"/>
-              </w:rPr>
-              <w:t>/Gerente</w:t>
+              <w:t>Usuario</w:t>
             </w:r>
           </w:p>
         </w:tc>
@@ -19748,7 +20204,7 @@
                 <w:rFonts w:ascii="Times New Roman" w:eastAsia="Times New Roman" w:hAnsi="Times New Roman" w:cs="Times New Roman"/>
                 <w:color w:val="000000"/>
               </w:rPr>
-              <w:t>administrador</w:t>
+              <w:t>usuario</w:t>
             </w:r>
             <w:r>
               <w:rPr>
@@ -19770,7 +20226,7 @@
                 <w:rFonts w:ascii="Times New Roman" w:eastAsia="Times New Roman" w:hAnsi="Times New Roman" w:cs="Times New Roman"/>
                 <w:color w:val="000000"/>
               </w:rPr>
-              <w:t>administrador</w:t>
+              <w:t>usuario</w:t>
             </w:r>
             <w:r>
               <w:rPr>
@@ -19949,7 +20405,7 @@
                 <w:sz w:val="22"/>
                 <w:szCs w:val="22"/>
               </w:rPr>
-              <w:t>administrador</w:t>
+              <w:t>usuario</w:t>
             </w:r>
             <w:r>
               <w:rPr>
@@ -20087,7 +20543,7 @@
                 <w:sz w:val="22"/>
                 <w:szCs w:val="22"/>
               </w:rPr>
-              <w:t>administrador</w:t>
+              <w:t>usuario</w:t>
             </w:r>
             <w:r>
               <w:rPr>
@@ -20153,7 +20609,7 @@
                 <w:sz w:val="22"/>
                 <w:szCs w:val="22"/>
               </w:rPr>
-              <w:t>administrador</w:t>
+              <w:t>usuario</w:t>
             </w:r>
             <w:r>
               <w:rPr>
@@ -20202,7 +20658,7 @@
                 <w:sz w:val="22"/>
                 <w:szCs w:val="22"/>
               </w:rPr>
-              <w:t>administrador</w:t>
+              <w:t>usuario</w:t>
             </w:r>
             <w:r>
               <w:rPr>
@@ -20352,7 +20808,7 @@
                 <w:rFonts w:ascii="Times New Roman" w:eastAsia="Times New Roman" w:hAnsi="Times New Roman" w:cs="Times New Roman"/>
                 <w:color w:val="000000"/>
               </w:rPr>
-              <w:t>administrador</w:t>
+              <w:t>usuario</w:t>
             </w:r>
             <w:r>
               <w:rPr>
@@ -20412,7 +20868,7 @@
                 <w:rFonts w:ascii="Times New Roman" w:eastAsia="Times New Roman" w:hAnsi="Times New Roman" w:cs="Times New Roman"/>
                 <w:color w:val="000000"/>
               </w:rPr>
-              <w:t>administrador</w:t>
+              <w:t>usuario</w:t>
             </w:r>
             <w:r>
               <w:rPr>
@@ -20446,7 +20902,7 @@
           <w:rFonts w:ascii="Times New Roman" w:eastAsia="Times New Roman" w:hAnsi="Times New Roman" w:cs="Times New Roman"/>
         </w:rPr>
       </w:pPr>
-      <w:bookmarkStart w:id="75" w:name="_Toc231714391"/>
+      <w:bookmarkStart w:id="76" w:name="_Toc231994148"/>
       <w:r>
         <w:rPr>
           <w:rFonts w:ascii="Times New Roman" w:eastAsia="Times New Roman" w:hAnsi="Times New Roman" w:cs="Times New Roman"/>
@@ -20484,7 +20940,7 @@
         </w:rPr>
         <w:t xml:space="preserve"> Diagrama Secuencia Sistema</w:t>
       </w:r>
-      <w:bookmarkEnd w:id="75"/>
+      <w:bookmarkEnd w:id="76"/>
       <w:r>
         <w:rPr>
           <w:rFonts w:ascii="Times New Roman" w:eastAsia="Times New Roman" w:hAnsi="Times New Roman" w:cs="Times New Roman"/>
@@ -20504,10 +20960,10 @@
           <w:noProof/>
         </w:rPr>
         <w:drawing>
-          <wp:inline distT="0" distB="0" distL="0" distR="0" wp14:anchorId="47F80B60" wp14:editId="37EE50C8">
-            <wp:extent cx="5400040" cy="5666105"/>
+          <wp:inline distT="0" distB="0" distL="0" distR="0" wp14:anchorId="4DF2FF75" wp14:editId="74AFC2C9">
+            <wp:extent cx="5400040" cy="5659755"/>
             <wp:effectExtent l="0" t="0" r="0" b="0"/>
-            <wp:docPr id="446963071" name="Imagen 6"/>
+            <wp:docPr id="794011200" name="Imagen 22"/>
             <wp:cNvGraphicFramePr>
               <a:graphicFrameLocks xmlns:a="http://schemas.openxmlformats.org/drawingml/2006/main" noChangeAspect="1"/>
             </wp:cNvGraphicFramePr>
@@ -20515,13 +20971,13 @@
               <a:graphicData uri="http://schemas.openxmlformats.org/drawingml/2006/picture">
                 <pic:pic xmlns:pic="http://schemas.openxmlformats.org/drawingml/2006/picture">
                   <pic:nvPicPr>
-                    <pic:cNvPr id="0" name="Picture 11"/>
+                    <pic:cNvPr id="0" name="Picture 22"/>
                     <pic:cNvPicPr>
                       <a:picLocks noChangeAspect="1" noChangeArrowheads="1"/>
                     </pic:cNvPicPr>
                   </pic:nvPicPr>
                   <pic:blipFill>
-                    <a:blip r:embed="rId43">
+                    <a:blip r:embed="rId44">
                       <a:extLst>
                         <a:ext uri="{28A0092B-C50C-407E-A947-70E740481C1C}">
                           <a14:useLocalDpi xmlns:a14="http://schemas.microsoft.com/office/drawing/2010/main" val="0"/>
@@ -20536,7 +20992,7 @@
                   <pic:spPr bwMode="auto">
                     <a:xfrm>
                       <a:off x="0" y="0"/>
-                      <a:ext cx="5400040" cy="5666105"/>
+                      <a:ext cx="5400040" cy="5659755"/>
                     </a:xfrm>
                     <a:prstGeom prst="rect">
                       <a:avLst/>
@@ -20562,7 +21018,7 @@
           <w:szCs w:val="30"/>
         </w:rPr>
       </w:pPr>
-      <w:bookmarkStart w:id="76" w:name="_Toc231714392"/>
+      <w:bookmarkStart w:id="77" w:name="_Toc231994149"/>
       <w:r>
         <w:rPr>
           <w:rFonts w:ascii="Times New Roman" w:eastAsia="Times New Roman" w:hAnsi="Times New Roman" w:cs="Times New Roman"/>
@@ -20627,7 +21083,7 @@
         </w:rPr>
         <w:t xml:space="preserve"> Producto</w:t>
       </w:r>
-      <w:bookmarkEnd w:id="76"/>
+      <w:bookmarkEnd w:id="77"/>
     </w:p>
     <w:p>
       <w:pPr>
@@ -20636,7 +21092,7 @@
           <w:rFonts w:ascii="Times New Roman" w:eastAsia="Times New Roman" w:hAnsi="Times New Roman" w:cs="Times New Roman"/>
         </w:rPr>
       </w:pPr>
-      <w:bookmarkStart w:id="77" w:name="_Toc231714393"/>
+      <w:bookmarkStart w:id="78" w:name="_Toc231994150"/>
       <w:r>
         <w:rPr>
           <w:rFonts w:ascii="Times New Roman" w:eastAsia="Times New Roman" w:hAnsi="Times New Roman" w:cs="Times New Roman"/>
@@ -20673,7 +21129,7 @@
         </w:rPr>
         <w:t xml:space="preserve"> Especificación CU</w:t>
       </w:r>
-      <w:bookmarkEnd w:id="77"/>
+      <w:bookmarkEnd w:id="78"/>
       <w:r>
         <w:rPr>
           <w:rFonts w:ascii="Times New Roman" w:eastAsia="Times New Roman" w:hAnsi="Times New Roman" w:cs="Times New Roman"/>
@@ -20846,7 +21302,7 @@
                 <w:rFonts w:ascii="Times New Roman" w:eastAsia="Times New Roman" w:hAnsi="Times New Roman" w:cs="Times New Roman"/>
                 <w:color w:val="000000"/>
               </w:rPr>
-              <w:t>administrador</w:t>
+              <w:t>usuario</w:t>
             </w:r>
             <w:r>
               <w:rPr>
@@ -20900,14 +21356,7 @@
                 <w:rFonts w:ascii="Times New Roman" w:eastAsia="Times New Roman" w:hAnsi="Times New Roman" w:cs="Times New Roman"/>
                 <w:color w:val="000000"/>
               </w:rPr>
-              <w:t>Administrador</w:t>
-            </w:r>
-            <w:r>
-              <w:rPr>
-                <w:rFonts w:ascii="Times New Roman" w:eastAsia="Times New Roman" w:hAnsi="Times New Roman" w:cs="Times New Roman"/>
-                <w:color w:val="000000"/>
-              </w:rPr>
-              <w:t>/Gerente</w:t>
+              <w:t>Usuario</w:t>
             </w:r>
           </w:p>
         </w:tc>
@@ -21034,7 +21483,7 @@
                 <w:rFonts w:ascii="Times New Roman" w:eastAsia="Times New Roman" w:hAnsi="Times New Roman" w:cs="Times New Roman"/>
                 <w:color w:val="000000"/>
               </w:rPr>
-              <w:t>administrador</w:t>
+              <w:t>usuario</w:t>
             </w:r>
             <w:r>
               <w:rPr>
@@ -21056,7 +21505,7 @@
                 <w:rFonts w:ascii="Times New Roman" w:eastAsia="Times New Roman" w:hAnsi="Times New Roman" w:cs="Times New Roman"/>
                 <w:color w:val="000000"/>
               </w:rPr>
-              <w:t>administrador</w:t>
+              <w:t>usuario</w:t>
             </w:r>
             <w:r>
               <w:rPr>
@@ -21235,7 +21684,7 @@
                 <w:sz w:val="22"/>
                 <w:szCs w:val="22"/>
               </w:rPr>
-              <w:t>administrador</w:t>
+              <w:t>usuario</w:t>
             </w:r>
             <w:r>
               <w:rPr>
@@ -21373,7 +21822,7 @@
                 <w:sz w:val="22"/>
                 <w:szCs w:val="22"/>
               </w:rPr>
-              <w:t>administrador</w:t>
+              <w:t>usuario</w:t>
             </w:r>
             <w:r>
               <w:rPr>
@@ -21415,7 +21864,7 @@
                 <w:sz w:val="22"/>
                 <w:szCs w:val="22"/>
               </w:rPr>
-              <w:t>administrador</w:t>
+              <w:t>usuario</w:t>
             </w:r>
             <w:r>
               <w:rPr>
@@ -21481,7 +21930,7 @@
                 <w:sz w:val="22"/>
                 <w:szCs w:val="22"/>
               </w:rPr>
-              <w:t>administrador</w:t>
+              <w:t>usuario</w:t>
             </w:r>
             <w:r>
               <w:rPr>
@@ -21777,7 +22226,7 @@
           <w:rFonts w:ascii="Times New Roman" w:eastAsia="Times New Roman" w:hAnsi="Times New Roman" w:cs="Times New Roman"/>
         </w:rPr>
       </w:pPr>
-      <w:bookmarkStart w:id="78" w:name="_Toc231714394"/>
+      <w:bookmarkStart w:id="79" w:name="_Toc231994151"/>
       <w:r>
         <w:rPr>
           <w:rFonts w:ascii="Times New Roman" w:eastAsia="Times New Roman" w:hAnsi="Times New Roman" w:cs="Times New Roman"/>
@@ -21815,7 +22264,7 @@
         </w:rPr>
         <w:t xml:space="preserve"> Diagrama Secuencia Sistema</w:t>
       </w:r>
-      <w:bookmarkEnd w:id="78"/>
+      <w:bookmarkEnd w:id="79"/>
       <w:r>
         <w:rPr>
           <w:rFonts w:ascii="Times New Roman" w:eastAsia="Times New Roman" w:hAnsi="Times New Roman" w:cs="Times New Roman"/>
@@ -21835,10 +22284,10 @@
           <w:noProof/>
         </w:rPr>
         <w:drawing>
-          <wp:inline distT="0" distB="0" distL="0" distR="0" wp14:anchorId="005180C3" wp14:editId="711426CA">
+          <wp:inline distT="0" distB="0" distL="0" distR="0" wp14:anchorId="41395EA6" wp14:editId="23B98CD8">
             <wp:extent cx="5400040" cy="5725795"/>
             <wp:effectExtent l="0" t="0" r="0" b="8255"/>
-            <wp:docPr id="435921695" name="Imagen 7"/>
+            <wp:docPr id="373887942" name="Imagen 23"/>
             <wp:cNvGraphicFramePr>
               <a:graphicFrameLocks xmlns:a="http://schemas.openxmlformats.org/drawingml/2006/main" noChangeAspect="1"/>
             </wp:cNvGraphicFramePr>
@@ -21846,13 +22295,13 @@
               <a:graphicData uri="http://schemas.openxmlformats.org/drawingml/2006/picture">
                 <pic:pic xmlns:pic="http://schemas.openxmlformats.org/drawingml/2006/picture">
                   <pic:nvPicPr>
-                    <pic:cNvPr id="0" name="Picture 12"/>
+                    <pic:cNvPr id="0" name="Picture 23"/>
                     <pic:cNvPicPr>
                       <a:picLocks noChangeAspect="1" noChangeArrowheads="1"/>
                     </pic:cNvPicPr>
                   </pic:nvPicPr>
                   <pic:blipFill>
-                    <a:blip r:embed="rId44">
+                    <a:blip r:embed="rId45">
                       <a:extLst>
                         <a:ext uri="{28A0092B-C50C-407E-A947-70E740481C1C}">
                           <a14:useLocalDpi xmlns:a14="http://schemas.microsoft.com/office/drawing/2010/main" val="0"/>
@@ -21893,7 +22342,7 @@
           <w:szCs w:val="30"/>
         </w:rPr>
       </w:pPr>
-      <w:bookmarkStart w:id="79" w:name="_Toc231714395"/>
+      <w:bookmarkStart w:id="80" w:name="_Toc231994152"/>
       <w:r>
         <w:rPr>
           <w:rFonts w:ascii="Times New Roman" w:eastAsia="Times New Roman" w:hAnsi="Times New Roman" w:cs="Times New Roman"/>
@@ -21935,7 +22384,7 @@
         </w:rPr>
         <w:t>UI</w:t>
       </w:r>
-      <w:bookmarkEnd w:id="79"/>
+      <w:bookmarkEnd w:id="80"/>
     </w:p>
     <w:p>
       <w:r>
@@ -21958,7 +22407,7 @@
                     <pic:cNvPicPr/>
                   </pic:nvPicPr>
                   <pic:blipFill>
-                    <a:blip r:embed="rId45"/>
+                    <a:blip r:embed="rId46"/>
                     <a:stretch>
                       <a:fillRect/>
                     </a:stretch>
@@ -21986,59 +22435,44 @@
           <w:rFonts w:ascii="Times New Roman" w:eastAsia="Times New Roman" w:hAnsi="Times New Roman" w:cs="Times New Roman"/>
         </w:rPr>
       </w:pPr>
-      <w:bookmarkStart w:id="80" w:name="_heading=h.1i76v4y45w99" w:colFirst="0" w:colLast="0"/>
-      <w:bookmarkStart w:id="81" w:name="_Toc231714396"/>
-      <w:bookmarkEnd w:id="80"/>
+      <w:bookmarkStart w:id="81" w:name="_heading=h.1i76v4y45w99" w:colFirst="0" w:colLast="0"/>
+      <w:bookmarkStart w:id="82" w:name="_Toc231994153"/>
+      <w:bookmarkEnd w:id="81"/>
       <w:r>
         <w:rPr>
           <w:rFonts w:ascii="Times New Roman" w:eastAsia="Times New Roman" w:hAnsi="Times New Roman" w:cs="Times New Roman"/>
         </w:rPr>
         <w:t>7. GESTIÓN DE DIGITO VERIFICADOR</w:t>
-      </w:r>
-      <w:bookmarkEnd w:id="81"/>
-    </w:p>
-    <w:p>
-      <w:pPr>
-        <w:pStyle w:val="Ttulo2"/>
-        <w:rPr>
-          <w:rFonts w:ascii="Times New Roman" w:eastAsia="Times New Roman" w:hAnsi="Times New Roman" w:cs="Times New Roman"/>
-          <w:sz w:val="30"/>
-          <w:szCs w:val="30"/>
-        </w:rPr>
-      </w:pPr>
-      <w:bookmarkStart w:id="82" w:name="_Toc231714397"/>
-      <w:r>
-        <w:rPr>
-          <w:rFonts w:ascii="Times New Roman" w:eastAsia="Times New Roman" w:hAnsi="Times New Roman" w:cs="Times New Roman"/>
-          <w:sz w:val="30"/>
-          <w:szCs w:val="30"/>
-        </w:rPr>
-        <w:t>7.1 Objetivo</w:t>
-      </w:r>
-      <w:r>
-        <w:rPr>
-          <w:rFonts w:ascii="Times New Roman" w:eastAsia="Times New Roman" w:hAnsi="Times New Roman" w:cs="Times New Roman"/>
-          <w:sz w:val="30"/>
-          <w:szCs w:val="30"/>
-        </w:rPr>
-        <w:t xml:space="preserve"> General</w:t>
       </w:r>
       <w:bookmarkEnd w:id="82"/>
     </w:p>
     <w:p>
       <w:pPr>
-        <w:rPr>
-          <w:rFonts w:ascii="Times New Roman" w:eastAsia="Times New Roman" w:hAnsi="Times New Roman" w:cs="Times New Roman"/>
-          <w:color w:val="000000"/>
-        </w:rPr>
-      </w:pPr>
-      <w:r>
-        <w:rPr>
-          <w:rFonts w:ascii="Times New Roman" w:eastAsia="Times New Roman" w:hAnsi="Times New Roman" w:cs="Times New Roman"/>
-          <w:color w:val="000000"/>
-        </w:rPr>
-        <w:t>Se implementó un mecanismo de dígitos verificadores (DVH y DVV) sobre la tabla PRODUCTO utilizando el algoritmo SHA-256.</w:t>
-      </w:r>
+        <w:pStyle w:val="Ttulo2"/>
+        <w:rPr>
+          <w:rFonts w:ascii="Times New Roman" w:eastAsia="Times New Roman" w:hAnsi="Times New Roman" w:cs="Times New Roman"/>
+          <w:sz w:val="30"/>
+          <w:szCs w:val="30"/>
+        </w:rPr>
+      </w:pPr>
+      <w:bookmarkStart w:id="83" w:name="_Toc231994154"/>
+      <w:r>
+        <w:rPr>
+          <w:rFonts w:ascii="Times New Roman" w:eastAsia="Times New Roman" w:hAnsi="Times New Roman" w:cs="Times New Roman"/>
+          <w:sz w:val="30"/>
+          <w:szCs w:val="30"/>
+        </w:rPr>
+        <w:t>7.1 Objetivo</w:t>
+      </w:r>
+      <w:r>
+        <w:rPr>
+          <w:rFonts w:ascii="Times New Roman" w:eastAsia="Times New Roman" w:hAnsi="Times New Roman" w:cs="Times New Roman"/>
+          <w:sz w:val="30"/>
+          <w:szCs w:val="30"/>
+        </w:rPr>
+        <w:t xml:space="preserve"> General</w:t>
+      </w:r>
+      <w:bookmarkEnd w:id="83"/>
     </w:p>
     <w:p>
       <w:pPr>
@@ -22052,49 +22486,7 @@
           <w:rFonts w:ascii="Times New Roman" w:eastAsia="Times New Roman" w:hAnsi="Times New Roman" w:cs="Times New Roman"/>
           <w:color w:val="000000"/>
         </w:rPr>
-        <w:t xml:space="preserve">El DVH (Dígito Verificador Horizontal) </w:t>
-      </w:r>
-      <w:r>
-        <w:rPr>
-          <w:rFonts w:ascii="Times New Roman" w:eastAsia="Times New Roman" w:hAnsi="Times New Roman" w:cs="Times New Roman"/>
-          <w:color w:val="000000"/>
-        </w:rPr>
-        <w:t>se calcula individualmente para cada fila de la tabla PRODUCTO. El algoritmo recorre cada atributo de la entidad en un orden fijo y predeterminado</w:t>
-      </w:r>
-      <w:r>
-        <w:rPr>
-          <w:rFonts w:ascii="Times New Roman" w:eastAsia="Times New Roman" w:hAnsi="Times New Roman" w:cs="Times New Roman"/>
-          <w:color w:val="000000"/>
-        </w:rPr>
-        <w:t xml:space="preserve">. El algoritmo realiza una suma ponderada donde cada carácter de cada atributo se multiplica por su posición dentro del valor y por la posición del atributo dentro de la entidad. Esto permite detectar no solo modificaciones en el contenido sino también intercambios de posición entre caracteres o atributos. Los atributos que participan en el cálculo son: </w:t>
-      </w:r>
-      <w:r>
-        <w:rPr>
-          <w:rFonts w:ascii="Times New Roman" w:eastAsia="Times New Roman" w:hAnsi="Times New Roman" w:cs="Times New Roman"/>
-          <w:color w:val="000000"/>
-        </w:rPr>
-        <w:t xml:space="preserve">IdProducto, </w:t>
-      </w:r>
-      <w:r>
-        <w:rPr>
-          <w:rFonts w:ascii="Times New Roman" w:eastAsia="Times New Roman" w:hAnsi="Times New Roman" w:cs="Times New Roman"/>
-          <w:color w:val="000000"/>
-        </w:rPr>
-        <w:t xml:space="preserve">NombreProducto, PrecioProducto, TipoProducto, </w:t>
-      </w:r>
-      <w:r>
-        <w:rPr>
-          <w:rFonts w:ascii="Times New Roman" w:eastAsia="Times New Roman" w:hAnsi="Times New Roman" w:cs="Times New Roman"/>
-          <w:color w:val="000000"/>
-        </w:rPr>
-        <w:t>Descripción</w:t>
-      </w:r>
-      <w:r>
-        <w:rPr>
-          <w:rFonts w:ascii="Times New Roman" w:eastAsia="Times New Roman" w:hAnsi="Times New Roman" w:cs="Times New Roman"/>
-          <w:color w:val="000000"/>
-        </w:rPr>
-        <w:t>, Cantidad y CodigoProducto. El resultado de la suma se hashea con SHA-256 y se almacena en la columna DVH de la tabla PRODUCTO.</w:t>
+        <w:t>Se implementó un mecanismo de dígitos verificadores (DVH y DVV) sobre la tabla PRODUCTO utilizando el algoritmo SHA-256.</w:t>
       </w:r>
     </w:p>
     <w:p>
@@ -22109,6 +22501,145 @@
           <w:rFonts w:ascii="Times New Roman" w:eastAsia="Times New Roman" w:hAnsi="Times New Roman" w:cs="Times New Roman"/>
           <w:color w:val="000000"/>
         </w:rPr>
+        <w:t xml:space="preserve">El DVH (Dígito Verificador Horizontal) </w:t>
+      </w:r>
+      <w:r>
+        <w:rPr>
+          <w:rFonts w:ascii="Times New Roman" w:eastAsia="Times New Roman" w:hAnsi="Times New Roman" w:cs="Times New Roman"/>
+          <w:color w:val="000000"/>
+        </w:rPr>
+        <w:t>se calcula individualmente para cada fila de la tabla PRODUCTO. El algoritmo recorre cada atributo de la entidad en un orden fijo y predeterminado</w:t>
+      </w:r>
+      <w:r>
+        <w:rPr>
+          <w:rFonts w:ascii="Times New Roman" w:eastAsia="Times New Roman" w:hAnsi="Times New Roman" w:cs="Times New Roman"/>
+          <w:color w:val="000000"/>
+        </w:rPr>
+        <w:t xml:space="preserve">. El algoritmo realiza una suma ponderada donde cada carácter de cada atributo se multiplica por su posición dentro del valor y por la posición del atributo dentro de la entidad. Esto permite detectar no solo modificaciones en el contenido sino también intercambios de posición entre caracteres o atributos. Los atributos que participan en el cálculo son: </w:t>
+      </w:r>
+      <w:proofErr w:type="spellStart"/>
+      <w:r>
+        <w:rPr>
+          <w:rFonts w:ascii="Times New Roman" w:eastAsia="Times New Roman" w:hAnsi="Times New Roman" w:cs="Times New Roman"/>
+          <w:color w:val="000000"/>
+        </w:rPr>
+        <w:t>IdProducto</w:t>
+      </w:r>
+      <w:proofErr w:type="spellEnd"/>
+      <w:r>
+        <w:rPr>
+          <w:rFonts w:ascii="Times New Roman" w:eastAsia="Times New Roman" w:hAnsi="Times New Roman" w:cs="Times New Roman"/>
+          <w:color w:val="000000"/>
+        </w:rPr>
+        <w:t xml:space="preserve">, </w:t>
+      </w:r>
+      <w:proofErr w:type="spellStart"/>
+      <w:r>
+        <w:rPr>
+          <w:rFonts w:ascii="Times New Roman" w:eastAsia="Times New Roman" w:hAnsi="Times New Roman" w:cs="Times New Roman"/>
+          <w:color w:val="000000"/>
+        </w:rPr>
+        <w:t>NombreProducto</w:t>
+      </w:r>
+      <w:proofErr w:type="spellEnd"/>
+      <w:r>
+        <w:rPr>
+          <w:rFonts w:ascii="Times New Roman" w:eastAsia="Times New Roman" w:hAnsi="Times New Roman" w:cs="Times New Roman"/>
+          <w:color w:val="000000"/>
+        </w:rPr>
+        <w:t xml:space="preserve">, </w:t>
+      </w:r>
+      <w:proofErr w:type="spellStart"/>
+      <w:r>
+        <w:rPr>
+          <w:rFonts w:ascii="Times New Roman" w:eastAsia="Times New Roman" w:hAnsi="Times New Roman" w:cs="Times New Roman"/>
+          <w:color w:val="000000"/>
+        </w:rPr>
+        <w:t>PrecioProducto</w:t>
+      </w:r>
+      <w:proofErr w:type="spellEnd"/>
+      <w:r>
+        <w:rPr>
+          <w:rFonts w:ascii="Times New Roman" w:eastAsia="Times New Roman" w:hAnsi="Times New Roman" w:cs="Times New Roman"/>
+          <w:color w:val="000000"/>
+        </w:rPr>
+        <w:t xml:space="preserve">, </w:t>
+      </w:r>
+      <w:proofErr w:type="spellStart"/>
+      <w:r>
+        <w:rPr>
+          <w:rFonts w:ascii="Times New Roman" w:eastAsia="Times New Roman" w:hAnsi="Times New Roman" w:cs="Times New Roman"/>
+          <w:color w:val="000000"/>
+        </w:rPr>
+        <w:t>TipoProducto</w:t>
+      </w:r>
+      <w:proofErr w:type="spellEnd"/>
+      <w:r>
+        <w:rPr>
+          <w:rFonts w:ascii="Times New Roman" w:eastAsia="Times New Roman" w:hAnsi="Times New Roman" w:cs="Times New Roman"/>
+          <w:color w:val="000000"/>
+        </w:rPr>
+        <w:t xml:space="preserve">, </w:t>
+      </w:r>
+      <w:r>
+        <w:rPr>
+          <w:rFonts w:ascii="Times New Roman" w:eastAsia="Times New Roman" w:hAnsi="Times New Roman" w:cs="Times New Roman"/>
+          <w:color w:val="000000"/>
+        </w:rPr>
+        <w:t>Descripción</w:t>
+      </w:r>
+      <w:r>
+        <w:rPr>
+          <w:rFonts w:ascii="Times New Roman" w:eastAsia="Times New Roman" w:hAnsi="Times New Roman" w:cs="Times New Roman"/>
+          <w:color w:val="000000"/>
+        </w:rPr>
+        <w:t xml:space="preserve">, Cantidad y </w:t>
+      </w:r>
+      <w:proofErr w:type="spellStart"/>
+      <w:r>
+        <w:rPr>
+          <w:rFonts w:ascii="Times New Roman" w:eastAsia="Times New Roman" w:hAnsi="Times New Roman" w:cs="Times New Roman"/>
+          <w:color w:val="000000"/>
+        </w:rPr>
+        <w:t>CodigoProducto</w:t>
+      </w:r>
+      <w:proofErr w:type="spellEnd"/>
+      <w:r>
+        <w:rPr>
+          <w:rFonts w:ascii="Times New Roman" w:eastAsia="Times New Roman" w:hAnsi="Times New Roman" w:cs="Times New Roman"/>
+          <w:color w:val="000000"/>
+        </w:rPr>
+        <w:t xml:space="preserve">. El resultado de la suma se </w:t>
+      </w:r>
+      <w:proofErr w:type="spellStart"/>
+      <w:r>
+        <w:rPr>
+          <w:rFonts w:ascii="Times New Roman" w:eastAsia="Times New Roman" w:hAnsi="Times New Roman" w:cs="Times New Roman"/>
+          <w:color w:val="000000"/>
+        </w:rPr>
+        <w:t>hashea</w:t>
+      </w:r>
+      <w:proofErr w:type="spellEnd"/>
+      <w:r>
+        <w:rPr>
+          <w:rFonts w:ascii="Times New Roman" w:eastAsia="Times New Roman" w:hAnsi="Times New Roman" w:cs="Times New Roman"/>
+          <w:color w:val="000000"/>
+        </w:rPr>
+        <w:t xml:space="preserve"> con SHA-256 y se almacena en la columna DVH de la tabla PRODUCTO.</w:t>
+      </w:r>
+    </w:p>
+    <w:p>
+      <w:pPr>
+        <w:rPr>
+          <w:rFonts w:ascii="Times New Roman" w:eastAsia="Times New Roman" w:hAnsi="Times New Roman" w:cs="Times New Roman"/>
+          <w:color w:val="000000"/>
+        </w:rPr>
+      </w:pPr>
+      <w:r>
+        <w:rPr>
+          <w:rFonts w:ascii="Times New Roman" w:eastAsia="Times New Roman" w:hAnsi="Times New Roman" w:cs="Times New Roman"/>
+          <w:color w:val="000000"/>
+        </w:rPr>
         <w:t xml:space="preserve">El DVV (Dígito Verificador Vertical) se calcula a partir de todos los DVH de la tabla, también mediante una suma ponderada que incluye la posición de cada fila. </w:t>
       </w:r>
       <w:r>
@@ -22116,7 +22647,23 @@
           <w:rFonts w:ascii="Times New Roman" w:eastAsia="Times New Roman" w:hAnsi="Times New Roman" w:cs="Times New Roman"/>
           <w:color w:val="000000"/>
         </w:rPr>
-        <w:t xml:space="preserve">El resultado de la suma se hashea con SHA-256 y se almacena en la tabla DIGITO_VERIFICADOR. </w:t>
+        <w:t xml:space="preserve">El resultado de la suma se </w:t>
+      </w:r>
+      <w:proofErr w:type="spellStart"/>
+      <w:r>
+        <w:rPr>
+          <w:rFonts w:ascii="Times New Roman" w:eastAsia="Times New Roman" w:hAnsi="Times New Roman" w:cs="Times New Roman"/>
+          <w:color w:val="000000"/>
+        </w:rPr>
+        <w:t>hashea</w:t>
+      </w:r>
+      <w:proofErr w:type="spellEnd"/>
+      <w:r>
+        <w:rPr>
+          <w:rFonts w:ascii="Times New Roman" w:eastAsia="Times New Roman" w:hAnsi="Times New Roman" w:cs="Times New Roman"/>
+          <w:color w:val="000000"/>
+        </w:rPr>
+        <w:t xml:space="preserve"> con SHA-256 y se almacena en la tabla DIGITO_VERIFICADOR. </w:t>
       </w:r>
       <w:r>
         <w:rPr>
@@ -22176,7 +22723,39 @@
           <w:rFonts w:ascii="Times New Roman" w:eastAsia="Times New Roman" w:hAnsi="Times New Roman" w:cs="Times New Roman"/>
           <w:color w:val="000000"/>
         </w:rPr>
-        <w:t xml:space="preserve"> suma += ASCII(c) × posChar × posAtributo → SHA256(suma)</w:t>
+        <w:t xml:space="preserve"> suma += ASCII(c) × </w:t>
+      </w:r>
+      <w:proofErr w:type="spellStart"/>
+      <w:r>
+        <w:rPr>
+          <w:rFonts w:ascii="Times New Roman" w:eastAsia="Times New Roman" w:hAnsi="Times New Roman" w:cs="Times New Roman"/>
+          <w:color w:val="000000"/>
+        </w:rPr>
+        <w:t>posChar</w:t>
+      </w:r>
+      <w:proofErr w:type="spellEnd"/>
+      <w:r>
+        <w:rPr>
+          <w:rFonts w:ascii="Times New Roman" w:eastAsia="Times New Roman" w:hAnsi="Times New Roman" w:cs="Times New Roman"/>
+          <w:color w:val="000000"/>
+        </w:rPr>
+        <w:t xml:space="preserve"> × </w:t>
+      </w:r>
+      <w:proofErr w:type="spellStart"/>
+      <w:r>
+        <w:rPr>
+          <w:rFonts w:ascii="Times New Roman" w:eastAsia="Times New Roman" w:hAnsi="Times New Roman" w:cs="Times New Roman"/>
+          <w:color w:val="000000"/>
+        </w:rPr>
+        <w:t>posAtributo</w:t>
+      </w:r>
+      <w:proofErr w:type="spellEnd"/>
+      <w:r>
+        <w:rPr>
+          <w:rFonts w:ascii="Times New Roman" w:eastAsia="Times New Roman" w:hAnsi="Times New Roman" w:cs="Times New Roman"/>
+          <w:color w:val="000000"/>
+        </w:rPr>
+        <w:t xml:space="preserve"> → SHA256(suma)</w:t>
       </w:r>
     </w:p>
     <w:p>
@@ -22205,7 +22784,39 @@
           <w:rFonts w:ascii="Times New Roman" w:eastAsia="Times New Roman" w:hAnsi="Times New Roman" w:cs="Times New Roman"/>
           <w:color w:val="000000"/>
         </w:rPr>
-        <w:t xml:space="preserve"> suma += ASCII(c) × posChar × posFila → SHA256(suma)</w:t>
+        <w:t xml:space="preserve"> suma += ASCII(c) × </w:t>
+      </w:r>
+      <w:proofErr w:type="spellStart"/>
+      <w:r>
+        <w:rPr>
+          <w:rFonts w:ascii="Times New Roman" w:eastAsia="Times New Roman" w:hAnsi="Times New Roman" w:cs="Times New Roman"/>
+          <w:color w:val="000000"/>
+        </w:rPr>
+        <w:t>posChar</w:t>
+      </w:r>
+      <w:proofErr w:type="spellEnd"/>
+      <w:r>
+        <w:rPr>
+          <w:rFonts w:ascii="Times New Roman" w:eastAsia="Times New Roman" w:hAnsi="Times New Roman" w:cs="Times New Roman"/>
+          <w:color w:val="000000"/>
+        </w:rPr>
+        <w:t xml:space="preserve"> × </w:t>
+      </w:r>
+      <w:proofErr w:type="spellStart"/>
+      <w:r>
+        <w:rPr>
+          <w:rFonts w:ascii="Times New Roman" w:eastAsia="Times New Roman" w:hAnsi="Times New Roman" w:cs="Times New Roman"/>
+          <w:color w:val="000000"/>
+        </w:rPr>
+        <w:t>posFila</w:t>
+      </w:r>
+      <w:proofErr w:type="spellEnd"/>
+      <w:r>
+        <w:rPr>
+          <w:rFonts w:ascii="Times New Roman" w:eastAsia="Times New Roman" w:hAnsi="Times New Roman" w:cs="Times New Roman"/>
+          <w:color w:val="000000"/>
+        </w:rPr>
+        <w:t xml:space="preserve"> → SHA256(suma)</w:t>
       </w:r>
     </w:p>
     <w:p>
@@ -22217,6 +22828,7 @@
           <w:szCs w:val="30"/>
         </w:rPr>
       </w:pPr>
+      <w:bookmarkStart w:id="84" w:name="_Toc231994155"/>
       <w:r>
         <w:rPr>
           <w:rFonts w:ascii="Times New Roman" w:eastAsia="Times New Roman" w:hAnsi="Times New Roman" w:cs="Times New Roman"/>
@@ -22233,6 +22845,7 @@
         </w:rPr>
         <w:t>¿Cómo funciona?</w:t>
       </w:r>
+      <w:bookmarkEnd w:id="84"/>
     </w:p>
     <w:p>
       <w:pPr>
@@ -22246,14 +22859,46 @@
           <w:rFonts w:ascii="Times New Roman" w:eastAsia="Times New Roman" w:hAnsi="Times New Roman" w:cs="Times New Roman"/>
           <w:color w:val="000000"/>
         </w:rPr>
-        <w:t xml:space="preserve">Al iniciar la aplicación, antes de mostrar el login, se verifican ambos dígitos.En caso de error se informa al </w:t>
-      </w:r>
+        <w:t xml:space="preserve">Al iniciar la aplicación, antes de mostrar el </w:t>
+      </w:r>
+      <w:proofErr w:type="spellStart"/>
       <w:r>
         <w:rPr>
           <w:rFonts w:ascii="Times New Roman" w:eastAsia="Times New Roman" w:hAnsi="Times New Roman" w:cs="Times New Roman"/>
           <w:color w:val="000000"/>
         </w:rPr>
-        <w:t>Gerente/Administrador</w:t>
+        <w:t>login</w:t>
+      </w:r>
+      <w:proofErr w:type="spellEnd"/>
+      <w:r>
+        <w:rPr>
+          <w:rFonts w:ascii="Times New Roman" w:eastAsia="Times New Roman" w:hAnsi="Times New Roman" w:cs="Times New Roman"/>
+          <w:color w:val="000000"/>
+        </w:rPr>
+        <w:t xml:space="preserve">, se verifican ambos </w:t>
+      </w:r>
+      <w:proofErr w:type="spellStart"/>
+      <w:r>
+        <w:rPr>
+          <w:rFonts w:ascii="Times New Roman" w:eastAsia="Times New Roman" w:hAnsi="Times New Roman" w:cs="Times New Roman"/>
+          <w:color w:val="000000"/>
+        </w:rPr>
+        <w:t>dígitos.En</w:t>
+      </w:r>
+      <w:proofErr w:type="spellEnd"/>
+      <w:r>
+        <w:rPr>
+          <w:rFonts w:ascii="Times New Roman" w:eastAsia="Times New Roman" w:hAnsi="Times New Roman" w:cs="Times New Roman"/>
+          <w:color w:val="000000"/>
+        </w:rPr>
+        <w:t xml:space="preserve"> caso de error se informa al </w:t>
+      </w:r>
+      <w:r>
+        <w:rPr>
+          <w:rFonts w:ascii="Times New Roman" w:eastAsia="Times New Roman" w:hAnsi="Times New Roman" w:cs="Times New Roman"/>
+          <w:color w:val="000000"/>
+        </w:rPr>
+        <w:t>Usuario</w:t>
       </w:r>
       <w:r>
         <w:rPr>
@@ -22321,7 +22966,23 @@
           <w:rFonts w:ascii="Times New Roman" w:eastAsia="Times New Roman" w:hAnsi="Times New Roman" w:cs="Times New Roman"/>
           <w:color w:val="000000"/>
         </w:rPr>
-        <w:t xml:space="preserve"> Restaura la base de datos completa desde un archivo .bak generado previamente</w:t>
+        <w:t xml:space="preserve"> Restaura la base de datos completa desde un archivo .</w:t>
+      </w:r>
+      <w:proofErr w:type="spellStart"/>
+      <w:r>
+        <w:rPr>
+          <w:rFonts w:ascii="Times New Roman" w:eastAsia="Times New Roman" w:hAnsi="Times New Roman" w:cs="Times New Roman"/>
+          <w:color w:val="000000"/>
+        </w:rPr>
+        <w:t>bak</w:t>
+      </w:r>
+      <w:proofErr w:type="spellEnd"/>
+      <w:r>
+        <w:rPr>
+          <w:rFonts w:ascii="Times New Roman" w:eastAsia="Times New Roman" w:hAnsi="Times New Roman" w:cs="Times New Roman"/>
+          <w:color w:val="000000"/>
+        </w:rPr>
+        <w:t xml:space="preserve"> generado previamente</w:t>
       </w:r>
       <w:r>
         <w:rPr>
@@ -22402,7 +23063,7 @@
           <w:szCs w:val="30"/>
         </w:rPr>
       </w:pPr>
-      <w:bookmarkStart w:id="83" w:name="_Toc231714398"/>
+      <w:bookmarkStart w:id="85" w:name="_Toc231994156"/>
       <w:r>
         <w:rPr>
           <w:rFonts w:ascii="Times New Roman" w:eastAsia="Times New Roman" w:hAnsi="Times New Roman" w:cs="Times New Roman"/>
@@ -22427,7 +23088,7 @@
         </w:rPr>
         <w:t xml:space="preserve"> Diagrama de Clases</w:t>
       </w:r>
-      <w:bookmarkEnd w:id="83"/>
+      <w:bookmarkEnd w:id="85"/>
     </w:p>
     <w:p>
       <w:r>
@@ -22452,7 +23113,7 @@
                     </pic:cNvPicPr>
                   </pic:nvPicPr>
                   <pic:blipFill>
-                    <a:blip r:embed="rId46">
+                    <a:blip r:embed="rId47">
                       <a:extLst>
                         <a:ext uri="{28A0092B-C50C-407E-A947-70E740481C1C}">
                           <a14:useLocalDpi xmlns:a14="http://schemas.microsoft.com/office/drawing/2010/main" val="0"/>
@@ -22493,7 +23154,7 @@
           <w:szCs w:val="30"/>
         </w:rPr>
       </w:pPr>
-      <w:bookmarkStart w:id="84" w:name="_Toc231714399"/>
+      <w:bookmarkStart w:id="86" w:name="_Toc231994157"/>
       <w:r>
         <w:rPr>
           <w:rFonts w:ascii="Times New Roman" w:eastAsia="Times New Roman" w:hAnsi="Times New Roman" w:cs="Times New Roman"/>
@@ -22519,7 +23180,7 @@
         </w:rPr>
         <w:t xml:space="preserve"> Der</w:t>
       </w:r>
-      <w:bookmarkEnd w:id="84"/>
+      <w:bookmarkEnd w:id="86"/>
     </w:p>
     <w:p>
       <w:r>
@@ -22544,7 +23205,7 @@
                     </pic:cNvPicPr>
                   </pic:nvPicPr>
                   <pic:blipFill>
-                    <a:blip r:embed="rId47">
+                    <a:blip r:embed="rId48">
                       <a:extLst>
                         <a:ext uri="{28A0092B-C50C-407E-A947-70E740481C1C}">
                           <a14:useLocalDpi xmlns:a14="http://schemas.microsoft.com/office/drawing/2010/main" val="0"/>
@@ -22585,6 +23246,7 @@
           <w:szCs w:val="30"/>
         </w:rPr>
       </w:pPr>
+      <w:bookmarkStart w:id="87" w:name="_Toc231994158"/>
       <w:r>
         <w:rPr>
           <w:rFonts w:ascii="Times New Roman" w:eastAsia="Times New Roman" w:hAnsi="Times New Roman" w:cs="Times New Roman"/>
@@ -22593,6 +23255,15 @@
         </w:rPr>
         <w:t>7.5 Diagrama Secuencia del Sistema</w:t>
       </w:r>
+      <w:r>
+        <w:rPr>
+          <w:rFonts w:ascii="Times New Roman" w:eastAsia="Times New Roman" w:hAnsi="Times New Roman" w:cs="Times New Roman"/>
+          <w:sz w:val="30"/>
+          <w:szCs w:val="30"/>
+        </w:rPr>
+        <w:t xml:space="preserve"> General de Digito Verificador</w:t>
+      </w:r>
+      <w:bookmarkEnd w:id="87"/>
     </w:p>
     <w:p>
       <w:r>
@@ -22617,7 +23288,7 @@
                     </pic:cNvPicPr>
                   </pic:nvPicPr>
                   <pic:blipFill>
-                    <a:blip r:embed="rId48" cstate="print">
+                    <a:blip r:embed="rId49" cstate="print">
                       <a:extLst>
                         <a:ext uri="{28A0092B-C50C-407E-A947-70E740481C1C}">
                           <a14:useLocalDpi xmlns:a14="http://schemas.microsoft.com/office/drawing/2010/main" val="0"/>
@@ -22674,7 +23345,7 @@
                     </pic:cNvPicPr>
                   </pic:nvPicPr>
                   <pic:blipFill>
-                    <a:blip r:embed="rId49">
+                    <a:blip r:embed="rId50">
                       <a:extLst>
                         <a:ext uri="{28A0092B-C50C-407E-A947-70E740481C1C}">
                           <a14:useLocalDpi xmlns:a14="http://schemas.microsoft.com/office/drawing/2010/main" val="0"/>
@@ -22729,7 +23400,7 @@
                     </pic:cNvPicPr>
                   </pic:nvPicPr>
                   <pic:blipFill>
-                    <a:blip r:embed="rId50">
+                    <a:blip r:embed="rId51">
                       <a:extLst>
                         <a:ext uri="{28A0092B-C50C-407E-A947-70E740481C1C}">
                           <a14:useLocalDpi xmlns:a14="http://schemas.microsoft.com/office/drawing/2010/main" val="0"/>
@@ -22770,7 +23441,7 @@
           <w:szCs w:val="30"/>
         </w:rPr>
       </w:pPr>
-      <w:bookmarkStart w:id="85" w:name="_Toc231714400"/>
+      <w:bookmarkStart w:id="88" w:name="_Toc231994159"/>
       <w:r>
         <w:rPr>
           <w:rFonts w:ascii="Times New Roman" w:eastAsia="Times New Roman" w:hAnsi="Times New Roman" w:cs="Times New Roman"/>
@@ -22796,7 +23467,6 @@
         </w:rPr>
         <w:t xml:space="preserve"> Pantalla </w:t>
       </w:r>
-      <w:bookmarkEnd w:id="85"/>
       <w:r>
         <w:rPr>
           <w:rFonts w:ascii="Times New Roman" w:eastAsia="Times New Roman" w:hAnsi="Times New Roman" w:cs="Times New Roman"/>
@@ -22805,6 +23475,7 @@
         </w:rPr>
         <w:t>UI</w:t>
       </w:r>
+      <w:bookmarkEnd w:id="88"/>
     </w:p>
     <w:p>
       <w:r>
@@ -22827,7 +23498,7 @@
                     <pic:cNvPicPr/>
                   </pic:nvPicPr>
                   <pic:blipFill>
-                    <a:blip r:embed="rId51"/>
+                    <a:blip r:embed="rId52"/>
                     <a:stretch>
                       <a:fillRect/>
                     </a:stretch>
@@ -22867,7 +23538,7 @@
                     <pic:cNvPicPr/>
                   </pic:nvPicPr>
                   <pic:blipFill>
-                    <a:blip r:embed="rId52"/>
+                    <a:blip r:embed="rId53"/>
                     <a:stretch>
                       <a:fillRect/>
                     </a:stretch>
@@ -22900,7 +23571,117 @@
           <w:rFonts w:ascii="Times New Roman" w:eastAsia="Times New Roman" w:hAnsi="Times New Roman" w:cs="Times New Roman"/>
           <w:color w:val="000000"/>
         </w:rPr>
-        <w:t>El formulario BackUp-Restore permite al Gerente realizar cuatro operaciones: Crear BackUp genera un archivo .bak en la ruta especificada usando el SP RealizarBackup. Restaurar Base restaura la base de datos completa desde un archivo .bak usando el SP RealizarRestore. Ver Error DV ejecuta la verificación de integridad y muestra los errores encontrados. Solucionar Errores recalcula todos los DVH y DVV aceptando los datos actuales.</w:t>
+        <w:t xml:space="preserve">El formulario </w:t>
+      </w:r>
+      <w:proofErr w:type="spellStart"/>
+      <w:r>
+        <w:rPr>
+          <w:rFonts w:ascii="Times New Roman" w:eastAsia="Times New Roman" w:hAnsi="Times New Roman" w:cs="Times New Roman"/>
+          <w:color w:val="000000"/>
+        </w:rPr>
+        <w:t>BackUp-Restore</w:t>
+      </w:r>
+      <w:proofErr w:type="spellEnd"/>
+      <w:r>
+        <w:rPr>
+          <w:rFonts w:ascii="Times New Roman" w:eastAsia="Times New Roman" w:hAnsi="Times New Roman" w:cs="Times New Roman"/>
+          <w:color w:val="000000"/>
+        </w:rPr>
+        <w:t xml:space="preserve"> permite al </w:t>
+      </w:r>
+      <w:r>
+        <w:rPr>
+          <w:rFonts w:ascii="Times New Roman" w:eastAsia="Times New Roman" w:hAnsi="Times New Roman" w:cs="Times New Roman"/>
+          <w:color w:val="000000"/>
+        </w:rPr>
+        <w:t>usuario</w:t>
+      </w:r>
+      <w:r>
+        <w:rPr>
+          <w:rFonts w:ascii="Times New Roman" w:eastAsia="Times New Roman" w:hAnsi="Times New Roman" w:cs="Times New Roman"/>
+          <w:color w:val="000000"/>
+        </w:rPr>
+        <w:t xml:space="preserve"> realizar cuatro operaciones: Crear </w:t>
+      </w:r>
+      <w:proofErr w:type="spellStart"/>
+      <w:r>
+        <w:rPr>
+          <w:rFonts w:ascii="Times New Roman" w:eastAsia="Times New Roman" w:hAnsi="Times New Roman" w:cs="Times New Roman"/>
+          <w:color w:val="000000"/>
+        </w:rPr>
+        <w:t>BackUp</w:t>
+      </w:r>
+      <w:proofErr w:type="spellEnd"/>
+      <w:r>
+        <w:rPr>
+          <w:rFonts w:ascii="Times New Roman" w:eastAsia="Times New Roman" w:hAnsi="Times New Roman" w:cs="Times New Roman"/>
+          <w:color w:val="000000"/>
+        </w:rPr>
+        <w:t xml:space="preserve"> genera un archivo .</w:t>
+      </w:r>
+      <w:proofErr w:type="spellStart"/>
+      <w:r>
+        <w:rPr>
+          <w:rFonts w:ascii="Times New Roman" w:eastAsia="Times New Roman" w:hAnsi="Times New Roman" w:cs="Times New Roman"/>
+          <w:color w:val="000000"/>
+        </w:rPr>
+        <w:t>bak</w:t>
+      </w:r>
+      <w:proofErr w:type="spellEnd"/>
+      <w:r>
+        <w:rPr>
+          <w:rFonts w:ascii="Times New Roman" w:eastAsia="Times New Roman" w:hAnsi="Times New Roman" w:cs="Times New Roman"/>
+          <w:color w:val="000000"/>
+        </w:rPr>
+        <w:t xml:space="preserve"> en la ruta especificada usando el SP </w:t>
+      </w:r>
+      <w:proofErr w:type="spellStart"/>
+      <w:r>
+        <w:rPr>
+          <w:rFonts w:ascii="Times New Roman" w:eastAsia="Times New Roman" w:hAnsi="Times New Roman" w:cs="Times New Roman"/>
+          <w:color w:val="000000"/>
+        </w:rPr>
+        <w:t>RealizarBackup</w:t>
+      </w:r>
+      <w:proofErr w:type="spellEnd"/>
+      <w:r>
+        <w:rPr>
+          <w:rFonts w:ascii="Times New Roman" w:eastAsia="Times New Roman" w:hAnsi="Times New Roman" w:cs="Times New Roman"/>
+          <w:color w:val="000000"/>
+        </w:rPr>
+        <w:t>. Restaurar Base restaura la base de datos completa desde un archivo .</w:t>
+      </w:r>
+      <w:proofErr w:type="spellStart"/>
+      <w:r>
+        <w:rPr>
+          <w:rFonts w:ascii="Times New Roman" w:eastAsia="Times New Roman" w:hAnsi="Times New Roman" w:cs="Times New Roman"/>
+          <w:color w:val="000000"/>
+        </w:rPr>
+        <w:t>bak</w:t>
+      </w:r>
+      <w:proofErr w:type="spellEnd"/>
+      <w:r>
+        <w:rPr>
+          <w:rFonts w:ascii="Times New Roman" w:eastAsia="Times New Roman" w:hAnsi="Times New Roman" w:cs="Times New Roman"/>
+          <w:color w:val="000000"/>
+        </w:rPr>
+        <w:t xml:space="preserve"> usando el SP </w:t>
+      </w:r>
+      <w:proofErr w:type="spellStart"/>
+      <w:r>
+        <w:rPr>
+          <w:rFonts w:ascii="Times New Roman" w:eastAsia="Times New Roman" w:hAnsi="Times New Roman" w:cs="Times New Roman"/>
+          <w:color w:val="000000"/>
+        </w:rPr>
+        <w:t>RealizarRestore</w:t>
+      </w:r>
+      <w:proofErr w:type="spellEnd"/>
+      <w:r>
+        <w:rPr>
+          <w:rFonts w:ascii="Times New Roman" w:eastAsia="Times New Roman" w:hAnsi="Times New Roman" w:cs="Times New Roman"/>
+          <w:color w:val="000000"/>
+        </w:rPr>
+        <w:t>. Ver Error DV ejecuta la verificación de integridad y muestra los errores encontrados. Solucionar Errores recalcula todos los DVH y DVV aceptando los datos actuales.</w:t>
       </w:r>
     </w:p>
     <w:p>
@@ -22919,14 +23700,36 @@
           <w:color w:val="000000"/>
           <w:lang w:val="en-US"/>
         </w:rPr>
-        <w:t>Ruta recomendada para backup:</w:t>
-      </w:r>
-      <w:r>
-        <w:rPr>
-          <w:rFonts w:ascii="Times New Roman" w:eastAsia="Times New Roman" w:hAnsi="Times New Roman" w:cs="Times New Roman"/>
+        <w:t xml:space="preserve">Ruta </w:t>
+      </w:r>
+      <w:proofErr w:type="spellStart"/>
+      <w:r>
+        <w:rPr>
+          <w:rFonts w:ascii="Times New Roman" w:eastAsia="Times New Roman" w:hAnsi="Times New Roman" w:cs="Times New Roman"/>
+          <w:b/>
+          <w:bCs/>
           <w:color w:val="000000"/>
           <w:lang w:val="en-US"/>
         </w:rPr>
+        <w:t>recomendada</w:t>
+      </w:r>
+      <w:proofErr w:type="spellEnd"/>
+      <w:r>
+        <w:rPr>
+          <w:rFonts w:ascii="Times New Roman" w:eastAsia="Times New Roman" w:hAnsi="Times New Roman" w:cs="Times New Roman"/>
+          <w:b/>
+          <w:bCs/>
+          <w:color w:val="000000"/>
+          <w:lang w:val="en-US"/>
+        </w:rPr>
+        <w:t xml:space="preserve"> para backup:</w:t>
+      </w:r>
+      <w:r>
+        <w:rPr>
+          <w:rFonts w:ascii="Times New Roman" w:eastAsia="Times New Roman" w:hAnsi="Times New Roman" w:cs="Times New Roman"/>
+          <w:color w:val="000000"/>
+          <w:lang w:val="en-US"/>
+        </w:rPr>
         <w:t xml:space="preserve"> </w:t>
       </w:r>
       <w:r>
@@ -22935,8 +23738,18 @@
           <w:color w:val="0066FF"/>
           <w:lang w:val="en-US"/>
         </w:rPr>
-        <w:t>C:\Program Files\Microsoft SQL Server\MSSQL15.SQLEXPRESS\MSSQL\Backup\NombreArchivo.bak</w:t>
-      </w:r>
+        <w:t>C:\Program Files\Microsoft SQL Server\MSSQL15.SQLEXPRESS\MSSQL\Backup\</w:t>
+      </w:r>
+      <w:proofErr w:type="spellStart"/>
+      <w:r>
+        <w:rPr>
+          <w:rFonts w:ascii="Times New Roman" w:eastAsia="Times New Roman" w:hAnsi="Times New Roman" w:cs="Times New Roman"/>
+          <w:color w:val="0066FF"/>
+          <w:lang w:val="en-US"/>
+        </w:rPr>
+        <w:t>NombreArchivo.bak</w:t>
+      </w:r>
+      <w:proofErr w:type="spellEnd"/>
     </w:p>
     <w:p>
       <w:pPr>
@@ -23008,7 +23821,7 @@
                     <pic:cNvPicPr/>
                   </pic:nvPicPr>
                   <pic:blipFill>
-                    <a:blip r:embed="rId53"/>
+                    <a:blip r:embed="rId54"/>
                     <a:stretch>
                       <a:fillRect/>
                     </a:stretch>
@@ -23050,7 +23863,7 @@
                     <pic:cNvPicPr/>
                   </pic:nvPicPr>
                   <pic:blipFill>
-                    <a:blip r:embed="rId54"/>
+                    <a:blip r:embed="rId55"/>
                     <a:stretch>
                       <a:fillRect/>
                     </a:stretch>
@@ -23081,10 +23894,12 @@
     <w:p/>
     <w:p/>
     <w:p>
+      <w:proofErr w:type="spellStart"/>
       <w:r>
         <w:lastRenderedPageBreak/>
         <w:t>Restore</w:t>
       </w:r>
+      <w:proofErr w:type="spellEnd"/>
     </w:p>
     <w:p>
       <w:r>
@@ -23107,7 +23922,7 @@
                     <pic:cNvPicPr/>
                   </pic:nvPicPr>
                   <pic:blipFill>
-                    <a:blip r:embed="rId55"/>
+                    <a:blip r:embed="rId56"/>
                     <a:stretch>
                       <a:fillRect/>
                     </a:stretch>
@@ -23135,14 +23950,14 @@
           <w:rFonts w:ascii="Times New Roman" w:eastAsia="Times New Roman" w:hAnsi="Times New Roman" w:cs="Times New Roman"/>
         </w:rPr>
       </w:pPr>
-      <w:bookmarkStart w:id="86" w:name="_Toc231714401"/>
+      <w:bookmarkStart w:id="89" w:name="_Toc231994160"/>
       <w:r>
         <w:rPr>
           <w:rFonts w:ascii="Times New Roman" w:eastAsia="Times New Roman" w:hAnsi="Times New Roman" w:cs="Times New Roman"/>
         </w:rPr>
         <w:t>8. GESTIÓN DE PERFILES DE USUARIO</w:t>
       </w:r>
-      <w:bookmarkEnd w:id="86"/>
+      <w:bookmarkEnd w:id="89"/>
     </w:p>
     <w:p>
       <w:pPr>
@@ -23153,7 +23968,7 @@
           <w:szCs w:val="30"/>
         </w:rPr>
       </w:pPr>
-      <w:bookmarkStart w:id="87" w:name="_Toc231714402"/>
+      <w:bookmarkStart w:id="90" w:name="_Toc231994161"/>
       <w:r>
         <w:rPr>
           <w:rFonts w:ascii="Times New Roman" w:eastAsia="Times New Roman" w:hAnsi="Times New Roman" w:cs="Times New Roman"/>
@@ -23162,7 +23977,7 @@
         </w:rPr>
         <w:t>8.1 Objetivo General</w:t>
       </w:r>
-      <w:bookmarkEnd w:id="87"/>
+      <w:bookmarkEnd w:id="90"/>
     </w:p>
     <w:p>
       <w:pPr>
@@ -23189,11 +24004,19 @@
       <w:r>
         <w:t xml:space="preserve"> (abstracta): clase base que define la interfaz común para permisos atómicos y compuestos. Contiene el método </w:t>
       </w:r>
+      <w:proofErr w:type="spellStart"/>
       <w:r>
         <w:rPr>
           <w:rStyle w:val="CdigoHTML"/>
         </w:rPr>
-        <w:t>ContienePermiso()</w:t>
+        <w:t>ContienePermiso</w:t>
+      </w:r>
+      <w:proofErr w:type="spellEnd"/>
+      <w:r>
+        <w:rPr>
+          <w:rStyle w:val="CdigoHTML"/>
+        </w:rPr>
+        <w:t>()</w:t>
       </w:r>
       <w:r>
         <w:t xml:space="preserve"> que recorre recursivamente la jerarquía para verificar si un permiso existe dentro de la estructura.</w:t>
@@ -23214,7 +24037,23 @@
         <w:t>PERMISOATOMICO</w:t>
       </w:r>
       <w:r>
-        <w:t>: hoja del árbol. Representa un permiso funcional específico del sistema (ej: "Gestion Usuarios", "Gestion Productos"). No puede tener hijos. Sus instancias están precargadas en la base de datos y no pueden ser creadas desde la interfaz.</w:t>
+        <w:t>: hoja del árbol. Representa un permiso funcional específico del sistema (ej: "</w:t>
+      </w:r>
+      <w:proofErr w:type="spellStart"/>
+      <w:r>
+        <w:t>Gestion</w:t>
+      </w:r>
+      <w:proofErr w:type="spellEnd"/>
+      <w:r>
+        <w:t xml:space="preserve"> Usuarios", "</w:t>
+      </w:r>
+      <w:proofErr w:type="spellStart"/>
+      <w:r>
+        <w:t>Gestion</w:t>
+      </w:r>
+      <w:proofErr w:type="spellEnd"/>
+      <w:r>
+        <w:t xml:space="preserve"> Productos"). No puede tener hijos. Sus instancias están precargadas en la base de datos y no pueden ser creadas desde la interfaz.</w:t>
       </w:r>
     </w:p>
     <w:p>
@@ -23233,7 +24072,31 @@
         <w:t>PERMISOCOMPOSITE</w:t>
       </w:r>
       <w:r>
-        <w:t>: nodo interno del árbol. Representa un rol que puede contener tanto permisos atómicos como otros roles. Tiene una lista de PermisosIncluidos y los métodos AgregarPermiso() y QuitarPermiso().</w:t>
+        <w:t xml:space="preserve">: nodo interno del árbol. Representa un rol que puede contener tanto permisos atómicos como otros roles. Tiene una lista de </w:t>
+      </w:r>
+      <w:proofErr w:type="spellStart"/>
+      <w:r>
+        <w:t>PermisosIncluidos</w:t>
+      </w:r>
+      <w:proofErr w:type="spellEnd"/>
+      <w:r>
+        <w:t xml:space="preserve"> y los métodos </w:t>
+      </w:r>
+      <w:proofErr w:type="spellStart"/>
+      <w:r>
+        <w:t>AgregarPermiso</w:t>
+      </w:r>
+      <w:proofErr w:type="spellEnd"/>
+      <w:r>
+        <w:t xml:space="preserve">() y </w:t>
+      </w:r>
+      <w:proofErr w:type="spellStart"/>
+      <w:r>
+        <w:t>QuitarPermiso</w:t>
+      </w:r>
+      <w:proofErr w:type="spellEnd"/>
+      <w:r>
+        <w:t>().</w:t>
       </w:r>
     </w:p>
     <w:p>
@@ -23460,7 +24323,7 @@
         </w:rPr>
         <w:t xml:space="preserve">Gerente &gt;&gt; </w:t>
       </w:r>
-      <w:hyperlink r:id="rId56" w:history="1">
+      <w:hyperlink r:id="rId57" w:history="1">
         <w:r>
           <w:rPr>
             <w:rStyle w:val="Hipervnculo"/>
@@ -23544,7 +24407,7 @@
         </w:rPr>
         <w:t xml:space="preserve"> </w:t>
       </w:r>
-      <w:hyperlink r:id="rId57" w:history="1">
+      <w:hyperlink r:id="rId58" w:history="1">
         <w:r>
           <w:rPr>
             <w:rStyle w:val="Hipervnculo"/>
@@ -23571,6 +24434,7 @@
         </w:rPr>
         <w:t xml:space="preserve"> </w:t>
       </w:r>
+      <w:proofErr w:type="spellStart"/>
       <w:r>
         <w:rPr>
           <w:rFonts w:ascii="Times New Roman" w:hAnsi="Times New Roman" w:cs="Times New Roman"/>
@@ -23578,6 +24442,7 @@
         </w:rPr>
         <w:t>river</w:t>
       </w:r>
+      <w:proofErr w:type="spellEnd"/>
     </w:p>
     <w:p>
       <w:pPr>
@@ -23588,7 +24453,7 @@
           <w:szCs w:val="30"/>
         </w:rPr>
       </w:pPr>
-      <w:bookmarkStart w:id="88" w:name="_Toc231714403"/>
+      <w:bookmarkStart w:id="91" w:name="_Toc231994162"/>
       <w:r>
         <w:rPr>
           <w:rFonts w:ascii="Times New Roman" w:eastAsia="Times New Roman" w:hAnsi="Times New Roman" w:cs="Times New Roman"/>
@@ -23597,7 +24462,7 @@
         </w:rPr>
         <w:t>8.2 Diagrama de Clases</w:t>
       </w:r>
-      <w:bookmarkEnd w:id="88"/>
+      <w:bookmarkEnd w:id="91"/>
     </w:p>
     <w:p>
       <w:r>
@@ -23605,10 +24470,10 @@
           <w:noProof/>
         </w:rPr>
         <w:drawing>
-          <wp:inline distT="0" distB="0" distL="0" distR="0" wp14:anchorId="514A39C3" wp14:editId="124A0F10">
-            <wp:extent cx="5400040" cy="2083435"/>
-            <wp:effectExtent l="0" t="0" r="0" b="0"/>
-            <wp:docPr id="1108555781" name="Imagen 1"/>
+          <wp:inline distT="0" distB="0" distL="0" distR="0" wp14:anchorId="0F90B04D" wp14:editId="5479EE82">
+            <wp:extent cx="5629275" cy="2604797"/>
+            <wp:effectExtent l="0" t="0" r="0" b="5080"/>
+            <wp:docPr id="682966064" name="Imagen 24"/>
             <wp:cNvGraphicFramePr>
               <a:graphicFrameLocks xmlns:a="http://schemas.openxmlformats.org/drawingml/2006/main" noChangeAspect="1"/>
             </wp:cNvGraphicFramePr>
@@ -23616,83 +24481,7 @@
               <a:graphicData uri="http://schemas.openxmlformats.org/drawingml/2006/picture">
                 <pic:pic xmlns:pic="http://schemas.openxmlformats.org/drawingml/2006/picture">
                   <pic:nvPicPr>
-                    <pic:cNvPr id="0" name="Picture 1"/>
-                    <pic:cNvPicPr>
-                      <a:picLocks noChangeAspect="1" noChangeArrowheads="1"/>
-                    </pic:cNvPicPr>
-                  </pic:nvPicPr>
-                  <pic:blipFill>
-                    <a:blip r:embed="rId58">
-                      <a:extLst>
-                        <a:ext uri="{28A0092B-C50C-407E-A947-70E740481C1C}">
-                          <a14:useLocalDpi xmlns:a14="http://schemas.microsoft.com/office/drawing/2010/main" val="0"/>
-                        </a:ext>
-                      </a:extLst>
-                    </a:blip>
-                    <a:srcRect/>
-                    <a:stretch>
-                      <a:fillRect/>
-                    </a:stretch>
-                  </pic:blipFill>
-                  <pic:spPr bwMode="auto">
-                    <a:xfrm>
-                      <a:off x="0" y="0"/>
-                      <a:ext cx="5400040" cy="2083435"/>
-                    </a:xfrm>
-                    <a:prstGeom prst="rect">
-                      <a:avLst/>
-                    </a:prstGeom>
-                    <a:noFill/>
-                    <a:ln>
-                      <a:noFill/>
-                    </a:ln>
-                  </pic:spPr>
-                </pic:pic>
-              </a:graphicData>
-            </a:graphic>
-          </wp:inline>
-        </w:drawing>
-      </w:r>
-    </w:p>
-    <w:p>
-      <w:pPr>
-        <w:pStyle w:val="Ttulo2"/>
-        <w:rPr>
-          <w:rFonts w:ascii="Times New Roman" w:eastAsia="Times New Roman" w:hAnsi="Times New Roman" w:cs="Times New Roman"/>
-          <w:sz w:val="30"/>
-          <w:szCs w:val="30"/>
-        </w:rPr>
-      </w:pPr>
-      <w:bookmarkStart w:id="89" w:name="_Toc231714404"/>
-      <w:r>
-        <w:rPr>
-          <w:rFonts w:ascii="Times New Roman" w:eastAsia="Times New Roman" w:hAnsi="Times New Roman" w:cs="Times New Roman"/>
-          <w:sz w:val="30"/>
-          <w:szCs w:val="30"/>
-        </w:rPr>
-        <w:lastRenderedPageBreak/>
-        <w:t>8.3 Der</w:t>
-      </w:r>
-      <w:bookmarkEnd w:id="89"/>
-    </w:p>
-    <w:p>
-      <w:r>
-        <w:rPr>
-          <w:noProof/>
-        </w:rPr>
-        <w:drawing>
-          <wp:inline distT="0" distB="0" distL="0" distR="0" wp14:anchorId="66E358DC" wp14:editId="73311E97">
-            <wp:extent cx="6436518" cy="3154680"/>
-            <wp:effectExtent l="0" t="0" r="2540" b="7620"/>
-            <wp:docPr id="1975951018" name="Imagen 2"/>
-            <wp:cNvGraphicFramePr>
-              <a:graphicFrameLocks xmlns:a="http://schemas.openxmlformats.org/drawingml/2006/main" noChangeAspect="1"/>
-            </wp:cNvGraphicFramePr>
-            <a:graphic xmlns:a="http://schemas.openxmlformats.org/drawingml/2006/main">
-              <a:graphicData uri="http://schemas.openxmlformats.org/drawingml/2006/picture">
-                <pic:pic xmlns:pic="http://schemas.openxmlformats.org/drawingml/2006/picture">
-                  <pic:nvPicPr>
-                    <pic:cNvPr id="0" name="Picture 2"/>
+                    <pic:cNvPr id="0" name="Picture 24"/>
                     <pic:cNvPicPr>
                       <a:picLocks noChangeAspect="1" noChangeArrowheads="1"/>
                     </pic:cNvPicPr>
@@ -23713,7 +24502,7 @@
                   <pic:spPr bwMode="auto">
                     <a:xfrm>
                       <a:off x="0" y="0"/>
-                      <a:ext cx="6447858" cy="3160238"/>
+                      <a:ext cx="5630124" cy="2605190"/>
                     </a:xfrm>
                     <a:prstGeom prst="rect">
                       <a:avLst/>
@@ -23739,30 +24528,91 @@
           <w:szCs w:val="30"/>
         </w:rPr>
       </w:pPr>
-      <w:bookmarkStart w:id="90" w:name="_Toc231714408"/>
+      <w:bookmarkStart w:id="92" w:name="_Toc231994163"/>
       <w:r>
         <w:rPr>
           <w:rFonts w:ascii="Times New Roman" w:eastAsia="Times New Roman" w:hAnsi="Times New Roman" w:cs="Times New Roman"/>
           <w:sz w:val="30"/>
           <w:szCs w:val="30"/>
         </w:rPr>
-        <w:t>8.</w:t>
-      </w:r>
-      <w:r>
+        <w:lastRenderedPageBreak/>
+        <w:t>8.3 Der</w:t>
+      </w:r>
+      <w:bookmarkEnd w:id="92"/>
+    </w:p>
+    <w:p>
+      <w:r>
+        <w:rPr>
+          <w:noProof/>
+        </w:rPr>
+        <w:drawing>
+          <wp:inline distT="0" distB="0" distL="0" distR="0" wp14:anchorId="61311A30" wp14:editId="4DC4DFCC">
+            <wp:extent cx="2590800" cy="5005580"/>
+            <wp:effectExtent l="0" t="0" r="0" b="5080"/>
+            <wp:docPr id="1771384730" name="Imagen 12"/>
+            <wp:cNvGraphicFramePr>
+              <a:graphicFrameLocks xmlns:a="http://schemas.openxmlformats.org/drawingml/2006/main" noChangeAspect="1"/>
+            </wp:cNvGraphicFramePr>
+            <a:graphic xmlns:a="http://schemas.openxmlformats.org/drawingml/2006/main">
+              <a:graphicData uri="http://schemas.openxmlformats.org/drawingml/2006/picture">
+                <pic:pic xmlns:pic="http://schemas.openxmlformats.org/drawingml/2006/picture">
+                  <pic:nvPicPr>
+                    <pic:cNvPr id="0" name="Picture 12"/>
+                    <pic:cNvPicPr>
+                      <a:picLocks noChangeAspect="1" noChangeArrowheads="1"/>
+                    </pic:cNvPicPr>
+                  </pic:nvPicPr>
+                  <pic:blipFill>
+                    <a:blip r:embed="rId60">
+                      <a:extLst>
+                        <a:ext uri="{28A0092B-C50C-407E-A947-70E740481C1C}">
+                          <a14:useLocalDpi xmlns:a14="http://schemas.microsoft.com/office/drawing/2010/main" val="0"/>
+                        </a:ext>
+                      </a:extLst>
+                    </a:blip>
+                    <a:srcRect/>
+                    <a:stretch>
+                      <a:fillRect/>
+                    </a:stretch>
+                  </pic:blipFill>
+                  <pic:spPr bwMode="auto">
+                    <a:xfrm>
+                      <a:off x="0" y="0"/>
+                      <a:ext cx="2592512" cy="5008888"/>
+                    </a:xfrm>
+                    <a:prstGeom prst="rect">
+                      <a:avLst/>
+                    </a:prstGeom>
+                    <a:noFill/>
+                    <a:ln>
+                      <a:noFill/>
+                    </a:ln>
+                  </pic:spPr>
+                </pic:pic>
+              </a:graphicData>
+            </a:graphic>
+          </wp:inline>
+        </w:drawing>
+      </w:r>
+    </w:p>
+    <w:p>
+      <w:pPr>
+        <w:pStyle w:val="Ttulo2"/>
         <w:rPr>
           <w:rFonts w:ascii="Times New Roman" w:eastAsia="Times New Roman" w:hAnsi="Times New Roman" w:cs="Times New Roman"/>
           <w:sz w:val="30"/>
           <w:szCs w:val="30"/>
         </w:rPr>
-        <w:t>4</w:t>
-      </w:r>
+      </w:pPr>
+      <w:bookmarkStart w:id="93" w:name="_Toc231994164"/>
       <w:r>
         <w:rPr>
           <w:rFonts w:ascii="Times New Roman" w:eastAsia="Times New Roman" w:hAnsi="Times New Roman" w:cs="Times New Roman"/>
           <w:sz w:val="30"/>
           <w:szCs w:val="30"/>
         </w:rPr>
-        <w:t xml:space="preserve"> Pantalla </w:t>
+        <w:lastRenderedPageBreak/>
+        <w:t>8.</w:t>
       </w:r>
       <w:r>
         <w:rPr>
@@ -23770,9 +24620,25 @@
           <w:sz w:val="30"/>
           <w:szCs w:val="30"/>
         </w:rPr>
+        <w:t>4</w:t>
+      </w:r>
+      <w:r>
+        <w:rPr>
+          <w:rFonts w:ascii="Times New Roman" w:eastAsia="Times New Roman" w:hAnsi="Times New Roman" w:cs="Times New Roman"/>
+          <w:sz w:val="30"/>
+          <w:szCs w:val="30"/>
+        </w:rPr>
+        <w:t xml:space="preserve"> Pantalla </w:t>
+      </w:r>
+      <w:r>
+        <w:rPr>
+          <w:rFonts w:ascii="Times New Roman" w:eastAsia="Times New Roman" w:hAnsi="Times New Roman" w:cs="Times New Roman"/>
+          <w:sz w:val="30"/>
+          <w:szCs w:val="30"/>
+        </w:rPr>
         <w:t>UI</w:t>
       </w:r>
-      <w:bookmarkEnd w:id="90"/>
+      <w:bookmarkEnd w:id="93"/>
     </w:p>
     <w:p>
       <w:r>
@@ -23795,7 +24661,7 @@
                     <pic:cNvPicPr/>
                   </pic:nvPicPr>
                   <pic:blipFill>
-                    <a:blip r:embed="rId60"/>
+                    <a:blip r:embed="rId61"/>
                     <a:stretch>
                       <a:fillRect/>
                     </a:stretch>
@@ -23816,7 +24682,6 @@
         </w:drawing>
       </w:r>
     </w:p>
-    <w:p/>
     <w:p>
       <w:pPr>
         <w:pStyle w:val="Ttulo1"/>
@@ -23824,15 +24689,14 @@
           <w:rFonts w:ascii="Times New Roman" w:eastAsia="Times New Roman" w:hAnsi="Times New Roman" w:cs="Times New Roman"/>
         </w:rPr>
       </w:pPr>
-      <w:bookmarkStart w:id="91" w:name="_Toc231714409"/>
-      <w:r>
-        <w:rPr>
-          <w:rFonts w:ascii="Times New Roman" w:eastAsia="Times New Roman" w:hAnsi="Times New Roman" w:cs="Times New Roman"/>
-        </w:rPr>
-        <w:lastRenderedPageBreak/>
+      <w:bookmarkStart w:id="94" w:name="_Toc231994165"/>
+      <w:r>
+        <w:rPr>
+          <w:rFonts w:ascii="Times New Roman" w:eastAsia="Times New Roman" w:hAnsi="Times New Roman" w:cs="Times New Roman"/>
+        </w:rPr>
         <w:t>9. GESTIÓN DE CAMBIOS</w:t>
       </w:r>
-      <w:bookmarkEnd w:id="91"/>
+      <w:bookmarkEnd w:id="94"/>
     </w:p>
     <w:p>
       <w:pPr>
@@ -23843,7 +24707,7 @@
           <w:szCs w:val="30"/>
         </w:rPr>
       </w:pPr>
-      <w:bookmarkStart w:id="92" w:name="_Toc231714410"/>
+      <w:bookmarkStart w:id="95" w:name="_Toc231994166"/>
       <w:r>
         <w:rPr>
           <w:rFonts w:ascii="Times New Roman" w:eastAsia="Times New Roman" w:hAnsi="Times New Roman" w:cs="Times New Roman"/>
@@ -23852,7 +24716,7 @@
         </w:rPr>
         <w:t>9.1 Objetivo General</w:t>
       </w:r>
-      <w:bookmarkEnd w:id="92"/>
+      <w:bookmarkEnd w:id="95"/>
     </w:p>
     <w:p>
       <w:pPr>
@@ -23931,16 +24795,17 @@
           <w:szCs w:val="30"/>
         </w:rPr>
       </w:pPr>
-      <w:bookmarkStart w:id="93" w:name="_Toc231714411"/>
+      <w:bookmarkStart w:id="96" w:name="_Toc231994167"/>
       <w:r>
         <w:rPr>
           <w:rFonts w:ascii="Times New Roman" w:eastAsia="Times New Roman" w:hAnsi="Times New Roman" w:cs="Times New Roman"/>
           <w:sz w:val="30"/>
           <w:szCs w:val="30"/>
         </w:rPr>
+        <w:lastRenderedPageBreak/>
         <w:t>9.2 Diagrama de Clases</w:t>
       </w:r>
-      <w:bookmarkEnd w:id="93"/>
+      <w:bookmarkEnd w:id="96"/>
     </w:p>
     <w:p>
       <w:r>
@@ -23948,10 +24813,10 @@
           <w:noProof/>
         </w:rPr>
         <w:drawing>
-          <wp:inline distT="0" distB="0" distL="0" distR="0" wp14:anchorId="7C97C3B0" wp14:editId="34AE3E0B">
-            <wp:extent cx="5400040" cy="3809365"/>
-            <wp:effectExtent l="0" t="0" r="0" b="635"/>
-            <wp:docPr id="719450396" name="Imagen 4"/>
+          <wp:inline distT="0" distB="0" distL="0" distR="0" wp14:anchorId="061D4ED8" wp14:editId="38D7B9D8">
+            <wp:extent cx="4953000" cy="2750825"/>
+            <wp:effectExtent l="0" t="0" r="0" b="0"/>
+            <wp:docPr id="1728499725" name="Imagen 13"/>
             <wp:cNvGraphicFramePr>
               <a:graphicFrameLocks xmlns:a="http://schemas.openxmlformats.org/drawingml/2006/main" noChangeAspect="1"/>
             </wp:cNvGraphicFramePr>
@@ -23959,83 +24824,7 @@
               <a:graphicData uri="http://schemas.openxmlformats.org/drawingml/2006/picture">
                 <pic:pic xmlns:pic="http://schemas.openxmlformats.org/drawingml/2006/picture">
                   <pic:nvPicPr>
-                    <pic:cNvPr id="0" name="Picture 4"/>
-                    <pic:cNvPicPr>
-                      <a:picLocks noChangeAspect="1" noChangeArrowheads="1"/>
-                    </pic:cNvPicPr>
-                  </pic:nvPicPr>
-                  <pic:blipFill>
-                    <a:blip r:embed="rId61">
-                      <a:extLst>
-                        <a:ext uri="{28A0092B-C50C-407E-A947-70E740481C1C}">
-                          <a14:useLocalDpi xmlns:a14="http://schemas.microsoft.com/office/drawing/2010/main" val="0"/>
-                        </a:ext>
-                      </a:extLst>
-                    </a:blip>
-                    <a:srcRect/>
-                    <a:stretch>
-                      <a:fillRect/>
-                    </a:stretch>
-                  </pic:blipFill>
-                  <pic:spPr bwMode="auto">
-                    <a:xfrm>
-                      <a:off x="0" y="0"/>
-                      <a:ext cx="5400040" cy="3809365"/>
-                    </a:xfrm>
-                    <a:prstGeom prst="rect">
-                      <a:avLst/>
-                    </a:prstGeom>
-                    <a:noFill/>
-                    <a:ln>
-                      <a:noFill/>
-                    </a:ln>
-                  </pic:spPr>
-                </pic:pic>
-              </a:graphicData>
-            </a:graphic>
-          </wp:inline>
-        </w:drawing>
-      </w:r>
-    </w:p>
-    <w:p>
-      <w:pPr>
-        <w:pStyle w:val="Ttulo2"/>
-        <w:rPr>
-          <w:rFonts w:ascii="Times New Roman" w:eastAsia="Times New Roman" w:hAnsi="Times New Roman" w:cs="Times New Roman"/>
-          <w:sz w:val="30"/>
-          <w:szCs w:val="30"/>
-        </w:rPr>
-      </w:pPr>
-      <w:bookmarkStart w:id="94" w:name="_Toc231714412"/>
-      <w:r>
-        <w:rPr>
-          <w:rFonts w:ascii="Times New Roman" w:eastAsia="Times New Roman" w:hAnsi="Times New Roman" w:cs="Times New Roman"/>
-          <w:sz w:val="30"/>
-          <w:szCs w:val="30"/>
-        </w:rPr>
-        <w:lastRenderedPageBreak/>
-        <w:t>9.3 Der</w:t>
-      </w:r>
-      <w:bookmarkEnd w:id="94"/>
-    </w:p>
-    <w:p>
-      <w:r>
-        <w:rPr>
-          <w:noProof/>
-        </w:rPr>
-        <w:drawing>
-          <wp:inline distT="0" distB="0" distL="0" distR="0" wp14:anchorId="2004E3E0" wp14:editId="0248D1FE">
-            <wp:extent cx="4229100" cy="4365732"/>
-            <wp:effectExtent l="0" t="0" r="0" b="0"/>
-            <wp:docPr id="1894604296" name="Imagen 6"/>
-            <wp:cNvGraphicFramePr>
-              <a:graphicFrameLocks xmlns:a="http://schemas.openxmlformats.org/drawingml/2006/main" noChangeAspect="1"/>
-            </wp:cNvGraphicFramePr>
-            <a:graphic xmlns:a="http://schemas.openxmlformats.org/drawingml/2006/main">
-              <a:graphicData uri="http://schemas.openxmlformats.org/drawingml/2006/picture">
-                <pic:pic xmlns:pic="http://schemas.openxmlformats.org/drawingml/2006/picture">
-                  <pic:nvPicPr>
-                    <pic:cNvPr id="0" name="Picture 6"/>
+                    <pic:cNvPr id="0" name="Picture 13"/>
                     <pic:cNvPicPr>
                       <a:picLocks noChangeAspect="1" noChangeArrowheads="1"/>
                     </pic:cNvPicPr>
@@ -24056,7 +24845,7 @@
                   <pic:spPr bwMode="auto">
                     <a:xfrm>
                       <a:off x="0" y="0"/>
-                      <a:ext cx="4231365" cy="4368070"/>
+                      <a:ext cx="4956194" cy="2752599"/>
                     </a:xfrm>
                     <a:prstGeom prst="rect">
                       <a:avLst/>
@@ -24082,13 +24871,88 @@
           <w:szCs w:val="30"/>
         </w:rPr>
       </w:pPr>
-      <w:bookmarkStart w:id="95" w:name="_Toc231714416"/>
+      <w:bookmarkStart w:id="97" w:name="_Toc231994168"/>
       <w:r>
         <w:rPr>
           <w:rFonts w:ascii="Times New Roman" w:eastAsia="Times New Roman" w:hAnsi="Times New Roman" w:cs="Times New Roman"/>
           <w:sz w:val="30"/>
           <w:szCs w:val="30"/>
         </w:rPr>
+        <w:t>9.3 Der</w:t>
+      </w:r>
+      <w:bookmarkEnd w:id="97"/>
+    </w:p>
+    <w:p>
+      <w:r>
+        <w:rPr>
+          <w:noProof/>
+        </w:rPr>
+        <w:drawing>
+          <wp:inline distT="0" distB="0" distL="0" distR="0" wp14:anchorId="67B3855F" wp14:editId="33D9D077">
+            <wp:extent cx="3905644" cy="3535012"/>
+            <wp:effectExtent l="0" t="0" r="0" b="8890"/>
+            <wp:docPr id="2074978198" name="Imagen 14"/>
+            <wp:cNvGraphicFramePr>
+              <a:graphicFrameLocks xmlns:a="http://schemas.openxmlformats.org/drawingml/2006/main" noChangeAspect="1"/>
+            </wp:cNvGraphicFramePr>
+            <a:graphic xmlns:a="http://schemas.openxmlformats.org/drawingml/2006/main">
+              <a:graphicData uri="http://schemas.openxmlformats.org/drawingml/2006/picture">
+                <pic:pic xmlns:pic="http://schemas.openxmlformats.org/drawingml/2006/picture">
+                  <pic:nvPicPr>
+                    <pic:cNvPr id="0" name="Picture 14"/>
+                    <pic:cNvPicPr>
+                      <a:picLocks noChangeAspect="1" noChangeArrowheads="1"/>
+                    </pic:cNvPicPr>
+                  </pic:nvPicPr>
+                  <pic:blipFill>
+                    <a:blip r:embed="rId63">
+                      <a:extLst>
+                        <a:ext uri="{28A0092B-C50C-407E-A947-70E740481C1C}">
+                          <a14:useLocalDpi xmlns:a14="http://schemas.microsoft.com/office/drawing/2010/main" val="0"/>
+                        </a:ext>
+                      </a:extLst>
+                    </a:blip>
+                    <a:srcRect/>
+                    <a:stretch>
+                      <a:fillRect/>
+                    </a:stretch>
+                  </pic:blipFill>
+                  <pic:spPr bwMode="auto">
+                    <a:xfrm>
+                      <a:off x="0" y="0"/>
+                      <a:ext cx="3914749" cy="3543253"/>
+                    </a:xfrm>
+                    <a:prstGeom prst="rect">
+                      <a:avLst/>
+                    </a:prstGeom>
+                    <a:noFill/>
+                    <a:ln>
+                      <a:noFill/>
+                    </a:ln>
+                  </pic:spPr>
+                </pic:pic>
+              </a:graphicData>
+            </a:graphic>
+          </wp:inline>
+        </w:drawing>
+      </w:r>
+    </w:p>
+    <w:p>
+      <w:pPr>
+        <w:pStyle w:val="Ttulo2"/>
+        <w:rPr>
+          <w:rFonts w:ascii="Times New Roman" w:eastAsia="Times New Roman" w:hAnsi="Times New Roman" w:cs="Times New Roman"/>
+          <w:sz w:val="30"/>
+          <w:szCs w:val="30"/>
+        </w:rPr>
+      </w:pPr>
+      <w:bookmarkStart w:id="98" w:name="_Toc231994169"/>
+      <w:r>
+        <w:rPr>
+          <w:rFonts w:ascii="Times New Roman" w:eastAsia="Times New Roman" w:hAnsi="Times New Roman" w:cs="Times New Roman"/>
+          <w:sz w:val="30"/>
+          <w:szCs w:val="30"/>
+        </w:rPr>
         <w:lastRenderedPageBreak/>
         <w:t>9.</w:t>
       </w:r>
@@ -24124,7 +24988,7 @@
         </w:rPr>
         <w:t>I</w:t>
       </w:r>
-      <w:bookmarkEnd w:id="95"/>
+      <w:bookmarkEnd w:id="98"/>
     </w:p>
     <w:p>
       <w:r>
@@ -24147,7 +25011,7 @@
                     <pic:cNvPicPr/>
                   </pic:nvPicPr>
                   <pic:blipFill>
-                    <a:blip r:embed="rId63"/>
+                    <a:blip r:embed="rId64"/>
                     <a:stretch>
                       <a:fillRect/>
                     </a:stretch>
@@ -24168,7 +25032,6 @@
         </w:drawing>
       </w:r>
     </w:p>
-    <w:p/>
     <w:p>
       <w:pPr>
         <w:pStyle w:val="Ttulo1"/>
@@ -24176,14 +25039,14 @@
           <w:rFonts w:ascii="Times New Roman" w:eastAsia="Times New Roman" w:hAnsi="Times New Roman" w:cs="Times New Roman"/>
         </w:rPr>
       </w:pPr>
-      <w:bookmarkStart w:id="96" w:name="_Toc231714417"/>
+      <w:bookmarkStart w:id="99" w:name="_Toc231994170"/>
       <w:r>
         <w:rPr>
           <w:rFonts w:ascii="Times New Roman" w:eastAsia="Times New Roman" w:hAnsi="Times New Roman" w:cs="Times New Roman"/>
         </w:rPr>
         <w:t>10. GESTIÓN DE MÚLTIPLES IDIOMAS</w:t>
       </w:r>
-      <w:bookmarkEnd w:id="96"/>
+      <w:bookmarkEnd w:id="99"/>
     </w:p>
     <w:p>
       <w:pPr>
@@ -24194,7 +25057,7 @@
           <w:szCs w:val="30"/>
         </w:rPr>
       </w:pPr>
-      <w:bookmarkStart w:id="97" w:name="_Toc231714418"/>
+      <w:bookmarkStart w:id="100" w:name="_Toc231994171"/>
       <w:r>
         <w:rPr>
           <w:rFonts w:ascii="Times New Roman" w:eastAsia="Times New Roman" w:hAnsi="Times New Roman" w:cs="Times New Roman"/>
@@ -24203,7 +25066,7 @@
         </w:rPr>
         <w:t>10.1 Objetivo General</w:t>
       </w:r>
-      <w:bookmarkEnd w:id="97"/>
+      <w:bookmarkEnd w:id="100"/>
     </w:p>
     <w:p>
       <w:pPr>
@@ -24253,7 +25116,6 @@
           <w:szCs w:val="30"/>
         </w:rPr>
       </w:pPr>
-      <w:bookmarkStart w:id="98" w:name="_Toc231714419"/>
       <w:r>
         <w:rPr>
           <w:rFonts w:ascii="Times New Roman" w:eastAsia="Times New Roman" w:hAnsi="Times New Roman" w:cs="Times New Roman"/>
@@ -24261,20 +25123,33 @@
           <w:szCs w:val="30"/>
         </w:rPr>
         <w:lastRenderedPageBreak/>
-        <w:t>10.2 Diagrama de Clases</w:t>
-      </w:r>
-      <w:bookmarkEnd w:id="98"/>
+        <w:t xml:space="preserve">10.2 </w:t>
+      </w:r>
+      <w:r>
+        <w:rPr>
+          <w:rFonts w:ascii="Times New Roman" w:eastAsia="Times New Roman" w:hAnsi="Times New Roman" w:cs="Times New Roman"/>
+          <w:sz w:val="30"/>
+          <w:szCs w:val="30"/>
+        </w:rPr>
+        <w:t xml:space="preserve">Diagrama de Clases </w:t>
+      </w:r>
     </w:p>
     <w:p>
-      <w:r>
-        <w:rPr>
+      <w:pPr>
+        <w:rPr>
+          <w:rFonts w:ascii="Times New Roman" w:hAnsi="Times New Roman" w:cs="Times New Roman"/>
+        </w:rPr>
+      </w:pPr>
+      <w:r>
+        <w:rPr>
+          <w:rFonts w:ascii="Times New Roman" w:hAnsi="Times New Roman" w:cs="Times New Roman"/>
           <w:noProof/>
         </w:rPr>
         <w:drawing>
-          <wp:inline distT="0" distB="0" distL="0" distR="0" wp14:anchorId="0A152D14" wp14:editId="754ABF15">
-            <wp:extent cx="5400040" cy="2028190"/>
+          <wp:inline distT="0" distB="0" distL="0" distR="0" wp14:anchorId="4FDE872A" wp14:editId="1F970CCD">
+            <wp:extent cx="5400040" cy="2957195"/>
             <wp:effectExtent l="0" t="0" r="0" b="0"/>
-            <wp:docPr id="1779320493" name="Imagen 1"/>
+            <wp:docPr id="1089826596" name="Imagen 8"/>
             <wp:cNvGraphicFramePr>
               <a:graphicFrameLocks xmlns:a="http://schemas.openxmlformats.org/drawingml/2006/main" noChangeAspect="1"/>
             </wp:cNvGraphicFramePr>
@@ -24282,23 +25157,36 @@
               <a:graphicData uri="http://schemas.openxmlformats.org/drawingml/2006/picture">
                 <pic:pic xmlns:pic="http://schemas.openxmlformats.org/drawingml/2006/picture">
                   <pic:nvPicPr>
-                    <pic:cNvPr id="1779320493" name=""/>
-                    <pic:cNvPicPr/>
+                    <pic:cNvPr id="0" name="Picture 8"/>
+                    <pic:cNvPicPr>
+                      <a:picLocks noChangeAspect="1" noChangeArrowheads="1"/>
+                    </pic:cNvPicPr>
                   </pic:nvPicPr>
                   <pic:blipFill>
-                    <a:blip r:embed="rId64"/>
+                    <a:blip r:embed="rId65">
+                      <a:extLst>
+                        <a:ext uri="{28A0092B-C50C-407E-A947-70E740481C1C}">
+                          <a14:useLocalDpi xmlns:a14="http://schemas.microsoft.com/office/drawing/2010/main" val="0"/>
+                        </a:ext>
+                      </a:extLst>
+                    </a:blip>
+                    <a:srcRect/>
                     <a:stretch>
                       <a:fillRect/>
                     </a:stretch>
                   </pic:blipFill>
-                  <pic:spPr>
+                  <pic:spPr bwMode="auto">
                     <a:xfrm>
                       <a:off x="0" y="0"/>
-                      <a:ext cx="5400040" cy="2028190"/>
+                      <a:ext cx="5400040" cy="2957195"/>
                     </a:xfrm>
                     <a:prstGeom prst="rect">
                       <a:avLst/>
                     </a:prstGeom>
+                    <a:noFill/>
+                    <a:ln>
+                      <a:noFill/>
+                    </a:ln>
                   </pic:spPr>
                 </pic:pic>
               </a:graphicData>
@@ -24316,7 +25204,6 @@
           <w:szCs w:val="30"/>
         </w:rPr>
       </w:pPr>
-      <w:bookmarkStart w:id="99" w:name="_Toc231714420"/>
       <w:r>
         <w:rPr>
           <w:rFonts w:ascii="Times New Roman" w:eastAsia="Times New Roman" w:hAnsi="Times New Roman" w:cs="Times New Roman"/>
@@ -24325,15 +25212,162 @@
         </w:rPr>
         <w:t xml:space="preserve">10.3 </w:t>
       </w:r>
-      <w:bookmarkEnd w:id="99"/>
       <w:r>
         <w:rPr>
           <w:rFonts w:ascii="Times New Roman" w:eastAsia="Times New Roman" w:hAnsi="Times New Roman" w:cs="Times New Roman"/>
           <w:sz w:val="30"/>
           <w:szCs w:val="30"/>
         </w:rPr>
+        <w:t>DER</w:t>
+      </w:r>
+    </w:p>
+    <w:p>
+      <w:pPr>
+        <w:rPr>
+          <w:rFonts w:ascii="Times New Roman" w:hAnsi="Times New Roman" w:cs="Times New Roman"/>
+        </w:rPr>
+      </w:pPr>
+      <w:r>
+        <w:rPr>
+          <w:rFonts w:ascii="Times New Roman" w:eastAsia="Times New Roman" w:hAnsi="Times New Roman" w:cs="Times New Roman"/>
+          <w:noProof/>
+          <w:color w:val="0F4761"/>
+          <w:sz w:val="30"/>
+          <w:szCs w:val="30"/>
+        </w:rPr>
+        <w:drawing>
+          <wp:inline distT="0" distB="0" distL="0" distR="0" wp14:anchorId="7A659A1F" wp14:editId="26D69E5C">
+            <wp:extent cx="3752850" cy="3857625"/>
+            <wp:effectExtent l="0" t="0" r="0" b="9525"/>
+            <wp:docPr id="1200736154" name="Imagen 16"/>
+            <wp:cNvGraphicFramePr>
+              <a:graphicFrameLocks xmlns:a="http://schemas.openxmlformats.org/drawingml/2006/main" noChangeAspect="1"/>
+            </wp:cNvGraphicFramePr>
+            <a:graphic xmlns:a="http://schemas.openxmlformats.org/drawingml/2006/main">
+              <a:graphicData uri="http://schemas.openxmlformats.org/drawingml/2006/picture">
+                <pic:pic xmlns:pic="http://schemas.openxmlformats.org/drawingml/2006/picture">
+                  <pic:nvPicPr>
+                    <pic:cNvPr id="0" name="Picture 16"/>
+                    <pic:cNvPicPr>
+                      <a:picLocks noChangeAspect="1" noChangeArrowheads="1"/>
+                    </pic:cNvPicPr>
+                  </pic:nvPicPr>
+                  <pic:blipFill>
+                    <a:blip r:embed="rId66">
+                      <a:extLst>
+                        <a:ext uri="{28A0092B-C50C-407E-A947-70E740481C1C}">
+                          <a14:useLocalDpi xmlns:a14="http://schemas.microsoft.com/office/drawing/2010/main" val="0"/>
+                        </a:ext>
+                      </a:extLst>
+                    </a:blip>
+                    <a:srcRect/>
+                    <a:stretch>
+                      <a:fillRect/>
+                    </a:stretch>
+                  </pic:blipFill>
+                  <pic:spPr bwMode="auto">
+                    <a:xfrm>
+                      <a:off x="0" y="0"/>
+                      <a:ext cx="3752850" cy="3857625"/>
+                    </a:xfrm>
+                    <a:prstGeom prst="rect">
+                      <a:avLst/>
+                    </a:prstGeom>
+                    <a:noFill/>
+                    <a:ln>
+                      <a:noFill/>
+                    </a:ln>
+                  </pic:spPr>
+                </pic:pic>
+              </a:graphicData>
+            </a:graphic>
+          </wp:inline>
+        </w:drawing>
+      </w:r>
+    </w:p>
+    <w:p>
+      <w:pPr>
+        <w:pStyle w:val="Ttulo2"/>
+        <w:rPr>
+          <w:rFonts w:ascii="Times New Roman" w:eastAsia="Times New Roman" w:hAnsi="Times New Roman" w:cs="Times New Roman"/>
+          <w:sz w:val="30"/>
+          <w:szCs w:val="30"/>
+        </w:rPr>
+      </w:pPr>
+      <w:bookmarkStart w:id="101" w:name="_Toc231994172"/>
+      <w:r>
+        <w:rPr>
+          <w:rFonts w:ascii="Times New Roman" w:eastAsia="Times New Roman" w:hAnsi="Times New Roman" w:cs="Times New Roman"/>
+          <w:sz w:val="30"/>
+          <w:szCs w:val="30"/>
+        </w:rPr>
+        <w:lastRenderedPageBreak/>
+        <w:t>10.</w:t>
+      </w:r>
+      <w:r>
+        <w:rPr>
+          <w:rFonts w:ascii="Times New Roman" w:eastAsia="Times New Roman" w:hAnsi="Times New Roman" w:cs="Times New Roman"/>
+          <w:sz w:val="30"/>
+          <w:szCs w:val="30"/>
+        </w:rPr>
+        <w:t>4</w:t>
+      </w:r>
+      <w:r>
+        <w:rPr>
+          <w:rFonts w:ascii="Times New Roman" w:eastAsia="Times New Roman" w:hAnsi="Times New Roman" w:cs="Times New Roman"/>
+          <w:sz w:val="30"/>
+          <w:szCs w:val="30"/>
+        </w:rPr>
+        <w:t xml:space="preserve"> </w:t>
+      </w:r>
+      <w:r>
+        <w:rPr>
+          <w:rFonts w:ascii="Times New Roman" w:eastAsia="Times New Roman" w:hAnsi="Times New Roman" w:cs="Times New Roman"/>
+          <w:sz w:val="30"/>
+          <w:szCs w:val="30"/>
+        </w:rPr>
         <w:t>CU009 CAMBIAR IDIOMA</w:t>
       </w:r>
+      <w:bookmarkEnd w:id="101"/>
+    </w:p>
+    <w:p>
+      <w:pPr>
+        <w:rPr>
+          <w:rFonts w:ascii="Times New Roman" w:eastAsia="Times New Roman" w:hAnsi="Times New Roman" w:cs="Times New Roman"/>
+          <w:color w:val="0F4761"/>
+          <w:sz w:val="28"/>
+          <w:szCs w:val="28"/>
+        </w:rPr>
+      </w:pPr>
+      <w:bookmarkStart w:id="102" w:name="_Toc231994173"/>
+      <w:r>
+        <w:rPr>
+          <w:rFonts w:ascii="Times New Roman" w:eastAsia="Times New Roman" w:hAnsi="Times New Roman" w:cs="Times New Roman"/>
+          <w:color w:val="0F4761"/>
+          <w:sz w:val="28"/>
+          <w:szCs w:val="28"/>
+        </w:rPr>
+        <w:t>10.</w:t>
+      </w:r>
+      <w:r>
+        <w:rPr>
+          <w:rFonts w:ascii="Times New Roman" w:eastAsia="Times New Roman" w:hAnsi="Times New Roman" w:cs="Times New Roman"/>
+          <w:color w:val="0F4761"/>
+          <w:sz w:val="28"/>
+          <w:szCs w:val="28"/>
+        </w:rPr>
+        <w:t>4</w:t>
+      </w:r>
+      <w:r>
+        <w:rPr>
+          <w:rFonts w:ascii="Times New Roman" w:eastAsia="Times New Roman" w:hAnsi="Times New Roman" w:cs="Times New Roman"/>
+          <w:color w:val="0F4761"/>
+          <w:sz w:val="28"/>
+          <w:szCs w:val="28"/>
+        </w:rPr>
+        <w:t>.1 Especificación CU</w:t>
+      </w:r>
+      <w:bookmarkEnd w:id="102"/>
     </w:p>
     <w:p>
       <w:r>
@@ -24358,7 +25392,7 @@
                     </pic:cNvPicPr>
                   </pic:nvPicPr>
                   <pic:blipFill>
-                    <a:blip r:embed="rId65">
+                    <a:blip r:embed="rId67">
                       <a:extLst>
                         <a:ext uri="{28A0092B-C50C-407E-A947-70E740481C1C}">
                           <a14:useLocalDpi xmlns:a14="http://schemas.microsoft.com/office/drawing/2010/main" val="0"/>
@@ -24388,48 +25422,6 @@
             </a:graphic>
           </wp:inline>
         </w:drawing>
-      </w:r>
-    </w:p>
-    <w:p>
-      <w:pPr>
-        <w:pStyle w:val="Ttulo2"/>
-        <w:rPr>
-          <w:rFonts w:ascii="Times New Roman" w:eastAsia="Times New Roman" w:hAnsi="Times New Roman" w:cs="Times New Roman"/>
-          <w:sz w:val="30"/>
-          <w:szCs w:val="30"/>
-        </w:rPr>
-      </w:pPr>
-      <w:r>
-        <w:rPr>
-          <w:rFonts w:ascii="Times New Roman" w:eastAsia="Times New Roman" w:hAnsi="Times New Roman" w:cs="Times New Roman"/>
-          <w:sz w:val="30"/>
-          <w:szCs w:val="30"/>
-        </w:rPr>
-        <w:t>10.</w:t>
-      </w:r>
-      <w:r>
-        <w:rPr>
-          <w:rFonts w:ascii="Times New Roman" w:eastAsia="Times New Roman" w:hAnsi="Times New Roman" w:cs="Times New Roman"/>
-          <w:sz w:val="30"/>
-          <w:szCs w:val="30"/>
-        </w:rPr>
-        <w:t>4</w:t>
-      </w:r>
-      <w:r>
-        <w:rPr>
-          <w:rFonts w:ascii="Times New Roman" w:eastAsia="Times New Roman" w:hAnsi="Times New Roman" w:cs="Times New Roman"/>
-          <w:sz w:val="30"/>
-          <w:szCs w:val="30"/>
-        </w:rPr>
-        <w:t xml:space="preserve"> </w:t>
-      </w:r>
-      <w:r>
-        <w:rPr>
-          <w:rFonts w:ascii="Times New Roman" w:eastAsia="Times New Roman" w:hAnsi="Times New Roman" w:cs="Times New Roman"/>
-          <w:sz w:val="30"/>
-          <w:szCs w:val="30"/>
-        </w:rPr>
-        <w:t>Especificación caso de uso</w:t>
       </w:r>
     </w:p>
     <w:tbl>
@@ -24835,7 +25827,6 @@
                 <w:bCs/>
                 <w:lang w:val="es-ES"/>
               </w:rPr>
-              <w:lastRenderedPageBreak/>
               <w:t>CONDICIÓN:</w:t>
             </w:r>
             <w:r>
@@ -24850,7 +25841,7 @@
       </w:tr>
       <w:tr>
         <w:trPr>
-          <w:trHeight w:val="2830"/>
+          <w:trHeight w:val="1206"/>
         </w:trPr>
         <w:tc>
           <w:tcPr>
@@ -24992,6 +25983,7 @@
               <w:rPr>
                 <w:rFonts w:asciiTheme="majorBidi" w:hAnsiTheme="majorBidi" w:cstheme="majorBidi"/>
               </w:rPr>
+              <w:lastRenderedPageBreak/>
               <w:t>El sistema guarda la preferencia de idioma del usuario en la base de datos.</w:t>
             </w:r>
           </w:p>
@@ -25052,6 +26044,7 @@
                 <w:bCs/>
                 <w:lang w:val="es-ES"/>
               </w:rPr>
+              <w:lastRenderedPageBreak/>
               <w:t>FLUJOS ALTERNATIVOS:</w:t>
             </w:r>
           </w:p>
@@ -25102,7 +26095,23 @@
                 <w:rFonts w:asciiTheme="majorBidi" w:hAnsiTheme="majorBidi" w:cstheme="majorBidi"/>
                 <w:lang w:val="es-ES"/>
               </w:rPr>
-              <w:t xml:space="preserve">4.2 El sistema muestra el nombre del control entre corchetes como fallback. </w:t>
+              <w:t xml:space="preserve">4.2 El sistema muestra el nombre del control entre corchetes como </w:t>
+            </w:r>
+            <w:proofErr w:type="spellStart"/>
+            <w:r>
+              <w:rPr>
+                <w:rFonts w:asciiTheme="majorBidi" w:hAnsiTheme="majorBidi" w:cstheme="majorBidi"/>
+                <w:lang w:val="es-ES"/>
+              </w:rPr>
+              <w:t>fallback</w:t>
+            </w:r>
+            <w:proofErr w:type="spellEnd"/>
+            <w:r>
+              <w:rPr>
+                <w:rFonts w:asciiTheme="majorBidi" w:hAnsiTheme="majorBidi" w:cstheme="majorBidi"/>
+                <w:lang w:val="es-ES"/>
+              </w:rPr>
+              <w:t xml:space="preserve">. </w:t>
             </w:r>
             <w:r>
               <w:rPr>
@@ -25151,7 +26160,23 @@
                 <w:rFonts w:asciiTheme="majorBidi" w:hAnsiTheme="majorBidi" w:cstheme="majorBidi"/>
                 <w:lang w:val="es-ES"/>
               </w:rPr>
-              <w:t>4.1 El sistema utiliza el texto en español entre corchetes como fallback según el COALESCE definido en la base de datos.</w:t>
+              <w:t xml:space="preserve">4.1 El sistema utiliza el texto en español entre corchetes como </w:t>
+            </w:r>
+            <w:proofErr w:type="spellStart"/>
+            <w:r>
+              <w:rPr>
+                <w:rFonts w:asciiTheme="majorBidi" w:hAnsiTheme="majorBidi" w:cstheme="majorBidi"/>
+                <w:lang w:val="es-ES"/>
+              </w:rPr>
+              <w:t>fallback</w:t>
+            </w:r>
+            <w:proofErr w:type="spellEnd"/>
+            <w:r>
+              <w:rPr>
+                <w:rFonts w:asciiTheme="majorBidi" w:hAnsiTheme="majorBidi" w:cstheme="majorBidi"/>
+                <w:lang w:val="es-ES"/>
+              </w:rPr>
+              <w:t xml:space="preserve"> según el COALESCE definido en la base de datos.</w:t>
             </w:r>
             <w:r>
               <w:rPr>
@@ -25218,6 +26243,67 @@
     </w:tbl>
     <w:p/>
     <w:p>
+      <w:r>
+        <w:br w:type="page"/>
+      </w:r>
+    </w:p>
+    <w:p>
+      <w:pPr>
+        <w:rPr>
+          <w:rFonts w:ascii="Times New Roman" w:eastAsia="Times New Roman" w:hAnsi="Times New Roman" w:cs="Times New Roman"/>
+          <w:color w:val="0F4761"/>
+          <w:sz w:val="28"/>
+          <w:szCs w:val="28"/>
+        </w:rPr>
+      </w:pPr>
+      <w:r>
+        <w:rPr>
+          <w:rFonts w:ascii="Times New Roman" w:eastAsia="Times New Roman" w:hAnsi="Times New Roman" w:cs="Times New Roman"/>
+          <w:color w:val="0F4761"/>
+          <w:sz w:val="28"/>
+          <w:szCs w:val="28"/>
+        </w:rPr>
+        <w:lastRenderedPageBreak/>
+        <w:t>10.</w:t>
+      </w:r>
+      <w:r>
+        <w:rPr>
+          <w:rFonts w:ascii="Times New Roman" w:eastAsia="Times New Roman" w:hAnsi="Times New Roman" w:cs="Times New Roman"/>
+          <w:color w:val="0F4761"/>
+          <w:sz w:val="28"/>
+          <w:szCs w:val="28"/>
+        </w:rPr>
+        <w:t>4</w:t>
+      </w:r>
+      <w:r>
+        <w:rPr>
+          <w:rFonts w:ascii="Times New Roman" w:eastAsia="Times New Roman" w:hAnsi="Times New Roman" w:cs="Times New Roman"/>
+          <w:color w:val="0F4761"/>
+          <w:sz w:val="28"/>
+          <w:szCs w:val="28"/>
+        </w:rPr>
+        <w:t>.2</w:t>
+      </w:r>
+      <w:r>
+        <w:rPr>
+          <w:rFonts w:ascii="Times New Roman" w:eastAsia="Times New Roman" w:hAnsi="Times New Roman" w:cs="Times New Roman"/>
+          <w:color w:val="0F4761"/>
+          <w:sz w:val="28"/>
+          <w:szCs w:val="28"/>
+        </w:rPr>
+        <w:t xml:space="preserve"> </w:t>
+      </w:r>
+      <w:r>
+        <w:rPr>
+          <w:rFonts w:ascii="Times New Roman" w:eastAsia="Times New Roman" w:hAnsi="Times New Roman" w:cs="Times New Roman"/>
+          <w:color w:val="0F4761"/>
+          <w:sz w:val="28"/>
+          <w:szCs w:val="28"/>
+        </w:rPr>
+        <w:t>Diagrama de Secuencias del sistema</w:t>
+      </w:r>
+    </w:p>
+    <w:p>
       <w:pPr>
         <w:rPr>
           <w:rFonts w:ascii="Times New Roman" w:eastAsia="Times New Roman" w:hAnsi="Times New Roman" w:cs="Times New Roman"/>
@@ -25229,59 +26315,16 @@
       <w:r>
         <w:rPr>
           <w:rFonts w:ascii="Times New Roman" w:eastAsia="Times New Roman" w:hAnsi="Times New Roman" w:cs="Times New Roman"/>
+          <w:noProof/>
           <w:color w:val="0F4761"/>
           <w:sz w:val="30"/>
           <w:szCs w:val="30"/>
         </w:rPr>
-        <w:t>10.</w:t>
-      </w:r>
-      <w:r>
-        <w:rPr>
-          <w:rFonts w:ascii="Times New Roman" w:eastAsia="Times New Roman" w:hAnsi="Times New Roman" w:cs="Times New Roman"/>
-          <w:color w:val="0F4761"/>
-          <w:sz w:val="30"/>
-          <w:szCs w:val="30"/>
-        </w:rPr>
-        <w:t>5</w:t>
-      </w:r>
-      <w:r>
-        <w:rPr>
-          <w:rFonts w:ascii="Times New Roman" w:eastAsia="Times New Roman" w:hAnsi="Times New Roman" w:cs="Times New Roman"/>
-          <w:color w:val="0F4761"/>
-          <w:sz w:val="30"/>
-          <w:szCs w:val="30"/>
-        </w:rPr>
-        <w:t xml:space="preserve"> </w:t>
-      </w:r>
-      <w:r>
-        <w:rPr>
-          <w:rFonts w:ascii="Times New Roman" w:eastAsia="Times New Roman" w:hAnsi="Times New Roman" w:cs="Times New Roman"/>
-          <w:color w:val="0F4761"/>
-          <w:sz w:val="30"/>
-          <w:szCs w:val="30"/>
-        </w:rPr>
-        <w:t>Diagrama de Secuencias del sistema</w:t>
-      </w:r>
-    </w:p>
-    <w:p>
-      <w:pPr>
-        <w:rPr>
-          <w:rFonts w:ascii="Times New Roman" w:eastAsia="Times New Roman" w:hAnsi="Times New Roman" w:cs="Times New Roman"/>
-          <w:color w:val="0F4761"/>
-          <w:sz w:val="30"/>
-          <w:szCs w:val="30"/>
-        </w:rPr>
-      </w:pPr>
-      <w:r>
-        <w:rPr>
-          <w:noProof/>
-        </w:rPr>
-        <w:lastRenderedPageBreak/>
         <w:drawing>
-          <wp:inline distT="0" distB="0" distL="0" distR="0" wp14:anchorId="43C14E9F" wp14:editId="379FE700">
-            <wp:extent cx="6357586" cy="7437120"/>
-            <wp:effectExtent l="0" t="0" r="5715" b="0"/>
-            <wp:docPr id="197516205" name="Imagen 1"/>
+          <wp:inline distT="0" distB="0" distL="0" distR="0" wp14:anchorId="6C912552" wp14:editId="6893BA28">
+            <wp:extent cx="6303162" cy="6638925"/>
+            <wp:effectExtent l="0" t="0" r="2540" b="0"/>
+            <wp:docPr id="2032839158" name="Imagen 17"/>
             <wp:cNvGraphicFramePr>
               <a:graphicFrameLocks xmlns:a="http://schemas.openxmlformats.org/drawingml/2006/main" noChangeAspect="1"/>
             </wp:cNvGraphicFramePr>
@@ -25289,23 +26332,36 @@
               <a:graphicData uri="http://schemas.openxmlformats.org/drawingml/2006/picture">
                 <pic:pic xmlns:pic="http://schemas.openxmlformats.org/drawingml/2006/picture">
                   <pic:nvPicPr>
-                    <pic:cNvPr id="197516205" name=""/>
-                    <pic:cNvPicPr/>
+                    <pic:cNvPr id="0" name="Picture 17"/>
+                    <pic:cNvPicPr>
+                      <a:picLocks noChangeAspect="1" noChangeArrowheads="1"/>
+                    </pic:cNvPicPr>
                   </pic:nvPicPr>
                   <pic:blipFill>
-                    <a:blip r:embed="rId66"/>
+                    <a:blip r:embed="rId68">
+                      <a:extLst>
+                        <a:ext uri="{28A0092B-C50C-407E-A947-70E740481C1C}">
+                          <a14:useLocalDpi xmlns:a14="http://schemas.microsoft.com/office/drawing/2010/main" val="0"/>
+                        </a:ext>
+                      </a:extLst>
+                    </a:blip>
+                    <a:srcRect/>
                     <a:stretch>
                       <a:fillRect/>
                     </a:stretch>
                   </pic:blipFill>
-                  <pic:spPr>
+                  <pic:spPr bwMode="auto">
                     <a:xfrm>
                       <a:off x="0" y="0"/>
-                      <a:ext cx="6368856" cy="7450304"/>
+                      <a:ext cx="6307426" cy="6643416"/>
                     </a:xfrm>
                     <a:prstGeom prst="rect">
                       <a:avLst/>
                     </a:prstGeom>
+                    <a:noFill/>
+                    <a:ln>
+                      <a:noFill/>
+                    </a:ln>
                   </pic:spPr>
                 </pic:pic>
               </a:graphicData>
@@ -25323,25 +26379,26 @@
           <w:szCs w:val="30"/>
         </w:rPr>
       </w:pPr>
-      <w:r>
+    </w:p>
+    <w:p>
+      <w:pPr>
         <w:rPr>
           <w:rFonts w:ascii="Times New Roman" w:eastAsia="Times New Roman" w:hAnsi="Times New Roman" w:cs="Times New Roman"/>
           <w:color w:val="0F4761"/>
           <w:sz w:val="30"/>
           <w:szCs w:val="30"/>
         </w:rPr>
-        <w:lastRenderedPageBreak/>
-        <w:t>10.</w:t>
-      </w:r>
-      <w:r>
+      </w:pPr>
+    </w:p>
+    <w:p>
+      <w:pPr>
         <w:rPr>
           <w:rFonts w:ascii="Times New Roman" w:eastAsia="Times New Roman" w:hAnsi="Times New Roman" w:cs="Times New Roman"/>
           <w:color w:val="0F4761"/>
           <w:sz w:val="30"/>
           <w:szCs w:val="30"/>
         </w:rPr>
-        <w:t>6</w:t>
-      </w:r>
+      </w:pPr>
       <w:r>
         <w:rPr>
           <w:rFonts w:ascii="Times New Roman" w:eastAsia="Times New Roman" w:hAnsi="Times New Roman" w:cs="Times New Roman"/>
@@ -25349,7 +26406,8 @@
           <w:sz w:val="30"/>
           <w:szCs w:val="30"/>
         </w:rPr>
-        <w:t xml:space="preserve"> </w:t>
+        <w:lastRenderedPageBreak/>
+        <w:t>10.</w:t>
       </w:r>
       <w:r>
         <w:rPr>
@@ -25358,42 +26416,7 @@
           <w:sz w:val="30"/>
           <w:szCs w:val="30"/>
         </w:rPr>
-        <w:t>DER</w:t>
-      </w:r>
-    </w:p>
-    <w:p>
-      <w:pPr>
-        <w:rPr>
-          <w:rFonts w:ascii="Times New Roman" w:eastAsia="Times New Roman" w:hAnsi="Times New Roman" w:cs="Times New Roman"/>
-        </w:rPr>
-      </w:pPr>
-    </w:p>
-    <w:p>
-      <w:pPr>
-        <w:rPr>
-          <w:rFonts w:ascii="Times New Roman" w:eastAsia="Times New Roman" w:hAnsi="Times New Roman" w:cs="Times New Roman"/>
-          <w:color w:val="0F4761"/>
-          <w:sz w:val="30"/>
-          <w:szCs w:val="30"/>
-        </w:rPr>
-      </w:pPr>
-      <w:r>
-        <w:rPr>
-          <w:rFonts w:ascii="Times New Roman" w:eastAsia="Times New Roman" w:hAnsi="Times New Roman" w:cs="Times New Roman"/>
-          <w:color w:val="0F4761"/>
-          <w:sz w:val="30"/>
-          <w:szCs w:val="30"/>
-        </w:rPr>
-        <w:t>10.</w:t>
-      </w:r>
-      <w:r>
-        <w:rPr>
-          <w:rFonts w:ascii="Times New Roman" w:eastAsia="Times New Roman" w:hAnsi="Times New Roman" w:cs="Times New Roman"/>
-          <w:color w:val="0F4761"/>
-          <w:sz w:val="30"/>
-          <w:szCs w:val="30"/>
-        </w:rPr>
-        <w:t>6</w:t>
+        <w:t>5</w:t>
       </w:r>
       <w:r>
         <w:rPr>
@@ -25456,7 +26479,7 @@
                     <pic:cNvPicPr/>
                   </pic:nvPicPr>
                   <pic:blipFill rotWithShape="1">
-                    <a:blip r:embed="rId67"/>
+                    <a:blip r:embed="rId69"/>
                     <a:srcRect l="1976" t="4755" r="3481" b="3463"/>
                     <a:stretch>
                       <a:fillRect/>
@@ -25520,7 +26543,7 @@
                     <pic:cNvPicPr/>
                   </pic:nvPicPr>
                   <pic:blipFill rotWithShape="1">
-                    <a:blip r:embed="rId68"/>
+                    <a:blip r:embed="rId70"/>
                     <a:srcRect l="565" t="1820" r="1223" b="1993"/>
                     <a:stretch>
                       <a:fillRect/>
@@ -25558,8 +26581,8 @@
     </w:p>
     <w:p/>
     <w:sectPr>
-      <w:headerReference w:type="default" r:id="rId69"/>
-      <w:footerReference w:type="default" r:id="rId70"/>
+      <w:headerReference w:type="default" r:id="rId71"/>
+      <w:footerReference w:type="default" r:id="rId72"/>
       <w:pgSz w:w="11906" w:h="16838"/>
       <w:pgMar w:top="1417" w:right="1701" w:bottom="1417" w:left="1701" w:header="708" w:footer="708" w:gutter="0"/>
       <w:pgNumType w:start="1"/>

--- a/Documentación/ProyectoIS 2026 CAJAL-FERNANDEZ_2daEntrega.docx
+++ b/Documentación/ProyectoIS 2026 CAJAL-FERNANDEZ_2daEntrega.docx
@@ -382,7 +382,7 @@
             </w:rPr>
             <w:fldChar w:fldCharType="separate"/>
           </w:r>
-          <w:hyperlink w:anchor="_Toc231994079" w:history="1">
+          <w:hyperlink w:anchor="_Toc232013622" w:history="1">
             <w:r>
               <w:rPr>
                 <w:rStyle w:val="Hipervnculo"/>
@@ -410,7 +410,7 @@
                 <w:noProof/>
                 <w:webHidden/>
               </w:rPr>
-              <w:instrText xml:space="preserve"> PAGEREF _Toc231994079 \h </w:instrText>
+              <w:instrText xml:space="preserve"> PAGEREF _Toc232013622 \h </w:instrText>
             </w:r>
             <w:r>
               <w:rPr>
@@ -454,7 +454,7 @@
               <w14:ligatures w14:val="standardContextual"/>
             </w:rPr>
           </w:pPr>
-          <w:hyperlink w:anchor="_Toc231994080" w:history="1">
+          <w:hyperlink w:anchor="_Toc232013623" w:history="1">
             <w:r>
               <w:rPr>
                 <w:rStyle w:val="Hipervnculo"/>
@@ -482,7 +482,7 @@
                 <w:noProof/>
                 <w:webHidden/>
               </w:rPr>
-              <w:instrText xml:space="preserve"> PAGEREF _Toc231994080 \h </w:instrText>
+              <w:instrText xml:space="preserve"> PAGEREF _Toc232013623 \h </w:instrText>
             </w:r>
             <w:r>
               <w:rPr>
@@ -526,7 +526,7 @@
               <w14:ligatures w14:val="standardContextual"/>
             </w:rPr>
           </w:pPr>
-          <w:hyperlink w:anchor="_Toc231994081" w:history="1">
+          <w:hyperlink w:anchor="_Toc232013624" w:history="1">
             <w:r>
               <w:rPr>
                 <w:rStyle w:val="Hipervnculo"/>
@@ -554,7 +554,7 @@
                 <w:noProof/>
                 <w:webHidden/>
               </w:rPr>
-              <w:instrText xml:space="preserve"> PAGEREF _Toc231994081 \h </w:instrText>
+              <w:instrText xml:space="preserve"> PAGEREF _Toc232013624 \h </w:instrText>
             </w:r>
             <w:r>
               <w:rPr>
@@ -598,7 +598,7 @@
               <w14:ligatures w14:val="standardContextual"/>
             </w:rPr>
           </w:pPr>
-          <w:hyperlink w:anchor="_Toc231994082" w:history="1">
+          <w:hyperlink w:anchor="_Toc232013625" w:history="1">
             <w:r>
               <w:rPr>
                 <w:rStyle w:val="Hipervnculo"/>
@@ -626,7 +626,7 @@
                 <w:noProof/>
                 <w:webHidden/>
               </w:rPr>
-              <w:instrText xml:space="preserve"> PAGEREF _Toc231994082 \h </w:instrText>
+              <w:instrText xml:space="preserve"> PAGEREF _Toc232013625 \h </w:instrText>
             </w:r>
             <w:r>
               <w:rPr>
@@ -670,7 +670,7 @@
               <w14:ligatures w14:val="standardContextual"/>
             </w:rPr>
           </w:pPr>
-          <w:hyperlink w:anchor="_Toc231994083" w:history="1">
+          <w:hyperlink w:anchor="_Toc232013626" w:history="1">
             <w:r>
               <w:rPr>
                 <w:rStyle w:val="Hipervnculo"/>
@@ -698,7 +698,7 @@
                 <w:noProof/>
                 <w:webHidden/>
               </w:rPr>
-              <w:instrText xml:space="preserve"> PAGEREF _Toc231994083 \h </w:instrText>
+              <w:instrText xml:space="preserve"> PAGEREF _Toc232013626 \h </w:instrText>
             </w:r>
             <w:r>
               <w:rPr>
@@ -742,7 +742,7 @@
               <w14:ligatures w14:val="standardContextual"/>
             </w:rPr>
           </w:pPr>
-          <w:hyperlink w:anchor="_Toc231994084" w:history="1">
+          <w:hyperlink w:anchor="_Toc232013627" w:history="1">
             <w:r>
               <w:rPr>
                 <w:rStyle w:val="Hipervnculo"/>
@@ -770,7 +770,7 @@
                 <w:noProof/>
                 <w:webHidden/>
               </w:rPr>
-              <w:instrText xml:space="preserve"> PAGEREF _Toc231994084 \h </w:instrText>
+              <w:instrText xml:space="preserve"> PAGEREF _Toc232013627 \h </w:instrText>
             </w:r>
             <w:r>
               <w:rPr>
@@ -814,7 +814,7 @@
               <w14:ligatures w14:val="standardContextual"/>
             </w:rPr>
           </w:pPr>
-          <w:hyperlink w:anchor="_Toc231994085" w:history="1">
+          <w:hyperlink w:anchor="_Toc232013628" w:history="1">
             <w:r>
               <w:rPr>
                 <w:rStyle w:val="Hipervnculo"/>
@@ -842,7 +842,7 @@
                 <w:noProof/>
                 <w:webHidden/>
               </w:rPr>
-              <w:instrText xml:space="preserve"> PAGEREF _Toc231994085 \h </w:instrText>
+              <w:instrText xml:space="preserve"> PAGEREF _Toc232013628 \h </w:instrText>
             </w:r>
             <w:r>
               <w:rPr>
@@ -886,7 +886,7 @@
               <w14:ligatures w14:val="standardContextual"/>
             </w:rPr>
           </w:pPr>
-          <w:hyperlink w:anchor="_Toc231994086" w:history="1">
+          <w:hyperlink w:anchor="_Toc232013629" w:history="1">
             <w:r>
               <w:rPr>
                 <w:rStyle w:val="Hipervnculo"/>
@@ -914,7 +914,7 @@
                 <w:noProof/>
                 <w:webHidden/>
               </w:rPr>
-              <w:instrText xml:space="preserve"> PAGEREF _Toc231994086 \h </w:instrText>
+              <w:instrText xml:space="preserve"> PAGEREF _Toc232013629 \h </w:instrText>
             </w:r>
             <w:r>
               <w:rPr>
@@ -958,7 +958,7 @@
               <w14:ligatures w14:val="standardContextual"/>
             </w:rPr>
           </w:pPr>
-          <w:hyperlink w:anchor="_Toc231994087" w:history="1">
+          <w:hyperlink w:anchor="_Toc232013630" w:history="1">
             <w:r>
               <w:rPr>
                 <w:rStyle w:val="Hipervnculo"/>
@@ -986,7 +986,7 @@
                 <w:noProof/>
                 <w:webHidden/>
               </w:rPr>
-              <w:instrText xml:space="preserve"> PAGEREF _Toc231994087 \h </w:instrText>
+              <w:instrText xml:space="preserve"> PAGEREF _Toc232013630 \h </w:instrText>
             </w:r>
             <w:r>
               <w:rPr>
@@ -1030,7 +1030,7 @@
               <w14:ligatures w14:val="standardContextual"/>
             </w:rPr>
           </w:pPr>
-          <w:hyperlink w:anchor="_Toc231994088" w:history="1">
+          <w:hyperlink w:anchor="_Toc232013631" w:history="1">
             <w:r>
               <w:rPr>
                 <w:rStyle w:val="Hipervnculo"/>
@@ -1058,7 +1058,7 @@
                 <w:noProof/>
                 <w:webHidden/>
               </w:rPr>
-              <w:instrText xml:space="preserve"> PAGEREF _Toc231994088 \h </w:instrText>
+              <w:instrText xml:space="preserve"> PAGEREF _Toc232013631 \h </w:instrText>
             </w:r>
             <w:r>
               <w:rPr>
@@ -1102,7 +1102,7 @@
               <w14:ligatures w14:val="standardContextual"/>
             </w:rPr>
           </w:pPr>
-          <w:hyperlink w:anchor="_Toc231994089" w:history="1">
+          <w:hyperlink w:anchor="_Toc232013632" w:history="1">
             <w:r>
               <w:rPr>
                 <w:rStyle w:val="Hipervnculo"/>
@@ -1130,7 +1130,7 @@
                 <w:noProof/>
                 <w:webHidden/>
               </w:rPr>
-              <w:instrText xml:space="preserve"> PAGEREF _Toc231994089 \h </w:instrText>
+              <w:instrText xml:space="preserve"> PAGEREF _Toc232013632 \h </w:instrText>
             </w:r>
             <w:r>
               <w:rPr>
@@ -1174,7 +1174,7 @@
               <w14:ligatures w14:val="standardContextual"/>
             </w:rPr>
           </w:pPr>
-          <w:hyperlink w:anchor="_Toc231994090" w:history="1">
+          <w:hyperlink w:anchor="_Toc232013633" w:history="1">
             <w:r>
               <w:rPr>
                 <w:rStyle w:val="Hipervnculo"/>
@@ -1202,7 +1202,7 @@
                 <w:noProof/>
                 <w:webHidden/>
               </w:rPr>
-              <w:instrText xml:space="preserve"> PAGEREF _Toc231994090 \h </w:instrText>
+              <w:instrText xml:space="preserve"> PAGEREF _Toc232013633 \h </w:instrText>
             </w:r>
             <w:r>
               <w:rPr>
@@ -1246,7 +1246,7 @@
               <w14:ligatures w14:val="standardContextual"/>
             </w:rPr>
           </w:pPr>
-          <w:hyperlink w:anchor="_Toc231994091" w:history="1">
+          <w:hyperlink w:anchor="_Toc232013634" w:history="1">
             <w:r>
               <w:rPr>
                 <w:rStyle w:val="Hipervnculo"/>
@@ -1274,7 +1274,7 @@
                 <w:noProof/>
                 <w:webHidden/>
               </w:rPr>
-              <w:instrText xml:space="preserve"> PAGEREF _Toc231994091 \h </w:instrText>
+              <w:instrText xml:space="preserve"> PAGEREF _Toc232013634 \h </w:instrText>
             </w:r>
             <w:r>
               <w:rPr>
@@ -1318,7 +1318,7 @@
               <w14:ligatures w14:val="standardContextual"/>
             </w:rPr>
           </w:pPr>
-          <w:hyperlink w:anchor="_Toc231994092" w:history="1">
+          <w:hyperlink w:anchor="_Toc232013635" w:history="1">
             <w:r>
               <w:rPr>
                 <w:rStyle w:val="Hipervnculo"/>
@@ -1346,7 +1346,7 @@
                 <w:noProof/>
                 <w:webHidden/>
               </w:rPr>
-              <w:instrText xml:space="preserve"> PAGEREF _Toc231994092 \h </w:instrText>
+              <w:instrText xml:space="preserve"> PAGEREF _Toc232013635 \h </w:instrText>
             </w:r>
             <w:r>
               <w:rPr>
@@ -1366,7 +1366,7 @@
                 <w:noProof/>
                 <w:webHidden/>
               </w:rPr>
-              <w:t>11</w:t>
+              <w:t>12</w:t>
             </w:r>
             <w:r>
               <w:rPr>
@@ -1390,7 +1390,7 @@
               <w14:ligatures w14:val="standardContextual"/>
             </w:rPr>
           </w:pPr>
-          <w:hyperlink w:anchor="_Toc231994093" w:history="1">
+          <w:hyperlink w:anchor="_Toc232013636" w:history="1">
             <w:r>
               <w:rPr>
                 <w:rStyle w:val="Hipervnculo"/>
@@ -1418,7 +1418,7 @@
                 <w:noProof/>
                 <w:webHidden/>
               </w:rPr>
-              <w:instrText xml:space="preserve"> PAGEREF _Toc231994093 \h </w:instrText>
+              <w:instrText xml:space="preserve"> PAGEREF _Toc232013636 \h </w:instrText>
             </w:r>
             <w:r>
               <w:rPr>
@@ -1438,7 +1438,7 @@
                 <w:noProof/>
                 <w:webHidden/>
               </w:rPr>
-              <w:t>12</w:t>
+              <w:t>13</w:t>
             </w:r>
             <w:r>
               <w:rPr>
@@ -1462,7 +1462,7 @@
               <w14:ligatures w14:val="standardContextual"/>
             </w:rPr>
           </w:pPr>
-          <w:hyperlink w:anchor="_Toc231994094" w:history="1">
+          <w:hyperlink w:anchor="_Toc232013637" w:history="1">
             <w:r>
               <w:rPr>
                 <w:rStyle w:val="Hipervnculo"/>
@@ -1490,7 +1490,7 @@
                 <w:noProof/>
                 <w:webHidden/>
               </w:rPr>
-              <w:instrText xml:space="preserve"> PAGEREF _Toc231994094 \h </w:instrText>
+              <w:instrText xml:space="preserve"> PAGEREF _Toc232013637 \h </w:instrText>
             </w:r>
             <w:r>
               <w:rPr>
@@ -1510,7 +1510,7 @@
                 <w:noProof/>
                 <w:webHidden/>
               </w:rPr>
-              <w:t>12</w:t>
+              <w:t>13</w:t>
             </w:r>
             <w:r>
               <w:rPr>
@@ -1534,7 +1534,7 @@
               <w14:ligatures w14:val="standardContextual"/>
             </w:rPr>
           </w:pPr>
-          <w:hyperlink w:anchor="_Toc231994095" w:history="1">
+          <w:hyperlink w:anchor="_Toc232013638" w:history="1">
             <w:r>
               <w:rPr>
                 <w:rStyle w:val="Hipervnculo"/>
@@ -1562,7 +1562,7 @@
                 <w:noProof/>
                 <w:webHidden/>
               </w:rPr>
-              <w:instrText xml:space="preserve"> PAGEREF _Toc231994095 \h </w:instrText>
+              <w:instrText xml:space="preserve"> PAGEREF _Toc232013638 \h </w:instrText>
             </w:r>
             <w:r>
               <w:rPr>
@@ -1582,7 +1582,7 @@
                 <w:noProof/>
                 <w:webHidden/>
               </w:rPr>
-              <w:t>12</w:t>
+              <w:t>13</w:t>
             </w:r>
             <w:r>
               <w:rPr>
@@ -1606,7 +1606,7 @@
               <w14:ligatures w14:val="standardContextual"/>
             </w:rPr>
           </w:pPr>
-          <w:hyperlink w:anchor="_Toc231994096" w:history="1">
+          <w:hyperlink w:anchor="_Toc232013639" w:history="1">
             <w:r>
               <w:rPr>
                 <w:rStyle w:val="Hipervnculo"/>
@@ -1634,7 +1634,7 @@
                 <w:noProof/>
                 <w:webHidden/>
               </w:rPr>
-              <w:instrText xml:space="preserve"> PAGEREF _Toc231994096 \h </w:instrText>
+              <w:instrText xml:space="preserve"> PAGEREF _Toc232013639 \h </w:instrText>
             </w:r>
             <w:r>
               <w:rPr>
@@ -1654,7 +1654,7 @@
                 <w:noProof/>
                 <w:webHidden/>
               </w:rPr>
-              <w:t>13</w:t>
+              <w:t>14</w:t>
             </w:r>
             <w:r>
               <w:rPr>
@@ -1678,7 +1678,7 @@
               <w14:ligatures w14:val="standardContextual"/>
             </w:rPr>
           </w:pPr>
-          <w:hyperlink w:anchor="_Toc231994097" w:history="1">
+          <w:hyperlink w:anchor="_Toc232013640" w:history="1">
             <w:r>
               <w:rPr>
                 <w:rStyle w:val="Hipervnculo"/>
@@ -1706,7 +1706,7 @@
                 <w:noProof/>
                 <w:webHidden/>
               </w:rPr>
-              <w:instrText xml:space="preserve"> PAGEREF _Toc231994097 \h </w:instrText>
+              <w:instrText xml:space="preserve"> PAGEREF _Toc232013640 \h </w:instrText>
             </w:r>
             <w:r>
               <w:rPr>
@@ -1726,7 +1726,7 @@
                 <w:noProof/>
                 <w:webHidden/>
               </w:rPr>
-              <w:t>14</w:t>
+              <w:t>15</w:t>
             </w:r>
             <w:r>
               <w:rPr>
@@ -1750,7 +1750,7 @@
               <w14:ligatures w14:val="standardContextual"/>
             </w:rPr>
           </w:pPr>
-          <w:hyperlink w:anchor="_Toc231994098" w:history="1">
+          <w:hyperlink w:anchor="_Toc232013641" w:history="1">
             <w:r>
               <w:rPr>
                 <w:rStyle w:val="Hipervnculo"/>
@@ -1778,7 +1778,7 @@
                 <w:noProof/>
                 <w:webHidden/>
               </w:rPr>
-              <w:instrText xml:space="preserve"> PAGEREF _Toc231994098 \h </w:instrText>
+              <w:instrText xml:space="preserve"> PAGEREF _Toc232013641 \h </w:instrText>
             </w:r>
             <w:r>
               <w:rPr>
@@ -1798,7 +1798,7 @@
                 <w:noProof/>
                 <w:webHidden/>
               </w:rPr>
-              <w:t>14</w:t>
+              <w:t>15</w:t>
             </w:r>
             <w:r>
               <w:rPr>
@@ -1822,7 +1822,7 @@
               <w14:ligatures w14:val="standardContextual"/>
             </w:rPr>
           </w:pPr>
-          <w:hyperlink w:anchor="_Toc231994099" w:history="1">
+          <w:hyperlink w:anchor="_Toc232013642" w:history="1">
             <w:r>
               <w:rPr>
                 <w:rStyle w:val="Hipervnculo"/>
@@ -1850,7 +1850,7 @@
                 <w:noProof/>
                 <w:webHidden/>
               </w:rPr>
-              <w:instrText xml:space="preserve"> PAGEREF _Toc231994099 \h </w:instrText>
+              <w:instrText xml:space="preserve"> PAGEREF _Toc232013642 \h </w:instrText>
             </w:r>
             <w:r>
               <w:rPr>
@@ -1870,7 +1870,7 @@
                 <w:noProof/>
                 <w:webHidden/>
               </w:rPr>
-              <w:t>14</w:t>
+              <w:t>15</w:t>
             </w:r>
             <w:r>
               <w:rPr>
@@ -1894,7 +1894,7 @@
               <w14:ligatures w14:val="standardContextual"/>
             </w:rPr>
           </w:pPr>
-          <w:hyperlink w:anchor="_Toc231994100" w:history="1">
+          <w:hyperlink w:anchor="_Toc232013643" w:history="1">
             <w:r>
               <w:rPr>
                 <w:rStyle w:val="Hipervnculo"/>
@@ -1922,7 +1922,7 @@
                 <w:noProof/>
                 <w:webHidden/>
               </w:rPr>
-              <w:instrText xml:space="preserve"> PAGEREF _Toc231994100 \h </w:instrText>
+              <w:instrText xml:space="preserve"> PAGEREF _Toc232013643 \h </w:instrText>
             </w:r>
             <w:r>
               <w:rPr>
@@ -1942,7 +1942,7 @@
                 <w:noProof/>
                 <w:webHidden/>
               </w:rPr>
-              <w:t>15</w:t>
+              <w:t>16</w:t>
             </w:r>
             <w:r>
               <w:rPr>
@@ -1966,7 +1966,7 @@
               <w14:ligatures w14:val="standardContextual"/>
             </w:rPr>
           </w:pPr>
-          <w:hyperlink w:anchor="_Toc231994101" w:history="1">
+          <w:hyperlink w:anchor="_Toc232013644" w:history="1">
             <w:r>
               <w:rPr>
                 <w:rStyle w:val="Hipervnculo"/>
@@ -1994,7 +1994,7 @@
                 <w:noProof/>
                 <w:webHidden/>
               </w:rPr>
-              <w:instrText xml:space="preserve"> PAGEREF _Toc231994101 \h </w:instrText>
+              <w:instrText xml:space="preserve"> PAGEREF _Toc232013644 \h </w:instrText>
             </w:r>
             <w:r>
               <w:rPr>
@@ -2014,7 +2014,7 @@
                 <w:noProof/>
                 <w:webHidden/>
               </w:rPr>
-              <w:t>16</w:t>
+              <w:t>17</w:t>
             </w:r>
             <w:r>
               <w:rPr>
@@ -2038,7 +2038,7 @@
               <w14:ligatures w14:val="standardContextual"/>
             </w:rPr>
           </w:pPr>
-          <w:hyperlink w:anchor="_Toc231994102" w:history="1">
+          <w:hyperlink w:anchor="_Toc232013645" w:history="1">
             <w:r>
               <w:rPr>
                 <w:rStyle w:val="Hipervnculo"/>
@@ -2066,7 +2066,7 @@
                 <w:noProof/>
                 <w:webHidden/>
               </w:rPr>
-              <w:instrText xml:space="preserve"> PAGEREF _Toc231994102 \h </w:instrText>
+              <w:instrText xml:space="preserve"> PAGEREF _Toc232013645 \h </w:instrText>
             </w:r>
             <w:r>
               <w:rPr>
@@ -2086,7 +2086,7 @@
                 <w:noProof/>
                 <w:webHidden/>
               </w:rPr>
-              <w:t>16</w:t>
+              <w:t>17</w:t>
             </w:r>
             <w:r>
               <w:rPr>
@@ -2110,7 +2110,7 @@
               <w14:ligatures w14:val="standardContextual"/>
             </w:rPr>
           </w:pPr>
-          <w:hyperlink w:anchor="_Toc231994103" w:history="1">
+          <w:hyperlink w:anchor="_Toc232013646" w:history="1">
             <w:r>
               <w:rPr>
                 <w:rStyle w:val="Hipervnculo"/>
@@ -2138,7 +2138,7 @@
                 <w:noProof/>
                 <w:webHidden/>
               </w:rPr>
-              <w:instrText xml:space="preserve"> PAGEREF _Toc231994103 \h </w:instrText>
+              <w:instrText xml:space="preserve"> PAGEREF _Toc232013646 \h </w:instrText>
             </w:r>
             <w:r>
               <w:rPr>
@@ -2158,7 +2158,7 @@
                 <w:noProof/>
                 <w:webHidden/>
               </w:rPr>
-              <w:t>17</w:t>
+              <w:t>18</w:t>
             </w:r>
             <w:r>
               <w:rPr>
@@ -2182,7 +2182,7 @@
               <w14:ligatures w14:val="standardContextual"/>
             </w:rPr>
           </w:pPr>
-          <w:hyperlink w:anchor="_Toc231994104" w:history="1">
+          <w:hyperlink w:anchor="_Toc232013647" w:history="1">
             <w:r>
               <w:rPr>
                 <w:rStyle w:val="Hipervnculo"/>
@@ -2210,7 +2210,7 @@
                 <w:noProof/>
                 <w:webHidden/>
               </w:rPr>
-              <w:instrText xml:space="preserve"> PAGEREF _Toc231994104 \h </w:instrText>
+              <w:instrText xml:space="preserve"> PAGEREF _Toc232013647 \h </w:instrText>
             </w:r>
             <w:r>
               <w:rPr>
@@ -2230,7 +2230,7 @@
                 <w:noProof/>
                 <w:webHidden/>
               </w:rPr>
-              <w:t>17</w:t>
+              <w:t>18</w:t>
             </w:r>
             <w:r>
               <w:rPr>
@@ -2254,7 +2254,7 @@
               <w14:ligatures w14:val="standardContextual"/>
             </w:rPr>
           </w:pPr>
-          <w:hyperlink w:anchor="_Toc231994105" w:history="1">
+          <w:hyperlink w:anchor="_Toc232013648" w:history="1">
             <w:r>
               <w:rPr>
                 <w:rStyle w:val="Hipervnculo"/>
@@ -2282,7 +2282,7 @@
                 <w:noProof/>
                 <w:webHidden/>
               </w:rPr>
-              <w:instrText xml:space="preserve"> PAGEREF _Toc231994105 \h </w:instrText>
+              <w:instrText xml:space="preserve"> PAGEREF _Toc232013648 \h </w:instrText>
             </w:r>
             <w:r>
               <w:rPr>
@@ -2302,7 +2302,7 @@
                 <w:noProof/>
                 <w:webHidden/>
               </w:rPr>
-              <w:t>17</w:t>
+              <w:t>18</w:t>
             </w:r>
             <w:r>
               <w:rPr>
@@ -2326,7 +2326,7 @@
               <w14:ligatures w14:val="standardContextual"/>
             </w:rPr>
           </w:pPr>
-          <w:hyperlink w:anchor="_Toc231994106" w:history="1">
+          <w:hyperlink w:anchor="_Toc232013649" w:history="1">
             <w:r>
               <w:rPr>
                 <w:rStyle w:val="Hipervnculo"/>
@@ -2354,7 +2354,7 @@
                 <w:noProof/>
                 <w:webHidden/>
               </w:rPr>
-              <w:instrText xml:space="preserve"> PAGEREF _Toc231994106 \h </w:instrText>
+              <w:instrText xml:space="preserve"> PAGEREF _Toc232013649 \h </w:instrText>
             </w:r>
             <w:r>
               <w:rPr>
@@ -2374,7 +2374,7 @@
                 <w:noProof/>
                 <w:webHidden/>
               </w:rPr>
-              <w:t>17</w:t>
+              <w:t>18</w:t>
             </w:r>
             <w:r>
               <w:rPr>
@@ -2398,7 +2398,7 @@
               <w14:ligatures w14:val="standardContextual"/>
             </w:rPr>
           </w:pPr>
-          <w:hyperlink w:anchor="_Toc231994107" w:history="1">
+          <w:hyperlink w:anchor="_Toc232013650" w:history="1">
             <w:r>
               <w:rPr>
                 <w:rStyle w:val="Hipervnculo"/>
@@ -2426,7 +2426,7 @@
                 <w:noProof/>
                 <w:webHidden/>
               </w:rPr>
-              <w:instrText xml:space="preserve"> PAGEREF _Toc231994107 \h </w:instrText>
+              <w:instrText xml:space="preserve"> PAGEREF _Toc232013650 \h </w:instrText>
             </w:r>
             <w:r>
               <w:rPr>
@@ -2446,7 +2446,7 @@
                 <w:noProof/>
                 <w:webHidden/>
               </w:rPr>
-              <w:t>18</w:t>
+              <w:t>19</w:t>
             </w:r>
             <w:r>
               <w:rPr>
@@ -2470,7 +2470,7 @@
               <w14:ligatures w14:val="standardContextual"/>
             </w:rPr>
           </w:pPr>
-          <w:hyperlink w:anchor="_Toc231994108" w:history="1">
+          <w:hyperlink w:anchor="_Toc232013651" w:history="1">
             <w:r>
               <w:rPr>
                 <w:rStyle w:val="Hipervnculo"/>
@@ -2498,7 +2498,7 @@
                 <w:noProof/>
                 <w:webHidden/>
               </w:rPr>
-              <w:instrText xml:space="preserve"> PAGEREF _Toc231994108 \h </w:instrText>
+              <w:instrText xml:space="preserve"> PAGEREF _Toc232013651 \h </w:instrText>
             </w:r>
             <w:r>
               <w:rPr>
@@ -2518,7 +2518,7 @@
                 <w:noProof/>
                 <w:webHidden/>
               </w:rPr>
-              <w:t>19</w:t>
+              <w:t>20</w:t>
             </w:r>
             <w:r>
               <w:rPr>
@@ -2542,7 +2542,7 @@
               <w14:ligatures w14:val="standardContextual"/>
             </w:rPr>
           </w:pPr>
-          <w:hyperlink w:anchor="_Toc231994109" w:history="1">
+          <w:hyperlink w:anchor="_Toc232013652" w:history="1">
             <w:r>
               <w:rPr>
                 <w:rStyle w:val="Hipervnculo"/>
@@ -2570,7 +2570,7 @@
                 <w:noProof/>
                 <w:webHidden/>
               </w:rPr>
-              <w:instrText xml:space="preserve"> PAGEREF _Toc231994109 \h </w:instrText>
+              <w:instrText xml:space="preserve"> PAGEREF _Toc232013652 \h </w:instrText>
             </w:r>
             <w:r>
               <w:rPr>
@@ -2590,7 +2590,7 @@
                 <w:noProof/>
                 <w:webHidden/>
               </w:rPr>
-              <w:t>19</w:t>
+              <w:t>20</w:t>
             </w:r>
             <w:r>
               <w:rPr>
@@ -2614,7 +2614,7 @@
               <w14:ligatures w14:val="standardContextual"/>
             </w:rPr>
           </w:pPr>
-          <w:hyperlink w:anchor="_Toc231994110" w:history="1">
+          <w:hyperlink w:anchor="_Toc232013653" w:history="1">
             <w:r>
               <w:rPr>
                 <w:rStyle w:val="Hipervnculo"/>
@@ -2642,7 +2642,7 @@
                 <w:noProof/>
                 <w:webHidden/>
               </w:rPr>
-              <w:instrText xml:space="preserve"> PAGEREF _Toc231994110 \h </w:instrText>
+              <w:instrText xml:space="preserve"> PAGEREF _Toc232013653 \h </w:instrText>
             </w:r>
             <w:r>
               <w:rPr>
@@ -2662,7 +2662,7 @@
                 <w:noProof/>
                 <w:webHidden/>
               </w:rPr>
-              <w:t>20</w:t>
+              <w:t>21</w:t>
             </w:r>
             <w:r>
               <w:rPr>
@@ -2686,7 +2686,7 @@
               <w14:ligatures w14:val="standardContextual"/>
             </w:rPr>
           </w:pPr>
-          <w:hyperlink w:anchor="_Toc231994111" w:history="1">
+          <w:hyperlink w:anchor="_Toc232013654" w:history="1">
             <w:r>
               <w:rPr>
                 <w:rStyle w:val="Hipervnculo"/>
@@ -2714,7 +2714,7 @@
                 <w:noProof/>
                 <w:webHidden/>
               </w:rPr>
-              <w:instrText xml:space="preserve"> PAGEREF _Toc231994111 \h </w:instrText>
+              <w:instrText xml:space="preserve"> PAGEREF _Toc232013654 \h </w:instrText>
             </w:r>
             <w:r>
               <w:rPr>
@@ -2734,7 +2734,7 @@
                 <w:noProof/>
                 <w:webHidden/>
               </w:rPr>
-              <w:t>21</w:t>
+              <w:t>22</w:t>
             </w:r>
             <w:r>
               <w:rPr>
@@ -2758,7 +2758,7 @@
               <w14:ligatures w14:val="standardContextual"/>
             </w:rPr>
           </w:pPr>
-          <w:hyperlink w:anchor="_Toc231994112" w:history="1">
+          <w:hyperlink w:anchor="_Toc232013655" w:history="1">
             <w:r>
               <w:rPr>
                 <w:rStyle w:val="Hipervnculo"/>
@@ -2786,7 +2786,7 @@
                 <w:noProof/>
                 <w:webHidden/>
               </w:rPr>
-              <w:instrText xml:space="preserve"> PAGEREF _Toc231994112 \h </w:instrText>
+              <w:instrText xml:space="preserve"> PAGEREF _Toc232013655 \h </w:instrText>
             </w:r>
             <w:r>
               <w:rPr>
@@ -2806,7 +2806,7 @@
                 <w:noProof/>
                 <w:webHidden/>
               </w:rPr>
-              <w:t>21</w:t>
+              <w:t>22</w:t>
             </w:r>
             <w:r>
               <w:rPr>
@@ -2830,7 +2830,7 @@
               <w14:ligatures w14:val="standardContextual"/>
             </w:rPr>
           </w:pPr>
-          <w:hyperlink w:anchor="_Toc231994113" w:history="1">
+          <w:hyperlink w:anchor="_Toc232013656" w:history="1">
             <w:r>
               <w:rPr>
                 <w:rStyle w:val="Hipervnculo"/>
@@ -2858,7 +2858,7 @@
                 <w:noProof/>
                 <w:webHidden/>
               </w:rPr>
-              <w:instrText xml:space="preserve"> PAGEREF _Toc231994113 \h </w:instrText>
+              <w:instrText xml:space="preserve"> PAGEREF _Toc232013656 \h </w:instrText>
             </w:r>
             <w:r>
               <w:rPr>
@@ -2878,7 +2878,7 @@
                 <w:noProof/>
                 <w:webHidden/>
               </w:rPr>
-              <w:t>21</w:t>
+              <w:t>22</w:t>
             </w:r>
             <w:r>
               <w:rPr>
@@ -2902,7 +2902,7 @@
               <w14:ligatures w14:val="standardContextual"/>
             </w:rPr>
           </w:pPr>
-          <w:hyperlink w:anchor="_Toc231994114" w:history="1">
+          <w:hyperlink w:anchor="_Toc232013657" w:history="1">
             <w:r>
               <w:rPr>
                 <w:rStyle w:val="Hipervnculo"/>
@@ -2930,7 +2930,7 @@
                 <w:noProof/>
                 <w:webHidden/>
               </w:rPr>
-              <w:instrText xml:space="preserve"> PAGEREF _Toc231994114 \h </w:instrText>
+              <w:instrText xml:space="preserve"> PAGEREF _Toc232013657 \h </w:instrText>
             </w:r>
             <w:r>
               <w:rPr>
@@ -2950,7 +2950,7 @@
                 <w:noProof/>
                 <w:webHidden/>
               </w:rPr>
-              <w:t>21</w:t>
+              <w:t>22</w:t>
             </w:r>
             <w:r>
               <w:rPr>
@@ -2974,7 +2974,7 @@
               <w14:ligatures w14:val="standardContextual"/>
             </w:rPr>
           </w:pPr>
-          <w:hyperlink w:anchor="_Toc231994115" w:history="1">
+          <w:hyperlink w:anchor="_Toc232013658" w:history="1">
             <w:r>
               <w:rPr>
                 <w:rStyle w:val="Hipervnculo"/>
@@ -3002,7 +3002,7 @@
                 <w:noProof/>
                 <w:webHidden/>
               </w:rPr>
-              <w:instrText xml:space="preserve"> PAGEREF _Toc231994115 \h </w:instrText>
+              <w:instrText xml:space="preserve"> PAGEREF _Toc232013658 \h </w:instrText>
             </w:r>
             <w:r>
               <w:rPr>
@@ -3022,7 +3022,7 @@
                 <w:noProof/>
                 <w:webHidden/>
               </w:rPr>
-              <w:t>22</w:t>
+              <w:t>23</w:t>
             </w:r>
             <w:r>
               <w:rPr>
@@ -3046,7 +3046,7 @@
               <w14:ligatures w14:val="standardContextual"/>
             </w:rPr>
           </w:pPr>
-          <w:hyperlink w:anchor="_Toc231994116" w:history="1">
+          <w:hyperlink w:anchor="_Toc232013659" w:history="1">
             <w:r>
               <w:rPr>
                 <w:rStyle w:val="Hipervnculo"/>
@@ -3074,7 +3074,7 @@
                 <w:noProof/>
                 <w:webHidden/>
               </w:rPr>
-              <w:instrText xml:space="preserve"> PAGEREF _Toc231994116 \h </w:instrText>
+              <w:instrText xml:space="preserve"> PAGEREF _Toc232013659 \h </w:instrText>
             </w:r>
             <w:r>
               <w:rPr>
@@ -3094,7 +3094,7 @@
                 <w:noProof/>
                 <w:webHidden/>
               </w:rPr>
-              <w:t>22</w:t>
+              <w:t>23</w:t>
             </w:r>
             <w:r>
               <w:rPr>
@@ -3118,7 +3118,7 @@
               <w14:ligatures w14:val="standardContextual"/>
             </w:rPr>
           </w:pPr>
-          <w:hyperlink w:anchor="_Toc231994117" w:history="1">
+          <w:hyperlink w:anchor="_Toc232013660" w:history="1">
             <w:r>
               <w:rPr>
                 <w:rStyle w:val="Hipervnculo"/>
@@ -3146,7 +3146,7 @@
                 <w:noProof/>
                 <w:webHidden/>
               </w:rPr>
-              <w:instrText xml:space="preserve"> PAGEREF _Toc231994117 \h </w:instrText>
+              <w:instrText xml:space="preserve"> PAGEREF _Toc232013660 \h </w:instrText>
             </w:r>
             <w:r>
               <w:rPr>
@@ -3166,7 +3166,7 @@
                 <w:noProof/>
                 <w:webHidden/>
               </w:rPr>
-              <w:t>22</w:t>
+              <w:t>23</w:t>
             </w:r>
             <w:r>
               <w:rPr>
@@ -3190,14 +3190,14 @@
               <w14:ligatures w14:val="standardContextual"/>
             </w:rPr>
           </w:pPr>
-          <w:hyperlink w:anchor="_Toc231994118" w:history="1">
+          <w:hyperlink w:anchor="_Toc232013661" w:history="1">
             <w:r>
               <w:rPr>
                 <w:rStyle w:val="Hipervnculo"/>
                 <w:rFonts w:ascii="Times New Roman" w:eastAsia="Times New Roman" w:hAnsi="Times New Roman" w:cs="Times New Roman"/>
                 <w:noProof/>
               </w:rPr>
-              <w:t>3.5.2 Diagrama Secuencia Sistema</w:t>
+              <w:t>3.5.2 Diagrama de Secuencia del Sistema</w:t>
             </w:r>
             <w:r>
               <w:rPr>
@@ -3218,7 +3218,7 @@
                 <w:noProof/>
                 <w:webHidden/>
               </w:rPr>
-              <w:instrText xml:space="preserve"> PAGEREF _Toc231994118 \h </w:instrText>
+              <w:instrText xml:space="preserve"> PAGEREF _Toc232013661 \h </w:instrText>
             </w:r>
             <w:r>
               <w:rPr>
@@ -3238,7 +3238,7 @@
                 <w:noProof/>
                 <w:webHidden/>
               </w:rPr>
-              <w:t>23</w:t>
+              <w:t>24</w:t>
             </w:r>
             <w:r>
               <w:rPr>
@@ -3262,7 +3262,7 @@
               <w14:ligatures w14:val="standardContextual"/>
             </w:rPr>
           </w:pPr>
-          <w:hyperlink w:anchor="_Toc231994119" w:history="1">
+          <w:hyperlink w:anchor="_Toc232013662" w:history="1">
             <w:r>
               <w:rPr>
                 <w:rStyle w:val="Hipervnculo"/>
@@ -3290,7 +3290,7 @@
                 <w:noProof/>
                 <w:webHidden/>
               </w:rPr>
-              <w:instrText xml:space="preserve"> PAGEREF _Toc231994119 \h </w:instrText>
+              <w:instrText xml:space="preserve"> PAGEREF _Toc232013662 \h </w:instrText>
             </w:r>
             <w:r>
               <w:rPr>
@@ -3310,7 +3310,7 @@
                 <w:noProof/>
                 <w:webHidden/>
               </w:rPr>
-              <w:t>24</w:t>
+              <w:t>25</w:t>
             </w:r>
             <w:r>
               <w:rPr>
@@ -3334,7 +3334,7 @@
               <w14:ligatures w14:val="standardContextual"/>
             </w:rPr>
           </w:pPr>
-          <w:hyperlink w:anchor="_Toc231994120" w:history="1">
+          <w:hyperlink w:anchor="_Toc232013663" w:history="1">
             <w:r>
               <w:rPr>
                 <w:rStyle w:val="Hipervnculo"/>
@@ -3362,7 +3362,7 @@
                 <w:noProof/>
                 <w:webHidden/>
               </w:rPr>
-              <w:instrText xml:space="preserve"> PAGEREF _Toc231994120 \h </w:instrText>
+              <w:instrText xml:space="preserve"> PAGEREF _Toc232013663 \h </w:instrText>
             </w:r>
             <w:r>
               <w:rPr>
@@ -3382,7 +3382,7 @@
                 <w:noProof/>
                 <w:webHidden/>
               </w:rPr>
-              <w:t>24</w:t>
+              <w:t>25</w:t>
             </w:r>
             <w:r>
               <w:rPr>
@@ -3406,14 +3406,14 @@
               <w14:ligatures w14:val="standardContextual"/>
             </w:rPr>
           </w:pPr>
-          <w:hyperlink w:anchor="_Toc231994121" w:history="1">
+          <w:hyperlink w:anchor="_Toc232013664" w:history="1">
             <w:r>
               <w:rPr>
                 <w:rStyle w:val="Hipervnculo"/>
                 <w:rFonts w:ascii="Times New Roman" w:eastAsia="Times New Roman" w:hAnsi="Times New Roman" w:cs="Times New Roman"/>
                 <w:noProof/>
               </w:rPr>
-              <w:t>3.6.2 Diagrama Secuencia Sistema</w:t>
+              <w:t>3.6.2 Diagrama de Secuencia del Sistema</w:t>
             </w:r>
             <w:r>
               <w:rPr>
@@ -3434,7 +3434,7 @@
                 <w:noProof/>
                 <w:webHidden/>
               </w:rPr>
-              <w:instrText xml:space="preserve"> PAGEREF _Toc231994121 \h </w:instrText>
+              <w:instrText xml:space="preserve"> PAGEREF _Toc232013664 \h </w:instrText>
             </w:r>
             <w:r>
               <w:rPr>
@@ -3454,7 +3454,7 @@
                 <w:noProof/>
                 <w:webHidden/>
               </w:rPr>
-              <w:t>25</w:t>
+              <w:t>26</w:t>
             </w:r>
             <w:r>
               <w:rPr>
@@ -3478,7 +3478,7 @@
               <w14:ligatures w14:val="standardContextual"/>
             </w:rPr>
           </w:pPr>
-          <w:hyperlink w:anchor="_Toc231994122" w:history="1">
+          <w:hyperlink w:anchor="_Toc232013665" w:history="1">
             <w:r>
               <w:rPr>
                 <w:rStyle w:val="Hipervnculo"/>
@@ -3506,7 +3506,7 @@
                 <w:noProof/>
                 <w:webHidden/>
               </w:rPr>
-              <w:instrText xml:space="preserve"> PAGEREF _Toc231994122 \h </w:instrText>
+              <w:instrText xml:space="preserve"> PAGEREF _Toc232013665 \h </w:instrText>
             </w:r>
             <w:r>
               <w:rPr>
@@ -3526,7 +3526,7 @@
                 <w:noProof/>
                 <w:webHidden/>
               </w:rPr>
-              <w:t>25</w:t>
+              <w:t>26</w:t>
             </w:r>
             <w:r>
               <w:rPr>
@@ -3550,7 +3550,7 @@
               <w14:ligatures w14:val="standardContextual"/>
             </w:rPr>
           </w:pPr>
-          <w:hyperlink w:anchor="_Toc231994123" w:history="1">
+          <w:hyperlink w:anchor="_Toc232013666" w:history="1">
             <w:r>
               <w:rPr>
                 <w:rStyle w:val="Hipervnculo"/>
@@ -3578,7 +3578,7 @@
                 <w:noProof/>
                 <w:webHidden/>
               </w:rPr>
-              <w:instrText xml:space="preserve"> PAGEREF _Toc231994123 \h </w:instrText>
+              <w:instrText xml:space="preserve"> PAGEREF _Toc232013666 \h </w:instrText>
             </w:r>
             <w:r>
               <w:rPr>
@@ -3598,7 +3598,7 @@
                 <w:noProof/>
                 <w:webHidden/>
               </w:rPr>
-              <w:t>25</w:t>
+              <w:t>26</w:t>
             </w:r>
             <w:r>
               <w:rPr>
@@ -3622,14 +3622,14 @@
               <w14:ligatures w14:val="standardContextual"/>
             </w:rPr>
           </w:pPr>
-          <w:hyperlink w:anchor="_Toc231994124" w:history="1">
+          <w:hyperlink w:anchor="_Toc232013667" w:history="1">
             <w:r>
               <w:rPr>
                 <w:rStyle w:val="Hipervnculo"/>
                 <w:rFonts w:ascii="Times New Roman" w:eastAsia="Times New Roman" w:hAnsi="Times New Roman" w:cs="Times New Roman"/>
                 <w:noProof/>
               </w:rPr>
-              <w:t>3.7.2 Diagrama Secuencia Sistema</w:t>
+              <w:t>3.7.2 Diagrama de Secuencia del Sistema</w:t>
             </w:r>
             <w:r>
               <w:rPr>
@@ -3650,7 +3650,7 @@
                 <w:noProof/>
                 <w:webHidden/>
               </w:rPr>
-              <w:instrText xml:space="preserve"> PAGEREF _Toc231994124 \h </w:instrText>
+              <w:instrText xml:space="preserve"> PAGEREF _Toc232013667 \h </w:instrText>
             </w:r>
             <w:r>
               <w:rPr>
@@ -3670,7 +3670,7 @@
                 <w:noProof/>
                 <w:webHidden/>
               </w:rPr>
-              <w:t>27</w:t>
+              <w:t>28</w:t>
             </w:r>
             <w:r>
               <w:rPr>
@@ -3694,7 +3694,7 @@
               <w14:ligatures w14:val="standardContextual"/>
             </w:rPr>
           </w:pPr>
-          <w:hyperlink w:anchor="_Toc231994125" w:history="1">
+          <w:hyperlink w:anchor="_Toc232013668" w:history="1">
             <w:r>
               <w:rPr>
                 <w:rStyle w:val="Hipervnculo"/>
@@ -3722,7 +3722,7 @@
                 <w:noProof/>
                 <w:webHidden/>
               </w:rPr>
-              <w:instrText xml:space="preserve"> PAGEREF _Toc231994125 \h </w:instrText>
+              <w:instrText xml:space="preserve"> PAGEREF _Toc232013668 \h </w:instrText>
             </w:r>
             <w:r>
               <w:rPr>
@@ -3742,7 +3742,7 @@
                 <w:noProof/>
                 <w:webHidden/>
               </w:rPr>
-              <w:t>28</w:t>
+              <w:t>29</w:t>
             </w:r>
             <w:r>
               <w:rPr>
@@ -3766,7 +3766,7 @@
               <w14:ligatures w14:val="standardContextual"/>
             </w:rPr>
           </w:pPr>
-          <w:hyperlink w:anchor="_Toc231994126" w:history="1">
+          <w:hyperlink w:anchor="_Toc232013669" w:history="1">
             <w:r>
               <w:rPr>
                 <w:rStyle w:val="Hipervnculo"/>
@@ -3794,7 +3794,7 @@
                 <w:noProof/>
                 <w:webHidden/>
               </w:rPr>
-              <w:instrText xml:space="preserve"> PAGEREF _Toc231994126 \h </w:instrText>
+              <w:instrText xml:space="preserve"> PAGEREF _Toc232013669 \h </w:instrText>
             </w:r>
             <w:r>
               <w:rPr>
@@ -3814,7 +3814,7 @@
                 <w:noProof/>
                 <w:webHidden/>
               </w:rPr>
-              <w:t>28</w:t>
+              <w:t>29</w:t>
             </w:r>
             <w:r>
               <w:rPr>
@@ -3838,7 +3838,7 @@
               <w14:ligatures w14:val="standardContextual"/>
             </w:rPr>
           </w:pPr>
-          <w:hyperlink w:anchor="_Toc231994127" w:history="1">
+          <w:hyperlink w:anchor="_Toc232013670" w:history="1">
             <w:r>
               <w:rPr>
                 <w:rStyle w:val="Hipervnculo"/>
@@ -3866,7 +3866,7 @@
                 <w:noProof/>
                 <w:webHidden/>
               </w:rPr>
-              <w:instrText xml:space="preserve"> PAGEREF _Toc231994127 \h </w:instrText>
+              <w:instrText xml:space="preserve"> PAGEREF _Toc232013670 \h </w:instrText>
             </w:r>
             <w:r>
               <w:rPr>
@@ -3886,7 +3886,7 @@
                 <w:noProof/>
                 <w:webHidden/>
               </w:rPr>
-              <w:t>28</w:t>
+              <w:t>29</w:t>
             </w:r>
             <w:r>
               <w:rPr>
@@ -3910,7 +3910,7 @@
               <w14:ligatures w14:val="standardContextual"/>
             </w:rPr>
           </w:pPr>
-          <w:hyperlink w:anchor="_Toc231994128" w:history="1">
+          <w:hyperlink w:anchor="_Toc232013671" w:history="1">
             <w:r>
               <w:rPr>
                 <w:rStyle w:val="Hipervnculo"/>
@@ -3938,7 +3938,7 @@
                 <w:noProof/>
                 <w:webHidden/>
               </w:rPr>
-              <w:instrText xml:space="preserve"> PAGEREF _Toc231994128 \h </w:instrText>
+              <w:instrText xml:space="preserve"> PAGEREF _Toc232013671 \h </w:instrText>
             </w:r>
             <w:r>
               <w:rPr>
@@ -3958,7 +3958,7 @@
                 <w:noProof/>
                 <w:webHidden/>
               </w:rPr>
-              <w:t>28</w:t>
+              <w:t>29</w:t>
             </w:r>
             <w:r>
               <w:rPr>
@@ -3982,7 +3982,7 @@
               <w14:ligatures w14:val="standardContextual"/>
             </w:rPr>
           </w:pPr>
-          <w:hyperlink w:anchor="_Toc231994129" w:history="1">
+          <w:hyperlink w:anchor="_Toc232013672" w:history="1">
             <w:r>
               <w:rPr>
                 <w:rStyle w:val="Hipervnculo"/>
@@ -4010,7 +4010,7 @@
                 <w:noProof/>
                 <w:webHidden/>
               </w:rPr>
-              <w:instrText xml:space="preserve"> PAGEREF _Toc231994129 \h </w:instrText>
+              <w:instrText xml:space="preserve"> PAGEREF _Toc232013672 \h </w:instrText>
             </w:r>
             <w:r>
               <w:rPr>
@@ -4030,7 +4030,7 @@
                 <w:noProof/>
                 <w:webHidden/>
               </w:rPr>
-              <w:t>29</w:t>
+              <w:t>30</w:t>
             </w:r>
             <w:r>
               <w:rPr>
@@ -4054,7 +4054,7 @@
               <w14:ligatures w14:val="standardContextual"/>
             </w:rPr>
           </w:pPr>
-          <w:hyperlink w:anchor="_Toc231994130" w:history="1">
+          <w:hyperlink w:anchor="_Toc232013673" w:history="1">
             <w:r>
               <w:rPr>
                 <w:rStyle w:val="Hipervnculo"/>
@@ -4082,7 +4082,7 @@
                 <w:noProof/>
                 <w:webHidden/>
               </w:rPr>
-              <w:instrText xml:space="preserve"> PAGEREF _Toc231994130 \h </w:instrText>
+              <w:instrText xml:space="preserve"> PAGEREF _Toc232013673 \h </w:instrText>
             </w:r>
             <w:r>
               <w:rPr>
@@ -4102,7 +4102,7 @@
                 <w:noProof/>
                 <w:webHidden/>
               </w:rPr>
-              <w:t>29</w:t>
+              <w:t>30</w:t>
             </w:r>
             <w:r>
               <w:rPr>
@@ -4126,7 +4126,7 @@
               <w14:ligatures w14:val="standardContextual"/>
             </w:rPr>
           </w:pPr>
-          <w:hyperlink w:anchor="_Toc231994131" w:history="1">
+          <w:hyperlink w:anchor="_Toc232013674" w:history="1">
             <w:r>
               <w:rPr>
                 <w:rStyle w:val="Hipervnculo"/>
@@ -4154,7 +4154,7 @@
                 <w:noProof/>
                 <w:webHidden/>
               </w:rPr>
-              <w:instrText xml:space="preserve"> PAGEREF _Toc231994131 \h </w:instrText>
+              <w:instrText xml:space="preserve"> PAGEREF _Toc232013674 \h </w:instrText>
             </w:r>
             <w:r>
               <w:rPr>
@@ -4174,7 +4174,7 @@
                 <w:noProof/>
                 <w:webHidden/>
               </w:rPr>
-              <w:t>29</w:t>
+              <w:t>30</w:t>
             </w:r>
             <w:r>
               <w:rPr>
@@ -4198,14 +4198,14 @@
               <w14:ligatures w14:val="standardContextual"/>
             </w:rPr>
           </w:pPr>
-          <w:hyperlink w:anchor="_Toc231994132" w:history="1">
+          <w:hyperlink w:anchor="_Toc232013675" w:history="1">
             <w:r>
               <w:rPr>
                 <w:rStyle w:val="Hipervnculo"/>
                 <w:rFonts w:ascii="Times New Roman" w:eastAsia="Times New Roman" w:hAnsi="Times New Roman" w:cs="Times New Roman"/>
                 <w:noProof/>
               </w:rPr>
-              <w:t>4.1.5 Pantalla BITÁCORA</w:t>
+              <w:t>4.1.5 Pantalla UI</w:t>
             </w:r>
             <w:r>
               <w:rPr>
@@ -4226,7 +4226,7 @@
                 <w:noProof/>
                 <w:webHidden/>
               </w:rPr>
-              <w:instrText xml:space="preserve"> PAGEREF _Toc231994132 \h </w:instrText>
+              <w:instrText xml:space="preserve"> PAGEREF _Toc232013675 \h </w:instrText>
             </w:r>
             <w:r>
               <w:rPr>
@@ -4246,7 +4246,7 @@
                 <w:noProof/>
                 <w:webHidden/>
               </w:rPr>
-              <w:t>30</w:t>
+              <w:t>31</w:t>
             </w:r>
             <w:r>
               <w:rPr>
@@ -4270,7 +4270,7 @@
               <w14:ligatures w14:val="standardContextual"/>
             </w:rPr>
           </w:pPr>
-          <w:hyperlink w:anchor="_Toc231994133" w:history="1">
+          <w:hyperlink w:anchor="_Toc232013676" w:history="1">
             <w:r>
               <w:rPr>
                 <w:rStyle w:val="Hipervnculo"/>
@@ -4298,7 +4298,7 @@
                 <w:noProof/>
                 <w:webHidden/>
               </w:rPr>
-              <w:instrText xml:space="preserve"> PAGEREF _Toc231994133 \h </w:instrText>
+              <w:instrText xml:space="preserve"> PAGEREF _Toc232013676 \h </w:instrText>
             </w:r>
             <w:r>
               <w:rPr>
@@ -4318,7 +4318,7 @@
                 <w:noProof/>
                 <w:webHidden/>
               </w:rPr>
-              <w:t>31</w:t>
+              <w:t>32</w:t>
             </w:r>
             <w:r>
               <w:rPr>
@@ -4342,7 +4342,7 @@
               <w14:ligatures w14:val="standardContextual"/>
             </w:rPr>
           </w:pPr>
-          <w:hyperlink w:anchor="_Toc231994134" w:history="1">
+          <w:hyperlink w:anchor="_Toc232013677" w:history="1">
             <w:r>
               <w:rPr>
                 <w:rStyle w:val="Hipervnculo"/>
@@ -4370,7 +4370,7 @@
                 <w:noProof/>
                 <w:webHidden/>
               </w:rPr>
-              <w:instrText xml:space="preserve"> PAGEREF _Toc231994134 \h </w:instrText>
+              <w:instrText xml:space="preserve"> PAGEREF _Toc232013677 \h </w:instrText>
             </w:r>
             <w:r>
               <w:rPr>
@@ -4390,7 +4390,7 @@
                 <w:noProof/>
                 <w:webHidden/>
               </w:rPr>
-              <w:t>31</w:t>
+              <w:t>32</w:t>
             </w:r>
             <w:r>
               <w:rPr>
@@ -4414,7 +4414,7 @@
               <w14:ligatures w14:val="standardContextual"/>
             </w:rPr>
           </w:pPr>
-          <w:hyperlink w:anchor="_Toc231994135" w:history="1">
+          <w:hyperlink w:anchor="_Toc232013678" w:history="1">
             <w:r>
               <w:rPr>
                 <w:rStyle w:val="Hipervnculo"/>
@@ -4442,7 +4442,7 @@
                 <w:noProof/>
                 <w:webHidden/>
               </w:rPr>
-              <w:instrText xml:space="preserve"> PAGEREF _Toc231994135 \h </w:instrText>
+              <w:instrText xml:space="preserve"> PAGEREF _Toc232013678 \h </w:instrText>
             </w:r>
             <w:r>
               <w:rPr>
@@ -4462,7 +4462,7 @@
                 <w:noProof/>
                 <w:webHidden/>
               </w:rPr>
-              <w:t>31</w:t>
+              <w:t>32</w:t>
             </w:r>
             <w:r>
               <w:rPr>
@@ -4486,7 +4486,7 @@
               <w14:ligatures w14:val="standardContextual"/>
             </w:rPr>
           </w:pPr>
-          <w:hyperlink w:anchor="_Toc231994136" w:history="1">
+          <w:hyperlink w:anchor="_Toc232013679" w:history="1">
             <w:r>
               <w:rPr>
                 <w:rStyle w:val="Hipervnculo"/>
@@ -4514,7 +4514,7 @@
                 <w:noProof/>
                 <w:webHidden/>
               </w:rPr>
-              <w:instrText xml:space="preserve"> PAGEREF _Toc231994136 \h </w:instrText>
+              <w:instrText xml:space="preserve"> PAGEREF _Toc232013679 \h </w:instrText>
             </w:r>
             <w:r>
               <w:rPr>
@@ -4534,7 +4534,7 @@
                 <w:noProof/>
                 <w:webHidden/>
               </w:rPr>
-              <w:t>31</w:t>
+              <w:t>32</w:t>
             </w:r>
             <w:r>
               <w:rPr>
@@ -4558,7 +4558,7 @@
               <w14:ligatures w14:val="standardContextual"/>
             </w:rPr>
           </w:pPr>
-          <w:hyperlink w:anchor="_Toc231994137" w:history="1">
+          <w:hyperlink w:anchor="_Toc232013680" w:history="1">
             <w:r>
               <w:rPr>
                 <w:rStyle w:val="Hipervnculo"/>
@@ -4586,7 +4586,7 @@
                 <w:noProof/>
                 <w:webHidden/>
               </w:rPr>
-              <w:instrText xml:space="preserve"> PAGEREF _Toc231994137 \h </w:instrText>
+              <w:instrText xml:space="preserve"> PAGEREF _Toc232013680 \h </w:instrText>
             </w:r>
             <w:r>
               <w:rPr>
@@ -4606,7 +4606,7 @@
                 <w:noProof/>
                 <w:webHidden/>
               </w:rPr>
-              <w:t>32</w:t>
+              <w:t>33</w:t>
             </w:r>
             <w:r>
               <w:rPr>
@@ -4630,7 +4630,7 @@
               <w14:ligatures w14:val="standardContextual"/>
             </w:rPr>
           </w:pPr>
-          <w:hyperlink w:anchor="_Toc231994138" w:history="1">
+          <w:hyperlink w:anchor="_Toc232013681" w:history="1">
             <w:r>
               <w:rPr>
                 <w:rStyle w:val="Hipervnculo"/>
@@ -4658,7 +4658,7 @@
                 <w:noProof/>
                 <w:webHidden/>
               </w:rPr>
-              <w:instrText xml:space="preserve"> PAGEREF _Toc231994138 \h </w:instrText>
+              <w:instrText xml:space="preserve"> PAGEREF _Toc232013681 \h </w:instrText>
             </w:r>
             <w:r>
               <w:rPr>
@@ -4678,7 +4678,7 @@
                 <w:noProof/>
                 <w:webHidden/>
               </w:rPr>
-              <w:t>32</w:t>
+              <w:t>33</w:t>
             </w:r>
             <w:r>
               <w:rPr>
@@ -4702,7 +4702,7 @@
               <w14:ligatures w14:val="standardContextual"/>
             </w:rPr>
           </w:pPr>
-          <w:hyperlink w:anchor="_Toc231994139" w:history="1">
+          <w:hyperlink w:anchor="_Toc232013682" w:history="1">
             <w:r>
               <w:rPr>
                 <w:rStyle w:val="Hipervnculo"/>
@@ -4730,7 +4730,7 @@
                 <w:noProof/>
                 <w:webHidden/>
               </w:rPr>
-              <w:instrText xml:space="preserve"> PAGEREF _Toc231994139 \h </w:instrText>
+              <w:instrText xml:space="preserve"> PAGEREF _Toc232013682 \h </w:instrText>
             </w:r>
             <w:r>
               <w:rPr>
@@ -4750,7 +4750,7 @@
                 <w:noProof/>
                 <w:webHidden/>
               </w:rPr>
-              <w:t>32</w:t>
+              <w:t>33</w:t>
             </w:r>
             <w:r>
               <w:rPr>
@@ -4774,14 +4774,14 @@
               <w14:ligatures w14:val="standardContextual"/>
             </w:rPr>
           </w:pPr>
-          <w:hyperlink w:anchor="_Toc231994140" w:history="1">
+          <w:hyperlink w:anchor="_Toc232013683" w:history="1">
             <w:r>
               <w:rPr>
                 <w:rStyle w:val="Hipervnculo"/>
                 <w:rFonts w:ascii="Times New Roman" w:eastAsia="Times New Roman" w:hAnsi="Times New Roman" w:cs="Times New Roman"/>
                 <w:noProof/>
               </w:rPr>
-              <w:t>6.2 Diagrama de Clases DER</w:t>
+              <w:t>6.2 Diagrama de Clases</w:t>
             </w:r>
             <w:r>
               <w:rPr>
@@ -4802,7 +4802,7 @@
                 <w:noProof/>
                 <w:webHidden/>
               </w:rPr>
-              <w:instrText xml:space="preserve"> PAGEREF _Toc231994140 \h </w:instrText>
+              <w:instrText xml:space="preserve"> PAGEREF _Toc232013683 \h </w:instrText>
             </w:r>
             <w:r>
               <w:rPr>
@@ -4822,7 +4822,7 @@
                 <w:noProof/>
                 <w:webHidden/>
               </w:rPr>
-              <w:t>32</w:t>
+              <w:t>33</w:t>
             </w:r>
             <w:r>
               <w:rPr>
@@ -4846,14 +4846,14 @@
               <w14:ligatures w14:val="standardContextual"/>
             </w:rPr>
           </w:pPr>
-          <w:hyperlink w:anchor="_Toc231994141" w:history="1">
+          <w:hyperlink w:anchor="_Toc232013684" w:history="1">
             <w:r>
               <w:rPr>
                 <w:rStyle w:val="Hipervnculo"/>
                 <w:rFonts w:ascii="Times New Roman" w:eastAsia="Times New Roman" w:hAnsi="Times New Roman" w:cs="Times New Roman"/>
                 <w:noProof/>
               </w:rPr>
-              <w:t>6.3 DER</w:t>
+              <w:t>6.3 Der</w:t>
             </w:r>
             <w:r>
               <w:rPr>
@@ -4874,7 +4874,7 @@
                 <w:noProof/>
                 <w:webHidden/>
               </w:rPr>
-              <w:instrText xml:space="preserve"> PAGEREF _Toc231994141 \h </w:instrText>
+              <w:instrText xml:space="preserve"> PAGEREF _Toc232013684 \h </w:instrText>
             </w:r>
             <w:r>
               <w:rPr>
@@ -4894,7 +4894,7 @@
                 <w:noProof/>
                 <w:webHidden/>
               </w:rPr>
-              <w:t>33</w:t>
+              <w:t>34</w:t>
             </w:r>
             <w:r>
               <w:rPr>
@@ -4918,7 +4918,7 @@
               <w14:ligatures w14:val="standardContextual"/>
             </w:rPr>
           </w:pPr>
-          <w:hyperlink w:anchor="_Toc231994142" w:history="1">
+          <w:hyperlink w:anchor="_Toc232013685" w:history="1">
             <w:r>
               <w:rPr>
                 <w:rStyle w:val="Hipervnculo"/>
@@ -4946,7 +4946,7 @@
                 <w:noProof/>
                 <w:webHidden/>
               </w:rPr>
-              <w:instrText xml:space="preserve"> PAGEREF _Toc231994142 \h </w:instrText>
+              <w:instrText xml:space="preserve"> PAGEREF _Toc232013685 \h </w:instrText>
             </w:r>
             <w:r>
               <w:rPr>
@@ -4966,7 +4966,7 @@
                 <w:noProof/>
                 <w:webHidden/>
               </w:rPr>
-              <w:t>33</w:t>
+              <w:t>34</w:t>
             </w:r>
             <w:r>
               <w:rPr>
@@ -4990,7 +4990,7 @@
               <w14:ligatures w14:val="standardContextual"/>
             </w:rPr>
           </w:pPr>
-          <w:hyperlink w:anchor="_Toc231994143" w:history="1">
+          <w:hyperlink w:anchor="_Toc232013686" w:history="1">
             <w:r>
               <w:rPr>
                 <w:rStyle w:val="Hipervnculo"/>
@@ -5018,7 +5018,7 @@
                 <w:noProof/>
                 <w:webHidden/>
               </w:rPr>
-              <w:instrText xml:space="preserve"> PAGEREF _Toc231994143 \h </w:instrText>
+              <w:instrText xml:space="preserve"> PAGEREF _Toc232013686 \h </w:instrText>
             </w:r>
             <w:r>
               <w:rPr>
@@ -5038,7 +5038,7 @@
                 <w:noProof/>
                 <w:webHidden/>
               </w:rPr>
-              <w:t>33</w:t>
+              <w:t>34</w:t>
             </w:r>
             <w:r>
               <w:rPr>
@@ -5062,7 +5062,7 @@
               <w14:ligatures w14:val="standardContextual"/>
             </w:rPr>
           </w:pPr>
-          <w:hyperlink w:anchor="_Toc231994144" w:history="1">
+          <w:hyperlink w:anchor="_Toc232013687" w:history="1">
             <w:r>
               <w:rPr>
                 <w:rStyle w:val="Hipervnculo"/>
@@ -5090,7 +5090,7 @@
                 <w:noProof/>
                 <w:webHidden/>
               </w:rPr>
-              <w:instrText xml:space="preserve"> PAGEREF _Toc231994144 \h </w:instrText>
+              <w:instrText xml:space="preserve"> PAGEREF _Toc232013687 \h </w:instrText>
             </w:r>
             <w:r>
               <w:rPr>
@@ -5110,7 +5110,7 @@
                 <w:noProof/>
                 <w:webHidden/>
               </w:rPr>
-              <w:t>33</w:t>
+              <w:t>34</w:t>
             </w:r>
             <w:r>
               <w:rPr>
@@ -5134,7 +5134,7 @@
               <w14:ligatures w14:val="standardContextual"/>
             </w:rPr>
           </w:pPr>
-          <w:hyperlink w:anchor="_Toc231994145" w:history="1">
+          <w:hyperlink w:anchor="_Toc232013688" w:history="1">
             <w:r>
               <w:rPr>
                 <w:rStyle w:val="Hipervnculo"/>
@@ -5162,7 +5162,7 @@
                 <w:noProof/>
                 <w:webHidden/>
               </w:rPr>
-              <w:instrText xml:space="preserve"> PAGEREF _Toc231994145 \h </w:instrText>
+              <w:instrText xml:space="preserve"> PAGEREF _Toc232013688 \h </w:instrText>
             </w:r>
             <w:r>
               <w:rPr>
@@ -5182,7 +5182,7 @@
                 <w:noProof/>
                 <w:webHidden/>
               </w:rPr>
-              <w:t>35</w:t>
+              <w:t>36</w:t>
             </w:r>
             <w:r>
               <w:rPr>
@@ -5206,7 +5206,7 @@
               <w14:ligatures w14:val="standardContextual"/>
             </w:rPr>
           </w:pPr>
-          <w:hyperlink w:anchor="_Toc231994146" w:history="1">
+          <w:hyperlink w:anchor="_Toc232013689" w:history="1">
             <w:r>
               <w:rPr>
                 <w:rStyle w:val="Hipervnculo"/>
@@ -5234,7 +5234,7 @@
                 <w:noProof/>
                 <w:webHidden/>
               </w:rPr>
-              <w:instrText xml:space="preserve"> PAGEREF _Toc231994146 \h </w:instrText>
+              <w:instrText xml:space="preserve"> PAGEREF _Toc232013689 \h </w:instrText>
             </w:r>
             <w:r>
               <w:rPr>
@@ -5254,7 +5254,7 @@
                 <w:noProof/>
                 <w:webHidden/>
               </w:rPr>
-              <w:t>35</w:t>
+              <w:t>36</w:t>
             </w:r>
             <w:r>
               <w:rPr>
@@ -5278,7 +5278,7 @@
               <w14:ligatures w14:val="standardContextual"/>
             </w:rPr>
           </w:pPr>
-          <w:hyperlink w:anchor="_Toc231994147" w:history="1">
+          <w:hyperlink w:anchor="_Toc232013690" w:history="1">
             <w:r>
               <w:rPr>
                 <w:rStyle w:val="Hipervnculo"/>
@@ -5306,7 +5306,7 @@
                 <w:noProof/>
                 <w:webHidden/>
               </w:rPr>
-              <w:instrText xml:space="preserve"> PAGEREF _Toc231994147 \h </w:instrText>
+              <w:instrText xml:space="preserve"> PAGEREF _Toc232013690 \h </w:instrText>
             </w:r>
             <w:r>
               <w:rPr>
@@ -5326,7 +5326,7 @@
                 <w:noProof/>
                 <w:webHidden/>
               </w:rPr>
-              <w:t>35</w:t>
+              <w:t>36</w:t>
             </w:r>
             <w:r>
               <w:rPr>
@@ -5350,7 +5350,7 @@
               <w14:ligatures w14:val="standardContextual"/>
             </w:rPr>
           </w:pPr>
-          <w:hyperlink w:anchor="_Toc231994148" w:history="1">
+          <w:hyperlink w:anchor="_Toc232013691" w:history="1">
             <w:r>
               <w:rPr>
                 <w:rStyle w:val="Hipervnculo"/>
@@ -5378,7 +5378,7 @@
                 <w:noProof/>
                 <w:webHidden/>
               </w:rPr>
-              <w:instrText xml:space="preserve"> PAGEREF _Toc231994148 \h </w:instrText>
+              <w:instrText xml:space="preserve"> PAGEREF _Toc232013691 \h </w:instrText>
             </w:r>
             <w:r>
               <w:rPr>
@@ -5398,7 +5398,7 @@
                 <w:noProof/>
                 <w:webHidden/>
               </w:rPr>
-              <w:t>37</w:t>
+              <w:t>38</w:t>
             </w:r>
             <w:r>
               <w:rPr>
@@ -5422,7 +5422,7 @@
               <w14:ligatures w14:val="standardContextual"/>
             </w:rPr>
           </w:pPr>
-          <w:hyperlink w:anchor="_Toc231994149" w:history="1">
+          <w:hyperlink w:anchor="_Toc232013692" w:history="1">
             <w:r>
               <w:rPr>
                 <w:rStyle w:val="Hipervnculo"/>
@@ -5450,7 +5450,7 @@
                 <w:noProof/>
                 <w:webHidden/>
               </w:rPr>
-              <w:instrText xml:space="preserve"> PAGEREF _Toc231994149 \h </w:instrText>
+              <w:instrText xml:space="preserve"> PAGEREF _Toc232013692 \h </w:instrText>
             </w:r>
             <w:r>
               <w:rPr>
@@ -5470,7 +5470,7 @@
                 <w:noProof/>
                 <w:webHidden/>
               </w:rPr>
-              <w:t>37</w:t>
+              <w:t>38</w:t>
             </w:r>
             <w:r>
               <w:rPr>
@@ -5494,7 +5494,7 @@
               <w14:ligatures w14:val="standardContextual"/>
             </w:rPr>
           </w:pPr>
-          <w:hyperlink w:anchor="_Toc231994150" w:history="1">
+          <w:hyperlink w:anchor="_Toc232013693" w:history="1">
             <w:r>
               <w:rPr>
                 <w:rStyle w:val="Hipervnculo"/>
@@ -5522,7 +5522,7 @@
                 <w:noProof/>
                 <w:webHidden/>
               </w:rPr>
-              <w:instrText xml:space="preserve"> PAGEREF _Toc231994150 \h </w:instrText>
+              <w:instrText xml:space="preserve"> PAGEREF _Toc232013693 \h </w:instrText>
             </w:r>
             <w:r>
               <w:rPr>
@@ -5542,7 +5542,7 @@
                 <w:noProof/>
                 <w:webHidden/>
               </w:rPr>
-              <w:t>37</w:t>
+              <w:t>38</w:t>
             </w:r>
             <w:r>
               <w:rPr>
@@ -5566,7 +5566,7 @@
               <w14:ligatures w14:val="standardContextual"/>
             </w:rPr>
           </w:pPr>
-          <w:hyperlink w:anchor="_Toc231994151" w:history="1">
+          <w:hyperlink w:anchor="_Toc232013694" w:history="1">
             <w:r>
               <w:rPr>
                 <w:rStyle w:val="Hipervnculo"/>
@@ -5594,7 +5594,7 @@
                 <w:noProof/>
                 <w:webHidden/>
               </w:rPr>
-              <w:instrText xml:space="preserve"> PAGEREF _Toc231994151 \h </w:instrText>
+              <w:instrText xml:space="preserve"> PAGEREF _Toc232013694 \h </w:instrText>
             </w:r>
             <w:r>
               <w:rPr>
@@ -5614,7 +5614,7 @@
                 <w:noProof/>
                 <w:webHidden/>
               </w:rPr>
-              <w:t>39</w:t>
+              <w:t>40</w:t>
             </w:r>
             <w:r>
               <w:rPr>
@@ -5638,7 +5638,7 @@
               <w14:ligatures w14:val="standardContextual"/>
             </w:rPr>
           </w:pPr>
-          <w:hyperlink w:anchor="_Toc231994152" w:history="1">
+          <w:hyperlink w:anchor="_Toc232013695" w:history="1">
             <w:r>
               <w:rPr>
                 <w:rStyle w:val="Hipervnculo"/>
@@ -5666,7 +5666,7 @@
                 <w:noProof/>
                 <w:webHidden/>
               </w:rPr>
-              <w:instrText xml:space="preserve"> PAGEREF _Toc231994152 \h </w:instrText>
+              <w:instrText xml:space="preserve"> PAGEREF _Toc232013695 \h </w:instrText>
             </w:r>
             <w:r>
               <w:rPr>
@@ -5686,7 +5686,7 @@
                 <w:noProof/>
                 <w:webHidden/>
               </w:rPr>
-              <w:t>40</w:t>
+              <w:t>41</w:t>
             </w:r>
             <w:r>
               <w:rPr>
@@ -5710,7 +5710,7 @@
               <w14:ligatures w14:val="standardContextual"/>
             </w:rPr>
           </w:pPr>
-          <w:hyperlink w:anchor="_Toc231994153" w:history="1">
+          <w:hyperlink w:anchor="_Toc232013696" w:history="1">
             <w:r>
               <w:rPr>
                 <w:rStyle w:val="Hipervnculo"/>
@@ -5738,7 +5738,7 @@
                 <w:noProof/>
                 <w:webHidden/>
               </w:rPr>
-              <w:instrText xml:space="preserve"> PAGEREF _Toc231994153 \h </w:instrText>
+              <w:instrText xml:space="preserve"> PAGEREF _Toc232013696 \h </w:instrText>
             </w:r>
             <w:r>
               <w:rPr>
@@ -5758,7 +5758,7 @@
                 <w:noProof/>
                 <w:webHidden/>
               </w:rPr>
-              <w:t>40</w:t>
+              <w:t>41</w:t>
             </w:r>
             <w:r>
               <w:rPr>
@@ -5782,7 +5782,7 @@
               <w14:ligatures w14:val="standardContextual"/>
             </w:rPr>
           </w:pPr>
-          <w:hyperlink w:anchor="_Toc231994154" w:history="1">
+          <w:hyperlink w:anchor="_Toc232013697" w:history="1">
             <w:r>
               <w:rPr>
                 <w:rStyle w:val="Hipervnculo"/>
@@ -5810,7 +5810,7 @@
                 <w:noProof/>
                 <w:webHidden/>
               </w:rPr>
-              <w:instrText xml:space="preserve"> PAGEREF _Toc231994154 \h </w:instrText>
+              <w:instrText xml:space="preserve"> PAGEREF _Toc232013697 \h </w:instrText>
             </w:r>
             <w:r>
               <w:rPr>
@@ -5830,7 +5830,7 @@
                 <w:noProof/>
                 <w:webHidden/>
               </w:rPr>
-              <w:t>40</w:t>
+              <w:t>41</w:t>
             </w:r>
             <w:r>
               <w:rPr>
@@ -5854,7 +5854,7 @@
               <w14:ligatures w14:val="standardContextual"/>
             </w:rPr>
           </w:pPr>
-          <w:hyperlink w:anchor="_Toc231994155" w:history="1">
+          <w:hyperlink w:anchor="_Toc232013698" w:history="1">
             <w:r>
               <w:rPr>
                 <w:rStyle w:val="Hipervnculo"/>
@@ -5882,7 +5882,7 @@
                 <w:noProof/>
                 <w:webHidden/>
               </w:rPr>
-              <w:instrText xml:space="preserve"> PAGEREF _Toc231994155 \h </w:instrText>
+              <w:instrText xml:space="preserve"> PAGEREF _Toc232013698 \h </w:instrText>
             </w:r>
             <w:r>
               <w:rPr>
@@ -5902,7 +5902,7 @@
                 <w:noProof/>
                 <w:webHidden/>
               </w:rPr>
-              <w:t>41</w:t>
+              <w:t>42</w:t>
             </w:r>
             <w:r>
               <w:rPr>
@@ -5926,7 +5926,7 @@
               <w14:ligatures w14:val="standardContextual"/>
             </w:rPr>
           </w:pPr>
-          <w:hyperlink w:anchor="_Toc231994156" w:history="1">
+          <w:hyperlink w:anchor="_Toc232013699" w:history="1">
             <w:r>
               <w:rPr>
                 <w:rStyle w:val="Hipervnculo"/>
@@ -5954,7 +5954,7 @@
                 <w:noProof/>
                 <w:webHidden/>
               </w:rPr>
-              <w:instrText xml:space="preserve"> PAGEREF _Toc231994156 \h </w:instrText>
+              <w:instrText xml:space="preserve"> PAGEREF _Toc232013699 \h </w:instrText>
             </w:r>
             <w:r>
               <w:rPr>
@@ -5974,7 +5974,7 @@
                 <w:noProof/>
                 <w:webHidden/>
               </w:rPr>
-              <w:t>41</w:t>
+              <w:t>42</w:t>
             </w:r>
             <w:r>
               <w:rPr>
@@ -5998,7 +5998,7 @@
               <w14:ligatures w14:val="standardContextual"/>
             </w:rPr>
           </w:pPr>
-          <w:hyperlink w:anchor="_Toc231994157" w:history="1">
+          <w:hyperlink w:anchor="_Toc232013700" w:history="1">
             <w:r>
               <w:rPr>
                 <w:rStyle w:val="Hipervnculo"/>
@@ -6026,7 +6026,7 @@
                 <w:noProof/>
                 <w:webHidden/>
               </w:rPr>
-              <w:instrText xml:space="preserve"> PAGEREF _Toc231994157 \h </w:instrText>
+              <w:instrText xml:space="preserve"> PAGEREF _Toc232013700 \h </w:instrText>
             </w:r>
             <w:r>
               <w:rPr>
@@ -6046,7 +6046,7 @@
                 <w:noProof/>
                 <w:webHidden/>
               </w:rPr>
-              <w:t>42</w:t>
+              <w:t>43</w:t>
             </w:r>
             <w:r>
               <w:rPr>
@@ -6070,7 +6070,7 @@
               <w14:ligatures w14:val="standardContextual"/>
             </w:rPr>
           </w:pPr>
-          <w:hyperlink w:anchor="_Toc231994158" w:history="1">
+          <w:hyperlink w:anchor="_Toc232013701" w:history="1">
             <w:r>
               <w:rPr>
                 <w:rStyle w:val="Hipervnculo"/>
@@ -6098,7 +6098,7 @@
                 <w:noProof/>
                 <w:webHidden/>
               </w:rPr>
-              <w:instrText xml:space="preserve"> PAGEREF _Toc231994158 \h </w:instrText>
+              <w:instrText xml:space="preserve"> PAGEREF _Toc232013701 \h </w:instrText>
             </w:r>
             <w:r>
               <w:rPr>
@@ -6118,7 +6118,7 @@
                 <w:noProof/>
                 <w:webHidden/>
               </w:rPr>
-              <w:t>42</w:t>
+              <w:t>43</w:t>
             </w:r>
             <w:r>
               <w:rPr>
@@ -6142,7 +6142,7 @@
               <w14:ligatures w14:val="standardContextual"/>
             </w:rPr>
           </w:pPr>
-          <w:hyperlink w:anchor="_Toc231994159" w:history="1">
+          <w:hyperlink w:anchor="_Toc232013702" w:history="1">
             <w:r>
               <w:rPr>
                 <w:rStyle w:val="Hipervnculo"/>
@@ -6170,7 +6170,7 @@
                 <w:noProof/>
                 <w:webHidden/>
               </w:rPr>
-              <w:instrText xml:space="preserve"> PAGEREF _Toc231994159 \h </w:instrText>
+              <w:instrText xml:space="preserve"> PAGEREF _Toc232013702 \h </w:instrText>
             </w:r>
             <w:r>
               <w:rPr>
@@ -6190,7 +6190,7 @@
                 <w:noProof/>
                 <w:webHidden/>
               </w:rPr>
-              <w:t>44</w:t>
+              <w:t>45</w:t>
             </w:r>
             <w:r>
               <w:rPr>
@@ -6214,7 +6214,7 @@
               <w14:ligatures w14:val="standardContextual"/>
             </w:rPr>
           </w:pPr>
-          <w:hyperlink w:anchor="_Toc231994160" w:history="1">
+          <w:hyperlink w:anchor="_Toc232013703" w:history="1">
             <w:r>
               <w:rPr>
                 <w:rStyle w:val="Hipervnculo"/>
@@ -6242,7 +6242,7 @@
                 <w:noProof/>
                 <w:webHidden/>
               </w:rPr>
-              <w:instrText xml:space="preserve"> PAGEREF _Toc231994160 \h </w:instrText>
+              <w:instrText xml:space="preserve"> PAGEREF _Toc232013703 \h </w:instrText>
             </w:r>
             <w:r>
               <w:rPr>
@@ -6262,7 +6262,7 @@
                 <w:noProof/>
                 <w:webHidden/>
               </w:rPr>
-              <w:t>46</w:t>
+              <w:t>47</w:t>
             </w:r>
             <w:r>
               <w:rPr>
@@ -6286,7 +6286,7 @@
               <w14:ligatures w14:val="standardContextual"/>
             </w:rPr>
           </w:pPr>
-          <w:hyperlink w:anchor="_Toc231994161" w:history="1">
+          <w:hyperlink w:anchor="_Toc232013704" w:history="1">
             <w:r>
               <w:rPr>
                 <w:rStyle w:val="Hipervnculo"/>
@@ -6314,7 +6314,7 @@
                 <w:noProof/>
                 <w:webHidden/>
               </w:rPr>
-              <w:instrText xml:space="preserve"> PAGEREF _Toc231994161 \h </w:instrText>
+              <w:instrText xml:space="preserve"> PAGEREF _Toc232013704 \h </w:instrText>
             </w:r>
             <w:r>
               <w:rPr>
@@ -6334,7 +6334,7 @@
                 <w:noProof/>
                 <w:webHidden/>
               </w:rPr>
-              <w:t>46</w:t>
+              <w:t>47</w:t>
             </w:r>
             <w:r>
               <w:rPr>
@@ -6358,7 +6358,7 @@
               <w14:ligatures w14:val="standardContextual"/>
             </w:rPr>
           </w:pPr>
-          <w:hyperlink w:anchor="_Toc231994162" w:history="1">
+          <w:hyperlink w:anchor="_Toc232013705" w:history="1">
             <w:r>
               <w:rPr>
                 <w:rStyle w:val="Hipervnculo"/>
@@ -6386,7 +6386,7 @@
                 <w:noProof/>
                 <w:webHidden/>
               </w:rPr>
-              <w:instrText xml:space="preserve"> PAGEREF _Toc231994162 \h </w:instrText>
+              <w:instrText xml:space="preserve"> PAGEREF _Toc232013705 \h </w:instrText>
             </w:r>
             <w:r>
               <w:rPr>
@@ -6406,7 +6406,7 @@
                 <w:noProof/>
                 <w:webHidden/>
               </w:rPr>
-              <w:t>47</w:t>
+              <w:t>48</w:t>
             </w:r>
             <w:r>
               <w:rPr>
@@ -6430,7 +6430,7 @@
               <w14:ligatures w14:val="standardContextual"/>
             </w:rPr>
           </w:pPr>
-          <w:hyperlink w:anchor="_Toc231994163" w:history="1">
+          <w:hyperlink w:anchor="_Toc232013706" w:history="1">
             <w:r>
               <w:rPr>
                 <w:rStyle w:val="Hipervnculo"/>
@@ -6458,7 +6458,7 @@
                 <w:noProof/>
                 <w:webHidden/>
               </w:rPr>
-              <w:instrText xml:space="preserve"> PAGEREF _Toc231994163 \h </w:instrText>
+              <w:instrText xml:space="preserve"> PAGEREF _Toc232013706 \h </w:instrText>
             </w:r>
             <w:r>
               <w:rPr>
@@ -6478,7 +6478,7 @@
                 <w:noProof/>
                 <w:webHidden/>
               </w:rPr>
-              <w:t>48</w:t>
+              <w:t>49</w:t>
             </w:r>
             <w:r>
               <w:rPr>
@@ -6502,7 +6502,7 @@
               <w14:ligatures w14:val="standardContextual"/>
             </w:rPr>
           </w:pPr>
-          <w:hyperlink w:anchor="_Toc231994164" w:history="1">
+          <w:hyperlink w:anchor="_Toc232013707" w:history="1">
             <w:r>
               <w:rPr>
                 <w:rStyle w:val="Hipervnculo"/>
@@ -6530,7 +6530,7 @@
                 <w:noProof/>
                 <w:webHidden/>
               </w:rPr>
-              <w:instrText xml:space="preserve"> PAGEREF _Toc231994164 \h </w:instrText>
+              <w:instrText xml:space="preserve"> PAGEREF _Toc232013707 \h </w:instrText>
             </w:r>
             <w:r>
               <w:rPr>
@@ -6550,7 +6550,7 @@
                 <w:noProof/>
                 <w:webHidden/>
               </w:rPr>
-              <w:t>49</w:t>
+              <w:t>50</w:t>
             </w:r>
             <w:r>
               <w:rPr>
@@ -6574,7 +6574,7 @@
               <w14:ligatures w14:val="standardContextual"/>
             </w:rPr>
           </w:pPr>
-          <w:hyperlink w:anchor="_Toc231994165" w:history="1">
+          <w:hyperlink w:anchor="_Toc232013708" w:history="1">
             <w:r>
               <w:rPr>
                 <w:rStyle w:val="Hipervnculo"/>
@@ -6602,7 +6602,7 @@
                 <w:noProof/>
                 <w:webHidden/>
               </w:rPr>
-              <w:instrText xml:space="preserve"> PAGEREF _Toc231994165 \h </w:instrText>
+              <w:instrText xml:space="preserve"> PAGEREF _Toc232013708 \h </w:instrText>
             </w:r>
             <w:r>
               <w:rPr>
@@ -6622,7 +6622,7 @@
                 <w:noProof/>
                 <w:webHidden/>
               </w:rPr>
-              <w:t>49</w:t>
+              <w:t>50</w:t>
             </w:r>
             <w:r>
               <w:rPr>
@@ -6646,7 +6646,7 @@
               <w14:ligatures w14:val="standardContextual"/>
             </w:rPr>
           </w:pPr>
-          <w:hyperlink w:anchor="_Toc231994166" w:history="1">
+          <w:hyperlink w:anchor="_Toc232013709" w:history="1">
             <w:r>
               <w:rPr>
                 <w:rStyle w:val="Hipervnculo"/>
@@ -6674,7 +6674,7 @@
                 <w:noProof/>
                 <w:webHidden/>
               </w:rPr>
-              <w:instrText xml:space="preserve"> PAGEREF _Toc231994166 \h </w:instrText>
+              <w:instrText xml:space="preserve"> PAGEREF _Toc232013709 \h </w:instrText>
             </w:r>
             <w:r>
               <w:rPr>
@@ -6694,7 +6694,7 @@
                 <w:noProof/>
                 <w:webHidden/>
               </w:rPr>
-              <w:t>49</w:t>
+              <w:t>50</w:t>
             </w:r>
             <w:r>
               <w:rPr>
@@ -6718,7 +6718,7 @@
               <w14:ligatures w14:val="standardContextual"/>
             </w:rPr>
           </w:pPr>
-          <w:hyperlink w:anchor="_Toc231994167" w:history="1">
+          <w:hyperlink w:anchor="_Toc232013710" w:history="1">
             <w:r>
               <w:rPr>
                 <w:rStyle w:val="Hipervnculo"/>
@@ -6746,7 +6746,7 @@
                 <w:noProof/>
                 <w:webHidden/>
               </w:rPr>
-              <w:instrText xml:space="preserve"> PAGEREF _Toc231994167 \h </w:instrText>
+              <w:instrText xml:space="preserve"> PAGEREF _Toc232013710 \h </w:instrText>
             </w:r>
             <w:r>
               <w:rPr>
@@ -6766,7 +6766,7 @@
                 <w:noProof/>
                 <w:webHidden/>
               </w:rPr>
-              <w:t>50</w:t>
+              <w:t>51</w:t>
             </w:r>
             <w:r>
               <w:rPr>
@@ -6790,7 +6790,7 @@
               <w14:ligatures w14:val="standardContextual"/>
             </w:rPr>
           </w:pPr>
-          <w:hyperlink w:anchor="_Toc231994168" w:history="1">
+          <w:hyperlink w:anchor="_Toc232013711" w:history="1">
             <w:r>
               <w:rPr>
                 <w:rStyle w:val="Hipervnculo"/>
@@ -6818,7 +6818,7 @@
                 <w:noProof/>
                 <w:webHidden/>
               </w:rPr>
-              <w:instrText xml:space="preserve"> PAGEREF _Toc231994168 \h </w:instrText>
+              <w:instrText xml:space="preserve"> PAGEREF _Toc232013711 \h </w:instrText>
             </w:r>
             <w:r>
               <w:rPr>
@@ -6838,7 +6838,7 @@
                 <w:noProof/>
                 <w:webHidden/>
               </w:rPr>
-              <w:t>50</w:t>
+              <w:t>51</w:t>
             </w:r>
             <w:r>
               <w:rPr>
@@ -6862,7 +6862,7 @@
               <w14:ligatures w14:val="standardContextual"/>
             </w:rPr>
           </w:pPr>
-          <w:hyperlink w:anchor="_Toc231994169" w:history="1">
+          <w:hyperlink w:anchor="_Toc232013712" w:history="1">
             <w:r>
               <w:rPr>
                 <w:rStyle w:val="Hipervnculo"/>
@@ -6890,7 +6890,7 @@
                 <w:noProof/>
                 <w:webHidden/>
               </w:rPr>
-              <w:instrText xml:space="preserve"> PAGEREF _Toc231994169 \h </w:instrText>
+              <w:instrText xml:space="preserve"> PAGEREF _Toc232013712 \h </w:instrText>
             </w:r>
             <w:r>
               <w:rPr>
@@ -6910,7 +6910,7 @@
                 <w:noProof/>
                 <w:webHidden/>
               </w:rPr>
-              <w:t>51</w:t>
+              <w:t>52</w:t>
             </w:r>
             <w:r>
               <w:rPr>
@@ -6934,7 +6934,7 @@
               <w14:ligatures w14:val="standardContextual"/>
             </w:rPr>
           </w:pPr>
-          <w:hyperlink w:anchor="_Toc231994170" w:history="1">
+          <w:hyperlink w:anchor="_Toc232013713" w:history="1">
             <w:r>
               <w:rPr>
                 <w:rStyle w:val="Hipervnculo"/>
@@ -6962,7 +6962,7 @@
                 <w:noProof/>
                 <w:webHidden/>
               </w:rPr>
-              <w:instrText xml:space="preserve"> PAGEREF _Toc231994170 \h </w:instrText>
+              <w:instrText xml:space="preserve"> PAGEREF _Toc232013713 \h </w:instrText>
             </w:r>
             <w:r>
               <w:rPr>
@@ -6982,7 +6982,7 @@
                 <w:noProof/>
                 <w:webHidden/>
               </w:rPr>
-              <w:t>51</w:t>
+              <w:t>52</w:t>
             </w:r>
             <w:r>
               <w:rPr>
@@ -7006,7 +7006,7 @@
               <w14:ligatures w14:val="standardContextual"/>
             </w:rPr>
           </w:pPr>
-          <w:hyperlink w:anchor="_Toc231994171" w:history="1">
+          <w:hyperlink w:anchor="_Toc232013714" w:history="1">
             <w:r>
               <w:rPr>
                 <w:rStyle w:val="Hipervnculo"/>
@@ -7034,7 +7034,7 @@
                 <w:noProof/>
                 <w:webHidden/>
               </w:rPr>
-              <w:instrText xml:space="preserve"> PAGEREF _Toc231994171 \h </w:instrText>
+              <w:instrText xml:space="preserve"> PAGEREF _Toc232013714 \h </w:instrText>
             </w:r>
             <w:r>
               <w:rPr>
@@ -7054,7 +7054,7 @@
                 <w:noProof/>
                 <w:webHidden/>
               </w:rPr>
-              <w:t>51</w:t>
+              <w:t>52</w:t>
             </w:r>
             <w:r>
               <w:rPr>
@@ -7078,14 +7078,14 @@
               <w14:ligatures w14:val="standardContextual"/>
             </w:rPr>
           </w:pPr>
-          <w:hyperlink w:anchor="_Toc231994172" w:history="1">
+          <w:hyperlink w:anchor="_Toc232013715" w:history="1">
             <w:r>
               <w:rPr>
                 <w:rStyle w:val="Hipervnculo"/>
                 <w:rFonts w:ascii="Times New Roman" w:eastAsia="Times New Roman" w:hAnsi="Times New Roman" w:cs="Times New Roman"/>
                 <w:noProof/>
               </w:rPr>
-              <w:t>10.2 CU009 CAMBIAR IDIOMA</w:t>
+              <w:t>10.2 Diagrama de Clases</w:t>
             </w:r>
             <w:r>
               <w:rPr>
@@ -7106,7 +7106,7 @@
                 <w:noProof/>
                 <w:webHidden/>
               </w:rPr>
-              <w:instrText xml:space="preserve"> PAGEREF _Toc231994172 \h </w:instrText>
+              <w:instrText xml:space="preserve"> PAGEREF _Toc232013715 \h </w:instrText>
             </w:r>
             <w:r>
               <w:rPr>
@@ -7126,7 +7126,7 @@
                 <w:noProof/>
                 <w:webHidden/>
               </w:rPr>
-              <w:t>52</w:t>
+              <w:t>53</w:t>
             </w:r>
             <w:r>
               <w:rPr>
@@ -7150,14 +7150,14 @@
               <w14:ligatures w14:val="standardContextual"/>
             </w:rPr>
           </w:pPr>
-          <w:hyperlink w:anchor="_Toc231994173" w:history="1">
+          <w:hyperlink w:anchor="_Toc232013716" w:history="1">
             <w:r>
               <w:rPr>
                 <w:rStyle w:val="Hipervnculo"/>
                 <w:rFonts w:ascii="Times New Roman" w:eastAsia="Times New Roman" w:hAnsi="Times New Roman" w:cs="Times New Roman"/>
                 <w:noProof/>
               </w:rPr>
-              <w:t>10.2.1 Especificación CU</w:t>
+              <w:t>10.3 Der</w:t>
             </w:r>
             <w:r>
               <w:rPr>
@@ -7178,7 +7178,7 @@
                 <w:noProof/>
                 <w:webHidden/>
               </w:rPr>
-              <w:instrText xml:space="preserve"> PAGEREF _Toc231994173 \h </w:instrText>
+              <w:instrText xml:space="preserve"> PAGEREF _Toc232013716 \h </w:instrText>
             </w:r>
             <w:r>
               <w:rPr>
@@ -7198,7 +7198,79 @@
                 <w:noProof/>
                 <w:webHidden/>
               </w:rPr>
-              <w:t>52</w:t>
+              <w:t>53</w:t>
+            </w:r>
+            <w:r>
+              <w:rPr>
+                <w:noProof/>
+                <w:webHidden/>
+              </w:rPr>
+              <w:fldChar w:fldCharType="end"/>
+            </w:r>
+          </w:hyperlink>
+        </w:p>
+        <w:p>
+          <w:pPr>
+            <w:pStyle w:val="TDC2"/>
+            <w:tabs>
+              <w:tab w:val="right" w:leader="dot" w:pos="8494"/>
+            </w:tabs>
+            <w:rPr>
+              <w:rFonts w:asciiTheme="minorHAnsi" w:eastAsiaTheme="minorEastAsia" w:hAnsiTheme="minorHAnsi" w:cstheme="minorBidi"/>
+              <w:noProof/>
+              <w:kern w:val="2"/>
+              <w14:ligatures w14:val="standardContextual"/>
+            </w:rPr>
+          </w:pPr>
+          <w:hyperlink w:anchor="_Toc232013717" w:history="1">
+            <w:r>
+              <w:rPr>
+                <w:rStyle w:val="Hipervnculo"/>
+                <w:rFonts w:ascii="Times New Roman" w:eastAsia="Times New Roman" w:hAnsi="Times New Roman" w:cs="Times New Roman"/>
+                <w:noProof/>
+              </w:rPr>
+              <w:t>10.4 CU009 CAMBIAR IDIOMA</w:t>
+            </w:r>
+            <w:r>
+              <w:rPr>
+                <w:noProof/>
+                <w:webHidden/>
+              </w:rPr>
+              <w:tab/>
+            </w:r>
+            <w:r>
+              <w:rPr>
+                <w:noProof/>
+                <w:webHidden/>
+              </w:rPr>
+              <w:fldChar w:fldCharType="begin"/>
+            </w:r>
+            <w:r>
+              <w:rPr>
+                <w:noProof/>
+                <w:webHidden/>
+              </w:rPr>
+              <w:instrText xml:space="preserve"> PAGEREF _Toc232013717 \h </w:instrText>
+            </w:r>
+            <w:r>
+              <w:rPr>
+                <w:noProof/>
+                <w:webHidden/>
+              </w:rPr>
+            </w:r>
+            <w:r>
+              <w:rPr>
+                <w:noProof/>
+                <w:webHidden/>
+              </w:rPr>
+              <w:fldChar w:fldCharType="separate"/>
+            </w:r>
+            <w:r>
+              <w:rPr>
+                <w:noProof/>
+                <w:webHidden/>
+              </w:rPr>
+              <w:t>54</w:t>
             </w:r>
             <w:r>
               <w:rPr>
@@ -7251,7 +7323,7 @@
           <w:rFonts w:ascii="Times New Roman" w:eastAsia="Times New Roman" w:hAnsi="Times New Roman" w:cs="Times New Roman"/>
         </w:rPr>
       </w:pPr>
-      <w:bookmarkStart w:id="0" w:name="_Toc231994079"/>
+      <w:bookmarkStart w:id="0" w:name="_Toc232013622"/>
       <w:r>
         <w:rPr>
           <w:rFonts w:ascii="Times New Roman" w:eastAsia="Times New Roman" w:hAnsi="Times New Roman" w:cs="Times New Roman"/>
@@ -7276,7 +7348,7 @@
           <w:szCs w:val="30"/>
         </w:rPr>
       </w:pPr>
-      <w:bookmarkStart w:id="1" w:name="_Toc231994080"/>
+      <w:bookmarkStart w:id="1" w:name="_Toc232013623"/>
       <w:r>
         <w:rPr>
           <w:rFonts w:ascii="Times New Roman" w:eastAsia="Times New Roman" w:hAnsi="Times New Roman" w:cs="Times New Roman"/>
@@ -7605,7 +7677,7 @@
           <w:szCs w:val="30"/>
         </w:rPr>
       </w:pPr>
-      <w:bookmarkStart w:id="2" w:name="_Toc231994081"/>
+      <w:bookmarkStart w:id="2" w:name="_Toc232013624"/>
       <w:r>
         <w:rPr>
           <w:rFonts w:ascii="Times New Roman" w:eastAsia="Times New Roman" w:hAnsi="Times New Roman" w:cs="Times New Roman"/>
@@ -7634,7 +7706,7 @@
           <w:szCs w:val="30"/>
         </w:rPr>
       </w:pPr>
-      <w:bookmarkStart w:id="3" w:name="_Toc231994082"/>
+      <w:bookmarkStart w:id="3" w:name="_Toc232013625"/>
       <w:r>
         <w:rPr>
           <w:rFonts w:ascii="Times New Roman" w:eastAsia="Times New Roman" w:hAnsi="Times New Roman" w:cs="Times New Roman"/>
@@ -8060,7 +8132,7 @@
         </w:rPr>
       </w:pPr>
       <w:bookmarkStart w:id="5" w:name="_heading=h.3016uksryk99" w:colFirst="0" w:colLast="0"/>
-      <w:bookmarkStart w:id="6" w:name="_Toc231994083"/>
+      <w:bookmarkStart w:id="6" w:name="_Toc232013626"/>
       <w:bookmarkEnd w:id="5"/>
       <w:r>
         <w:rPr>
@@ -8182,7 +8254,7 @@
           <w:rFonts w:ascii="Times New Roman" w:eastAsia="Times New Roman" w:hAnsi="Times New Roman" w:cs="Times New Roman"/>
         </w:rPr>
       </w:pPr>
-      <w:bookmarkStart w:id="7" w:name="_Toc231994084"/>
+      <w:bookmarkStart w:id="7" w:name="_Toc232013627"/>
       <w:r>
         <w:rPr>
           <w:rFonts w:ascii="Times New Roman" w:eastAsia="Times New Roman" w:hAnsi="Times New Roman" w:cs="Times New Roman"/>
@@ -8463,7 +8535,7 @@
           <w:rFonts w:ascii="Times New Roman" w:eastAsia="Times New Roman" w:hAnsi="Times New Roman" w:cs="Times New Roman"/>
         </w:rPr>
       </w:pPr>
-      <w:bookmarkStart w:id="8" w:name="_Toc231994085"/>
+      <w:bookmarkStart w:id="8" w:name="_Toc232013628"/>
       <w:r>
         <w:rPr>
           <w:rFonts w:ascii="Times New Roman" w:eastAsia="Times New Roman" w:hAnsi="Times New Roman" w:cs="Times New Roman"/>
@@ -8565,7 +8637,7 @@
         </w:rPr>
       </w:pPr>
       <w:bookmarkStart w:id="9" w:name="_heading=h.5twoj81j1gka" w:colFirst="0" w:colLast="0"/>
-      <w:bookmarkStart w:id="10" w:name="_Toc231994086"/>
+      <w:bookmarkStart w:id="10" w:name="_Toc232013629"/>
       <w:bookmarkEnd w:id="9"/>
       <w:r>
         <w:rPr>
@@ -8727,7 +8799,7 @@
           <w:szCs w:val="30"/>
         </w:rPr>
       </w:pPr>
-      <w:bookmarkStart w:id="11" w:name="_Toc231994087"/>
+      <w:bookmarkStart w:id="11" w:name="_Toc232013630"/>
       <w:r>
         <w:rPr>
           <w:rFonts w:ascii="Times New Roman" w:eastAsia="Times New Roman" w:hAnsi="Times New Roman" w:cs="Times New Roman"/>
@@ -8865,7 +8937,6 @@
           <w:szCs w:val="30"/>
         </w:rPr>
       </w:pPr>
-      <w:bookmarkStart w:id="13" w:name="_Toc231994088"/>
     </w:p>
     <w:p>
       <w:pPr>
@@ -8908,6 +8979,7 @@
           <w:szCs w:val="30"/>
         </w:rPr>
       </w:pPr>
+      <w:bookmarkStart w:id="13" w:name="_Toc232013631"/>
       <w:r>
         <w:rPr>
           <w:rFonts w:ascii="Times New Roman" w:eastAsia="Times New Roman" w:hAnsi="Times New Roman" w:cs="Times New Roman"/>
@@ -8958,7 +9030,7 @@
           <w:rFonts w:ascii="Times New Roman" w:eastAsia="Times New Roman" w:hAnsi="Times New Roman" w:cs="Times New Roman"/>
         </w:rPr>
       </w:pPr>
-      <w:bookmarkStart w:id="14" w:name="_Toc231994089"/>
+      <w:bookmarkStart w:id="14" w:name="_Toc232013632"/>
       <w:r>
         <w:rPr>
           <w:rFonts w:ascii="Times New Roman" w:eastAsia="Times New Roman" w:hAnsi="Times New Roman" w:cs="Times New Roman"/>
@@ -9047,7 +9119,7 @@
           <w:rFonts w:ascii="Times New Roman" w:eastAsia="Times New Roman" w:hAnsi="Times New Roman" w:cs="Times New Roman"/>
         </w:rPr>
       </w:pPr>
-      <w:bookmarkStart w:id="15" w:name="_Toc231994090"/>
+      <w:bookmarkStart w:id="15" w:name="_Toc232013633"/>
       <w:r>
         <w:rPr>
           <w:rFonts w:ascii="Times New Roman" w:eastAsia="Times New Roman" w:hAnsi="Times New Roman" w:cs="Times New Roman"/>
@@ -9136,7 +9208,7 @@
           <w:rFonts w:ascii="Times New Roman" w:hAnsi="Times New Roman" w:cs="Times New Roman"/>
         </w:rPr>
       </w:pPr>
-      <w:bookmarkStart w:id="16" w:name="_Toc231994091"/>
+      <w:bookmarkStart w:id="16" w:name="_Toc232013634"/>
       <w:r>
         <w:rPr>
           <w:rFonts w:ascii="Times New Roman" w:eastAsia="Times New Roman" w:hAnsi="Times New Roman" w:cs="Times New Roman"/>
@@ -9226,7 +9298,7 @@
           <w:rFonts w:ascii="Times New Roman" w:eastAsia="Times New Roman" w:hAnsi="Times New Roman" w:cs="Times New Roman"/>
         </w:rPr>
       </w:pPr>
-      <w:bookmarkStart w:id="17" w:name="_Toc231994092"/>
+      <w:bookmarkStart w:id="17" w:name="_Toc232013635"/>
       <w:r>
         <w:rPr>
           <w:rFonts w:ascii="Times New Roman" w:eastAsia="Times New Roman" w:hAnsi="Times New Roman" w:cs="Times New Roman"/>
@@ -9318,7 +9390,7 @@
           <w:szCs w:val="30"/>
         </w:rPr>
       </w:pPr>
-      <w:bookmarkStart w:id="18" w:name="_Toc231994093"/>
+      <w:bookmarkStart w:id="18" w:name="_Toc232013636"/>
       <w:r>
         <w:rPr>
           <w:rFonts w:ascii="Times New Roman" w:eastAsia="Times New Roman" w:hAnsi="Times New Roman" w:cs="Times New Roman"/>
@@ -9423,7 +9495,7 @@
         </w:rPr>
       </w:pPr>
       <w:bookmarkStart w:id="19" w:name="_heading=h.bgzivhm4o7hc" w:colFirst="0" w:colLast="0"/>
-      <w:bookmarkStart w:id="20" w:name="_Toc231994094"/>
+      <w:bookmarkStart w:id="20" w:name="_Toc232013637"/>
       <w:bookmarkEnd w:id="19"/>
       <w:r>
         <w:rPr>
@@ -9449,7 +9521,7 @@
           <w:szCs w:val="30"/>
         </w:rPr>
       </w:pPr>
-      <w:bookmarkStart w:id="21" w:name="_Toc231994095"/>
+      <w:bookmarkStart w:id="21" w:name="_Toc232013638"/>
       <w:r>
         <w:rPr>
           <w:rFonts w:ascii="Times New Roman" w:eastAsia="Times New Roman" w:hAnsi="Times New Roman" w:cs="Times New Roman"/>
@@ -9494,7 +9566,7 @@
           <w:szCs w:val="30"/>
         </w:rPr>
       </w:pPr>
-      <w:bookmarkStart w:id="22" w:name="_Toc231994096"/>
+      <w:bookmarkStart w:id="22" w:name="_Toc232013639"/>
       <w:r>
         <w:rPr>
           <w:rFonts w:ascii="Times New Roman" w:eastAsia="Times New Roman" w:hAnsi="Times New Roman" w:cs="Times New Roman"/>
@@ -10038,7 +10110,7 @@
           <w:szCs w:val="30"/>
         </w:rPr>
       </w:pPr>
-      <w:bookmarkStart w:id="23" w:name="_Toc231994097"/>
+      <w:bookmarkStart w:id="23" w:name="_Toc232013640"/>
       <w:r>
         <w:rPr>
           <w:rFonts w:ascii="Times New Roman" w:eastAsia="Times New Roman" w:hAnsi="Times New Roman" w:cs="Times New Roman"/>
@@ -10085,7 +10157,7 @@
           <w:rFonts w:ascii="Times New Roman" w:eastAsia="Times New Roman" w:hAnsi="Times New Roman" w:cs="Times New Roman"/>
         </w:rPr>
       </w:pPr>
-      <w:bookmarkStart w:id="24" w:name="_Toc231994098"/>
+      <w:bookmarkStart w:id="24" w:name="_Toc232013641"/>
       <w:r>
         <w:rPr>
           <w:rFonts w:ascii="Times New Roman" w:eastAsia="Times New Roman" w:hAnsi="Times New Roman" w:cs="Times New Roman"/>
@@ -10188,7 +10260,7 @@
           <w:rFonts w:ascii="Times New Roman" w:eastAsia="Times New Roman" w:hAnsi="Times New Roman" w:cs="Times New Roman"/>
         </w:rPr>
       </w:pPr>
-      <w:bookmarkStart w:id="25" w:name="_Toc231994099"/>
+      <w:bookmarkStart w:id="25" w:name="_Toc232013642"/>
       <w:r>
         <w:rPr>
           <w:rFonts w:ascii="Times New Roman" w:eastAsia="Times New Roman" w:hAnsi="Times New Roman" w:cs="Times New Roman"/>
@@ -11276,6 +11348,7 @@
                 <w:bCs/>
                 <w:color w:val="000000"/>
               </w:rPr>
+              <w:lastRenderedPageBreak/>
               <w:t xml:space="preserve">POSTCONDICIONES: </w:t>
             </w:r>
             <w:r>
@@ -11283,7 +11356,23 @@
                 <w:rFonts w:ascii="Times New Roman" w:eastAsia="Times New Roman" w:hAnsi="Times New Roman" w:cs="Times New Roman"/>
                 <w:color w:val="000000"/>
               </w:rPr>
-              <w:t>El usuario queda autenticado en el sistema e inicia su sesión, se registran los permisos del mismo.</w:t>
+              <w:t xml:space="preserve">El usuario queda autenticado en el sistema e inicia su sesión, se registran los permisos </w:t>
+            </w:r>
+            <w:proofErr w:type="gramStart"/>
+            <w:r>
+              <w:rPr>
+                <w:rFonts w:ascii="Times New Roman" w:eastAsia="Times New Roman" w:hAnsi="Times New Roman" w:cs="Times New Roman"/>
+                <w:color w:val="000000"/>
+              </w:rPr>
+              <w:t>del mismo</w:t>
+            </w:r>
+            <w:proofErr w:type="gramEnd"/>
+            <w:r>
+              <w:rPr>
+                <w:rFonts w:ascii="Times New Roman" w:eastAsia="Times New Roman" w:hAnsi="Times New Roman" w:cs="Times New Roman"/>
+                <w:color w:val="000000"/>
+              </w:rPr>
+              <w:t>.</w:t>
             </w:r>
           </w:p>
         </w:tc>
@@ -11296,7 +11385,7 @@
           <w:rFonts w:ascii="Times New Roman" w:eastAsia="Times New Roman" w:hAnsi="Times New Roman" w:cs="Times New Roman"/>
         </w:rPr>
       </w:pPr>
-      <w:bookmarkStart w:id="26" w:name="_Toc231994100"/>
+      <w:bookmarkStart w:id="26" w:name="_Toc232013643"/>
       <w:r>
         <w:rPr>
           <w:rFonts w:ascii="Times New Roman" w:eastAsia="Times New Roman" w:hAnsi="Times New Roman" w:cs="Times New Roman"/>
@@ -11391,7 +11480,7 @@
           <w:rFonts w:ascii="Times New Roman" w:eastAsia="Times New Roman" w:hAnsi="Times New Roman" w:cs="Times New Roman"/>
         </w:rPr>
       </w:pPr>
-      <w:bookmarkStart w:id="27" w:name="_Toc231994101"/>
+      <w:bookmarkStart w:id="27" w:name="_Toc232013644"/>
       <w:r>
         <w:rPr>
           <w:rFonts w:ascii="Times New Roman" w:eastAsia="Times New Roman" w:hAnsi="Times New Roman" w:cs="Times New Roman"/>
@@ -11481,7 +11570,7 @@
           <w:rFonts w:ascii="Times New Roman" w:eastAsia="Times New Roman" w:hAnsi="Times New Roman" w:cs="Times New Roman"/>
         </w:rPr>
       </w:pPr>
-      <w:bookmarkStart w:id="28" w:name="_Toc231994102"/>
+      <w:bookmarkStart w:id="28" w:name="_Toc232013645"/>
       <w:r>
         <w:rPr>
           <w:rFonts w:ascii="Times New Roman" w:eastAsia="Times New Roman" w:hAnsi="Times New Roman" w:cs="Times New Roman"/>
@@ -11564,7 +11653,7 @@
           <w:rFonts w:ascii="Times New Roman" w:eastAsia="Times New Roman" w:hAnsi="Times New Roman" w:cs="Times New Roman"/>
         </w:rPr>
       </w:pPr>
-      <w:bookmarkStart w:id="29" w:name="_Toc231994103"/>
+      <w:bookmarkStart w:id="29" w:name="_Toc232013646"/>
       <w:r>
         <w:rPr>
           <w:rFonts w:ascii="Times New Roman" w:eastAsia="Times New Roman" w:hAnsi="Times New Roman" w:cs="Times New Roman"/>
@@ -11650,7 +11739,7 @@
           <w:szCs w:val="30"/>
         </w:rPr>
       </w:pPr>
-      <w:bookmarkStart w:id="30" w:name="_Toc231994104"/>
+      <w:bookmarkStart w:id="30" w:name="_Toc232013647"/>
       <w:r>
         <w:rPr>
           <w:rFonts w:ascii="Times New Roman" w:eastAsia="Times New Roman" w:hAnsi="Times New Roman" w:cs="Times New Roman"/>
@@ -11668,7 +11757,7 @@
           <w:rFonts w:ascii="Times New Roman" w:eastAsia="Times New Roman" w:hAnsi="Times New Roman" w:cs="Times New Roman"/>
         </w:rPr>
       </w:pPr>
-      <w:bookmarkStart w:id="31" w:name="_Toc231994105"/>
+      <w:bookmarkStart w:id="31" w:name="_Toc232013648"/>
       <w:r>
         <w:rPr>
           <w:rFonts w:ascii="Times New Roman" w:eastAsia="Times New Roman" w:hAnsi="Times New Roman" w:cs="Times New Roman"/>
@@ -11757,7 +11846,7 @@
           <w:rFonts w:ascii="Times New Roman" w:eastAsia="Times New Roman" w:hAnsi="Times New Roman" w:cs="Times New Roman"/>
         </w:rPr>
       </w:pPr>
-      <w:bookmarkStart w:id="32" w:name="_Toc231994106"/>
+      <w:bookmarkStart w:id="32" w:name="_Toc232013649"/>
       <w:r>
         <w:rPr>
           <w:rFonts w:ascii="Times New Roman" w:eastAsia="Times New Roman" w:hAnsi="Times New Roman" w:cs="Times New Roman"/>
@@ -12537,7 +12626,7 @@
           <w:rFonts w:ascii="Times New Roman" w:eastAsia="Times New Roman" w:hAnsi="Times New Roman" w:cs="Times New Roman"/>
         </w:rPr>
       </w:pPr>
-      <w:bookmarkStart w:id="33" w:name="_Toc231994107"/>
+      <w:bookmarkStart w:id="33" w:name="_Toc232013650"/>
       <w:r>
         <w:rPr>
           <w:rFonts w:ascii="Times New Roman" w:eastAsia="Times New Roman" w:hAnsi="Times New Roman" w:cs="Times New Roman"/>
@@ -12632,7 +12721,7 @@
           <w:rFonts w:ascii="Times New Roman" w:eastAsia="Times New Roman" w:hAnsi="Times New Roman" w:cs="Times New Roman"/>
         </w:rPr>
       </w:pPr>
-      <w:bookmarkStart w:id="34" w:name="_Toc231994108"/>
+      <w:bookmarkStart w:id="34" w:name="_Toc232013651"/>
       <w:r>
         <w:rPr>
           <w:rFonts w:ascii="Times New Roman" w:eastAsia="Times New Roman" w:hAnsi="Times New Roman" w:cs="Times New Roman"/>
@@ -12722,7 +12811,7 @@
           <w:rFonts w:ascii="Times New Roman" w:eastAsia="Times New Roman" w:hAnsi="Times New Roman" w:cs="Times New Roman"/>
         </w:rPr>
       </w:pPr>
-      <w:bookmarkStart w:id="35" w:name="_Toc231994109"/>
+      <w:bookmarkStart w:id="35" w:name="_Toc232013652"/>
       <w:r>
         <w:rPr>
           <w:rFonts w:ascii="Times New Roman" w:eastAsia="Times New Roman" w:hAnsi="Times New Roman" w:cs="Times New Roman"/>
@@ -12806,7 +12895,7 @@
           <w:color w:val="000000"/>
         </w:rPr>
       </w:pPr>
-      <w:bookmarkStart w:id="36" w:name="_Toc231994110"/>
+      <w:bookmarkStart w:id="36" w:name="_Toc232013653"/>
       <w:r>
         <w:rPr>
           <w:rFonts w:ascii="Times New Roman" w:eastAsia="Times New Roman" w:hAnsi="Times New Roman" w:cs="Times New Roman"/>
@@ -12906,7 +12995,7 @@
         </w:rPr>
       </w:pPr>
       <w:bookmarkStart w:id="37" w:name="_heading=h.j92yilbr9zt7" w:colFirst="0" w:colLast="0"/>
-      <w:bookmarkStart w:id="38" w:name="_Toc231994111"/>
+      <w:bookmarkStart w:id="38" w:name="_Toc232013654"/>
       <w:bookmarkEnd w:id="37"/>
       <w:r>
         <w:rPr>
@@ -12944,7 +13033,7 @@
           <w:szCs w:val="30"/>
         </w:rPr>
       </w:pPr>
-      <w:bookmarkStart w:id="39" w:name="_Toc231994112"/>
+      <w:bookmarkStart w:id="39" w:name="_Toc232013655"/>
       <w:r>
         <w:rPr>
           <w:rFonts w:ascii="Times New Roman" w:eastAsia="Times New Roman" w:hAnsi="Times New Roman" w:cs="Times New Roman"/>
@@ -12964,7 +13053,7 @@
           <w:szCs w:val="30"/>
         </w:rPr>
       </w:pPr>
-      <w:bookmarkStart w:id="40" w:name="_Toc231994113"/>
+      <w:bookmarkStart w:id="40" w:name="_Toc232013656"/>
       <w:r>
         <w:rPr>
           <w:rFonts w:ascii="Times New Roman" w:eastAsia="Times New Roman" w:hAnsi="Times New Roman" w:cs="Times New Roman"/>
@@ -13043,7 +13132,7 @@
           <w:szCs w:val="30"/>
         </w:rPr>
       </w:pPr>
-      <w:bookmarkStart w:id="41" w:name="_Toc231994114"/>
+      <w:bookmarkStart w:id="41" w:name="_Toc232013657"/>
       <w:r>
         <w:rPr>
           <w:rFonts w:ascii="Times New Roman" w:eastAsia="Times New Roman" w:hAnsi="Times New Roman" w:cs="Times New Roman"/>
@@ -13134,7 +13223,7 @@
           <w:szCs w:val="30"/>
         </w:rPr>
       </w:pPr>
-      <w:bookmarkStart w:id="42" w:name="_Toc231994115"/>
+      <w:bookmarkStart w:id="42" w:name="_Toc232013658"/>
       <w:r>
         <w:rPr>
           <w:rFonts w:ascii="Times New Roman" w:eastAsia="Times New Roman" w:hAnsi="Times New Roman" w:cs="Times New Roman"/>
@@ -13251,7 +13340,7 @@
           <w:szCs w:val="30"/>
         </w:rPr>
       </w:pPr>
-      <w:bookmarkStart w:id="43" w:name="_Toc231994116"/>
+      <w:bookmarkStart w:id="43" w:name="_Toc232013659"/>
       <w:r>
         <w:rPr>
           <w:rFonts w:ascii="Times New Roman" w:eastAsia="Times New Roman" w:hAnsi="Times New Roman" w:cs="Times New Roman"/>
@@ -13301,7 +13390,7 @@
           <w:rFonts w:ascii="Times New Roman" w:eastAsia="Times New Roman" w:hAnsi="Times New Roman" w:cs="Times New Roman"/>
         </w:rPr>
       </w:pPr>
-      <w:bookmarkStart w:id="44" w:name="_Toc231994117"/>
+      <w:bookmarkStart w:id="44" w:name="_Toc232013660"/>
       <w:r>
         <w:rPr>
           <w:rFonts w:ascii="Times New Roman" w:eastAsia="Times New Roman" w:hAnsi="Times New Roman" w:cs="Times New Roman"/>
@@ -14340,7 +14429,7 @@
           <w:rFonts w:ascii="Times New Roman" w:eastAsia="Times New Roman" w:hAnsi="Times New Roman" w:cs="Times New Roman"/>
         </w:rPr>
       </w:pPr>
-      <w:bookmarkStart w:id="45" w:name="_Toc231994118"/>
+      <w:bookmarkStart w:id="45" w:name="_Toc232013661"/>
       <w:r>
         <w:rPr>
           <w:rFonts w:ascii="Times New Roman" w:eastAsia="Times New Roman" w:hAnsi="Times New Roman" w:cs="Times New Roman"/>
@@ -14369,7 +14458,31 @@
         <w:rPr>
           <w:rFonts w:ascii="Times New Roman" w:eastAsia="Times New Roman" w:hAnsi="Times New Roman" w:cs="Times New Roman"/>
         </w:rPr>
-        <w:t xml:space="preserve"> Diagrama Secuencia Sistema</w:t>
+        <w:t xml:space="preserve"> Diagrama </w:t>
+      </w:r>
+      <w:r>
+        <w:rPr>
+          <w:rFonts w:ascii="Times New Roman" w:eastAsia="Times New Roman" w:hAnsi="Times New Roman" w:cs="Times New Roman"/>
+        </w:rPr>
+        <w:t xml:space="preserve">de </w:t>
+      </w:r>
+      <w:r>
+        <w:rPr>
+          <w:rFonts w:ascii="Times New Roman" w:eastAsia="Times New Roman" w:hAnsi="Times New Roman" w:cs="Times New Roman"/>
+        </w:rPr>
+        <w:t xml:space="preserve">Secuencia </w:t>
+      </w:r>
+      <w:r>
+        <w:rPr>
+          <w:rFonts w:ascii="Times New Roman" w:eastAsia="Times New Roman" w:hAnsi="Times New Roman" w:cs="Times New Roman"/>
+        </w:rPr>
+        <w:t xml:space="preserve">del </w:t>
+      </w:r>
+      <w:r>
+        <w:rPr>
+          <w:rFonts w:ascii="Times New Roman" w:eastAsia="Times New Roman" w:hAnsi="Times New Roman" w:cs="Times New Roman"/>
+        </w:rPr>
+        <w:t>Sistema</w:t>
       </w:r>
       <w:bookmarkEnd w:id="45"/>
       <w:r>
@@ -14452,7 +14565,7 @@
           <w:szCs w:val="30"/>
         </w:rPr>
       </w:pPr>
-      <w:bookmarkStart w:id="46" w:name="_Toc231994119"/>
+      <w:bookmarkStart w:id="46" w:name="_Toc232013662"/>
       <w:r>
         <w:rPr>
           <w:rFonts w:ascii="Times New Roman" w:eastAsia="Times New Roman" w:hAnsi="Times New Roman" w:cs="Times New Roman"/>
@@ -14511,7 +14624,7 @@
           <w:rFonts w:ascii="Times New Roman" w:eastAsia="Times New Roman" w:hAnsi="Times New Roman" w:cs="Times New Roman"/>
         </w:rPr>
       </w:pPr>
-      <w:bookmarkStart w:id="47" w:name="_Toc231994120"/>
+      <w:bookmarkStart w:id="47" w:name="_Toc232013663"/>
       <w:r>
         <w:rPr>
           <w:rFonts w:ascii="Times New Roman" w:eastAsia="Times New Roman" w:hAnsi="Times New Roman" w:cs="Times New Roman"/>
@@ -15536,7 +15649,7 @@
           <w:rFonts w:ascii="Times New Roman" w:eastAsia="Times New Roman" w:hAnsi="Times New Roman" w:cs="Times New Roman"/>
         </w:rPr>
       </w:pPr>
-      <w:bookmarkStart w:id="48" w:name="_Toc231994121"/>
+      <w:bookmarkStart w:id="48" w:name="_Toc232013664"/>
       <w:r>
         <w:rPr>
           <w:rFonts w:ascii="Times New Roman" w:eastAsia="Times New Roman" w:hAnsi="Times New Roman" w:cs="Times New Roman"/>
@@ -15566,7 +15679,31 @@
         <w:rPr>
           <w:rFonts w:ascii="Times New Roman" w:eastAsia="Times New Roman" w:hAnsi="Times New Roman" w:cs="Times New Roman"/>
         </w:rPr>
-        <w:t xml:space="preserve"> Diagrama Secuencia Sistema</w:t>
+        <w:t xml:space="preserve"> Diagrama </w:t>
+      </w:r>
+      <w:r>
+        <w:rPr>
+          <w:rFonts w:ascii="Times New Roman" w:eastAsia="Times New Roman" w:hAnsi="Times New Roman" w:cs="Times New Roman"/>
+        </w:rPr>
+        <w:t xml:space="preserve">de </w:t>
+      </w:r>
+      <w:r>
+        <w:rPr>
+          <w:rFonts w:ascii="Times New Roman" w:eastAsia="Times New Roman" w:hAnsi="Times New Roman" w:cs="Times New Roman"/>
+        </w:rPr>
+        <w:t xml:space="preserve">Secuencia </w:t>
+      </w:r>
+      <w:r>
+        <w:rPr>
+          <w:rFonts w:ascii="Times New Roman" w:eastAsia="Times New Roman" w:hAnsi="Times New Roman" w:cs="Times New Roman"/>
+        </w:rPr>
+        <w:t xml:space="preserve">del </w:t>
+      </w:r>
+      <w:r>
+        <w:rPr>
+          <w:rFonts w:ascii="Times New Roman" w:eastAsia="Times New Roman" w:hAnsi="Times New Roman" w:cs="Times New Roman"/>
+        </w:rPr>
+        <w:t>Sistema</w:t>
       </w:r>
       <w:bookmarkEnd w:id="48"/>
       <w:r>
@@ -15646,7 +15783,7 @@
           <w:szCs w:val="30"/>
         </w:rPr>
       </w:pPr>
-      <w:bookmarkStart w:id="49" w:name="_Toc231994122"/>
+      <w:bookmarkStart w:id="49" w:name="_Toc232013665"/>
       <w:r>
         <w:rPr>
           <w:rFonts w:ascii="Times New Roman" w:eastAsia="Times New Roman" w:hAnsi="Times New Roman" w:cs="Times New Roman"/>
@@ -15696,7 +15833,7 @@
           <w:rFonts w:ascii="Times New Roman" w:eastAsia="Times New Roman" w:hAnsi="Times New Roman" w:cs="Times New Roman"/>
         </w:rPr>
       </w:pPr>
-      <w:bookmarkStart w:id="50" w:name="_Toc231994123"/>
+      <w:bookmarkStart w:id="50" w:name="_Toc232013666"/>
       <w:r>
         <w:rPr>
           <w:rFonts w:ascii="Times New Roman" w:eastAsia="Times New Roman" w:hAnsi="Times New Roman" w:cs="Times New Roman"/>
@@ -16805,7 +16942,7 @@
           <w:rFonts w:ascii="Times New Roman" w:eastAsia="Times New Roman" w:hAnsi="Times New Roman" w:cs="Times New Roman"/>
         </w:rPr>
       </w:pPr>
-      <w:bookmarkStart w:id="51" w:name="_Toc231994124"/>
+      <w:bookmarkStart w:id="51" w:name="_Toc232013667"/>
       <w:r>
         <w:rPr>
           <w:rFonts w:ascii="Times New Roman" w:eastAsia="Times New Roman" w:hAnsi="Times New Roman" w:cs="Times New Roman"/>
@@ -16835,7 +16972,31 @@
         <w:rPr>
           <w:rFonts w:ascii="Times New Roman" w:eastAsia="Times New Roman" w:hAnsi="Times New Roman" w:cs="Times New Roman"/>
         </w:rPr>
-        <w:t xml:space="preserve"> Diagrama Secuencia Sistema</w:t>
+        <w:t xml:space="preserve"> Diagrama </w:t>
+      </w:r>
+      <w:r>
+        <w:rPr>
+          <w:rFonts w:ascii="Times New Roman" w:eastAsia="Times New Roman" w:hAnsi="Times New Roman" w:cs="Times New Roman"/>
+        </w:rPr>
+        <w:t xml:space="preserve">de </w:t>
+      </w:r>
+      <w:r>
+        <w:rPr>
+          <w:rFonts w:ascii="Times New Roman" w:eastAsia="Times New Roman" w:hAnsi="Times New Roman" w:cs="Times New Roman"/>
+        </w:rPr>
+        <w:t xml:space="preserve">Secuencia </w:t>
+      </w:r>
+      <w:r>
+        <w:rPr>
+          <w:rFonts w:ascii="Times New Roman" w:eastAsia="Times New Roman" w:hAnsi="Times New Roman" w:cs="Times New Roman"/>
+        </w:rPr>
+        <w:t xml:space="preserve">del </w:t>
+      </w:r>
+      <w:r>
+        <w:rPr>
+          <w:rFonts w:ascii="Times New Roman" w:eastAsia="Times New Roman" w:hAnsi="Times New Roman" w:cs="Times New Roman"/>
+        </w:rPr>
+        <w:t>Sistema</w:t>
       </w:r>
       <w:bookmarkEnd w:id="51"/>
       <w:r>
@@ -16909,7 +17070,7 @@
           <w:szCs w:val="30"/>
         </w:rPr>
       </w:pPr>
-      <w:bookmarkStart w:id="52" w:name="_Toc231994125"/>
+      <w:bookmarkStart w:id="52" w:name="_Toc232013668"/>
       <w:r>
         <w:rPr>
           <w:rFonts w:ascii="Times New Roman" w:eastAsia="Times New Roman" w:hAnsi="Times New Roman" w:cs="Times New Roman"/>
@@ -16995,7 +17156,7 @@
         </w:rPr>
       </w:pPr>
       <w:bookmarkStart w:id="53" w:name="_heading=h.n4iuualoax76" w:colFirst="0" w:colLast="0"/>
-      <w:bookmarkStart w:id="54" w:name="_Toc231994126"/>
+      <w:bookmarkStart w:id="54" w:name="_Toc232013669"/>
       <w:bookmarkEnd w:id="53"/>
       <w:r>
         <w:rPr>
@@ -17014,7 +17175,7 @@
           <w:szCs w:val="30"/>
         </w:rPr>
       </w:pPr>
-      <w:bookmarkStart w:id="55" w:name="_Toc231994127"/>
+      <w:bookmarkStart w:id="55" w:name="_Toc232013670"/>
       <w:r>
         <w:rPr>
           <w:rFonts w:ascii="Times New Roman" w:eastAsia="Times New Roman" w:hAnsi="Times New Roman" w:cs="Times New Roman"/>
@@ -17064,7 +17225,7 @@
           <w:rFonts w:ascii="Times New Roman" w:eastAsia="Times New Roman" w:hAnsi="Times New Roman" w:cs="Times New Roman"/>
         </w:rPr>
       </w:pPr>
-      <w:bookmarkStart w:id="56" w:name="_Toc231994128"/>
+      <w:bookmarkStart w:id="56" w:name="_Toc232013671"/>
       <w:r>
         <w:rPr>
           <w:rFonts w:ascii="Times New Roman" w:eastAsia="Times New Roman" w:hAnsi="Times New Roman" w:cs="Times New Roman"/>
@@ -17113,7 +17274,21 @@
         <w:rPr>
           <w:rFonts w:ascii="Times New Roman" w:hAnsi="Times New Roman" w:cs="Times New Roman"/>
         </w:rPr>
-        <w:t>La utilización de la bitácora nos permite llevar un registro de las acciones realizadas dentro del sistema por parte de un usuario del mismo. Cada evento registrado en la bitácora va a tener la fecha y hora en la que se realizó, el correo electrónico del usuario de quien la llevo a cabo, la actividad y la información asociada.</w:t>
+        <w:t xml:space="preserve">La utilización de la bitácora nos permite llevar un registro de las acciones realizadas dentro del sistema por parte de un usuario </w:t>
+      </w:r>
+      <w:proofErr w:type="gramStart"/>
+      <w:r>
+        <w:rPr>
+          <w:rFonts w:ascii="Times New Roman" w:hAnsi="Times New Roman" w:cs="Times New Roman"/>
+        </w:rPr>
+        <w:t>del mismo</w:t>
+      </w:r>
+      <w:proofErr w:type="gramEnd"/>
+      <w:r>
+        <w:rPr>
+          <w:rFonts w:ascii="Times New Roman" w:hAnsi="Times New Roman" w:cs="Times New Roman"/>
+        </w:rPr>
+        <w:t>. Cada evento registrado en la bitácora va a tener la fecha y hora en la que se realizó, el correo electrónico del usuario de quien la llevo a cabo, la actividad y la información asociada.</w:t>
       </w:r>
     </w:p>
     <w:p>
@@ -17185,7 +17360,21 @@
         <w:rPr>
           <w:rFonts w:ascii="Times New Roman" w:hAnsi="Times New Roman" w:cs="Times New Roman"/>
         </w:rPr>
-        <w:t>Información asociada: Leyenda del hecho (Ej: El usuario “x”….. tal actividad)</w:t>
+        <w:t>Información asociada: Leyenda del hecho (Ej: El usuario “x</w:t>
+      </w:r>
+      <w:proofErr w:type="gramStart"/>
+      <w:r>
+        <w:rPr>
+          <w:rFonts w:ascii="Times New Roman" w:hAnsi="Times New Roman" w:cs="Times New Roman"/>
+        </w:rPr>
+        <w:t>”….</w:t>
+      </w:r>
+      <w:proofErr w:type="gramEnd"/>
+      <w:r>
+        <w:rPr>
+          <w:rFonts w:ascii="Times New Roman" w:hAnsi="Times New Roman" w:cs="Times New Roman"/>
+        </w:rPr>
+        <w:t>. tal actividad)</w:t>
       </w:r>
     </w:p>
     <w:p>
@@ -17195,7 +17384,7 @@
           <w:rFonts w:ascii="Times New Roman" w:eastAsia="Times New Roman" w:hAnsi="Times New Roman" w:cs="Times New Roman"/>
         </w:rPr>
       </w:pPr>
-      <w:bookmarkStart w:id="57" w:name="_Toc231994129"/>
+      <w:bookmarkStart w:id="57" w:name="_Toc232013672"/>
       <w:r>
         <w:rPr>
           <w:rFonts w:ascii="Times New Roman" w:eastAsia="Times New Roman" w:hAnsi="Times New Roman" w:cs="Times New Roman"/>
@@ -17273,7 +17462,7 @@
           <w:rFonts w:ascii="Times New Roman" w:eastAsia="Times New Roman" w:hAnsi="Times New Roman" w:cs="Times New Roman"/>
         </w:rPr>
       </w:pPr>
-      <w:bookmarkStart w:id="58" w:name="_Toc231994130"/>
+      <w:bookmarkStart w:id="58" w:name="_Toc232013673"/>
       <w:r>
         <w:rPr>
           <w:rFonts w:ascii="Times New Roman" w:eastAsia="Times New Roman" w:hAnsi="Times New Roman" w:cs="Times New Roman"/>
@@ -17350,7 +17539,7 @@
           <w:rFonts w:ascii="Times New Roman" w:eastAsia="Times New Roman" w:hAnsi="Times New Roman" w:cs="Times New Roman"/>
         </w:rPr>
       </w:pPr>
-      <w:bookmarkStart w:id="59" w:name="_Toc231994131"/>
+      <w:bookmarkStart w:id="59" w:name="_Toc232013674"/>
       <w:r>
         <w:rPr>
           <w:rFonts w:ascii="Times New Roman" w:eastAsia="Times New Roman" w:hAnsi="Times New Roman" w:cs="Times New Roman"/>
@@ -17471,7 +17660,7 @@
           <w:rFonts w:ascii="Times New Roman" w:eastAsia="Times New Roman" w:hAnsi="Times New Roman" w:cs="Times New Roman"/>
         </w:rPr>
       </w:pPr>
-      <w:bookmarkStart w:id="60" w:name="_Toc231994132"/>
+      <w:bookmarkStart w:id="60" w:name="_Toc232013675"/>
       <w:r>
         <w:rPr>
           <w:rFonts w:ascii="Times New Roman" w:eastAsia="Times New Roman" w:hAnsi="Times New Roman" w:cs="Times New Roman"/>
@@ -17506,7 +17695,13 @@
         <w:rPr>
           <w:rFonts w:ascii="Times New Roman" w:eastAsia="Times New Roman" w:hAnsi="Times New Roman" w:cs="Times New Roman"/>
         </w:rPr>
-        <w:t xml:space="preserve"> Pantalla BITÁCORA</w:t>
+        <w:t xml:space="preserve"> Pantalla </w:t>
+      </w:r>
+      <w:r>
+        <w:rPr>
+          <w:rFonts w:ascii="Times New Roman" w:eastAsia="Times New Roman" w:hAnsi="Times New Roman" w:cs="Times New Roman"/>
+        </w:rPr>
+        <w:t>UI</w:t>
       </w:r>
       <w:bookmarkEnd w:id="60"/>
     </w:p>
@@ -17572,7 +17767,7 @@
           <w:rFonts w:ascii="Times New Roman" w:eastAsia="Times New Roman" w:hAnsi="Times New Roman" w:cs="Times New Roman"/>
         </w:rPr>
       </w:pPr>
-      <w:bookmarkStart w:id="61" w:name="_Toc231994133"/>
+      <w:bookmarkStart w:id="61" w:name="_Toc232013676"/>
       <w:r>
         <w:rPr>
           <w:rFonts w:ascii="Times New Roman" w:eastAsia="Times New Roman" w:hAnsi="Times New Roman" w:cs="Times New Roman"/>
@@ -17597,7 +17792,7 @@
           <w:szCs w:val="30"/>
         </w:rPr>
       </w:pPr>
-      <w:bookmarkStart w:id="62" w:name="_Toc231994134"/>
+      <w:bookmarkStart w:id="62" w:name="_Toc232013677"/>
       <w:r>
         <w:rPr>
           <w:rFonts w:ascii="Times New Roman" w:eastAsia="Times New Roman" w:hAnsi="Times New Roman" w:cs="Times New Roman"/>
@@ -17647,7 +17842,7 @@
           <w:rFonts w:ascii="Times New Roman" w:hAnsi="Times New Roman" w:cs="Times New Roman"/>
         </w:rPr>
       </w:pPr>
-      <w:bookmarkStart w:id="63" w:name="_Toc231994135"/>
+      <w:bookmarkStart w:id="63" w:name="_Toc232013678"/>
       <w:r>
         <w:rPr>
           <w:rFonts w:ascii="Times New Roman" w:hAnsi="Times New Roman" w:cs="Times New Roman"/>
@@ -17829,7 +18024,7 @@
           <w:rFonts w:ascii="Times New Roman" w:hAnsi="Times New Roman" w:cs="Times New Roman"/>
         </w:rPr>
       </w:pPr>
-      <w:bookmarkStart w:id="64" w:name="_Toc231994136"/>
+      <w:bookmarkStart w:id="64" w:name="_Toc232013679"/>
       <w:r>
         <w:rPr>
           <w:rFonts w:ascii="Times New Roman" w:hAnsi="Times New Roman" w:cs="Times New Roman"/>
@@ -17947,7 +18142,7 @@
           <w:rFonts w:ascii="Times New Roman" w:hAnsi="Times New Roman" w:cs="Times New Roman"/>
         </w:rPr>
       </w:pPr>
-      <w:bookmarkStart w:id="65" w:name="_Toc231994137"/>
+      <w:bookmarkStart w:id="65" w:name="_Toc232013680"/>
       <w:r>
         <w:rPr>
           <w:rFonts w:ascii="Times New Roman" w:hAnsi="Times New Roman" w:cs="Times New Roman"/>
@@ -18032,7 +18227,7 @@
           <w:rFonts w:ascii="Times New Roman" w:eastAsia="Times New Roman" w:hAnsi="Times New Roman" w:cs="Times New Roman"/>
         </w:rPr>
       </w:pPr>
-      <w:bookmarkStart w:id="66" w:name="_Toc231994138"/>
+      <w:bookmarkStart w:id="66" w:name="_Toc232013681"/>
       <w:r>
         <w:rPr>
           <w:rFonts w:ascii="Times New Roman" w:eastAsia="Times New Roman" w:hAnsi="Times New Roman" w:cs="Times New Roman"/>
@@ -18056,7 +18251,7 @@
           <w:szCs w:val="30"/>
         </w:rPr>
       </w:pPr>
-      <w:bookmarkStart w:id="67" w:name="_Toc231994139"/>
+      <w:bookmarkStart w:id="67" w:name="_Toc232013682"/>
       <w:r>
         <w:rPr>
           <w:rFonts w:ascii="Times New Roman" w:eastAsia="Times New Roman" w:hAnsi="Times New Roman" w:cs="Times New Roman"/>
@@ -18084,7 +18279,7 @@
           <w:szCs w:val="30"/>
         </w:rPr>
       </w:pPr>
-      <w:bookmarkStart w:id="68" w:name="_Toc231994140"/>
+      <w:bookmarkStart w:id="68" w:name="_Toc232013683"/>
       <w:r>
         <w:rPr>
           <w:rFonts w:ascii="Times New Roman" w:eastAsia="Times New Roman" w:hAnsi="Times New Roman" w:cs="Times New Roman"/>
@@ -18099,9 +18294,17 @@
           <w:sz w:val="30"/>
           <w:szCs w:val="30"/>
         </w:rPr>
-        <w:t xml:space="preserve">.2 Diagrama de Clases </w:t>
+        <w:t>.2 Diagrama de Clases</w:t>
       </w:r>
       <w:bookmarkEnd w:id="68"/>
+      <w:r>
+        <w:rPr>
+          <w:rFonts w:ascii="Times New Roman" w:eastAsia="Times New Roman" w:hAnsi="Times New Roman" w:cs="Times New Roman"/>
+          <w:sz w:val="30"/>
+          <w:szCs w:val="30"/>
+        </w:rPr>
+        <w:t xml:space="preserve"> </w:t>
+      </w:r>
     </w:p>
     <w:p>
       <w:r>
@@ -18167,7 +18370,7 @@
           <w:szCs w:val="30"/>
         </w:rPr>
       </w:pPr>
-      <w:bookmarkStart w:id="69" w:name="_Toc231994141"/>
+      <w:bookmarkStart w:id="69" w:name="_Toc232013684"/>
       <w:r>
         <w:rPr>
           <w:rFonts w:ascii="Times New Roman" w:eastAsia="Times New Roman" w:hAnsi="Times New Roman" w:cs="Times New Roman"/>
@@ -18199,7 +18402,15 @@
           <w:sz w:val="30"/>
           <w:szCs w:val="30"/>
         </w:rPr>
-        <w:t xml:space="preserve"> DER</w:t>
+        <w:t xml:space="preserve"> D</w:t>
+      </w:r>
+      <w:r>
+        <w:rPr>
+          <w:rFonts w:ascii="Times New Roman" w:eastAsia="Times New Roman" w:hAnsi="Times New Roman" w:cs="Times New Roman"/>
+          <w:sz w:val="30"/>
+          <w:szCs w:val="30"/>
+        </w:rPr>
+        <w:t>er</w:t>
       </w:r>
       <w:bookmarkEnd w:id="69"/>
     </w:p>
@@ -18267,7 +18478,7 @@
           <w:szCs w:val="30"/>
         </w:rPr>
       </w:pPr>
-      <w:bookmarkStart w:id="70" w:name="_Toc231994142"/>
+      <w:bookmarkStart w:id="70" w:name="_Toc232013685"/>
       <w:r>
         <w:rPr>
           <w:rFonts w:ascii="Times New Roman" w:eastAsia="Times New Roman" w:hAnsi="Times New Roman" w:cs="Times New Roman"/>
@@ -18372,7 +18583,7 @@
           <w:szCs w:val="30"/>
         </w:rPr>
       </w:pPr>
-      <w:bookmarkStart w:id="71" w:name="_Toc231994143"/>
+      <w:bookmarkStart w:id="71" w:name="_Toc232013686"/>
       <w:r>
         <w:rPr>
           <w:rFonts w:ascii="Times New Roman" w:eastAsia="Times New Roman" w:hAnsi="Times New Roman" w:cs="Times New Roman"/>
@@ -18446,7 +18657,7 @@
           <w:rFonts w:ascii="Times New Roman" w:eastAsia="Times New Roman" w:hAnsi="Times New Roman" w:cs="Times New Roman"/>
         </w:rPr>
       </w:pPr>
-      <w:bookmarkStart w:id="72" w:name="_Toc231994144"/>
+      <w:bookmarkStart w:id="72" w:name="_Toc232013687"/>
       <w:r>
         <w:rPr>
           <w:rFonts w:ascii="Times New Roman" w:eastAsia="Times New Roman" w:hAnsi="Times New Roman" w:cs="Times New Roman"/>
@@ -18929,6 +19140,7 @@
                 <w:bCs/>
                 <w:color w:val="000000"/>
               </w:rPr>
+              <w:lastRenderedPageBreak/>
               <w:t xml:space="preserve">PUNTOS DE EXTENSIÓN: </w:t>
             </w:r>
             <w:r>
@@ -19623,7 +19835,7 @@
           <w:rFonts w:ascii="Times New Roman" w:eastAsia="Times New Roman" w:hAnsi="Times New Roman" w:cs="Times New Roman"/>
         </w:rPr>
       </w:pPr>
-      <w:bookmarkStart w:id="73" w:name="_Toc231994145"/>
+      <w:bookmarkStart w:id="73" w:name="_Toc232013688"/>
       <w:r>
         <w:rPr>
           <w:rFonts w:ascii="Times New Roman" w:eastAsia="Times New Roman" w:hAnsi="Times New Roman" w:cs="Times New Roman"/>
@@ -19659,7 +19871,31 @@
         <w:rPr>
           <w:rFonts w:ascii="Times New Roman" w:eastAsia="Times New Roman" w:hAnsi="Times New Roman" w:cs="Times New Roman"/>
         </w:rPr>
-        <w:t xml:space="preserve"> Diagrama Secuencia Sistema</w:t>
+        <w:t xml:space="preserve"> Diagrama </w:t>
+      </w:r>
+      <w:r>
+        <w:rPr>
+          <w:rFonts w:ascii="Times New Roman" w:eastAsia="Times New Roman" w:hAnsi="Times New Roman" w:cs="Times New Roman"/>
+        </w:rPr>
+        <w:t xml:space="preserve">de </w:t>
+      </w:r>
+      <w:r>
+        <w:rPr>
+          <w:rFonts w:ascii="Times New Roman" w:eastAsia="Times New Roman" w:hAnsi="Times New Roman" w:cs="Times New Roman"/>
+        </w:rPr>
+        <w:t xml:space="preserve">Secuencia </w:t>
+      </w:r>
+      <w:r>
+        <w:rPr>
+          <w:rFonts w:ascii="Times New Roman" w:eastAsia="Times New Roman" w:hAnsi="Times New Roman" w:cs="Times New Roman"/>
+        </w:rPr>
+        <w:t xml:space="preserve">del </w:t>
+      </w:r>
+      <w:r>
+        <w:rPr>
+          <w:rFonts w:ascii="Times New Roman" w:eastAsia="Times New Roman" w:hAnsi="Times New Roman" w:cs="Times New Roman"/>
+        </w:rPr>
+        <w:t>Sistema</w:t>
       </w:r>
       <w:bookmarkEnd w:id="73"/>
       <w:r>
@@ -19739,7 +19975,7 @@
           <w:szCs w:val="30"/>
         </w:rPr>
       </w:pPr>
-      <w:bookmarkStart w:id="74" w:name="_Toc231994146"/>
+      <w:bookmarkStart w:id="74" w:name="_Toc232013689"/>
       <w:r>
         <w:rPr>
           <w:rFonts w:ascii="Times New Roman" w:eastAsia="Times New Roman" w:hAnsi="Times New Roman" w:cs="Times New Roman"/>
@@ -19813,7 +20049,7 @@
           <w:rFonts w:ascii="Times New Roman" w:eastAsia="Times New Roman" w:hAnsi="Times New Roman" w:cs="Times New Roman"/>
         </w:rPr>
       </w:pPr>
-      <w:bookmarkStart w:id="75" w:name="_Toc231994147"/>
+      <w:bookmarkStart w:id="75" w:name="_Toc232013690"/>
       <w:r>
         <w:rPr>
           <w:rFonts w:ascii="Times New Roman" w:eastAsia="Times New Roman" w:hAnsi="Times New Roman" w:cs="Times New Roman"/>
@@ -20902,7 +21138,7 @@
           <w:rFonts w:ascii="Times New Roman" w:eastAsia="Times New Roman" w:hAnsi="Times New Roman" w:cs="Times New Roman"/>
         </w:rPr>
       </w:pPr>
-      <w:bookmarkStart w:id="76" w:name="_Toc231994148"/>
+      <w:bookmarkStart w:id="76" w:name="_Toc232013691"/>
       <w:r>
         <w:rPr>
           <w:rFonts w:ascii="Times New Roman" w:eastAsia="Times New Roman" w:hAnsi="Times New Roman" w:cs="Times New Roman"/>
@@ -20938,7 +21174,31 @@
         <w:rPr>
           <w:rFonts w:ascii="Times New Roman" w:eastAsia="Times New Roman" w:hAnsi="Times New Roman" w:cs="Times New Roman"/>
         </w:rPr>
-        <w:t xml:space="preserve"> Diagrama Secuencia Sistema</w:t>
+        <w:t xml:space="preserve"> Diagrama </w:t>
+      </w:r>
+      <w:r>
+        <w:rPr>
+          <w:rFonts w:ascii="Times New Roman" w:eastAsia="Times New Roman" w:hAnsi="Times New Roman" w:cs="Times New Roman"/>
+        </w:rPr>
+        <w:t xml:space="preserve">de </w:t>
+      </w:r>
+      <w:r>
+        <w:rPr>
+          <w:rFonts w:ascii="Times New Roman" w:eastAsia="Times New Roman" w:hAnsi="Times New Roman" w:cs="Times New Roman"/>
+        </w:rPr>
+        <w:t>Secuencia</w:t>
+      </w:r>
+      <w:r>
+        <w:rPr>
+          <w:rFonts w:ascii="Times New Roman" w:eastAsia="Times New Roman" w:hAnsi="Times New Roman" w:cs="Times New Roman"/>
+        </w:rPr>
+        <w:t xml:space="preserve"> del</w:t>
+      </w:r>
+      <w:r>
+        <w:rPr>
+          <w:rFonts w:ascii="Times New Roman" w:eastAsia="Times New Roman" w:hAnsi="Times New Roman" w:cs="Times New Roman"/>
+        </w:rPr>
+        <w:t xml:space="preserve"> Sistema</w:t>
       </w:r>
       <w:bookmarkEnd w:id="76"/>
       <w:r>
@@ -21018,7 +21278,7 @@
           <w:szCs w:val="30"/>
         </w:rPr>
       </w:pPr>
-      <w:bookmarkStart w:id="77" w:name="_Toc231994149"/>
+      <w:bookmarkStart w:id="77" w:name="_Toc232013692"/>
       <w:r>
         <w:rPr>
           <w:rFonts w:ascii="Times New Roman" w:eastAsia="Times New Roman" w:hAnsi="Times New Roman" w:cs="Times New Roman"/>
@@ -21092,7 +21352,7 @@
           <w:rFonts w:ascii="Times New Roman" w:eastAsia="Times New Roman" w:hAnsi="Times New Roman" w:cs="Times New Roman"/>
         </w:rPr>
       </w:pPr>
-      <w:bookmarkStart w:id="78" w:name="_Toc231994150"/>
+      <w:bookmarkStart w:id="78" w:name="_Toc232013693"/>
       <w:r>
         <w:rPr>
           <w:rFonts w:ascii="Times New Roman" w:eastAsia="Times New Roman" w:hAnsi="Times New Roman" w:cs="Times New Roman"/>
@@ -22226,7 +22486,7 @@
           <w:rFonts w:ascii="Times New Roman" w:eastAsia="Times New Roman" w:hAnsi="Times New Roman" w:cs="Times New Roman"/>
         </w:rPr>
       </w:pPr>
-      <w:bookmarkStart w:id="79" w:name="_Toc231994151"/>
+      <w:bookmarkStart w:id="79" w:name="_Toc232013694"/>
       <w:r>
         <w:rPr>
           <w:rFonts w:ascii="Times New Roman" w:eastAsia="Times New Roman" w:hAnsi="Times New Roman" w:cs="Times New Roman"/>
@@ -22262,7 +22522,31 @@
         <w:rPr>
           <w:rFonts w:ascii="Times New Roman" w:eastAsia="Times New Roman" w:hAnsi="Times New Roman" w:cs="Times New Roman"/>
         </w:rPr>
-        <w:t xml:space="preserve"> Diagrama Secuencia Sistema</w:t>
+        <w:t xml:space="preserve"> Diagrama </w:t>
+      </w:r>
+      <w:r>
+        <w:rPr>
+          <w:rFonts w:ascii="Times New Roman" w:eastAsia="Times New Roman" w:hAnsi="Times New Roman" w:cs="Times New Roman"/>
+        </w:rPr>
+        <w:t xml:space="preserve">de </w:t>
+      </w:r>
+      <w:r>
+        <w:rPr>
+          <w:rFonts w:ascii="Times New Roman" w:eastAsia="Times New Roman" w:hAnsi="Times New Roman" w:cs="Times New Roman"/>
+        </w:rPr>
+        <w:t>Secuencia</w:t>
+      </w:r>
+      <w:r>
+        <w:rPr>
+          <w:rFonts w:ascii="Times New Roman" w:eastAsia="Times New Roman" w:hAnsi="Times New Roman" w:cs="Times New Roman"/>
+        </w:rPr>
+        <w:t xml:space="preserve"> del</w:t>
+      </w:r>
+      <w:r>
+        <w:rPr>
+          <w:rFonts w:ascii="Times New Roman" w:eastAsia="Times New Roman" w:hAnsi="Times New Roman" w:cs="Times New Roman"/>
+        </w:rPr>
+        <w:t xml:space="preserve"> Sistema</w:t>
       </w:r>
       <w:bookmarkEnd w:id="79"/>
       <w:r>
@@ -22342,7 +22626,7 @@
           <w:szCs w:val="30"/>
         </w:rPr>
       </w:pPr>
-      <w:bookmarkStart w:id="80" w:name="_Toc231994152"/>
+      <w:bookmarkStart w:id="80" w:name="_Toc232013695"/>
       <w:r>
         <w:rPr>
           <w:rFonts w:ascii="Times New Roman" w:eastAsia="Times New Roman" w:hAnsi="Times New Roman" w:cs="Times New Roman"/>
@@ -22436,7 +22720,7 @@
         </w:rPr>
       </w:pPr>
       <w:bookmarkStart w:id="81" w:name="_heading=h.1i76v4y45w99" w:colFirst="0" w:colLast="0"/>
-      <w:bookmarkStart w:id="82" w:name="_Toc231994153"/>
+      <w:bookmarkStart w:id="82" w:name="_Toc232013696"/>
       <w:bookmarkEnd w:id="81"/>
       <w:r>
         <w:rPr>
@@ -22455,7 +22739,7 @@
           <w:szCs w:val="30"/>
         </w:rPr>
       </w:pPr>
-      <w:bookmarkStart w:id="83" w:name="_Toc231994154"/>
+      <w:bookmarkStart w:id="83" w:name="_Toc232013697"/>
       <w:r>
         <w:rPr>
           <w:rFonts w:ascii="Times New Roman" w:eastAsia="Times New Roman" w:hAnsi="Times New Roman" w:cs="Times New Roman"/>
@@ -22828,7 +23112,7 @@
           <w:szCs w:val="30"/>
         </w:rPr>
       </w:pPr>
-      <w:bookmarkStart w:id="84" w:name="_Toc231994155"/>
+      <w:bookmarkStart w:id="84" w:name="_Toc232013698"/>
       <w:r>
         <w:rPr>
           <w:rFonts w:ascii="Times New Roman" w:eastAsia="Times New Roman" w:hAnsi="Times New Roman" w:cs="Times New Roman"/>
@@ -22878,6 +23162,7 @@
         <w:t xml:space="preserve">, se verifican ambos </w:t>
       </w:r>
       <w:proofErr w:type="spellStart"/>
+      <w:proofErr w:type="gramStart"/>
       <w:r>
         <w:rPr>
           <w:rFonts w:ascii="Times New Roman" w:eastAsia="Times New Roman" w:hAnsi="Times New Roman" w:cs="Times New Roman"/>
@@ -22886,6 +23171,7 @@
         <w:t>dígitos.En</w:t>
       </w:r>
       <w:proofErr w:type="spellEnd"/>
+      <w:proofErr w:type="gramEnd"/>
       <w:r>
         <w:rPr>
           <w:rFonts w:ascii="Times New Roman" w:eastAsia="Times New Roman" w:hAnsi="Times New Roman" w:cs="Times New Roman"/>
@@ -23063,7 +23349,7 @@
           <w:szCs w:val="30"/>
         </w:rPr>
       </w:pPr>
-      <w:bookmarkStart w:id="85" w:name="_Toc231994156"/>
+      <w:bookmarkStart w:id="85" w:name="_Toc232013699"/>
       <w:r>
         <w:rPr>
           <w:rFonts w:ascii="Times New Roman" w:eastAsia="Times New Roman" w:hAnsi="Times New Roman" w:cs="Times New Roman"/>
@@ -23154,7 +23440,7 @@
           <w:szCs w:val="30"/>
         </w:rPr>
       </w:pPr>
-      <w:bookmarkStart w:id="86" w:name="_Toc231994157"/>
+      <w:bookmarkStart w:id="86" w:name="_Toc232013700"/>
       <w:r>
         <w:rPr>
           <w:rFonts w:ascii="Times New Roman" w:eastAsia="Times New Roman" w:hAnsi="Times New Roman" w:cs="Times New Roman"/>
@@ -23246,7 +23532,7 @@
           <w:szCs w:val="30"/>
         </w:rPr>
       </w:pPr>
-      <w:bookmarkStart w:id="87" w:name="_Toc231994158"/>
+      <w:bookmarkStart w:id="87" w:name="_Toc232013701"/>
       <w:r>
         <w:rPr>
           <w:rFonts w:ascii="Times New Roman" w:eastAsia="Times New Roman" w:hAnsi="Times New Roman" w:cs="Times New Roman"/>
@@ -23261,7 +23547,23 @@
           <w:sz w:val="30"/>
           <w:szCs w:val="30"/>
         </w:rPr>
-        <w:t xml:space="preserve"> General de Digito Verificador</w:t>
+        <w:t xml:space="preserve"> </w:t>
+      </w:r>
+      <w:r>
+        <w:rPr>
+          <w:rFonts w:ascii="Times New Roman" w:eastAsia="Times New Roman" w:hAnsi="Times New Roman" w:cs="Times New Roman"/>
+          <w:sz w:val="30"/>
+          <w:szCs w:val="30"/>
+        </w:rPr>
+        <w:t xml:space="preserve">- Funcionamiento </w:t>
+      </w:r>
+      <w:r>
+        <w:rPr>
+          <w:rFonts w:ascii="Times New Roman" w:eastAsia="Times New Roman" w:hAnsi="Times New Roman" w:cs="Times New Roman"/>
+          <w:sz w:val="30"/>
+          <w:szCs w:val="30"/>
+        </w:rPr>
+        <w:t>General de Digito Verificador</w:t>
       </w:r>
       <w:bookmarkEnd w:id="87"/>
     </w:p>
@@ -23441,7 +23743,7 @@
           <w:szCs w:val="30"/>
         </w:rPr>
       </w:pPr>
-      <w:bookmarkStart w:id="88" w:name="_Toc231994159"/>
+      <w:bookmarkStart w:id="88" w:name="_Toc232013702"/>
       <w:r>
         <w:rPr>
           <w:rFonts w:ascii="Times New Roman" w:eastAsia="Times New Roman" w:hAnsi="Times New Roman" w:cs="Times New Roman"/>
@@ -23950,7 +24252,7 @@
           <w:rFonts w:ascii="Times New Roman" w:eastAsia="Times New Roman" w:hAnsi="Times New Roman" w:cs="Times New Roman"/>
         </w:rPr>
       </w:pPr>
-      <w:bookmarkStart w:id="89" w:name="_Toc231994160"/>
+      <w:bookmarkStart w:id="89" w:name="_Toc232013703"/>
       <w:r>
         <w:rPr>
           <w:rFonts w:ascii="Times New Roman" w:eastAsia="Times New Roman" w:hAnsi="Times New Roman" w:cs="Times New Roman"/>
@@ -23968,7 +24270,7 @@
           <w:szCs w:val="30"/>
         </w:rPr>
       </w:pPr>
-      <w:bookmarkStart w:id="90" w:name="_Toc231994161"/>
+      <w:bookmarkStart w:id="90" w:name="_Toc232013704"/>
       <w:r>
         <w:rPr>
           <w:rFonts w:ascii="Times New Roman" w:eastAsia="Times New Roman" w:hAnsi="Times New Roman" w:cs="Times New Roman"/>
@@ -24002,9 +24304,16 @@
         <w:t>PERMISOCOMPONENT</w:t>
       </w:r>
       <w:r>
-        <w:t xml:space="preserve"> (abstracta): clase base que define la interfaz común para permisos atómicos y compuestos. Contiene el método </w:t>
+        <w:t xml:space="preserve"> (abstracta): </w:t>
+      </w:r>
+      <w:r>
+        <w:t>C</w:t>
+      </w:r>
+      <w:r>
+        <w:t xml:space="preserve">lase base que define la interfaz común para permisos atómicos y compuestos. Contiene el método </w:t>
       </w:r>
       <w:proofErr w:type="spellStart"/>
+      <w:proofErr w:type="gramStart"/>
       <w:r>
         <w:rPr>
           <w:rStyle w:val="CdigoHTML"/>
@@ -24016,7 +24325,14 @@
         <w:rPr>
           <w:rStyle w:val="CdigoHTML"/>
         </w:rPr>
-        <w:t>()</w:t>
+        <w:t>(</w:t>
+      </w:r>
+      <w:proofErr w:type="gramEnd"/>
+      <w:r>
+        <w:rPr>
+          <w:rStyle w:val="CdigoHTML"/>
+        </w:rPr>
+        <w:t>)</w:t>
       </w:r>
       <w:r>
         <w:t xml:space="preserve"> que recorre recursivamente la jerarquía para verificar si un permiso existe dentro de la estructura.</w:t>
@@ -24037,7 +24353,13 @@
         <w:t>PERMISOATOMICO</w:t>
       </w:r>
       <w:r>
-        <w:t>: hoja del árbol. Representa un permiso funcional específico del sistema (ej: "</w:t>
+        <w:t xml:space="preserve">: </w:t>
+      </w:r>
+      <w:r>
+        <w:t>H</w:t>
+      </w:r>
+      <w:r>
+        <w:t>oja del árbol. Representa un permiso funcional específico del sistema (ej: "</w:t>
       </w:r>
       <w:proofErr w:type="spellStart"/>
       <w:r>
@@ -24072,7 +24394,13 @@
         <w:t>PERMISOCOMPOSITE</w:t>
       </w:r>
       <w:r>
-        <w:t xml:space="preserve">: nodo interno del árbol. Representa un rol que puede contener tanto permisos atómicos como otros roles. Tiene una lista de </w:t>
+        <w:t xml:space="preserve">: </w:t>
+      </w:r>
+      <w:r>
+        <w:t>N</w:t>
+      </w:r>
+      <w:r>
+        <w:t xml:space="preserve">odo interno del árbol. Representa un rol que puede contener tanto permisos atómicos como otros roles. Tiene una lista de </w:t>
       </w:r>
       <w:proofErr w:type="spellStart"/>
       <w:r>
@@ -24083,20 +24411,30 @@
         <w:t xml:space="preserve"> y los métodos </w:t>
       </w:r>
       <w:proofErr w:type="spellStart"/>
+      <w:proofErr w:type="gramStart"/>
       <w:r>
         <w:t>AgregarPermiso</w:t>
       </w:r>
       <w:proofErr w:type="spellEnd"/>
       <w:r>
-        <w:t xml:space="preserve">() y </w:t>
+        <w:t>(</w:t>
+      </w:r>
+      <w:proofErr w:type="gramEnd"/>
+      <w:r>
+        <w:t xml:space="preserve">) y </w:t>
       </w:r>
       <w:proofErr w:type="spellStart"/>
+      <w:proofErr w:type="gramStart"/>
       <w:r>
         <w:t>QuitarPermiso</w:t>
       </w:r>
       <w:proofErr w:type="spellEnd"/>
       <w:r>
-        <w:t>().</w:t>
+        <w:t>(</w:t>
+      </w:r>
+      <w:proofErr w:type="gramEnd"/>
+      <w:r>
+        <w:t>).</w:t>
       </w:r>
     </w:p>
     <w:p>
@@ -24446,6 +24784,56 @@
     </w:p>
     <w:p>
       <w:pPr>
+        <w:pStyle w:val="Prrafodelista"/>
+        <w:numPr>
+          <w:ilvl w:val="0"/>
+          <w:numId w:val="29"/>
+        </w:numPr>
+        <w:rPr>
+          <w:rFonts w:ascii="Times New Roman" w:hAnsi="Times New Roman" w:cs="Times New Roman"/>
+        </w:rPr>
+      </w:pPr>
+      <w:r>
+        <w:rPr>
+          <w:rFonts w:ascii="Times New Roman" w:hAnsi="Times New Roman" w:cs="Times New Roman"/>
+          <w:b/>
+          <w:bCs/>
+        </w:rPr>
+        <w:t xml:space="preserve">Usuario 3 </w:t>
+      </w:r>
+      <w:r>
+        <w:rPr>
+          <w:rFonts w:ascii="Times New Roman" w:hAnsi="Times New Roman" w:cs="Times New Roman"/>
+        </w:rPr>
+        <w:t xml:space="preserve">=                    &gt;&gt; </w:t>
+      </w:r>
+      <w:hyperlink r:id="rId59" w:history="1">
+        <w:r>
+          <w:rPr>
+            <w:rStyle w:val="Hipervnculo"/>
+            <w:rFonts w:ascii="Times New Roman" w:hAnsi="Times New Roman" w:cs="Times New Roman"/>
+          </w:rPr>
+          <w:t>seba@fernandez.com</w:t>
+        </w:r>
+      </w:hyperlink>
+      <w:r>
+        <w:rPr>
+          <w:rFonts w:ascii="Times New Roman" w:hAnsi="Times New Roman" w:cs="Times New Roman"/>
+        </w:rPr>
+        <w:t xml:space="preserve"> contraseña: </w:t>
+      </w:r>
+      <w:proofErr w:type="spellStart"/>
+      <w:r>
+        <w:rPr>
+          <w:rFonts w:ascii="Times New Roman" w:hAnsi="Times New Roman" w:cs="Times New Roman"/>
+          <w:color w:val="0017C0"/>
+        </w:rPr>
+        <w:t>rojoave</w:t>
+      </w:r>
+      <w:proofErr w:type="spellEnd"/>
+    </w:p>
+    <w:p>
+      <w:pPr>
         <w:pStyle w:val="Ttulo2"/>
         <w:rPr>
           <w:rFonts w:ascii="Times New Roman" w:eastAsia="Times New Roman" w:hAnsi="Times New Roman" w:cs="Times New Roman"/>
@@ -24453,7 +24841,7 @@
           <w:szCs w:val="30"/>
         </w:rPr>
       </w:pPr>
-      <w:bookmarkStart w:id="91" w:name="_Toc231994162"/>
+      <w:bookmarkStart w:id="91" w:name="_Toc232013705"/>
       <w:r>
         <w:rPr>
           <w:rFonts w:ascii="Times New Roman" w:eastAsia="Times New Roman" w:hAnsi="Times New Roman" w:cs="Times New Roman"/>
@@ -24487,7 +24875,7 @@
                     </pic:cNvPicPr>
                   </pic:nvPicPr>
                   <pic:blipFill>
-                    <a:blip r:embed="rId59">
+                    <a:blip r:embed="rId60">
                       <a:extLst>
                         <a:ext uri="{28A0092B-C50C-407E-A947-70E740481C1C}">
                           <a14:useLocalDpi xmlns:a14="http://schemas.microsoft.com/office/drawing/2010/main" val="0"/>
@@ -24528,7 +24916,7 @@
           <w:szCs w:val="30"/>
         </w:rPr>
       </w:pPr>
-      <w:bookmarkStart w:id="92" w:name="_Toc231994163"/>
+      <w:bookmarkStart w:id="92" w:name="_Toc232013706"/>
       <w:r>
         <w:rPr>
           <w:rFonts w:ascii="Times New Roman" w:eastAsia="Times New Roman" w:hAnsi="Times New Roman" w:cs="Times New Roman"/>
@@ -24563,7 +24951,7 @@
                     </pic:cNvPicPr>
                   </pic:nvPicPr>
                   <pic:blipFill>
-                    <a:blip r:embed="rId60">
+                    <a:blip r:embed="rId61">
                       <a:extLst>
                         <a:ext uri="{28A0092B-C50C-407E-A947-70E740481C1C}">
                           <a14:useLocalDpi xmlns:a14="http://schemas.microsoft.com/office/drawing/2010/main" val="0"/>
@@ -24604,7 +24992,7 @@
           <w:szCs w:val="30"/>
         </w:rPr>
       </w:pPr>
-      <w:bookmarkStart w:id="93" w:name="_Toc231994164"/>
+      <w:bookmarkStart w:id="93" w:name="_Toc232013707"/>
       <w:r>
         <w:rPr>
           <w:rFonts w:ascii="Times New Roman" w:eastAsia="Times New Roman" w:hAnsi="Times New Roman" w:cs="Times New Roman"/>
@@ -24646,10 +25034,10 @@
           <w:noProof/>
         </w:rPr>
         <w:drawing>
-          <wp:inline distT="0" distB="0" distL="0" distR="0" wp14:anchorId="53771325" wp14:editId="499BABBC">
-            <wp:extent cx="6103620" cy="3337469"/>
+          <wp:inline distT="0" distB="0" distL="0" distR="0" wp14:anchorId="61A67B9E" wp14:editId="66E4C105">
+            <wp:extent cx="5400040" cy="2954655"/>
             <wp:effectExtent l="0" t="0" r="0" b="0"/>
-            <wp:docPr id="843789187" name="Imagen 1"/>
+            <wp:docPr id="132312166" name="Imagen 1"/>
             <wp:cNvGraphicFramePr>
               <a:graphicFrameLocks xmlns:a="http://schemas.openxmlformats.org/drawingml/2006/main" noChangeAspect="1"/>
             </wp:cNvGraphicFramePr>
@@ -24657,11 +25045,11 @@
               <a:graphicData uri="http://schemas.openxmlformats.org/drawingml/2006/picture">
                 <pic:pic xmlns:pic="http://schemas.openxmlformats.org/drawingml/2006/picture">
                   <pic:nvPicPr>
-                    <pic:cNvPr id="843789187" name=""/>
+                    <pic:cNvPr id="132312166" name=""/>
                     <pic:cNvPicPr/>
                   </pic:nvPicPr>
                   <pic:blipFill>
-                    <a:blip r:embed="rId61"/>
+                    <a:blip r:embed="rId62"/>
                     <a:stretch>
                       <a:fillRect/>
                     </a:stretch>
@@ -24669,7 +25057,7 @@
                   <pic:spPr>
                     <a:xfrm>
                       <a:off x="0" y="0"/>
-                      <a:ext cx="6107562" cy="3339624"/>
+                      <a:ext cx="5400040" cy="2954655"/>
                     </a:xfrm>
                     <a:prstGeom prst="rect">
                       <a:avLst/>
@@ -24689,7 +25077,7 @@
           <w:rFonts w:ascii="Times New Roman" w:eastAsia="Times New Roman" w:hAnsi="Times New Roman" w:cs="Times New Roman"/>
         </w:rPr>
       </w:pPr>
-      <w:bookmarkStart w:id="94" w:name="_Toc231994165"/>
+      <w:bookmarkStart w:id="94" w:name="_Toc232013708"/>
       <w:r>
         <w:rPr>
           <w:rFonts w:ascii="Times New Roman" w:eastAsia="Times New Roman" w:hAnsi="Times New Roman" w:cs="Times New Roman"/>
@@ -24707,7 +25095,7 @@
           <w:szCs w:val="30"/>
         </w:rPr>
       </w:pPr>
-      <w:bookmarkStart w:id="95" w:name="_Toc231994166"/>
+      <w:bookmarkStart w:id="95" w:name="_Toc232013709"/>
       <w:r>
         <w:rPr>
           <w:rFonts w:ascii="Times New Roman" w:eastAsia="Times New Roman" w:hAnsi="Times New Roman" w:cs="Times New Roman"/>
@@ -24795,7 +25183,7 @@
           <w:szCs w:val="30"/>
         </w:rPr>
       </w:pPr>
-      <w:bookmarkStart w:id="96" w:name="_Toc231994167"/>
+      <w:bookmarkStart w:id="96" w:name="_Toc232013710"/>
       <w:r>
         <w:rPr>
           <w:rFonts w:ascii="Times New Roman" w:eastAsia="Times New Roman" w:hAnsi="Times New Roman" w:cs="Times New Roman"/>
@@ -24830,7 +25218,7 @@
                     </pic:cNvPicPr>
                   </pic:nvPicPr>
                   <pic:blipFill>
-                    <a:blip r:embed="rId62">
+                    <a:blip r:embed="rId63">
                       <a:extLst>
                         <a:ext uri="{28A0092B-C50C-407E-A947-70E740481C1C}">
                           <a14:useLocalDpi xmlns:a14="http://schemas.microsoft.com/office/drawing/2010/main" val="0"/>
@@ -24871,7 +25259,7 @@
           <w:szCs w:val="30"/>
         </w:rPr>
       </w:pPr>
-      <w:bookmarkStart w:id="97" w:name="_Toc231994168"/>
+      <w:bookmarkStart w:id="97" w:name="_Toc232013711"/>
       <w:r>
         <w:rPr>
           <w:rFonts w:ascii="Times New Roman" w:eastAsia="Times New Roman" w:hAnsi="Times New Roman" w:cs="Times New Roman"/>
@@ -24905,7 +25293,7 @@
                     </pic:cNvPicPr>
                   </pic:nvPicPr>
                   <pic:blipFill>
-                    <a:blip r:embed="rId63">
+                    <a:blip r:embed="rId64">
                       <a:extLst>
                         <a:ext uri="{28A0092B-C50C-407E-A947-70E740481C1C}">
                           <a14:useLocalDpi xmlns:a14="http://schemas.microsoft.com/office/drawing/2010/main" val="0"/>
@@ -24946,7 +25334,7 @@
           <w:szCs w:val="30"/>
         </w:rPr>
       </w:pPr>
-      <w:bookmarkStart w:id="98" w:name="_Toc231994169"/>
+      <w:bookmarkStart w:id="98" w:name="_Toc232013712"/>
       <w:r>
         <w:rPr>
           <w:rFonts w:ascii="Times New Roman" w:eastAsia="Times New Roman" w:hAnsi="Times New Roman" w:cs="Times New Roman"/>
@@ -25011,7 +25399,7 @@
                     <pic:cNvPicPr/>
                   </pic:nvPicPr>
                   <pic:blipFill>
-                    <a:blip r:embed="rId64"/>
+                    <a:blip r:embed="rId65"/>
                     <a:stretch>
                       <a:fillRect/>
                     </a:stretch>
@@ -25039,7 +25427,7 @@
           <w:rFonts w:ascii="Times New Roman" w:eastAsia="Times New Roman" w:hAnsi="Times New Roman" w:cs="Times New Roman"/>
         </w:rPr>
       </w:pPr>
-      <w:bookmarkStart w:id="99" w:name="_Toc231994170"/>
+      <w:bookm